--- a/help/解书音形规则文本.docx
+++ b/help/解书音形规则文本.docx
@@ -886,6 +886,13 @@
           <w:szCs w:val="21"/>
         </w:rPr>
         <w:lastRenderedPageBreak/>
+        <w:t>外输时根据光标位置移动输入界面。</w:t>
+      </w:r>
+      <w:r>
+        <w:rPr>
+          <w:rFonts w:ascii="宋体" w:eastAsia="宋体" w:hAnsi="宋体" w:hint="eastAsia"/>
+          <w:szCs w:val="21"/>
+        </w:rPr>
         <w:t>为了避免快捷键冲突，可</w:t>
       </w:r>
       <w:r>
@@ -1574,6 +1581,13 @@
           <w:szCs w:val="21"/>
         </w:rPr>
         <w:t>生成AHK热键脚本</w:t>
+      </w:r>
+      <w:r>
+        <w:rPr>
+          <w:rFonts w:ascii="宋体" w:eastAsia="宋体" w:hAnsi="宋体" w:hint="eastAsia"/>
+          <w:szCs w:val="21"/>
+        </w:rPr>
+        <w:t>（暂时停用）</w:t>
       </w:r>
     </w:p>
     <w:p>
@@ -2185,6 +2199,20 @@
         <w:t>pyperclip</w:t>
       </w:r>
       <w:proofErr w:type="spellEnd"/>
+      <w:r>
+        <w:rPr>
+          <w:rFonts w:ascii="宋体" w:eastAsia="宋体" w:hAnsi="宋体" w:hint="eastAsia"/>
+          <w:szCs w:val="21"/>
+        </w:rPr>
+        <w:t>、pywin</w:t>
+      </w:r>
+      <w:r>
+        <w:rPr>
+          <w:rFonts w:ascii="宋体" w:eastAsia="宋体" w:hAnsi="宋体" w:hint="eastAsia"/>
+          <w:szCs w:val="21"/>
+        </w:rPr>
+        <w:t>32</w:t>
+      </w:r>
       <w:r>
         <w:rPr>
           <w:rFonts w:ascii="宋体" w:eastAsia="宋体" w:hAnsi="宋体"/>
@@ -7928,9 +7956,15 @@
         <w:rPr>
           <w:rFonts w:ascii="宋体" w:eastAsia="宋体" w:hAnsi="宋体" w:hint="eastAsia"/>
         </w:rPr>
-        <w:t>工古广弓光囗革戈瓜艮谷骨</w:t>
+        <w:t>工广弓光囗革戈瓜艮谷骨</w:t>
       </w:r>
       <w:proofErr w:type="gramEnd"/>
+      <w:r>
+        <w:rPr>
+          <w:rFonts w:ascii="宋体" w:eastAsia="宋体" w:hAnsi="宋体" w:hint="eastAsia"/>
+        </w:rPr>
+        <w:t xml:space="preserve">  </w:t>
+      </w:r>
       <w:r>
         <w:rPr>
           <w:rFonts w:ascii="宋体" w:eastAsia="宋体" w:hAnsi="宋体" w:hint="eastAsia"/>
@@ -8046,7 +8080,19 @@
         <w:rPr>
           <w:rFonts w:ascii="宋体" w:eastAsia="宋体" w:hAnsi="宋体" w:cs="华文新魏" w:hint="eastAsia"/>
         </w:rPr>
-        <w:t xml:space="preserve">       </w:t>
+        <w:t></w:t>
+      </w:r>
+      <w:r>
+        <w:rPr>
+          <w:rFonts w:ascii="宋体" w:eastAsia="宋体" w:hAnsi="宋体" w:cs="华文新魏" w:hint="eastAsia"/>
+        </w:rPr>
+        <w:t>尺</w:t>
+      </w:r>
+      <w:r>
+        <w:rPr>
+          <w:rFonts w:ascii="宋体" w:eastAsia="宋体" w:hAnsi="宋体" w:cs="华文新魏" w:hint="eastAsia"/>
+        </w:rPr>
+        <w:t xml:space="preserve">     </w:t>
       </w:r>
       <w:r>
         <w:rPr>
@@ -8104,16 +8150,10 @@
       </w:r>
       <w:r>
         <w:rPr>
-          <w:rFonts w:ascii="宋体" w:eastAsia="宋体" w:hAnsi="宋体" w:cs="宋体" w:hint="eastAsia"/>
+          <w:rFonts w:ascii="宋体" w:eastAsia="宋体" w:hAnsi="宋体" w:cs="宋体"/>
           <w:color w:val="000000" w:themeColor="text1"/>
         </w:rPr>
-        <w:t>㫐</w:t>
-      </w:r>
-      <w:r>
-        <w:rPr>
-          <w:rFonts w:ascii="宋体" w:eastAsia="宋体" w:hAnsi="宋体" w:cs="华文新魏" w:hint="eastAsia"/>
-        </w:rPr>
-        <w:t>祭</w:t>
+        <w:t>皀</w:t>
       </w:r>
     </w:p>
     <w:p>
@@ -8181,6 +8221,14 @@
         </w:rPr>
         <w:t>力龙老卤里</w:t>
       </w:r>
+      <w:proofErr w:type="gramStart"/>
+      <w:r>
+        <w:rPr>
+          <w:rFonts w:ascii="宋体" w:eastAsia="宋体" w:hAnsi="宋体" w:hint="eastAsia"/>
+        </w:rPr>
+        <w:t>卵</w:t>
+      </w:r>
+      <w:proofErr w:type="gramEnd"/>
     </w:p>
     <w:p>
       <w:pPr>
@@ -8430,7 +8478,21 @@
           <w:rFonts w:ascii="宋体" w:eastAsia="宋体" w:hAnsi="宋体" w:hint="eastAsia"/>
           <w:lang w:eastAsia="ja-JP"/>
         </w:rPr>
-        <w:t xml:space="preserve">欠青其             </w:t>
+        <w:t>欠青</w:t>
+      </w:r>
+      <w:r>
+        <w:rPr>
+          <w:rFonts w:ascii="宋体" w:eastAsia="宋体" w:hAnsi="宋体" w:hint="eastAsia"/>
+          <w:lang w:eastAsia="ja-JP"/>
+        </w:rPr>
+        <w:t xml:space="preserve">  </w:t>
+      </w:r>
+      <w:r>
+        <w:rPr>
+          <w:rFonts w:ascii="宋体" w:eastAsia="宋体" w:hAnsi="宋体" w:hint="eastAsia"/>
+          <w:lang w:eastAsia="ja-JP"/>
+        </w:rPr>
+        <w:t xml:space="preserve">             </w:t>
       </w:r>
       <w:r>
         <w:rPr>
@@ -8716,13 +8778,19 @@
         </w:rPr>
         <w:t>巛</w:t>
       </w:r>
+      <w:r>
+        <w:rPr>
+          <w:rFonts w:ascii="宋体" w:eastAsia="宋体" w:hAnsi="宋体" w:hint="eastAsia"/>
+        </w:rPr>
+        <w:t>血辛</w:t>
+      </w:r>
+      <w:r>
+        <w:rPr>
+          <w:rFonts w:ascii="宋体" w:eastAsia="宋体" w:hAnsi="宋体" w:hint="eastAsia"/>
+        </w:rPr>
+        <w:t>习</w:t>
+      </w:r>
       <w:proofErr w:type="gramEnd"/>
-      <w:r>
-        <w:rPr>
-          <w:rFonts w:ascii="宋体" w:eastAsia="宋体" w:hAnsi="宋体" w:hint="eastAsia"/>
-        </w:rPr>
-        <w:t>血辛</w:t>
-      </w:r>
     </w:p>
     <w:p>
       <w:pPr>
@@ -8785,14 +8853,12 @@
         </w:rPr>
         <w:t>音</w:t>
       </w:r>
-      <w:proofErr w:type="gramStart"/>
-      <w:r>
-        <w:rPr>
-          <w:rFonts w:ascii="宋体" w:eastAsia="宋体" w:hAnsi="宋体" w:hint="eastAsia"/>
-        </w:rPr>
-        <w:t>夗</w:t>
-      </w:r>
-      <w:proofErr w:type="gramEnd"/>
+      <w:r>
+        <w:rPr>
+          <w:rFonts w:ascii="宋体" w:eastAsia="宋体" w:hAnsi="宋体" w:hint="eastAsia"/>
+        </w:rPr>
+        <w:t xml:space="preserve">  </w:t>
+      </w:r>
       <w:r>
         <w:rPr>
           <w:rFonts w:ascii="宋体" w:eastAsia="宋体" w:hAnsi="宋体" w:hint="eastAsia"/>
@@ -8931,6 +8997,12 @@
         </w:rPr>
         <w:t>ghubqi</w:t>
       </w:r>
+      <w:r>
+        <w:rPr>
+          <w:rFonts w:ascii="宋体" w:eastAsia="宋体" w:hAnsi="宋体" w:hint="eastAsia"/>
+        </w:rPr>
+        <w:t>z</w:t>
+      </w:r>
       <w:proofErr w:type="spellEnd"/>
     </w:p>
     <w:p>
@@ -8950,14 +9022,38 @@
         <w:rPr>
           <w:rFonts w:ascii="宋体" w:eastAsia="宋体" w:hAnsi="宋体" w:hint="eastAsia"/>
         </w:rPr>
-        <w:t>sudvmoexwfbr</w:t>
+        <w:t>sdvmoexwf</w:t>
+      </w:r>
+      <w:r>
+        <w:rPr>
+          <w:rFonts w:ascii="宋体" w:eastAsia="宋体" w:hAnsi="宋体" w:hint="eastAsia"/>
+        </w:rPr>
+        <w:t>u</w:t>
+      </w:r>
+      <w:r>
+        <w:rPr>
+          <w:rFonts w:ascii="宋体" w:eastAsia="宋体" w:hAnsi="宋体" w:hint="eastAsia"/>
+        </w:rPr>
+        <w:t>r</w:t>
       </w:r>
       <w:proofErr w:type="spellEnd"/>
       <w:r>
         <w:rPr>
           <w:rFonts w:ascii="宋体" w:eastAsia="宋体" w:hAnsi="宋体" w:hint="eastAsia"/>
         </w:rPr>
-        <w:t xml:space="preserve">             h: </w:t>
+        <w:t xml:space="preserve">  </w:t>
+      </w:r>
+      <w:r>
+        <w:rPr>
+          <w:rFonts w:ascii="宋体" w:eastAsia="宋体" w:hAnsi="宋体" w:hint="eastAsia"/>
+        </w:rPr>
+        <w:t xml:space="preserve"> </w:t>
+      </w:r>
+      <w:r>
+        <w:rPr>
+          <w:rFonts w:ascii="宋体" w:eastAsia="宋体" w:hAnsi="宋体" w:hint="eastAsia"/>
+        </w:rPr>
+        <w:t xml:space="preserve">           h: </w:t>
       </w:r>
       <w:proofErr w:type="spellStart"/>
       <w:r>
@@ -8987,19 +9083,25 @@
         </w:rPr>
         <w:t>seuxohftp</w:t>
       </w:r>
+      <w:r>
+        <w:rPr>
+          <w:rFonts w:ascii="宋体" w:eastAsia="宋体" w:hAnsi="宋体" w:hint="eastAsia"/>
+        </w:rPr>
+        <w:t>i</w:t>
+      </w:r>
       <w:proofErr w:type="spellEnd"/>
       <w:r>
         <w:rPr>
           <w:rFonts w:ascii="宋体" w:eastAsia="宋体" w:hAnsi="宋体" w:hint="eastAsia"/>
         </w:rPr>
-        <w:t xml:space="preserve">                j: </w:t>
+        <w:t xml:space="preserve">               j: </w:t>
       </w:r>
       <w:proofErr w:type="spellStart"/>
       <w:r>
         <w:rPr>
           <w:rFonts w:ascii="宋体" w:eastAsia="宋体" w:hAnsi="宋体" w:hint="eastAsia"/>
         </w:rPr>
-        <w:t>rnztifswmpdx</w:t>
+        <w:t>rnztifswmpd</w:t>
       </w:r>
       <w:proofErr w:type="spellEnd"/>
     </w:p>
@@ -9035,6 +9137,12 @@
           <w:rFonts w:ascii="宋体" w:eastAsia="宋体" w:hAnsi="宋体" w:hint="eastAsia"/>
         </w:rPr>
         <w:t>bypiskut</w:t>
+      </w:r>
+      <w:r>
+        <w:rPr>
+          <w:rFonts w:ascii="宋体" w:eastAsia="宋体" w:hAnsi="宋体" w:hint="eastAsia"/>
+        </w:rPr>
+        <w:t>r</w:t>
       </w:r>
       <w:proofErr w:type="spellEnd"/>
     </w:p>
@@ -9127,15 +9235,33 @@
         <w:rPr>
           <w:rFonts w:ascii="宋体" w:eastAsia="宋体" w:hAnsi="宋体" w:hint="eastAsia"/>
         </w:rPr>
-        <w:t>irvm;b</w:t>
+        <w:t>irvm</w:t>
       </w:r>
       <w:proofErr w:type="spellEnd"/>
+      <w:r>
+        <w:rPr>
+          <w:rFonts w:ascii="宋体" w:eastAsia="宋体" w:hAnsi="宋体" w:hint="eastAsia"/>
+        </w:rPr>
+        <w:t>;</w:t>
+      </w:r>
+      <w:r>
+        <w:rPr>
+          <w:rFonts w:ascii="宋体" w:eastAsia="宋体" w:hAnsi="宋体" w:hint="eastAsia"/>
+        </w:rPr>
+        <w:t xml:space="preserve"> </w:t>
+      </w:r>
+      <w:r>
+        <w:rPr>
+          <w:rFonts w:ascii="宋体" w:eastAsia="宋体" w:hAnsi="宋体" w:hint="eastAsia"/>
+        </w:rPr>
+        <w:t xml:space="preserve">  </w:t>
+      </w:r>
       <w:proofErr w:type="gramEnd"/>
       <w:r>
         <w:rPr>
           <w:rFonts w:ascii="宋体" w:eastAsia="宋体" w:hAnsi="宋体" w:hint="eastAsia"/>
         </w:rPr>
-        <w:t xml:space="preserve">                   r: </w:t>
+        <w:t xml:space="preserve">                 r: </w:t>
       </w:r>
       <w:proofErr w:type="spellStart"/>
       <w:r>
@@ -9249,6 +9375,12 @@
         </w:rPr>
         <w:t>tdnicpms</w:t>
       </w:r>
+      <w:r>
+        <w:rPr>
+          <w:rFonts w:ascii="宋体" w:eastAsia="宋体" w:hAnsi="宋体" w:hint="eastAsia"/>
+        </w:rPr>
+        <w:t>b</w:t>
+      </w:r>
       <w:proofErr w:type="spellEnd"/>
     </w:p>
     <w:p>
@@ -9268,9 +9400,15 @@
         <w:rPr>
           <w:rFonts w:ascii="宋体" w:eastAsia="宋体" w:hAnsi="宋体" w:hint="eastAsia"/>
         </w:rPr>
-        <w:t>jbtuihlexknr</w:t>
+        <w:t>jbtuihlexkn</w:t>
       </w:r>
       <w:proofErr w:type="spellEnd"/>
+      <w:r>
+        <w:rPr>
+          <w:rFonts w:ascii="宋体" w:eastAsia="宋体" w:hAnsi="宋体" w:hint="eastAsia"/>
+        </w:rPr>
+        <w:t xml:space="preserve"> </w:t>
+      </w:r>
       <w:r>
         <w:rPr>
           <w:rFonts w:ascii="宋体" w:eastAsia="宋体" w:hAnsi="宋体" w:hint="eastAsia"/>
@@ -9487,7 +9625,33 @@
         <w:rPr>
           <w:rFonts w:ascii="宋体" w:eastAsia="宋体" w:hAnsi="宋体" w:hint="eastAsia"/>
         </w:rPr>
-        <w:t>，襾→西，龶→青，耂→老，祭（上）→祭……</w:t>
+        <w:t>，襾→西，龶→青，耂→老</w:t>
+      </w:r>
+      <w:r>
+        <w:rPr>
+          <w:rFonts w:ascii="宋体" w:eastAsia="宋体" w:hAnsi="宋体" w:hint="eastAsia"/>
+        </w:rPr>
+        <w:t>，</w:t>
+      </w:r>
+      <w:proofErr w:type="gramStart"/>
+      <w:r>
+        <w:rPr>
+          <w:rFonts w:ascii="宋体" w:eastAsia="宋体" w:hAnsi="宋体" w:hint="eastAsia"/>
+        </w:rPr>
+        <w:t>灬</w:t>
+      </w:r>
+      <w:proofErr w:type="gramEnd"/>
+      <w:r>
+        <w:rPr>
+          <w:rFonts w:ascii="宋体" w:eastAsia="宋体" w:hAnsi="宋体" w:hint="eastAsia"/>
+        </w:rPr>
+        <w:t>→火</w:t>
+      </w:r>
+      <w:r>
+        <w:rPr>
+          <w:rFonts w:ascii="宋体" w:eastAsia="宋体" w:hAnsi="宋体" w:hint="eastAsia"/>
+        </w:rPr>
+        <w:t>……</w:t>
       </w:r>
     </w:p>
     <w:p>
@@ -9664,33 +9828,7 @@
         <w:rPr>
           <w:rFonts w:ascii="宋体" w:eastAsia="宋体" w:hAnsi="宋体" w:hint="eastAsia"/>
         </w:rPr>
-        <w:t>，鬥→门，习→</w:t>
-      </w:r>
-      <w:proofErr w:type="gramStart"/>
-      <w:r>
-        <w:rPr>
-          <w:rFonts w:ascii="宋体" w:eastAsia="宋体" w:hAnsi="宋体" w:hint="eastAsia"/>
-        </w:rPr>
-        <w:t>冫</w:t>
-      </w:r>
-      <w:proofErr w:type="gramEnd"/>
-      <w:r>
-        <w:rPr>
-          <w:rFonts w:ascii="宋体" w:eastAsia="宋体" w:hAnsi="宋体" w:hint="eastAsia"/>
-        </w:rPr>
-        <w:t>，卵→㔾</w:t>
-      </w:r>
-      <w:r>
-        <w:rPr>
-          <w:rFonts w:ascii="宋体" w:eastAsia="宋体" w:hAnsi="宋体" w:hint="eastAsia"/>
-        </w:rPr>
-        <w:t>，尺→尸</w:t>
-      </w:r>
-      <w:r>
-        <w:rPr>
-          <w:rFonts w:ascii="宋体" w:eastAsia="宋体" w:hAnsi="宋体" w:hint="eastAsia"/>
-        </w:rPr>
-        <w:t>……</w:t>
+        <w:t>，鬥→门……</w:t>
       </w:r>
     </w:p>
     <w:p>
@@ -10849,7 +10987,19 @@
         <w:rPr>
           <w:rFonts w:ascii="宋体" w:eastAsia="宋体" w:hAnsi="宋体" w:hint="eastAsia"/>
         </w:rPr>
-        <w:t>皇w 数l 责q 束k 冰u 见m 贝m 乔k 买w 尽m 临</w:t>
+        <w:t xml:space="preserve">皇w 数l 责q 束k 冰u 见m 贝m 乔k 买w </w:t>
+      </w:r>
+      <w:r>
+        <w:rPr>
+          <w:rFonts w:ascii="宋体" w:eastAsia="宋体" w:hAnsi="宋体" w:hint="eastAsia"/>
+        </w:rPr>
+        <w:t>学x</w:t>
+      </w:r>
+      <w:r>
+        <w:rPr>
+          <w:rFonts w:ascii="宋体" w:eastAsia="宋体" w:hAnsi="宋体" w:hint="eastAsia"/>
+        </w:rPr>
+        <w:t xml:space="preserve"> 临</w:t>
       </w:r>
       <w:proofErr w:type="spellStart"/>
       <w:r>
@@ -19770,7 +19920,7 @@
               <w:rPr>
                 <w:rFonts w:ascii="宋体" w:eastAsia="宋体" w:hAnsi="宋体"/>
               </w:rPr>
-              <w:t>lr</w:t>
+              <w:t>mz</w:t>
             </w:r>
             <w:proofErr w:type="spellEnd"/>
           </w:p>
@@ -19794,9 +19944,9 @@
             </w:pPr>
             <w:r>
               <w:rPr>
-                <w:rFonts w:ascii="宋体" w:eastAsia="宋体" w:hAnsi="宋体"/>
-              </w:rPr>
-              <w:t>卵</w:t>
+                <w:rFonts w:ascii="SimSun-ExtB" w:eastAsia="SimSun-ExtB" w:hAnsi="SimSun-ExtB" w:cs="SimSun-ExtB" w:hint="eastAsia"/>
+              </w:rPr>
+              <w:t>𠃜</w:t>
             </w:r>
           </w:p>
         </w:tc>
@@ -21089,14 +21239,6 @@
                 <w:rFonts w:ascii="宋体" w:eastAsia="宋体" w:hAnsi="宋体" w:hint="eastAsia"/>
               </w:rPr>
             </w:pPr>
-            <w:proofErr w:type="spellStart"/>
-            <w:r>
-              <w:rPr>
-                <w:rFonts w:ascii="宋体" w:eastAsia="宋体" w:hAnsi="宋体"/>
-              </w:rPr>
-              <w:t>mz</w:t>
-            </w:r>
-            <w:proofErr w:type="spellEnd"/>
           </w:p>
         </w:tc>
         <w:tc>
@@ -21116,12 +21258,6 @@
                 <w:rFonts w:ascii="宋体" w:eastAsia="宋体" w:hAnsi="宋体" w:hint="eastAsia"/>
               </w:rPr>
             </w:pPr>
-            <w:r>
-              <w:rPr>
-                <w:rFonts w:ascii="SimSun-ExtB" w:eastAsia="SimSun-ExtB" w:hAnsi="SimSun-ExtB" w:cs="SimSun-ExtB" w:hint="eastAsia"/>
-              </w:rPr>
-              <w:t>𠃜</w:t>
-            </w:r>
           </w:p>
         </w:tc>
       </w:tr>
@@ -24633,6 +24769,96 @@
           </w:p>
         </w:tc>
       </w:tr>
+      <w:tr>
+        <w:tc>
+          <w:tcPr>
+            <w:tcW w:w="0" w:type="auto"/>
+            <w:tcMar>
+              <w:top w:w="150" w:type="dxa"/>
+              <w:left w:w="0" w:type="dxa"/>
+              <w:bottom w:w="150" w:type="dxa"/>
+              <w:right w:w="240" w:type="dxa"/>
+            </w:tcMar>
+            <w:vAlign w:val="center"/>
+          </w:tcPr>
+          <w:p>
+            <w:pPr>
+              <w:rPr>
+                <w:rFonts w:ascii="宋体" w:eastAsia="宋体" w:hAnsi="宋体" w:hint="eastAsia"/>
+                <w:szCs w:val="21"/>
+              </w:rPr>
+            </w:pPr>
+            <w:r>
+              <w:rPr>
+                <w:rFonts w:ascii="宋体" w:eastAsia="宋体" w:hAnsi="宋体" w:hint="eastAsia"/>
+                <w:szCs w:val="21"/>
+              </w:rPr>
+              <w:t>g</w:t>
+            </w:r>
+          </w:p>
+        </w:tc>
+        <w:tc>
+          <w:tcPr>
+            <w:tcW w:w="0" w:type="auto"/>
+            <w:tcMar>
+              <w:top w:w="150" w:type="dxa"/>
+              <w:left w:w="240" w:type="dxa"/>
+              <w:bottom w:w="150" w:type="dxa"/>
+              <w:right w:w="240" w:type="dxa"/>
+            </w:tcMar>
+            <w:vAlign w:val="center"/>
+          </w:tcPr>
+          <w:p>
+            <w:pPr>
+              <w:rPr>
+                <w:rFonts w:ascii="宋体" w:eastAsia="宋体" w:hAnsi="宋体" w:hint="eastAsia"/>
+                <w:szCs w:val="21"/>
+              </w:rPr>
+            </w:pPr>
+            <w:r>
+              <w:rPr>
+                <w:rFonts w:ascii="宋体" w:eastAsia="宋体" w:hAnsi="宋体" w:hint="eastAsia"/>
+                <w:szCs w:val="21"/>
+              </w:rPr>
+              <w:t>希腊字母</w:t>
+            </w:r>
+          </w:p>
+        </w:tc>
+        <w:tc>
+          <w:tcPr>
+            <w:tcW w:w="0" w:type="auto"/>
+            <w:tcMar>
+              <w:top w:w="150" w:type="dxa"/>
+              <w:left w:w="240" w:type="dxa"/>
+              <w:bottom w:w="150" w:type="dxa"/>
+              <w:right w:w="0" w:type="dxa"/>
+            </w:tcMar>
+            <w:vAlign w:val="center"/>
+          </w:tcPr>
+          <w:p>
+            <w:pPr>
+              <w:rPr>
+                <w:rFonts w:ascii="宋体" w:eastAsia="宋体" w:hAnsi="宋体" w:hint="eastAsia"/>
+                <w:szCs w:val="21"/>
+              </w:rPr>
+            </w:pPr>
+            <w:r>
+              <w:rPr>
+                <w:rFonts w:ascii="宋体" w:eastAsia="宋体" w:hAnsi="宋体" w:hint="eastAsia"/>
+                <w:szCs w:val="21"/>
+              </w:rPr>
+              <w:t>gal→</w:t>
+            </w:r>
+            <w:r>
+              <w:rPr>
+                <w:rFonts w:ascii="宋体" w:eastAsia="宋体" w:hAnsi="宋体" w:hint="eastAsia"/>
+                <w:szCs w:val="21"/>
+              </w:rPr>
+              <w:t>α</w:t>
+            </w:r>
+          </w:p>
+        </w:tc>
+      </w:tr>
     </w:tbl>
     <w:p>
       <w:pPr>
@@ -25350,6 +25576,7 @@
           <w:sz w:val="52"/>
           <w:szCs w:val="52"/>
         </w:rPr>
+        <w:lastRenderedPageBreak/>
         <w:t>码表挂接</w:t>
       </w:r>
     </w:p>
@@ -25365,7 +25592,6 @@
           <w:rFonts w:ascii="宋体" w:eastAsia="宋体" w:hAnsi="宋体" w:hint="eastAsia"/>
           <w:szCs w:val="21"/>
         </w:rPr>
-        <w:lastRenderedPageBreak/>
         <w:t xml:space="preserve">    使用</w:t>
       </w:r>
       <w:proofErr w:type="gramStart"/>

--- a/help/解书音形规则文本.docx
+++ b/help/解书音形规则文本.docx
@@ -24859,6 +24859,98 @@
           </w:p>
         </w:tc>
       </w:tr>
+      <w:tr>
+        <w:tc>
+          <w:tcPr>
+            <w:tcW w:w="0" w:type="auto"/>
+            <w:tcMar>
+              <w:top w:w="150" w:type="dxa"/>
+              <w:left w:w="0" w:type="dxa"/>
+              <w:bottom w:w="150" w:type="dxa"/>
+              <w:right w:w="240" w:type="dxa"/>
+            </w:tcMar>
+            <w:vAlign w:val="center"/>
+          </w:tcPr>
+          <w:p>
+            <w:pPr>
+              <w:rPr>
+                <w:rFonts w:ascii="宋体" w:eastAsia="宋体" w:hAnsi="宋体" w:hint="eastAsia"/>
+                <w:szCs w:val="21"/>
+              </w:rPr>
+            </w:pPr>
+            <w:r>
+              <w:rPr>
+                <w:rFonts w:ascii="宋体" w:eastAsia="宋体" w:hAnsi="宋体" w:hint="eastAsia"/>
+                <w:szCs w:val="21"/>
+              </w:rPr>
+              <w:t>u</w:t>
+            </w:r>
+          </w:p>
+        </w:tc>
+        <w:tc>
+          <w:tcPr>
+            <w:tcW w:w="0" w:type="auto"/>
+            <w:tcMar>
+              <w:top w:w="150" w:type="dxa"/>
+              <w:left w:w="240" w:type="dxa"/>
+              <w:bottom w:w="150" w:type="dxa"/>
+              <w:right w:w="240" w:type="dxa"/>
+            </w:tcMar>
+            <w:vAlign w:val="center"/>
+          </w:tcPr>
+          <w:p>
+            <w:pPr>
+              <w:rPr>
+                <w:rFonts w:ascii="宋体" w:eastAsia="宋体" w:hAnsi="宋体" w:hint="eastAsia"/>
+                <w:szCs w:val="21"/>
+              </w:rPr>
+            </w:pPr>
+            <w:r>
+              <w:rPr>
+                <w:rFonts w:ascii="宋体" w:eastAsia="宋体" w:hAnsi="宋体" w:hint="eastAsia"/>
+                <w:szCs w:val="21"/>
+              </w:rPr>
+              <w:t>数学符号</w:t>
+            </w:r>
+          </w:p>
+        </w:tc>
+        <w:tc>
+          <w:tcPr>
+            <w:tcW w:w="0" w:type="auto"/>
+            <w:tcMar>
+              <w:top w:w="150" w:type="dxa"/>
+              <w:left w:w="240" w:type="dxa"/>
+              <w:bottom w:w="150" w:type="dxa"/>
+              <w:right w:w="0" w:type="dxa"/>
+            </w:tcMar>
+            <w:vAlign w:val="center"/>
+          </w:tcPr>
+          <w:p>
+            <w:pPr>
+              <w:rPr>
+                <w:rFonts w:ascii="宋体" w:eastAsia="宋体" w:hAnsi="宋体" w:hint="eastAsia"/>
+                <w:szCs w:val="21"/>
+              </w:rPr>
+            </w:pPr>
+            <w:proofErr w:type="spellStart"/>
+            <w:r>
+              <w:rPr>
+                <w:rFonts w:ascii="宋体" w:eastAsia="宋体" w:hAnsi="宋体" w:hint="eastAsia"/>
+                <w:szCs w:val="21"/>
+              </w:rPr>
+              <w:t>uqh</w:t>
+            </w:r>
+            <w:proofErr w:type="spellEnd"/>
+            <w:r>
+              <w:rPr>
+                <w:rFonts w:ascii="宋体" w:eastAsia="宋体" w:hAnsi="宋体" w:hint="eastAsia"/>
+                <w:szCs w:val="21"/>
+              </w:rPr>
+              <w:t>→∑</w:t>
+            </w:r>
+          </w:p>
+        </w:tc>
+      </w:tr>
     </w:tbl>
     <w:p>
       <w:pPr>
@@ -25909,6 +26001,64 @@
     </w:sectPr>
   </w:body>
 </w:document>
+</file>
+
+<file path=word/endnotes.xml><?xml version="1.0" encoding="utf-8"?>
+<w:endnotes xmlns:wpc="http://schemas.microsoft.com/office/word/2010/wordprocessingCanvas" xmlns:cx="http://schemas.microsoft.com/office/drawing/2014/chartex" xmlns:cx1="http://schemas.microsoft.com/office/drawing/2015/9/8/chartex" xmlns:cx2="http://schemas.microsoft.com/office/drawing/2015/10/21/chartex" xmlns:cx3="http://schemas.microsoft.com/office/drawing/2016/5/9/chartex" xmlns:cx4="http://schemas.microsoft.com/office/drawing/2016/5/10/chartex" xmlns:cx5="http://schemas.microsoft.com/office/drawing/2016/5/11/chartex" xmlns:cx6="http://schemas.microsoft.com/office/drawing/2016/5/12/chartex" xmlns:cx7="http://schemas.microsoft.com/office/drawing/2016/5/13/chartex" xmlns:cx8="http://schemas.microsoft.com/office/drawing/2016/5/14/chartex" xmlns:mc="http://schemas.openxmlformats.org/markup-compatibility/2006" xmlns:aink="http://schemas.microsoft.com/office/drawing/2016/ink" xmlns:am3d="http://schemas.microsoft.com/office/drawing/2017/model3d" xmlns:o="urn:schemas-microsoft-com:office:office" xmlns:oel="http://schemas.microsoft.com/office/2019/extlst" xmlns:r="http://schemas.openxmlformats.org/officeDocument/2006/relationships" xmlns:m="http://schemas.openxmlformats.org/officeDocument/2006/math" xmlns:v="urn:schemas-microsoft-com:vml" xmlns:wp14="http://schemas.microsoft.com/office/word/2010/wordprocessingDrawing" xmlns:wp="http://schemas.openxmlformats.org/drawingml/2006/wordprocessingDrawing" xmlns:w10="urn:schemas-microsoft-com:office:word" xmlns:w="http://schemas.openxmlformats.org/wordprocessingml/2006/main" xmlns:w14="http://schemas.microsoft.com/office/word/2010/wordml" xmlns:w15="http://schemas.microsoft.com/office/word/2012/wordml" xmlns:w16cex="http://schemas.microsoft.com/office/word/2018/wordml/cex" xmlns:w16cid="http://schemas.microsoft.com/office/word/2016/wordml/cid" xmlns:w16="http://schemas.microsoft.com/office/word/2018/wordml" xmlns:w16du="http://schemas.microsoft.com/office/word/2023/wordml/word16du" xmlns:w16sdtdh="http://schemas.microsoft.com/office/word/2020/wordml/sdtdatahash" xmlns:w16sdtfl="http://schemas.microsoft.com/office/word/2024/wordml/sdtformatlock" xmlns:w16se="http://schemas.microsoft.com/office/word/2015/wordml/symex" xmlns:wpg="http://schemas.microsoft.com/office/word/2010/wordprocessingGroup" xmlns:wpi="http://schemas.microsoft.com/office/word/2010/wordprocessingInk" xmlns:wne="http://schemas.microsoft.com/office/word/2006/wordml" xmlns:wps="http://schemas.microsoft.com/office/word/2010/wordprocessingShape" mc:Ignorable="w14 w15 w16se w16cid w16 w16cex w16sdtdh w16sdtfl w16du wp14">
+  <w:endnote w:type="separator" w:id="-1">
+    <w:p>
+      <w:pPr>
+        <w:rPr>
+          <w:rFonts w:hint="eastAsia"/>
+        </w:rPr>
+      </w:pPr>
+      <w:r>
+        <w:separator/>
+      </w:r>
+    </w:p>
+  </w:endnote>
+  <w:endnote w:type="continuationSeparator" w:id="0">
+    <w:p>
+      <w:pPr>
+        <w:rPr>
+          <w:rFonts w:hint="eastAsia"/>
+        </w:rPr>
+      </w:pPr>
+      <w:r>
+        <w:continuationSeparator/>
+      </w:r>
+    </w:p>
+  </w:endnote>
+</w:endnotes>
+</file>
+
+<file path=word/footnotes.xml><?xml version="1.0" encoding="utf-8"?>
+<w:footnotes xmlns:wpc="http://schemas.microsoft.com/office/word/2010/wordprocessingCanvas" xmlns:cx="http://schemas.microsoft.com/office/drawing/2014/chartex" xmlns:cx1="http://schemas.microsoft.com/office/drawing/2015/9/8/chartex" xmlns:cx2="http://schemas.microsoft.com/office/drawing/2015/10/21/chartex" xmlns:cx3="http://schemas.microsoft.com/office/drawing/2016/5/9/chartex" xmlns:cx4="http://schemas.microsoft.com/office/drawing/2016/5/10/chartex" xmlns:cx5="http://schemas.microsoft.com/office/drawing/2016/5/11/chartex" xmlns:cx6="http://schemas.microsoft.com/office/drawing/2016/5/12/chartex" xmlns:cx7="http://schemas.microsoft.com/office/drawing/2016/5/13/chartex" xmlns:cx8="http://schemas.microsoft.com/office/drawing/2016/5/14/chartex" xmlns:mc="http://schemas.openxmlformats.org/markup-compatibility/2006" xmlns:aink="http://schemas.microsoft.com/office/drawing/2016/ink" xmlns:am3d="http://schemas.microsoft.com/office/drawing/2017/model3d" xmlns:o="urn:schemas-microsoft-com:office:office" xmlns:oel="http://schemas.microsoft.com/office/2019/extlst" xmlns:r="http://schemas.openxmlformats.org/officeDocument/2006/relationships" xmlns:m="http://schemas.openxmlformats.org/officeDocument/2006/math" xmlns:v="urn:schemas-microsoft-com:vml" xmlns:wp14="http://schemas.microsoft.com/office/word/2010/wordprocessingDrawing" xmlns:wp="http://schemas.openxmlformats.org/drawingml/2006/wordprocessingDrawing" xmlns:w10="urn:schemas-microsoft-com:office:word" xmlns:w="http://schemas.openxmlformats.org/wordprocessingml/2006/main" xmlns:w14="http://schemas.microsoft.com/office/word/2010/wordml" xmlns:w15="http://schemas.microsoft.com/office/word/2012/wordml" xmlns:w16cex="http://schemas.microsoft.com/office/word/2018/wordml/cex" xmlns:w16cid="http://schemas.microsoft.com/office/word/2016/wordml/cid" xmlns:w16="http://schemas.microsoft.com/office/word/2018/wordml" xmlns:w16du="http://schemas.microsoft.com/office/word/2023/wordml/word16du" xmlns:w16sdtdh="http://schemas.microsoft.com/office/word/2020/wordml/sdtdatahash" xmlns:w16sdtfl="http://schemas.microsoft.com/office/word/2024/wordml/sdtformatlock" xmlns:w16se="http://schemas.microsoft.com/office/word/2015/wordml/symex" xmlns:wpg="http://schemas.microsoft.com/office/word/2010/wordprocessingGroup" xmlns:wpi="http://schemas.microsoft.com/office/word/2010/wordprocessingInk" xmlns:wne="http://schemas.microsoft.com/office/word/2006/wordml" xmlns:wps="http://schemas.microsoft.com/office/word/2010/wordprocessingShape" mc:Ignorable="w14 w15 w16se w16cid w16 w16cex w16sdtdh w16sdtfl w16du wp14">
+  <w:footnote w:type="separator" w:id="-1">
+    <w:p>
+      <w:pPr>
+        <w:rPr>
+          <w:rFonts w:hint="eastAsia"/>
+        </w:rPr>
+      </w:pPr>
+      <w:r>
+        <w:separator/>
+      </w:r>
+    </w:p>
+  </w:footnote>
+  <w:footnote w:type="continuationSeparator" w:id="0">
+    <w:p>
+      <w:pPr>
+        <w:rPr>
+          <w:rFonts w:hint="eastAsia"/>
+        </w:rPr>
+      </w:pPr>
+      <w:r>
+        <w:continuationSeparator/>
+      </w:r>
+    </w:p>
+  </w:footnote>
+</w:footnotes>
 </file>
 
 <file path=word/numbering.xml><?xml version="1.0" encoding="utf-8"?>

--- a/help/解书音形规则文本.docx
+++ b/help/解书音形规则文本.docx
@@ -47,6 +47,72 @@
           <w:szCs w:val="21"/>
         </w:rPr>
       </w:pPr>
+      <w:r>
+        <w:rPr>
+          <w:rFonts w:ascii="宋体" w:eastAsia="宋体" w:hAnsi="宋体" w:hint="eastAsia"/>
+          <w:b/>
+          <w:bCs/>
+          <w:noProof/>
+          <w:sz w:val="28"/>
+          <w:szCs w:val="28"/>
+          <w14:ligatures w14:val="none"/>
+        </w:rPr>
+        <w:drawing>
+          <wp:anchor distT="0" distB="0" distL="114300" distR="114300" simplePos="0" relativeHeight="251658240" behindDoc="0" locked="0" layoutInCell="1" allowOverlap="1" wp14:anchorId="10B92165" wp14:editId="63C2DB9F">
+            <wp:simplePos x="0" y="0"/>
+            <wp:positionH relativeFrom="column">
+              <wp:posOffset>3424555</wp:posOffset>
+            </wp:positionH>
+            <wp:positionV relativeFrom="paragraph">
+              <wp:posOffset>82550</wp:posOffset>
+            </wp:positionV>
+            <wp:extent cx="2874010" cy="1315085"/>
+            <wp:effectExtent l="0" t="0" r="2540" b="0"/>
+            <wp:wrapSquare wrapText="bothSides"/>
+            <wp:docPr id="44275667" name="图片 1"/>
+            <wp:cNvGraphicFramePr>
+              <a:graphicFrameLocks xmlns:a="http://schemas.openxmlformats.org/drawingml/2006/main" noChangeAspect="1"/>
+            </wp:cNvGraphicFramePr>
+            <a:graphic xmlns:a="http://schemas.openxmlformats.org/drawingml/2006/main">
+              <a:graphicData uri="http://schemas.openxmlformats.org/drawingml/2006/picture">
+                <pic:pic xmlns:pic="http://schemas.openxmlformats.org/drawingml/2006/picture">
+                  <pic:nvPicPr>
+                    <pic:cNvPr id="44275667" name="图片 44275667"/>
+                    <pic:cNvPicPr/>
+                  </pic:nvPicPr>
+                  <pic:blipFill>
+                    <a:blip r:embed="rId8">
+                      <a:extLst>
+                        <a:ext uri="{28A0092B-C50C-407E-A947-70E740481C1C}">
+                          <a14:useLocalDpi xmlns:a14="http://schemas.microsoft.com/office/drawing/2010/main" val="0"/>
+                        </a:ext>
+                      </a:extLst>
+                    </a:blip>
+                    <a:stretch>
+                      <a:fillRect/>
+                    </a:stretch>
+                  </pic:blipFill>
+                  <pic:spPr>
+                    <a:xfrm>
+                      <a:off x="0" y="0"/>
+                      <a:ext cx="2874010" cy="1315085"/>
+                    </a:xfrm>
+                    <a:prstGeom prst="rect">
+                      <a:avLst/>
+                    </a:prstGeom>
+                  </pic:spPr>
+                </pic:pic>
+              </a:graphicData>
+            </a:graphic>
+            <wp14:sizeRelH relativeFrom="page">
+              <wp14:pctWidth>0</wp14:pctWidth>
+            </wp14:sizeRelH>
+            <wp14:sizeRelV relativeFrom="page">
+              <wp14:pctHeight>0</wp14:pctHeight>
+            </wp14:sizeRelV>
+          </wp:anchor>
+        </w:drawing>
+      </w:r>
       <w:r>
         <w:rPr>
           <w:rFonts w:ascii="宋体" w:eastAsia="宋体" w:hAnsi="宋体"/>
@@ -4815,7 +4881,7 @@
     <w:p>
       <w:pPr>
         <w:rPr>
-          <w:rFonts w:ascii="宋体" w:eastAsia="宋体" w:hAnsi="宋体" w:hint="eastAsia"/>
+          <w:rFonts w:ascii="宋体" w:eastAsia="宋体" w:hAnsi="宋体"/>
         </w:rPr>
       </w:pPr>
       <w:r>
@@ -5103,6 +5169,100 @@
           <w:rFonts w:ascii="宋体" w:eastAsia="宋体" w:hAnsi="宋体" w:hint="eastAsia"/>
         </w:rPr>
         <w:t>→；</w:t>
+      </w:r>
+    </w:p>
+    <w:p>
+      <w:pPr>
+        <w:rPr>
+          <w:rFonts w:ascii="宋体" w:eastAsia="宋体" w:hAnsi="宋体"/>
+          <w:i/>
+          <w:iCs/>
+        </w:rPr>
+      </w:pPr>
+      <w:r>
+        <w:rPr>
+          <w:rFonts w:ascii="宋体" w:eastAsia="宋体" w:hAnsi="宋体" w:hint="eastAsia"/>
+          <w:i/>
+          <w:iCs/>
+        </w:rPr>
+        <w:t>以下</w:t>
+      </w:r>
+      <w:proofErr w:type="gramStart"/>
+      <w:r>
+        <w:rPr>
+          <w:rFonts w:ascii="宋体" w:eastAsia="宋体" w:hAnsi="宋体" w:hint="eastAsia"/>
+          <w:i/>
+          <w:iCs/>
+        </w:rPr>
+        <w:t>是搜狗双拼</w:t>
+      </w:r>
+      <w:proofErr w:type="gramEnd"/>
+      <w:r>
+        <w:rPr>
+          <w:rFonts w:ascii="宋体" w:eastAsia="宋体" w:hAnsi="宋体" w:hint="eastAsia"/>
+          <w:i/>
+          <w:iCs/>
+        </w:rPr>
+        <w:t>对照表</w:t>
+      </w:r>
+    </w:p>
+    <w:p>
+      <w:pPr>
+        <w:rPr>
+          <w:rFonts w:ascii="宋体" w:eastAsia="宋体" w:hAnsi="宋体" w:hint="eastAsia"/>
+          <w:i/>
+          <w:iCs/>
+        </w:rPr>
+      </w:pPr>
+      <w:r>
+        <w:rPr>
+          <w:rFonts w:ascii="宋体" w:eastAsia="宋体" w:hAnsi="宋体" w:hint="eastAsia"/>
+          <w:i/>
+          <w:iCs/>
+          <w:noProof/>
+          <w14:ligatures w14:val="none"/>
+        </w:rPr>
+        <w:drawing>
+          <wp:inline distT="0" distB="0" distL="0" distR="0" wp14:anchorId="021093D3" wp14:editId="704ACA14">
+            <wp:extent cx="3864293" cy="1155659"/>
+            <wp:effectExtent l="0" t="0" r="3175" b="6985"/>
+            <wp:docPr id="876378149" name="图片 2"/>
+            <wp:cNvGraphicFramePr>
+              <a:graphicFrameLocks xmlns:a="http://schemas.openxmlformats.org/drawingml/2006/main" noChangeAspect="1"/>
+            </wp:cNvGraphicFramePr>
+            <a:graphic xmlns:a="http://schemas.openxmlformats.org/drawingml/2006/main">
+              <a:graphicData uri="http://schemas.openxmlformats.org/drawingml/2006/picture">
+                <pic:pic xmlns:pic="http://schemas.openxmlformats.org/drawingml/2006/picture">
+                  <pic:nvPicPr>
+                    <pic:cNvPr id="876378149" name="图片 876378149"/>
+                    <pic:cNvPicPr/>
+                  </pic:nvPicPr>
+                  <pic:blipFill>
+                    <a:blip r:embed="rId9" cstate="print">
+                      <a:extLst>
+                        <a:ext uri="{28A0092B-C50C-407E-A947-70E740481C1C}">
+                          <a14:useLocalDpi xmlns:a14="http://schemas.microsoft.com/office/drawing/2010/main" val="0"/>
+                        </a:ext>
+                      </a:extLst>
+                    </a:blip>
+                    <a:stretch>
+                      <a:fillRect/>
+                    </a:stretch>
+                  </pic:blipFill>
+                  <pic:spPr>
+                    <a:xfrm>
+                      <a:off x="0" y="0"/>
+                      <a:ext cx="3907648" cy="1168625"/>
+                    </a:xfrm>
+                    <a:prstGeom prst="rect">
+                      <a:avLst/>
+                    </a:prstGeom>
+                  </pic:spPr>
+                </pic:pic>
+              </a:graphicData>
+            </a:graphic>
+          </wp:inline>
+        </w:drawing>
       </w:r>
     </w:p>
     <w:p>
@@ -6554,6 +6714,7 @@
                 <w:rFonts w:ascii="宋体" w:eastAsia="宋体" w:hAnsi="宋体"/>
                 <w:szCs w:val="21"/>
               </w:rPr>
+              <w:lastRenderedPageBreak/>
               <w:t>错形</w:t>
             </w:r>
             <w:proofErr w:type="gramEnd"/>
@@ -6956,7 +7117,6 @@
                 <w:rFonts w:ascii="宋体" w:eastAsia="宋体" w:hAnsi="宋体"/>
                 <w:szCs w:val="21"/>
               </w:rPr>
-              <w:lastRenderedPageBreak/>
               <w:t>奇形</w:t>
             </w:r>
           </w:p>
@@ -8953,6 +9113,7 @@
         <w:rPr>
           <w:rFonts w:ascii="宋体" w:eastAsia="宋体" w:hAnsi="宋体" w:hint="eastAsia"/>
         </w:rPr>
+        <w:lastRenderedPageBreak/>
         <w:t xml:space="preserve">c: </w:t>
       </w:r>
       <w:proofErr w:type="spellStart"/>
@@ -9226,7 +9387,6 @@
         <w:rPr>
           <w:rFonts w:ascii="宋体" w:eastAsia="宋体" w:hAnsi="宋体" w:hint="eastAsia"/>
         </w:rPr>
-        <w:lastRenderedPageBreak/>
         <w:t xml:space="preserve">q: </w:t>
       </w:r>
       <w:proofErr w:type="spellStart"/>
@@ -10973,6 +11133,7 @@
           <w:rFonts w:ascii="宋体" w:eastAsia="宋体" w:hAnsi="宋体" w:hint="eastAsia"/>
           <w:szCs w:val="21"/>
         </w:rPr>
+        <w:lastRenderedPageBreak/>
         <w:t>根据优化分配规则，需要着重理解的字例有：</w:t>
       </w:r>
     </w:p>
@@ -11227,7 +11388,6 @@
           <w:bCs/>
           <w:szCs w:val="21"/>
         </w:rPr>
-        <w:lastRenderedPageBreak/>
         <w:t>禁用字母</w:t>
       </w:r>
       <w:r>
@@ -12873,7 +13033,15 @@
           <w:rFonts w:ascii="宋体" w:eastAsia="宋体" w:hAnsi="宋体" w:hint="eastAsia"/>
           <w:szCs w:val="21"/>
         </w:rPr>
-        <w:t>部首，称为“别码部首”或者“另记部首”，需要着重记忆。</w:t>
+        <w:t>部</w:t>
+      </w:r>
+      <w:r>
+        <w:rPr>
+          <w:rFonts w:ascii="宋体" w:eastAsia="宋体" w:hAnsi="宋体" w:hint="eastAsia"/>
+          <w:szCs w:val="21"/>
+        </w:rPr>
+        <w:lastRenderedPageBreak/>
+        <w:t>首，称为“别码部首”或者“另记部首”，需要着重记忆。</w:t>
       </w:r>
     </w:p>
     <w:p>
@@ -13143,7 +13311,6 @@
                 <w:rFonts w:ascii="宋体" w:eastAsia="宋体" w:hAnsi="宋体"/>
                 <w:szCs w:val="21"/>
               </w:rPr>
-              <w:lastRenderedPageBreak/>
               <w:t>情况</w:t>
             </w:r>
           </w:p>
@@ -14692,6 +14859,7 @@
           <w:rFonts w:ascii="宋体" w:eastAsia="宋体" w:hAnsi="宋体"/>
           <w:szCs w:val="21"/>
         </w:rPr>
+        <w:lastRenderedPageBreak/>
         <w:t>"意"的</w:t>
       </w:r>
       <w:proofErr w:type="gramStart"/>
@@ -14833,7 +15001,6 @@
           <w:rFonts w:ascii="宋体" w:eastAsia="宋体" w:hAnsi="宋体"/>
           <w:szCs w:val="21"/>
         </w:rPr>
-        <w:lastRenderedPageBreak/>
         <w:t>隶变后变得模糊难以辨认的部件，一般跳过不取</w:t>
       </w:r>
     </w:p>
@@ -16019,6 +16186,7 @@
               <w:rPr>
                 <w:rFonts w:ascii="宋体" w:eastAsia="宋体" w:hAnsi="宋体"/>
               </w:rPr>
+              <w:lastRenderedPageBreak/>
               <w:t>包围结构</w:t>
             </w:r>
           </w:p>
@@ -16219,7 +16387,6 @@
               <w:rPr>
                 <w:rFonts w:ascii="宋体" w:eastAsia="宋体" w:hAnsi="宋体" w:hint="eastAsia"/>
               </w:rPr>
-              <w:lastRenderedPageBreak/>
               <w:t>表示法</w:t>
             </w:r>
           </w:p>
@@ -17651,6 +17818,7 @@
           <w:b/>
           <w:bCs/>
         </w:rPr>
+        <w:lastRenderedPageBreak/>
         <w:t>细调数字</w:t>
       </w:r>
     </w:p>
@@ -17857,7 +18025,6 @@
               <w:rPr>
                 <w:rFonts w:ascii="宋体" w:eastAsia="宋体" w:hAnsi="宋体"/>
               </w:rPr>
-              <w:lastRenderedPageBreak/>
               <w:t>3</w:t>
             </w:r>
           </w:p>
@@ -19393,6 +19560,7 @@
               <w:rPr>
                 <w:rFonts w:ascii="宋体" w:eastAsia="宋体" w:hAnsi="宋体"/>
               </w:rPr>
+              <w:lastRenderedPageBreak/>
               <w:t>fd</w:t>
             </w:r>
             <w:proofErr w:type="spellEnd"/>
@@ -19706,7 +19874,6 @@
               <w:rPr>
                 <w:rFonts w:ascii="宋体" w:eastAsia="宋体" w:hAnsi="宋体"/>
               </w:rPr>
-              <w:lastRenderedPageBreak/>
               <w:t>md</w:t>
             </w:r>
           </w:p>
@@ -21980,6 +22147,7 @@
         <w:rPr>
           <w:rFonts w:ascii="宋体" w:eastAsia="宋体" w:hAnsi="宋体"/>
         </w:rPr>
+        <w:lastRenderedPageBreak/>
         <w:t>同一汉字可能有不同的</w:t>
       </w:r>
       <w:r>
@@ -22092,7 +22260,6 @@
         <w:rPr>
           <w:rFonts w:ascii="宋体" w:eastAsia="宋体" w:hAnsi="宋体"/>
         </w:rPr>
-        <w:lastRenderedPageBreak/>
         <w:t>使编码具有一定提示性，便于人工识别</w:t>
       </w:r>
     </w:p>
@@ -23205,6 +23372,7 @@
           <w:bCs/>
           <w:szCs w:val="21"/>
         </w:rPr>
+        <w:lastRenderedPageBreak/>
         <w:t>1. 二字词</w:t>
       </w:r>
     </w:p>
@@ -23378,7 +23546,6 @@
           <w:rFonts w:ascii="宋体" w:eastAsia="宋体" w:hAnsi="宋体"/>
           <w:szCs w:val="21"/>
         </w:rPr>
-        <w:lastRenderedPageBreak/>
         <w:t>最简码 = 第一</w:t>
       </w:r>
       <w:proofErr w:type="gramStart"/>
@@ -25492,6 +25659,7 @@
           <w:bCs/>
           <w:szCs w:val="21"/>
         </w:rPr>
+        <w:lastRenderedPageBreak/>
         <w:t>个性化</w:t>
       </w:r>
       <w:r>
@@ -25668,7 +25836,6 @@
           <w:sz w:val="52"/>
           <w:szCs w:val="52"/>
         </w:rPr>
-        <w:lastRenderedPageBreak/>
         <w:t>码表挂接</w:t>
       </w:r>
     </w:p>

--- a/help/解书音形规则文本.docx
+++ b/help/解书音形规则文本.docx
@@ -4881,7 +4881,7 @@
     <w:p>
       <w:pPr>
         <w:rPr>
-          <w:rFonts w:ascii="宋体" w:eastAsia="宋体" w:hAnsi="宋体"/>
+          <w:rFonts w:ascii="宋体" w:eastAsia="宋体" w:hAnsi="宋体" w:hint="eastAsia"/>
         </w:rPr>
       </w:pPr>
       <w:r>
@@ -5174,7 +5174,7 @@
     <w:p>
       <w:pPr>
         <w:rPr>
-          <w:rFonts w:ascii="宋体" w:eastAsia="宋体" w:hAnsi="宋体"/>
+          <w:rFonts w:ascii="宋体" w:eastAsia="宋体" w:hAnsi="宋体" w:hint="eastAsia"/>
           <w:i/>
           <w:iCs/>
         </w:rPr>
@@ -5223,7 +5223,7 @@
           <w14:ligatures w14:val="none"/>
         </w:rPr>
         <w:drawing>
-          <wp:inline distT="0" distB="0" distL="0" distR="0" wp14:anchorId="021093D3" wp14:editId="704ACA14">
+          <wp:inline distT="0" distB="0" distL="0" distR="0" wp14:anchorId="021093D3" wp14:editId="45BBBB63">
             <wp:extent cx="3864293" cy="1155659"/>
             <wp:effectExtent l="0" t="0" r="3175" b="6985"/>
             <wp:docPr id="876378149" name="图片 2"/>

--- a/help/解书音形规则文本.docx
+++ b/help/解书音形规则文本.docx
@@ -5223,7 +5223,7 @@
           <w14:ligatures w14:val="none"/>
         </w:rPr>
         <w:drawing>
-          <wp:inline distT="0" distB="0" distL="0" distR="0" wp14:anchorId="021093D3" wp14:editId="45BBBB63">
+          <wp:inline distT="0" distB="0" distL="0" distR="0" wp14:anchorId="021093D3" wp14:editId="50A6F1F1">
             <wp:extent cx="3864293" cy="1155659"/>
             <wp:effectExtent l="0" t="0" r="3175" b="6985"/>
             <wp:docPr id="876378149" name="图片 2"/>
@@ -5537,6 +5537,63 @@
           <w:bCs/>
           <w:szCs w:val="21"/>
         </w:rPr>
+        <w:t>可拆分性</w:t>
+      </w:r>
+      <w:r>
+        <w:rPr>
+          <w:rFonts w:ascii="宋体" w:eastAsia="宋体" w:hAnsi="宋体"/>
+          <w:szCs w:val="21"/>
+        </w:rPr>
+        <w:t>：能够拆出</w:t>
+      </w:r>
+      <w:r>
+        <w:rPr>
+          <w:rFonts w:ascii="宋体" w:eastAsia="宋体" w:hAnsi="宋体"/>
+          <w:b/>
+          <w:bCs/>
+          <w:szCs w:val="21"/>
+        </w:rPr>
+        <w:t>非单笔画部首</w:t>
+      </w:r>
+      <w:r>
+        <w:rPr>
+          <w:rFonts w:ascii="宋体" w:eastAsia="宋体" w:hAnsi="宋体"/>
+          <w:szCs w:val="21"/>
+        </w:rPr>
+        <w:t>的字，视为合体字；否则为独体字。"拆"要求独立明显，不交错、</w:t>
+      </w:r>
+      <w:proofErr w:type="gramStart"/>
+      <w:r>
+        <w:rPr>
+          <w:rFonts w:ascii="宋体" w:eastAsia="宋体" w:hAnsi="宋体"/>
+          <w:szCs w:val="21"/>
+        </w:rPr>
+        <w:t>不</w:t>
+      </w:r>
+      <w:proofErr w:type="gramEnd"/>
+      <w:r>
+        <w:rPr>
+          <w:rFonts w:ascii="宋体" w:eastAsia="宋体" w:hAnsi="宋体"/>
+          <w:szCs w:val="21"/>
+        </w:rPr>
+        <w:t>穿插、不粘连。取完部首后，剩下的部件应尽量成字，避免拆分出无意义的部件。</w:t>
+      </w:r>
+    </w:p>
+    <w:p>
+      <w:pPr>
+        <w:ind w:firstLineChars="200" w:firstLine="422"/>
+        <w:rPr>
+          <w:rFonts w:ascii="宋体" w:eastAsia="宋体" w:hAnsi="宋体" w:hint="eastAsia"/>
+          <w:szCs w:val="21"/>
+        </w:rPr>
+      </w:pPr>
+      <w:r>
+        <w:rPr>
+          <w:rFonts w:ascii="宋体" w:eastAsia="宋体" w:hAnsi="宋体"/>
+          <w:b/>
+          <w:bCs/>
+          <w:szCs w:val="21"/>
+        </w:rPr>
         <w:t>现代字形原则</w:t>
       </w:r>
       <w:r>
@@ -5545,118 +5602,6 @@
           <w:szCs w:val="21"/>
         </w:rPr>
         <w:t>：所有字源不清的字（包括错释、模棱两可、关系复杂、隶变等），统一按现代字形处理。隶变后变得模糊难以辨认的部件，一般跳过不取。</w:t>
-      </w:r>
-    </w:p>
-    <w:p>
-      <w:pPr>
-        <w:ind w:firstLineChars="200" w:firstLine="422"/>
-        <w:rPr>
-          <w:rFonts w:ascii="宋体" w:eastAsia="宋体" w:hAnsi="宋体" w:hint="eastAsia"/>
-          <w:szCs w:val="21"/>
-        </w:rPr>
-      </w:pPr>
-      <w:r>
-        <w:rPr>
-          <w:rFonts w:ascii="宋体" w:eastAsia="宋体" w:hAnsi="宋体"/>
-          <w:b/>
-          <w:bCs/>
-          <w:szCs w:val="21"/>
-        </w:rPr>
-        <w:t>可拆分性</w:t>
-      </w:r>
-      <w:r>
-        <w:rPr>
-          <w:rFonts w:ascii="宋体" w:eastAsia="宋体" w:hAnsi="宋体"/>
-          <w:szCs w:val="21"/>
-        </w:rPr>
-        <w:t>：能够拆出</w:t>
-      </w:r>
-      <w:r>
-        <w:rPr>
-          <w:rFonts w:ascii="宋体" w:eastAsia="宋体" w:hAnsi="宋体"/>
-          <w:b/>
-          <w:bCs/>
-          <w:szCs w:val="21"/>
-        </w:rPr>
-        <w:t>非单笔画部首</w:t>
-      </w:r>
-      <w:r>
-        <w:rPr>
-          <w:rFonts w:ascii="宋体" w:eastAsia="宋体" w:hAnsi="宋体"/>
-          <w:szCs w:val="21"/>
-        </w:rPr>
-        <w:t>的字，视为合体字；否则为独体字。</w:t>
-      </w:r>
-    </w:p>
-    <w:p>
-      <w:pPr>
-        <w:ind w:firstLineChars="400" w:firstLine="840"/>
-        <w:rPr>
-          <w:rFonts w:ascii="宋体" w:eastAsia="宋体" w:hAnsi="宋体" w:hint="eastAsia"/>
-          <w:szCs w:val="21"/>
-        </w:rPr>
-      </w:pPr>
-      <w:r>
-        <w:rPr>
-          <w:rFonts w:ascii="宋体" w:eastAsia="宋体" w:hAnsi="宋体"/>
-          <w:szCs w:val="21"/>
-        </w:rPr>
-        <w:t>"拆"要求独立明显，不交错、</w:t>
-      </w:r>
-      <w:proofErr w:type="gramStart"/>
-      <w:r>
-        <w:rPr>
-          <w:rFonts w:ascii="宋体" w:eastAsia="宋体" w:hAnsi="宋体"/>
-          <w:szCs w:val="21"/>
-        </w:rPr>
-        <w:t>不</w:t>
-      </w:r>
-      <w:proofErr w:type="gramEnd"/>
-      <w:r>
-        <w:rPr>
-          <w:rFonts w:ascii="宋体" w:eastAsia="宋体" w:hAnsi="宋体"/>
-          <w:szCs w:val="21"/>
-        </w:rPr>
-        <w:t>穿插、不粘连。</w:t>
-      </w:r>
-    </w:p>
-    <w:p>
-      <w:pPr>
-        <w:ind w:firstLineChars="400" w:firstLine="840"/>
-        <w:rPr>
-          <w:rFonts w:ascii="宋体" w:eastAsia="宋体" w:hAnsi="宋体" w:hint="eastAsia"/>
-          <w:szCs w:val="21"/>
-        </w:rPr>
-      </w:pPr>
-      <w:r>
-        <w:rPr>
-          <w:rFonts w:ascii="宋体" w:eastAsia="宋体" w:hAnsi="宋体"/>
-          <w:szCs w:val="21"/>
-        </w:rPr>
-        <w:t>取完部首后，剩下的部件应尽量成字，避免拆分出无意义的部件。</w:t>
-      </w:r>
-    </w:p>
-    <w:p>
-      <w:pPr>
-        <w:ind w:firstLineChars="400" w:firstLine="840"/>
-        <w:rPr>
-          <w:rFonts w:ascii="宋体" w:eastAsia="宋体" w:hAnsi="宋体" w:hint="eastAsia"/>
-          <w:szCs w:val="21"/>
-        </w:rPr>
-      </w:pPr>
-      <w:r>
-        <w:rPr>
-          <w:rFonts w:ascii="宋体" w:eastAsia="宋体" w:hAnsi="宋体"/>
-          <w:szCs w:val="21"/>
-        </w:rPr>
-        <w:t>汉字的部首不能取自己（即不能用整个字作为自己的部首）</w:t>
-      </w:r>
-      <w:r>
-        <w:rPr>
-          <w:rFonts w:ascii="宋体" w:eastAsia="宋体" w:hAnsi="宋体" w:hint="eastAsia"/>
-          <w:szCs w:val="21"/>
-        </w:rPr>
-        <w:t>，但是可以取部首的变体。</w:t>
       </w:r>
     </w:p>
     <w:p>
@@ -6714,7 +6659,6 @@
                 <w:rFonts w:ascii="宋体" w:eastAsia="宋体" w:hAnsi="宋体"/>
                 <w:szCs w:val="21"/>
               </w:rPr>
-              <w:lastRenderedPageBreak/>
               <w:t>错形</w:t>
             </w:r>
             <w:proofErr w:type="gramEnd"/>
@@ -6854,6 +6798,7 @@
                 <w:rFonts w:ascii="宋体" w:eastAsia="宋体" w:hAnsi="宋体"/>
                 <w:szCs w:val="21"/>
               </w:rPr>
+              <w:lastRenderedPageBreak/>
               <w:t>偏形</w:t>
             </w:r>
             <w:proofErr w:type="gramEnd"/>
@@ -7285,21 +7230,14 @@
           <w:rFonts w:ascii="宋体" w:eastAsia="宋体" w:hAnsi="宋体"/>
           <w:szCs w:val="21"/>
         </w:rPr>
-        <w:t>数字0-9，分别对应上述类别。在编码时，根据独体字的字形特征，选择优先级最高的类别作为</w:t>
-      </w:r>
-      <w:r>
-        <w:rPr>
-          <w:rFonts w:ascii="宋体" w:eastAsia="宋体" w:hAnsi="宋体" w:hint="eastAsia"/>
-          <w:szCs w:val="21"/>
-        </w:rPr>
-        <w:t>主</w:t>
-      </w:r>
-      <w:r>
-        <w:rPr>
-          <w:rFonts w:ascii="宋体" w:eastAsia="宋体" w:hAnsi="宋体"/>
-          <w:szCs w:val="21"/>
-        </w:rPr>
-        <w:t>码。</w:t>
+        <w:t>数字0-9，分别对应上述类别。</w:t>
+      </w:r>
+      <w:r>
+        <w:rPr>
+          <w:rFonts w:ascii="宋体" w:eastAsia="宋体" w:hAnsi="宋体" w:hint="eastAsia"/>
+          <w:szCs w:val="21"/>
+        </w:rPr>
+        <w:t>对于独体字的衍生，只有当衍生出的新字并未构成任何新构形时，才采用原构形；否则均认为原构形被打破，使用新构形。</w:t>
       </w:r>
     </w:p>
     <w:p>
@@ -7567,7 +7505,28 @@
           <w:rFonts w:ascii="宋体" w:eastAsia="宋体" w:hAnsi="宋体" w:hint="eastAsia"/>
           <w:szCs w:val="21"/>
         </w:rPr>
-        <w:t>另，根据常识，部首优先为形旁。</w:t>
+        <w:t>根据常识，部首优先为形旁</w:t>
+      </w:r>
+      <w:r>
+        <w:rPr>
+          <w:rFonts w:ascii="宋体" w:eastAsia="宋体" w:hAnsi="宋体" w:hint="eastAsia"/>
+          <w:szCs w:val="21"/>
+        </w:rPr>
+        <w:t>。</w:t>
+      </w:r>
+      <w:r>
+        <w:rPr>
+          <w:rFonts w:ascii="宋体" w:eastAsia="宋体" w:hAnsi="宋体"/>
+          <w:szCs w:val="21"/>
+        </w:rPr>
+        <w:t>汉字的部首不能取自己（即不能用整个字作为自己的部首）</w:t>
+      </w:r>
+      <w:r>
+        <w:rPr>
+          <w:rFonts w:ascii="宋体" w:eastAsia="宋体" w:hAnsi="宋体" w:hint="eastAsia"/>
+          <w:szCs w:val="21"/>
+        </w:rPr>
+        <w:t>，但是可以取部首的变体。</w:t>
       </w:r>
     </w:p>
     <w:p>
@@ -7602,7 +7561,35 @@
           <w:rFonts w:ascii="宋体" w:eastAsia="宋体" w:hAnsi="宋体" w:hint="eastAsia"/>
           <w:szCs w:val="21"/>
         </w:rPr>
-        <w:t>若康熙部首存在疏漏或者在现代字形中难以辨认；或者出于避重、历史编码因素考虑，需要进行部首的优化分配（3.4）</w:t>
+        <w:t>若康熙部首</w:t>
+      </w:r>
+      <w:r>
+        <w:rPr>
+          <w:rFonts w:ascii="宋体" w:eastAsia="宋体" w:hAnsi="宋体" w:hint="eastAsia"/>
+          <w:szCs w:val="21"/>
+        </w:rPr>
+        <w:t>取自己，</w:t>
+      </w:r>
+      <w:r>
+        <w:rPr>
+          <w:rFonts w:ascii="宋体" w:eastAsia="宋体" w:hAnsi="宋体" w:hint="eastAsia"/>
+          <w:szCs w:val="21"/>
+        </w:rPr>
+        <w:t>或者在现代字形中难以辨认；或者出于避重、历史编码因素考虑，需要进行部首的优化分配（3.</w:t>
+      </w:r>
+      <w:r>
+        <w:rPr>
+          <w:rFonts w:ascii="宋体" w:eastAsia="宋体" w:hAnsi="宋体" w:hint="eastAsia"/>
+          <w:szCs w:val="21"/>
+        </w:rPr>
+        <w:t>3</w:t>
+      </w:r>
+      <w:r>
+        <w:rPr>
+          <w:rFonts w:ascii="宋体" w:eastAsia="宋体" w:hAnsi="宋体" w:hint="eastAsia"/>
+          <w:szCs w:val="21"/>
+        </w:rPr>
+        <w:t>）</w:t>
       </w:r>
       <w:r>
         <w:rPr>
@@ -7704,7 +7691,49 @@
           <w:rFonts w:ascii="宋体" w:eastAsia="宋体" w:hAnsi="宋体" w:hint="eastAsia"/>
           <w:szCs w:val="21"/>
         </w:rPr>
-        <w:t>，一些部首需要进行特殊部首处理（3.3）</w:t>
+        <w:t>，</w:t>
+      </w:r>
+      <w:r>
+        <w:rPr>
+          <w:rFonts w:ascii="宋体" w:eastAsia="宋体" w:hAnsi="宋体" w:hint="eastAsia"/>
+          <w:szCs w:val="21"/>
+        </w:rPr>
+        <w:t>如果不在部首表中</w:t>
+      </w:r>
+      <w:r>
+        <w:rPr>
+          <w:rFonts w:ascii="宋体" w:eastAsia="宋体" w:hAnsi="宋体" w:hint="eastAsia"/>
+          <w:szCs w:val="21"/>
+        </w:rPr>
+        <w:t>，</w:t>
+      </w:r>
+      <w:r>
+        <w:rPr>
+          <w:rFonts w:ascii="宋体" w:eastAsia="宋体" w:hAnsi="宋体" w:hint="eastAsia"/>
+          <w:szCs w:val="21"/>
+        </w:rPr>
+        <w:t>则</w:t>
+      </w:r>
+      <w:r>
+        <w:rPr>
+          <w:rFonts w:ascii="宋体" w:eastAsia="宋体" w:hAnsi="宋体" w:hint="eastAsia"/>
+          <w:szCs w:val="21"/>
+        </w:rPr>
+        <w:t>需要进行处理（3.</w:t>
+      </w:r>
+      <w:r>
+        <w:rPr>
+          <w:rFonts w:ascii="宋体" w:eastAsia="宋体" w:hAnsi="宋体" w:hint="eastAsia"/>
+          <w:szCs w:val="21"/>
+        </w:rPr>
+        <w:t>4</w:t>
+      </w:r>
+      <w:r>
+        <w:rPr>
+          <w:rFonts w:ascii="宋体" w:eastAsia="宋体" w:hAnsi="宋体" w:hint="eastAsia"/>
+          <w:szCs w:val="21"/>
+        </w:rPr>
+        <w:t>）</w:t>
       </w:r>
       <w:r>
         <w:rPr>
@@ -7845,6 +7874,8 @@
       <w:r>
         <w:rPr>
           <w:rFonts w:ascii="宋体" w:eastAsia="宋体" w:hAnsi="宋体" w:hint="eastAsia"/>
+          <w:b/>
+          <w:bCs/>
           <w:color w:val="EE0000"/>
         </w:rPr>
         <w:t>阝</w:t>
@@ -7906,6 +7937,8 @@
       <w:r>
         <w:rPr>
           <w:rFonts w:ascii="宋体" w:eastAsia="宋体" w:hAnsi="宋体" w:hint="eastAsia"/>
+          <w:b/>
+          <w:bCs/>
           <w:color w:val="EE0000"/>
         </w:rPr>
         <w:t>车</w:t>
@@ -7921,6 +7954,8 @@
       <w:r>
         <w:rPr>
           <w:rFonts w:ascii="宋体" w:eastAsia="宋体" w:hAnsi="宋体" w:hint="eastAsia"/>
+          <w:b/>
+          <w:bCs/>
           <w:color w:val="EE0000"/>
         </w:rPr>
         <w:t>厂</w:t>
@@ -7929,6 +7964,8 @@
       <w:r>
         <w:rPr>
           <w:rFonts w:ascii="宋体" w:eastAsia="宋体" w:hAnsi="宋体" w:hint="eastAsia"/>
+          <w:b/>
+          <w:bCs/>
           <w:color w:val="EE0000"/>
         </w:rPr>
         <w:t>凵</w:t>
@@ -7991,6 +8028,8 @@
       <w:r>
         <w:rPr>
           <w:rFonts w:ascii="宋体" w:eastAsia="宋体" w:hAnsi="宋体" w:hint="eastAsia"/>
+          <w:b/>
+          <w:bCs/>
           <w:color w:val="EE0000"/>
         </w:rPr>
         <w:t>亠冖</w:t>
@@ -7999,6 +8038,8 @@
       <w:r>
         <w:rPr>
           <w:rFonts w:ascii="宋体" w:eastAsia="宋体" w:hAnsi="宋体" w:cs="宋体" w:hint="eastAsia"/>
+          <w:b/>
+          <w:bCs/>
           <w:color w:val="EE0000"/>
         </w:rPr>
         <w:t>丷</w:t>
@@ -8081,6 +8122,8 @@
       <w:r>
         <w:rPr>
           <w:rFonts w:ascii="宋体" w:eastAsia="宋体" w:hAnsi="宋体" w:hint="eastAsia"/>
+          <w:b/>
+          <w:bCs/>
           <w:color w:val="EE0000"/>
         </w:rPr>
         <w:t>臼辰</w:t>
@@ -8154,6 +8197,8 @@
       <w:r>
         <w:rPr>
           <w:rFonts w:ascii="宋体" w:eastAsia="宋体" w:hAnsi="宋体" w:cs="宋体" w:hint="eastAsia"/>
+          <w:b/>
+          <w:bCs/>
           <w:color w:val="EE0000"/>
         </w:rPr>
         <w:t>⺌</w:t>
@@ -8161,6 +8206,8 @@
       <w:r>
         <w:rPr>
           <w:rFonts w:ascii="宋体" w:eastAsia="宋体" w:hAnsi="宋体" w:cs="华文新魏" w:hint="eastAsia"/>
+          <w:b/>
+          <w:bCs/>
           <w:color w:val="EE0000"/>
         </w:rPr>
         <w:t>羊</w:t>
@@ -8210,6 +8257,8 @@
       <w:r>
         <w:rPr>
           <w:rFonts w:ascii="宋体" w:eastAsia="宋体" w:hAnsi="宋体" w:hint="eastAsia"/>
+          <w:b/>
+          <w:bCs/>
           <w:color w:val="EE0000"/>
         </w:rPr>
         <w:t>页雨弋彐</w:t>
@@ -8218,6 +8267,8 @@
       <w:r>
         <w:rPr>
           <w:rFonts w:ascii="宋体" w:eastAsia="宋体" w:hAnsi="宋体" w:cs="宋体" w:hint="eastAsia"/>
+          <w:b/>
+          <w:bCs/>
           <w:color w:val="EE0000"/>
         </w:rPr>
         <w:t>彑</w:t>
@@ -8337,6 +8388,8 @@
       <w:r>
         <w:rPr>
           <w:rFonts w:ascii="宋体" w:eastAsia="宋体" w:hAnsi="宋体" w:hint="eastAsia"/>
+          <w:b/>
+          <w:bCs/>
           <w:color w:val="EE0000"/>
         </w:rPr>
         <w:t>又舌用角</w:t>
@@ -8362,6 +8415,8 @@
       <w:r>
         <w:rPr>
           <w:rFonts w:ascii="宋体" w:eastAsia="宋体" w:hAnsi="宋体" w:hint="eastAsia"/>
+          <w:b/>
+          <w:bCs/>
           <w:color w:val="EE0000"/>
         </w:rPr>
         <w:t>云</w:t>
@@ -8370,6 +8425,8 @@
       <w:r>
         <w:rPr>
           <w:rFonts w:ascii="宋体" w:eastAsia="宋体" w:hAnsi="宋体" w:hint="eastAsia"/>
+          <w:b/>
+          <w:bCs/>
           <w:color w:val="EE0000"/>
         </w:rPr>
         <w:t>勹</w:t>
@@ -8412,6 +8469,8 @@
       <w:r>
         <w:rPr>
           <w:rFonts w:ascii="宋体" w:eastAsia="宋体" w:hAnsi="宋体" w:hint="eastAsia"/>
+          <w:b/>
+          <w:bCs/>
           <w:color w:val="EE0000"/>
         </w:rPr>
         <w:t>彡</w:t>
@@ -8420,6 +8479,8 @@
       <w:r>
         <w:rPr>
           <w:rFonts w:ascii="宋体" w:eastAsia="宋体" w:hAnsi="宋体" w:cs="宋体" w:hint="eastAsia"/>
+          <w:b/>
+          <w:bCs/>
           <w:color w:val="EE0000"/>
         </w:rPr>
         <w:t>釆</w:t>
@@ -8472,6 +8533,8 @@
       <w:r>
         <w:rPr>
           <w:rFonts w:ascii="宋体" w:eastAsia="宋体" w:hAnsi="宋体" w:hint="eastAsia"/>
+          <w:b/>
+          <w:bCs/>
           <w:color w:val="EE0000"/>
         </w:rPr>
         <w:t>耒</w:t>
@@ -8480,6 +8543,8 @@
       <w:r>
         <w:rPr>
           <w:rFonts w:ascii="宋体" w:eastAsia="宋体" w:hAnsi="宋体" w:hint="eastAsia"/>
+          <w:b/>
+          <w:bCs/>
           <w:color w:val="EE0000"/>
         </w:rPr>
         <w:t>齿</w:t>
@@ -8514,6 +8579,8 @@
       <w:r>
         <w:rPr>
           <w:rFonts w:ascii="宋体" w:eastAsia="宋体" w:hAnsi="宋体" w:hint="eastAsia"/>
+          <w:b/>
+          <w:bCs/>
           <w:color w:val="EE0000"/>
         </w:rPr>
         <w:t>匚</w:t>
@@ -8569,6 +8636,8 @@
       <w:r>
         <w:rPr>
           <w:rFonts w:ascii="宋体" w:eastAsia="宋体" w:hAnsi="宋体" w:hint="eastAsia"/>
+          <w:b/>
+          <w:bCs/>
           <w:color w:val="EE0000"/>
         </w:rPr>
         <w:t>殳</w:t>
@@ -8591,6 +8660,8 @@
       <w:r>
         <w:rPr>
           <w:rFonts w:ascii="宋体" w:eastAsia="宋体" w:hAnsi="宋体" w:hint="eastAsia"/>
+          <w:b/>
+          <w:bCs/>
           <w:color w:val="EE0000"/>
         </w:rPr>
         <w:t>髟</w:t>
@@ -8599,6 +8670,8 @@
       <w:r>
         <w:rPr>
           <w:rFonts w:ascii="宋体" w:eastAsia="宋体" w:hAnsi="宋体" w:hint="eastAsia"/>
+          <w:b/>
+          <w:bCs/>
           <w:color w:val="EE0000"/>
         </w:rPr>
         <w:t>㐅</w:t>
@@ -8628,6 +8701,8 @@
       <w:r>
         <w:rPr>
           <w:rFonts w:ascii="宋体" w:eastAsia="宋体" w:hAnsi="宋体" w:hint="eastAsia"/>
+          <w:b/>
+          <w:bCs/>
           <w:color w:val="EE0000"/>
           <w:lang w:eastAsia="ja-JP"/>
         </w:rPr>
@@ -8671,6 +8746,8 @@
       <w:r>
         <w:rPr>
           <w:rFonts w:ascii="宋体" w:eastAsia="宋体" w:hAnsi="宋体" w:hint="eastAsia"/>
+          <w:b/>
+          <w:bCs/>
           <w:color w:val="EE0000"/>
           <w:lang w:eastAsia="ja-JP"/>
         </w:rPr>
@@ -8699,6 +8776,8 @@
       <w:r>
         <w:rPr>
           <w:rFonts w:ascii="宋体" w:eastAsia="宋体" w:hAnsi="宋体" w:hint="eastAsia"/>
+          <w:b/>
+          <w:bCs/>
           <w:color w:val="EE0000"/>
         </w:rPr>
         <w:t>示</w:t>
@@ -8712,6 +8791,8 @@
       <w:r>
         <w:rPr>
           <w:rFonts w:ascii="宋体" w:eastAsia="宋体" w:hAnsi="宋体" w:hint="eastAsia"/>
+          <w:b/>
+          <w:bCs/>
           <w:color w:val="EE0000"/>
         </w:rPr>
         <w:t>石尸十</w:t>
@@ -8745,6 +8826,8 @@
       <w:r>
         <w:rPr>
           <w:rFonts w:ascii="宋体" w:eastAsia="宋体" w:hAnsi="宋体" w:hint="eastAsia"/>
+          <w:b/>
+          <w:bCs/>
           <w:color w:val="EE0000"/>
         </w:rPr>
         <w:t>彳幺夕</w:t>
@@ -8779,6 +8862,8 @@
       <w:r>
         <w:rPr>
           <w:rFonts w:ascii="宋体" w:eastAsia="宋体" w:hAnsi="宋体" w:hint="eastAsia"/>
+          <w:b/>
+          <w:bCs/>
           <w:color w:val="EE0000"/>
         </w:rPr>
         <w:t>攵</w:t>
@@ -8833,6 +8918,8 @@
       <w:r>
         <w:rPr>
           <w:rFonts w:ascii="宋体" w:eastAsia="宋体" w:hAnsi="宋体" w:hint="eastAsia"/>
+          <w:b/>
+          <w:bCs/>
           <w:color w:val="EE0000"/>
         </w:rPr>
         <w:t>乑</w:t>
@@ -8847,6 +8934,8 @@
       <w:r>
         <w:rPr>
           <w:rFonts w:ascii="宋体" w:eastAsia="宋体" w:hAnsi="宋体" w:hint="eastAsia"/>
+          <w:b/>
+          <w:bCs/>
           <w:color w:val="EE0000"/>
         </w:rPr>
         <w:t>鬼</w:t>
@@ -8887,6 +8976,8 @@
       <w:r>
         <w:rPr>
           <w:rFonts w:ascii="宋体" w:eastAsia="宋体" w:hAnsi="宋体" w:hint="eastAsia"/>
+          <w:b/>
+          <w:bCs/>
           <w:color w:val="EE0000"/>
         </w:rPr>
         <w:t>隹</w:t>
@@ -8934,6 +9025,8 @@
       <w:r>
         <w:rPr>
           <w:rFonts w:ascii="宋体" w:eastAsia="宋体" w:hAnsi="宋体" w:hint="eastAsia"/>
+          <w:b/>
+          <w:bCs/>
           <w:color w:val="EE0000"/>
         </w:rPr>
         <w:t>巛</w:t>
@@ -9002,6 +9095,8 @@
       <w:r>
         <w:rPr>
           <w:rFonts w:ascii="宋体" w:eastAsia="宋体" w:hAnsi="宋体" w:hint="eastAsia"/>
+          <w:b/>
+          <w:bCs/>
           <w:color w:val="EE0000"/>
         </w:rPr>
         <w:t>黾</w:t>
@@ -9041,6 +9136,8 @@
       <w:r>
         <w:rPr>
           <w:rFonts w:ascii="宋体" w:eastAsia="宋体" w:hAnsi="宋体" w:hint="eastAsia"/>
+          <w:b/>
+          <w:bCs/>
           <w:color w:val="EE0000"/>
         </w:rPr>
         <w:t>辶竹</w:t>
@@ -9113,42 +9210,42 @@
         <w:rPr>
           <w:rFonts w:ascii="宋体" w:eastAsia="宋体" w:hAnsi="宋体" w:hint="eastAsia"/>
         </w:rPr>
+        <w:t xml:space="preserve">c: </w:t>
+      </w:r>
+      <w:proofErr w:type="spellStart"/>
+      <w:r>
+        <w:rPr>
+          <w:rFonts w:ascii="宋体" w:eastAsia="宋体" w:hAnsi="宋体" w:hint="eastAsia"/>
+        </w:rPr>
+        <w:t>ekhypgi</w:t>
+      </w:r>
+      <w:proofErr w:type="spellEnd"/>
+      <w:r>
+        <w:rPr>
+          <w:rFonts w:ascii="宋体" w:eastAsia="宋体" w:hAnsi="宋体" w:hint="eastAsia"/>
+        </w:rPr>
+        <w:t xml:space="preserve">                  d: </w:t>
+      </w:r>
+      <w:proofErr w:type="spellStart"/>
+      <w:r>
+        <w:rPr>
+          <w:rFonts w:ascii="宋体" w:eastAsia="宋体" w:hAnsi="宋体" w:hint="eastAsia"/>
+        </w:rPr>
+        <w:t>klahpmbu</w:t>
+      </w:r>
+      <w:proofErr w:type="spellEnd"/>
+    </w:p>
+    <w:p>
+      <w:pPr>
+        <w:rPr>
+          <w:rFonts w:ascii="宋体" w:eastAsia="宋体" w:hAnsi="宋体" w:hint="eastAsia"/>
+        </w:rPr>
+      </w:pPr>
+      <w:r>
+        <w:rPr>
+          <w:rFonts w:ascii="宋体" w:eastAsia="宋体" w:hAnsi="宋体" w:hint="eastAsia"/>
+        </w:rPr>
         <w:lastRenderedPageBreak/>
-        <w:t xml:space="preserve">c: </w:t>
-      </w:r>
-      <w:proofErr w:type="spellStart"/>
-      <w:r>
-        <w:rPr>
-          <w:rFonts w:ascii="宋体" w:eastAsia="宋体" w:hAnsi="宋体" w:hint="eastAsia"/>
-        </w:rPr>
-        <w:t>ekhypgi</w:t>
-      </w:r>
-      <w:proofErr w:type="spellEnd"/>
-      <w:r>
-        <w:rPr>
-          <w:rFonts w:ascii="宋体" w:eastAsia="宋体" w:hAnsi="宋体" w:hint="eastAsia"/>
-        </w:rPr>
-        <w:t xml:space="preserve">                  d: </w:t>
-      </w:r>
-      <w:proofErr w:type="spellStart"/>
-      <w:r>
-        <w:rPr>
-          <w:rFonts w:ascii="宋体" w:eastAsia="宋体" w:hAnsi="宋体" w:hint="eastAsia"/>
-        </w:rPr>
-        <w:t>klahpmbu</w:t>
-      </w:r>
-      <w:proofErr w:type="spellEnd"/>
-    </w:p>
-    <w:p>
-      <w:pPr>
-        <w:rPr>
-          <w:rFonts w:ascii="宋体" w:eastAsia="宋体" w:hAnsi="宋体" w:hint="eastAsia"/>
-        </w:rPr>
-      </w:pPr>
-      <w:r>
-        <w:rPr>
-          <w:rFonts w:ascii="宋体" w:eastAsia="宋体" w:hAnsi="宋体" w:hint="eastAsia"/>
-        </w:rPr>
         <w:t xml:space="preserve">e:                          f: </w:t>
       </w:r>
       <w:proofErr w:type="spellStart"/>
@@ -9546,7 +9643,7 @@
     <w:p>
       <w:pPr>
         <w:rPr>
-          <w:rFonts w:ascii="宋体" w:eastAsia="宋体" w:hAnsi="宋体" w:hint="eastAsia"/>
+          <w:rFonts w:ascii="宋体" w:eastAsia="宋体" w:hAnsi="宋体"/>
         </w:rPr>
       </w:pPr>
       <w:r>
@@ -9588,19 +9685,53 @@
       <w:pPr>
         <w:rPr>
           <w:rFonts w:ascii="宋体" w:eastAsia="宋体" w:hAnsi="宋体" w:hint="eastAsia"/>
-          <w:b/>
-          <w:bCs/>
-          <w:szCs w:val="21"/>
-        </w:rPr>
-      </w:pPr>
-      <w:r>
-        <w:rPr>
-          <w:rFonts w:ascii="宋体" w:eastAsia="宋体" w:hAnsi="宋体"/>
-          <w:b/>
-          <w:bCs/>
-          <w:szCs w:val="21"/>
-        </w:rPr>
-        <w:t>3.3 特殊部首处理</w:t>
+        </w:rPr>
+      </w:pPr>
+    </w:p>
+    <w:p>
+      <w:pPr>
+        <w:rPr>
+          <w:rFonts w:ascii="宋体" w:eastAsia="宋体" w:hAnsi="宋体" w:hint="eastAsia"/>
+          <w:b/>
+          <w:bCs/>
+          <w:szCs w:val="21"/>
+        </w:rPr>
+      </w:pPr>
+      <w:r>
+        <w:rPr>
+          <w:rFonts w:ascii="宋体" w:eastAsia="宋体" w:hAnsi="宋体"/>
+          <w:b/>
+          <w:bCs/>
+          <w:szCs w:val="21"/>
+        </w:rPr>
+        <w:t>3.</w:t>
+      </w:r>
+      <w:r>
+        <w:rPr>
+          <w:rFonts w:ascii="宋体" w:eastAsia="宋体" w:hAnsi="宋体" w:hint="eastAsia"/>
+          <w:b/>
+          <w:bCs/>
+          <w:szCs w:val="21"/>
+        </w:rPr>
+        <w:t>3</w:t>
+      </w:r>
+      <w:r>
+        <w:rPr>
+          <w:rFonts w:ascii="宋体" w:eastAsia="宋体" w:hAnsi="宋体"/>
+          <w:b/>
+          <w:bCs/>
+          <w:szCs w:val="21"/>
+        </w:rPr>
+        <w:t xml:space="preserve"> 优化分配</w:t>
+      </w:r>
+      <w:r>
+        <w:rPr>
+          <w:rFonts w:ascii="宋体" w:eastAsia="宋体" w:hAnsi="宋体" w:hint="eastAsia"/>
+          <w:b/>
+          <w:bCs/>
+          <w:szCs w:val="21"/>
+        </w:rPr>
+        <w:t>方法</w:t>
       </w:r>
     </w:p>
     <w:p>
@@ -9613,825 +9744,24 @@
       </w:pPr>
       <w:r>
         <w:rPr>
-          <w:rFonts w:ascii="宋体" w:eastAsia="宋体" w:hAnsi="宋体"/>
-          <w:szCs w:val="21"/>
-        </w:rPr>
-        <w:t>部分部首因字形变化或使用频率低，需进行如下调整：</w:t>
-      </w:r>
-    </w:p>
-    <w:p>
-      <w:pPr>
-        <w:ind w:firstLineChars="200" w:firstLine="422"/>
-        <w:rPr>
-          <w:rFonts w:ascii="宋体" w:eastAsia="宋体" w:hAnsi="宋体" w:hint="eastAsia"/>
-          <w:szCs w:val="21"/>
-        </w:rPr>
-      </w:pPr>
-      <w:r>
-        <w:rPr>
-          <w:rFonts w:ascii="宋体" w:eastAsia="宋体" w:hAnsi="宋体"/>
-          <w:b/>
-          <w:bCs/>
-          <w:szCs w:val="21"/>
-        </w:rPr>
-        <w:t>变体统一</w:t>
-      </w:r>
-      <w:r>
-        <w:rPr>
-          <w:rFonts w:ascii="宋体" w:eastAsia="宋体" w:hAnsi="宋体"/>
-          <w:szCs w:val="21"/>
-        </w:rPr>
-        <w:t>：</w:t>
-      </w:r>
-    </w:p>
-    <w:p>
-      <w:pPr>
-        <w:ind w:firstLineChars="400" w:firstLine="840"/>
-        <w:rPr>
-          <w:rFonts w:ascii="宋体" w:eastAsia="宋体" w:hAnsi="宋体" w:hint="eastAsia"/>
-          <w:szCs w:val="21"/>
-        </w:rPr>
-      </w:pPr>
-      <w:r>
-        <w:rPr>
-          <w:rFonts w:ascii="宋体" w:eastAsia="宋体" w:hAnsi="宋体" w:hint="eastAsia"/>
-        </w:rPr>
-        <w:t>亅→</w:t>
-      </w:r>
-      <w:proofErr w:type="gramStart"/>
-      <w:r>
-        <w:rPr>
-          <w:rFonts w:ascii="宋体" w:eastAsia="宋体" w:hAnsi="宋体" w:hint="eastAsia"/>
-        </w:rPr>
-        <w:t>丨</w:t>
-      </w:r>
-      <w:proofErr w:type="gramEnd"/>
-      <w:r>
-        <w:rPr>
-          <w:rFonts w:ascii="宋体" w:eastAsia="宋体" w:hAnsi="宋体" w:hint="eastAsia"/>
-        </w:rPr>
-        <w:t>，</w:t>
-      </w:r>
-      <w:proofErr w:type="gramStart"/>
-      <w:r>
-        <w:rPr>
-          <w:rFonts w:ascii="宋体" w:eastAsia="宋体" w:hAnsi="宋体" w:hint="eastAsia"/>
-        </w:rPr>
-        <w:t>夊夂</w:t>
-      </w:r>
-      <w:proofErr w:type="gramEnd"/>
-      <w:r>
-        <w:rPr>
-          <w:rFonts w:ascii="宋体" w:eastAsia="宋体" w:hAnsi="宋体" w:hint="eastAsia"/>
-        </w:rPr>
-        <w:t>→</w:t>
-      </w:r>
-      <w:proofErr w:type="gramStart"/>
-      <w:r>
-        <w:rPr>
-          <w:rFonts w:ascii="宋体" w:eastAsia="宋体" w:hAnsi="宋体" w:hint="eastAsia"/>
-          <w:color w:val="000000" w:themeColor="text1"/>
-        </w:rPr>
-        <w:t>攵</w:t>
-      </w:r>
-      <w:proofErr w:type="gramEnd"/>
-      <w:r>
-        <w:rPr>
-          <w:rFonts w:ascii="宋体" w:eastAsia="宋体" w:hAnsi="宋体" w:hint="eastAsia"/>
-          <w:color w:val="000000" w:themeColor="text1"/>
-        </w:rPr>
-        <w:t>，</w:t>
-      </w:r>
-      <w:proofErr w:type="gramStart"/>
-      <w:r>
-        <w:rPr>
-          <w:rFonts w:ascii="宋体" w:eastAsia="宋体" w:hAnsi="宋体" w:hint="eastAsia"/>
-          <w:color w:val="000000" w:themeColor="text1"/>
-        </w:rPr>
-        <w:t>廾</w:t>
-      </w:r>
-      <w:proofErr w:type="gramEnd"/>
-      <w:r>
-        <w:rPr>
-          <w:rFonts w:ascii="宋体" w:eastAsia="宋体" w:hAnsi="宋体" w:hint="eastAsia"/>
-          <w:color w:val="000000" w:themeColor="text1"/>
-        </w:rPr>
-        <w:t>→卄，</w:t>
-      </w:r>
-      <w:r>
-        <w:rPr>
-          <w:rFonts w:ascii="宋体" w:eastAsia="宋体" w:hAnsi="宋体" w:hint="eastAsia"/>
-        </w:rPr>
-        <w:t>⺈→刀，</w:t>
-      </w:r>
-      <w:proofErr w:type="gramStart"/>
-      <w:r>
-        <w:rPr>
-          <w:rFonts w:ascii="宋体" w:eastAsia="宋体" w:hAnsi="宋体" w:hint="eastAsia"/>
-        </w:rPr>
-        <w:t>冃</w:t>
-      </w:r>
-      <w:proofErr w:type="gramEnd"/>
-      <w:r>
-        <w:rPr>
-          <w:rFonts w:ascii="Segoe UI Emoji" w:eastAsia="宋体" w:hAnsi="Segoe UI Emoji" w:cs="Segoe UI Emoji" w:hint="eastAsia"/>
-        </w:rPr>
-        <w:t>→日</w:t>
-      </w:r>
-      <w:r>
-        <w:rPr>
-          <w:rFonts w:ascii="宋体" w:eastAsia="宋体" w:hAnsi="宋体" w:hint="eastAsia"/>
-        </w:rPr>
-        <w:t>，</w:t>
-      </w:r>
-      <w:proofErr w:type="gramStart"/>
-      <w:r>
-        <w:rPr>
-          <w:rFonts w:ascii="宋体" w:eastAsia="宋体" w:hAnsi="宋体"/>
-          <w:color w:val="000000" w:themeColor="text1"/>
-        </w:rPr>
-        <w:t>疋</w:t>
-      </w:r>
-      <w:proofErr w:type="gramEnd"/>
-      <w:r>
-        <w:rPr>
-          <w:rFonts w:ascii="SimSun-ExtB" w:eastAsia="SimSun-ExtB" w:hAnsi="SimSun-ExtB" w:cs="SimSun-ExtB" w:hint="eastAsia"/>
-          <w:color w:val="000000" w:themeColor="text1"/>
-        </w:rPr>
-        <w:t>𤴔</w:t>
-      </w:r>
-      <w:r>
-        <w:rPr>
-          <w:rFonts w:ascii="宋体" w:eastAsia="宋体" w:hAnsi="宋体" w:cs="微软雅黑" w:hint="eastAsia"/>
-          <w:color w:val="000000" w:themeColor="text1"/>
-        </w:rPr>
-        <w:t>龰→止，</w:t>
-      </w:r>
-      <w:r>
-        <w:rPr>
-          <w:rFonts w:ascii="宋体" w:eastAsia="宋体" w:hAnsi="宋体" w:hint="eastAsia"/>
-        </w:rPr>
-        <w:t>匸→</w:t>
-      </w:r>
-      <w:proofErr w:type="gramStart"/>
-      <w:r>
-        <w:rPr>
-          <w:rFonts w:ascii="宋体" w:eastAsia="宋体" w:hAnsi="宋体" w:hint="eastAsia"/>
-        </w:rPr>
-        <w:t>匚</w:t>
-      </w:r>
-      <w:proofErr w:type="gramEnd"/>
-      <w:r>
-        <w:rPr>
-          <w:rFonts w:ascii="宋体" w:eastAsia="宋体" w:hAnsi="宋体" w:hint="eastAsia"/>
-        </w:rPr>
-        <w:t>，襾→西，龶→青，耂→老</w:t>
-      </w:r>
-      <w:r>
-        <w:rPr>
-          <w:rFonts w:ascii="宋体" w:eastAsia="宋体" w:hAnsi="宋体" w:hint="eastAsia"/>
-        </w:rPr>
-        <w:t>，</w:t>
-      </w:r>
-      <w:proofErr w:type="gramStart"/>
-      <w:r>
-        <w:rPr>
-          <w:rFonts w:ascii="宋体" w:eastAsia="宋体" w:hAnsi="宋体" w:hint="eastAsia"/>
-        </w:rPr>
-        <w:t>灬</w:t>
-      </w:r>
-      <w:proofErr w:type="gramEnd"/>
-      <w:r>
-        <w:rPr>
-          <w:rFonts w:ascii="宋体" w:eastAsia="宋体" w:hAnsi="宋体" w:hint="eastAsia"/>
-        </w:rPr>
-        <w:t>→火</w:t>
-      </w:r>
-      <w:r>
-        <w:rPr>
-          <w:rFonts w:ascii="宋体" w:eastAsia="宋体" w:hAnsi="宋体" w:hint="eastAsia"/>
-        </w:rPr>
-        <w:t>……</w:t>
-      </w:r>
-    </w:p>
-    <w:p>
-      <w:pPr>
-        <w:ind w:firstLineChars="200" w:firstLine="422"/>
-        <w:rPr>
-          <w:rFonts w:ascii="宋体" w:eastAsia="宋体" w:hAnsi="宋体" w:hint="eastAsia"/>
-          <w:szCs w:val="21"/>
-        </w:rPr>
-      </w:pPr>
-      <w:r>
-        <w:rPr>
-          <w:rFonts w:ascii="宋体" w:eastAsia="宋体" w:hAnsi="宋体" w:hint="eastAsia"/>
-          <w:b/>
-          <w:bCs/>
-          <w:szCs w:val="21"/>
-        </w:rPr>
-        <w:t>非部首</w:t>
-      </w:r>
-      <w:r>
-        <w:rPr>
-          <w:rFonts w:ascii="宋体" w:eastAsia="宋体" w:hAnsi="宋体"/>
-          <w:b/>
-          <w:bCs/>
-          <w:szCs w:val="21"/>
-        </w:rPr>
-        <w:t>字代替</w:t>
-      </w:r>
-      <w:r>
-        <w:rPr>
-          <w:rFonts w:ascii="宋体" w:eastAsia="宋体" w:hAnsi="宋体"/>
-          <w:szCs w:val="21"/>
-        </w:rPr>
-        <w:t>（未收录的成字部首，用</w:t>
-      </w:r>
-      <w:r>
-        <w:rPr>
-          <w:rFonts w:ascii="宋体" w:eastAsia="宋体" w:hAnsi="宋体" w:hint="eastAsia"/>
-          <w:szCs w:val="21"/>
-        </w:rPr>
-        <w:t>其他</w:t>
-      </w:r>
-      <w:r>
-        <w:rPr>
-          <w:rFonts w:ascii="宋体" w:eastAsia="宋体" w:hAnsi="宋体"/>
-          <w:szCs w:val="21"/>
-        </w:rPr>
-        <w:t>的部首代替）：</w:t>
-      </w:r>
-    </w:p>
-    <w:p>
-      <w:pPr>
-        <w:ind w:firstLineChars="200" w:firstLine="420"/>
-        <w:rPr>
-          <w:rFonts w:ascii="宋体" w:eastAsia="宋体" w:hAnsi="宋体" w:hint="eastAsia"/>
-          <w:szCs w:val="21"/>
-        </w:rPr>
-      </w:pPr>
-      <w:r>
-        <w:rPr>
-          <w:rFonts w:ascii="宋体" w:eastAsia="宋体" w:hAnsi="宋体" w:hint="eastAsia"/>
-          <w:color w:val="000000" w:themeColor="text1"/>
-        </w:rPr>
-        <w:t>夫→</w:t>
-      </w:r>
-      <w:proofErr w:type="gramStart"/>
-      <w:r>
-        <w:rPr>
-          <w:rFonts w:ascii="宋体" w:eastAsia="宋体" w:hAnsi="宋体" w:hint="eastAsia"/>
-          <w:color w:val="000000" w:themeColor="text1"/>
-        </w:rPr>
-        <w:t>矢</w:t>
-      </w:r>
-      <w:proofErr w:type="gramEnd"/>
-      <w:r>
-        <w:rPr>
-          <w:rFonts w:ascii="宋体" w:eastAsia="宋体" w:hAnsi="宋体" w:hint="eastAsia"/>
-          <w:color w:val="000000" w:themeColor="text1"/>
-        </w:rPr>
-        <w:t>，</w:t>
-      </w:r>
-      <w:r>
-        <w:rPr>
-          <w:rFonts w:ascii="宋体" w:eastAsia="宋体" w:hAnsi="宋体" w:cs="微软雅黑" w:hint="eastAsia"/>
-          <w:color w:val="000000" w:themeColor="text1"/>
-        </w:rPr>
-        <w:t>正→止，长長</w:t>
-      </w:r>
-      <w:r>
-        <w:rPr>
-          <w:rFonts w:ascii="宋体" w:eastAsia="宋体" w:hAnsi="宋体" w:hint="eastAsia"/>
-        </w:rPr>
-        <w:t>镸→</w:t>
-      </w:r>
-      <w:proofErr w:type="gramStart"/>
-      <w:r>
-        <w:rPr>
-          <w:rFonts w:ascii="宋体" w:eastAsia="宋体" w:hAnsi="宋体" w:hint="eastAsia"/>
-        </w:rPr>
-        <w:t>髟</w:t>
-      </w:r>
-      <w:proofErr w:type="gramEnd"/>
-      <w:r>
-        <w:rPr>
-          <w:rFonts w:ascii="宋体" w:eastAsia="宋体" w:hAnsi="宋体" w:hint="eastAsia"/>
-        </w:rPr>
-        <w:t>，玉→王，曰→日，申→田，干→十，无→二，牙→寸，甘→革，生→青，隶→</w:t>
-      </w:r>
-      <w:proofErr w:type="gramStart"/>
-      <w:r>
-        <w:rPr>
-          <w:rFonts w:ascii="宋体" w:eastAsia="宋体" w:hAnsi="宋体" w:hint="eastAsia"/>
-        </w:rPr>
-        <w:t>聿</w:t>
-      </w:r>
-      <w:proofErr w:type="gramEnd"/>
-      <w:r>
-        <w:rPr>
-          <w:rFonts w:ascii="宋体" w:eastAsia="宋体" w:hAnsi="宋体" w:hint="eastAsia"/>
-        </w:rPr>
-        <w:t>，面→</w:t>
-      </w:r>
-      <w:proofErr w:type="gramStart"/>
-      <w:r>
-        <w:rPr>
-          <w:rFonts w:ascii="宋体" w:eastAsia="宋体" w:hAnsi="宋体" w:hint="eastAsia"/>
-        </w:rPr>
-        <w:t>囗</w:t>
-      </w:r>
-      <w:proofErr w:type="gramEnd"/>
-      <w:r>
-        <w:rPr>
-          <w:rFonts w:ascii="宋体" w:eastAsia="宋体" w:hAnsi="宋体" w:hint="eastAsia"/>
-        </w:rPr>
-        <w:t>，</w:t>
-      </w:r>
-      <w:proofErr w:type="gramStart"/>
-      <w:r>
-        <w:rPr>
-          <w:rFonts w:ascii="宋体" w:eastAsia="宋体" w:hAnsi="宋体" w:hint="eastAsia"/>
-        </w:rPr>
-        <w:t>韭</w:t>
-      </w:r>
-      <w:proofErr w:type="gramEnd"/>
-      <w:r>
-        <w:rPr>
-          <w:rFonts w:ascii="宋体" w:eastAsia="宋体" w:hAnsi="宋体" w:hint="eastAsia"/>
-        </w:rPr>
-        <w:t>→</w:t>
-      </w:r>
-      <w:proofErr w:type="gramStart"/>
-      <w:r>
-        <w:rPr>
-          <w:rFonts w:ascii="宋体" w:eastAsia="宋体" w:hAnsi="宋体" w:hint="eastAsia"/>
-        </w:rPr>
-        <w:t>耒</w:t>
-      </w:r>
-      <w:proofErr w:type="gramEnd"/>
-      <w:r>
-        <w:rPr>
-          <w:rFonts w:ascii="宋体" w:eastAsia="宋体" w:hAnsi="宋体" w:hint="eastAsia"/>
-        </w:rPr>
-        <w:t>，飞→</w:t>
-      </w:r>
-      <w:proofErr w:type="gramStart"/>
-      <w:r>
-        <w:rPr>
-          <w:rFonts w:ascii="宋体" w:eastAsia="宋体" w:hAnsi="宋体" w:hint="eastAsia"/>
-        </w:rPr>
-        <w:t>疒</w:t>
-      </w:r>
-      <w:proofErr w:type="gramEnd"/>
-      <w:r>
-        <w:rPr>
-          <w:rFonts w:ascii="宋体" w:eastAsia="宋体" w:hAnsi="宋体" w:hint="eastAsia"/>
-        </w:rPr>
-        <w:t>，鬥→门……</w:t>
-      </w:r>
-    </w:p>
-    <w:p>
-      <w:pPr>
-        <w:ind w:firstLineChars="200" w:firstLine="422"/>
-        <w:rPr>
-          <w:rFonts w:ascii="宋体" w:eastAsia="宋体" w:hAnsi="宋体" w:hint="eastAsia"/>
-          <w:szCs w:val="21"/>
-        </w:rPr>
-      </w:pPr>
-      <w:r>
-        <w:rPr>
-          <w:rFonts w:ascii="宋体" w:eastAsia="宋体" w:hAnsi="宋体"/>
-          <w:b/>
-          <w:bCs/>
-          <w:szCs w:val="21"/>
-        </w:rPr>
-        <w:t>部首简并</w:t>
-      </w:r>
-      <w:r>
-        <w:rPr>
-          <w:rFonts w:ascii="宋体" w:eastAsia="宋体" w:hAnsi="宋体"/>
-          <w:szCs w:val="21"/>
-        </w:rPr>
-        <w:t>（部首本身包含其他部首，进行简化合并）：</w:t>
-      </w:r>
-    </w:p>
-    <w:p>
-      <w:pPr>
-        <w:ind w:firstLineChars="200" w:firstLine="420"/>
-        <w:rPr>
-          <w:rFonts w:ascii="宋体" w:eastAsia="宋体" w:hAnsi="宋体" w:hint="eastAsia"/>
-          <w:szCs w:val="21"/>
-        </w:rPr>
-      </w:pPr>
-      <w:r>
-        <w:rPr>
-          <w:rFonts w:ascii="宋体" w:eastAsia="宋体" w:hAnsi="宋体" w:hint="eastAsia"/>
-        </w:rPr>
-        <w:t>立→</w:t>
-      </w:r>
-      <w:proofErr w:type="gramStart"/>
-      <w:r>
-        <w:rPr>
-          <w:rFonts w:ascii="宋体" w:eastAsia="宋体" w:hAnsi="宋体" w:hint="eastAsia"/>
-        </w:rPr>
-        <w:t>亠</w:t>
-      </w:r>
-      <w:proofErr w:type="gramEnd"/>
-      <w:r>
-        <w:rPr>
-          <w:rFonts w:ascii="宋体" w:eastAsia="宋体" w:hAnsi="宋体" w:hint="eastAsia"/>
-        </w:rPr>
-        <w:t>，鼠→臼，</w:t>
-      </w:r>
-      <w:proofErr w:type="gramStart"/>
-      <w:r>
-        <w:rPr>
-          <w:rFonts w:ascii="宋体" w:eastAsia="宋体" w:hAnsi="宋体" w:hint="eastAsia"/>
-        </w:rPr>
-        <w:t>舛</w:t>
-      </w:r>
-      <w:proofErr w:type="gramEnd"/>
-      <w:r>
-        <w:rPr>
-          <w:rFonts w:ascii="宋体" w:eastAsia="宋体" w:hAnsi="宋体" w:hint="eastAsia"/>
-        </w:rPr>
-        <w:t>→夕，㫃→方，卧→臣，</w:t>
-      </w:r>
-      <w:r>
-        <w:rPr>
-          <w:rFonts w:ascii="SimSun-ExtB" w:eastAsia="SimSun-ExtB" w:hAnsi="SimSun-ExtB" w:cs="SimSun-ExtB" w:hint="eastAsia"/>
-        </w:rPr>
-        <w:t>𮂱</w:t>
-      </w:r>
-      <w:r>
-        <w:rPr>
-          <w:rFonts w:ascii="宋体" w:eastAsia="宋体" w:hAnsi="宋体" w:hint="eastAsia"/>
-        </w:rPr>
-        <w:t>→禾，行→</w:t>
-      </w:r>
-      <w:proofErr w:type="gramStart"/>
-      <w:r>
-        <w:rPr>
-          <w:rFonts w:ascii="宋体" w:eastAsia="宋体" w:hAnsi="宋体" w:hint="eastAsia"/>
-        </w:rPr>
-        <w:t>彳</w:t>
-      </w:r>
-      <w:proofErr w:type="gramEnd"/>
-      <w:r>
-        <w:rPr>
-          <w:rFonts w:ascii="宋体" w:eastAsia="宋体" w:hAnsi="宋体" w:hint="eastAsia"/>
-        </w:rPr>
-        <w:t>，</w:t>
-      </w:r>
-      <w:r>
-        <w:rPr>
-          <w:rFonts w:ascii="SimSun-ExtB" w:eastAsia="SimSun-ExtB" w:hAnsi="SimSun-ExtB" w:cs="SimSun-ExtB" w:hint="eastAsia"/>
-        </w:rPr>
-        <w:t>𪧇</w:t>
-      </w:r>
-      <w:r>
-        <w:rPr>
-          <w:rFonts w:ascii="宋体" w:eastAsia="宋体" w:hAnsi="宋体" w:hint="eastAsia"/>
-        </w:rPr>
-        <w:t>→</w:t>
-      </w:r>
-      <w:proofErr w:type="gramStart"/>
-      <w:r>
-        <w:rPr>
-          <w:rFonts w:ascii="宋体" w:eastAsia="宋体" w:hAnsi="宋体" w:hint="eastAsia"/>
-        </w:rPr>
-        <w:t>宀</w:t>
-      </w:r>
-      <w:proofErr w:type="gramEnd"/>
-      <w:r>
-        <w:rPr>
-          <w:rFonts w:ascii="宋体" w:eastAsia="宋体" w:hAnsi="宋体" w:hint="eastAsia"/>
-        </w:rPr>
-        <w:t>，亼→人，</w:t>
-      </w:r>
-      <w:proofErr w:type="gramStart"/>
-      <w:r>
-        <w:rPr>
-          <w:rFonts w:ascii="宋体" w:eastAsia="宋体" w:hAnsi="宋体" w:hint="eastAsia"/>
-        </w:rPr>
-        <w:t>龠</w:t>
-      </w:r>
-      <w:proofErr w:type="gramEnd"/>
-      <w:r>
-        <w:rPr>
-          <w:rFonts w:ascii="宋体" w:eastAsia="宋体" w:hAnsi="宋体" w:hint="eastAsia"/>
-        </w:rPr>
-        <w:t>→人，鼻→自，齐（齊）→文</w:t>
-      </w:r>
-      <w:r>
-        <w:rPr>
-          <w:rFonts w:ascii="宋体" w:eastAsia="宋体" w:hAnsi="宋体" w:hint="eastAsia"/>
-          <w:color w:val="000000" w:themeColor="text1"/>
-        </w:rPr>
-        <w:t>，林→木，舍→人，多→夕，男→田，死→</w:t>
-      </w:r>
-      <w:proofErr w:type="gramStart"/>
-      <w:r>
-        <w:rPr>
-          <w:rFonts w:ascii="宋体" w:eastAsia="宋体" w:hAnsi="宋体" w:hint="eastAsia"/>
-          <w:color w:val="000000" w:themeColor="text1"/>
-        </w:rPr>
-        <w:t>歹</w:t>
-      </w:r>
-      <w:proofErr w:type="gramEnd"/>
-      <w:r>
-        <w:rPr>
-          <w:rFonts w:ascii="宋体" w:eastAsia="宋体" w:hAnsi="宋体" w:hint="eastAsia"/>
-          <w:color w:val="000000" w:themeColor="text1"/>
-        </w:rPr>
-        <w:t>，比→</w:t>
-      </w:r>
-      <w:proofErr w:type="gramStart"/>
-      <w:r>
-        <w:rPr>
-          <w:rFonts w:ascii="宋体" w:eastAsia="宋体" w:hAnsi="宋体" w:hint="eastAsia"/>
-          <w:color w:val="000000" w:themeColor="text1"/>
-        </w:rPr>
-        <w:t>匕</w:t>
-      </w:r>
-      <w:proofErr w:type="gramEnd"/>
-      <w:r>
-        <w:rPr>
-          <w:rFonts w:ascii="宋体" w:eastAsia="宋体" w:hAnsi="宋体" w:hint="eastAsia"/>
-          <w:color w:val="000000" w:themeColor="text1"/>
-        </w:rPr>
-        <w:t>，</w:t>
-      </w:r>
-      <w:proofErr w:type="gramStart"/>
-      <w:r>
-        <w:rPr>
-          <w:rFonts w:ascii="宋体" w:eastAsia="宋体" w:hAnsi="宋体" w:hint="eastAsia"/>
-          <w:color w:val="000000" w:themeColor="text1"/>
-        </w:rPr>
-        <w:t>爻</w:t>
-      </w:r>
-      <w:proofErr w:type="gramEnd"/>
-      <w:r>
-        <w:rPr>
-          <w:rFonts w:ascii="宋体" w:eastAsia="宋体" w:hAnsi="宋体" w:hint="eastAsia"/>
-          <w:color w:val="000000" w:themeColor="text1"/>
-        </w:rPr>
-        <w:t>→㐅，玄→</w:t>
-      </w:r>
-      <w:proofErr w:type="gramStart"/>
-      <w:r>
-        <w:rPr>
-          <w:rFonts w:ascii="宋体" w:eastAsia="宋体" w:hAnsi="宋体" w:hint="eastAsia"/>
-          <w:color w:val="000000" w:themeColor="text1"/>
-        </w:rPr>
-        <w:t>亠</w:t>
-      </w:r>
-      <w:proofErr w:type="gramEnd"/>
-      <w:r>
-        <w:rPr>
-          <w:rFonts w:ascii="宋体" w:eastAsia="宋体" w:hAnsi="宋体" w:hint="eastAsia"/>
-          <w:color w:val="000000" w:themeColor="text1"/>
-        </w:rPr>
-        <w:t>，禸→</w:t>
-      </w:r>
-      <w:proofErr w:type="gramStart"/>
-      <w:r>
-        <w:rPr>
-          <w:rFonts w:ascii="宋体" w:eastAsia="宋体" w:hAnsi="宋体" w:hint="eastAsia"/>
-          <w:color w:val="000000" w:themeColor="text1"/>
-        </w:rPr>
-        <w:t>冂</w:t>
-      </w:r>
-      <w:proofErr w:type="gramEnd"/>
-      <w:r>
-        <w:rPr>
-          <w:rFonts w:ascii="宋体" w:eastAsia="宋体" w:hAnsi="宋体" w:hint="eastAsia"/>
-          <w:color w:val="000000" w:themeColor="text1"/>
-        </w:rPr>
-        <w:t>，至→土，色→刀，首→丷，香→禾，高→</w:t>
-      </w:r>
-      <w:proofErr w:type="gramStart"/>
-      <w:r>
-        <w:rPr>
-          <w:rFonts w:ascii="宋体" w:eastAsia="宋体" w:hAnsi="宋体" w:hint="eastAsia"/>
-          <w:color w:val="000000" w:themeColor="text1"/>
-        </w:rPr>
-        <w:t>亠</w:t>
-      </w:r>
-      <w:proofErr w:type="gramEnd"/>
-      <w:r>
-        <w:rPr>
-          <w:rFonts w:ascii="宋体" w:eastAsia="宋体" w:hAnsi="宋体" w:hint="eastAsia"/>
-          <w:color w:val="000000" w:themeColor="text1"/>
-        </w:rPr>
-        <w:t>，</w:t>
-      </w:r>
-      <w:proofErr w:type="gramStart"/>
-      <w:r>
-        <w:rPr>
-          <w:rFonts w:ascii="宋体" w:eastAsia="宋体" w:hAnsi="宋体" w:hint="eastAsia"/>
-          <w:color w:val="000000" w:themeColor="text1"/>
-        </w:rPr>
-        <w:t>鬯</w:t>
-      </w:r>
-      <w:proofErr w:type="gramEnd"/>
-      <w:r>
-        <w:rPr>
-          <w:rFonts w:ascii="宋体" w:eastAsia="宋体" w:hAnsi="宋体" w:hint="eastAsia"/>
-          <w:color w:val="000000" w:themeColor="text1"/>
-        </w:rPr>
-        <w:t>→</w:t>
-      </w:r>
-      <w:proofErr w:type="gramStart"/>
-      <w:r>
-        <w:rPr>
-          <w:rFonts w:ascii="宋体" w:eastAsia="宋体" w:hAnsi="宋体" w:hint="eastAsia"/>
-          <w:color w:val="000000" w:themeColor="text1"/>
-        </w:rPr>
-        <w:t>匕</w:t>
-      </w:r>
-      <w:proofErr w:type="gramEnd"/>
-      <w:r>
-        <w:rPr>
-          <w:rFonts w:ascii="宋体" w:eastAsia="宋体" w:hAnsi="宋体" w:hint="eastAsia"/>
-          <w:color w:val="000000" w:themeColor="text1"/>
-        </w:rPr>
-        <w:t>，</w:t>
-      </w:r>
-      <w:proofErr w:type="gramStart"/>
-      <w:r>
-        <w:rPr>
-          <w:rFonts w:ascii="宋体" w:eastAsia="宋体" w:hAnsi="宋体" w:hint="eastAsia"/>
-          <w:color w:val="000000" w:themeColor="text1"/>
-        </w:rPr>
-        <w:t>鬲</w:t>
-      </w:r>
-      <w:proofErr w:type="gramEnd"/>
-      <w:r>
-        <w:rPr>
-          <w:rFonts w:ascii="宋体" w:eastAsia="宋体" w:hAnsi="宋体" w:hint="eastAsia"/>
-          <w:color w:val="000000" w:themeColor="text1"/>
-        </w:rPr>
-        <w:t>→口，鹿→广，麻→广，黄黃→八，</w:t>
-      </w:r>
-      <w:proofErr w:type="gramStart"/>
-      <w:r>
-        <w:rPr>
-          <w:rFonts w:ascii="宋体" w:eastAsia="宋体" w:hAnsi="宋体" w:hint="eastAsia"/>
-          <w:color w:val="000000" w:themeColor="text1"/>
-        </w:rPr>
-        <w:t>黍</w:t>
-      </w:r>
-      <w:proofErr w:type="gramEnd"/>
-      <w:r>
-        <w:rPr>
-          <w:rFonts w:ascii="宋体" w:eastAsia="宋体" w:hAnsi="宋体" w:hint="eastAsia"/>
-          <w:color w:val="000000" w:themeColor="text1"/>
-        </w:rPr>
-        <w:t>→禾，</w:t>
-      </w:r>
-      <w:proofErr w:type="gramStart"/>
-      <w:r>
-        <w:rPr>
-          <w:rFonts w:ascii="宋体" w:eastAsia="宋体" w:hAnsi="宋体" w:hint="eastAsia"/>
-          <w:color w:val="000000" w:themeColor="text1"/>
-        </w:rPr>
-        <w:t>黹</w:t>
-      </w:r>
-      <w:proofErr w:type="gramEnd"/>
-      <w:r>
-        <w:rPr>
-          <w:rFonts w:ascii="宋体" w:eastAsia="宋体" w:hAnsi="宋体" w:hint="eastAsia"/>
-          <w:color w:val="000000" w:themeColor="text1"/>
-        </w:rPr>
-        <w:t>→业，鼎→目，鼓→支，龟→刀，</w:t>
-      </w:r>
-      <w:proofErr w:type="gramStart"/>
-      <w:r>
-        <w:rPr>
-          <w:rFonts w:ascii="宋体" w:eastAsia="宋体" w:hAnsi="宋体" w:hint="eastAsia"/>
-          <w:color w:val="000000" w:themeColor="text1"/>
-        </w:rPr>
-        <w:t>厄</w:t>
-      </w:r>
-      <w:proofErr w:type="gramEnd"/>
-      <w:r>
-        <w:rPr>
-          <w:rFonts w:ascii="宋体" w:eastAsia="宋体" w:hAnsi="宋体" w:hint="eastAsia"/>
-          <w:color w:val="000000" w:themeColor="text1"/>
-        </w:rPr>
-        <w:t>→厂……</w:t>
-      </w:r>
-    </w:p>
-    <w:p>
-      <w:pPr>
-        <w:ind w:firstLineChars="200" w:firstLine="422"/>
-        <w:rPr>
-          <w:rFonts w:ascii="宋体" w:eastAsia="宋体" w:hAnsi="宋体" w:hint="eastAsia"/>
-          <w:szCs w:val="21"/>
-        </w:rPr>
-      </w:pPr>
-      <w:proofErr w:type="gramStart"/>
-      <w:r>
-        <w:rPr>
-          <w:rFonts w:ascii="宋体" w:eastAsia="宋体" w:hAnsi="宋体"/>
-          <w:b/>
-          <w:bCs/>
-          <w:szCs w:val="21"/>
-        </w:rPr>
-        <w:t>罕部</w:t>
-      </w:r>
-      <w:r>
-        <w:rPr>
-          <w:rFonts w:ascii="宋体" w:eastAsia="宋体" w:hAnsi="宋体" w:hint="eastAsia"/>
-          <w:b/>
-          <w:bCs/>
-          <w:szCs w:val="21"/>
-        </w:rPr>
-        <w:t>跳过</w:t>
-      </w:r>
-      <w:proofErr w:type="gramEnd"/>
-      <w:r>
-        <w:rPr>
-          <w:rFonts w:ascii="宋体" w:eastAsia="宋体" w:hAnsi="宋体"/>
-          <w:szCs w:val="21"/>
-        </w:rPr>
-        <w:t>（以下部首过于罕见，不采用，转而选取其他部件）：</w:t>
-      </w:r>
-    </w:p>
-    <w:p>
-      <w:pPr>
-        <w:ind w:firstLineChars="200" w:firstLine="420"/>
-        <w:rPr>
-          <w:rFonts w:ascii="宋体" w:eastAsia="宋体" w:hAnsi="宋体" w:hint="eastAsia"/>
-          <w:szCs w:val="21"/>
-        </w:rPr>
-      </w:pPr>
-      <w:r>
-        <w:rPr>
-          <w:rFonts w:ascii="宋体" w:eastAsia="宋体" w:hAnsi="宋体" w:hint="eastAsia"/>
-          <w:color w:val="000000" w:themeColor="text1"/>
-        </w:rPr>
-        <w:t>毋（母），氏，</w:t>
-      </w:r>
-      <w:proofErr w:type="gramStart"/>
-      <w:r>
-        <w:rPr>
-          <w:rFonts w:ascii="宋体" w:eastAsia="宋体" w:hAnsi="宋体" w:hint="eastAsia"/>
-          <w:color w:val="000000" w:themeColor="text1"/>
-        </w:rPr>
-        <w:t>而</w:t>
-      </w:r>
-      <w:proofErr w:type="gramEnd"/>
-      <w:r>
-        <w:rPr>
-          <w:rFonts w:ascii="宋体" w:eastAsia="宋体" w:hAnsi="宋体" w:hint="eastAsia"/>
-          <w:color w:val="000000" w:themeColor="text1"/>
-        </w:rPr>
-        <w:t>。</w:t>
-      </w:r>
-    </w:p>
-    <w:p>
-      <w:pPr>
-        <w:rPr>
-          <w:rFonts w:ascii="宋体" w:eastAsia="宋体" w:hAnsi="宋体" w:hint="eastAsia"/>
-          <w:b/>
-          <w:bCs/>
-          <w:szCs w:val="21"/>
-        </w:rPr>
-      </w:pPr>
-      <w:r>
-        <w:rPr>
-          <w:rFonts w:ascii="宋体" w:eastAsia="宋体" w:hAnsi="宋体"/>
-          <w:b/>
-          <w:bCs/>
-          <w:szCs w:val="21"/>
-        </w:rPr>
-        <w:t>3.4 优化分配原则</w:t>
-      </w:r>
-    </w:p>
-    <w:p>
-      <w:pPr>
-        <w:ind w:firstLineChars="200" w:firstLine="420"/>
-        <w:rPr>
-          <w:rFonts w:ascii="宋体" w:eastAsia="宋体" w:hAnsi="宋体" w:hint="eastAsia"/>
-          <w:szCs w:val="21"/>
-        </w:rPr>
-      </w:pPr>
-      <w:r>
-        <w:rPr>
-          <w:rFonts w:ascii="宋体" w:eastAsia="宋体" w:hAnsi="宋体"/>
-          <w:szCs w:val="21"/>
-        </w:rPr>
-        <w:t>在实际编码中，部首的选取还</w:t>
-      </w:r>
-      <w:r>
-        <w:rPr>
-          <w:rFonts w:ascii="宋体" w:eastAsia="宋体" w:hAnsi="宋体" w:hint="eastAsia"/>
-          <w:szCs w:val="21"/>
-        </w:rPr>
-        <w:t>有</w:t>
+          <w:rFonts w:ascii="宋体" w:eastAsia="宋体" w:hAnsi="宋体" w:hint="eastAsia"/>
+          <w:szCs w:val="21"/>
+        </w:rPr>
+        <w:t>由于“现代字形，避重，历史”三个原因，</w:t>
+      </w:r>
+      <w:r>
+        <w:rPr>
+          <w:rFonts w:ascii="宋体" w:eastAsia="宋体" w:hAnsi="宋体"/>
+          <w:szCs w:val="21"/>
+        </w:rPr>
+        <w:t>部首的</w:t>
+      </w:r>
+      <w:r>
+        <w:rPr>
+          <w:rFonts w:ascii="宋体" w:eastAsia="宋体" w:hAnsi="宋体" w:hint="eastAsia"/>
+          <w:szCs w:val="21"/>
+        </w:rPr>
+        <w:t>优化分配诞生了</w:t>
       </w:r>
       <w:r>
         <w:rPr>
@@ -11133,73 +10463,887 @@
           <w:rFonts w:ascii="宋体" w:eastAsia="宋体" w:hAnsi="宋体" w:hint="eastAsia"/>
           <w:szCs w:val="21"/>
         </w:rPr>
+        <w:t>根据优化分配规则，需要着重理解的字例有：</w:t>
+      </w:r>
+    </w:p>
+    <w:p>
+      <w:pPr>
+        <w:ind w:firstLineChars="200" w:firstLine="420"/>
+        <w:rPr>
+          <w:rFonts w:ascii="宋体" w:eastAsia="宋体" w:hAnsi="宋体" w:cs="微软雅黑" w:hint="eastAsia"/>
+        </w:rPr>
+      </w:pPr>
+      <w:r>
+        <w:rPr>
+          <w:rFonts w:ascii="宋体" w:eastAsia="宋体" w:hAnsi="宋体" w:hint="eastAsia"/>
+        </w:rPr>
+        <w:t xml:space="preserve">皇w 数l 责q 束k 冰u 见m 贝m 乔k 买w </w:t>
+      </w:r>
+      <w:r>
+        <w:rPr>
+          <w:rFonts w:ascii="宋体" w:eastAsia="宋体" w:hAnsi="宋体" w:hint="eastAsia"/>
+        </w:rPr>
+        <w:t>学x</w:t>
+      </w:r>
+      <w:r>
+        <w:rPr>
+          <w:rFonts w:ascii="宋体" w:eastAsia="宋体" w:hAnsi="宋体" w:hint="eastAsia"/>
+        </w:rPr>
+        <w:t xml:space="preserve"> 临</w:t>
+      </w:r>
+      <w:proofErr w:type="spellStart"/>
+      <w:r>
+        <w:rPr>
+          <w:rFonts w:ascii="宋体" w:eastAsia="宋体" w:hAnsi="宋体" w:hint="eastAsia"/>
+        </w:rPr>
+        <w:t>i</w:t>
+      </w:r>
+      <w:proofErr w:type="spellEnd"/>
+      <w:r>
+        <w:rPr>
+          <w:rFonts w:ascii="宋体" w:eastAsia="宋体" w:hAnsi="宋体" w:hint="eastAsia"/>
+        </w:rPr>
+        <w:t xml:space="preserve"> </w:t>
+      </w:r>
+      <w:r>
+        <w:rPr>
+          <w:rFonts w:ascii="宋体" w:eastAsia="宋体" w:hAnsi="宋体" w:cs="微软雅黑" w:hint="eastAsia"/>
+        </w:rPr>
+        <w:t>畅t 养d 利h 事k 巨5</w:t>
+      </w:r>
+    </w:p>
+    <w:p>
+      <w:pPr>
+        <w:ind w:firstLineChars="200" w:firstLine="420"/>
+        <w:rPr>
+          <w:rFonts w:ascii="宋体" w:eastAsia="宋体" w:hAnsi="宋体" w:cs="微软雅黑"/>
+        </w:rPr>
+      </w:pPr>
+      <w:r>
+        <w:rPr>
+          <w:rFonts w:ascii="宋体" w:eastAsia="宋体" w:hAnsi="宋体" w:cs="微软雅黑" w:hint="eastAsia"/>
+        </w:rPr>
+        <w:t>音r 就d 平5 所j 有r 去t</w:t>
+      </w:r>
+    </w:p>
+    <w:p>
+      <w:pPr>
+        <w:ind w:firstLineChars="200" w:firstLine="420"/>
+        <w:rPr>
+          <w:rFonts w:ascii="宋体" w:eastAsia="宋体" w:hAnsi="宋体" w:cs="微软雅黑" w:hint="eastAsia"/>
+        </w:rPr>
+      </w:pPr>
+    </w:p>
+    <w:p>
+      <w:pPr>
+        <w:rPr>
+          <w:rFonts w:ascii="宋体" w:eastAsia="宋体" w:hAnsi="宋体"/>
+          <w:b/>
+          <w:bCs/>
+          <w:szCs w:val="21"/>
+        </w:rPr>
+      </w:pPr>
+      <w:r>
+        <w:rPr>
+          <w:rFonts w:ascii="宋体" w:eastAsia="宋体" w:hAnsi="宋体"/>
+          <w:b/>
+          <w:bCs/>
+          <w:szCs w:val="21"/>
+        </w:rPr>
+        <w:t>3.4 表外部首处理</w:t>
+      </w:r>
+    </w:p>
+    <w:p>
+      <w:pPr>
+        <w:rPr>
+          <w:rFonts w:ascii="宋体" w:eastAsia="宋体" w:hAnsi="宋体"/>
+          <w:szCs w:val="21"/>
+        </w:rPr>
+      </w:pPr>
+      <w:r>
+        <w:rPr>
+          <w:rFonts w:ascii="宋体" w:eastAsia="宋体" w:hAnsi="宋体"/>
+          <w:szCs w:val="21"/>
+        </w:rPr>
+        <w:t>以下部首不在部首表中，需进行如下调整：</w:t>
+      </w:r>
+    </w:p>
+    <w:p>
+      <w:pPr>
+        <w:rPr>
+          <w:rFonts w:ascii="宋体" w:eastAsia="宋体" w:hAnsi="宋体"/>
+          <w:szCs w:val="21"/>
+        </w:rPr>
+      </w:pPr>
+      <w:r>
+        <w:rPr>
+          <w:rFonts w:ascii="宋体" w:eastAsia="宋体" w:hAnsi="宋体"/>
+          <w:b/>
+          <w:bCs/>
+          <w:szCs w:val="21"/>
+        </w:rPr>
+        <w:t>变体统一</w:t>
+      </w:r>
+      <w:r>
+        <w:rPr>
+          <w:rFonts w:ascii="宋体" w:eastAsia="宋体" w:hAnsi="宋体"/>
+          <w:szCs w:val="21"/>
+        </w:rPr>
+        <w:t xml:space="preserve">： </w:t>
+      </w:r>
+    </w:p>
+    <w:p>
+      <w:pPr>
+        <w:rPr>
+          <w:rFonts w:ascii="宋体" w:eastAsia="宋体" w:hAnsi="宋体"/>
+          <w:szCs w:val="21"/>
+        </w:rPr>
+      </w:pPr>
+      <w:r>
+        <w:rPr>
+          <w:rFonts w:ascii="宋体" w:eastAsia="宋体" w:hAnsi="宋体"/>
+          <w:szCs w:val="21"/>
+        </w:rPr>
+        <w:t>亅→</w:t>
+      </w:r>
+      <w:proofErr w:type="gramStart"/>
+      <w:r>
+        <w:rPr>
+          <w:rFonts w:ascii="宋体" w:eastAsia="宋体" w:hAnsi="宋体"/>
+          <w:szCs w:val="21"/>
+        </w:rPr>
+        <w:t>丨</w:t>
+      </w:r>
+      <w:proofErr w:type="gramEnd"/>
+      <w:r>
+        <w:rPr>
+          <w:rFonts w:ascii="宋体" w:eastAsia="宋体" w:hAnsi="宋体"/>
+          <w:szCs w:val="21"/>
+        </w:rPr>
+        <w:t>，</w:t>
+      </w:r>
+      <w:proofErr w:type="gramStart"/>
+      <w:r>
+        <w:rPr>
+          <w:rFonts w:ascii="宋体" w:eastAsia="宋体" w:hAnsi="宋体"/>
+          <w:szCs w:val="21"/>
+        </w:rPr>
+        <w:t>夊夂</w:t>
+      </w:r>
+      <w:proofErr w:type="gramEnd"/>
+      <w:r>
+        <w:rPr>
+          <w:rFonts w:ascii="宋体" w:eastAsia="宋体" w:hAnsi="宋体"/>
+          <w:szCs w:val="21"/>
+        </w:rPr>
+        <w:t>→</w:t>
+      </w:r>
+      <w:proofErr w:type="gramStart"/>
+      <w:r>
+        <w:rPr>
+          <w:rFonts w:ascii="宋体" w:eastAsia="宋体" w:hAnsi="宋体"/>
+          <w:szCs w:val="21"/>
+        </w:rPr>
+        <w:t>攵</w:t>
+      </w:r>
+      <w:proofErr w:type="gramEnd"/>
+      <w:r>
+        <w:rPr>
+          <w:rFonts w:ascii="宋体" w:eastAsia="宋体" w:hAnsi="宋体"/>
+          <w:szCs w:val="21"/>
+        </w:rPr>
+        <w:t>，</w:t>
+      </w:r>
+      <w:proofErr w:type="gramStart"/>
+      <w:r>
+        <w:rPr>
+          <w:rFonts w:ascii="宋体" w:eastAsia="宋体" w:hAnsi="宋体"/>
+          <w:szCs w:val="21"/>
+        </w:rPr>
+        <w:t>廾</w:t>
+      </w:r>
+      <w:proofErr w:type="gramEnd"/>
+      <w:r>
+        <w:rPr>
+          <w:rFonts w:ascii="宋体" w:eastAsia="宋体" w:hAnsi="宋体"/>
+          <w:szCs w:val="21"/>
+        </w:rPr>
+        <w:t>→卄，⺈→刀，</w:t>
+      </w:r>
+      <w:proofErr w:type="gramStart"/>
+      <w:r>
+        <w:rPr>
+          <w:rFonts w:ascii="宋体" w:eastAsia="宋体" w:hAnsi="宋体"/>
+          <w:szCs w:val="21"/>
+        </w:rPr>
+        <w:t>冃</w:t>
+      </w:r>
+      <w:proofErr w:type="gramEnd"/>
+      <w:r>
+        <w:rPr>
+          <w:rFonts w:ascii="宋体" w:eastAsia="宋体" w:hAnsi="宋体"/>
+          <w:szCs w:val="21"/>
+        </w:rPr>
+        <w:t>→日，</w:t>
+      </w:r>
+      <w:proofErr w:type="gramStart"/>
+      <w:r>
+        <w:rPr>
+          <w:rFonts w:ascii="宋体" w:eastAsia="宋体" w:hAnsi="宋体"/>
+          <w:szCs w:val="21"/>
+        </w:rPr>
+        <w:t>疋</w:t>
+      </w:r>
+      <w:proofErr w:type="gramEnd"/>
+      <w:r>
+        <w:rPr>
+          <w:rFonts w:ascii="SimSun-ExtB" w:eastAsia="SimSun-ExtB" w:hAnsi="SimSun-ExtB" w:cs="SimSun-ExtB" w:hint="eastAsia"/>
+          <w:szCs w:val="21"/>
+        </w:rPr>
+        <w:t>𤴔</w:t>
+      </w:r>
+      <w:r>
+        <w:rPr>
+          <w:rFonts w:ascii="宋体" w:eastAsia="宋体" w:hAnsi="宋体"/>
+          <w:szCs w:val="21"/>
+        </w:rPr>
+        <w:t>龰→止，匸→</w:t>
+      </w:r>
+      <w:proofErr w:type="gramStart"/>
+      <w:r>
+        <w:rPr>
+          <w:rFonts w:ascii="宋体" w:eastAsia="宋体" w:hAnsi="宋体"/>
+          <w:szCs w:val="21"/>
+        </w:rPr>
+        <w:t>匚</w:t>
+      </w:r>
+      <w:proofErr w:type="gramEnd"/>
+      <w:r>
+        <w:rPr>
+          <w:rFonts w:ascii="宋体" w:eastAsia="宋体" w:hAnsi="宋体"/>
+          <w:szCs w:val="21"/>
+        </w:rPr>
+        <w:t>，襾→西，龶→青，耂→老，</w:t>
+      </w:r>
+      <w:proofErr w:type="gramStart"/>
+      <w:r>
+        <w:rPr>
+          <w:rFonts w:ascii="宋体" w:eastAsia="宋体" w:hAnsi="宋体"/>
+          <w:szCs w:val="21"/>
+        </w:rPr>
+        <w:t>灬</w:t>
+      </w:r>
+      <w:proofErr w:type="gramEnd"/>
+      <w:r>
+        <w:rPr>
+          <w:rFonts w:ascii="宋体" w:eastAsia="宋体" w:hAnsi="宋体"/>
+          <w:szCs w:val="21"/>
+        </w:rPr>
+        <w:t>→火......</w:t>
+      </w:r>
+    </w:p>
+    <w:p>
+      <w:pPr>
+        <w:rPr>
+          <w:rFonts w:ascii="宋体" w:eastAsia="宋体" w:hAnsi="宋体"/>
+          <w:szCs w:val="21"/>
+        </w:rPr>
+      </w:pPr>
+    </w:p>
+    <w:p>
+      <w:pPr>
+        <w:rPr>
+          <w:rFonts w:ascii="宋体" w:eastAsia="宋体" w:hAnsi="宋体"/>
+          <w:szCs w:val="21"/>
+        </w:rPr>
+      </w:pPr>
+      <w:r>
+        <w:rPr>
+          <w:rFonts w:ascii="宋体" w:eastAsia="宋体" w:hAnsi="宋体"/>
+          <w:b/>
+          <w:bCs/>
+          <w:szCs w:val="21"/>
+        </w:rPr>
+        <w:t>非部首字代替</w:t>
+      </w:r>
+      <w:r>
+        <w:rPr>
+          <w:rFonts w:ascii="宋体" w:eastAsia="宋体" w:hAnsi="宋体"/>
+          <w:szCs w:val="21"/>
+        </w:rPr>
+        <w:t>（未收录的成字部首</w:t>
+      </w:r>
+      <w:r>
+        <w:rPr>
+          <w:rFonts w:ascii="宋体" w:eastAsia="宋体" w:hAnsi="宋体" w:hint="eastAsia"/>
+          <w:szCs w:val="21"/>
+        </w:rPr>
+        <w:t>（独体）</w:t>
+      </w:r>
+      <w:r>
+        <w:rPr>
+          <w:rFonts w:ascii="宋体" w:eastAsia="宋体" w:hAnsi="宋体"/>
+          <w:szCs w:val="21"/>
+        </w:rPr>
+        <w:t xml:space="preserve">，用其他的部首代替）： </w:t>
+      </w:r>
+    </w:p>
+    <w:p>
+      <w:pPr>
+        <w:rPr>
+          <w:rFonts w:ascii="宋体" w:eastAsia="宋体" w:hAnsi="宋体"/>
+          <w:szCs w:val="21"/>
+        </w:rPr>
+      </w:pPr>
+      <w:r>
+        <w:rPr>
+          <w:rFonts w:ascii="宋体" w:eastAsia="宋体" w:hAnsi="宋体"/>
+          <w:szCs w:val="21"/>
+        </w:rPr>
+        <w:t>夫→</w:t>
+      </w:r>
+      <w:proofErr w:type="gramStart"/>
+      <w:r>
+        <w:rPr>
+          <w:rFonts w:ascii="宋体" w:eastAsia="宋体" w:hAnsi="宋体"/>
+          <w:szCs w:val="21"/>
+        </w:rPr>
+        <w:t>矢</w:t>
+      </w:r>
+      <w:proofErr w:type="gramEnd"/>
+      <w:r>
+        <w:rPr>
+          <w:rFonts w:ascii="宋体" w:eastAsia="宋体" w:hAnsi="宋体"/>
+          <w:szCs w:val="21"/>
+        </w:rPr>
+        <w:t>，正→止，长長镸→</w:t>
+      </w:r>
+      <w:proofErr w:type="gramStart"/>
+      <w:r>
+        <w:rPr>
+          <w:rFonts w:ascii="宋体" w:eastAsia="宋体" w:hAnsi="宋体"/>
+          <w:szCs w:val="21"/>
+        </w:rPr>
+        <w:t>髟</w:t>
+      </w:r>
+      <w:proofErr w:type="gramEnd"/>
+      <w:r>
+        <w:rPr>
+          <w:rFonts w:ascii="宋体" w:eastAsia="宋体" w:hAnsi="宋体"/>
+          <w:szCs w:val="21"/>
+        </w:rPr>
+        <w:t>，玉→王，曰→日，申→田，干→十，无→二，牙→寸，甘→革，生→青，隶→</w:t>
+      </w:r>
+      <w:proofErr w:type="gramStart"/>
+      <w:r>
+        <w:rPr>
+          <w:rFonts w:ascii="宋体" w:eastAsia="宋体" w:hAnsi="宋体"/>
+          <w:szCs w:val="21"/>
+        </w:rPr>
+        <w:t>聿</w:t>
+      </w:r>
+      <w:proofErr w:type="gramEnd"/>
+      <w:r>
+        <w:rPr>
+          <w:rFonts w:ascii="宋体" w:eastAsia="宋体" w:hAnsi="宋体"/>
+          <w:szCs w:val="21"/>
+        </w:rPr>
+        <w:t>，面→</w:t>
+      </w:r>
+      <w:proofErr w:type="gramStart"/>
+      <w:r>
+        <w:rPr>
+          <w:rFonts w:ascii="宋体" w:eastAsia="宋体" w:hAnsi="宋体"/>
+          <w:szCs w:val="21"/>
+        </w:rPr>
+        <w:t>囗</w:t>
+      </w:r>
+      <w:proofErr w:type="gramEnd"/>
+      <w:r>
+        <w:rPr>
+          <w:rFonts w:ascii="宋体" w:eastAsia="宋体" w:hAnsi="宋体"/>
+          <w:szCs w:val="21"/>
+        </w:rPr>
+        <w:t>，</w:t>
+      </w:r>
+      <w:proofErr w:type="gramStart"/>
+      <w:r>
+        <w:rPr>
+          <w:rFonts w:ascii="宋体" w:eastAsia="宋体" w:hAnsi="宋体"/>
+          <w:szCs w:val="21"/>
+        </w:rPr>
+        <w:t>韭</w:t>
+      </w:r>
+      <w:proofErr w:type="gramEnd"/>
+      <w:r>
+        <w:rPr>
+          <w:rFonts w:ascii="宋体" w:eastAsia="宋体" w:hAnsi="宋体"/>
+          <w:szCs w:val="21"/>
+        </w:rPr>
+        <w:t>→</w:t>
+      </w:r>
+      <w:proofErr w:type="gramStart"/>
+      <w:r>
+        <w:rPr>
+          <w:rFonts w:ascii="宋体" w:eastAsia="宋体" w:hAnsi="宋体"/>
+          <w:szCs w:val="21"/>
+        </w:rPr>
+        <w:t>耒</w:t>
+      </w:r>
+      <w:proofErr w:type="gramEnd"/>
+      <w:r>
+        <w:rPr>
+          <w:rFonts w:ascii="宋体" w:eastAsia="宋体" w:hAnsi="宋体"/>
+          <w:szCs w:val="21"/>
+        </w:rPr>
+        <w:t>，飞→</w:t>
+      </w:r>
+      <w:proofErr w:type="gramStart"/>
+      <w:r>
+        <w:rPr>
+          <w:rFonts w:ascii="宋体" w:eastAsia="宋体" w:hAnsi="宋体"/>
+          <w:szCs w:val="21"/>
+        </w:rPr>
+        <w:t>疒</w:t>
+      </w:r>
+      <w:proofErr w:type="gramEnd"/>
+      <w:r>
+        <w:rPr>
+          <w:rFonts w:ascii="宋体" w:eastAsia="宋体" w:hAnsi="宋体"/>
+          <w:szCs w:val="21"/>
+        </w:rPr>
+        <w:t>，鬥→门......</w:t>
+      </w:r>
+    </w:p>
+    <w:p>
+      <w:pPr>
+        <w:rPr>
+          <w:rFonts w:ascii="宋体" w:eastAsia="宋体" w:hAnsi="宋体"/>
+          <w:szCs w:val="21"/>
+        </w:rPr>
+      </w:pPr>
+    </w:p>
+    <w:p>
+      <w:pPr>
+        <w:rPr>
+          <w:rFonts w:ascii="宋体" w:eastAsia="宋体" w:hAnsi="宋体"/>
+          <w:szCs w:val="21"/>
+        </w:rPr>
+      </w:pPr>
+      <w:r>
+        <w:rPr>
+          <w:rFonts w:ascii="宋体" w:eastAsia="宋体" w:hAnsi="宋体"/>
+          <w:b/>
+          <w:bCs/>
+          <w:szCs w:val="21"/>
+        </w:rPr>
+        <w:t>部首简并</w:t>
+      </w:r>
+      <w:r>
+        <w:rPr>
+          <w:rFonts w:ascii="宋体" w:eastAsia="宋体" w:hAnsi="宋体"/>
+          <w:szCs w:val="21"/>
+        </w:rPr>
+        <w:t>（部首本身包含其他部首</w:t>
+      </w:r>
+      <w:r>
+        <w:rPr>
+          <w:rFonts w:ascii="宋体" w:eastAsia="宋体" w:hAnsi="宋体" w:hint="eastAsia"/>
+          <w:szCs w:val="21"/>
+        </w:rPr>
+        <w:t>（合体）</w:t>
+      </w:r>
+      <w:r>
+        <w:rPr>
+          <w:rFonts w:ascii="宋体" w:eastAsia="宋体" w:hAnsi="宋体"/>
+          <w:szCs w:val="21"/>
+        </w:rPr>
+        <w:t>，进行简化合并）：</w:t>
+      </w:r>
+    </w:p>
+    <w:p>
+      <w:pPr>
+        <w:rPr>
+          <w:rFonts w:ascii="宋体" w:eastAsia="宋体" w:hAnsi="宋体"/>
+          <w:szCs w:val="21"/>
+        </w:rPr>
+      </w:pPr>
+      <w:r>
+        <w:rPr>
+          <w:rFonts w:ascii="宋体" w:eastAsia="宋体" w:hAnsi="宋体"/>
+          <w:szCs w:val="21"/>
+        </w:rPr>
         <w:lastRenderedPageBreak/>
-        <w:t>根据优化分配规则，需要着重理解的字例有：</w:t>
-      </w:r>
-    </w:p>
-    <w:p>
-      <w:pPr>
-        <w:ind w:firstLineChars="200" w:firstLine="420"/>
-        <w:rPr>
-          <w:rFonts w:ascii="宋体" w:eastAsia="宋体" w:hAnsi="宋体" w:cs="微软雅黑" w:hint="eastAsia"/>
-        </w:rPr>
-      </w:pPr>
-      <w:r>
-        <w:rPr>
-          <w:rFonts w:ascii="宋体" w:eastAsia="宋体" w:hAnsi="宋体" w:hint="eastAsia"/>
-        </w:rPr>
-        <w:t xml:space="preserve">皇w 数l 责q 束k 冰u 见m 贝m 乔k 买w </w:t>
-      </w:r>
-      <w:r>
-        <w:rPr>
-          <w:rFonts w:ascii="宋体" w:eastAsia="宋体" w:hAnsi="宋体" w:hint="eastAsia"/>
-        </w:rPr>
-        <w:t>学x</w:t>
-      </w:r>
-      <w:r>
-        <w:rPr>
-          <w:rFonts w:ascii="宋体" w:eastAsia="宋体" w:hAnsi="宋体" w:hint="eastAsia"/>
-        </w:rPr>
-        <w:t xml:space="preserve"> 临</w:t>
-      </w:r>
-      <w:proofErr w:type="spellStart"/>
-      <w:r>
-        <w:rPr>
-          <w:rFonts w:ascii="宋体" w:eastAsia="宋体" w:hAnsi="宋体" w:hint="eastAsia"/>
-        </w:rPr>
-        <w:t>i</w:t>
-      </w:r>
-      <w:proofErr w:type="spellEnd"/>
-      <w:r>
-        <w:rPr>
-          <w:rFonts w:ascii="宋体" w:eastAsia="宋体" w:hAnsi="宋体" w:hint="eastAsia"/>
-        </w:rPr>
-        <w:t xml:space="preserve"> </w:t>
-      </w:r>
-      <w:r>
-        <w:rPr>
-          <w:rFonts w:ascii="宋体" w:eastAsia="宋体" w:hAnsi="宋体" w:cs="微软雅黑" w:hint="eastAsia"/>
-        </w:rPr>
-        <w:t>畅t 养d 利h 事k 巨5</w:t>
-      </w:r>
-    </w:p>
-    <w:p>
-      <w:pPr>
-        <w:ind w:firstLineChars="200" w:firstLine="420"/>
-        <w:rPr>
-          <w:rFonts w:ascii="宋体" w:eastAsia="宋体" w:hAnsi="宋体" w:cs="微软雅黑" w:hint="eastAsia"/>
-        </w:rPr>
-      </w:pPr>
-      <w:r>
-        <w:rPr>
-          <w:rFonts w:ascii="宋体" w:eastAsia="宋体" w:hAnsi="宋体" w:cs="微软雅黑" w:hint="eastAsia"/>
-        </w:rPr>
-        <w:t>音r 就d 平5 所j 有r 去t</w:t>
-      </w:r>
-    </w:p>
-    <w:p>
-      <w:pPr>
-        <w:ind w:firstLineChars="200" w:firstLine="420"/>
+        <w:t>立→</w:t>
+      </w:r>
+      <w:proofErr w:type="gramStart"/>
+      <w:r>
+        <w:rPr>
+          <w:rFonts w:ascii="宋体" w:eastAsia="宋体" w:hAnsi="宋体"/>
+          <w:szCs w:val="21"/>
+        </w:rPr>
+        <w:t>亠</w:t>
+      </w:r>
+      <w:proofErr w:type="gramEnd"/>
+      <w:r>
+        <w:rPr>
+          <w:rFonts w:ascii="宋体" w:eastAsia="宋体" w:hAnsi="宋体"/>
+          <w:szCs w:val="21"/>
+        </w:rPr>
+        <w:t>，鼠→臼，</w:t>
+      </w:r>
+      <w:proofErr w:type="gramStart"/>
+      <w:r>
+        <w:rPr>
+          <w:rFonts w:ascii="宋体" w:eastAsia="宋体" w:hAnsi="宋体"/>
+          <w:szCs w:val="21"/>
+        </w:rPr>
+        <w:t>舛</w:t>
+      </w:r>
+      <w:proofErr w:type="gramEnd"/>
+      <w:r>
+        <w:rPr>
+          <w:rFonts w:ascii="宋体" w:eastAsia="宋体" w:hAnsi="宋体"/>
+          <w:szCs w:val="21"/>
+        </w:rPr>
+        <w:t>→夕，㫃→方，卧→臣，</w:t>
+      </w:r>
+      <w:r>
+        <w:rPr>
+          <w:rFonts w:ascii="SimSun-ExtB" w:eastAsia="SimSun-ExtB" w:hAnsi="SimSun-ExtB" w:cs="SimSun-ExtB" w:hint="eastAsia"/>
+          <w:szCs w:val="21"/>
+        </w:rPr>
+        <w:t>𮂱</w:t>
+      </w:r>
+      <w:r>
+        <w:rPr>
+          <w:rFonts w:ascii="宋体" w:eastAsia="宋体" w:hAnsi="宋体"/>
+          <w:szCs w:val="21"/>
+        </w:rPr>
+        <w:t>→禾，行→</w:t>
+      </w:r>
+      <w:proofErr w:type="gramStart"/>
+      <w:r>
+        <w:rPr>
+          <w:rFonts w:ascii="宋体" w:eastAsia="宋体" w:hAnsi="宋体"/>
+          <w:szCs w:val="21"/>
+        </w:rPr>
+        <w:t>彳</w:t>
+      </w:r>
+      <w:proofErr w:type="gramEnd"/>
+      <w:r>
+        <w:rPr>
+          <w:rFonts w:ascii="宋体" w:eastAsia="宋体" w:hAnsi="宋体"/>
+          <w:szCs w:val="21"/>
+        </w:rPr>
+        <w:t>，</w:t>
+      </w:r>
+      <w:r>
+        <w:rPr>
+          <w:rFonts w:ascii="SimSun-ExtB" w:eastAsia="SimSun-ExtB" w:hAnsi="SimSun-ExtB" w:cs="SimSun-ExtB" w:hint="eastAsia"/>
+          <w:szCs w:val="21"/>
+        </w:rPr>
+        <w:t>𪧇</w:t>
+      </w:r>
+      <w:r>
+        <w:rPr>
+          <w:rFonts w:ascii="宋体" w:eastAsia="宋体" w:hAnsi="宋体"/>
+          <w:szCs w:val="21"/>
+        </w:rPr>
+        <w:t>→</w:t>
+      </w:r>
+      <w:proofErr w:type="gramStart"/>
+      <w:r>
+        <w:rPr>
+          <w:rFonts w:ascii="宋体" w:eastAsia="宋体" w:hAnsi="宋体"/>
+          <w:szCs w:val="21"/>
+        </w:rPr>
+        <w:t>宀</w:t>
+      </w:r>
+      <w:proofErr w:type="gramEnd"/>
+      <w:r>
+        <w:rPr>
+          <w:rFonts w:ascii="宋体" w:eastAsia="宋体" w:hAnsi="宋体"/>
+          <w:szCs w:val="21"/>
+        </w:rPr>
+        <w:t>，亼→人，</w:t>
+      </w:r>
+      <w:proofErr w:type="gramStart"/>
+      <w:r>
+        <w:rPr>
+          <w:rFonts w:ascii="宋体" w:eastAsia="宋体" w:hAnsi="宋体"/>
+          <w:szCs w:val="21"/>
+        </w:rPr>
+        <w:t>龠</w:t>
+      </w:r>
+      <w:proofErr w:type="gramEnd"/>
+      <w:r>
+        <w:rPr>
+          <w:rFonts w:ascii="宋体" w:eastAsia="宋体" w:hAnsi="宋体"/>
+          <w:szCs w:val="21"/>
+        </w:rPr>
+        <w:t>→人，鼻→自，齐（齊）→文，林→木，舍→人，多→夕，男→田，死→</w:t>
+      </w:r>
+      <w:proofErr w:type="gramStart"/>
+      <w:r>
+        <w:rPr>
+          <w:rFonts w:ascii="宋体" w:eastAsia="宋体" w:hAnsi="宋体"/>
+          <w:szCs w:val="21"/>
+        </w:rPr>
+        <w:t>歹</w:t>
+      </w:r>
+      <w:proofErr w:type="gramEnd"/>
+      <w:r>
+        <w:rPr>
+          <w:rFonts w:ascii="宋体" w:eastAsia="宋体" w:hAnsi="宋体"/>
+          <w:szCs w:val="21"/>
+        </w:rPr>
+        <w:t>，比→</w:t>
+      </w:r>
+      <w:proofErr w:type="gramStart"/>
+      <w:r>
+        <w:rPr>
+          <w:rFonts w:ascii="宋体" w:eastAsia="宋体" w:hAnsi="宋体"/>
+          <w:szCs w:val="21"/>
+        </w:rPr>
+        <w:t>匕</w:t>
+      </w:r>
+      <w:proofErr w:type="gramEnd"/>
+      <w:r>
+        <w:rPr>
+          <w:rFonts w:ascii="宋体" w:eastAsia="宋体" w:hAnsi="宋体"/>
+          <w:szCs w:val="21"/>
+        </w:rPr>
+        <w:t>，</w:t>
+      </w:r>
+      <w:proofErr w:type="gramStart"/>
+      <w:r>
+        <w:rPr>
+          <w:rFonts w:ascii="宋体" w:eastAsia="宋体" w:hAnsi="宋体"/>
+          <w:szCs w:val="21"/>
+        </w:rPr>
+        <w:t>爻</w:t>
+      </w:r>
+      <w:proofErr w:type="gramEnd"/>
+      <w:r>
+        <w:rPr>
+          <w:rFonts w:ascii="宋体" w:eastAsia="宋体" w:hAnsi="宋体"/>
+          <w:szCs w:val="21"/>
+        </w:rPr>
+        <w:t>→㐅，玄→</w:t>
+      </w:r>
+      <w:proofErr w:type="gramStart"/>
+      <w:r>
+        <w:rPr>
+          <w:rFonts w:ascii="宋体" w:eastAsia="宋体" w:hAnsi="宋体"/>
+          <w:szCs w:val="21"/>
+        </w:rPr>
+        <w:t>亠</w:t>
+      </w:r>
+      <w:proofErr w:type="gramEnd"/>
+      <w:r>
+        <w:rPr>
+          <w:rFonts w:ascii="宋体" w:eastAsia="宋体" w:hAnsi="宋体"/>
+          <w:szCs w:val="21"/>
+        </w:rPr>
+        <w:t>，禸→</w:t>
+      </w:r>
+      <w:proofErr w:type="gramStart"/>
+      <w:r>
+        <w:rPr>
+          <w:rFonts w:ascii="宋体" w:eastAsia="宋体" w:hAnsi="宋体"/>
+          <w:szCs w:val="21"/>
+        </w:rPr>
+        <w:t>冂</w:t>
+      </w:r>
+      <w:proofErr w:type="gramEnd"/>
+      <w:r>
+        <w:rPr>
+          <w:rFonts w:ascii="宋体" w:eastAsia="宋体" w:hAnsi="宋体"/>
+          <w:szCs w:val="21"/>
+        </w:rPr>
+        <w:t>，至→土，色→刀，首→丷，香→禾，高→</w:t>
+      </w:r>
+      <w:proofErr w:type="gramStart"/>
+      <w:r>
+        <w:rPr>
+          <w:rFonts w:ascii="宋体" w:eastAsia="宋体" w:hAnsi="宋体"/>
+          <w:szCs w:val="21"/>
+        </w:rPr>
+        <w:t>亠</w:t>
+      </w:r>
+      <w:proofErr w:type="gramEnd"/>
+      <w:r>
+        <w:rPr>
+          <w:rFonts w:ascii="宋体" w:eastAsia="宋体" w:hAnsi="宋体"/>
+          <w:szCs w:val="21"/>
+        </w:rPr>
+        <w:t>，</w:t>
+      </w:r>
+      <w:proofErr w:type="gramStart"/>
+      <w:r>
+        <w:rPr>
+          <w:rFonts w:ascii="宋体" w:eastAsia="宋体" w:hAnsi="宋体"/>
+          <w:szCs w:val="21"/>
+        </w:rPr>
+        <w:t>鬯</w:t>
+      </w:r>
+      <w:proofErr w:type="gramEnd"/>
+      <w:r>
+        <w:rPr>
+          <w:rFonts w:ascii="宋体" w:eastAsia="宋体" w:hAnsi="宋体"/>
+          <w:szCs w:val="21"/>
+        </w:rPr>
+        <w:t>→</w:t>
+      </w:r>
+      <w:proofErr w:type="gramStart"/>
+      <w:r>
+        <w:rPr>
+          <w:rFonts w:ascii="宋体" w:eastAsia="宋体" w:hAnsi="宋体"/>
+          <w:szCs w:val="21"/>
+        </w:rPr>
+        <w:t>匕</w:t>
+      </w:r>
+      <w:proofErr w:type="gramEnd"/>
+      <w:r>
+        <w:rPr>
+          <w:rFonts w:ascii="宋体" w:eastAsia="宋体" w:hAnsi="宋体"/>
+          <w:szCs w:val="21"/>
+        </w:rPr>
+        <w:t>，</w:t>
+      </w:r>
+      <w:proofErr w:type="gramStart"/>
+      <w:r>
+        <w:rPr>
+          <w:rFonts w:ascii="宋体" w:eastAsia="宋体" w:hAnsi="宋体"/>
+          <w:szCs w:val="21"/>
+        </w:rPr>
+        <w:t>鬲</w:t>
+      </w:r>
+      <w:proofErr w:type="gramEnd"/>
+      <w:r>
+        <w:rPr>
+          <w:rFonts w:ascii="宋体" w:eastAsia="宋体" w:hAnsi="宋体"/>
+          <w:szCs w:val="21"/>
+        </w:rPr>
+        <w:t>→口，鹿→广，麻→广，黄黃→八，</w:t>
+      </w:r>
+      <w:proofErr w:type="gramStart"/>
+      <w:r>
+        <w:rPr>
+          <w:rFonts w:ascii="宋体" w:eastAsia="宋体" w:hAnsi="宋体"/>
+          <w:szCs w:val="21"/>
+        </w:rPr>
+        <w:t>黍</w:t>
+      </w:r>
+      <w:proofErr w:type="gramEnd"/>
+      <w:r>
+        <w:rPr>
+          <w:rFonts w:ascii="宋体" w:eastAsia="宋体" w:hAnsi="宋体"/>
+          <w:szCs w:val="21"/>
+        </w:rPr>
+        <w:t>→禾，</w:t>
+      </w:r>
+      <w:proofErr w:type="gramStart"/>
+      <w:r>
+        <w:rPr>
+          <w:rFonts w:ascii="宋体" w:eastAsia="宋体" w:hAnsi="宋体"/>
+          <w:szCs w:val="21"/>
+        </w:rPr>
+        <w:t>黹</w:t>
+      </w:r>
+      <w:proofErr w:type="gramEnd"/>
+      <w:r>
+        <w:rPr>
+          <w:rFonts w:ascii="宋体" w:eastAsia="宋体" w:hAnsi="宋体"/>
+          <w:szCs w:val="21"/>
+        </w:rPr>
+        <w:t>→业，鼎→目，鼓→支，龟→刀，</w:t>
+      </w:r>
+      <w:proofErr w:type="gramStart"/>
+      <w:r>
+        <w:rPr>
+          <w:rFonts w:ascii="宋体" w:eastAsia="宋体" w:hAnsi="宋体"/>
+          <w:szCs w:val="21"/>
+        </w:rPr>
+        <w:t>厄</w:t>
+      </w:r>
+      <w:proofErr w:type="gramEnd"/>
+      <w:r>
+        <w:rPr>
+          <w:rFonts w:ascii="宋体" w:eastAsia="宋体" w:hAnsi="宋体"/>
+          <w:szCs w:val="21"/>
+        </w:rPr>
+        <w:t>→厂......</w:t>
+      </w:r>
+    </w:p>
+    <w:p>
+      <w:pPr>
+        <w:rPr>
+          <w:rFonts w:ascii="宋体" w:eastAsia="宋体" w:hAnsi="宋体"/>
+          <w:szCs w:val="21"/>
+        </w:rPr>
+      </w:pPr>
+    </w:p>
+    <w:p>
+      <w:pPr>
+        <w:rPr>
+          <w:rFonts w:ascii="宋体" w:eastAsia="宋体" w:hAnsi="宋体"/>
+          <w:szCs w:val="21"/>
+        </w:rPr>
+      </w:pPr>
+      <w:proofErr w:type="gramStart"/>
+      <w:r>
+        <w:rPr>
+          <w:rFonts w:ascii="宋体" w:eastAsia="宋体" w:hAnsi="宋体"/>
+          <w:b/>
+          <w:bCs/>
+          <w:szCs w:val="21"/>
+        </w:rPr>
+        <w:t>罕部跳过</w:t>
+      </w:r>
+      <w:proofErr w:type="gramEnd"/>
+      <w:r>
+        <w:rPr>
+          <w:rFonts w:ascii="宋体" w:eastAsia="宋体" w:hAnsi="宋体"/>
+          <w:szCs w:val="21"/>
+        </w:rPr>
+        <w:t xml:space="preserve">（以下部首过于罕见，不采用，转而选取其他部件）： </w:t>
+      </w:r>
+    </w:p>
+    <w:p>
+      <w:pPr>
+        <w:rPr>
+          <w:rFonts w:ascii="宋体" w:eastAsia="宋体" w:hAnsi="宋体"/>
+          <w:szCs w:val="21"/>
+        </w:rPr>
+      </w:pPr>
+      <w:r>
+        <w:rPr>
+          <w:rFonts w:ascii="宋体" w:eastAsia="宋体" w:hAnsi="宋体"/>
+          <w:szCs w:val="21"/>
+        </w:rPr>
+        <w:t>毋（母），氏，</w:t>
+      </w:r>
+      <w:proofErr w:type="gramStart"/>
+      <w:r>
+        <w:rPr>
+          <w:rFonts w:ascii="宋体" w:eastAsia="宋体" w:hAnsi="宋体"/>
+          <w:szCs w:val="21"/>
+        </w:rPr>
+        <w:t>而</w:t>
+      </w:r>
+      <w:proofErr w:type="gramEnd"/>
+      <w:r>
+        <w:rPr>
+          <w:rFonts w:ascii="宋体" w:eastAsia="宋体" w:hAnsi="宋体"/>
+          <w:szCs w:val="21"/>
+        </w:rPr>
+        <w:t>。</w:t>
+      </w:r>
+    </w:p>
+    <w:p>
+      <w:pPr>
         <w:rPr>
           <w:rFonts w:ascii="宋体" w:eastAsia="宋体" w:hAnsi="宋体" w:hint="eastAsia"/>
           <w:szCs w:val="21"/>
@@ -12701,6 +12845,7 @@
           <w:color w:val="EE0000"/>
           <w:szCs w:val="21"/>
         </w:rPr>
+        <w:lastRenderedPageBreak/>
         <w:t>空</w:t>
       </w:r>
       <w:r>
@@ -13033,15 +13178,7 @@
           <w:rFonts w:ascii="宋体" w:eastAsia="宋体" w:hAnsi="宋体" w:hint="eastAsia"/>
           <w:szCs w:val="21"/>
         </w:rPr>
-        <w:t>部</w:t>
-      </w:r>
-      <w:r>
-        <w:rPr>
-          <w:rFonts w:ascii="宋体" w:eastAsia="宋体" w:hAnsi="宋体" w:hint="eastAsia"/>
-          <w:szCs w:val="21"/>
-        </w:rPr>
-        <w:lastRenderedPageBreak/>
-        <w:t>首，称为“别码部首”或者“另记部首”，需要着重记忆。</w:t>
+        <w:t>部首，称为“别码部首”或者“另记部首”，需要着重记忆。</w:t>
       </w:r>
     </w:p>
     <w:p>
@@ -14718,6 +14855,7 @@
           <w:rFonts w:ascii="宋体" w:eastAsia="宋体" w:hAnsi="宋体"/>
           <w:szCs w:val="21"/>
         </w:rPr>
+        <w:lastRenderedPageBreak/>
         <w:t>部首为"心"（下部），</w:t>
       </w:r>
       <w:r>
@@ -14859,7 +14997,6 @@
           <w:rFonts w:ascii="宋体" w:eastAsia="宋体" w:hAnsi="宋体"/>
           <w:szCs w:val="21"/>
         </w:rPr>
-        <w:lastRenderedPageBreak/>
         <w:t>"意"的</w:t>
       </w:r>
       <w:proofErr w:type="gramStart"/>
@@ -16024,6 +16161,7 @@
               <w:rPr>
                 <w:rFonts w:ascii="宋体" w:eastAsia="宋体" w:hAnsi="宋体"/>
               </w:rPr>
+              <w:lastRenderedPageBreak/>
               <w:t>上下结构</w:t>
             </w:r>
           </w:p>
@@ -16186,7 +16324,6 @@
               <w:rPr>
                 <w:rFonts w:ascii="宋体" w:eastAsia="宋体" w:hAnsi="宋体"/>
               </w:rPr>
-              <w:lastRenderedPageBreak/>
               <w:t>包围结构</w:t>
             </w:r>
           </w:p>
@@ -17625,6 +17762,7 @@
               <w:rPr>
                 <w:rFonts w:ascii="宋体" w:eastAsia="宋体" w:hAnsi="宋体"/>
               </w:rPr>
+              <w:lastRenderedPageBreak/>
               <w:t>符号</w:t>
             </w:r>
           </w:p>
@@ -17818,7 +17956,6 @@
           <w:b/>
           <w:bCs/>
         </w:rPr>
-        <w:lastRenderedPageBreak/>
         <w:t>细调数字</w:t>
       </w:r>
     </w:p>
@@ -19094,6 +19231,7 @@
               <w:rPr>
                 <w:rFonts w:ascii="宋体" w:eastAsia="宋体" w:hAnsi="宋体"/>
               </w:rPr>
+              <w:lastRenderedPageBreak/>
               <w:t>ld</w:t>
             </w:r>
             <w:proofErr w:type="spellEnd"/>
@@ -19560,7 +19698,6 @@
               <w:rPr>
                 <w:rFonts w:ascii="宋体" w:eastAsia="宋体" w:hAnsi="宋体"/>
               </w:rPr>
-              <w:lastRenderedPageBreak/>
               <w:t>fd</w:t>
             </w:r>
             <w:proofErr w:type="spellEnd"/>
@@ -22010,6 +22147,7 @@
           <w:b/>
           <w:bCs/>
         </w:rPr>
+        <w:lastRenderedPageBreak/>
         <w:t>4.</w:t>
       </w:r>
       <w:r>
@@ -22147,7 +22285,6 @@
         <w:rPr>
           <w:rFonts w:ascii="宋体" w:eastAsia="宋体" w:hAnsi="宋体"/>
         </w:rPr>
-        <w:lastRenderedPageBreak/>
         <w:t>同一汉字可能有不同的</w:t>
       </w:r>
       <w:r>
@@ -23173,6 +23310,7 @@
           <w:bCs/>
           <w:szCs w:val="21"/>
         </w:rPr>
+        <w:lastRenderedPageBreak/>
         <w:t>补充功能</w:t>
       </w:r>
       <w:r>
@@ -23372,7 +23510,6 @@
           <w:bCs/>
           <w:szCs w:val="21"/>
         </w:rPr>
-        <w:lastRenderedPageBreak/>
         <w:t>1. 二字词</w:t>
       </w:r>
     </w:p>
@@ -25424,6 +25561,7 @@
           <w:bCs/>
           <w:szCs w:val="21"/>
         </w:rPr>
+        <w:lastRenderedPageBreak/>
         <w:t>拼音缺失区</w:t>
       </w:r>
       <w:r>
@@ -25659,7 +25797,6 @@
           <w:bCs/>
           <w:szCs w:val="21"/>
         </w:rPr>
-        <w:lastRenderedPageBreak/>
         <w:t>个性化</w:t>
       </w:r>
       <w:r>
@@ -33478,7 +33615,6 @@
   <w:style w:type="character" w:default="1" w:styleId="a0">
     <w:name w:val="Default Paragraph Font"/>
     <w:uiPriority w:val="1"/>
-    <w:semiHidden/>
     <w:unhideWhenUsed/>
   </w:style>
   <w:style w:type="table" w:default="1" w:styleId="a1">

--- a/help/解书音形规则文本.docx
+++ b/help/解书音形规则文本.docx
@@ -5,24 +5,24 @@
     <w:p>
       <w:pPr>
         <w:rPr>
+          <w:rFonts w:ascii="华文新魏" w:eastAsia="华文新魏" w:hAnsi="宋体"/>
+          <w:sz w:val="52"/>
+          <w:szCs w:val="56"/>
+        </w:rPr>
+      </w:pPr>
+      <w:r>
+        <w:rPr>
           <w:rFonts w:ascii="华文新魏" w:eastAsia="华文新魏" w:hAnsi="宋体" w:hint="eastAsia"/>
           <w:sz w:val="52"/>
           <w:szCs w:val="56"/>
         </w:rPr>
-      </w:pPr>
-      <w:r>
-        <w:rPr>
-          <w:rFonts w:ascii="华文新魏" w:eastAsia="华文新魏" w:hAnsi="宋体" w:hint="eastAsia"/>
-          <w:sz w:val="52"/>
-          <w:szCs w:val="56"/>
-        </w:rPr>
         <w:t>解书音形程序使用</w:t>
       </w:r>
     </w:p>
     <w:p>
       <w:pPr>
         <w:rPr>
-          <w:rFonts w:ascii="宋体" w:eastAsia="宋体" w:hAnsi="宋体" w:hint="eastAsia"/>
+          <w:rFonts w:ascii="宋体" w:eastAsia="宋体" w:hAnsi="宋体"/>
           <w:b/>
           <w:bCs/>
           <w:sz w:val="28"/>
@@ -31,13 +31,217 @@
       </w:pPr>
       <w:r>
         <w:rPr>
-          <w:rFonts w:ascii="宋体" w:eastAsia="宋体" w:hAnsi="宋体"/>
+          <w:rFonts w:ascii="宋体" w:eastAsia="宋体" w:hAnsi="宋体" w:hint="eastAsia"/>
           <w:b/>
           <w:bCs/>
           <w:sz w:val="28"/>
           <w:szCs w:val="28"/>
         </w:rPr>
-        <w:t>一、外观与设置</w:t>
+        <w:t>一、</w:t>
+      </w:r>
+      <w:r>
+        <w:rPr>
+          <w:rFonts w:ascii="宋体" w:eastAsia="宋体" w:hAnsi="宋体" w:hint="eastAsia"/>
+          <w:b/>
+          <w:bCs/>
+          <w:sz w:val="28"/>
+          <w:szCs w:val="28"/>
+        </w:rPr>
+        <w:t>快速开始</w:t>
+      </w:r>
+    </w:p>
+    <w:p>
+      <w:pPr>
+        <w:ind w:firstLineChars="200" w:firstLine="422"/>
+        <w:rPr>
+          <w:rFonts w:ascii="宋体" w:eastAsia="宋体" w:hAnsi="宋体"/>
+          <w:szCs w:val="21"/>
+        </w:rPr>
+      </w:pPr>
+      <w:r>
+        <w:rPr>
+          <w:rFonts w:ascii="宋体" w:eastAsia="宋体" w:hAnsi="宋体" w:hint="eastAsia"/>
+          <w:b/>
+          <w:bCs/>
+          <w:szCs w:val="21"/>
+        </w:rPr>
+        <w:t>依赖库安装</w:t>
+      </w:r>
+      <w:r>
+        <w:rPr>
+          <w:rFonts w:ascii="宋体" w:eastAsia="宋体" w:hAnsi="宋体" w:hint="eastAsia"/>
+          <w:szCs w:val="21"/>
+        </w:rPr>
+        <w:t>：</w:t>
+      </w:r>
+      <w:r>
+        <w:rPr>
+          <w:rFonts w:ascii="宋体" w:eastAsia="宋体" w:hAnsi="宋体"/>
+          <w:szCs w:val="21"/>
+        </w:rPr>
+        <w:t>pip install -r requirements.txt</w:t>
+      </w:r>
+      <w:r>
+        <w:rPr>
+          <w:rFonts w:ascii="宋体" w:eastAsia="宋体" w:hAnsi="宋体"/>
+          <w:szCs w:val="21"/>
+        </w:rPr>
+        <w:t>，所有文件需放在同一目录下。建议定期备份</w:t>
+      </w:r>
+      <w:r>
+        <w:rPr>
+          <w:rFonts w:ascii="宋体" w:eastAsia="宋体" w:hAnsi="宋体" w:hint="eastAsia"/>
+          <w:szCs w:val="21"/>
+        </w:rPr>
+        <w:t>码表</w:t>
+      </w:r>
+      <w:r>
+        <w:rPr>
+          <w:rFonts w:ascii="宋体" w:eastAsia="宋体" w:hAnsi="宋体"/>
+          <w:szCs w:val="21"/>
+        </w:rPr>
+        <w:t>dictionary.txt和ciyu.txt文件。</w:t>
+      </w:r>
+    </w:p>
+    <w:p>
+      <w:pPr>
+        <w:ind w:firstLineChars="200" w:firstLine="422"/>
+        <w:rPr>
+          <w:rFonts w:ascii="宋体" w:eastAsia="宋体" w:hAnsi="宋体"/>
+          <w:szCs w:val="21"/>
+        </w:rPr>
+      </w:pPr>
+      <w:r>
+        <w:rPr>
+          <w:rFonts w:ascii="宋体" w:eastAsia="宋体" w:hAnsi="宋体" w:hint="eastAsia"/>
+          <w:b/>
+          <w:bCs/>
+          <w:szCs w:val="21"/>
+        </w:rPr>
+        <w:t>运行</w:t>
+      </w:r>
+      <w:r>
+        <w:rPr>
+          <w:rFonts w:ascii="宋体" w:eastAsia="宋体" w:hAnsi="宋体" w:hint="eastAsia"/>
+          <w:szCs w:val="21"/>
+        </w:rPr>
+        <w:t>：</w:t>
+      </w:r>
+      <w:r>
+        <w:rPr>
+          <w:rFonts w:ascii="宋体" w:eastAsia="宋体" w:hAnsi="宋体"/>
+          <w:szCs w:val="21"/>
+        </w:rPr>
+        <w:t>输入法</w:t>
+      </w:r>
+      <w:r>
+        <w:rPr>
+          <w:rFonts w:ascii="宋体" w:eastAsia="宋体" w:hAnsi="宋体" w:hint="eastAsia"/>
+          <w:szCs w:val="21"/>
+        </w:rPr>
+        <w:t>前端</w:t>
+      </w:r>
+      <w:r>
+        <w:rPr>
+          <w:rFonts w:ascii="宋体" w:eastAsia="宋体" w:hAnsi="宋体" w:hint="eastAsia"/>
+          <w:szCs w:val="21"/>
+        </w:rPr>
+        <w:t>：</w:t>
+      </w:r>
+      <w:r>
+        <w:rPr>
+          <w:rFonts w:ascii="宋体" w:eastAsia="宋体" w:hAnsi="宋体"/>
+          <w:szCs w:val="21"/>
+        </w:rPr>
+        <w:t>输入法6.py</w:t>
+      </w:r>
+      <w:r>
+        <w:rPr>
+          <w:rFonts w:ascii="宋体" w:eastAsia="宋体" w:hAnsi="宋体" w:hint="eastAsia"/>
+          <w:szCs w:val="21"/>
+        </w:rPr>
+        <w:t>。</w:t>
+      </w:r>
+      <w:r>
+        <w:rPr>
+          <w:rFonts w:ascii="宋体" w:eastAsia="宋体" w:hAnsi="宋体"/>
+          <w:szCs w:val="21"/>
+        </w:rPr>
+        <w:t>管理工具：</w:t>
+      </w:r>
+      <w:r>
+        <w:rPr>
+          <w:rFonts w:ascii="宋体" w:eastAsia="宋体" w:hAnsi="宋体"/>
+          <w:szCs w:val="21"/>
+        </w:rPr>
+        <w:t xml:space="preserve"> </w:t>
+      </w:r>
+      <w:r>
+        <w:rPr>
+          <w:rFonts w:ascii="宋体" w:eastAsia="宋体" w:hAnsi="宋体"/>
+          <w:szCs w:val="21"/>
+        </w:rPr>
+        <w:t>newedit.p</w:t>
+      </w:r>
+      <w:r>
+        <w:rPr>
+          <w:rFonts w:ascii="宋体" w:eastAsia="宋体" w:hAnsi="宋体" w:hint="eastAsia"/>
+          <w:szCs w:val="21"/>
+        </w:rPr>
+        <w:t>y。</w:t>
+      </w:r>
+      <w:r>
+        <w:rPr>
+          <w:rFonts w:ascii="宋体" w:eastAsia="宋体" w:hAnsi="宋体"/>
+          <w:szCs w:val="21"/>
+        </w:rPr>
+        <w:t>码表整理工具：vgli.py</w:t>
+      </w:r>
+      <w:r>
+        <w:rPr>
+          <w:rFonts w:ascii="宋体" w:eastAsia="宋体" w:hAnsi="宋体" w:hint="eastAsia"/>
+          <w:szCs w:val="21"/>
+        </w:rPr>
+        <w:t>。</w:t>
+      </w:r>
+    </w:p>
+    <w:p>
+      <w:pPr>
+        <w:rPr>
+          <w:rFonts w:ascii="宋体" w:eastAsia="宋体" w:hAnsi="宋体" w:hint="eastAsia"/>
+          <w:szCs w:val="21"/>
+        </w:rPr>
+      </w:pPr>
+    </w:p>
+    <w:p>
+      <w:pPr>
+        <w:rPr>
+          <w:rFonts w:ascii="宋体" w:eastAsia="宋体" w:hAnsi="宋体" w:hint="eastAsia"/>
+          <w:b/>
+          <w:bCs/>
+          <w:sz w:val="28"/>
+          <w:szCs w:val="28"/>
+        </w:rPr>
+      </w:pPr>
+      <w:r>
+        <w:rPr>
+          <w:rFonts w:ascii="宋体" w:eastAsia="宋体" w:hAnsi="宋体" w:hint="eastAsia"/>
+          <w:b/>
+          <w:bCs/>
+          <w:sz w:val="28"/>
+          <w:szCs w:val="28"/>
+        </w:rPr>
+        <w:t>二</w:t>
+      </w:r>
+      <w:r>
+        <w:rPr>
+          <w:rFonts w:ascii="宋体" w:eastAsia="宋体" w:hAnsi="宋体"/>
+          <w:b/>
+          <w:bCs/>
+          <w:sz w:val="28"/>
+          <w:szCs w:val="28"/>
+        </w:rPr>
+        <w:t>、外观与设置</w:t>
       </w:r>
     </w:p>
     <w:p>
@@ -497,13 +701,23 @@
       </w:pPr>
       <w:r>
         <w:rPr>
-          <w:rFonts w:ascii="宋体" w:eastAsia="宋体" w:hAnsi="宋体"/>
+          <w:rFonts w:ascii="宋体" w:eastAsia="宋体" w:hAnsi="宋体" w:hint="eastAsia"/>
           <w:b/>
           <w:bCs/>
           <w:sz w:val="28"/>
           <w:szCs w:val="28"/>
         </w:rPr>
-        <w:t>二、输入功能</w:t>
+        <w:t>三</w:t>
+      </w:r>
+      <w:r>
+        <w:rPr>
+          <w:rFonts w:ascii="宋体" w:eastAsia="宋体" w:hAnsi="宋体"/>
+          <w:b/>
+          <w:bCs/>
+          <w:sz w:val="28"/>
+          <w:szCs w:val="28"/>
+        </w:rPr>
+        <w:t>、输入功能</w:t>
       </w:r>
     </w:p>
     <w:p>
@@ -774,14 +988,30 @@
           <w:rFonts w:ascii="宋体" w:eastAsia="宋体" w:hAnsi="宋体"/>
           <w:szCs w:val="21"/>
         </w:rPr>
-        <w:t>按空格上屏</w:t>
-      </w:r>
-      <w:r>
-        <w:rPr>
-          <w:rFonts w:ascii="宋体" w:eastAsia="宋体" w:hAnsi="宋体" w:hint="eastAsia"/>
-          <w:szCs w:val="21"/>
-        </w:rPr>
-        <w:t>所有首选字（若优先上词开启,则为词语）</w:t>
+        <w:t>按空格上</w:t>
+      </w:r>
+      <w:proofErr w:type="gramStart"/>
+      <w:r>
+        <w:rPr>
+          <w:rFonts w:ascii="宋体" w:eastAsia="宋体" w:hAnsi="宋体"/>
+          <w:szCs w:val="21"/>
+        </w:rPr>
+        <w:t>屏</w:t>
+      </w:r>
+      <w:r>
+        <w:rPr>
+          <w:rFonts w:ascii="宋体" w:eastAsia="宋体" w:hAnsi="宋体" w:hint="eastAsia"/>
+          <w:szCs w:val="21"/>
+        </w:rPr>
+        <w:t>所有</w:t>
+      </w:r>
+      <w:proofErr w:type="gramEnd"/>
+      <w:r>
+        <w:rPr>
+          <w:rFonts w:ascii="宋体" w:eastAsia="宋体" w:hAnsi="宋体" w:hint="eastAsia"/>
+          <w:szCs w:val="21"/>
+        </w:rPr>
+        <w:t>首选字（若优先上词开启,则为词语）</w:t>
       </w:r>
     </w:p>
     <w:p>
@@ -800,6 +1030,7 @@
           <w:rFonts w:ascii="宋体" w:eastAsia="宋体" w:hAnsi="宋体"/>
           <w:szCs w:val="21"/>
         </w:rPr>
+        <w:lastRenderedPageBreak/>
         <w:t>按!快速上屏词语候选（如有）</w:t>
       </w:r>
     </w:p>
@@ -893,12 +1124,21 @@
           <w:szCs w:val="21"/>
         </w:rPr>
       </w:pPr>
-      <w:r>
-        <w:rPr>
-          <w:rFonts w:ascii="宋体" w:eastAsia="宋体" w:hAnsi="宋体" w:hint="eastAsia"/>
-          <w:szCs w:val="21"/>
-        </w:rPr>
-        <w:t>内输/外输：仅在输入法程序预设的框内输入/在任意全局输入框输入，用←</w:t>
+      <w:proofErr w:type="gramStart"/>
+      <w:r>
+        <w:rPr>
+          <w:rFonts w:ascii="宋体" w:eastAsia="宋体" w:hAnsi="宋体" w:hint="eastAsia"/>
+          <w:szCs w:val="21"/>
+        </w:rPr>
+        <w:t>内输</w:t>
+      </w:r>
+      <w:proofErr w:type="gramEnd"/>
+      <w:r>
+        <w:rPr>
+          <w:rFonts w:ascii="宋体" w:eastAsia="宋体" w:hAnsi="宋体" w:hint="eastAsia"/>
+          <w:szCs w:val="21"/>
+        </w:rPr>
+        <w:t>/外输：仅在输入法程序预设的框内输入/在任意全局输入框输入，用←</w:t>
       </w:r>
       <w:r>
         <w:rPr>
@@ -926,7 +1166,6 @@
           <w:rFonts w:ascii="宋体" w:eastAsia="宋体" w:hAnsi="宋体" w:hint="eastAsia"/>
           <w:szCs w:val="21"/>
         </w:rPr>
-        <w:lastRenderedPageBreak/>
         <w:t>外输时根据光标位置移动输入界面。</w:t>
       </w:r>
       <w:r>
@@ -950,6 +1189,7 @@
         </w:rPr>
         <w:t>+1</w:t>
       </w:r>
+      <w:proofErr w:type="gramStart"/>
       <w:r>
         <w:rPr>
           <w:rFonts w:ascii="宋体" w:eastAsia="宋体" w:hAnsi="宋体" w:hint="eastAsia"/>
@@ -962,7 +1202,15 @@
           <w:rFonts w:ascii="宋体" w:eastAsia="宋体" w:hAnsi="宋体" w:hint="eastAsia"/>
           <w:szCs w:val="21"/>
         </w:rPr>
-        <w:t>内输外输切换功能，此时仅支持内输</w:t>
+        <w:t>内输外</w:t>
+      </w:r>
+      <w:proofErr w:type="gramEnd"/>
+      <w:r>
+        <w:rPr>
+          <w:rFonts w:ascii="宋体" w:eastAsia="宋体" w:hAnsi="宋体" w:hint="eastAsia"/>
+          <w:szCs w:val="21"/>
+        </w:rPr>
+        <w:t>输切换功能，此时仅支持内输</w:t>
       </w:r>
       <w:r>
         <w:rPr>
@@ -998,13 +1246,23 @@
       </w:pPr>
       <w:r>
         <w:rPr>
-          <w:rFonts w:ascii="宋体" w:eastAsia="宋体" w:hAnsi="宋体"/>
+          <w:rFonts w:ascii="宋体" w:eastAsia="宋体" w:hAnsi="宋体" w:hint="eastAsia"/>
           <w:b/>
           <w:bCs/>
           <w:sz w:val="28"/>
           <w:szCs w:val="28"/>
         </w:rPr>
-        <w:t>三、管理功能（newedit.py）</w:t>
+        <w:t>四</w:t>
+      </w:r>
+      <w:r>
+        <w:rPr>
+          <w:rFonts w:ascii="宋体" w:eastAsia="宋体" w:hAnsi="宋体"/>
+          <w:b/>
+          <w:bCs/>
+          <w:sz w:val="28"/>
+          <w:szCs w:val="28"/>
+        </w:rPr>
+        <w:t>、管理功能（newedit.py）</w:t>
       </w:r>
     </w:p>
     <w:p>
@@ -1374,8 +1632,17 @@
           <w:rFonts w:ascii="宋体" w:eastAsia="宋体" w:hAnsi="宋体" w:hint="eastAsia"/>
           <w:szCs w:val="21"/>
         </w:rPr>
-        <w:t>音码码</w:t>
-      </w:r>
+        <w:t>音码</w:t>
+      </w:r>
+      <w:proofErr w:type="gramStart"/>
+      <w:r>
+        <w:rPr>
+          <w:rFonts w:ascii="宋体" w:eastAsia="宋体" w:hAnsi="宋体" w:hint="eastAsia"/>
+          <w:szCs w:val="21"/>
+        </w:rPr>
+        <w:t>码</w:t>
+      </w:r>
+      <w:proofErr w:type="gramEnd"/>
       <w:r>
         <w:rPr>
           <w:rFonts w:ascii="宋体" w:eastAsia="宋体" w:hAnsi="宋体"/>
@@ -1454,6 +1721,7 @@
         </w:rPr>
         <w:t>统计独体率、</w:t>
       </w:r>
+      <w:proofErr w:type="gramStart"/>
       <w:r>
         <w:rPr>
           <w:rFonts w:ascii="宋体" w:eastAsia="宋体" w:hAnsi="宋体" w:hint="eastAsia"/>
@@ -1466,7 +1734,15 @@
           <w:rFonts w:ascii="宋体" w:eastAsia="宋体" w:hAnsi="宋体"/>
           <w:szCs w:val="21"/>
         </w:rPr>
-        <w:t>码分布、</w:t>
+        <w:t>码分布</w:t>
+      </w:r>
+      <w:proofErr w:type="gramEnd"/>
+      <w:r>
+        <w:rPr>
+          <w:rFonts w:ascii="宋体" w:eastAsia="宋体" w:hAnsi="宋体"/>
+          <w:szCs w:val="21"/>
+        </w:rPr>
+        <w:t>、</w:t>
       </w:r>
       <w:r>
         <w:rPr>
@@ -1558,6 +1834,13 @@
         </w:rPr>
         <w:t xml:space="preserve"> - 字典整理优化</w:t>
       </w:r>
+      <w:r>
+        <w:rPr>
+          <w:rFonts w:ascii="宋体" w:eastAsia="宋体" w:hAnsi="宋体" w:hint="eastAsia"/>
+          <w:szCs w:val="21"/>
+        </w:rPr>
+        <w:t xml:space="preserve"> (vgli.py)</w:t>
+      </w:r>
     </w:p>
     <w:p>
       <w:pPr>
@@ -1620,7 +1903,23 @@
           <w:rFonts w:ascii="宋体" w:eastAsia="宋体" w:hAnsi="宋体"/>
           <w:szCs w:val="21"/>
         </w:rPr>
-        <w:t>创建无数字简码版本</w:t>
+        <w:t>创建</w:t>
+      </w:r>
+      <w:proofErr w:type="gramStart"/>
+      <w:r>
+        <w:rPr>
+          <w:rFonts w:ascii="宋体" w:eastAsia="宋体" w:hAnsi="宋体"/>
+          <w:szCs w:val="21"/>
+        </w:rPr>
+        <w:t>无数字</w:t>
+      </w:r>
+      <w:proofErr w:type="gramEnd"/>
+      <w:r>
+        <w:rPr>
+          <w:rFonts w:ascii="宋体" w:eastAsia="宋体" w:hAnsi="宋体"/>
+          <w:szCs w:val="21"/>
+        </w:rPr>
+        <w:t>简码版本</w:t>
       </w:r>
     </w:p>
     <w:p>
@@ -1689,6 +1988,13 @@
         </w:rPr>
         <w:t xml:space="preserve"> - 运行输入法</w:t>
       </w:r>
+      <w:r>
+        <w:rPr>
+          <w:rFonts w:ascii="宋体" w:eastAsia="宋体" w:hAnsi="宋体" w:hint="eastAsia"/>
+          <w:szCs w:val="21"/>
+        </w:rPr>
+        <w:t xml:space="preserve"> (输入法6.py)</w:t>
+      </w:r>
     </w:p>
     <w:p>
       <w:pPr>
@@ -1844,6 +2150,7 @@
           <w:rFonts w:ascii="宋体" w:eastAsia="宋体" w:hAnsi="宋体"/>
           <w:szCs w:val="21"/>
         </w:rPr>
+        <w:lastRenderedPageBreak/>
         <w:t>多个读音用斜杠分隔</w:t>
       </w:r>
     </w:p>
@@ -1982,7 +2289,6 @@
           <w:rFonts w:ascii="宋体" w:eastAsia="宋体" w:hAnsi="宋体"/>
           <w:szCs w:val="21"/>
         </w:rPr>
-        <w:lastRenderedPageBreak/>
         <w:t>添加到ciyu.txt文件</w:t>
       </w:r>
     </w:p>
@@ -2062,6 +2368,7 @@
           <w:szCs w:val="21"/>
         </w:rPr>
       </w:pPr>
+      <w:proofErr w:type="gramStart"/>
       <w:r>
         <w:rPr>
           <w:rFonts w:ascii="宋体" w:eastAsia="宋体" w:hAnsi="宋体"/>
@@ -2069,6 +2376,7 @@
         </w:rPr>
         <w:t>猜主码</w:t>
       </w:r>
+      <w:proofErr w:type="gramEnd"/>
       <w:r>
         <w:rPr>
           <w:rFonts w:ascii="宋体" w:eastAsia="宋体" w:hAnsi="宋体" w:hint="eastAsia"/>
@@ -2096,6 +2404,7 @@
           <w:szCs w:val="21"/>
         </w:rPr>
       </w:pPr>
+      <w:proofErr w:type="gramStart"/>
       <w:r>
         <w:rPr>
           <w:rFonts w:ascii="宋体" w:eastAsia="宋体" w:hAnsi="宋体"/>
@@ -2103,6 +2412,7 @@
         </w:rPr>
         <w:t>猜副码</w:t>
       </w:r>
+      <w:proofErr w:type="gramEnd"/>
       <w:r>
         <w:rPr>
           <w:rFonts w:ascii="宋体" w:eastAsia="宋体" w:hAnsi="宋体" w:hint="eastAsia"/>
@@ -2115,7 +2425,23 @@
           <w:rFonts w:ascii="宋体" w:eastAsia="宋体" w:hAnsi="宋体"/>
           <w:szCs w:val="21"/>
         </w:rPr>
-        <w:t>显示汉字和音码，输入副码，若多次错误会提示主码作为辅助</w:t>
+        <w:t>显示汉字和音码，输入副码，若多次错误会</w:t>
+      </w:r>
+      <w:proofErr w:type="gramStart"/>
+      <w:r>
+        <w:rPr>
+          <w:rFonts w:ascii="宋体" w:eastAsia="宋体" w:hAnsi="宋体"/>
+          <w:szCs w:val="21"/>
+        </w:rPr>
+        <w:t>提示主码作为</w:t>
+      </w:r>
+      <w:proofErr w:type="gramEnd"/>
+      <w:r>
+        <w:rPr>
+          <w:rFonts w:ascii="宋体" w:eastAsia="宋体" w:hAnsi="宋体"/>
+          <w:szCs w:val="21"/>
+        </w:rPr>
+        <w:t>辅助</w:t>
       </w:r>
     </w:p>
     <w:p>
@@ -2141,49 +2467,6 @@
     <w:p>
       <w:pPr>
         <w:rPr>
-          <w:rFonts w:ascii="宋体" w:eastAsia="宋体" w:hAnsi="宋体" w:hint="eastAsia"/>
-          <w:szCs w:val="21"/>
-        </w:rPr>
-      </w:pPr>
-      <w:r>
-        <w:rPr>
-          <w:rFonts w:ascii="宋体" w:eastAsia="宋体" w:hAnsi="宋体"/>
-          <w:szCs w:val="21"/>
-        </w:rPr>
-        <w:t>注意：使用前需安装</w:t>
-      </w:r>
-      <w:r>
-        <w:rPr>
-          <w:rFonts w:ascii="宋体" w:eastAsia="宋体" w:hAnsi="宋体" w:hint="eastAsia"/>
-          <w:szCs w:val="21"/>
-        </w:rPr>
-        <w:t>pypinyin、keyboard、pyperclip</w:t>
-      </w:r>
-      <w:r>
-        <w:rPr>
-          <w:rFonts w:ascii="宋体" w:eastAsia="宋体" w:hAnsi="宋体" w:hint="eastAsia"/>
-          <w:szCs w:val="21"/>
-        </w:rPr>
-        <w:t>、pywin</w:t>
-      </w:r>
-      <w:r>
-        <w:rPr>
-          <w:rFonts w:ascii="宋体" w:eastAsia="宋体" w:hAnsi="宋体" w:hint="eastAsia"/>
-          <w:szCs w:val="21"/>
-        </w:rPr>
-        <w:t>32</w:t>
-      </w:r>
-      <w:r>
-        <w:rPr>
-          <w:rFonts w:ascii="宋体" w:eastAsia="宋体" w:hAnsi="宋体"/>
-          <w:szCs w:val="21"/>
-        </w:rPr>
-        <w:t>库，所有文件需放在同一目录下。建议定期备份dictionary.txt和ciyu.txt文件。</w:t>
-      </w:r>
-    </w:p>
-    <w:p>
-      <w:pPr>
-        <w:rPr>
           <w:rFonts w:ascii="华文新魏" w:eastAsia="华文新魏" w:hAnsi="宋体" w:hint="eastAsia"/>
           <w:szCs w:val="21"/>
         </w:rPr>
@@ -2446,7 +2729,25 @@
           <w:sz w:val="28"/>
           <w:szCs w:val="28"/>
         </w:rPr>
-        <w:t>ABCD(E)(.F)</w:t>
+        <w:t>ABCD(E)</w:t>
+      </w:r>
+      <w:proofErr w:type="gramStart"/>
+      <w:r>
+        <w:rPr>
+          <w:rFonts w:ascii="华文中宋" w:eastAsia="华文中宋" w:hAnsi="华文中宋" w:hint="eastAsia"/>
+          <w:sz w:val="28"/>
+          <w:szCs w:val="28"/>
+        </w:rPr>
+        <w:t>(.F</w:t>
+      </w:r>
+      <w:proofErr w:type="gramEnd"/>
+      <w:r>
+        <w:rPr>
+          <w:rFonts w:ascii="华文中宋" w:eastAsia="华文中宋" w:hAnsi="华文中宋" w:hint="eastAsia"/>
+          <w:sz w:val="28"/>
+          <w:szCs w:val="28"/>
+        </w:rPr>
+        <w:t>)</w:t>
       </w:r>
     </w:p>
     <w:p>
@@ -2622,8 +2923,17 @@
           <w:rFonts w:ascii="宋体" w:eastAsia="宋体" w:hAnsi="宋体" w:hint="eastAsia"/>
           <w:szCs w:val="21"/>
         </w:rPr>
-        <w:t>副码：余部/查重注释</w:t>
-      </w:r>
+        <w:t>副码：余部/</w:t>
+      </w:r>
+      <w:proofErr w:type="gramStart"/>
+      <w:r>
+        <w:rPr>
+          <w:rFonts w:ascii="宋体" w:eastAsia="宋体" w:hAnsi="宋体" w:hint="eastAsia"/>
+          <w:szCs w:val="21"/>
+        </w:rPr>
+        <w:t>查重注释</w:t>
+      </w:r>
+      <w:proofErr w:type="gramEnd"/>
       <w:r>
         <w:rPr>
           <w:rFonts w:ascii="宋体" w:eastAsia="宋体" w:hAnsi="宋体"/>
@@ -2663,6 +2973,7 @@
         </w:rPr>
         <w:t>补码：</w:t>
       </w:r>
+      <w:proofErr w:type="gramStart"/>
       <w:r>
         <w:rPr>
           <w:rFonts w:ascii="宋体" w:eastAsia="宋体" w:hAnsi="宋体"/>
@@ -2670,6 +2981,7 @@
         </w:rPr>
         <w:t>繁异</w:t>
       </w:r>
+      <w:proofErr w:type="gramEnd"/>
       <w:r>
         <w:rPr>
           <w:rFonts w:ascii="宋体" w:eastAsia="宋体" w:hAnsi="宋体" w:hint="eastAsia"/>
@@ -2751,14 +3063,25 @@
           <w:szCs w:val="21"/>
         </w:rPr>
       </w:pPr>
-      <w:r>
-        <w:rPr>
-          <w:rFonts w:ascii="宋体" w:eastAsia="宋体" w:hAnsi="宋体"/>
-          <w:b/>
-          <w:bCs/>
-          <w:szCs w:val="21"/>
-        </w:rPr>
-        <w:t>先音后形</w:t>
+      <w:proofErr w:type="gramStart"/>
+      <w:r>
+        <w:rPr>
+          <w:rFonts w:ascii="宋体" w:eastAsia="宋体" w:hAnsi="宋体"/>
+          <w:b/>
+          <w:bCs/>
+          <w:szCs w:val="21"/>
+        </w:rPr>
+        <w:t>先音后</w:t>
+      </w:r>
+      <w:proofErr w:type="gramEnd"/>
+      <w:r>
+        <w:rPr>
+          <w:rFonts w:ascii="宋体" w:eastAsia="宋体" w:hAnsi="宋体"/>
+          <w:b/>
+          <w:bCs/>
+          <w:szCs w:val="21"/>
+        </w:rPr>
+        <w:t>形</w:t>
       </w:r>
       <w:r>
         <w:rPr>
@@ -2893,7 +3216,27 @@
           <w:bCs/>
           <w:szCs w:val="21"/>
         </w:rPr>
-        <w:t>：搜狗双拼+声调，0轻声。</w:t>
+        <w:t>：</w:t>
+      </w:r>
+      <w:proofErr w:type="gramStart"/>
+      <w:r>
+        <w:rPr>
+          <w:rFonts w:ascii="宋体" w:eastAsia="宋体" w:hAnsi="宋体" w:hint="eastAsia"/>
+          <w:b/>
+          <w:bCs/>
+          <w:szCs w:val="21"/>
+        </w:rPr>
+        <w:t>搜狗双拼</w:t>
+      </w:r>
+      <w:proofErr w:type="gramEnd"/>
+      <w:r>
+        <w:rPr>
+          <w:rFonts w:ascii="宋体" w:eastAsia="宋体" w:hAnsi="宋体" w:hint="eastAsia"/>
+          <w:b/>
+          <w:bCs/>
+          <w:szCs w:val="21"/>
+        </w:rPr>
+        <w:t>+声调，0轻声。</w:t>
       </w:r>
     </w:p>
     <w:p>
@@ -2949,6 +3292,7 @@
           <w:bCs/>
           <w:szCs w:val="21"/>
         </w:rPr>
+        <w:lastRenderedPageBreak/>
         <w:t>1</w:t>
       </w:r>
       <w:r>
@@ -2974,8 +3318,25 @@
           <w:rFonts w:ascii="宋体" w:eastAsia="宋体" w:hAnsi="宋体"/>
           <w:szCs w:val="21"/>
         </w:rPr>
-        <w:t>3开形(八) &gt; 6大形(大) &gt; 0闭形(口) &gt; 5</w:t>
-      </w:r>
+        <w:t>3开形(八) &gt; 6大形(大) &gt; 0</w:t>
+      </w:r>
+      <w:proofErr w:type="gramStart"/>
+      <w:r>
+        <w:rPr>
+          <w:rFonts w:ascii="宋体" w:eastAsia="宋体" w:hAnsi="宋体"/>
+          <w:szCs w:val="21"/>
+        </w:rPr>
+        <w:t>闭形</w:t>
+      </w:r>
+      <w:proofErr w:type="gramEnd"/>
+      <w:r>
+        <w:rPr>
+          <w:rFonts w:ascii="宋体" w:eastAsia="宋体" w:hAnsi="宋体"/>
+          <w:szCs w:val="21"/>
+        </w:rPr>
+        <w:t>(口) &gt; 5</w:t>
+      </w:r>
+      <w:proofErr w:type="gramStart"/>
       <w:r>
         <w:rPr>
           <w:rFonts w:ascii="宋体" w:eastAsia="宋体" w:hAnsi="宋体" w:hint="eastAsia"/>
@@ -2988,7 +3349,15 @@
           <w:rFonts w:ascii="宋体" w:eastAsia="宋体" w:hAnsi="宋体"/>
           <w:szCs w:val="21"/>
         </w:rPr>
-        <w:t>形(中) &gt; 1竖形(</w:t>
+        <w:t>形</w:t>
+      </w:r>
+      <w:proofErr w:type="gramEnd"/>
+      <w:r>
+        <w:rPr>
+          <w:rFonts w:ascii="宋体" w:eastAsia="宋体" w:hAnsi="宋体"/>
+          <w:szCs w:val="21"/>
+        </w:rPr>
+        <w:t>(中) &gt; 1竖形(</w:t>
       </w:r>
       <w:r>
         <w:rPr>
@@ -3020,6 +3389,7 @@
         </w:rPr>
         <w:t>&gt; 2横形(</w:t>
       </w:r>
+      <w:proofErr w:type="gramStart"/>
       <w:r>
         <w:rPr>
           <w:rFonts w:ascii="宋体" w:eastAsia="宋体" w:hAnsi="宋体" w:hint="eastAsia"/>
@@ -3027,12 +3397,29 @@
         </w:rPr>
         <w:t>一</w:t>
       </w:r>
-      <w:r>
-        <w:rPr>
-          <w:rFonts w:ascii="宋体" w:eastAsia="宋体" w:hAnsi="宋体"/>
-          <w:szCs w:val="21"/>
-        </w:rPr>
-        <w:t>) &gt; 4错形(</w:t>
+      <w:proofErr w:type="gramEnd"/>
+      <w:r>
+        <w:rPr>
+          <w:rFonts w:ascii="宋体" w:eastAsia="宋体" w:hAnsi="宋体"/>
+          <w:szCs w:val="21"/>
+        </w:rPr>
+        <w:t>) &gt; 4</w:t>
+      </w:r>
+      <w:proofErr w:type="gramStart"/>
+      <w:r>
+        <w:rPr>
+          <w:rFonts w:ascii="宋体" w:eastAsia="宋体" w:hAnsi="宋体"/>
+          <w:szCs w:val="21"/>
+        </w:rPr>
+        <w:t>错形</w:t>
+      </w:r>
+      <w:proofErr w:type="gramEnd"/>
+      <w:r>
+        <w:rPr>
+          <w:rFonts w:ascii="宋体" w:eastAsia="宋体" w:hAnsi="宋体"/>
+          <w:szCs w:val="21"/>
+        </w:rPr>
+        <w:t>(</w:t>
       </w:r>
       <w:r>
         <w:rPr>
@@ -3046,7 +3433,23 @@
           <w:rFonts w:ascii="宋体" w:eastAsia="宋体" w:hAnsi="宋体"/>
           <w:szCs w:val="21"/>
         </w:rPr>
-        <w:t>) &gt; 7偏形(</w:t>
+        <w:t>) &gt; 7</w:t>
+      </w:r>
+      <w:proofErr w:type="gramStart"/>
+      <w:r>
+        <w:rPr>
+          <w:rFonts w:ascii="宋体" w:eastAsia="宋体" w:hAnsi="宋体"/>
+          <w:szCs w:val="21"/>
+        </w:rPr>
+        <w:t>偏形</w:t>
+      </w:r>
+      <w:proofErr w:type="gramEnd"/>
+      <w:r>
+        <w:rPr>
+          <w:rFonts w:ascii="宋体" w:eastAsia="宋体" w:hAnsi="宋体"/>
+          <w:szCs w:val="21"/>
+        </w:rPr>
+        <w:t>(</w:t>
       </w:r>
       <w:r>
         <w:rPr>
@@ -3155,7 +3558,6 @@
           <w:bCs/>
           <w:szCs w:val="21"/>
         </w:rPr>
-        <w:lastRenderedPageBreak/>
         <w:t>关键</w:t>
       </w:r>
       <w:r>
@@ -3191,7 +3593,39 @@
           <w:rFonts w:ascii="宋体" w:eastAsia="宋体" w:hAnsi="宋体"/>
           <w:szCs w:val="21"/>
         </w:rPr>
-        <w:t>r=人/亻, k=口, m=木, s=示/礻, t=土</w:t>
+        <w:t>r=人/</w:t>
+      </w:r>
+      <w:proofErr w:type="gramStart"/>
+      <w:r>
+        <w:rPr>
+          <w:rFonts w:ascii="宋体" w:eastAsia="宋体" w:hAnsi="宋体"/>
+          <w:szCs w:val="21"/>
+        </w:rPr>
+        <w:t>亻</w:t>
+      </w:r>
+      <w:proofErr w:type="gramEnd"/>
+      <w:r>
+        <w:rPr>
+          <w:rFonts w:ascii="宋体" w:eastAsia="宋体" w:hAnsi="宋体"/>
+          <w:szCs w:val="21"/>
+        </w:rPr>
+        <w:t>, k=口, m=木, s=示/</w:t>
+      </w:r>
+      <w:proofErr w:type="gramStart"/>
+      <w:r>
+        <w:rPr>
+          <w:rFonts w:ascii="宋体" w:eastAsia="宋体" w:hAnsi="宋体"/>
+          <w:szCs w:val="21"/>
+        </w:rPr>
+        <w:t>礻</w:t>
+      </w:r>
+      <w:proofErr w:type="gramEnd"/>
+      <w:r>
+        <w:rPr>
+          <w:rFonts w:ascii="宋体" w:eastAsia="宋体" w:hAnsi="宋体"/>
+          <w:szCs w:val="21"/>
+        </w:rPr>
+        <w:t>, t=土</w:t>
       </w:r>
     </w:p>
     <w:p>
@@ -3217,8 +3651,65 @@
           <w:rFonts w:ascii="宋体" w:eastAsia="宋体" w:hAnsi="宋体"/>
           <w:szCs w:val="21"/>
         </w:rPr>
-        <w:t>=氵(水), x=心/忄, y=言/讠, z=辶</w:t>
-      </w:r>
+        <w:t>=</w:t>
+      </w:r>
+      <w:proofErr w:type="gramStart"/>
+      <w:r>
+        <w:rPr>
+          <w:rFonts w:ascii="宋体" w:eastAsia="宋体" w:hAnsi="宋体"/>
+          <w:szCs w:val="21"/>
+        </w:rPr>
+        <w:t>氵</w:t>
+      </w:r>
+      <w:proofErr w:type="gramEnd"/>
+      <w:r>
+        <w:rPr>
+          <w:rFonts w:ascii="宋体" w:eastAsia="宋体" w:hAnsi="宋体"/>
+          <w:szCs w:val="21"/>
+        </w:rPr>
+        <w:t>(水), x=心/</w:t>
+      </w:r>
+      <w:proofErr w:type="gramStart"/>
+      <w:r>
+        <w:rPr>
+          <w:rFonts w:ascii="宋体" w:eastAsia="宋体" w:hAnsi="宋体"/>
+          <w:szCs w:val="21"/>
+        </w:rPr>
+        <w:t>忄</w:t>
+      </w:r>
+      <w:proofErr w:type="gramEnd"/>
+      <w:r>
+        <w:rPr>
+          <w:rFonts w:ascii="宋体" w:eastAsia="宋体" w:hAnsi="宋体"/>
+          <w:szCs w:val="21"/>
+        </w:rPr>
+        <w:t>, y=言/</w:t>
+      </w:r>
+      <w:proofErr w:type="gramStart"/>
+      <w:r>
+        <w:rPr>
+          <w:rFonts w:ascii="宋体" w:eastAsia="宋体" w:hAnsi="宋体"/>
+          <w:szCs w:val="21"/>
+        </w:rPr>
+        <w:t>讠</w:t>
+      </w:r>
+      <w:proofErr w:type="gramEnd"/>
+      <w:r>
+        <w:rPr>
+          <w:rFonts w:ascii="宋体" w:eastAsia="宋体" w:hAnsi="宋体"/>
+          <w:szCs w:val="21"/>
+        </w:rPr>
+        <w:t>, z=</w:t>
+      </w:r>
+      <w:proofErr w:type="gramStart"/>
+      <w:r>
+        <w:rPr>
+          <w:rFonts w:ascii="宋体" w:eastAsia="宋体" w:hAnsi="宋体"/>
+          <w:szCs w:val="21"/>
+        </w:rPr>
+        <w:t>辶</w:t>
+      </w:r>
+      <w:proofErr w:type="gramEnd"/>
     </w:p>
     <w:p>
       <w:pPr>
@@ -3422,14 +3913,25 @@
         </w:rPr>
         <w:t>副</w:t>
       </w:r>
-      <w:r>
-        <w:rPr>
-          <w:rFonts w:ascii="宋体" w:eastAsia="宋体" w:hAnsi="宋体"/>
-          <w:b/>
-          <w:bCs/>
-          <w:szCs w:val="21"/>
-        </w:rPr>
-        <w:t>码选择顺序</w:t>
+      <w:proofErr w:type="gramStart"/>
+      <w:r>
+        <w:rPr>
+          <w:rFonts w:ascii="宋体" w:eastAsia="宋体" w:hAnsi="宋体"/>
+          <w:b/>
+          <w:bCs/>
+          <w:szCs w:val="21"/>
+        </w:rPr>
+        <w:t>码选择</w:t>
+      </w:r>
+      <w:proofErr w:type="gramEnd"/>
+      <w:r>
+        <w:rPr>
+          <w:rFonts w:ascii="宋体" w:eastAsia="宋体" w:hAnsi="宋体"/>
+          <w:b/>
+          <w:bCs/>
+          <w:szCs w:val="21"/>
+        </w:rPr>
+        <w:t>顺序</w:t>
       </w:r>
     </w:p>
     <w:p>
@@ -3446,6 +3948,7 @@
         </w:rPr>
         <w:t xml:space="preserve">空 &gt; </w:t>
       </w:r>
+      <w:proofErr w:type="gramStart"/>
       <w:r>
         <w:rPr>
           <w:rFonts w:ascii="宋体" w:eastAsia="宋体" w:hAnsi="宋体" w:hint="eastAsia"/>
@@ -3458,7 +3961,15 @@
           <w:rFonts w:ascii="宋体" w:eastAsia="宋体" w:hAnsi="宋体"/>
           <w:szCs w:val="21"/>
         </w:rPr>
-        <w:t xml:space="preserve">码 &gt; </w:t>
+        <w:t>码</w:t>
+      </w:r>
+      <w:proofErr w:type="gramEnd"/>
+      <w:r>
+        <w:rPr>
+          <w:rFonts w:ascii="宋体" w:eastAsia="宋体" w:hAnsi="宋体"/>
+          <w:szCs w:val="21"/>
+        </w:rPr>
+        <w:t xml:space="preserve"> &gt; </w:t>
       </w:r>
       <w:r>
         <w:rPr>
@@ -3679,7 +4190,15 @@
           <w:rFonts w:ascii="宋体" w:eastAsia="宋体" w:hAnsi="宋体"/>
           <w:szCs w:val="21"/>
         </w:rPr>
-        <w:t>未简字</w:t>
+        <w:t>未简</w:t>
+      </w:r>
+      <w:proofErr w:type="gramStart"/>
+      <w:r>
+        <w:rPr>
+          <w:rFonts w:ascii="宋体" w:eastAsia="宋体" w:hAnsi="宋体"/>
+          <w:szCs w:val="21"/>
+        </w:rPr>
+        <w:t>字</w:t>
       </w:r>
       <w:r>
         <w:rPr>
@@ -3693,7 +4212,15 @@
           <w:rFonts w:ascii="宋体" w:eastAsia="宋体" w:hAnsi="宋体"/>
           <w:szCs w:val="21"/>
         </w:rPr>
-        <w:t>码固定为;</w:t>
+        <w:t>码固定</w:t>
+      </w:r>
+      <w:proofErr w:type="gramEnd"/>
+      <w:r>
+        <w:rPr>
+          <w:rFonts w:ascii="宋体" w:eastAsia="宋体" w:hAnsi="宋体"/>
+          <w:szCs w:val="21"/>
+        </w:rPr>
+        <w:t>为;</w:t>
       </w:r>
     </w:p>
     <w:p>
@@ -3707,6 +4234,7 @@
           <w:szCs w:val="21"/>
         </w:rPr>
       </w:pPr>
+      <w:proofErr w:type="gramStart"/>
       <w:r>
         <w:rPr>
           <w:rFonts w:ascii="宋体" w:eastAsia="宋体" w:hAnsi="宋体" w:hint="eastAsia"/>
@@ -3719,7 +4247,15 @@
           <w:rFonts w:ascii="宋体" w:eastAsia="宋体" w:hAnsi="宋体"/>
           <w:szCs w:val="21"/>
         </w:rPr>
-        <w:t>单笔画有特殊编码</w:t>
+        <w:t>单笔画</w:t>
+      </w:r>
+      <w:proofErr w:type="gramEnd"/>
+      <w:r>
+        <w:rPr>
+          <w:rFonts w:ascii="宋体" w:eastAsia="宋体" w:hAnsi="宋体"/>
+          <w:szCs w:val="21"/>
+        </w:rPr>
+        <w:t>有特殊编码</w:t>
       </w:r>
     </w:p>
     <w:p>
@@ -3793,7 +4329,17 @@
           <w:bCs/>
           <w:szCs w:val="21"/>
         </w:rPr>
-        <w:t>第2步：掌握</w:t>
+        <w:t>第2步：</w:t>
+      </w:r>
+      <w:proofErr w:type="gramStart"/>
+      <w:r>
+        <w:rPr>
+          <w:rFonts w:ascii="宋体" w:eastAsia="宋体" w:hAnsi="宋体"/>
+          <w:b/>
+          <w:bCs/>
+          <w:szCs w:val="21"/>
+        </w:rPr>
+        <w:t>掌握</w:t>
       </w:r>
       <w:r>
         <w:rPr>
@@ -3813,6 +4359,7 @@
         </w:rPr>
         <w:t>码基础</w:t>
       </w:r>
+      <w:proofErr w:type="gramEnd"/>
       <w:r>
         <w:rPr>
           <w:rFonts w:ascii="宋体" w:eastAsia="宋体" w:hAnsi="宋体" w:hint="eastAsia"/>
@@ -4048,7 +4595,15 @@
           <w:rFonts w:ascii="宋体" w:eastAsia="宋体" w:hAnsi="宋体"/>
           <w:szCs w:val="21"/>
         </w:rPr>
-        <w:t>中期：加</w:t>
+        <w:t>中期：</w:t>
+      </w:r>
+      <w:proofErr w:type="gramStart"/>
+      <w:r>
+        <w:rPr>
+          <w:rFonts w:ascii="宋体" w:eastAsia="宋体" w:hAnsi="宋体"/>
+          <w:szCs w:val="21"/>
+        </w:rPr>
+        <w:t>加</w:t>
       </w:r>
       <w:r>
         <w:rPr>
@@ -4062,7 +4617,15 @@
           <w:rFonts w:ascii="宋体" w:eastAsia="宋体" w:hAnsi="宋体"/>
           <w:szCs w:val="21"/>
         </w:rPr>
-        <w:t>码区分重码</w:t>
+        <w:t>码</w:t>
+      </w:r>
+      <w:proofErr w:type="gramEnd"/>
+      <w:r>
+        <w:rPr>
+          <w:rFonts w:ascii="宋体" w:eastAsia="宋体" w:hAnsi="宋体"/>
+          <w:szCs w:val="21"/>
+        </w:rPr>
+        <w:t>区分重码</w:t>
       </w:r>
     </w:p>
     <w:p>
@@ -4349,11 +4912,62 @@
         </w:rPr>
         <w:br/>
       </w:r>
-      <w:r>
-        <w:rPr>
-          <w:rFonts w:ascii="宋体" w:eastAsia="宋体" w:hAnsi="宋体" w:hint="eastAsia"/>
-        </w:rPr>
-        <w:t>zh，ch，sh→v，i，u。</w:t>
+      <w:proofErr w:type="spellStart"/>
+      <w:r>
+        <w:rPr>
+          <w:rFonts w:ascii="宋体" w:eastAsia="宋体" w:hAnsi="宋体" w:hint="eastAsia"/>
+        </w:rPr>
+        <w:lastRenderedPageBreak/>
+        <w:t>zh</w:t>
+      </w:r>
+      <w:proofErr w:type="spellEnd"/>
+      <w:r>
+        <w:rPr>
+          <w:rFonts w:ascii="宋体" w:eastAsia="宋体" w:hAnsi="宋体" w:hint="eastAsia"/>
+        </w:rPr>
+        <w:t>，</w:t>
+      </w:r>
+      <w:proofErr w:type="spellStart"/>
+      <w:r>
+        <w:rPr>
+          <w:rFonts w:ascii="宋体" w:eastAsia="宋体" w:hAnsi="宋体" w:hint="eastAsia"/>
+        </w:rPr>
+        <w:t>ch</w:t>
+      </w:r>
+      <w:proofErr w:type="spellEnd"/>
+      <w:r>
+        <w:rPr>
+          <w:rFonts w:ascii="宋体" w:eastAsia="宋体" w:hAnsi="宋体" w:hint="eastAsia"/>
+        </w:rPr>
+        <w:t>，</w:t>
+      </w:r>
+      <w:proofErr w:type="spellStart"/>
+      <w:r>
+        <w:rPr>
+          <w:rFonts w:ascii="宋体" w:eastAsia="宋体" w:hAnsi="宋体" w:hint="eastAsia"/>
+        </w:rPr>
+        <w:t>sh</w:t>
+      </w:r>
+      <w:proofErr w:type="spellEnd"/>
+      <w:r>
+        <w:rPr>
+          <w:rFonts w:ascii="宋体" w:eastAsia="宋体" w:hAnsi="宋体" w:hint="eastAsia"/>
+        </w:rPr>
+        <w:t>→v，</w:t>
+      </w:r>
+      <w:proofErr w:type="spellStart"/>
+      <w:r>
+        <w:rPr>
+          <w:rFonts w:ascii="宋体" w:eastAsia="宋体" w:hAnsi="宋体" w:hint="eastAsia"/>
+        </w:rPr>
+        <w:t>i</w:t>
+      </w:r>
+      <w:proofErr w:type="spellEnd"/>
+      <w:r>
+        <w:rPr>
+          <w:rFonts w:ascii="宋体" w:eastAsia="宋体" w:hAnsi="宋体" w:hint="eastAsia"/>
+        </w:rPr>
+        <w:t>，u。</w:t>
       </w:r>
     </w:p>
     <w:p>
@@ -4367,7 +4981,21 @@
         <w:rPr>
           <w:rFonts w:ascii="宋体" w:eastAsia="宋体" w:hAnsi="宋体" w:hint="eastAsia"/>
         </w:rPr>
-        <w:t>零声母：a，o，e→o；i，u，ü(v)→y，w，y。</w:t>
+        <w:t>零声母：a，o，e→o；</w:t>
+      </w:r>
+      <w:proofErr w:type="spellStart"/>
+      <w:r>
+        <w:rPr>
+          <w:rFonts w:ascii="宋体" w:eastAsia="宋体" w:hAnsi="宋体" w:hint="eastAsia"/>
+        </w:rPr>
+        <w:t>i</w:t>
+      </w:r>
+      <w:proofErr w:type="spellEnd"/>
+      <w:r>
+        <w:rPr>
+          <w:rFonts w:ascii="宋体" w:eastAsia="宋体" w:hAnsi="宋体" w:hint="eastAsia"/>
+        </w:rPr>
+        <w:t>，u，ü(v)→y，w，y。</w:t>
       </w:r>
     </w:p>
     <w:p>
@@ -4410,21 +5038,314 @@
         <w:rPr>
           <w:rFonts w:ascii="宋体" w:eastAsia="宋体" w:hAnsi="宋体" w:hint="eastAsia"/>
         </w:rPr>
-        <w:lastRenderedPageBreak/>
-        <w:t xml:space="preserve">    a，e，i，o，u同全拼。</w:t>
-      </w:r>
-    </w:p>
-    <w:p>
-      <w:pPr>
-        <w:rPr>
-          <w:rFonts w:ascii="宋体" w:eastAsia="宋体" w:hAnsi="宋体" w:hint="eastAsia"/>
-        </w:rPr>
-      </w:pPr>
-      <w:r>
-        <w:rPr>
-          <w:rFonts w:ascii="宋体" w:eastAsia="宋体" w:hAnsi="宋体" w:hint="eastAsia"/>
-        </w:rPr>
-        <w:t xml:space="preserve">    iu→q，ua/ia→w，uan/ü(v)an/er→r，ü(v)e→t，uai/ü(v)→y（声母jqxy的，ü(v)→u），uo→o，un/ü(v)n→p，ong/iong→s，uang/iang→d，en→f，eng→g，ang→h，an→j，ao→k，ai→l，ei→z，ie→x，iao→c，ui→v，ou→b，in→n，ian→m，ing→；</w:t>
+        <w:t xml:space="preserve">    a，e，</w:t>
+      </w:r>
+      <w:proofErr w:type="spellStart"/>
+      <w:r>
+        <w:rPr>
+          <w:rFonts w:ascii="宋体" w:eastAsia="宋体" w:hAnsi="宋体" w:hint="eastAsia"/>
+        </w:rPr>
+        <w:t>i</w:t>
+      </w:r>
+      <w:proofErr w:type="spellEnd"/>
+      <w:r>
+        <w:rPr>
+          <w:rFonts w:ascii="宋体" w:eastAsia="宋体" w:hAnsi="宋体" w:hint="eastAsia"/>
+        </w:rPr>
+        <w:t>，o，u同全拼。</w:t>
+      </w:r>
+    </w:p>
+    <w:p>
+      <w:pPr>
+        <w:rPr>
+          <w:rFonts w:ascii="宋体" w:eastAsia="宋体" w:hAnsi="宋体" w:hint="eastAsia"/>
+        </w:rPr>
+      </w:pPr>
+      <w:r>
+        <w:rPr>
+          <w:rFonts w:ascii="宋体" w:eastAsia="宋体" w:hAnsi="宋体" w:hint="eastAsia"/>
+        </w:rPr>
+        <w:t xml:space="preserve">    </w:t>
+      </w:r>
+      <w:proofErr w:type="spellStart"/>
+      <w:r>
+        <w:rPr>
+          <w:rFonts w:ascii="宋体" w:eastAsia="宋体" w:hAnsi="宋体" w:hint="eastAsia"/>
+        </w:rPr>
+        <w:t>iu</w:t>
+      </w:r>
+      <w:proofErr w:type="spellEnd"/>
+      <w:r>
+        <w:rPr>
+          <w:rFonts w:ascii="宋体" w:eastAsia="宋体" w:hAnsi="宋体" w:hint="eastAsia"/>
+        </w:rPr>
+        <w:t>→q，</w:t>
+      </w:r>
+      <w:proofErr w:type="spellStart"/>
+      <w:r>
+        <w:rPr>
+          <w:rFonts w:ascii="宋体" w:eastAsia="宋体" w:hAnsi="宋体" w:hint="eastAsia"/>
+        </w:rPr>
+        <w:t>ua</w:t>
+      </w:r>
+      <w:proofErr w:type="spellEnd"/>
+      <w:r>
+        <w:rPr>
+          <w:rFonts w:ascii="宋体" w:eastAsia="宋体" w:hAnsi="宋体" w:hint="eastAsia"/>
+        </w:rPr>
+        <w:t>/</w:t>
+      </w:r>
+      <w:proofErr w:type="spellStart"/>
+      <w:r>
+        <w:rPr>
+          <w:rFonts w:ascii="宋体" w:eastAsia="宋体" w:hAnsi="宋体" w:hint="eastAsia"/>
+        </w:rPr>
+        <w:t>ia</w:t>
+      </w:r>
+      <w:proofErr w:type="spellEnd"/>
+      <w:r>
+        <w:rPr>
+          <w:rFonts w:ascii="宋体" w:eastAsia="宋体" w:hAnsi="宋体" w:hint="eastAsia"/>
+        </w:rPr>
+        <w:t>→w，</w:t>
+      </w:r>
+      <w:proofErr w:type="spellStart"/>
+      <w:r>
+        <w:rPr>
+          <w:rFonts w:ascii="宋体" w:eastAsia="宋体" w:hAnsi="宋体" w:hint="eastAsia"/>
+        </w:rPr>
+        <w:t>uan</w:t>
+      </w:r>
+      <w:proofErr w:type="spellEnd"/>
+      <w:r>
+        <w:rPr>
+          <w:rFonts w:ascii="宋体" w:eastAsia="宋体" w:hAnsi="宋体" w:hint="eastAsia"/>
+        </w:rPr>
+        <w:t>/ü(v)an/er→r，ü(v)e→t，</w:t>
+      </w:r>
+      <w:proofErr w:type="spellStart"/>
+      <w:r>
+        <w:rPr>
+          <w:rFonts w:ascii="宋体" w:eastAsia="宋体" w:hAnsi="宋体" w:hint="eastAsia"/>
+        </w:rPr>
+        <w:t>uai</w:t>
+      </w:r>
+      <w:proofErr w:type="spellEnd"/>
+      <w:r>
+        <w:rPr>
+          <w:rFonts w:ascii="宋体" w:eastAsia="宋体" w:hAnsi="宋体" w:hint="eastAsia"/>
+        </w:rPr>
+        <w:t>/ü(v)→y（声母</w:t>
+      </w:r>
+      <w:proofErr w:type="spellStart"/>
+      <w:r>
+        <w:rPr>
+          <w:rFonts w:ascii="宋体" w:eastAsia="宋体" w:hAnsi="宋体" w:hint="eastAsia"/>
+        </w:rPr>
+        <w:t>jqxy</w:t>
+      </w:r>
+      <w:proofErr w:type="spellEnd"/>
+      <w:r>
+        <w:rPr>
+          <w:rFonts w:ascii="宋体" w:eastAsia="宋体" w:hAnsi="宋体" w:hint="eastAsia"/>
+        </w:rPr>
+        <w:t>的，ü(v)→u），</w:t>
+      </w:r>
+      <w:proofErr w:type="spellStart"/>
+      <w:r>
+        <w:rPr>
+          <w:rFonts w:ascii="宋体" w:eastAsia="宋体" w:hAnsi="宋体" w:hint="eastAsia"/>
+        </w:rPr>
+        <w:t>uo</w:t>
+      </w:r>
+      <w:proofErr w:type="spellEnd"/>
+      <w:r>
+        <w:rPr>
+          <w:rFonts w:ascii="宋体" w:eastAsia="宋体" w:hAnsi="宋体" w:hint="eastAsia"/>
+        </w:rPr>
+        <w:t>→o，un/ü(v)n→p，</w:t>
+      </w:r>
+      <w:proofErr w:type="spellStart"/>
+      <w:r>
+        <w:rPr>
+          <w:rFonts w:ascii="宋体" w:eastAsia="宋体" w:hAnsi="宋体" w:hint="eastAsia"/>
+        </w:rPr>
+        <w:t>ong</w:t>
+      </w:r>
+      <w:proofErr w:type="spellEnd"/>
+      <w:r>
+        <w:rPr>
+          <w:rFonts w:ascii="宋体" w:eastAsia="宋体" w:hAnsi="宋体" w:hint="eastAsia"/>
+        </w:rPr>
+        <w:t>/</w:t>
+      </w:r>
+      <w:proofErr w:type="spellStart"/>
+      <w:r>
+        <w:rPr>
+          <w:rFonts w:ascii="宋体" w:eastAsia="宋体" w:hAnsi="宋体" w:hint="eastAsia"/>
+        </w:rPr>
+        <w:t>iong</w:t>
+      </w:r>
+      <w:proofErr w:type="spellEnd"/>
+      <w:r>
+        <w:rPr>
+          <w:rFonts w:ascii="宋体" w:eastAsia="宋体" w:hAnsi="宋体" w:hint="eastAsia"/>
+        </w:rPr>
+        <w:t>→s，uang/</w:t>
+      </w:r>
+      <w:proofErr w:type="spellStart"/>
+      <w:r>
+        <w:rPr>
+          <w:rFonts w:ascii="宋体" w:eastAsia="宋体" w:hAnsi="宋体" w:hint="eastAsia"/>
+        </w:rPr>
+        <w:t>iang</w:t>
+      </w:r>
+      <w:proofErr w:type="spellEnd"/>
+      <w:r>
+        <w:rPr>
+          <w:rFonts w:ascii="宋体" w:eastAsia="宋体" w:hAnsi="宋体" w:hint="eastAsia"/>
+        </w:rPr>
+        <w:t>→d，</w:t>
+      </w:r>
+      <w:proofErr w:type="spellStart"/>
+      <w:r>
+        <w:rPr>
+          <w:rFonts w:ascii="宋体" w:eastAsia="宋体" w:hAnsi="宋体" w:hint="eastAsia"/>
+        </w:rPr>
+        <w:t>en</w:t>
+      </w:r>
+      <w:proofErr w:type="spellEnd"/>
+      <w:r>
+        <w:rPr>
+          <w:rFonts w:ascii="宋体" w:eastAsia="宋体" w:hAnsi="宋体" w:hint="eastAsia"/>
+        </w:rPr>
+        <w:t>→f，</w:t>
+      </w:r>
+      <w:proofErr w:type="spellStart"/>
+      <w:r>
+        <w:rPr>
+          <w:rFonts w:ascii="宋体" w:eastAsia="宋体" w:hAnsi="宋体" w:hint="eastAsia"/>
+        </w:rPr>
+        <w:t>eng</w:t>
+      </w:r>
+      <w:proofErr w:type="spellEnd"/>
+      <w:r>
+        <w:rPr>
+          <w:rFonts w:ascii="宋体" w:eastAsia="宋体" w:hAnsi="宋体" w:hint="eastAsia"/>
+        </w:rPr>
+        <w:t>→g，ang→h，an→j，</w:t>
+      </w:r>
+      <w:proofErr w:type="spellStart"/>
+      <w:r>
+        <w:rPr>
+          <w:rFonts w:ascii="宋体" w:eastAsia="宋体" w:hAnsi="宋体" w:hint="eastAsia"/>
+        </w:rPr>
+        <w:t>ao</w:t>
+      </w:r>
+      <w:proofErr w:type="spellEnd"/>
+      <w:r>
+        <w:rPr>
+          <w:rFonts w:ascii="宋体" w:eastAsia="宋体" w:hAnsi="宋体" w:hint="eastAsia"/>
+        </w:rPr>
+        <w:t>→k，ai→l，</w:t>
+      </w:r>
+      <w:proofErr w:type="spellStart"/>
+      <w:r>
+        <w:rPr>
+          <w:rFonts w:ascii="宋体" w:eastAsia="宋体" w:hAnsi="宋体" w:hint="eastAsia"/>
+        </w:rPr>
+        <w:t>ei</w:t>
+      </w:r>
+      <w:proofErr w:type="spellEnd"/>
+      <w:r>
+        <w:rPr>
+          <w:rFonts w:ascii="宋体" w:eastAsia="宋体" w:hAnsi="宋体" w:hint="eastAsia"/>
+        </w:rPr>
+        <w:t>→z，</w:t>
+      </w:r>
+      <w:proofErr w:type="spellStart"/>
+      <w:r>
+        <w:rPr>
+          <w:rFonts w:ascii="宋体" w:eastAsia="宋体" w:hAnsi="宋体" w:hint="eastAsia"/>
+        </w:rPr>
+        <w:t>ie</w:t>
+      </w:r>
+      <w:proofErr w:type="spellEnd"/>
+      <w:r>
+        <w:rPr>
+          <w:rFonts w:ascii="宋体" w:eastAsia="宋体" w:hAnsi="宋体" w:hint="eastAsia"/>
+        </w:rPr>
+        <w:t>→x，</w:t>
+      </w:r>
+      <w:proofErr w:type="spellStart"/>
+      <w:r>
+        <w:rPr>
+          <w:rFonts w:ascii="宋体" w:eastAsia="宋体" w:hAnsi="宋体" w:hint="eastAsia"/>
+        </w:rPr>
+        <w:t>iao</w:t>
+      </w:r>
+      <w:proofErr w:type="spellEnd"/>
+      <w:r>
+        <w:rPr>
+          <w:rFonts w:ascii="宋体" w:eastAsia="宋体" w:hAnsi="宋体" w:hint="eastAsia"/>
+        </w:rPr>
+        <w:t>→c，</w:t>
+      </w:r>
+      <w:proofErr w:type="spellStart"/>
+      <w:r>
+        <w:rPr>
+          <w:rFonts w:ascii="宋体" w:eastAsia="宋体" w:hAnsi="宋体" w:hint="eastAsia"/>
+        </w:rPr>
+        <w:t>ui</w:t>
+      </w:r>
+      <w:proofErr w:type="spellEnd"/>
+      <w:r>
+        <w:rPr>
+          <w:rFonts w:ascii="宋体" w:eastAsia="宋体" w:hAnsi="宋体" w:hint="eastAsia"/>
+        </w:rPr>
+        <w:t>→v，</w:t>
+      </w:r>
+      <w:proofErr w:type="spellStart"/>
+      <w:r>
+        <w:rPr>
+          <w:rFonts w:ascii="宋体" w:eastAsia="宋体" w:hAnsi="宋体" w:hint="eastAsia"/>
+        </w:rPr>
+        <w:t>ou</w:t>
+      </w:r>
+      <w:proofErr w:type="spellEnd"/>
+      <w:r>
+        <w:rPr>
+          <w:rFonts w:ascii="宋体" w:eastAsia="宋体" w:hAnsi="宋体" w:hint="eastAsia"/>
+        </w:rPr>
+        <w:t>→b，in→n，</w:t>
+      </w:r>
+      <w:proofErr w:type="spellStart"/>
+      <w:r>
+        <w:rPr>
+          <w:rFonts w:ascii="宋体" w:eastAsia="宋体" w:hAnsi="宋体" w:hint="eastAsia"/>
+        </w:rPr>
+        <w:t>ian</w:t>
+      </w:r>
+      <w:proofErr w:type="spellEnd"/>
+      <w:r>
+        <w:rPr>
+          <w:rFonts w:ascii="宋体" w:eastAsia="宋体" w:hAnsi="宋体" w:hint="eastAsia"/>
+        </w:rPr>
+        <w:t>→m，</w:t>
+      </w:r>
+      <w:proofErr w:type="spellStart"/>
+      <w:r>
+        <w:rPr>
+          <w:rFonts w:ascii="宋体" w:eastAsia="宋体" w:hAnsi="宋体" w:hint="eastAsia"/>
+        </w:rPr>
+        <w:t>ing</w:t>
+      </w:r>
+      <w:proofErr w:type="spellEnd"/>
+      <w:r>
+        <w:rPr>
+          <w:rFonts w:ascii="宋体" w:eastAsia="宋体" w:hAnsi="宋体" w:hint="eastAsia"/>
+        </w:rPr>
+        <w:t>→；</w:t>
       </w:r>
     </w:p>
     <w:p>
@@ -4441,7 +5362,25 @@
           <w:i/>
           <w:iCs/>
         </w:rPr>
-        <w:t>以下是搜狗双拼对照表</w:t>
+        <w:t>以下</w:t>
+      </w:r>
+      <w:proofErr w:type="gramStart"/>
+      <w:r>
+        <w:rPr>
+          <w:rFonts w:ascii="宋体" w:eastAsia="宋体" w:hAnsi="宋体" w:hint="eastAsia"/>
+          <w:i/>
+          <w:iCs/>
+        </w:rPr>
+        <w:t>是搜狗双拼</w:t>
+      </w:r>
+      <w:proofErr w:type="gramEnd"/>
+      <w:r>
+        <w:rPr>
+          <w:rFonts w:ascii="宋体" w:eastAsia="宋体" w:hAnsi="宋体" w:hint="eastAsia"/>
+          <w:i/>
+          <w:iCs/>
+        </w:rPr>
+        <w:t>对照表</w:t>
       </w:r>
     </w:p>
     <w:p>
@@ -4461,7 +5400,7 @@
           <w14:ligatures w14:val="none"/>
         </w:rPr>
         <w:drawing>
-          <wp:inline distT="0" distB="0" distL="0" distR="0" wp14:anchorId="021093D3" wp14:editId="19409901">
+          <wp:inline distT="0" distB="0" distL="0" distR="0" wp14:anchorId="021093D3" wp14:editId="33A43649">
             <wp:extent cx="3864293" cy="1155659"/>
             <wp:effectExtent l="0" t="0" r="3175" b="6985"/>
             <wp:docPr id="876378149" name="图片 2"/>
@@ -4594,17 +5533,39 @@
           <w:sz w:val="32"/>
           <w:szCs w:val="32"/>
         </w:rPr>
-        <w:t>三、主</w:t>
-      </w:r>
-      <w:r>
-        <w:rPr>
-          <w:rFonts w:ascii="宋体" w:eastAsia="宋体" w:hAnsi="宋体"/>
+        <w:t>三、</w:t>
+      </w:r>
+      <w:proofErr w:type="gramStart"/>
+      <w:r>
+        <w:rPr>
+          <w:rFonts w:ascii="宋体" w:eastAsia="宋体" w:hAnsi="宋体" w:hint="eastAsia"/>
           <w:b/>
           <w:bCs/>
           <w:sz w:val="32"/>
           <w:szCs w:val="32"/>
         </w:rPr>
-        <w:t>码编码规则</w:t>
+        <w:t>主</w:t>
+      </w:r>
+      <w:r>
+        <w:rPr>
+          <w:rFonts w:ascii="宋体" w:eastAsia="宋体" w:hAnsi="宋体"/>
+          <w:b/>
+          <w:bCs/>
+          <w:sz w:val="32"/>
+          <w:szCs w:val="32"/>
+        </w:rPr>
+        <w:t>码编码</w:t>
+      </w:r>
+      <w:proofErr w:type="gramEnd"/>
+      <w:r>
+        <w:rPr>
+          <w:rFonts w:ascii="宋体" w:eastAsia="宋体" w:hAnsi="宋体"/>
+          <w:b/>
+          <w:bCs/>
+          <w:sz w:val="32"/>
+          <w:szCs w:val="32"/>
+        </w:rPr>
+        <w:t>规则</w:t>
       </w:r>
     </w:p>
     <w:p>
@@ -4615,6 +5576,7 @@
           <w:szCs w:val="21"/>
         </w:rPr>
       </w:pPr>
+      <w:proofErr w:type="gramStart"/>
       <w:r>
         <w:rPr>
           <w:rFonts w:ascii="宋体" w:eastAsia="宋体" w:hAnsi="宋体" w:hint="eastAsia"/>
@@ -4627,7 +5589,15 @@
           <w:rFonts w:ascii="宋体" w:eastAsia="宋体" w:hAnsi="宋体"/>
           <w:szCs w:val="21"/>
         </w:rPr>
-        <w:t>码是编码中的第四位，用于区分同音字。它根据汉字的字形结构，将汉字分为</w:t>
+        <w:t>码是</w:t>
+      </w:r>
+      <w:proofErr w:type="gramEnd"/>
+      <w:r>
+        <w:rPr>
+          <w:rFonts w:ascii="宋体" w:eastAsia="宋体" w:hAnsi="宋体"/>
+          <w:szCs w:val="21"/>
+        </w:rPr>
+        <w:t>编码中的第四位，用于区分同音字。它根据汉字的字形结构，将汉字分为</w:t>
       </w:r>
       <w:r>
         <w:rPr>
@@ -4666,7 +5636,23 @@
           <w:rFonts w:ascii="宋体" w:eastAsia="宋体" w:hAnsi="宋体" w:hint="eastAsia"/>
           <w:szCs w:val="21"/>
         </w:rPr>
-        <w:t>。因此，主码又称“形部码”。</w:t>
+        <w:t>。因此，</w:t>
+      </w:r>
+      <w:proofErr w:type="gramStart"/>
+      <w:r>
+        <w:rPr>
+          <w:rFonts w:ascii="宋体" w:eastAsia="宋体" w:hAnsi="宋体" w:hint="eastAsia"/>
+          <w:szCs w:val="21"/>
+        </w:rPr>
+        <w:t>主码又</w:t>
+      </w:r>
+      <w:proofErr w:type="gramEnd"/>
+      <w:r>
+        <w:rPr>
+          <w:rFonts w:ascii="宋体" w:eastAsia="宋体" w:hAnsi="宋体" w:hint="eastAsia"/>
+          <w:szCs w:val="21"/>
+        </w:rPr>
+        <w:t>称“形部码”。</w:t>
       </w:r>
     </w:p>
     <w:p>
@@ -4751,7 +5737,23 @@
           <w:rFonts w:ascii="宋体" w:eastAsia="宋体" w:hAnsi="宋体"/>
           <w:szCs w:val="21"/>
         </w:rPr>
-        <w:t>的字，视为合体字；否则为独体字。"拆"要求独立明显，不交错、不穿插、不粘连。取完部首后，剩下的部件应尽量成字，避免拆分出无意义的部件。</w:t>
+        <w:t>的字，视为合体字；否则为独体字。"拆"要求独立明显，不交错、</w:t>
+      </w:r>
+      <w:proofErr w:type="gramStart"/>
+      <w:r>
+        <w:rPr>
+          <w:rFonts w:ascii="宋体" w:eastAsia="宋体" w:hAnsi="宋体"/>
+          <w:szCs w:val="21"/>
+        </w:rPr>
+        <w:t>不</w:t>
+      </w:r>
+      <w:proofErr w:type="gramEnd"/>
+      <w:r>
+        <w:rPr>
+          <w:rFonts w:ascii="宋体" w:eastAsia="宋体" w:hAnsi="宋体"/>
+          <w:szCs w:val="21"/>
+        </w:rPr>
+        <w:t>穿插、不粘连。取完部首后，剩下的部件应尽量成字，避免拆分出无意义的部件。</w:t>
       </w:r>
     </w:p>
     <w:p>
@@ -4965,6 +5967,7 @@
                 <w:szCs w:val="21"/>
               </w:rPr>
             </w:pPr>
+            <w:proofErr w:type="gramStart"/>
             <w:r>
               <w:rPr>
                 <w:rFonts w:ascii="宋体" w:eastAsia="宋体" w:hAnsi="宋体" w:hint="eastAsia"/>
@@ -4979,6 +5982,7 @@
               </w:rPr>
               <w:t>码</w:t>
             </w:r>
+            <w:proofErr w:type="gramEnd"/>
           </w:p>
         </w:tc>
         <w:tc>
@@ -5231,6 +6235,7 @@
               </w:rPr>
               <w:t>横、撇、</w:t>
             </w:r>
+            <w:proofErr w:type="gramStart"/>
             <w:r>
               <w:rPr>
                 <w:rFonts w:ascii="宋体" w:eastAsia="宋体" w:hAnsi="宋体" w:hint="eastAsia"/>
@@ -5243,7 +6248,15 @@
                 <w:rFonts w:ascii="宋体" w:eastAsia="宋体" w:hAnsi="宋体"/>
                 <w:szCs w:val="21"/>
               </w:rPr>
-              <w:t>构成汉字主要框架</w:t>
+              <w:t>构成</w:t>
+            </w:r>
+            <w:proofErr w:type="gramEnd"/>
+            <w:r>
+              <w:rPr>
+                <w:rFonts w:ascii="宋体" w:eastAsia="宋体" w:hAnsi="宋体"/>
+                <w:szCs w:val="21"/>
+              </w:rPr>
+              <w:t>汉字主要框架</w:t>
             </w:r>
           </w:p>
         </w:tc>
@@ -5265,12 +6278,28 @@
                 <w:szCs w:val="21"/>
               </w:rPr>
             </w:pPr>
-            <w:r>
-              <w:rPr>
-                <w:rFonts w:ascii="宋体" w:eastAsia="宋体" w:hAnsi="宋体" w:hint="eastAsia"/>
-              </w:rPr>
-              <w:t>矢水米乘求</w:t>
-            </w:r>
+            <w:proofErr w:type="gramStart"/>
+            <w:r>
+              <w:rPr>
+                <w:rFonts w:ascii="宋体" w:eastAsia="宋体" w:hAnsi="宋体" w:hint="eastAsia"/>
+              </w:rPr>
+              <w:t>矢</w:t>
+            </w:r>
+            <w:proofErr w:type="gramEnd"/>
+            <w:r>
+              <w:rPr>
+                <w:rFonts w:ascii="宋体" w:eastAsia="宋体" w:hAnsi="宋体" w:hint="eastAsia"/>
+              </w:rPr>
+              <w:t>水</w:t>
+            </w:r>
+            <w:proofErr w:type="gramStart"/>
+            <w:r>
+              <w:rPr>
+                <w:rFonts w:ascii="宋体" w:eastAsia="宋体" w:hAnsi="宋体" w:hint="eastAsia"/>
+              </w:rPr>
+              <w:t>米乘求</w:t>
+            </w:r>
+            <w:proofErr w:type="gramEnd"/>
           </w:p>
         </w:tc>
       </w:tr>
@@ -5293,6 +6322,7 @@
                 <w:szCs w:val="21"/>
               </w:rPr>
             </w:pPr>
+            <w:proofErr w:type="gramStart"/>
             <w:r>
               <w:rPr>
                 <w:rFonts w:ascii="宋体" w:eastAsia="宋体" w:hAnsi="宋体"/>
@@ -5300,6 +6330,7 @@
               </w:rPr>
               <w:t>闭形</w:t>
             </w:r>
+            <w:proofErr w:type="gramEnd"/>
           </w:p>
         </w:tc>
         <w:tc>
@@ -5378,7 +6409,35 @@
               <w:rPr>
                 <w:rFonts w:ascii="宋体" w:eastAsia="宋体" w:hAnsi="宋体" w:hint="eastAsia"/>
               </w:rPr>
-              <w:t>自酉曲凸甘</w:t>
+              <w:t>自</w:t>
+            </w:r>
+            <w:proofErr w:type="gramStart"/>
+            <w:r>
+              <w:rPr>
+                <w:rFonts w:ascii="宋体" w:eastAsia="宋体" w:hAnsi="宋体" w:hint="eastAsia"/>
+              </w:rPr>
+              <w:t>酉</w:t>
+            </w:r>
+            <w:proofErr w:type="gramEnd"/>
+            <w:r>
+              <w:rPr>
+                <w:rFonts w:ascii="宋体" w:eastAsia="宋体" w:hAnsi="宋体" w:hint="eastAsia"/>
+              </w:rPr>
+              <w:t>曲</w:t>
+            </w:r>
+            <w:proofErr w:type="gramStart"/>
+            <w:r>
+              <w:rPr>
+                <w:rFonts w:ascii="宋体" w:eastAsia="宋体" w:hAnsi="宋体" w:hint="eastAsia"/>
+              </w:rPr>
+              <w:t>凸</w:t>
+            </w:r>
+            <w:proofErr w:type="gramEnd"/>
+            <w:r>
+              <w:rPr>
+                <w:rFonts w:ascii="宋体" w:eastAsia="宋体" w:hAnsi="宋体" w:hint="eastAsia"/>
+              </w:rPr>
+              <w:t>甘</w:t>
             </w:r>
           </w:p>
         </w:tc>
@@ -5402,6 +6461,7 @@
                 <w:szCs w:val="21"/>
               </w:rPr>
             </w:pPr>
+            <w:proofErr w:type="gramStart"/>
             <w:r>
               <w:rPr>
                 <w:rFonts w:ascii="宋体" w:eastAsia="宋体" w:hAnsi="宋体" w:hint="eastAsia"/>
@@ -5416,6 +6476,7 @@
               </w:rPr>
               <w:t>形</w:t>
             </w:r>
+            <w:proofErr w:type="gramEnd"/>
           </w:p>
         </w:tc>
         <w:tc>
@@ -5494,7 +6555,21 @@
               <w:rPr>
                 <w:rFonts w:ascii="宋体" w:eastAsia="宋体" w:hAnsi="宋体" w:hint="eastAsia"/>
               </w:rPr>
-              <w:t>中且臣丞丽</w:t>
+              <w:t>中且臣</w:t>
+            </w:r>
+            <w:proofErr w:type="gramStart"/>
+            <w:r>
+              <w:rPr>
+                <w:rFonts w:ascii="宋体" w:eastAsia="宋体" w:hAnsi="宋体" w:hint="eastAsia"/>
+              </w:rPr>
+              <w:t>丞</w:t>
+            </w:r>
+            <w:proofErr w:type="gramEnd"/>
+            <w:r>
+              <w:rPr>
+                <w:rFonts w:ascii="宋体" w:eastAsia="宋体" w:hAnsi="宋体" w:hint="eastAsia"/>
+              </w:rPr>
+              <w:t>丽</w:t>
             </w:r>
           </w:p>
         </w:tc>
@@ -5606,8 +6681,16 @@
               <w:rPr>
                 <w:rFonts w:ascii="宋体" w:eastAsia="宋体" w:hAnsi="宋体" w:hint="eastAsia"/>
               </w:rPr>
-              <w:t>生主已幺毛</w:t>
-            </w:r>
+              <w:t>生主</w:t>
+            </w:r>
+            <w:proofErr w:type="gramStart"/>
+            <w:r>
+              <w:rPr>
+                <w:rFonts w:ascii="宋体" w:eastAsia="宋体" w:hAnsi="宋体" w:hint="eastAsia"/>
+              </w:rPr>
+              <w:t>已幺毛</w:t>
+            </w:r>
+            <w:proofErr w:type="gramEnd"/>
           </w:p>
         </w:tc>
       </w:tr>
@@ -5635,6 +6718,7 @@
                 <w:rFonts w:ascii="宋体" w:eastAsia="宋体" w:hAnsi="宋体"/>
                 <w:szCs w:val="21"/>
               </w:rPr>
+              <w:lastRenderedPageBreak/>
               <w:t>横形</w:t>
             </w:r>
           </w:p>
@@ -5715,8 +6799,16 @@
               <w:rPr>
                 <w:rFonts w:ascii="宋体" w:eastAsia="宋体" w:hAnsi="宋体" w:hint="eastAsia"/>
               </w:rPr>
-              <w:t>人之而瓜也</w:t>
-            </w:r>
+              <w:t>人</w:t>
+            </w:r>
+            <w:proofErr w:type="gramStart"/>
+            <w:r>
+              <w:rPr>
+                <w:rFonts w:ascii="宋体" w:eastAsia="宋体" w:hAnsi="宋体" w:hint="eastAsia"/>
+              </w:rPr>
+              <w:t>之而瓜也</w:t>
+            </w:r>
+            <w:proofErr w:type="gramEnd"/>
           </w:p>
         </w:tc>
       </w:tr>
@@ -5739,6 +6831,7 @@
                 <w:szCs w:val="21"/>
               </w:rPr>
             </w:pPr>
+            <w:proofErr w:type="gramStart"/>
             <w:r>
               <w:rPr>
                 <w:rFonts w:ascii="宋体" w:eastAsia="宋体" w:hAnsi="宋体"/>
@@ -5746,6 +6839,7 @@
               </w:rPr>
               <w:t>错形</w:t>
             </w:r>
+            <w:proofErr w:type="gramEnd"/>
           </w:p>
         </w:tc>
         <w:tc>
@@ -5820,6 +6914,7 @@
                 <w:szCs w:val="21"/>
               </w:rPr>
             </w:pPr>
+            <w:proofErr w:type="gramStart"/>
             <w:r>
               <w:rPr>
                 <w:rFonts w:ascii="宋体" w:eastAsia="宋体" w:hAnsi="宋体" w:hint="eastAsia"/>
@@ -5844,7 +6939,14 @@
               <w:rPr>
                 <w:rFonts w:ascii="宋体" w:eastAsia="宋体" w:hAnsi="宋体" w:hint="eastAsia"/>
               </w:rPr>
-              <w:t>不壬</w:t>
+              <w:t>不</w:t>
+            </w:r>
+            <w:proofErr w:type="gramEnd"/>
+            <w:r>
+              <w:rPr>
+                <w:rFonts w:ascii="宋体" w:eastAsia="宋体" w:hAnsi="宋体" w:hint="eastAsia"/>
+              </w:rPr>
+              <w:t>壬</w:t>
             </w:r>
           </w:p>
         </w:tc>
@@ -5868,14 +6970,15 @@
                 <w:szCs w:val="21"/>
               </w:rPr>
             </w:pPr>
+            <w:proofErr w:type="gramStart"/>
             <w:r>
               <w:rPr>
                 <w:rFonts w:ascii="宋体" w:eastAsia="宋体" w:hAnsi="宋体"/>
                 <w:szCs w:val="21"/>
               </w:rPr>
-              <w:lastRenderedPageBreak/>
               <w:t>偏形</w:t>
             </w:r>
+            <w:proofErr w:type="gramEnd"/>
           </w:p>
         </w:tc>
         <w:tc>
@@ -5954,7 +7057,21 @@
               <w:rPr>
                 <w:rFonts w:ascii="宋体" w:eastAsia="宋体" w:hAnsi="宋体" w:hint="eastAsia"/>
               </w:rPr>
-              <w:t>产勿今母耳</w:t>
+              <w:t>产</w:t>
+            </w:r>
+            <w:proofErr w:type="gramStart"/>
+            <w:r>
+              <w:rPr>
+                <w:rFonts w:ascii="宋体" w:eastAsia="宋体" w:hAnsi="宋体" w:hint="eastAsia"/>
+              </w:rPr>
+              <w:t>勿今母</w:t>
+            </w:r>
+            <w:proofErr w:type="gramEnd"/>
+            <w:r>
+              <w:rPr>
+                <w:rFonts w:ascii="宋体" w:eastAsia="宋体" w:hAnsi="宋体" w:hint="eastAsia"/>
+              </w:rPr>
+              <w:t>耳</w:t>
             </w:r>
           </w:p>
         </w:tc>
@@ -6037,7 +7154,23 @@
                 <w:rFonts w:ascii="宋体" w:eastAsia="宋体" w:hAnsi="宋体"/>
                 <w:szCs w:val="21"/>
               </w:rPr>
-              <w:t>结构复杂，包含多个符合上述形状的结构；或隶变后无法辨认拆形而导致的独体字</w:t>
+              <w:t>结构复杂，包含多个符合上述形状的结构；或隶变后无法</w:t>
+            </w:r>
+            <w:proofErr w:type="gramStart"/>
+            <w:r>
+              <w:rPr>
+                <w:rFonts w:ascii="宋体" w:eastAsia="宋体" w:hAnsi="宋体"/>
+                <w:szCs w:val="21"/>
+              </w:rPr>
+              <w:t>辨认拆形而</w:t>
+            </w:r>
+            <w:proofErr w:type="gramEnd"/>
+            <w:r>
+              <w:rPr>
+                <w:rFonts w:ascii="宋体" w:eastAsia="宋体" w:hAnsi="宋体"/>
+                <w:szCs w:val="21"/>
+              </w:rPr>
+              <w:t>导致的独体字</w:t>
             </w:r>
           </w:p>
         </w:tc>
@@ -6063,7 +7196,21 @@
               <w:rPr>
                 <w:rFonts w:ascii="宋体" w:eastAsia="宋体" w:hAnsi="宋体" w:hint="eastAsia"/>
               </w:rPr>
-              <w:t>南先弗巳重</w:t>
+              <w:t>南先</w:t>
+            </w:r>
+            <w:proofErr w:type="gramStart"/>
+            <w:r>
+              <w:rPr>
+                <w:rFonts w:ascii="宋体" w:eastAsia="宋体" w:hAnsi="宋体" w:hint="eastAsia"/>
+              </w:rPr>
+              <w:t>弗巳</w:t>
+            </w:r>
+            <w:proofErr w:type="gramEnd"/>
+            <w:r>
+              <w:rPr>
+                <w:rFonts w:ascii="宋体" w:eastAsia="宋体" w:hAnsi="宋体" w:hint="eastAsia"/>
+              </w:rPr>
+              <w:t>重</w:t>
             </w:r>
           </w:p>
         </w:tc>
@@ -6177,6 +7324,7 @@
               </w:rPr>
               <w:t>乙</w:t>
             </w:r>
+            <w:proofErr w:type="gramStart"/>
             <w:r>
               <w:rPr>
                 <w:rFonts w:ascii="宋体" w:eastAsia="宋体" w:hAnsi="宋体"/>
@@ -6185,6 +7333,7 @@
               </w:rPr>
               <w:t>乂</w:t>
             </w:r>
+            <w:proofErr w:type="gramEnd"/>
           </w:p>
         </w:tc>
       </w:tr>
@@ -6237,6 +7386,7 @@
           <w:szCs w:val="21"/>
         </w:rPr>
       </w:pPr>
+      <w:proofErr w:type="gramStart"/>
       <w:r>
         <w:rPr>
           <w:rFonts w:ascii="宋体" w:eastAsia="宋体" w:hAnsi="宋体" w:hint="eastAsia"/>
@@ -6249,7 +7399,15 @@
           <w:rFonts w:ascii="宋体" w:eastAsia="宋体" w:hAnsi="宋体"/>
           <w:szCs w:val="21"/>
         </w:rPr>
-        <w:t>码为数字0-9，分别对应上述类别。</w:t>
+        <w:t>码为</w:t>
+      </w:r>
+      <w:proofErr w:type="gramEnd"/>
+      <w:r>
+        <w:rPr>
+          <w:rFonts w:ascii="宋体" w:eastAsia="宋体" w:hAnsi="宋体"/>
+          <w:szCs w:val="21"/>
+        </w:rPr>
+        <w:t>数字0-9，分别对应上述类别。</w:t>
       </w:r>
       <w:r>
         <w:rPr>
@@ -6272,7 +7430,23 @@
           <w:rFonts w:ascii="宋体" w:eastAsia="宋体" w:hAnsi="宋体"/>
           <w:szCs w:val="21"/>
         </w:rPr>
-        <w:t>独体字现代字形必须像独体字——这是判断复形独体字的重要标准。</w:t>
+        <w:t>独体</w:t>
+      </w:r>
+      <w:proofErr w:type="gramStart"/>
+      <w:r>
+        <w:rPr>
+          <w:rFonts w:ascii="宋体" w:eastAsia="宋体" w:hAnsi="宋体"/>
+          <w:szCs w:val="21"/>
+        </w:rPr>
+        <w:t>字现代</w:t>
+      </w:r>
+      <w:proofErr w:type="gramEnd"/>
+      <w:r>
+        <w:rPr>
+          <w:rFonts w:ascii="宋体" w:eastAsia="宋体" w:hAnsi="宋体"/>
+          <w:szCs w:val="21"/>
+        </w:rPr>
+        <w:t>字形必须像独体字——这是判断复形独体字的重要标准。</w:t>
       </w:r>
     </w:p>
     <w:p>
@@ -6307,7 +7481,15 @@
           <w:rFonts w:ascii="宋体" w:eastAsia="宋体" w:hAnsi="宋体"/>
           <w:szCs w:val="21"/>
         </w:rPr>
-        <w:t>合体字的</w:t>
+        <w:t>合体字</w:t>
+      </w:r>
+      <w:proofErr w:type="gramStart"/>
+      <w:r>
+        <w:rPr>
+          <w:rFonts w:ascii="宋体" w:eastAsia="宋体" w:hAnsi="宋体"/>
+          <w:szCs w:val="21"/>
+        </w:rPr>
+        <w:t>的</w:t>
       </w:r>
       <w:r>
         <w:rPr>
@@ -6321,7 +7503,15 @@
           <w:rFonts w:ascii="宋体" w:eastAsia="宋体" w:hAnsi="宋体"/>
           <w:szCs w:val="21"/>
         </w:rPr>
-        <w:t>码为其</w:t>
+        <w:t>码为</w:t>
+      </w:r>
+      <w:proofErr w:type="gramEnd"/>
+      <w:r>
+        <w:rPr>
+          <w:rFonts w:ascii="宋体" w:eastAsia="宋体" w:hAnsi="宋体"/>
+          <w:szCs w:val="21"/>
+        </w:rPr>
+        <w:t>其</w:t>
       </w:r>
       <w:r>
         <w:rPr>
@@ -6792,7 +7982,21 @@
         <w:rPr>
           <w:rFonts w:ascii="宋体" w:eastAsia="宋体" w:hAnsi="宋体" w:hint="eastAsia"/>
         </w:rPr>
-        <w:t>：丶一丨丿乙</w:t>
+        <w:t>：</w:t>
+      </w:r>
+      <w:proofErr w:type="gramStart"/>
+      <w:r>
+        <w:rPr>
+          <w:rFonts w:ascii="宋体" w:eastAsia="宋体" w:hAnsi="宋体" w:hint="eastAsia"/>
+        </w:rPr>
+        <w:t>丶一丨丿</w:t>
+      </w:r>
+      <w:proofErr w:type="gramEnd"/>
+      <w:r>
+        <w:rPr>
+          <w:rFonts w:ascii="宋体" w:eastAsia="宋体" w:hAnsi="宋体" w:hint="eastAsia"/>
+        </w:rPr>
+        <w:t>乙</w:t>
       </w:r>
       <w:r>
         <w:rPr>
@@ -6836,6 +8040,7 @@
         </w:rPr>
         <w:t>：</w:t>
       </w:r>
+      <w:proofErr w:type="gramStart"/>
       <w:r>
         <w:rPr>
           <w:rFonts w:ascii="宋体" w:eastAsia="宋体" w:hAnsi="宋体" w:hint="eastAsia"/>
@@ -6856,8 +8061,16 @@
         <w:rPr>
           <w:rFonts w:ascii="宋体" w:eastAsia="宋体" w:hAnsi="宋体" w:hint="eastAsia"/>
         </w:rPr>
-        <w:t>冫贝</w:t>
-      </w:r>
+        <w:t>冫</w:t>
+      </w:r>
+      <w:proofErr w:type="gramEnd"/>
+      <w:r>
+        <w:rPr>
+          <w:rFonts w:ascii="宋体" w:eastAsia="宋体" w:hAnsi="宋体" w:hint="eastAsia"/>
+        </w:rPr>
+        <w:t>贝</w:t>
+      </w:r>
+      <w:proofErr w:type="gramStart"/>
       <w:r>
         <w:rPr>
           <w:rFonts w:ascii="宋体" w:eastAsia="宋体" w:hAnsi="宋体" w:hint="eastAsia"/>
@@ -6871,6 +8084,7 @@
         </w:rPr>
         <w:t>白卜八匕</w:t>
       </w:r>
+      <w:proofErr w:type="gramEnd"/>
       <w:r>
         <w:rPr>
           <w:rFonts w:ascii="宋体" w:eastAsia="宋体" w:hAnsi="宋体" w:cs="宋体" w:hint="eastAsia"/>
@@ -6906,12 +8120,14 @@
         </w:rPr>
         <w:t>车</w:t>
       </w:r>
+      <w:proofErr w:type="gramStart"/>
       <w:r>
         <w:rPr>
           <w:rFonts w:ascii="宋体" w:eastAsia="宋体" w:hAnsi="宋体" w:hint="eastAsia"/>
         </w:rPr>
         <w:t>艹</w:t>
       </w:r>
+      <w:proofErr w:type="gramEnd"/>
       <w:r>
         <w:rPr>
           <w:rFonts w:ascii="宋体" w:eastAsia="宋体" w:hAnsi="宋体" w:hint="eastAsia"/>
@@ -6919,8 +8135,19 @@
           <w:bCs/>
           <w:color w:val="EE0000"/>
         </w:rPr>
-        <w:t>厂凵</w:t>
-      </w:r>
+        <w:t>厂</w:t>
+      </w:r>
+      <w:proofErr w:type="gramStart"/>
+      <w:r>
+        <w:rPr>
+          <w:rFonts w:ascii="宋体" w:eastAsia="宋体" w:hAnsi="宋体" w:hint="eastAsia"/>
+          <w:b/>
+          <w:bCs/>
+          <w:color w:val="EE0000"/>
+        </w:rPr>
+        <w:t>凵</w:t>
+      </w:r>
+      <w:proofErr w:type="gramEnd"/>
       <w:r>
         <w:rPr>
           <w:rFonts w:ascii="宋体" w:eastAsia="宋体" w:hAnsi="宋体" w:hint="eastAsia"/>
@@ -6934,11 +8161,19 @@
         </w:rPr>
         <w:t>卄</w:t>
       </w:r>
+      <w:proofErr w:type="gramStart"/>
       <w:r>
         <w:rPr>
           <w:rFonts w:ascii="宋体" w:eastAsia="宋体" w:hAnsi="宋体" w:cs="华文新魏" w:hint="eastAsia"/>
         </w:rPr>
-        <w:t xml:space="preserve">屮           </w:t>
+        <w:t>屮</w:t>
+      </w:r>
+      <w:proofErr w:type="gramEnd"/>
+      <w:r>
+        <w:rPr>
+          <w:rFonts w:ascii="宋体" w:eastAsia="宋体" w:hAnsi="宋体" w:cs="华文新魏" w:hint="eastAsia"/>
+        </w:rPr>
+        <w:t xml:space="preserve">           </w:t>
       </w:r>
       <w:r>
         <w:rPr>
@@ -6950,8 +8185,23 @@
         <w:rPr>
           <w:rFonts w:ascii="宋体" w:eastAsia="宋体" w:hAnsi="宋体" w:hint="eastAsia"/>
         </w:rPr>
-        <w:t>：刀歹大</w:t>
-      </w:r>
+        <w:t>：刀</w:t>
+      </w:r>
+      <w:proofErr w:type="gramStart"/>
+      <w:r>
+        <w:rPr>
+          <w:rFonts w:ascii="宋体" w:eastAsia="宋体" w:hAnsi="宋体" w:hint="eastAsia"/>
+        </w:rPr>
+        <w:t>歹</w:t>
+      </w:r>
+      <w:proofErr w:type="gramEnd"/>
+      <w:r>
+        <w:rPr>
+          <w:rFonts w:ascii="宋体" w:eastAsia="宋体" w:hAnsi="宋体" w:hint="eastAsia"/>
+        </w:rPr>
+        <w:t>大</w:t>
+      </w:r>
+      <w:proofErr w:type="gramStart"/>
       <w:r>
         <w:rPr>
           <w:rFonts w:ascii="宋体" w:eastAsia="宋体" w:hAnsi="宋体" w:hint="eastAsia"/>
@@ -6961,6 +8211,7 @@
         </w:rPr>
         <w:t>亠冖</w:t>
       </w:r>
+      <w:proofErr w:type="gramEnd"/>
       <w:r>
         <w:rPr>
           <w:rFonts w:ascii="宋体" w:eastAsia="宋体" w:hAnsi="宋体" w:cs="宋体" w:hint="eastAsia"/>
@@ -7035,8 +8286,16 @@
         <w:rPr>
           <w:rFonts w:ascii="宋体" w:eastAsia="宋体" w:hAnsi="宋体" w:hint="eastAsia"/>
         </w:rPr>
-        <w:t>：风方父缶</w:t>
-      </w:r>
+        <w:t>：</w:t>
+      </w:r>
+      <w:proofErr w:type="gramStart"/>
+      <w:r>
+        <w:rPr>
+          <w:rFonts w:ascii="宋体" w:eastAsia="宋体" w:hAnsi="宋体" w:hint="eastAsia"/>
+        </w:rPr>
+        <w:t>风方父缶</w:t>
+      </w:r>
+      <w:proofErr w:type="gramEnd"/>
       <w:r>
         <w:rPr>
           <w:rFonts w:ascii="宋体" w:eastAsia="宋体" w:hAnsi="宋体" w:hint="eastAsia"/>
@@ -7070,8 +8329,16 @@
         <w:rPr>
           <w:rFonts w:ascii="宋体" w:eastAsia="宋体" w:hAnsi="宋体" w:hint="eastAsia"/>
         </w:rPr>
-        <w:t>：工广弓光囗革戈瓜艮谷骨</w:t>
-      </w:r>
+        <w:t>：</w:t>
+      </w:r>
+      <w:proofErr w:type="gramStart"/>
+      <w:r>
+        <w:rPr>
+          <w:rFonts w:ascii="宋体" w:eastAsia="宋体" w:hAnsi="宋体" w:hint="eastAsia"/>
+        </w:rPr>
+        <w:t>工广弓光囗革戈瓜艮谷骨</w:t>
+      </w:r>
+      <w:proofErr w:type="gramEnd"/>
       <w:r>
         <w:rPr>
           <w:rFonts w:ascii="宋体" w:eastAsia="宋体" w:hAnsi="宋体" w:hint="eastAsia"/>
@@ -7094,8 +8361,16 @@
         <w:rPr>
           <w:rFonts w:ascii="宋体" w:eastAsia="宋体" w:hAnsi="宋体" w:hint="eastAsia"/>
         </w:rPr>
-        <w:t>：火户禾</w:t>
-      </w:r>
+        <w:t>：</w:t>
+      </w:r>
+      <w:proofErr w:type="gramStart"/>
+      <w:r>
+        <w:rPr>
+          <w:rFonts w:ascii="宋体" w:eastAsia="宋体" w:hAnsi="宋体" w:hint="eastAsia"/>
+        </w:rPr>
+        <w:t>火户禾</w:t>
+      </w:r>
+      <w:proofErr w:type="gramEnd"/>
       <w:r>
         <w:rPr>
           <w:rFonts w:ascii="宋体" w:eastAsia="宋体" w:hAnsi="宋体" w:cs="宋体" w:hint="eastAsia"/>
@@ -7114,30 +8389,47 @@
         </w:rPr>
         <w:t>羊</w:t>
       </w:r>
+      <w:proofErr w:type="gramStart"/>
       <w:r>
         <w:rPr>
           <w:rFonts w:ascii="宋体" w:eastAsia="宋体" w:hAnsi="宋体" w:cs="华文新魏" w:hint="eastAsia"/>
         </w:rPr>
-        <w:t>虍黑</w:t>
-      </w:r>
-    </w:p>
-    <w:p>
-      <w:pPr>
-        <w:rPr>
-          <w:rFonts w:ascii="宋体" w:eastAsia="宋体" w:hAnsi="宋体" w:hint="eastAsia"/>
-        </w:rPr>
-      </w:pPr>
+        <w:t>虍</w:t>
+      </w:r>
+      <w:proofErr w:type="gramEnd"/>
+      <w:r>
+        <w:rPr>
+          <w:rFonts w:ascii="宋体" w:eastAsia="宋体" w:hAnsi="宋体" w:cs="华文新魏" w:hint="eastAsia"/>
+        </w:rPr>
+        <w:t>黑</w:t>
+      </w:r>
+    </w:p>
+    <w:p>
+      <w:pPr>
+        <w:rPr>
+          <w:rFonts w:ascii="宋体" w:eastAsia="宋体" w:hAnsi="宋体" w:hint="eastAsia"/>
+        </w:rPr>
+      </w:pPr>
+      <w:proofErr w:type="spellStart"/>
       <w:r>
         <w:rPr>
           <w:rFonts w:ascii="宋体" w:eastAsia="宋体" w:hAnsi="宋体"/>
         </w:rPr>
         <w:t>i</w:t>
       </w:r>
-      <w:r>
-        <w:rPr>
-          <w:rFonts w:ascii="宋体" w:eastAsia="宋体" w:hAnsi="宋体" w:hint="eastAsia"/>
-        </w:rPr>
-        <w:t>：虫</w:t>
+      <w:proofErr w:type="spellEnd"/>
+      <w:r>
+        <w:rPr>
+          <w:rFonts w:ascii="宋体" w:eastAsia="宋体" w:hAnsi="宋体" w:hint="eastAsia"/>
+        </w:rPr>
+        <w:t>：</w:t>
+      </w:r>
+      <w:proofErr w:type="gramStart"/>
+      <w:r>
+        <w:rPr>
+          <w:rFonts w:ascii="宋体" w:eastAsia="宋体" w:hAnsi="宋体" w:hint="eastAsia"/>
+        </w:rPr>
+        <w:t>虫</w:t>
       </w:r>
       <w:r>
         <w:rPr>
@@ -7148,6 +8440,7 @@
         </w:rPr>
         <w:t>页雨弋彐</w:t>
       </w:r>
+      <w:proofErr w:type="gramEnd"/>
       <w:r>
         <w:rPr>
           <w:rFonts w:ascii="宋体" w:eastAsia="宋体" w:hAnsi="宋体" w:cs="宋体" w:hint="eastAsia"/>
@@ -7161,12 +8454,26 @@
         <w:rPr>
           <w:rFonts w:ascii="宋体" w:eastAsia="宋体" w:hAnsi="宋体" w:cs="华文新魏" w:hint="eastAsia"/>
         </w:rPr>
-        <w:t>臣赤</w:t>
-      </w:r>
+        <w:t>臣</w:t>
+      </w:r>
+      <w:proofErr w:type="gramStart"/>
       <w:r>
         <w:rPr>
           <w:rFonts w:ascii="宋体" w:eastAsia="宋体" w:hAnsi="宋体" w:cs="华文新魏" w:hint="eastAsia"/>
         </w:rPr>
+        <w:t>赤</w:t>
+      </w:r>
+      <w:proofErr w:type="gramEnd"/>
+      <w:r>
+        <w:rPr>
+          <w:rFonts w:ascii="宋体" w:eastAsia="宋体" w:hAnsi="宋体" w:cs="华文新魏" w:hint="eastAsia"/>
+        </w:rPr>
+        <w:t></w:t>
+      </w:r>
+      <w:r>
+        <w:rPr>
+          <w:rFonts w:ascii="宋体" w:eastAsia="宋体" w:hAnsi="宋体" w:cs="华文新魏" w:hint="eastAsia"/>
+        </w:rPr>
         <w:t>尺</w:t>
       </w:r>
       <w:r>
@@ -7185,7 +8492,14 @@
         <w:rPr>
           <w:rFonts w:ascii="宋体" w:eastAsia="宋体" w:hAnsi="宋体" w:hint="eastAsia"/>
         </w:rPr>
-        <w:t>：金巾廴</w:t>
+        <w:t>：金巾</w:t>
+      </w:r>
+      <w:proofErr w:type="gramStart"/>
+      <w:r>
+        <w:rPr>
+          <w:rFonts w:ascii="宋体" w:eastAsia="宋体" w:hAnsi="宋体" w:hint="eastAsia"/>
+        </w:rPr>
+        <w:t>廴</w:t>
       </w:r>
       <w:r>
         <w:rPr>
@@ -7193,6 +8507,7 @@
         </w:rPr>
         <w:t>冂</w:t>
       </w:r>
+      <w:proofErr w:type="gramEnd"/>
       <w:r>
         <w:rPr>
           <w:rFonts w:ascii="宋体" w:eastAsia="宋体" w:hAnsi="宋体" w:cs="华文新魏" w:hint="eastAsia"/>
@@ -7206,6 +8521,7 @@
         </w:rPr>
         <w:t>𠘨</w:t>
       </w:r>
+      <w:proofErr w:type="gramStart"/>
       <w:r>
         <w:rPr>
           <w:rFonts w:ascii="宋体" w:eastAsia="宋体" w:hAnsi="宋体" w:hint="eastAsia"/>
@@ -7213,6 +8529,7 @@
         </w:rPr>
         <w:t>卩</w:t>
       </w:r>
+      <w:proofErr w:type="gramEnd"/>
       <w:r>
         <w:rPr>
           <w:rFonts w:ascii="宋体" w:eastAsia="宋体" w:hAnsi="宋体" w:hint="eastAsia"/>
@@ -7279,20 +8596,33 @@
           <w:bCs/>
           <w:color w:val="EE0000"/>
         </w:rPr>
-        <w:t>云勹</w:t>
-      </w:r>
+        <w:t>云</w:t>
+      </w:r>
+      <w:proofErr w:type="gramStart"/>
+      <w:r>
+        <w:rPr>
+          <w:rFonts w:ascii="宋体" w:eastAsia="宋体" w:hAnsi="宋体" w:hint="eastAsia"/>
+          <w:b/>
+          <w:bCs/>
+          <w:color w:val="EE0000"/>
+        </w:rPr>
+        <w:t>勹</w:t>
+      </w:r>
+      <w:proofErr w:type="gramEnd"/>
       <w:r>
         <w:rPr>
           <w:rFonts w:ascii="宋体" w:eastAsia="宋体" w:hAnsi="宋体" w:hint="eastAsia"/>
         </w:rPr>
         <w:t>力龙老卤里</w:t>
       </w:r>
+      <w:proofErr w:type="gramStart"/>
       <w:r>
         <w:rPr>
           <w:rFonts w:ascii="宋体" w:eastAsia="宋体" w:hAnsi="宋体" w:hint="eastAsia"/>
         </w:rPr>
         <w:t>卵</w:t>
       </w:r>
+      <w:proofErr w:type="gramEnd"/>
     </w:p>
     <w:p>
       <w:pPr>
@@ -7312,6 +8642,7 @@
         </w:rPr>
         <w:t>：木</w:t>
       </w:r>
+      <w:proofErr w:type="gramStart"/>
       <w:r>
         <w:rPr>
           <w:rFonts w:ascii="宋体" w:eastAsia="宋体" w:hAnsi="宋体" w:hint="eastAsia"/>
@@ -7321,6 +8652,7 @@
         </w:rPr>
         <w:t>彡</w:t>
       </w:r>
+      <w:proofErr w:type="gramEnd"/>
       <w:r>
         <w:rPr>
           <w:rFonts w:ascii="宋体" w:eastAsia="宋体" w:hAnsi="宋体" w:cs="宋体" w:hint="eastAsia"/>
@@ -7334,13 +8666,27 @@
         <w:rPr>
           <w:rFonts w:ascii="宋体" w:eastAsia="宋体" w:hAnsi="宋体" w:cs="华文新魏" w:hint="eastAsia"/>
         </w:rPr>
-        <w:t>马门皿毛目矛米</w:t>
-      </w:r>
-      <w:r>
-        <w:rPr>
-          <w:rFonts w:ascii="宋体" w:eastAsia="宋体" w:hAnsi="宋体" w:hint="eastAsia"/>
-        </w:rPr>
-        <w:t xml:space="preserve">麦   </w:t>
+        <w:t>马门</w:t>
+      </w:r>
+      <w:proofErr w:type="gramStart"/>
+      <w:r>
+        <w:rPr>
+          <w:rFonts w:ascii="宋体" w:eastAsia="宋体" w:hAnsi="宋体" w:cs="华文新魏" w:hint="eastAsia"/>
+        </w:rPr>
+        <w:t>皿毛目矛米</w:t>
+      </w:r>
+      <w:r>
+        <w:rPr>
+          <w:rFonts w:ascii="宋体" w:eastAsia="宋体" w:hAnsi="宋体" w:hint="eastAsia"/>
+        </w:rPr>
+        <w:t>麦</w:t>
+      </w:r>
+      <w:proofErr w:type="gramEnd"/>
+      <w:r>
+        <w:rPr>
+          <w:rFonts w:ascii="宋体" w:eastAsia="宋体" w:hAnsi="宋体" w:hint="eastAsia"/>
+        </w:rPr>
+        <w:t xml:space="preserve">   </w:t>
       </w:r>
       <w:r>
         <w:rPr>
@@ -7352,7 +8698,14 @@
         <w:rPr>
           <w:rFonts w:ascii="宋体" w:eastAsia="宋体" w:hAnsi="宋体" w:hint="eastAsia"/>
         </w:rPr>
-        <w:t>：女牛鸟</w:t>
+        <w:t>：</w:t>
+      </w:r>
+      <w:proofErr w:type="gramStart"/>
+      <w:r>
+        <w:rPr>
+          <w:rFonts w:ascii="宋体" w:eastAsia="宋体" w:hAnsi="宋体" w:hint="eastAsia"/>
+        </w:rPr>
+        <w:t>女牛鸟</w:t>
       </w:r>
       <w:r>
         <w:rPr>
@@ -7361,7 +8714,17 @@
           <w:bCs/>
           <w:color w:val="EE0000"/>
         </w:rPr>
-        <w:t>耒齿</w:t>
+        <w:t>耒</w:t>
+      </w:r>
+      <w:proofErr w:type="gramEnd"/>
+      <w:r>
+        <w:rPr>
+          <w:rFonts w:ascii="宋体" w:eastAsia="宋体" w:hAnsi="宋体" w:hint="eastAsia"/>
+          <w:b/>
+          <w:bCs/>
+          <w:color w:val="EE0000"/>
+        </w:rPr>
+        <w:t>齿</w:t>
       </w:r>
       <w:r>
         <w:rPr>
@@ -7389,6 +8752,7 @@
         </w:rPr>
         <w:t>：耳</w:t>
       </w:r>
+      <w:proofErr w:type="gramStart"/>
       <w:r>
         <w:rPr>
           <w:rFonts w:ascii="宋体" w:eastAsia="宋体" w:hAnsi="宋体" w:hint="eastAsia"/>
@@ -7398,6 +8762,7 @@
         </w:rPr>
         <w:t>匚</w:t>
       </w:r>
+      <w:proofErr w:type="gramEnd"/>
       <w:r>
         <w:rPr>
           <w:rFonts w:ascii="宋体" w:eastAsia="宋体" w:hAnsi="宋体" w:hint="eastAsia"/>
@@ -7429,6 +8794,7 @@
         </w:rPr>
         <w:t>：</w:t>
       </w:r>
+      <w:proofErr w:type="gramStart"/>
       <w:r>
         <w:rPr>
           <w:rFonts w:ascii="宋体" w:eastAsia="宋体" w:hAnsi="宋体" w:hint="eastAsia"/>
@@ -7436,12 +8802,14 @@
         </w:rPr>
         <w:t>攴</w:t>
       </w:r>
+      <w:proofErr w:type="gramEnd"/>
       <w:r>
         <w:rPr>
           <w:rFonts w:ascii="宋体" w:eastAsia="宋体" w:hAnsi="宋体" w:hint="eastAsia"/>
         </w:rPr>
         <w:t>片</w:t>
       </w:r>
+      <w:proofErr w:type="gramStart"/>
       <w:r>
         <w:rPr>
           <w:rFonts w:ascii="宋体" w:eastAsia="宋体" w:hAnsi="宋体" w:hint="eastAsia"/>
@@ -7457,6 +8825,7 @@
         </w:rPr>
         <w:t>丬</w:t>
       </w:r>
+      <w:proofErr w:type="gramEnd"/>
       <w:r>
         <w:rPr>
           <w:rFonts w:ascii="宋体" w:eastAsia="宋体" w:hAnsi="宋体" w:hint="eastAsia"/>
@@ -7464,6 +8833,7 @@
         </w:rPr>
         <w:t>皮</w:t>
       </w:r>
+      <w:proofErr w:type="gramStart"/>
       <w:r>
         <w:rPr>
           <w:rFonts w:ascii="宋体" w:eastAsia="宋体" w:hAnsi="宋体" w:hint="eastAsia"/>
@@ -7471,7 +8841,17 @@
           <w:bCs/>
           <w:color w:val="EE0000"/>
         </w:rPr>
-        <w:t>髟㐅</w:t>
+        <w:t>髟</w:t>
+      </w:r>
+      <w:proofErr w:type="gramEnd"/>
+      <w:r>
+        <w:rPr>
+          <w:rFonts w:ascii="宋体" w:eastAsia="宋体" w:hAnsi="宋体" w:hint="eastAsia"/>
+          <w:b/>
+          <w:bCs/>
+          <w:color w:val="EE0000"/>
+        </w:rPr>
+        <w:t>㐅</w:t>
       </w:r>
     </w:p>
     <w:p>
@@ -7569,6 +8949,7 @@
         </w:rPr>
         <w:t>：</w:t>
       </w:r>
+      <w:proofErr w:type="gramStart"/>
       <w:r>
         <w:rPr>
           <w:rFonts w:ascii="宋体" w:eastAsia="宋体" w:hAnsi="宋体" w:hint="eastAsia"/>
@@ -7597,7 +8978,14 @@
         <w:rPr>
           <w:rFonts w:ascii="宋体" w:eastAsia="宋体" w:hAnsi="宋体" w:hint="eastAsia"/>
         </w:rPr>
-        <w:t xml:space="preserve">厶巳           </w:t>
+        <w:t>厶巳</w:t>
+      </w:r>
+      <w:proofErr w:type="gramEnd"/>
+      <w:r>
+        <w:rPr>
+          <w:rFonts w:ascii="宋体" w:eastAsia="宋体" w:hAnsi="宋体" w:hint="eastAsia"/>
+        </w:rPr>
+        <w:t xml:space="preserve">           </w:t>
       </w:r>
       <w:r>
         <w:rPr>
@@ -7611,6 +8999,7 @@
         </w:rPr>
         <w:t>：土</w:t>
       </w:r>
+      <w:proofErr w:type="gramStart"/>
       <w:r>
         <w:rPr>
           <w:rFonts w:ascii="宋体" w:eastAsia="宋体" w:hAnsi="宋体" w:hint="eastAsia"/>
@@ -7626,6 +9015,7 @@
         </w:rPr>
         <w:t>田</w:t>
       </w:r>
+      <w:proofErr w:type="gramEnd"/>
     </w:p>
     <w:p>
       <w:pPr>
@@ -7645,6 +9035,7 @@
         </w:rPr>
         <w:t>：</w:t>
       </w:r>
+      <w:proofErr w:type="gramStart"/>
       <w:r>
         <w:rPr>
           <w:rFonts w:ascii="宋体" w:eastAsia="宋体" w:hAnsi="宋体" w:hint="eastAsia"/>
@@ -7654,11 +9045,40 @@
         </w:rPr>
         <w:t>攵</w:t>
       </w:r>
-      <w:r>
-        <w:rPr>
-          <w:rFonts w:ascii="宋体" w:eastAsia="宋体" w:hAnsi="宋体" w:hint="eastAsia"/>
-        </w:rPr>
-        <w:t xml:space="preserve">水矢手食山士豕身       </w:t>
+      <w:proofErr w:type="gramEnd"/>
+      <w:r>
+        <w:rPr>
+          <w:rFonts w:ascii="宋体" w:eastAsia="宋体" w:hAnsi="宋体" w:hint="eastAsia"/>
+        </w:rPr>
+        <w:t>水</w:t>
+      </w:r>
+      <w:proofErr w:type="gramStart"/>
+      <w:r>
+        <w:rPr>
+          <w:rFonts w:ascii="宋体" w:eastAsia="宋体" w:hAnsi="宋体" w:hint="eastAsia"/>
+        </w:rPr>
+        <w:t>矢</w:t>
+      </w:r>
+      <w:proofErr w:type="gramEnd"/>
+      <w:r>
+        <w:rPr>
+          <w:rFonts w:ascii="宋体" w:eastAsia="宋体" w:hAnsi="宋体" w:hint="eastAsia"/>
+        </w:rPr>
+        <w:t>手</w:t>
+      </w:r>
+      <w:proofErr w:type="gramStart"/>
+      <w:r>
+        <w:rPr>
+          <w:rFonts w:ascii="宋体" w:eastAsia="宋体" w:hAnsi="宋体" w:hint="eastAsia"/>
+        </w:rPr>
+        <w:t>食山士豕身</w:t>
+      </w:r>
+      <w:proofErr w:type="gramEnd"/>
+      <w:r>
+        <w:rPr>
+          <w:rFonts w:ascii="宋体" w:eastAsia="宋体" w:hAnsi="宋体" w:hint="eastAsia"/>
+        </w:rPr>
+        <w:t xml:space="preserve">       </w:t>
       </w:r>
       <w:r>
         <w:rPr>
@@ -7681,6 +9101,7 @@
         </w:rPr>
         <w:t>乑</w:t>
       </w:r>
+      <w:proofErr w:type="gramStart"/>
       <w:r>
         <w:rPr>
           <w:rFonts w:ascii="宋体" w:eastAsia="宋体" w:hAnsi="宋体" w:hint="eastAsia"/>
@@ -7702,6 +9123,7 @@
         </w:rPr>
         <w:t>支</w:t>
       </w:r>
+      <w:proofErr w:type="gramEnd"/>
     </w:p>
     <w:p>
       <w:pPr>
@@ -7719,7 +9141,14 @@
         <w:rPr>
           <w:rFonts w:ascii="宋体" w:eastAsia="宋体" w:hAnsi="宋体" w:hint="eastAsia"/>
         </w:rPr>
-        <w:t>：王网瓦韦</w:t>
+        <w:t>：</w:t>
+      </w:r>
+      <w:proofErr w:type="gramStart"/>
+      <w:r>
+        <w:rPr>
+          <w:rFonts w:ascii="宋体" w:eastAsia="宋体" w:hAnsi="宋体" w:hint="eastAsia"/>
+        </w:rPr>
+        <w:t>王网瓦韦</w:t>
       </w:r>
       <w:r>
         <w:rPr>
@@ -7730,6 +9159,7 @@
         </w:rPr>
         <w:t>隹</w:t>
       </w:r>
+      <w:proofErr w:type="gramEnd"/>
       <w:r>
         <w:rPr>
           <w:rFonts w:ascii="宋体" w:eastAsia="宋体" w:hAnsi="宋体" w:hint="eastAsia"/>
@@ -7746,14 +9176,23 @@
         <w:rPr>
           <w:rFonts w:ascii="宋体" w:eastAsia="宋体" w:hAnsi="宋体" w:hint="eastAsia"/>
         </w:rPr>
-        <w:t>：穴</w:t>
-      </w:r>
+        <w:t>：</w:t>
+      </w:r>
+      <w:proofErr w:type="gramStart"/>
+      <w:r>
+        <w:rPr>
+          <w:rFonts w:ascii="宋体" w:eastAsia="宋体" w:hAnsi="宋体" w:hint="eastAsia"/>
+        </w:rPr>
+        <w:t>穴</w:t>
+      </w:r>
+      <w:proofErr w:type="gramEnd"/>
       <w:r>
         <w:rPr>
           <w:rFonts w:ascii="SimSun-ExtG" w:eastAsia="SimSun-ExtG" w:hAnsi="SimSun-ExtG" w:cs="SimSun-ExtG" w:hint="eastAsia"/>
         </w:rPr>
         <w:t>𰃮</w:t>
       </w:r>
+      <w:proofErr w:type="gramStart"/>
       <w:r>
         <w:rPr>
           <w:rFonts w:ascii="宋体" w:eastAsia="宋体" w:hAnsi="宋体" w:hint="eastAsia"/>
@@ -7781,6 +9220,7 @@
         </w:rPr>
         <w:t>习</w:t>
       </w:r>
+      <w:proofErr w:type="gramEnd"/>
     </w:p>
     <w:p>
       <w:pPr>
@@ -7798,8 +9238,37 @@
         <w:rPr>
           <w:rFonts w:ascii="宋体" w:eastAsia="宋体" w:hAnsi="宋体" w:hint="eastAsia"/>
         </w:rPr>
-        <w:t>：言酉月鱼衣尢聿业羽</w:t>
-      </w:r>
+        <w:t>：言</w:t>
+      </w:r>
+      <w:proofErr w:type="gramStart"/>
+      <w:r>
+        <w:rPr>
+          <w:rFonts w:ascii="宋体" w:eastAsia="宋体" w:hAnsi="宋体" w:hint="eastAsia"/>
+        </w:rPr>
+        <w:t>酉</w:t>
+      </w:r>
+      <w:proofErr w:type="gramEnd"/>
+      <w:r>
+        <w:rPr>
+          <w:rFonts w:ascii="宋体" w:eastAsia="宋体" w:hAnsi="宋体" w:hint="eastAsia"/>
+        </w:rPr>
+        <w:t>月鱼衣</w:t>
+      </w:r>
+      <w:proofErr w:type="gramStart"/>
+      <w:r>
+        <w:rPr>
+          <w:rFonts w:ascii="宋体" w:eastAsia="宋体" w:hAnsi="宋体" w:hint="eastAsia"/>
+        </w:rPr>
+        <w:t>尢聿</w:t>
+      </w:r>
+      <w:proofErr w:type="gramEnd"/>
+      <w:r>
+        <w:rPr>
+          <w:rFonts w:ascii="宋体" w:eastAsia="宋体" w:hAnsi="宋体" w:hint="eastAsia"/>
+        </w:rPr>
+        <w:t>业羽</w:t>
+      </w:r>
+      <w:proofErr w:type="gramStart"/>
       <w:r>
         <w:rPr>
           <w:rFonts w:ascii="宋体" w:eastAsia="宋体" w:hAnsi="宋体" w:hint="eastAsia"/>
@@ -7809,6 +9278,7 @@
         </w:rPr>
         <w:t>黾</w:t>
       </w:r>
+      <w:proofErr w:type="gramEnd"/>
       <w:r>
         <w:rPr>
           <w:rFonts w:ascii="宋体" w:eastAsia="宋体" w:hAnsi="宋体" w:hint="eastAsia"/>
@@ -7839,6 +9309,7 @@
         </w:rPr>
         <w:t>：</w:t>
       </w:r>
+      <w:proofErr w:type="gramStart"/>
       <w:r>
         <w:rPr>
           <w:rFonts w:ascii="宋体" w:eastAsia="宋体" w:hAnsi="宋体" w:hint="eastAsia"/>
@@ -7852,54 +9323,113 @@
         <w:rPr>
           <w:rFonts w:ascii="宋体" w:eastAsia="宋体" w:hAnsi="宋体" w:hint="eastAsia"/>
         </w:rPr>
-        <w:t>足子自走</w:t>
-      </w:r>
-    </w:p>
-    <w:p>
-      <w:pPr>
-        <w:rPr>
-          <w:rFonts w:ascii="宋体" w:eastAsia="宋体" w:hAnsi="宋体" w:hint="eastAsia"/>
-        </w:rPr>
-      </w:pPr>
-    </w:p>
-    <w:p>
-      <w:pPr>
-        <w:rPr>
-          <w:rFonts w:ascii="宋体" w:eastAsia="宋体" w:hAnsi="宋体" w:hint="eastAsia"/>
-        </w:rPr>
-      </w:pPr>
-      <w:r>
-        <w:rPr>
-          <w:rFonts w:ascii="宋体" w:eastAsia="宋体" w:hAnsi="宋体" w:hint="eastAsia"/>
-        </w:rPr>
-        <w:t>a: dhupygkwv                b: ku;zglsaio</w:t>
-      </w:r>
-    </w:p>
-    <w:p>
-      <w:pPr>
-        <w:rPr>
-          <w:rFonts w:ascii="宋体" w:eastAsia="宋体" w:hAnsi="宋体" w:hint="eastAsia"/>
-        </w:rPr>
-      </w:pPr>
-      <w:r>
-        <w:rPr>
-          <w:rFonts w:ascii="宋体" w:eastAsia="宋体" w:hAnsi="宋体" w:hint="eastAsia"/>
-        </w:rPr>
-        <w:t>c: ekhypgi                  d: klahpmbu</w:t>
-      </w:r>
-    </w:p>
-    <w:p>
-      <w:pPr>
-        <w:rPr>
-          <w:rFonts w:ascii="宋体" w:eastAsia="宋体" w:hAnsi="宋体" w:hint="eastAsia"/>
-        </w:rPr>
-      </w:pPr>
-      <w:r>
-        <w:rPr>
-          <w:rFonts w:ascii="宋体" w:eastAsia="宋体" w:hAnsi="宋体" w:hint="eastAsia"/>
-        </w:rPr>
-        <w:lastRenderedPageBreak/>
-        <w:t>e:                          f: ghubqi</w:t>
+        <w:t>足子</w:t>
+      </w:r>
+      <w:proofErr w:type="gramEnd"/>
+      <w:r>
+        <w:rPr>
+          <w:rFonts w:ascii="宋体" w:eastAsia="宋体" w:hAnsi="宋体" w:hint="eastAsia"/>
+        </w:rPr>
+        <w:t>自走</w:t>
+      </w:r>
+    </w:p>
+    <w:p>
+      <w:pPr>
+        <w:rPr>
+          <w:rFonts w:ascii="宋体" w:eastAsia="宋体" w:hAnsi="宋体" w:hint="eastAsia"/>
+        </w:rPr>
+      </w:pPr>
+    </w:p>
+    <w:p>
+      <w:pPr>
+        <w:rPr>
+          <w:rFonts w:ascii="宋体" w:eastAsia="宋体" w:hAnsi="宋体" w:hint="eastAsia"/>
+        </w:rPr>
+      </w:pPr>
+      <w:r>
+        <w:rPr>
+          <w:rFonts w:ascii="宋体" w:eastAsia="宋体" w:hAnsi="宋体" w:hint="eastAsia"/>
+        </w:rPr>
+        <w:t xml:space="preserve">a: </w:t>
+      </w:r>
+      <w:proofErr w:type="spellStart"/>
+      <w:r>
+        <w:rPr>
+          <w:rFonts w:ascii="宋体" w:eastAsia="宋体" w:hAnsi="宋体" w:hint="eastAsia"/>
+        </w:rPr>
+        <w:t>dhupygkwv</w:t>
+      </w:r>
+      <w:proofErr w:type="spellEnd"/>
+      <w:r>
+        <w:rPr>
+          <w:rFonts w:ascii="宋体" w:eastAsia="宋体" w:hAnsi="宋体" w:hint="eastAsia"/>
+        </w:rPr>
+        <w:t xml:space="preserve">                b: </w:t>
+      </w:r>
+      <w:proofErr w:type="spellStart"/>
+      <w:proofErr w:type="gramStart"/>
+      <w:r>
+        <w:rPr>
+          <w:rFonts w:ascii="宋体" w:eastAsia="宋体" w:hAnsi="宋体" w:hint="eastAsia"/>
+        </w:rPr>
+        <w:t>ku;zglsaio</w:t>
+      </w:r>
+      <w:proofErr w:type="spellEnd"/>
+      <w:proofErr w:type="gramEnd"/>
+    </w:p>
+    <w:p>
+      <w:pPr>
+        <w:rPr>
+          <w:rFonts w:ascii="宋体" w:eastAsia="宋体" w:hAnsi="宋体" w:hint="eastAsia"/>
+        </w:rPr>
+      </w:pPr>
+      <w:r>
+        <w:rPr>
+          <w:rFonts w:ascii="宋体" w:eastAsia="宋体" w:hAnsi="宋体" w:hint="eastAsia"/>
+        </w:rPr>
+        <w:t xml:space="preserve">c: </w:t>
+      </w:r>
+      <w:proofErr w:type="spellStart"/>
+      <w:r>
+        <w:rPr>
+          <w:rFonts w:ascii="宋体" w:eastAsia="宋体" w:hAnsi="宋体" w:hint="eastAsia"/>
+        </w:rPr>
+        <w:t>ekhypgi</w:t>
+      </w:r>
+      <w:proofErr w:type="spellEnd"/>
+      <w:r>
+        <w:rPr>
+          <w:rFonts w:ascii="宋体" w:eastAsia="宋体" w:hAnsi="宋体" w:hint="eastAsia"/>
+        </w:rPr>
+        <w:t xml:space="preserve">                  d: </w:t>
+      </w:r>
+      <w:proofErr w:type="spellStart"/>
+      <w:r>
+        <w:rPr>
+          <w:rFonts w:ascii="宋体" w:eastAsia="宋体" w:hAnsi="宋体" w:hint="eastAsia"/>
+        </w:rPr>
+        <w:t>klahpmbu</w:t>
+      </w:r>
+      <w:proofErr w:type="spellEnd"/>
+    </w:p>
+    <w:p>
+      <w:pPr>
+        <w:rPr>
+          <w:rFonts w:ascii="宋体" w:eastAsia="宋体" w:hAnsi="宋体" w:hint="eastAsia"/>
+        </w:rPr>
+      </w:pPr>
+      <w:r>
+        <w:rPr>
+          <w:rFonts w:ascii="宋体" w:eastAsia="宋体" w:hAnsi="宋体" w:hint="eastAsia"/>
+        </w:rPr>
+        <w:t xml:space="preserve">e:                          f: </w:t>
+      </w:r>
+      <w:proofErr w:type="spellStart"/>
+      <w:r>
+        <w:rPr>
+          <w:rFonts w:ascii="宋体" w:eastAsia="宋体" w:hAnsi="宋体" w:hint="eastAsia"/>
+        </w:rPr>
+        <w:t>ghubqi</w:t>
       </w:r>
       <w:r>
         <w:rPr>
@@ -7907,18 +9437,26 @@
         </w:rPr>
         <w:t>z</w:t>
       </w:r>
-    </w:p>
-    <w:p>
-      <w:pPr>
-        <w:rPr>
-          <w:rFonts w:ascii="宋体" w:eastAsia="宋体" w:hAnsi="宋体" w:hint="eastAsia"/>
-        </w:rPr>
-      </w:pPr>
-      <w:r>
-        <w:rPr>
-          <w:rFonts w:ascii="宋体" w:eastAsia="宋体" w:hAnsi="宋体" w:hint="eastAsia"/>
-        </w:rPr>
-        <w:t>g: sdvmoexwf</w:t>
+      <w:proofErr w:type="spellEnd"/>
+    </w:p>
+    <w:p>
+      <w:pPr>
+        <w:rPr>
+          <w:rFonts w:ascii="宋体" w:eastAsia="宋体" w:hAnsi="宋体" w:hint="eastAsia"/>
+        </w:rPr>
+      </w:pPr>
+      <w:r>
+        <w:rPr>
+          <w:rFonts w:ascii="宋体" w:eastAsia="宋体" w:hAnsi="宋体" w:hint="eastAsia"/>
+        </w:rPr>
+        <w:t xml:space="preserve">g: </w:t>
+      </w:r>
+      <w:proofErr w:type="spellStart"/>
+      <w:r>
+        <w:rPr>
+          <w:rFonts w:ascii="宋体" w:eastAsia="宋体" w:hAnsi="宋体" w:hint="eastAsia"/>
+        </w:rPr>
+        <w:t>sdvmoexwf</w:t>
       </w:r>
       <w:r>
         <w:rPr>
@@ -7930,7 +9468,14 @@
         <w:rPr>
           <w:rFonts w:ascii="宋体" w:eastAsia="宋体" w:hAnsi="宋体" w:hint="eastAsia"/>
         </w:rPr>
-        <w:t xml:space="preserve">r  </w:t>
+        <w:t>r</w:t>
+      </w:r>
+      <w:proofErr w:type="spellEnd"/>
+      <w:r>
+        <w:rPr>
+          <w:rFonts w:ascii="宋体" w:eastAsia="宋体" w:hAnsi="宋体" w:hint="eastAsia"/>
+        </w:rPr>
+        <w:t xml:space="preserve">  </w:t>
       </w:r>
       <w:r>
         <w:rPr>
@@ -7942,20 +9487,35 @@
         <w:rPr>
           <w:rFonts w:ascii="宋体" w:eastAsia="宋体" w:hAnsi="宋体" w:hint="eastAsia"/>
         </w:rPr>
-        <w:t xml:space="preserve">           h: ouedylz</w:t>
-      </w:r>
-    </w:p>
-    <w:p>
-      <w:pPr>
-        <w:rPr>
-          <w:rFonts w:ascii="宋体" w:eastAsia="宋体" w:hAnsi="宋体" w:hint="eastAsia"/>
-        </w:rPr>
-      </w:pPr>
-      <w:r>
-        <w:rPr>
-          <w:rFonts w:ascii="宋体" w:eastAsia="宋体" w:hAnsi="宋体" w:hint="eastAsia"/>
-        </w:rPr>
-        <w:t>i: seuxohftp</w:t>
+        <w:t xml:space="preserve">           h: </w:t>
+      </w:r>
+      <w:proofErr w:type="spellStart"/>
+      <w:r>
+        <w:rPr>
+          <w:rFonts w:ascii="宋体" w:eastAsia="宋体" w:hAnsi="宋体" w:hint="eastAsia"/>
+        </w:rPr>
+        <w:t>ouedylz</w:t>
+      </w:r>
+      <w:proofErr w:type="spellEnd"/>
+    </w:p>
+    <w:p>
+      <w:pPr>
+        <w:rPr>
+          <w:rFonts w:ascii="宋体" w:eastAsia="宋体" w:hAnsi="宋体" w:hint="eastAsia"/>
+        </w:rPr>
+      </w:pPr>
+      <w:r>
+        <w:rPr>
+          <w:rFonts w:ascii="宋体" w:eastAsia="宋体" w:hAnsi="宋体" w:hint="eastAsia"/>
+        </w:rPr>
+        <w:t xml:space="preserve">i: </w:t>
+      </w:r>
+      <w:proofErr w:type="spellStart"/>
+      <w:r>
+        <w:rPr>
+          <w:rFonts w:ascii="宋体" w:eastAsia="宋体" w:hAnsi="宋体" w:hint="eastAsia"/>
+        </w:rPr>
+        <w:t>seuxohftp</w:t>
       </w:r>
       <w:r>
         <w:rPr>
@@ -7963,24 +9523,54 @@
         </w:rPr>
         <w:t>i</w:t>
       </w:r>
-      <w:r>
-        <w:rPr>
-          <w:rFonts w:ascii="宋体" w:eastAsia="宋体" w:hAnsi="宋体" w:hint="eastAsia"/>
-        </w:rPr>
-        <w:t xml:space="preserve">               j: rnztifswmpd</w:t>
-      </w:r>
-    </w:p>
-    <w:p>
-      <w:pPr>
-        <w:rPr>
-          <w:rFonts w:ascii="宋体" w:eastAsia="宋体" w:hAnsi="宋体" w:hint="eastAsia"/>
-        </w:rPr>
-      </w:pPr>
-      <w:r>
-        <w:rPr>
-          <w:rFonts w:ascii="宋体" w:eastAsia="宋体" w:hAnsi="宋体" w:hint="eastAsia"/>
-        </w:rPr>
-        <w:t>k: byusj                    l: bypiskut</w:t>
+      <w:proofErr w:type="spellEnd"/>
+      <w:r>
+        <w:rPr>
+          <w:rFonts w:ascii="宋体" w:eastAsia="宋体" w:hAnsi="宋体" w:hint="eastAsia"/>
+        </w:rPr>
+        <w:t xml:space="preserve">               j: </w:t>
+      </w:r>
+      <w:proofErr w:type="spellStart"/>
+      <w:r>
+        <w:rPr>
+          <w:rFonts w:ascii="宋体" w:eastAsia="宋体" w:hAnsi="宋体" w:hint="eastAsia"/>
+        </w:rPr>
+        <w:t>rnztifswmpd</w:t>
+      </w:r>
+      <w:proofErr w:type="spellEnd"/>
+    </w:p>
+    <w:p>
+      <w:pPr>
+        <w:rPr>
+          <w:rFonts w:ascii="宋体" w:eastAsia="宋体" w:hAnsi="宋体" w:hint="eastAsia"/>
+        </w:rPr>
+      </w:pPr>
+      <w:r>
+        <w:rPr>
+          <w:rFonts w:ascii="宋体" w:eastAsia="宋体" w:hAnsi="宋体" w:hint="eastAsia"/>
+        </w:rPr>
+        <w:t xml:space="preserve">k: </w:t>
+      </w:r>
+      <w:proofErr w:type="spellStart"/>
+      <w:r>
+        <w:rPr>
+          <w:rFonts w:ascii="宋体" w:eastAsia="宋体" w:hAnsi="宋体" w:hint="eastAsia"/>
+        </w:rPr>
+        <w:t>byusj</w:t>
+      </w:r>
+      <w:proofErr w:type="spellEnd"/>
+      <w:r>
+        <w:rPr>
+          <w:rFonts w:ascii="宋体" w:eastAsia="宋体" w:hAnsi="宋体" w:hint="eastAsia"/>
+        </w:rPr>
+        <w:t xml:space="preserve">                    l: </w:t>
+      </w:r>
+      <w:proofErr w:type="spellStart"/>
+      <w:r>
+        <w:rPr>
+          <w:rFonts w:ascii="宋体" w:eastAsia="宋体" w:hAnsi="宋体" w:hint="eastAsia"/>
+        </w:rPr>
+        <w:t>bypiskut</w:t>
       </w:r>
       <w:r>
         <w:rPr>
@@ -7988,44 +9578,104 @@
         </w:rPr>
         <w:t>r</w:t>
       </w:r>
-    </w:p>
-    <w:p>
-      <w:pPr>
-        <w:rPr>
-          <w:rFonts w:ascii="宋体" w:eastAsia="宋体" w:hAnsi="宋体" w:hint="eastAsia"/>
-        </w:rPr>
-      </w:pPr>
-      <w:r>
-        <w:rPr>
-          <w:rFonts w:ascii="宋体" w:eastAsia="宋体" w:hAnsi="宋体" w:hint="eastAsia"/>
-        </w:rPr>
-        <w:t>m: usbafnkoyil              n: yqcli</w:t>
-      </w:r>
-    </w:p>
-    <w:p>
-      <w:pPr>
-        <w:rPr>
-          <w:rFonts w:ascii="宋体" w:eastAsia="宋体" w:hAnsi="宋体" w:hint="eastAsia"/>
-        </w:rPr>
-      </w:pPr>
-      <w:r>
-        <w:rPr>
-          <w:rFonts w:ascii="宋体" w:eastAsia="宋体" w:hAnsi="宋体" w:hint="eastAsia"/>
-        </w:rPr>
-        <w:t>o: rbhpe                    p: umyjibn</w:t>
-      </w:r>
-    </w:p>
-    <w:p>
-      <w:pPr>
-        <w:rPr>
-          <w:rFonts w:ascii="宋体" w:eastAsia="宋体" w:hAnsi="宋体" w:hint="eastAsia"/>
-        </w:rPr>
-      </w:pPr>
-      <w:r>
-        <w:rPr>
-          <w:rFonts w:ascii="宋体" w:eastAsia="宋体" w:hAnsi="宋体" w:hint="eastAsia"/>
-        </w:rPr>
-        <w:t>q: irvm;</w:t>
+      <w:proofErr w:type="spellEnd"/>
+    </w:p>
+    <w:p>
+      <w:pPr>
+        <w:rPr>
+          <w:rFonts w:ascii="宋体" w:eastAsia="宋体" w:hAnsi="宋体" w:hint="eastAsia"/>
+        </w:rPr>
+      </w:pPr>
+      <w:r>
+        <w:rPr>
+          <w:rFonts w:ascii="宋体" w:eastAsia="宋体" w:hAnsi="宋体" w:hint="eastAsia"/>
+        </w:rPr>
+        <w:t xml:space="preserve">m: </w:t>
+      </w:r>
+      <w:proofErr w:type="spellStart"/>
+      <w:r>
+        <w:rPr>
+          <w:rFonts w:ascii="宋体" w:eastAsia="宋体" w:hAnsi="宋体" w:hint="eastAsia"/>
+        </w:rPr>
+        <w:t>usbafnkoyil</w:t>
+      </w:r>
+      <w:proofErr w:type="spellEnd"/>
+      <w:r>
+        <w:rPr>
+          <w:rFonts w:ascii="宋体" w:eastAsia="宋体" w:hAnsi="宋体" w:hint="eastAsia"/>
+        </w:rPr>
+        <w:t xml:space="preserve">              n: </w:t>
+      </w:r>
+      <w:proofErr w:type="spellStart"/>
+      <w:r>
+        <w:rPr>
+          <w:rFonts w:ascii="宋体" w:eastAsia="宋体" w:hAnsi="宋体" w:hint="eastAsia"/>
+        </w:rPr>
+        <w:t>yqcli</w:t>
+      </w:r>
+      <w:proofErr w:type="spellEnd"/>
+    </w:p>
+    <w:p>
+      <w:pPr>
+        <w:rPr>
+          <w:rFonts w:ascii="宋体" w:eastAsia="宋体" w:hAnsi="宋体" w:hint="eastAsia"/>
+        </w:rPr>
+      </w:pPr>
+      <w:r>
+        <w:rPr>
+          <w:rFonts w:ascii="宋体" w:eastAsia="宋体" w:hAnsi="宋体" w:hint="eastAsia"/>
+        </w:rPr>
+        <w:t xml:space="preserve">o: </w:t>
+      </w:r>
+      <w:proofErr w:type="spellStart"/>
+      <w:r>
+        <w:rPr>
+          <w:rFonts w:ascii="宋体" w:eastAsia="宋体" w:hAnsi="宋体" w:hint="eastAsia"/>
+        </w:rPr>
+        <w:t>rbhpe</w:t>
+      </w:r>
+      <w:proofErr w:type="spellEnd"/>
+      <w:r>
+        <w:rPr>
+          <w:rFonts w:ascii="宋体" w:eastAsia="宋体" w:hAnsi="宋体" w:hint="eastAsia"/>
+        </w:rPr>
+        <w:t xml:space="preserve">                    p: </w:t>
+      </w:r>
+      <w:proofErr w:type="spellStart"/>
+      <w:r>
+        <w:rPr>
+          <w:rFonts w:ascii="宋体" w:eastAsia="宋体" w:hAnsi="宋体" w:hint="eastAsia"/>
+        </w:rPr>
+        <w:t>umyjibn</w:t>
+      </w:r>
+      <w:proofErr w:type="spellEnd"/>
+    </w:p>
+    <w:p>
+      <w:pPr>
+        <w:rPr>
+          <w:rFonts w:ascii="宋体" w:eastAsia="宋体" w:hAnsi="宋体" w:hint="eastAsia"/>
+        </w:rPr>
+      </w:pPr>
+      <w:r>
+        <w:rPr>
+          <w:rFonts w:ascii="宋体" w:eastAsia="宋体" w:hAnsi="宋体" w:hint="eastAsia"/>
+        </w:rPr>
+        <w:t xml:space="preserve">q: </w:t>
+      </w:r>
+      <w:proofErr w:type="spellStart"/>
+      <w:proofErr w:type="gramStart"/>
+      <w:r>
+        <w:rPr>
+          <w:rFonts w:ascii="宋体" w:eastAsia="宋体" w:hAnsi="宋体" w:hint="eastAsia"/>
+        </w:rPr>
+        <w:t>irvm</w:t>
+      </w:r>
+      <w:proofErr w:type="spellEnd"/>
+      <w:r>
+        <w:rPr>
+          <w:rFonts w:ascii="宋体" w:eastAsia="宋体" w:hAnsi="宋体" w:hint="eastAsia"/>
+        </w:rPr>
+        <w:t>;</w:t>
       </w:r>
       <w:r>
         <w:rPr>
@@ -8037,46 +9687,126 @@
         <w:rPr>
           <w:rFonts w:ascii="宋体" w:eastAsia="宋体" w:hAnsi="宋体" w:hint="eastAsia"/>
         </w:rPr>
-        <w:t xml:space="preserve">                   r: fbuil</w:t>
-      </w:r>
-    </w:p>
-    <w:p>
-      <w:pPr>
-        <w:rPr>
-          <w:rFonts w:ascii="宋体" w:eastAsia="宋体" w:hAnsi="宋体" w:hint="eastAsia"/>
-        </w:rPr>
-      </w:pPr>
-      <w:r>
-        <w:rPr>
-          <w:rFonts w:ascii="宋体" w:eastAsia="宋体" w:hAnsi="宋体" w:hint="eastAsia"/>
-        </w:rPr>
-        <w:t>s: uikpjmw                  t: uiyxm</w:t>
-      </w:r>
-    </w:p>
-    <w:p>
-      <w:pPr>
-        <w:rPr>
-          <w:rFonts w:ascii="宋体" w:eastAsia="宋体" w:hAnsi="宋体" w:hint="eastAsia"/>
-        </w:rPr>
-      </w:pPr>
-      <w:r>
-        <w:rPr>
-          <w:rFonts w:ascii="宋体" w:eastAsia="宋体" w:hAnsi="宋体" w:hint="eastAsia"/>
-        </w:rPr>
-        <w:t>u: wvibrjhnf                v: sgbiwmk</w:t>
-      </w:r>
-    </w:p>
-    <w:p>
-      <w:pPr>
-        <w:rPr>
-          <w:rFonts w:ascii="宋体" w:eastAsia="宋体" w:hAnsi="宋体" w:hint="eastAsia"/>
-        </w:rPr>
-      </w:pPr>
-      <w:r>
-        <w:rPr>
-          <w:rFonts w:ascii="宋体" w:eastAsia="宋体" w:hAnsi="宋体" w:hint="eastAsia"/>
-        </w:rPr>
-        <w:t>w: hxazvf                   x: tdnicpms</w:t>
+        <w:t xml:space="preserve">  </w:t>
+      </w:r>
+      <w:proofErr w:type="gramEnd"/>
+      <w:r>
+        <w:rPr>
+          <w:rFonts w:ascii="宋体" w:eastAsia="宋体" w:hAnsi="宋体" w:hint="eastAsia"/>
+        </w:rPr>
+        <w:t xml:space="preserve">                 r: </w:t>
+      </w:r>
+      <w:proofErr w:type="spellStart"/>
+      <w:r>
+        <w:rPr>
+          <w:rFonts w:ascii="宋体" w:eastAsia="宋体" w:hAnsi="宋体" w:hint="eastAsia"/>
+        </w:rPr>
+        <w:t>fbuil</w:t>
+      </w:r>
+      <w:proofErr w:type="spellEnd"/>
+    </w:p>
+    <w:p>
+      <w:pPr>
+        <w:rPr>
+          <w:rFonts w:ascii="宋体" w:eastAsia="宋体" w:hAnsi="宋体" w:hint="eastAsia"/>
+        </w:rPr>
+      </w:pPr>
+      <w:r>
+        <w:rPr>
+          <w:rFonts w:ascii="宋体" w:eastAsia="宋体" w:hAnsi="宋体" w:hint="eastAsia"/>
+        </w:rPr>
+        <w:t xml:space="preserve">s: </w:t>
+      </w:r>
+      <w:proofErr w:type="spellStart"/>
+      <w:r>
+        <w:rPr>
+          <w:rFonts w:ascii="宋体" w:eastAsia="宋体" w:hAnsi="宋体" w:hint="eastAsia"/>
+        </w:rPr>
+        <w:t>uikpjmw</w:t>
+      </w:r>
+      <w:proofErr w:type="spellEnd"/>
+      <w:r>
+        <w:rPr>
+          <w:rFonts w:ascii="宋体" w:eastAsia="宋体" w:hAnsi="宋体" w:hint="eastAsia"/>
+        </w:rPr>
+        <w:t xml:space="preserve">                  t: </w:t>
+      </w:r>
+      <w:proofErr w:type="spellStart"/>
+      <w:r>
+        <w:rPr>
+          <w:rFonts w:ascii="宋体" w:eastAsia="宋体" w:hAnsi="宋体" w:hint="eastAsia"/>
+        </w:rPr>
+        <w:t>uiyxm</w:t>
+      </w:r>
+      <w:proofErr w:type="spellEnd"/>
+    </w:p>
+    <w:p>
+      <w:pPr>
+        <w:rPr>
+          <w:rFonts w:ascii="宋体" w:eastAsia="宋体" w:hAnsi="宋体" w:hint="eastAsia"/>
+        </w:rPr>
+      </w:pPr>
+      <w:r>
+        <w:rPr>
+          <w:rFonts w:ascii="宋体" w:eastAsia="宋体" w:hAnsi="宋体" w:hint="eastAsia"/>
+        </w:rPr>
+        <w:t xml:space="preserve">u: </w:t>
+      </w:r>
+      <w:proofErr w:type="spellStart"/>
+      <w:r>
+        <w:rPr>
+          <w:rFonts w:ascii="宋体" w:eastAsia="宋体" w:hAnsi="宋体" w:hint="eastAsia"/>
+        </w:rPr>
+        <w:t>wvibrjhnf</w:t>
+      </w:r>
+      <w:proofErr w:type="spellEnd"/>
+      <w:r>
+        <w:rPr>
+          <w:rFonts w:ascii="宋体" w:eastAsia="宋体" w:hAnsi="宋体" w:hint="eastAsia"/>
+        </w:rPr>
+        <w:t xml:space="preserve">                v: </w:t>
+      </w:r>
+      <w:proofErr w:type="spellStart"/>
+      <w:r>
+        <w:rPr>
+          <w:rFonts w:ascii="宋体" w:eastAsia="宋体" w:hAnsi="宋体" w:hint="eastAsia"/>
+        </w:rPr>
+        <w:t>sgbiwmk</w:t>
+      </w:r>
+      <w:proofErr w:type="spellEnd"/>
+    </w:p>
+    <w:p>
+      <w:pPr>
+        <w:rPr>
+          <w:rFonts w:ascii="宋体" w:eastAsia="宋体" w:hAnsi="宋体" w:hint="eastAsia"/>
+        </w:rPr>
+      </w:pPr>
+      <w:r>
+        <w:rPr>
+          <w:rFonts w:ascii="宋体" w:eastAsia="宋体" w:hAnsi="宋体" w:hint="eastAsia"/>
+        </w:rPr>
+        <w:t xml:space="preserve">w: </w:t>
+      </w:r>
+      <w:proofErr w:type="spellStart"/>
+      <w:r>
+        <w:rPr>
+          <w:rFonts w:ascii="宋体" w:eastAsia="宋体" w:hAnsi="宋体" w:hint="eastAsia"/>
+        </w:rPr>
+        <w:t>hxazvf</w:t>
+      </w:r>
+      <w:proofErr w:type="spellEnd"/>
+      <w:r>
+        <w:rPr>
+          <w:rFonts w:ascii="宋体" w:eastAsia="宋体" w:hAnsi="宋体" w:hint="eastAsia"/>
+        </w:rPr>
+        <w:t xml:space="preserve">                   x: </w:t>
+      </w:r>
+      <w:proofErr w:type="spellStart"/>
+      <w:r>
+        <w:rPr>
+          <w:rFonts w:ascii="宋体" w:eastAsia="宋体" w:hAnsi="宋体" w:hint="eastAsia"/>
+        </w:rPr>
+        <w:t>tdnicpms</w:t>
       </w:r>
       <w:r>
         <w:rPr>
@@ -8084,19 +9814,28 @@
         </w:rPr>
         <w:t>b</w:t>
       </w:r>
-    </w:p>
-    <w:p>
-      <w:pPr>
-        <w:rPr>
-          <w:rFonts w:ascii="宋体" w:eastAsia="宋体" w:hAnsi="宋体" w:hint="eastAsia"/>
-        </w:rPr>
-      </w:pPr>
-      <w:r>
-        <w:rPr>
-          <w:rFonts w:ascii="宋体" w:eastAsia="宋体" w:hAnsi="宋体" w:hint="eastAsia"/>
-        </w:rPr>
-        <w:t>y: jbtuihlexkn</w:t>
-      </w:r>
+      <w:proofErr w:type="spellEnd"/>
+    </w:p>
+    <w:p>
+      <w:pPr>
+        <w:rPr>
+          <w:rFonts w:ascii="宋体" w:eastAsia="宋体" w:hAnsi="宋体" w:hint="eastAsia"/>
+        </w:rPr>
+      </w:pPr>
+      <w:r>
+        <w:rPr>
+          <w:rFonts w:ascii="宋体" w:eastAsia="宋体" w:hAnsi="宋体" w:hint="eastAsia"/>
+        </w:rPr>
+        <w:t xml:space="preserve">y: </w:t>
+      </w:r>
+      <w:proofErr w:type="spellStart"/>
+      <w:r>
+        <w:rPr>
+          <w:rFonts w:ascii="宋体" w:eastAsia="宋体" w:hAnsi="宋体" w:hint="eastAsia"/>
+        </w:rPr>
+        <w:t>jbtuihlexkn</w:t>
+      </w:r>
+      <w:proofErr w:type="spellEnd"/>
       <w:r>
         <w:rPr>
           <w:rFonts w:ascii="宋体" w:eastAsia="宋体" w:hAnsi="宋体" w:hint="eastAsia"/>
@@ -8107,8 +9846,16 @@
         <w:rPr>
           <w:rFonts w:ascii="宋体" w:eastAsia="宋体" w:hAnsi="宋体" w:hint="eastAsia"/>
         </w:rPr>
-        <w:t xml:space="preserve">             z: vruipb</w:t>
-      </w:r>
+        <w:t xml:space="preserve">             z: </w:t>
+      </w:r>
+      <w:proofErr w:type="spellStart"/>
+      <w:r>
+        <w:rPr>
+          <w:rFonts w:ascii="宋体" w:eastAsia="宋体" w:hAnsi="宋体" w:hint="eastAsia"/>
+        </w:rPr>
+        <w:t>vruipb</w:t>
+      </w:r>
+      <w:proofErr w:type="spellEnd"/>
     </w:p>
     <w:p>
       <w:pPr>
@@ -8309,6 +10056,7 @@
           <w:szCs w:val="21"/>
         </w:rPr>
       </w:pPr>
+      <w:proofErr w:type="gramStart"/>
       <w:r>
         <w:rPr>
           <w:rFonts w:ascii="宋体" w:eastAsia="宋体" w:hAnsi="宋体" w:hint="eastAsia"/>
@@ -8327,6 +10075,7 @@
         </w:rPr>
         <w:t>码冲突</w:t>
       </w:r>
+      <w:proofErr w:type="gramEnd"/>
       <w:r>
         <w:rPr>
           <w:rFonts w:ascii="宋体" w:eastAsia="宋体" w:hAnsi="宋体"/>
@@ -8437,8 +10186,65 @@
           <w:rFonts w:ascii="宋体" w:eastAsia="宋体" w:hAnsi="宋体" w:hint="eastAsia"/>
           <w:szCs w:val="21"/>
         </w:rPr>
-        <w:t>如含彳取彳，含廾取廾</w:t>
-      </w:r>
+        <w:t>如含</w:t>
+      </w:r>
+      <w:proofErr w:type="gramStart"/>
+      <w:r>
+        <w:rPr>
+          <w:rFonts w:ascii="宋体" w:eastAsia="宋体" w:hAnsi="宋体" w:hint="eastAsia"/>
+          <w:szCs w:val="21"/>
+        </w:rPr>
+        <w:t>彳</w:t>
+      </w:r>
+      <w:proofErr w:type="gramEnd"/>
+      <w:r>
+        <w:rPr>
+          <w:rFonts w:ascii="宋体" w:eastAsia="宋体" w:hAnsi="宋体" w:hint="eastAsia"/>
+          <w:szCs w:val="21"/>
+        </w:rPr>
+        <w:t>取</w:t>
+      </w:r>
+      <w:proofErr w:type="gramStart"/>
+      <w:r>
+        <w:rPr>
+          <w:rFonts w:ascii="宋体" w:eastAsia="宋体" w:hAnsi="宋体" w:hint="eastAsia"/>
+          <w:szCs w:val="21"/>
+        </w:rPr>
+        <w:t>彳</w:t>
+      </w:r>
+      <w:proofErr w:type="gramEnd"/>
+      <w:r>
+        <w:rPr>
+          <w:rFonts w:ascii="宋体" w:eastAsia="宋体" w:hAnsi="宋体" w:hint="eastAsia"/>
+          <w:szCs w:val="21"/>
+        </w:rPr>
+        <w:t>，含</w:t>
+      </w:r>
+      <w:proofErr w:type="gramStart"/>
+      <w:r>
+        <w:rPr>
+          <w:rFonts w:ascii="宋体" w:eastAsia="宋体" w:hAnsi="宋体" w:hint="eastAsia"/>
+          <w:szCs w:val="21"/>
+        </w:rPr>
+        <w:t>廾</w:t>
+      </w:r>
+      <w:proofErr w:type="gramEnd"/>
+      <w:r>
+        <w:rPr>
+          <w:rFonts w:ascii="宋体" w:eastAsia="宋体" w:hAnsi="宋体" w:hint="eastAsia"/>
+          <w:szCs w:val="21"/>
+        </w:rPr>
+        <w:t>取</w:t>
+      </w:r>
+      <w:proofErr w:type="gramStart"/>
+      <w:r>
+        <w:rPr>
+          <w:rFonts w:ascii="宋体" w:eastAsia="宋体" w:hAnsi="宋体" w:hint="eastAsia"/>
+          <w:szCs w:val="21"/>
+        </w:rPr>
+        <w:t>廾</w:t>
+      </w:r>
+      <w:proofErr w:type="gramEnd"/>
       <w:r>
         <w:rPr>
           <w:rFonts w:ascii="宋体" w:eastAsia="宋体" w:hAnsi="宋体"/>
@@ -8688,16 +10494,36 @@
           <w:bCs/>
           <w:szCs w:val="21"/>
         </w:rPr>
-        <w:t>/非部首字</w:t>
-      </w:r>
-      <w:r>
-        <w:rPr>
-          <w:rFonts w:ascii="宋体" w:eastAsia="宋体" w:hAnsi="宋体"/>
-          <w:b/>
-          <w:bCs/>
-          <w:szCs w:val="21"/>
-        </w:rPr>
-        <w:t>合理跳过</w:t>
+        <w:t>/非部首</w:t>
+      </w:r>
+      <w:proofErr w:type="gramStart"/>
+      <w:r>
+        <w:rPr>
+          <w:rFonts w:ascii="宋体" w:eastAsia="宋体" w:hAnsi="宋体" w:hint="eastAsia"/>
+          <w:b/>
+          <w:bCs/>
+          <w:szCs w:val="21"/>
+        </w:rPr>
+        <w:t>字</w:t>
+      </w:r>
+      <w:r>
+        <w:rPr>
+          <w:rFonts w:ascii="宋体" w:eastAsia="宋体" w:hAnsi="宋体"/>
+          <w:b/>
+          <w:bCs/>
+          <w:szCs w:val="21"/>
+        </w:rPr>
+        <w:t>合理</w:t>
+      </w:r>
+      <w:proofErr w:type="gramEnd"/>
+      <w:r>
+        <w:rPr>
+          <w:rFonts w:ascii="宋体" w:eastAsia="宋体" w:hAnsi="宋体"/>
+          <w:b/>
+          <w:bCs/>
+          <w:szCs w:val="21"/>
+        </w:rPr>
+        <w:t>跳过</w:t>
       </w:r>
       <w:r>
         <w:rPr>
@@ -8832,7 +10658,21 @@
         <w:rPr>
           <w:rFonts w:ascii="宋体" w:eastAsia="宋体" w:hAnsi="宋体" w:hint="eastAsia"/>
         </w:rPr>
-        <w:t xml:space="preserve"> 临i </w:t>
+        <w:t xml:space="preserve"> 临</w:t>
+      </w:r>
+      <w:proofErr w:type="spellStart"/>
+      <w:r>
+        <w:rPr>
+          <w:rFonts w:ascii="宋体" w:eastAsia="宋体" w:hAnsi="宋体" w:hint="eastAsia"/>
+        </w:rPr>
+        <w:t>i</w:t>
+      </w:r>
+      <w:proofErr w:type="spellEnd"/>
+      <w:r>
+        <w:rPr>
+          <w:rFonts w:ascii="宋体" w:eastAsia="宋体" w:hAnsi="宋体" w:hint="eastAsia"/>
+        </w:rPr>
+        <w:t xml:space="preserve"> </w:t>
       </w:r>
       <w:r>
         <w:rPr>
@@ -8933,8 +10773,97 @@
           <w:rFonts w:ascii="宋体" w:eastAsia="宋体" w:hAnsi="宋体"/>
           <w:szCs w:val="21"/>
         </w:rPr>
-        <w:t>亅→丨，夊夂→攵，廾→卄，⺈→刀，冃→日，疋</w:t>
-      </w:r>
+        <w:t>亅→</w:t>
+      </w:r>
+      <w:proofErr w:type="gramStart"/>
+      <w:r>
+        <w:rPr>
+          <w:rFonts w:ascii="宋体" w:eastAsia="宋体" w:hAnsi="宋体"/>
+          <w:szCs w:val="21"/>
+        </w:rPr>
+        <w:t>丨</w:t>
+      </w:r>
+      <w:proofErr w:type="gramEnd"/>
+      <w:r>
+        <w:rPr>
+          <w:rFonts w:ascii="宋体" w:eastAsia="宋体" w:hAnsi="宋体"/>
+          <w:szCs w:val="21"/>
+        </w:rPr>
+        <w:t>，</w:t>
+      </w:r>
+      <w:proofErr w:type="gramStart"/>
+      <w:r>
+        <w:rPr>
+          <w:rFonts w:ascii="宋体" w:eastAsia="宋体" w:hAnsi="宋体"/>
+          <w:szCs w:val="21"/>
+        </w:rPr>
+        <w:t>夊夂</w:t>
+      </w:r>
+      <w:proofErr w:type="gramEnd"/>
+      <w:r>
+        <w:rPr>
+          <w:rFonts w:ascii="宋体" w:eastAsia="宋体" w:hAnsi="宋体"/>
+          <w:szCs w:val="21"/>
+        </w:rPr>
+        <w:t>→</w:t>
+      </w:r>
+      <w:proofErr w:type="gramStart"/>
+      <w:r>
+        <w:rPr>
+          <w:rFonts w:ascii="宋体" w:eastAsia="宋体" w:hAnsi="宋体"/>
+          <w:szCs w:val="21"/>
+        </w:rPr>
+        <w:t>攵</w:t>
+      </w:r>
+      <w:proofErr w:type="gramEnd"/>
+      <w:r>
+        <w:rPr>
+          <w:rFonts w:ascii="宋体" w:eastAsia="宋体" w:hAnsi="宋体"/>
+          <w:szCs w:val="21"/>
+        </w:rPr>
+        <w:t>，</w:t>
+      </w:r>
+      <w:proofErr w:type="gramStart"/>
+      <w:r>
+        <w:rPr>
+          <w:rFonts w:ascii="宋体" w:eastAsia="宋体" w:hAnsi="宋体"/>
+          <w:szCs w:val="21"/>
+        </w:rPr>
+        <w:t>廾</w:t>
+      </w:r>
+      <w:proofErr w:type="gramEnd"/>
+      <w:r>
+        <w:rPr>
+          <w:rFonts w:ascii="宋体" w:eastAsia="宋体" w:hAnsi="宋体"/>
+          <w:szCs w:val="21"/>
+        </w:rPr>
+        <w:t>→卄，⺈→刀，</w:t>
+      </w:r>
+      <w:proofErr w:type="gramStart"/>
+      <w:r>
+        <w:rPr>
+          <w:rFonts w:ascii="宋体" w:eastAsia="宋体" w:hAnsi="宋体"/>
+          <w:szCs w:val="21"/>
+        </w:rPr>
+        <w:t>冃</w:t>
+      </w:r>
+      <w:proofErr w:type="gramEnd"/>
+      <w:r>
+        <w:rPr>
+          <w:rFonts w:ascii="宋体" w:eastAsia="宋体" w:hAnsi="宋体"/>
+          <w:szCs w:val="21"/>
+        </w:rPr>
+        <w:t>→日，</w:t>
+      </w:r>
+      <w:proofErr w:type="gramStart"/>
+      <w:r>
+        <w:rPr>
+          <w:rFonts w:ascii="宋体" w:eastAsia="宋体" w:hAnsi="宋体"/>
+          <w:szCs w:val="21"/>
+        </w:rPr>
+        <w:t>疋</w:t>
+      </w:r>
+      <w:proofErr w:type="gramEnd"/>
       <w:r>
         <w:rPr>
           <w:rFonts w:ascii="SimSun-ExtB" w:eastAsia="SimSun-ExtB" w:hAnsi="SimSun-ExtB" w:cs="SimSun-ExtB" w:hint="eastAsia"/>
@@ -8947,7 +10876,39 @@
           <w:rFonts w:ascii="宋体" w:eastAsia="宋体" w:hAnsi="宋体"/>
           <w:szCs w:val="21"/>
         </w:rPr>
-        <w:t>龰→止，匸→匚，襾→西，龶→青，耂→老，灬→火......</w:t>
+        <w:t>龰→止，匸→</w:t>
+      </w:r>
+      <w:proofErr w:type="gramStart"/>
+      <w:r>
+        <w:rPr>
+          <w:rFonts w:ascii="宋体" w:eastAsia="宋体" w:hAnsi="宋体"/>
+          <w:szCs w:val="21"/>
+        </w:rPr>
+        <w:t>匚</w:t>
+      </w:r>
+      <w:proofErr w:type="gramEnd"/>
+      <w:r>
+        <w:rPr>
+          <w:rFonts w:ascii="宋体" w:eastAsia="宋体" w:hAnsi="宋体"/>
+          <w:szCs w:val="21"/>
+        </w:rPr>
+        <w:t>，襾→西，龶→青，耂→老，</w:t>
+      </w:r>
+      <w:proofErr w:type="gramStart"/>
+      <w:r>
+        <w:rPr>
+          <w:rFonts w:ascii="宋体" w:eastAsia="宋体" w:hAnsi="宋体"/>
+          <w:szCs w:val="21"/>
+        </w:rPr>
+        <w:t>灬</w:t>
+      </w:r>
+      <w:proofErr w:type="gramEnd"/>
+      <w:r>
+        <w:rPr>
+          <w:rFonts w:ascii="宋体" w:eastAsia="宋体" w:hAnsi="宋体"/>
+          <w:szCs w:val="21"/>
+        </w:rPr>
+        <w:t>→火......</w:t>
       </w:r>
     </w:p>
     <w:p>
@@ -9008,7 +10969,119 @@
           <w:rFonts w:ascii="宋体" w:eastAsia="宋体" w:hAnsi="宋体"/>
           <w:szCs w:val="21"/>
         </w:rPr>
-        <w:t>夫→矢，正→止，长長镸→髟，玉→王，曰→日，申→田，干→十，无→二，牙→寸，甘→革，生→青，隶→聿，面→囗，韭→耒，飞→疒，鬥→门......</w:t>
+        <w:t>夫→</w:t>
+      </w:r>
+      <w:proofErr w:type="gramStart"/>
+      <w:r>
+        <w:rPr>
+          <w:rFonts w:ascii="宋体" w:eastAsia="宋体" w:hAnsi="宋体"/>
+          <w:szCs w:val="21"/>
+        </w:rPr>
+        <w:t>矢</w:t>
+      </w:r>
+      <w:proofErr w:type="gramEnd"/>
+      <w:r>
+        <w:rPr>
+          <w:rFonts w:ascii="宋体" w:eastAsia="宋体" w:hAnsi="宋体"/>
+          <w:szCs w:val="21"/>
+        </w:rPr>
+        <w:t>，正→止，长長镸→</w:t>
+      </w:r>
+      <w:proofErr w:type="gramStart"/>
+      <w:r>
+        <w:rPr>
+          <w:rFonts w:ascii="宋体" w:eastAsia="宋体" w:hAnsi="宋体"/>
+          <w:szCs w:val="21"/>
+        </w:rPr>
+        <w:t>髟</w:t>
+      </w:r>
+      <w:proofErr w:type="gramEnd"/>
+      <w:r>
+        <w:rPr>
+          <w:rFonts w:ascii="宋体" w:eastAsia="宋体" w:hAnsi="宋体"/>
+          <w:szCs w:val="21"/>
+        </w:rPr>
+        <w:t>，玉→王，曰→日，申→田，干→十，无→二，牙→寸，甘→革，生→青，隶→</w:t>
+      </w:r>
+      <w:proofErr w:type="gramStart"/>
+      <w:r>
+        <w:rPr>
+          <w:rFonts w:ascii="宋体" w:eastAsia="宋体" w:hAnsi="宋体"/>
+          <w:szCs w:val="21"/>
+        </w:rPr>
+        <w:t>聿</w:t>
+      </w:r>
+      <w:proofErr w:type="gramEnd"/>
+      <w:r>
+        <w:rPr>
+          <w:rFonts w:ascii="宋体" w:eastAsia="宋体" w:hAnsi="宋体"/>
+          <w:szCs w:val="21"/>
+        </w:rPr>
+        <w:t>，面→</w:t>
+      </w:r>
+      <w:proofErr w:type="gramStart"/>
+      <w:r>
+        <w:rPr>
+          <w:rFonts w:ascii="宋体" w:eastAsia="宋体" w:hAnsi="宋体"/>
+          <w:szCs w:val="21"/>
+        </w:rPr>
+        <w:t>囗</w:t>
+      </w:r>
+      <w:proofErr w:type="gramEnd"/>
+      <w:r>
+        <w:rPr>
+          <w:rFonts w:ascii="宋体" w:eastAsia="宋体" w:hAnsi="宋体"/>
+          <w:szCs w:val="21"/>
+        </w:rPr>
+        <w:t>，</w:t>
+      </w:r>
+      <w:proofErr w:type="gramStart"/>
+      <w:r>
+        <w:rPr>
+          <w:rFonts w:ascii="宋体" w:eastAsia="宋体" w:hAnsi="宋体"/>
+          <w:szCs w:val="21"/>
+        </w:rPr>
+        <w:t>韭</w:t>
+      </w:r>
+      <w:proofErr w:type="gramEnd"/>
+      <w:r>
+        <w:rPr>
+          <w:rFonts w:ascii="宋体" w:eastAsia="宋体" w:hAnsi="宋体"/>
+          <w:szCs w:val="21"/>
+        </w:rPr>
+        <w:t>→</w:t>
+      </w:r>
+      <w:proofErr w:type="gramStart"/>
+      <w:r>
+        <w:rPr>
+          <w:rFonts w:ascii="宋体" w:eastAsia="宋体" w:hAnsi="宋体"/>
+          <w:szCs w:val="21"/>
+        </w:rPr>
+        <w:t>耒</w:t>
+      </w:r>
+      <w:proofErr w:type="gramEnd"/>
+      <w:r>
+        <w:rPr>
+          <w:rFonts w:ascii="宋体" w:eastAsia="宋体" w:hAnsi="宋体"/>
+          <w:szCs w:val="21"/>
+        </w:rPr>
+        <w:t>，飞→</w:t>
+      </w:r>
+      <w:proofErr w:type="gramStart"/>
+      <w:r>
+        <w:rPr>
+          <w:rFonts w:ascii="宋体" w:eastAsia="宋体" w:hAnsi="宋体"/>
+          <w:szCs w:val="21"/>
+        </w:rPr>
+        <w:t>疒</w:t>
+      </w:r>
+      <w:proofErr w:type="gramEnd"/>
+      <w:r>
+        <w:rPr>
+          <w:rFonts w:ascii="宋体" w:eastAsia="宋体" w:hAnsi="宋体"/>
+          <w:szCs w:val="21"/>
+        </w:rPr>
+        <w:t>，鬥→门......</w:t>
       </w:r>
     </w:p>
     <w:p>
@@ -9069,7 +11142,39 @@
           <w:rFonts w:ascii="宋体" w:eastAsia="宋体" w:hAnsi="宋体"/>
           <w:szCs w:val="21"/>
         </w:rPr>
-        <w:t>立→亠，鼠→臼，舛→夕，㫃→方，卧→臣，</w:t>
+        <w:t>立→</w:t>
+      </w:r>
+      <w:proofErr w:type="gramStart"/>
+      <w:r>
+        <w:rPr>
+          <w:rFonts w:ascii="宋体" w:eastAsia="宋体" w:hAnsi="宋体"/>
+          <w:szCs w:val="21"/>
+        </w:rPr>
+        <w:t>亠</w:t>
+      </w:r>
+      <w:proofErr w:type="gramEnd"/>
+      <w:r>
+        <w:rPr>
+          <w:rFonts w:ascii="宋体" w:eastAsia="宋体" w:hAnsi="宋体"/>
+          <w:szCs w:val="21"/>
+        </w:rPr>
+        <w:t>，鼠→臼，</w:t>
+      </w:r>
+      <w:proofErr w:type="gramStart"/>
+      <w:r>
+        <w:rPr>
+          <w:rFonts w:ascii="宋体" w:eastAsia="宋体" w:hAnsi="宋体"/>
+          <w:szCs w:val="21"/>
+        </w:rPr>
+        <w:t>舛</w:t>
+      </w:r>
+      <w:proofErr w:type="gramEnd"/>
+      <w:r>
+        <w:rPr>
+          <w:rFonts w:ascii="宋体" w:eastAsia="宋体" w:hAnsi="宋体"/>
+          <w:szCs w:val="21"/>
+        </w:rPr>
+        <w:t>→夕，㫃→方，卧→臣，</w:t>
       </w:r>
       <w:r>
         <w:rPr>
@@ -9083,7 +11188,23 @@
           <w:rFonts w:ascii="宋体" w:eastAsia="宋体" w:hAnsi="宋体"/>
           <w:szCs w:val="21"/>
         </w:rPr>
-        <w:t>→禾，行→彳，</w:t>
+        <w:t>→禾，行→</w:t>
+      </w:r>
+      <w:proofErr w:type="gramStart"/>
+      <w:r>
+        <w:rPr>
+          <w:rFonts w:ascii="宋体" w:eastAsia="宋体" w:hAnsi="宋体"/>
+          <w:szCs w:val="21"/>
+        </w:rPr>
+        <w:t>彳</w:t>
+      </w:r>
+      <w:proofErr w:type="gramEnd"/>
+      <w:r>
+        <w:rPr>
+          <w:rFonts w:ascii="宋体" w:eastAsia="宋体" w:hAnsi="宋体"/>
+          <w:szCs w:val="21"/>
+        </w:rPr>
+        <w:t>，</w:t>
       </w:r>
       <w:r>
         <w:rPr>
@@ -9097,32 +11218,249 @@
           <w:rFonts w:ascii="宋体" w:eastAsia="宋体" w:hAnsi="宋体"/>
           <w:szCs w:val="21"/>
         </w:rPr>
-        <w:t>→宀，亼→人，龠→人，</w:t>
-      </w:r>
-      <w:r>
-        <w:rPr>
-          <w:rFonts w:ascii="宋体" w:eastAsia="宋体" w:hAnsi="宋体"/>
-          <w:szCs w:val="21"/>
-        </w:rPr>
-        <w:lastRenderedPageBreak/>
-        <w:t>鼻→自，齐（齊）→文，林→木，舍→人，多→夕，男→田，死→歹，比→匕，爻→㐅，玄→亠，禸→冂，至→土，色→刀，首→丷，香→禾，高→亠，鬯→匕，鬲→口，鹿→广，麻→广，黄黃→八，黍→禾，黹→业，鼎→目，鼓→支，龟→刀，厄→厂......</w:t>
-      </w:r>
-    </w:p>
-    <w:p>
-      <w:pPr>
-        <w:rPr>
-          <w:rFonts w:ascii="宋体" w:eastAsia="宋体" w:hAnsi="宋体" w:hint="eastAsia"/>
-          <w:szCs w:val="21"/>
-        </w:rPr>
-      </w:pPr>
-    </w:p>
-    <w:p>
-      <w:pPr>
-        <w:rPr>
-          <w:rFonts w:ascii="宋体" w:eastAsia="宋体" w:hAnsi="宋体" w:hint="eastAsia"/>
-          <w:szCs w:val="21"/>
-        </w:rPr>
-      </w:pPr>
+        <w:t>→</w:t>
+      </w:r>
+      <w:proofErr w:type="gramStart"/>
+      <w:r>
+        <w:rPr>
+          <w:rFonts w:ascii="宋体" w:eastAsia="宋体" w:hAnsi="宋体"/>
+          <w:szCs w:val="21"/>
+        </w:rPr>
+        <w:t>宀</w:t>
+      </w:r>
+      <w:proofErr w:type="gramEnd"/>
+      <w:r>
+        <w:rPr>
+          <w:rFonts w:ascii="宋体" w:eastAsia="宋体" w:hAnsi="宋体"/>
+          <w:szCs w:val="21"/>
+        </w:rPr>
+        <w:t>，亼→人，</w:t>
+      </w:r>
+      <w:proofErr w:type="gramStart"/>
+      <w:r>
+        <w:rPr>
+          <w:rFonts w:ascii="宋体" w:eastAsia="宋体" w:hAnsi="宋体"/>
+          <w:szCs w:val="21"/>
+        </w:rPr>
+        <w:t>龠</w:t>
+      </w:r>
+      <w:proofErr w:type="gramEnd"/>
+      <w:r>
+        <w:rPr>
+          <w:rFonts w:ascii="宋体" w:eastAsia="宋体" w:hAnsi="宋体"/>
+          <w:szCs w:val="21"/>
+        </w:rPr>
+        <w:t>→人，鼻→自，齐（齊）→文，林→木，舍→人，多→夕，男→田，死→</w:t>
+      </w:r>
+      <w:proofErr w:type="gramStart"/>
+      <w:r>
+        <w:rPr>
+          <w:rFonts w:ascii="宋体" w:eastAsia="宋体" w:hAnsi="宋体"/>
+          <w:szCs w:val="21"/>
+        </w:rPr>
+        <w:t>歹</w:t>
+      </w:r>
+      <w:proofErr w:type="gramEnd"/>
+      <w:r>
+        <w:rPr>
+          <w:rFonts w:ascii="宋体" w:eastAsia="宋体" w:hAnsi="宋体"/>
+          <w:szCs w:val="21"/>
+        </w:rPr>
+        <w:t>，比→</w:t>
+      </w:r>
+      <w:proofErr w:type="gramStart"/>
+      <w:r>
+        <w:rPr>
+          <w:rFonts w:ascii="宋体" w:eastAsia="宋体" w:hAnsi="宋体"/>
+          <w:szCs w:val="21"/>
+        </w:rPr>
+        <w:t>匕</w:t>
+      </w:r>
+      <w:proofErr w:type="gramEnd"/>
+      <w:r>
+        <w:rPr>
+          <w:rFonts w:ascii="宋体" w:eastAsia="宋体" w:hAnsi="宋体"/>
+          <w:szCs w:val="21"/>
+        </w:rPr>
+        <w:t>，</w:t>
+      </w:r>
+      <w:proofErr w:type="gramStart"/>
+      <w:r>
+        <w:rPr>
+          <w:rFonts w:ascii="宋体" w:eastAsia="宋体" w:hAnsi="宋体"/>
+          <w:szCs w:val="21"/>
+        </w:rPr>
+        <w:t>爻</w:t>
+      </w:r>
+      <w:proofErr w:type="gramEnd"/>
+      <w:r>
+        <w:rPr>
+          <w:rFonts w:ascii="宋体" w:eastAsia="宋体" w:hAnsi="宋体"/>
+          <w:szCs w:val="21"/>
+        </w:rPr>
+        <w:t>→㐅，玄→</w:t>
+      </w:r>
+      <w:proofErr w:type="gramStart"/>
+      <w:r>
+        <w:rPr>
+          <w:rFonts w:ascii="宋体" w:eastAsia="宋体" w:hAnsi="宋体"/>
+          <w:szCs w:val="21"/>
+        </w:rPr>
+        <w:t>亠</w:t>
+      </w:r>
+      <w:proofErr w:type="gramEnd"/>
+      <w:r>
+        <w:rPr>
+          <w:rFonts w:ascii="宋体" w:eastAsia="宋体" w:hAnsi="宋体"/>
+          <w:szCs w:val="21"/>
+        </w:rPr>
+        <w:t>，禸→</w:t>
+      </w:r>
+      <w:proofErr w:type="gramStart"/>
+      <w:r>
+        <w:rPr>
+          <w:rFonts w:ascii="宋体" w:eastAsia="宋体" w:hAnsi="宋体"/>
+          <w:szCs w:val="21"/>
+        </w:rPr>
+        <w:t>冂</w:t>
+      </w:r>
+      <w:proofErr w:type="gramEnd"/>
+      <w:r>
+        <w:rPr>
+          <w:rFonts w:ascii="宋体" w:eastAsia="宋体" w:hAnsi="宋体"/>
+          <w:szCs w:val="21"/>
+        </w:rPr>
+        <w:t>，至→土，色→刀，首→丷，香→禾，高→</w:t>
+      </w:r>
+      <w:proofErr w:type="gramStart"/>
+      <w:r>
+        <w:rPr>
+          <w:rFonts w:ascii="宋体" w:eastAsia="宋体" w:hAnsi="宋体"/>
+          <w:szCs w:val="21"/>
+        </w:rPr>
+        <w:t>亠</w:t>
+      </w:r>
+      <w:proofErr w:type="gramEnd"/>
+      <w:r>
+        <w:rPr>
+          <w:rFonts w:ascii="宋体" w:eastAsia="宋体" w:hAnsi="宋体"/>
+          <w:szCs w:val="21"/>
+        </w:rPr>
+        <w:t>，</w:t>
+      </w:r>
+      <w:proofErr w:type="gramStart"/>
+      <w:r>
+        <w:rPr>
+          <w:rFonts w:ascii="宋体" w:eastAsia="宋体" w:hAnsi="宋体"/>
+          <w:szCs w:val="21"/>
+        </w:rPr>
+        <w:t>鬯</w:t>
+      </w:r>
+      <w:proofErr w:type="gramEnd"/>
+      <w:r>
+        <w:rPr>
+          <w:rFonts w:ascii="宋体" w:eastAsia="宋体" w:hAnsi="宋体"/>
+          <w:szCs w:val="21"/>
+        </w:rPr>
+        <w:t>→</w:t>
+      </w:r>
+      <w:proofErr w:type="gramStart"/>
+      <w:r>
+        <w:rPr>
+          <w:rFonts w:ascii="宋体" w:eastAsia="宋体" w:hAnsi="宋体"/>
+          <w:szCs w:val="21"/>
+        </w:rPr>
+        <w:t>匕</w:t>
+      </w:r>
+      <w:proofErr w:type="gramEnd"/>
+      <w:r>
+        <w:rPr>
+          <w:rFonts w:ascii="宋体" w:eastAsia="宋体" w:hAnsi="宋体"/>
+          <w:szCs w:val="21"/>
+        </w:rPr>
+        <w:t>，</w:t>
+      </w:r>
+      <w:proofErr w:type="gramStart"/>
+      <w:r>
+        <w:rPr>
+          <w:rFonts w:ascii="宋体" w:eastAsia="宋体" w:hAnsi="宋体"/>
+          <w:szCs w:val="21"/>
+        </w:rPr>
+        <w:t>鬲</w:t>
+      </w:r>
+      <w:proofErr w:type="gramEnd"/>
+      <w:r>
+        <w:rPr>
+          <w:rFonts w:ascii="宋体" w:eastAsia="宋体" w:hAnsi="宋体"/>
+          <w:szCs w:val="21"/>
+        </w:rPr>
+        <w:t>→口，鹿→广，麻→广，黄黃→八，</w:t>
+      </w:r>
+      <w:proofErr w:type="gramStart"/>
+      <w:r>
+        <w:rPr>
+          <w:rFonts w:ascii="宋体" w:eastAsia="宋体" w:hAnsi="宋体"/>
+          <w:szCs w:val="21"/>
+        </w:rPr>
+        <w:t>黍</w:t>
+      </w:r>
+      <w:proofErr w:type="gramEnd"/>
+      <w:r>
+        <w:rPr>
+          <w:rFonts w:ascii="宋体" w:eastAsia="宋体" w:hAnsi="宋体"/>
+          <w:szCs w:val="21"/>
+        </w:rPr>
+        <w:t>→禾，</w:t>
+      </w:r>
+      <w:proofErr w:type="gramStart"/>
+      <w:r>
+        <w:rPr>
+          <w:rFonts w:ascii="宋体" w:eastAsia="宋体" w:hAnsi="宋体"/>
+          <w:szCs w:val="21"/>
+        </w:rPr>
+        <w:t>黹</w:t>
+      </w:r>
+      <w:proofErr w:type="gramEnd"/>
+      <w:r>
+        <w:rPr>
+          <w:rFonts w:ascii="宋体" w:eastAsia="宋体" w:hAnsi="宋体"/>
+          <w:szCs w:val="21"/>
+        </w:rPr>
+        <w:t>→业，鼎→目，鼓→支，龟→刀，</w:t>
+      </w:r>
+      <w:proofErr w:type="gramStart"/>
+      <w:r>
+        <w:rPr>
+          <w:rFonts w:ascii="宋体" w:eastAsia="宋体" w:hAnsi="宋体"/>
+          <w:szCs w:val="21"/>
+        </w:rPr>
+        <w:t>厄</w:t>
+      </w:r>
+      <w:proofErr w:type="gramEnd"/>
+      <w:r>
+        <w:rPr>
+          <w:rFonts w:ascii="宋体" w:eastAsia="宋体" w:hAnsi="宋体"/>
+          <w:szCs w:val="21"/>
+        </w:rPr>
+        <w:t>→厂......</w:t>
+      </w:r>
+    </w:p>
+    <w:p>
+      <w:pPr>
+        <w:rPr>
+          <w:rFonts w:ascii="宋体" w:eastAsia="宋体" w:hAnsi="宋体" w:hint="eastAsia"/>
+          <w:szCs w:val="21"/>
+        </w:rPr>
+      </w:pPr>
+    </w:p>
+    <w:p>
+      <w:pPr>
+        <w:rPr>
+          <w:rFonts w:ascii="宋体" w:eastAsia="宋体" w:hAnsi="宋体" w:hint="eastAsia"/>
+          <w:szCs w:val="21"/>
+        </w:rPr>
+      </w:pPr>
+      <w:proofErr w:type="gramStart"/>
       <w:r>
         <w:rPr>
           <w:rFonts w:ascii="宋体" w:eastAsia="宋体" w:hAnsi="宋体"/>
@@ -9132,6 +11470,7 @@
         </w:rPr>
         <w:t>罕部跳过</w:t>
       </w:r>
+      <w:proofErr w:type="gramEnd"/>
       <w:r>
         <w:rPr>
           <w:rFonts w:ascii="宋体" w:eastAsia="宋体" w:hAnsi="宋体"/>
@@ -9152,7 +11491,23 @@
           <w:rFonts w:ascii="宋体" w:eastAsia="宋体" w:hAnsi="宋体"/>
           <w:szCs w:val="21"/>
         </w:rPr>
-        <w:t>毋（母），氏，而。</w:t>
+        <w:t>毋（母），氏，</w:t>
+      </w:r>
+      <w:proofErr w:type="gramStart"/>
+      <w:r>
+        <w:rPr>
+          <w:rFonts w:ascii="宋体" w:eastAsia="宋体" w:hAnsi="宋体"/>
+          <w:szCs w:val="21"/>
+        </w:rPr>
+        <w:t>而</w:t>
+      </w:r>
+      <w:proofErr w:type="gramEnd"/>
+      <w:r>
+        <w:rPr>
+          <w:rFonts w:ascii="宋体" w:eastAsia="宋体" w:hAnsi="宋体"/>
+          <w:szCs w:val="21"/>
+        </w:rPr>
+        <w:t>。</w:t>
       </w:r>
     </w:p>
     <w:p>
@@ -9181,6 +11536,7 @@
         </w:rPr>
         <w:t xml:space="preserve">4 </w:t>
       </w:r>
+      <w:proofErr w:type="gramStart"/>
       <w:r>
         <w:rPr>
           <w:rFonts w:ascii="宋体" w:eastAsia="宋体" w:hAnsi="宋体" w:hint="eastAsia"/>
@@ -9197,7 +11553,17 @@
           <w:bCs/>
           <w:szCs w:val="21"/>
         </w:rPr>
-        <w:t>码编码总结</w:t>
+        <w:t>码编码</w:t>
+      </w:r>
+      <w:proofErr w:type="gramEnd"/>
+      <w:r>
+        <w:rPr>
+          <w:rFonts w:ascii="宋体" w:eastAsia="宋体" w:hAnsi="宋体"/>
+          <w:b/>
+          <w:bCs/>
+          <w:szCs w:val="21"/>
+        </w:rPr>
+        <w:t>总结</w:t>
       </w:r>
     </w:p>
     <w:p>
@@ -9227,6 +11593,7 @@
         </w:rPr>
         <w:t>：</w:t>
       </w:r>
+      <w:proofErr w:type="gramStart"/>
       <w:r>
         <w:rPr>
           <w:rFonts w:ascii="宋体" w:eastAsia="宋体" w:hAnsi="宋体" w:hint="eastAsia"/>
@@ -9239,7 +11606,15 @@
           <w:rFonts w:ascii="宋体" w:eastAsia="宋体" w:hAnsi="宋体"/>
           <w:szCs w:val="21"/>
         </w:rPr>
-        <w:t>码为数字（0-9），根据字形特征按优先级选取。</w:t>
+        <w:t>码为</w:t>
+      </w:r>
+      <w:proofErr w:type="gramEnd"/>
+      <w:r>
+        <w:rPr>
+          <w:rFonts w:ascii="宋体" w:eastAsia="宋体" w:hAnsi="宋体"/>
+          <w:szCs w:val="21"/>
+        </w:rPr>
+        <w:t>数字（0-9），根据字形特征按优先级选取。</w:t>
       </w:r>
     </w:p>
     <w:p>
@@ -9269,6 +11644,7 @@
         </w:rPr>
         <w:t>：</w:t>
       </w:r>
+      <w:proofErr w:type="gramStart"/>
       <w:r>
         <w:rPr>
           <w:rFonts w:ascii="宋体" w:eastAsia="宋体" w:hAnsi="宋体" w:hint="eastAsia"/>
@@ -9281,7 +11657,15 @@
           <w:rFonts w:ascii="宋体" w:eastAsia="宋体" w:hAnsi="宋体"/>
           <w:szCs w:val="21"/>
         </w:rPr>
-        <w:t>码为字母（b-z，不含a、e、;），对应</w:t>
+        <w:t>码为</w:t>
+      </w:r>
+      <w:proofErr w:type="gramEnd"/>
+      <w:r>
+        <w:rPr>
+          <w:rFonts w:ascii="宋体" w:eastAsia="宋体" w:hAnsi="宋体"/>
+          <w:szCs w:val="21"/>
+        </w:rPr>
+        <w:t>字母（b-z，不含a、e、;），对应</w:t>
       </w:r>
       <w:r>
         <w:rPr>
@@ -9561,7 +11945,23 @@
           <w:rFonts w:ascii="宋体" w:eastAsia="宋体" w:hAnsi="宋体"/>
           <w:szCs w:val="21"/>
         </w:rPr>
-        <w:t>：为缩短码长，最常用字</w:t>
+        <w:t>：为缩短码长，</w:t>
+      </w:r>
+      <w:proofErr w:type="gramStart"/>
+      <w:r>
+        <w:rPr>
+          <w:rFonts w:ascii="宋体" w:eastAsia="宋体" w:hAnsi="宋体"/>
+          <w:szCs w:val="21"/>
+        </w:rPr>
+        <w:t>最</w:t>
+      </w:r>
+      <w:proofErr w:type="gramEnd"/>
+      <w:r>
+        <w:rPr>
+          <w:rFonts w:ascii="宋体" w:eastAsia="宋体" w:hAnsi="宋体"/>
+          <w:szCs w:val="21"/>
+        </w:rPr>
+        <w:t>常用字</w:t>
       </w:r>
       <w:r>
         <w:rPr>
@@ -9595,7 +11995,15 @@
           <w:rFonts w:ascii="宋体" w:eastAsia="宋体" w:hAnsi="宋体"/>
           <w:szCs w:val="21"/>
         </w:rPr>
-        <w:t>（即空</w:t>
+        <w:t>（</w:t>
+      </w:r>
+      <w:proofErr w:type="gramStart"/>
+      <w:r>
+        <w:rPr>
+          <w:rFonts w:ascii="宋体" w:eastAsia="宋体" w:hAnsi="宋体"/>
+          <w:szCs w:val="21"/>
+        </w:rPr>
+        <w:t>即空</w:t>
       </w:r>
       <w:r>
         <w:rPr>
@@ -9609,7 +12017,15 @@
           <w:rFonts w:ascii="宋体" w:eastAsia="宋体" w:hAnsi="宋体"/>
           <w:szCs w:val="21"/>
         </w:rPr>
-        <w:t>码）。为统一码长，需要</w:t>
+        <w:t>码</w:t>
+      </w:r>
+      <w:proofErr w:type="gramEnd"/>
+      <w:r>
+        <w:rPr>
+          <w:rFonts w:ascii="宋体" w:eastAsia="宋体" w:hAnsi="宋体"/>
+          <w:szCs w:val="21"/>
+        </w:rPr>
+        <w:t>）。为统一码长，需要</w:t>
       </w:r>
       <w:r>
         <w:rPr>
@@ -9637,7 +12053,23 @@
           <w:rFonts w:ascii="宋体" w:eastAsia="宋体" w:hAnsi="宋体"/>
           <w:szCs w:val="21"/>
         </w:rPr>
-        <w:t>作为占空码，在码表中省略不写。</w:t>
+        <w:t>作为</w:t>
+      </w:r>
+      <w:proofErr w:type="gramStart"/>
+      <w:r>
+        <w:rPr>
+          <w:rFonts w:ascii="宋体" w:eastAsia="宋体" w:hAnsi="宋体"/>
+          <w:szCs w:val="21"/>
+        </w:rPr>
+        <w:t>占空码</w:t>
+      </w:r>
+      <w:proofErr w:type="gramEnd"/>
+      <w:r>
+        <w:rPr>
+          <w:rFonts w:ascii="宋体" w:eastAsia="宋体" w:hAnsi="宋体"/>
+          <w:szCs w:val="21"/>
+        </w:rPr>
+        <w:t>，在码表中省略不写。</w:t>
       </w:r>
       <w:r>
         <w:rPr>
@@ -9667,7 +12099,15 @@
           <w:rFonts w:ascii="宋体" w:eastAsia="宋体" w:hAnsi="宋体"/>
           <w:szCs w:val="21"/>
         </w:rPr>
-        <w:t>码一律为空，依靠</w:t>
+        <w:t>码一律为空，</w:t>
+      </w:r>
+      <w:proofErr w:type="gramStart"/>
+      <w:r>
+        <w:rPr>
+          <w:rFonts w:ascii="宋体" w:eastAsia="宋体" w:hAnsi="宋体"/>
+          <w:szCs w:val="21"/>
+        </w:rPr>
+        <w:t>依靠</w:t>
       </w:r>
       <w:r>
         <w:rPr>
@@ -9681,7 +12121,15 @@
           <w:rFonts w:ascii="宋体" w:eastAsia="宋体" w:hAnsi="宋体"/>
           <w:szCs w:val="21"/>
         </w:rPr>
-        <w:t>码数字区分实现零重码。</w:t>
+        <w:t>码数字</w:t>
+      </w:r>
+      <w:proofErr w:type="gramEnd"/>
+      <w:r>
+        <w:rPr>
+          <w:rFonts w:ascii="宋体" w:eastAsia="宋体" w:hAnsi="宋体"/>
+          <w:szCs w:val="21"/>
+        </w:rPr>
+        <w:t>区分实现零重码。</w:t>
       </w:r>
     </w:p>
     <w:p>
@@ -9736,7 +12184,15 @@
           <w:rFonts w:ascii="宋体" w:eastAsia="宋体" w:hAnsi="宋体"/>
           <w:szCs w:val="21"/>
         </w:rPr>
-        <w:t>最常用字：空</w:t>
+        <w:t>最常用字：</w:t>
+      </w:r>
+      <w:proofErr w:type="gramStart"/>
+      <w:r>
+        <w:rPr>
+          <w:rFonts w:ascii="宋体" w:eastAsia="宋体" w:hAnsi="宋体"/>
+          <w:szCs w:val="21"/>
+        </w:rPr>
+        <w:t>空</w:t>
       </w:r>
       <w:r>
         <w:rPr>
@@ -9752,6 +12208,7 @@
         </w:rPr>
         <w:t>码</w:t>
       </w:r>
+      <w:proofErr w:type="gramEnd"/>
     </w:p>
     <w:p>
       <w:pPr>
@@ -9978,21 +12435,37 @@
                 <w:rFonts w:ascii="宋体" w:eastAsia="宋体" w:hAnsi="宋体"/>
                 <w:szCs w:val="21"/>
               </w:rPr>
-              <w:t>汉字去除</w:t>
-            </w:r>
-            <w:r>
-              <w:rPr>
-                <w:rFonts w:ascii="宋体" w:eastAsia="宋体" w:hAnsi="宋体" w:hint="eastAsia"/>
-                <w:szCs w:val="21"/>
-              </w:rPr>
-              <w:t>主</w:t>
-            </w:r>
+              <w:t>汉字</w:t>
+            </w:r>
+            <w:proofErr w:type="gramStart"/>
             <w:r>
               <w:rPr>
                 <w:rFonts w:ascii="宋体" w:eastAsia="宋体" w:hAnsi="宋体"/>
                 <w:szCs w:val="21"/>
               </w:rPr>
-              <w:t>码部首后剩余的部分</w:t>
+              <w:t>去除</w:t>
+            </w:r>
+            <w:r>
+              <w:rPr>
+                <w:rFonts w:ascii="宋体" w:eastAsia="宋体" w:hAnsi="宋体" w:hint="eastAsia"/>
+                <w:szCs w:val="21"/>
+              </w:rPr>
+              <w:t>主</w:t>
+            </w:r>
+            <w:r>
+              <w:rPr>
+                <w:rFonts w:ascii="宋体" w:eastAsia="宋体" w:hAnsi="宋体"/>
+                <w:szCs w:val="21"/>
+              </w:rPr>
+              <w:t>码部首</w:t>
+            </w:r>
+            <w:proofErr w:type="gramEnd"/>
+            <w:r>
+              <w:rPr>
+                <w:rFonts w:ascii="宋体" w:eastAsia="宋体" w:hAnsi="宋体"/>
+                <w:szCs w:val="21"/>
+              </w:rPr>
+              <w:t>后剩余的部分</w:t>
             </w:r>
             <w:r>
               <w:rPr>
@@ -10136,14 +12609,30 @@
                 <w:rFonts w:ascii="宋体" w:eastAsia="宋体" w:hAnsi="宋体" w:hint="eastAsia"/>
                 <w:szCs w:val="21"/>
               </w:rPr>
-              <w:t>余集合</w:t>
+              <w:t>余</w:t>
+            </w:r>
+            <w:proofErr w:type="gramStart"/>
+            <w:r>
+              <w:rPr>
+                <w:rFonts w:ascii="宋体" w:eastAsia="宋体" w:hAnsi="宋体" w:hint="eastAsia"/>
+                <w:szCs w:val="21"/>
+              </w:rPr>
+              <w:t>集合</w:t>
             </w:r>
             <w:r>
               <w:rPr>
                 <w:rFonts w:ascii="宋体" w:eastAsia="宋体" w:hAnsi="宋体"/>
                 <w:szCs w:val="21"/>
               </w:rPr>
-              <w:t>按"</w:t>
+              <w:t>按</w:t>
+            </w:r>
+            <w:proofErr w:type="gramEnd"/>
+            <w:r>
+              <w:rPr>
+                <w:rFonts w:ascii="宋体" w:eastAsia="宋体" w:hAnsi="宋体"/>
+                <w:szCs w:val="21"/>
+              </w:rPr>
+              <w:t>"</w:t>
             </w:r>
             <w:r>
               <w:rPr>
@@ -10277,6 +12766,7 @@
               </w:rPr>
               <w:t>。一般来说：</w:t>
             </w:r>
+            <w:proofErr w:type="gramStart"/>
             <w:r>
               <w:rPr>
                 <w:rFonts w:ascii="宋体" w:eastAsia="宋体" w:hAnsi="宋体" w:hint="eastAsia"/>
@@ -10298,6 +12788,7 @@
               </w:rPr>
               <w:t>相同</w:t>
             </w:r>
+            <w:proofErr w:type="gramEnd"/>
             <w:r>
               <w:rPr>
                 <w:rFonts w:ascii="宋体" w:eastAsia="宋体" w:hAnsi="宋体"/>
@@ -10340,7 +12831,7 @@
     <w:p>
       <w:pPr>
         <w:rPr>
-          <w:rFonts w:ascii="宋体" w:eastAsia="宋体" w:hAnsi="宋体"/>
+          <w:rFonts w:ascii="宋体" w:eastAsia="宋体" w:hAnsi="宋体" w:hint="eastAsia"/>
           <w:b/>
           <w:bCs/>
           <w:szCs w:val="21"/>
@@ -10365,14 +12856,25 @@
         </w:rPr>
         <w:t>副</w:t>
       </w:r>
-      <w:r>
-        <w:rPr>
-          <w:rFonts w:ascii="宋体" w:eastAsia="宋体" w:hAnsi="宋体"/>
-          <w:b/>
-          <w:bCs/>
-          <w:szCs w:val="21"/>
-        </w:rPr>
-        <w:t>码选择优先级</w:t>
+      <w:proofErr w:type="gramStart"/>
+      <w:r>
+        <w:rPr>
+          <w:rFonts w:ascii="宋体" w:eastAsia="宋体" w:hAnsi="宋体"/>
+          <w:b/>
+          <w:bCs/>
+          <w:szCs w:val="21"/>
+        </w:rPr>
+        <w:t>码选择</w:t>
+      </w:r>
+      <w:proofErr w:type="gramEnd"/>
+      <w:r>
+        <w:rPr>
+          <w:rFonts w:ascii="宋体" w:eastAsia="宋体" w:hAnsi="宋体"/>
+          <w:b/>
+          <w:bCs/>
+          <w:szCs w:val="21"/>
+        </w:rPr>
+        <w:t>优先级</w:t>
       </w:r>
     </w:p>
     <w:p>
@@ -10409,6 +12911,7 @@
           <w:szCs w:val="21"/>
         </w:rPr>
       </w:pPr>
+      <w:proofErr w:type="gramStart"/>
       <w:r>
         <w:rPr>
           <w:rFonts w:ascii="宋体" w:eastAsia="宋体" w:hAnsi="宋体"/>
@@ -10437,16 +12940,28 @@
           <w:color w:val="EE0000"/>
           <w:szCs w:val="21"/>
         </w:rPr>
-        <w:t xml:space="preserve">码 &gt; </w:t>
-      </w:r>
-      <w:r>
-        <w:rPr>
-          <w:rFonts w:ascii="宋体" w:eastAsia="宋体" w:hAnsi="宋体" w:hint="eastAsia"/>
+        <w:t>码</w:t>
+      </w:r>
+      <w:proofErr w:type="gramEnd"/>
+      <w:r>
+        <w:rPr>
+          <w:rFonts w:ascii="宋体" w:eastAsia="宋体" w:hAnsi="宋体"/>
           <w:b/>
           <w:bCs/>
           <w:color w:val="EE0000"/>
           <w:szCs w:val="21"/>
         </w:rPr>
+        <w:t xml:space="preserve"> &gt; </w:t>
+      </w:r>
+      <w:proofErr w:type="gramStart"/>
+      <w:r>
+        <w:rPr>
+          <w:rFonts w:ascii="宋体" w:eastAsia="宋体" w:hAnsi="宋体" w:hint="eastAsia"/>
+          <w:b/>
+          <w:bCs/>
+          <w:color w:val="EE0000"/>
+          <w:szCs w:val="21"/>
+        </w:rPr>
         <w:t>部首别</w:t>
       </w:r>
       <w:r>
@@ -10457,16 +12972,27 @@
           <w:color w:val="EE0000"/>
           <w:szCs w:val="21"/>
         </w:rPr>
-        <w:t xml:space="preserve">码 &gt; </w:t>
-      </w:r>
-      <w:r>
-        <w:rPr>
-          <w:rFonts w:ascii="宋体" w:eastAsia="宋体" w:hAnsi="宋体" w:hint="eastAsia"/>
+        <w:t>码</w:t>
+      </w:r>
+      <w:proofErr w:type="gramEnd"/>
+      <w:r>
+        <w:rPr>
+          <w:rFonts w:ascii="宋体" w:eastAsia="宋体" w:hAnsi="宋体"/>
           <w:b/>
           <w:bCs/>
           <w:color w:val="EE0000"/>
           <w:szCs w:val="21"/>
         </w:rPr>
+        <w:t xml:space="preserve"> &gt; </w:t>
+      </w:r>
+      <w:r>
+        <w:rPr>
+          <w:rFonts w:ascii="宋体" w:eastAsia="宋体" w:hAnsi="宋体" w:hint="eastAsia"/>
+          <w:b/>
+          <w:bCs/>
+          <w:color w:val="EE0000"/>
+          <w:szCs w:val="21"/>
+        </w:rPr>
         <w:t>余字解析码</w:t>
       </w:r>
       <w:r>
@@ -10536,6 +13062,7 @@
           <w:bCs/>
           <w:szCs w:val="21"/>
         </w:rPr>
+        <w:lastRenderedPageBreak/>
         <w:t xml:space="preserve">1 </w:t>
       </w:r>
       <w:r>
@@ -10657,14 +13184,46 @@
           <w:rFonts w:ascii="宋体" w:eastAsia="宋体" w:hAnsi="宋体" w:hint="eastAsia"/>
           <w:szCs w:val="21"/>
         </w:rPr>
-        <w:t>则其部首码亦称为部首别码。反之</w:t>
-      </w:r>
-      <w:r>
-        <w:rPr>
-          <w:rFonts w:ascii="宋体" w:eastAsia="宋体" w:hAnsi="宋体" w:hint="eastAsia"/>
-          <w:szCs w:val="21"/>
-        </w:rPr>
-        <w:t>若部首码与初码相同，</w:t>
+        <w:t>则其</w:t>
+      </w:r>
+      <w:proofErr w:type="gramStart"/>
+      <w:r>
+        <w:rPr>
+          <w:rFonts w:ascii="宋体" w:eastAsia="宋体" w:hAnsi="宋体" w:hint="eastAsia"/>
+          <w:szCs w:val="21"/>
+        </w:rPr>
+        <w:t>部首码亦称为</w:t>
+      </w:r>
+      <w:proofErr w:type="gramEnd"/>
+      <w:r>
+        <w:rPr>
+          <w:rFonts w:ascii="宋体" w:eastAsia="宋体" w:hAnsi="宋体" w:hint="eastAsia"/>
+          <w:szCs w:val="21"/>
+        </w:rPr>
+        <w:t>部首别码。反之</w:t>
+      </w:r>
+      <w:r>
+        <w:rPr>
+          <w:rFonts w:ascii="宋体" w:eastAsia="宋体" w:hAnsi="宋体" w:hint="eastAsia"/>
+          <w:szCs w:val="21"/>
+        </w:rPr>
+        <w:t>若部首码</w:t>
+      </w:r>
+      <w:proofErr w:type="gramStart"/>
+      <w:r>
+        <w:rPr>
+          <w:rFonts w:ascii="宋体" w:eastAsia="宋体" w:hAnsi="宋体" w:hint="eastAsia"/>
+          <w:szCs w:val="21"/>
+        </w:rPr>
+        <w:t>与初码相同</w:t>
+      </w:r>
+      <w:proofErr w:type="gramEnd"/>
+      <w:r>
+        <w:rPr>
+          <w:rFonts w:ascii="宋体" w:eastAsia="宋体" w:hAnsi="宋体" w:hint="eastAsia"/>
+          <w:szCs w:val="21"/>
+        </w:rPr>
+        <w:t>，</w:t>
       </w:r>
       <w:r>
         <w:rPr>
@@ -10678,15 +13237,23 @@
           <w:rFonts w:ascii="宋体" w:eastAsia="宋体" w:hAnsi="宋体" w:hint="eastAsia"/>
           <w:szCs w:val="21"/>
         </w:rPr>
-        <w:t>对于有部首别码的部</w:t>
-      </w:r>
-      <w:r>
-        <w:rPr>
-          <w:rFonts w:ascii="宋体" w:eastAsia="宋体" w:hAnsi="宋体" w:hint="eastAsia"/>
-          <w:szCs w:val="21"/>
-        </w:rPr>
-        <w:lastRenderedPageBreak/>
-        <w:t>首，称为“别码部首”或者“另记部首”，需要着重记忆。</w:t>
+        <w:t>对于有</w:t>
+      </w:r>
+      <w:proofErr w:type="gramStart"/>
+      <w:r>
+        <w:rPr>
+          <w:rFonts w:ascii="宋体" w:eastAsia="宋体" w:hAnsi="宋体" w:hint="eastAsia"/>
+          <w:szCs w:val="21"/>
+        </w:rPr>
+        <w:t>部首别码的</w:t>
+      </w:r>
+      <w:proofErr w:type="gramEnd"/>
+      <w:r>
+        <w:rPr>
+          <w:rFonts w:ascii="宋体" w:eastAsia="宋体" w:hAnsi="宋体" w:hint="eastAsia"/>
+          <w:szCs w:val="21"/>
+        </w:rPr>
+        <w:t>部首，称为“别码部首”或者“另记部首”，需要着重记忆。</w:t>
       </w:r>
     </w:p>
     <w:p>
@@ -10736,7 +13303,23 @@
           <w:rFonts w:ascii="宋体" w:eastAsia="宋体" w:hAnsi="宋体"/>
           <w:szCs w:val="21"/>
         </w:rPr>
-        <w:t>（如夫→矢）不在</w:t>
+        <w:t>（如夫→</w:t>
+      </w:r>
+      <w:proofErr w:type="gramStart"/>
+      <w:r>
+        <w:rPr>
+          <w:rFonts w:ascii="宋体" w:eastAsia="宋体" w:hAnsi="宋体"/>
+          <w:szCs w:val="21"/>
+        </w:rPr>
+        <w:t>矢</w:t>
+      </w:r>
+      <w:proofErr w:type="gramEnd"/>
+      <w:r>
+        <w:rPr>
+          <w:rFonts w:ascii="宋体" w:eastAsia="宋体" w:hAnsi="宋体"/>
+          <w:szCs w:val="21"/>
+        </w:rPr>
+        <w:t>）不在</w:t>
       </w:r>
       <w:r>
         <w:rPr>
@@ -10871,6 +13454,7 @@
         </w:rPr>
         <w:t>当无</w:t>
       </w:r>
+      <w:proofErr w:type="gramStart"/>
       <w:r>
         <w:rPr>
           <w:rFonts w:ascii="宋体" w:eastAsia="宋体" w:hAnsi="宋体" w:hint="eastAsia"/>
@@ -10883,7 +13467,15 @@
           <w:rFonts w:ascii="宋体" w:eastAsia="宋体" w:hAnsi="宋体"/>
           <w:szCs w:val="21"/>
         </w:rPr>
-        <w:t>码时，按以下逻辑选择：</w:t>
+        <w:t>码时</w:t>
+      </w:r>
+      <w:proofErr w:type="gramEnd"/>
+      <w:r>
+        <w:rPr>
+          <w:rFonts w:ascii="宋体" w:eastAsia="宋体" w:hAnsi="宋体"/>
+          <w:szCs w:val="21"/>
+        </w:rPr>
+        <w:t>，按以下逻辑选择：</w:t>
       </w:r>
       <w:r>
         <w:rPr>
@@ -10992,6 +13584,7 @@
                 <w:szCs w:val="21"/>
               </w:rPr>
             </w:pPr>
+            <w:proofErr w:type="gramStart"/>
             <w:r>
               <w:rPr>
                 <w:rFonts w:ascii="宋体" w:eastAsia="宋体" w:hAnsi="宋体" w:hint="eastAsia"/>
@@ -10999,7 +13592,17 @@
                 <w:bCs/>
                 <w:szCs w:val="21"/>
               </w:rPr>
-              <w:t>余集合音似</w:t>
+              <w:t>余集合音</w:t>
+            </w:r>
+            <w:proofErr w:type="gramEnd"/>
+            <w:r>
+              <w:rPr>
+                <w:rFonts w:ascii="宋体" w:eastAsia="宋体" w:hAnsi="宋体" w:hint="eastAsia"/>
+                <w:b/>
+                <w:bCs/>
+                <w:szCs w:val="21"/>
+              </w:rPr>
+              <w:t>似</w:t>
             </w:r>
             <w:r>
               <w:rPr>
@@ -11087,7 +13690,17 @@
                 <w:bCs/>
                 <w:szCs w:val="21"/>
               </w:rPr>
-              <w:t>余字音异</w:t>
+              <w:t>余字音</w:t>
+            </w:r>
+            <w:proofErr w:type="gramStart"/>
+            <w:r>
+              <w:rPr>
+                <w:rFonts w:ascii="宋体" w:eastAsia="宋体" w:hAnsi="宋体" w:hint="eastAsia"/>
+                <w:b/>
+                <w:bCs/>
+                <w:szCs w:val="21"/>
+              </w:rPr>
+              <w:t>异</w:t>
             </w:r>
             <w:r>
               <w:rPr>
@@ -11098,6 +13711,7 @@
               </w:rPr>
               <w:t>且易读</w:t>
             </w:r>
+            <w:proofErr w:type="gramEnd"/>
           </w:p>
         </w:tc>
         <w:tc>
@@ -11168,17 +13782,9 @@
                 <w:bCs/>
                 <w:szCs w:val="21"/>
               </w:rPr>
-              <w:t>独体字作</w:t>
-            </w:r>
-            <w:r>
-              <w:rPr>
-                <w:rFonts w:ascii="宋体" w:eastAsia="宋体" w:hAnsi="宋体" w:hint="eastAsia"/>
-                <w:b/>
-                <w:bCs/>
-                <w:szCs w:val="21"/>
-              </w:rPr>
-              <w:t>余</w:t>
-            </w:r>
+              <w:t>独体</w:t>
+            </w:r>
+            <w:proofErr w:type="gramStart"/>
             <w:r>
               <w:rPr>
                 <w:rFonts w:ascii="宋体" w:eastAsia="宋体" w:hAnsi="宋体"/>
@@ -11186,8 +13792,27 @@
                 <w:bCs/>
                 <w:szCs w:val="21"/>
               </w:rPr>
+              <w:t>字作</w:t>
+            </w:r>
+            <w:r>
+              <w:rPr>
+                <w:rFonts w:ascii="宋体" w:eastAsia="宋体" w:hAnsi="宋体" w:hint="eastAsia"/>
+                <w:b/>
+                <w:bCs/>
+                <w:szCs w:val="21"/>
+              </w:rPr>
+              <w:t>余</w:t>
+            </w:r>
+            <w:r>
+              <w:rPr>
+                <w:rFonts w:ascii="宋体" w:eastAsia="宋体" w:hAnsi="宋体"/>
+                <w:b/>
+                <w:bCs/>
+                <w:szCs w:val="21"/>
+              </w:rPr>
               <w:t>字</w:t>
             </w:r>
+            <w:proofErr w:type="gramEnd"/>
           </w:p>
         </w:tc>
         <w:tc>
@@ -11213,7 +13838,23 @@
                 <w:rFonts w:ascii="宋体" w:eastAsia="宋体" w:hAnsi="宋体"/>
                 <w:szCs w:val="21"/>
               </w:rPr>
-              <w:t>若无"亠丷"</w:t>
+              <w:t>若无"</w:t>
+            </w:r>
+            <w:proofErr w:type="gramStart"/>
+            <w:r>
+              <w:rPr>
+                <w:rFonts w:ascii="宋体" w:eastAsia="宋体" w:hAnsi="宋体"/>
+                <w:szCs w:val="21"/>
+              </w:rPr>
+              <w:t>亠</w:t>
+            </w:r>
+            <w:proofErr w:type="gramEnd"/>
+            <w:r>
+              <w:rPr>
+                <w:rFonts w:ascii="宋体" w:eastAsia="宋体" w:hAnsi="宋体"/>
+                <w:szCs w:val="21"/>
+              </w:rPr>
+              <w:t>丷"</w:t>
             </w:r>
             <w:r>
               <w:rPr>
@@ -11365,7 +14006,23 @@
           <w:rFonts w:ascii="宋体" w:eastAsia="宋体" w:hAnsi="宋体"/>
           <w:szCs w:val="21"/>
         </w:rPr>
-        <w:t>部"亠"，</w:t>
+        <w:t>部"</w:t>
+      </w:r>
+      <w:proofErr w:type="gramStart"/>
+      <w:r>
+        <w:rPr>
+          <w:rFonts w:ascii="宋体" w:eastAsia="宋体" w:hAnsi="宋体"/>
+          <w:szCs w:val="21"/>
+        </w:rPr>
+        <w:t>亠</w:t>
+      </w:r>
+      <w:proofErr w:type="gramEnd"/>
+      <w:r>
+        <w:rPr>
+          <w:rFonts w:ascii="宋体" w:eastAsia="宋体" w:hAnsi="宋体"/>
+          <w:szCs w:val="21"/>
+        </w:rPr>
+        <w:t>"，</w:t>
       </w:r>
       <w:r>
         <w:rPr>
@@ -11442,6 +14099,7 @@
         </w:rPr>
         <w:t xml:space="preserve">字 → </w:t>
       </w:r>
+      <w:proofErr w:type="gramStart"/>
       <w:r>
         <w:rPr>
           <w:rFonts w:ascii="宋体" w:eastAsia="宋体" w:hAnsi="宋体" w:hint="eastAsia"/>
@@ -11454,7 +14112,15 @@
           <w:rFonts w:ascii="宋体" w:eastAsia="宋体" w:hAnsi="宋体"/>
           <w:szCs w:val="21"/>
         </w:rPr>
-        <w:t>码t，</w:t>
+        <w:t>码</w:t>
+      </w:r>
+      <w:proofErr w:type="gramEnd"/>
+      <w:r>
+        <w:rPr>
+          <w:rFonts w:ascii="宋体" w:eastAsia="宋体" w:hAnsi="宋体"/>
+          <w:szCs w:val="21"/>
+        </w:rPr>
+        <w:t>t，</w:t>
       </w:r>
       <w:r>
         <w:rPr>
@@ -11567,7 +14233,23 @@
           <w:rFonts w:ascii="宋体" w:eastAsia="宋体" w:hAnsi="宋体" w:hint="eastAsia"/>
           <w:szCs w:val="21"/>
         </w:rPr>
-        <w:t>取余部时，如果余集合成字，则通常优先取余字的部首作为副码来源</w:t>
+        <w:t>取余部时，如果余集合成字，则通常</w:t>
+      </w:r>
+      <w:proofErr w:type="gramStart"/>
+      <w:r>
+        <w:rPr>
+          <w:rFonts w:ascii="宋体" w:eastAsia="宋体" w:hAnsi="宋体" w:hint="eastAsia"/>
+          <w:szCs w:val="21"/>
+        </w:rPr>
+        <w:t>优先取余字</w:t>
+      </w:r>
+      <w:proofErr w:type="gramEnd"/>
+      <w:r>
+        <w:rPr>
+          <w:rFonts w:ascii="宋体" w:eastAsia="宋体" w:hAnsi="宋体" w:hint="eastAsia"/>
+          <w:szCs w:val="21"/>
+        </w:rPr>
+        <w:t>的部首作为副码来源</w:t>
       </w:r>
       <w:r>
         <w:rPr>
@@ -11625,8 +14307,25 @@
           <w:rFonts w:ascii="宋体" w:eastAsia="宋体" w:hAnsi="宋体"/>
           <w:szCs w:val="21"/>
         </w:rPr>
-        <w:t xml:space="preserve">"溢"：部首"氵"（水）→ </w:t>
-      </w:r>
+        <w:t>"溢"：部首"</w:t>
+      </w:r>
+      <w:proofErr w:type="gramStart"/>
+      <w:r>
+        <w:rPr>
+          <w:rFonts w:ascii="宋体" w:eastAsia="宋体" w:hAnsi="宋体"/>
+          <w:szCs w:val="21"/>
+        </w:rPr>
+        <w:t>氵</w:t>
+      </w:r>
+      <w:proofErr w:type="gramEnd"/>
+      <w:r>
+        <w:rPr>
+          <w:rFonts w:ascii="宋体" w:eastAsia="宋体" w:hAnsi="宋体"/>
+          <w:szCs w:val="21"/>
+        </w:rPr>
+        <w:t xml:space="preserve">"（水）→ </w:t>
+      </w:r>
+      <w:proofErr w:type="gramStart"/>
       <w:r>
         <w:rPr>
           <w:rFonts w:ascii="宋体" w:eastAsia="宋体" w:hAnsi="宋体" w:hint="eastAsia"/>
@@ -11641,6 +14340,7 @@
         </w:rPr>
         <w:t>码</w:t>
       </w:r>
+      <w:proofErr w:type="gramEnd"/>
       <w:r>
         <w:rPr>
           <w:rFonts w:ascii="宋体" w:eastAsia="宋体" w:hAnsi="宋体" w:hint="eastAsia"/>
@@ -11655,6 +14355,7 @@
         </w:rPr>
         <w:t>，副字"益"为合体字，</w:t>
       </w:r>
+      <w:proofErr w:type="gramStart"/>
       <w:r>
         <w:rPr>
           <w:rFonts w:ascii="宋体" w:eastAsia="宋体" w:hAnsi="宋体" w:hint="eastAsia"/>
@@ -11667,7 +14368,15 @@
           <w:rFonts w:ascii="宋体" w:eastAsia="宋体" w:hAnsi="宋体"/>
           <w:szCs w:val="21"/>
         </w:rPr>
-        <w:t>码为m</w:t>
+        <w:t>码为</w:t>
+      </w:r>
+      <w:proofErr w:type="gramEnd"/>
+      <w:r>
+        <w:rPr>
+          <w:rFonts w:ascii="宋体" w:eastAsia="宋体" w:hAnsi="宋体"/>
+          <w:szCs w:val="21"/>
+        </w:rPr>
+        <w:t>m</w:t>
       </w:r>
     </w:p>
     <w:p>
@@ -11688,6 +14397,7 @@
         </w:rPr>
         <w:t>"溢"的</w:t>
       </w:r>
+      <w:proofErr w:type="gramStart"/>
       <w:r>
         <w:rPr>
           <w:rFonts w:ascii="宋体" w:eastAsia="宋体" w:hAnsi="宋体" w:hint="eastAsia"/>
@@ -11700,7 +14410,15 @@
           <w:rFonts w:ascii="宋体" w:eastAsia="宋体" w:hAnsi="宋体"/>
           <w:szCs w:val="21"/>
         </w:rPr>
-        <w:t>码取m（"益"的</w:t>
+        <w:t>码取</w:t>
+      </w:r>
+      <w:proofErr w:type="gramEnd"/>
+      <w:r>
+        <w:rPr>
+          <w:rFonts w:ascii="宋体" w:eastAsia="宋体" w:hAnsi="宋体"/>
+          <w:szCs w:val="21"/>
+        </w:rPr>
+        <w:t>m（"益"的</w:t>
       </w:r>
       <w:r>
         <w:rPr>
@@ -11831,6 +14549,7 @@
         </w:rPr>
         <w:t>部为</w:t>
       </w:r>
+      <w:proofErr w:type="gramStart"/>
       <w:r>
         <w:rPr>
           <w:rFonts w:ascii="宋体" w:eastAsia="宋体" w:hAnsi="宋体" w:hint="eastAsia"/>
@@ -11845,6 +14564,7 @@
         </w:rPr>
         <w:t>字</w:t>
       </w:r>
+      <w:proofErr w:type="gramEnd"/>
     </w:p>
     <w:p>
       <w:pPr>
@@ -11908,6 +14628,7 @@
           <w:szCs w:val="21"/>
         </w:rPr>
       </w:pPr>
+      <w:proofErr w:type="gramStart"/>
       <w:r>
         <w:rPr>
           <w:rFonts w:ascii="宋体" w:eastAsia="宋体" w:hAnsi="宋体"/>
@@ -11931,7 +14652,17 @@
           <w:bCs/>
           <w:szCs w:val="21"/>
         </w:rPr>
-        <w:t>字上</w:t>
+        <w:t>字</w:t>
+      </w:r>
+      <w:proofErr w:type="gramEnd"/>
+      <w:r>
+        <w:rPr>
+          <w:rFonts w:ascii="宋体" w:eastAsia="宋体" w:hAnsi="宋体"/>
+          <w:b/>
+          <w:bCs/>
+          <w:szCs w:val="21"/>
+        </w:rPr>
+        <w:t>上</w:t>
       </w:r>
       <w:r>
         <w:rPr>
@@ -12084,7 +14815,23 @@
           <w:rFonts w:ascii="宋体" w:eastAsia="宋体" w:hAnsi="宋体"/>
           <w:szCs w:val="21"/>
         </w:rPr>
-        <w:t>"立"是简并部首（立→亠），"日"是正宗部首</w:t>
+        <w:t>"立"是简并部首（立→</w:t>
+      </w:r>
+      <w:proofErr w:type="gramStart"/>
+      <w:r>
+        <w:rPr>
+          <w:rFonts w:ascii="宋体" w:eastAsia="宋体" w:hAnsi="宋体"/>
+          <w:szCs w:val="21"/>
+        </w:rPr>
+        <w:t>亠</w:t>
+      </w:r>
+      <w:proofErr w:type="gramEnd"/>
+      <w:r>
+        <w:rPr>
+          <w:rFonts w:ascii="宋体" w:eastAsia="宋体" w:hAnsi="宋体"/>
+          <w:szCs w:val="21"/>
+        </w:rPr>
+        <w:t>），"日"是正宗部首</w:t>
       </w:r>
     </w:p>
     <w:p>
@@ -12105,6 +14852,7 @@
         </w:rPr>
         <w:t xml:space="preserve">根据"简并部首跳过"原则，取"日"为部首 → </w:t>
       </w:r>
+      <w:proofErr w:type="gramStart"/>
       <w:r>
         <w:rPr>
           <w:rFonts w:ascii="宋体" w:eastAsia="宋体" w:hAnsi="宋体" w:hint="eastAsia"/>
@@ -12117,7 +14865,15 @@
           <w:rFonts w:ascii="宋体" w:eastAsia="宋体" w:hAnsi="宋体"/>
           <w:szCs w:val="21"/>
         </w:rPr>
-        <w:t>码r</w:t>
+        <w:t>码</w:t>
+      </w:r>
+      <w:proofErr w:type="gramEnd"/>
+      <w:r>
+        <w:rPr>
+          <w:rFonts w:ascii="宋体" w:eastAsia="宋体" w:hAnsi="宋体"/>
+          <w:szCs w:val="21"/>
+        </w:rPr>
+        <w:t>r</w:t>
       </w:r>
     </w:p>
     <w:p>
@@ -12214,6 +14970,7 @@
           <w:rFonts w:ascii="宋体" w:eastAsia="宋体" w:hAnsi="宋体"/>
           <w:szCs w:val="21"/>
         </w:rPr>
+        <w:lastRenderedPageBreak/>
         <w:t>"音"的</w:t>
       </w:r>
       <w:r>
@@ -12228,7 +14985,23 @@
           <w:rFonts w:ascii="宋体" w:eastAsia="宋体" w:hAnsi="宋体"/>
           <w:szCs w:val="21"/>
         </w:rPr>
-        <w:t>为"立"+"日"，取上部"立"</w:t>
+        <w:t>为"立"+"日"，取</w:t>
+      </w:r>
+      <w:proofErr w:type="gramStart"/>
+      <w:r>
+        <w:rPr>
+          <w:rFonts w:ascii="宋体" w:eastAsia="宋体" w:hAnsi="宋体"/>
+          <w:szCs w:val="21"/>
+        </w:rPr>
+        <w:t>上部"</w:t>
+      </w:r>
+      <w:proofErr w:type="gramEnd"/>
+      <w:r>
+        <w:rPr>
+          <w:rFonts w:ascii="宋体" w:eastAsia="宋体" w:hAnsi="宋体"/>
+          <w:szCs w:val="21"/>
+        </w:rPr>
+        <w:t>立"</w:t>
       </w:r>
     </w:p>
     <w:p>
@@ -12306,9 +15079,9 @@
           <w:rFonts w:ascii="宋体" w:eastAsia="宋体" w:hAnsi="宋体"/>
           <w:szCs w:val="21"/>
         </w:rPr>
-        <w:lastRenderedPageBreak/>
         <w:t>"意"的</w:t>
       </w:r>
+      <w:proofErr w:type="gramStart"/>
       <w:r>
         <w:rPr>
           <w:rFonts w:ascii="宋体" w:eastAsia="宋体" w:hAnsi="宋体" w:hint="eastAsia"/>
@@ -12321,7 +15094,15 @@
           <w:rFonts w:ascii="宋体" w:eastAsia="宋体" w:hAnsi="宋体"/>
           <w:szCs w:val="21"/>
         </w:rPr>
-        <w:t>码取l（"立"的</w:t>
+        <w:t>码取</w:t>
+      </w:r>
+      <w:proofErr w:type="gramEnd"/>
+      <w:r>
+        <w:rPr>
+          <w:rFonts w:ascii="宋体" w:eastAsia="宋体" w:hAnsi="宋体"/>
+          <w:szCs w:val="21"/>
+        </w:rPr>
+        <w:t>l（"立"的</w:t>
       </w:r>
       <w:r>
         <w:rPr>
@@ -12627,6 +15408,7 @@
         </w:rPr>
         <w:t xml:space="preserve">2 </w:t>
       </w:r>
+      <w:proofErr w:type="gramStart"/>
       <w:r>
         <w:rPr>
           <w:rFonts w:ascii="宋体" w:eastAsia="宋体" w:hAnsi="宋体" w:hint="eastAsia"/>
@@ -12643,7 +15425,17 @@
           <w:bCs/>
           <w:szCs w:val="21"/>
         </w:rPr>
-        <w:t>单笔画处理</w:t>
+        <w:t>单笔画</w:t>
+      </w:r>
+      <w:proofErr w:type="gramEnd"/>
+      <w:r>
+        <w:rPr>
+          <w:rFonts w:ascii="宋体" w:eastAsia="宋体" w:hAnsi="宋体"/>
+          <w:b/>
+          <w:bCs/>
+          <w:szCs w:val="21"/>
+        </w:rPr>
+        <w:t>处理</w:t>
       </w:r>
     </w:p>
     <w:p>
@@ -12661,6 +15453,7 @@
         </w:rPr>
         <w:t>当一个字取完部首后</w:t>
       </w:r>
+      <w:proofErr w:type="gramStart"/>
       <w:r>
         <w:rPr>
           <w:rFonts w:ascii="宋体" w:eastAsia="宋体" w:hAnsi="宋体"/>
@@ -12670,6 +15463,7 @@
         </w:rPr>
         <w:t>仅剩单笔画</w:t>
       </w:r>
+      <w:proofErr w:type="gramEnd"/>
       <w:r>
         <w:rPr>
           <w:rFonts w:ascii="宋体" w:eastAsia="宋体" w:hAnsi="宋体"/>
@@ -12714,7 +15508,23 @@
           <w:rFonts w:ascii="宋体" w:eastAsia="宋体" w:hAnsi="宋体"/>
           <w:szCs w:val="21"/>
         </w:rPr>
-        <w:t>：“丶一丨丿乙乛</w:t>
+        <w:t>：“</w:t>
+      </w:r>
+      <w:proofErr w:type="gramStart"/>
+      <w:r>
+        <w:rPr>
+          <w:rFonts w:ascii="宋体" w:eastAsia="宋体" w:hAnsi="宋体"/>
+          <w:szCs w:val="21"/>
+        </w:rPr>
+        <w:t>丶一丨丿</w:t>
+      </w:r>
+      <w:proofErr w:type="gramEnd"/>
+      <w:r>
+        <w:rPr>
+          <w:rFonts w:ascii="宋体" w:eastAsia="宋体" w:hAnsi="宋体"/>
+          <w:szCs w:val="21"/>
+        </w:rPr>
+        <w:t>乙乛</w:t>
       </w:r>
       <w:r>
         <w:rPr>
@@ -12742,7 +15552,23 @@
           <w:rFonts w:ascii="宋体" w:eastAsia="宋体" w:hAnsi="宋体"/>
           <w:szCs w:val="21"/>
         </w:rPr>
-        <w:t>”分别对应“dhupygkwv”。</w:t>
+        <w:t>”分别对应“</w:t>
+      </w:r>
+      <w:proofErr w:type="spellStart"/>
+      <w:r>
+        <w:rPr>
+          <w:rFonts w:ascii="宋体" w:eastAsia="宋体" w:hAnsi="宋体"/>
+          <w:szCs w:val="21"/>
+        </w:rPr>
+        <w:t>dhupygkwv</w:t>
+      </w:r>
+      <w:proofErr w:type="spellEnd"/>
+      <w:r>
+        <w:rPr>
+          <w:rFonts w:ascii="宋体" w:eastAsia="宋体" w:hAnsi="宋体"/>
+          <w:szCs w:val="21"/>
+        </w:rPr>
+        <w:t>”。</w:t>
       </w:r>
     </w:p>
     <w:p>
@@ -12918,7 +15744,23 @@
           <w:rFonts w:ascii="宋体" w:eastAsia="宋体" w:hAnsi="宋体"/>
           <w:szCs w:val="21"/>
         </w:rPr>
-        <w:t>在规则冲突时，以实际编码效果和用户记忆负担为最终考量。</w:t>
+        <w:t>在规则冲突时，以实际编码效果和用户记忆负担为最终</w:t>
+      </w:r>
+      <w:proofErr w:type="gramStart"/>
+      <w:r>
+        <w:rPr>
+          <w:rFonts w:ascii="宋体" w:eastAsia="宋体" w:hAnsi="宋体"/>
+          <w:szCs w:val="21"/>
+        </w:rPr>
+        <w:t>考量</w:t>
+      </w:r>
+      <w:proofErr w:type="gramEnd"/>
+      <w:r>
+        <w:rPr>
+          <w:rFonts w:ascii="宋体" w:eastAsia="宋体" w:hAnsi="宋体"/>
+          <w:szCs w:val="21"/>
+        </w:rPr>
+        <w:t>。</w:t>
       </w:r>
     </w:p>
     <w:p>
@@ -12952,7 +15794,23 @@
           <w:rFonts w:ascii="宋体" w:eastAsia="宋体" w:hAnsi="宋体" w:hint="eastAsia"/>
           <w:color w:val="000000" w:themeColor="text1"/>
         </w:rPr>
-        <w:t xml:space="preserve">    类似主码，副码也有适当优化分配。需要理解的字例有：进zw。</w:t>
+        <w:t xml:space="preserve">    类似主码，副码也有适当优化分配。需要理解的字例有：进</w:t>
+      </w:r>
+      <w:proofErr w:type="spellStart"/>
+      <w:r>
+        <w:rPr>
+          <w:rFonts w:ascii="宋体" w:eastAsia="宋体" w:hAnsi="宋体" w:hint="eastAsia"/>
+          <w:color w:val="000000" w:themeColor="text1"/>
+        </w:rPr>
+        <w:t>zw</w:t>
+      </w:r>
+      <w:proofErr w:type="spellEnd"/>
+      <w:r>
+        <w:rPr>
+          <w:rFonts w:ascii="宋体" w:eastAsia="宋体" w:hAnsi="宋体" w:hint="eastAsia"/>
+          <w:color w:val="000000" w:themeColor="text1"/>
+        </w:rPr>
+        <w:t>。</w:t>
       </w:r>
     </w:p>
     <w:p>
@@ -13321,11 +16179,19 @@
                 <w:rFonts w:ascii="宋体" w:eastAsia="宋体" w:hAnsi="宋体" w:hint="eastAsia"/>
               </w:rPr>
             </w:pPr>
+            <w:proofErr w:type="spellStart"/>
             <w:r>
               <w:rPr>
                 <w:rFonts w:ascii="宋体" w:eastAsia="宋体" w:hAnsi="宋体"/>
               </w:rPr>
-              <w:t>rr.</w:t>
+              <w:t>rr</w:t>
+            </w:r>
+            <w:proofErr w:type="spellEnd"/>
+            <w:r>
+              <w:rPr>
+                <w:rFonts w:ascii="宋体" w:eastAsia="宋体" w:hAnsi="宋体"/>
+              </w:rPr>
+              <w:t>.</w:t>
             </w:r>
           </w:p>
         </w:tc>
@@ -13377,6 +16243,7 @@
               <w:rPr>
                 <w:rFonts w:ascii="宋体" w:eastAsia="宋体" w:hAnsi="宋体"/>
               </w:rPr>
+              <w:lastRenderedPageBreak/>
               <w:t>上下结构</w:t>
             </w:r>
           </w:p>
@@ -13398,11 +16265,19 @@
                 <w:rFonts w:ascii="宋体" w:eastAsia="宋体" w:hAnsi="宋体" w:hint="eastAsia"/>
               </w:rPr>
             </w:pPr>
+            <w:proofErr w:type="spellStart"/>
             <w:r>
               <w:rPr>
                 <w:rFonts w:ascii="宋体" w:eastAsia="宋体" w:hAnsi="宋体"/>
               </w:rPr>
-              <w:t>i.</w:t>
+              <w:t>i</w:t>
+            </w:r>
+            <w:proofErr w:type="spellEnd"/>
+            <w:r>
+              <w:rPr>
+                <w:rFonts w:ascii="宋体" w:eastAsia="宋体" w:hAnsi="宋体"/>
+              </w:rPr>
+              <w:t>.</w:t>
             </w:r>
           </w:p>
         </w:tc>
@@ -13531,7 +16406,6 @@
               <w:rPr>
                 <w:rFonts w:ascii="宋体" w:eastAsia="宋体" w:hAnsi="宋体"/>
               </w:rPr>
-              <w:lastRenderedPageBreak/>
               <w:t>包围结构</w:t>
             </w:r>
           </w:p>
@@ -13839,6 +16713,7 @@
                 <w:rFonts w:ascii="宋体" w:eastAsia="宋体" w:hAnsi="宋体" w:hint="eastAsia"/>
               </w:rPr>
             </w:pPr>
+            <w:proofErr w:type="gramStart"/>
             <w:r>
               <w:rPr>
                 <w:rFonts w:ascii="宋体" w:eastAsia="宋体" w:hAnsi="宋体" w:hint="eastAsia"/>
@@ -13851,6 +16726,7 @@
               </w:rPr>
               <w:t>码</w:t>
             </w:r>
+            <w:proofErr w:type="gramEnd"/>
           </w:p>
         </w:tc>
         <w:tc>
@@ -13923,13 +16799,27 @@
               <w:rPr>
                 <w:rFonts w:ascii="宋体" w:eastAsia="宋体" w:hAnsi="宋体"/>
               </w:rPr>
-              <w:t>表中的位置对应</w:t>
-            </w:r>
-            <w:r>
-              <w:rPr>
-                <w:rFonts w:ascii="宋体" w:eastAsia="宋体" w:hAnsi="宋体" w:hint="eastAsia"/>
-              </w:rPr>
-              <w:t>部首次码</w:t>
+              <w:t>表中的位置</w:t>
+            </w:r>
+            <w:proofErr w:type="gramStart"/>
+            <w:r>
+              <w:rPr>
+                <w:rFonts w:ascii="宋体" w:eastAsia="宋体" w:hAnsi="宋体"/>
+              </w:rPr>
+              <w:t>对应</w:t>
+            </w:r>
+            <w:r>
+              <w:rPr>
+                <w:rFonts w:ascii="宋体" w:eastAsia="宋体" w:hAnsi="宋体" w:hint="eastAsia"/>
+              </w:rPr>
+              <w:t>部</w:t>
+            </w:r>
+            <w:proofErr w:type="gramEnd"/>
+            <w:r>
+              <w:rPr>
+                <w:rFonts w:ascii="宋体" w:eastAsia="宋体" w:hAnsi="宋体" w:hint="eastAsia"/>
+              </w:rPr>
+              <w:t>首次码</w:t>
             </w:r>
           </w:p>
         </w:tc>
@@ -13954,8 +16844,16 @@
               <w:rPr>
                 <w:rFonts w:ascii="宋体" w:eastAsia="宋体" w:hAnsi="宋体"/>
               </w:rPr>
-              <w:t>贝 → bz</w:t>
-            </w:r>
+              <w:t xml:space="preserve">贝 → </w:t>
+            </w:r>
+            <w:proofErr w:type="spellStart"/>
+            <w:r>
+              <w:rPr>
+                <w:rFonts w:ascii="宋体" w:eastAsia="宋体" w:hAnsi="宋体"/>
+              </w:rPr>
+              <w:t>bz</w:t>
+            </w:r>
+            <w:proofErr w:type="spellEnd"/>
           </w:p>
         </w:tc>
       </w:tr>
@@ -14227,8 +17125,18 @@
                 <w:b/>
                 <w:bCs/>
               </w:rPr>
-              <w:t>立 → ld</w:t>
-            </w:r>
+              <w:t xml:space="preserve">立 → </w:t>
+            </w:r>
+            <w:proofErr w:type="spellStart"/>
+            <w:r>
+              <w:rPr>
+                <w:rFonts w:ascii="宋体" w:eastAsia="宋体" w:hAnsi="宋体"/>
+                <w:b/>
+                <w:bCs/>
+              </w:rPr>
+              <w:t>ld</w:t>
+            </w:r>
+            <w:proofErr w:type="spellEnd"/>
           </w:p>
         </w:tc>
       </w:tr>
@@ -14335,14 +17243,30 @@
               <w:rPr>
                 <w:rFonts w:ascii="宋体" w:eastAsia="宋体" w:hAnsi="宋体"/>
               </w:rPr>
-              <w:t>贝 → bb，立 → dj</w:t>
-            </w:r>
-            <w:r>
-              <w:rPr>
-                <w:rFonts w:ascii="宋体" w:eastAsia="宋体" w:hAnsi="宋体" w:hint="eastAsia"/>
-              </w:rPr>
-              <w:t>/lh</w:t>
-            </w:r>
+              <w:t xml:space="preserve">贝 → bb，立 → </w:t>
+            </w:r>
+            <w:proofErr w:type="spellStart"/>
+            <w:r>
+              <w:rPr>
+                <w:rFonts w:ascii="宋体" w:eastAsia="宋体" w:hAnsi="宋体"/>
+              </w:rPr>
+              <w:t>dj</w:t>
+            </w:r>
+            <w:proofErr w:type="spellEnd"/>
+            <w:r>
+              <w:rPr>
+                <w:rFonts w:ascii="宋体" w:eastAsia="宋体" w:hAnsi="宋体" w:hint="eastAsia"/>
+              </w:rPr>
+              <w:t>/</w:t>
+            </w:r>
+            <w:proofErr w:type="spellStart"/>
+            <w:r>
+              <w:rPr>
+                <w:rFonts w:ascii="宋体" w:eastAsia="宋体" w:hAnsi="宋体" w:hint="eastAsia"/>
+              </w:rPr>
+              <w:t>lh</w:t>
+            </w:r>
+            <w:proofErr w:type="spellEnd"/>
           </w:p>
         </w:tc>
       </w:tr>
@@ -14920,6 +17844,7 @@
               <w:rPr>
                 <w:rFonts w:ascii="宋体" w:eastAsia="宋体" w:hAnsi="宋体"/>
               </w:rPr>
+              <w:lastRenderedPageBreak/>
               <w:t>符号</w:t>
             </w:r>
           </w:p>
@@ -15012,7 +17937,35 @@
               <w:rPr>
                 <w:rFonts w:ascii="宋体" w:eastAsia="宋体" w:hAnsi="宋体"/>
               </w:rPr>
-              <w:t>[i. sj kb 4] 表示一个上下结构</w:t>
+              <w:t>[</w:t>
+            </w:r>
+            <w:proofErr w:type="spellStart"/>
+            <w:r>
+              <w:rPr>
+                <w:rFonts w:ascii="宋体" w:eastAsia="宋体" w:hAnsi="宋体"/>
+              </w:rPr>
+              <w:t>i</w:t>
+            </w:r>
+            <w:proofErr w:type="spellEnd"/>
+            <w:r>
+              <w:rPr>
+                <w:rFonts w:ascii="宋体" w:eastAsia="宋体" w:hAnsi="宋体"/>
+              </w:rPr>
+              <w:t xml:space="preserve">. </w:t>
+            </w:r>
+            <w:proofErr w:type="spellStart"/>
+            <w:r>
+              <w:rPr>
+                <w:rFonts w:ascii="宋体" w:eastAsia="宋体" w:hAnsi="宋体"/>
+              </w:rPr>
+              <w:t>sj</w:t>
+            </w:r>
+            <w:proofErr w:type="spellEnd"/>
+            <w:r>
+              <w:rPr>
+                <w:rFonts w:ascii="宋体" w:eastAsia="宋体" w:hAnsi="宋体"/>
+              </w:rPr>
+              <w:t xml:space="preserve"> kb 4] 表示一个上下结构</w:t>
             </w:r>
           </w:p>
         </w:tc>
@@ -15085,7 +18038,6 @@
           <w:b/>
           <w:bCs/>
         </w:rPr>
-        <w:lastRenderedPageBreak/>
         <w:t>细调数字</w:t>
       </w:r>
     </w:p>
@@ -15420,14 +18372,30 @@
         <w:rPr>
           <w:rFonts w:ascii="宋体" w:eastAsia="宋体" w:hAnsi="宋体"/>
         </w:rPr>
-        <w:t>按结构码递归拆分汉字至基础部件，直到所有部件都可用</w:t>
-      </w:r>
+        <w:t>按结构码递归拆分汉字</w:t>
+      </w:r>
+      <w:proofErr w:type="gramStart"/>
+      <w:r>
+        <w:rPr>
+          <w:rFonts w:ascii="宋体" w:eastAsia="宋体" w:hAnsi="宋体"/>
+        </w:rPr>
+        <w:t>至基础</w:t>
+      </w:r>
+      <w:proofErr w:type="gramEnd"/>
+      <w:r>
+        <w:rPr>
+          <w:rFonts w:ascii="宋体" w:eastAsia="宋体" w:hAnsi="宋体"/>
+        </w:rPr>
+        <w:t>部件，直到所有部件都可用</w:t>
+      </w:r>
+      <w:proofErr w:type="gramStart"/>
       <w:r>
         <w:rPr>
           <w:rFonts w:ascii="宋体" w:eastAsia="宋体" w:hAnsi="宋体" w:hint="eastAsia"/>
         </w:rPr>
         <w:t>部首双码</w:t>
       </w:r>
+      <w:proofErr w:type="gramEnd"/>
       <w:r>
         <w:rPr>
           <w:rFonts w:ascii="宋体" w:eastAsia="宋体" w:hAnsi="宋体"/>
@@ -15482,7 +18450,21 @@
         <w:rPr>
           <w:rFonts w:ascii="宋体" w:eastAsia="宋体" w:hAnsi="宋体"/>
         </w:rPr>
-        <w:t>优先按明显结构拆分（左右→上下→包围）</w:t>
+        <w:t>优先</w:t>
+      </w:r>
+      <w:proofErr w:type="gramStart"/>
+      <w:r>
+        <w:rPr>
+          <w:rFonts w:ascii="宋体" w:eastAsia="宋体" w:hAnsi="宋体"/>
+        </w:rPr>
+        <w:t>按明显</w:t>
+      </w:r>
+      <w:proofErr w:type="gramEnd"/>
+      <w:r>
+        <w:rPr>
+          <w:rFonts w:ascii="宋体" w:eastAsia="宋体" w:hAnsi="宋体"/>
+        </w:rPr>
+        <w:t>结构拆分（左右→上下→包围）</w:t>
       </w:r>
     </w:p>
     <w:p>
@@ -15574,12 +18556,14 @@
         </w:rPr>
         <w:t>：用</w:t>
       </w:r>
+      <w:proofErr w:type="gramStart"/>
       <w:r>
         <w:rPr>
           <w:rFonts w:ascii="宋体" w:eastAsia="宋体" w:hAnsi="宋体" w:hint="eastAsia"/>
         </w:rPr>
         <w:t>部首双码</w:t>
       </w:r>
+      <w:proofErr w:type="gramEnd"/>
       <w:r>
         <w:rPr>
           <w:rFonts w:ascii="宋体" w:eastAsia="宋体" w:hAnsi="宋体"/>
@@ -15637,20 +18621,42 @@
         <w:rPr>
           <w:rFonts w:ascii="宋体" w:eastAsia="宋体" w:hAnsi="宋体"/>
         </w:rPr>
-        <w:t>表中x的第三个部首，对应</w:t>
-      </w:r>
-      <w:r>
-        <w:rPr>
-          <w:rFonts w:ascii="宋体" w:eastAsia="宋体" w:hAnsi="宋体" w:hint="eastAsia"/>
-        </w:rPr>
-        <w:t>部首次</w:t>
-      </w:r>
-      <w:r>
-        <w:rPr>
-          <w:rFonts w:ascii="宋体" w:eastAsia="宋体" w:hAnsi="宋体"/>
-        </w:rPr>
-        <w:t>表中x的第三个字母n，组合为xn</w:t>
-      </w:r>
+        <w:t>表中x的第三个部首，</w:t>
+      </w:r>
+      <w:proofErr w:type="gramStart"/>
+      <w:r>
+        <w:rPr>
+          <w:rFonts w:ascii="宋体" w:eastAsia="宋体" w:hAnsi="宋体"/>
+        </w:rPr>
+        <w:t>对应</w:t>
+      </w:r>
+      <w:r>
+        <w:rPr>
+          <w:rFonts w:ascii="宋体" w:eastAsia="宋体" w:hAnsi="宋体" w:hint="eastAsia"/>
+        </w:rPr>
+        <w:t>部</w:t>
+      </w:r>
+      <w:proofErr w:type="gramEnd"/>
+      <w:r>
+        <w:rPr>
+          <w:rFonts w:ascii="宋体" w:eastAsia="宋体" w:hAnsi="宋体" w:hint="eastAsia"/>
+        </w:rPr>
+        <w:t>首次</w:t>
+      </w:r>
+      <w:r>
+        <w:rPr>
+          <w:rFonts w:ascii="宋体" w:eastAsia="宋体" w:hAnsi="宋体"/>
+        </w:rPr>
+        <w:t>表中x的第三个字母n，组合为</w:t>
+      </w:r>
+      <w:proofErr w:type="spellStart"/>
+      <w:r>
+        <w:rPr>
+          <w:rFonts w:ascii="宋体" w:eastAsia="宋体" w:hAnsi="宋体"/>
+        </w:rPr>
+        <w:t>xn</w:t>
+      </w:r>
+      <w:proofErr w:type="spellEnd"/>
     </w:p>
     <w:p>
       <w:pPr>
@@ -15768,7 +18774,21 @@
         <w:rPr>
           <w:rFonts w:ascii="宋体" w:eastAsia="宋体" w:hAnsi="宋体"/>
         </w:rPr>
-        <w:t>"对"：r. ky cp</w:t>
+        <w:t xml:space="preserve">"对"：r. </w:t>
+      </w:r>
+      <w:proofErr w:type="spellStart"/>
+      <w:r>
+        <w:rPr>
+          <w:rFonts w:ascii="宋体" w:eastAsia="宋体" w:hAnsi="宋体"/>
+        </w:rPr>
+        <w:t>ky</w:t>
+      </w:r>
+      <w:proofErr w:type="spellEnd"/>
+      <w:r>
+        <w:rPr>
+          <w:rFonts w:ascii="宋体" w:eastAsia="宋体" w:hAnsi="宋体"/>
+        </w:rPr>
+        <w:t xml:space="preserve"> cp</w:t>
       </w:r>
     </w:p>
     <w:p>
@@ -15792,12 +18812,21 @@
           <w:rFonts w:ascii="宋体" w:eastAsia="宋体" w:hAnsi="宋体" w:hint="eastAsia"/>
         </w:rPr>
       </w:pPr>
-      <w:r>
-        <w:rPr>
-          <w:rFonts w:ascii="宋体" w:eastAsia="宋体" w:hAnsi="宋体"/>
-        </w:rPr>
-        <w:t>ky："又"的</w:t>
-      </w:r>
+      <w:proofErr w:type="spellStart"/>
+      <w:r>
+        <w:rPr>
+          <w:rFonts w:ascii="宋体" w:eastAsia="宋体" w:hAnsi="宋体"/>
+        </w:rPr>
+        <w:t>ky</w:t>
+      </w:r>
+      <w:proofErr w:type="spellEnd"/>
+      <w:r>
+        <w:rPr>
+          <w:rFonts w:ascii="宋体" w:eastAsia="宋体" w:hAnsi="宋体"/>
+        </w:rPr>
+        <w:t>："又"的</w:t>
+      </w:r>
+      <w:proofErr w:type="gramStart"/>
       <w:r>
         <w:rPr>
           <w:rFonts w:ascii="宋体" w:eastAsia="宋体" w:hAnsi="宋体" w:hint="eastAsia"/>
@@ -15810,6 +18839,7 @@
         </w:rPr>
         <w:t>码</w:t>
       </w:r>
+      <w:proofErr w:type="gramEnd"/>
     </w:p>
     <w:p>
       <w:pPr>
@@ -15824,6 +18854,7 @@
         </w:rPr>
         <w:t>cp："寸"的</w:t>
       </w:r>
+      <w:proofErr w:type="gramStart"/>
       <w:r>
         <w:rPr>
           <w:rFonts w:ascii="宋体" w:eastAsia="宋体" w:hAnsi="宋体" w:hint="eastAsia"/>
@@ -15836,6 +18867,7 @@
         </w:rPr>
         <w:t>码</w:t>
       </w:r>
+      <w:proofErr w:type="gramEnd"/>
     </w:p>
     <w:p>
       <w:pPr>
@@ -16222,12 +19254,14 @@
                 <w:rFonts w:ascii="宋体" w:eastAsia="宋体" w:hAnsi="宋体" w:hint="eastAsia"/>
               </w:rPr>
             </w:pPr>
+            <w:proofErr w:type="spellStart"/>
             <w:r>
               <w:rPr>
                 <w:rFonts w:ascii="宋体" w:eastAsia="宋体" w:hAnsi="宋体"/>
               </w:rPr>
               <w:t>oj</w:t>
             </w:r>
+            <w:proofErr w:type="spellEnd"/>
           </w:p>
         </w:tc>
         <w:tc>
@@ -16274,12 +19308,15 @@
                 <w:rFonts w:ascii="宋体" w:eastAsia="宋体" w:hAnsi="宋体" w:hint="eastAsia"/>
               </w:rPr>
             </w:pPr>
+            <w:proofErr w:type="spellStart"/>
             <w:r>
               <w:rPr>
                 <w:rFonts w:ascii="宋体" w:eastAsia="宋体" w:hAnsi="宋体"/>
               </w:rPr>
+              <w:lastRenderedPageBreak/>
               <w:t>ld</w:t>
             </w:r>
+            <w:proofErr w:type="spellEnd"/>
           </w:p>
         </w:tc>
         <w:tc>
@@ -16324,12 +19361,14 @@
                 <w:rFonts w:ascii="宋体" w:eastAsia="宋体" w:hAnsi="宋体" w:hint="eastAsia"/>
               </w:rPr>
             </w:pPr>
+            <w:proofErr w:type="spellStart"/>
             <w:r>
               <w:rPr>
                 <w:rFonts w:ascii="宋体" w:eastAsia="宋体" w:hAnsi="宋体"/>
               </w:rPr>
               <w:t>gc</w:t>
             </w:r>
+            <w:proofErr w:type="spellEnd"/>
           </w:p>
         </w:tc>
         <w:tc>
@@ -16374,12 +19413,14 @@
                 <w:rFonts w:ascii="宋体" w:eastAsia="宋体" w:hAnsi="宋体" w:hint="eastAsia"/>
               </w:rPr>
             </w:pPr>
+            <w:proofErr w:type="spellStart"/>
             <w:r>
               <w:rPr>
                 <w:rFonts w:ascii="宋体" w:eastAsia="宋体" w:hAnsi="宋体"/>
               </w:rPr>
               <w:t>bh</w:t>
             </w:r>
+            <w:proofErr w:type="spellEnd"/>
           </w:p>
         </w:tc>
         <w:tc>
@@ -16526,12 +19567,14 @@
                 <w:rFonts w:ascii="宋体" w:eastAsia="宋体" w:hAnsi="宋体" w:hint="eastAsia"/>
               </w:rPr>
             </w:pPr>
+            <w:proofErr w:type="spellStart"/>
             <w:r>
               <w:rPr>
                 <w:rFonts w:ascii="宋体" w:eastAsia="宋体" w:hAnsi="宋体"/>
               </w:rPr>
               <w:t>hh</w:t>
             </w:r>
+            <w:proofErr w:type="spellEnd"/>
           </w:p>
         </w:tc>
         <w:tc>
@@ -16578,12 +19621,14 @@
                 <w:rFonts w:ascii="宋体" w:eastAsia="宋体" w:hAnsi="宋体" w:hint="eastAsia"/>
               </w:rPr>
             </w:pPr>
+            <w:proofErr w:type="spellStart"/>
             <w:r>
               <w:rPr>
                 <w:rFonts w:ascii="宋体" w:eastAsia="宋体" w:hAnsi="宋体"/>
               </w:rPr>
               <w:t>ju</w:t>
             </w:r>
+            <w:proofErr w:type="spellEnd"/>
           </w:p>
         </w:tc>
         <w:tc>
@@ -16730,13 +19775,14 @@
                 <w:rFonts w:ascii="宋体" w:eastAsia="宋体" w:hAnsi="宋体" w:hint="eastAsia"/>
               </w:rPr>
             </w:pPr>
+            <w:proofErr w:type="spellStart"/>
             <w:r>
               <w:rPr>
                 <w:rFonts w:ascii="宋体" w:eastAsia="宋体" w:hAnsi="宋体"/>
               </w:rPr>
-              <w:lastRenderedPageBreak/>
               <w:t>fd</w:t>
             </w:r>
+            <w:proofErr w:type="spellEnd"/>
           </w:p>
         </w:tc>
         <w:tc>
@@ -16831,12 +19877,14 @@
                 <w:rFonts w:ascii="宋体" w:eastAsia="宋体" w:hAnsi="宋体" w:hint="eastAsia"/>
               </w:rPr>
             </w:pPr>
+            <w:proofErr w:type="spellStart"/>
             <w:r>
               <w:rPr>
                 <w:rFonts w:ascii="宋体" w:eastAsia="宋体" w:hAnsi="宋体"/>
               </w:rPr>
               <w:t>nt</w:t>
             </w:r>
+            <w:proofErr w:type="spellEnd"/>
           </w:p>
         </w:tc>
         <w:tc>
@@ -16883,12 +19931,14 @@
                 <w:rFonts w:ascii="宋体" w:eastAsia="宋体" w:hAnsi="宋体" w:hint="eastAsia"/>
               </w:rPr>
             </w:pPr>
+            <w:proofErr w:type="spellStart"/>
             <w:r>
               <w:rPr>
                 <w:rFonts w:ascii="宋体" w:eastAsia="宋体" w:hAnsi="宋体"/>
               </w:rPr>
               <w:t>hb</w:t>
             </w:r>
+            <w:proofErr w:type="spellEnd"/>
           </w:p>
         </w:tc>
         <w:tc>
@@ -16908,12 +19958,14 @@
                 <w:rFonts w:ascii="宋体" w:eastAsia="宋体" w:hAnsi="宋体" w:hint="eastAsia"/>
               </w:rPr>
             </w:pPr>
+            <w:proofErr w:type="gramStart"/>
             <w:r>
               <w:rPr>
                 <w:rFonts w:ascii="宋体" w:eastAsia="宋体" w:hAnsi="宋体"/>
               </w:rPr>
               <w:t>丌</w:t>
             </w:r>
+            <w:proofErr w:type="gramEnd"/>
           </w:p>
         </w:tc>
         <w:tc>
@@ -16933,12 +19985,14 @@
                 <w:rFonts w:ascii="宋体" w:eastAsia="宋体" w:hAnsi="宋体" w:hint="eastAsia"/>
               </w:rPr>
             </w:pPr>
+            <w:proofErr w:type="spellStart"/>
             <w:r>
               <w:rPr>
                 <w:rFonts w:ascii="宋体" w:eastAsia="宋体" w:hAnsi="宋体"/>
               </w:rPr>
               <w:t>wu</w:t>
             </w:r>
+            <w:proofErr w:type="spellEnd"/>
           </w:p>
         </w:tc>
         <w:tc>
@@ -17085,12 +20139,14 @@
                 <w:rFonts w:ascii="宋体" w:eastAsia="宋体" w:hAnsi="宋体" w:hint="eastAsia"/>
               </w:rPr>
             </w:pPr>
+            <w:proofErr w:type="spellStart"/>
             <w:r>
               <w:rPr>
                 <w:rFonts w:ascii="宋体" w:eastAsia="宋体" w:hAnsi="宋体"/>
               </w:rPr>
               <w:t>jq</w:t>
             </w:r>
+            <w:proofErr w:type="spellEnd"/>
           </w:p>
         </w:tc>
         <w:tc>
@@ -17110,12 +20166,14 @@
                 <w:rFonts w:ascii="宋体" w:eastAsia="宋体" w:hAnsi="宋体" w:hint="eastAsia"/>
               </w:rPr>
             </w:pPr>
+            <w:proofErr w:type="gramStart"/>
             <w:r>
               <w:rPr>
                 <w:rFonts w:ascii="宋体" w:eastAsia="宋体" w:hAnsi="宋体"/>
               </w:rPr>
               <w:t>介</w:t>
             </w:r>
+            <w:proofErr w:type="gramEnd"/>
           </w:p>
         </w:tc>
         <w:tc>
@@ -17135,12 +20193,14 @@
                 <w:rFonts w:ascii="宋体" w:eastAsia="宋体" w:hAnsi="宋体" w:hint="eastAsia"/>
               </w:rPr>
             </w:pPr>
+            <w:proofErr w:type="spellStart"/>
             <w:r>
               <w:rPr>
                 <w:rFonts w:ascii="宋体" w:eastAsia="宋体" w:hAnsi="宋体"/>
               </w:rPr>
               <w:t>yw</w:t>
             </w:r>
+            <w:proofErr w:type="spellEnd"/>
           </w:p>
         </w:tc>
         <w:tc>
@@ -17187,12 +20247,14 @@
                 <w:rFonts w:ascii="宋体" w:eastAsia="宋体" w:hAnsi="宋体" w:hint="eastAsia"/>
               </w:rPr>
             </w:pPr>
+            <w:proofErr w:type="spellStart"/>
             <w:r>
               <w:rPr>
                 <w:rFonts w:ascii="宋体" w:eastAsia="宋体" w:hAnsi="宋体"/>
               </w:rPr>
               <w:t>nd</w:t>
             </w:r>
+            <w:proofErr w:type="spellEnd"/>
           </w:p>
         </w:tc>
         <w:tc>
@@ -17212,12 +20274,14 @@
                 <w:rFonts w:ascii="宋体" w:eastAsia="宋体" w:hAnsi="宋体" w:hint="eastAsia"/>
               </w:rPr>
             </w:pPr>
+            <w:proofErr w:type="gramStart"/>
             <w:r>
               <w:rPr>
                 <w:rFonts w:ascii="宋体" w:eastAsia="宋体" w:hAnsi="宋体"/>
               </w:rPr>
               <w:t>犮</w:t>
             </w:r>
+            <w:proofErr w:type="gramEnd"/>
           </w:p>
         </w:tc>
         <w:tc>
@@ -17237,12 +20301,14 @@
                 <w:rFonts w:ascii="宋体" w:eastAsia="宋体" w:hAnsi="宋体" w:hint="eastAsia"/>
               </w:rPr>
             </w:pPr>
+            <w:proofErr w:type="spellStart"/>
             <w:r>
               <w:rPr>
                 <w:rFonts w:ascii="宋体" w:eastAsia="宋体" w:hAnsi="宋体"/>
               </w:rPr>
               <w:t>mz</w:t>
             </w:r>
+            <w:proofErr w:type="spellEnd"/>
           </w:p>
         </w:tc>
         <w:tc>
@@ -17351,12 +20417,14 @@
                 <w:rFonts w:ascii="宋体" w:eastAsia="宋体" w:hAnsi="宋体" w:hint="eastAsia"/>
               </w:rPr>
             </w:pPr>
+            <w:proofErr w:type="spellStart"/>
             <w:r>
               <w:rPr>
                 <w:rFonts w:ascii="宋体" w:eastAsia="宋体" w:hAnsi="宋体"/>
               </w:rPr>
               <w:t>mh</w:t>
             </w:r>
+            <w:proofErr w:type="spellEnd"/>
           </w:p>
         </w:tc>
         <w:tc>
@@ -17401,12 +20469,14 @@
                 <w:rFonts w:ascii="宋体" w:eastAsia="宋体" w:hAnsi="宋体" w:hint="eastAsia"/>
               </w:rPr>
             </w:pPr>
+            <w:proofErr w:type="spellStart"/>
             <w:r>
               <w:rPr>
                 <w:rFonts w:ascii="宋体" w:eastAsia="宋体" w:hAnsi="宋体"/>
               </w:rPr>
               <w:t>cj</w:t>
             </w:r>
+            <w:proofErr w:type="spellEnd"/>
           </w:p>
         </w:tc>
         <w:tc>
@@ -17451,12 +20521,14 @@
                 <w:rFonts w:ascii="宋体" w:eastAsia="宋体" w:hAnsi="宋体" w:hint="eastAsia"/>
               </w:rPr>
             </w:pPr>
+            <w:proofErr w:type="spellStart"/>
             <w:r>
               <w:rPr>
                 <w:rFonts w:ascii="宋体" w:eastAsia="宋体" w:hAnsi="宋体"/>
               </w:rPr>
               <w:t>ib</w:t>
             </w:r>
+            <w:proofErr w:type="spellEnd"/>
           </w:p>
         </w:tc>
         <w:tc>
@@ -17503,12 +20575,14 @@
                 <w:rFonts w:ascii="宋体" w:eastAsia="宋体" w:hAnsi="宋体" w:hint="eastAsia"/>
               </w:rPr>
             </w:pPr>
+            <w:proofErr w:type="spellStart"/>
             <w:r>
               <w:rPr>
                 <w:rFonts w:ascii="宋体" w:eastAsia="宋体" w:hAnsi="宋体"/>
               </w:rPr>
               <w:t>ll</w:t>
             </w:r>
+            <w:proofErr w:type="spellEnd"/>
           </w:p>
         </w:tc>
         <w:tc>
@@ -17661,12 +20735,14 @@
                 <w:rFonts w:ascii="宋体" w:eastAsia="宋体" w:hAnsi="宋体" w:hint="eastAsia"/>
               </w:rPr>
             </w:pPr>
+            <w:proofErr w:type="spellStart"/>
             <w:r>
               <w:rPr>
                 <w:rFonts w:ascii="宋体" w:eastAsia="宋体" w:hAnsi="宋体"/>
               </w:rPr>
               <w:t>jk</w:t>
             </w:r>
+            <w:proofErr w:type="spellEnd"/>
           </w:p>
         </w:tc>
         <w:tc>
@@ -17686,12 +20762,14 @@
                 <w:rFonts w:ascii="宋体" w:eastAsia="宋体" w:hAnsi="宋体" w:hint="eastAsia"/>
               </w:rPr>
             </w:pPr>
+            <w:proofErr w:type="gramStart"/>
             <w:r>
               <w:rPr>
                 <w:rFonts w:ascii="宋体" w:eastAsia="宋体" w:hAnsi="宋体"/>
               </w:rPr>
               <w:t>叚</w:t>
             </w:r>
+            <w:proofErr w:type="gramEnd"/>
           </w:p>
         </w:tc>
         <w:tc>
@@ -17711,12 +20789,14 @@
                 <w:rFonts w:ascii="宋体" w:eastAsia="宋体" w:hAnsi="宋体" w:hint="eastAsia"/>
               </w:rPr>
             </w:pPr>
+            <w:proofErr w:type="spellStart"/>
             <w:r>
               <w:rPr>
                 <w:rFonts w:ascii="宋体" w:eastAsia="宋体" w:hAnsi="宋体"/>
               </w:rPr>
               <w:t>bj</w:t>
             </w:r>
+            <w:proofErr w:type="spellEnd"/>
           </w:p>
         </w:tc>
         <w:tc>
@@ -17761,12 +20841,14 @@
                 <w:rFonts w:ascii="宋体" w:eastAsia="宋体" w:hAnsi="宋体" w:hint="eastAsia"/>
               </w:rPr>
             </w:pPr>
+            <w:proofErr w:type="spellStart"/>
             <w:r>
               <w:rPr>
                 <w:rFonts w:ascii="宋体" w:eastAsia="宋体" w:hAnsi="宋体"/>
               </w:rPr>
               <w:t>ts</w:t>
             </w:r>
+            <w:proofErr w:type="spellEnd"/>
           </w:p>
         </w:tc>
         <w:tc>
@@ -17813,12 +20895,14 @@
                 <w:rFonts w:ascii="宋体" w:eastAsia="宋体" w:hAnsi="宋体" w:hint="eastAsia"/>
               </w:rPr>
             </w:pPr>
+            <w:proofErr w:type="spellStart"/>
             <w:r>
               <w:rPr>
                 <w:rFonts w:ascii="宋体" w:eastAsia="宋体" w:hAnsi="宋体"/>
               </w:rPr>
               <w:t>kv</w:t>
             </w:r>
+            <w:proofErr w:type="spellEnd"/>
           </w:p>
         </w:tc>
         <w:tc>
@@ -17863,12 +20947,14 @@
                 <w:rFonts w:ascii="宋体" w:eastAsia="宋体" w:hAnsi="宋体" w:hint="eastAsia"/>
               </w:rPr>
             </w:pPr>
+            <w:proofErr w:type="spellStart"/>
             <w:r>
               <w:rPr>
                 <w:rFonts w:ascii="宋体" w:eastAsia="宋体" w:hAnsi="宋体"/>
               </w:rPr>
               <w:t>jj</w:t>
             </w:r>
+            <w:proofErr w:type="spellEnd"/>
           </w:p>
         </w:tc>
         <w:tc>
@@ -17965,12 +21051,14 @@
                 <w:rFonts w:ascii="宋体" w:eastAsia="宋体" w:hAnsi="宋体" w:hint="eastAsia"/>
               </w:rPr>
             </w:pPr>
+            <w:proofErr w:type="spellStart"/>
             <w:r>
               <w:rPr>
                 <w:rFonts w:ascii="宋体" w:eastAsia="宋体" w:hAnsi="宋体"/>
               </w:rPr>
               <w:t>wm</w:t>
             </w:r>
+            <w:proofErr w:type="spellEnd"/>
           </w:p>
         </w:tc>
         <w:tc>
@@ -18040,12 +21128,14 @@
                 <w:rFonts w:ascii="宋体" w:eastAsia="宋体" w:hAnsi="宋体" w:hint="eastAsia"/>
               </w:rPr>
             </w:pPr>
+            <w:proofErr w:type="gramStart"/>
             <w:r>
               <w:rPr>
                 <w:rFonts w:ascii="宋体" w:eastAsia="宋体" w:hAnsi="宋体"/>
               </w:rPr>
               <w:t>囟</w:t>
             </w:r>
+            <w:proofErr w:type="gramEnd"/>
           </w:p>
         </w:tc>
         <w:tc>
@@ -18065,12 +21155,14 @@
                 <w:rFonts w:ascii="宋体" w:eastAsia="宋体" w:hAnsi="宋体" w:hint="eastAsia"/>
               </w:rPr>
             </w:pPr>
+            <w:proofErr w:type="spellStart"/>
             <w:r>
               <w:rPr>
                 <w:rFonts w:ascii="宋体" w:eastAsia="宋体" w:hAnsi="宋体"/>
               </w:rPr>
               <w:t>bt</w:t>
             </w:r>
+            <w:proofErr w:type="spellEnd"/>
           </w:p>
         </w:tc>
         <w:tc>
@@ -18167,12 +21259,14 @@
                 <w:rFonts w:ascii="宋体" w:eastAsia="宋体" w:hAnsi="宋体" w:hint="eastAsia"/>
               </w:rPr>
             </w:pPr>
+            <w:proofErr w:type="spellStart"/>
             <w:r>
               <w:rPr>
                 <w:rFonts w:ascii="宋体" w:eastAsia="宋体" w:hAnsi="宋体"/>
               </w:rPr>
               <w:t>sd</w:t>
             </w:r>
+            <w:proofErr w:type="spellEnd"/>
           </w:p>
         </w:tc>
         <w:tc>
@@ -18217,12 +21311,14 @@
                 <w:rFonts w:ascii="宋体" w:eastAsia="宋体" w:hAnsi="宋体" w:hint="eastAsia"/>
               </w:rPr>
             </w:pPr>
+            <w:proofErr w:type="spellStart"/>
             <w:r>
               <w:rPr>
                 <w:rFonts w:ascii="宋体" w:eastAsia="宋体" w:hAnsi="宋体"/>
               </w:rPr>
               <w:t>cn</w:t>
             </w:r>
+            <w:proofErr w:type="spellEnd"/>
           </w:p>
         </w:tc>
         <w:tc>
@@ -18269,12 +21365,14 @@
                 <w:rFonts w:ascii="宋体" w:eastAsia="宋体" w:hAnsi="宋体" w:hint="eastAsia"/>
               </w:rPr>
             </w:pPr>
+            <w:proofErr w:type="spellStart"/>
             <w:r>
               <w:rPr>
                 <w:rFonts w:ascii="宋体" w:eastAsia="宋体" w:hAnsi="宋体"/>
               </w:rPr>
               <w:t>na</w:t>
             </w:r>
+            <w:proofErr w:type="spellEnd"/>
           </w:p>
         </w:tc>
         <w:tc>
@@ -18319,12 +21417,14 @@
                 <w:rFonts w:ascii="宋体" w:eastAsia="宋体" w:hAnsi="宋体" w:hint="eastAsia"/>
               </w:rPr>
             </w:pPr>
+            <w:proofErr w:type="spellStart"/>
             <w:r>
               <w:rPr>
                 <w:rFonts w:ascii="宋体" w:eastAsia="宋体" w:hAnsi="宋体"/>
               </w:rPr>
               <w:t>ir</w:t>
             </w:r>
+            <w:proofErr w:type="spellEnd"/>
           </w:p>
         </w:tc>
         <w:tc>
@@ -18369,12 +21469,14 @@
                 <w:rFonts w:ascii="宋体" w:eastAsia="宋体" w:hAnsi="宋体" w:hint="eastAsia"/>
               </w:rPr>
             </w:pPr>
+            <w:proofErr w:type="spellStart"/>
             <w:r>
               <w:rPr>
                 <w:rFonts w:ascii="宋体" w:eastAsia="宋体" w:hAnsi="宋体"/>
               </w:rPr>
               <w:t>qw</w:t>
             </w:r>
+            <w:proofErr w:type="spellEnd"/>
           </w:p>
         </w:tc>
         <w:tc>
@@ -18421,12 +21523,14 @@
                 <w:rFonts w:ascii="宋体" w:eastAsia="宋体" w:hAnsi="宋体" w:hint="eastAsia"/>
               </w:rPr>
             </w:pPr>
+            <w:proofErr w:type="spellStart"/>
             <w:r>
               <w:rPr>
                 <w:rFonts w:ascii="宋体" w:eastAsia="宋体" w:hAnsi="宋体"/>
               </w:rPr>
               <w:t>vc</w:t>
             </w:r>
+            <w:proofErr w:type="spellEnd"/>
           </w:p>
         </w:tc>
         <w:tc>
@@ -18561,12 +21665,14 @@
                 <w:rFonts w:ascii="宋体" w:eastAsia="宋体" w:hAnsi="宋体" w:hint="eastAsia"/>
               </w:rPr>
             </w:pPr>
+            <w:proofErr w:type="spellStart"/>
             <w:r>
               <w:rPr>
                 <w:rFonts w:ascii="宋体" w:eastAsia="宋体" w:hAnsi="宋体"/>
               </w:rPr>
               <w:t>vp</w:t>
             </w:r>
+            <w:proofErr w:type="spellEnd"/>
           </w:p>
         </w:tc>
         <w:tc>
@@ -18771,7 +21877,76 @@
           <w:b/>
           <w:bCs/>
         </w:rPr>
-        <w:t>1.部首双</w:t>
+        <w:t>1.</w:t>
+      </w:r>
+      <w:proofErr w:type="gramStart"/>
+      <w:r>
+        <w:rPr>
+          <w:rFonts w:ascii="宋体" w:eastAsia="宋体" w:hAnsi="宋体" w:hint="eastAsia"/>
+          <w:b/>
+          <w:bCs/>
+        </w:rPr>
+        <w:t>部首双</w:t>
+      </w:r>
+      <w:r>
+        <w:rPr>
+          <w:rFonts w:ascii="宋体" w:eastAsia="宋体" w:hAnsi="宋体"/>
+          <w:b/>
+          <w:bCs/>
+        </w:rPr>
+        <w:t>码</w:t>
+      </w:r>
+      <w:proofErr w:type="gramEnd"/>
+      <w:r>
+        <w:rPr>
+          <w:rFonts w:ascii="宋体" w:eastAsia="宋体" w:hAnsi="宋体"/>
+          <w:b/>
+          <w:bCs/>
+        </w:rPr>
+        <w:t>简化</w:t>
+      </w:r>
+      <w:r>
+        <w:rPr>
+          <w:rFonts w:ascii="宋体" w:eastAsia="宋体" w:hAnsi="宋体" w:hint="eastAsia"/>
+          <w:b/>
+          <w:bCs/>
+        </w:rPr>
+        <w:t>：</w:t>
+      </w:r>
+      <w:r>
+        <w:rPr>
+          <w:rFonts w:ascii="宋体" w:eastAsia="宋体" w:hAnsi="宋体"/>
+        </w:rPr>
+        <w:t>部首</w:t>
+      </w:r>
+      <w:r>
+        <w:rPr>
+          <w:rFonts w:ascii="宋体" w:eastAsia="宋体" w:hAnsi="宋体" w:hint="eastAsia"/>
+        </w:rPr>
+        <w:t>码</w:t>
+      </w:r>
+      <w:r>
+        <w:rPr>
+          <w:rFonts w:ascii="宋体" w:eastAsia="宋体" w:hAnsi="宋体"/>
+        </w:rPr>
+        <w:t xml:space="preserve"> + b（作为部首提示）</w:t>
+      </w:r>
+    </w:p>
+    <w:p>
+      <w:pPr>
+        <w:rPr>
+          <w:rFonts w:ascii="宋体" w:eastAsia="宋体" w:hAnsi="宋体" w:hint="eastAsia"/>
+          <w:b/>
+          <w:bCs/>
+        </w:rPr>
+      </w:pPr>
+      <w:r>
+        <w:rPr>
+          <w:rFonts w:ascii="宋体" w:eastAsia="宋体" w:hAnsi="宋体" w:hint="eastAsia"/>
+          <w:b/>
+          <w:bCs/>
+        </w:rPr>
+        <w:t>2.前四</w:t>
       </w:r>
       <w:r>
         <w:rPr>
@@ -18793,44 +21968,75 @@
         <w:rPr>
           <w:rFonts w:ascii="宋体" w:eastAsia="宋体" w:hAnsi="宋体"/>
         </w:rPr>
-        <w:t>部首</w:t>
-      </w:r>
-      <w:r>
-        <w:rPr>
-          <w:rFonts w:ascii="宋体" w:eastAsia="宋体" w:hAnsi="宋体" w:hint="eastAsia"/>
+        <w:t>独体字：</w:t>
+      </w:r>
+      <w:proofErr w:type="gramStart"/>
+      <w:r>
+        <w:rPr>
+          <w:rFonts w:ascii="宋体" w:eastAsia="宋体" w:hAnsi="宋体"/>
+        </w:rPr>
+        <w:t>取</w:t>
+      </w:r>
+      <w:r>
+        <w:rPr>
+          <w:rFonts w:ascii="宋体" w:eastAsia="宋体" w:hAnsi="宋体" w:hint="eastAsia"/>
+        </w:rPr>
+        <w:t>初</w:t>
+      </w:r>
+      <w:r>
+        <w:rPr>
+          <w:rFonts w:ascii="宋体" w:eastAsia="宋体" w:hAnsi="宋体"/>
         </w:rPr>
         <w:t>码</w:t>
       </w:r>
-      <w:r>
-        <w:rPr>
-          <w:rFonts w:ascii="宋体" w:eastAsia="宋体" w:hAnsi="宋体"/>
-        </w:rPr>
-        <w:t xml:space="preserve"> + b（作为部首提示）</w:t>
-      </w:r>
-    </w:p>
-    <w:p>
-      <w:pPr>
-        <w:rPr>
-          <w:rFonts w:ascii="宋体" w:eastAsia="宋体" w:hAnsi="宋体" w:hint="eastAsia"/>
-          <w:b/>
-          <w:bCs/>
-        </w:rPr>
-      </w:pPr>
-      <w:r>
-        <w:rPr>
-          <w:rFonts w:ascii="宋体" w:eastAsia="宋体" w:hAnsi="宋体" w:hint="eastAsia"/>
-          <w:b/>
-          <w:bCs/>
-        </w:rPr>
-        <w:t>2.前四</w:t>
-      </w:r>
-      <w:r>
-        <w:rPr>
-          <w:rFonts w:ascii="宋体" w:eastAsia="宋体" w:hAnsi="宋体"/>
-          <w:b/>
-          <w:bCs/>
-        </w:rPr>
-        <w:t>码简化</w:t>
+      <w:proofErr w:type="gramEnd"/>
+      <w:r>
+        <w:rPr>
+          <w:rFonts w:ascii="宋体" w:eastAsia="宋体" w:hAnsi="宋体"/>
+        </w:rPr>
+        <w:t xml:space="preserve"> + d（独体标记）合体字作部件：</w:t>
+      </w:r>
+      <w:proofErr w:type="gramStart"/>
+      <w:r>
+        <w:rPr>
+          <w:rFonts w:ascii="宋体" w:eastAsia="宋体" w:hAnsi="宋体"/>
+        </w:rPr>
+        <w:t>取</w:t>
+      </w:r>
+      <w:r>
+        <w:rPr>
+          <w:rFonts w:ascii="宋体" w:eastAsia="宋体" w:hAnsi="宋体" w:hint="eastAsia"/>
+        </w:rPr>
+        <w:t>初</w:t>
+      </w:r>
+      <w:r>
+        <w:rPr>
+          <w:rFonts w:ascii="宋体" w:eastAsia="宋体" w:hAnsi="宋体"/>
+        </w:rPr>
+        <w:t>码</w:t>
+      </w:r>
+      <w:proofErr w:type="gramEnd"/>
+      <w:r>
+        <w:rPr>
+          <w:rFonts w:ascii="宋体" w:eastAsia="宋体" w:hAnsi="宋体"/>
+        </w:rPr>
+        <w:t xml:space="preserve"> + h（合体标记）</w:t>
+      </w:r>
+      <w:r>
+        <w:rPr>
+          <w:rFonts w:ascii="宋体" w:eastAsia="宋体" w:hAnsi="宋体" w:hint="eastAsia"/>
+          <w:b/>
+          <w:bCs/>
+        </w:rPr>
+        <w:t>3.扩展</w:t>
+      </w:r>
+      <w:r>
+        <w:rPr>
+          <w:rFonts w:ascii="宋体" w:eastAsia="宋体" w:hAnsi="宋体"/>
+          <w:b/>
+          <w:bCs/>
+        </w:rPr>
+        <w:t>字根简化</w:t>
       </w:r>
       <w:r>
         <w:rPr>
@@ -18840,51 +22046,155 @@
         </w:rPr>
         <w:t>：</w:t>
       </w:r>
-      <w:r>
-        <w:rPr>
-          <w:rFonts w:ascii="宋体" w:eastAsia="宋体" w:hAnsi="宋体"/>
-        </w:rPr>
-        <w:t>独体字：取</w:t>
-      </w:r>
-      <w:r>
-        <w:rPr>
-          <w:rFonts w:ascii="宋体" w:eastAsia="宋体" w:hAnsi="宋体" w:hint="eastAsia"/>
-        </w:rPr>
-        <w:t>初</w:t>
-      </w:r>
-      <w:r>
-        <w:rPr>
-          <w:rFonts w:ascii="宋体" w:eastAsia="宋体" w:hAnsi="宋体"/>
-        </w:rPr>
-        <w:t>码 + d（独体标记）合体字作部件：取</w:t>
-      </w:r>
-      <w:r>
-        <w:rPr>
-          <w:rFonts w:ascii="宋体" w:eastAsia="宋体" w:hAnsi="宋体" w:hint="eastAsia"/>
-        </w:rPr>
-        <w:t>初</w:t>
-      </w:r>
-      <w:r>
-        <w:rPr>
-          <w:rFonts w:ascii="宋体" w:eastAsia="宋体" w:hAnsi="宋体"/>
-        </w:rPr>
-        <w:t>码 + h（合体标记）</w:t>
-      </w:r>
-      <w:r>
-        <w:rPr>
-          <w:rFonts w:ascii="宋体" w:eastAsia="宋体" w:hAnsi="宋体" w:hint="eastAsia"/>
-          <w:b/>
-          <w:bCs/>
-        </w:rPr>
-        <w:t>3.扩展</w:t>
-      </w:r>
-      <w:r>
-        <w:rPr>
-          <w:rFonts w:ascii="宋体" w:eastAsia="宋体" w:hAnsi="宋体"/>
-          <w:b/>
-          <w:bCs/>
-        </w:rPr>
-        <w:t>字根简化</w:t>
+    </w:p>
+    <w:p>
+      <w:pPr>
+        <w:ind w:firstLineChars="200" w:firstLine="422"/>
+        <w:rPr>
+          <w:rFonts w:ascii="宋体" w:eastAsia="宋体" w:hAnsi="宋体" w:hint="eastAsia"/>
+          <w:b/>
+          <w:bCs/>
+        </w:rPr>
+      </w:pPr>
+      <w:r>
+        <w:rPr>
+          <w:rFonts w:ascii="宋体" w:eastAsia="宋体" w:hAnsi="宋体"/>
+          <w:b/>
+          <w:bCs/>
+        </w:rPr>
+        <w:t>部首简并的</w:t>
+      </w:r>
+      <w:r>
+        <w:rPr>
+          <w:rFonts w:ascii="宋体" w:eastAsia="宋体" w:hAnsi="宋体"/>
+        </w:rPr>
+        <w:t>：用</w:t>
+      </w:r>
+      <w:proofErr w:type="gramStart"/>
+      <w:r>
+        <w:rPr>
+          <w:rFonts w:ascii="宋体" w:eastAsia="宋体" w:hAnsi="宋体"/>
+        </w:rPr>
+        <w:t>简并部母</w:t>
+      </w:r>
+      <w:proofErr w:type="gramEnd"/>
+      <w:r>
+        <w:rPr>
+          <w:rFonts w:ascii="宋体" w:eastAsia="宋体" w:hAnsi="宋体"/>
+        </w:rPr>
+        <w:t xml:space="preserve"> + j</w:t>
+      </w:r>
+    </w:p>
+    <w:p>
+      <w:pPr>
+        <w:ind w:firstLineChars="200" w:firstLine="422"/>
+        <w:rPr>
+          <w:rFonts w:ascii="宋体" w:eastAsia="宋体" w:hAnsi="宋体" w:hint="eastAsia"/>
+          <w:b/>
+          <w:bCs/>
+        </w:rPr>
+      </w:pPr>
+      <w:proofErr w:type="gramStart"/>
+      <w:r>
+        <w:rPr>
+          <w:rFonts w:ascii="宋体" w:eastAsia="宋体" w:hAnsi="宋体"/>
+          <w:b/>
+          <w:bCs/>
+        </w:rPr>
+        <w:t>罕部</w:t>
+      </w:r>
+      <w:r>
+        <w:rPr>
+          <w:rFonts w:ascii="宋体" w:eastAsia="宋体" w:hAnsi="宋体" w:hint="eastAsia"/>
+          <w:b/>
+          <w:bCs/>
+        </w:rPr>
+        <w:t>跳过</w:t>
+      </w:r>
+      <w:proofErr w:type="gramEnd"/>
+      <w:r>
+        <w:rPr>
+          <w:rFonts w:ascii="宋体" w:eastAsia="宋体" w:hAnsi="宋体"/>
+          <w:b/>
+          <w:bCs/>
+        </w:rPr>
+        <w:t>的</w:t>
+      </w:r>
+      <w:r>
+        <w:rPr>
+          <w:rFonts w:ascii="宋体" w:eastAsia="宋体" w:hAnsi="宋体"/>
+        </w:rPr>
+        <w:t>：并入独体字表示</w:t>
+      </w:r>
+    </w:p>
+    <w:p>
+      <w:pPr>
+        <w:ind w:firstLineChars="200" w:firstLine="422"/>
+        <w:rPr>
+          <w:rFonts w:ascii="宋体" w:eastAsia="宋体" w:hAnsi="宋体" w:hint="eastAsia"/>
+        </w:rPr>
+      </w:pPr>
+      <w:r>
+        <w:rPr>
+          <w:rFonts w:ascii="宋体" w:eastAsia="宋体" w:hAnsi="宋体"/>
+          <w:b/>
+          <w:bCs/>
+        </w:rPr>
+        <w:t>其他</w:t>
+      </w:r>
+      <w:r>
+        <w:rPr>
+          <w:rFonts w:ascii="宋体" w:eastAsia="宋体" w:hAnsi="宋体" w:hint="eastAsia"/>
+          <w:b/>
+          <w:bCs/>
+        </w:rPr>
+        <w:t>扩展</w:t>
+      </w:r>
+      <w:r>
+        <w:rPr>
+          <w:rFonts w:ascii="宋体" w:eastAsia="宋体" w:hAnsi="宋体"/>
+          <w:b/>
+          <w:bCs/>
+        </w:rPr>
+        <w:t>字根</w:t>
+      </w:r>
+      <w:r>
+        <w:rPr>
+          <w:rFonts w:ascii="宋体" w:eastAsia="宋体" w:hAnsi="宋体"/>
+        </w:rPr>
+        <w:t>：用占位符号ee</w:t>
+      </w:r>
+    </w:p>
+    <w:p>
+      <w:pPr>
+        <w:ind w:firstLineChars="200" w:firstLine="422"/>
+        <w:rPr>
+          <w:rFonts w:ascii="宋体" w:eastAsia="宋体" w:hAnsi="宋体" w:hint="eastAsia"/>
+        </w:rPr>
+      </w:pPr>
+      <w:r>
+        <w:rPr>
+          <w:rFonts w:ascii="宋体" w:eastAsia="宋体" w:hAnsi="宋体"/>
+          <w:b/>
+          <w:bCs/>
+        </w:rPr>
+        <w:t>可进一步拆分的</w:t>
+      </w:r>
+      <w:r>
+        <w:rPr>
+          <w:rFonts w:ascii="宋体" w:eastAsia="宋体" w:hAnsi="宋体" w:hint="eastAsia"/>
+          <w:b/>
+          <w:bCs/>
+        </w:rPr>
+        <w:t>扩展</w:t>
+      </w:r>
+      <w:r>
+        <w:rPr>
+          <w:rFonts w:ascii="宋体" w:eastAsia="宋体" w:hAnsi="宋体"/>
+          <w:b/>
+          <w:bCs/>
+        </w:rPr>
+        <w:t>字根</w:t>
       </w:r>
       <w:r>
         <w:rPr>
@@ -18894,148 +22204,6 @@
         </w:rPr>
         <w:t>：</w:t>
       </w:r>
-    </w:p>
-    <w:p>
-      <w:pPr>
-        <w:ind w:firstLineChars="200" w:firstLine="422"/>
-        <w:rPr>
-          <w:rFonts w:ascii="宋体" w:eastAsia="宋体" w:hAnsi="宋体" w:hint="eastAsia"/>
-          <w:b/>
-          <w:bCs/>
-        </w:rPr>
-      </w:pPr>
-      <w:r>
-        <w:rPr>
-          <w:rFonts w:ascii="宋体" w:eastAsia="宋体" w:hAnsi="宋体"/>
-          <w:b/>
-          <w:bCs/>
-        </w:rPr>
-        <w:t>部首简并的</w:t>
-      </w:r>
-      <w:r>
-        <w:rPr>
-          <w:rFonts w:ascii="宋体" w:eastAsia="宋体" w:hAnsi="宋体"/>
-        </w:rPr>
-        <w:t>：用简并部母 + j</w:t>
-      </w:r>
-    </w:p>
-    <w:p>
-      <w:pPr>
-        <w:ind w:firstLineChars="200" w:firstLine="422"/>
-        <w:rPr>
-          <w:rFonts w:ascii="宋体" w:eastAsia="宋体" w:hAnsi="宋体" w:hint="eastAsia"/>
-          <w:b/>
-          <w:bCs/>
-        </w:rPr>
-      </w:pPr>
-      <w:r>
-        <w:rPr>
-          <w:rFonts w:ascii="宋体" w:eastAsia="宋体" w:hAnsi="宋体"/>
-          <w:b/>
-          <w:bCs/>
-        </w:rPr>
-        <w:t>罕部</w:t>
-      </w:r>
-      <w:r>
-        <w:rPr>
-          <w:rFonts w:ascii="宋体" w:eastAsia="宋体" w:hAnsi="宋体" w:hint="eastAsia"/>
-          <w:b/>
-          <w:bCs/>
-        </w:rPr>
-        <w:t>跳过</w:t>
-      </w:r>
-      <w:r>
-        <w:rPr>
-          <w:rFonts w:ascii="宋体" w:eastAsia="宋体" w:hAnsi="宋体"/>
-          <w:b/>
-          <w:bCs/>
-        </w:rPr>
-        <w:t>的</w:t>
-      </w:r>
-      <w:r>
-        <w:rPr>
-          <w:rFonts w:ascii="宋体" w:eastAsia="宋体" w:hAnsi="宋体"/>
-        </w:rPr>
-        <w:t>：并入独体字表示</w:t>
-      </w:r>
-    </w:p>
-    <w:p>
-      <w:pPr>
-        <w:ind w:firstLineChars="200" w:firstLine="422"/>
-        <w:rPr>
-          <w:rFonts w:ascii="宋体" w:eastAsia="宋体" w:hAnsi="宋体" w:hint="eastAsia"/>
-        </w:rPr>
-      </w:pPr>
-      <w:r>
-        <w:rPr>
-          <w:rFonts w:ascii="宋体" w:eastAsia="宋体" w:hAnsi="宋体"/>
-          <w:b/>
-          <w:bCs/>
-        </w:rPr>
-        <w:t>其他</w:t>
-      </w:r>
-      <w:r>
-        <w:rPr>
-          <w:rFonts w:ascii="宋体" w:eastAsia="宋体" w:hAnsi="宋体" w:hint="eastAsia"/>
-          <w:b/>
-          <w:bCs/>
-        </w:rPr>
-        <w:t>扩展</w:t>
-      </w:r>
-      <w:r>
-        <w:rPr>
-          <w:rFonts w:ascii="宋体" w:eastAsia="宋体" w:hAnsi="宋体"/>
-          <w:b/>
-          <w:bCs/>
-        </w:rPr>
-        <w:t>字根</w:t>
-      </w:r>
-      <w:r>
-        <w:rPr>
-          <w:rFonts w:ascii="宋体" w:eastAsia="宋体" w:hAnsi="宋体"/>
-        </w:rPr>
-        <w:t>：用占位符号ee</w:t>
-      </w:r>
-    </w:p>
-    <w:p>
-      <w:pPr>
-        <w:ind w:firstLineChars="200" w:firstLine="422"/>
-        <w:rPr>
-          <w:rFonts w:ascii="宋体" w:eastAsia="宋体" w:hAnsi="宋体" w:hint="eastAsia"/>
-        </w:rPr>
-      </w:pPr>
-      <w:r>
-        <w:rPr>
-          <w:rFonts w:ascii="宋体" w:eastAsia="宋体" w:hAnsi="宋体"/>
-          <w:b/>
-          <w:bCs/>
-        </w:rPr>
-        <w:t>可进一步拆分的</w:t>
-      </w:r>
-      <w:r>
-        <w:rPr>
-          <w:rFonts w:ascii="宋体" w:eastAsia="宋体" w:hAnsi="宋体" w:hint="eastAsia"/>
-          <w:b/>
-          <w:bCs/>
-        </w:rPr>
-        <w:t>扩展</w:t>
-      </w:r>
-      <w:r>
-        <w:rPr>
-          <w:rFonts w:ascii="宋体" w:eastAsia="宋体" w:hAnsi="宋体"/>
-          <w:b/>
-          <w:bCs/>
-        </w:rPr>
-        <w:t>字根</w:t>
-      </w:r>
-      <w:r>
-        <w:rPr>
-          <w:rFonts w:ascii="宋体" w:eastAsia="宋体" w:hAnsi="宋体" w:hint="eastAsia"/>
-          <w:b/>
-          <w:bCs/>
-        </w:rPr>
-        <w:t>：</w:t>
-      </w:r>
       <w:r>
         <w:rPr>
           <w:rFonts w:ascii="宋体" w:eastAsia="宋体" w:hAnsi="宋体" w:hint="eastAsia"/>
@@ -19061,6 +22229,7 @@
           <w:b/>
           <w:bCs/>
         </w:rPr>
+        <w:lastRenderedPageBreak/>
         <w:t>4.</w:t>
       </w:r>
       <w:r>
@@ -19198,7 +22367,6 @@
         <w:rPr>
           <w:rFonts w:ascii="宋体" w:eastAsia="宋体" w:hAnsi="宋体"/>
         </w:rPr>
-        <w:lastRenderedPageBreak/>
         <w:t>同一汉字可能有不同的</w:t>
       </w:r>
       <w:r>
@@ -19328,7 +22496,21 @@
         <w:rPr>
           <w:rFonts w:ascii="宋体" w:eastAsia="宋体" w:hAnsi="宋体"/>
         </w:rPr>
-        <w:t>如"白"→bl（韵母ai→l）与拼音关联</w:t>
+        <w:t>如"白"→bl（韵母</w:t>
+      </w:r>
+      <w:proofErr w:type="spellStart"/>
+      <w:r>
+        <w:rPr>
+          <w:rFonts w:ascii="宋体" w:eastAsia="宋体" w:hAnsi="宋体"/>
+        </w:rPr>
+        <w:t>ai→l</w:t>
+      </w:r>
+      <w:proofErr w:type="spellEnd"/>
+      <w:r>
+        <w:rPr>
+          <w:rFonts w:ascii="宋体" w:eastAsia="宋体" w:hAnsi="宋体"/>
+        </w:rPr>
+        <w:t>）与拼音关联</w:t>
       </w:r>
     </w:p>
     <w:p>
@@ -19414,7 +22596,14 @@
         <w:rPr>
           <w:rFonts w:ascii="宋体" w:eastAsia="宋体" w:hAnsi="宋体"/>
         </w:rPr>
-        <w:t>拆分识别"可再分、表意强"的部首，为合体字的</w:t>
+        <w:t>拆分识别"可再分、表意强"的部首，为合体字</w:t>
+      </w:r>
+      <w:proofErr w:type="gramStart"/>
+      <w:r>
+        <w:rPr>
+          <w:rFonts w:ascii="宋体" w:eastAsia="宋体" w:hAnsi="宋体"/>
+        </w:rPr>
+        <w:t>的</w:t>
       </w:r>
       <w:r>
         <w:rPr>
@@ -19426,7 +22615,14 @@
         <w:rPr>
           <w:rFonts w:ascii="宋体" w:eastAsia="宋体" w:hAnsi="宋体"/>
         </w:rPr>
-        <w:t>码选取提供依据</w:t>
+        <w:t>码选取</w:t>
+      </w:r>
+      <w:proofErr w:type="gramEnd"/>
+      <w:r>
+        <w:rPr>
+          <w:rFonts w:ascii="宋体" w:eastAsia="宋体" w:hAnsi="宋体"/>
+        </w:rPr>
+        <w:t>提供依据</w:t>
       </w:r>
     </w:p>
     <w:p>
@@ -19580,7 +22776,21 @@
         <w:rPr>
           <w:rFonts w:ascii="宋体" w:eastAsia="宋体" w:hAnsi="宋体"/>
         </w:rPr>
-        <w:t>相似结构的字采用相似的拆分方式</w:t>
+        <w:t>相似结构的</w:t>
+      </w:r>
+      <w:proofErr w:type="gramStart"/>
+      <w:r>
+        <w:rPr>
+          <w:rFonts w:ascii="宋体" w:eastAsia="宋体" w:hAnsi="宋体"/>
+        </w:rPr>
+        <w:t>字采用</w:t>
+      </w:r>
+      <w:proofErr w:type="gramEnd"/>
+      <w:r>
+        <w:rPr>
+          <w:rFonts w:ascii="宋体" w:eastAsia="宋体" w:hAnsi="宋体"/>
+        </w:rPr>
+        <w:t>相似的拆分方式</w:t>
       </w:r>
     </w:p>
     <w:p>
@@ -19692,7 +22902,14 @@
         <w:rPr>
           <w:rFonts w:ascii="宋体" w:eastAsia="宋体" w:hAnsi="宋体"/>
         </w:rPr>
-        <w:t>提供了坚实的字形分析基础，使</w:t>
+        <w:t>提供了坚实的字形分析基础，</w:t>
+      </w:r>
+      <w:proofErr w:type="gramStart"/>
+      <w:r>
+        <w:rPr>
+          <w:rFonts w:ascii="宋体" w:eastAsia="宋体" w:hAnsi="宋体"/>
+        </w:rPr>
+        <w:t>使</w:t>
       </w:r>
       <w:r>
         <w:rPr>
@@ -19706,6 +22923,7 @@
         </w:rPr>
         <w:t>码和</w:t>
       </w:r>
+      <w:proofErr w:type="gramEnd"/>
       <w:r>
         <w:rPr>
           <w:rFonts w:ascii="宋体" w:eastAsia="宋体" w:hAnsi="宋体" w:hint="eastAsia"/>
@@ -20020,6 +23238,7 @@
         </w:rPr>
         <w:t>：ABCDE.F形式的</w:t>
       </w:r>
+      <w:proofErr w:type="gramStart"/>
       <w:r>
         <w:rPr>
           <w:rFonts w:ascii="宋体" w:eastAsia="宋体" w:hAnsi="宋体" w:hint="eastAsia"/>
@@ -20040,7 +23259,28 @@
         <w:rPr>
           <w:rFonts w:ascii="宋体" w:eastAsia="宋体" w:hAnsi="宋体"/>
         </w:rPr>
-        <w:t>可覆盖Unicode收录的所有汉字（不包括喃字等独立文字系统），并保持全局零重码。</w:t>
+        <w:t>可覆盖</w:t>
+      </w:r>
+      <w:proofErr w:type="gramEnd"/>
+      <w:r>
+        <w:rPr>
+          <w:rFonts w:ascii="宋体" w:eastAsia="宋体" w:hAnsi="宋体"/>
+        </w:rPr>
+        <w:t>Unicode收录的所有汉字（不包括</w:t>
+      </w:r>
+      <w:proofErr w:type="gramStart"/>
+      <w:r>
+        <w:rPr>
+          <w:rFonts w:ascii="宋体" w:eastAsia="宋体" w:hAnsi="宋体"/>
+        </w:rPr>
+        <w:t>喃</w:t>
+      </w:r>
+      <w:proofErr w:type="gramEnd"/>
+      <w:r>
+        <w:rPr>
+          <w:rFonts w:ascii="宋体" w:eastAsia="宋体" w:hAnsi="宋体"/>
+        </w:rPr>
+        <w:t>字等独立文字系统），并保持全局零重码。</w:t>
       </w:r>
     </w:p>
     <w:p>
@@ -20152,6 +23392,7 @@
           <w:bCs/>
           <w:szCs w:val="21"/>
         </w:rPr>
+        <w:lastRenderedPageBreak/>
         <w:t>补充功能</w:t>
       </w:r>
       <w:r>
@@ -20269,7 +23510,23 @@
           <w:rFonts w:ascii="宋体" w:eastAsia="宋体" w:hAnsi="宋体"/>
           <w:szCs w:val="21"/>
         </w:rPr>
-        <w:t>：一个编码仅对应一个词语（但一个词语可对应多个编码）</w:t>
+        <w:t>：一个</w:t>
+      </w:r>
+      <w:proofErr w:type="gramStart"/>
+      <w:r>
+        <w:rPr>
+          <w:rFonts w:ascii="宋体" w:eastAsia="宋体" w:hAnsi="宋体"/>
+          <w:szCs w:val="21"/>
+        </w:rPr>
+        <w:t>编码仅</w:t>
+      </w:r>
+      <w:proofErr w:type="gramEnd"/>
+      <w:r>
+        <w:rPr>
+          <w:rFonts w:ascii="宋体" w:eastAsia="宋体" w:hAnsi="宋体"/>
+          <w:szCs w:val="21"/>
+        </w:rPr>
+        <w:t>对应一个词语（但一个词语可对应多个编码）</w:t>
       </w:r>
     </w:p>
     <w:p>
@@ -20335,7 +23592,6 @@
           <w:bCs/>
           <w:szCs w:val="21"/>
         </w:rPr>
-        <w:lastRenderedPageBreak/>
         <w:t>1. 二字词</w:t>
       </w:r>
     </w:p>
@@ -20374,26 +23630,36 @@
         </w:rPr>
         <w:t>（</w:t>
       </w:r>
-      <w:r>
-        <w:rPr>
-          <w:rFonts w:ascii="宋体" w:eastAsia="宋体" w:hAnsi="宋体" w:hint="eastAsia"/>
-          <w:szCs w:val="21"/>
-        </w:rPr>
-        <w:t>即初码+韵码组合</w:t>
-      </w:r>
-      <w:r>
-        <w:rPr>
-          <w:rFonts w:ascii="宋体" w:eastAsia="宋体" w:hAnsi="宋体" w:hint="eastAsia"/>
-          <w:szCs w:val="21"/>
-        </w:rPr>
-        <w:t>）</w:t>
-      </w:r>
-      <w:r>
-        <w:rPr>
-          <w:rFonts w:ascii="宋体" w:eastAsia="宋体" w:hAnsi="宋体"/>
-          <w:szCs w:val="21"/>
-        </w:rPr>
-        <w:t xml:space="preserve"> + 第二字</w:t>
+      <w:proofErr w:type="gramStart"/>
+      <w:r>
+        <w:rPr>
+          <w:rFonts w:ascii="宋体" w:eastAsia="宋体" w:hAnsi="宋体" w:hint="eastAsia"/>
+          <w:szCs w:val="21"/>
+        </w:rPr>
+        <w:t>即初码</w:t>
+      </w:r>
+      <w:proofErr w:type="gramEnd"/>
+      <w:r>
+        <w:rPr>
+          <w:rFonts w:ascii="宋体" w:eastAsia="宋体" w:hAnsi="宋体" w:hint="eastAsia"/>
+          <w:szCs w:val="21"/>
+        </w:rPr>
+        <w:t>+韵码组合）</w:t>
+      </w:r>
+      <w:r>
+        <w:rPr>
+          <w:rFonts w:ascii="宋体" w:eastAsia="宋体" w:hAnsi="宋体"/>
+          <w:szCs w:val="21"/>
+        </w:rPr>
+        <w:t xml:space="preserve"> + 第二</w:t>
+      </w:r>
+      <w:proofErr w:type="gramStart"/>
+      <w:r>
+        <w:rPr>
+          <w:rFonts w:ascii="宋体" w:eastAsia="宋体" w:hAnsi="宋体"/>
+          <w:szCs w:val="21"/>
+        </w:rPr>
+        <w:t>字</w:t>
       </w:r>
       <w:r>
         <w:rPr>
@@ -20409,6 +23675,7 @@
         </w:rPr>
         <w:t>码</w:t>
       </w:r>
+      <w:proofErr w:type="gramEnd"/>
     </w:p>
     <w:p>
       <w:pPr>
@@ -20450,6 +23717,36 @@
           <w:rFonts w:ascii="宋体" w:eastAsia="宋体" w:hAnsi="宋体"/>
           <w:szCs w:val="21"/>
         </w:rPr>
+        <w:t xml:space="preserve"> → 补充第二字</w:t>
+      </w:r>
+      <w:proofErr w:type="gramStart"/>
+      <w:r>
+        <w:rPr>
+          <w:rFonts w:ascii="宋体" w:eastAsia="宋体" w:hAnsi="宋体"/>
+          <w:szCs w:val="21"/>
+        </w:rPr>
+        <w:t>的</w:t>
+      </w:r>
+      <w:r>
+        <w:rPr>
+          <w:rFonts w:ascii="宋体" w:eastAsia="宋体" w:hAnsi="宋体" w:hint="eastAsia"/>
+          <w:szCs w:val="21"/>
+        </w:rPr>
+        <w:t>调</w:t>
+      </w:r>
+      <w:r>
+        <w:rPr>
+          <w:rFonts w:ascii="宋体" w:eastAsia="宋体" w:hAnsi="宋体"/>
+          <w:szCs w:val="21"/>
+        </w:rPr>
+        <w:t>码</w:t>
+      </w:r>
+      <w:proofErr w:type="gramEnd"/>
+      <w:r>
+        <w:rPr>
+          <w:rFonts w:ascii="宋体" w:eastAsia="宋体" w:hAnsi="宋体"/>
+          <w:szCs w:val="21"/>
+        </w:rPr>
         <w:t xml:space="preserve"> → 补充第二字的</w:t>
       </w:r>
       <w:r>
@@ -20457,6 +23754,517 @@
           <w:rFonts w:ascii="宋体" w:eastAsia="宋体" w:hAnsi="宋体" w:hint="eastAsia"/>
           <w:szCs w:val="21"/>
         </w:rPr>
+        <w:t>主</w:t>
+      </w:r>
+      <w:r>
+        <w:rPr>
+          <w:rFonts w:ascii="宋体" w:eastAsia="宋体" w:hAnsi="宋体"/>
+          <w:szCs w:val="21"/>
+        </w:rPr>
+        <w:t>码</w:t>
+      </w:r>
+    </w:p>
+    <w:p>
+      <w:pPr>
+        <w:rPr>
+          <w:rFonts w:ascii="宋体" w:eastAsia="宋体" w:hAnsi="宋体" w:hint="eastAsia"/>
+          <w:b/>
+          <w:bCs/>
+          <w:szCs w:val="21"/>
+        </w:rPr>
+      </w:pPr>
+      <w:r>
+        <w:rPr>
+          <w:rFonts w:ascii="宋体" w:eastAsia="宋体" w:hAnsi="宋体"/>
+          <w:b/>
+          <w:bCs/>
+          <w:szCs w:val="21"/>
+        </w:rPr>
+        <w:t>2. 三字词</w:t>
+      </w:r>
+    </w:p>
+    <w:p>
+      <w:pPr>
+        <w:rPr>
+          <w:rFonts w:ascii="宋体" w:eastAsia="宋体" w:hAnsi="宋体" w:hint="eastAsia"/>
+          <w:szCs w:val="21"/>
+        </w:rPr>
+      </w:pPr>
+      <w:r>
+        <w:rPr>
+          <w:rFonts w:ascii="宋体" w:eastAsia="宋体" w:hAnsi="宋体"/>
+          <w:szCs w:val="21"/>
+        </w:rPr>
+        <w:t>最简码 = 第一</w:t>
+      </w:r>
+      <w:proofErr w:type="gramStart"/>
+      <w:r>
+        <w:rPr>
+          <w:rFonts w:ascii="宋体" w:eastAsia="宋体" w:hAnsi="宋体"/>
+          <w:szCs w:val="21"/>
+        </w:rPr>
+        <w:t>字</w:t>
+      </w:r>
+      <w:r>
+        <w:rPr>
+          <w:rFonts w:ascii="宋体" w:eastAsia="宋体" w:hAnsi="宋体" w:hint="eastAsia"/>
+          <w:szCs w:val="21"/>
+        </w:rPr>
+        <w:t>初</w:t>
+      </w:r>
+      <w:r>
+        <w:rPr>
+          <w:rFonts w:ascii="宋体" w:eastAsia="宋体" w:hAnsi="宋体"/>
+          <w:szCs w:val="21"/>
+        </w:rPr>
+        <w:t>码</w:t>
+      </w:r>
+      <w:proofErr w:type="gramEnd"/>
+      <w:r>
+        <w:rPr>
+          <w:rFonts w:ascii="宋体" w:eastAsia="宋体" w:hAnsi="宋体"/>
+          <w:szCs w:val="21"/>
+        </w:rPr>
+        <w:t xml:space="preserve"> + 第二</w:t>
+      </w:r>
+      <w:proofErr w:type="gramStart"/>
+      <w:r>
+        <w:rPr>
+          <w:rFonts w:ascii="宋体" w:eastAsia="宋体" w:hAnsi="宋体"/>
+          <w:szCs w:val="21"/>
+        </w:rPr>
+        <w:t>字</w:t>
+      </w:r>
+      <w:r>
+        <w:rPr>
+          <w:rFonts w:ascii="宋体" w:eastAsia="宋体" w:hAnsi="宋体" w:hint="eastAsia"/>
+          <w:szCs w:val="21"/>
+        </w:rPr>
+        <w:t>初</w:t>
+      </w:r>
+      <w:r>
+        <w:rPr>
+          <w:rFonts w:ascii="宋体" w:eastAsia="宋体" w:hAnsi="宋体"/>
+          <w:szCs w:val="21"/>
+        </w:rPr>
+        <w:t>码</w:t>
+      </w:r>
+      <w:proofErr w:type="gramEnd"/>
+      <w:r>
+        <w:rPr>
+          <w:rFonts w:ascii="宋体" w:eastAsia="宋体" w:hAnsi="宋体"/>
+          <w:szCs w:val="21"/>
+        </w:rPr>
+        <w:t xml:space="preserve"> + 第三</w:t>
+      </w:r>
+      <w:proofErr w:type="gramStart"/>
+      <w:r>
+        <w:rPr>
+          <w:rFonts w:ascii="宋体" w:eastAsia="宋体" w:hAnsi="宋体"/>
+          <w:szCs w:val="21"/>
+        </w:rPr>
+        <w:t>字</w:t>
+      </w:r>
+      <w:r>
+        <w:rPr>
+          <w:rFonts w:ascii="宋体" w:eastAsia="宋体" w:hAnsi="宋体" w:hint="eastAsia"/>
+          <w:szCs w:val="21"/>
+        </w:rPr>
+        <w:t>初</w:t>
+      </w:r>
+      <w:r>
+        <w:rPr>
+          <w:rFonts w:ascii="宋体" w:eastAsia="宋体" w:hAnsi="宋体"/>
+          <w:szCs w:val="21"/>
+        </w:rPr>
+        <w:t>码</w:t>
+      </w:r>
+      <w:proofErr w:type="gramEnd"/>
+    </w:p>
+    <w:p>
+      <w:pPr>
+        <w:rPr>
+          <w:rFonts w:ascii="宋体" w:eastAsia="宋体" w:hAnsi="宋体" w:hint="eastAsia"/>
+          <w:szCs w:val="21"/>
+        </w:rPr>
+      </w:pPr>
+      <w:r>
+        <w:rPr>
+          <w:rFonts w:ascii="宋体" w:eastAsia="宋体" w:hAnsi="宋体"/>
+          <w:szCs w:val="21"/>
+        </w:rPr>
+        <w:t>扩展顺序：补第一</w:t>
+      </w:r>
+      <w:proofErr w:type="gramStart"/>
+      <w:r>
+        <w:rPr>
+          <w:rFonts w:ascii="宋体" w:eastAsia="宋体" w:hAnsi="宋体"/>
+          <w:szCs w:val="21"/>
+        </w:rPr>
+        <w:t>字</w:t>
+      </w:r>
+      <w:r>
+        <w:rPr>
+          <w:rFonts w:ascii="宋体" w:eastAsia="宋体" w:hAnsi="宋体" w:hint="eastAsia"/>
+          <w:szCs w:val="21"/>
+        </w:rPr>
+        <w:t>韵</w:t>
+      </w:r>
+      <w:r>
+        <w:rPr>
+          <w:rFonts w:ascii="宋体" w:eastAsia="宋体" w:hAnsi="宋体"/>
+          <w:szCs w:val="21"/>
+        </w:rPr>
+        <w:t>码</w:t>
+      </w:r>
+      <w:proofErr w:type="gramEnd"/>
+      <w:r>
+        <w:rPr>
+          <w:rFonts w:ascii="宋体" w:eastAsia="宋体" w:hAnsi="宋体"/>
+          <w:szCs w:val="21"/>
+        </w:rPr>
+        <w:t xml:space="preserve"> → 补第二字</w:t>
+      </w:r>
+      <w:r>
+        <w:rPr>
+          <w:rFonts w:ascii="宋体" w:eastAsia="宋体" w:hAnsi="宋体" w:hint="eastAsia"/>
+          <w:szCs w:val="21"/>
+        </w:rPr>
+        <w:t>韵</w:t>
+      </w:r>
+      <w:r>
+        <w:rPr>
+          <w:rFonts w:ascii="宋体" w:eastAsia="宋体" w:hAnsi="宋体"/>
+          <w:szCs w:val="21"/>
+        </w:rPr>
+        <w:t>码</w:t>
+      </w:r>
+      <w:r>
+        <w:rPr>
+          <w:rFonts w:ascii="宋体" w:eastAsia="宋体" w:hAnsi="宋体" w:hint="eastAsia"/>
+          <w:szCs w:val="21"/>
+        </w:rPr>
+        <w:t>（最常用）</w:t>
+      </w:r>
+      <w:r>
+        <w:rPr>
+          <w:rFonts w:ascii="宋体" w:eastAsia="宋体" w:hAnsi="宋体"/>
+          <w:szCs w:val="21"/>
+        </w:rPr>
+        <w:t xml:space="preserve"> → 补第三</w:t>
+      </w:r>
+      <w:proofErr w:type="gramStart"/>
+      <w:r>
+        <w:rPr>
+          <w:rFonts w:ascii="宋体" w:eastAsia="宋体" w:hAnsi="宋体"/>
+          <w:szCs w:val="21"/>
+        </w:rPr>
+        <w:t>字</w:t>
+      </w:r>
+      <w:r>
+        <w:rPr>
+          <w:rFonts w:ascii="宋体" w:eastAsia="宋体" w:hAnsi="宋体" w:hint="eastAsia"/>
+          <w:szCs w:val="21"/>
+        </w:rPr>
+        <w:t>韵</w:t>
+      </w:r>
+      <w:r>
+        <w:rPr>
+          <w:rFonts w:ascii="宋体" w:eastAsia="宋体" w:hAnsi="宋体"/>
+          <w:szCs w:val="21"/>
+        </w:rPr>
+        <w:t>码</w:t>
+      </w:r>
+      <w:proofErr w:type="gramEnd"/>
+      <w:r>
+        <w:rPr>
+          <w:rFonts w:ascii="宋体" w:eastAsia="宋体" w:hAnsi="宋体"/>
+          <w:szCs w:val="21"/>
+        </w:rPr>
+        <w:t xml:space="preserve"> → 补第三字</w:t>
+      </w:r>
+      <w:r>
+        <w:rPr>
+          <w:rFonts w:ascii="宋体" w:eastAsia="宋体" w:hAnsi="宋体" w:hint="eastAsia"/>
+          <w:szCs w:val="21"/>
+        </w:rPr>
+        <w:t>调/主</w:t>
+      </w:r>
+      <w:r>
+        <w:rPr>
+          <w:rFonts w:ascii="宋体" w:eastAsia="宋体" w:hAnsi="宋体"/>
+          <w:szCs w:val="21"/>
+        </w:rPr>
+        <w:t>码</w:t>
+      </w:r>
+    </w:p>
+    <w:p>
+      <w:pPr>
+        <w:rPr>
+          <w:rFonts w:ascii="宋体" w:eastAsia="宋体" w:hAnsi="宋体" w:hint="eastAsia"/>
+          <w:b/>
+          <w:bCs/>
+          <w:szCs w:val="21"/>
+        </w:rPr>
+      </w:pPr>
+      <w:r>
+        <w:rPr>
+          <w:rFonts w:ascii="宋体" w:eastAsia="宋体" w:hAnsi="宋体"/>
+          <w:b/>
+          <w:bCs/>
+          <w:szCs w:val="21"/>
+        </w:rPr>
+        <w:t>3. 四字词</w:t>
+      </w:r>
+    </w:p>
+    <w:p>
+      <w:pPr>
+        <w:rPr>
+          <w:rFonts w:ascii="宋体" w:eastAsia="宋体" w:hAnsi="宋体" w:hint="eastAsia"/>
+          <w:szCs w:val="21"/>
+        </w:rPr>
+      </w:pPr>
+      <w:r>
+        <w:rPr>
+          <w:rFonts w:ascii="宋体" w:eastAsia="宋体" w:hAnsi="宋体"/>
+          <w:szCs w:val="21"/>
+        </w:rPr>
+        <w:t>方案1（</w:t>
+      </w:r>
+      <w:r>
+        <w:rPr>
+          <w:rFonts w:ascii="宋体" w:eastAsia="宋体" w:hAnsi="宋体" w:hint="eastAsia"/>
+          <w:szCs w:val="21"/>
+        </w:rPr>
+        <w:t>备用</w:t>
+      </w:r>
+      <w:r>
+        <w:rPr>
+          <w:rFonts w:ascii="宋体" w:eastAsia="宋体" w:hAnsi="宋体"/>
+          <w:szCs w:val="21"/>
+        </w:rPr>
+        <w:t>）：第一</w:t>
+      </w:r>
+      <w:proofErr w:type="gramStart"/>
+      <w:r>
+        <w:rPr>
+          <w:rFonts w:ascii="宋体" w:eastAsia="宋体" w:hAnsi="宋体"/>
+          <w:szCs w:val="21"/>
+        </w:rPr>
+        <w:t>字</w:t>
+      </w:r>
+      <w:r>
+        <w:rPr>
+          <w:rFonts w:ascii="宋体" w:eastAsia="宋体" w:hAnsi="宋体" w:hint="eastAsia"/>
+          <w:szCs w:val="21"/>
+        </w:rPr>
+        <w:t>初</w:t>
+      </w:r>
+      <w:r>
+        <w:rPr>
+          <w:rFonts w:ascii="宋体" w:eastAsia="宋体" w:hAnsi="宋体"/>
+          <w:szCs w:val="21"/>
+        </w:rPr>
+        <w:t>码</w:t>
+      </w:r>
+      <w:proofErr w:type="gramEnd"/>
+      <w:r>
+        <w:rPr>
+          <w:rFonts w:ascii="宋体" w:eastAsia="宋体" w:hAnsi="宋体"/>
+          <w:szCs w:val="21"/>
+        </w:rPr>
+        <w:t xml:space="preserve"> + 第二</w:t>
+      </w:r>
+      <w:proofErr w:type="gramStart"/>
+      <w:r>
+        <w:rPr>
+          <w:rFonts w:ascii="宋体" w:eastAsia="宋体" w:hAnsi="宋体"/>
+          <w:szCs w:val="21"/>
+        </w:rPr>
+        <w:t>字</w:t>
+      </w:r>
+      <w:r>
+        <w:rPr>
+          <w:rFonts w:ascii="宋体" w:eastAsia="宋体" w:hAnsi="宋体" w:hint="eastAsia"/>
+          <w:szCs w:val="21"/>
+        </w:rPr>
+        <w:t>初</w:t>
+      </w:r>
+      <w:r>
+        <w:rPr>
+          <w:rFonts w:ascii="宋体" w:eastAsia="宋体" w:hAnsi="宋体"/>
+          <w:szCs w:val="21"/>
+        </w:rPr>
+        <w:t>码</w:t>
+      </w:r>
+      <w:proofErr w:type="gramEnd"/>
+      <w:r>
+        <w:rPr>
+          <w:rFonts w:ascii="宋体" w:eastAsia="宋体" w:hAnsi="宋体"/>
+          <w:szCs w:val="21"/>
+        </w:rPr>
+        <w:t xml:space="preserve"> + 第四</w:t>
+      </w:r>
+      <w:proofErr w:type="gramStart"/>
+      <w:r>
+        <w:rPr>
+          <w:rFonts w:ascii="宋体" w:eastAsia="宋体" w:hAnsi="宋体"/>
+          <w:szCs w:val="21"/>
+        </w:rPr>
+        <w:t>字</w:t>
+      </w:r>
+      <w:r>
+        <w:rPr>
+          <w:rFonts w:ascii="宋体" w:eastAsia="宋体" w:hAnsi="宋体" w:hint="eastAsia"/>
+          <w:szCs w:val="21"/>
+        </w:rPr>
+        <w:t>初</w:t>
+      </w:r>
+      <w:r>
+        <w:rPr>
+          <w:rFonts w:ascii="宋体" w:eastAsia="宋体" w:hAnsi="宋体"/>
+          <w:szCs w:val="21"/>
+        </w:rPr>
+        <w:t>码</w:t>
+      </w:r>
+      <w:proofErr w:type="gramEnd"/>
+    </w:p>
+    <w:p>
+      <w:pPr>
+        <w:rPr>
+          <w:rFonts w:ascii="宋体" w:eastAsia="宋体" w:hAnsi="宋体" w:hint="eastAsia"/>
+          <w:szCs w:val="21"/>
+        </w:rPr>
+      </w:pPr>
+      <w:r>
+        <w:rPr>
+          <w:rFonts w:ascii="宋体" w:eastAsia="宋体" w:hAnsi="宋体"/>
+          <w:szCs w:val="21"/>
+        </w:rPr>
+        <w:t>方案2（</w:t>
+      </w:r>
+      <w:r>
+        <w:rPr>
+          <w:rFonts w:ascii="宋体" w:eastAsia="宋体" w:hAnsi="宋体" w:hint="eastAsia"/>
+          <w:szCs w:val="21"/>
+        </w:rPr>
+        <w:t>常用</w:t>
+      </w:r>
+      <w:r>
+        <w:rPr>
+          <w:rFonts w:ascii="宋体" w:eastAsia="宋体" w:hAnsi="宋体"/>
+          <w:szCs w:val="21"/>
+        </w:rPr>
+        <w:t>）：四个字各取</w:t>
+      </w:r>
+      <w:r>
+        <w:rPr>
+          <w:rFonts w:ascii="宋体" w:eastAsia="宋体" w:hAnsi="宋体" w:hint="eastAsia"/>
+          <w:szCs w:val="21"/>
+        </w:rPr>
+        <w:t>初</w:t>
+      </w:r>
+      <w:r>
+        <w:rPr>
+          <w:rFonts w:ascii="宋体" w:eastAsia="宋体" w:hAnsi="宋体"/>
+          <w:szCs w:val="21"/>
+        </w:rPr>
+        <w:t>码</w:t>
+      </w:r>
+    </w:p>
+    <w:p>
+      <w:pPr>
+        <w:rPr>
+          <w:rFonts w:ascii="宋体" w:eastAsia="宋体" w:hAnsi="宋体" w:hint="eastAsia"/>
+          <w:szCs w:val="21"/>
+        </w:rPr>
+      </w:pPr>
+      <w:r>
+        <w:rPr>
+          <w:rFonts w:ascii="宋体" w:eastAsia="宋体" w:hAnsi="宋体"/>
+          <w:szCs w:val="21"/>
+        </w:rPr>
+        <w:t>扩展顺序：</w:t>
+      </w:r>
+      <w:proofErr w:type="gramStart"/>
+      <w:r>
+        <w:rPr>
+          <w:rFonts w:ascii="宋体" w:eastAsia="宋体" w:hAnsi="宋体"/>
+          <w:szCs w:val="21"/>
+        </w:rPr>
+        <w:t>补前三</w:t>
+      </w:r>
+      <w:proofErr w:type="gramEnd"/>
+      <w:r>
+        <w:rPr>
+          <w:rFonts w:ascii="宋体" w:eastAsia="宋体" w:hAnsi="宋体"/>
+          <w:szCs w:val="21"/>
+        </w:rPr>
+        <w:t>字</w:t>
+      </w:r>
+      <w:r>
+        <w:rPr>
+          <w:rFonts w:ascii="宋体" w:eastAsia="宋体" w:hAnsi="宋体" w:hint="eastAsia"/>
+          <w:szCs w:val="21"/>
+        </w:rPr>
+        <w:t>韵</w:t>
+      </w:r>
+      <w:r>
+        <w:rPr>
+          <w:rFonts w:ascii="宋体" w:eastAsia="宋体" w:hAnsi="宋体"/>
+          <w:szCs w:val="21"/>
+        </w:rPr>
+        <w:t>码</w:t>
+      </w:r>
+      <w:r>
+        <w:rPr>
+          <w:rFonts w:ascii="宋体" w:eastAsia="宋体" w:hAnsi="宋体" w:hint="eastAsia"/>
+          <w:szCs w:val="21"/>
+        </w:rPr>
+        <w:t>（常用）</w:t>
+      </w:r>
+      <w:r>
+        <w:rPr>
+          <w:rFonts w:ascii="宋体" w:eastAsia="宋体" w:hAnsi="宋体"/>
+          <w:szCs w:val="21"/>
+        </w:rPr>
+        <w:t xml:space="preserve"> → 补第四</w:t>
+      </w:r>
+      <w:proofErr w:type="gramStart"/>
+      <w:r>
+        <w:rPr>
+          <w:rFonts w:ascii="宋体" w:eastAsia="宋体" w:hAnsi="宋体"/>
+          <w:szCs w:val="21"/>
+        </w:rPr>
+        <w:t>字</w:t>
+      </w:r>
+      <w:r>
+        <w:rPr>
+          <w:rFonts w:ascii="宋体" w:eastAsia="宋体" w:hAnsi="宋体" w:hint="eastAsia"/>
+          <w:szCs w:val="21"/>
+        </w:rPr>
+        <w:t>韵</w:t>
+      </w:r>
+      <w:r>
+        <w:rPr>
+          <w:rFonts w:ascii="宋体" w:eastAsia="宋体" w:hAnsi="宋体"/>
+          <w:szCs w:val="21"/>
+        </w:rPr>
+        <w:t>码</w:t>
+      </w:r>
+      <w:proofErr w:type="gramEnd"/>
+      <w:r>
+        <w:rPr>
+          <w:rFonts w:ascii="宋体" w:eastAsia="宋体" w:hAnsi="宋体"/>
+          <w:szCs w:val="21"/>
+        </w:rPr>
+        <w:t xml:space="preserve"> → 补第四字</w:t>
+      </w:r>
+      <w:r>
+        <w:rPr>
+          <w:rFonts w:ascii="宋体" w:eastAsia="宋体" w:hAnsi="宋体" w:hint="eastAsia"/>
+          <w:szCs w:val="21"/>
+        </w:rPr>
         <w:t>调</w:t>
       </w:r>
       <w:r>
@@ -20464,7 +24272,7 @@
           <w:rFonts w:ascii="宋体" w:eastAsia="宋体" w:hAnsi="宋体"/>
           <w:szCs w:val="21"/>
         </w:rPr>
-        <w:t>码 → 补充第二字的</w:t>
+        <w:t>/</w:t>
       </w:r>
       <w:r>
         <w:rPr>
@@ -20497,22 +24305,30 @@
           <w:bCs/>
           <w:szCs w:val="21"/>
         </w:rPr>
-        <w:t>2. 三字词</w:t>
-      </w:r>
-    </w:p>
-    <w:p>
-      <w:pPr>
-        <w:rPr>
-          <w:rFonts w:ascii="宋体" w:eastAsia="宋体" w:hAnsi="宋体" w:hint="eastAsia"/>
-          <w:szCs w:val="21"/>
-        </w:rPr>
-      </w:pPr>
-      <w:r>
-        <w:rPr>
-          <w:rFonts w:ascii="宋体" w:eastAsia="宋体" w:hAnsi="宋体"/>
-          <w:szCs w:val="21"/>
-        </w:rPr>
-        <w:t>最简码 = 第一字</w:t>
+        <w:t>4. 五字及以上</w:t>
+      </w:r>
+    </w:p>
+    <w:p>
+      <w:pPr>
+        <w:rPr>
+          <w:rFonts w:ascii="宋体" w:eastAsia="宋体" w:hAnsi="宋体" w:hint="eastAsia"/>
+          <w:szCs w:val="21"/>
+        </w:rPr>
+      </w:pPr>
+      <w:r>
+        <w:rPr>
+          <w:rFonts w:ascii="宋体" w:eastAsia="宋体" w:hAnsi="宋体"/>
+          <w:szCs w:val="21"/>
+        </w:rPr>
+        <w:t>方案1：第一</w:t>
+      </w:r>
+      <w:proofErr w:type="gramStart"/>
+      <w:r>
+        <w:rPr>
+          <w:rFonts w:ascii="宋体" w:eastAsia="宋体" w:hAnsi="宋体"/>
+          <w:szCs w:val="21"/>
+        </w:rPr>
+        <w:t>字</w:t>
       </w:r>
       <w:r>
         <w:rPr>
@@ -20526,7 +24342,23 @@
           <w:rFonts w:ascii="宋体" w:eastAsia="宋体" w:hAnsi="宋体"/>
           <w:szCs w:val="21"/>
         </w:rPr>
-        <w:t>码 + 第二字</w:t>
+        <w:t>码</w:t>
+      </w:r>
+      <w:proofErr w:type="gramEnd"/>
+      <w:r>
+        <w:rPr>
+          <w:rFonts w:ascii="宋体" w:eastAsia="宋体" w:hAnsi="宋体"/>
+          <w:szCs w:val="21"/>
+        </w:rPr>
+        <w:t xml:space="preserve"> + 第二</w:t>
+      </w:r>
+      <w:proofErr w:type="gramStart"/>
+      <w:r>
+        <w:rPr>
+          <w:rFonts w:ascii="宋体" w:eastAsia="宋体" w:hAnsi="宋体"/>
+          <w:szCs w:val="21"/>
+        </w:rPr>
+        <w:t>字</w:t>
       </w:r>
       <w:r>
         <w:rPr>
@@ -20540,7 +24372,23 @@
           <w:rFonts w:ascii="宋体" w:eastAsia="宋体" w:hAnsi="宋体"/>
           <w:szCs w:val="21"/>
         </w:rPr>
-        <w:t>码 + 第三字</w:t>
+        <w:t>码</w:t>
+      </w:r>
+      <w:proofErr w:type="gramEnd"/>
+      <w:r>
+        <w:rPr>
+          <w:rFonts w:ascii="宋体" w:eastAsia="宋体" w:hAnsi="宋体"/>
+          <w:szCs w:val="21"/>
+        </w:rPr>
+        <w:t xml:space="preserve"> + </w:t>
+      </w:r>
+      <w:proofErr w:type="gramStart"/>
+      <w:r>
+        <w:rPr>
+          <w:rFonts w:ascii="宋体" w:eastAsia="宋体" w:hAnsi="宋体"/>
+          <w:szCs w:val="21"/>
+        </w:rPr>
+        <w:t>最后字</w:t>
       </w:r>
       <w:r>
         <w:rPr>
@@ -20556,20 +24404,164 @@
         </w:rPr>
         <w:t>码</w:t>
       </w:r>
-    </w:p>
-    <w:p>
-      <w:pPr>
-        <w:rPr>
-          <w:rFonts w:ascii="宋体" w:eastAsia="宋体" w:hAnsi="宋体" w:hint="eastAsia"/>
-          <w:szCs w:val="21"/>
-        </w:rPr>
-      </w:pPr>
-      <w:r>
-        <w:rPr>
-          <w:rFonts w:ascii="宋体" w:eastAsia="宋体" w:hAnsi="宋体"/>
-          <w:szCs w:val="21"/>
-        </w:rPr>
-        <w:t>扩展顺序：补第一字</w:t>
+      <w:proofErr w:type="gramEnd"/>
+    </w:p>
+    <w:p>
+      <w:pPr>
+        <w:rPr>
+          <w:rFonts w:ascii="宋体" w:eastAsia="宋体" w:hAnsi="宋体" w:hint="eastAsia"/>
+          <w:szCs w:val="21"/>
+        </w:rPr>
+      </w:pPr>
+      <w:r>
+        <w:rPr>
+          <w:rFonts w:ascii="宋体" w:eastAsia="宋体" w:hAnsi="宋体"/>
+          <w:szCs w:val="21"/>
+        </w:rPr>
+        <w:t>方案2（适应习惯</w:t>
+      </w:r>
+      <w:r>
+        <w:rPr>
+          <w:rFonts w:ascii="宋体" w:eastAsia="宋体" w:hAnsi="宋体" w:hint="eastAsia"/>
+          <w:szCs w:val="21"/>
+        </w:rPr>
+        <w:t>，常用</w:t>
+      </w:r>
+      <w:r>
+        <w:rPr>
+          <w:rFonts w:ascii="宋体" w:eastAsia="宋体" w:hAnsi="宋体"/>
+          <w:szCs w:val="21"/>
+        </w:rPr>
+        <w:t>）：前三</w:t>
+      </w:r>
+      <w:proofErr w:type="gramStart"/>
+      <w:r>
+        <w:rPr>
+          <w:rFonts w:ascii="宋体" w:eastAsia="宋体" w:hAnsi="宋体"/>
+          <w:szCs w:val="21"/>
+        </w:rPr>
+        <w:t>字</w:t>
+      </w:r>
+      <w:r>
+        <w:rPr>
+          <w:rFonts w:ascii="宋体" w:eastAsia="宋体" w:hAnsi="宋体" w:hint="eastAsia"/>
+          <w:szCs w:val="21"/>
+        </w:rPr>
+        <w:t>初</w:t>
+      </w:r>
+      <w:r>
+        <w:rPr>
+          <w:rFonts w:ascii="宋体" w:eastAsia="宋体" w:hAnsi="宋体"/>
+          <w:szCs w:val="21"/>
+        </w:rPr>
+        <w:t>码</w:t>
+      </w:r>
+      <w:proofErr w:type="gramEnd"/>
+      <w:r>
+        <w:rPr>
+          <w:rFonts w:ascii="宋体" w:eastAsia="宋体" w:hAnsi="宋体"/>
+          <w:szCs w:val="21"/>
+        </w:rPr>
+        <w:t xml:space="preserve"> + </w:t>
+      </w:r>
+      <w:proofErr w:type="gramStart"/>
+      <w:r>
+        <w:rPr>
+          <w:rFonts w:ascii="宋体" w:eastAsia="宋体" w:hAnsi="宋体"/>
+          <w:szCs w:val="21"/>
+        </w:rPr>
+        <w:t>最后字</w:t>
+      </w:r>
+      <w:r>
+        <w:rPr>
+          <w:rFonts w:ascii="宋体" w:eastAsia="宋体" w:hAnsi="宋体" w:hint="eastAsia"/>
+          <w:szCs w:val="21"/>
+        </w:rPr>
+        <w:t>初</w:t>
+      </w:r>
+      <w:r>
+        <w:rPr>
+          <w:rFonts w:ascii="宋体" w:eastAsia="宋体" w:hAnsi="宋体"/>
+          <w:szCs w:val="21"/>
+        </w:rPr>
+        <w:t>码</w:t>
+      </w:r>
+      <w:proofErr w:type="gramEnd"/>
+    </w:p>
+    <w:p>
+      <w:pPr>
+        <w:rPr>
+          <w:rFonts w:ascii="宋体" w:eastAsia="宋体" w:hAnsi="宋体" w:hint="eastAsia"/>
+          <w:szCs w:val="21"/>
+        </w:rPr>
+      </w:pPr>
+      <w:r>
+        <w:rPr>
+          <w:rFonts w:ascii="宋体" w:eastAsia="宋体" w:hAnsi="宋体"/>
+          <w:szCs w:val="21"/>
+        </w:rPr>
+        <w:t>扩展顺序：</w:t>
+      </w:r>
+      <w:proofErr w:type="gramStart"/>
+      <w:r>
+        <w:rPr>
+          <w:rFonts w:ascii="宋体" w:eastAsia="宋体" w:hAnsi="宋体"/>
+          <w:szCs w:val="21"/>
+        </w:rPr>
+        <w:t>补所有字</w:t>
+      </w:r>
+      <w:r>
+        <w:rPr>
+          <w:rFonts w:ascii="宋体" w:eastAsia="宋体" w:hAnsi="宋体" w:hint="eastAsia"/>
+          <w:szCs w:val="21"/>
+        </w:rPr>
+        <w:t>初</w:t>
+      </w:r>
+      <w:r>
+        <w:rPr>
+          <w:rFonts w:ascii="宋体" w:eastAsia="宋体" w:hAnsi="宋体"/>
+          <w:szCs w:val="21"/>
+        </w:rPr>
+        <w:t>码</w:t>
+      </w:r>
+      <w:proofErr w:type="gramEnd"/>
+      <w:r>
+        <w:rPr>
+          <w:rFonts w:ascii="宋体" w:eastAsia="宋体" w:hAnsi="宋体" w:hint="eastAsia"/>
+          <w:szCs w:val="21"/>
+        </w:rPr>
+        <w:t>（常用）</w:t>
+      </w:r>
+      <w:r>
+        <w:rPr>
+          <w:rFonts w:ascii="宋体" w:eastAsia="宋体" w:hAnsi="宋体"/>
+          <w:szCs w:val="21"/>
+        </w:rPr>
+        <w:t xml:space="preserve"> → </w:t>
+      </w:r>
+      <w:proofErr w:type="gramStart"/>
+      <w:r>
+        <w:rPr>
+          <w:rFonts w:ascii="宋体" w:eastAsia="宋体" w:hAnsi="宋体"/>
+          <w:szCs w:val="21"/>
+        </w:rPr>
+        <w:t>补最后</w:t>
+      </w:r>
+      <w:proofErr w:type="gramEnd"/>
+      <w:r>
+        <w:rPr>
+          <w:rFonts w:ascii="宋体" w:eastAsia="宋体" w:hAnsi="宋体"/>
+          <w:szCs w:val="21"/>
+        </w:rPr>
+        <w:t>字外</w:t>
+      </w:r>
+      <w:proofErr w:type="gramStart"/>
+      <w:r>
+        <w:rPr>
+          <w:rFonts w:ascii="宋体" w:eastAsia="宋体" w:hAnsi="宋体"/>
+          <w:szCs w:val="21"/>
+        </w:rPr>
+        <w:t>的</w:t>
       </w:r>
       <w:r>
         <w:rPr>
@@ -20583,471 +24575,31 @@
           <w:rFonts w:ascii="宋体" w:eastAsia="宋体" w:hAnsi="宋体"/>
           <w:szCs w:val="21"/>
         </w:rPr>
-        <w:t>码 → 补第二字</w:t>
-      </w:r>
-      <w:r>
-        <w:rPr>
-          <w:rFonts w:ascii="宋体" w:eastAsia="宋体" w:hAnsi="宋体" w:hint="eastAsia"/>
-          <w:szCs w:val="21"/>
-        </w:rPr>
-        <w:t>韵</w:t>
-      </w:r>
-      <w:r>
-        <w:rPr>
-          <w:rFonts w:ascii="宋体" w:eastAsia="宋体" w:hAnsi="宋体"/>
-          <w:szCs w:val="21"/>
-        </w:rPr>
         <w:t>码</w:t>
       </w:r>
-      <w:r>
-        <w:rPr>
-          <w:rFonts w:ascii="宋体" w:eastAsia="宋体" w:hAnsi="宋体" w:hint="eastAsia"/>
-          <w:szCs w:val="21"/>
-        </w:rPr>
-        <w:t>（最常用）</w:t>
-      </w:r>
-      <w:r>
-        <w:rPr>
-          <w:rFonts w:ascii="宋体" w:eastAsia="宋体" w:hAnsi="宋体"/>
-          <w:szCs w:val="21"/>
-        </w:rPr>
-        <w:t xml:space="preserve"> → 补第三字</w:t>
-      </w:r>
-      <w:r>
-        <w:rPr>
-          <w:rFonts w:ascii="宋体" w:eastAsia="宋体" w:hAnsi="宋体" w:hint="eastAsia"/>
-          <w:szCs w:val="21"/>
-        </w:rPr>
-        <w:t>韵</w:t>
-      </w:r>
-      <w:r>
-        <w:rPr>
-          <w:rFonts w:ascii="宋体" w:eastAsia="宋体" w:hAnsi="宋体"/>
-          <w:szCs w:val="21"/>
-        </w:rPr>
-        <w:t>码 → 补第三字</w:t>
-      </w:r>
-      <w:r>
-        <w:rPr>
-          <w:rFonts w:ascii="宋体" w:eastAsia="宋体" w:hAnsi="宋体" w:hint="eastAsia"/>
-          <w:szCs w:val="21"/>
-        </w:rPr>
-        <w:t>调/主</w:t>
-      </w:r>
-      <w:r>
-        <w:rPr>
-          <w:rFonts w:ascii="宋体" w:eastAsia="宋体" w:hAnsi="宋体"/>
-          <w:szCs w:val="21"/>
-        </w:rPr>
-        <w:t>码</w:t>
-      </w:r>
-    </w:p>
-    <w:p>
-      <w:pPr>
-        <w:rPr>
-          <w:rFonts w:ascii="宋体" w:eastAsia="宋体" w:hAnsi="宋体" w:hint="eastAsia"/>
-          <w:b/>
-          <w:bCs/>
-          <w:szCs w:val="21"/>
-        </w:rPr>
-      </w:pPr>
-      <w:r>
-        <w:rPr>
-          <w:rFonts w:ascii="宋体" w:eastAsia="宋体" w:hAnsi="宋体"/>
-          <w:b/>
-          <w:bCs/>
-          <w:szCs w:val="21"/>
-        </w:rPr>
-        <w:t>3. 四字词</w:t>
-      </w:r>
-    </w:p>
-    <w:p>
-      <w:pPr>
-        <w:rPr>
-          <w:rFonts w:ascii="宋体" w:eastAsia="宋体" w:hAnsi="宋体" w:hint="eastAsia"/>
-          <w:szCs w:val="21"/>
-        </w:rPr>
-      </w:pPr>
-      <w:r>
-        <w:rPr>
-          <w:rFonts w:ascii="宋体" w:eastAsia="宋体" w:hAnsi="宋体"/>
-          <w:szCs w:val="21"/>
-        </w:rPr>
-        <w:t>方案1（</w:t>
-      </w:r>
-      <w:r>
-        <w:rPr>
-          <w:rFonts w:ascii="宋体" w:eastAsia="宋体" w:hAnsi="宋体" w:hint="eastAsia"/>
-          <w:szCs w:val="21"/>
-        </w:rPr>
-        <w:t>备用</w:t>
-      </w:r>
-      <w:r>
-        <w:rPr>
-          <w:rFonts w:ascii="宋体" w:eastAsia="宋体" w:hAnsi="宋体"/>
-          <w:szCs w:val="21"/>
-        </w:rPr>
-        <w:t>）：第一字</w:t>
-      </w:r>
-      <w:r>
-        <w:rPr>
-          <w:rFonts w:ascii="宋体" w:eastAsia="宋体" w:hAnsi="宋体" w:hint="eastAsia"/>
-          <w:szCs w:val="21"/>
-        </w:rPr>
-        <w:t>初</w:t>
-      </w:r>
-      <w:r>
-        <w:rPr>
-          <w:rFonts w:ascii="宋体" w:eastAsia="宋体" w:hAnsi="宋体"/>
-          <w:szCs w:val="21"/>
-        </w:rPr>
-        <w:t>码 + 第二字</w:t>
-      </w:r>
-      <w:r>
-        <w:rPr>
-          <w:rFonts w:ascii="宋体" w:eastAsia="宋体" w:hAnsi="宋体" w:hint="eastAsia"/>
-          <w:szCs w:val="21"/>
-        </w:rPr>
-        <w:t>初</w:t>
-      </w:r>
-      <w:r>
-        <w:rPr>
-          <w:rFonts w:ascii="宋体" w:eastAsia="宋体" w:hAnsi="宋体"/>
-          <w:szCs w:val="21"/>
-        </w:rPr>
-        <w:t>码 + 第四字</w:t>
-      </w:r>
-      <w:r>
-        <w:rPr>
-          <w:rFonts w:ascii="宋体" w:eastAsia="宋体" w:hAnsi="宋体" w:hint="eastAsia"/>
-          <w:szCs w:val="21"/>
-        </w:rPr>
-        <w:t>初</w:t>
-      </w:r>
-      <w:r>
-        <w:rPr>
-          <w:rFonts w:ascii="宋体" w:eastAsia="宋体" w:hAnsi="宋体"/>
-          <w:szCs w:val="21"/>
-        </w:rPr>
-        <w:t>码</w:t>
-      </w:r>
-    </w:p>
-    <w:p>
-      <w:pPr>
-        <w:rPr>
-          <w:rFonts w:ascii="宋体" w:eastAsia="宋体" w:hAnsi="宋体" w:hint="eastAsia"/>
-          <w:szCs w:val="21"/>
-        </w:rPr>
-      </w:pPr>
-      <w:r>
-        <w:rPr>
-          <w:rFonts w:ascii="宋体" w:eastAsia="宋体" w:hAnsi="宋体"/>
-          <w:szCs w:val="21"/>
-        </w:rPr>
-        <w:t>方案2（</w:t>
-      </w:r>
-      <w:r>
-        <w:rPr>
-          <w:rFonts w:ascii="宋体" w:eastAsia="宋体" w:hAnsi="宋体" w:hint="eastAsia"/>
-          <w:szCs w:val="21"/>
-        </w:rPr>
-        <w:t>常用</w:t>
-      </w:r>
-      <w:r>
-        <w:rPr>
-          <w:rFonts w:ascii="宋体" w:eastAsia="宋体" w:hAnsi="宋体"/>
-          <w:szCs w:val="21"/>
-        </w:rPr>
-        <w:t>）：四个字各取</w:t>
-      </w:r>
-      <w:r>
-        <w:rPr>
-          <w:rFonts w:ascii="宋体" w:eastAsia="宋体" w:hAnsi="宋体" w:hint="eastAsia"/>
-          <w:szCs w:val="21"/>
-        </w:rPr>
-        <w:t>初</w:t>
-      </w:r>
-      <w:r>
-        <w:rPr>
-          <w:rFonts w:ascii="宋体" w:eastAsia="宋体" w:hAnsi="宋体"/>
-          <w:szCs w:val="21"/>
-        </w:rPr>
-        <w:t>码</w:t>
-      </w:r>
-    </w:p>
-    <w:p>
-      <w:pPr>
-        <w:rPr>
-          <w:rFonts w:ascii="宋体" w:eastAsia="宋体" w:hAnsi="宋体" w:hint="eastAsia"/>
-          <w:szCs w:val="21"/>
-        </w:rPr>
-      </w:pPr>
-      <w:r>
-        <w:rPr>
-          <w:rFonts w:ascii="宋体" w:eastAsia="宋体" w:hAnsi="宋体"/>
-          <w:szCs w:val="21"/>
-        </w:rPr>
-        <w:t>扩展顺序：补前三字</w:t>
-      </w:r>
-      <w:r>
-        <w:rPr>
-          <w:rFonts w:ascii="宋体" w:eastAsia="宋体" w:hAnsi="宋体" w:hint="eastAsia"/>
-          <w:szCs w:val="21"/>
-        </w:rPr>
-        <w:t>韵</w:t>
-      </w:r>
-      <w:r>
-        <w:rPr>
-          <w:rFonts w:ascii="宋体" w:eastAsia="宋体" w:hAnsi="宋体"/>
-          <w:szCs w:val="21"/>
-        </w:rPr>
-        <w:t>码</w:t>
-      </w:r>
-      <w:r>
-        <w:rPr>
-          <w:rFonts w:ascii="宋体" w:eastAsia="宋体" w:hAnsi="宋体" w:hint="eastAsia"/>
-          <w:szCs w:val="21"/>
-        </w:rPr>
-        <w:t>（常用）</w:t>
-      </w:r>
-      <w:r>
-        <w:rPr>
-          <w:rFonts w:ascii="宋体" w:eastAsia="宋体" w:hAnsi="宋体"/>
-          <w:szCs w:val="21"/>
-        </w:rPr>
-        <w:t xml:space="preserve"> → 补第四字</w:t>
-      </w:r>
-      <w:r>
-        <w:rPr>
-          <w:rFonts w:ascii="宋体" w:eastAsia="宋体" w:hAnsi="宋体" w:hint="eastAsia"/>
-          <w:szCs w:val="21"/>
-        </w:rPr>
-        <w:t>韵</w:t>
-      </w:r>
-      <w:r>
-        <w:rPr>
-          <w:rFonts w:ascii="宋体" w:eastAsia="宋体" w:hAnsi="宋体"/>
-          <w:szCs w:val="21"/>
-        </w:rPr>
-        <w:t>码 → 补第四字</w:t>
-      </w:r>
-      <w:r>
-        <w:rPr>
-          <w:rFonts w:ascii="宋体" w:eastAsia="宋体" w:hAnsi="宋体" w:hint="eastAsia"/>
-          <w:szCs w:val="21"/>
-        </w:rPr>
-        <w:t>调</w:t>
-      </w:r>
-      <w:r>
-        <w:rPr>
-          <w:rFonts w:ascii="宋体" w:eastAsia="宋体" w:hAnsi="宋体"/>
-          <w:szCs w:val="21"/>
-        </w:rPr>
-        <w:t>/</w:t>
-      </w:r>
-      <w:r>
-        <w:rPr>
-          <w:rFonts w:ascii="宋体" w:eastAsia="宋体" w:hAnsi="宋体" w:hint="eastAsia"/>
-          <w:szCs w:val="21"/>
-        </w:rPr>
-        <w:t>主</w:t>
-      </w:r>
-      <w:r>
-        <w:rPr>
-          <w:rFonts w:ascii="宋体" w:eastAsia="宋体" w:hAnsi="宋体"/>
-          <w:szCs w:val="21"/>
-        </w:rPr>
-        <w:t>码</w:t>
-      </w:r>
-    </w:p>
-    <w:p>
-      <w:pPr>
-        <w:rPr>
-          <w:rFonts w:ascii="宋体" w:eastAsia="宋体" w:hAnsi="宋体" w:hint="eastAsia"/>
-          <w:b/>
-          <w:bCs/>
-          <w:szCs w:val="21"/>
-        </w:rPr>
-      </w:pPr>
-      <w:r>
-        <w:rPr>
-          <w:rFonts w:ascii="宋体" w:eastAsia="宋体" w:hAnsi="宋体"/>
-          <w:b/>
-          <w:bCs/>
-          <w:szCs w:val="21"/>
-        </w:rPr>
-        <w:t>4. 五字及以上</w:t>
-      </w:r>
-    </w:p>
-    <w:p>
-      <w:pPr>
-        <w:rPr>
-          <w:rFonts w:ascii="宋体" w:eastAsia="宋体" w:hAnsi="宋体" w:hint="eastAsia"/>
-          <w:szCs w:val="21"/>
-        </w:rPr>
-      </w:pPr>
-      <w:r>
-        <w:rPr>
-          <w:rFonts w:ascii="宋体" w:eastAsia="宋体" w:hAnsi="宋体"/>
-          <w:szCs w:val="21"/>
-        </w:rPr>
-        <w:t>方案1：第一字</w:t>
-      </w:r>
-      <w:r>
-        <w:rPr>
-          <w:rFonts w:ascii="宋体" w:eastAsia="宋体" w:hAnsi="宋体" w:hint="eastAsia"/>
-          <w:szCs w:val="21"/>
-        </w:rPr>
-        <w:t>初</w:t>
-      </w:r>
-      <w:r>
-        <w:rPr>
-          <w:rFonts w:ascii="宋体" w:eastAsia="宋体" w:hAnsi="宋体"/>
-          <w:szCs w:val="21"/>
-        </w:rPr>
-        <w:t>码 + 第二字</w:t>
-      </w:r>
-      <w:r>
-        <w:rPr>
-          <w:rFonts w:ascii="宋体" w:eastAsia="宋体" w:hAnsi="宋体" w:hint="eastAsia"/>
-          <w:szCs w:val="21"/>
-        </w:rPr>
-        <w:t>初</w:t>
-      </w:r>
-      <w:r>
-        <w:rPr>
-          <w:rFonts w:ascii="宋体" w:eastAsia="宋体" w:hAnsi="宋体"/>
-          <w:szCs w:val="21"/>
-        </w:rPr>
-        <w:t>码 + 最后字</w:t>
-      </w:r>
-      <w:r>
-        <w:rPr>
-          <w:rFonts w:ascii="宋体" w:eastAsia="宋体" w:hAnsi="宋体" w:hint="eastAsia"/>
-          <w:szCs w:val="21"/>
-        </w:rPr>
-        <w:t>初</w:t>
-      </w:r>
-      <w:r>
-        <w:rPr>
-          <w:rFonts w:ascii="宋体" w:eastAsia="宋体" w:hAnsi="宋体"/>
-          <w:szCs w:val="21"/>
-        </w:rPr>
-        <w:t>码</w:t>
-      </w:r>
-    </w:p>
-    <w:p>
-      <w:pPr>
-        <w:rPr>
-          <w:rFonts w:ascii="宋体" w:eastAsia="宋体" w:hAnsi="宋体" w:hint="eastAsia"/>
-          <w:szCs w:val="21"/>
-        </w:rPr>
-      </w:pPr>
-      <w:r>
-        <w:rPr>
-          <w:rFonts w:ascii="宋体" w:eastAsia="宋体" w:hAnsi="宋体"/>
-          <w:szCs w:val="21"/>
-        </w:rPr>
-        <w:t>方案2（适应习惯</w:t>
-      </w:r>
-      <w:r>
-        <w:rPr>
-          <w:rFonts w:ascii="宋体" w:eastAsia="宋体" w:hAnsi="宋体" w:hint="eastAsia"/>
-          <w:szCs w:val="21"/>
-        </w:rPr>
-        <w:t>，常用</w:t>
-      </w:r>
-      <w:r>
-        <w:rPr>
-          <w:rFonts w:ascii="宋体" w:eastAsia="宋体" w:hAnsi="宋体"/>
-          <w:szCs w:val="21"/>
-        </w:rPr>
-        <w:t>）：前三字</w:t>
-      </w:r>
-      <w:r>
-        <w:rPr>
-          <w:rFonts w:ascii="宋体" w:eastAsia="宋体" w:hAnsi="宋体" w:hint="eastAsia"/>
-          <w:szCs w:val="21"/>
-        </w:rPr>
-        <w:t>初</w:t>
-      </w:r>
-      <w:r>
-        <w:rPr>
-          <w:rFonts w:ascii="宋体" w:eastAsia="宋体" w:hAnsi="宋体"/>
-          <w:szCs w:val="21"/>
-        </w:rPr>
-        <w:t>码 + 最后字</w:t>
-      </w:r>
-      <w:r>
-        <w:rPr>
-          <w:rFonts w:ascii="宋体" w:eastAsia="宋体" w:hAnsi="宋体" w:hint="eastAsia"/>
-          <w:szCs w:val="21"/>
-        </w:rPr>
-        <w:t>初</w:t>
-      </w:r>
-      <w:r>
-        <w:rPr>
-          <w:rFonts w:ascii="宋体" w:eastAsia="宋体" w:hAnsi="宋体"/>
-          <w:szCs w:val="21"/>
-        </w:rPr>
-        <w:t>码</w:t>
-      </w:r>
-    </w:p>
-    <w:p>
-      <w:pPr>
-        <w:rPr>
-          <w:rFonts w:ascii="宋体" w:eastAsia="宋体" w:hAnsi="宋体" w:hint="eastAsia"/>
-          <w:szCs w:val="21"/>
-        </w:rPr>
-      </w:pPr>
-      <w:r>
-        <w:rPr>
-          <w:rFonts w:ascii="宋体" w:eastAsia="宋体" w:hAnsi="宋体"/>
-          <w:szCs w:val="21"/>
-        </w:rPr>
-        <w:t>扩展顺序：补所有字</w:t>
-      </w:r>
-      <w:r>
-        <w:rPr>
-          <w:rFonts w:ascii="宋体" w:eastAsia="宋体" w:hAnsi="宋体" w:hint="eastAsia"/>
-          <w:szCs w:val="21"/>
-        </w:rPr>
-        <w:t>初</w:t>
-      </w:r>
-      <w:r>
-        <w:rPr>
-          <w:rFonts w:ascii="宋体" w:eastAsia="宋体" w:hAnsi="宋体"/>
-          <w:szCs w:val="21"/>
-        </w:rPr>
-        <w:t>码</w:t>
-      </w:r>
-      <w:r>
-        <w:rPr>
-          <w:rFonts w:ascii="宋体" w:eastAsia="宋体" w:hAnsi="宋体" w:hint="eastAsia"/>
-          <w:szCs w:val="21"/>
-        </w:rPr>
-        <w:t>（常用）</w:t>
-      </w:r>
-      <w:r>
-        <w:rPr>
-          <w:rFonts w:ascii="宋体" w:eastAsia="宋体" w:hAnsi="宋体"/>
-          <w:szCs w:val="21"/>
-        </w:rPr>
-        <w:t xml:space="preserve"> → 补最后字外的</w:t>
-      </w:r>
-      <w:r>
-        <w:rPr>
-          <w:rFonts w:ascii="宋体" w:eastAsia="宋体" w:hAnsi="宋体" w:hint="eastAsia"/>
-          <w:szCs w:val="21"/>
-        </w:rPr>
-        <w:t>韵</w:t>
-      </w:r>
-      <w:r>
-        <w:rPr>
-          <w:rFonts w:ascii="宋体" w:eastAsia="宋体" w:hAnsi="宋体"/>
-          <w:szCs w:val="21"/>
-        </w:rPr>
-        <w:t>码 → 补最后字编码</w:t>
+      <w:proofErr w:type="gramEnd"/>
+      <w:r>
+        <w:rPr>
+          <w:rFonts w:ascii="宋体" w:eastAsia="宋体" w:hAnsi="宋体"/>
+          <w:szCs w:val="21"/>
+        </w:rPr>
+        <w:t xml:space="preserve"> → </w:t>
+      </w:r>
+      <w:proofErr w:type="gramStart"/>
+      <w:r>
+        <w:rPr>
+          <w:rFonts w:ascii="宋体" w:eastAsia="宋体" w:hAnsi="宋体"/>
+          <w:szCs w:val="21"/>
+        </w:rPr>
+        <w:t>补最后字</w:t>
+      </w:r>
+      <w:proofErr w:type="gramEnd"/>
+      <w:r>
+        <w:rPr>
+          <w:rFonts w:ascii="宋体" w:eastAsia="宋体" w:hAnsi="宋体"/>
+          <w:szCs w:val="21"/>
+        </w:rPr>
+        <w:t>编码</w:t>
       </w:r>
     </w:p>
     <w:p>
@@ -21338,13 +24890,31 @@
                 <w:szCs w:val="21"/>
               </w:rPr>
             </w:pPr>
+            <w:proofErr w:type="spellStart"/>
             <w:r>
               <w:rPr>
                 <w:rFonts w:ascii="宋体" w:eastAsia="宋体" w:hAnsi="宋体"/>
                 <w:szCs w:val="21"/>
               </w:rPr>
-              <w:t>bdh → 亠</w:t>
-            </w:r>
+              <w:t>bdh</w:t>
+            </w:r>
+            <w:proofErr w:type="spellEnd"/>
+            <w:r>
+              <w:rPr>
+                <w:rFonts w:ascii="宋体" w:eastAsia="宋体" w:hAnsi="宋体"/>
+                <w:szCs w:val="21"/>
+              </w:rPr>
+              <w:t xml:space="preserve"> → </w:t>
+            </w:r>
+            <w:proofErr w:type="gramStart"/>
+            <w:r>
+              <w:rPr>
+                <w:rFonts w:ascii="宋体" w:eastAsia="宋体" w:hAnsi="宋体"/>
+                <w:szCs w:val="21"/>
+              </w:rPr>
+              <w:t>亠</w:t>
+            </w:r>
+            <w:proofErr w:type="gramEnd"/>
           </w:p>
         </w:tc>
       </w:tr>
@@ -21421,12 +24991,21 @@
                 <w:szCs w:val="21"/>
               </w:rPr>
             </w:pPr>
+            <w:proofErr w:type="spellStart"/>
             <w:r>
               <w:rPr>
                 <w:rFonts w:ascii="宋体" w:eastAsia="宋体" w:hAnsi="宋体"/>
                 <w:szCs w:val="21"/>
               </w:rPr>
-              <w:t>rka → か</w:t>
+              <w:t>rka</w:t>
+            </w:r>
+            <w:proofErr w:type="spellEnd"/>
+            <w:r>
+              <w:rPr>
+                <w:rFonts w:ascii="宋体" w:eastAsia="宋体" w:hAnsi="宋体"/>
+                <w:szCs w:val="21"/>
+              </w:rPr>
+              <w:t xml:space="preserve"> → か</w:t>
             </w:r>
           </w:p>
         </w:tc>
@@ -21587,12 +25166,21 @@
                 <w:szCs w:val="21"/>
               </w:rPr>
             </w:pPr>
+            <w:proofErr w:type="spellStart"/>
             <w:r>
               <w:rPr>
                 <w:rFonts w:ascii="宋体" w:eastAsia="宋体" w:hAnsi="宋体" w:hint="eastAsia"/>
                 <w:szCs w:val="21"/>
               </w:rPr>
-              <w:t>tzo→“←”</w:t>
+              <w:t>tzo</w:t>
+            </w:r>
+            <w:proofErr w:type="spellEnd"/>
+            <w:r>
+              <w:rPr>
+                <w:rFonts w:ascii="宋体" w:eastAsia="宋体" w:hAnsi="宋体" w:hint="eastAsia"/>
+                <w:szCs w:val="21"/>
+              </w:rPr>
+              <w:t>→“←”</w:t>
             </w:r>
           </w:p>
         </w:tc>
@@ -21760,12 +25348,21 @@
                 <w:szCs w:val="21"/>
               </w:rPr>
             </w:pPr>
+            <w:proofErr w:type="spellStart"/>
             <w:r>
               <w:rPr>
                 <w:rFonts w:ascii="宋体" w:eastAsia="宋体" w:hAnsi="宋体" w:hint="eastAsia"/>
                 <w:szCs w:val="21"/>
               </w:rPr>
-              <w:t>uqh→∑</w:t>
+              <w:t>uqh</w:t>
+            </w:r>
+            <w:proofErr w:type="spellEnd"/>
+            <w:r>
+              <w:rPr>
+                <w:rFonts w:ascii="宋体" w:eastAsia="宋体" w:hAnsi="宋体" w:hint="eastAsia"/>
+                <w:szCs w:val="21"/>
+              </w:rPr>
+              <w:t>→∑</w:t>
             </w:r>
           </w:p>
         </w:tc>
@@ -21836,6 +25433,7 @@
         </w:rPr>
         <w:t>：</w:t>
       </w:r>
+      <w:proofErr w:type="gramStart"/>
       <w:r>
         <w:rPr>
           <w:rFonts w:ascii="宋体" w:eastAsia="宋体" w:hAnsi="宋体" w:hint="eastAsia"/>
@@ -21848,7 +25446,47 @@
           <w:rFonts w:ascii="宋体" w:eastAsia="宋体" w:hAnsi="宋体"/>
           <w:szCs w:val="21"/>
         </w:rPr>
-        <w:t>码，如"亠"→ bdh（b</w:t>
+        <w:t>码</w:t>
+      </w:r>
+      <w:proofErr w:type="gramEnd"/>
+      <w:r>
+        <w:rPr>
+          <w:rFonts w:ascii="宋体" w:eastAsia="宋体" w:hAnsi="宋体"/>
+          <w:szCs w:val="21"/>
+        </w:rPr>
+        <w:t>，如"</w:t>
+      </w:r>
+      <w:proofErr w:type="gramStart"/>
+      <w:r>
+        <w:rPr>
+          <w:rFonts w:ascii="宋体" w:eastAsia="宋体" w:hAnsi="宋体"/>
+          <w:szCs w:val="21"/>
+        </w:rPr>
+        <w:t>亠</w:t>
+      </w:r>
+      <w:proofErr w:type="gramEnd"/>
+      <w:r>
+        <w:rPr>
+          <w:rFonts w:ascii="宋体" w:eastAsia="宋体" w:hAnsi="宋体"/>
+          <w:szCs w:val="21"/>
+        </w:rPr>
+        <w:t xml:space="preserve">"→ </w:t>
+      </w:r>
+      <w:proofErr w:type="spellStart"/>
+      <w:r>
+        <w:rPr>
+          <w:rFonts w:ascii="宋体" w:eastAsia="宋体" w:hAnsi="宋体"/>
+          <w:szCs w:val="21"/>
+        </w:rPr>
+        <w:t>bdh</w:t>
+      </w:r>
+      <w:proofErr w:type="spellEnd"/>
+      <w:r>
+        <w:rPr>
+          <w:rFonts w:ascii="宋体" w:eastAsia="宋体" w:hAnsi="宋体"/>
+          <w:szCs w:val="21"/>
+        </w:rPr>
+        <w:t>（b</w:t>
       </w:r>
       <w:r>
         <w:rPr>
@@ -21862,7 +25500,23 @@
           <w:rFonts w:ascii="宋体" w:eastAsia="宋体" w:hAnsi="宋体"/>
           <w:szCs w:val="21"/>
         </w:rPr>
-        <w:t>，d为"亠"在b</w:t>
+        <w:t>，d为"</w:t>
+      </w:r>
+      <w:proofErr w:type="gramStart"/>
+      <w:r>
+        <w:rPr>
+          <w:rFonts w:ascii="宋体" w:eastAsia="宋体" w:hAnsi="宋体"/>
+          <w:szCs w:val="21"/>
+        </w:rPr>
+        <w:t>亠</w:t>
+      </w:r>
+      <w:proofErr w:type="gramEnd"/>
+      <w:r>
+        <w:rPr>
+          <w:rFonts w:ascii="宋体" w:eastAsia="宋体" w:hAnsi="宋体"/>
+          <w:szCs w:val="21"/>
+        </w:rPr>
+        <w:t>"在b</w:t>
       </w:r>
       <w:r>
         <w:rPr>
@@ -21911,45 +25565,94 @@
           <w:rFonts w:ascii="宋体" w:eastAsia="宋体" w:hAnsi="宋体"/>
           <w:szCs w:val="21"/>
         </w:rPr>
-        <w:t>：罗马字转写，如"か"→ rka</w:t>
-      </w:r>
-    </w:p>
-    <w:p>
-      <w:pPr>
-        <w:rPr>
-          <w:rFonts w:ascii="宋体" w:eastAsia="宋体" w:hAnsi="宋体" w:hint="eastAsia"/>
-          <w:b/>
-          <w:bCs/>
-          <w:szCs w:val="21"/>
-        </w:rPr>
-      </w:pPr>
-      <w:r>
-        <w:rPr>
-          <w:rFonts w:ascii="宋体" w:eastAsia="宋体" w:hAnsi="宋体"/>
-          <w:b/>
-          <w:bCs/>
-          <w:szCs w:val="21"/>
-        </w:rPr>
-        <w:t>四、空码区的利用策略</w:t>
-      </w:r>
-    </w:p>
-    <w:p>
-      <w:pPr>
-        <w:rPr>
-          <w:rFonts w:ascii="宋体" w:eastAsia="宋体" w:hAnsi="宋体" w:hint="eastAsia"/>
-          <w:b/>
-          <w:bCs/>
-          <w:szCs w:val="21"/>
-        </w:rPr>
-      </w:pPr>
-      <w:r>
-        <w:rPr>
-          <w:rFonts w:ascii="宋体" w:eastAsia="宋体" w:hAnsi="宋体"/>
-          <w:b/>
-          <w:bCs/>
-          <w:szCs w:val="21"/>
-        </w:rPr>
-        <w:t>1. 空码区类型</w:t>
+        <w:t xml:space="preserve">：罗马字转写，如"か"→ </w:t>
+      </w:r>
+      <w:proofErr w:type="spellStart"/>
+      <w:r>
+        <w:rPr>
+          <w:rFonts w:ascii="宋体" w:eastAsia="宋体" w:hAnsi="宋体"/>
+          <w:szCs w:val="21"/>
+        </w:rPr>
+        <w:t>rka</w:t>
+      </w:r>
+      <w:proofErr w:type="spellEnd"/>
+    </w:p>
+    <w:p>
+      <w:pPr>
+        <w:rPr>
+          <w:rFonts w:ascii="宋体" w:eastAsia="宋体" w:hAnsi="宋体" w:hint="eastAsia"/>
+          <w:b/>
+          <w:bCs/>
+          <w:szCs w:val="21"/>
+        </w:rPr>
+      </w:pPr>
+      <w:r>
+        <w:rPr>
+          <w:rFonts w:ascii="宋体" w:eastAsia="宋体" w:hAnsi="宋体"/>
+          <w:b/>
+          <w:bCs/>
+          <w:szCs w:val="21"/>
+        </w:rPr>
+        <w:t>四、</w:t>
+      </w:r>
+      <w:proofErr w:type="gramStart"/>
+      <w:r>
+        <w:rPr>
+          <w:rFonts w:ascii="宋体" w:eastAsia="宋体" w:hAnsi="宋体"/>
+          <w:b/>
+          <w:bCs/>
+          <w:szCs w:val="21"/>
+        </w:rPr>
+        <w:t>空码区</w:t>
+      </w:r>
+      <w:proofErr w:type="gramEnd"/>
+      <w:r>
+        <w:rPr>
+          <w:rFonts w:ascii="宋体" w:eastAsia="宋体" w:hAnsi="宋体"/>
+          <w:b/>
+          <w:bCs/>
+          <w:szCs w:val="21"/>
+        </w:rPr>
+        <w:t>的利用策略</w:t>
+      </w:r>
+    </w:p>
+    <w:p>
+      <w:pPr>
+        <w:rPr>
+          <w:rFonts w:ascii="宋体" w:eastAsia="宋体" w:hAnsi="宋体" w:hint="eastAsia"/>
+          <w:b/>
+          <w:bCs/>
+          <w:szCs w:val="21"/>
+        </w:rPr>
+      </w:pPr>
+      <w:r>
+        <w:rPr>
+          <w:rFonts w:ascii="宋体" w:eastAsia="宋体" w:hAnsi="宋体"/>
+          <w:b/>
+          <w:bCs/>
+          <w:szCs w:val="21"/>
+        </w:rPr>
+        <w:t>1. </w:t>
+      </w:r>
+      <w:proofErr w:type="gramStart"/>
+      <w:r>
+        <w:rPr>
+          <w:rFonts w:ascii="宋体" w:eastAsia="宋体" w:hAnsi="宋体"/>
+          <w:b/>
+          <w:bCs/>
+          <w:szCs w:val="21"/>
+        </w:rPr>
+        <w:t>空码区</w:t>
+      </w:r>
+      <w:proofErr w:type="gramEnd"/>
+      <w:r>
+        <w:rPr>
+          <w:rFonts w:ascii="宋体" w:eastAsia="宋体" w:hAnsi="宋体"/>
+          <w:b/>
+          <w:bCs/>
+          <w:szCs w:val="21"/>
+        </w:rPr>
+        <w:t>类型</w:t>
       </w:r>
     </w:p>
     <w:p>
@@ -21970,6 +25673,7 @@
           <w:bCs/>
           <w:szCs w:val="21"/>
         </w:rPr>
+        <w:lastRenderedPageBreak/>
         <w:t>拼音缺失区</w:t>
       </w:r>
       <w:r>
@@ -21977,7 +25681,23 @@
           <w:rFonts w:ascii="宋体" w:eastAsia="宋体" w:hAnsi="宋体"/>
           <w:szCs w:val="21"/>
         </w:rPr>
-        <w:t>：如"bb"（bou不存在）、"</w:t>
+        <w:t>：如"bb"（</w:t>
+      </w:r>
+      <w:proofErr w:type="spellStart"/>
+      <w:r>
+        <w:rPr>
+          <w:rFonts w:ascii="宋体" w:eastAsia="宋体" w:hAnsi="宋体"/>
+          <w:szCs w:val="21"/>
+        </w:rPr>
+        <w:t>bou</w:t>
+      </w:r>
+      <w:proofErr w:type="spellEnd"/>
+      <w:r>
+        <w:rPr>
+          <w:rFonts w:ascii="宋体" w:eastAsia="宋体" w:hAnsi="宋体"/>
+          <w:szCs w:val="21"/>
+        </w:rPr>
+        <w:t>不存在）、"</w:t>
       </w:r>
       <w:r>
         <w:rPr>
@@ -22021,6 +25741,7 @@
         </w:rPr>
         <w:t>：</w:t>
       </w:r>
+      <w:proofErr w:type="gramStart"/>
       <w:r>
         <w:rPr>
           <w:rFonts w:ascii="宋体" w:eastAsia="宋体" w:hAnsi="宋体" w:hint="eastAsia"/>
@@ -22033,7 +25754,15 @@
           <w:rFonts w:ascii="宋体" w:eastAsia="宋体" w:hAnsi="宋体"/>
           <w:szCs w:val="21"/>
         </w:rPr>
-        <w:t>码5-9（实际只有0-4）</w:t>
+        <w:t>码</w:t>
+      </w:r>
+      <w:proofErr w:type="gramEnd"/>
+      <w:r>
+        <w:rPr>
+          <w:rFonts w:ascii="宋体" w:eastAsia="宋体" w:hAnsi="宋体"/>
+          <w:szCs w:val="21"/>
+        </w:rPr>
+        <w:t>5-9（实际只有0-4）</w:t>
       </w:r>
     </w:p>
     <w:p>
@@ -22080,7 +25809,23 @@
           <w:rFonts w:ascii="宋体" w:eastAsia="宋体" w:hAnsi="宋体"/>
           <w:szCs w:val="21"/>
         </w:rPr>
-        <w:t>："bb0"用于无拼音汉字（已在newedit中使用）</w:t>
+        <w:t>："bb0"用于无拼音汉字（已在</w:t>
+      </w:r>
+      <w:proofErr w:type="spellStart"/>
+      <w:r>
+        <w:rPr>
+          <w:rFonts w:ascii="宋体" w:eastAsia="宋体" w:hAnsi="宋体"/>
+          <w:szCs w:val="21"/>
+        </w:rPr>
+        <w:t>newedit</w:t>
+      </w:r>
+      <w:proofErr w:type="spellEnd"/>
+      <w:r>
+        <w:rPr>
+          <w:rFonts w:ascii="宋体" w:eastAsia="宋体" w:hAnsi="宋体"/>
+          <w:szCs w:val="21"/>
+        </w:rPr>
+        <w:t>中使用）</w:t>
       </w:r>
     </w:p>
     <w:p>
@@ -22108,7 +25853,23 @@
           <w:rFonts w:ascii="宋体" w:eastAsia="宋体" w:hAnsi="宋体"/>
           <w:szCs w:val="21"/>
         </w:rPr>
-        <w:t>：其他空码区开放给用户自由定义</w:t>
+        <w:t>：其他</w:t>
+      </w:r>
+      <w:proofErr w:type="gramStart"/>
+      <w:r>
+        <w:rPr>
+          <w:rFonts w:ascii="宋体" w:eastAsia="宋体" w:hAnsi="宋体"/>
+          <w:szCs w:val="21"/>
+        </w:rPr>
+        <w:t>空码区开放</w:t>
+      </w:r>
+      <w:proofErr w:type="gramEnd"/>
+      <w:r>
+        <w:rPr>
+          <w:rFonts w:ascii="宋体" w:eastAsia="宋体" w:hAnsi="宋体"/>
+          <w:szCs w:val="21"/>
+        </w:rPr>
+        <w:t>给用户自由定义</w:t>
       </w:r>
     </w:p>
     <w:p>
@@ -22148,7 +25909,6 @@
           <w:bCs/>
           <w:szCs w:val="21"/>
         </w:rPr>
-        <w:lastRenderedPageBreak/>
         <w:t>个性化</w:t>
       </w:r>
       <w:r>
@@ -22179,8 +25939,17 @@
           <w:rFonts w:ascii="宋体" w:eastAsia="宋体" w:hAnsi="宋体"/>
           <w:szCs w:val="21"/>
         </w:rPr>
-        <w:t>放入空码区</w:t>
-      </w:r>
+        <w:t>放入</w:t>
+      </w:r>
+      <w:proofErr w:type="gramStart"/>
+      <w:r>
+        <w:rPr>
+          <w:rFonts w:ascii="宋体" w:eastAsia="宋体" w:hAnsi="宋体"/>
+          <w:szCs w:val="21"/>
+        </w:rPr>
+        <w:t>空码区</w:t>
+      </w:r>
+      <w:proofErr w:type="gramEnd"/>
     </w:p>
     <w:p>
       <w:pPr>
@@ -22331,7 +26100,39 @@
           <w:rFonts w:ascii="宋体" w:eastAsia="宋体" w:hAnsi="宋体" w:hint="eastAsia"/>
           <w:szCs w:val="21"/>
         </w:rPr>
-        <w:t xml:space="preserve">    使用无数字版码表，便于主流输入法系统识别。无数字四位码实现如下：</w:t>
+        <w:t xml:space="preserve">    使用</w:t>
+      </w:r>
+      <w:proofErr w:type="gramStart"/>
+      <w:r>
+        <w:rPr>
+          <w:rFonts w:ascii="宋体" w:eastAsia="宋体" w:hAnsi="宋体" w:hint="eastAsia"/>
+          <w:szCs w:val="21"/>
+        </w:rPr>
+        <w:t>无数字版</w:t>
+      </w:r>
+      <w:proofErr w:type="gramEnd"/>
+      <w:r>
+        <w:rPr>
+          <w:rFonts w:ascii="宋体" w:eastAsia="宋体" w:hAnsi="宋体" w:hint="eastAsia"/>
+          <w:szCs w:val="21"/>
+        </w:rPr>
+        <w:t>码表，便于主流输入法系统识别。</w:t>
+      </w:r>
+      <w:proofErr w:type="gramStart"/>
+      <w:r>
+        <w:rPr>
+          <w:rFonts w:ascii="宋体" w:eastAsia="宋体" w:hAnsi="宋体" w:hint="eastAsia"/>
+          <w:szCs w:val="21"/>
+        </w:rPr>
+        <w:t>无数字四位码实现</w:t>
+      </w:r>
+      <w:proofErr w:type="gramEnd"/>
+      <w:r>
+        <w:rPr>
+          <w:rFonts w:ascii="宋体" w:eastAsia="宋体" w:hAnsi="宋体" w:hint="eastAsia"/>
+          <w:szCs w:val="21"/>
+        </w:rPr>
+        <w:t>如下：</w:t>
       </w:r>
     </w:p>
     <w:p>
@@ -22361,22 +26162,182 @@
           <w:rFonts w:ascii="宋体" w:eastAsia="宋体" w:hAnsi="宋体" w:hint="eastAsia"/>
           <w:szCs w:val="21"/>
         </w:rPr>
-        <w:t xml:space="preserve">    前面双拼两位基本不变，除了ing适配：b,d,p,t和y的ing为d。jqx的ing为a。lmn的ing为v。</w:t>
-      </w:r>
-    </w:p>
-    <w:p>
-      <w:pPr>
-        <w:rPr>
-          <w:rFonts w:ascii="宋体" w:eastAsia="宋体" w:hAnsi="宋体" w:hint="eastAsia"/>
-          <w:szCs w:val="21"/>
-        </w:rPr>
-      </w:pPr>
-      <w:r>
-        <w:rPr>
-          <w:rFonts w:ascii="宋体" w:eastAsia="宋体" w:hAnsi="宋体" w:hint="eastAsia"/>
-          <w:szCs w:val="21"/>
-        </w:rPr>
-        <w:t xml:space="preserve">    独体字：先平仄，再字形。每个平仄又分两到三声，第一声（平声中的阴平，仄声中的上声）字形字母（0-9）为pqwertyuio。第二声（平声中的阳平，仄声中的去声）字形字母为masdfghjkl。第三声（即仄声中的轻声）字形字母为zxcvbncvbn。</w:t>
+        <w:t xml:space="preserve">    前面双拼两位基本不变，除了</w:t>
+      </w:r>
+      <w:proofErr w:type="spellStart"/>
+      <w:r>
+        <w:rPr>
+          <w:rFonts w:ascii="宋体" w:eastAsia="宋体" w:hAnsi="宋体" w:hint="eastAsia"/>
+          <w:szCs w:val="21"/>
+        </w:rPr>
+        <w:t>ing</w:t>
+      </w:r>
+      <w:proofErr w:type="spellEnd"/>
+      <w:r>
+        <w:rPr>
+          <w:rFonts w:ascii="宋体" w:eastAsia="宋体" w:hAnsi="宋体" w:hint="eastAsia"/>
+          <w:szCs w:val="21"/>
+        </w:rPr>
+        <w:t>适配：</w:t>
+      </w:r>
+      <w:proofErr w:type="spellStart"/>
+      <w:r>
+        <w:rPr>
+          <w:rFonts w:ascii="宋体" w:eastAsia="宋体" w:hAnsi="宋体" w:hint="eastAsia"/>
+          <w:szCs w:val="21"/>
+        </w:rPr>
+        <w:t>b,d,p,t</w:t>
+      </w:r>
+      <w:proofErr w:type="spellEnd"/>
+      <w:r>
+        <w:rPr>
+          <w:rFonts w:ascii="宋体" w:eastAsia="宋体" w:hAnsi="宋体" w:hint="eastAsia"/>
+          <w:szCs w:val="21"/>
+        </w:rPr>
+        <w:t>和y的</w:t>
+      </w:r>
+      <w:proofErr w:type="spellStart"/>
+      <w:r>
+        <w:rPr>
+          <w:rFonts w:ascii="宋体" w:eastAsia="宋体" w:hAnsi="宋体" w:hint="eastAsia"/>
+          <w:szCs w:val="21"/>
+        </w:rPr>
+        <w:t>ing</w:t>
+      </w:r>
+      <w:proofErr w:type="spellEnd"/>
+      <w:r>
+        <w:rPr>
+          <w:rFonts w:ascii="宋体" w:eastAsia="宋体" w:hAnsi="宋体" w:hint="eastAsia"/>
+          <w:szCs w:val="21"/>
+        </w:rPr>
+        <w:t>为d。</w:t>
+      </w:r>
+      <w:proofErr w:type="spellStart"/>
+      <w:r>
+        <w:rPr>
+          <w:rFonts w:ascii="宋体" w:eastAsia="宋体" w:hAnsi="宋体" w:hint="eastAsia"/>
+          <w:szCs w:val="21"/>
+        </w:rPr>
+        <w:t>jqx</w:t>
+      </w:r>
+      <w:proofErr w:type="spellEnd"/>
+      <w:r>
+        <w:rPr>
+          <w:rFonts w:ascii="宋体" w:eastAsia="宋体" w:hAnsi="宋体" w:hint="eastAsia"/>
+          <w:szCs w:val="21"/>
+        </w:rPr>
+        <w:t>的</w:t>
+      </w:r>
+      <w:proofErr w:type="spellStart"/>
+      <w:r>
+        <w:rPr>
+          <w:rFonts w:ascii="宋体" w:eastAsia="宋体" w:hAnsi="宋体" w:hint="eastAsia"/>
+          <w:szCs w:val="21"/>
+        </w:rPr>
+        <w:t>ing</w:t>
+      </w:r>
+      <w:proofErr w:type="spellEnd"/>
+      <w:r>
+        <w:rPr>
+          <w:rFonts w:ascii="宋体" w:eastAsia="宋体" w:hAnsi="宋体" w:hint="eastAsia"/>
+          <w:szCs w:val="21"/>
+        </w:rPr>
+        <w:t>为a。</w:t>
+      </w:r>
+      <w:proofErr w:type="spellStart"/>
+      <w:r>
+        <w:rPr>
+          <w:rFonts w:ascii="宋体" w:eastAsia="宋体" w:hAnsi="宋体" w:hint="eastAsia"/>
+          <w:szCs w:val="21"/>
+        </w:rPr>
+        <w:t>lmn</w:t>
+      </w:r>
+      <w:proofErr w:type="spellEnd"/>
+      <w:r>
+        <w:rPr>
+          <w:rFonts w:ascii="宋体" w:eastAsia="宋体" w:hAnsi="宋体" w:hint="eastAsia"/>
+          <w:szCs w:val="21"/>
+        </w:rPr>
+        <w:t>的</w:t>
+      </w:r>
+      <w:proofErr w:type="spellStart"/>
+      <w:r>
+        <w:rPr>
+          <w:rFonts w:ascii="宋体" w:eastAsia="宋体" w:hAnsi="宋体" w:hint="eastAsia"/>
+          <w:szCs w:val="21"/>
+        </w:rPr>
+        <w:t>ing</w:t>
+      </w:r>
+      <w:proofErr w:type="spellEnd"/>
+      <w:r>
+        <w:rPr>
+          <w:rFonts w:ascii="宋体" w:eastAsia="宋体" w:hAnsi="宋体" w:hint="eastAsia"/>
+          <w:szCs w:val="21"/>
+        </w:rPr>
+        <w:t>为v。</w:t>
+      </w:r>
+    </w:p>
+    <w:p>
+      <w:pPr>
+        <w:rPr>
+          <w:rFonts w:ascii="宋体" w:eastAsia="宋体" w:hAnsi="宋体" w:hint="eastAsia"/>
+          <w:szCs w:val="21"/>
+        </w:rPr>
+      </w:pPr>
+      <w:r>
+        <w:rPr>
+          <w:rFonts w:ascii="宋体" w:eastAsia="宋体" w:hAnsi="宋体" w:hint="eastAsia"/>
+          <w:szCs w:val="21"/>
+        </w:rPr>
+        <w:t xml:space="preserve">    独体字：先平仄，再字形。每个平仄又分两到三声，第一声（平声中的阴平，仄声中的上声）字形字母（0-9）为</w:t>
+      </w:r>
+      <w:proofErr w:type="spellStart"/>
+      <w:r>
+        <w:rPr>
+          <w:rFonts w:ascii="宋体" w:eastAsia="宋体" w:hAnsi="宋体" w:hint="eastAsia"/>
+          <w:szCs w:val="21"/>
+        </w:rPr>
+        <w:t>pqwertyuio</w:t>
+      </w:r>
+      <w:proofErr w:type="spellEnd"/>
+      <w:r>
+        <w:rPr>
+          <w:rFonts w:ascii="宋体" w:eastAsia="宋体" w:hAnsi="宋体" w:hint="eastAsia"/>
+          <w:szCs w:val="21"/>
+        </w:rPr>
+        <w:t>。第二声（平声中的阳平，仄声中的去声）字形字母为</w:t>
+      </w:r>
+      <w:proofErr w:type="spellStart"/>
+      <w:r>
+        <w:rPr>
+          <w:rFonts w:ascii="宋体" w:eastAsia="宋体" w:hAnsi="宋体" w:hint="eastAsia"/>
+          <w:szCs w:val="21"/>
+        </w:rPr>
+        <w:t>masdfghjkl</w:t>
+      </w:r>
+      <w:proofErr w:type="spellEnd"/>
+      <w:r>
+        <w:rPr>
+          <w:rFonts w:ascii="宋体" w:eastAsia="宋体" w:hAnsi="宋体" w:hint="eastAsia"/>
+          <w:szCs w:val="21"/>
+        </w:rPr>
+        <w:t>。第三声（即仄声中的轻声）字形字母为</w:t>
+      </w:r>
+      <w:proofErr w:type="spellStart"/>
+      <w:r>
+        <w:rPr>
+          <w:rFonts w:ascii="宋体" w:eastAsia="宋体" w:hAnsi="宋体" w:hint="eastAsia"/>
+          <w:szCs w:val="21"/>
+        </w:rPr>
+        <w:t>zxcvbncvbn</w:t>
+      </w:r>
+      <w:proofErr w:type="spellEnd"/>
+      <w:r>
+        <w:rPr>
+          <w:rFonts w:ascii="宋体" w:eastAsia="宋体" w:hAnsi="宋体" w:hint="eastAsia"/>
+          <w:szCs w:val="21"/>
+        </w:rPr>
+        <w:t>。</w:t>
       </w:r>
     </w:p>
     <w:p>
@@ -22406,7 +26367,39 @@
           <w:rFonts w:ascii="宋体" w:eastAsia="宋体" w:hAnsi="宋体" w:hint="eastAsia"/>
           <w:szCs w:val="21"/>
         </w:rPr>
-        <w:t xml:space="preserve">    先部首码，再附加。附加分副码是否省略：省略副码：用平仄。副码不省略：用副码。</w:t>
+        <w:t xml:space="preserve">    先部首码，再附加。附加</w:t>
+      </w:r>
+      <w:proofErr w:type="gramStart"/>
+      <w:r>
+        <w:rPr>
+          <w:rFonts w:ascii="宋体" w:eastAsia="宋体" w:hAnsi="宋体" w:hint="eastAsia"/>
+          <w:szCs w:val="21"/>
+        </w:rPr>
+        <w:t>分副码是否</w:t>
+      </w:r>
+      <w:proofErr w:type="gramEnd"/>
+      <w:r>
+        <w:rPr>
+          <w:rFonts w:ascii="宋体" w:eastAsia="宋体" w:hAnsi="宋体" w:hint="eastAsia"/>
+          <w:szCs w:val="21"/>
+        </w:rPr>
+        <w:t>省略：省略副码：用平仄。</w:t>
+      </w:r>
+      <w:proofErr w:type="gramStart"/>
+      <w:r>
+        <w:rPr>
+          <w:rFonts w:ascii="宋体" w:eastAsia="宋体" w:hAnsi="宋体" w:hint="eastAsia"/>
+          <w:szCs w:val="21"/>
+        </w:rPr>
+        <w:t>副码不省略</w:t>
+      </w:r>
+      <w:proofErr w:type="gramEnd"/>
+      <w:r>
+        <w:rPr>
+          <w:rFonts w:ascii="宋体" w:eastAsia="宋体" w:hAnsi="宋体" w:hint="eastAsia"/>
+          <w:szCs w:val="21"/>
+        </w:rPr>
+        <w:t>：用副码。</w:t>
       </w:r>
     </w:p>
     <w:p>
@@ -29734,7 +33727,6 @@
   <w:style w:type="character" w:default="1" w:styleId="a0">
     <w:name w:val="Default Paragraph Font"/>
     <w:uiPriority w:val="1"/>
-    <w:semiHidden/>
     <w:unhideWhenUsed/>
   </w:style>
   <w:style w:type="table" w:default="1" w:styleId="a1">
@@ -30139,6 +34131,19 @@
       <w:szCs w:val="18"/>
     </w:rPr>
   </w:style>
+  <w:style w:type="paragraph" w:styleId="af0">
+    <w:name w:val="Normal (Web)"/>
+    <w:basedOn w:val="a"/>
+    <w:uiPriority w:val="99"/>
+    <w:semiHidden/>
+    <w:unhideWhenUsed/>
+    <w:rsid w:val="008913B9"/>
+    <w:rPr>
+      <w:rFonts w:ascii="Times New Roman" w:hAnsi="Times New Roman" w:cs="Times New Roman"/>
+      <w:sz w:val="24"/>
+      <w:szCs w:val="24"/>
+    </w:rPr>
+  </w:style>
 </w:styles>
 </file>
 

--- a/help/解书音形规则文本.docx
+++ b/help/解书音形规则文本.docx
@@ -22,7 +22,7 @@
     <w:p>
       <w:pPr>
         <w:rPr>
-          <w:rFonts w:ascii="宋体" w:eastAsia="宋体" w:hAnsi="宋体"/>
+          <w:rFonts w:ascii="宋体" w:eastAsia="宋体" w:hAnsi="宋体" w:hint="eastAsia"/>
           <w:b/>
           <w:bCs/>
           <w:sz w:val="28"/>
@@ -43,7 +43,7 @@
     <w:p>
       <w:pPr>
         <w:rPr>
-          <w:rFonts w:ascii="宋体" w:eastAsia="宋体" w:hAnsi="宋体"/>
+          <w:rFonts w:ascii="宋体" w:eastAsia="宋体" w:hAnsi="宋体" w:hint="eastAsia"/>
           <w:szCs w:val="21"/>
         </w:rPr>
       </w:pPr>
@@ -61,21 +61,53 @@
           <w:rFonts w:ascii="宋体" w:eastAsia="宋体" w:hAnsi="宋体"/>
           <w:szCs w:val="21"/>
         </w:rPr>
-        <w:t>pip install pypinyin keyboard pyperclip pywin32。所有文件需放在同一目录下。</w:t>
-      </w:r>
-    </w:p>
-    <w:p>
-      <w:pPr>
-        <w:rPr>
-          <w:rFonts w:ascii="宋体" w:eastAsia="宋体" w:hAnsi="宋体" w:hint="eastAsia"/>
-          <w:szCs w:val="21"/>
-        </w:rPr>
-      </w:pPr>
-    </w:p>
-    <w:p>
-      <w:pPr>
-        <w:rPr>
-          <w:rFonts w:ascii="宋体" w:eastAsia="宋体" w:hAnsi="宋体"/>
+        <w:t xml:space="preserve">pip install </w:t>
+      </w:r>
+      <w:proofErr w:type="spellStart"/>
+      <w:r>
+        <w:rPr>
+          <w:rFonts w:ascii="宋体" w:eastAsia="宋体" w:hAnsi="宋体"/>
+          <w:szCs w:val="21"/>
+        </w:rPr>
+        <w:t>pypinyin</w:t>
+      </w:r>
+      <w:proofErr w:type="spellEnd"/>
+      <w:r>
+        <w:rPr>
+          <w:rFonts w:ascii="宋体" w:eastAsia="宋体" w:hAnsi="宋体"/>
+          <w:szCs w:val="21"/>
+        </w:rPr>
+        <w:t xml:space="preserve"> keyboard </w:t>
+      </w:r>
+      <w:proofErr w:type="spellStart"/>
+      <w:r>
+        <w:rPr>
+          <w:rFonts w:ascii="宋体" w:eastAsia="宋体" w:hAnsi="宋体"/>
+          <w:szCs w:val="21"/>
+        </w:rPr>
+        <w:t>pyperclip</w:t>
+      </w:r>
+      <w:proofErr w:type="spellEnd"/>
+      <w:r>
+        <w:rPr>
+          <w:rFonts w:ascii="宋体" w:eastAsia="宋体" w:hAnsi="宋体"/>
+          <w:szCs w:val="21"/>
+        </w:rPr>
+        <w:t xml:space="preserve"> pywin32。所有文件需放在同一目录下。</w:t>
+      </w:r>
+    </w:p>
+    <w:p>
+      <w:pPr>
+        <w:rPr>
+          <w:rFonts w:ascii="宋体" w:eastAsia="宋体" w:hAnsi="宋体" w:hint="eastAsia"/>
+          <w:szCs w:val="21"/>
+        </w:rPr>
+      </w:pPr>
+    </w:p>
+    <w:p>
+      <w:pPr>
+        <w:rPr>
+          <w:rFonts w:ascii="宋体" w:eastAsia="宋体" w:hAnsi="宋体" w:hint="eastAsia"/>
           <w:szCs w:val="21"/>
         </w:rPr>
       </w:pPr>
@@ -99,7 +131,7 @@
     <w:p>
       <w:pPr>
         <w:rPr>
-          <w:rFonts w:ascii="宋体" w:eastAsia="宋体" w:hAnsi="宋体"/>
+          <w:rFonts w:ascii="宋体" w:eastAsia="宋体" w:hAnsi="宋体" w:hint="eastAsia"/>
           <w:szCs w:val="21"/>
         </w:rPr>
       </w:pPr>
@@ -122,7 +154,7 @@
     <w:p>
       <w:pPr>
         <w:rPr>
-          <w:rFonts w:ascii="宋体" w:eastAsia="宋体" w:hAnsi="宋体"/>
+          <w:rFonts w:ascii="宋体" w:eastAsia="宋体" w:hAnsi="宋体" w:hint="eastAsia"/>
           <w:szCs w:val="21"/>
         </w:rPr>
       </w:pPr>
@@ -369,7 +401,21 @@
           <w:rFonts w:ascii="宋体" w:eastAsia="宋体" w:hAnsi="宋体"/>
           <w:szCs w:val="21"/>
         </w:rPr>
-        <w:t>第三行：状态提示（如"字 1/2 页 1"）</w:t>
+        <w:t>第三行：状态提示（如"字 1/2 页 1"</w:t>
+      </w:r>
+      <w:r>
+        <w:rPr>
+          <w:rFonts w:ascii="宋体" w:eastAsia="宋体" w:hAnsi="宋体" w:hint="eastAsia"/>
+          <w:szCs w:val="21"/>
+        </w:rPr>
+        <w:t>，一般隐藏</w:t>
+      </w:r>
+      <w:r>
+        <w:rPr>
+          <w:rFonts w:ascii="宋体" w:eastAsia="宋体" w:hAnsi="宋体"/>
+          <w:szCs w:val="21"/>
+        </w:rPr>
+        <w:t>）</w:t>
       </w:r>
     </w:p>
     <w:p>
@@ -846,6 +892,7 @@
           <w:rFonts w:ascii="宋体" w:eastAsia="宋体" w:hAnsi="宋体"/>
           <w:szCs w:val="21"/>
         </w:rPr>
+        <w:lastRenderedPageBreak/>
         <w:t>= 切换到下一个字的选择</w:t>
       </w:r>
     </w:p>
@@ -865,7 +912,6 @@
           <w:rFonts w:ascii="宋体" w:eastAsia="宋体" w:hAnsi="宋体"/>
           <w:szCs w:val="21"/>
         </w:rPr>
-        <w:lastRenderedPageBreak/>
         <w:t>- 切换到上一个字的选择</w:t>
       </w:r>
     </w:p>
@@ -904,14 +950,30 @@
           <w:rFonts w:ascii="宋体" w:eastAsia="宋体" w:hAnsi="宋体"/>
           <w:szCs w:val="21"/>
         </w:rPr>
-        <w:t>按空格上屏</w:t>
-      </w:r>
-      <w:r>
-        <w:rPr>
-          <w:rFonts w:ascii="宋体" w:eastAsia="宋体" w:hAnsi="宋体" w:hint="eastAsia"/>
-          <w:szCs w:val="21"/>
-        </w:rPr>
-        <w:t>所有首选字（若优先上词开启,则为词语）</w:t>
+        <w:t>按空格上</w:t>
+      </w:r>
+      <w:proofErr w:type="gramStart"/>
+      <w:r>
+        <w:rPr>
+          <w:rFonts w:ascii="宋体" w:eastAsia="宋体" w:hAnsi="宋体"/>
+          <w:szCs w:val="21"/>
+        </w:rPr>
+        <w:t>屏</w:t>
+      </w:r>
+      <w:r>
+        <w:rPr>
+          <w:rFonts w:ascii="宋体" w:eastAsia="宋体" w:hAnsi="宋体" w:hint="eastAsia"/>
+          <w:szCs w:val="21"/>
+        </w:rPr>
+        <w:t>所有</w:t>
+      </w:r>
+      <w:proofErr w:type="gramEnd"/>
+      <w:r>
+        <w:rPr>
+          <w:rFonts w:ascii="宋体" w:eastAsia="宋体" w:hAnsi="宋体" w:hint="eastAsia"/>
+          <w:szCs w:val="21"/>
+        </w:rPr>
+        <w:t>首选字（若优先上词开启,则为词语）</w:t>
       </w:r>
     </w:p>
     <w:p>
@@ -1004,12 +1066,21 @@
           <w:szCs w:val="21"/>
         </w:rPr>
       </w:pPr>
-      <w:r>
-        <w:rPr>
-          <w:rFonts w:ascii="宋体" w:eastAsia="宋体" w:hAnsi="宋体" w:hint="eastAsia"/>
-          <w:szCs w:val="21"/>
-        </w:rPr>
-        <w:t>内输/外输：仅在输入法程序预设的框内输入/在任意全局输入框输入，用←</w:t>
+      <w:proofErr w:type="gramStart"/>
+      <w:r>
+        <w:rPr>
+          <w:rFonts w:ascii="宋体" w:eastAsia="宋体" w:hAnsi="宋体" w:hint="eastAsia"/>
+          <w:szCs w:val="21"/>
+        </w:rPr>
+        <w:t>内输</w:t>
+      </w:r>
+      <w:proofErr w:type="gramEnd"/>
+      <w:r>
+        <w:rPr>
+          <w:rFonts w:ascii="宋体" w:eastAsia="宋体" w:hAnsi="宋体" w:hint="eastAsia"/>
+          <w:szCs w:val="21"/>
+        </w:rPr>
+        <w:t>/外输：仅在输入法程序预设的框内输入/在任意全局输入框输入，用←</w:t>
       </w:r>
       <w:r>
         <w:rPr>
@@ -1060,6 +1131,7 @@
         </w:rPr>
         <w:t>+1</w:t>
       </w:r>
+      <w:proofErr w:type="gramStart"/>
       <w:r>
         <w:rPr>
           <w:rFonts w:ascii="宋体" w:eastAsia="宋体" w:hAnsi="宋体" w:hint="eastAsia"/>
@@ -1072,7 +1144,15 @@
           <w:rFonts w:ascii="宋体" w:eastAsia="宋体" w:hAnsi="宋体" w:hint="eastAsia"/>
           <w:szCs w:val="21"/>
         </w:rPr>
-        <w:t>内输外输切换功能，此时仅支持内输</w:t>
+        <w:t>内输外</w:t>
+      </w:r>
+      <w:proofErr w:type="gramEnd"/>
+      <w:r>
+        <w:rPr>
+          <w:rFonts w:ascii="宋体" w:eastAsia="宋体" w:hAnsi="宋体" w:hint="eastAsia"/>
+          <w:szCs w:val="21"/>
+        </w:rPr>
+        <w:t>输切换功能，此时仅支持内输</w:t>
       </w:r>
       <w:r>
         <w:rPr>
@@ -1494,8 +1574,17 @@
           <w:rFonts w:ascii="宋体" w:eastAsia="宋体" w:hAnsi="宋体" w:hint="eastAsia"/>
           <w:szCs w:val="21"/>
         </w:rPr>
-        <w:t>音码码</w:t>
-      </w:r>
+        <w:t>音码</w:t>
+      </w:r>
+      <w:proofErr w:type="gramStart"/>
+      <w:r>
+        <w:rPr>
+          <w:rFonts w:ascii="宋体" w:eastAsia="宋体" w:hAnsi="宋体" w:hint="eastAsia"/>
+          <w:szCs w:val="21"/>
+        </w:rPr>
+        <w:t>码</w:t>
+      </w:r>
+      <w:proofErr w:type="gramEnd"/>
       <w:r>
         <w:rPr>
           <w:rFonts w:ascii="宋体" w:eastAsia="宋体" w:hAnsi="宋体"/>
@@ -1574,6 +1663,7 @@
         </w:rPr>
         <w:t>统计独体率、</w:t>
       </w:r>
+      <w:proofErr w:type="gramStart"/>
       <w:r>
         <w:rPr>
           <w:rFonts w:ascii="宋体" w:eastAsia="宋体" w:hAnsi="宋体" w:hint="eastAsia"/>
@@ -1586,7 +1676,15 @@
           <w:rFonts w:ascii="宋体" w:eastAsia="宋体" w:hAnsi="宋体"/>
           <w:szCs w:val="21"/>
         </w:rPr>
-        <w:t>码分布、</w:t>
+        <w:t>码分布</w:t>
+      </w:r>
+      <w:proofErr w:type="gramEnd"/>
+      <w:r>
+        <w:rPr>
+          <w:rFonts w:ascii="宋体" w:eastAsia="宋体" w:hAnsi="宋体"/>
+          <w:szCs w:val="21"/>
+        </w:rPr>
+        <w:t>、</w:t>
       </w:r>
       <w:r>
         <w:rPr>
@@ -1747,7 +1845,23 @@
           <w:rFonts w:ascii="宋体" w:eastAsia="宋体" w:hAnsi="宋体"/>
           <w:szCs w:val="21"/>
         </w:rPr>
-        <w:t>创建无数字简码版本</w:t>
+        <w:t>创建</w:t>
+      </w:r>
+      <w:proofErr w:type="gramStart"/>
+      <w:r>
+        <w:rPr>
+          <w:rFonts w:ascii="宋体" w:eastAsia="宋体" w:hAnsi="宋体"/>
+          <w:szCs w:val="21"/>
+        </w:rPr>
+        <w:t>无数字</w:t>
+      </w:r>
+      <w:proofErr w:type="gramEnd"/>
+      <w:r>
+        <w:rPr>
+          <w:rFonts w:ascii="宋体" w:eastAsia="宋体" w:hAnsi="宋体"/>
+          <w:szCs w:val="21"/>
+        </w:rPr>
+        <w:t>简码版本</w:t>
       </w:r>
     </w:p>
     <w:p>
@@ -1893,6 +2007,7 @@
           <w:rFonts w:ascii="宋体" w:eastAsia="宋体" w:hAnsi="宋体"/>
           <w:szCs w:val="21"/>
         </w:rPr>
+        <w:lastRenderedPageBreak/>
         <w:t>7. 查</w:t>
       </w:r>
       <w:r>
@@ -1940,7 +2055,6 @@
           <w:rFonts w:ascii="宋体" w:eastAsia="宋体" w:hAnsi="宋体"/>
           <w:szCs w:val="21"/>
         </w:rPr>
-        <w:lastRenderedPageBreak/>
         <w:t>输入一串汉字</w:t>
       </w:r>
     </w:p>
@@ -2196,6 +2310,7 @@
           <w:szCs w:val="21"/>
         </w:rPr>
       </w:pPr>
+      <w:proofErr w:type="gramStart"/>
       <w:r>
         <w:rPr>
           <w:rFonts w:ascii="宋体" w:eastAsia="宋体" w:hAnsi="宋体"/>
@@ -2203,6 +2318,7 @@
         </w:rPr>
         <w:t>猜主码</w:t>
       </w:r>
+      <w:proofErr w:type="gramEnd"/>
       <w:r>
         <w:rPr>
           <w:rFonts w:ascii="宋体" w:eastAsia="宋体" w:hAnsi="宋体" w:hint="eastAsia"/>
@@ -2230,6 +2346,7 @@
           <w:szCs w:val="21"/>
         </w:rPr>
       </w:pPr>
+      <w:proofErr w:type="gramStart"/>
       <w:r>
         <w:rPr>
           <w:rFonts w:ascii="宋体" w:eastAsia="宋体" w:hAnsi="宋体"/>
@@ -2237,6 +2354,7 @@
         </w:rPr>
         <w:t>猜副码</w:t>
       </w:r>
+      <w:proofErr w:type="gramEnd"/>
       <w:r>
         <w:rPr>
           <w:rFonts w:ascii="宋体" w:eastAsia="宋体" w:hAnsi="宋体" w:hint="eastAsia"/>
@@ -2249,7 +2367,23 @@
           <w:rFonts w:ascii="宋体" w:eastAsia="宋体" w:hAnsi="宋体"/>
           <w:szCs w:val="21"/>
         </w:rPr>
-        <w:t>显示汉字和音码，输入副码，若多次错误会提示主码作为辅助</w:t>
+        <w:t>显示汉字和音码，输入副码，若多次错误会</w:t>
+      </w:r>
+      <w:proofErr w:type="gramStart"/>
+      <w:r>
+        <w:rPr>
+          <w:rFonts w:ascii="宋体" w:eastAsia="宋体" w:hAnsi="宋体"/>
+          <w:szCs w:val="21"/>
+        </w:rPr>
+        <w:t>提示主码作为</w:t>
+      </w:r>
+      <w:proofErr w:type="gramEnd"/>
+      <w:r>
+        <w:rPr>
+          <w:rFonts w:ascii="宋体" w:eastAsia="宋体" w:hAnsi="宋体"/>
+          <w:szCs w:val="21"/>
+        </w:rPr>
+        <w:t>辅助</w:t>
       </w:r>
     </w:p>
     <w:p>
@@ -2537,7 +2671,25 @@
           <w:sz w:val="28"/>
           <w:szCs w:val="28"/>
         </w:rPr>
-        <w:t>ABCD(E)(.F)</w:t>
+        <w:t>ABCD(E)</w:t>
+      </w:r>
+      <w:proofErr w:type="gramStart"/>
+      <w:r>
+        <w:rPr>
+          <w:rFonts w:ascii="华文中宋" w:eastAsia="华文中宋" w:hAnsi="华文中宋" w:hint="eastAsia"/>
+          <w:sz w:val="28"/>
+          <w:szCs w:val="28"/>
+        </w:rPr>
+        <w:t>(.F</w:t>
+      </w:r>
+      <w:proofErr w:type="gramEnd"/>
+      <w:r>
+        <w:rPr>
+          <w:rFonts w:ascii="华文中宋" w:eastAsia="华文中宋" w:hAnsi="华文中宋" w:hint="eastAsia"/>
+          <w:sz w:val="28"/>
+          <w:szCs w:val="28"/>
+        </w:rPr>
+        <w:t>)</w:t>
       </w:r>
     </w:p>
     <w:p>
@@ -2713,8 +2865,17 @@
           <w:rFonts w:ascii="宋体" w:eastAsia="宋体" w:hAnsi="宋体" w:hint="eastAsia"/>
           <w:szCs w:val="21"/>
         </w:rPr>
-        <w:t>副码：余部/查重注释</w:t>
-      </w:r>
+        <w:t>副码：余部/</w:t>
+      </w:r>
+      <w:proofErr w:type="gramStart"/>
+      <w:r>
+        <w:rPr>
+          <w:rFonts w:ascii="宋体" w:eastAsia="宋体" w:hAnsi="宋体" w:hint="eastAsia"/>
+          <w:szCs w:val="21"/>
+        </w:rPr>
+        <w:t>查重注释</w:t>
+      </w:r>
+      <w:proofErr w:type="gramEnd"/>
       <w:r>
         <w:rPr>
           <w:rFonts w:ascii="宋体" w:eastAsia="宋体" w:hAnsi="宋体"/>
@@ -2754,6 +2915,7 @@
         </w:rPr>
         <w:t>补码：</w:t>
       </w:r>
+      <w:proofErr w:type="gramStart"/>
       <w:r>
         <w:rPr>
           <w:rFonts w:ascii="宋体" w:eastAsia="宋体" w:hAnsi="宋体"/>
@@ -2761,6 +2923,7 @@
         </w:rPr>
         <w:t>繁异</w:t>
       </w:r>
+      <w:proofErr w:type="gramEnd"/>
       <w:r>
         <w:rPr>
           <w:rFonts w:ascii="宋体" w:eastAsia="宋体" w:hAnsi="宋体" w:hint="eastAsia"/>
@@ -2842,14 +3005,25 @@
           <w:szCs w:val="21"/>
         </w:rPr>
       </w:pPr>
-      <w:r>
-        <w:rPr>
-          <w:rFonts w:ascii="宋体" w:eastAsia="宋体" w:hAnsi="宋体"/>
-          <w:b/>
-          <w:bCs/>
-          <w:szCs w:val="21"/>
-        </w:rPr>
-        <w:t>先音后形</w:t>
+      <w:proofErr w:type="gramStart"/>
+      <w:r>
+        <w:rPr>
+          <w:rFonts w:ascii="宋体" w:eastAsia="宋体" w:hAnsi="宋体"/>
+          <w:b/>
+          <w:bCs/>
+          <w:szCs w:val="21"/>
+        </w:rPr>
+        <w:t>先音后</w:t>
+      </w:r>
+      <w:proofErr w:type="gramEnd"/>
+      <w:r>
+        <w:rPr>
+          <w:rFonts w:ascii="宋体" w:eastAsia="宋体" w:hAnsi="宋体"/>
+          <w:b/>
+          <w:bCs/>
+          <w:szCs w:val="21"/>
+        </w:rPr>
+        <w:t>形</w:t>
       </w:r>
       <w:r>
         <w:rPr>
@@ -2930,6 +3104,7 @@
           <w:bCs/>
           <w:szCs w:val="21"/>
         </w:rPr>
+        <w:lastRenderedPageBreak/>
         <w:t>零重码</w:t>
       </w:r>
       <w:r>
@@ -2975,7 +3150,6 @@
           <w:bCs/>
           <w:szCs w:val="21"/>
         </w:rPr>
-        <w:lastRenderedPageBreak/>
         <w:t>音码</w:t>
       </w:r>
       <w:r>
@@ -2985,7 +3159,27 @@
           <w:bCs/>
           <w:szCs w:val="21"/>
         </w:rPr>
-        <w:t>：搜狗双拼+声调，0轻声。</w:t>
+        <w:t>：</w:t>
+      </w:r>
+      <w:proofErr w:type="gramStart"/>
+      <w:r>
+        <w:rPr>
+          <w:rFonts w:ascii="宋体" w:eastAsia="宋体" w:hAnsi="宋体" w:hint="eastAsia"/>
+          <w:b/>
+          <w:bCs/>
+          <w:szCs w:val="21"/>
+        </w:rPr>
+        <w:t>搜狗双拼</w:t>
+      </w:r>
+      <w:proofErr w:type="gramEnd"/>
+      <w:r>
+        <w:rPr>
+          <w:rFonts w:ascii="宋体" w:eastAsia="宋体" w:hAnsi="宋体" w:hint="eastAsia"/>
+          <w:b/>
+          <w:bCs/>
+          <w:szCs w:val="21"/>
+        </w:rPr>
+        <w:t>+声调，0轻声。</w:t>
       </w:r>
     </w:p>
     <w:p>
@@ -3066,8 +3260,25 @@
           <w:rFonts w:ascii="宋体" w:eastAsia="宋体" w:hAnsi="宋体"/>
           <w:szCs w:val="21"/>
         </w:rPr>
-        <w:t>3开形(八) &gt; 6大形(大) &gt; 0闭形(口) &gt; 5</w:t>
-      </w:r>
+        <w:t>3开形(八) &gt; 6大形(大) &gt; 0</w:t>
+      </w:r>
+      <w:proofErr w:type="gramStart"/>
+      <w:r>
+        <w:rPr>
+          <w:rFonts w:ascii="宋体" w:eastAsia="宋体" w:hAnsi="宋体"/>
+          <w:szCs w:val="21"/>
+        </w:rPr>
+        <w:t>闭形</w:t>
+      </w:r>
+      <w:proofErr w:type="gramEnd"/>
+      <w:r>
+        <w:rPr>
+          <w:rFonts w:ascii="宋体" w:eastAsia="宋体" w:hAnsi="宋体"/>
+          <w:szCs w:val="21"/>
+        </w:rPr>
+        <w:t>(口) &gt; 5</w:t>
+      </w:r>
+      <w:proofErr w:type="gramStart"/>
       <w:r>
         <w:rPr>
           <w:rFonts w:ascii="宋体" w:eastAsia="宋体" w:hAnsi="宋体" w:hint="eastAsia"/>
@@ -3080,7 +3291,15 @@
           <w:rFonts w:ascii="宋体" w:eastAsia="宋体" w:hAnsi="宋体"/>
           <w:szCs w:val="21"/>
         </w:rPr>
-        <w:t>形(中) &gt; 1竖形(</w:t>
+        <w:t>形</w:t>
+      </w:r>
+      <w:proofErr w:type="gramEnd"/>
+      <w:r>
+        <w:rPr>
+          <w:rFonts w:ascii="宋体" w:eastAsia="宋体" w:hAnsi="宋体"/>
+          <w:szCs w:val="21"/>
+        </w:rPr>
+        <w:t>(中) &gt; 1竖形(</w:t>
       </w:r>
       <w:r>
         <w:rPr>
@@ -3107,11 +3326,19 @@
       </w:pPr>
       <w:r>
         <w:rPr>
-          <w:rFonts w:ascii="宋体" w:eastAsia="宋体" w:hAnsi="宋体"/>
-          <w:szCs w:val="21"/>
-        </w:rPr>
-        <w:t>&gt; 2横形(</w:t>
-      </w:r>
+          <w:rFonts w:ascii="宋体" w:eastAsia="宋体" w:hAnsi="宋体" w:hint="eastAsia"/>
+          <w:szCs w:val="21"/>
+        </w:rPr>
+        <w:t>=</w:t>
+      </w:r>
+      <w:r>
+        <w:rPr>
+          <w:rFonts w:ascii="宋体" w:eastAsia="宋体" w:hAnsi="宋体"/>
+          <w:szCs w:val="21"/>
+        </w:rPr>
+        <w:t xml:space="preserve"> 2横形(</w:t>
+      </w:r>
+      <w:proofErr w:type="gramStart"/>
       <w:r>
         <w:rPr>
           <w:rFonts w:ascii="宋体" w:eastAsia="宋体" w:hAnsi="宋体" w:hint="eastAsia"/>
@@ -3119,12 +3346,29 @@
         </w:rPr>
         <w:t>一</w:t>
       </w:r>
-      <w:r>
-        <w:rPr>
-          <w:rFonts w:ascii="宋体" w:eastAsia="宋体" w:hAnsi="宋体"/>
-          <w:szCs w:val="21"/>
-        </w:rPr>
-        <w:t>) &gt; 4错形(</w:t>
+      <w:proofErr w:type="gramEnd"/>
+      <w:r>
+        <w:rPr>
+          <w:rFonts w:ascii="宋体" w:eastAsia="宋体" w:hAnsi="宋体"/>
+          <w:szCs w:val="21"/>
+        </w:rPr>
+        <w:t>) &gt; 4</w:t>
+      </w:r>
+      <w:proofErr w:type="gramStart"/>
+      <w:r>
+        <w:rPr>
+          <w:rFonts w:ascii="宋体" w:eastAsia="宋体" w:hAnsi="宋体"/>
+          <w:szCs w:val="21"/>
+        </w:rPr>
+        <w:t>错形</w:t>
+      </w:r>
+      <w:proofErr w:type="gramEnd"/>
+      <w:r>
+        <w:rPr>
+          <w:rFonts w:ascii="宋体" w:eastAsia="宋体" w:hAnsi="宋体"/>
+          <w:szCs w:val="21"/>
+        </w:rPr>
+        <w:t>(</w:t>
       </w:r>
       <w:r>
         <w:rPr>
@@ -3138,7 +3382,23 @@
           <w:rFonts w:ascii="宋体" w:eastAsia="宋体" w:hAnsi="宋体"/>
           <w:szCs w:val="21"/>
         </w:rPr>
-        <w:t>) &gt; 7偏形(</w:t>
+        <w:t>) &gt; 7</w:t>
+      </w:r>
+      <w:proofErr w:type="gramStart"/>
+      <w:r>
+        <w:rPr>
+          <w:rFonts w:ascii="宋体" w:eastAsia="宋体" w:hAnsi="宋体"/>
+          <w:szCs w:val="21"/>
+        </w:rPr>
+        <w:t>偏形</w:t>
+      </w:r>
+      <w:proofErr w:type="gramEnd"/>
+      <w:r>
+        <w:rPr>
+          <w:rFonts w:ascii="宋体" w:eastAsia="宋体" w:hAnsi="宋体"/>
+          <w:szCs w:val="21"/>
+        </w:rPr>
+        <w:t>(</w:t>
       </w:r>
       <w:r>
         <w:rPr>
@@ -3506,14 +3766,25 @@
         </w:rPr>
         <w:t>副</w:t>
       </w:r>
-      <w:r>
-        <w:rPr>
-          <w:rFonts w:ascii="宋体" w:eastAsia="宋体" w:hAnsi="宋体"/>
-          <w:b/>
-          <w:bCs/>
-          <w:szCs w:val="21"/>
-        </w:rPr>
-        <w:t>码选择顺序</w:t>
+      <w:proofErr w:type="gramStart"/>
+      <w:r>
+        <w:rPr>
+          <w:rFonts w:ascii="宋体" w:eastAsia="宋体" w:hAnsi="宋体"/>
+          <w:b/>
+          <w:bCs/>
+          <w:szCs w:val="21"/>
+        </w:rPr>
+        <w:t>码选择</w:t>
+      </w:r>
+      <w:proofErr w:type="gramEnd"/>
+      <w:r>
+        <w:rPr>
+          <w:rFonts w:ascii="宋体" w:eastAsia="宋体" w:hAnsi="宋体"/>
+          <w:b/>
+          <w:bCs/>
+          <w:szCs w:val="21"/>
+        </w:rPr>
+        <w:t>顺序</w:t>
       </w:r>
     </w:p>
     <w:p>
@@ -3530,6 +3801,7 @@
         </w:rPr>
         <w:t xml:space="preserve">空 &gt; </w:t>
       </w:r>
+      <w:proofErr w:type="gramStart"/>
       <w:r>
         <w:rPr>
           <w:rFonts w:ascii="宋体" w:eastAsia="宋体" w:hAnsi="宋体" w:hint="eastAsia"/>
@@ -3542,7 +3814,15 @@
           <w:rFonts w:ascii="宋体" w:eastAsia="宋体" w:hAnsi="宋体"/>
           <w:szCs w:val="21"/>
         </w:rPr>
-        <w:t xml:space="preserve">码 &gt; </w:t>
+        <w:t>码</w:t>
+      </w:r>
+      <w:proofErr w:type="gramEnd"/>
+      <w:r>
+        <w:rPr>
+          <w:rFonts w:ascii="宋体" w:eastAsia="宋体" w:hAnsi="宋体"/>
+          <w:szCs w:val="21"/>
+        </w:rPr>
+        <w:t xml:space="preserve"> &gt; </w:t>
       </w:r>
       <w:r>
         <w:rPr>
@@ -3763,7 +4043,15 @@
           <w:rFonts w:ascii="宋体" w:eastAsia="宋体" w:hAnsi="宋体"/>
           <w:szCs w:val="21"/>
         </w:rPr>
-        <w:t>未简字</w:t>
+        <w:t>未简</w:t>
+      </w:r>
+      <w:proofErr w:type="gramStart"/>
+      <w:r>
+        <w:rPr>
+          <w:rFonts w:ascii="宋体" w:eastAsia="宋体" w:hAnsi="宋体"/>
+          <w:szCs w:val="21"/>
+        </w:rPr>
+        <w:t>字</w:t>
       </w:r>
       <w:r>
         <w:rPr>
@@ -3777,7 +4065,15 @@
           <w:rFonts w:ascii="宋体" w:eastAsia="宋体" w:hAnsi="宋体"/>
           <w:szCs w:val="21"/>
         </w:rPr>
-        <w:t>码固定为;</w:t>
+        <w:t>码固定</w:t>
+      </w:r>
+      <w:proofErr w:type="gramEnd"/>
+      <w:r>
+        <w:rPr>
+          <w:rFonts w:ascii="宋体" w:eastAsia="宋体" w:hAnsi="宋体"/>
+          <w:szCs w:val="21"/>
+        </w:rPr>
+        <w:t>为;</w:t>
       </w:r>
     </w:p>
     <w:p>
@@ -3791,6 +4087,7 @@
           <w:szCs w:val="21"/>
         </w:rPr>
       </w:pPr>
+      <w:proofErr w:type="gramStart"/>
       <w:r>
         <w:rPr>
           <w:rFonts w:ascii="宋体" w:eastAsia="宋体" w:hAnsi="宋体" w:hint="eastAsia"/>
@@ -3803,7 +4100,15 @@
           <w:rFonts w:ascii="宋体" w:eastAsia="宋体" w:hAnsi="宋体"/>
           <w:szCs w:val="21"/>
         </w:rPr>
-        <w:t>单笔画有特殊编码</w:t>
+        <w:t>单笔画</w:t>
+      </w:r>
+      <w:proofErr w:type="gramEnd"/>
+      <w:r>
+        <w:rPr>
+          <w:rFonts w:ascii="宋体" w:eastAsia="宋体" w:hAnsi="宋体"/>
+          <w:szCs w:val="21"/>
+        </w:rPr>
+        <w:t>有特殊编码</w:t>
       </w:r>
     </w:p>
     <w:p>
@@ -3877,7 +4182,17 @@
           <w:bCs/>
           <w:szCs w:val="21"/>
         </w:rPr>
-        <w:t>第2步：掌握</w:t>
+        <w:t>第2步：</w:t>
+      </w:r>
+      <w:proofErr w:type="gramStart"/>
+      <w:r>
+        <w:rPr>
+          <w:rFonts w:ascii="宋体" w:eastAsia="宋体" w:hAnsi="宋体"/>
+          <w:b/>
+          <w:bCs/>
+          <w:szCs w:val="21"/>
+        </w:rPr>
+        <w:t>掌握</w:t>
       </w:r>
       <w:r>
         <w:rPr>
@@ -3897,6 +4212,7 @@
         </w:rPr>
         <w:t>码基础</w:t>
       </w:r>
+      <w:proofErr w:type="gramEnd"/>
       <w:r>
         <w:rPr>
           <w:rFonts w:ascii="宋体" w:eastAsia="宋体" w:hAnsi="宋体" w:hint="eastAsia"/>
@@ -4032,6 +4348,7 @@
         </w:rPr>
         <w:t xml:space="preserve">音码(ABC) → </w:t>
       </w:r>
+      <w:proofErr w:type="gramStart"/>
       <w:r>
         <w:rPr>
           <w:rFonts w:ascii="宋体" w:eastAsia="宋体" w:hAnsi="宋体" w:hint="eastAsia"/>
@@ -4039,6 +4356,7 @@
         </w:rPr>
         <w:t>形部</w:t>
       </w:r>
+      <w:proofErr w:type="gramEnd"/>
       <w:r>
         <w:rPr>
           <w:rFonts w:ascii="宋体" w:eastAsia="宋体" w:hAnsi="宋体"/>
@@ -4160,7 +4478,15 @@
           <w:rFonts w:ascii="宋体" w:eastAsia="宋体" w:hAnsi="宋体"/>
           <w:szCs w:val="21"/>
         </w:rPr>
-        <w:t>中期：加</w:t>
+        <w:t>中期：</w:t>
+      </w:r>
+      <w:proofErr w:type="gramStart"/>
+      <w:r>
+        <w:rPr>
+          <w:rFonts w:ascii="宋体" w:eastAsia="宋体" w:hAnsi="宋体"/>
+          <w:szCs w:val="21"/>
+        </w:rPr>
+        <w:t>加</w:t>
       </w:r>
       <w:r>
         <w:rPr>
@@ -4174,7 +4500,15 @@
           <w:rFonts w:ascii="宋体" w:eastAsia="宋体" w:hAnsi="宋体"/>
           <w:szCs w:val="21"/>
         </w:rPr>
-        <w:t>码区分重码</w:t>
+        <w:t>码</w:t>
+      </w:r>
+      <w:proofErr w:type="gramEnd"/>
+      <w:r>
+        <w:rPr>
+          <w:rFonts w:ascii="宋体" w:eastAsia="宋体" w:hAnsi="宋体"/>
+          <w:szCs w:val="21"/>
+        </w:rPr>
+        <w:t>区分重码</w:t>
       </w:r>
     </w:p>
     <w:p>
@@ -4427,6 +4761,7 @@
           <w:sz w:val="32"/>
           <w:szCs w:val="32"/>
         </w:rPr>
+        <w:lastRenderedPageBreak/>
         <w:t>二、</w:t>
       </w:r>
       <w:r>
@@ -4442,6 +4777,56 @@
     </w:p>
     <w:p>
       <w:pPr>
+        <w:ind w:left="2"/>
+        <w:rPr>
+          <w:rFonts w:ascii="宋体" w:eastAsia="宋体" w:hAnsi="宋体" w:hint="eastAsia"/>
+          <w:b/>
+          <w:bCs/>
+        </w:rPr>
+      </w:pPr>
+      <w:r>
+        <w:rPr>
+          <w:rFonts w:ascii="宋体" w:eastAsia="宋体" w:hAnsi="宋体"/>
+          <w:b/>
+          <w:bCs/>
+        </w:rPr>
+        <w:t>转换原则：</w:t>
+      </w:r>
+      <w:r>
+        <w:rPr>
+          <w:rFonts w:ascii="宋体" w:eastAsia="宋体" w:hAnsi="宋体"/>
+        </w:rPr>
+        <w:t>将全拼（不含声调）拆分为声母和韵母，分别映射到双拼字母，然后附加声调</w:t>
+      </w:r>
+      <w:r>
+        <w:rPr>
+          <w:rFonts w:ascii="宋体" w:eastAsia="宋体" w:hAnsi="宋体" w:hint="eastAsia"/>
+        </w:rPr>
+        <w:t>数</w:t>
+      </w:r>
+      <w:r>
+        <w:rPr>
+          <w:rFonts w:ascii="宋体" w:eastAsia="宋体" w:hAnsi="宋体"/>
+        </w:rPr>
+        <w:t>字。整个过程是</w:t>
+      </w:r>
+      <w:r>
+        <w:rPr>
+          <w:rFonts w:ascii="宋体" w:eastAsia="宋体" w:hAnsi="宋体"/>
+          <w:b/>
+          <w:bCs/>
+        </w:rPr>
+        <w:t>机械的、一一对应的</w:t>
+      </w:r>
+      <w:r>
+        <w:rPr>
+          <w:rFonts w:ascii="宋体" w:eastAsia="宋体" w:hAnsi="宋体"/>
+        </w:rPr>
+        <w:t>，不引入额外变化。</w:t>
+      </w:r>
+    </w:p>
+    <w:p>
+      <w:pPr>
         <w:ind w:left="422" w:hangingChars="200" w:hanging="422"/>
         <w:rPr>
           <w:rFonts w:ascii="宋体" w:eastAsia="宋体" w:hAnsi="宋体" w:hint="eastAsia"/>
@@ -4453,7 +4838,6 @@
           <w:b/>
           <w:bCs/>
         </w:rPr>
-        <w:lastRenderedPageBreak/>
         <w:t>初码（A）声母：</w:t>
       </w:r>
       <w:r>
@@ -4462,11 +4846,61 @@
         </w:rPr>
         <w:br/>
       </w:r>
-      <w:r>
-        <w:rPr>
-          <w:rFonts w:ascii="宋体" w:eastAsia="宋体" w:hAnsi="宋体" w:hint="eastAsia"/>
-        </w:rPr>
-        <w:t>zh，ch，sh→v，i，u。</w:t>
+      <w:proofErr w:type="spellStart"/>
+      <w:r>
+        <w:rPr>
+          <w:rFonts w:ascii="宋体" w:eastAsia="宋体" w:hAnsi="宋体" w:hint="eastAsia"/>
+        </w:rPr>
+        <w:t>zh</w:t>
+      </w:r>
+      <w:proofErr w:type="spellEnd"/>
+      <w:r>
+        <w:rPr>
+          <w:rFonts w:ascii="宋体" w:eastAsia="宋体" w:hAnsi="宋体" w:hint="eastAsia"/>
+        </w:rPr>
+        <w:t>，</w:t>
+      </w:r>
+      <w:proofErr w:type="spellStart"/>
+      <w:r>
+        <w:rPr>
+          <w:rFonts w:ascii="宋体" w:eastAsia="宋体" w:hAnsi="宋体" w:hint="eastAsia"/>
+        </w:rPr>
+        <w:t>ch</w:t>
+      </w:r>
+      <w:proofErr w:type="spellEnd"/>
+      <w:r>
+        <w:rPr>
+          <w:rFonts w:ascii="宋体" w:eastAsia="宋体" w:hAnsi="宋体" w:hint="eastAsia"/>
+        </w:rPr>
+        <w:t>，</w:t>
+      </w:r>
+      <w:proofErr w:type="spellStart"/>
+      <w:r>
+        <w:rPr>
+          <w:rFonts w:ascii="宋体" w:eastAsia="宋体" w:hAnsi="宋体" w:hint="eastAsia"/>
+        </w:rPr>
+        <w:t>sh</w:t>
+      </w:r>
+      <w:proofErr w:type="spellEnd"/>
+      <w:r>
+        <w:rPr>
+          <w:rFonts w:ascii="宋体" w:eastAsia="宋体" w:hAnsi="宋体" w:hint="eastAsia"/>
+        </w:rPr>
+        <w:t>→v，</w:t>
+      </w:r>
+      <w:proofErr w:type="spellStart"/>
+      <w:r>
+        <w:rPr>
+          <w:rFonts w:ascii="宋体" w:eastAsia="宋体" w:hAnsi="宋体" w:hint="eastAsia"/>
+        </w:rPr>
+        <w:t>i</w:t>
+      </w:r>
+      <w:proofErr w:type="spellEnd"/>
+      <w:r>
+        <w:rPr>
+          <w:rFonts w:ascii="宋体" w:eastAsia="宋体" w:hAnsi="宋体" w:hint="eastAsia"/>
+        </w:rPr>
+        <w:t>，u。</w:t>
       </w:r>
     </w:p>
     <w:p>
@@ -4480,7 +4914,39 @@
         <w:rPr>
           <w:rFonts w:ascii="宋体" w:eastAsia="宋体" w:hAnsi="宋体" w:hint="eastAsia"/>
         </w:rPr>
-        <w:t>零声母：a，o，e→o；i，u，ü(v)→y，w，y。</w:t>
+        <w:t>零声母：a，o，e→o</w:t>
+      </w:r>
+      <w:r>
+        <w:rPr>
+          <w:rFonts w:ascii="宋体" w:eastAsia="宋体" w:hAnsi="宋体" w:hint="eastAsia"/>
+        </w:rPr>
+        <w:t>。全拼中不存在以</w:t>
+      </w:r>
+      <w:proofErr w:type="spellStart"/>
+      <w:r>
+        <w:rPr>
+          <w:rFonts w:ascii="宋体" w:eastAsia="宋体" w:hAnsi="宋体" w:hint="eastAsia"/>
+        </w:rPr>
+        <w:t>i,u</w:t>
+      </w:r>
+      <w:proofErr w:type="spellEnd"/>
+      <w:r>
+        <w:rPr>
+          <w:rFonts w:ascii="宋体" w:eastAsia="宋体" w:hAnsi="宋体" w:hint="eastAsia"/>
+        </w:rPr>
+        <w:t>,</w:t>
+      </w:r>
+      <w:r>
+        <w:rPr>
+          <w:rFonts w:ascii="宋体" w:eastAsia="宋体" w:hAnsi="宋体" w:hint="eastAsia"/>
+        </w:rPr>
+        <w:t>ü</w:t>
+      </w:r>
+      <w:r>
+        <w:rPr>
+          <w:rFonts w:ascii="宋体" w:eastAsia="宋体" w:hAnsi="宋体" w:hint="eastAsia"/>
+        </w:rPr>
+        <w:t>开头的拼音，分别视为声母y，w，y。</w:t>
       </w:r>
     </w:p>
     <w:p>
@@ -4523,20 +4989,314 @@
         <w:rPr>
           <w:rFonts w:ascii="宋体" w:eastAsia="宋体" w:hAnsi="宋体" w:hint="eastAsia"/>
         </w:rPr>
-        <w:t xml:space="preserve">    a，e，i，o，u同全拼。</w:t>
-      </w:r>
-    </w:p>
-    <w:p>
-      <w:pPr>
-        <w:rPr>
-          <w:rFonts w:ascii="宋体" w:eastAsia="宋体" w:hAnsi="宋体" w:hint="eastAsia"/>
-        </w:rPr>
-      </w:pPr>
-      <w:r>
-        <w:rPr>
-          <w:rFonts w:ascii="宋体" w:eastAsia="宋体" w:hAnsi="宋体" w:hint="eastAsia"/>
-        </w:rPr>
-        <w:t xml:space="preserve">    iu→q，ua/ia→w，uan/ü(v)an/er→r，ü(v)e→t，uai/ü(v)→y（声母jqxy的，ü(v)→u），uo→o，un/ü(v)n→p，ong/iong→s，uang/iang→d，en→f，eng→g，ang→h，an→j，ao→k，ai→l，ei→z，ie→x，iao→c，ui→v，ou→b，in→n，ian→m，ing→；</w:t>
+        <w:t xml:space="preserve">    a，e，</w:t>
+      </w:r>
+      <w:proofErr w:type="spellStart"/>
+      <w:r>
+        <w:rPr>
+          <w:rFonts w:ascii="宋体" w:eastAsia="宋体" w:hAnsi="宋体" w:hint="eastAsia"/>
+        </w:rPr>
+        <w:t>i</w:t>
+      </w:r>
+      <w:proofErr w:type="spellEnd"/>
+      <w:r>
+        <w:rPr>
+          <w:rFonts w:ascii="宋体" w:eastAsia="宋体" w:hAnsi="宋体" w:hint="eastAsia"/>
+        </w:rPr>
+        <w:t>，o，u同全拼。</w:t>
+      </w:r>
+    </w:p>
+    <w:p>
+      <w:pPr>
+        <w:rPr>
+          <w:rFonts w:ascii="宋体" w:eastAsia="宋体" w:hAnsi="宋体" w:hint="eastAsia"/>
+        </w:rPr>
+      </w:pPr>
+      <w:r>
+        <w:rPr>
+          <w:rFonts w:ascii="宋体" w:eastAsia="宋体" w:hAnsi="宋体" w:hint="eastAsia"/>
+        </w:rPr>
+        <w:t xml:space="preserve">    </w:t>
+      </w:r>
+      <w:proofErr w:type="spellStart"/>
+      <w:r>
+        <w:rPr>
+          <w:rFonts w:ascii="宋体" w:eastAsia="宋体" w:hAnsi="宋体" w:hint="eastAsia"/>
+        </w:rPr>
+        <w:t>iu</w:t>
+      </w:r>
+      <w:proofErr w:type="spellEnd"/>
+      <w:r>
+        <w:rPr>
+          <w:rFonts w:ascii="宋体" w:eastAsia="宋体" w:hAnsi="宋体" w:hint="eastAsia"/>
+        </w:rPr>
+        <w:t>→q，</w:t>
+      </w:r>
+      <w:proofErr w:type="spellStart"/>
+      <w:r>
+        <w:rPr>
+          <w:rFonts w:ascii="宋体" w:eastAsia="宋体" w:hAnsi="宋体" w:hint="eastAsia"/>
+        </w:rPr>
+        <w:t>ua</w:t>
+      </w:r>
+      <w:proofErr w:type="spellEnd"/>
+      <w:r>
+        <w:rPr>
+          <w:rFonts w:ascii="宋体" w:eastAsia="宋体" w:hAnsi="宋体" w:hint="eastAsia"/>
+        </w:rPr>
+        <w:t>/</w:t>
+      </w:r>
+      <w:proofErr w:type="spellStart"/>
+      <w:r>
+        <w:rPr>
+          <w:rFonts w:ascii="宋体" w:eastAsia="宋体" w:hAnsi="宋体" w:hint="eastAsia"/>
+        </w:rPr>
+        <w:t>ia</w:t>
+      </w:r>
+      <w:proofErr w:type="spellEnd"/>
+      <w:r>
+        <w:rPr>
+          <w:rFonts w:ascii="宋体" w:eastAsia="宋体" w:hAnsi="宋体" w:hint="eastAsia"/>
+        </w:rPr>
+        <w:t>→w，</w:t>
+      </w:r>
+      <w:proofErr w:type="spellStart"/>
+      <w:r>
+        <w:rPr>
+          <w:rFonts w:ascii="宋体" w:eastAsia="宋体" w:hAnsi="宋体" w:hint="eastAsia"/>
+        </w:rPr>
+        <w:t>uan</w:t>
+      </w:r>
+      <w:proofErr w:type="spellEnd"/>
+      <w:r>
+        <w:rPr>
+          <w:rFonts w:ascii="宋体" w:eastAsia="宋体" w:hAnsi="宋体" w:hint="eastAsia"/>
+        </w:rPr>
+        <w:t>/ü(v)an/er→r，ü(v)e→t，</w:t>
+      </w:r>
+      <w:proofErr w:type="spellStart"/>
+      <w:r>
+        <w:rPr>
+          <w:rFonts w:ascii="宋体" w:eastAsia="宋体" w:hAnsi="宋体" w:hint="eastAsia"/>
+        </w:rPr>
+        <w:t>uai</w:t>
+      </w:r>
+      <w:proofErr w:type="spellEnd"/>
+      <w:r>
+        <w:rPr>
+          <w:rFonts w:ascii="宋体" w:eastAsia="宋体" w:hAnsi="宋体" w:hint="eastAsia"/>
+        </w:rPr>
+        <w:t>/ü(v)→y（声母</w:t>
+      </w:r>
+      <w:proofErr w:type="spellStart"/>
+      <w:r>
+        <w:rPr>
+          <w:rFonts w:ascii="宋体" w:eastAsia="宋体" w:hAnsi="宋体" w:hint="eastAsia"/>
+        </w:rPr>
+        <w:t>jqxy</w:t>
+      </w:r>
+      <w:proofErr w:type="spellEnd"/>
+      <w:r>
+        <w:rPr>
+          <w:rFonts w:ascii="宋体" w:eastAsia="宋体" w:hAnsi="宋体" w:hint="eastAsia"/>
+        </w:rPr>
+        <w:t>的，ü(v)→u），</w:t>
+      </w:r>
+      <w:proofErr w:type="spellStart"/>
+      <w:r>
+        <w:rPr>
+          <w:rFonts w:ascii="宋体" w:eastAsia="宋体" w:hAnsi="宋体" w:hint="eastAsia"/>
+        </w:rPr>
+        <w:t>uo</w:t>
+      </w:r>
+      <w:proofErr w:type="spellEnd"/>
+      <w:r>
+        <w:rPr>
+          <w:rFonts w:ascii="宋体" w:eastAsia="宋体" w:hAnsi="宋体" w:hint="eastAsia"/>
+        </w:rPr>
+        <w:t>→o，un/ü(v)n→p，</w:t>
+      </w:r>
+      <w:proofErr w:type="spellStart"/>
+      <w:r>
+        <w:rPr>
+          <w:rFonts w:ascii="宋体" w:eastAsia="宋体" w:hAnsi="宋体" w:hint="eastAsia"/>
+        </w:rPr>
+        <w:t>ong</w:t>
+      </w:r>
+      <w:proofErr w:type="spellEnd"/>
+      <w:r>
+        <w:rPr>
+          <w:rFonts w:ascii="宋体" w:eastAsia="宋体" w:hAnsi="宋体" w:hint="eastAsia"/>
+        </w:rPr>
+        <w:t>/</w:t>
+      </w:r>
+      <w:proofErr w:type="spellStart"/>
+      <w:r>
+        <w:rPr>
+          <w:rFonts w:ascii="宋体" w:eastAsia="宋体" w:hAnsi="宋体" w:hint="eastAsia"/>
+        </w:rPr>
+        <w:t>iong</w:t>
+      </w:r>
+      <w:proofErr w:type="spellEnd"/>
+      <w:r>
+        <w:rPr>
+          <w:rFonts w:ascii="宋体" w:eastAsia="宋体" w:hAnsi="宋体" w:hint="eastAsia"/>
+        </w:rPr>
+        <w:t>→s，uang/</w:t>
+      </w:r>
+      <w:proofErr w:type="spellStart"/>
+      <w:r>
+        <w:rPr>
+          <w:rFonts w:ascii="宋体" w:eastAsia="宋体" w:hAnsi="宋体" w:hint="eastAsia"/>
+        </w:rPr>
+        <w:t>iang</w:t>
+      </w:r>
+      <w:proofErr w:type="spellEnd"/>
+      <w:r>
+        <w:rPr>
+          <w:rFonts w:ascii="宋体" w:eastAsia="宋体" w:hAnsi="宋体" w:hint="eastAsia"/>
+        </w:rPr>
+        <w:t>→d，</w:t>
+      </w:r>
+      <w:proofErr w:type="spellStart"/>
+      <w:r>
+        <w:rPr>
+          <w:rFonts w:ascii="宋体" w:eastAsia="宋体" w:hAnsi="宋体" w:hint="eastAsia"/>
+        </w:rPr>
+        <w:t>en</w:t>
+      </w:r>
+      <w:proofErr w:type="spellEnd"/>
+      <w:r>
+        <w:rPr>
+          <w:rFonts w:ascii="宋体" w:eastAsia="宋体" w:hAnsi="宋体" w:hint="eastAsia"/>
+        </w:rPr>
+        <w:t>→f，</w:t>
+      </w:r>
+      <w:proofErr w:type="spellStart"/>
+      <w:r>
+        <w:rPr>
+          <w:rFonts w:ascii="宋体" w:eastAsia="宋体" w:hAnsi="宋体" w:hint="eastAsia"/>
+        </w:rPr>
+        <w:t>eng</w:t>
+      </w:r>
+      <w:proofErr w:type="spellEnd"/>
+      <w:r>
+        <w:rPr>
+          <w:rFonts w:ascii="宋体" w:eastAsia="宋体" w:hAnsi="宋体" w:hint="eastAsia"/>
+        </w:rPr>
+        <w:t>→g，ang→h，an→j，</w:t>
+      </w:r>
+      <w:proofErr w:type="spellStart"/>
+      <w:r>
+        <w:rPr>
+          <w:rFonts w:ascii="宋体" w:eastAsia="宋体" w:hAnsi="宋体" w:hint="eastAsia"/>
+        </w:rPr>
+        <w:t>ao</w:t>
+      </w:r>
+      <w:proofErr w:type="spellEnd"/>
+      <w:r>
+        <w:rPr>
+          <w:rFonts w:ascii="宋体" w:eastAsia="宋体" w:hAnsi="宋体" w:hint="eastAsia"/>
+        </w:rPr>
+        <w:t>→k，ai→l，</w:t>
+      </w:r>
+      <w:proofErr w:type="spellStart"/>
+      <w:r>
+        <w:rPr>
+          <w:rFonts w:ascii="宋体" w:eastAsia="宋体" w:hAnsi="宋体" w:hint="eastAsia"/>
+        </w:rPr>
+        <w:t>ei</w:t>
+      </w:r>
+      <w:proofErr w:type="spellEnd"/>
+      <w:r>
+        <w:rPr>
+          <w:rFonts w:ascii="宋体" w:eastAsia="宋体" w:hAnsi="宋体" w:hint="eastAsia"/>
+        </w:rPr>
+        <w:t>→z，</w:t>
+      </w:r>
+      <w:proofErr w:type="spellStart"/>
+      <w:r>
+        <w:rPr>
+          <w:rFonts w:ascii="宋体" w:eastAsia="宋体" w:hAnsi="宋体" w:hint="eastAsia"/>
+        </w:rPr>
+        <w:t>ie</w:t>
+      </w:r>
+      <w:proofErr w:type="spellEnd"/>
+      <w:r>
+        <w:rPr>
+          <w:rFonts w:ascii="宋体" w:eastAsia="宋体" w:hAnsi="宋体" w:hint="eastAsia"/>
+        </w:rPr>
+        <w:t>→x，</w:t>
+      </w:r>
+      <w:proofErr w:type="spellStart"/>
+      <w:r>
+        <w:rPr>
+          <w:rFonts w:ascii="宋体" w:eastAsia="宋体" w:hAnsi="宋体" w:hint="eastAsia"/>
+        </w:rPr>
+        <w:t>iao</w:t>
+      </w:r>
+      <w:proofErr w:type="spellEnd"/>
+      <w:r>
+        <w:rPr>
+          <w:rFonts w:ascii="宋体" w:eastAsia="宋体" w:hAnsi="宋体" w:hint="eastAsia"/>
+        </w:rPr>
+        <w:t>→c，</w:t>
+      </w:r>
+      <w:proofErr w:type="spellStart"/>
+      <w:r>
+        <w:rPr>
+          <w:rFonts w:ascii="宋体" w:eastAsia="宋体" w:hAnsi="宋体" w:hint="eastAsia"/>
+        </w:rPr>
+        <w:t>ui</w:t>
+      </w:r>
+      <w:proofErr w:type="spellEnd"/>
+      <w:r>
+        <w:rPr>
+          <w:rFonts w:ascii="宋体" w:eastAsia="宋体" w:hAnsi="宋体" w:hint="eastAsia"/>
+        </w:rPr>
+        <w:t>→v，</w:t>
+      </w:r>
+      <w:proofErr w:type="spellStart"/>
+      <w:r>
+        <w:rPr>
+          <w:rFonts w:ascii="宋体" w:eastAsia="宋体" w:hAnsi="宋体" w:hint="eastAsia"/>
+        </w:rPr>
+        <w:t>ou</w:t>
+      </w:r>
+      <w:proofErr w:type="spellEnd"/>
+      <w:r>
+        <w:rPr>
+          <w:rFonts w:ascii="宋体" w:eastAsia="宋体" w:hAnsi="宋体" w:hint="eastAsia"/>
+        </w:rPr>
+        <w:t>→b，in→n，</w:t>
+      </w:r>
+      <w:proofErr w:type="spellStart"/>
+      <w:r>
+        <w:rPr>
+          <w:rFonts w:ascii="宋体" w:eastAsia="宋体" w:hAnsi="宋体" w:hint="eastAsia"/>
+        </w:rPr>
+        <w:t>ian</w:t>
+      </w:r>
+      <w:proofErr w:type="spellEnd"/>
+      <w:r>
+        <w:rPr>
+          <w:rFonts w:ascii="宋体" w:eastAsia="宋体" w:hAnsi="宋体" w:hint="eastAsia"/>
+        </w:rPr>
+        <w:t>→m，</w:t>
+      </w:r>
+      <w:proofErr w:type="spellStart"/>
+      <w:r>
+        <w:rPr>
+          <w:rFonts w:ascii="宋体" w:eastAsia="宋体" w:hAnsi="宋体" w:hint="eastAsia"/>
+        </w:rPr>
+        <w:t>ing</w:t>
+      </w:r>
+      <w:proofErr w:type="spellEnd"/>
+      <w:r>
+        <w:rPr>
+          <w:rFonts w:ascii="宋体" w:eastAsia="宋体" w:hAnsi="宋体" w:hint="eastAsia"/>
+        </w:rPr>
+        <w:t>→；</w:t>
       </w:r>
     </w:p>
     <w:p>
@@ -4553,7 +5313,25 @@
           <w:i/>
           <w:iCs/>
         </w:rPr>
-        <w:t>以下是搜狗双拼对照表</w:t>
+        <w:t>以下</w:t>
+      </w:r>
+      <w:proofErr w:type="gramStart"/>
+      <w:r>
+        <w:rPr>
+          <w:rFonts w:ascii="宋体" w:eastAsia="宋体" w:hAnsi="宋体" w:hint="eastAsia"/>
+          <w:i/>
+          <w:iCs/>
+        </w:rPr>
+        <w:t>是搜狗双拼</w:t>
+      </w:r>
+      <w:proofErr w:type="gramEnd"/>
+      <w:r>
+        <w:rPr>
+          <w:rFonts w:ascii="宋体" w:eastAsia="宋体" w:hAnsi="宋体" w:hint="eastAsia"/>
+          <w:i/>
+          <w:iCs/>
+        </w:rPr>
+        <w:t>对照表</w:t>
       </w:r>
     </w:p>
     <w:p>
@@ -4573,7 +5351,7 @@
           <w14:ligatures w14:val="none"/>
         </w:rPr>
         <w:drawing>
-          <wp:inline distT="0" distB="0" distL="0" distR="0" wp14:anchorId="021093D3" wp14:editId="4235CFCE">
+          <wp:inline distT="0" distB="0" distL="0" distR="0" wp14:anchorId="021093D3" wp14:editId="3D441666">
             <wp:extent cx="3864293" cy="1155659"/>
             <wp:effectExtent l="0" t="0" r="3175" b="6985"/>
             <wp:docPr id="876378149" name="图片 2"/>
@@ -4706,17 +5484,39 @@
           <w:sz w:val="32"/>
           <w:szCs w:val="32"/>
         </w:rPr>
-        <w:t>三、主</w:t>
-      </w:r>
-      <w:r>
-        <w:rPr>
-          <w:rFonts w:ascii="宋体" w:eastAsia="宋体" w:hAnsi="宋体"/>
+        <w:t>三、</w:t>
+      </w:r>
+      <w:proofErr w:type="gramStart"/>
+      <w:r>
+        <w:rPr>
+          <w:rFonts w:ascii="宋体" w:eastAsia="宋体" w:hAnsi="宋体" w:hint="eastAsia"/>
           <w:b/>
           <w:bCs/>
           <w:sz w:val="32"/>
           <w:szCs w:val="32"/>
         </w:rPr>
-        <w:t>码编码规则</w:t>
+        <w:t>主</w:t>
+      </w:r>
+      <w:r>
+        <w:rPr>
+          <w:rFonts w:ascii="宋体" w:eastAsia="宋体" w:hAnsi="宋体"/>
+          <w:b/>
+          <w:bCs/>
+          <w:sz w:val="32"/>
+          <w:szCs w:val="32"/>
+        </w:rPr>
+        <w:t>码编码</w:t>
+      </w:r>
+      <w:proofErr w:type="gramEnd"/>
+      <w:r>
+        <w:rPr>
+          <w:rFonts w:ascii="宋体" w:eastAsia="宋体" w:hAnsi="宋体"/>
+          <w:b/>
+          <w:bCs/>
+          <w:sz w:val="32"/>
+          <w:szCs w:val="32"/>
+        </w:rPr>
+        <w:t>规则</w:t>
       </w:r>
     </w:p>
     <w:p>
@@ -4727,6 +5527,7 @@
           <w:szCs w:val="21"/>
         </w:rPr>
       </w:pPr>
+      <w:proofErr w:type="gramStart"/>
       <w:r>
         <w:rPr>
           <w:rFonts w:ascii="宋体" w:eastAsia="宋体" w:hAnsi="宋体" w:hint="eastAsia"/>
@@ -4739,7 +5540,15 @@
           <w:rFonts w:ascii="宋体" w:eastAsia="宋体" w:hAnsi="宋体"/>
           <w:szCs w:val="21"/>
         </w:rPr>
-        <w:t>码是编码中的第四位，用于区分同音字。它根据汉字的字形结构，将汉字分为</w:t>
+        <w:t>码是</w:t>
+      </w:r>
+      <w:proofErr w:type="gramEnd"/>
+      <w:r>
+        <w:rPr>
+          <w:rFonts w:ascii="宋体" w:eastAsia="宋体" w:hAnsi="宋体"/>
+          <w:szCs w:val="21"/>
+        </w:rPr>
+        <w:t>编码中的第四位，用于区分同音字。它根据汉字的字形结构，将汉字分为</w:t>
       </w:r>
       <w:r>
         <w:rPr>
@@ -4778,7 +5587,23 @@
           <w:rFonts w:ascii="宋体" w:eastAsia="宋体" w:hAnsi="宋体" w:hint="eastAsia"/>
           <w:szCs w:val="21"/>
         </w:rPr>
-        <w:t>。因此，主码又称“形部码”。</w:t>
+        <w:t>。因此，</w:t>
+      </w:r>
+      <w:proofErr w:type="gramStart"/>
+      <w:r>
+        <w:rPr>
+          <w:rFonts w:ascii="宋体" w:eastAsia="宋体" w:hAnsi="宋体" w:hint="eastAsia"/>
+          <w:szCs w:val="21"/>
+        </w:rPr>
+        <w:t>主码又</w:t>
+      </w:r>
+      <w:proofErr w:type="gramEnd"/>
+      <w:r>
+        <w:rPr>
+          <w:rFonts w:ascii="宋体" w:eastAsia="宋体" w:hAnsi="宋体" w:hint="eastAsia"/>
+          <w:szCs w:val="21"/>
+        </w:rPr>
+        <w:t>称“形部码”。</w:t>
       </w:r>
     </w:p>
     <w:p>
@@ -4863,7 +5688,23 @@
           <w:rFonts w:ascii="宋体" w:eastAsia="宋体" w:hAnsi="宋体"/>
           <w:szCs w:val="21"/>
         </w:rPr>
-        <w:t>的字，视为合体字；否则为独体字。"拆"要求独立明显，不交错、不穿插、不粘连。取完部首后，剩下的部件应尽量成字，避免拆分出无意义的部件。</w:t>
+        <w:t>的字，视为合体字；否则为独体字。"拆"要求独立明显，不交错、</w:t>
+      </w:r>
+      <w:proofErr w:type="gramStart"/>
+      <w:r>
+        <w:rPr>
+          <w:rFonts w:ascii="宋体" w:eastAsia="宋体" w:hAnsi="宋体"/>
+          <w:szCs w:val="21"/>
+        </w:rPr>
+        <w:t>不</w:t>
+      </w:r>
+      <w:proofErr w:type="gramEnd"/>
+      <w:r>
+        <w:rPr>
+          <w:rFonts w:ascii="宋体" w:eastAsia="宋体" w:hAnsi="宋体"/>
+          <w:szCs w:val="21"/>
+        </w:rPr>
+        <w:t>穿插、不粘连。取完部首后，剩下的部件应尽量成字，避免拆分出无意义的部件。</w:t>
       </w:r>
     </w:p>
     <w:p>
@@ -5077,6 +5918,7 @@
                 <w:szCs w:val="21"/>
               </w:rPr>
             </w:pPr>
+            <w:proofErr w:type="gramStart"/>
             <w:r>
               <w:rPr>
                 <w:rFonts w:ascii="宋体" w:eastAsia="宋体" w:hAnsi="宋体" w:hint="eastAsia"/>
@@ -5091,6 +5933,7 @@
               </w:rPr>
               <w:t>码</w:t>
             </w:r>
+            <w:proofErr w:type="gramEnd"/>
           </w:p>
         </w:tc>
         <w:tc>
@@ -5343,6 +6186,7 @@
               </w:rPr>
               <w:t>横、撇、</w:t>
             </w:r>
+            <w:proofErr w:type="gramStart"/>
             <w:r>
               <w:rPr>
                 <w:rFonts w:ascii="宋体" w:eastAsia="宋体" w:hAnsi="宋体" w:hint="eastAsia"/>
@@ -5355,7 +6199,15 @@
                 <w:rFonts w:ascii="宋体" w:eastAsia="宋体" w:hAnsi="宋体"/>
                 <w:szCs w:val="21"/>
               </w:rPr>
-              <w:t>构成汉字主要框架</w:t>
+              <w:t>构成</w:t>
+            </w:r>
+            <w:proofErr w:type="gramEnd"/>
+            <w:r>
+              <w:rPr>
+                <w:rFonts w:ascii="宋体" w:eastAsia="宋体" w:hAnsi="宋体"/>
+                <w:szCs w:val="21"/>
+              </w:rPr>
+              <w:t>汉字主要框架</w:t>
             </w:r>
           </w:p>
         </w:tc>
@@ -5377,12 +6229,28 @@
                 <w:szCs w:val="21"/>
               </w:rPr>
             </w:pPr>
-            <w:r>
-              <w:rPr>
-                <w:rFonts w:ascii="宋体" w:eastAsia="宋体" w:hAnsi="宋体" w:hint="eastAsia"/>
-              </w:rPr>
-              <w:t>矢水米乘求</w:t>
-            </w:r>
+            <w:proofErr w:type="gramStart"/>
+            <w:r>
+              <w:rPr>
+                <w:rFonts w:ascii="宋体" w:eastAsia="宋体" w:hAnsi="宋体" w:hint="eastAsia"/>
+              </w:rPr>
+              <w:t>矢</w:t>
+            </w:r>
+            <w:proofErr w:type="gramEnd"/>
+            <w:r>
+              <w:rPr>
+                <w:rFonts w:ascii="宋体" w:eastAsia="宋体" w:hAnsi="宋体" w:hint="eastAsia"/>
+              </w:rPr>
+              <w:t>水</w:t>
+            </w:r>
+            <w:proofErr w:type="gramStart"/>
+            <w:r>
+              <w:rPr>
+                <w:rFonts w:ascii="宋体" w:eastAsia="宋体" w:hAnsi="宋体" w:hint="eastAsia"/>
+              </w:rPr>
+              <w:t>米乘求</w:t>
+            </w:r>
+            <w:proofErr w:type="gramEnd"/>
           </w:p>
         </w:tc>
       </w:tr>
@@ -5405,13 +6273,16 @@
                 <w:szCs w:val="21"/>
               </w:rPr>
             </w:pPr>
+            <w:proofErr w:type="gramStart"/>
             <w:r>
               <w:rPr>
                 <w:rFonts w:ascii="宋体" w:eastAsia="宋体" w:hAnsi="宋体"/>
                 <w:szCs w:val="21"/>
               </w:rPr>
+              <w:lastRenderedPageBreak/>
               <w:t>闭形</w:t>
             </w:r>
+            <w:proofErr w:type="gramEnd"/>
           </w:p>
         </w:tc>
         <w:tc>
@@ -5490,7 +6361,35 @@
               <w:rPr>
                 <w:rFonts w:ascii="宋体" w:eastAsia="宋体" w:hAnsi="宋体" w:hint="eastAsia"/>
               </w:rPr>
-              <w:t>自酉曲凸甘</w:t>
+              <w:t>自</w:t>
+            </w:r>
+            <w:proofErr w:type="gramStart"/>
+            <w:r>
+              <w:rPr>
+                <w:rFonts w:ascii="宋体" w:eastAsia="宋体" w:hAnsi="宋体" w:hint="eastAsia"/>
+              </w:rPr>
+              <w:t>酉</w:t>
+            </w:r>
+            <w:proofErr w:type="gramEnd"/>
+            <w:r>
+              <w:rPr>
+                <w:rFonts w:ascii="宋体" w:eastAsia="宋体" w:hAnsi="宋体" w:hint="eastAsia"/>
+              </w:rPr>
+              <w:t>曲</w:t>
+            </w:r>
+            <w:proofErr w:type="gramStart"/>
+            <w:r>
+              <w:rPr>
+                <w:rFonts w:ascii="宋体" w:eastAsia="宋体" w:hAnsi="宋体" w:hint="eastAsia"/>
+              </w:rPr>
+              <w:t>凸</w:t>
+            </w:r>
+            <w:proofErr w:type="gramEnd"/>
+            <w:r>
+              <w:rPr>
+                <w:rFonts w:ascii="宋体" w:eastAsia="宋体" w:hAnsi="宋体" w:hint="eastAsia"/>
+              </w:rPr>
+              <w:t>甘</w:t>
             </w:r>
           </w:p>
         </w:tc>
@@ -5514,6 +6413,7 @@
                 <w:szCs w:val="21"/>
               </w:rPr>
             </w:pPr>
+            <w:proofErr w:type="gramStart"/>
             <w:r>
               <w:rPr>
                 <w:rFonts w:ascii="宋体" w:eastAsia="宋体" w:hAnsi="宋体" w:hint="eastAsia"/>
@@ -5528,6 +6428,7 @@
               </w:rPr>
               <w:t>形</w:t>
             </w:r>
+            <w:proofErr w:type="gramEnd"/>
           </w:p>
         </w:tc>
         <w:tc>
@@ -5606,7 +6507,21 @@
               <w:rPr>
                 <w:rFonts w:ascii="宋体" w:eastAsia="宋体" w:hAnsi="宋体" w:hint="eastAsia"/>
               </w:rPr>
-              <w:t>中且臣丞丽</w:t>
+              <w:t>中且臣</w:t>
+            </w:r>
+            <w:proofErr w:type="gramStart"/>
+            <w:r>
+              <w:rPr>
+                <w:rFonts w:ascii="宋体" w:eastAsia="宋体" w:hAnsi="宋体" w:hint="eastAsia"/>
+              </w:rPr>
+              <w:t>丞</w:t>
+            </w:r>
+            <w:proofErr w:type="gramEnd"/>
+            <w:r>
+              <w:rPr>
+                <w:rFonts w:ascii="宋体" w:eastAsia="宋体" w:hAnsi="宋体" w:hint="eastAsia"/>
+              </w:rPr>
+              <w:t>丽</w:t>
             </w:r>
           </w:p>
         </w:tc>
@@ -5638,7 +6553,6 @@
                 <w:rFonts w:ascii="宋体" w:eastAsia="宋体" w:hAnsi="宋体"/>
                 <w:szCs w:val="21"/>
               </w:rPr>
-              <w:lastRenderedPageBreak/>
               <w:t>竖形</w:t>
             </w:r>
           </w:p>
@@ -5719,8 +6633,16 @@
               <w:rPr>
                 <w:rFonts w:ascii="宋体" w:eastAsia="宋体" w:hAnsi="宋体" w:hint="eastAsia"/>
               </w:rPr>
-              <w:t>生主已幺毛</w:t>
-            </w:r>
+              <w:t>生主</w:t>
+            </w:r>
+            <w:proofErr w:type="gramStart"/>
+            <w:r>
+              <w:rPr>
+                <w:rFonts w:ascii="宋体" w:eastAsia="宋体" w:hAnsi="宋体" w:hint="eastAsia"/>
+              </w:rPr>
+              <w:t>已幺毛</w:t>
+            </w:r>
+            <w:proofErr w:type="gramEnd"/>
           </w:p>
         </w:tc>
       </w:tr>
@@ -5828,8 +6750,16 @@
               <w:rPr>
                 <w:rFonts w:ascii="宋体" w:eastAsia="宋体" w:hAnsi="宋体" w:hint="eastAsia"/>
               </w:rPr>
-              <w:t>人之而瓜也</w:t>
-            </w:r>
+              <w:t>人</w:t>
+            </w:r>
+            <w:proofErr w:type="gramStart"/>
+            <w:r>
+              <w:rPr>
+                <w:rFonts w:ascii="宋体" w:eastAsia="宋体" w:hAnsi="宋体" w:hint="eastAsia"/>
+              </w:rPr>
+              <w:t>之而瓜也</w:t>
+            </w:r>
+            <w:proofErr w:type="gramEnd"/>
           </w:p>
         </w:tc>
       </w:tr>
@@ -5852,6 +6782,7 @@
                 <w:szCs w:val="21"/>
               </w:rPr>
             </w:pPr>
+            <w:proofErr w:type="gramStart"/>
             <w:r>
               <w:rPr>
                 <w:rFonts w:ascii="宋体" w:eastAsia="宋体" w:hAnsi="宋体"/>
@@ -5859,6 +6790,7 @@
               </w:rPr>
               <w:t>错形</w:t>
             </w:r>
+            <w:proofErr w:type="gramEnd"/>
           </w:p>
         </w:tc>
         <w:tc>
@@ -5933,6 +6865,7 @@
                 <w:szCs w:val="21"/>
               </w:rPr>
             </w:pPr>
+            <w:proofErr w:type="gramStart"/>
             <w:r>
               <w:rPr>
                 <w:rFonts w:ascii="宋体" w:eastAsia="宋体" w:hAnsi="宋体" w:hint="eastAsia"/>
@@ -5957,7 +6890,14 @@
               <w:rPr>
                 <w:rFonts w:ascii="宋体" w:eastAsia="宋体" w:hAnsi="宋体" w:hint="eastAsia"/>
               </w:rPr>
-              <w:t>不壬</w:t>
+              <w:t>不</w:t>
+            </w:r>
+            <w:proofErr w:type="gramEnd"/>
+            <w:r>
+              <w:rPr>
+                <w:rFonts w:ascii="宋体" w:eastAsia="宋体" w:hAnsi="宋体" w:hint="eastAsia"/>
+              </w:rPr>
+              <w:t>壬</w:t>
             </w:r>
           </w:p>
         </w:tc>
@@ -5981,6 +6921,7 @@
                 <w:szCs w:val="21"/>
               </w:rPr>
             </w:pPr>
+            <w:proofErr w:type="gramStart"/>
             <w:r>
               <w:rPr>
                 <w:rFonts w:ascii="宋体" w:eastAsia="宋体" w:hAnsi="宋体"/>
@@ -5988,6 +6929,7 @@
               </w:rPr>
               <w:t>偏形</w:t>
             </w:r>
+            <w:proofErr w:type="gramEnd"/>
           </w:p>
         </w:tc>
         <w:tc>
@@ -6066,7 +7008,21 @@
               <w:rPr>
                 <w:rFonts w:ascii="宋体" w:eastAsia="宋体" w:hAnsi="宋体" w:hint="eastAsia"/>
               </w:rPr>
-              <w:t>产勿今母耳</w:t>
+              <w:t>产</w:t>
+            </w:r>
+            <w:proofErr w:type="gramStart"/>
+            <w:r>
+              <w:rPr>
+                <w:rFonts w:ascii="宋体" w:eastAsia="宋体" w:hAnsi="宋体" w:hint="eastAsia"/>
+              </w:rPr>
+              <w:t>勿今母</w:t>
+            </w:r>
+            <w:proofErr w:type="gramEnd"/>
+            <w:r>
+              <w:rPr>
+                <w:rFonts w:ascii="宋体" w:eastAsia="宋体" w:hAnsi="宋体" w:hint="eastAsia"/>
+              </w:rPr>
+              <w:t>耳</w:t>
             </w:r>
           </w:p>
         </w:tc>
@@ -6149,7 +7105,23 @@
                 <w:rFonts w:ascii="宋体" w:eastAsia="宋体" w:hAnsi="宋体"/>
                 <w:szCs w:val="21"/>
               </w:rPr>
-              <w:t>结构复杂，包含多个符合上述形状的结构；或隶变后无法辨认拆形而导致的独体字</w:t>
+              <w:t>结构复杂，包含多个符合上述形状的结构；或隶变后无法</w:t>
+            </w:r>
+            <w:proofErr w:type="gramStart"/>
+            <w:r>
+              <w:rPr>
+                <w:rFonts w:ascii="宋体" w:eastAsia="宋体" w:hAnsi="宋体"/>
+                <w:szCs w:val="21"/>
+              </w:rPr>
+              <w:t>辨认拆形而</w:t>
+            </w:r>
+            <w:proofErr w:type="gramEnd"/>
+            <w:r>
+              <w:rPr>
+                <w:rFonts w:ascii="宋体" w:eastAsia="宋体" w:hAnsi="宋体"/>
+                <w:szCs w:val="21"/>
+              </w:rPr>
+              <w:t>导致的独体字</w:t>
             </w:r>
           </w:p>
         </w:tc>
@@ -6175,7 +7147,21 @@
               <w:rPr>
                 <w:rFonts w:ascii="宋体" w:eastAsia="宋体" w:hAnsi="宋体" w:hint="eastAsia"/>
               </w:rPr>
-              <w:t>南先弗巳重</w:t>
+              <w:t>南先</w:t>
+            </w:r>
+            <w:proofErr w:type="gramStart"/>
+            <w:r>
+              <w:rPr>
+                <w:rFonts w:ascii="宋体" w:eastAsia="宋体" w:hAnsi="宋体" w:hint="eastAsia"/>
+              </w:rPr>
+              <w:t>弗巳</w:t>
+            </w:r>
+            <w:proofErr w:type="gramEnd"/>
+            <w:r>
+              <w:rPr>
+                <w:rFonts w:ascii="宋体" w:eastAsia="宋体" w:hAnsi="宋体" w:hint="eastAsia"/>
+              </w:rPr>
+              <w:t>重</w:t>
             </w:r>
           </w:p>
         </w:tc>
@@ -6289,6 +7275,7 @@
               </w:rPr>
               <w:t>乙</w:t>
             </w:r>
+            <w:proofErr w:type="gramStart"/>
             <w:r>
               <w:rPr>
                 <w:rFonts w:ascii="宋体" w:eastAsia="宋体" w:hAnsi="宋体"/>
@@ -6297,6 +7284,7 @@
               </w:rPr>
               <w:t>乂</w:t>
             </w:r>
+            <w:proofErr w:type="gramEnd"/>
           </w:p>
         </w:tc>
       </w:tr>
@@ -6340,6 +7328,13 @@
         </w:rPr>
         <w:t>优先级表示当某个汉字符合多个类别时，按优先级高的类别编码。</w:t>
       </w:r>
+      <w:r>
+        <w:rPr>
+          <w:rFonts w:ascii="宋体" w:eastAsia="宋体" w:hAnsi="宋体" w:hint="eastAsia"/>
+          <w:szCs w:val="21"/>
+        </w:rPr>
+        <w:t>横形与竖形实际上是同级互斥。</w:t>
+      </w:r>
     </w:p>
     <w:p>
       <w:pPr>
@@ -6349,6 +7344,7 @@
           <w:szCs w:val="21"/>
         </w:rPr>
       </w:pPr>
+      <w:proofErr w:type="gramStart"/>
       <w:r>
         <w:rPr>
           <w:rFonts w:ascii="宋体" w:eastAsia="宋体" w:hAnsi="宋体" w:hint="eastAsia"/>
@@ -6361,7 +7357,15 @@
           <w:rFonts w:ascii="宋体" w:eastAsia="宋体" w:hAnsi="宋体"/>
           <w:szCs w:val="21"/>
         </w:rPr>
-        <w:t>码为数字0-9，分别对应上述类别。</w:t>
+        <w:t>码为</w:t>
+      </w:r>
+      <w:proofErr w:type="gramEnd"/>
+      <w:r>
+        <w:rPr>
+          <w:rFonts w:ascii="宋体" w:eastAsia="宋体" w:hAnsi="宋体"/>
+          <w:szCs w:val="21"/>
+        </w:rPr>
+        <w:t>数字0-9，分别对应上述类别。</w:t>
       </w:r>
       <w:r>
         <w:rPr>
@@ -6384,7 +7388,23 @@
           <w:rFonts w:ascii="宋体" w:eastAsia="宋体" w:hAnsi="宋体"/>
           <w:szCs w:val="21"/>
         </w:rPr>
-        <w:t>独体字现代字形必须像独体字——这是判断复形独体字的重要标准。</w:t>
+        <w:t>独体</w:t>
+      </w:r>
+      <w:proofErr w:type="gramStart"/>
+      <w:r>
+        <w:rPr>
+          <w:rFonts w:ascii="宋体" w:eastAsia="宋体" w:hAnsi="宋体"/>
+          <w:szCs w:val="21"/>
+        </w:rPr>
+        <w:t>字现代</w:t>
+      </w:r>
+      <w:proofErr w:type="gramEnd"/>
+      <w:r>
+        <w:rPr>
+          <w:rFonts w:ascii="宋体" w:eastAsia="宋体" w:hAnsi="宋体"/>
+          <w:szCs w:val="21"/>
+        </w:rPr>
+        <w:t>字形必须像独体字——这是判断复形独体字的重要标准。</w:t>
       </w:r>
     </w:p>
     <w:p>
@@ -6419,7 +7439,15 @@
           <w:rFonts w:ascii="宋体" w:eastAsia="宋体" w:hAnsi="宋体"/>
           <w:szCs w:val="21"/>
         </w:rPr>
-        <w:t>合体字的</w:t>
+        <w:t>合体字</w:t>
+      </w:r>
+      <w:proofErr w:type="gramStart"/>
+      <w:r>
+        <w:rPr>
+          <w:rFonts w:ascii="宋体" w:eastAsia="宋体" w:hAnsi="宋体"/>
+          <w:szCs w:val="21"/>
+        </w:rPr>
+        <w:t>的</w:t>
       </w:r>
       <w:r>
         <w:rPr>
@@ -6433,7 +7461,15 @@
           <w:rFonts w:ascii="宋体" w:eastAsia="宋体" w:hAnsi="宋体"/>
           <w:szCs w:val="21"/>
         </w:rPr>
-        <w:t>码为其</w:t>
+        <w:t>码为</w:t>
+      </w:r>
+      <w:proofErr w:type="gramEnd"/>
+      <w:r>
+        <w:rPr>
+          <w:rFonts w:ascii="宋体" w:eastAsia="宋体" w:hAnsi="宋体"/>
+          <w:szCs w:val="21"/>
+        </w:rPr>
+        <w:t>其</w:t>
       </w:r>
       <w:r>
         <w:rPr>
@@ -6904,7 +7940,21 @@
         <w:rPr>
           <w:rFonts w:ascii="宋体" w:eastAsia="宋体" w:hAnsi="宋体" w:hint="eastAsia"/>
         </w:rPr>
-        <w:t>：丶一丨丿乙</w:t>
+        <w:t>：</w:t>
+      </w:r>
+      <w:proofErr w:type="gramStart"/>
+      <w:r>
+        <w:rPr>
+          <w:rFonts w:ascii="宋体" w:eastAsia="宋体" w:hAnsi="宋体" w:hint="eastAsia"/>
+        </w:rPr>
+        <w:t>丶一丨丿</w:t>
+      </w:r>
+      <w:proofErr w:type="gramEnd"/>
+      <w:r>
+        <w:rPr>
+          <w:rFonts w:ascii="宋体" w:eastAsia="宋体" w:hAnsi="宋体" w:hint="eastAsia"/>
+        </w:rPr>
+        <w:t>乙</w:t>
       </w:r>
       <w:r>
         <w:rPr>
@@ -6948,6 +7998,7 @@
         </w:rPr>
         <w:t>：</w:t>
       </w:r>
+      <w:proofErr w:type="gramStart"/>
       <w:r>
         <w:rPr>
           <w:rFonts w:ascii="宋体" w:eastAsia="宋体" w:hAnsi="宋体" w:hint="eastAsia"/>
@@ -6968,8 +8019,16 @@
         <w:rPr>
           <w:rFonts w:ascii="宋体" w:eastAsia="宋体" w:hAnsi="宋体" w:hint="eastAsia"/>
         </w:rPr>
-        <w:t>冫贝</w:t>
-      </w:r>
+        <w:t>冫</w:t>
+      </w:r>
+      <w:proofErr w:type="gramEnd"/>
+      <w:r>
+        <w:rPr>
+          <w:rFonts w:ascii="宋体" w:eastAsia="宋体" w:hAnsi="宋体" w:hint="eastAsia"/>
+        </w:rPr>
+        <w:t>贝</w:t>
+      </w:r>
+      <w:proofErr w:type="gramStart"/>
       <w:r>
         <w:rPr>
           <w:rFonts w:ascii="宋体" w:eastAsia="宋体" w:hAnsi="宋体" w:hint="eastAsia"/>
@@ -6983,6 +8042,7 @@
         </w:rPr>
         <w:t>白卜八匕</w:t>
       </w:r>
+      <w:proofErr w:type="gramEnd"/>
       <w:r>
         <w:rPr>
           <w:rFonts w:ascii="宋体" w:eastAsia="宋体" w:hAnsi="宋体" w:cs="宋体" w:hint="eastAsia"/>
@@ -7018,12 +8078,14 @@
         </w:rPr>
         <w:t>车</w:t>
       </w:r>
+      <w:proofErr w:type="gramStart"/>
       <w:r>
         <w:rPr>
           <w:rFonts w:ascii="宋体" w:eastAsia="宋体" w:hAnsi="宋体" w:hint="eastAsia"/>
         </w:rPr>
         <w:t>艹</w:t>
       </w:r>
+      <w:proofErr w:type="gramEnd"/>
       <w:r>
         <w:rPr>
           <w:rFonts w:ascii="宋体" w:eastAsia="宋体" w:hAnsi="宋体" w:hint="eastAsia"/>
@@ -7031,8 +8093,19 @@
           <w:bCs/>
           <w:color w:val="EE0000"/>
         </w:rPr>
-        <w:t>厂凵</w:t>
-      </w:r>
+        <w:t>厂</w:t>
+      </w:r>
+      <w:proofErr w:type="gramStart"/>
+      <w:r>
+        <w:rPr>
+          <w:rFonts w:ascii="宋体" w:eastAsia="宋体" w:hAnsi="宋体" w:hint="eastAsia"/>
+          <w:b/>
+          <w:bCs/>
+          <w:color w:val="EE0000"/>
+        </w:rPr>
+        <w:t>凵</w:t>
+      </w:r>
+      <w:proofErr w:type="gramEnd"/>
       <w:r>
         <w:rPr>
           <w:rFonts w:ascii="宋体" w:eastAsia="宋体" w:hAnsi="宋体" w:hint="eastAsia"/>
@@ -7046,11 +8119,19 @@
         </w:rPr>
         <w:t>卄</w:t>
       </w:r>
+      <w:proofErr w:type="gramStart"/>
       <w:r>
         <w:rPr>
           <w:rFonts w:ascii="宋体" w:eastAsia="宋体" w:hAnsi="宋体" w:cs="华文新魏" w:hint="eastAsia"/>
         </w:rPr>
-        <w:t xml:space="preserve">屮           </w:t>
+        <w:t>屮</w:t>
+      </w:r>
+      <w:proofErr w:type="gramEnd"/>
+      <w:r>
+        <w:rPr>
+          <w:rFonts w:ascii="宋体" w:eastAsia="宋体" w:hAnsi="宋体" w:cs="华文新魏" w:hint="eastAsia"/>
+        </w:rPr>
+        <w:t xml:space="preserve">           </w:t>
       </w:r>
       <w:r>
         <w:rPr>
@@ -7062,8 +8143,23 @@
         <w:rPr>
           <w:rFonts w:ascii="宋体" w:eastAsia="宋体" w:hAnsi="宋体" w:hint="eastAsia"/>
         </w:rPr>
-        <w:t>：刀歹大</w:t>
-      </w:r>
+        <w:t>：刀</w:t>
+      </w:r>
+      <w:proofErr w:type="gramStart"/>
+      <w:r>
+        <w:rPr>
+          <w:rFonts w:ascii="宋体" w:eastAsia="宋体" w:hAnsi="宋体" w:hint="eastAsia"/>
+        </w:rPr>
+        <w:t>歹</w:t>
+      </w:r>
+      <w:proofErr w:type="gramEnd"/>
+      <w:r>
+        <w:rPr>
+          <w:rFonts w:ascii="宋体" w:eastAsia="宋体" w:hAnsi="宋体" w:hint="eastAsia"/>
+        </w:rPr>
+        <w:t>大</w:t>
+      </w:r>
+      <w:proofErr w:type="gramStart"/>
       <w:r>
         <w:rPr>
           <w:rFonts w:ascii="宋体" w:eastAsia="宋体" w:hAnsi="宋体" w:hint="eastAsia"/>
@@ -7073,6 +8169,7 @@
         </w:rPr>
         <w:t>亠冖</w:t>
       </w:r>
+      <w:proofErr w:type="gramEnd"/>
       <w:r>
         <w:rPr>
           <w:rFonts w:ascii="宋体" w:eastAsia="宋体" w:hAnsi="宋体" w:cs="宋体" w:hint="eastAsia"/>
@@ -7147,8 +8244,16 @@
         <w:rPr>
           <w:rFonts w:ascii="宋体" w:eastAsia="宋体" w:hAnsi="宋体" w:hint="eastAsia"/>
         </w:rPr>
-        <w:t>：风方父缶</w:t>
-      </w:r>
+        <w:t>：</w:t>
+      </w:r>
+      <w:proofErr w:type="gramStart"/>
+      <w:r>
+        <w:rPr>
+          <w:rFonts w:ascii="宋体" w:eastAsia="宋体" w:hAnsi="宋体" w:hint="eastAsia"/>
+        </w:rPr>
+        <w:t>风方父缶</w:t>
+      </w:r>
+      <w:proofErr w:type="gramEnd"/>
       <w:r>
         <w:rPr>
           <w:rFonts w:ascii="宋体" w:eastAsia="宋体" w:hAnsi="宋体" w:hint="eastAsia"/>
@@ -7182,8 +8287,16 @@
         <w:rPr>
           <w:rFonts w:ascii="宋体" w:eastAsia="宋体" w:hAnsi="宋体" w:hint="eastAsia"/>
         </w:rPr>
-        <w:t>：工广弓光囗革戈瓜艮谷骨</w:t>
-      </w:r>
+        <w:t>：</w:t>
+      </w:r>
+      <w:proofErr w:type="gramStart"/>
+      <w:r>
+        <w:rPr>
+          <w:rFonts w:ascii="宋体" w:eastAsia="宋体" w:hAnsi="宋体" w:hint="eastAsia"/>
+        </w:rPr>
+        <w:t>工广弓光囗革戈瓜艮谷骨</w:t>
+      </w:r>
+      <w:proofErr w:type="gramEnd"/>
       <w:r>
         <w:rPr>
           <w:rFonts w:ascii="宋体" w:eastAsia="宋体" w:hAnsi="宋体" w:hint="eastAsia"/>
@@ -7206,8 +8319,16 @@
         <w:rPr>
           <w:rFonts w:ascii="宋体" w:eastAsia="宋体" w:hAnsi="宋体" w:hint="eastAsia"/>
         </w:rPr>
-        <w:t>：火户禾</w:t>
-      </w:r>
+        <w:t>：</w:t>
+      </w:r>
+      <w:proofErr w:type="gramStart"/>
+      <w:r>
+        <w:rPr>
+          <w:rFonts w:ascii="宋体" w:eastAsia="宋体" w:hAnsi="宋体" w:hint="eastAsia"/>
+        </w:rPr>
+        <w:t>火户禾</w:t>
+      </w:r>
+      <w:proofErr w:type="gramEnd"/>
       <w:r>
         <w:rPr>
           <w:rFonts w:ascii="宋体" w:eastAsia="宋体" w:hAnsi="宋体" w:cs="宋体" w:hint="eastAsia"/>
@@ -7226,30 +8347,47 @@
         </w:rPr>
         <w:t>羊</w:t>
       </w:r>
+      <w:proofErr w:type="gramStart"/>
       <w:r>
         <w:rPr>
           <w:rFonts w:ascii="宋体" w:eastAsia="宋体" w:hAnsi="宋体" w:cs="华文新魏" w:hint="eastAsia"/>
         </w:rPr>
-        <w:t>虍黑</w:t>
-      </w:r>
-    </w:p>
-    <w:p>
-      <w:pPr>
-        <w:rPr>
-          <w:rFonts w:ascii="宋体" w:eastAsia="宋体" w:hAnsi="宋体" w:hint="eastAsia"/>
-        </w:rPr>
-      </w:pPr>
+        <w:t>虍</w:t>
+      </w:r>
+      <w:proofErr w:type="gramEnd"/>
+      <w:r>
+        <w:rPr>
+          <w:rFonts w:ascii="宋体" w:eastAsia="宋体" w:hAnsi="宋体" w:cs="华文新魏" w:hint="eastAsia"/>
+        </w:rPr>
+        <w:t>黑</w:t>
+      </w:r>
+    </w:p>
+    <w:p>
+      <w:pPr>
+        <w:rPr>
+          <w:rFonts w:ascii="宋体" w:eastAsia="宋体" w:hAnsi="宋体" w:hint="eastAsia"/>
+        </w:rPr>
+      </w:pPr>
+      <w:proofErr w:type="spellStart"/>
       <w:r>
         <w:rPr>
           <w:rFonts w:ascii="宋体" w:eastAsia="宋体" w:hAnsi="宋体"/>
         </w:rPr>
         <w:t>i</w:t>
       </w:r>
-      <w:r>
-        <w:rPr>
-          <w:rFonts w:ascii="宋体" w:eastAsia="宋体" w:hAnsi="宋体" w:hint="eastAsia"/>
-        </w:rPr>
-        <w:t>：虫</w:t>
+      <w:proofErr w:type="spellEnd"/>
+      <w:r>
+        <w:rPr>
+          <w:rFonts w:ascii="宋体" w:eastAsia="宋体" w:hAnsi="宋体" w:hint="eastAsia"/>
+        </w:rPr>
+        <w:t>：</w:t>
+      </w:r>
+      <w:proofErr w:type="gramStart"/>
+      <w:r>
+        <w:rPr>
+          <w:rFonts w:ascii="宋体" w:eastAsia="宋体" w:hAnsi="宋体" w:hint="eastAsia"/>
+        </w:rPr>
+        <w:t>虫</w:t>
       </w:r>
       <w:r>
         <w:rPr>
@@ -7260,6 +8398,7 @@
         </w:rPr>
         <w:t>页雨弋彐</w:t>
       </w:r>
+      <w:proofErr w:type="gramEnd"/>
       <w:r>
         <w:rPr>
           <w:rFonts w:ascii="宋体" w:eastAsia="宋体" w:hAnsi="宋体" w:cs="宋体" w:hint="eastAsia"/>
@@ -7273,12 +8412,26 @@
         <w:rPr>
           <w:rFonts w:ascii="宋体" w:eastAsia="宋体" w:hAnsi="宋体" w:cs="华文新魏" w:hint="eastAsia"/>
         </w:rPr>
-        <w:t>臣赤</w:t>
-      </w:r>
+        <w:t>臣</w:t>
+      </w:r>
+      <w:proofErr w:type="gramStart"/>
       <w:r>
         <w:rPr>
           <w:rFonts w:ascii="宋体" w:eastAsia="宋体" w:hAnsi="宋体" w:cs="华文新魏" w:hint="eastAsia"/>
         </w:rPr>
+        <w:t>赤</w:t>
+      </w:r>
+      <w:proofErr w:type="gramEnd"/>
+      <w:r>
+        <w:rPr>
+          <w:rFonts w:ascii="宋体" w:eastAsia="宋体" w:hAnsi="宋体" w:cs="华文新魏" w:hint="eastAsia"/>
+        </w:rPr>
+        <w:t></w:t>
+      </w:r>
+      <w:r>
+        <w:rPr>
+          <w:rFonts w:ascii="宋体" w:eastAsia="宋体" w:hAnsi="宋体" w:cs="华文新魏" w:hint="eastAsia"/>
+        </w:rPr>
         <w:t>尺</w:t>
       </w:r>
       <w:r>
@@ -7297,7 +8450,14 @@
         <w:rPr>
           <w:rFonts w:ascii="宋体" w:eastAsia="宋体" w:hAnsi="宋体" w:hint="eastAsia"/>
         </w:rPr>
-        <w:t>：金巾廴</w:t>
+        <w:t>：金巾</w:t>
+      </w:r>
+      <w:proofErr w:type="gramStart"/>
+      <w:r>
+        <w:rPr>
+          <w:rFonts w:ascii="宋体" w:eastAsia="宋体" w:hAnsi="宋体" w:hint="eastAsia"/>
+        </w:rPr>
+        <w:t>廴</w:t>
       </w:r>
       <w:r>
         <w:rPr>
@@ -7305,6 +8465,7 @@
         </w:rPr>
         <w:t>冂</w:t>
       </w:r>
+      <w:proofErr w:type="gramEnd"/>
       <w:r>
         <w:rPr>
           <w:rFonts w:ascii="宋体" w:eastAsia="宋体" w:hAnsi="宋体" w:cs="华文新魏" w:hint="eastAsia"/>
@@ -7318,6 +8479,7 @@
         </w:rPr>
         <w:t>𠘨</w:t>
       </w:r>
+      <w:proofErr w:type="gramStart"/>
       <w:r>
         <w:rPr>
           <w:rFonts w:ascii="宋体" w:eastAsia="宋体" w:hAnsi="宋体" w:hint="eastAsia"/>
@@ -7325,6 +8487,7 @@
         </w:rPr>
         <w:t>卩</w:t>
       </w:r>
+      <w:proofErr w:type="gramEnd"/>
       <w:r>
         <w:rPr>
           <w:rFonts w:ascii="宋体" w:eastAsia="宋体" w:hAnsi="宋体" w:hint="eastAsia"/>
@@ -7391,20 +8554,33 @@
           <w:bCs/>
           <w:color w:val="EE0000"/>
         </w:rPr>
-        <w:t>云勹</w:t>
-      </w:r>
+        <w:t>云</w:t>
+      </w:r>
+      <w:proofErr w:type="gramStart"/>
+      <w:r>
+        <w:rPr>
+          <w:rFonts w:ascii="宋体" w:eastAsia="宋体" w:hAnsi="宋体" w:hint="eastAsia"/>
+          <w:b/>
+          <w:bCs/>
+          <w:color w:val="EE0000"/>
+        </w:rPr>
+        <w:t>勹</w:t>
+      </w:r>
+      <w:proofErr w:type="gramEnd"/>
       <w:r>
         <w:rPr>
           <w:rFonts w:ascii="宋体" w:eastAsia="宋体" w:hAnsi="宋体" w:hint="eastAsia"/>
         </w:rPr>
         <w:t>力龙老卤里</w:t>
       </w:r>
+      <w:proofErr w:type="gramStart"/>
       <w:r>
         <w:rPr>
           <w:rFonts w:ascii="宋体" w:eastAsia="宋体" w:hAnsi="宋体" w:hint="eastAsia"/>
         </w:rPr>
         <w:t>卵</w:t>
       </w:r>
+      <w:proofErr w:type="gramEnd"/>
     </w:p>
     <w:p>
       <w:pPr>
@@ -7416,6 +8592,7 @@
         <w:rPr>
           <w:rFonts w:ascii="宋体" w:eastAsia="宋体" w:hAnsi="宋体"/>
         </w:rPr>
+        <w:lastRenderedPageBreak/>
         <w:t>m</w:t>
       </w:r>
       <w:r>
@@ -7424,6 +8601,7 @@
         </w:rPr>
         <w:t>：木</w:t>
       </w:r>
+      <w:proofErr w:type="gramStart"/>
       <w:r>
         <w:rPr>
           <w:rFonts w:ascii="宋体" w:eastAsia="宋体" w:hAnsi="宋体" w:hint="eastAsia"/>
@@ -7433,6 +8611,7 @@
         </w:rPr>
         <w:t>彡</w:t>
       </w:r>
+      <w:proofErr w:type="gramEnd"/>
       <w:r>
         <w:rPr>
           <w:rFonts w:ascii="宋体" w:eastAsia="宋体" w:hAnsi="宋体" w:cs="宋体" w:hint="eastAsia"/>
@@ -7446,13 +8625,27 @@
         <w:rPr>
           <w:rFonts w:ascii="宋体" w:eastAsia="宋体" w:hAnsi="宋体" w:cs="华文新魏" w:hint="eastAsia"/>
         </w:rPr>
-        <w:t>马门皿毛目矛米</w:t>
-      </w:r>
-      <w:r>
-        <w:rPr>
-          <w:rFonts w:ascii="宋体" w:eastAsia="宋体" w:hAnsi="宋体" w:hint="eastAsia"/>
-        </w:rPr>
-        <w:t xml:space="preserve">麦   </w:t>
+        <w:t>马门</w:t>
+      </w:r>
+      <w:proofErr w:type="gramStart"/>
+      <w:r>
+        <w:rPr>
+          <w:rFonts w:ascii="宋体" w:eastAsia="宋体" w:hAnsi="宋体" w:cs="华文新魏" w:hint="eastAsia"/>
+        </w:rPr>
+        <w:t>皿毛目矛米</w:t>
+      </w:r>
+      <w:r>
+        <w:rPr>
+          <w:rFonts w:ascii="宋体" w:eastAsia="宋体" w:hAnsi="宋体" w:hint="eastAsia"/>
+        </w:rPr>
+        <w:t>麦</w:t>
+      </w:r>
+      <w:proofErr w:type="gramEnd"/>
+      <w:r>
+        <w:rPr>
+          <w:rFonts w:ascii="宋体" w:eastAsia="宋体" w:hAnsi="宋体" w:hint="eastAsia"/>
+        </w:rPr>
+        <w:t xml:space="preserve">   </w:t>
       </w:r>
       <w:r>
         <w:rPr>
@@ -7464,7 +8657,14 @@
         <w:rPr>
           <w:rFonts w:ascii="宋体" w:eastAsia="宋体" w:hAnsi="宋体" w:hint="eastAsia"/>
         </w:rPr>
-        <w:t>：女牛鸟</w:t>
+        <w:t>：</w:t>
+      </w:r>
+      <w:proofErr w:type="gramStart"/>
+      <w:r>
+        <w:rPr>
+          <w:rFonts w:ascii="宋体" w:eastAsia="宋体" w:hAnsi="宋体" w:hint="eastAsia"/>
+        </w:rPr>
+        <w:t>女牛鸟</w:t>
       </w:r>
       <w:r>
         <w:rPr>
@@ -7473,7 +8673,17 @@
           <w:bCs/>
           <w:color w:val="EE0000"/>
         </w:rPr>
-        <w:t>耒齿</w:t>
+        <w:t>耒</w:t>
+      </w:r>
+      <w:proofErr w:type="gramEnd"/>
+      <w:r>
+        <w:rPr>
+          <w:rFonts w:ascii="宋体" w:eastAsia="宋体" w:hAnsi="宋体" w:hint="eastAsia"/>
+          <w:b/>
+          <w:bCs/>
+          <w:color w:val="EE0000"/>
+        </w:rPr>
+        <w:t>齿</w:t>
       </w:r>
       <w:r>
         <w:rPr>
@@ -7501,6 +8711,7 @@
         </w:rPr>
         <w:t>：耳</w:t>
       </w:r>
+      <w:proofErr w:type="gramStart"/>
       <w:r>
         <w:rPr>
           <w:rFonts w:ascii="宋体" w:eastAsia="宋体" w:hAnsi="宋体" w:hint="eastAsia"/>
@@ -7510,6 +8721,7 @@
         </w:rPr>
         <w:t>匚</w:t>
       </w:r>
+      <w:proofErr w:type="gramEnd"/>
       <w:r>
         <w:rPr>
           <w:rFonts w:ascii="宋体" w:eastAsia="宋体" w:hAnsi="宋体" w:hint="eastAsia"/>
@@ -7541,6 +8753,7 @@
         </w:rPr>
         <w:t>：</w:t>
       </w:r>
+      <w:proofErr w:type="gramStart"/>
       <w:r>
         <w:rPr>
           <w:rFonts w:ascii="宋体" w:eastAsia="宋体" w:hAnsi="宋体" w:hint="eastAsia"/>
@@ -7548,12 +8761,14 @@
         </w:rPr>
         <w:t>攴</w:t>
       </w:r>
+      <w:proofErr w:type="gramEnd"/>
       <w:r>
         <w:rPr>
           <w:rFonts w:ascii="宋体" w:eastAsia="宋体" w:hAnsi="宋体" w:hint="eastAsia"/>
         </w:rPr>
         <w:t>片</w:t>
       </w:r>
+      <w:proofErr w:type="gramStart"/>
       <w:r>
         <w:rPr>
           <w:rFonts w:ascii="宋体" w:eastAsia="宋体" w:hAnsi="宋体" w:hint="eastAsia"/>
@@ -7569,6 +8784,7 @@
         </w:rPr>
         <w:t>丬</w:t>
       </w:r>
+      <w:proofErr w:type="gramEnd"/>
       <w:r>
         <w:rPr>
           <w:rFonts w:ascii="宋体" w:eastAsia="宋体" w:hAnsi="宋体" w:hint="eastAsia"/>
@@ -7576,6 +8792,7 @@
         </w:rPr>
         <w:t>皮</w:t>
       </w:r>
+      <w:proofErr w:type="gramStart"/>
       <w:r>
         <w:rPr>
           <w:rFonts w:ascii="宋体" w:eastAsia="宋体" w:hAnsi="宋体" w:hint="eastAsia"/>
@@ -7583,7 +8800,17 @@
           <w:bCs/>
           <w:color w:val="EE0000"/>
         </w:rPr>
-        <w:t>髟㐅</w:t>
+        <w:t>髟</w:t>
+      </w:r>
+      <w:proofErr w:type="gramEnd"/>
+      <w:r>
+        <w:rPr>
+          <w:rFonts w:ascii="宋体" w:eastAsia="宋体" w:hAnsi="宋体" w:hint="eastAsia"/>
+          <w:b/>
+          <w:bCs/>
+          <w:color w:val="EE0000"/>
+        </w:rPr>
+        <w:t>㐅</w:t>
       </w:r>
     </w:p>
     <w:p>
@@ -7681,6 +8908,7 @@
         </w:rPr>
         <w:t>：</w:t>
       </w:r>
+      <w:proofErr w:type="gramStart"/>
       <w:r>
         <w:rPr>
           <w:rFonts w:ascii="宋体" w:eastAsia="宋体" w:hAnsi="宋体" w:hint="eastAsia"/>
@@ -7709,7 +8937,14 @@
         <w:rPr>
           <w:rFonts w:ascii="宋体" w:eastAsia="宋体" w:hAnsi="宋体" w:hint="eastAsia"/>
         </w:rPr>
-        <w:t xml:space="preserve">厶巳           </w:t>
+        <w:t>厶巳</w:t>
+      </w:r>
+      <w:proofErr w:type="gramEnd"/>
+      <w:r>
+        <w:rPr>
+          <w:rFonts w:ascii="宋体" w:eastAsia="宋体" w:hAnsi="宋体" w:hint="eastAsia"/>
+        </w:rPr>
+        <w:t xml:space="preserve">           </w:t>
       </w:r>
       <w:r>
         <w:rPr>
@@ -7723,6 +8958,7 @@
         </w:rPr>
         <w:t>：土</w:t>
       </w:r>
+      <w:proofErr w:type="gramStart"/>
       <w:r>
         <w:rPr>
           <w:rFonts w:ascii="宋体" w:eastAsia="宋体" w:hAnsi="宋体" w:hint="eastAsia"/>
@@ -7738,18 +8974,18 @@
         </w:rPr>
         <w:t>田</w:t>
       </w:r>
-    </w:p>
-    <w:p>
-      <w:pPr>
-        <w:rPr>
-          <w:rFonts w:ascii="宋体" w:eastAsia="宋体" w:hAnsi="宋体" w:hint="eastAsia"/>
-        </w:rPr>
-      </w:pPr>
-      <w:r>
-        <w:rPr>
-          <w:rFonts w:ascii="宋体" w:eastAsia="宋体" w:hAnsi="宋体"/>
-        </w:rPr>
-        <w:lastRenderedPageBreak/>
+      <w:proofErr w:type="gramEnd"/>
+    </w:p>
+    <w:p>
+      <w:pPr>
+        <w:rPr>
+          <w:rFonts w:ascii="宋体" w:eastAsia="宋体" w:hAnsi="宋体" w:hint="eastAsia"/>
+        </w:rPr>
+      </w:pPr>
+      <w:r>
+        <w:rPr>
+          <w:rFonts w:ascii="宋体" w:eastAsia="宋体" w:hAnsi="宋体"/>
+        </w:rPr>
         <w:t>u</w:t>
       </w:r>
       <w:r>
@@ -7758,6 +8994,7 @@
         </w:rPr>
         <w:t>：</w:t>
       </w:r>
+      <w:proofErr w:type="gramStart"/>
       <w:r>
         <w:rPr>
           <w:rFonts w:ascii="宋体" w:eastAsia="宋体" w:hAnsi="宋体" w:hint="eastAsia"/>
@@ -7767,11 +9004,40 @@
         </w:rPr>
         <w:t>攵</w:t>
       </w:r>
-      <w:r>
-        <w:rPr>
-          <w:rFonts w:ascii="宋体" w:eastAsia="宋体" w:hAnsi="宋体" w:hint="eastAsia"/>
-        </w:rPr>
-        <w:t xml:space="preserve">水矢手食山士豕身       </w:t>
+      <w:proofErr w:type="gramEnd"/>
+      <w:r>
+        <w:rPr>
+          <w:rFonts w:ascii="宋体" w:eastAsia="宋体" w:hAnsi="宋体" w:hint="eastAsia"/>
+        </w:rPr>
+        <w:t>水</w:t>
+      </w:r>
+      <w:proofErr w:type="gramStart"/>
+      <w:r>
+        <w:rPr>
+          <w:rFonts w:ascii="宋体" w:eastAsia="宋体" w:hAnsi="宋体" w:hint="eastAsia"/>
+        </w:rPr>
+        <w:t>矢</w:t>
+      </w:r>
+      <w:proofErr w:type="gramEnd"/>
+      <w:r>
+        <w:rPr>
+          <w:rFonts w:ascii="宋体" w:eastAsia="宋体" w:hAnsi="宋体" w:hint="eastAsia"/>
+        </w:rPr>
+        <w:t>手</w:t>
+      </w:r>
+      <w:proofErr w:type="gramStart"/>
+      <w:r>
+        <w:rPr>
+          <w:rFonts w:ascii="宋体" w:eastAsia="宋体" w:hAnsi="宋体" w:hint="eastAsia"/>
+        </w:rPr>
+        <w:t>食山士豕身</w:t>
+      </w:r>
+      <w:proofErr w:type="gramEnd"/>
+      <w:r>
+        <w:rPr>
+          <w:rFonts w:ascii="宋体" w:eastAsia="宋体" w:hAnsi="宋体" w:hint="eastAsia"/>
+        </w:rPr>
+        <w:t xml:space="preserve">       </w:t>
       </w:r>
       <w:r>
         <w:rPr>
@@ -7794,6 +9060,7 @@
         </w:rPr>
         <w:t>乑</w:t>
       </w:r>
+      <w:proofErr w:type="gramStart"/>
       <w:r>
         <w:rPr>
           <w:rFonts w:ascii="宋体" w:eastAsia="宋体" w:hAnsi="宋体" w:hint="eastAsia"/>
@@ -7815,6 +9082,7 @@
         </w:rPr>
         <w:t>支</w:t>
       </w:r>
+      <w:proofErr w:type="gramEnd"/>
     </w:p>
     <w:p>
       <w:pPr>
@@ -7832,7 +9100,14 @@
         <w:rPr>
           <w:rFonts w:ascii="宋体" w:eastAsia="宋体" w:hAnsi="宋体" w:hint="eastAsia"/>
         </w:rPr>
-        <w:t>：王网瓦韦</w:t>
+        <w:t>：</w:t>
+      </w:r>
+      <w:proofErr w:type="gramStart"/>
+      <w:r>
+        <w:rPr>
+          <w:rFonts w:ascii="宋体" w:eastAsia="宋体" w:hAnsi="宋体" w:hint="eastAsia"/>
+        </w:rPr>
+        <w:t>王网瓦韦</w:t>
       </w:r>
       <w:r>
         <w:rPr>
@@ -7843,6 +9118,7 @@
         </w:rPr>
         <w:t>隹</w:t>
       </w:r>
+      <w:proofErr w:type="gramEnd"/>
       <w:r>
         <w:rPr>
           <w:rFonts w:ascii="宋体" w:eastAsia="宋体" w:hAnsi="宋体" w:hint="eastAsia"/>
@@ -7859,14 +9135,23 @@
         <w:rPr>
           <w:rFonts w:ascii="宋体" w:eastAsia="宋体" w:hAnsi="宋体" w:hint="eastAsia"/>
         </w:rPr>
-        <w:t>：穴</w:t>
-      </w:r>
+        <w:t>：</w:t>
+      </w:r>
+      <w:proofErr w:type="gramStart"/>
+      <w:r>
+        <w:rPr>
+          <w:rFonts w:ascii="宋体" w:eastAsia="宋体" w:hAnsi="宋体" w:hint="eastAsia"/>
+        </w:rPr>
+        <w:t>穴</w:t>
+      </w:r>
+      <w:proofErr w:type="gramEnd"/>
       <w:r>
         <w:rPr>
           <w:rFonts w:ascii="SimSun-ExtG" w:eastAsia="SimSun-ExtG" w:hAnsi="SimSun-ExtG" w:cs="SimSun-ExtG" w:hint="eastAsia"/>
         </w:rPr>
         <w:t>𰃮</w:t>
       </w:r>
+      <w:proofErr w:type="gramStart"/>
       <w:r>
         <w:rPr>
           <w:rFonts w:ascii="宋体" w:eastAsia="宋体" w:hAnsi="宋体" w:hint="eastAsia"/>
@@ -7894,6 +9179,7 @@
         </w:rPr>
         <w:t>习</w:t>
       </w:r>
+      <w:proofErr w:type="gramEnd"/>
     </w:p>
     <w:p>
       <w:pPr>
@@ -7911,8 +9197,37 @@
         <w:rPr>
           <w:rFonts w:ascii="宋体" w:eastAsia="宋体" w:hAnsi="宋体" w:hint="eastAsia"/>
         </w:rPr>
-        <w:t>：言酉月鱼衣尢聿业羽</w:t>
-      </w:r>
+        <w:t>：言</w:t>
+      </w:r>
+      <w:proofErr w:type="gramStart"/>
+      <w:r>
+        <w:rPr>
+          <w:rFonts w:ascii="宋体" w:eastAsia="宋体" w:hAnsi="宋体" w:hint="eastAsia"/>
+        </w:rPr>
+        <w:t>酉</w:t>
+      </w:r>
+      <w:proofErr w:type="gramEnd"/>
+      <w:r>
+        <w:rPr>
+          <w:rFonts w:ascii="宋体" w:eastAsia="宋体" w:hAnsi="宋体" w:hint="eastAsia"/>
+        </w:rPr>
+        <w:t>月鱼衣</w:t>
+      </w:r>
+      <w:proofErr w:type="gramStart"/>
+      <w:r>
+        <w:rPr>
+          <w:rFonts w:ascii="宋体" w:eastAsia="宋体" w:hAnsi="宋体" w:hint="eastAsia"/>
+        </w:rPr>
+        <w:t>尢聿</w:t>
+      </w:r>
+      <w:proofErr w:type="gramEnd"/>
+      <w:r>
+        <w:rPr>
+          <w:rFonts w:ascii="宋体" w:eastAsia="宋体" w:hAnsi="宋体" w:hint="eastAsia"/>
+        </w:rPr>
+        <w:t>业羽</w:t>
+      </w:r>
+      <w:proofErr w:type="gramStart"/>
       <w:r>
         <w:rPr>
           <w:rFonts w:ascii="宋体" w:eastAsia="宋体" w:hAnsi="宋体" w:hint="eastAsia"/>
@@ -7922,6 +9237,7 @@
         </w:rPr>
         <w:t>黾</w:t>
       </w:r>
+      <w:proofErr w:type="gramEnd"/>
       <w:r>
         <w:rPr>
           <w:rFonts w:ascii="宋体" w:eastAsia="宋体" w:hAnsi="宋体" w:hint="eastAsia"/>
@@ -7952,6 +9268,7 @@
         </w:rPr>
         <w:t>：</w:t>
       </w:r>
+      <w:proofErr w:type="gramStart"/>
       <w:r>
         <w:rPr>
           <w:rFonts w:ascii="宋体" w:eastAsia="宋体" w:hAnsi="宋体" w:hint="eastAsia"/>
@@ -7965,53 +9282,113 @@
         <w:rPr>
           <w:rFonts w:ascii="宋体" w:eastAsia="宋体" w:hAnsi="宋体" w:hint="eastAsia"/>
         </w:rPr>
-        <w:t>足子自走</w:t>
-      </w:r>
-    </w:p>
-    <w:p>
-      <w:pPr>
-        <w:rPr>
-          <w:rFonts w:ascii="宋体" w:eastAsia="宋体" w:hAnsi="宋体" w:hint="eastAsia"/>
-        </w:rPr>
-      </w:pPr>
-    </w:p>
-    <w:p>
-      <w:pPr>
-        <w:rPr>
-          <w:rFonts w:ascii="宋体" w:eastAsia="宋体" w:hAnsi="宋体" w:hint="eastAsia"/>
-        </w:rPr>
-      </w:pPr>
-      <w:r>
-        <w:rPr>
-          <w:rFonts w:ascii="宋体" w:eastAsia="宋体" w:hAnsi="宋体" w:hint="eastAsia"/>
-        </w:rPr>
-        <w:t>a: dhupygkwv                b: ku;zglsaio</w:t>
-      </w:r>
-    </w:p>
-    <w:p>
-      <w:pPr>
-        <w:rPr>
-          <w:rFonts w:ascii="宋体" w:eastAsia="宋体" w:hAnsi="宋体" w:hint="eastAsia"/>
-        </w:rPr>
-      </w:pPr>
-      <w:r>
-        <w:rPr>
-          <w:rFonts w:ascii="宋体" w:eastAsia="宋体" w:hAnsi="宋体" w:hint="eastAsia"/>
-        </w:rPr>
-        <w:t>c: ekhypgi                  d: klahpmbu</w:t>
-      </w:r>
-    </w:p>
-    <w:p>
-      <w:pPr>
-        <w:rPr>
-          <w:rFonts w:ascii="宋体" w:eastAsia="宋体" w:hAnsi="宋体" w:hint="eastAsia"/>
-        </w:rPr>
-      </w:pPr>
-      <w:r>
-        <w:rPr>
-          <w:rFonts w:ascii="宋体" w:eastAsia="宋体" w:hAnsi="宋体" w:hint="eastAsia"/>
-        </w:rPr>
-        <w:t>e:                          f: ghubqi</w:t>
+        <w:t>足子</w:t>
+      </w:r>
+      <w:proofErr w:type="gramEnd"/>
+      <w:r>
+        <w:rPr>
+          <w:rFonts w:ascii="宋体" w:eastAsia="宋体" w:hAnsi="宋体" w:hint="eastAsia"/>
+        </w:rPr>
+        <w:t>自走</w:t>
+      </w:r>
+    </w:p>
+    <w:p>
+      <w:pPr>
+        <w:rPr>
+          <w:rFonts w:ascii="宋体" w:eastAsia="宋体" w:hAnsi="宋体" w:hint="eastAsia"/>
+        </w:rPr>
+      </w:pPr>
+    </w:p>
+    <w:p>
+      <w:pPr>
+        <w:rPr>
+          <w:rFonts w:ascii="宋体" w:eastAsia="宋体" w:hAnsi="宋体" w:hint="eastAsia"/>
+        </w:rPr>
+      </w:pPr>
+      <w:r>
+        <w:rPr>
+          <w:rFonts w:ascii="宋体" w:eastAsia="宋体" w:hAnsi="宋体" w:hint="eastAsia"/>
+        </w:rPr>
+        <w:t xml:space="preserve">a: </w:t>
+      </w:r>
+      <w:proofErr w:type="spellStart"/>
+      <w:r>
+        <w:rPr>
+          <w:rFonts w:ascii="宋体" w:eastAsia="宋体" w:hAnsi="宋体" w:hint="eastAsia"/>
+        </w:rPr>
+        <w:t>dhupygkwv</w:t>
+      </w:r>
+      <w:proofErr w:type="spellEnd"/>
+      <w:r>
+        <w:rPr>
+          <w:rFonts w:ascii="宋体" w:eastAsia="宋体" w:hAnsi="宋体" w:hint="eastAsia"/>
+        </w:rPr>
+        <w:t xml:space="preserve">                b: </w:t>
+      </w:r>
+      <w:proofErr w:type="spellStart"/>
+      <w:proofErr w:type="gramStart"/>
+      <w:r>
+        <w:rPr>
+          <w:rFonts w:ascii="宋体" w:eastAsia="宋体" w:hAnsi="宋体" w:hint="eastAsia"/>
+        </w:rPr>
+        <w:t>ku;zglsaio</w:t>
+      </w:r>
+      <w:proofErr w:type="spellEnd"/>
+      <w:proofErr w:type="gramEnd"/>
+    </w:p>
+    <w:p>
+      <w:pPr>
+        <w:rPr>
+          <w:rFonts w:ascii="宋体" w:eastAsia="宋体" w:hAnsi="宋体" w:hint="eastAsia"/>
+        </w:rPr>
+      </w:pPr>
+      <w:r>
+        <w:rPr>
+          <w:rFonts w:ascii="宋体" w:eastAsia="宋体" w:hAnsi="宋体" w:hint="eastAsia"/>
+        </w:rPr>
+        <w:t xml:space="preserve">c: </w:t>
+      </w:r>
+      <w:proofErr w:type="spellStart"/>
+      <w:r>
+        <w:rPr>
+          <w:rFonts w:ascii="宋体" w:eastAsia="宋体" w:hAnsi="宋体" w:hint="eastAsia"/>
+        </w:rPr>
+        <w:t>ekhypgi</w:t>
+      </w:r>
+      <w:proofErr w:type="spellEnd"/>
+      <w:r>
+        <w:rPr>
+          <w:rFonts w:ascii="宋体" w:eastAsia="宋体" w:hAnsi="宋体" w:hint="eastAsia"/>
+        </w:rPr>
+        <w:t xml:space="preserve">                  d: </w:t>
+      </w:r>
+      <w:proofErr w:type="spellStart"/>
+      <w:r>
+        <w:rPr>
+          <w:rFonts w:ascii="宋体" w:eastAsia="宋体" w:hAnsi="宋体" w:hint="eastAsia"/>
+        </w:rPr>
+        <w:t>klahpmbu</w:t>
+      </w:r>
+      <w:proofErr w:type="spellEnd"/>
+    </w:p>
+    <w:p>
+      <w:pPr>
+        <w:rPr>
+          <w:rFonts w:ascii="宋体" w:eastAsia="宋体" w:hAnsi="宋体" w:hint="eastAsia"/>
+        </w:rPr>
+      </w:pPr>
+      <w:r>
+        <w:rPr>
+          <w:rFonts w:ascii="宋体" w:eastAsia="宋体" w:hAnsi="宋体" w:hint="eastAsia"/>
+        </w:rPr>
+        <w:t xml:space="preserve">e:                          f: </w:t>
+      </w:r>
+      <w:proofErr w:type="spellStart"/>
+      <w:r>
+        <w:rPr>
+          <w:rFonts w:ascii="宋体" w:eastAsia="宋体" w:hAnsi="宋体" w:hint="eastAsia"/>
+        </w:rPr>
+        <w:t>ghubqi</w:t>
       </w:r>
       <w:r>
         <w:rPr>
@@ -8019,18 +9396,26 @@
         </w:rPr>
         <w:t>z</w:t>
       </w:r>
-    </w:p>
-    <w:p>
-      <w:pPr>
-        <w:rPr>
-          <w:rFonts w:ascii="宋体" w:eastAsia="宋体" w:hAnsi="宋体" w:hint="eastAsia"/>
-        </w:rPr>
-      </w:pPr>
-      <w:r>
-        <w:rPr>
-          <w:rFonts w:ascii="宋体" w:eastAsia="宋体" w:hAnsi="宋体" w:hint="eastAsia"/>
-        </w:rPr>
-        <w:t>g: sdvmoexwf</w:t>
+      <w:proofErr w:type="spellEnd"/>
+    </w:p>
+    <w:p>
+      <w:pPr>
+        <w:rPr>
+          <w:rFonts w:ascii="宋体" w:eastAsia="宋体" w:hAnsi="宋体" w:hint="eastAsia"/>
+        </w:rPr>
+      </w:pPr>
+      <w:r>
+        <w:rPr>
+          <w:rFonts w:ascii="宋体" w:eastAsia="宋体" w:hAnsi="宋体" w:hint="eastAsia"/>
+        </w:rPr>
+        <w:t xml:space="preserve">g: </w:t>
+      </w:r>
+      <w:proofErr w:type="spellStart"/>
+      <w:r>
+        <w:rPr>
+          <w:rFonts w:ascii="宋体" w:eastAsia="宋体" w:hAnsi="宋体" w:hint="eastAsia"/>
+        </w:rPr>
+        <w:t>sdvmoexwf</w:t>
       </w:r>
       <w:r>
         <w:rPr>
@@ -8042,7 +9427,14 @@
         <w:rPr>
           <w:rFonts w:ascii="宋体" w:eastAsia="宋体" w:hAnsi="宋体" w:hint="eastAsia"/>
         </w:rPr>
-        <w:t xml:space="preserve">r  </w:t>
+        <w:t>r</w:t>
+      </w:r>
+      <w:proofErr w:type="spellEnd"/>
+      <w:r>
+        <w:rPr>
+          <w:rFonts w:ascii="宋体" w:eastAsia="宋体" w:hAnsi="宋体" w:hint="eastAsia"/>
+        </w:rPr>
+        <w:t xml:space="preserve">  </w:t>
       </w:r>
       <w:r>
         <w:rPr>
@@ -8054,20 +9446,35 @@
         <w:rPr>
           <w:rFonts w:ascii="宋体" w:eastAsia="宋体" w:hAnsi="宋体" w:hint="eastAsia"/>
         </w:rPr>
-        <w:t xml:space="preserve">           h: ouedylz</w:t>
-      </w:r>
-    </w:p>
-    <w:p>
-      <w:pPr>
-        <w:rPr>
-          <w:rFonts w:ascii="宋体" w:eastAsia="宋体" w:hAnsi="宋体" w:hint="eastAsia"/>
-        </w:rPr>
-      </w:pPr>
-      <w:r>
-        <w:rPr>
-          <w:rFonts w:ascii="宋体" w:eastAsia="宋体" w:hAnsi="宋体" w:hint="eastAsia"/>
-        </w:rPr>
-        <w:t>i: seuxohftp</w:t>
+        <w:t xml:space="preserve">           h: </w:t>
+      </w:r>
+      <w:proofErr w:type="spellStart"/>
+      <w:r>
+        <w:rPr>
+          <w:rFonts w:ascii="宋体" w:eastAsia="宋体" w:hAnsi="宋体" w:hint="eastAsia"/>
+        </w:rPr>
+        <w:t>ouedylz</w:t>
+      </w:r>
+      <w:proofErr w:type="spellEnd"/>
+    </w:p>
+    <w:p>
+      <w:pPr>
+        <w:rPr>
+          <w:rFonts w:ascii="宋体" w:eastAsia="宋体" w:hAnsi="宋体" w:hint="eastAsia"/>
+        </w:rPr>
+      </w:pPr>
+      <w:r>
+        <w:rPr>
+          <w:rFonts w:ascii="宋体" w:eastAsia="宋体" w:hAnsi="宋体" w:hint="eastAsia"/>
+        </w:rPr>
+        <w:t xml:space="preserve">i: </w:t>
+      </w:r>
+      <w:proofErr w:type="spellStart"/>
+      <w:r>
+        <w:rPr>
+          <w:rFonts w:ascii="宋体" w:eastAsia="宋体" w:hAnsi="宋体" w:hint="eastAsia"/>
+        </w:rPr>
+        <w:t>seuxohftp</w:t>
       </w:r>
       <w:r>
         <w:rPr>
@@ -8075,24 +9482,54 @@
         </w:rPr>
         <w:t>i</w:t>
       </w:r>
-      <w:r>
-        <w:rPr>
-          <w:rFonts w:ascii="宋体" w:eastAsia="宋体" w:hAnsi="宋体" w:hint="eastAsia"/>
-        </w:rPr>
-        <w:t xml:space="preserve">               j: rnztifswmpd</w:t>
-      </w:r>
-    </w:p>
-    <w:p>
-      <w:pPr>
-        <w:rPr>
-          <w:rFonts w:ascii="宋体" w:eastAsia="宋体" w:hAnsi="宋体" w:hint="eastAsia"/>
-        </w:rPr>
-      </w:pPr>
-      <w:r>
-        <w:rPr>
-          <w:rFonts w:ascii="宋体" w:eastAsia="宋体" w:hAnsi="宋体" w:hint="eastAsia"/>
-        </w:rPr>
-        <w:t>k: byusj                    l: bypiskut</w:t>
+      <w:proofErr w:type="spellEnd"/>
+      <w:r>
+        <w:rPr>
+          <w:rFonts w:ascii="宋体" w:eastAsia="宋体" w:hAnsi="宋体" w:hint="eastAsia"/>
+        </w:rPr>
+        <w:t xml:space="preserve">               j: </w:t>
+      </w:r>
+      <w:proofErr w:type="spellStart"/>
+      <w:r>
+        <w:rPr>
+          <w:rFonts w:ascii="宋体" w:eastAsia="宋体" w:hAnsi="宋体" w:hint="eastAsia"/>
+        </w:rPr>
+        <w:t>rnztifswmpd</w:t>
+      </w:r>
+      <w:proofErr w:type="spellEnd"/>
+    </w:p>
+    <w:p>
+      <w:pPr>
+        <w:rPr>
+          <w:rFonts w:ascii="宋体" w:eastAsia="宋体" w:hAnsi="宋体" w:hint="eastAsia"/>
+        </w:rPr>
+      </w:pPr>
+      <w:r>
+        <w:rPr>
+          <w:rFonts w:ascii="宋体" w:eastAsia="宋体" w:hAnsi="宋体" w:hint="eastAsia"/>
+        </w:rPr>
+        <w:t xml:space="preserve">k: </w:t>
+      </w:r>
+      <w:proofErr w:type="spellStart"/>
+      <w:r>
+        <w:rPr>
+          <w:rFonts w:ascii="宋体" w:eastAsia="宋体" w:hAnsi="宋体" w:hint="eastAsia"/>
+        </w:rPr>
+        <w:t>byusj</w:t>
+      </w:r>
+      <w:proofErr w:type="spellEnd"/>
+      <w:r>
+        <w:rPr>
+          <w:rFonts w:ascii="宋体" w:eastAsia="宋体" w:hAnsi="宋体" w:hint="eastAsia"/>
+        </w:rPr>
+        <w:t xml:space="preserve">                    l: </w:t>
+      </w:r>
+      <w:proofErr w:type="spellStart"/>
+      <w:r>
+        <w:rPr>
+          <w:rFonts w:ascii="宋体" w:eastAsia="宋体" w:hAnsi="宋体" w:hint="eastAsia"/>
+        </w:rPr>
+        <w:t>bypiskut</w:t>
       </w:r>
       <w:r>
         <w:rPr>
@@ -8100,44 +9537,104 @@
         </w:rPr>
         <w:t>r</w:t>
       </w:r>
-    </w:p>
-    <w:p>
-      <w:pPr>
-        <w:rPr>
-          <w:rFonts w:ascii="宋体" w:eastAsia="宋体" w:hAnsi="宋体" w:hint="eastAsia"/>
-        </w:rPr>
-      </w:pPr>
-      <w:r>
-        <w:rPr>
-          <w:rFonts w:ascii="宋体" w:eastAsia="宋体" w:hAnsi="宋体" w:hint="eastAsia"/>
-        </w:rPr>
-        <w:t>m: usbafnkoyil              n: yqcli</w:t>
-      </w:r>
-    </w:p>
-    <w:p>
-      <w:pPr>
-        <w:rPr>
-          <w:rFonts w:ascii="宋体" w:eastAsia="宋体" w:hAnsi="宋体" w:hint="eastAsia"/>
-        </w:rPr>
-      </w:pPr>
-      <w:r>
-        <w:rPr>
-          <w:rFonts w:ascii="宋体" w:eastAsia="宋体" w:hAnsi="宋体" w:hint="eastAsia"/>
-        </w:rPr>
-        <w:t>o: rbhpe                    p: umyjibn</w:t>
-      </w:r>
-    </w:p>
-    <w:p>
-      <w:pPr>
-        <w:rPr>
-          <w:rFonts w:ascii="宋体" w:eastAsia="宋体" w:hAnsi="宋体" w:hint="eastAsia"/>
-        </w:rPr>
-      </w:pPr>
-      <w:r>
-        <w:rPr>
-          <w:rFonts w:ascii="宋体" w:eastAsia="宋体" w:hAnsi="宋体" w:hint="eastAsia"/>
-        </w:rPr>
-        <w:t>q: irvm;</w:t>
+      <w:proofErr w:type="spellEnd"/>
+    </w:p>
+    <w:p>
+      <w:pPr>
+        <w:rPr>
+          <w:rFonts w:ascii="宋体" w:eastAsia="宋体" w:hAnsi="宋体" w:hint="eastAsia"/>
+        </w:rPr>
+      </w:pPr>
+      <w:r>
+        <w:rPr>
+          <w:rFonts w:ascii="宋体" w:eastAsia="宋体" w:hAnsi="宋体" w:hint="eastAsia"/>
+        </w:rPr>
+        <w:t xml:space="preserve">m: </w:t>
+      </w:r>
+      <w:proofErr w:type="spellStart"/>
+      <w:r>
+        <w:rPr>
+          <w:rFonts w:ascii="宋体" w:eastAsia="宋体" w:hAnsi="宋体" w:hint="eastAsia"/>
+        </w:rPr>
+        <w:t>usbafnkoyil</w:t>
+      </w:r>
+      <w:proofErr w:type="spellEnd"/>
+      <w:r>
+        <w:rPr>
+          <w:rFonts w:ascii="宋体" w:eastAsia="宋体" w:hAnsi="宋体" w:hint="eastAsia"/>
+        </w:rPr>
+        <w:t xml:space="preserve">              n: </w:t>
+      </w:r>
+      <w:proofErr w:type="spellStart"/>
+      <w:r>
+        <w:rPr>
+          <w:rFonts w:ascii="宋体" w:eastAsia="宋体" w:hAnsi="宋体" w:hint="eastAsia"/>
+        </w:rPr>
+        <w:t>yqcli</w:t>
+      </w:r>
+      <w:proofErr w:type="spellEnd"/>
+    </w:p>
+    <w:p>
+      <w:pPr>
+        <w:rPr>
+          <w:rFonts w:ascii="宋体" w:eastAsia="宋体" w:hAnsi="宋体" w:hint="eastAsia"/>
+        </w:rPr>
+      </w:pPr>
+      <w:r>
+        <w:rPr>
+          <w:rFonts w:ascii="宋体" w:eastAsia="宋体" w:hAnsi="宋体" w:hint="eastAsia"/>
+        </w:rPr>
+        <w:t xml:space="preserve">o: </w:t>
+      </w:r>
+      <w:proofErr w:type="spellStart"/>
+      <w:r>
+        <w:rPr>
+          <w:rFonts w:ascii="宋体" w:eastAsia="宋体" w:hAnsi="宋体" w:hint="eastAsia"/>
+        </w:rPr>
+        <w:t>rbhpe</w:t>
+      </w:r>
+      <w:proofErr w:type="spellEnd"/>
+      <w:r>
+        <w:rPr>
+          <w:rFonts w:ascii="宋体" w:eastAsia="宋体" w:hAnsi="宋体" w:hint="eastAsia"/>
+        </w:rPr>
+        <w:t xml:space="preserve">                    p: </w:t>
+      </w:r>
+      <w:proofErr w:type="spellStart"/>
+      <w:r>
+        <w:rPr>
+          <w:rFonts w:ascii="宋体" w:eastAsia="宋体" w:hAnsi="宋体" w:hint="eastAsia"/>
+        </w:rPr>
+        <w:t>umyjibn</w:t>
+      </w:r>
+      <w:proofErr w:type="spellEnd"/>
+    </w:p>
+    <w:p>
+      <w:pPr>
+        <w:rPr>
+          <w:rFonts w:ascii="宋体" w:eastAsia="宋体" w:hAnsi="宋体" w:hint="eastAsia"/>
+        </w:rPr>
+      </w:pPr>
+      <w:r>
+        <w:rPr>
+          <w:rFonts w:ascii="宋体" w:eastAsia="宋体" w:hAnsi="宋体" w:hint="eastAsia"/>
+        </w:rPr>
+        <w:t xml:space="preserve">q: </w:t>
+      </w:r>
+      <w:proofErr w:type="spellStart"/>
+      <w:proofErr w:type="gramStart"/>
+      <w:r>
+        <w:rPr>
+          <w:rFonts w:ascii="宋体" w:eastAsia="宋体" w:hAnsi="宋体" w:hint="eastAsia"/>
+        </w:rPr>
+        <w:t>irvm</w:t>
+      </w:r>
+      <w:proofErr w:type="spellEnd"/>
+      <w:r>
+        <w:rPr>
+          <w:rFonts w:ascii="宋体" w:eastAsia="宋体" w:hAnsi="宋体" w:hint="eastAsia"/>
+        </w:rPr>
+        <w:t>;</w:t>
       </w:r>
       <w:r>
         <w:rPr>
@@ -8149,46 +9646,126 @@
         <w:rPr>
           <w:rFonts w:ascii="宋体" w:eastAsia="宋体" w:hAnsi="宋体" w:hint="eastAsia"/>
         </w:rPr>
-        <w:t xml:space="preserve">                   r: fbuil</w:t>
-      </w:r>
-    </w:p>
-    <w:p>
-      <w:pPr>
-        <w:rPr>
-          <w:rFonts w:ascii="宋体" w:eastAsia="宋体" w:hAnsi="宋体" w:hint="eastAsia"/>
-        </w:rPr>
-      </w:pPr>
-      <w:r>
-        <w:rPr>
-          <w:rFonts w:ascii="宋体" w:eastAsia="宋体" w:hAnsi="宋体" w:hint="eastAsia"/>
-        </w:rPr>
-        <w:t>s: uikpjmw                  t: uiyxm</w:t>
-      </w:r>
-    </w:p>
-    <w:p>
-      <w:pPr>
-        <w:rPr>
-          <w:rFonts w:ascii="宋体" w:eastAsia="宋体" w:hAnsi="宋体" w:hint="eastAsia"/>
-        </w:rPr>
-      </w:pPr>
-      <w:r>
-        <w:rPr>
-          <w:rFonts w:ascii="宋体" w:eastAsia="宋体" w:hAnsi="宋体" w:hint="eastAsia"/>
-        </w:rPr>
-        <w:t>u: wvibrjhnf                v: sgbiwmk</w:t>
-      </w:r>
-    </w:p>
-    <w:p>
-      <w:pPr>
-        <w:rPr>
-          <w:rFonts w:ascii="宋体" w:eastAsia="宋体" w:hAnsi="宋体" w:hint="eastAsia"/>
-        </w:rPr>
-      </w:pPr>
-      <w:r>
-        <w:rPr>
-          <w:rFonts w:ascii="宋体" w:eastAsia="宋体" w:hAnsi="宋体" w:hint="eastAsia"/>
-        </w:rPr>
-        <w:t>w: hxazvf                   x: tdnicpms</w:t>
+        <w:t xml:space="preserve">  </w:t>
+      </w:r>
+      <w:proofErr w:type="gramEnd"/>
+      <w:r>
+        <w:rPr>
+          <w:rFonts w:ascii="宋体" w:eastAsia="宋体" w:hAnsi="宋体" w:hint="eastAsia"/>
+        </w:rPr>
+        <w:t xml:space="preserve">                 r: </w:t>
+      </w:r>
+      <w:proofErr w:type="spellStart"/>
+      <w:r>
+        <w:rPr>
+          <w:rFonts w:ascii="宋体" w:eastAsia="宋体" w:hAnsi="宋体" w:hint="eastAsia"/>
+        </w:rPr>
+        <w:t>fbuil</w:t>
+      </w:r>
+      <w:proofErr w:type="spellEnd"/>
+    </w:p>
+    <w:p>
+      <w:pPr>
+        <w:rPr>
+          <w:rFonts w:ascii="宋体" w:eastAsia="宋体" w:hAnsi="宋体" w:hint="eastAsia"/>
+        </w:rPr>
+      </w:pPr>
+      <w:r>
+        <w:rPr>
+          <w:rFonts w:ascii="宋体" w:eastAsia="宋体" w:hAnsi="宋体" w:hint="eastAsia"/>
+        </w:rPr>
+        <w:t xml:space="preserve">s: </w:t>
+      </w:r>
+      <w:proofErr w:type="spellStart"/>
+      <w:r>
+        <w:rPr>
+          <w:rFonts w:ascii="宋体" w:eastAsia="宋体" w:hAnsi="宋体" w:hint="eastAsia"/>
+        </w:rPr>
+        <w:t>uikpjmw</w:t>
+      </w:r>
+      <w:proofErr w:type="spellEnd"/>
+      <w:r>
+        <w:rPr>
+          <w:rFonts w:ascii="宋体" w:eastAsia="宋体" w:hAnsi="宋体" w:hint="eastAsia"/>
+        </w:rPr>
+        <w:t xml:space="preserve">                  t: </w:t>
+      </w:r>
+      <w:proofErr w:type="spellStart"/>
+      <w:r>
+        <w:rPr>
+          <w:rFonts w:ascii="宋体" w:eastAsia="宋体" w:hAnsi="宋体" w:hint="eastAsia"/>
+        </w:rPr>
+        <w:t>uiyxm</w:t>
+      </w:r>
+      <w:proofErr w:type="spellEnd"/>
+    </w:p>
+    <w:p>
+      <w:pPr>
+        <w:rPr>
+          <w:rFonts w:ascii="宋体" w:eastAsia="宋体" w:hAnsi="宋体" w:hint="eastAsia"/>
+        </w:rPr>
+      </w:pPr>
+      <w:r>
+        <w:rPr>
+          <w:rFonts w:ascii="宋体" w:eastAsia="宋体" w:hAnsi="宋体" w:hint="eastAsia"/>
+        </w:rPr>
+        <w:t xml:space="preserve">u: </w:t>
+      </w:r>
+      <w:proofErr w:type="spellStart"/>
+      <w:r>
+        <w:rPr>
+          <w:rFonts w:ascii="宋体" w:eastAsia="宋体" w:hAnsi="宋体" w:hint="eastAsia"/>
+        </w:rPr>
+        <w:t>wvibrjhnf</w:t>
+      </w:r>
+      <w:proofErr w:type="spellEnd"/>
+      <w:r>
+        <w:rPr>
+          <w:rFonts w:ascii="宋体" w:eastAsia="宋体" w:hAnsi="宋体" w:hint="eastAsia"/>
+        </w:rPr>
+        <w:t xml:space="preserve">                v: </w:t>
+      </w:r>
+      <w:proofErr w:type="spellStart"/>
+      <w:r>
+        <w:rPr>
+          <w:rFonts w:ascii="宋体" w:eastAsia="宋体" w:hAnsi="宋体" w:hint="eastAsia"/>
+        </w:rPr>
+        <w:t>sgbiwmk</w:t>
+      </w:r>
+      <w:proofErr w:type="spellEnd"/>
+    </w:p>
+    <w:p>
+      <w:pPr>
+        <w:rPr>
+          <w:rFonts w:ascii="宋体" w:eastAsia="宋体" w:hAnsi="宋体" w:hint="eastAsia"/>
+        </w:rPr>
+      </w:pPr>
+      <w:r>
+        <w:rPr>
+          <w:rFonts w:ascii="宋体" w:eastAsia="宋体" w:hAnsi="宋体" w:hint="eastAsia"/>
+        </w:rPr>
+        <w:t xml:space="preserve">w: </w:t>
+      </w:r>
+      <w:proofErr w:type="spellStart"/>
+      <w:r>
+        <w:rPr>
+          <w:rFonts w:ascii="宋体" w:eastAsia="宋体" w:hAnsi="宋体" w:hint="eastAsia"/>
+        </w:rPr>
+        <w:t>hxazvf</w:t>
+      </w:r>
+      <w:proofErr w:type="spellEnd"/>
+      <w:r>
+        <w:rPr>
+          <w:rFonts w:ascii="宋体" w:eastAsia="宋体" w:hAnsi="宋体" w:hint="eastAsia"/>
+        </w:rPr>
+        <w:t xml:space="preserve">                   x: </w:t>
+      </w:r>
+      <w:proofErr w:type="spellStart"/>
+      <w:r>
+        <w:rPr>
+          <w:rFonts w:ascii="宋体" w:eastAsia="宋体" w:hAnsi="宋体" w:hint="eastAsia"/>
+        </w:rPr>
+        <w:t>tdnicpms</w:t>
       </w:r>
       <w:r>
         <w:rPr>
@@ -8196,19 +9773,28 @@
         </w:rPr>
         <w:t>b</w:t>
       </w:r>
-    </w:p>
-    <w:p>
-      <w:pPr>
-        <w:rPr>
-          <w:rFonts w:ascii="宋体" w:eastAsia="宋体" w:hAnsi="宋体" w:hint="eastAsia"/>
-        </w:rPr>
-      </w:pPr>
-      <w:r>
-        <w:rPr>
-          <w:rFonts w:ascii="宋体" w:eastAsia="宋体" w:hAnsi="宋体" w:hint="eastAsia"/>
-        </w:rPr>
-        <w:t>y: jbtuihlexkn</w:t>
-      </w:r>
+      <w:proofErr w:type="spellEnd"/>
+    </w:p>
+    <w:p>
+      <w:pPr>
+        <w:rPr>
+          <w:rFonts w:ascii="宋体" w:eastAsia="宋体" w:hAnsi="宋体" w:hint="eastAsia"/>
+        </w:rPr>
+      </w:pPr>
+      <w:r>
+        <w:rPr>
+          <w:rFonts w:ascii="宋体" w:eastAsia="宋体" w:hAnsi="宋体" w:hint="eastAsia"/>
+        </w:rPr>
+        <w:t xml:space="preserve">y: </w:t>
+      </w:r>
+      <w:proofErr w:type="spellStart"/>
+      <w:r>
+        <w:rPr>
+          <w:rFonts w:ascii="宋体" w:eastAsia="宋体" w:hAnsi="宋体" w:hint="eastAsia"/>
+        </w:rPr>
+        <w:t>jbtuihlexkn</w:t>
+      </w:r>
+      <w:proofErr w:type="spellEnd"/>
       <w:r>
         <w:rPr>
           <w:rFonts w:ascii="宋体" w:eastAsia="宋体" w:hAnsi="宋体" w:hint="eastAsia"/>
@@ -8219,8 +9805,16 @@
         <w:rPr>
           <w:rFonts w:ascii="宋体" w:eastAsia="宋体" w:hAnsi="宋体" w:hint="eastAsia"/>
         </w:rPr>
-        <w:t xml:space="preserve">             z: vruipb</w:t>
-      </w:r>
+        <w:t xml:space="preserve">             z: </w:t>
+      </w:r>
+      <w:proofErr w:type="spellStart"/>
+      <w:r>
+        <w:rPr>
+          <w:rFonts w:ascii="宋体" w:eastAsia="宋体" w:hAnsi="宋体" w:hint="eastAsia"/>
+        </w:rPr>
+        <w:t>vruipb</w:t>
+      </w:r>
+      <w:proofErr w:type="spellEnd"/>
     </w:p>
     <w:p>
       <w:pPr>
@@ -8421,6 +10015,7 @@
           <w:szCs w:val="21"/>
         </w:rPr>
       </w:pPr>
+      <w:proofErr w:type="gramStart"/>
       <w:r>
         <w:rPr>
           <w:rFonts w:ascii="宋体" w:eastAsia="宋体" w:hAnsi="宋体" w:hint="eastAsia"/>
@@ -8439,6 +10034,7 @@
         </w:rPr>
         <w:t>码冲突</w:t>
       </w:r>
+      <w:proofErr w:type="gramEnd"/>
       <w:r>
         <w:rPr>
           <w:rFonts w:ascii="宋体" w:eastAsia="宋体" w:hAnsi="宋体"/>
@@ -8549,8 +10145,65 @@
           <w:rFonts w:ascii="宋体" w:eastAsia="宋体" w:hAnsi="宋体" w:hint="eastAsia"/>
           <w:szCs w:val="21"/>
         </w:rPr>
-        <w:t>如含彳取彳，含廾取廾</w:t>
-      </w:r>
+        <w:t>如含</w:t>
+      </w:r>
+      <w:proofErr w:type="gramStart"/>
+      <w:r>
+        <w:rPr>
+          <w:rFonts w:ascii="宋体" w:eastAsia="宋体" w:hAnsi="宋体" w:hint="eastAsia"/>
+          <w:szCs w:val="21"/>
+        </w:rPr>
+        <w:t>彳</w:t>
+      </w:r>
+      <w:proofErr w:type="gramEnd"/>
+      <w:r>
+        <w:rPr>
+          <w:rFonts w:ascii="宋体" w:eastAsia="宋体" w:hAnsi="宋体" w:hint="eastAsia"/>
+          <w:szCs w:val="21"/>
+        </w:rPr>
+        <w:t>取</w:t>
+      </w:r>
+      <w:proofErr w:type="gramStart"/>
+      <w:r>
+        <w:rPr>
+          <w:rFonts w:ascii="宋体" w:eastAsia="宋体" w:hAnsi="宋体" w:hint="eastAsia"/>
+          <w:szCs w:val="21"/>
+        </w:rPr>
+        <w:t>彳</w:t>
+      </w:r>
+      <w:proofErr w:type="gramEnd"/>
+      <w:r>
+        <w:rPr>
+          <w:rFonts w:ascii="宋体" w:eastAsia="宋体" w:hAnsi="宋体" w:hint="eastAsia"/>
+          <w:szCs w:val="21"/>
+        </w:rPr>
+        <w:t>，含</w:t>
+      </w:r>
+      <w:proofErr w:type="gramStart"/>
+      <w:r>
+        <w:rPr>
+          <w:rFonts w:ascii="宋体" w:eastAsia="宋体" w:hAnsi="宋体" w:hint="eastAsia"/>
+          <w:szCs w:val="21"/>
+        </w:rPr>
+        <w:t>廾</w:t>
+      </w:r>
+      <w:proofErr w:type="gramEnd"/>
+      <w:r>
+        <w:rPr>
+          <w:rFonts w:ascii="宋体" w:eastAsia="宋体" w:hAnsi="宋体" w:hint="eastAsia"/>
+          <w:szCs w:val="21"/>
+        </w:rPr>
+        <w:t>取</w:t>
+      </w:r>
+      <w:proofErr w:type="gramStart"/>
+      <w:r>
+        <w:rPr>
+          <w:rFonts w:ascii="宋体" w:eastAsia="宋体" w:hAnsi="宋体" w:hint="eastAsia"/>
+          <w:szCs w:val="21"/>
+        </w:rPr>
+        <w:t>廾</w:t>
+      </w:r>
+      <w:proofErr w:type="gramEnd"/>
       <w:r>
         <w:rPr>
           <w:rFonts w:ascii="宋体" w:eastAsia="宋体" w:hAnsi="宋体"/>
@@ -8800,16 +10453,36 @@
           <w:bCs/>
           <w:szCs w:val="21"/>
         </w:rPr>
-        <w:t>/非部首字</w:t>
-      </w:r>
-      <w:r>
-        <w:rPr>
-          <w:rFonts w:ascii="宋体" w:eastAsia="宋体" w:hAnsi="宋体"/>
-          <w:b/>
-          <w:bCs/>
-          <w:szCs w:val="21"/>
-        </w:rPr>
-        <w:t>合理跳过</w:t>
+        <w:t>/非部首</w:t>
+      </w:r>
+      <w:proofErr w:type="gramStart"/>
+      <w:r>
+        <w:rPr>
+          <w:rFonts w:ascii="宋体" w:eastAsia="宋体" w:hAnsi="宋体" w:hint="eastAsia"/>
+          <w:b/>
+          <w:bCs/>
+          <w:szCs w:val="21"/>
+        </w:rPr>
+        <w:t>字</w:t>
+      </w:r>
+      <w:r>
+        <w:rPr>
+          <w:rFonts w:ascii="宋体" w:eastAsia="宋体" w:hAnsi="宋体"/>
+          <w:b/>
+          <w:bCs/>
+          <w:szCs w:val="21"/>
+        </w:rPr>
+        <w:t>合理</w:t>
+      </w:r>
+      <w:proofErr w:type="gramEnd"/>
+      <w:r>
+        <w:rPr>
+          <w:rFonts w:ascii="宋体" w:eastAsia="宋体" w:hAnsi="宋体"/>
+          <w:b/>
+          <w:bCs/>
+          <w:szCs w:val="21"/>
+        </w:rPr>
+        <w:t>跳过</w:t>
       </w:r>
       <w:r>
         <w:rPr>
@@ -8944,7 +10617,21 @@
         <w:rPr>
           <w:rFonts w:ascii="宋体" w:eastAsia="宋体" w:hAnsi="宋体" w:hint="eastAsia"/>
         </w:rPr>
-        <w:t xml:space="preserve"> 临i </w:t>
+        <w:t xml:space="preserve"> 临</w:t>
+      </w:r>
+      <w:proofErr w:type="spellStart"/>
+      <w:r>
+        <w:rPr>
+          <w:rFonts w:ascii="宋体" w:eastAsia="宋体" w:hAnsi="宋体" w:hint="eastAsia"/>
+        </w:rPr>
+        <w:t>i</w:t>
+      </w:r>
+      <w:proofErr w:type="spellEnd"/>
+      <w:r>
+        <w:rPr>
+          <w:rFonts w:ascii="宋体" w:eastAsia="宋体" w:hAnsi="宋体" w:hint="eastAsia"/>
+        </w:rPr>
+        <w:t xml:space="preserve"> </w:t>
       </w:r>
       <w:r>
         <w:rPr>
@@ -9023,6 +10710,7 @@
           <w:bCs/>
           <w:szCs w:val="21"/>
         </w:rPr>
+        <w:lastRenderedPageBreak/>
         <w:t>变体统一</w:t>
       </w:r>
       <w:r>
@@ -9045,8 +10733,97 @@
           <w:rFonts w:ascii="宋体" w:eastAsia="宋体" w:hAnsi="宋体"/>
           <w:szCs w:val="21"/>
         </w:rPr>
-        <w:t>亅→丨，夊夂→攵，廾→卄，⺈→刀，冃→日，疋</w:t>
-      </w:r>
+        <w:t>亅→</w:t>
+      </w:r>
+      <w:proofErr w:type="gramStart"/>
+      <w:r>
+        <w:rPr>
+          <w:rFonts w:ascii="宋体" w:eastAsia="宋体" w:hAnsi="宋体"/>
+          <w:szCs w:val="21"/>
+        </w:rPr>
+        <w:t>丨</w:t>
+      </w:r>
+      <w:proofErr w:type="gramEnd"/>
+      <w:r>
+        <w:rPr>
+          <w:rFonts w:ascii="宋体" w:eastAsia="宋体" w:hAnsi="宋体"/>
+          <w:szCs w:val="21"/>
+        </w:rPr>
+        <w:t>，</w:t>
+      </w:r>
+      <w:proofErr w:type="gramStart"/>
+      <w:r>
+        <w:rPr>
+          <w:rFonts w:ascii="宋体" w:eastAsia="宋体" w:hAnsi="宋体"/>
+          <w:szCs w:val="21"/>
+        </w:rPr>
+        <w:t>夊夂</w:t>
+      </w:r>
+      <w:proofErr w:type="gramEnd"/>
+      <w:r>
+        <w:rPr>
+          <w:rFonts w:ascii="宋体" w:eastAsia="宋体" w:hAnsi="宋体"/>
+          <w:szCs w:val="21"/>
+        </w:rPr>
+        <w:t>→</w:t>
+      </w:r>
+      <w:proofErr w:type="gramStart"/>
+      <w:r>
+        <w:rPr>
+          <w:rFonts w:ascii="宋体" w:eastAsia="宋体" w:hAnsi="宋体"/>
+          <w:szCs w:val="21"/>
+        </w:rPr>
+        <w:t>攵</w:t>
+      </w:r>
+      <w:proofErr w:type="gramEnd"/>
+      <w:r>
+        <w:rPr>
+          <w:rFonts w:ascii="宋体" w:eastAsia="宋体" w:hAnsi="宋体"/>
+          <w:szCs w:val="21"/>
+        </w:rPr>
+        <w:t>，</w:t>
+      </w:r>
+      <w:proofErr w:type="gramStart"/>
+      <w:r>
+        <w:rPr>
+          <w:rFonts w:ascii="宋体" w:eastAsia="宋体" w:hAnsi="宋体"/>
+          <w:szCs w:val="21"/>
+        </w:rPr>
+        <w:t>廾</w:t>
+      </w:r>
+      <w:proofErr w:type="gramEnd"/>
+      <w:r>
+        <w:rPr>
+          <w:rFonts w:ascii="宋体" w:eastAsia="宋体" w:hAnsi="宋体"/>
+          <w:szCs w:val="21"/>
+        </w:rPr>
+        <w:t>→卄，⺈→刀，</w:t>
+      </w:r>
+      <w:proofErr w:type="gramStart"/>
+      <w:r>
+        <w:rPr>
+          <w:rFonts w:ascii="宋体" w:eastAsia="宋体" w:hAnsi="宋体"/>
+          <w:szCs w:val="21"/>
+        </w:rPr>
+        <w:t>冃</w:t>
+      </w:r>
+      <w:proofErr w:type="gramEnd"/>
+      <w:r>
+        <w:rPr>
+          <w:rFonts w:ascii="宋体" w:eastAsia="宋体" w:hAnsi="宋体"/>
+          <w:szCs w:val="21"/>
+        </w:rPr>
+        <w:t>→日，</w:t>
+      </w:r>
+      <w:proofErr w:type="gramStart"/>
+      <w:r>
+        <w:rPr>
+          <w:rFonts w:ascii="宋体" w:eastAsia="宋体" w:hAnsi="宋体"/>
+          <w:szCs w:val="21"/>
+        </w:rPr>
+        <w:t>疋</w:t>
+      </w:r>
+      <w:proofErr w:type="gramEnd"/>
       <w:r>
         <w:rPr>
           <w:rFonts w:ascii="SimSun-ExtB" w:eastAsia="SimSun-ExtB" w:hAnsi="SimSun-ExtB" w:cs="SimSun-ExtB" w:hint="eastAsia"/>
@@ -9059,32 +10836,63 @@
           <w:rFonts w:ascii="宋体" w:eastAsia="宋体" w:hAnsi="宋体"/>
           <w:szCs w:val="21"/>
         </w:rPr>
-        <w:t>龰→止，匸→匚，襾→西，龶→青，耂→老，灬→火......</w:t>
-      </w:r>
-    </w:p>
-    <w:p>
-      <w:pPr>
-        <w:rPr>
-          <w:rFonts w:ascii="宋体" w:eastAsia="宋体" w:hAnsi="宋体" w:hint="eastAsia"/>
-          <w:szCs w:val="21"/>
-        </w:rPr>
-      </w:pPr>
-    </w:p>
-    <w:p>
-      <w:pPr>
-        <w:rPr>
-          <w:rFonts w:ascii="宋体" w:eastAsia="宋体" w:hAnsi="宋体" w:hint="eastAsia"/>
-          <w:szCs w:val="21"/>
-        </w:rPr>
-      </w:pPr>
-      <w:r>
-        <w:rPr>
-          <w:rFonts w:ascii="宋体" w:eastAsia="宋体" w:hAnsi="宋体"/>
-          <w:b/>
-          <w:bCs/>
-          <w:szCs w:val="21"/>
-        </w:rPr>
-        <w:lastRenderedPageBreak/>
+        <w:t>龰→止，匸→</w:t>
+      </w:r>
+      <w:proofErr w:type="gramStart"/>
+      <w:r>
+        <w:rPr>
+          <w:rFonts w:ascii="宋体" w:eastAsia="宋体" w:hAnsi="宋体"/>
+          <w:szCs w:val="21"/>
+        </w:rPr>
+        <w:t>匚</w:t>
+      </w:r>
+      <w:proofErr w:type="gramEnd"/>
+      <w:r>
+        <w:rPr>
+          <w:rFonts w:ascii="宋体" w:eastAsia="宋体" w:hAnsi="宋体"/>
+          <w:szCs w:val="21"/>
+        </w:rPr>
+        <w:t>，襾→西，龶→青，耂→老，</w:t>
+      </w:r>
+      <w:proofErr w:type="gramStart"/>
+      <w:r>
+        <w:rPr>
+          <w:rFonts w:ascii="宋体" w:eastAsia="宋体" w:hAnsi="宋体"/>
+          <w:szCs w:val="21"/>
+        </w:rPr>
+        <w:t>灬</w:t>
+      </w:r>
+      <w:proofErr w:type="gramEnd"/>
+      <w:r>
+        <w:rPr>
+          <w:rFonts w:ascii="宋体" w:eastAsia="宋体" w:hAnsi="宋体"/>
+          <w:szCs w:val="21"/>
+        </w:rPr>
+        <w:t>→火......</w:t>
+      </w:r>
+    </w:p>
+    <w:p>
+      <w:pPr>
+        <w:rPr>
+          <w:rFonts w:ascii="宋体" w:eastAsia="宋体" w:hAnsi="宋体" w:hint="eastAsia"/>
+          <w:szCs w:val="21"/>
+        </w:rPr>
+      </w:pPr>
+    </w:p>
+    <w:p>
+      <w:pPr>
+        <w:rPr>
+          <w:rFonts w:ascii="宋体" w:eastAsia="宋体" w:hAnsi="宋体" w:hint="eastAsia"/>
+          <w:szCs w:val="21"/>
+        </w:rPr>
+      </w:pPr>
+      <w:r>
+        <w:rPr>
+          <w:rFonts w:ascii="宋体" w:eastAsia="宋体" w:hAnsi="宋体"/>
+          <w:b/>
+          <w:bCs/>
+          <w:szCs w:val="21"/>
+        </w:rPr>
         <w:t>非部首字代替</w:t>
       </w:r>
       <w:r>
@@ -9121,7 +10929,119 @@
           <w:rFonts w:ascii="宋体" w:eastAsia="宋体" w:hAnsi="宋体"/>
           <w:szCs w:val="21"/>
         </w:rPr>
-        <w:t>夫→矢，正→止，长長镸→髟，玉→王，曰→日，申→田，干→十，无→二，牙→寸，甘→革，生→青，隶→聿，面→囗，韭→耒，飞→疒，鬥→门......</w:t>
+        <w:t>夫→</w:t>
+      </w:r>
+      <w:proofErr w:type="gramStart"/>
+      <w:r>
+        <w:rPr>
+          <w:rFonts w:ascii="宋体" w:eastAsia="宋体" w:hAnsi="宋体"/>
+          <w:szCs w:val="21"/>
+        </w:rPr>
+        <w:t>矢</w:t>
+      </w:r>
+      <w:proofErr w:type="gramEnd"/>
+      <w:r>
+        <w:rPr>
+          <w:rFonts w:ascii="宋体" w:eastAsia="宋体" w:hAnsi="宋体"/>
+          <w:szCs w:val="21"/>
+        </w:rPr>
+        <w:t>，正→止，长長镸→</w:t>
+      </w:r>
+      <w:proofErr w:type="gramStart"/>
+      <w:r>
+        <w:rPr>
+          <w:rFonts w:ascii="宋体" w:eastAsia="宋体" w:hAnsi="宋体"/>
+          <w:szCs w:val="21"/>
+        </w:rPr>
+        <w:t>髟</w:t>
+      </w:r>
+      <w:proofErr w:type="gramEnd"/>
+      <w:r>
+        <w:rPr>
+          <w:rFonts w:ascii="宋体" w:eastAsia="宋体" w:hAnsi="宋体"/>
+          <w:szCs w:val="21"/>
+        </w:rPr>
+        <w:t>，玉→王，曰→日，申→田，干→十，无→二，牙→寸，甘→革，生→青，隶→</w:t>
+      </w:r>
+      <w:proofErr w:type="gramStart"/>
+      <w:r>
+        <w:rPr>
+          <w:rFonts w:ascii="宋体" w:eastAsia="宋体" w:hAnsi="宋体"/>
+          <w:szCs w:val="21"/>
+        </w:rPr>
+        <w:t>聿</w:t>
+      </w:r>
+      <w:proofErr w:type="gramEnd"/>
+      <w:r>
+        <w:rPr>
+          <w:rFonts w:ascii="宋体" w:eastAsia="宋体" w:hAnsi="宋体"/>
+          <w:szCs w:val="21"/>
+        </w:rPr>
+        <w:t>，面→</w:t>
+      </w:r>
+      <w:proofErr w:type="gramStart"/>
+      <w:r>
+        <w:rPr>
+          <w:rFonts w:ascii="宋体" w:eastAsia="宋体" w:hAnsi="宋体"/>
+          <w:szCs w:val="21"/>
+        </w:rPr>
+        <w:t>囗</w:t>
+      </w:r>
+      <w:proofErr w:type="gramEnd"/>
+      <w:r>
+        <w:rPr>
+          <w:rFonts w:ascii="宋体" w:eastAsia="宋体" w:hAnsi="宋体"/>
+          <w:szCs w:val="21"/>
+        </w:rPr>
+        <w:t>，</w:t>
+      </w:r>
+      <w:proofErr w:type="gramStart"/>
+      <w:r>
+        <w:rPr>
+          <w:rFonts w:ascii="宋体" w:eastAsia="宋体" w:hAnsi="宋体"/>
+          <w:szCs w:val="21"/>
+        </w:rPr>
+        <w:t>韭</w:t>
+      </w:r>
+      <w:proofErr w:type="gramEnd"/>
+      <w:r>
+        <w:rPr>
+          <w:rFonts w:ascii="宋体" w:eastAsia="宋体" w:hAnsi="宋体"/>
+          <w:szCs w:val="21"/>
+        </w:rPr>
+        <w:t>→</w:t>
+      </w:r>
+      <w:proofErr w:type="gramStart"/>
+      <w:r>
+        <w:rPr>
+          <w:rFonts w:ascii="宋体" w:eastAsia="宋体" w:hAnsi="宋体"/>
+          <w:szCs w:val="21"/>
+        </w:rPr>
+        <w:t>耒</w:t>
+      </w:r>
+      <w:proofErr w:type="gramEnd"/>
+      <w:r>
+        <w:rPr>
+          <w:rFonts w:ascii="宋体" w:eastAsia="宋体" w:hAnsi="宋体"/>
+          <w:szCs w:val="21"/>
+        </w:rPr>
+        <w:t>，飞→</w:t>
+      </w:r>
+      <w:proofErr w:type="gramStart"/>
+      <w:r>
+        <w:rPr>
+          <w:rFonts w:ascii="宋体" w:eastAsia="宋体" w:hAnsi="宋体"/>
+          <w:szCs w:val="21"/>
+        </w:rPr>
+        <w:t>疒</w:t>
+      </w:r>
+      <w:proofErr w:type="gramEnd"/>
+      <w:r>
+        <w:rPr>
+          <w:rFonts w:ascii="宋体" w:eastAsia="宋体" w:hAnsi="宋体"/>
+          <w:szCs w:val="21"/>
+        </w:rPr>
+        <w:t>，鬥→门......</w:t>
       </w:r>
     </w:p>
     <w:p>
@@ -9182,7 +11102,39 @@
           <w:rFonts w:ascii="宋体" w:eastAsia="宋体" w:hAnsi="宋体"/>
           <w:szCs w:val="21"/>
         </w:rPr>
-        <w:t>立→亠，鼠→臼，舛→夕，㫃→方，卧→臣，</w:t>
+        <w:t>立→</w:t>
+      </w:r>
+      <w:proofErr w:type="gramStart"/>
+      <w:r>
+        <w:rPr>
+          <w:rFonts w:ascii="宋体" w:eastAsia="宋体" w:hAnsi="宋体"/>
+          <w:szCs w:val="21"/>
+        </w:rPr>
+        <w:t>亠</w:t>
+      </w:r>
+      <w:proofErr w:type="gramEnd"/>
+      <w:r>
+        <w:rPr>
+          <w:rFonts w:ascii="宋体" w:eastAsia="宋体" w:hAnsi="宋体"/>
+          <w:szCs w:val="21"/>
+        </w:rPr>
+        <w:t>，鼠→臼，</w:t>
+      </w:r>
+      <w:proofErr w:type="gramStart"/>
+      <w:r>
+        <w:rPr>
+          <w:rFonts w:ascii="宋体" w:eastAsia="宋体" w:hAnsi="宋体"/>
+          <w:szCs w:val="21"/>
+        </w:rPr>
+        <w:t>舛</w:t>
+      </w:r>
+      <w:proofErr w:type="gramEnd"/>
+      <w:r>
+        <w:rPr>
+          <w:rFonts w:ascii="宋体" w:eastAsia="宋体" w:hAnsi="宋体"/>
+          <w:szCs w:val="21"/>
+        </w:rPr>
+        <w:t>→夕，㫃→方，卧→臣，</w:t>
       </w:r>
       <w:r>
         <w:rPr>
@@ -9196,7 +11148,23 @@
           <w:rFonts w:ascii="宋体" w:eastAsia="宋体" w:hAnsi="宋体"/>
           <w:szCs w:val="21"/>
         </w:rPr>
-        <w:t>→禾，行→彳，</w:t>
+        <w:t>→禾，行→</w:t>
+      </w:r>
+      <w:proofErr w:type="gramStart"/>
+      <w:r>
+        <w:rPr>
+          <w:rFonts w:ascii="宋体" w:eastAsia="宋体" w:hAnsi="宋体"/>
+          <w:szCs w:val="21"/>
+        </w:rPr>
+        <w:t>彳</w:t>
+      </w:r>
+      <w:proofErr w:type="gramEnd"/>
+      <w:r>
+        <w:rPr>
+          <w:rFonts w:ascii="宋体" w:eastAsia="宋体" w:hAnsi="宋体"/>
+          <w:szCs w:val="21"/>
+        </w:rPr>
+        <w:t>，</w:t>
       </w:r>
       <w:r>
         <w:rPr>
@@ -9210,24 +11178,249 @@
           <w:rFonts w:ascii="宋体" w:eastAsia="宋体" w:hAnsi="宋体"/>
           <w:szCs w:val="21"/>
         </w:rPr>
-        <w:t>→宀，亼→人，龠→人，鼻→自，齐（齊）→文，林→木，舍→人，多→夕，男→田，死→歹，比→匕，爻→㐅，玄→亠，禸→冂，至→土，色→刀，首→丷，香→禾，高→亠，鬯→匕，鬲→口，鹿→广，麻→广，黄黃→八，黍→禾，黹→业，鼎→目，鼓→支，龟→刀，厄→厂......</w:t>
-      </w:r>
-    </w:p>
-    <w:p>
-      <w:pPr>
-        <w:rPr>
-          <w:rFonts w:ascii="宋体" w:eastAsia="宋体" w:hAnsi="宋体" w:hint="eastAsia"/>
-          <w:szCs w:val="21"/>
-        </w:rPr>
-      </w:pPr>
-    </w:p>
-    <w:p>
-      <w:pPr>
-        <w:rPr>
-          <w:rFonts w:ascii="宋体" w:eastAsia="宋体" w:hAnsi="宋体" w:hint="eastAsia"/>
-          <w:szCs w:val="21"/>
-        </w:rPr>
-      </w:pPr>
+        <w:t>→</w:t>
+      </w:r>
+      <w:proofErr w:type="gramStart"/>
+      <w:r>
+        <w:rPr>
+          <w:rFonts w:ascii="宋体" w:eastAsia="宋体" w:hAnsi="宋体"/>
+          <w:szCs w:val="21"/>
+        </w:rPr>
+        <w:t>宀</w:t>
+      </w:r>
+      <w:proofErr w:type="gramEnd"/>
+      <w:r>
+        <w:rPr>
+          <w:rFonts w:ascii="宋体" w:eastAsia="宋体" w:hAnsi="宋体"/>
+          <w:szCs w:val="21"/>
+        </w:rPr>
+        <w:t>，亼→人，</w:t>
+      </w:r>
+      <w:proofErr w:type="gramStart"/>
+      <w:r>
+        <w:rPr>
+          <w:rFonts w:ascii="宋体" w:eastAsia="宋体" w:hAnsi="宋体"/>
+          <w:szCs w:val="21"/>
+        </w:rPr>
+        <w:t>龠</w:t>
+      </w:r>
+      <w:proofErr w:type="gramEnd"/>
+      <w:r>
+        <w:rPr>
+          <w:rFonts w:ascii="宋体" w:eastAsia="宋体" w:hAnsi="宋体"/>
+          <w:szCs w:val="21"/>
+        </w:rPr>
+        <w:t>→人，鼻→自，齐（齊）→文，林→木，舍→人，多→夕，男→田，死→</w:t>
+      </w:r>
+      <w:proofErr w:type="gramStart"/>
+      <w:r>
+        <w:rPr>
+          <w:rFonts w:ascii="宋体" w:eastAsia="宋体" w:hAnsi="宋体"/>
+          <w:szCs w:val="21"/>
+        </w:rPr>
+        <w:t>歹</w:t>
+      </w:r>
+      <w:proofErr w:type="gramEnd"/>
+      <w:r>
+        <w:rPr>
+          <w:rFonts w:ascii="宋体" w:eastAsia="宋体" w:hAnsi="宋体"/>
+          <w:szCs w:val="21"/>
+        </w:rPr>
+        <w:t>，比→</w:t>
+      </w:r>
+      <w:proofErr w:type="gramStart"/>
+      <w:r>
+        <w:rPr>
+          <w:rFonts w:ascii="宋体" w:eastAsia="宋体" w:hAnsi="宋体"/>
+          <w:szCs w:val="21"/>
+        </w:rPr>
+        <w:t>匕</w:t>
+      </w:r>
+      <w:proofErr w:type="gramEnd"/>
+      <w:r>
+        <w:rPr>
+          <w:rFonts w:ascii="宋体" w:eastAsia="宋体" w:hAnsi="宋体"/>
+          <w:szCs w:val="21"/>
+        </w:rPr>
+        <w:t>，</w:t>
+      </w:r>
+      <w:proofErr w:type="gramStart"/>
+      <w:r>
+        <w:rPr>
+          <w:rFonts w:ascii="宋体" w:eastAsia="宋体" w:hAnsi="宋体"/>
+          <w:szCs w:val="21"/>
+        </w:rPr>
+        <w:t>爻</w:t>
+      </w:r>
+      <w:proofErr w:type="gramEnd"/>
+      <w:r>
+        <w:rPr>
+          <w:rFonts w:ascii="宋体" w:eastAsia="宋体" w:hAnsi="宋体"/>
+          <w:szCs w:val="21"/>
+        </w:rPr>
+        <w:t>→㐅，玄→</w:t>
+      </w:r>
+      <w:proofErr w:type="gramStart"/>
+      <w:r>
+        <w:rPr>
+          <w:rFonts w:ascii="宋体" w:eastAsia="宋体" w:hAnsi="宋体"/>
+          <w:szCs w:val="21"/>
+        </w:rPr>
+        <w:t>亠</w:t>
+      </w:r>
+      <w:proofErr w:type="gramEnd"/>
+      <w:r>
+        <w:rPr>
+          <w:rFonts w:ascii="宋体" w:eastAsia="宋体" w:hAnsi="宋体"/>
+          <w:szCs w:val="21"/>
+        </w:rPr>
+        <w:t>，禸→</w:t>
+      </w:r>
+      <w:proofErr w:type="gramStart"/>
+      <w:r>
+        <w:rPr>
+          <w:rFonts w:ascii="宋体" w:eastAsia="宋体" w:hAnsi="宋体"/>
+          <w:szCs w:val="21"/>
+        </w:rPr>
+        <w:t>冂</w:t>
+      </w:r>
+      <w:proofErr w:type="gramEnd"/>
+      <w:r>
+        <w:rPr>
+          <w:rFonts w:ascii="宋体" w:eastAsia="宋体" w:hAnsi="宋体"/>
+          <w:szCs w:val="21"/>
+        </w:rPr>
+        <w:t>，至→土，色→刀，首→丷，香→禾，高→</w:t>
+      </w:r>
+      <w:proofErr w:type="gramStart"/>
+      <w:r>
+        <w:rPr>
+          <w:rFonts w:ascii="宋体" w:eastAsia="宋体" w:hAnsi="宋体"/>
+          <w:szCs w:val="21"/>
+        </w:rPr>
+        <w:t>亠</w:t>
+      </w:r>
+      <w:proofErr w:type="gramEnd"/>
+      <w:r>
+        <w:rPr>
+          <w:rFonts w:ascii="宋体" w:eastAsia="宋体" w:hAnsi="宋体"/>
+          <w:szCs w:val="21"/>
+        </w:rPr>
+        <w:t>，</w:t>
+      </w:r>
+      <w:proofErr w:type="gramStart"/>
+      <w:r>
+        <w:rPr>
+          <w:rFonts w:ascii="宋体" w:eastAsia="宋体" w:hAnsi="宋体"/>
+          <w:szCs w:val="21"/>
+        </w:rPr>
+        <w:t>鬯</w:t>
+      </w:r>
+      <w:proofErr w:type="gramEnd"/>
+      <w:r>
+        <w:rPr>
+          <w:rFonts w:ascii="宋体" w:eastAsia="宋体" w:hAnsi="宋体"/>
+          <w:szCs w:val="21"/>
+        </w:rPr>
+        <w:t>→</w:t>
+      </w:r>
+      <w:proofErr w:type="gramStart"/>
+      <w:r>
+        <w:rPr>
+          <w:rFonts w:ascii="宋体" w:eastAsia="宋体" w:hAnsi="宋体"/>
+          <w:szCs w:val="21"/>
+        </w:rPr>
+        <w:t>匕</w:t>
+      </w:r>
+      <w:proofErr w:type="gramEnd"/>
+      <w:r>
+        <w:rPr>
+          <w:rFonts w:ascii="宋体" w:eastAsia="宋体" w:hAnsi="宋体"/>
+          <w:szCs w:val="21"/>
+        </w:rPr>
+        <w:t>，</w:t>
+      </w:r>
+      <w:proofErr w:type="gramStart"/>
+      <w:r>
+        <w:rPr>
+          <w:rFonts w:ascii="宋体" w:eastAsia="宋体" w:hAnsi="宋体"/>
+          <w:szCs w:val="21"/>
+        </w:rPr>
+        <w:t>鬲</w:t>
+      </w:r>
+      <w:proofErr w:type="gramEnd"/>
+      <w:r>
+        <w:rPr>
+          <w:rFonts w:ascii="宋体" w:eastAsia="宋体" w:hAnsi="宋体"/>
+          <w:szCs w:val="21"/>
+        </w:rPr>
+        <w:t>→口，鹿→广，麻→广，黄黃→八，</w:t>
+      </w:r>
+      <w:proofErr w:type="gramStart"/>
+      <w:r>
+        <w:rPr>
+          <w:rFonts w:ascii="宋体" w:eastAsia="宋体" w:hAnsi="宋体"/>
+          <w:szCs w:val="21"/>
+        </w:rPr>
+        <w:t>黍</w:t>
+      </w:r>
+      <w:proofErr w:type="gramEnd"/>
+      <w:r>
+        <w:rPr>
+          <w:rFonts w:ascii="宋体" w:eastAsia="宋体" w:hAnsi="宋体"/>
+          <w:szCs w:val="21"/>
+        </w:rPr>
+        <w:t>→禾，</w:t>
+      </w:r>
+      <w:proofErr w:type="gramStart"/>
+      <w:r>
+        <w:rPr>
+          <w:rFonts w:ascii="宋体" w:eastAsia="宋体" w:hAnsi="宋体"/>
+          <w:szCs w:val="21"/>
+        </w:rPr>
+        <w:t>黹</w:t>
+      </w:r>
+      <w:proofErr w:type="gramEnd"/>
+      <w:r>
+        <w:rPr>
+          <w:rFonts w:ascii="宋体" w:eastAsia="宋体" w:hAnsi="宋体"/>
+          <w:szCs w:val="21"/>
+        </w:rPr>
+        <w:t>→业，鼎→目，鼓→支，龟→刀，</w:t>
+      </w:r>
+      <w:proofErr w:type="gramStart"/>
+      <w:r>
+        <w:rPr>
+          <w:rFonts w:ascii="宋体" w:eastAsia="宋体" w:hAnsi="宋体"/>
+          <w:szCs w:val="21"/>
+        </w:rPr>
+        <w:t>厄</w:t>
+      </w:r>
+      <w:proofErr w:type="gramEnd"/>
+      <w:r>
+        <w:rPr>
+          <w:rFonts w:ascii="宋体" w:eastAsia="宋体" w:hAnsi="宋体"/>
+          <w:szCs w:val="21"/>
+        </w:rPr>
+        <w:t>→厂......</w:t>
+      </w:r>
+    </w:p>
+    <w:p>
+      <w:pPr>
+        <w:rPr>
+          <w:rFonts w:ascii="宋体" w:eastAsia="宋体" w:hAnsi="宋体" w:hint="eastAsia"/>
+          <w:szCs w:val="21"/>
+        </w:rPr>
+      </w:pPr>
+    </w:p>
+    <w:p>
+      <w:pPr>
+        <w:rPr>
+          <w:rFonts w:ascii="宋体" w:eastAsia="宋体" w:hAnsi="宋体" w:hint="eastAsia"/>
+          <w:szCs w:val="21"/>
+        </w:rPr>
+      </w:pPr>
+      <w:proofErr w:type="gramStart"/>
       <w:r>
         <w:rPr>
           <w:rFonts w:ascii="宋体" w:eastAsia="宋体" w:hAnsi="宋体"/>
@@ -9237,6 +11430,7 @@
         </w:rPr>
         <w:t>罕部跳过</w:t>
       </w:r>
+      <w:proofErr w:type="gramEnd"/>
       <w:r>
         <w:rPr>
           <w:rFonts w:ascii="宋体" w:eastAsia="宋体" w:hAnsi="宋体"/>
@@ -9257,7 +11451,23 @@
           <w:rFonts w:ascii="宋体" w:eastAsia="宋体" w:hAnsi="宋体"/>
           <w:szCs w:val="21"/>
         </w:rPr>
-        <w:t>毋（母），氏，而。</w:t>
+        <w:t>毋（母），氏，</w:t>
+      </w:r>
+      <w:proofErr w:type="gramStart"/>
+      <w:r>
+        <w:rPr>
+          <w:rFonts w:ascii="宋体" w:eastAsia="宋体" w:hAnsi="宋体"/>
+          <w:szCs w:val="21"/>
+        </w:rPr>
+        <w:t>而</w:t>
+      </w:r>
+      <w:proofErr w:type="gramEnd"/>
+      <w:r>
+        <w:rPr>
+          <w:rFonts w:ascii="宋体" w:eastAsia="宋体" w:hAnsi="宋体"/>
+          <w:szCs w:val="21"/>
+        </w:rPr>
+        <w:t>。</w:t>
       </w:r>
     </w:p>
     <w:p>
@@ -9286,6 +11496,7 @@
         </w:rPr>
         <w:t xml:space="preserve">4 </w:t>
       </w:r>
+      <w:proofErr w:type="gramStart"/>
       <w:r>
         <w:rPr>
           <w:rFonts w:ascii="宋体" w:eastAsia="宋体" w:hAnsi="宋体" w:hint="eastAsia"/>
@@ -9302,7 +11513,17 @@
           <w:bCs/>
           <w:szCs w:val="21"/>
         </w:rPr>
-        <w:t>码编码总结</w:t>
+        <w:t>码编码</w:t>
+      </w:r>
+      <w:proofErr w:type="gramEnd"/>
+      <w:r>
+        <w:rPr>
+          <w:rFonts w:ascii="宋体" w:eastAsia="宋体" w:hAnsi="宋体"/>
+          <w:b/>
+          <w:bCs/>
+          <w:szCs w:val="21"/>
+        </w:rPr>
+        <w:t>总结</w:t>
       </w:r>
     </w:p>
     <w:p>
@@ -9332,6 +11553,7 @@
         </w:rPr>
         <w:t>：</w:t>
       </w:r>
+      <w:proofErr w:type="gramStart"/>
       <w:r>
         <w:rPr>
           <w:rFonts w:ascii="宋体" w:eastAsia="宋体" w:hAnsi="宋体" w:hint="eastAsia"/>
@@ -9344,7 +11566,15 @@
           <w:rFonts w:ascii="宋体" w:eastAsia="宋体" w:hAnsi="宋体"/>
           <w:szCs w:val="21"/>
         </w:rPr>
-        <w:t>码为数字（0-9），根据字形特征按优先级选取。</w:t>
+        <w:t>码为</w:t>
+      </w:r>
+      <w:proofErr w:type="gramEnd"/>
+      <w:r>
+        <w:rPr>
+          <w:rFonts w:ascii="宋体" w:eastAsia="宋体" w:hAnsi="宋体"/>
+          <w:szCs w:val="21"/>
+        </w:rPr>
+        <w:t>数字（0-9），根据字形特征按优先级选取。</w:t>
       </w:r>
     </w:p>
     <w:p>
@@ -9374,6 +11604,7 @@
         </w:rPr>
         <w:t>：</w:t>
       </w:r>
+      <w:proofErr w:type="gramStart"/>
       <w:r>
         <w:rPr>
           <w:rFonts w:ascii="宋体" w:eastAsia="宋体" w:hAnsi="宋体" w:hint="eastAsia"/>
@@ -9386,7 +11617,15 @@
           <w:rFonts w:ascii="宋体" w:eastAsia="宋体" w:hAnsi="宋体"/>
           <w:szCs w:val="21"/>
         </w:rPr>
-        <w:t>码为字母（b-z，不含a、e、;），对应</w:t>
+        <w:t>码为</w:t>
+      </w:r>
+      <w:proofErr w:type="gramEnd"/>
+      <w:r>
+        <w:rPr>
+          <w:rFonts w:ascii="宋体" w:eastAsia="宋体" w:hAnsi="宋体"/>
+          <w:szCs w:val="21"/>
+        </w:rPr>
+        <w:t>字母（b-z，不含a、e、;），对应</w:t>
       </w:r>
       <w:r>
         <w:rPr>
@@ -9666,7 +11905,23 @@
           <w:rFonts w:ascii="宋体" w:eastAsia="宋体" w:hAnsi="宋体"/>
           <w:szCs w:val="21"/>
         </w:rPr>
-        <w:t>：为缩短码长，最常用字</w:t>
+        <w:t>：为缩短码长，</w:t>
+      </w:r>
+      <w:proofErr w:type="gramStart"/>
+      <w:r>
+        <w:rPr>
+          <w:rFonts w:ascii="宋体" w:eastAsia="宋体" w:hAnsi="宋体"/>
+          <w:szCs w:val="21"/>
+        </w:rPr>
+        <w:t>最</w:t>
+      </w:r>
+      <w:proofErr w:type="gramEnd"/>
+      <w:r>
+        <w:rPr>
+          <w:rFonts w:ascii="宋体" w:eastAsia="宋体" w:hAnsi="宋体"/>
+          <w:szCs w:val="21"/>
+        </w:rPr>
+        <w:t>常用字</w:t>
       </w:r>
       <w:r>
         <w:rPr>
@@ -9700,7 +11955,15 @@
           <w:rFonts w:ascii="宋体" w:eastAsia="宋体" w:hAnsi="宋体"/>
           <w:szCs w:val="21"/>
         </w:rPr>
-        <w:t>（即空</w:t>
+        <w:t>（</w:t>
+      </w:r>
+      <w:proofErr w:type="gramStart"/>
+      <w:r>
+        <w:rPr>
+          <w:rFonts w:ascii="宋体" w:eastAsia="宋体" w:hAnsi="宋体"/>
+          <w:szCs w:val="21"/>
+        </w:rPr>
+        <w:t>即空</w:t>
       </w:r>
       <w:r>
         <w:rPr>
@@ -9714,7 +11977,15 @@
           <w:rFonts w:ascii="宋体" w:eastAsia="宋体" w:hAnsi="宋体"/>
           <w:szCs w:val="21"/>
         </w:rPr>
-        <w:t>码）。为统一码长，需要</w:t>
+        <w:t>码</w:t>
+      </w:r>
+      <w:proofErr w:type="gramEnd"/>
+      <w:r>
+        <w:rPr>
+          <w:rFonts w:ascii="宋体" w:eastAsia="宋体" w:hAnsi="宋体"/>
+          <w:szCs w:val="21"/>
+        </w:rPr>
+        <w:t>）。为统一码长，需要</w:t>
       </w:r>
       <w:r>
         <w:rPr>
@@ -9742,7 +12013,23 @@
           <w:rFonts w:ascii="宋体" w:eastAsia="宋体" w:hAnsi="宋体"/>
           <w:szCs w:val="21"/>
         </w:rPr>
-        <w:t>作为占空码，在码表中省略不写。</w:t>
+        <w:t>作为</w:t>
+      </w:r>
+      <w:proofErr w:type="gramStart"/>
+      <w:r>
+        <w:rPr>
+          <w:rFonts w:ascii="宋体" w:eastAsia="宋体" w:hAnsi="宋体"/>
+          <w:szCs w:val="21"/>
+        </w:rPr>
+        <w:t>占空码</w:t>
+      </w:r>
+      <w:proofErr w:type="gramEnd"/>
+      <w:r>
+        <w:rPr>
+          <w:rFonts w:ascii="宋体" w:eastAsia="宋体" w:hAnsi="宋体"/>
+          <w:szCs w:val="21"/>
+        </w:rPr>
+        <w:t>，在码表中省略不写。</w:t>
       </w:r>
       <w:r>
         <w:rPr>
@@ -9772,7 +12059,15 @@
           <w:rFonts w:ascii="宋体" w:eastAsia="宋体" w:hAnsi="宋体"/>
           <w:szCs w:val="21"/>
         </w:rPr>
-        <w:t>码一律为空，依靠</w:t>
+        <w:t>码一律为空，</w:t>
+      </w:r>
+      <w:proofErr w:type="gramStart"/>
+      <w:r>
+        <w:rPr>
+          <w:rFonts w:ascii="宋体" w:eastAsia="宋体" w:hAnsi="宋体"/>
+          <w:szCs w:val="21"/>
+        </w:rPr>
+        <w:t>依靠</w:t>
       </w:r>
       <w:r>
         <w:rPr>
@@ -9786,7 +12081,15 @@
           <w:rFonts w:ascii="宋体" w:eastAsia="宋体" w:hAnsi="宋体"/>
           <w:szCs w:val="21"/>
         </w:rPr>
-        <w:t>码数字区分实现零重码。</w:t>
+        <w:t>码数字</w:t>
+      </w:r>
+      <w:proofErr w:type="gramEnd"/>
+      <w:r>
+        <w:rPr>
+          <w:rFonts w:ascii="宋体" w:eastAsia="宋体" w:hAnsi="宋体"/>
+          <w:szCs w:val="21"/>
+        </w:rPr>
+        <w:t>区分实现零重码。</w:t>
       </w:r>
     </w:p>
     <w:p>
@@ -9841,7 +12144,15 @@
           <w:rFonts w:ascii="宋体" w:eastAsia="宋体" w:hAnsi="宋体"/>
           <w:szCs w:val="21"/>
         </w:rPr>
-        <w:t>最常用字：空</w:t>
+        <w:t>最常用字：</w:t>
+      </w:r>
+      <w:proofErr w:type="gramStart"/>
+      <w:r>
+        <w:rPr>
+          <w:rFonts w:ascii="宋体" w:eastAsia="宋体" w:hAnsi="宋体"/>
+          <w:szCs w:val="21"/>
+        </w:rPr>
+        <w:t>空</w:t>
       </w:r>
       <w:r>
         <w:rPr>
@@ -9857,6 +12168,7 @@
         </w:rPr>
         <w:t>码</w:t>
       </w:r>
+      <w:proofErr w:type="gramEnd"/>
     </w:p>
     <w:p>
       <w:pPr>
@@ -10083,21 +12395,37 @@
                 <w:rFonts w:ascii="宋体" w:eastAsia="宋体" w:hAnsi="宋体"/>
                 <w:szCs w:val="21"/>
               </w:rPr>
-              <w:t>汉字去除</w:t>
-            </w:r>
-            <w:r>
-              <w:rPr>
-                <w:rFonts w:ascii="宋体" w:eastAsia="宋体" w:hAnsi="宋体" w:hint="eastAsia"/>
-                <w:szCs w:val="21"/>
-              </w:rPr>
-              <w:t>主</w:t>
-            </w:r>
+              <w:t>汉字</w:t>
+            </w:r>
+            <w:proofErr w:type="gramStart"/>
             <w:r>
               <w:rPr>
                 <w:rFonts w:ascii="宋体" w:eastAsia="宋体" w:hAnsi="宋体"/>
                 <w:szCs w:val="21"/>
               </w:rPr>
-              <w:t>码部首后剩余的部分</w:t>
+              <w:t>去除</w:t>
+            </w:r>
+            <w:r>
+              <w:rPr>
+                <w:rFonts w:ascii="宋体" w:eastAsia="宋体" w:hAnsi="宋体" w:hint="eastAsia"/>
+                <w:szCs w:val="21"/>
+              </w:rPr>
+              <w:t>主</w:t>
+            </w:r>
+            <w:r>
+              <w:rPr>
+                <w:rFonts w:ascii="宋体" w:eastAsia="宋体" w:hAnsi="宋体"/>
+                <w:szCs w:val="21"/>
+              </w:rPr>
+              <w:t>码部首</w:t>
+            </w:r>
+            <w:proofErr w:type="gramEnd"/>
+            <w:r>
+              <w:rPr>
+                <w:rFonts w:ascii="宋体" w:eastAsia="宋体" w:hAnsi="宋体"/>
+                <w:szCs w:val="21"/>
+              </w:rPr>
+              <w:t>后剩余的部分</w:t>
             </w:r>
             <w:r>
               <w:rPr>
@@ -10214,6 +12542,7 @@
                 <w:bCs/>
                 <w:szCs w:val="21"/>
               </w:rPr>
+              <w:lastRenderedPageBreak/>
               <w:t>余部</w:t>
             </w:r>
           </w:p>
@@ -10241,14 +12570,30 @@
                 <w:rFonts w:ascii="宋体" w:eastAsia="宋体" w:hAnsi="宋体" w:hint="eastAsia"/>
                 <w:szCs w:val="21"/>
               </w:rPr>
-              <w:t>余集合</w:t>
+              <w:t>余</w:t>
+            </w:r>
+            <w:proofErr w:type="gramStart"/>
+            <w:r>
+              <w:rPr>
+                <w:rFonts w:ascii="宋体" w:eastAsia="宋体" w:hAnsi="宋体" w:hint="eastAsia"/>
+                <w:szCs w:val="21"/>
+              </w:rPr>
+              <w:t>集合</w:t>
             </w:r>
             <w:r>
               <w:rPr>
                 <w:rFonts w:ascii="宋体" w:eastAsia="宋体" w:hAnsi="宋体"/>
                 <w:szCs w:val="21"/>
               </w:rPr>
-              <w:t>按"</w:t>
+              <w:t>按</w:t>
+            </w:r>
+            <w:proofErr w:type="gramEnd"/>
+            <w:r>
+              <w:rPr>
+                <w:rFonts w:ascii="宋体" w:eastAsia="宋体" w:hAnsi="宋体"/>
+                <w:szCs w:val="21"/>
+              </w:rPr>
+              <w:t>"</w:t>
             </w:r>
             <w:r>
               <w:rPr>
@@ -10382,6 +12727,7 @@
               </w:rPr>
               <w:t>。一般来说：</w:t>
             </w:r>
+            <w:proofErr w:type="gramStart"/>
             <w:r>
               <w:rPr>
                 <w:rFonts w:ascii="宋体" w:eastAsia="宋体" w:hAnsi="宋体" w:hint="eastAsia"/>
@@ -10403,6 +12749,7 @@
               </w:rPr>
               <w:t>相同</w:t>
             </w:r>
+            <w:proofErr w:type="gramEnd"/>
             <w:r>
               <w:rPr>
                 <w:rFonts w:ascii="宋体" w:eastAsia="宋体" w:hAnsi="宋体"/>
@@ -10468,17 +12815,27 @@
           <w:bCs/>
           <w:szCs w:val="21"/>
         </w:rPr>
-        <w:lastRenderedPageBreak/>
         <w:t>副</w:t>
       </w:r>
-      <w:r>
-        <w:rPr>
-          <w:rFonts w:ascii="宋体" w:eastAsia="宋体" w:hAnsi="宋体"/>
-          <w:b/>
-          <w:bCs/>
-          <w:szCs w:val="21"/>
-        </w:rPr>
-        <w:t>码选择优先级</w:t>
+      <w:proofErr w:type="gramStart"/>
+      <w:r>
+        <w:rPr>
+          <w:rFonts w:ascii="宋体" w:eastAsia="宋体" w:hAnsi="宋体"/>
+          <w:b/>
+          <w:bCs/>
+          <w:szCs w:val="21"/>
+        </w:rPr>
+        <w:t>码选择</w:t>
+      </w:r>
+      <w:proofErr w:type="gramEnd"/>
+      <w:r>
+        <w:rPr>
+          <w:rFonts w:ascii="宋体" w:eastAsia="宋体" w:hAnsi="宋体"/>
+          <w:b/>
+          <w:bCs/>
+          <w:szCs w:val="21"/>
+        </w:rPr>
+        <w:t>优先级</w:t>
       </w:r>
     </w:p>
     <w:p>
@@ -10515,6 +12872,7 @@
           <w:szCs w:val="21"/>
         </w:rPr>
       </w:pPr>
+      <w:proofErr w:type="gramStart"/>
       <w:r>
         <w:rPr>
           <w:rFonts w:ascii="宋体" w:eastAsia="宋体" w:hAnsi="宋体"/>
@@ -10543,16 +12901,28 @@
           <w:color w:val="EE0000"/>
           <w:szCs w:val="21"/>
         </w:rPr>
-        <w:t xml:space="preserve">码 &gt; </w:t>
-      </w:r>
-      <w:r>
-        <w:rPr>
-          <w:rFonts w:ascii="宋体" w:eastAsia="宋体" w:hAnsi="宋体" w:hint="eastAsia"/>
+        <w:t>码</w:t>
+      </w:r>
+      <w:proofErr w:type="gramEnd"/>
+      <w:r>
+        <w:rPr>
+          <w:rFonts w:ascii="宋体" w:eastAsia="宋体" w:hAnsi="宋体"/>
           <w:b/>
           <w:bCs/>
           <w:color w:val="EE0000"/>
           <w:szCs w:val="21"/>
         </w:rPr>
+        <w:t xml:space="preserve"> &gt; </w:t>
+      </w:r>
+      <w:proofErr w:type="gramStart"/>
+      <w:r>
+        <w:rPr>
+          <w:rFonts w:ascii="宋体" w:eastAsia="宋体" w:hAnsi="宋体" w:hint="eastAsia"/>
+          <w:b/>
+          <w:bCs/>
+          <w:color w:val="EE0000"/>
+          <w:szCs w:val="21"/>
+        </w:rPr>
         <w:t>部首别</w:t>
       </w:r>
       <w:r>
@@ -10563,16 +12933,27 @@
           <w:color w:val="EE0000"/>
           <w:szCs w:val="21"/>
         </w:rPr>
-        <w:t xml:space="preserve">码 &gt; </w:t>
-      </w:r>
-      <w:r>
-        <w:rPr>
-          <w:rFonts w:ascii="宋体" w:eastAsia="宋体" w:hAnsi="宋体" w:hint="eastAsia"/>
+        <w:t>码</w:t>
+      </w:r>
+      <w:proofErr w:type="gramEnd"/>
+      <w:r>
+        <w:rPr>
+          <w:rFonts w:ascii="宋体" w:eastAsia="宋体" w:hAnsi="宋体"/>
           <w:b/>
           <w:bCs/>
           <w:color w:val="EE0000"/>
           <w:szCs w:val="21"/>
         </w:rPr>
+        <w:t xml:space="preserve"> &gt; </w:t>
+      </w:r>
+      <w:r>
+        <w:rPr>
+          <w:rFonts w:ascii="宋体" w:eastAsia="宋体" w:hAnsi="宋体" w:hint="eastAsia"/>
+          <w:b/>
+          <w:bCs/>
+          <w:color w:val="EE0000"/>
+          <w:szCs w:val="21"/>
+        </w:rPr>
         <w:t>余字解析码</w:t>
       </w:r>
       <w:r>
@@ -10763,14 +13144,46 @@
           <w:rFonts w:ascii="宋体" w:eastAsia="宋体" w:hAnsi="宋体" w:hint="eastAsia"/>
           <w:szCs w:val="21"/>
         </w:rPr>
-        <w:t>则其部首码亦称为部首别码。反之</w:t>
-      </w:r>
-      <w:r>
-        <w:rPr>
-          <w:rFonts w:ascii="宋体" w:eastAsia="宋体" w:hAnsi="宋体" w:hint="eastAsia"/>
-          <w:szCs w:val="21"/>
-        </w:rPr>
-        <w:t>若部首码与初码相同，</w:t>
+        <w:t>则其</w:t>
+      </w:r>
+      <w:proofErr w:type="gramStart"/>
+      <w:r>
+        <w:rPr>
+          <w:rFonts w:ascii="宋体" w:eastAsia="宋体" w:hAnsi="宋体" w:hint="eastAsia"/>
+          <w:szCs w:val="21"/>
+        </w:rPr>
+        <w:t>部首码亦称为</w:t>
+      </w:r>
+      <w:proofErr w:type="gramEnd"/>
+      <w:r>
+        <w:rPr>
+          <w:rFonts w:ascii="宋体" w:eastAsia="宋体" w:hAnsi="宋体" w:hint="eastAsia"/>
+          <w:szCs w:val="21"/>
+        </w:rPr>
+        <w:t>部首别码。反之</w:t>
+      </w:r>
+      <w:r>
+        <w:rPr>
+          <w:rFonts w:ascii="宋体" w:eastAsia="宋体" w:hAnsi="宋体" w:hint="eastAsia"/>
+          <w:szCs w:val="21"/>
+        </w:rPr>
+        <w:t>若部首码</w:t>
+      </w:r>
+      <w:proofErr w:type="gramStart"/>
+      <w:r>
+        <w:rPr>
+          <w:rFonts w:ascii="宋体" w:eastAsia="宋体" w:hAnsi="宋体" w:hint="eastAsia"/>
+          <w:szCs w:val="21"/>
+        </w:rPr>
+        <w:t>与初码相同</w:t>
+      </w:r>
+      <w:proofErr w:type="gramEnd"/>
+      <w:r>
+        <w:rPr>
+          <w:rFonts w:ascii="宋体" w:eastAsia="宋体" w:hAnsi="宋体" w:hint="eastAsia"/>
+          <w:szCs w:val="21"/>
+        </w:rPr>
+        <w:t>，</w:t>
       </w:r>
       <w:r>
         <w:rPr>
@@ -10784,7 +13197,23 @@
           <w:rFonts w:ascii="宋体" w:eastAsia="宋体" w:hAnsi="宋体" w:hint="eastAsia"/>
           <w:szCs w:val="21"/>
         </w:rPr>
-        <w:t>对于有部首别码的部首，称为“别码部首”或者“另记部首”，需要着重记忆。</w:t>
+        <w:t>对于有</w:t>
+      </w:r>
+      <w:proofErr w:type="gramStart"/>
+      <w:r>
+        <w:rPr>
+          <w:rFonts w:ascii="宋体" w:eastAsia="宋体" w:hAnsi="宋体" w:hint="eastAsia"/>
+          <w:szCs w:val="21"/>
+        </w:rPr>
+        <w:t>部首别码的</w:t>
+      </w:r>
+      <w:proofErr w:type="gramEnd"/>
+      <w:r>
+        <w:rPr>
+          <w:rFonts w:ascii="宋体" w:eastAsia="宋体" w:hAnsi="宋体" w:hint="eastAsia"/>
+          <w:szCs w:val="21"/>
+        </w:rPr>
+        <w:t>部首，称为“别码部首”或者“另记部首”，需要着重记忆。</w:t>
       </w:r>
     </w:p>
     <w:p>
@@ -10834,7 +13263,23 @@
           <w:rFonts w:ascii="宋体" w:eastAsia="宋体" w:hAnsi="宋体"/>
           <w:szCs w:val="21"/>
         </w:rPr>
-        <w:t>（如夫→矢）不在</w:t>
+        <w:t>（如夫→</w:t>
+      </w:r>
+      <w:proofErr w:type="gramStart"/>
+      <w:r>
+        <w:rPr>
+          <w:rFonts w:ascii="宋体" w:eastAsia="宋体" w:hAnsi="宋体"/>
+          <w:szCs w:val="21"/>
+        </w:rPr>
+        <w:t>矢</w:t>
+      </w:r>
+      <w:proofErr w:type="gramEnd"/>
+      <w:r>
+        <w:rPr>
+          <w:rFonts w:ascii="宋体" w:eastAsia="宋体" w:hAnsi="宋体"/>
+          <w:szCs w:val="21"/>
+        </w:rPr>
+        <w:t>）不在</w:t>
       </w:r>
       <w:r>
         <w:rPr>
@@ -10969,6 +13414,7 @@
         </w:rPr>
         <w:t>当无</w:t>
       </w:r>
+      <w:proofErr w:type="gramStart"/>
       <w:r>
         <w:rPr>
           <w:rFonts w:ascii="宋体" w:eastAsia="宋体" w:hAnsi="宋体" w:hint="eastAsia"/>
@@ -10981,14 +13427,36 @@
           <w:rFonts w:ascii="宋体" w:eastAsia="宋体" w:hAnsi="宋体"/>
           <w:szCs w:val="21"/>
         </w:rPr>
-        <w:t>码时，按以下逻辑选择：</w:t>
-      </w:r>
-      <w:r>
-        <w:rPr>
-          <w:rFonts w:ascii="宋体" w:eastAsia="宋体" w:hAnsi="宋体" w:hint="eastAsia"/>
-          <w:szCs w:val="21"/>
-        </w:rPr>
-        <w:t>（不成字视为难读）</w:t>
+        <w:t>码时</w:t>
+      </w:r>
+      <w:proofErr w:type="gramEnd"/>
+      <w:r>
+        <w:rPr>
+          <w:rFonts w:ascii="宋体" w:eastAsia="宋体" w:hAnsi="宋体"/>
+          <w:szCs w:val="21"/>
+        </w:rPr>
+        <w:t>，按以下逻辑选择：</w:t>
+      </w:r>
+      <w:r>
+        <w:rPr>
+          <w:rFonts w:ascii="宋体" w:eastAsia="宋体" w:hAnsi="宋体" w:hint="eastAsia"/>
+          <w:szCs w:val="21"/>
+        </w:rPr>
+        <w:t>（不成字视为难读</w:t>
+      </w:r>
+      <w:r>
+        <w:rPr>
+          <w:rFonts w:ascii="宋体" w:eastAsia="宋体" w:hAnsi="宋体" w:hint="eastAsia"/>
+          <w:szCs w:val="21"/>
+        </w:rPr>
+        <w:t>，若余音被更高优先级的字占据，则取余部，反之同理</w:t>
+      </w:r>
+      <w:r>
+        <w:rPr>
+          <w:rFonts w:ascii="宋体" w:eastAsia="宋体" w:hAnsi="宋体" w:hint="eastAsia"/>
+          <w:szCs w:val="21"/>
+        </w:rPr>
+        <w:t>）</w:t>
       </w:r>
     </w:p>
     <w:tbl>
@@ -11090,6 +13558,7 @@
                 <w:szCs w:val="21"/>
               </w:rPr>
             </w:pPr>
+            <w:proofErr w:type="gramStart"/>
             <w:r>
               <w:rPr>
                 <w:rFonts w:ascii="宋体" w:eastAsia="宋体" w:hAnsi="宋体" w:hint="eastAsia"/>
@@ -11097,7 +13566,17 @@
                 <w:bCs/>
                 <w:szCs w:val="21"/>
               </w:rPr>
-              <w:t>余集合音似</w:t>
+              <w:t>余集合音</w:t>
+            </w:r>
+            <w:proofErr w:type="gramEnd"/>
+            <w:r>
+              <w:rPr>
+                <w:rFonts w:ascii="宋体" w:eastAsia="宋体" w:hAnsi="宋体" w:hint="eastAsia"/>
+                <w:b/>
+                <w:bCs/>
+                <w:szCs w:val="21"/>
+              </w:rPr>
+              <w:t>似</w:t>
             </w:r>
             <w:r>
               <w:rPr>
@@ -11185,7 +13664,17 @@
                 <w:bCs/>
                 <w:szCs w:val="21"/>
               </w:rPr>
-              <w:t>余字音异</w:t>
+              <w:t>余字音</w:t>
+            </w:r>
+            <w:proofErr w:type="gramStart"/>
+            <w:r>
+              <w:rPr>
+                <w:rFonts w:ascii="宋体" w:eastAsia="宋体" w:hAnsi="宋体" w:hint="eastAsia"/>
+                <w:b/>
+                <w:bCs/>
+                <w:szCs w:val="21"/>
+              </w:rPr>
+              <w:t>异</w:t>
             </w:r>
             <w:r>
               <w:rPr>
@@ -11196,6 +13685,7 @@
               </w:rPr>
               <w:t>且易读</w:t>
             </w:r>
+            <w:proofErr w:type="gramEnd"/>
           </w:p>
         </w:tc>
         <w:tc>
@@ -11266,17 +13756,9 @@
                 <w:bCs/>
                 <w:szCs w:val="21"/>
               </w:rPr>
-              <w:t>独体字作</w:t>
-            </w:r>
-            <w:r>
-              <w:rPr>
-                <w:rFonts w:ascii="宋体" w:eastAsia="宋体" w:hAnsi="宋体" w:hint="eastAsia"/>
-                <w:b/>
-                <w:bCs/>
-                <w:szCs w:val="21"/>
-              </w:rPr>
-              <w:t>余</w:t>
-            </w:r>
+              <w:t>独体</w:t>
+            </w:r>
+            <w:proofErr w:type="gramStart"/>
             <w:r>
               <w:rPr>
                 <w:rFonts w:ascii="宋体" w:eastAsia="宋体" w:hAnsi="宋体"/>
@@ -11284,8 +13766,27 @@
                 <w:bCs/>
                 <w:szCs w:val="21"/>
               </w:rPr>
+              <w:t>字作</w:t>
+            </w:r>
+            <w:r>
+              <w:rPr>
+                <w:rFonts w:ascii="宋体" w:eastAsia="宋体" w:hAnsi="宋体" w:hint="eastAsia"/>
+                <w:b/>
+                <w:bCs/>
+                <w:szCs w:val="21"/>
+              </w:rPr>
+              <w:t>余</w:t>
+            </w:r>
+            <w:r>
+              <w:rPr>
+                <w:rFonts w:ascii="宋体" w:eastAsia="宋体" w:hAnsi="宋体"/>
+                <w:b/>
+                <w:bCs/>
+                <w:szCs w:val="21"/>
+              </w:rPr>
               <w:t>字</w:t>
             </w:r>
+            <w:proofErr w:type="gramEnd"/>
           </w:p>
         </w:tc>
         <w:tc>
@@ -11302,44 +13803,82 @@
           <w:p>
             <w:pPr>
               <w:rPr>
-                <w:rFonts w:ascii="宋体" w:eastAsia="宋体" w:hAnsi="宋体" w:hint="eastAsia"/>
-                <w:szCs w:val="21"/>
-              </w:rPr>
-            </w:pPr>
-            <w:r>
-              <w:rPr>
                 <w:rFonts w:ascii="宋体" w:eastAsia="宋体" w:hAnsi="宋体"/>
                 <w:szCs w:val="21"/>
               </w:rPr>
-              <w:t>若无"亠丷"</w:t>
-            </w:r>
-            <w:r>
-              <w:rPr>
-                <w:rFonts w:ascii="宋体" w:eastAsia="宋体" w:hAnsi="宋体" w:hint="eastAsia"/>
-                <w:szCs w:val="21"/>
-              </w:rPr>
-              <w:t>等</w:t>
-            </w:r>
+            </w:pPr>
             <w:r>
               <w:rPr>
                 <w:rFonts w:ascii="宋体" w:eastAsia="宋体" w:hAnsi="宋体"/>
                 <w:szCs w:val="21"/>
               </w:rPr>
-              <w:t>部件，则视作仅有</w:t>
+              <w:t>尝试进一步拆分，</w:t>
             </w:r>
             <w:r>
               <w:rPr>
                 <w:rFonts w:ascii="宋体" w:eastAsia="宋体" w:hAnsi="宋体" w:hint="eastAsia"/>
                 <w:szCs w:val="21"/>
               </w:rPr>
-              <w:t>余</w:t>
-            </w:r>
-            <w:r>
-              <w:rPr>
-                <w:rFonts w:ascii="宋体" w:eastAsia="宋体" w:hAnsi="宋体"/>
+              <w:t>若不可拆分，则只能取余音。</w:t>
+            </w:r>
+          </w:p>
+          <w:p>
+            <w:pPr>
+              <w:rPr>
+                <w:rFonts w:ascii="宋体" w:eastAsia="宋体" w:hAnsi="宋体" w:hint="eastAsia"/>
                 <w:szCs w:val="21"/>
               </w:rPr>
-              <w:t>音</w:t>
+            </w:pPr>
+            <w:r>
+              <w:rPr>
+                <w:rFonts w:ascii="宋体" w:eastAsia="宋体" w:hAnsi="宋体" w:hint="eastAsia"/>
+                <w:szCs w:val="21"/>
+              </w:rPr>
+              <w:t>拆分要求：如果是</w:t>
+            </w:r>
+            <w:r>
+              <w:rPr>
+                <w:rFonts w:ascii="宋体" w:eastAsia="宋体" w:hAnsi="宋体" w:hint="eastAsia"/>
+                <w:szCs w:val="21"/>
+              </w:rPr>
+              <w:t>多</w:t>
+            </w:r>
+            <w:r>
+              <w:rPr>
+                <w:rFonts w:ascii="宋体" w:eastAsia="宋体" w:hAnsi="宋体" w:hint="eastAsia"/>
+                <w:szCs w:val="21"/>
+              </w:rPr>
+              <w:t>个非单笔画结构，可以穿插交错粘连；如果其中有一个结构是单笔画，要求该单笔画必须与其他部分明显分离</w:t>
+            </w:r>
+            <w:r>
+              <w:rPr>
+                <w:rFonts w:ascii="宋体" w:eastAsia="宋体" w:hAnsi="宋体" w:hint="eastAsia"/>
+                <w:szCs w:val="21"/>
+              </w:rPr>
+              <w:t>（</w:t>
+            </w:r>
+            <w:proofErr w:type="gramStart"/>
+            <w:r>
+              <w:rPr>
+                <w:rFonts w:ascii="宋体" w:eastAsia="宋体" w:hAnsi="宋体" w:hint="eastAsia"/>
+                <w:szCs w:val="21"/>
+              </w:rPr>
+              <w:t>不</w:t>
+            </w:r>
+            <w:proofErr w:type="gramEnd"/>
+            <w:r>
+              <w:rPr>
+                <w:rFonts w:ascii="宋体" w:eastAsia="宋体" w:hAnsi="宋体" w:hint="eastAsia"/>
+                <w:szCs w:val="21"/>
+              </w:rPr>
+              <w:t>穿插交错粘连</w:t>
+            </w:r>
+            <w:r>
+              <w:rPr>
+                <w:rFonts w:ascii="宋体" w:eastAsia="宋体" w:hAnsi="宋体" w:hint="eastAsia"/>
+                <w:szCs w:val="21"/>
+              </w:rPr>
+              <w:t>）；如果全是单笔画，则拆分失败</w:t>
             </w:r>
           </w:p>
         </w:tc>
@@ -11463,7 +14002,23 @@
           <w:rFonts w:ascii="宋体" w:eastAsia="宋体" w:hAnsi="宋体"/>
           <w:szCs w:val="21"/>
         </w:rPr>
-        <w:t>部"亠"，</w:t>
+        <w:t>部"</w:t>
+      </w:r>
+      <w:proofErr w:type="gramStart"/>
+      <w:r>
+        <w:rPr>
+          <w:rFonts w:ascii="宋体" w:eastAsia="宋体" w:hAnsi="宋体"/>
+          <w:szCs w:val="21"/>
+        </w:rPr>
+        <w:t>亠</w:t>
+      </w:r>
+      <w:proofErr w:type="gramEnd"/>
+      <w:r>
+        <w:rPr>
+          <w:rFonts w:ascii="宋体" w:eastAsia="宋体" w:hAnsi="宋体"/>
+          <w:szCs w:val="21"/>
+        </w:rPr>
+        <w:t>"，</w:t>
       </w:r>
       <w:r>
         <w:rPr>
@@ -11540,6 +14095,7 @@
         </w:rPr>
         <w:t xml:space="preserve">字 → </w:t>
       </w:r>
+      <w:proofErr w:type="gramStart"/>
       <w:r>
         <w:rPr>
           <w:rFonts w:ascii="宋体" w:eastAsia="宋体" w:hAnsi="宋体" w:hint="eastAsia"/>
@@ -11552,7 +14108,15 @@
           <w:rFonts w:ascii="宋体" w:eastAsia="宋体" w:hAnsi="宋体"/>
           <w:szCs w:val="21"/>
         </w:rPr>
-        <w:t>码t，</w:t>
+        <w:t>码</w:t>
+      </w:r>
+      <w:proofErr w:type="gramEnd"/>
+      <w:r>
+        <w:rPr>
+          <w:rFonts w:ascii="宋体" w:eastAsia="宋体" w:hAnsi="宋体"/>
+          <w:szCs w:val="21"/>
+        </w:rPr>
+        <w:t>t，</w:t>
       </w:r>
       <w:r>
         <w:rPr>
@@ -11665,7 +14229,23 @@
           <w:rFonts w:ascii="宋体" w:eastAsia="宋体" w:hAnsi="宋体" w:hint="eastAsia"/>
           <w:szCs w:val="21"/>
         </w:rPr>
-        <w:t>取余部时，如果余集合成字，则通常优先取余字的部首作为副码来源</w:t>
+        <w:t>取余部时，如果余集合成字，则通常</w:t>
+      </w:r>
+      <w:proofErr w:type="gramStart"/>
+      <w:r>
+        <w:rPr>
+          <w:rFonts w:ascii="宋体" w:eastAsia="宋体" w:hAnsi="宋体" w:hint="eastAsia"/>
+          <w:szCs w:val="21"/>
+        </w:rPr>
+        <w:t>优先取余字</w:t>
+      </w:r>
+      <w:proofErr w:type="gramEnd"/>
+      <w:r>
+        <w:rPr>
+          <w:rFonts w:ascii="宋体" w:eastAsia="宋体" w:hAnsi="宋体" w:hint="eastAsia"/>
+          <w:szCs w:val="21"/>
+        </w:rPr>
+        <w:t>的部首作为副码来源</w:t>
       </w:r>
       <w:r>
         <w:rPr>
@@ -11723,8 +14303,25 @@
           <w:rFonts w:ascii="宋体" w:eastAsia="宋体" w:hAnsi="宋体"/>
           <w:szCs w:val="21"/>
         </w:rPr>
-        <w:t xml:space="preserve">"溢"：部首"氵"（水）→ </w:t>
-      </w:r>
+        <w:t>"溢"：部首"</w:t>
+      </w:r>
+      <w:proofErr w:type="gramStart"/>
+      <w:r>
+        <w:rPr>
+          <w:rFonts w:ascii="宋体" w:eastAsia="宋体" w:hAnsi="宋体"/>
+          <w:szCs w:val="21"/>
+        </w:rPr>
+        <w:t>氵</w:t>
+      </w:r>
+      <w:proofErr w:type="gramEnd"/>
+      <w:r>
+        <w:rPr>
+          <w:rFonts w:ascii="宋体" w:eastAsia="宋体" w:hAnsi="宋体"/>
+          <w:szCs w:val="21"/>
+        </w:rPr>
+        <w:t xml:space="preserve">"（水）→ </w:t>
+      </w:r>
+      <w:proofErr w:type="gramStart"/>
       <w:r>
         <w:rPr>
           <w:rFonts w:ascii="宋体" w:eastAsia="宋体" w:hAnsi="宋体" w:hint="eastAsia"/>
@@ -11739,6 +14336,7 @@
         </w:rPr>
         <w:t>码</w:t>
       </w:r>
+      <w:proofErr w:type="gramEnd"/>
       <w:r>
         <w:rPr>
           <w:rFonts w:ascii="宋体" w:eastAsia="宋体" w:hAnsi="宋体" w:hint="eastAsia"/>
@@ -11753,6 +14351,7 @@
         </w:rPr>
         <w:t>，副字"益"为合体字，</w:t>
       </w:r>
+      <w:proofErr w:type="gramStart"/>
       <w:r>
         <w:rPr>
           <w:rFonts w:ascii="宋体" w:eastAsia="宋体" w:hAnsi="宋体" w:hint="eastAsia"/>
@@ -11765,7 +14364,15 @@
           <w:rFonts w:ascii="宋体" w:eastAsia="宋体" w:hAnsi="宋体"/>
           <w:szCs w:val="21"/>
         </w:rPr>
-        <w:t>码为m</w:t>
+        <w:t>码为</w:t>
+      </w:r>
+      <w:proofErr w:type="gramEnd"/>
+      <w:r>
+        <w:rPr>
+          <w:rFonts w:ascii="宋体" w:eastAsia="宋体" w:hAnsi="宋体"/>
+          <w:szCs w:val="21"/>
+        </w:rPr>
+        <w:t>m</w:t>
       </w:r>
     </w:p>
     <w:p>
@@ -11786,6 +14393,7 @@
         </w:rPr>
         <w:t>"溢"的</w:t>
       </w:r>
+      <w:proofErr w:type="gramStart"/>
       <w:r>
         <w:rPr>
           <w:rFonts w:ascii="宋体" w:eastAsia="宋体" w:hAnsi="宋体" w:hint="eastAsia"/>
@@ -11798,7 +14406,15 @@
           <w:rFonts w:ascii="宋体" w:eastAsia="宋体" w:hAnsi="宋体"/>
           <w:szCs w:val="21"/>
         </w:rPr>
-        <w:t>码取m（"益"的</w:t>
+        <w:t>码取</w:t>
+      </w:r>
+      <w:proofErr w:type="gramEnd"/>
+      <w:r>
+        <w:rPr>
+          <w:rFonts w:ascii="宋体" w:eastAsia="宋体" w:hAnsi="宋体"/>
+          <w:szCs w:val="21"/>
+        </w:rPr>
+        <w:t>m（"益"的</w:t>
       </w:r>
       <w:r>
         <w:rPr>
@@ -11847,6 +14463,7 @@
           <w:rFonts w:ascii="宋体" w:eastAsia="宋体" w:hAnsi="宋体"/>
           <w:szCs w:val="21"/>
         </w:rPr>
+        <w:lastRenderedPageBreak/>
         <w:t>在上下</w:t>
       </w:r>
       <w:r>
@@ -11929,6 +14546,7 @@
         </w:rPr>
         <w:t>部为</w:t>
       </w:r>
+      <w:proofErr w:type="gramStart"/>
       <w:r>
         <w:rPr>
           <w:rFonts w:ascii="宋体" w:eastAsia="宋体" w:hAnsi="宋体" w:hint="eastAsia"/>
@@ -11943,6 +14561,7 @@
         </w:rPr>
         <w:t>字</w:t>
       </w:r>
+      <w:proofErr w:type="gramEnd"/>
     </w:p>
     <w:p>
       <w:pPr>
@@ -12006,6 +14625,7 @@
           <w:szCs w:val="21"/>
         </w:rPr>
       </w:pPr>
+      <w:proofErr w:type="gramStart"/>
       <w:r>
         <w:rPr>
           <w:rFonts w:ascii="宋体" w:eastAsia="宋体" w:hAnsi="宋体"/>
@@ -12029,7 +14649,17 @@
           <w:bCs/>
           <w:szCs w:val="21"/>
         </w:rPr>
-        <w:t>字上</w:t>
+        <w:t>字</w:t>
+      </w:r>
+      <w:proofErr w:type="gramEnd"/>
+      <w:r>
+        <w:rPr>
+          <w:rFonts w:ascii="宋体" w:eastAsia="宋体" w:hAnsi="宋体"/>
+          <w:b/>
+          <w:bCs/>
+          <w:szCs w:val="21"/>
+        </w:rPr>
+        <w:t>上</w:t>
       </w:r>
       <w:r>
         <w:rPr>
@@ -12182,7 +14812,23 @@
           <w:rFonts w:ascii="宋体" w:eastAsia="宋体" w:hAnsi="宋体"/>
           <w:szCs w:val="21"/>
         </w:rPr>
-        <w:t>"立"是简并部首（立→亠），"日"是正宗部首</w:t>
+        <w:t>"立"是简并部首（立→</w:t>
+      </w:r>
+      <w:proofErr w:type="gramStart"/>
+      <w:r>
+        <w:rPr>
+          <w:rFonts w:ascii="宋体" w:eastAsia="宋体" w:hAnsi="宋体"/>
+          <w:szCs w:val="21"/>
+        </w:rPr>
+        <w:t>亠</w:t>
+      </w:r>
+      <w:proofErr w:type="gramEnd"/>
+      <w:r>
+        <w:rPr>
+          <w:rFonts w:ascii="宋体" w:eastAsia="宋体" w:hAnsi="宋体"/>
+          <w:szCs w:val="21"/>
+        </w:rPr>
+        <w:t>），"日"是正宗部首</w:t>
       </w:r>
     </w:p>
     <w:p>
@@ -12203,6 +14849,7 @@
         </w:rPr>
         <w:t xml:space="preserve">根据"简并部首跳过"原则，取"日"为部首 → </w:t>
       </w:r>
+      <w:proofErr w:type="gramStart"/>
       <w:r>
         <w:rPr>
           <w:rFonts w:ascii="宋体" w:eastAsia="宋体" w:hAnsi="宋体" w:hint="eastAsia"/>
@@ -12215,7 +14862,15 @@
           <w:rFonts w:ascii="宋体" w:eastAsia="宋体" w:hAnsi="宋体"/>
           <w:szCs w:val="21"/>
         </w:rPr>
-        <w:t>码r</w:t>
+        <w:t>码</w:t>
+      </w:r>
+      <w:proofErr w:type="gramEnd"/>
+      <w:r>
+        <w:rPr>
+          <w:rFonts w:ascii="宋体" w:eastAsia="宋体" w:hAnsi="宋体"/>
+          <w:szCs w:val="21"/>
+        </w:rPr>
+        <w:t>r</w:t>
       </w:r>
     </w:p>
     <w:p>
@@ -12234,7 +14889,6 @@
           <w:rFonts w:ascii="宋体" w:eastAsia="宋体" w:hAnsi="宋体" w:hint="eastAsia"/>
           <w:szCs w:val="21"/>
         </w:rPr>
-        <w:lastRenderedPageBreak/>
         <w:t>余</w:t>
       </w:r>
       <w:r>
@@ -12327,7 +14981,23 @@
           <w:rFonts w:ascii="宋体" w:eastAsia="宋体" w:hAnsi="宋体"/>
           <w:szCs w:val="21"/>
         </w:rPr>
-        <w:t>为"立"+"日"，取上部"立"</w:t>
+        <w:t>为"立"+"日"，取</w:t>
+      </w:r>
+      <w:proofErr w:type="gramStart"/>
+      <w:r>
+        <w:rPr>
+          <w:rFonts w:ascii="宋体" w:eastAsia="宋体" w:hAnsi="宋体"/>
+          <w:szCs w:val="21"/>
+        </w:rPr>
+        <w:t>上部"</w:t>
+      </w:r>
+      <w:proofErr w:type="gramEnd"/>
+      <w:r>
+        <w:rPr>
+          <w:rFonts w:ascii="宋体" w:eastAsia="宋体" w:hAnsi="宋体"/>
+          <w:szCs w:val="21"/>
+        </w:rPr>
+        <w:t>立"</w:t>
       </w:r>
     </w:p>
     <w:p>
@@ -12407,6 +15077,7 @@
         </w:rPr>
         <w:t>"意"的</w:t>
       </w:r>
+      <w:proofErr w:type="gramStart"/>
       <w:r>
         <w:rPr>
           <w:rFonts w:ascii="宋体" w:eastAsia="宋体" w:hAnsi="宋体" w:hint="eastAsia"/>
@@ -12419,7 +15090,15 @@
           <w:rFonts w:ascii="宋体" w:eastAsia="宋体" w:hAnsi="宋体"/>
           <w:szCs w:val="21"/>
         </w:rPr>
-        <w:t>码取l（"立"的</w:t>
+        <w:t>码取</w:t>
+      </w:r>
+      <w:proofErr w:type="gramEnd"/>
+      <w:r>
+        <w:rPr>
+          <w:rFonts w:ascii="宋体" w:eastAsia="宋体" w:hAnsi="宋体"/>
+          <w:szCs w:val="21"/>
+        </w:rPr>
+        <w:t>l（"立"的</w:t>
       </w:r>
       <w:r>
         <w:rPr>
@@ -12642,7 +15321,21 @@
           <w:rFonts w:ascii="宋体" w:eastAsia="宋体" w:hAnsi="宋体"/>
           <w:szCs w:val="21"/>
         </w:rPr>
-        <w:t>在Unicode基本区内，若有一个字</w:t>
+        <w:t>在Unicode基本区</w:t>
+      </w:r>
+      <w:r>
+        <w:rPr>
+          <w:rFonts w:ascii="宋体" w:eastAsia="宋体" w:hAnsi="宋体"/>
+          <w:szCs w:val="21"/>
+        </w:rPr>
+        <w:t>（不包括扩展区）</w:t>
+      </w:r>
+      <w:r>
+        <w:rPr>
+          <w:rFonts w:ascii="宋体" w:eastAsia="宋体" w:hAnsi="宋体"/>
+          <w:szCs w:val="21"/>
+        </w:rPr>
+        <w:t>内，若有一个字</w:t>
       </w:r>
       <w:r>
         <w:rPr>
@@ -12725,6 +15418,7 @@
         </w:rPr>
         <w:t xml:space="preserve">2 </w:t>
       </w:r>
+      <w:proofErr w:type="gramStart"/>
       <w:r>
         <w:rPr>
           <w:rFonts w:ascii="宋体" w:eastAsia="宋体" w:hAnsi="宋体" w:hint="eastAsia"/>
@@ -12741,7 +15435,17 @@
           <w:bCs/>
           <w:szCs w:val="21"/>
         </w:rPr>
-        <w:t>单笔画处理</w:t>
+        <w:t>单笔画</w:t>
+      </w:r>
+      <w:proofErr w:type="gramEnd"/>
+      <w:r>
+        <w:rPr>
+          <w:rFonts w:ascii="宋体" w:eastAsia="宋体" w:hAnsi="宋体"/>
+          <w:b/>
+          <w:bCs/>
+          <w:szCs w:val="21"/>
+        </w:rPr>
+        <w:t>处理</w:t>
       </w:r>
     </w:p>
     <w:p>
@@ -12759,6 +15463,7 @@
         </w:rPr>
         <w:t>当一个字取完部首后</w:t>
       </w:r>
+      <w:proofErr w:type="gramStart"/>
       <w:r>
         <w:rPr>
           <w:rFonts w:ascii="宋体" w:eastAsia="宋体" w:hAnsi="宋体"/>
@@ -12768,6 +15473,7 @@
         </w:rPr>
         <w:t>仅剩单笔画</w:t>
       </w:r>
+      <w:proofErr w:type="gramEnd"/>
       <w:r>
         <w:rPr>
           <w:rFonts w:ascii="宋体" w:eastAsia="宋体" w:hAnsi="宋体"/>
@@ -12812,7 +15518,23 @@
           <w:rFonts w:ascii="宋体" w:eastAsia="宋体" w:hAnsi="宋体"/>
           <w:szCs w:val="21"/>
         </w:rPr>
-        <w:t>：“丶一丨丿乙乛</w:t>
+        <w:t>：“</w:t>
+      </w:r>
+      <w:proofErr w:type="gramStart"/>
+      <w:r>
+        <w:rPr>
+          <w:rFonts w:ascii="宋体" w:eastAsia="宋体" w:hAnsi="宋体"/>
+          <w:szCs w:val="21"/>
+        </w:rPr>
+        <w:t>丶一丨丿</w:t>
+      </w:r>
+      <w:proofErr w:type="gramEnd"/>
+      <w:r>
+        <w:rPr>
+          <w:rFonts w:ascii="宋体" w:eastAsia="宋体" w:hAnsi="宋体"/>
+          <w:szCs w:val="21"/>
+        </w:rPr>
+        <w:t>乙乛</w:t>
       </w:r>
       <w:r>
         <w:rPr>
@@ -12840,7 +15562,23 @@
           <w:rFonts w:ascii="宋体" w:eastAsia="宋体" w:hAnsi="宋体"/>
           <w:szCs w:val="21"/>
         </w:rPr>
-        <w:t>”分别对应“dhupygkwv”。</w:t>
+        <w:t>”分别对应“</w:t>
+      </w:r>
+      <w:proofErr w:type="spellStart"/>
+      <w:r>
+        <w:rPr>
+          <w:rFonts w:ascii="宋体" w:eastAsia="宋体" w:hAnsi="宋体"/>
+          <w:szCs w:val="21"/>
+        </w:rPr>
+        <w:t>dhupygkwv</w:t>
+      </w:r>
+      <w:proofErr w:type="spellEnd"/>
+      <w:r>
+        <w:rPr>
+          <w:rFonts w:ascii="宋体" w:eastAsia="宋体" w:hAnsi="宋体"/>
+          <w:szCs w:val="21"/>
+        </w:rPr>
+        <w:t>”。</w:t>
       </w:r>
     </w:p>
     <w:p>
@@ -13016,25 +15754,42 @@
           <w:rFonts w:ascii="宋体" w:eastAsia="宋体" w:hAnsi="宋体"/>
           <w:szCs w:val="21"/>
         </w:rPr>
-        <w:t>在规则冲突时，以实际编码效果和用户记忆负担为最终考量。</w:t>
-      </w:r>
-    </w:p>
-    <w:p>
-      <w:pPr>
-        <w:rPr>
-          <w:rFonts w:ascii="宋体" w:eastAsia="宋体" w:hAnsi="宋体" w:hint="eastAsia"/>
-          <w:b/>
-          <w:bCs/>
-          <w:szCs w:val="21"/>
-        </w:rPr>
-      </w:pPr>
-      <w:r>
-        <w:rPr>
-          <w:rFonts w:ascii="宋体" w:eastAsia="宋体" w:hAnsi="宋体" w:hint="eastAsia"/>
-          <w:b/>
-          <w:bCs/>
-          <w:szCs w:val="21"/>
-        </w:rPr>
+        <w:t>在规则冲突时，以实际编码效果和用户记忆负担为最终</w:t>
+      </w:r>
+      <w:proofErr w:type="gramStart"/>
+      <w:r>
+        <w:rPr>
+          <w:rFonts w:ascii="宋体" w:eastAsia="宋体" w:hAnsi="宋体"/>
+          <w:szCs w:val="21"/>
+        </w:rPr>
+        <w:t>考量</w:t>
+      </w:r>
+      <w:proofErr w:type="gramEnd"/>
+      <w:r>
+        <w:rPr>
+          <w:rFonts w:ascii="宋体" w:eastAsia="宋体" w:hAnsi="宋体"/>
+          <w:szCs w:val="21"/>
+        </w:rPr>
+        <w:t>。</w:t>
+      </w:r>
+    </w:p>
+    <w:p>
+      <w:pPr>
+        <w:rPr>
+          <w:rFonts w:ascii="宋体" w:eastAsia="宋体" w:hAnsi="宋体" w:hint="eastAsia"/>
+          <w:b/>
+          <w:bCs/>
+          <w:szCs w:val="21"/>
+        </w:rPr>
+      </w:pPr>
+      <w:r>
+        <w:rPr>
+          <w:rFonts w:ascii="宋体" w:eastAsia="宋体" w:hAnsi="宋体" w:hint="eastAsia"/>
+          <w:b/>
+          <w:bCs/>
+          <w:szCs w:val="21"/>
+        </w:rPr>
+        <w:lastRenderedPageBreak/>
         <w:t>4 副码优化分配</w:t>
       </w:r>
     </w:p>
@@ -13050,7 +15805,23 @@
           <w:rFonts w:ascii="宋体" w:eastAsia="宋体" w:hAnsi="宋体" w:hint="eastAsia"/>
           <w:color w:val="000000" w:themeColor="text1"/>
         </w:rPr>
-        <w:t xml:space="preserve">    类似主码，副码也有适当优化分配。需要理解的字例有：进zw。</w:t>
+        <w:t xml:space="preserve">    类似主码，副码也有适当优化分配。需要理解的字例有：进</w:t>
+      </w:r>
+      <w:proofErr w:type="spellStart"/>
+      <w:r>
+        <w:rPr>
+          <w:rFonts w:ascii="宋体" w:eastAsia="宋体" w:hAnsi="宋体" w:hint="eastAsia"/>
+          <w:color w:val="000000" w:themeColor="text1"/>
+        </w:rPr>
+        <w:t>zw</w:t>
+      </w:r>
+      <w:proofErr w:type="spellEnd"/>
+      <w:r>
+        <w:rPr>
+          <w:rFonts w:ascii="宋体" w:eastAsia="宋体" w:hAnsi="宋体" w:hint="eastAsia"/>
+          <w:color w:val="000000" w:themeColor="text1"/>
+        </w:rPr>
+        <w:t>。</w:t>
       </w:r>
     </w:p>
     <w:p>
@@ -13398,7 +16169,6 @@
               <w:rPr>
                 <w:rFonts w:ascii="宋体" w:eastAsia="宋体" w:hAnsi="宋体"/>
               </w:rPr>
-              <w:lastRenderedPageBreak/>
               <w:t>左中右结构</w:t>
             </w:r>
           </w:p>
@@ -13420,11 +16190,19 @@
                 <w:rFonts w:ascii="宋体" w:eastAsia="宋体" w:hAnsi="宋体" w:hint="eastAsia"/>
               </w:rPr>
             </w:pPr>
+            <w:proofErr w:type="spellStart"/>
             <w:r>
               <w:rPr>
                 <w:rFonts w:ascii="宋体" w:eastAsia="宋体" w:hAnsi="宋体"/>
               </w:rPr>
-              <w:t>rr.</w:t>
+              <w:t>rr</w:t>
+            </w:r>
+            <w:proofErr w:type="spellEnd"/>
+            <w:r>
+              <w:rPr>
+                <w:rFonts w:ascii="宋体" w:eastAsia="宋体" w:hAnsi="宋体"/>
+              </w:rPr>
+              <w:t>.</w:t>
             </w:r>
           </w:p>
         </w:tc>
@@ -13497,11 +16275,19 @@
                 <w:rFonts w:ascii="宋体" w:eastAsia="宋体" w:hAnsi="宋体" w:hint="eastAsia"/>
               </w:rPr>
             </w:pPr>
+            <w:proofErr w:type="spellStart"/>
             <w:r>
               <w:rPr>
                 <w:rFonts w:ascii="宋体" w:eastAsia="宋体" w:hAnsi="宋体"/>
               </w:rPr>
-              <w:t>i.</w:t>
+              <w:t>i</w:t>
+            </w:r>
+            <w:proofErr w:type="spellEnd"/>
+            <w:r>
+              <w:rPr>
+                <w:rFonts w:ascii="宋体" w:eastAsia="宋体" w:hAnsi="宋体"/>
+              </w:rPr>
+              <w:t>.</w:t>
             </w:r>
           </w:p>
         </w:tc>
@@ -13937,6 +16723,7 @@
                 <w:rFonts w:ascii="宋体" w:eastAsia="宋体" w:hAnsi="宋体" w:hint="eastAsia"/>
               </w:rPr>
             </w:pPr>
+            <w:proofErr w:type="gramStart"/>
             <w:r>
               <w:rPr>
                 <w:rFonts w:ascii="宋体" w:eastAsia="宋体" w:hAnsi="宋体" w:hint="eastAsia"/>
@@ -13949,6 +16736,7 @@
               </w:rPr>
               <w:t>码</w:t>
             </w:r>
+            <w:proofErr w:type="gramEnd"/>
           </w:p>
         </w:tc>
         <w:tc>
@@ -14021,13 +16809,27 @@
               <w:rPr>
                 <w:rFonts w:ascii="宋体" w:eastAsia="宋体" w:hAnsi="宋体"/>
               </w:rPr>
-              <w:t>表中的位置对应</w:t>
-            </w:r>
-            <w:r>
-              <w:rPr>
-                <w:rFonts w:ascii="宋体" w:eastAsia="宋体" w:hAnsi="宋体" w:hint="eastAsia"/>
-              </w:rPr>
-              <w:t>部首次码</w:t>
+              <w:t>表中的位置</w:t>
+            </w:r>
+            <w:proofErr w:type="gramStart"/>
+            <w:r>
+              <w:rPr>
+                <w:rFonts w:ascii="宋体" w:eastAsia="宋体" w:hAnsi="宋体"/>
+              </w:rPr>
+              <w:t>对应</w:t>
+            </w:r>
+            <w:r>
+              <w:rPr>
+                <w:rFonts w:ascii="宋体" w:eastAsia="宋体" w:hAnsi="宋体" w:hint="eastAsia"/>
+              </w:rPr>
+              <w:t>部</w:t>
+            </w:r>
+            <w:proofErr w:type="gramEnd"/>
+            <w:r>
+              <w:rPr>
+                <w:rFonts w:ascii="宋体" w:eastAsia="宋体" w:hAnsi="宋体" w:hint="eastAsia"/>
+              </w:rPr>
+              <w:t>首次码</w:t>
             </w:r>
           </w:p>
         </w:tc>
@@ -14052,8 +16854,16 @@
               <w:rPr>
                 <w:rFonts w:ascii="宋体" w:eastAsia="宋体" w:hAnsi="宋体"/>
               </w:rPr>
-              <w:t>贝 → bz</w:t>
-            </w:r>
+              <w:t xml:space="preserve">贝 → </w:t>
+            </w:r>
+            <w:proofErr w:type="spellStart"/>
+            <w:r>
+              <w:rPr>
+                <w:rFonts w:ascii="宋体" w:eastAsia="宋体" w:hAnsi="宋体"/>
+              </w:rPr>
+              <w:t>bz</w:t>
+            </w:r>
+            <w:proofErr w:type="spellEnd"/>
           </w:p>
         </w:tc>
       </w:tr>
@@ -14325,8 +17135,18 @@
                 <w:b/>
                 <w:bCs/>
               </w:rPr>
-              <w:t>立 → ld</w:t>
-            </w:r>
+              <w:t xml:space="preserve">立 → </w:t>
+            </w:r>
+            <w:proofErr w:type="spellStart"/>
+            <w:r>
+              <w:rPr>
+                <w:rFonts w:ascii="宋体" w:eastAsia="宋体" w:hAnsi="宋体"/>
+                <w:b/>
+                <w:bCs/>
+              </w:rPr>
+              <w:t>ld</w:t>
+            </w:r>
+            <w:proofErr w:type="spellEnd"/>
           </w:p>
         </w:tc>
       </w:tr>
@@ -14433,14 +17253,30 @@
               <w:rPr>
                 <w:rFonts w:ascii="宋体" w:eastAsia="宋体" w:hAnsi="宋体"/>
               </w:rPr>
-              <w:t>贝 → bb，立 → dj</w:t>
-            </w:r>
-            <w:r>
-              <w:rPr>
-                <w:rFonts w:ascii="宋体" w:eastAsia="宋体" w:hAnsi="宋体" w:hint="eastAsia"/>
-              </w:rPr>
-              <w:t>/lh</w:t>
-            </w:r>
+              <w:t xml:space="preserve">贝 → bb，立 → </w:t>
+            </w:r>
+            <w:proofErr w:type="spellStart"/>
+            <w:r>
+              <w:rPr>
+                <w:rFonts w:ascii="宋体" w:eastAsia="宋体" w:hAnsi="宋体"/>
+              </w:rPr>
+              <w:t>dj</w:t>
+            </w:r>
+            <w:proofErr w:type="spellEnd"/>
+            <w:r>
+              <w:rPr>
+                <w:rFonts w:ascii="宋体" w:eastAsia="宋体" w:hAnsi="宋体" w:hint="eastAsia"/>
+              </w:rPr>
+              <w:t>/</w:t>
+            </w:r>
+            <w:proofErr w:type="spellStart"/>
+            <w:r>
+              <w:rPr>
+                <w:rFonts w:ascii="宋体" w:eastAsia="宋体" w:hAnsi="宋体" w:hint="eastAsia"/>
+              </w:rPr>
+              <w:t>lh</w:t>
+            </w:r>
+            <w:proofErr w:type="spellEnd"/>
           </w:p>
         </w:tc>
       </w:tr>
@@ -14718,6 +17554,7 @@
               <w:rPr>
                 <w:rFonts w:ascii="宋体" w:eastAsia="宋体" w:hAnsi="宋体"/>
               </w:rPr>
+              <w:lastRenderedPageBreak/>
               <w:t>(r)</w:t>
             </w:r>
           </w:p>
@@ -15018,7 +17855,6 @@
               <w:rPr>
                 <w:rFonts w:ascii="宋体" w:eastAsia="宋体" w:hAnsi="宋体"/>
               </w:rPr>
-              <w:lastRenderedPageBreak/>
               <w:t>符号</w:t>
             </w:r>
           </w:p>
@@ -15111,7 +17947,35 @@
               <w:rPr>
                 <w:rFonts w:ascii="宋体" w:eastAsia="宋体" w:hAnsi="宋体"/>
               </w:rPr>
-              <w:t>[i. sj kb 4] 表示一个上下结构</w:t>
+              <w:t>[</w:t>
+            </w:r>
+            <w:proofErr w:type="spellStart"/>
+            <w:r>
+              <w:rPr>
+                <w:rFonts w:ascii="宋体" w:eastAsia="宋体" w:hAnsi="宋体"/>
+              </w:rPr>
+              <w:t>i</w:t>
+            </w:r>
+            <w:proofErr w:type="spellEnd"/>
+            <w:r>
+              <w:rPr>
+                <w:rFonts w:ascii="宋体" w:eastAsia="宋体" w:hAnsi="宋体"/>
+              </w:rPr>
+              <w:t xml:space="preserve">. </w:t>
+            </w:r>
+            <w:proofErr w:type="spellStart"/>
+            <w:r>
+              <w:rPr>
+                <w:rFonts w:ascii="宋体" w:eastAsia="宋体" w:hAnsi="宋体"/>
+              </w:rPr>
+              <w:t>sj</w:t>
+            </w:r>
+            <w:proofErr w:type="spellEnd"/>
+            <w:r>
+              <w:rPr>
+                <w:rFonts w:ascii="宋体" w:eastAsia="宋体" w:hAnsi="宋体"/>
+              </w:rPr>
+              <w:t xml:space="preserve"> kb 4] 表示一个上下结构</w:t>
             </w:r>
           </w:p>
         </w:tc>
@@ -15518,14 +18382,30 @@
         <w:rPr>
           <w:rFonts w:ascii="宋体" w:eastAsia="宋体" w:hAnsi="宋体"/>
         </w:rPr>
-        <w:t>按结构码递归拆分汉字至基础部件，直到所有部件都可用</w:t>
-      </w:r>
+        <w:t>按结构码递归拆分汉字</w:t>
+      </w:r>
+      <w:proofErr w:type="gramStart"/>
+      <w:r>
+        <w:rPr>
+          <w:rFonts w:ascii="宋体" w:eastAsia="宋体" w:hAnsi="宋体"/>
+        </w:rPr>
+        <w:t>至基础</w:t>
+      </w:r>
+      <w:proofErr w:type="gramEnd"/>
+      <w:r>
+        <w:rPr>
+          <w:rFonts w:ascii="宋体" w:eastAsia="宋体" w:hAnsi="宋体"/>
+        </w:rPr>
+        <w:t>部件，直到所有部件都可用</w:t>
+      </w:r>
+      <w:proofErr w:type="gramStart"/>
       <w:r>
         <w:rPr>
           <w:rFonts w:ascii="宋体" w:eastAsia="宋体" w:hAnsi="宋体" w:hint="eastAsia"/>
         </w:rPr>
         <w:t>部首双码</w:t>
       </w:r>
+      <w:proofErr w:type="gramEnd"/>
       <w:r>
         <w:rPr>
           <w:rFonts w:ascii="宋体" w:eastAsia="宋体" w:hAnsi="宋体"/>
@@ -15580,7 +18460,21 @@
         <w:rPr>
           <w:rFonts w:ascii="宋体" w:eastAsia="宋体" w:hAnsi="宋体"/>
         </w:rPr>
-        <w:t>优先按明显结构拆分（左右→上下→包围）</w:t>
+        <w:t>优先</w:t>
+      </w:r>
+      <w:proofErr w:type="gramStart"/>
+      <w:r>
+        <w:rPr>
+          <w:rFonts w:ascii="宋体" w:eastAsia="宋体" w:hAnsi="宋体"/>
+        </w:rPr>
+        <w:t>按明显</w:t>
+      </w:r>
+      <w:proofErr w:type="gramEnd"/>
+      <w:r>
+        <w:rPr>
+          <w:rFonts w:ascii="宋体" w:eastAsia="宋体" w:hAnsi="宋体"/>
+        </w:rPr>
+        <w:t>结构拆分（左右→上下→包围）</w:t>
       </w:r>
     </w:p>
     <w:p>
@@ -15672,12 +18566,14 @@
         </w:rPr>
         <w:t>：用</w:t>
       </w:r>
+      <w:proofErr w:type="gramStart"/>
       <w:r>
         <w:rPr>
           <w:rFonts w:ascii="宋体" w:eastAsia="宋体" w:hAnsi="宋体" w:hint="eastAsia"/>
         </w:rPr>
         <w:t>部首双码</w:t>
       </w:r>
+      <w:proofErr w:type="gramEnd"/>
       <w:r>
         <w:rPr>
           <w:rFonts w:ascii="宋体" w:eastAsia="宋体" w:hAnsi="宋体"/>
@@ -15735,20 +18631,42 @@
         <w:rPr>
           <w:rFonts w:ascii="宋体" w:eastAsia="宋体" w:hAnsi="宋体"/>
         </w:rPr>
-        <w:t>表中x的第三个部首，对应</w:t>
-      </w:r>
-      <w:r>
-        <w:rPr>
-          <w:rFonts w:ascii="宋体" w:eastAsia="宋体" w:hAnsi="宋体" w:hint="eastAsia"/>
-        </w:rPr>
-        <w:t>部首次</w:t>
-      </w:r>
-      <w:r>
-        <w:rPr>
-          <w:rFonts w:ascii="宋体" w:eastAsia="宋体" w:hAnsi="宋体"/>
-        </w:rPr>
-        <w:t>表中x的第三个字母n，组合为xn</w:t>
-      </w:r>
+        <w:t>表中x的第三个部首，</w:t>
+      </w:r>
+      <w:proofErr w:type="gramStart"/>
+      <w:r>
+        <w:rPr>
+          <w:rFonts w:ascii="宋体" w:eastAsia="宋体" w:hAnsi="宋体"/>
+        </w:rPr>
+        <w:t>对应</w:t>
+      </w:r>
+      <w:r>
+        <w:rPr>
+          <w:rFonts w:ascii="宋体" w:eastAsia="宋体" w:hAnsi="宋体" w:hint="eastAsia"/>
+        </w:rPr>
+        <w:t>部</w:t>
+      </w:r>
+      <w:proofErr w:type="gramEnd"/>
+      <w:r>
+        <w:rPr>
+          <w:rFonts w:ascii="宋体" w:eastAsia="宋体" w:hAnsi="宋体" w:hint="eastAsia"/>
+        </w:rPr>
+        <w:t>首次</w:t>
+      </w:r>
+      <w:r>
+        <w:rPr>
+          <w:rFonts w:ascii="宋体" w:eastAsia="宋体" w:hAnsi="宋体"/>
+        </w:rPr>
+        <w:t>表中x的第三个字母n，组合为</w:t>
+      </w:r>
+      <w:proofErr w:type="spellStart"/>
+      <w:r>
+        <w:rPr>
+          <w:rFonts w:ascii="宋体" w:eastAsia="宋体" w:hAnsi="宋体"/>
+        </w:rPr>
+        <w:t>xn</w:t>
+      </w:r>
+      <w:proofErr w:type="spellEnd"/>
     </w:p>
     <w:p>
       <w:pPr>
@@ -15838,6 +18756,7 @@
           <w:b/>
           <w:bCs/>
         </w:rPr>
+        <w:lastRenderedPageBreak/>
         <w:t>步骤3：组合</w:t>
       </w:r>
     </w:p>
@@ -15866,7 +18785,21 @@
         <w:rPr>
           <w:rFonts w:ascii="宋体" w:eastAsia="宋体" w:hAnsi="宋体"/>
         </w:rPr>
-        <w:t>"对"：r. ky cp</w:t>
+        <w:t xml:space="preserve">"对"：r. </w:t>
+      </w:r>
+      <w:proofErr w:type="spellStart"/>
+      <w:r>
+        <w:rPr>
+          <w:rFonts w:ascii="宋体" w:eastAsia="宋体" w:hAnsi="宋体"/>
+        </w:rPr>
+        <w:t>ky</w:t>
+      </w:r>
+      <w:proofErr w:type="spellEnd"/>
+      <w:r>
+        <w:rPr>
+          <w:rFonts w:ascii="宋体" w:eastAsia="宋体" w:hAnsi="宋体"/>
+        </w:rPr>
+        <w:t xml:space="preserve"> cp</w:t>
       </w:r>
     </w:p>
     <w:p>
@@ -15890,12 +18823,21 @@
           <w:rFonts w:ascii="宋体" w:eastAsia="宋体" w:hAnsi="宋体" w:hint="eastAsia"/>
         </w:rPr>
       </w:pPr>
-      <w:r>
-        <w:rPr>
-          <w:rFonts w:ascii="宋体" w:eastAsia="宋体" w:hAnsi="宋体"/>
-        </w:rPr>
-        <w:t>ky："又"的</w:t>
-      </w:r>
+      <w:proofErr w:type="spellStart"/>
+      <w:r>
+        <w:rPr>
+          <w:rFonts w:ascii="宋体" w:eastAsia="宋体" w:hAnsi="宋体"/>
+        </w:rPr>
+        <w:t>ky</w:t>
+      </w:r>
+      <w:proofErr w:type="spellEnd"/>
+      <w:r>
+        <w:rPr>
+          <w:rFonts w:ascii="宋体" w:eastAsia="宋体" w:hAnsi="宋体"/>
+        </w:rPr>
+        <w:t>："又"的</w:t>
+      </w:r>
+      <w:proofErr w:type="gramStart"/>
       <w:r>
         <w:rPr>
           <w:rFonts w:ascii="宋体" w:eastAsia="宋体" w:hAnsi="宋体" w:hint="eastAsia"/>
@@ -15908,6 +18850,7 @@
         </w:rPr>
         <w:t>码</w:t>
       </w:r>
+      <w:proofErr w:type="gramEnd"/>
     </w:p>
     <w:p>
       <w:pPr>
@@ -15922,6 +18865,7 @@
         </w:rPr>
         <w:t>cp："寸"的</w:t>
       </w:r>
+      <w:proofErr w:type="gramStart"/>
       <w:r>
         <w:rPr>
           <w:rFonts w:ascii="宋体" w:eastAsia="宋体" w:hAnsi="宋体" w:hint="eastAsia"/>
@@ -15934,6 +18878,7 @@
         </w:rPr>
         <w:t>码</w:t>
       </w:r>
+      <w:proofErr w:type="gramEnd"/>
     </w:p>
     <w:p>
       <w:pPr>
@@ -16320,12 +19265,14 @@
                 <w:rFonts w:ascii="宋体" w:eastAsia="宋体" w:hAnsi="宋体" w:hint="eastAsia"/>
               </w:rPr>
             </w:pPr>
+            <w:proofErr w:type="spellStart"/>
             <w:r>
               <w:rPr>
                 <w:rFonts w:ascii="宋体" w:eastAsia="宋体" w:hAnsi="宋体"/>
               </w:rPr>
               <w:t>oj</w:t>
             </w:r>
+            <w:proofErr w:type="spellEnd"/>
           </w:p>
         </w:tc>
         <w:tc>
@@ -16372,13 +19319,14 @@
                 <w:rFonts w:ascii="宋体" w:eastAsia="宋体" w:hAnsi="宋体" w:hint="eastAsia"/>
               </w:rPr>
             </w:pPr>
+            <w:proofErr w:type="spellStart"/>
             <w:r>
               <w:rPr>
                 <w:rFonts w:ascii="宋体" w:eastAsia="宋体" w:hAnsi="宋体"/>
               </w:rPr>
-              <w:lastRenderedPageBreak/>
               <w:t>ld</w:t>
             </w:r>
+            <w:proofErr w:type="spellEnd"/>
           </w:p>
         </w:tc>
         <w:tc>
@@ -16423,12 +19371,14 @@
                 <w:rFonts w:ascii="宋体" w:eastAsia="宋体" w:hAnsi="宋体" w:hint="eastAsia"/>
               </w:rPr>
             </w:pPr>
+            <w:proofErr w:type="spellStart"/>
             <w:r>
               <w:rPr>
                 <w:rFonts w:ascii="宋体" w:eastAsia="宋体" w:hAnsi="宋体"/>
               </w:rPr>
               <w:t>gc</w:t>
             </w:r>
+            <w:proofErr w:type="spellEnd"/>
           </w:p>
         </w:tc>
         <w:tc>
@@ -16473,12 +19423,14 @@
                 <w:rFonts w:ascii="宋体" w:eastAsia="宋体" w:hAnsi="宋体" w:hint="eastAsia"/>
               </w:rPr>
             </w:pPr>
+            <w:proofErr w:type="spellStart"/>
             <w:r>
               <w:rPr>
                 <w:rFonts w:ascii="宋体" w:eastAsia="宋体" w:hAnsi="宋体"/>
               </w:rPr>
               <w:t>bh</w:t>
             </w:r>
+            <w:proofErr w:type="spellEnd"/>
           </w:p>
         </w:tc>
         <w:tc>
@@ -16625,12 +19577,14 @@
                 <w:rFonts w:ascii="宋体" w:eastAsia="宋体" w:hAnsi="宋体" w:hint="eastAsia"/>
               </w:rPr>
             </w:pPr>
+            <w:proofErr w:type="spellStart"/>
             <w:r>
               <w:rPr>
                 <w:rFonts w:ascii="宋体" w:eastAsia="宋体" w:hAnsi="宋体"/>
               </w:rPr>
               <w:t>hh</w:t>
             </w:r>
+            <w:proofErr w:type="spellEnd"/>
           </w:p>
         </w:tc>
         <w:tc>
@@ -16677,12 +19631,14 @@
                 <w:rFonts w:ascii="宋体" w:eastAsia="宋体" w:hAnsi="宋体" w:hint="eastAsia"/>
               </w:rPr>
             </w:pPr>
+            <w:proofErr w:type="spellStart"/>
             <w:r>
               <w:rPr>
                 <w:rFonts w:ascii="宋体" w:eastAsia="宋体" w:hAnsi="宋体"/>
               </w:rPr>
               <w:t>ju</w:t>
             </w:r>
+            <w:proofErr w:type="spellEnd"/>
           </w:p>
         </w:tc>
         <w:tc>
@@ -16829,12 +19785,14 @@
                 <w:rFonts w:ascii="宋体" w:eastAsia="宋体" w:hAnsi="宋体" w:hint="eastAsia"/>
               </w:rPr>
             </w:pPr>
+            <w:proofErr w:type="spellStart"/>
             <w:r>
               <w:rPr>
                 <w:rFonts w:ascii="宋体" w:eastAsia="宋体" w:hAnsi="宋体"/>
               </w:rPr>
               <w:t>fd</w:t>
             </w:r>
+            <w:proofErr w:type="spellEnd"/>
           </w:p>
         </w:tc>
         <w:tc>
@@ -16929,12 +19887,14 @@
                 <w:rFonts w:ascii="宋体" w:eastAsia="宋体" w:hAnsi="宋体" w:hint="eastAsia"/>
               </w:rPr>
             </w:pPr>
+            <w:proofErr w:type="spellStart"/>
             <w:r>
               <w:rPr>
                 <w:rFonts w:ascii="宋体" w:eastAsia="宋体" w:hAnsi="宋体"/>
               </w:rPr>
               <w:t>nt</w:t>
             </w:r>
+            <w:proofErr w:type="spellEnd"/>
           </w:p>
         </w:tc>
         <w:tc>
@@ -16981,12 +19941,14 @@
                 <w:rFonts w:ascii="宋体" w:eastAsia="宋体" w:hAnsi="宋体" w:hint="eastAsia"/>
               </w:rPr>
             </w:pPr>
+            <w:proofErr w:type="spellStart"/>
             <w:r>
               <w:rPr>
                 <w:rFonts w:ascii="宋体" w:eastAsia="宋体" w:hAnsi="宋体"/>
               </w:rPr>
               <w:t>hb</w:t>
             </w:r>
+            <w:proofErr w:type="spellEnd"/>
           </w:p>
         </w:tc>
         <w:tc>
@@ -17006,12 +19968,14 @@
                 <w:rFonts w:ascii="宋体" w:eastAsia="宋体" w:hAnsi="宋体" w:hint="eastAsia"/>
               </w:rPr>
             </w:pPr>
+            <w:proofErr w:type="gramStart"/>
             <w:r>
               <w:rPr>
                 <w:rFonts w:ascii="宋体" w:eastAsia="宋体" w:hAnsi="宋体"/>
               </w:rPr>
               <w:t>丌</w:t>
             </w:r>
+            <w:proofErr w:type="gramEnd"/>
           </w:p>
         </w:tc>
         <w:tc>
@@ -17031,12 +19995,14 @@
                 <w:rFonts w:ascii="宋体" w:eastAsia="宋体" w:hAnsi="宋体" w:hint="eastAsia"/>
               </w:rPr>
             </w:pPr>
+            <w:proofErr w:type="spellStart"/>
             <w:r>
               <w:rPr>
                 <w:rFonts w:ascii="宋体" w:eastAsia="宋体" w:hAnsi="宋体"/>
               </w:rPr>
               <w:t>wu</w:t>
             </w:r>
+            <w:proofErr w:type="spellEnd"/>
           </w:p>
         </w:tc>
         <w:tc>
@@ -17183,12 +20149,14 @@
                 <w:rFonts w:ascii="宋体" w:eastAsia="宋体" w:hAnsi="宋体" w:hint="eastAsia"/>
               </w:rPr>
             </w:pPr>
+            <w:proofErr w:type="spellStart"/>
             <w:r>
               <w:rPr>
                 <w:rFonts w:ascii="宋体" w:eastAsia="宋体" w:hAnsi="宋体"/>
               </w:rPr>
               <w:t>jq</w:t>
             </w:r>
+            <w:proofErr w:type="spellEnd"/>
           </w:p>
         </w:tc>
         <w:tc>
@@ -17208,12 +20176,14 @@
                 <w:rFonts w:ascii="宋体" w:eastAsia="宋体" w:hAnsi="宋体" w:hint="eastAsia"/>
               </w:rPr>
             </w:pPr>
+            <w:proofErr w:type="gramStart"/>
             <w:r>
               <w:rPr>
                 <w:rFonts w:ascii="宋体" w:eastAsia="宋体" w:hAnsi="宋体"/>
               </w:rPr>
               <w:t>介</w:t>
             </w:r>
+            <w:proofErr w:type="gramEnd"/>
           </w:p>
         </w:tc>
         <w:tc>
@@ -17233,12 +20203,14 @@
                 <w:rFonts w:ascii="宋体" w:eastAsia="宋体" w:hAnsi="宋体" w:hint="eastAsia"/>
               </w:rPr>
             </w:pPr>
+            <w:proofErr w:type="spellStart"/>
             <w:r>
               <w:rPr>
                 <w:rFonts w:ascii="宋体" w:eastAsia="宋体" w:hAnsi="宋体"/>
               </w:rPr>
               <w:t>yw</w:t>
             </w:r>
+            <w:proofErr w:type="spellEnd"/>
           </w:p>
         </w:tc>
         <w:tc>
@@ -17285,12 +20257,14 @@
                 <w:rFonts w:ascii="宋体" w:eastAsia="宋体" w:hAnsi="宋体" w:hint="eastAsia"/>
               </w:rPr>
             </w:pPr>
+            <w:proofErr w:type="spellStart"/>
             <w:r>
               <w:rPr>
                 <w:rFonts w:ascii="宋体" w:eastAsia="宋体" w:hAnsi="宋体"/>
               </w:rPr>
               <w:t>nd</w:t>
             </w:r>
+            <w:proofErr w:type="spellEnd"/>
           </w:p>
         </w:tc>
         <w:tc>
@@ -17310,12 +20284,14 @@
                 <w:rFonts w:ascii="宋体" w:eastAsia="宋体" w:hAnsi="宋体" w:hint="eastAsia"/>
               </w:rPr>
             </w:pPr>
+            <w:proofErr w:type="gramStart"/>
             <w:r>
               <w:rPr>
                 <w:rFonts w:ascii="宋体" w:eastAsia="宋体" w:hAnsi="宋体"/>
               </w:rPr>
               <w:t>犮</w:t>
             </w:r>
+            <w:proofErr w:type="gramEnd"/>
           </w:p>
         </w:tc>
         <w:tc>
@@ -17335,12 +20311,14 @@
                 <w:rFonts w:ascii="宋体" w:eastAsia="宋体" w:hAnsi="宋体" w:hint="eastAsia"/>
               </w:rPr>
             </w:pPr>
+            <w:proofErr w:type="spellStart"/>
             <w:r>
               <w:rPr>
                 <w:rFonts w:ascii="宋体" w:eastAsia="宋体" w:hAnsi="宋体"/>
               </w:rPr>
               <w:t>mz</w:t>
             </w:r>
+            <w:proofErr w:type="spellEnd"/>
           </w:p>
         </w:tc>
         <w:tc>
@@ -17449,12 +20427,14 @@
                 <w:rFonts w:ascii="宋体" w:eastAsia="宋体" w:hAnsi="宋体" w:hint="eastAsia"/>
               </w:rPr>
             </w:pPr>
+            <w:proofErr w:type="spellStart"/>
             <w:r>
               <w:rPr>
                 <w:rFonts w:ascii="宋体" w:eastAsia="宋体" w:hAnsi="宋体"/>
               </w:rPr>
               <w:t>mh</w:t>
             </w:r>
+            <w:proofErr w:type="spellEnd"/>
           </w:p>
         </w:tc>
         <w:tc>
@@ -17499,12 +20479,14 @@
                 <w:rFonts w:ascii="宋体" w:eastAsia="宋体" w:hAnsi="宋体" w:hint="eastAsia"/>
               </w:rPr>
             </w:pPr>
+            <w:proofErr w:type="spellStart"/>
             <w:r>
               <w:rPr>
                 <w:rFonts w:ascii="宋体" w:eastAsia="宋体" w:hAnsi="宋体"/>
               </w:rPr>
               <w:t>cj</w:t>
             </w:r>
+            <w:proofErr w:type="spellEnd"/>
           </w:p>
         </w:tc>
         <w:tc>
@@ -17549,12 +20531,14 @@
                 <w:rFonts w:ascii="宋体" w:eastAsia="宋体" w:hAnsi="宋体" w:hint="eastAsia"/>
               </w:rPr>
             </w:pPr>
+            <w:proofErr w:type="spellStart"/>
             <w:r>
               <w:rPr>
                 <w:rFonts w:ascii="宋体" w:eastAsia="宋体" w:hAnsi="宋体"/>
               </w:rPr>
               <w:t>ib</w:t>
             </w:r>
+            <w:proofErr w:type="spellEnd"/>
           </w:p>
         </w:tc>
         <w:tc>
@@ -17601,12 +20585,14 @@
                 <w:rFonts w:ascii="宋体" w:eastAsia="宋体" w:hAnsi="宋体" w:hint="eastAsia"/>
               </w:rPr>
             </w:pPr>
+            <w:proofErr w:type="spellStart"/>
             <w:r>
               <w:rPr>
                 <w:rFonts w:ascii="宋体" w:eastAsia="宋体" w:hAnsi="宋体"/>
               </w:rPr>
               <w:t>ll</w:t>
             </w:r>
+            <w:proofErr w:type="spellEnd"/>
           </w:p>
         </w:tc>
         <w:tc>
@@ -17759,12 +20745,14 @@
                 <w:rFonts w:ascii="宋体" w:eastAsia="宋体" w:hAnsi="宋体" w:hint="eastAsia"/>
               </w:rPr>
             </w:pPr>
+            <w:proofErr w:type="spellStart"/>
             <w:r>
               <w:rPr>
                 <w:rFonts w:ascii="宋体" w:eastAsia="宋体" w:hAnsi="宋体"/>
               </w:rPr>
               <w:t>jk</w:t>
             </w:r>
+            <w:proofErr w:type="spellEnd"/>
           </w:p>
         </w:tc>
         <w:tc>
@@ -17784,12 +20772,14 @@
                 <w:rFonts w:ascii="宋体" w:eastAsia="宋体" w:hAnsi="宋体" w:hint="eastAsia"/>
               </w:rPr>
             </w:pPr>
+            <w:proofErr w:type="gramStart"/>
             <w:r>
               <w:rPr>
                 <w:rFonts w:ascii="宋体" w:eastAsia="宋体" w:hAnsi="宋体"/>
               </w:rPr>
               <w:t>叚</w:t>
             </w:r>
+            <w:proofErr w:type="gramEnd"/>
           </w:p>
         </w:tc>
         <w:tc>
@@ -17809,12 +20799,14 @@
                 <w:rFonts w:ascii="宋体" w:eastAsia="宋体" w:hAnsi="宋体" w:hint="eastAsia"/>
               </w:rPr>
             </w:pPr>
+            <w:proofErr w:type="spellStart"/>
             <w:r>
               <w:rPr>
                 <w:rFonts w:ascii="宋体" w:eastAsia="宋体" w:hAnsi="宋体"/>
               </w:rPr>
               <w:t>bj</w:t>
             </w:r>
+            <w:proofErr w:type="spellEnd"/>
           </w:p>
         </w:tc>
         <w:tc>
@@ -17859,12 +20851,14 @@
                 <w:rFonts w:ascii="宋体" w:eastAsia="宋体" w:hAnsi="宋体" w:hint="eastAsia"/>
               </w:rPr>
             </w:pPr>
+            <w:proofErr w:type="spellStart"/>
             <w:r>
               <w:rPr>
                 <w:rFonts w:ascii="宋体" w:eastAsia="宋体" w:hAnsi="宋体"/>
               </w:rPr>
               <w:t>ts</w:t>
             </w:r>
+            <w:proofErr w:type="spellEnd"/>
           </w:p>
         </w:tc>
         <w:tc>
@@ -17911,12 +20905,14 @@
                 <w:rFonts w:ascii="宋体" w:eastAsia="宋体" w:hAnsi="宋体" w:hint="eastAsia"/>
               </w:rPr>
             </w:pPr>
+            <w:proofErr w:type="spellStart"/>
             <w:r>
               <w:rPr>
                 <w:rFonts w:ascii="宋体" w:eastAsia="宋体" w:hAnsi="宋体"/>
               </w:rPr>
               <w:t>kv</w:t>
             </w:r>
+            <w:proofErr w:type="spellEnd"/>
           </w:p>
         </w:tc>
         <w:tc>
@@ -17961,12 +20957,14 @@
                 <w:rFonts w:ascii="宋体" w:eastAsia="宋体" w:hAnsi="宋体" w:hint="eastAsia"/>
               </w:rPr>
             </w:pPr>
+            <w:proofErr w:type="spellStart"/>
             <w:r>
               <w:rPr>
                 <w:rFonts w:ascii="宋体" w:eastAsia="宋体" w:hAnsi="宋体"/>
               </w:rPr>
               <w:t>jj</w:t>
             </w:r>
+            <w:proofErr w:type="spellEnd"/>
           </w:p>
         </w:tc>
         <w:tc>
@@ -18063,12 +21061,14 @@
                 <w:rFonts w:ascii="宋体" w:eastAsia="宋体" w:hAnsi="宋体" w:hint="eastAsia"/>
               </w:rPr>
             </w:pPr>
+            <w:proofErr w:type="spellStart"/>
             <w:r>
               <w:rPr>
                 <w:rFonts w:ascii="宋体" w:eastAsia="宋体" w:hAnsi="宋体"/>
               </w:rPr>
               <w:t>wm</w:t>
             </w:r>
+            <w:proofErr w:type="spellEnd"/>
           </w:p>
         </w:tc>
         <w:tc>
@@ -18138,12 +21138,14 @@
                 <w:rFonts w:ascii="宋体" w:eastAsia="宋体" w:hAnsi="宋体" w:hint="eastAsia"/>
               </w:rPr>
             </w:pPr>
+            <w:proofErr w:type="gramStart"/>
             <w:r>
               <w:rPr>
                 <w:rFonts w:ascii="宋体" w:eastAsia="宋体" w:hAnsi="宋体"/>
               </w:rPr>
               <w:t>囟</w:t>
             </w:r>
+            <w:proofErr w:type="gramEnd"/>
           </w:p>
         </w:tc>
         <w:tc>
@@ -18163,12 +21165,14 @@
                 <w:rFonts w:ascii="宋体" w:eastAsia="宋体" w:hAnsi="宋体" w:hint="eastAsia"/>
               </w:rPr>
             </w:pPr>
+            <w:proofErr w:type="spellStart"/>
             <w:r>
               <w:rPr>
                 <w:rFonts w:ascii="宋体" w:eastAsia="宋体" w:hAnsi="宋体"/>
               </w:rPr>
               <w:t>bt</w:t>
             </w:r>
+            <w:proofErr w:type="spellEnd"/>
           </w:p>
         </w:tc>
         <w:tc>
@@ -18265,12 +21269,14 @@
                 <w:rFonts w:ascii="宋体" w:eastAsia="宋体" w:hAnsi="宋体" w:hint="eastAsia"/>
               </w:rPr>
             </w:pPr>
+            <w:proofErr w:type="spellStart"/>
             <w:r>
               <w:rPr>
                 <w:rFonts w:ascii="宋体" w:eastAsia="宋体" w:hAnsi="宋体"/>
               </w:rPr>
               <w:t>sd</w:t>
             </w:r>
+            <w:proofErr w:type="spellEnd"/>
           </w:p>
         </w:tc>
         <w:tc>
@@ -18315,12 +21321,14 @@
                 <w:rFonts w:ascii="宋体" w:eastAsia="宋体" w:hAnsi="宋体" w:hint="eastAsia"/>
               </w:rPr>
             </w:pPr>
+            <w:proofErr w:type="spellStart"/>
             <w:r>
               <w:rPr>
                 <w:rFonts w:ascii="宋体" w:eastAsia="宋体" w:hAnsi="宋体"/>
               </w:rPr>
               <w:t>cn</w:t>
             </w:r>
+            <w:proofErr w:type="spellEnd"/>
           </w:p>
         </w:tc>
         <w:tc>
@@ -18367,12 +21375,14 @@
                 <w:rFonts w:ascii="宋体" w:eastAsia="宋体" w:hAnsi="宋体" w:hint="eastAsia"/>
               </w:rPr>
             </w:pPr>
+            <w:proofErr w:type="spellStart"/>
             <w:r>
               <w:rPr>
                 <w:rFonts w:ascii="宋体" w:eastAsia="宋体" w:hAnsi="宋体"/>
               </w:rPr>
               <w:t>na</w:t>
             </w:r>
+            <w:proofErr w:type="spellEnd"/>
           </w:p>
         </w:tc>
         <w:tc>
@@ -18417,12 +21427,14 @@
                 <w:rFonts w:ascii="宋体" w:eastAsia="宋体" w:hAnsi="宋体" w:hint="eastAsia"/>
               </w:rPr>
             </w:pPr>
+            <w:proofErr w:type="spellStart"/>
             <w:r>
               <w:rPr>
                 <w:rFonts w:ascii="宋体" w:eastAsia="宋体" w:hAnsi="宋体"/>
               </w:rPr>
               <w:t>ir</w:t>
             </w:r>
+            <w:proofErr w:type="spellEnd"/>
           </w:p>
         </w:tc>
         <w:tc>
@@ -18467,12 +21479,14 @@
                 <w:rFonts w:ascii="宋体" w:eastAsia="宋体" w:hAnsi="宋体" w:hint="eastAsia"/>
               </w:rPr>
             </w:pPr>
+            <w:proofErr w:type="spellStart"/>
             <w:r>
               <w:rPr>
                 <w:rFonts w:ascii="宋体" w:eastAsia="宋体" w:hAnsi="宋体"/>
               </w:rPr>
               <w:t>qw</w:t>
             </w:r>
+            <w:proofErr w:type="spellEnd"/>
           </w:p>
         </w:tc>
         <w:tc>
@@ -18519,12 +21533,14 @@
                 <w:rFonts w:ascii="宋体" w:eastAsia="宋体" w:hAnsi="宋体" w:hint="eastAsia"/>
               </w:rPr>
             </w:pPr>
+            <w:proofErr w:type="spellStart"/>
             <w:r>
               <w:rPr>
                 <w:rFonts w:ascii="宋体" w:eastAsia="宋体" w:hAnsi="宋体"/>
               </w:rPr>
               <w:t>vc</w:t>
             </w:r>
+            <w:proofErr w:type="spellEnd"/>
           </w:p>
         </w:tc>
         <w:tc>
@@ -18659,12 +21675,14 @@
                 <w:rFonts w:ascii="宋体" w:eastAsia="宋体" w:hAnsi="宋体" w:hint="eastAsia"/>
               </w:rPr>
             </w:pPr>
+            <w:proofErr w:type="spellStart"/>
             <w:r>
               <w:rPr>
                 <w:rFonts w:ascii="宋体" w:eastAsia="宋体" w:hAnsi="宋体"/>
               </w:rPr>
               <w:t>vp</w:t>
             </w:r>
+            <w:proofErr w:type="spellEnd"/>
           </w:p>
         </w:tc>
         <w:tc>
@@ -18795,6 +21813,7 @@
           <w:b/>
           <w:bCs/>
         </w:rPr>
+        <w:lastRenderedPageBreak/>
         <w:t>注</w:t>
       </w:r>
       <w:r>
@@ -18869,7 +21888,76 @@
           <w:b/>
           <w:bCs/>
         </w:rPr>
-        <w:t>1.部首双</w:t>
+        <w:t>1.</w:t>
+      </w:r>
+      <w:proofErr w:type="gramStart"/>
+      <w:r>
+        <w:rPr>
+          <w:rFonts w:ascii="宋体" w:eastAsia="宋体" w:hAnsi="宋体" w:hint="eastAsia"/>
+          <w:b/>
+          <w:bCs/>
+        </w:rPr>
+        <w:t>部首双</w:t>
+      </w:r>
+      <w:r>
+        <w:rPr>
+          <w:rFonts w:ascii="宋体" w:eastAsia="宋体" w:hAnsi="宋体"/>
+          <w:b/>
+          <w:bCs/>
+        </w:rPr>
+        <w:t>码</w:t>
+      </w:r>
+      <w:proofErr w:type="gramEnd"/>
+      <w:r>
+        <w:rPr>
+          <w:rFonts w:ascii="宋体" w:eastAsia="宋体" w:hAnsi="宋体"/>
+          <w:b/>
+          <w:bCs/>
+        </w:rPr>
+        <w:t>简化</w:t>
+      </w:r>
+      <w:r>
+        <w:rPr>
+          <w:rFonts w:ascii="宋体" w:eastAsia="宋体" w:hAnsi="宋体" w:hint="eastAsia"/>
+          <w:b/>
+          <w:bCs/>
+        </w:rPr>
+        <w:t>：</w:t>
+      </w:r>
+      <w:r>
+        <w:rPr>
+          <w:rFonts w:ascii="宋体" w:eastAsia="宋体" w:hAnsi="宋体"/>
+        </w:rPr>
+        <w:t>部首</w:t>
+      </w:r>
+      <w:r>
+        <w:rPr>
+          <w:rFonts w:ascii="宋体" w:eastAsia="宋体" w:hAnsi="宋体" w:hint="eastAsia"/>
+        </w:rPr>
+        <w:t>码</w:t>
+      </w:r>
+      <w:r>
+        <w:rPr>
+          <w:rFonts w:ascii="宋体" w:eastAsia="宋体" w:hAnsi="宋体"/>
+        </w:rPr>
+        <w:t xml:space="preserve"> + b（作为部首提示）</w:t>
+      </w:r>
+    </w:p>
+    <w:p>
+      <w:pPr>
+        <w:rPr>
+          <w:rFonts w:ascii="宋体" w:eastAsia="宋体" w:hAnsi="宋体" w:hint="eastAsia"/>
+          <w:b/>
+          <w:bCs/>
+        </w:rPr>
+      </w:pPr>
+      <w:r>
+        <w:rPr>
+          <w:rFonts w:ascii="宋体" w:eastAsia="宋体" w:hAnsi="宋体" w:hint="eastAsia"/>
+          <w:b/>
+          <w:bCs/>
+        </w:rPr>
+        <w:t>2.前四</w:t>
       </w:r>
       <w:r>
         <w:rPr>
@@ -18891,44 +21979,75 @@
         <w:rPr>
           <w:rFonts w:ascii="宋体" w:eastAsia="宋体" w:hAnsi="宋体"/>
         </w:rPr>
-        <w:t>部首</w:t>
-      </w:r>
-      <w:r>
-        <w:rPr>
-          <w:rFonts w:ascii="宋体" w:eastAsia="宋体" w:hAnsi="宋体" w:hint="eastAsia"/>
+        <w:t>独体字：</w:t>
+      </w:r>
+      <w:proofErr w:type="gramStart"/>
+      <w:r>
+        <w:rPr>
+          <w:rFonts w:ascii="宋体" w:eastAsia="宋体" w:hAnsi="宋体"/>
+        </w:rPr>
+        <w:t>取</w:t>
+      </w:r>
+      <w:r>
+        <w:rPr>
+          <w:rFonts w:ascii="宋体" w:eastAsia="宋体" w:hAnsi="宋体" w:hint="eastAsia"/>
+        </w:rPr>
+        <w:t>初</w:t>
+      </w:r>
+      <w:r>
+        <w:rPr>
+          <w:rFonts w:ascii="宋体" w:eastAsia="宋体" w:hAnsi="宋体"/>
         </w:rPr>
         <w:t>码</w:t>
       </w:r>
-      <w:r>
-        <w:rPr>
-          <w:rFonts w:ascii="宋体" w:eastAsia="宋体" w:hAnsi="宋体"/>
-        </w:rPr>
-        <w:t xml:space="preserve"> + b（作为部首提示）</w:t>
-      </w:r>
-    </w:p>
-    <w:p>
-      <w:pPr>
-        <w:rPr>
-          <w:rFonts w:ascii="宋体" w:eastAsia="宋体" w:hAnsi="宋体" w:hint="eastAsia"/>
-          <w:b/>
-          <w:bCs/>
-        </w:rPr>
-      </w:pPr>
-      <w:r>
-        <w:rPr>
-          <w:rFonts w:ascii="宋体" w:eastAsia="宋体" w:hAnsi="宋体" w:hint="eastAsia"/>
-          <w:b/>
-          <w:bCs/>
-        </w:rPr>
-        <w:t>2.前四</w:t>
-      </w:r>
-      <w:r>
-        <w:rPr>
-          <w:rFonts w:ascii="宋体" w:eastAsia="宋体" w:hAnsi="宋体"/>
-          <w:b/>
-          <w:bCs/>
-        </w:rPr>
-        <w:t>码简化</w:t>
+      <w:proofErr w:type="gramEnd"/>
+      <w:r>
+        <w:rPr>
+          <w:rFonts w:ascii="宋体" w:eastAsia="宋体" w:hAnsi="宋体"/>
+        </w:rPr>
+        <w:t xml:space="preserve"> + d（独体标记）合体字作部件：</w:t>
+      </w:r>
+      <w:proofErr w:type="gramStart"/>
+      <w:r>
+        <w:rPr>
+          <w:rFonts w:ascii="宋体" w:eastAsia="宋体" w:hAnsi="宋体"/>
+        </w:rPr>
+        <w:t>取</w:t>
+      </w:r>
+      <w:r>
+        <w:rPr>
+          <w:rFonts w:ascii="宋体" w:eastAsia="宋体" w:hAnsi="宋体" w:hint="eastAsia"/>
+        </w:rPr>
+        <w:t>初</w:t>
+      </w:r>
+      <w:r>
+        <w:rPr>
+          <w:rFonts w:ascii="宋体" w:eastAsia="宋体" w:hAnsi="宋体"/>
+        </w:rPr>
+        <w:t>码</w:t>
+      </w:r>
+      <w:proofErr w:type="gramEnd"/>
+      <w:r>
+        <w:rPr>
+          <w:rFonts w:ascii="宋体" w:eastAsia="宋体" w:hAnsi="宋体"/>
+        </w:rPr>
+        <w:t xml:space="preserve"> + h（合体标记）</w:t>
+      </w:r>
+      <w:r>
+        <w:rPr>
+          <w:rFonts w:ascii="宋体" w:eastAsia="宋体" w:hAnsi="宋体" w:hint="eastAsia"/>
+          <w:b/>
+          <w:bCs/>
+        </w:rPr>
+        <w:t>3.扩展</w:t>
+      </w:r>
+      <w:r>
+        <w:rPr>
+          <w:rFonts w:ascii="宋体" w:eastAsia="宋体" w:hAnsi="宋体"/>
+          <w:b/>
+          <w:bCs/>
+        </w:rPr>
+        <w:t>字根简化</w:t>
       </w:r>
       <w:r>
         <w:rPr>
@@ -18938,51 +22057,155 @@
         </w:rPr>
         <w:t>：</w:t>
       </w:r>
-      <w:r>
-        <w:rPr>
-          <w:rFonts w:ascii="宋体" w:eastAsia="宋体" w:hAnsi="宋体"/>
-        </w:rPr>
-        <w:t>独体字：取</w:t>
-      </w:r>
-      <w:r>
-        <w:rPr>
-          <w:rFonts w:ascii="宋体" w:eastAsia="宋体" w:hAnsi="宋体" w:hint="eastAsia"/>
-        </w:rPr>
-        <w:t>初</w:t>
-      </w:r>
-      <w:r>
-        <w:rPr>
-          <w:rFonts w:ascii="宋体" w:eastAsia="宋体" w:hAnsi="宋体"/>
-        </w:rPr>
-        <w:t>码 + d（独体标记）合体字作部件：取</w:t>
-      </w:r>
-      <w:r>
-        <w:rPr>
-          <w:rFonts w:ascii="宋体" w:eastAsia="宋体" w:hAnsi="宋体" w:hint="eastAsia"/>
-        </w:rPr>
-        <w:t>初</w:t>
-      </w:r>
-      <w:r>
-        <w:rPr>
-          <w:rFonts w:ascii="宋体" w:eastAsia="宋体" w:hAnsi="宋体"/>
-        </w:rPr>
-        <w:t>码 + h（合体标记）</w:t>
-      </w:r>
-      <w:r>
-        <w:rPr>
-          <w:rFonts w:ascii="宋体" w:eastAsia="宋体" w:hAnsi="宋体" w:hint="eastAsia"/>
-          <w:b/>
-          <w:bCs/>
-        </w:rPr>
-        <w:t>3.扩展</w:t>
-      </w:r>
-      <w:r>
-        <w:rPr>
-          <w:rFonts w:ascii="宋体" w:eastAsia="宋体" w:hAnsi="宋体"/>
-          <w:b/>
-          <w:bCs/>
-        </w:rPr>
-        <w:t>字根简化</w:t>
+    </w:p>
+    <w:p>
+      <w:pPr>
+        <w:ind w:firstLineChars="200" w:firstLine="422"/>
+        <w:rPr>
+          <w:rFonts w:ascii="宋体" w:eastAsia="宋体" w:hAnsi="宋体" w:hint="eastAsia"/>
+          <w:b/>
+          <w:bCs/>
+        </w:rPr>
+      </w:pPr>
+      <w:r>
+        <w:rPr>
+          <w:rFonts w:ascii="宋体" w:eastAsia="宋体" w:hAnsi="宋体"/>
+          <w:b/>
+          <w:bCs/>
+        </w:rPr>
+        <w:t>部首简并的</w:t>
+      </w:r>
+      <w:r>
+        <w:rPr>
+          <w:rFonts w:ascii="宋体" w:eastAsia="宋体" w:hAnsi="宋体"/>
+        </w:rPr>
+        <w:t>：用</w:t>
+      </w:r>
+      <w:proofErr w:type="gramStart"/>
+      <w:r>
+        <w:rPr>
+          <w:rFonts w:ascii="宋体" w:eastAsia="宋体" w:hAnsi="宋体"/>
+        </w:rPr>
+        <w:t>简并部母</w:t>
+      </w:r>
+      <w:proofErr w:type="gramEnd"/>
+      <w:r>
+        <w:rPr>
+          <w:rFonts w:ascii="宋体" w:eastAsia="宋体" w:hAnsi="宋体"/>
+        </w:rPr>
+        <w:t xml:space="preserve"> + j</w:t>
+      </w:r>
+    </w:p>
+    <w:p>
+      <w:pPr>
+        <w:ind w:firstLineChars="200" w:firstLine="422"/>
+        <w:rPr>
+          <w:rFonts w:ascii="宋体" w:eastAsia="宋体" w:hAnsi="宋体" w:hint="eastAsia"/>
+          <w:b/>
+          <w:bCs/>
+        </w:rPr>
+      </w:pPr>
+      <w:proofErr w:type="gramStart"/>
+      <w:r>
+        <w:rPr>
+          <w:rFonts w:ascii="宋体" w:eastAsia="宋体" w:hAnsi="宋体"/>
+          <w:b/>
+          <w:bCs/>
+        </w:rPr>
+        <w:t>罕部</w:t>
+      </w:r>
+      <w:r>
+        <w:rPr>
+          <w:rFonts w:ascii="宋体" w:eastAsia="宋体" w:hAnsi="宋体" w:hint="eastAsia"/>
+          <w:b/>
+          <w:bCs/>
+        </w:rPr>
+        <w:t>跳过</w:t>
+      </w:r>
+      <w:proofErr w:type="gramEnd"/>
+      <w:r>
+        <w:rPr>
+          <w:rFonts w:ascii="宋体" w:eastAsia="宋体" w:hAnsi="宋体"/>
+          <w:b/>
+          <w:bCs/>
+        </w:rPr>
+        <w:t>的</w:t>
+      </w:r>
+      <w:r>
+        <w:rPr>
+          <w:rFonts w:ascii="宋体" w:eastAsia="宋体" w:hAnsi="宋体"/>
+        </w:rPr>
+        <w:t>：并入独体字表示</w:t>
+      </w:r>
+    </w:p>
+    <w:p>
+      <w:pPr>
+        <w:ind w:firstLineChars="200" w:firstLine="422"/>
+        <w:rPr>
+          <w:rFonts w:ascii="宋体" w:eastAsia="宋体" w:hAnsi="宋体" w:hint="eastAsia"/>
+        </w:rPr>
+      </w:pPr>
+      <w:r>
+        <w:rPr>
+          <w:rFonts w:ascii="宋体" w:eastAsia="宋体" w:hAnsi="宋体"/>
+          <w:b/>
+          <w:bCs/>
+        </w:rPr>
+        <w:t>其他</w:t>
+      </w:r>
+      <w:r>
+        <w:rPr>
+          <w:rFonts w:ascii="宋体" w:eastAsia="宋体" w:hAnsi="宋体" w:hint="eastAsia"/>
+          <w:b/>
+          <w:bCs/>
+        </w:rPr>
+        <w:t>扩展</w:t>
+      </w:r>
+      <w:r>
+        <w:rPr>
+          <w:rFonts w:ascii="宋体" w:eastAsia="宋体" w:hAnsi="宋体"/>
+          <w:b/>
+          <w:bCs/>
+        </w:rPr>
+        <w:t>字根</w:t>
+      </w:r>
+      <w:r>
+        <w:rPr>
+          <w:rFonts w:ascii="宋体" w:eastAsia="宋体" w:hAnsi="宋体"/>
+        </w:rPr>
+        <w:t>：用占位符号ee</w:t>
+      </w:r>
+    </w:p>
+    <w:p>
+      <w:pPr>
+        <w:ind w:firstLineChars="200" w:firstLine="422"/>
+        <w:rPr>
+          <w:rFonts w:ascii="宋体" w:eastAsia="宋体" w:hAnsi="宋体" w:hint="eastAsia"/>
+        </w:rPr>
+      </w:pPr>
+      <w:r>
+        <w:rPr>
+          <w:rFonts w:ascii="宋体" w:eastAsia="宋体" w:hAnsi="宋体"/>
+          <w:b/>
+          <w:bCs/>
+        </w:rPr>
+        <w:t>可进一步拆分的</w:t>
+      </w:r>
+      <w:r>
+        <w:rPr>
+          <w:rFonts w:ascii="宋体" w:eastAsia="宋体" w:hAnsi="宋体" w:hint="eastAsia"/>
+          <w:b/>
+          <w:bCs/>
+        </w:rPr>
+        <w:t>扩展</w:t>
+      </w:r>
+      <w:r>
+        <w:rPr>
+          <w:rFonts w:ascii="宋体" w:eastAsia="宋体" w:hAnsi="宋体"/>
+          <w:b/>
+          <w:bCs/>
+        </w:rPr>
+        <w:t>字根</w:t>
       </w:r>
       <w:r>
         <w:rPr>
@@ -18992,148 +22215,6 @@
         </w:rPr>
         <w:t>：</w:t>
       </w:r>
-    </w:p>
-    <w:p>
-      <w:pPr>
-        <w:ind w:firstLineChars="200" w:firstLine="422"/>
-        <w:rPr>
-          <w:rFonts w:ascii="宋体" w:eastAsia="宋体" w:hAnsi="宋体" w:hint="eastAsia"/>
-          <w:b/>
-          <w:bCs/>
-        </w:rPr>
-      </w:pPr>
-      <w:r>
-        <w:rPr>
-          <w:rFonts w:ascii="宋体" w:eastAsia="宋体" w:hAnsi="宋体"/>
-          <w:b/>
-          <w:bCs/>
-        </w:rPr>
-        <w:t>部首简并的</w:t>
-      </w:r>
-      <w:r>
-        <w:rPr>
-          <w:rFonts w:ascii="宋体" w:eastAsia="宋体" w:hAnsi="宋体"/>
-        </w:rPr>
-        <w:t>：用简并部母 + j</w:t>
-      </w:r>
-    </w:p>
-    <w:p>
-      <w:pPr>
-        <w:ind w:firstLineChars="200" w:firstLine="422"/>
-        <w:rPr>
-          <w:rFonts w:ascii="宋体" w:eastAsia="宋体" w:hAnsi="宋体" w:hint="eastAsia"/>
-          <w:b/>
-          <w:bCs/>
-        </w:rPr>
-      </w:pPr>
-      <w:r>
-        <w:rPr>
-          <w:rFonts w:ascii="宋体" w:eastAsia="宋体" w:hAnsi="宋体"/>
-          <w:b/>
-          <w:bCs/>
-        </w:rPr>
-        <w:t>罕部</w:t>
-      </w:r>
-      <w:r>
-        <w:rPr>
-          <w:rFonts w:ascii="宋体" w:eastAsia="宋体" w:hAnsi="宋体" w:hint="eastAsia"/>
-          <w:b/>
-          <w:bCs/>
-        </w:rPr>
-        <w:t>跳过</w:t>
-      </w:r>
-      <w:r>
-        <w:rPr>
-          <w:rFonts w:ascii="宋体" w:eastAsia="宋体" w:hAnsi="宋体"/>
-          <w:b/>
-          <w:bCs/>
-        </w:rPr>
-        <w:t>的</w:t>
-      </w:r>
-      <w:r>
-        <w:rPr>
-          <w:rFonts w:ascii="宋体" w:eastAsia="宋体" w:hAnsi="宋体"/>
-        </w:rPr>
-        <w:t>：并入独体字表示</w:t>
-      </w:r>
-    </w:p>
-    <w:p>
-      <w:pPr>
-        <w:ind w:firstLineChars="200" w:firstLine="422"/>
-        <w:rPr>
-          <w:rFonts w:ascii="宋体" w:eastAsia="宋体" w:hAnsi="宋体" w:hint="eastAsia"/>
-        </w:rPr>
-      </w:pPr>
-      <w:r>
-        <w:rPr>
-          <w:rFonts w:ascii="宋体" w:eastAsia="宋体" w:hAnsi="宋体"/>
-          <w:b/>
-          <w:bCs/>
-        </w:rPr>
-        <w:t>其他</w:t>
-      </w:r>
-      <w:r>
-        <w:rPr>
-          <w:rFonts w:ascii="宋体" w:eastAsia="宋体" w:hAnsi="宋体" w:hint="eastAsia"/>
-          <w:b/>
-          <w:bCs/>
-        </w:rPr>
-        <w:t>扩展</w:t>
-      </w:r>
-      <w:r>
-        <w:rPr>
-          <w:rFonts w:ascii="宋体" w:eastAsia="宋体" w:hAnsi="宋体"/>
-          <w:b/>
-          <w:bCs/>
-        </w:rPr>
-        <w:t>字根</w:t>
-      </w:r>
-      <w:r>
-        <w:rPr>
-          <w:rFonts w:ascii="宋体" w:eastAsia="宋体" w:hAnsi="宋体"/>
-        </w:rPr>
-        <w:t>：用占位符号ee</w:t>
-      </w:r>
-    </w:p>
-    <w:p>
-      <w:pPr>
-        <w:ind w:firstLineChars="200" w:firstLine="422"/>
-        <w:rPr>
-          <w:rFonts w:ascii="宋体" w:eastAsia="宋体" w:hAnsi="宋体" w:hint="eastAsia"/>
-        </w:rPr>
-      </w:pPr>
-      <w:r>
-        <w:rPr>
-          <w:rFonts w:ascii="宋体" w:eastAsia="宋体" w:hAnsi="宋体"/>
-          <w:b/>
-          <w:bCs/>
-        </w:rPr>
-        <w:t>可进一步拆分的</w:t>
-      </w:r>
-      <w:r>
-        <w:rPr>
-          <w:rFonts w:ascii="宋体" w:eastAsia="宋体" w:hAnsi="宋体" w:hint="eastAsia"/>
-          <w:b/>
-          <w:bCs/>
-        </w:rPr>
-        <w:t>扩展</w:t>
-      </w:r>
-      <w:r>
-        <w:rPr>
-          <w:rFonts w:ascii="宋体" w:eastAsia="宋体" w:hAnsi="宋体"/>
-          <w:b/>
-          <w:bCs/>
-        </w:rPr>
-        <w:t>字根</w:t>
-      </w:r>
-      <w:r>
-        <w:rPr>
-          <w:rFonts w:ascii="宋体" w:eastAsia="宋体" w:hAnsi="宋体" w:hint="eastAsia"/>
-          <w:b/>
-          <w:bCs/>
-        </w:rPr>
-        <w:t>：</w:t>
-      </w:r>
       <w:r>
         <w:rPr>
           <w:rFonts w:ascii="宋体" w:eastAsia="宋体" w:hAnsi="宋体" w:hint="eastAsia"/>
@@ -19159,7 +22240,6 @@
           <w:b/>
           <w:bCs/>
         </w:rPr>
-        <w:lastRenderedPageBreak/>
         <w:t>4.</w:t>
       </w:r>
       <w:r>
@@ -19426,7 +22506,21 @@
         <w:rPr>
           <w:rFonts w:ascii="宋体" w:eastAsia="宋体" w:hAnsi="宋体"/>
         </w:rPr>
-        <w:t>如"白"→bl（韵母ai→l）与拼音关联</w:t>
+        <w:t>如"白"→bl（韵母</w:t>
+      </w:r>
+      <w:proofErr w:type="spellStart"/>
+      <w:r>
+        <w:rPr>
+          <w:rFonts w:ascii="宋体" w:eastAsia="宋体" w:hAnsi="宋体"/>
+        </w:rPr>
+        <w:t>ai→l</w:t>
+      </w:r>
+      <w:proofErr w:type="spellEnd"/>
+      <w:r>
+        <w:rPr>
+          <w:rFonts w:ascii="宋体" w:eastAsia="宋体" w:hAnsi="宋体"/>
+        </w:rPr>
+        <w:t>）与拼音关联</w:t>
       </w:r>
     </w:p>
     <w:p>
@@ -19512,7 +22606,14 @@
         <w:rPr>
           <w:rFonts w:ascii="宋体" w:eastAsia="宋体" w:hAnsi="宋体"/>
         </w:rPr>
-        <w:t>拆分识别"可再分、表意强"的部首，为合体字的</w:t>
+        <w:t>拆分识别"可再分、表意强"的部首，为合体字</w:t>
+      </w:r>
+      <w:proofErr w:type="gramStart"/>
+      <w:r>
+        <w:rPr>
+          <w:rFonts w:ascii="宋体" w:eastAsia="宋体" w:hAnsi="宋体"/>
+        </w:rPr>
+        <w:t>的</w:t>
       </w:r>
       <w:r>
         <w:rPr>
@@ -19524,7 +22625,14 @@
         <w:rPr>
           <w:rFonts w:ascii="宋体" w:eastAsia="宋体" w:hAnsi="宋体"/>
         </w:rPr>
-        <w:t>码选取提供依据</w:t>
+        <w:t>码选取</w:t>
+      </w:r>
+      <w:proofErr w:type="gramEnd"/>
+      <w:r>
+        <w:rPr>
+          <w:rFonts w:ascii="宋体" w:eastAsia="宋体" w:hAnsi="宋体"/>
+        </w:rPr>
+        <w:t>提供依据</w:t>
       </w:r>
     </w:p>
     <w:p>
@@ -19678,7 +22786,21 @@
         <w:rPr>
           <w:rFonts w:ascii="宋体" w:eastAsia="宋体" w:hAnsi="宋体"/>
         </w:rPr>
-        <w:t>相似结构的字采用相似的拆分方式</w:t>
+        <w:t>相似结构的</w:t>
+      </w:r>
+      <w:proofErr w:type="gramStart"/>
+      <w:r>
+        <w:rPr>
+          <w:rFonts w:ascii="宋体" w:eastAsia="宋体" w:hAnsi="宋体"/>
+        </w:rPr>
+        <w:t>字采用</w:t>
+      </w:r>
+      <w:proofErr w:type="gramEnd"/>
+      <w:r>
+        <w:rPr>
+          <w:rFonts w:ascii="宋体" w:eastAsia="宋体" w:hAnsi="宋体"/>
+        </w:rPr>
+        <w:t>相似的拆分方式</w:t>
       </w:r>
     </w:p>
     <w:p>
@@ -19790,7 +22912,14 @@
         <w:rPr>
           <w:rFonts w:ascii="宋体" w:eastAsia="宋体" w:hAnsi="宋体"/>
         </w:rPr>
-        <w:t>提供了坚实的字形分析基础，使</w:t>
+        <w:t>提供了坚实的字形分析基础，</w:t>
+      </w:r>
+      <w:proofErr w:type="gramStart"/>
+      <w:r>
+        <w:rPr>
+          <w:rFonts w:ascii="宋体" w:eastAsia="宋体" w:hAnsi="宋体"/>
+        </w:rPr>
+        <w:t>使</w:t>
       </w:r>
       <w:r>
         <w:rPr>
@@ -19804,6 +22933,7 @@
         </w:rPr>
         <w:t>码和</w:t>
       </w:r>
+      <w:proofErr w:type="gramEnd"/>
       <w:r>
         <w:rPr>
           <w:rFonts w:ascii="宋体" w:eastAsia="宋体" w:hAnsi="宋体" w:hint="eastAsia"/>
@@ -20048,6 +23178,7 @@
         <w:rPr>
           <w:rFonts w:ascii="宋体" w:eastAsia="宋体" w:hAnsi="宋体" w:hint="eastAsia"/>
         </w:rPr>
+        <w:lastRenderedPageBreak/>
         <w:t xml:space="preserve">    </w:t>
       </w:r>
       <w:r>
@@ -20118,6 +23249,7 @@
         </w:rPr>
         <w:t>：ABCDE.F形式的</w:t>
       </w:r>
+      <w:proofErr w:type="gramStart"/>
       <w:r>
         <w:rPr>
           <w:rFonts w:ascii="宋体" w:eastAsia="宋体" w:hAnsi="宋体" w:hint="eastAsia"/>
@@ -20138,7 +23270,28 @@
         <w:rPr>
           <w:rFonts w:ascii="宋体" w:eastAsia="宋体" w:hAnsi="宋体"/>
         </w:rPr>
-        <w:t>可覆盖Unicode收录的所有汉字（不包括喃字等独立文字系统），并保持全局零重码。</w:t>
+        <w:t>可覆盖</w:t>
+      </w:r>
+      <w:proofErr w:type="gramEnd"/>
+      <w:r>
+        <w:rPr>
+          <w:rFonts w:ascii="宋体" w:eastAsia="宋体" w:hAnsi="宋体"/>
+        </w:rPr>
+        <w:t>Unicode收录的所有汉字（不包括</w:t>
+      </w:r>
+      <w:proofErr w:type="gramStart"/>
+      <w:r>
+        <w:rPr>
+          <w:rFonts w:ascii="宋体" w:eastAsia="宋体" w:hAnsi="宋体"/>
+        </w:rPr>
+        <w:t>喃</w:t>
+      </w:r>
+      <w:proofErr w:type="gramEnd"/>
+      <w:r>
+        <w:rPr>
+          <w:rFonts w:ascii="宋体" w:eastAsia="宋体" w:hAnsi="宋体"/>
+        </w:rPr>
+        <w:t>字等独立文字系统），并保持全局零重码。</w:t>
       </w:r>
     </w:p>
     <w:p>
@@ -20250,7 +23403,6 @@
           <w:bCs/>
           <w:szCs w:val="21"/>
         </w:rPr>
-        <w:lastRenderedPageBreak/>
         <w:t>补充功能</w:t>
       </w:r>
       <w:r>
@@ -20368,7 +23520,23 @@
           <w:rFonts w:ascii="宋体" w:eastAsia="宋体" w:hAnsi="宋体"/>
           <w:szCs w:val="21"/>
         </w:rPr>
-        <w:t>：一个编码仅对应一个词语（但一个词语可对应多个编码）</w:t>
+        <w:t>：一个</w:t>
+      </w:r>
+      <w:proofErr w:type="gramStart"/>
+      <w:r>
+        <w:rPr>
+          <w:rFonts w:ascii="宋体" w:eastAsia="宋体" w:hAnsi="宋体"/>
+          <w:szCs w:val="21"/>
+        </w:rPr>
+        <w:t>编码仅</w:t>
+      </w:r>
+      <w:proofErr w:type="gramEnd"/>
+      <w:r>
+        <w:rPr>
+          <w:rFonts w:ascii="宋体" w:eastAsia="宋体" w:hAnsi="宋体"/>
+          <w:szCs w:val="21"/>
+        </w:rPr>
+        <w:t>对应一个词语（但一个词语可对应多个编码）</w:t>
       </w:r>
     </w:p>
     <w:p>
@@ -20470,14 +23638,38 @@
           <w:rFonts w:ascii="宋体" w:eastAsia="宋体" w:hAnsi="宋体" w:hint="eastAsia"/>
           <w:szCs w:val="21"/>
         </w:rPr>
-        <w:t>（即初码+韵码组合）</w:t>
-      </w:r>
-      <w:r>
-        <w:rPr>
-          <w:rFonts w:ascii="宋体" w:eastAsia="宋体" w:hAnsi="宋体"/>
-          <w:szCs w:val="21"/>
-        </w:rPr>
-        <w:t xml:space="preserve"> + 第二字</w:t>
+        <w:t>（</w:t>
+      </w:r>
+      <w:proofErr w:type="gramStart"/>
+      <w:r>
+        <w:rPr>
+          <w:rFonts w:ascii="宋体" w:eastAsia="宋体" w:hAnsi="宋体" w:hint="eastAsia"/>
+          <w:szCs w:val="21"/>
+        </w:rPr>
+        <w:t>即初码</w:t>
+      </w:r>
+      <w:proofErr w:type="gramEnd"/>
+      <w:r>
+        <w:rPr>
+          <w:rFonts w:ascii="宋体" w:eastAsia="宋体" w:hAnsi="宋体" w:hint="eastAsia"/>
+          <w:szCs w:val="21"/>
+        </w:rPr>
+        <w:t>+韵码组合）</w:t>
+      </w:r>
+      <w:r>
+        <w:rPr>
+          <w:rFonts w:ascii="宋体" w:eastAsia="宋体" w:hAnsi="宋体"/>
+          <w:szCs w:val="21"/>
+        </w:rPr>
+        <w:t xml:space="preserve"> + 第二</w:t>
+      </w:r>
+      <w:proofErr w:type="gramStart"/>
+      <w:r>
+        <w:rPr>
+          <w:rFonts w:ascii="宋体" w:eastAsia="宋体" w:hAnsi="宋体"/>
+          <w:szCs w:val="21"/>
+        </w:rPr>
+        <w:t>字</w:t>
       </w:r>
       <w:r>
         <w:rPr>
@@ -20493,6 +23685,7 @@
         </w:rPr>
         <w:t>码</w:t>
       </w:r>
+      <w:proofErr w:type="gramEnd"/>
     </w:p>
     <w:p>
       <w:pPr>
@@ -20534,6 +23727,36 @@
           <w:rFonts w:ascii="宋体" w:eastAsia="宋体" w:hAnsi="宋体"/>
           <w:szCs w:val="21"/>
         </w:rPr>
+        <w:t xml:space="preserve"> → 补充第二字</w:t>
+      </w:r>
+      <w:proofErr w:type="gramStart"/>
+      <w:r>
+        <w:rPr>
+          <w:rFonts w:ascii="宋体" w:eastAsia="宋体" w:hAnsi="宋体"/>
+          <w:szCs w:val="21"/>
+        </w:rPr>
+        <w:t>的</w:t>
+      </w:r>
+      <w:r>
+        <w:rPr>
+          <w:rFonts w:ascii="宋体" w:eastAsia="宋体" w:hAnsi="宋体" w:hint="eastAsia"/>
+          <w:szCs w:val="21"/>
+        </w:rPr>
+        <w:t>调</w:t>
+      </w:r>
+      <w:r>
+        <w:rPr>
+          <w:rFonts w:ascii="宋体" w:eastAsia="宋体" w:hAnsi="宋体"/>
+          <w:szCs w:val="21"/>
+        </w:rPr>
+        <w:t>码</w:t>
+      </w:r>
+      <w:proofErr w:type="gramEnd"/>
+      <w:r>
+        <w:rPr>
+          <w:rFonts w:ascii="宋体" w:eastAsia="宋体" w:hAnsi="宋体"/>
+          <w:szCs w:val="21"/>
+        </w:rPr>
         <w:t xml:space="preserve"> → 补充第二字的</w:t>
       </w:r>
       <w:r>
@@ -20541,6 +23764,517 @@
           <w:rFonts w:ascii="宋体" w:eastAsia="宋体" w:hAnsi="宋体" w:hint="eastAsia"/>
           <w:szCs w:val="21"/>
         </w:rPr>
+        <w:t>主</w:t>
+      </w:r>
+      <w:r>
+        <w:rPr>
+          <w:rFonts w:ascii="宋体" w:eastAsia="宋体" w:hAnsi="宋体"/>
+          <w:szCs w:val="21"/>
+        </w:rPr>
+        <w:t>码</w:t>
+      </w:r>
+    </w:p>
+    <w:p>
+      <w:pPr>
+        <w:rPr>
+          <w:rFonts w:ascii="宋体" w:eastAsia="宋体" w:hAnsi="宋体" w:hint="eastAsia"/>
+          <w:b/>
+          <w:bCs/>
+          <w:szCs w:val="21"/>
+        </w:rPr>
+      </w:pPr>
+      <w:r>
+        <w:rPr>
+          <w:rFonts w:ascii="宋体" w:eastAsia="宋体" w:hAnsi="宋体"/>
+          <w:b/>
+          <w:bCs/>
+          <w:szCs w:val="21"/>
+        </w:rPr>
+        <w:t>2. 三字词</w:t>
+      </w:r>
+    </w:p>
+    <w:p>
+      <w:pPr>
+        <w:rPr>
+          <w:rFonts w:ascii="宋体" w:eastAsia="宋体" w:hAnsi="宋体" w:hint="eastAsia"/>
+          <w:szCs w:val="21"/>
+        </w:rPr>
+      </w:pPr>
+      <w:r>
+        <w:rPr>
+          <w:rFonts w:ascii="宋体" w:eastAsia="宋体" w:hAnsi="宋体"/>
+          <w:szCs w:val="21"/>
+        </w:rPr>
+        <w:t>最简码 = 第一</w:t>
+      </w:r>
+      <w:proofErr w:type="gramStart"/>
+      <w:r>
+        <w:rPr>
+          <w:rFonts w:ascii="宋体" w:eastAsia="宋体" w:hAnsi="宋体"/>
+          <w:szCs w:val="21"/>
+        </w:rPr>
+        <w:t>字</w:t>
+      </w:r>
+      <w:r>
+        <w:rPr>
+          <w:rFonts w:ascii="宋体" w:eastAsia="宋体" w:hAnsi="宋体" w:hint="eastAsia"/>
+          <w:szCs w:val="21"/>
+        </w:rPr>
+        <w:t>初</w:t>
+      </w:r>
+      <w:r>
+        <w:rPr>
+          <w:rFonts w:ascii="宋体" w:eastAsia="宋体" w:hAnsi="宋体"/>
+          <w:szCs w:val="21"/>
+        </w:rPr>
+        <w:t>码</w:t>
+      </w:r>
+      <w:proofErr w:type="gramEnd"/>
+      <w:r>
+        <w:rPr>
+          <w:rFonts w:ascii="宋体" w:eastAsia="宋体" w:hAnsi="宋体"/>
+          <w:szCs w:val="21"/>
+        </w:rPr>
+        <w:t xml:space="preserve"> + 第二</w:t>
+      </w:r>
+      <w:proofErr w:type="gramStart"/>
+      <w:r>
+        <w:rPr>
+          <w:rFonts w:ascii="宋体" w:eastAsia="宋体" w:hAnsi="宋体"/>
+          <w:szCs w:val="21"/>
+        </w:rPr>
+        <w:t>字</w:t>
+      </w:r>
+      <w:r>
+        <w:rPr>
+          <w:rFonts w:ascii="宋体" w:eastAsia="宋体" w:hAnsi="宋体" w:hint="eastAsia"/>
+          <w:szCs w:val="21"/>
+        </w:rPr>
+        <w:t>初</w:t>
+      </w:r>
+      <w:r>
+        <w:rPr>
+          <w:rFonts w:ascii="宋体" w:eastAsia="宋体" w:hAnsi="宋体"/>
+          <w:szCs w:val="21"/>
+        </w:rPr>
+        <w:t>码</w:t>
+      </w:r>
+      <w:proofErr w:type="gramEnd"/>
+      <w:r>
+        <w:rPr>
+          <w:rFonts w:ascii="宋体" w:eastAsia="宋体" w:hAnsi="宋体"/>
+          <w:szCs w:val="21"/>
+        </w:rPr>
+        <w:t xml:space="preserve"> + 第三</w:t>
+      </w:r>
+      <w:proofErr w:type="gramStart"/>
+      <w:r>
+        <w:rPr>
+          <w:rFonts w:ascii="宋体" w:eastAsia="宋体" w:hAnsi="宋体"/>
+          <w:szCs w:val="21"/>
+        </w:rPr>
+        <w:t>字</w:t>
+      </w:r>
+      <w:r>
+        <w:rPr>
+          <w:rFonts w:ascii="宋体" w:eastAsia="宋体" w:hAnsi="宋体" w:hint="eastAsia"/>
+          <w:szCs w:val="21"/>
+        </w:rPr>
+        <w:t>初</w:t>
+      </w:r>
+      <w:r>
+        <w:rPr>
+          <w:rFonts w:ascii="宋体" w:eastAsia="宋体" w:hAnsi="宋体"/>
+          <w:szCs w:val="21"/>
+        </w:rPr>
+        <w:t>码</w:t>
+      </w:r>
+      <w:proofErr w:type="gramEnd"/>
+    </w:p>
+    <w:p>
+      <w:pPr>
+        <w:rPr>
+          <w:rFonts w:ascii="宋体" w:eastAsia="宋体" w:hAnsi="宋体" w:hint="eastAsia"/>
+          <w:szCs w:val="21"/>
+        </w:rPr>
+      </w:pPr>
+      <w:r>
+        <w:rPr>
+          <w:rFonts w:ascii="宋体" w:eastAsia="宋体" w:hAnsi="宋体"/>
+          <w:szCs w:val="21"/>
+        </w:rPr>
+        <w:t>扩展顺序：补第一</w:t>
+      </w:r>
+      <w:proofErr w:type="gramStart"/>
+      <w:r>
+        <w:rPr>
+          <w:rFonts w:ascii="宋体" w:eastAsia="宋体" w:hAnsi="宋体"/>
+          <w:szCs w:val="21"/>
+        </w:rPr>
+        <w:t>字</w:t>
+      </w:r>
+      <w:r>
+        <w:rPr>
+          <w:rFonts w:ascii="宋体" w:eastAsia="宋体" w:hAnsi="宋体" w:hint="eastAsia"/>
+          <w:szCs w:val="21"/>
+        </w:rPr>
+        <w:t>韵</w:t>
+      </w:r>
+      <w:r>
+        <w:rPr>
+          <w:rFonts w:ascii="宋体" w:eastAsia="宋体" w:hAnsi="宋体"/>
+          <w:szCs w:val="21"/>
+        </w:rPr>
+        <w:t>码</w:t>
+      </w:r>
+      <w:proofErr w:type="gramEnd"/>
+      <w:r>
+        <w:rPr>
+          <w:rFonts w:ascii="宋体" w:eastAsia="宋体" w:hAnsi="宋体"/>
+          <w:szCs w:val="21"/>
+        </w:rPr>
+        <w:t xml:space="preserve"> → 补第二字</w:t>
+      </w:r>
+      <w:r>
+        <w:rPr>
+          <w:rFonts w:ascii="宋体" w:eastAsia="宋体" w:hAnsi="宋体" w:hint="eastAsia"/>
+          <w:szCs w:val="21"/>
+        </w:rPr>
+        <w:t>韵</w:t>
+      </w:r>
+      <w:r>
+        <w:rPr>
+          <w:rFonts w:ascii="宋体" w:eastAsia="宋体" w:hAnsi="宋体"/>
+          <w:szCs w:val="21"/>
+        </w:rPr>
+        <w:t>码</w:t>
+      </w:r>
+      <w:r>
+        <w:rPr>
+          <w:rFonts w:ascii="宋体" w:eastAsia="宋体" w:hAnsi="宋体" w:hint="eastAsia"/>
+          <w:szCs w:val="21"/>
+        </w:rPr>
+        <w:t>（最常用）</w:t>
+      </w:r>
+      <w:r>
+        <w:rPr>
+          <w:rFonts w:ascii="宋体" w:eastAsia="宋体" w:hAnsi="宋体"/>
+          <w:szCs w:val="21"/>
+        </w:rPr>
+        <w:t xml:space="preserve"> → 补第三</w:t>
+      </w:r>
+      <w:proofErr w:type="gramStart"/>
+      <w:r>
+        <w:rPr>
+          <w:rFonts w:ascii="宋体" w:eastAsia="宋体" w:hAnsi="宋体"/>
+          <w:szCs w:val="21"/>
+        </w:rPr>
+        <w:t>字</w:t>
+      </w:r>
+      <w:r>
+        <w:rPr>
+          <w:rFonts w:ascii="宋体" w:eastAsia="宋体" w:hAnsi="宋体" w:hint="eastAsia"/>
+          <w:szCs w:val="21"/>
+        </w:rPr>
+        <w:t>韵</w:t>
+      </w:r>
+      <w:r>
+        <w:rPr>
+          <w:rFonts w:ascii="宋体" w:eastAsia="宋体" w:hAnsi="宋体"/>
+          <w:szCs w:val="21"/>
+        </w:rPr>
+        <w:t>码</w:t>
+      </w:r>
+      <w:proofErr w:type="gramEnd"/>
+      <w:r>
+        <w:rPr>
+          <w:rFonts w:ascii="宋体" w:eastAsia="宋体" w:hAnsi="宋体"/>
+          <w:szCs w:val="21"/>
+        </w:rPr>
+        <w:t xml:space="preserve"> → 补第三字</w:t>
+      </w:r>
+      <w:r>
+        <w:rPr>
+          <w:rFonts w:ascii="宋体" w:eastAsia="宋体" w:hAnsi="宋体" w:hint="eastAsia"/>
+          <w:szCs w:val="21"/>
+        </w:rPr>
+        <w:t>调/主</w:t>
+      </w:r>
+      <w:r>
+        <w:rPr>
+          <w:rFonts w:ascii="宋体" w:eastAsia="宋体" w:hAnsi="宋体"/>
+          <w:szCs w:val="21"/>
+        </w:rPr>
+        <w:t>码</w:t>
+      </w:r>
+    </w:p>
+    <w:p>
+      <w:pPr>
+        <w:rPr>
+          <w:rFonts w:ascii="宋体" w:eastAsia="宋体" w:hAnsi="宋体" w:hint="eastAsia"/>
+          <w:b/>
+          <w:bCs/>
+          <w:szCs w:val="21"/>
+        </w:rPr>
+      </w:pPr>
+      <w:r>
+        <w:rPr>
+          <w:rFonts w:ascii="宋体" w:eastAsia="宋体" w:hAnsi="宋体"/>
+          <w:b/>
+          <w:bCs/>
+          <w:szCs w:val="21"/>
+        </w:rPr>
+        <w:t>3. 四字词</w:t>
+      </w:r>
+    </w:p>
+    <w:p>
+      <w:pPr>
+        <w:rPr>
+          <w:rFonts w:ascii="宋体" w:eastAsia="宋体" w:hAnsi="宋体" w:hint="eastAsia"/>
+          <w:szCs w:val="21"/>
+        </w:rPr>
+      </w:pPr>
+      <w:r>
+        <w:rPr>
+          <w:rFonts w:ascii="宋体" w:eastAsia="宋体" w:hAnsi="宋体"/>
+          <w:szCs w:val="21"/>
+        </w:rPr>
+        <w:t>方案1（</w:t>
+      </w:r>
+      <w:r>
+        <w:rPr>
+          <w:rFonts w:ascii="宋体" w:eastAsia="宋体" w:hAnsi="宋体" w:hint="eastAsia"/>
+          <w:szCs w:val="21"/>
+        </w:rPr>
+        <w:t>备用</w:t>
+      </w:r>
+      <w:r>
+        <w:rPr>
+          <w:rFonts w:ascii="宋体" w:eastAsia="宋体" w:hAnsi="宋体"/>
+          <w:szCs w:val="21"/>
+        </w:rPr>
+        <w:t>）：第一</w:t>
+      </w:r>
+      <w:proofErr w:type="gramStart"/>
+      <w:r>
+        <w:rPr>
+          <w:rFonts w:ascii="宋体" w:eastAsia="宋体" w:hAnsi="宋体"/>
+          <w:szCs w:val="21"/>
+        </w:rPr>
+        <w:t>字</w:t>
+      </w:r>
+      <w:r>
+        <w:rPr>
+          <w:rFonts w:ascii="宋体" w:eastAsia="宋体" w:hAnsi="宋体" w:hint="eastAsia"/>
+          <w:szCs w:val="21"/>
+        </w:rPr>
+        <w:t>初</w:t>
+      </w:r>
+      <w:r>
+        <w:rPr>
+          <w:rFonts w:ascii="宋体" w:eastAsia="宋体" w:hAnsi="宋体"/>
+          <w:szCs w:val="21"/>
+        </w:rPr>
+        <w:t>码</w:t>
+      </w:r>
+      <w:proofErr w:type="gramEnd"/>
+      <w:r>
+        <w:rPr>
+          <w:rFonts w:ascii="宋体" w:eastAsia="宋体" w:hAnsi="宋体"/>
+          <w:szCs w:val="21"/>
+        </w:rPr>
+        <w:t xml:space="preserve"> + 第二</w:t>
+      </w:r>
+      <w:proofErr w:type="gramStart"/>
+      <w:r>
+        <w:rPr>
+          <w:rFonts w:ascii="宋体" w:eastAsia="宋体" w:hAnsi="宋体"/>
+          <w:szCs w:val="21"/>
+        </w:rPr>
+        <w:t>字</w:t>
+      </w:r>
+      <w:r>
+        <w:rPr>
+          <w:rFonts w:ascii="宋体" w:eastAsia="宋体" w:hAnsi="宋体" w:hint="eastAsia"/>
+          <w:szCs w:val="21"/>
+        </w:rPr>
+        <w:t>初</w:t>
+      </w:r>
+      <w:r>
+        <w:rPr>
+          <w:rFonts w:ascii="宋体" w:eastAsia="宋体" w:hAnsi="宋体"/>
+          <w:szCs w:val="21"/>
+        </w:rPr>
+        <w:t>码</w:t>
+      </w:r>
+      <w:proofErr w:type="gramEnd"/>
+      <w:r>
+        <w:rPr>
+          <w:rFonts w:ascii="宋体" w:eastAsia="宋体" w:hAnsi="宋体"/>
+          <w:szCs w:val="21"/>
+        </w:rPr>
+        <w:t xml:space="preserve"> + 第四</w:t>
+      </w:r>
+      <w:proofErr w:type="gramStart"/>
+      <w:r>
+        <w:rPr>
+          <w:rFonts w:ascii="宋体" w:eastAsia="宋体" w:hAnsi="宋体"/>
+          <w:szCs w:val="21"/>
+        </w:rPr>
+        <w:t>字</w:t>
+      </w:r>
+      <w:r>
+        <w:rPr>
+          <w:rFonts w:ascii="宋体" w:eastAsia="宋体" w:hAnsi="宋体" w:hint="eastAsia"/>
+          <w:szCs w:val="21"/>
+        </w:rPr>
+        <w:t>初</w:t>
+      </w:r>
+      <w:r>
+        <w:rPr>
+          <w:rFonts w:ascii="宋体" w:eastAsia="宋体" w:hAnsi="宋体"/>
+          <w:szCs w:val="21"/>
+        </w:rPr>
+        <w:t>码</w:t>
+      </w:r>
+      <w:proofErr w:type="gramEnd"/>
+    </w:p>
+    <w:p>
+      <w:pPr>
+        <w:rPr>
+          <w:rFonts w:ascii="宋体" w:eastAsia="宋体" w:hAnsi="宋体" w:hint="eastAsia"/>
+          <w:szCs w:val="21"/>
+        </w:rPr>
+      </w:pPr>
+      <w:r>
+        <w:rPr>
+          <w:rFonts w:ascii="宋体" w:eastAsia="宋体" w:hAnsi="宋体"/>
+          <w:szCs w:val="21"/>
+        </w:rPr>
+        <w:t>方案2（</w:t>
+      </w:r>
+      <w:r>
+        <w:rPr>
+          <w:rFonts w:ascii="宋体" w:eastAsia="宋体" w:hAnsi="宋体" w:hint="eastAsia"/>
+          <w:szCs w:val="21"/>
+        </w:rPr>
+        <w:t>常用</w:t>
+      </w:r>
+      <w:r>
+        <w:rPr>
+          <w:rFonts w:ascii="宋体" w:eastAsia="宋体" w:hAnsi="宋体"/>
+          <w:szCs w:val="21"/>
+        </w:rPr>
+        <w:t>）：四个字各取</w:t>
+      </w:r>
+      <w:r>
+        <w:rPr>
+          <w:rFonts w:ascii="宋体" w:eastAsia="宋体" w:hAnsi="宋体" w:hint="eastAsia"/>
+          <w:szCs w:val="21"/>
+        </w:rPr>
+        <w:t>初</w:t>
+      </w:r>
+      <w:r>
+        <w:rPr>
+          <w:rFonts w:ascii="宋体" w:eastAsia="宋体" w:hAnsi="宋体"/>
+          <w:szCs w:val="21"/>
+        </w:rPr>
+        <w:t>码</w:t>
+      </w:r>
+    </w:p>
+    <w:p>
+      <w:pPr>
+        <w:rPr>
+          <w:rFonts w:ascii="宋体" w:eastAsia="宋体" w:hAnsi="宋体" w:hint="eastAsia"/>
+          <w:szCs w:val="21"/>
+        </w:rPr>
+      </w:pPr>
+      <w:r>
+        <w:rPr>
+          <w:rFonts w:ascii="宋体" w:eastAsia="宋体" w:hAnsi="宋体"/>
+          <w:szCs w:val="21"/>
+        </w:rPr>
+        <w:t>扩展顺序：</w:t>
+      </w:r>
+      <w:proofErr w:type="gramStart"/>
+      <w:r>
+        <w:rPr>
+          <w:rFonts w:ascii="宋体" w:eastAsia="宋体" w:hAnsi="宋体"/>
+          <w:szCs w:val="21"/>
+        </w:rPr>
+        <w:t>补前三</w:t>
+      </w:r>
+      <w:proofErr w:type="gramEnd"/>
+      <w:r>
+        <w:rPr>
+          <w:rFonts w:ascii="宋体" w:eastAsia="宋体" w:hAnsi="宋体"/>
+          <w:szCs w:val="21"/>
+        </w:rPr>
+        <w:t>字</w:t>
+      </w:r>
+      <w:r>
+        <w:rPr>
+          <w:rFonts w:ascii="宋体" w:eastAsia="宋体" w:hAnsi="宋体" w:hint="eastAsia"/>
+          <w:szCs w:val="21"/>
+        </w:rPr>
+        <w:t>韵</w:t>
+      </w:r>
+      <w:r>
+        <w:rPr>
+          <w:rFonts w:ascii="宋体" w:eastAsia="宋体" w:hAnsi="宋体"/>
+          <w:szCs w:val="21"/>
+        </w:rPr>
+        <w:t>码</w:t>
+      </w:r>
+      <w:r>
+        <w:rPr>
+          <w:rFonts w:ascii="宋体" w:eastAsia="宋体" w:hAnsi="宋体" w:hint="eastAsia"/>
+          <w:szCs w:val="21"/>
+        </w:rPr>
+        <w:t>（常用）</w:t>
+      </w:r>
+      <w:r>
+        <w:rPr>
+          <w:rFonts w:ascii="宋体" w:eastAsia="宋体" w:hAnsi="宋体"/>
+          <w:szCs w:val="21"/>
+        </w:rPr>
+        <w:t xml:space="preserve"> → 补第四</w:t>
+      </w:r>
+      <w:proofErr w:type="gramStart"/>
+      <w:r>
+        <w:rPr>
+          <w:rFonts w:ascii="宋体" w:eastAsia="宋体" w:hAnsi="宋体"/>
+          <w:szCs w:val="21"/>
+        </w:rPr>
+        <w:t>字</w:t>
+      </w:r>
+      <w:r>
+        <w:rPr>
+          <w:rFonts w:ascii="宋体" w:eastAsia="宋体" w:hAnsi="宋体" w:hint="eastAsia"/>
+          <w:szCs w:val="21"/>
+        </w:rPr>
+        <w:t>韵</w:t>
+      </w:r>
+      <w:r>
+        <w:rPr>
+          <w:rFonts w:ascii="宋体" w:eastAsia="宋体" w:hAnsi="宋体"/>
+          <w:szCs w:val="21"/>
+        </w:rPr>
+        <w:t>码</w:t>
+      </w:r>
+      <w:proofErr w:type="gramEnd"/>
+      <w:r>
+        <w:rPr>
+          <w:rFonts w:ascii="宋体" w:eastAsia="宋体" w:hAnsi="宋体"/>
+          <w:szCs w:val="21"/>
+        </w:rPr>
+        <w:t xml:space="preserve"> → 补第四字</w:t>
+      </w:r>
+      <w:r>
+        <w:rPr>
+          <w:rFonts w:ascii="宋体" w:eastAsia="宋体" w:hAnsi="宋体" w:hint="eastAsia"/>
+          <w:szCs w:val="21"/>
+        </w:rPr>
         <w:t>调</w:t>
       </w:r>
       <w:r>
@@ -20548,7 +24282,7 @@
           <w:rFonts w:ascii="宋体" w:eastAsia="宋体" w:hAnsi="宋体"/>
           <w:szCs w:val="21"/>
         </w:rPr>
-        <w:t>码 → 补充第二字的</w:t>
+        <w:t>/</w:t>
       </w:r>
       <w:r>
         <w:rPr>
@@ -20581,22 +24315,30 @@
           <w:bCs/>
           <w:szCs w:val="21"/>
         </w:rPr>
-        <w:t>2. 三字词</w:t>
-      </w:r>
-    </w:p>
-    <w:p>
-      <w:pPr>
-        <w:rPr>
-          <w:rFonts w:ascii="宋体" w:eastAsia="宋体" w:hAnsi="宋体" w:hint="eastAsia"/>
-          <w:szCs w:val="21"/>
-        </w:rPr>
-      </w:pPr>
-      <w:r>
-        <w:rPr>
-          <w:rFonts w:ascii="宋体" w:eastAsia="宋体" w:hAnsi="宋体"/>
-          <w:szCs w:val="21"/>
-        </w:rPr>
-        <w:t>最简码 = 第一字</w:t>
+        <w:t>4. 五字及以上</w:t>
+      </w:r>
+    </w:p>
+    <w:p>
+      <w:pPr>
+        <w:rPr>
+          <w:rFonts w:ascii="宋体" w:eastAsia="宋体" w:hAnsi="宋体" w:hint="eastAsia"/>
+          <w:szCs w:val="21"/>
+        </w:rPr>
+      </w:pPr>
+      <w:r>
+        <w:rPr>
+          <w:rFonts w:ascii="宋体" w:eastAsia="宋体" w:hAnsi="宋体"/>
+          <w:szCs w:val="21"/>
+        </w:rPr>
+        <w:t>方案1：第一</w:t>
+      </w:r>
+      <w:proofErr w:type="gramStart"/>
+      <w:r>
+        <w:rPr>
+          <w:rFonts w:ascii="宋体" w:eastAsia="宋体" w:hAnsi="宋体"/>
+          <w:szCs w:val="21"/>
+        </w:rPr>
+        <w:t>字</w:t>
       </w:r>
       <w:r>
         <w:rPr>
@@ -20610,7 +24352,23 @@
           <w:rFonts w:ascii="宋体" w:eastAsia="宋体" w:hAnsi="宋体"/>
           <w:szCs w:val="21"/>
         </w:rPr>
-        <w:t>码 + 第二字</w:t>
+        <w:t>码</w:t>
+      </w:r>
+      <w:proofErr w:type="gramEnd"/>
+      <w:r>
+        <w:rPr>
+          <w:rFonts w:ascii="宋体" w:eastAsia="宋体" w:hAnsi="宋体"/>
+          <w:szCs w:val="21"/>
+        </w:rPr>
+        <w:t xml:space="preserve"> + 第二</w:t>
+      </w:r>
+      <w:proofErr w:type="gramStart"/>
+      <w:r>
+        <w:rPr>
+          <w:rFonts w:ascii="宋体" w:eastAsia="宋体" w:hAnsi="宋体"/>
+          <w:szCs w:val="21"/>
+        </w:rPr>
+        <w:t>字</w:t>
       </w:r>
       <w:r>
         <w:rPr>
@@ -20624,7 +24382,23 @@
           <w:rFonts w:ascii="宋体" w:eastAsia="宋体" w:hAnsi="宋体"/>
           <w:szCs w:val="21"/>
         </w:rPr>
-        <w:t>码 + 第三字</w:t>
+        <w:t>码</w:t>
+      </w:r>
+      <w:proofErr w:type="gramEnd"/>
+      <w:r>
+        <w:rPr>
+          <w:rFonts w:ascii="宋体" w:eastAsia="宋体" w:hAnsi="宋体"/>
+          <w:szCs w:val="21"/>
+        </w:rPr>
+        <w:t xml:space="preserve"> + </w:t>
+      </w:r>
+      <w:proofErr w:type="gramStart"/>
+      <w:r>
+        <w:rPr>
+          <w:rFonts w:ascii="宋体" w:eastAsia="宋体" w:hAnsi="宋体"/>
+          <w:szCs w:val="21"/>
+        </w:rPr>
+        <w:t>最后字</w:t>
       </w:r>
       <w:r>
         <w:rPr>
@@ -20640,20 +24414,164 @@
         </w:rPr>
         <w:t>码</w:t>
       </w:r>
-    </w:p>
-    <w:p>
-      <w:pPr>
-        <w:rPr>
-          <w:rFonts w:ascii="宋体" w:eastAsia="宋体" w:hAnsi="宋体" w:hint="eastAsia"/>
-          <w:szCs w:val="21"/>
-        </w:rPr>
-      </w:pPr>
-      <w:r>
-        <w:rPr>
-          <w:rFonts w:ascii="宋体" w:eastAsia="宋体" w:hAnsi="宋体"/>
-          <w:szCs w:val="21"/>
-        </w:rPr>
-        <w:t>扩展顺序：补第一字</w:t>
+      <w:proofErr w:type="gramEnd"/>
+    </w:p>
+    <w:p>
+      <w:pPr>
+        <w:rPr>
+          <w:rFonts w:ascii="宋体" w:eastAsia="宋体" w:hAnsi="宋体" w:hint="eastAsia"/>
+          <w:szCs w:val="21"/>
+        </w:rPr>
+      </w:pPr>
+      <w:r>
+        <w:rPr>
+          <w:rFonts w:ascii="宋体" w:eastAsia="宋体" w:hAnsi="宋体"/>
+          <w:szCs w:val="21"/>
+        </w:rPr>
+        <w:t>方案2（适应习惯</w:t>
+      </w:r>
+      <w:r>
+        <w:rPr>
+          <w:rFonts w:ascii="宋体" w:eastAsia="宋体" w:hAnsi="宋体" w:hint="eastAsia"/>
+          <w:szCs w:val="21"/>
+        </w:rPr>
+        <w:t>，常用</w:t>
+      </w:r>
+      <w:r>
+        <w:rPr>
+          <w:rFonts w:ascii="宋体" w:eastAsia="宋体" w:hAnsi="宋体"/>
+          <w:szCs w:val="21"/>
+        </w:rPr>
+        <w:t>）：前三</w:t>
+      </w:r>
+      <w:proofErr w:type="gramStart"/>
+      <w:r>
+        <w:rPr>
+          <w:rFonts w:ascii="宋体" w:eastAsia="宋体" w:hAnsi="宋体"/>
+          <w:szCs w:val="21"/>
+        </w:rPr>
+        <w:t>字</w:t>
+      </w:r>
+      <w:r>
+        <w:rPr>
+          <w:rFonts w:ascii="宋体" w:eastAsia="宋体" w:hAnsi="宋体" w:hint="eastAsia"/>
+          <w:szCs w:val="21"/>
+        </w:rPr>
+        <w:t>初</w:t>
+      </w:r>
+      <w:r>
+        <w:rPr>
+          <w:rFonts w:ascii="宋体" w:eastAsia="宋体" w:hAnsi="宋体"/>
+          <w:szCs w:val="21"/>
+        </w:rPr>
+        <w:t>码</w:t>
+      </w:r>
+      <w:proofErr w:type="gramEnd"/>
+      <w:r>
+        <w:rPr>
+          <w:rFonts w:ascii="宋体" w:eastAsia="宋体" w:hAnsi="宋体"/>
+          <w:szCs w:val="21"/>
+        </w:rPr>
+        <w:t xml:space="preserve"> + </w:t>
+      </w:r>
+      <w:proofErr w:type="gramStart"/>
+      <w:r>
+        <w:rPr>
+          <w:rFonts w:ascii="宋体" w:eastAsia="宋体" w:hAnsi="宋体"/>
+          <w:szCs w:val="21"/>
+        </w:rPr>
+        <w:t>最后字</w:t>
+      </w:r>
+      <w:r>
+        <w:rPr>
+          <w:rFonts w:ascii="宋体" w:eastAsia="宋体" w:hAnsi="宋体" w:hint="eastAsia"/>
+          <w:szCs w:val="21"/>
+        </w:rPr>
+        <w:t>初</w:t>
+      </w:r>
+      <w:r>
+        <w:rPr>
+          <w:rFonts w:ascii="宋体" w:eastAsia="宋体" w:hAnsi="宋体"/>
+          <w:szCs w:val="21"/>
+        </w:rPr>
+        <w:t>码</w:t>
+      </w:r>
+      <w:proofErr w:type="gramEnd"/>
+    </w:p>
+    <w:p>
+      <w:pPr>
+        <w:rPr>
+          <w:rFonts w:ascii="宋体" w:eastAsia="宋体" w:hAnsi="宋体" w:hint="eastAsia"/>
+          <w:szCs w:val="21"/>
+        </w:rPr>
+      </w:pPr>
+      <w:r>
+        <w:rPr>
+          <w:rFonts w:ascii="宋体" w:eastAsia="宋体" w:hAnsi="宋体"/>
+          <w:szCs w:val="21"/>
+        </w:rPr>
+        <w:t>扩展顺序：</w:t>
+      </w:r>
+      <w:proofErr w:type="gramStart"/>
+      <w:r>
+        <w:rPr>
+          <w:rFonts w:ascii="宋体" w:eastAsia="宋体" w:hAnsi="宋体"/>
+          <w:szCs w:val="21"/>
+        </w:rPr>
+        <w:t>补所有字</w:t>
+      </w:r>
+      <w:r>
+        <w:rPr>
+          <w:rFonts w:ascii="宋体" w:eastAsia="宋体" w:hAnsi="宋体" w:hint="eastAsia"/>
+          <w:szCs w:val="21"/>
+        </w:rPr>
+        <w:t>初</w:t>
+      </w:r>
+      <w:r>
+        <w:rPr>
+          <w:rFonts w:ascii="宋体" w:eastAsia="宋体" w:hAnsi="宋体"/>
+          <w:szCs w:val="21"/>
+        </w:rPr>
+        <w:t>码</w:t>
+      </w:r>
+      <w:proofErr w:type="gramEnd"/>
+      <w:r>
+        <w:rPr>
+          <w:rFonts w:ascii="宋体" w:eastAsia="宋体" w:hAnsi="宋体" w:hint="eastAsia"/>
+          <w:szCs w:val="21"/>
+        </w:rPr>
+        <w:t>（常用）</w:t>
+      </w:r>
+      <w:r>
+        <w:rPr>
+          <w:rFonts w:ascii="宋体" w:eastAsia="宋体" w:hAnsi="宋体"/>
+          <w:szCs w:val="21"/>
+        </w:rPr>
+        <w:t xml:space="preserve"> → </w:t>
+      </w:r>
+      <w:proofErr w:type="gramStart"/>
+      <w:r>
+        <w:rPr>
+          <w:rFonts w:ascii="宋体" w:eastAsia="宋体" w:hAnsi="宋体"/>
+          <w:szCs w:val="21"/>
+        </w:rPr>
+        <w:t>补最后</w:t>
+      </w:r>
+      <w:proofErr w:type="gramEnd"/>
+      <w:r>
+        <w:rPr>
+          <w:rFonts w:ascii="宋体" w:eastAsia="宋体" w:hAnsi="宋体"/>
+          <w:szCs w:val="21"/>
+        </w:rPr>
+        <w:t>字外</w:t>
+      </w:r>
+      <w:proofErr w:type="gramStart"/>
+      <w:r>
+        <w:rPr>
+          <w:rFonts w:ascii="宋体" w:eastAsia="宋体" w:hAnsi="宋体"/>
+          <w:szCs w:val="21"/>
+        </w:rPr>
+        <w:t>的</w:t>
       </w:r>
       <w:r>
         <w:rPr>
@@ -20667,471 +24585,31 @@
           <w:rFonts w:ascii="宋体" w:eastAsia="宋体" w:hAnsi="宋体"/>
           <w:szCs w:val="21"/>
         </w:rPr>
-        <w:t>码 → 补第二字</w:t>
-      </w:r>
-      <w:r>
-        <w:rPr>
-          <w:rFonts w:ascii="宋体" w:eastAsia="宋体" w:hAnsi="宋体" w:hint="eastAsia"/>
-          <w:szCs w:val="21"/>
-        </w:rPr>
-        <w:t>韵</w:t>
-      </w:r>
-      <w:r>
-        <w:rPr>
-          <w:rFonts w:ascii="宋体" w:eastAsia="宋体" w:hAnsi="宋体"/>
-          <w:szCs w:val="21"/>
-        </w:rPr>
         <w:t>码</w:t>
       </w:r>
-      <w:r>
-        <w:rPr>
-          <w:rFonts w:ascii="宋体" w:eastAsia="宋体" w:hAnsi="宋体" w:hint="eastAsia"/>
-          <w:szCs w:val="21"/>
-        </w:rPr>
-        <w:t>（最常用）</w:t>
-      </w:r>
-      <w:r>
-        <w:rPr>
-          <w:rFonts w:ascii="宋体" w:eastAsia="宋体" w:hAnsi="宋体"/>
-          <w:szCs w:val="21"/>
-        </w:rPr>
-        <w:t xml:space="preserve"> → 补第三字</w:t>
-      </w:r>
-      <w:r>
-        <w:rPr>
-          <w:rFonts w:ascii="宋体" w:eastAsia="宋体" w:hAnsi="宋体" w:hint="eastAsia"/>
-          <w:szCs w:val="21"/>
-        </w:rPr>
-        <w:t>韵</w:t>
-      </w:r>
-      <w:r>
-        <w:rPr>
-          <w:rFonts w:ascii="宋体" w:eastAsia="宋体" w:hAnsi="宋体"/>
-          <w:szCs w:val="21"/>
-        </w:rPr>
-        <w:t>码 → 补第三字</w:t>
-      </w:r>
-      <w:r>
-        <w:rPr>
-          <w:rFonts w:ascii="宋体" w:eastAsia="宋体" w:hAnsi="宋体" w:hint="eastAsia"/>
-          <w:szCs w:val="21"/>
-        </w:rPr>
-        <w:t>调/主</w:t>
-      </w:r>
-      <w:r>
-        <w:rPr>
-          <w:rFonts w:ascii="宋体" w:eastAsia="宋体" w:hAnsi="宋体"/>
-          <w:szCs w:val="21"/>
-        </w:rPr>
-        <w:t>码</w:t>
-      </w:r>
-    </w:p>
-    <w:p>
-      <w:pPr>
-        <w:rPr>
-          <w:rFonts w:ascii="宋体" w:eastAsia="宋体" w:hAnsi="宋体" w:hint="eastAsia"/>
-          <w:b/>
-          <w:bCs/>
-          <w:szCs w:val="21"/>
-        </w:rPr>
-      </w:pPr>
-      <w:r>
-        <w:rPr>
-          <w:rFonts w:ascii="宋体" w:eastAsia="宋体" w:hAnsi="宋体"/>
-          <w:b/>
-          <w:bCs/>
-          <w:szCs w:val="21"/>
-        </w:rPr>
-        <w:t>3. 四字词</w:t>
-      </w:r>
-    </w:p>
-    <w:p>
-      <w:pPr>
-        <w:rPr>
-          <w:rFonts w:ascii="宋体" w:eastAsia="宋体" w:hAnsi="宋体" w:hint="eastAsia"/>
-          <w:szCs w:val="21"/>
-        </w:rPr>
-      </w:pPr>
-      <w:r>
-        <w:rPr>
-          <w:rFonts w:ascii="宋体" w:eastAsia="宋体" w:hAnsi="宋体"/>
-          <w:szCs w:val="21"/>
-        </w:rPr>
-        <w:t>方案1（</w:t>
-      </w:r>
-      <w:r>
-        <w:rPr>
-          <w:rFonts w:ascii="宋体" w:eastAsia="宋体" w:hAnsi="宋体" w:hint="eastAsia"/>
-          <w:szCs w:val="21"/>
-        </w:rPr>
-        <w:t>备用</w:t>
-      </w:r>
-      <w:r>
-        <w:rPr>
-          <w:rFonts w:ascii="宋体" w:eastAsia="宋体" w:hAnsi="宋体"/>
-          <w:szCs w:val="21"/>
-        </w:rPr>
-        <w:t>）：第一字</w:t>
-      </w:r>
-      <w:r>
-        <w:rPr>
-          <w:rFonts w:ascii="宋体" w:eastAsia="宋体" w:hAnsi="宋体" w:hint="eastAsia"/>
-          <w:szCs w:val="21"/>
-        </w:rPr>
-        <w:t>初</w:t>
-      </w:r>
-      <w:r>
-        <w:rPr>
-          <w:rFonts w:ascii="宋体" w:eastAsia="宋体" w:hAnsi="宋体"/>
-          <w:szCs w:val="21"/>
-        </w:rPr>
-        <w:t>码 + 第二字</w:t>
-      </w:r>
-      <w:r>
-        <w:rPr>
-          <w:rFonts w:ascii="宋体" w:eastAsia="宋体" w:hAnsi="宋体" w:hint="eastAsia"/>
-          <w:szCs w:val="21"/>
-        </w:rPr>
-        <w:t>初</w:t>
-      </w:r>
-      <w:r>
-        <w:rPr>
-          <w:rFonts w:ascii="宋体" w:eastAsia="宋体" w:hAnsi="宋体"/>
-          <w:szCs w:val="21"/>
-        </w:rPr>
-        <w:t>码 + 第四字</w:t>
-      </w:r>
-      <w:r>
-        <w:rPr>
-          <w:rFonts w:ascii="宋体" w:eastAsia="宋体" w:hAnsi="宋体" w:hint="eastAsia"/>
-          <w:szCs w:val="21"/>
-        </w:rPr>
-        <w:t>初</w:t>
-      </w:r>
-      <w:r>
-        <w:rPr>
-          <w:rFonts w:ascii="宋体" w:eastAsia="宋体" w:hAnsi="宋体"/>
-          <w:szCs w:val="21"/>
-        </w:rPr>
-        <w:t>码</w:t>
-      </w:r>
-    </w:p>
-    <w:p>
-      <w:pPr>
-        <w:rPr>
-          <w:rFonts w:ascii="宋体" w:eastAsia="宋体" w:hAnsi="宋体" w:hint="eastAsia"/>
-          <w:szCs w:val="21"/>
-        </w:rPr>
-      </w:pPr>
-      <w:r>
-        <w:rPr>
-          <w:rFonts w:ascii="宋体" w:eastAsia="宋体" w:hAnsi="宋体"/>
-          <w:szCs w:val="21"/>
-        </w:rPr>
-        <w:t>方案2（</w:t>
-      </w:r>
-      <w:r>
-        <w:rPr>
-          <w:rFonts w:ascii="宋体" w:eastAsia="宋体" w:hAnsi="宋体" w:hint="eastAsia"/>
-          <w:szCs w:val="21"/>
-        </w:rPr>
-        <w:t>常用</w:t>
-      </w:r>
-      <w:r>
-        <w:rPr>
-          <w:rFonts w:ascii="宋体" w:eastAsia="宋体" w:hAnsi="宋体"/>
-          <w:szCs w:val="21"/>
-        </w:rPr>
-        <w:t>）：四个字各取</w:t>
-      </w:r>
-      <w:r>
-        <w:rPr>
-          <w:rFonts w:ascii="宋体" w:eastAsia="宋体" w:hAnsi="宋体" w:hint="eastAsia"/>
-          <w:szCs w:val="21"/>
-        </w:rPr>
-        <w:t>初</w:t>
-      </w:r>
-      <w:r>
-        <w:rPr>
-          <w:rFonts w:ascii="宋体" w:eastAsia="宋体" w:hAnsi="宋体"/>
-          <w:szCs w:val="21"/>
-        </w:rPr>
-        <w:t>码</w:t>
-      </w:r>
-    </w:p>
-    <w:p>
-      <w:pPr>
-        <w:rPr>
-          <w:rFonts w:ascii="宋体" w:eastAsia="宋体" w:hAnsi="宋体" w:hint="eastAsia"/>
-          <w:szCs w:val="21"/>
-        </w:rPr>
-      </w:pPr>
-      <w:r>
-        <w:rPr>
-          <w:rFonts w:ascii="宋体" w:eastAsia="宋体" w:hAnsi="宋体"/>
-          <w:szCs w:val="21"/>
-        </w:rPr>
-        <w:t>扩展顺序：补前三字</w:t>
-      </w:r>
-      <w:r>
-        <w:rPr>
-          <w:rFonts w:ascii="宋体" w:eastAsia="宋体" w:hAnsi="宋体" w:hint="eastAsia"/>
-          <w:szCs w:val="21"/>
-        </w:rPr>
-        <w:t>韵</w:t>
-      </w:r>
-      <w:r>
-        <w:rPr>
-          <w:rFonts w:ascii="宋体" w:eastAsia="宋体" w:hAnsi="宋体"/>
-          <w:szCs w:val="21"/>
-        </w:rPr>
-        <w:t>码</w:t>
-      </w:r>
-      <w:r>
-        <w:rPr>
-          <w:rFonts w:ascii="宋体" w:eastAsia="宋体" w:hAnsi="宋体" w:hint="eastAsia"/>
-          <w:szCs w:val="21"/>
-        </w:rPr>
-        <w:t>（常用）</w:t>
-      </w:r>
-      <w:r>
-        <w:rPr>
-          <w:rFonts w:ascii="宋体" w:eastAsia="宋体" w:hAnsi="宋体"/>
-          <w:szCs w:val="21"/>
-        </w:rPr>
-        <w:t xml:space="preserve"> → 补第四字</w:t>
-      </w:r>
-      <w:r>
-        <w:rPr>
-          <w:rFonts w:ascii="宋体" w:eastAsia="宋体" w:hAnsi="宋体" w:hint="eastAsia"/>
-          <w:szCs w:val="21"/>
-        </w:rPr>
-        <w:t>韵</w:t>
-      </w:r>
-      <w:r>
-        <w:rPr>
-          <w:rFonts w:ascii="宋体" w:eastAsia="宋体" w:hAnsi="宋体"/>
-          <w:szCs w:val="21"/>
-        </w:rPr>
-        <w:t>码 → 补第四字</w:t>
-      </w:r>
-      <w:r>
-        <w:rPr>
-          <w:rFonts w:ascii="宋体" w:eastAsia="宋体" w:hAnsi="宋体" w:hint="eastAsia"/>
-          <w:szCs w:val="21"/>
-        </w:rPr>
-        <w:t>调</w:t>
-      </w:r>
-      <w:r>
-        <w:rPr>
-          <w:rFonts w:ascii="宋体" w:eastAsia="宋体" w:hAnsi="宋体"/>
-          <w:szCs w:val="21"/>
-        </w:rPr>
-        <w:t>/</w:t>
-      </w:r>
-      <w:r>
-        <w:rPr>
-          <w:rFonts w:ascii="宋体" w:eastAsia="宋体" w:hAnsi="宋体" w:hint="eastAsia"/>
-          <w:szCs w:val="21"/>
-        </w:rPr>
-        <w:t>主</w:t>
-      </w:r>
-      <w:r>
-        <w:rPr>
-          <w:rFonts w:ascii="宋体" w:eastAsia="宋体" w:hAnsi="宋体"/>
-          <w:szCs w:val="21"/>
-        </w:rPr>
-        <w:t>码</w:t>
-      </w:r>
-    </w:p>
-    <w:p>
-      <w:pPr>
-        <w:rPr>
-          <w:rFonts w:ascii="宋体" w:eastAsia="宋体" w:hAnsi="宋体" w:hint="eastAsia"/>
-          <w:b/>
-          <w:bCs/>
-          <w:szCs w:val="21"/>
-        </w:rPr>
-      </w:pPr>
-      <w:r>
-        <w:rPr>
-          <w:rFonts w:ascii="宋体" w:eastAsia="宋体" w:hAnsi="宋体"/>
-          <w:b/>
-          <w:bCs/>
-          <w:szCs w:val="21"/>
-        </w:rPr>
-        <w:t>4. 五字及以上</w:t>
-      </w:r>
-    </w:p>
-    <w:p>
-      <w:pPr>
-        <w:rPr>
-          <w:rFonts w:ascii="宋体" w:eastAsia="宋体" w:hAnsi="宋体" w:hint="eastAsia"/>
-          <w:szCs w:val="21"/>
-        </w:rPr>
-      </w:pPr>
-      <w:r>
-        <w:rPr>
-          <w:rFonts w:ascii="宋体" w:eastAsia="宋体" w:hAnsi="宋体"/>
-          <w:szCs w:val="21"/>
-        </w:rPr>
-        <w:t>方案1：第一字</w:t>
-      </w:r>
-      <w:r>
-        <w:rPr>
-          <w:rFonts w:ascii="宋体" w:eastAsia="宋体" w:hAnsi="宋体" w:hint="eastAsia"/>
-          <w:szCs w:val="21"/>
-        </w:rPr>
-        <w:t>初</w:t>
-      </w:r>
-      <w:r>
-        <w:rPr>
-          <w:rFonts w:ascii="宋体" w:eastAsia="宋体" w:hAnsi="宋体"/>
-          <w:szCs w:val="21"/>
-        </w:rPr>
-        <w:t>码 + 第二字</w:t>
-      </w:r>
-      <w:r>
-        <w:rPr>
-          <w:rFonts w:ascii="宋体" w:eastAsia="宋体" w:hAnsi="宋体" w:hint="eastAsia"/>
-          <w:szCs w:val="21"/>
-        </w:rPr>
-        <w:t>初</w:t>
-      </w:r>
-      <w:r>
-        <w:rPr>
-          <w:rFonts w:ascii="宋体" w:eastAsia="宋体" w:hAnsi="宋体"/>
-          <w:szCs w:val="21"/>
-        </w:rPr>
-        <w:t>码 + 最后字</w:t>
-      </w:r>
-      <w:r>
-        <w:rPr>
-          <w:rFonts w:ascii="宋体" w:eastAsia="宋体" w:hAnsi="宋体" w:hint="eastAsia"/>
-          <w:szCs w:val="21"/>
-        </w:rPr>
-        <w:t>初</w:t>
-      </w:r>
-      <w:r>
-        <w:rPr>
-          <w:rFonts w:ascii="宋体" w:eastAsia="宋体" w:hAnsi="宋体"/>
-          <w:szCs w:val="21"/>
-        </w:rPr>
-        <w:t>码</w:t>
-      </w:r>
-    </w:p>
-    <w:p>
-      <w:pPr>
-        <w:rPr>
-          <w:rFonts w:ascii="宋体" w:eastAsia="宋体" w:hAnsi="宋体" w:hint="eastAsia"/>
-          <w:szCs w:val="21"/>
-        </w:rPr>
-      </w:pPr>
-      <w:r>
-        <w:rPr>
-          <w:rFonts w:ascii="宋体" w:eastAsia="宋体" w:hAnsi="宋体"/>
-          <w:szCs w:val="21"/>
-        </w:rPr>
-        <w:t>方案2（适应习惯</w:t>
-      </w:r>
-      <w:r>
-        <w:rPr>
-          <w:rFonts w:ascii="宋体" w:eastAsia="宋体" w:hAnsi="宋体" w:hint="eastAsia"/>
-          <w:szCs w:val="21"/>
-        </w:rPr>
-        <w:t>，常用</w:t>
-      </w:r>
-      <w:r>
-        <w:rPr>
-          <w:rFonts w:ascii="宋体" w:eastAsia="宋体" w:hAnsi="宋体"/>
-          <w:szCs w:val="21"/>
-        </w:rPr>
-        <w:t>）：前三字</w:t>
-      </w:r>
-      <w:r>
-        <w:rPr>
-          <w:rFonts w:ascii="宋体" w:eastAsia="宋体" w:hAnsi="宋体" w:hint="eastAsia"/>
-          <w:szCs w:val="21"/>
-        </w:rPr>
-        <w:t>初</w:t>
-      </w:r>
-      <w:r>
-        <w:rPr>
-          <w:rFonts w:ascii="宋体" w:eastAsia="宋体" w:hAnsi="宋体"/>
-          <w:szCs w:val="21"/>
-        </w:rPr>
-        <w:t>码 + 最后字</w:t>
-      </w:r>
-      <w:r>
-        <w:rPr>
-          <w:rFonts w:ascii="宋体" w:eastAsia="宋体" w:hAnsi="宋体" w:hint="eastAsia"/>
-          <w:szCs w:val="21"/>
-        </w:rPr>
-        <w:t>初</w:t>
-      </w:r>
-      <w:r>
-        <w:rPr>
-          <w:rFonts w:ascii="宋体" w:eastAsia="宋体" w:hAnsi="宋体"/>
-          <w:szCs w:val="21"/>
-        </w:rPr>
-        <w:t>码</w:t>
-      </w:r>
-    </w:p>
-    <w:p>
-      <w:pPr>
-        <w:rPr>
-          <w:rFonts w:ascii="宋体" w:eastAsia="宋体" w:hAnsi="宋体" w:hint="eastAsia"/>
-          <w:szCs w:val="21"/>
-        </w:rPr>
-      </w:pPr>
-      <w:r>
-        <w:rPr>
-          <w:rFonts w:ascii="宋体" w:eastAsia="宋体" w:hAnsi="宋体"/>
-          <w:szCs w:val="21"/>
-        </w:rPr>
-        <w:t>扩展顺序：补所有字</w:t>
-      </w:r>
-      <w:r>
-        <w:rPr>
-          <w:rFonts w:ascii="宋体" w:eastAsia="宋体" w:hAnsi="宋体" w:hint="eastAsia"/>
-          <w:szCs w:val="21"/>
-        </w:rPr>
-        <w:t>初</w:t>
-      </w:r>
-      <w:r>
-        <w:rPr>
-          <w:rFonts w:ascii="宋体" w:eastAsia="宋体" w:hAnsi="宋体"/>
-          <w:szCs w:val="21"/>
-        </w:rPr>
-        <w:t>码</w:t>
-      </w:r>
-      <w:r>
-        <w:rPr>
-          <w:rFonts w:ascii="宋体" w:eastAsia="宋体" w:hAnsi="宋体" w:hint="eastAsia"/>
-          <w:szCs w:val="21"/>
-        </w:rPr>
-        <w:t>（常用）</w:t>
-      </w:r>
-      <w:r>
-        <w:rPr>
-          <w:rFonts w:ascii="宋体" w:eastAsia="宋体" w:hAnsi="宋体"/>
-          <w:szCs w:val="21"/>
-        </w:rPr>
-        <w:t xml:space="preserve"> → 补最后字外的</w:t>
-      </w:r>
-      <w:r>
-        <w:rPr>
-          <w:rFonts w:ascii="宋体" w:eastAsia="宋体" w:hAnsi="宋体" w:hint="eastAsia"/>
-          <w:szCs w:val="21"/>
-        </w:rPr>
-        <w:t>韵</w:t>
-      </w:r>
-      <w:r>
-        <w:rPr>
-          <w:rFonts w:ascii="宋体" w:eastAsia="宋体" w:hAnsi="宋体"/>
-          <w:szCs w:val="21"/>
-        </w:rPr>
-        <w:t>码 → 补最后字编码</w:t>
+      <w:proofErr w:type="gramEnd"/>
+      <w:r>
+        <w:rPr>
+          <w:rFonts w:ascii="宋体" w:eastAsia="宋体" w:hAnsi="宋体"/>
+          <w:szCs w:val="21"/>
+        </w:rPr>
+        <w:t xml:space="preserve"> → </w:t>
+      </w:r>
+      <w:proofErr w:type="gramStart"/>
+      <w:r>
+        <w:rPr>
+          <w:rFonts w:ascii="宋体" w:eastAsia="宋体" w:hAnsi="宋体"/>
+          <w:szCs w:val="21"/>
+        </w:rPr>
+        <w:t>补最后字</w:t>
+      </w:r>
+      <w:proofErr w:type="gramEnd"/>
+      <w:r>
+        <w:rPr>
+          <w:rFonts w:ascii="宋体" w:eastAsia="宋体" w:hAnsi="宋体"/>
+          <w:szCs w:val="21"/>
+        </w:rPr>
+        <w:t>编码</w:t>
       </w:r>
     </w:p>
     <w:p>
@@ -21422,13 +24900,31 @@
                 <w:szCs w:val="21"/>
               </w:rPr>
             </w:pPr>
+            <w:proofErr w:type="spellStart"/>
             <w:r>
               <w:rPr>
                 <w:rFonts w:ascii="宋体" w:eastAsia="宋体" w:hAnsi="宋体"/>
                 <w:szCs w:val="21"/>
               </w:rPr>
-              <w:t>bdh → 亠</w:t>
-            </w:r>
+              <w:t>bdh</w:t>
+            </w:r>
+            <w:proofErr w:type="spellEnd"/>
+            <w:r>
+              <w:rPr>
+                <w:rFonts w:ascii="宋体" w:eastAsia="宋体" w:hAnsi="宋体"/>
+                <w:szCs w:val="21"/>
+              </w:rPr>
+              <w:t xml:space="preserve"> → </w:t>
+            </w:r>
+            <w:proofErr w:type="gramStart"/>
+            <w:r>
+              <w:rPr>
+                <w:rFonts w:ascii="宋体" w:eastAsia="宋体" w:hAnsi="宋体"/>
+                <w:szCs w:val="21"/>
+              </w:rPr>
+              <w:t>亠</w:t>
+            </w:r>
+            <w:proofErr w:type="gramEnd"/>
           </w:p>
         </w:tc>
       </w:tr>
@@ -21505,12 +25001,21 @@
                 <w:szCs w:val="21"/>
               </w:rPr>
             </w:pPr>
+            <w:proofErr w:type="spellStart"/>
             <w:r>
               <w:rPr>
                 <w:rFonts w:ascii="宋体" w:eastAsia="宋体" w:hAnsi="宋体"/>
                 <w:szCs w:val="21"/>
               </w:rPr>
-              <w:t>rka → か</w:t>
+              <w:t>rka</w:t>
+            </w:r>
+            <w:proofErr w:type="spellEnd"/>
+            <w:r>
+              <w:rPr>
+                <w:rFonts w:ascii="宋体" w:eastAsia="宋体" w:hAnsi="宋体"/>
+                <w:szCs w:val="21"/>
+              </w:rPr>
+              <w:t xml:space="preserve"> → か</w:t>
             </w:r>
           </w:p>
         </w:tc>
@@ -21622,6 +25127,7 @@
                 <w:rFonts w:ascii="宋体" w:eastAsia="宋体" w:hAnsi="宋体" w:hint="eastAsia"/>
                 <w:szCs w:val="21"/>
               </w:rPr>
+              <w:lastRenderedPageBreak/>
               <w:t>t</w:t>
             </w:r>
           </w:p>
@@ -21671,12 +25177,21 @@
                 <w:szCs w:val="21"/>
               </w:rPr>
             </w:pPr>
+            <w:proofErr w:type="spellStart"/>
             <w:r>
               <w:rPr>
                 <w:rFonts w:ascii="宋体" w:eastAsia="宋体" w:hAnsi="宋体" w:hint="eastAsia"/>
                 <w:szCs w:val="21"/>
               </w:rPr>
-              <w:t>tzo→“←”</w:t>
+              <w:t>tzo</w:t>
+            </w:r>
+            <w:proofErr w:type="spellEnd"/>
+            <w:r>
+              <w:rPr>
+                <w:rFonts w:ascii="宋体" w:eastAsia="宋体" w:hAnsi="宋体" w:hint="eastAsia"/>
+                <w:szCs w:val="21"/>
+              </w:rPr>
+              <w:t>→“←”</w:t>
             </w:r>
           </w:p>
         </w:tc>
@@ -21844,12 +25359,21 @@
                 <w:szCs w:val="21"/>
               </w:rPr>
             </w:pPr>
+            <w:proofErr w:type="spellStart"/>
             <w:r>
               <w:rPr>
                 <w:rFonts w:ascii="宋体" w:eastAsia="宋体" w:hAnsi="宋体" w:hint="eastAsia"/>
                 <w:szCs w:val="21"/>
               </w:rPr>
-              <w:t>uqh→∑</w:t>
+              <w:t>uqh</w:t>
+            </w:r>
+            <w:proofErr w:type="spellEnd"/>
+            <w:r>
+              <w:rPr>
+                <w:rFonts w:ascii="宋体" w:eastAsia="宋体" w:hAnsi="宋体" w:hint="eastAsia"/>
+                <w:szCs w:val="21"/>
+              </w:rPr>
+              <w:t>→∑</w:t>
             </w:r>
           </w:p>
         </w:tc>
@@ -21920,6 +25444,7 @@
         </w:rPr>
         <w:t>：</w:t>
       </w:r>
+      <w:proofErr w:type="gramStart"/>
       <w:r>
         <w:rPr>
           <w:rFonts w:ascii="宋体" w:eastAsia="宋体" w:hAnsi="宋体" w:hint="eastAsia"/>
@@ -21932,7 +25457,47 @@
           <w:rFonts w:ascii="宋体" w:eastAsia="宋体" w:hAnsi="宋体"/>
           <w:szCs w:val="21"/>
         </w:rPr>
-        <w:t>码，如"亠"→ bdh（b</w:t>
+        <w:t>码</w:t>
+      </w:r>
+      <w:proofErr w:type="gramEnd"/>
+      <w:r>
+        <w:rPr>
+          <w:rFonts w:ascii="宋体" w:eastAsia="宋体" w:hAnsi="宋体"/>
+          <w:szCs w:val="21"/>
+        </w:rPr>
+        <w:t>，如"</w:t>
+      </w:r>
+      <w:proofErr w:type="gramStart"/>
+      <w:r>
+        <w:rPr>
+          <w:rFonts w:ascii="宋体" w:eastAsia="宋体" w:hAnsi="宋体"/>
+          <w:szCs w:val="21"/>
+        </w:rPr>
+        <w:t>亠</w:t>
+      </w:r>
+      <w:proofErr w:type="gramEnd"/>
+      <w:r>
+        <w:rPr>
+          <w:rFonts w:ascii="宋体" w:eastAsia="宋体" w:hAnsi="宋体"/>
+          <w:szCs w:val="21"/>
+        </w:rPr>
+        <w:t xml:space="preserve">"→ </w:t>
+      </w:r>
+      <w:proofErr w:type="spellStart"/>
+      <w:r>
+        <w:rPr>
+          <w:rFonts w:ascii="宋体" w:eastAsia="宋体" w:hAnsi="宋体"/>
+          <w:szCs w:val="21"/>
+        </w:rPr>
+        <w:t>bdh</w:t>
+      </w:r>
+      <w:proofErr w:type="spellEnd"/>
+      <w:r>
+        <w:rPr>
+          <w:rFonts w:ascii="宋体" w:eastAsia="宋体" w:hAnsi="宋体"/>
+          <w:szCs w:val="21"/>
+        </w:rPr>
+        <w:t>（b</w:t>
       </w:r>
       <w:r>
         <w:rPr>
@@ -21946,7 +25511,23 @@
           <w:rFonts w:ascii="宋体" w:eastAsia="宋体" w:hAnsi="宋体"/>
           <w:szCs w:val="21"/>
         </w:rPr>
-        <w:t>，d为"亠"在b</w:t>
+        <w:t>，d为"</w:t>
+      </w:r>
+      <w:proofErr w:type="gramStart"/>
+      <w:r>
+        <w:rPr>
+          <w:rFonts w:ascii="宋体" w:eastAsia="宋体" w:hAnsi="宋体"/>
+          <w:szCs w:val="21"/>
+        </w:rPr>
+        <w:t>亠</w:t>
+      </w:r>
+      <w:proofErr w:type="gramEnd"/>
+      <w:r>
+        <w:rPr>
+          <w:rFonts w:ascii="宋体" w:eastAsia="宋体" w:hAnsi="宋体"/>
+          <w:szCs w:val="21"/>
+        </w:rPr>
+        <w:t>"在b</w:t>
       </w:r>
       <w:r>
         <w:rPr>
@@ -21995,45 +25576,94 @@
           <w:rFonts w:ascii="宋体" w:eastAsia="宋体" w:hAnsi="宋体"/>
           <w:szCs w:val="21"/>
         </w:rPr>
-        <w:t>：罗马字转写，如"か"→ rka</w:t>
-      </w:r>
-    </w:p>
-    <w:p>
-      <w:pPr>
-        <w:rPr>
-          <w:rFonts w:ascii="宋体" w:eastAsia="宋体" w:hAnsi="宋体" w:hint="eastAsia"/>
-          <w:b/>
-          <w:bCs/>
-          <w:szCs w:val="21"/>
-        </w:rPr>
-      </w:pPr>
-      <w:r>
-        <w:rPr>
-          <w:rFonts w:ascii="宋体" w:eastAsia="宋体" w:hAnsi="宋体"/>
-          <w:b/>
-          <w:bCs/>
-          <w:szCs w:val="21"/>
-        </w:rPr>
-        <w:t>四、空码区的利用策略</w:t>
-      </w:r>
-    </w:p>
-    <w:p>
-      <w:pPr>
-        <w:rPr>
-          <w:rFonts w:ascii="宋体" w:eastAsia="宋体" w:hAnsi="宋体" w:hint="eastAsia"/>
-          <w:b/>
-          <w:bCs/>
-          <w:szCs w:val="21"/>
-        </w:rPr>
-      </w:pPr>
-      <w:r>
-        <w:rPr>
-          <w:rFonts w:ascii="宋体" w:eastAsia="宋体" w:hAnsi="宋体"/>
-          <w:b/>
-          <w:bCs/>
-          <w:szCs w:val="21"/>
-        </w:rPr>
-        <w:t>1. 空码区类型</w:t>
+        <w:t xml:space="preserve">：罗马字转写，如"か"→ </w:t>
+      </w:r>
+      <w:proofErr w:type="spellStart"/>
+      <w:r>
+        <w:rPr>
+          <w:rFonts w:ascii="宋体" w:eastAsia="宋体" w:hAnsi="宋体"/>
+          <w:szCs w:val="21"/>
+        </w:rPr>
+        <w:t>rka</w:t>
+      </w:r>
+      <w:proofErr w:type="spellEnd"/>
+    </w:p>
+    <w:p>
+      <w:pPr>
+        <w:rPr>
+          <w:rFonts w:ascii="宋体" w:eastAsia="宋体" w:hAnsi="宋体" w:hint="eastAsia"/>
+          <w:b/>
+          <w:bCs/>
+          <w:szCs w:val="21"/>
+        </w:rPr>
+      </w:pPr>
+      <w:r>
+        <w:rPr>
+          <w:rFonts w:ascii="宋体" w:eastAsia="宋体" w:hAnsi="宋体"/>
+          <w:b/>
+          <w:bCs/>
+          <w:szCs w:val="21"/>
+        </w:rPr>
+        <w:t>四、</w:t>
+      </w:r>
+      <w:proofErr w:type="gramStart"/>
+      <w:r>
+        <w:rPr>
+          <w:rFonts w:ascii="宋体" w:eastAsia="宋体" w:hAnsi="宋体"/>
+          <w:b/>
+          <w:bCs/>
+          <w:szCs w:val="21"/>
+        </w:rPr>
+        <w:t>空码区</w:t>
+      </w:r>
+      <w:proofErr w:type="gramEnd"/>
+      <w:r>
+        <w:rPr>
+          <w:rFonts w:ascii="宋体" w:eastAsia="宋体" w:hAnsi="宋体"/>
+          <w:b/>
+          <w:bCs/>
+          <w:szCs w:val="21"/>
+        </w:rPr>
+        <w:t>的利用策略</w:t>
+      </w:r>
+    </w:p>
+    <w:p>
+      <w:pPr>
+        <w:rPr>
+          <w:rFonts w:ascii="宋体" w:eastAsia="宋体" w:hAnsi="宋体" w:hint="eastAsia"/>
+          <w:b/>
+          <w:bCs/>
+          <w:szCs w:val="21"/>
+        </w:rPr>
+      </w:pPr>
+      <w:r>
+        <w:rPr>
+          <w:rFonts w:ascii="宋体" w:eastAsia="宋体" w:hAnsi="宋体"/>
+          <w:b/>
+          <w:bCs/>
+          <w:szCs w:val="21"/>
+        </w:rPr>
+        <w:t>1. </w:t>
+      </w:r>
+      <w:proofErr w:type="gramStart"/>
+      <w:r>
+        <w:rPr>
+          <w:rFonts w:ascii="宋体" w:eastAsia="宋体" w:hAnsi="宋体"/>
+          <w:b/>
+          <w:bCs/>
+          <w:szCs w:val="21"/>
+        </w:rPr>
+        <w:t>空码区</w:t>
+      </w:r>
+      <w:proofErr w:type="gramEnd"/>
+      <w:r>
+        <w:rPr>
+          <w:rFonts w:ascii="宋体" w:eastAsia="宋体" w:hAnsi="宋体"/>
+          <w:b/>
+          <w:bCs/>
+          <w:szCs w:val="21"/>
+        </w:rPr>
+        <w:t>类型</w:t>
       </w:r>
     </w:p>
     <w:p>
@@ -22054,7 +25684,6 @@
           <w:bCs/>
           <w:szCs w:val="21"/>
         </w:rPr>
-        <w:lastRenderedPageBreak/>
         <w:t>拼音缺失区</w:t>
       </w:r>
       <w:r>
@@ -22062,7 +25691,23 @@
           <w:rFonts w:ascii="宋体" w:eastAsia="宋体" w:hAnsi="宋体"/>
           <w:szCs w:val="21"/>
         </w:rPr>
-        <w:t>：如"bb"（bou不存在）、"</w:t>
+        <w:t>：如"bb"（</w:t>
+      </w:r>
+      <w:proofErr w:type="spellStart"/>
+      <w:r>
+        <w:rPr>
+          <w:rFonts w:ascii="宋体" w:eastAsia="宋体" w:hAnsi="宋体"/>
+          <w:szCs w:val="21"/>
+        </w:rPr>
+        <w:t>bou</w:t>
+      </w:r>
+      <w:proofErr w:type="spellEnd"/>
+      <w:r>
+        <w:rPr>
+          <w:rFonts w:ascii="宋体" w:eastAsia="宋体" w:hAnsi="宋体"/>
+          <w:szCs w:val="21"/>
+        </w:rPr>
+        <w:t>不存在）、"</w:t>
       </w:r>
       <w:r>
         <w:rPr>
@@ -22106,6 +25751,7 @@
         </w:rPr>
         <w:t>：</w:t>
       </w:r>
+      <w:proofErr w:type="gramStart"/>
       <w:r>
         <w:rPr>
           <w:rFonts w:ascii="宋体" w:eastAsia="宋体" w:hAnsi="宋体" w:hint="eastAsia"/>
@@ -22118,7 +25764,15 @@
           <w:rFonts w:ascii="宋体" w:eastAsia="宋体" w:hAnsi="宋体"/>
           <w:szCs w:val="21"/>
         </w:rPr>
-        <w:t>码5-9（实际只有0-4）</w:t>
+        <w:t>码</w:t>
+      </w:r>
+      <w:proofErr w:type="gramEnd"/>
+      <w:r>
+        <w:rPr>
+          <w:rFonts w:ascii="宋体" w:eastAsia="宋体" w:hAnsi="宋体"/>
+          <w:szCs w:val="21"/>
+        </w:rPr>
+        <w:t>5-9（实际只有0-4）</w:t>
       </w:r>
     </w:p>
     <w:p>
@@ -22165,7 +25819,23 @@
           <w:rFonts w:ascii="宋体" w:eastAsia="宋体" w:hAnsi="宋体"/>
           <w:szCs w:val="21"/>
         </w:rPr>
-        <w:t>："bb0"用于无拼音汉字（已在newedit中使用）</w:t>
+        <w:t>："bb0"用于无拼音汉字（已在</w:t>
+      </w:r>
+      <w:proofErr w:type="spellStart"/>
+      <w:r>
+        <w:rPr>
+          <w:rFonts w:ascii="宋体" w:eastAsia="宋体" w:hAnsi="宋体"/>
+          <w:szCs w:val="21"/>
+        </w:rPr>
+        <w:t>newedit</w:t>
+      </w:r>
+      <w:proofErr w:type="spellEnd"/>
+      <w:r>
+        <w:rPr>
+          <w:rFonts w:ascii="宋体" w:eastAsia="宋体" w:hAnsi="宋体"/>
+          <w:szCs w:val="21"/>
+        </w:rPr>
+        <w:t>中使用）</w:t>
       </w:r>
     </w:p>
     <w:p>
@@ -22193,7 +25863,23 @@
           <w:rFonts w:ascii="宋体" w:eastAsia="宋体" w:hAnsi="宋体"/>
           <w:szCs w:val="21"/>
         </w:rPr>
-        <w:t>：其他空码区开放给用户自由定义</w:t>
+        <w:t>：其他</w:t>
+      </w:r>
+      <w:proofErr w:type="gramStart"/>
+      <w:r>
+        <w:rPr>
+          <w:rFonts w:ascii="宋体" w:eastAsia="宋体" w:hAnsi="宋体"/>
+          <w:szCs w:val="21"/>
+        </w:rPr>
+        <w:t>空码区开放</w:t>
+      </w:r>
+      <w:proofErr w:type="gramEnd"/>
+      <w:r>
+        <w:rPr>
+          <w:rFonts w:ascii="宋体" w:eastAsia="宋体" w:hAnsi="宋体"/>
+          <w:szCs w:val="21"/>
+        </w:rPr>
+        <w:t>给用户自由定义</w:t>
       </w:r>
     </w:p>
     <w:p>
@@ -22263,8 +25949,17 @@
           <w:rFonts w:ascii="宋体" w:eastAsia="宋体" w:hAnsi="宋体"/>
           <w:szCs w:val="21"/>
         </w:rPr>
-        <w:t>放入空码区</w:t>
-      </w:r>
+        <w:t>放入</w:t>
+      </w:r>
+      <w:proofErr w:type="gramStart"/>
+      <w:r>
+        <w:rPr>
+          <w:rFonts w:ascii="宋体" w:eastAsia="宋体" w:hAnsi="宋体"/>
+          <w:szCs w:val="21"/>
+        </w:rPr>
+        <w:t>空码区</w:t>
+      </w:r>
+      <w:proofErr w:type="gramEnd"/>
     </w:p>
     <w:p>
       <w:pPr>
@@ -22415,7 +26110,39 @@
           <w:rFonts w:ascii="宋体" w:eastAsia="宋体" w:hAnsi="宋体" w:hint="eastAsia"/>
           <w:szCs w:val="21"/>
         </w:rPr>
-        <w:t xml:space="preserve">    使用无数字版码表，便于主流输入法系统识别。无数字四位码实现如下：</w:t>
+        <w:t xml:space="preserve">    使用</w:t>
+      </w:r>
+      <w:proofErr w:type="gramStart"/>
+      <w:r>
+        <w:rPr>
+          <w:rFonts w:ascii="宋体" w:eastAsia="宋体" w:hAnsi="宋体" w:hint="eastAsia"/>
+          <w:szCs w:val="21"/>
+        </w:rPr>
+        <w:t>无数字版</w:t>
+      </w:r>
+      <w:proofErr w:type="gramEnd"/>
+      <w:r>
+        <w:rPr>
+          <w:rFonts w:ascii="宋体" w:eastAsia="宋体" w:hAnsi="宋体" w:hint="eastAsia"/>
+          <w:szCs w:val="21"/>
+        </w:rPr>
+        <w:t>码表，便于主流输入法系统识别。</w:t>
+      </w:r>
+      <w:proofErr w:type="gramStart"/>
+      <w:r>
+        <w:rPr>
+          <w:rFonts w:ascii="宋体" w:eastAsia="宋体" w:hAnsi="宋体" w:hint="eastAsia"/>
+          <w:szCs w:val="21"/>
+        </w:rPr>
+        <w:t>无数字四位码实现</w:t>
+      </w:r>
+      <w:proofErr w:type="gramEnd"/>
+      <w:r>
+        <w:rPr>
+          <w:rFonts w:ascii="宋体" w:eastAsia="宋体" w:hAnsi="宋体" w:hint="eastAsia"/>
+          <w:szCs w:val="21"/>
+        </w:rPr>
+        <w:t>如下：</w:t>
       </w:r>
     </w:p>
     <w:p>
@@ -22445,22 +26172,182 @@
           <w:rFonts w:ascii="宋体" w:eastAsia="宋体" w:hAnsi="宋体" w:hint="eastAsia"/>
           <w:szCs w:val="21"/>
         </w:rPr>
-        <w:t xml:space="preserve">    前面双拼两位基本不变，除了ing适配：b,d,p,t和y的ing为d。jqx的ing为a。lmn的ing为v。</w:t>
-      </w:r>
-    </w:p>
-    <w:p>
-      <w:pPr>
-        <w:rPr>
-          <w:rFonts w:ascii="宋体" w:eastAsia="宋体" w:hAnsi="宋体" w:hint="eastAsia"/>
-          <w:szCs w:val="21"/>
-        </w:rPr>
-      </w:pPr>
-      <w:r>
-        <w:rPr>
-          <w:rFonts w:ascii="宋体" w:eastAsia="宋体" w:hAnsi="宋体" w:hint="eastAsia"/>
-          <w:szCs w:val="21"/>
-        </w:rPr>
-        <w:t xml:space="preserve">    独体字：先平仄，再字形。每个平仄又分两到三声，第一声（平声中的阴平，仄声中的上声）字形字母（0-9）为pqwertyuio。第二声（平声中的阳平，仄声中的去声）字形字母为masdfghjkl。第三声（即仄声中的轻声）字形字母为zxcvbncvbn。</w:t>
+        <w:t xml:space="preserve">    前面双拼两位基本不变，除了</w:t>
+      </w:r>
+      <w:proofErr w:type="spellStart"/>
+      <w:r>
+        <w:rPr>
+          <w:rFonts w:ascii="宋体" w:eastAsia="宋体" w:hAnsi="宋体" w:hint="eastAsia"/>
+          <w:szCs w:val="21"/>
+        </w:rPr>
+        <w:t>ing</w:t>
+      </w:r>
+      <w:proofErr w:type="spellEnd"/>
+      <w:r>
+        <w:rPr>
+          <w:rFonts w:ascii="宋体" w:eastAsia="宋体" w:hAnsi="宋体" w:hint="eastAsia"/>
+          <w:szCs w:val="21"/>
+        </w:rPr>
+        <w:t>适配：</w:t>
+      </w:r>
+      <w:proofErr w:type="spellStart"/>
+      <w:r>
+        <w:rPr>
+          <w:rFonts w:ascii="宋体" w:eastAsia="宋体" w:hAnsi="宋体" w:hint="eastAsia"/>
+          <w:szCs w:val="21"/>
+        </w:rPr>
+        <w:t>b,d,p,t</w:t>
+      </w:r>
+      <w:proofErr w:type="spellEnd"/>
+      <w:r>
+        <w:rPr>
+          <w:rFonts w:ascii="宋体" w:eastAsia="宋体" w:hAnsi="宋体" w:hint="eastAsia"/>
+          <w:szCs w:val="21"/>
+        </w:rPr>
+        <w:t>和y的</w:t>
+      </w:r>
+      <w:proofErr w:type="spellStart"/>
+      <w:r>
+        <w:rPr>
+          <w:rFonts w:ascii="宋体" w:eastAsia="宋体" w:hAnsi="宋体" w:hint="eastAsia"/>
+          <w:szCs w:val="21"/>
+        </w:rPr>
+        <w:t>ing</w:t>
+      </w:r>
+      <w:proofErr w:type="spellEnd"/>
+      <w:r>
+        <w:rPr>
+          <w:rFonts w:ascii="宋体" w:eastAsia="宋体" w:hAnsi="宋体" w:hint="eastAsia"/>
+          <w:szCs w:val="21"/>
+        </w:rPr>
+        <w:t>为d。</w:t>
+      </w:r>
+      <w:proofErr w:type="spellStart"/>
+      <w:r>
+        <w:rPr>
+          <w:rFonts w:ascii="宋体" w:eastAsia="宋体" w:hAnsi="宋体" w:hint="eastAsia"/>
+          <w:szCs w:val="21"/>
+        </w:rPr>
+        <w:t>jqx</w:t>
+      </w:r>
+      <w:proofErr w:type="spellEnd"/>
+      <w:r>
+        <w:rPr>
+          <w:rFonts w:ascii="宋体" w:eastAsia="宋体" w:hAnsi="宋体" w:hint="eastAsia"/>
+          <w:szCs w:val="21"/>
+        </w:rPr>
+        <w:t>的</w:t>
+      </w:r>
+      <w:proofErr w:type="spellStart"/>
+      <w:r>
+        <w:rPr>
+          <w:rFonts w:ascii="宋体" w:eastAsia="宋体" w:hAnsi="宋体" w:hint="eastAsia"/>
+          <w:szCs w:val="21"/>
+        </w:rPr>
+        <w:t>ing</w:t>
+      </w:r>
+      <w:proofErr w:type="spellEnd"/>
+      <w:r>
+        <w:rPr>
+          <w:rFonts w:ascii="宋体" w:eastAsia="宋体" w:hAnsi="宋体" w:hint="eastAsia"/>
+          <w:szCs w:val="21"/>
+        </w:rPr>
+        <w:t>为a。</w:t>
+      </w:r>
+      <w:proofErr w:type="spellStart"/>
+      <w:r>
+        <w:rPr>
+          <w:rFonts w:ascii="宋体" w:eastAsia="宋体" w:hAnsi="宋体" w:hint="eastAsia"/>
+          <w:szCs w:val="21"/>
+        </w:rPr>
+        <w:t>lmn</w:t>
+      </w:r>
+      <w:proofErr w:type="spellEnd"/>
+      <w:r>
+        <w:rPr>
+          <w:rFonts w:ascii="宋体" w:eastAsia="宋体" w:hAnsi="宋体" w:hint="eastAsia"/>
+          <w:szCs w:val="21"/>
+        </w:rPr>
+        <w:t>的</w:t>
+      </w:r>
+      <w:proofErr w:type="spellStart"/>
+      <w:r>
+        <w:rPr>
+          <w:rFonts w:ascii="宋体" w:eastAsia="宋体" w:hAnsi="宋体" w:hint="eastAsia"/>
+          <w:szCs w:val="21"/>
+        </w:rPr>
+        <w:t>ing</w:t>
+      </w:r>
+      <w:proofErr w:type="spellEnd"/>
+      <w:r>
+        <w:rPr>
+          <w:rFonts w:ascii="宋体" w:eastAsia="宋体" w:hAnsi="宋体" w:hint="eastAsia"/>
+          <w:szCs w:val="21"/>
+        </w:rPr>
+        <w:t>为v。</w:t>
+      </w:r>
+    </w:p>
+    <w:p>
+      <w:pPr>
+        <w:rPr>
+          <w:rFonts w:ascii="宋体" w:eastAsia="宋体" w:hAnsi="宋体" w:hint="eastAsia"/>
+          <w:szCs w:val="21"/>
+        </w:rPr>
+      </w:pPr>
+      <w:r>
+        <w:rPr>
+          <w:rFonts w:ascii="宋体" w:eastAsia="宋体" w:hAnsi="宋体" w:hint="eastAsia"/>
+          <w:szCs w:val="21"/>
+        </w:rPr>
+        <w:t xml:space="preserve">    独体字：先平仄，再字形。每个平仄又分两到三声，第一声（平声中的阴平，仄声中的上声）字形字母（0-9）为</w:t>
+      </w:r>
+      <w:proofErr w:type="spellStart"/>
+      <w:r>
+        <w:rPr>
+          <w:rFonts w:ascii="宋体" w:eastAsia="宋体" w:hAnsi="宋体" w:hint="eastAsia"/>
+          <w:szCs w:val="21"/>
+        </w:rPr>
+        <w:t>pqwertyuio</w:t>
+      </w:r>
+      <w:proofErr w:type="spellEnd"/>
+      <w:r>
+        <w:rPr>
+          <w:rFonts w:ascii="宋体" w:eastAsia="宋体" w:hAnsi="宋体" w:hint="eastAsia"/>
+          <w:szCs w:val="21"/>
+        </w:rPr>
+        <w:t>。第二声（平声中的阳平，仄声中的去声）字形字母为</w:t>
+      </w:r>
+      <w:proofErr w:type="spellStart"/>
+      <w:r>
+        <w:rPr>
+          <w:rFonts w:ascii="宋体" w:eastAsia="宋体" w:hAnsi="宋体" w:hint="eastAsia"/>
+          <w:szCs w:val="21"/>
+        </w:rPr>
+        <w:t>masdfghjkl</w:t>
+      </w:r>
+      <w:proofErr w:type="spellEnd"/>
+      <w:r>
+        <w:rPr>
+          <w:rFonts w:ascii="宋体" w:eastAsia="宋体" w:hAnsi="宋体" w:hint="eastAsia"/>
+          <w:szCs w:val="21"/>
+        </w:rPr>
+        <w:t>。第三声（即仄声中的轻声）字形字母为</w:t>
+      </w:r>
+      <w:proofErr w:type="spellStart"/>
+      <w:r>
+        <w:rPr>
+          <w:rFonts w:ascii="宋体" w:eastAsia="宋体" w:hAnsi="宋体" w:hint="eastAsia"/>
+          <w:szCs w:val="21"/>
+        </w:rPr>
+        <w:t>zxcvbncvbn</w:t>
+      </w:r>
+      <w:proofErr w:type="spellEnd"/>
+      <w:r>
+        <w:rPr>
+          <w:rFonts w:ascii="宋体" w:eastAsia="宋体" w:hAnsi="宋体" w:hint="eastAsia"/>
+          <w:szCs w:val="21"/>
+        </w:rPr>
+        <w:t>。</w:t>
       </w:r>
     </w:p>
     <w:p>
@@ -22490,7 +26377,39 @@
           <w:rFonts w:ascii="宋体" w:eastAsia="宋体" w:hAnsi="宋体" w:hint="eastAsia"/>
           <w:szCs w:val="21"/>
         </w:rPr>
-        <w:t xml:space="preserve">    先部首码，再附加。附加分副码是否省略：省略副码：用平仄。副码不省略：用副码。</w:t>
+        <w:t xml:space="preserve">    先部首码，再附加。附加</w:t>
+      </w:r>
+      <w:proofErr w:type="gramStart"/>
+      <w:r>
+        <w:rPr>
+          <w:rFonts w:ascii="宋体" w:eastAsia="宋体" w:hAnsi="宋体" w:hint="eastAsia"/>
+          <w:szCs w:val="21"/>
+        </w:rPr>
+        <w:t>分副码是否</w:t>
+      </w:r>
+      <w:proofErr w:type="gramEnd"/>
+      <w:r>
+        <w:rPr>
+          <w:rFonts w:ascii="宋体" w:eastAsia="宋体" w:hAnsi="宋体" w:hint="eastAsia"/>
+          <w:szCs w:val="21"/>
+        </w:rPr>
+        <w:t>省略：省略副码：用平仄。</w:t>
+      </w:r>
+      <w:proofErr w:type="gramStart"/>
+      <w:r>
+        <w:rPr>
+          <w:rFonts w:ascii="宋体" w:eastAsia="宋体" w:hAnsi="宋体" w:hint="eastAsia"/>
+          <w:szCs w:val="21"/>
+        </w:rPr>
+        <w:t>副码不省略</w:t>
+      </w:r>
+      <w:proofErr w:type="gramEnd"/>
+      <w:r>
+        <w:rPr>
+          <w:rFonts w:ascii="宋体" w:eastAsia="宋体" w:hAnsi="宋体" w:hint="eastAsia"/>
+          <w:szCs w:val="21"/>
+        </w:rPr>
+        <w:t>：用副码。</w:t>
       </w:r>
     </w:p>
     <w:p>

--- a/help/解书音形规则文本.docx
+++ b/help/解书音形规则文本.docx
@@ -5351,7 +5351,7 @@
           <w14:ligatures w14:val="none"/>
         </w:rPr>
         <w:drawing>
-          <wp:inline distT="0" distB="0" distL="0" distR="0" wp14:anchorId="021093D3" wp14:editId="3D441666">
+          <wp:inline distT="0" distB="0" distL="0" distR="0" wp14:anchorId="021093D3" wp14:editId="3A9887AF">
             <wp:extent cx="3864293" cy="1155659"/>
             <wp:effectExtent l="0" t="0" r="3175" b="6985"/>
             <wp:docPr id="876378149" name="图片 2"/>
@@ -13803,7 +13803,7 @@
           <w:p>
             <w:pPr>
               <w:rPr>
-                <w:rFonts w:ascii="宋体" w:eastAsia="宋体" w:hAnsi="宋体"/>
+                <w:rFonts w:ascii="宋体" w:eastAsia="宋体" w:hAnsi="宋体" w:hint="eastAsia"/>
                 <w:szCs w:val="21"/>
               </w:rPr>
             </w:pPr>
@@ -13831,54 +13831,10 @@
             </w:pPr>
             <w:r>
               <w:rPr>
-                <w:rFonts w:ascii="宋体" w:eastAsia="宋体" w:hAnsi="宋体" w:hint="eastAsia"/>
+                <w:rFonts w:ascii="宋体" w:eastAsia="宋体" w:hAnsi="宋体"/>
                 <w:szCs w:val="21"/>
               </w:rPr>
-              <w:t>拆分要求：如果是</w:t>
-            </w:r>
-            <w:r>
-              <w:rPr>
-                <w:rFonts w:ascii="宋体" w:eastAsia="宋体" w:hAnsi="宋体" w:hint="eastAsia"/>
-                <w:szCs w:val="21"/>
-              </w:rPr>
-              <w:t>多</w:t>
-            </w:r>
-            <w:r>
-              <w:rPr>
-                <w:rFonts w:ascii="宋体" w:eastAsia="宋体" w:hAnsi="宋体" w:hint="eastAsia"/>
-                <w:szCs w:val="21"/>
-              </w:rPr>
-              <w:t>个非单笔画结构，可以穿插交错粘连；如果其中有一个结构是单笔画，要求该单笔画必须与其他部分明显分离</w:t>
-            </w:r>
-            <w:r>
-              <w:rPr>
-                <w:rFonts w:ascii="宋体" w:eastAsia="宋体" w:hAnsi="宋体" w:hint="eastAsia"/>
-                <w:szCs w:val="21"/>
-              </w:rPr>
-              <w:t>（</w:t>
-            </w:r>
-            <w:proofErr w:type="gramStart"/>
-            <w:r>
-              <w:rPr>
-                <w:rFonts w:ascii="宋体" w:eastAsia="宋体" w:hAnsi="宋体" w:hint="eastAsia"/>
-                <w:szCs w:val="21"/>
-              </w:rPr>
-              <w:t>不</w:t>
-            </w:r>
-            <w:proofErr w:type="gramEnd"/>
-            <w:r>
-              <w:rPr>
-                <w:rFonts w:ascii="宋体" w:eastAsia="宋体" w:hAnsi="宋体" w:hint="eastAsia"/>
-                <w:szCs w:val="21"/>
-              </w:rPr>
-              <w:t>穿插交错粘连</w:t>
-            </w:r>
-            <w:r>
-              <w:rPr>
-                <w:rFonts w:ascii="宋体" w:eastAsia="宋体" w:hAnsi="宋体" w:hint="eastAsia"/>
-                <w:szCs w:val="21"/>
-              </w:rPr>
-              <w:t>）；如果全是单笔画，则拆分失败</w:t>
+              <w:t>拆分要求：如果是多个明确非单笔画结构，可以穿插交错粘连；如果其中有一个结构是单笔画，要求该独体字的康熙部首不是单笔画也不是该字本身；如果全是单笔画，则拆分失败</w:t>
             </w:r>
           </w:p>
         </w:tc>

--- a/help/解书音形规则文本.docx
+++ b/help/解书音形规则文本.docx
@@ -61,39 +61,7 @@
           <w:rFonts w:ascii="宋体" w:eastAsia="宋体" w:hAnsi="宋体"/>
           <w:szCs w:val="21"/>
         </w:rPr>
-        <w:t xml:space="preserve">pip install </w:t>
-      </w:r>
-      <w:proofErr w:type="spellStart"/>
-      <w:r>
-        <w:rPr>
-          <w:rFonts w:ascii="宋体" w:eastAsia="宋体" w:hAnsi="宋体"/>
-          <w:szCs w:val="21"/>
-        </w:rPr>
-        <w:t>pypinyin</w:t>
-      </w:r>
-      <w:proofErr w:type="spellEnd"/>
-      <w:r>
-        <w:rPr>
-          <w:rFonts w:ascii="宋体" w:eastAsia="宋体" w:hAnsi="宋体"/>
-          <w:szCs w:val="21"/>
-        </w:rPr>
-        <w:t xml:space="preserve"> keyboard </w:t>
-      </w:r>
-      <w:proofErr w:type="spellStart"/>
-      <w:r>
-        <w:rPr>
-          <w:rFonts w:ascii="宋体" w:eastAsia="宋体" w:hAnsi="宋体"/>
-          <w:szCs w:val="21"/>
-        </w:rPr>
-        <w:t>pyperclip</w:t>
-      </w:r>
-      <w:proofErr w:type="spellEnd"/>
-      <w:r>
-        <w:rPr>
-          <w:rFonts w:ascii="宋体" w:eastAsia="宋体" w:hAnsi="宋体"/>
-          <w:szCs w:val="21"/>
-        </w:rPr>
-        <w:t xml:space="preserve"> pywin32。所有文件需放在同一目录下。</w:t>
+        <w:t>pip install pypinyin keyboard pyperclip pywin32。所有文件需放在同一目录下。</w:t>
       </w:r>
     </w:p>
     <w:p>
@@ -4630,61 +4598,11 @@
         </w:rPr>
         <w:br/>
       </w:r>
-      <w:proofErr w:type="spellStart"/>
-      <w:r>
-        <w:rPr>
-          <w:rFonts w:ascii="宋体" w:eastAsia="宋体" w:hAnsi="宋体" w:hint="eastAsia"/>
-        </w:rPr>
-        <w:t>zh</w:t>
-      </w:r>
-      <w:proofErr w:type="spellEnd"/>
-      <w:r>
-        <w:rPr>
-          <w:rFonts w:ascii="宋体" w:eastAsia="宋体" w:hAnsi="宋体" w:hint="eastAsia"/>
-        </w:rPr>
-        <w:t>，</w:t>
-      </w:r>
-      <w:proofErr w:type="spellStart"/>
-      <w:r>
-        <w:rPr>
-          <w:rFonts w:ascii="宋体" w:eastAsia="宋体" w:hAnsi="宋体" w:hint="eastAsia"/>
-        </w:rPr>
-        <w:t>ch</w:t>
-      </w:r>
-      <w:proofErr w:type="spellEnd"/>
-      <w:r>
-        <w:rPr>
-          <w:rFonts w:ascii="宋体" w:eastAsia="宋体" w:hAnsi="宋体" w:hint="eastAsia"/>
-        </w:rPr>
-        <w:t>，</w:t>
-      </w:r>
-      <w:proofErr w:type="spellStart"/>
-      <w:r>
-        <w:rPr>
-          <w:rFonts w:ascii="宋体" w:eastAsia="宋体" w:hAnsi="宋体" w:hint="eastAsia"/>
-        </w:rPr>
-        <w:t>sh</w:t>
-      </w:r>
-      <w:proofErr w:type="spellEnd"/>
-      <w:r>
-        <w:rPr>
-          <w:rFonts w:ascii="宋体" w:eastAsia="宋体" w:hAnsi="宋体" w:hint="eastAsia"/>
-        </w:rPr>
-        <w:t>→v，</w:t>
-      </w:r>
-      <w:proofErr w:type="spellStart"/>
-      <w:r>
-        <w:rPr>
-          <w:rFonts w:ascii="宋体" w:eastAsia="宋体" w:hAnsi="宋体" w:hint="eastAsia"/>
-        </w:rPr>
-        <w:t>i</w:t>
-      </w:r>
-      <w:proofErr w:type="spellEnd"/>
-      <w:r>
-        <w:rPr>
-          <w:rFonts w:ascii="宋体" w:eastAsia="宋体" w:hAnsi="宋体" w:hint="eastAsia"/>
-        </w:rPr>
-        <w:t>，u。</w:t>
+      <w:r>
+        <w:rPr>
+          <w:rFonts w:ascii="宋体" w:eastAsia="宋体" w:hAnsi="宋体" w:hint="eastAsia"/>
+        </w:rPr>
+        <w:t>zh，ch，sh→v，i，u。</w:t>
       </w:r>
     </w:p>
     <w:p>
@@ -4704,21 +4622,7 @@
         <w:rPr>
           <w:rFonts w:ascii="宋体" w:eastAsia="宋体" w:hAnsi="宋体" w:hint="eastAsia"/>
         </w:rPr>
-        <w:t>。全拼中不存在以</w:t>
-      </w:r>
-      <w:proofErr w:type="spellStart"/>
-      <w:r>
-        <w:rPr>
-          <w:rFonts w:ascii="宋体" w:eastAsia="宋体" w:hAnsi="宋体" w:hint="eastAsia"/>
-        </w:rPr>
-        <w:t>i,u</w:t>
-      </w:r>
-      <w:proofErr w:type="spellEnd"/>
-      <w:r>
-        <w:rPr>
-          <w:rFonts w:ascii="宋体" w:eastAsia="宋体" w:hAnsi="宋体" w:hint="eastAsia"/>
-        </w:rPr>
-        <w:t>,</w:t>
+        <w:t>。全拼中不存在以i,u,</w:t>
       </w:r>
       <w:r>
         <w:rPr>
@@ -4773,314 +4677,20 @@
         <w:rPr>
           <w:rFonts w:ascii="宋体" w:eastAsia="宋体" w:hAnsi="宋体" w:hint="eastAsia"/>
         </w:rPr>
-        <w:t xml:space="preserve">    a，e，</w:t>
-      </w:r>
-      <w:proofErr w:type="spellStart"/>
-      <w:r>
-        <w:rPr>
-          <w:rFonts w:ascii="宋体" w:eastAsia="宋体" w:hAnsi="宋体" w:hint="eastAsia"/>
-        </w:rPr>
-        <w:t>i</w:t>
-      </w:r>
-      <w:proofErr w:type="spellEnd"/>
-      <w:r>
-        <w:rPr>
-          <w:rFonts w:ascii="宋体" w:eastAsia="宋体" w:hAnsi="宋体" w:hint="eastAsia"/>
-        </w:rPr>
-        <w:t>，o，u同全拼。</w:t>
-      </w:r>
-    </w:p>
-    <w:p>
-      <w:pPr>
-        <w:rPr>
-          <w:rFonts w:ascii="宋体" w:eastAsia="宋体" w:hAnsi="宋体" w:hint="eastAsia"/>
-        </w:rPr>
-      </w:pPr>
-      <w:r>
-        <w:rPr>
-          <w:rFonts w:ascii="宋体" w:eastAsia="宋体" w:hAnsi="宋体" w:hint="eastAsia"/>
-        </w:rPr>
-        <w:t xml:space="preserve">    </w:t>
-      </w:r>
-      <w:proofErr w:type="spellStart"/>
-      <w:r>
-        <w:rPr>
-          <w:rFonts w:ascii="宋体" w:eastAsia="宋体" w:hAnsi="宋体" w:hint="eastAsia"/>
-        </w:rPr>
-        <w:t>iu</w:t>
-      </w:r>
-      <w:proofErr w:type="spellEnd"/>
-      <w:r>
-        <w:rPr>
-          <w:rFonts w:ascii="宋体" w:eastAsia="宋体" w:hAnsi="宋体" w:hint="eastAsia"/>
-        </w:rPr>
-        <w:t>→q，</w:t>
-      </w:r>
-      <w:proofErr w:type="spellStart"/>
-      <w:r>
-        <w:rPr>
-          <w:rFonts w:ascii="宋体" w:eastAsia="宋体" w:hAnsi="宋体" w:hint="eastAsia"/>
-        </w:rPr>
-        <w:t>ua</w:t>
-      </w:r>
-      <w:proofErr w:type="spellEnd"/>
-      <w:r>
-        <w:rPr>
-          <w:rFonts w:ascii="宋体" w:eastAsia="宋体" w:hAnsi="宋体" w:hint="eastAsia"/>
-        </w:rPr>
-        <w:t>/</w:t>
-      </w:r>
-      <w:proofErr w:type="spellStart"/>
-      <w:r>
-        <w:rPr>
-          <w:rFonts w:ascii="宋体" w:eastAsia="宋体" w:hAnsi="宋体" w:hint="eastAsia"/>
-        </w:rPr>
-        <w:t>ia</w:t>
-      </w:r>
-      <w:proofErr w:type="spellEnd"/>
-      <w:r>
-        <w:rPr>
-          <w:rFonts w:ascii="宋体" w:eastAsia="宋体" w:hAnsi="宋体" w:hint="eastAsia"/>
-        </w:rPr>
-        <w:t>→w，</w:t>
-      </w:r>
-      <w:proofErr w:type="spellStart"/>
-      <w:r>
-        <w:rPr>
-          <w:rFonts w:ascii="宋体" w:eastAsia="宋体" w:hAnsi="宋体" w:hint="eastAsia"/>
-        </w:rPr>
-        <w:t>uan</w:t>
-      </w:r>
-      <w:proofErr w:type="spellEnd"/>
-      <w:r>
-        <w:rPr>
-          <w:rFonts w:ascii="宋体" w:eastAsia="宋体" w:hAnsi="宋体" w:hint="eastAsia"/>
-        </w:rPr>
-        <w:t>/ü(v)an/er→r，ü(v)e→t，</w:t>
-      </w:r>
-      <w:proofErr w:type="spellStart"/>
-      <w:r>
-        <w:rPr>
-          <w:rFonts w:ascii="宋体" w:eastAsia="宋体" w:hAnsi="宋体" w:hint="eastAsia"/>
-        </w:rPr>
-        <w:t>uai</w:t>
-      </w:r>
-      <w:proofErr w:type="spellEnd"/>
-      <w:r>
-        <w:rPr>
-          <w:rFonts w:ascii="宋体" w:eastAsia="宋体" w:hAnsi="宋体" w:hint="eastAsia"/>
-        </w:rPr>
-        <w:t>/ü(v)→y（声母</w:t>
-      </w:r>
-      <w:proofErr w:type="spellStart"/>
-      <w:r>
-        <w:rPr>
-          <w:rFonts w:ascii="宋体" w:eastAsia="宋体" w:hAnsi="宋体" w:hint="eastAsia"/>
-        </w:rPr>
-        <w:t>jqxy</w:t>
-      </w:r>
-      <w:proofErr w:type="spellEnd"/>
-      <w:r>
-        <w:rPr>
-          <w:rFonts w:ascii="宋体" w:eastAsia="宋体" w:hAnsi="宋体" w:hint="eastAsia"/>
-        </w:rPr>
-        <w:t>的，ü(v)→u），</w:t>
-      </w:r>
-      <w:proofErr w:type="spellStart"/>
-      <w:r>
-        <w:rPr>
-          <w:rFonts w:ascii="宋体" w:eastAsia="宋体" w:hAnsi="宋体" w:hint="eastAsia"/>
-        </w:rPr>
-        <w:t>uo</w:t>
-      </w:r>
-      <w:proofErr w:type="spellEnd"/>
-      <w:r>
-        <w:rPr>
-          <w:rFonts w:ascii="宋体" w:eastAsia="宋体" w:hAnsi="宋体" w:hint="eastAsia"/>
-        </w:rPr>
-        <w:t>→o，un/ü(v)n→p，</w:t>
-      </w:r>
-      <w:proofErr w:type="spellStart"/>
-      <w:r>
-        <w:rPr>
-          <w:rFonts w:ascii="宋体" w:eastAsia="宋体" w:hAnsi="宋体" w:hint="eastAsia"/>
-        </w:rPr>
-        <w:t>ong</w:t>
-      </w:r>
-      <w:proofErr w:type="spellEnd"/>
-      <w:r>
-        <w:rPr>
-          <w:rFonts w:ascii="宋体" w:eastAsia="宋体" w:hAnsi="宋体" w:hint="eastAsia"/>
-        </w:rPr>
-        <w:t>/</w:t>
-      </w:r>
-      <w:proofErr w:type="spellStart"/>
-      <w:r>
-        <w:rPr>
-          <w:rFonts w:ascii="宋体" w:eastAsia="宋体" w:hAnsi="宋体" w:hint="eastAsia"/>
-        </w:rPr>
-        <w:t>iong</w:t>
-      </w:r>
-      <w:proofErr w:type="spellEnd"/>
-      <w:r>
-        <w:rPr>
-          <w:rFonts w:ascii="宋体" w:eastAsia="宋体" w:hAnsi="宋体" w:hint="eastAsia"/>
-        </w:rPr>
-        <w:t>→s，uang/</w:t>
-      </w:r>
-      <w:proofErr w:type="spellStart"/>
-      <w:r>
-        <w:rPr>
-          <w:rFonts w:ascii="宋体" w:eastAsia="宋体" w:hAnsi="宋体" w:hint="eastAsia"/>
-        </w:rPr>
-        <w:t>iang</w:t>
-      </w:r>
-      <w:proofErr w:type="spellEnd"/>
-      <w:r>
-        <w:rPr>
-          <w:rFonts w:ascii="宋体" w:eastAsia="宋体" w:hAnsi="宋体" w:hint="eastAsia"/>
-        </w:rPr>
-        <w:t>→d，</w:t>
-      </w:r>
-      <w:proofErr w:type="spellStart"/>
-      <w:r>
-        <w:rPr>
-          <w:rFonts w:ascii="宋体" w:eastAsia="宋体" w:hAnsi="宋体" w:hint="eastAsia"/>
-        </w:rPr>
-        <w:t>en</w:t>
-      </w:r>
-      <w:proofErr w:type="spellEnd"/>
-      <w:r>
-        <w:rPr>
-          <w:rFonts w:ascii="宋体" w:eastAsia="宋体" w:hAnsi="宋体" w:hint="eastAsia"/>
-        </w:rPr>
-        <w:t>→f，</w:t>
-      </w:r>
-      <w:proofErr w:type="spellStart"/>
-      <w:r>
-        <w:rPr>
-          <w:rFonts w:ascii="宋体" w:eastAsia="宋体" w:hAnsi="宋体" w:hint="eastAsia"/>
-        </w:rPr>
-        <w:t>eng</w:t>
-      </w:r>
-      <w:proofErr w:type="spellEnd"/>
-      <w:r>
-        <w:rPr>
-          <w:rFonts w:ascii="宋体" w:eastAsia="宋体" w:hAnsi="宋体" w:hint="eastAsia"/>
-        </w:rPr>
-        <w:t>→g，ang→h，an→j，</w:t>
-      </w:r>
-      <w:proofErr w:type="spellStart"/>
-      <w:r>
-        <w:rPr>
-          <w:rFonts w:ascii="宋体" w:eastAsia="宋体" w:hAnsi="宋体" w:hint="eastAsia"/>
-        </w:rPr>
-        <w:t>ao</w:t>
-      </w:r>
-      <w:proofErr w:type="spellEnd"/>
-      <w:r>
-        <w:rPr>
-          <w:rFonts w:ascii="宋体" w:eastAsia="宋体" w:hAnsi="宋体" w:hint="eastAsia"/>
-        </w:rPr>
-        <w:t>→k，ai→l，</w:t>
-      </w:r>
-      <w:proofErr w:type="spellStart"/>
-      <w:r>
-        <w:rPr>
-          <w:rFonts w:ascii="宋体" w:eastAsia="宋体" w:hAnsi="宋体" w:hint="eastAsia"/>
-        </w:rPr>
-        <w:t>ei</w:t>
-      </w:r>
-      <w:proofErr w:type="spellEnd"/>
-      <w:r>
-        <w:rPr>
-          <w:rFonts w:ascii="宋体" w:eastAsia="宋体" w:hAnsi="宋体" w:hint="eastAsia"/>
-        </w:rPr>
-        <w:t>→z，</w:t>
-      </w:r>
-      <w:proofErr w:type="spellStart"/>
-      <w:r>
-        <w:rPr>
-          <w:rFonts w:ascii="宋体" w:eastAsia="宋体" w:hAnsi="宋体" w:hint="eastAsia"/>
-        </w:rPr>
-        <w:t>ie</w:t>
-      </w:r>
-      <w:proofErr w:type="spellEnd"/>
-      <w:r>
-        <w:rPr>
-          <w:rFonts w:ascii="宋体" w:eastAsia="宋体" w:hAnsi="宋体" w:hint="eastAsia"/>
-        </w:rPr>
-        <w:t>→x，</w:t>
-      </w:r>
-      <w:proofErr w:type="spellStart"/>
-      <w:r>
-        <w:rPr>
-          <w:rFonts w:ascii="宋体" w:eastAsia="宋体" w:hAnsi="宋体" w:hint="eastAsia"/>
-        </w:rPr>
-        <w:t>iao</w:t>
-      </w:r>
-      <w:proofErr w:type="spellEnd"/>
-      <w:r>
-        <w:rPr>
-          <w:rFonts w:ascii="宋体" w:eastAsia="宋体" w:hAnsi="宋体" w:hint="eastAsia"/>
-        </w:rPr>
-        <w:t>→c，</w:t>
-      </w:r>
-      <w:proofErr w:type="spellStart"/>
-      <w:r>
-        <w:rPr>
-          <w:rFonts w:ascii="宋体" w:eastAsia="宋体" w:hAnsi="宋体" w:hint="eastAsia"/>
-        </w:rPr>
-        <w:t>ui</w:t>
-      </w:r>
-      <w:proofErr w:type="spellEnd"/>
-      <w:r>
-        <w:rPr>
-          <w:rFonts w:ascii="宋体" w:eastAsia="宋体" w:hAnsi="宋体" w:hint="eastAsia"/>
-        </w:rPr>
-        <w:t>→v，</w:t>
-      </w:r>
-      <w:proofErr w:type="spellStart"/>
-      <w:r>
-        <w:rPr>
-          <w:rFonts w:ascii="宋体" w:eastAsia="宋体" w:hAnsi="宋体" w:hint="eastAsia"/>
-        </w:rPr>
-        <w:t>ou</w:t>
-      </w:r>
-      <w:proofErr w:type="spellEnd"/>
-      <w:r>
-        <w:rPr>
-          <w:rFonts w:ascii="宋体" w:eastAsia="宋体" w:hAnsi="宋体" w:hint="eastAsia"/>
-        </w:rPr>
-        <w:t>→b，in→n，</w:t>
-      </w:r>
-      <w:proofErr w:type="spellStart"/>
-      <w:r>
-        <w:rPr>
-          <w:rFonts w:ascii="宋体" w:eastAsia="宋体" w:hAnsi="宋体" w:hint="eastAsia"/>
-        </w:rPr>
-        <w:t>ian</w:t>
-      </w:r>
-      <w:proofErr w:type="spellEnd"/>
-      <w:r>
-        <w:rPr>
-          <w:rFonts w:ascii="宋体" w:eastAsia="宋体" w:hAnsi="宋体" w:hint="eastAsia"/>
-        </w:rPr>
-        <w:t>→m，</w:t>
-      </w:r>
-      <w:proofErr w:type="spellStart"/>
-      <w:r>
-        <w:rPr>
-          <w:rFonts w:ascii="宋体" w:eastAsia="宋体" w:hAnsi="宋体" w:hint="eastAsia"/>
-        </w:rPr>
-        <w:t>ing</w:t>
-      </w:r>
-      <w:proofErr w:type="spellEnd"/>
-      <w:r>
-        <w:rPr>
-          <w:rFonts w:ascii="宋体" w:eastAsia="宋体" w:hAnsi="宋体" w:hint="eastAsia"/>
-        </w:rPr>
-        <w:t>→；</w:t>
+        <w:t xml:space="preserve">    a，e，i，o，u同全拼。</w:t>
+      </w:r>
+    </w:p>
+    <w:p>
+      <w:pPr>
+        <w:rPr>
+          <w:rFonts w:ascii="宋体" w:eastAsia="宋体" w:hAnsi="宋体" w:hint="eastAsia"/>
+        </w:rPr>
+      </w:pPr>
+      <w:r>
+        <w:rPr>
+          <w:rFonts w:ascii="宋体" w:eastAsia="宋体" w:hAnsi="宋体" w:hint="eastAsia"/>
+        </w:rPr>
+        <w:t xml:space="preserve">    iu→q，ua/ia→w，uan/ü(v)an/er→r，ü(v)e→t，uai/ü(v)→y（声母jqxy的，ü(v)→u），uo→o，un/ü(v)n→p，ong/iong→s，uang/iang→d，en→f，eng→g，ang→h，an→j，ao→k，ai→l，ei→z，ie→x，iao→c，ui→v，ou→b，in→n，ian→m，ing→；</w:t>
       </w:r>
     </w:p>
     <w:p>
@@ -5117,7 +4727,7 @@
           <w14:ligatures w14:val="none"/>
         </w:rPr>
         <w:drawing>
-          <wp:inline distT="0" distB="0" distL="0" distR="0" wp14:anchorId="021093D3" wp14:editId="192524C0">
+          <wp:inline distT="0" distB="0" distL="0" distR="0" wp14:anchorId="021093D3" wp14:editId="50A258A2">
             <wp:extent cx="3864293" cy="1155659"/>
             <wp:effectExtent l="0" t="0" r="3175" b="6985"/>
             <wp:docPr id="876378149" name="图片 2"/>
@@ -7797,7 +7407,6 @@
           <w:rFonts w:ascii="宋体" w:eastAsia="宋体" w:hAnsi="宋体" w:hint="eastAsia"/>
         </w:rPr>
       </w:pPr>
-      <w:proofErr w:type="spellStart"/>
       <w:r>
         <w:rPr>
           <w:rFonts w:ascii="宋体" w:eastAsia="宋体" w:hAnsi="宋体"/>
@@ -7805,7 +7414,6 @@
         <w:lastRenderedPageBreak/>
         <w:t>i</w:t>
       </w:r>
-      <w:proofErr w:type="spellEnd"/>
       <w:r>
         <w:rPr>
           <w:rFonts w:ascii="宋体" w:eastAsia="宋体" w:hAnsi="宋体" w:hint="eastAsia"/>
@@ -8545,84 +8153,33 @@
         <w:rPr>
           <w:rFonts w:ascii="宋体" w:eastAsia="宋体" w:hAnsi="宋体" w:hint="eastAsia"/>
         </w:rPr>
-        <w:t xml:space="preserve">a: </w:t>
-      </w:r>
-      <w:proofErr w:type="spellStart"/>
-      <w:r>
-        <w:rPr>
-          <w:rFonts w:ascii="宋体" w:eastAsia="宋体" w:hAnsi="宋体" w:hint="eastAsia"/>
-        </w:rPr>
-        <w:t>dhupygkwv</w:t>
-      </w:r>
-      <w:proofErr w:type="spellEnd"/>
-      <w:r>
-        <w:rPr>
-          <w:rFonts w:ascii="宋体" w:eastAsia="宋体" w:hAnsi="宋体" w:hint="eastAsia"/>
-        </w:rPr>
-        <w:t xml:space="preserve">                b: </w:t>
-      </w:r>
-      <w:proofErr w:type="spellStart"/>
-      <w:r>
-        <w:rPr>
-          <w:rFonts w:ascii="宋体" w:eastAsia="宋体" w:hAnsi="宋体" w:hint="eastAsia"/>
-        </w:rPr>
-        <w:t>ku;zglsaio</w:t>
-      </w:r>
-      <w:proofErr w:type="spellEnd"/>
-    </w:p>
-    <w:p>
-      <w:pPr>
-        <w:rPr>
-          <w:rFonts w:ascii="宋体" w:eastAsia="宋体" w:hAnsi="宋体" w:hint="eastAsia"/>
-        </w:rPr>
-      </w:pPr>
-      <w:r>
-        <w:rPr>
-          <w:rFonts w:ascii="宋体" w:eastAsia="宋体" w:hAnsi="宋体" w:hint="eastAsia"/>
-        </w:rPr>
-        <w:t xml:space="preserve">c: </w:t>
-      </w:r>
-      <w:proofErr w:type="spellStart"/>
-      <w:r>
-        <w:rPr>
-          <w:rFonts w:ascii="宋体" w:eastAsia="宋体" w:hAnsi="宋体" w:hint="eastAsia"/>
-        </w:rPr>
-        <w:t>ekhypgi</w:t>
-      </w:r>
-      <w:proofErr w:type="spellEnd"/>
-      <w:r>
-        <w:rPr>
-          <w:rFonts w:ascii="宋体" w:eastAsia="宋体" w:hAnsi="宋体" w:hint="eastAsia"/>
-        </w:rPr>
-        <w:t xml:space="preserve">                  d: </w:t>
-      </w:r>
-      <w:proofErr w:type="spellStart"/>
-      <w:r>
-        <w:rPr>
-          <w:rFonts w:ascii="宋体" w:eastAsia="宋体" w:hAnsi="宋体" w:hint="eastAsia"/>
-        </w:rPr>
-        <w:t>klahpmbu</w:t>
-      </w:r>
-      <w:proofErr w:type="spellEnd"/>
-    </w:p>
-    <w:p>
-      <w:pPr>
-        <w:rPr>
-          <w:rFonts w:ascii="宋体" w:eastAsia="宋体" w:hAnsi="宋体" w:hint="eastAsia"/>
-        </w:rPr>
-      </w:pPr>
-      <w:r>
-        <w:rPr>
-          <w:rFonts w:ascii="宋体" w:eastAsia="宋体" w:hAnsi="宋体" w:hint="eastAsia"/>
-        </w:rPr>
-        <w:t xml:space="preserve">e:                          f: </w:t>
-      </w:r>
-      <w:proofErr w:type="spellStart"/>
-      <w:r>
-        <w:rPr>
-          <w:rFonts w:ascii="宋体" w:eastAsia="宋体" w:hAnsi="宋体" w:hint="eastAsia"/>
-        </w:rPr>
-        <w:t>ghubqi</w:t>
+        <w:t>a: dhupygkwv                b: ku;zglsaio</w:t>
+      </w:r>
+    </w:p>
+    <w:p>
+      <w:pPr>
+        <w:rPr>
+          <w:rFonts w:ascii="宋体" w:eastAsia="宋体" w:hAnsi="宋体" w:hint="eastAsia"/>
+        </w:rPr>
+      </w:pPr>
+      <w:r>
+        <w:rPr>
+          <w:rFonts w:ascii="宋体" w:eastAsia="宋体" w:hAnsi="宋体" w:hint="eastAsia"/>
+        </w:rPr>
+        <w:t>c: ekhypgi                  d: klahpmbu</w:t>
+      </w:r>
+    </w:p>
+    <w:p>
+      <w:pPr>
+        <w:rPr>
+          <w:rFonts w:ascii="宋体" w:eastAsia="宋体" w:hAnsi="宋体" w:hint="eastAsia"/>
+        </w:rPr>
+      </w:pPr>
+      <w:r>
+        <w:rPr>
+          <w:rFonts w:ascii="宋体" w:eastAsia="宋体" w:hAnsi="宋体" w:hint="eastAsia"/>
+        </w:rPr>
+        <w:t>e:                          f: ghubqi</w:t>
       </w:r>
       <w:r>
         <w:rPr>
@@ -8630,26 +8187,18 @@
         </w:rPr>
         <w:t>z</w:t>
       </w:r>
-      <w:proofErr w:type="spellEnd"/>
-    </w:p>
-    <w:p>
-      <w:pPr>
-        <w:rPr>
-          <w:rFonts w:ascii="宋体" w:eastAsia="宋体" w:hAnsi="宋体" w:hint="eastAsia"/>
-        </w:rPr>
-      </w:pPr>
-      <w:r>
-        <w:rPr>
-          <w:rFonts w:ascii="宋体" w:eastAsia="宋体" w:hAnsi="宋体" w:hint="eastAsia"/>
-        </w:rPr>
-        <w:t xml:space="preserve">g: </w:t>
-      </w:r>
-      <w:proofErr w:type="spellStart"/>
-      <w:r>
-        <w:rPr>
-          <w:rFonts w:ascii="宋体" w:eastAsia="宋体" w:hAnsi="宋体" w:hint="eastAsia"/>
-        </w:rPr>
-        <w:t>sdvmoexwf</w:t>
+    </w:p>
+    <w:p>
+      <w:pPr>
+        <w:rPr>
+          <w:rFonts w:ascii="宋体" w:eastAsia="宋体" w:hAnsi="宋体" w:hint="eastAsia"/>
+        </w:rPr>
+      </w:pPr>
+      <w:r>
+        <w:rPr>
+          <w:rFonts w:ascii="宋体" w:eastAsia="宋体" w:hAnsi="宋体" w:hint="eastAsia"/>
+        </w:rPr>
+        <w:t>g: sdvmoexwf</w:t>
       </w:r>
       <w:r>
         <w:rPr>
@@ -8661,14 +8210,102 @@
         <w:rPr>
           <w:rFonts w:ascii="宋体" w:eastAsia="宋体" w:hAnsi="宋体" w:hint="eastAsia"/>
         </w:rPr>
+        <w:t xml:space="preserve">r  </w:t>
+      </w:r>
+      <w:r>
+        <w:rPr>
+          <w:rFonts w:ascii="宋体" w:eastAsia="宋体" w:hAnsi="宋体" w:hint="eastAsia"/>
+        </w:rPr>
+        <w:t xml:space="preserve"> </w:t>
+      </w:r>
+      <w:r>
+        <w:rPr>
+          <w:rFonts w:ascii="宋体" w:eastAsia="宋体" w:hAnsi="宋体" w:hint="eastAsia"/>
+        </w:rPr>
+        <w:t xml:space="preserve">           h: ouedylz</w:t>
+      </w:r>
+    </w:p>
+    <w:p>
+      <w:pPr>
+        <w:rPr>
+          <w:rFonts w:ascii="宋体" w:eastAsia="宋体" w:hAnsi="宋体" w:hint="eastAsia"/>
+        </w:rPr>
+      </w:pPr>
+      <w:r>
+        <w:rPr>
+          <w:rFonts w:ascii="宋体" w:eastAsia="宋体" w:hAnsi="宋体" w:hint="eastAsia"/>
+        </w:rPr>
+        <w:t>i: seuxohftp</w:t>
+      </w:r>
+      <w:r>
+        <w:rPr>
+          <w:rFonts w:ascii="宋体" w:eastAsia="宋体" w:hAnsi="宋体" w:hint="eastAsia"/>
+        </w:rPr>
+        <w:t>i</w:t>
+      </w:r>
+      <w:r>
+        <w:rPr>
+          <w:rFonts w:ascii="宋体" w:eastAsia="宋体" w:hAnsi="宋体" w:hint="eastAsia"/>
+        </w:rPr>
+        <w:t xml:space="preserve">               j: rnztifswmpd</w:t>
+      </w:r>
+    </w:p>
+    <w:p>
+      <w:pPr>
+        <w:rPr>
+          <w:rFonts w:ascii="宋体" w:eastAsia="宋体" w:hAnsi="宋体" w:hint="eastAsia"/>
+        </w:rPr>
+      </w:pPr>
+      <w:r>
+        <w:rPr>
+          <w:rFonts w:ascii="宋体" w:eastAsia="宋体" w:hAnsi="宋体" w:hint="eastAsia"/>
+        </w:rPr>
+        <w:t>k: byusj                    l: bypiskut</w:t>
+      </w:r>
+      <w:r>
+        <w:rPr>
+          <w:rFonts w:ascii="宋体" w:eastAsia="宋体" w:hAnsi="宋体" w:hint="eastAsia"/>
+        </w:rPr>
         <w:t>r</w:t>
       </w:r>
-      <w:proofErr w:type="spellEnd"/>
-      <w:r>
-        <w:rPr>
-          <w:rFonts w:ascii="宋体" w:eastAsia="宋体" w:hAnsi="宋体" w:hint="eastAsia"/>
-        </w:rPr>
-        <w:t xml:space="preserve">  </w:t>
+    </w:p>
+    <w:p>
+      <w:pPr>
+        <w:rPr>
+          <w:rFonts w:ascii="宋体" w:eastAsia="宋体" w:hAnsi="宋体" w:hint="eastAsia"/>
+        </w:rPr>
+      </w:pPr>
+      <w:r>
+        <w:rPr>
+          <w:rFonts w:ascii="宋体" w:eastAsia="宋体" w:hAnsi="宋体" w:hint="eastAsia"/>
+        </w:rPr>
+        <w:t>m: usbafnkoyil              n: yqcli</w:t>
+      </w:r>
+    </w:p>
+    <w:p>
+      <w:pPr>
+        <w:rPr>
+          <w:rFonts w:ascii="宋体" w:eastAsia="宋体" w:hAnsi="宋体" w:hint="eastAsia"/>
+        </w:rPr>
+      </w:pPr>
+      <w:r>
+        <w:rPr>
+          <w:rFonts w:ascii="宋体" w:eastAsia="宋体" w:hAnsi="宋体" w:hint="eastAsia"/>
+        </w:rPr>
+        <w:t>o: rbhpe                    p: umyjibn</w:t>
+      </w:r>
+    </w:p>
+    <w:p>
+      <w:pPr>
+        <w:rPr>
+          <w:rFonts w:ascii="宋体" w:eastAsia="宋体" w:hAnsi="宋体" w:hint="eastAsia"/>
+        </w:rPr>
+      </w:pPr>
+      <w:r>
+        <w:rPr>
+          <w:rFonts w:ascii="宋体" w:eastAsia="宋体" w:hAnsi="宋体" w:hint="eastAsia"/>
+        </w:rPr>
+        <w:t>q: irvm;</w:t>
       </w:r>
       <w:r>
         <w:rPr>
@@ -8680,194 +8317,65 @@
         <w:rPr>
           <w:rFonts w:ascii="宋体" w:eastAsia="宋体" w:hAnsi="宋体" w:hint="eastAsia"/>
         </w:rPr>
-        <w:t xml:space="preserve">           h: </w:t>
-      </w:r>
-      <w:proofErr w:type="spellStart"/>
-      <w:r>
-        <w:rPr>
-          <w:rFonts w:ascii="宋体" w:eastAsia="宋体" w:hAnsi="宋体" w:hint="eastAsia"/>
-        </w:rPr>
-        <w:t>ouedylz</w:t>
-      </w:r>
-      <w:proofErr w:type="spellEnd"/>
-    </w:p>
-    <w:p>
-      <w:pPr>
-        <w:rPr>
-          <w:rFonts w:ascii="宋体" w:eastAsia="宋体" w:hAnsi="宋体" w:hint="eastAsia"/>
-        </w:rPr>
-      </w:pPr>
-      <w:r>
-        <w:rPr>
-          <w:rFonts w:ascii="宋体" w:eastAsia="宋体" w:hAnsi="宋体" w:hint="eastAsia"/>
-        </w:rPr>
-        <w:t xml:space="preserve">i: </w:t>
-      </w:r>
-      <w:proofErr w:type="spellStart"/>
-      <w:r>
-        <w:rPr>
-          <w:rFonts w:ascii="宋体" w:eastAsia="宋体" w:hAnsi="宋体" w:hint="eastAsia"/>
-        </w:rPr>
-        <w:t>seuxohftp</w:t>
-      </w:r>
-      <w:r>
-        <w:rPr>
-          <w:rFonts w:ascii="宋体" w:eastAsia="宋体" w:hAnsi="宋体" w:hint="eastAsia"/>
-        </w:rPr>
-        <w:t>i</w:t>
-      </w:r>
-      <w:proofErr w:type="spellEnd"/>
-      <w:r>
-        <w:rPr>
-          <w:rFonts w:ascii="宋体" w:eastAsia="宋体" w:hAnsi="宋体" w:hint="eastAsia"/>
-        </w:rPr>
-        <w:t xml:space="preserve">               j: </w:t>
-      </w:r>
-      <w:proofErr w:type="spellStart"/>
-      <w:r>
-        <w:rPr>
-          <w:rFonts w:ascii="宋体" w:eastAsia="宋体" w:hAnsi="宋体" w:hint="eastAsia"/>
-        </w:rPr>
-        <w:t>rnztifswmpd</w:t>
-      </w:r>
-      <w:proofErr w:type="spellEnd"/>
-    </w:p>
-    <w:p>
-      <w:pPr>
-        <w:rPr>
-          <w:rFonts w:ascii="宋体" w:eastAsia="宋体" w:hAnsi="宋体" w:hint="eastAsia"/>
-        </w:rPr>
-      </w:pPr>
-      <w:r>
-        <w:rPr>
-          <w:rFonts w:ascii="宋体" w:eastAsia="宋体" w:hAnsi="宋体" w:hint="eastAsia"/>
-        </w:rPr>
-        <w:t xml:space="preserve">k: </w:t>
-      </w:r>
-      <w:proofErr w:type="spellStart"/>
-      <w:r>
-        <w:rPr>
-          <w:rFonts w:ascii="宋体" w:eastAsia="宋体" w:hAnsi="宋体" w:hint="eastAsia"/>
-        </w:rPr>
-        <w:t>byusj</w:t>
-      </w:r>
-      <w:proofErr w:type="spellEnd"/>
-      <w:r>
-        <w:rPr>
-          <w:rFonts w:ascii="宋体" w:eastAsia="宋体" w:hAnsi="宋体" w:hint="eastAsia"/>
-        </w:rPr>
-        <w:t xml:space="preserve">                    l: </w:t>
-      </w:r>
-      <w:proofErr w:type="spellStart"/>
-      <w:r>
-        <w:rPr>
-          <w:rFonts w:ascii="宋体" w:eastAsia="宋体" w:hAnsi="宋体" w:hint="eastAsia"/>
-        </w:rPr>
-        <w:t>bypiskut</w:t>
-      </w:r>
-      <w:r>
-        <w:rPr>
-          <w:rFonts w:ascii="宋体" w:eastAsia="宋体" w:hAnsi="宋体" w:hint="eastAsia"/>
-        </w:rPr>
-        <w:t>r</w:t>
-      </w:r>
-      <w:proofErr w:type="spellEnd"/>
-    </w:p>
-    <w:p>
-      <w:pPr>
-        <w:rPr>
-          <w:rFonts w:ascii="宋体" w:eastAsia="宋体" w:hAnsi="宋体" w:hint="eastAsia"/>
-        </w:rPr>
-      </w:pPr>
-      <w:r>
-        <w:rPr>
-          <w:rFonts w:ascii="宋体" w:eastAsia="宋体" w:hAnsi="宋体" w:hint="eastAsia"/>
-        </w:rPr>
-        <w:t xml:space="preserve">m: </w:t>
-      </w:r>
-      <w:proofErr w:type="spellStart"/>
-      <w:r>
-        <w:rPr>
-          <w:rFonts w:ascii="宋体" w:eastAsia="宋体" w:hAnsi="宋体" w:hint="eastAsia"/>
-        </w:rPr>
-        <w:t>usbafnkoyil</w:t>
-      </w:r>
-      <w:proofErr w:type="spellEnd"/>
-      <w:r>
-        <w:rPr>
-          <w:rFonts w:ascii="宋体" w:eastAsia="宋体" w:hAnsi="宋体" w:hint="eastAsia"/>
-        </w:rPr>
-        <w:t xml:space="preserve">              n: </w:t>
-      </w:r>
-      <w:proofErr w:type="spellStart"/>
-      <w:r>
-        <w:rPr>
-          <w:rFonts w:ascii="宋体" w:eastAsia="宋体" w:hAnsi="宋体" w:hint="eastAsia"/>
-        </w:rPr>
-        <w:t>yqcli</w:t>
-      </w:r>
-      <w:proofErr w:type="spellEnd"/>
-    </w:p>
-    <w:p>
-      <w:pPr>
-        <w:rPr>
-          <w:rFonts w:ascii="宋体" w:eastAsia="宋体" w:hAnsi="宋体" w:hint="eastAsia"/>
-        </w:rPr>
-      </w:pPr>
-      <w:r>
-        <w:rPr>
-          <w:rFonts w:ascii="宋体" w:eastAsia="宋体" w:hAnsi="宋体" w:hint="eastAsia"/>
-        </w:rPr>
-        <w:t xml:space="preserve">o: </w:t>
-      </w:r>
-      <w:proofErr w:type="spellStart"/>
-      <w:r>
-        <w:rPr>
-          <w:rFonts w:ascii="宋体" w:eastAsia="宋体" w:hAnsi="宋体" w:hint="eastAsia"/>
-        </w:rPr>
-        <w:t>rbhpe</w:t>
-      </w:r>
-      <w:proofErr w:type="spellEnd"/>
-      <w:r>
-        <w:rPr>
-          <w:rFonts w:ascii="宋体" w:eastAsia="宋体" w:hAnsi="宋体" w:hint="eastAsia"/>
-        </w:rPr>
-        <w:t xml:space="preserve">                    p: </w:t>
-      </w:r>
-      <w:proofErr w:type="spellStart"/>
-      <w:r>
-        <w:rPr>
-          <w:rFonts w:ascii="宋体" w:eastAsia="宋体" w:hAnsi="宋体" w:hint="eastAsia"/>
-        </w:rPr>
-        <w:t>umyjibn</w:t>
-      </w:r>
-      <w:proofErr w:type="spellEnd"/>
-    </w:p>
-    <w:p>
-      <w:pPr>
-        <w:rPr>
-          <w:rFonts w:ascii="宋体" w:eastAsia="宋体" w:hAnsi="宋体" w:hint="eastAsia"/>
-        </w:rPr>
-      </w:pPr>
-      <w:r>
-        <w:rPr>
-          <w:rFonts w:ascii="宋体" w:eastAsia="宋体" w:hAnsi="宋体" w:hint="eastAsia"/>
-        </w:rPr>
-        <w:t xml:space="preserve">q: </w:t>
-      </w:r>
-      <w:proofErr w:type="spellStart"/>
-      <w:r>
-        <w:rPr>
-          <w:rFonts w:ascii="宋体" w:eastAsia="宋体" w:hAnsi="宋体" w:hint="eastAsia"/>
-        </w:rPr>
-        <w:t>irvm</w:t>
-      </w:r>
-      <w:proofErr w:type="spellEnd"/>
-      <w:r>
-        <w:rPr>
-          <w:rFonts w:ascii="宋体" w:eastAsia="宋体" w:hAnsi="宋体" w:hint="eastAsia"/>
-        </w:rPr>
-        <w:t>;</w:t>
+        <w:t xml:space="preserve">                   r: fbuil</w:t>
+      </w:r>
+    </w:p>
+    <w:p>
+      <w:pPr>
+        <w:rPr>
+          <w:rFonts w:ascii="宋体" w:eastAsia="宋体" w:hAnsi="宋体" w:hint="eastAsia"/>
+        </w:rPr>
+      </w:pPr>
+      <w:r>
+        <w:rPr>
+          <w:rFonts w:ascii="宋体" w:eastAsia="宋体" w:hAnsi="宋体" w:hint="eastAsia"/>
+        </w:rPr>
+        <w:t>s: uikpjmw                  t: uiyxm</w:t>
+      </w:r>
+    </w:p>
+    <w:p>
+      <w:pPr>
+        <w:rPr>
+          <w:rFonts w:ascii="宋体" w:eastAsia="宋体" w:hAnsi="宋体" w:hint="eastAsia"/>
+        </w:rPr>
+      </w:pPr>
+      <w:r>
+        <w:rPr>
+          <w:rFonts w:ascii="宋体" w:eastAsia="宋体" w:hAnsi="宋体" w:hint="eastAsia"/>
+        </w:rPr>
+        <w:t>u: wvibrjhnf                v: sgbiwmk</w:t>
+      </w:r>
+    </w:p>
+    <w:p>
+      <w:pPr>
+        <w:rPr>
+          <w:rFonts w:ascii="宋体" w:eastAsia="宋体" w:hAnsi="宋体" w:hint="eastAsia"/>
+        </w:rPr>
+      </w:pPr>
+      <w:r>
+        <w:rPr>
+          <w:rFonts w:ascii="宋体" w:eastAsia="宋体" w:hAnsi="宋体" w:hint="eastAsia"/>
+        </w:rPr>
+        <w:t>w: hxazvf                   x: tdnicpms</w:t>
+      </w:r>
+      <w:r>
+        <w:rPr>
+          <w:rFonts w:ascii="宋体" w:eastAsia="宋体" w:hAnsi="宋体" w:hint="eastAsia"/>
+        </w:rPr>
+        <w:t>b</w:t>
+      </w:r>
+    </w:p>
+    <w:p>
+      <w:pPr>
+        <w:rPr>
+          <w:rFonts w:ascii="宋体" w:eastAsia="宋体" w:hAnsi="宋体" w:hint="eastAsia"/>
+        </w:rPr>
+      </w:pPr>
+      <w:r>
+        <w:rPr>
+          <w:rFonts w:ascii="宋体" w:eastAsia="宋体" w:hAnsi="宋体" w:hint="eastAsia"/>
+        </w:rPr>
+        <w:t>y: jbtuihlexkn</w:t>
       </w:r>
       <w:r>
         <w:rPr>
@@ -8879,168 +8387,8 @@
         <w:rPr>
           <w:rFonts w:ascii="宋体" w:eastAsia="宋体" w:hAnsi="宋体" w:hint="eastAsia"/>
         </w:rPr>
-        <w:t xml:space="preserve">                   r: </w:t>
-      </w:r>
-      <w:proofErr w:type="spellStart"/>
-      <w:r>
-        <w:rPr>
-          <w:rFonts w:ascii="宋体" w:eastAsia="宋体" w:hAnsi="宋体" w:hint="eastAsia"/>
-        </w:rPr>
-        <w:t>fbuil</w:t>
-      </w:r>
-      <w:proofErr w:type="spellEnd"/>
-    </w:p>
-    <w:p>
-      <w:pPr>
-        <w:rPr>
-          <w:rFonts w:ascii="宋体" w:eastAsia="宋体" w:hAnsi="宋体" w:hint="eastAsia"/>
-        </w:rPr>
-      </w:pPr>
-      <w:r>
-        <w:rPr>
-          <w:rFonts w:ascii="宋体" w:eastAsia="宋体" w:hAnsi="宋体" w:hint="eastAsia"/>
-        </w:rPr>
-        <w:t xml:space="preserve">s: </w:t>
-      </w:r>
-      <w:proofErr w:type="spellStart"/>
-      <w:r>
-        <w:rPr>
-          <w:rFonts w:ascii="宋体" w:eastAsia="宋体" w:hAnsi="宋体" w:hint="eastAsia"/>
-        </w:rPr>
-        <w:t>uikpjmw</w:t>
-      </w:r>
-      <w:proofErr w:type="spellEnd"/>
-      <w:r>
-        <w:rPr>
-          <w:rFonts w:ascii="宋体" w:eastAsia="宋体" w:hAnsi="宋体" w:hint="eastAsia"/>
-        </w:rPr>
-        <w:t xml:space="preserve">                  t: </w:t>
-      </w:r>
-      <w:proofErr w:type="spellStart"/>
-      <w:r>
-        <w:rPr>
-          <w:rFonts w:ascii="宋体" w:eastAsia="宋体" w:hAnsi="宋体" w:hint="eastAsia"/>
-        </w:rPr>
-        <w:t>uiyxm</w:t>
-      </w:r>
-      <w:proofErr w:type="spellEnd"/>
-    </w:p>
-    <w:p>
-      <w:pPr>
-        <w:rPr>
-          <w:rFonts w:ascii="宋体" w:eastAsia="宋体" w:hAnsi="宋体" w:hint="eastAsia"/>
-        </w:rPr>
-      </w:pPr>
-      <w:r>
-        <w:rPr>
-          <w:rFonts w:ascii="宋体" w:eastAsia="宋体" w:hAnsi="宋体" w:hint="eastAsia"/>
-        </w:rPr>
-        <w:t xml:space="preserve">u: </w:t>
-      </w:r>
-      <w:proofErr w:type="spellStart"/>
-      <w:r>
-        <w:rPr>
-          <w:rFonts w:ascii="宋体" w:eastAsia="宋体" w:hAnsi="宋体" w:hint="eastAsia"/>
-        </w:rPr>
-        <w:t>wvibrjhnf</w:t>
-      </w:r>
-      <w:proofErr w:type="spellEnd"/>
-      <w:r>
-        <w:rPr>
-          <w:rFonts w:ascii="宋体" w:eastAsia="宋体" w:hAnsi="宋体" w:hint="eastAsia"/>
-        </w:rPr>
-        <w:t xml:space="preserve">                v: </w:t>
-      </w:r>
-      <w:proofErr w:type="spellStart"/>
-      <w:r>
-        <w:rPr>
-          <w:rFonts w:ascii="宋体" w:eastAsia="宋体" w:hAnsi="宋体" w:hint="eastAsia"/>
-        </w:rPr>
-        <w:t>sgbiwmk</w:t>
-      </w:r>
-      <w:proofErr w:type="spellEnd"/>
-    </w:p>
-    <w:p>
-      <w:pPr>
-        <w:rPr>
-          <w:rFonts w:ascii="宋体" w:eastAsia="宋体" w:hAnsi="宋体" w:hint="eastAsia"/>
-        </w:rPr>
-      </w:pPr>
-      <w:r>
-        <w:rPr>
-          <w:rFonts w:ascii="宋体" w:eastAsia="宋体" w:hAnsi="宋体" w:hint="eastAsia"/>
-        </w:rPr>
-        <w:t xml:space="preserve">w: </w:t>
-      </w:r>
-      <w:proofErr w:type="spellStart"/>
-      <w:r>
-        <w:rPr>
-          <w:rFonts w:ascii="宋体" w:eastAsia="宋体" w:hAnsi="宋体" w:hint="eastAsia"/>
-        </w:rPr>
-        <w:t>hxazvf</w:t>
-      </w:r>
-      <w:proofErr w:type="spellEnd"/>
-      <w:r>
-        <w:rPr>
-          <w:rFonts w:ascii="宋体" w:eastAsia="宋体" w:hAnsi="宋体" w:hint="eastAsia"/>
-        </w:rPr>
-        <w:t xml:space="preserve">                   x: </w:t>
-      </w:r>
-      <w:proofErr w:type="spellStart"/>
-      <w:r>
-        <w:rPr>
-          <w:rFonts w:ascii="宋体" w:eastAsia="宋体" w:hAnsi="宋体" w:hint="eastAsia"/>
-        </w:rPr>
-        <w:t>tdnicpms</w:t>
-      </w:r>
-      <w:r>
-        <w:rPr>
-          <w:rFonts w:ascii="宋体" w:eastAsia="宋体" w:hAnsi="宋体" w:hint="eastAsia"/>
-        </w:rPr>
-        <w:t>b</w:t>
-      </w:r>
-      <w:proofErr w:type="spellEnd"/>
-    </w:p>
-    <w:p>
-      <w:pPr>
-        <w:rPr>
-          <w:rFonts w:ascii="宋体" w:eastAsia="宋体" w:hAnsi="宋体" w:hint="eastAsia"/>
-        </w:rPr>
-      </w:pPr>
-      <w:r>
-        <w:rPr>
-          <w:rFonts w:ascii="宋体" w:eastAsia="宋体" w:hAnsi="宋体" w:hint="eastAsia"/>
-        </w:rPr>
-        <w:t xml:space="preserve">y: </w:t>
-      </w:r>
-      <w:proofErr w:type="spellStart"/>
-      <w:r>
-        <w:rPr>
-          <w:rFonts w:ascii="宋体" w:eastAsia="宋体" w:hAnsi="宋体" w:hint="eastAsia"/>
-        </w:rPr>
-        <w:t>jbtuihlexkn</w:t>
-      </w:r>
-      <w:proofErr w:type="spellEnd"/>
-      <w:r>
-        <w:rPr>
-          <w:rFonts w:ascii="宋体" w:eastAsia="宋体" w:hAnsi="宋体" w:hint="eastAsia"/>
-        </w:rPr>
-        <w:t xml:space="preserve"> </w:t>
-      </w:r>
-      <w:r>
-        <w:rPr>
-          <w:rFonts w:ascii="宋体" w:eastAsia="宋体" w:hAnsi="宋体" w:hint="eastAsia"/>
-        </w:rPr>
-        <w:t xml:space="preserve">             z: </w:t>
-      </w:r>
-      <w:proofErr w:type="spellStart"/>
-      <w:r>
-        <w:rPr>
-          <w:rFonts w:ascii="宋体" w:eastAsia="宋体" w:hAnsi="宋体" w:hint="eastAsia"/>
-        </w:rPr>
-        <w:t>vruipb</w:t>
-      </w:r>
-      <w:proofErr w:type="spellEnd"/>
+        <w:t xml:space="preserve">             z: vruipb</w:t>
+      </w:r>
     </w:p>
     <w:p>
       <w:pPr>
@@ -9752,30 +9100,40 @@
         <w:rPr>
           <w:rFonts w:ascii="宋体" w:eastAsia="宋体" w:hAnsi="宋体"/>
         </w:rPr>
-        <w:t>巨5 平5 养d 就d 利h 临</w:t>
-      </w:r>
-      <w:proofErr w:type="spellStart"/>
-      <w:r>
-        <w:rPr>
-          <w:rFonts w:ascii="宋体" w:eastAsia="宋体" w:hAnsi="宋体"/>
-        </w:rPr>
-        <w:t>i</w:t>
-      </w:r>
-      <w:proofErr w:type="spellEnd"/>
-      <w:r>
-        <w:rPr>
-          <w:rFonts w:ascii="宋体" w:eastAsia="宋体" w:hAnsi="宋体"/>
-        </w:rPr>
-        <w:t xml:space="preserve"> 所j 束k 乔k 事k 吏k 史k 数l 见m 贝m 责q</w:t>
+        <w:t>巨5 平5 养d 就d 利h 临i 所j</w:t>
+      </w:r>
+      <w:r>
+        <w:rPr>
+          <w:rFonts w:ascii="宋体" w:eastAsia="宋体" w:hAnsi="宋体" w:hint="eastAsia"/>
+        </w:rPr>
+        <w:t xml:space="preserve"> 月j</w:t>
+      </w:r>
+      <w:r>
+        <w:rPr>
+          <w:rFonts w:ascii="宋体" w:eastAsia="宋体" w:hAnsi="宋体"/>
+        </w:rPr>
+        <w:t xml:space="preserve"> 束k 乔k 事k 吏k 史k 数l 见m 贝m </w:t>
       </w:r>
     </w:p>
     <w:p>
       <w:pPr>
         <w:ind w:firstLineChars="200" w:firstLine="420"/>
         <w:rPr>
-          <w:rFonts w:ascii="宋体" w:eastAsia="宋体" w:hAnsi="宋体" w:cs="微软雅黑" w:hint="eastAsia"/>
-        </w:rPr>
-      </w:pPr>
+          <w:rFonts w:ascii="宋体" w:eastAsia="宋体" w:hAnsi="宋体" w:hint="eastAsia"/>
+        </w:rPr>
+      </w:pPr>
+      <w:r>
+        <w:rPr>
+          <w:rFonts w:ascii="宋体" w:eastAsia="宋体" w:hAnsi="宋体"/>
+        </w:rPr>
+        <w:t>责q</w:t>
+      </w:r>
+      <w:r>
+        <w:rPr>
+          <w:rFonts w:ascii="宋体" w:eastAsia="宋体" w:hAnsi="宋体" w:hint="eastAsia"/>
+        </w:rPr>
+        <w:t xml:space="preserve"> </w:t>
+      </w:r>
       <w:r>
         <w:rPr>
           <w:rFonts w:ascii="宋体" w:eastAsia="宋体" w:hAnsi="宋体"/>
@@ -11604,7 +10962,7 @@
           <w:rFonts w:ascii="宋体" w:eastAsia="宋体" w:hAnsi="宋体" w:hint="eastAsia"/>
           <w:szCs w:val="21"/>
         </w:rPr>
-        <w:t>对于有部首别码的部首，称为“别码部首”或者“另记部首”，需要着重记忆。</w:t>
+        <w:t>对于有部首别码的部首，称为“别码部首”，需要着重记忆。</w:t>
       </w:r>
     </w:p>
     <w:p>
@@ -12571,7 +11929,49 @@
           <w:rFonts w:ascii="宋体" w:eastAsia="宋体" w:hAnsi="宋体"/>
           <w:szCs w:val="21"/>
         </w:rPr>
-        <w:t xml:space="preserve">"溢"：部首"氵"（水）→ </w:t>
+        <w:t>"</w:t>
+      </w:r>
+      <w:r>
+        <w:rPr>
+          <w:rFonts w:ascii="宋体" w:eastAsia="宋体" w:hAnsi="宋体" w:hint="eastAsia"/>
+          <w:szCs w:val="21"/>
+        </w:rPr>
+        <w:t>锌</w:t>
+      </w:r>
+      <w:r>
+        <w:rPr>
+          <w:rFonts w:ascii="宋体" w:eastAsia="宋体" w:hAnsi="宋体"/>
+          <w:szCs w:val="21"/>
+        </w:rPr>
+        <w:t>"：部首"</w:t>
+      </w:r>
+      <w:r>
+        <w:rPr>
+          <w:rFonts w:ascii="宋体" w:eastAsia="宋体" w:hAnsi="宋体" w:hint="eastAsia"/>
+          <w:szCs w:val="21"/>
+        </w:rPr>
+        <w:t>钅</w:t>
+      </w:r>
+      <w:r>
+        <w:rPr>
+          <w:rFonts w:ascii="宋体" w:eastAsia="宋体" w:hAnsi="宋体"/>
+          <w:szCs w:val="21"/>
+        </w:rPr>
+        <w:t>"（</w:t>
+      </w:r>
+      <w:r>
+        <w:rPr>
+          <w:rFonts w:ascii="宋体" w:eastAsia="宋体" w:hAnsi="宋体" w:hint="eastAsia"/>
+          <w:szCs w:val="21"/>
+        </w:rPr>
+        <w:t>金</w:t>
+      </w:r>
+      <w:r>
+        <w:rPr>
+          <w:rFonts w:ascii="宋体" w:eastAsia="宋体" w:hAnsi="宋体"/>
+          <w:szCs w:val="21"/>
+        </w:rPr>
+        <w:t xml:space="preserve">）→ </w:t>
       </w:r>
       <w:r>
         <w:rPr>
@@ -12592,28 +11992,49 @@
           <w:rFonts w:ascii="宋体" w:eastAsia="宋体" w:hAnsi="宋体" w:hint="eastAsia"/>
           <w:szCs w:val="21"/>
         </w:rPr>
-        <w:t>u</w:t>
-      </w:r>
-      <w:r>
-        <w:rPr>
-          <w:rFonts w:ascii="宋体" w:eastAsia="宋体" w:hAnsi="宋体"/>
-          <w:szCs w:val="21"/>
-        </w:rPr>
-        <w:t>，副字"益"为合体字，</w:t>
-      </w:r>
-      <w:r>
-        <w:rPr>
-          <w:rFonts w:ascii="宋体" w:eastAsia="宋体" w:hAnsi="宋体" w:hint="eastAsia"/>
-          <w:szCs w:val="21"/>
-        </w:rPr>
-        <w:t>主</w:t>
-      </w:r>
-      <w:r>
-        <w:rPr>
-          <w:rFonts w:ascii="宋体" w:eastAsia="宋体" w:hAnsi="宋体"/>
-          <w:szCs w:val="21"/>
-        </w:rPr>
-        <w:t>码为m</w:t>
+        <w:t>j</w:t>
+      </w:r>
+      <w:r>
+        <w:rPr>
+          <w:rFonts w:ascii="宋体" w:eastAsia="宋体" w:hAnsi="宋体"/>
+          <w:szCs w:val="21"/>
+        </w:rPr>
+        <w:t>，副字"</w:t>
+      </w:r>
+      <w:r>
+        <w:rPr>
+          <w:rFonts w:ascii="宋体" w:eastAsia="宋体" w:hAnsi="宋体" w:hint="eastAsia"/>
+          <w:szCs w:val="21"/>
+        </w:rPr>
+        <w:t>辛</w:t>
+      </w:r>
+      <w:r>
+        <w:rPr>
+          <w:rFonts w:ascii="宋体" w:eastAsia="宋体" w:hAnsi="宋体"/>
+          <w:szCs w:val="21"/>
+        </w:rPr>
+        <w:t>"为合体字，</w:t>
+      </w:r>
+      <w:r>
+        <w:rPr>
+          <w:rFonts w:ascii="宋体" w:eastAsia="宋体" w:hAnsi="宋体" w:hint="eastAsia"/>
+          <w:szCs w:val="21"/>
+        </w:rPr>
+        <w:t>部首</w:t>
+      </w:r>
+      <w:r>
+        <w:rPr>
+          <w:rFonts w:ascii="宋体" w:eastAsia="宋体" w:hAnsi="宋体"/>
+          <w:szCs w:val="21"/>
+        </w:rPr>
+        <w:t>为</w:t>
+      </w:r>
+      <w:r>
+        <w:rPr>
+          <w:rFonts w:ascii="宋体" w:eastAsia="宋体" w:hAnsi="宋体" w:hint="eastAsia"/>
+          <w:szCs w:val="21"/>
+        </w:rPr>
+        <w:t>“立”，不在部首表，取余音l。</w:t>
       </w:r>
     </w:p>
     <w:p>
@@ -12632,7 +12053,21 @@
           <w:rFonts w:ascii="宋体" w:eastAsia="宋体" w:hAnsi="宋体"/>
           <w:szCs w:val="21"/>
         </w:rPr>
-        <w:t>"溢"的</w:t>
+        <w:t>"</w:t>
+      </w:r>
+      <w:r>
+        <w:rPr>
+          <w:rFonts w:ascii="宋体" w:eastAsia="宋体" w:hAnsi="宋体" w:hint="eastAsia"/>
+          <w:szCs w:val="21"/>
+        </w:rPr>
+        <w:t>锌</w:t>
+      </w:r>
+      <w:r>
+        <w:rPr>
+          <w:rFonts w:ascii="宋体" w:eastAsia="宋体" w:hAnsi="宋体"/>
+          <w:szCs w:val="21"/>
+        </w:rPr>
+        <w:t>"的</w:t>
       </w:r>
       <w:r>
         <w:rPr>
@@ -12646,21 +12081,49 @@
           <w:rFonts w:ascii="宋体" w:eastAsia="宋体" w:hAnsi="宋体"/>
           <w:szCs w:val="21"/>
         </w:rPr>
-        <w:t>码取m（"益"的</w:t>
-      </w:r>
-      <w:r>
-        <w:rPr>
-          <w:rFonts w:ascii="宋体" w:eastAsia="宋体" w:hAnsi="宋体" w:hint="eastAsia"/>
-          <w:szCs w:val="21"/>
-        </w:rPr>
-        <w:t>主</w:t>
-      </w:r>
-      <w:r>
-        <w:rPr>
-          <w:rFonts w:ascii="宋体" w:eastAsia="宋体" w:hAnsi="宋体"/>
-          <w:szCs w:val="21"/>
-        </w:rPr>
-        <w:t>码）</w:t>
+        <w:t>码取</w:t>
+      </w:r>
+      <w:r>
+        <w:rPr>
+          <w:rFonts w:ascii="宋体" w:eastAsia="宋体" w:hAnsi="宋体" w:hint="eastAsia"/>
+          <w:szCs w:val="21"/>
+        </w:rPr>
+        <w:t>l</w:t>
+      </w:r>
+      <w:r>
+        <w:rPr>
+          <w:rFonts w:ascii="宋体" w:eastAsia="宋体" w:hAnsi="宋体"/>
+          <w:szCs w:val="21"/>
+        </w:rPr>
+        <w:t>（"</w:t>
+      </w:r>
+      <w:r>
+        <w:rPr>
+          <w:rFonts w:ascii="宋体" w:eastAsia="宋体" w:hAnsi="宋体" w:hint="eastAsia"/>
+          <w:szCs w:val="21"/>
+        </w:rPr>
+        <w:t>辛</w:t>
+      </w:r>
+      <w:r>
+        <w:rPr>
+          <w:rFonts w:ascii="宋体" w:eastAsia="宋体" w:hAnsi="宋体"/>
+          <w:szCs w:val="21"/>
+        </w:rPr>
+        <w:t>"的</w:t>
+      </w:r>
+      <w:r>
+        <w:rPr>
+          <w:rFonts w:ascii="宋体" w:eastAsia="宋体" w:hAnsi="宋体" w:hint="eastAsia"/>
+          <w:szCs w:val="21"/>
+        </w:rPr>
+        <w:t>部首</w:t>
+      </w:r>
+      <w:r>
+        <w:rPr>
+          <w:rFonts w:ascii="宋体" w:eastAsia="宋体" w:hAnsi="宋体"/>
+          <w:szCs w:val="21"/>
+        </w:rPr>
+        <w:t>）</w:t>
       </w:r>
     </w:p>
     <w:p>
@@ -12728,6 +12191,7 @@
           <w:rFonts w:ascii="宋体" w:eastAsia="宋体" w:hAnsi="宋体"/>
           <w:szCs w:val="21"/>
         </w:rPr>
+        <w:lastRenderedPageBreak/>
         <w:t>下</w:t>
       </w:r>
       <w:r>
@@ -12761,7 +12225,6 @@
           <w:rFonts w:ascii="宋体" w:eastAsia="宋体" w:hAnsi="宋体"/>
           <w:szCs w:val="21"/>
         </w:rPr>
-        <w:lastRenderedPageBreak/>
         <w:t>上</w:t>
       </w:r>
       <w:r>
@@ -13702,23 +13165,7 @@
           <w:rFonts w:ascii="宋体" w:eastAsia="宋体" w:hAnsi="宋体"/>
           <w:szCs w:val="21"/>
         </w:rPr>
-        <w:t>”分别对应“</w:t>
-      </w:r>
-      <w:proofErr w:type="spellStart"/>
-      <w:r>
-        <w:rPr>
-          <w:rFonts w:ascii="宋体" w:eastAsia="宋体" w:hAnsi="宋体"/>
-          <w:szCs w:val="21"/>
-        </w:rPr>
-        <w:t>dhupygkwv</w:t>
-      </w:r>
-      <w:proofErr w:type="spellEnd"/>
-      <w:r>
-        <w:rPr>
-          <w:rFonts w:ascii="宋体" w:eastAsia="宋体" w:hAnsi="宋体"/>
-          <w:szCs w:val="21"/>
-        </w:rPr>
-        <w:t>”。</w:t>
+        <w:t>”分别对应“dhupygkwv”。</w:t>
       </w:r>
     </w:p>
     <w:p>
@@ -14120,7 +13567,15 @@
           <w:rFonts w:ascii="宋体" w:eastAsia="宋体" w:hAnsi="宋体"/>
           <w:szCs w:val="21"/>
         </w:rPr>
-        <w:t>：汉字以“勹”作为包围外框（其他半包围外框如匚、凵、冂等均不适用）。</w:t>
+        <w:t>：汉字以“勹”作为包围外框（其他半包围外框如</w:t>
+      </w:r>
+      <w:r>
+        <w:rPr>
+          <w:rFonts w:ascii="宋体" w:eastAsia="宋体" w:hAnsi="宋体"/>
+          <w:szCs w:val="21"/>
+        </w:rPr>
+        <w:lastRenderedPageBreak/>
+        <w:t>匚、凵、冂等均不适用）。</w:t>
       </w:r>
       <w:r>
         <w:rPr>
@@ -14136,15 +13591,7 @@
           <w:rFonts w:ascii="宋体" w:eastAsia="宋体" w:hAnsi="宋体"/>
           <w:szCs w:val="21"/>
         </w:rPr>
-        <w:t>：汉字仅由两个部件组成，其中一个部件必须是“口”</w:t>
-      </w:r>
-      <w:r>
-        <w:rPr>
-          <w:rFonts w:ascii="宋体" w:eastAsia="宋体" w:hAnsi="宋体"/>
-          <w:szCs w:val="21"/>
-        </w:rPr>
-        <w:lastRenderedPageBreak/>
-        <w:t>（不能是“日”“田”等变形），另一个部件必须是成字。</w:t>
+        <w:t>：汉字仅由两个部件组成，其中一个部件必须是“口”（不能是“日”“田”等变形），另一个部件必须是成字。</w:t>
       </w:r>
       <w:r>
         <w:rPr>
@@ -14346,23 +13793,7 @@
           <w:rFonts w:ascii="宋体" w:eastAsia="宋体" w:hAnsi="宋体" w:hint="eastAsia"/>
           <w:color w:val="000000" w:themeColor="text1"/>
         </w:rPr>
-        <w:t xml:space="preserve">    类似主码，副码也有适当优化分配。需要理解的字例有：进</w:t>
-      </w:r>
-      <w:proofErr w:type="spellStart"/>
-      <w:r>
-        <w:rPr>
-          <w:rFonts w:ascii="宋体" w:eastAsia="宋体" w:hAnsi="宋体" w:hint="eastAsia"/>
-          <w:color w:val="000000" w:themeColor="text1"/>
-        </w:rPr>
-        <w:t>zw</w:t>
-      </w:r>
-      <w:proofErr w:type="spellEnd"/>
-      <w:r>
-        <w:rPr>
-          <w:rFonts w:ascii="宋体" w:eastAsia="宋体" w:hAnsi="宋体" w:hint="eastAsia"/>
-          <w:color w:val="000000" w:themeColor="text1"/>
-        </w:rPr>
-        <w:t>。</w:t>
+        <w:t xml:space="preserve">    类似主码，副码也有适当优化分配。需要理解的字例有：进zw。</w:t>
       </w:r>
     </w:p>
     <w:p>
@@ -14731,19 +14162,11 @@
                 <w:rFonts w:ascii="宋体" w:eastAsia="宋体" w:hAnsi="宋体" w:hint="eastAsia"/>
               </w:rPr>
             </w:pPr>
-            <w:proofErr w:type="spellStart"/>
             <w:r>
               <w:rPr>
                 <w:rFonts w:ascii="宋体" w:eastAsia="宋体" w:hAnsi="宋体"/>
               </w:rPr>
-              <w:t>rr</w:t>
-            </w:r>
-            <w:proofErr w:type="spellEnd"/>
-            <w:r>
-              <w:rPr>
-                <w:rFonts w:ascii="宋体" w:eastAsia="宋体" w:hAnsi="宋体"/>
-              </w:rPr>
-              <w:t>.</w:t>
+              <w:t>rr.</w:t>
             </w:r>
           </w:p>
         </w:tc>
@@ -14816,19 +14239,11 @@
                 <w:rFonts w:ascii="宋体" w:eastAsia="宋体" w:hAnsi="宋体" w:hint="eastAsia"/>
               </w:rPr>
             </w:pPr>
-            <w:proofErr w:type="spellStart"/>
             <w:r>
               <w:rPr>
                 <w:rFonts w:ascii="宋体" w:eastAsia="宋体" w:hAnsi="宋体"/>
               </w:rPr>
-              <w:t>i</w:t>
-            </w:r>
-            <w:proofErr w:type="spellEnd"/>
-            <w:r>
-              <w:rPr>
-                <w:rFonts w:ascii="宋体" w:eastAsia="宋体" w:hAnsi="宋体"/>
-              </w:rPr>
-              <w:t>.</w:t>
+              <w:t>i.</w:t>
             </w:r>
           </w:p>
         </w:tc>
@@ -15379,16 +14794,8 @@
               <w:rPr>
                 <w:rFonts w:ascii="宋体" w:eastAsia="宋体" w:hAnsi="宋体"/>
               </w:rPr>
-              <w:t xml:space="preserve">贝 → </w:t>
-            </w:r>
-            <w:proofErr w:type="spellStart"/>
-            <w:r>
-              <w:rPr>
-                <w:rFonts w:ascii="宋体" w:eastAsia="宋体" w:hAnsi="宋体"/>
-              </w:rPr>
-              <w:t>bz</w:t>
-            </w:r>
-            <w:proofErr w:type="spellEnd"/>
+              <w:t>贝 → bz</w:t>
+            </w:r>
           </w:p>
         </w:tc>
       </w:tr>
@@ -15660,18 +15067,8 @@
                 <w:b/>
                 <w:bCs/>
               </w:rPr>
-              <w:t xml:space="preserve">立 → </w:t>
-            </w:r>
-            <w:proofErr w:type="spellStart"/>
-            <w:r>
-              <w:rPr>
-                <w:rFonts w:ascii="宋体" w:eastAsia="宋体" w:hAnsi="宋体"/>
-                <w:b/>
-                <w:bCs/>
-              </w:rPr>
-              <w:t>ld</w:t>
-            </w:r>
-            <w:proofErr w:type="spellEnd"/>
+              <w:t>立 → ld</w:t>
+            </w:r>
           </w:p>
         </w:tc>
       </w:tr>
@@ -15697,6 +15094,7 @@
               <w:rPr>
                 <w:rFonts w:ascii="宋体" w:eastAsia="宋体" w:hAnsi="宋体"/>
               </w:rPr>
+              <w:lastRenderedPageBreak/>
               <w:t>简化表示</w:t>
             </w:r>
           </w:p>
@@ -15778,30 +15176,14 @@
               <w:rPr>
                 <w:rFonts w:ascii="宋体" w:eastAsia="宋体" w:hAnsi="宋体"/>
               </w:rPr>
-              <w:t xml:space="preserve">贝 → bb，立 → </w:t>
-            </w:r>
-            <w:proofErr w:type="spellStart"/>
-            <w:r>
-              <w:rPr>
-                <w:rFonts w:ascii="宋体" w:eastAsia="宋体" w:hAnsi="宋体"/>
-              </w:rPr>
-              <w:t>dj</w:t>
-            </w:r>
-            <w:proofErr w:type="spellEnd"/>
-            <w:r>
-              <w:rPr>
-                <w:rFonts w:ascii="宋体" w:eastAsia="宋体" w:hAnsi="宋体" w:hint="eastAsia"/>
-              </w:rPr>
-              <w:t>/</w:t>
-            </w:r>
-            <w:proofErr w:type="spellStart"/>
-            <w:r>
-              <w:rPr>
-                <w:rFonts w:ascii="宋体" w:eastAsia="宋体" w:hAnsi="宋体" w:hint="eastAsia"/>
-              </w:rPr>
-              <w:t>lh</w:t>
-            </w:r>
-            <w:proofErr w:type="spellEnd"/>
+              <w:t>贝 → bb，立 → dj</w:t>
+            </w:r>
+            <w:r>
+              <w:rPr>
+                <w:rFonts w:ascii="宋体" w:eastAsia="宋体" w:hAnsi="宋体" w:hint="eastAsia"/>
+              </w:rPr>
+              <w:t>/lh</w:t>
+            </w:r>
           </w:p>
         </w:tc>
       </w:tr>
@@ -15821,7 +15203,6 @@
           <w:b/>
           <w:bCs/>
         </w:rPr>
-        <w:lastRenderedPageBreak/>
         <w:t>注释语法</w:t>
       </w:r>
     </w:p>
@@ -16472,35 +15853,7 @@
               <w:rPr>
                 <w:rFonts w:ascii="宋体" w:eastAsia="宋体" w:hAnsi="宋体"/>
               </w:rPr>
-              <w:t>[</w:t>
-            </w:r>
-            <w:proofErr w:type="spellStart"/>
-            <w:r>
-              <w:rPr>
-                <w:rFonts w:ascii="宋体" w:eastAsia="宋体" w:hAnsi="宋体"/>
-              </w:rPr>
-              <w:t>i</w:t>
-            </w:r>
-            <w:proofErr w:type="spellEnd"/>
-            <w:r>
-              <w:rPr>
-                <w:rFonts w:ascii="宋体" w:eastAsia="宋体" w:hAnsi="宋体"/>
-              </w:rPr>
-              <w:t xml:space="preserve">. </w:t>
-            </w:r>
-            <w:proofErr w:type="spellStart"/>
-            <w:r>
-              <w:rPr>
-                <w:rFonts w:ascii="宋体" w:eastAsia="宋体" w:hAnsi="宋体"/>
-              </w:rPr>
-              <w:t>sj</w:t>
-            </w:r>
-            <w:proofErr w:type="spellEnd"/>
-            <w:r>
-              <w:rPr>
-                <w:rFonts w:ascii="宋体" w:eastAsia="宋体" w:hAnsi="宋体"/>
-              </w:rPr>
-              <w:t xml:space="preserve"> kb 4] 表示一个上下结构</w:t>
+              <w:t>[i. sj kb 4] 表示一个上下结构</w:t>
             </w:r>
           </w:p>
         </w:tc>
@@ -16946,6 +16299,7 @@
           <w:b/>
           <w:bCs/>
         </w:rPr>
+        <w:lastRenderedPageBreak/>
         <w:t>拆分原则</w:t>
       </w:r>
       <w:r>
@@ -17020,7 +16374,6 @@
           <w:b/>
           <w:bCs/>
         </w:rPr>
-        <w:lastRenderedPageBreak/>
         <w:t>步骤2：表示</w:t>
       </w:r>
     </w:p>
@@ -17137,16 +16490,8 @@
         <w:rPr>
           <w:rFonts w:ascii="宋体" w:eastAsia="宋体" w:hAnsi="宋体"/>
         </w:rPr>
-        <w:t>表中x的第三个字母n，组合为</w:t>
-      </w:r>
-      <w:proofErr w:type="spellStart"/>
-      <w:r>
-        <w:rPr>
-          <w:rFonts w:ascii="宋体" w:eastAsia="宋体" w:hAnsi="宋体"/>
-        </w:rPr>
-        <w:t>xn</w:t>
-      </w:r>
-      <w:proofErr w:type="spellEnd"/>
+        <w:t>表中x的第三个字母n，组合为xn</w:t>
+      </w:r>
     </w:p>
     <w:p>
       <w:pPr>
@@ -17264,21 +16609,7 @@
         <w:rPr>
           <w:rFonts w:ascii="宋体" w:eastAsia="宋体" w:hAnsi="宋体"/>
         </w:rPr>
-        <w:t xml:space="preserve">"对"：r. </w:t>
-      </w:r>
-      <w:proofErr w:type="spellStart"/>
-      <w:r>
-        <w:rPr>
-          <w:rFonts w:ascii="宋体" w:eastAsia="宋体" w:hAnsi="宋体"/>
-        </w:rPr>
-        <w:t>ky</w:t>
-      </w:r>
-      <w:proofErr w:type="spellEnd"/>
-      <w:r>
-        <w:rPr>
-          <w:rFonts w:ascii="宋体" w:eastAsia="宋体" w:hAnsi="宋体"/>
-        </w:rPr>
-        <w:t xml:space="preserve"> cp</w:t>
+        <w:t>"对"：r. ky cp</w:t>
       </w:r>
     </w:p>
     <w:p>
@@ -17302,19 +16633,11 @@
           <w:rFonts w:ascii="宋体" w:eastAsia="宋体" w:hAnsi="宋体" w:hint="eastAsia"/>
         </w:rPr>
       </w:pPr>
-      <w:proofErr w:type="spellStart"/>
-      <w:r>
-        <w:rPr>
-          <w:rFonts w:ascii="宋体" w:eastAsia="宋体" w:hAnsi="宋体"/>
-        </w:rPr>
-        <w:t>ky</w:t>
-      </w:r>
-      <w:proofErr w:type="spellEnd"/>
-      <w:r>
-        <w:rPr>
-          <w:rFonts w:ascii="宋体" w:eastAsia="宋体" w:hAnsi="宋体"/>
-        </w:rPr>
-        <w:t>："又"的</w:t>
+      <w:r>
+        <w:rPr>
+          <w:rFonts w:ascii="宋体" w:eastAsia="宋体" w:hAnsi="宋体"/>
+        </w:rPr>
+        <w:t>ky："又"的</w:t>
       </w:r>
       <w:r>
         <w:rPr>
@@ -17740,14 +17063,12 @@
                 <w:rFonts w:ascii="宋体" w:eastAsia="宋体" w:hAnsi="宋体" w:hint="eastAsia"/>
               </w:rPr>
             </w:pPr>
-            <w:proofErr w:type="spellStart"/>
             <w:r>
               <w:rPr>
                 <w:rFonts w:ascii="宋体" w:eastAsia="宋体" w:hAnsi="宋体"/>
               </w:rPr>
               <w:t>oj</w:t>
             </w:r>
-            <w:proofErr w:type="spellEnd"/>
           </w:p>
         </w:tc>
         <w:tc>
@@ -17794,14 +17115,12 @@
                 <w:rFonts w:ascii="宋体" w:eastAsia="宋体" w:hAnsi="宋体" w:hint="eastAsia"/>
               </w:rPr>
             </w:pPr>
-            <w:proofErr w:type="spellStart"/>
             <w:r>
               <w:rPr>
                 <w:rFonts w:ascii="宋体" w:eastAsia="宋体" w:hAnsi="宋体"/>
               </w:rPr>
               <w:t>ld</w:t>
             </w:r>
-            <w:proofErr w:type="spellEnd"/>
           </w:p>
         </w:tc>
         <w:tc>
@@ -17846,14 +17165,12 @@
                 <w:rFonts w:ascii="宋体" w:eastAsia="宋体" w:hAnsi="宋体" w:hint="eastAsia"/>
               </w:rPr>
             </w:pPr>
-            <w:proofErr w:type="spellStart"/>
             <w:r>
               <w:rPr>
                 <w:rFonts w:ascii="宋体" w:eastAsia="宋体" w:hAnsi="宋体"/>
               </w:rPr>
               <w:t>gc</w:t>
             </w:r>
-            <w:proofErr w:type="spellEnd"/>
           </w:p>
         </w:tc>
         <w:tc>
@@ -17898,14 +17215,12 @@
                 <w:rFonts w:ascii="宋体" w:eastAsia="宋体" w:hAnsi="宋体" w:hint="eastAsia"/>
               </w:rPr>
             </w:pPr>
-            <w:proofErr w:type="spellStart"/>
             <w:r>
               <w:rPr>
                 <w:rFonts w:ascii="宋体" w:eastAsia="宋体" w:hAnsi="宋体"/>
               </w:rPr>
               <w:t>bh</w:t>
             </w:r>
-            <w:proofErr w:type="spellEnd"/>
           </w:p>
         </w:tc>
         <w:tc>
@@ -18052,14 +17367,12 @@
                 <w:rFonts w:ascii="宋体" w:eastAsia="宋体" w:hAnsi="宋体" w:hint="eastAsia"/>
               </w:rPr>
             </w:pPr>
-            <w:proofErr w:type="spellStart"/>
             <w:r>
               <w:rPr>
                 <w:rFonts w:ascii="宋体" w:eastAsia="宋体" w:hAnsi="宋体"/>
               </w:rPr>
               <w:t>hh</w:t>
             </w:r>
-            <w:proofErr w:type="spellEnd"/>
           </w:p>
         </w:tc>
         <w:tc>
@@ -18106,14 +17419,12 @@
                 <w:rFonts w:ascii="宋体" w:eastAsia="宋体" w:hAnsi="宋体" w:hint="eastAsia"/>
               </w:rPr>
             </w:pPr>
-            <w:proofErr w:type="spellStart"/>
             <w:r>
               <w:rPr>
                 <w:rFonts w:ascii="宋体" w:eastAsia="宋体" w:hAnsi="宋体"/>
               </w:rPr>
               <w:t>ju</w:t>
             </w:r>
-            <w:proofErr w:type="spellEnd"/>
           </w:p>
         </w:tc>
         <w:tc>
@@ -18260,14 +17571,12 @@
                 <w:rFonts w:ascii="宋体" w:eastAsia="宋体" w:hAnsi="宋体" w:hint="eastAsia"/>
               </w:rPr>
             </w:pPr>
-            <w:proofErr w:type="spellStart"/>
             <w:r>
               <w:rPr>
                 <w:rFonts w:ascii="宋体" w:eastAsia="宋体" w:hAnsi="宋体"/>
               </w:rPr>
               <w:t>fd</w:t>
             </w:r>
-            <w:proofErr w:type="spellEnd"/>
           </w:p>
         </w:tc>
         <w:tc>
@@ -18362,14 +17671,12 @@
                 <w:rFonts w:ascii="宋体" w:eastAsia="宋体" w:hAnsi="宋体" w:hint="eastAsia"/>
               </w:rPr>
             </w:pPr>
-            <w:proofErr w:type="spellStart"/>
             <w:r>
               <w:rPr>
                 <w:rFonts w:ascii="宋体" w:eastAsia="宋体" w:hAnsi="宋体"/>
               </w:rPr>
               <w:t>nt</w:t>
             </w:r>
-            <w:proofErr w:type="spellEnd"/>
           </w:p>
         </w:tc>
         <w:tc>
@@ -18416,14 +17723,12 @@
                 <w:rFonts w:ascii="宋体" w:eastAsia="宋体" w:hAnsi="宋体" w:hint="eastAsia"/>
               </w:rPr>
             </w:pPr>
-            <w:proofErr w:type="spellStart"/>
             <w:r>
               <w:rPr>
                 <w:rFonts w:ascii="宋体" w:eastAsia="宋体" w:hAnsi="宋体"/>
               </w:rPr>
               <w:t>hb</w:t>
             </w:r>
-            <w:proofErr w:type="spellEnd"/>
           </w:p>
         </w:tc>
         <w:tc>
@@ -18468,14 +17773,12 @@
                 <w:rFonts w:ascii="宋体" w:eastAsia="宋体" w:hAnsi="宋体" w:hint="eastAsia"/>
               </w:rPr>
             </w:pPr>
-            <w:proofErr w:type="spellStart"/>
             <w:r>
               <w:rPr>
                 <w:rFonts w:ascii="宋体" w:eastAsia="宋体" w:hAnsi="宋体"/>
               </w:rPr>
               <w:t>wu</w:t>
             </w:r>
-            <w:proofErr w:type="spellEnd"/>
           </w:p>
         </w:tc>
         <w:tc>
@@ -18622,14 +17925,12 @@
                 <w:rFonts w:ascii="宋体" w:eastAsia="宋体" w:hAnsi="宋体" w:hint="eastAsia"/>
               </w:rPr>
             </w:pPr>
-            <w:proofErr w:type="spellStart"/>
             <w:r>
               <w:rPr>
                 <w:rFonts w:ascii="宋体" w:eastAsia="宋体" w:hAnsi="宋体"/>
               </w:rPr>
               <w:t>jq</w:t>
             </w:r>
-            <w:proofErr w:type="spellEnd"/>
           </w:p>
         </w:tc>
         <w:tc>
@@ -18674,14 +17975,12 @@
                 <w:rFonts w:ascii="宋体" w:eastAsia="宋体" w:hAnsi="宋体" w:hint="eastAsia"/>
               </w:rPr>
             </w:pPr>
-            <w:proofErr w:type="spellStart"/>
             <w:r>
               <w:rPr>
                 <w:rFonts w:ascii="宋体" w:eastAsia="宋体" w:hAnsi="宋体"/>
               </w:rPr>
               <w:t>yw</w:t>
             </w:r>
-            <w:proofErr w:type="spellEnd"/>
           </w:p>
         </w:tc>
         <w:tc>
@@ -18728,14 +18027,12 @@
                 <w:rFonts w:ascii="宋体" w:eastAsia="宋体" w:hAnsi="宋体" w:hint="eastAsia"/>
               </w:rPr>
             </w:pPr>
-            <w:proofErr w:type="spellStart"/>
             <w:r>
               <w:rPr>
                 <w:rFonts w:ascii="宋体" w:eastAsia="宋体" w:hAnsi="宋体"/>
               </w:rPr>
               <w:t>nd</w:t>
             </w:r>
-            <w:proofErr w:type="spellEnd"/>
           </w:p>
         </w:tc>
         <w:tc>
@@ -18780,14 +18077,12 @@
                 <w:rFonts w:ascii="宋体" w:eastAsia="宋体" w:hAnsi="宋体" w:hint="eastAsia"/>
               </w:rPr>
             </w:pPr>
-            <w:proofErr w:type="spellStart"/>
             <w:r>
               <w:rPr>
                 <w:rFonts w:ascii="宋体" w:eastAsia="宋体" w:hAnsi="宋体"/>
               </w:rPr>
               <w:t>mz</w:t>
             </w:r>
-            <w:proofErr w:type="spellEnd"/>
           </w:p>
         </w:tc>
         <w:tc>
@@ -18896,14 +18191,12 @@
                 <w:rFonts w:ascii="宋体" w:eastAsia="宋体" w:hAnsi="宋体" w:hint="eastAsia"/>
               </w:rPr>
             </w:pPr>
-            <w:proofErr w:type="spellStart"/>
             <w:r>
               <w:rPr>
                 <w:rFonts w:ascii="宋体" w:eastAsia="宋体" w:hAnsi="宋体"/>
               </w:rPr>
               <w:t>mh</w:t>
             </w:r>
-            <w:proofErr w:type="spellEnd"/>
           </w:p>
         </w:tc>
         <w:tc>
@@ -18948,14 +18241,12 @@
                 <w:rFonts w:ascii="宋体" w:eastAsia="宋体" w:hAnsi="宋体" w:hint="eastAsia"/>
               </w:rPr>
             </w:pPr>
-            <w:proofErr w:type="spellStart"/>
             <w:r>
               <w:rPr>
                 <w:rFonts w:ascii="宋体" w:eastAsia="宋体" w:hAnsi="宋体"/>
               </w:rPr>
               <w:t>cj</w:t>
             </w:r>
-            <w:proofErr w:type="spellEnd"/>
           </w:p>
         </w:tc>
         <w:tc>
@@ -19000,14 +18291,12 @@
                 <w:rFonts w:ascii="宋体" w:eastAsia="宋体" w:hAnsi="宋体" w:hint="eastAsia"/>
               </w:rPr>
             </w:pPr>
-            <w:proofErr w:type="spellStart"/>
             <w:r>
               <w:rPr>
                 <w:rFonts w:ascii="宋体" w:eastAsia="宋体" w:hAnsi="宋体"/>
               </w:rPr>
               <w:t>ib</w:t>
             </w:r>
-            <w:proofErr w:type="spellEnd"/>
           </w:p>
         </w:tc>
         <w:tc>
@@ -19054,14 +18343,12 @@
                 <w:rFonts w:ascii="宋体" w:eastAsia="宋体" w:hAnsi="宋体" w:hint="eastAsia"/>
               </w:rPr>
             </w:pPr>
-            <w:proofErr w:type="spellStart"/>
             <w:r>
               <w:rPr>
                 <w:rFonts w:ascii="宋体" w:eastAsia="宋体" w:hAnsi="宋体"/>
               </w:rPr>
               <w:t>ll</w:t>
             </w:r>
-            <w:proofErr w:type="spellEnd"/>
           </w:p>
         </w:tc>
         <w:tc>
@@ -19214,14 +18501,12 @@
                 <w:rFonts w:ascii="宋体" w:eastAsia="宋体" w:hAnsi="宋体" w:hint="eastAsia"/>
               </w:rPr>
             </w:pPr>
-            <w:proofErr w:type="spellStart"/>
             <w:r>
               <w:rPr>
                 <w:rFonts w:ascii="宋体" w:eastAsia="宋体" w:hAnsi="宋体"/>
               </w:rPr>
               <w:t>jk</w:t>
             </w:r>
-            <w:proofErr w:type="spellEnd"/>
           </w:p>
         </w:tc>
         <w:tc>
@@ -19266,14 +18551,12 @@
                 <w:rFonts w:ascii="宋体" w:eastAsia="宋体" w:hAnsi="宋体" w:hint="eastAsia"/>
               </w:rPr>
             </w:pPr>
-            <w:proofErr w:type="spellStart"/>
             <w:r>
               <w:rPr>
                 <w:rFonts w:ascii="宋体" w:eastAsia="宋体" w:hAnsi="宋体"/>
               </w:rPr>
               <w:t>bj</w:t>
             </w:r>
-            <w:proofErr w:type="spellEnd"/>
           </w:p>
         </w:tc>
         <w:tc>
@@ -19318,14 +18601,12 @@
                 <w:rFonts w:ascii="宋体" w:eastAsia="宋体" w:hAnsi="宋体" w:hint="eastAsia"/>
               </w:rPr>
             </w:pPr>
-            <w:proofErr w:type="spellStart"/>
             <w:r>
               <w:rPr>
                 <w:rFonts w:ascii="宋体" w:eastAsia="宋体" w:hAnsi="宋体"/>
               </w:rPr>
               <w:t>ts</w:t>
             </w:r>
-            <w:proofErr w:type="spellEnd"/>
           </w:p>
         </w:tc>
         <w:tc>
@@ -19372,14 +18653,13 @@
                 <w:rFonts w:ascii="宋体" w:eastAsia="宋体" w:hAnsi="宋体" w:hint="eastAsia"/>
               </w:rPr>
             </w:pPr>
-            <w:proofErr w:type="spellStart"/>
             <w:r>
               <w:rPr>
                 <w:rFonts w:ascii="宋体" w:eastAsia="宋体" w:hAnsi="宋体"/>
               </w:rPr>
+              <w:lastRenderedPageBreak/>
               <w:t>kv</w:t>
             </w:r>
-            <w:proofErr w:type="spellEnd"/>
           </w:p>
         </w:tc>
         <w:tc>
@@ -19424,14 +18704,12 @@
                 <w:rFonts w:ascii="宋体" w:eastAsia="宋体" w:hAnsi="宋体" w:hint="eastAsia"/>
               </w:rPr>
             </w:pPr>
-            <w:proofErr w:type="spellStart"/>
             <w:r>
               <w:rPr>
                 <w:rFonts w:ascii="宋体" w:eastAsia="宋体" w:hAnsi="宋体"/>
               </w:rPr>
               <w:t>jj</w:t>
             </w:r>
-            <w:proofErr w:type="spellEnd"/>
           </w:p>
         </w:tc>
         <w:tc>
@@ -19528,14 +18806,12 @@
                 <w:rFonts w:ascii="宋体" w:eastAsia="宋体" w:hAnsi="宋体" w:hint="eastAsia"/>
               </w:rPr>
             </w:pPr>
-            <w:proofErr w:type="spellStart"/>
             <w:r>
               <w:rPr>
                 <w:rFonts w:ascii="宋体" w:eastAsia="宋体" w:hAnsi="宋体"/>
               </w:rPr>
               <w:t>wm</w:t>
             </w:r>
-            <w:proofErr w:type="spellEnd"/>
           </w:p>
         </w:tc>
         <w:tc>
@@ -19630,14 +18906,12 @@
                 <w:rFonts w:ascii="宋体" w:eastAsia="宋体" w:hAnsi="宋体" w:hint="eastAsia"/>
               </w:rPr>
             </w:pPr>
-            <w:proofErr w:type="spellStart"/>
             <w:r>
               <w:rPr>
                 <w:rFonts w:ascii="宋体" w:eastAsia="宋体" w:hAnsi="宋体"/>
               </w:rPr>
               <w:t>bt</w:t>
             </w:r>
-            <w:proofErr w:type="spellEnd"/>
           </w:p>
         </w:tc>
         <w:tc>
@@ -19688,7 +18962,6 @@
               <w:rPr>
                 <w:rFonts w:ascii="宋体" w:eastAsia="宋体" w:hAnsi="宋体"/>
               </w:rPr>
-              <w:lastRenderedPageBreak/>
               <w:t>qc</w:t>
             </w:r>
           </w:p>
@@ -19735,14 +19008,12 @@
                 <w:rFonts w:ascii="宋体" w:eastAsia="宋体" w:hAnsi="宋体" w:hint="eastAsia"/>
               </w:rPr>
             </w:pPr>
-            <w:proofErr w:type="spellStart"/>
             <w:r>
               <w:rPr>
                 <w:rFonts w:ascii="宋体" w:eastAsia="宋体" w:hAnsi="宋体"/>
               </w:rPr>
               <w:t>sd</w:t>
             </w:r>
-            <w:proofErr w:type="spellEnd"/>
           </w:p>
         </w:tc>
         <w:tc>
@@ -19787,14 +19058,12 @@
                 <w:rFonts w:ascii="宋体" w:eastAsia="宋体" w:hAnsi="宋体" w:hint="eastAsia"/>
               </w:rPr>
             </w:pPr>
-            <w:proofErr w:type="spellStart"/>
             <w:r>
               <w:rPr>
                 <w:rFonts w:ascii="宋体" w:eastAsia="宋体" w:hAnsi="宋体"/>
               </w:rPr>
               <w:t>cn</w:t>
             </w:r>
-            <w:proofErr w:type="spellEnd"/>
           </w:p>
         </w:tc>
         <w:tc>
@@ -19841,14 +19110,12 @@
                 <w:rFonts w:ascii="宋体" w:eastAsia="宋体" w:hAnsi="宋体" w:hint="eastAsia"/>
               </w:rPr>
             </w:pPr>
-            <w:proofErr w:type="spellStart"/>
             <w:r>
               <w:rPr>
                 <w:rFonts w:ascii="宋体" w:eastAsia="宋体" w:hAnsi="宋体"/>
               </w:rPr>
               <w:t>na</w:t>
             </w:r>
-            <w:proofErr w:type="spellEnd"/>
           </w:p>
         </w:tc>
         <w:tc>
@@ -19893,14 +19160,12 @@
                 <w:rFonts w:ascii="宋体" w:eastAsia="宋体" w:hAnsi="宋体" w:hint="eastAsia"/>
               </w:rPr>
             </w:pPr>
-            <w:proofErr w:type="spellStart"/>
             <w:r>
               <w:rPr>
                 <w:rFonts w:ascii="宋体" w:eastAsia="宋体" w:hAnsi="宋体"/>
               </w:rPr>
               <w:t>ir</w:t>
             </w:r>
-            <w:proofErr w:type="spellEnd"/>
           </w:p>
         </w:tc>
         <w:tc>
@@ -19945,14 +19210,12 @@
                 <w:rFonts w:ascii="宋体" w:eastAsia="宋体" w:hAnsi="宋体" w:hint="eastAsia"/>
               </w:rPr>
             </w:pPr>
-            <w:proofErr w:type="spellStart"/>
             <w:r>
               <w:rPr>
                 <w:rFonts w:ascii="宋体" w:eastAsia="宋体" w:hAnsi="宋体"/>
               </w:rPr>
               <w:t>qw</w:t>
             </w:r>
-            <w:proofErr w:type="spellEnd"/>
           </w:p>
         </w:tc>
         <w:tc>
@@ -19999,14 +19262,12 @@
                 <w:rFonts w:ascii="宋体" w:eastAsia="宋体" w:hAnsi="宋体" w:hint="eastAsia"/>
               </w:rPr>
             </w:pPr>
-            <w:proofErr w:type="spellStart"/>
             <w:r>
               <w:rPr>
                 <w:rFonts w:ascii="宋体" w:eastAsia="宋体" w:hAnsi="宋体"/>
               </w:rPr>
               <w:t>vc</w:t>
             </w:r>
-            <w:proofErr w:type="spellEnd"/>
           </w:p>
         </w:tc>
         <w:tc>
@@ -20141,14 +19402,12 @@
                 <w:rFonts w:ascii="宋体" w:eastAsia="宋体" w:hAnsi="宋体" w:hint="eastAsia"/>
               </w:rPr>
             </w:pPr>
-            <w:proofErr w:type="spellStart"/>
             <w:r>
               <w:rPr>
                 <w:rFonts w:ascii="宋体" w:eastAsia="宋体" w:hAnsi="宋体"/>
               </w:rPr>
               <w:t>vp</w:t>
             </w:r>
-            <w:proofErr w:type="spellEnd"/>
           </w:p>
         </w:tc>
         <w:tc>
@@ -20773,7 +20032,7 @@
           <w:numId w:val="36"/>
         </w:numPr>
         <w:rPr>
-          <w:rFonts w:ascii="宋体" w:eastAsia="宋体" w:hAnsi="宋体" w:hint="eastAsia"/>
+          <w:rFonts w:ascii="宋体" w:eastAsia="宋体" w:hAnsi="宋体"/>
         </w:rPr>
       </w:pPr>
       <w:r>
@@ -20835,31 +20094,13 @@
           <w:rFonts w:ascii="宋体" w:eastAsia="宋体" w:hAnsi="宋体"/>
         </w:rPr>
         <w:t>不是刚性编码标准，允许人工调整</w:t>
-      </w:r>
-    </w:p>
-    <w:p>
-      <w:pPr>
-        <w:ind w:firstLineChars="200" w:firstLine="422"/>
-        <w:rPr>
-          <w:rFonts w:ascii="宋体" w:eastAsia="宋体" w:hAnsi="宋体" w:hint="eastAsia"/>
-          <w:b/>
-          <w:bCs/>
-        </w:rPr>
-      </w:pPr>
-      <w:r>
-        <w:rPr>
-          <w:rFonts w:ascii="宋体" w:eastAsia="宋体" w:hAnsi="宋体"/>
-          <w:b/>
-          <w:bCs/>
-        </w:rPr>
-        <w:t>可读性关联</w:t>
       </w:r>
     </w:p>
     <w:p>
       <w:pPr>
         <w:numPr>
           <w:ilvl w:val="0"/>
-          <w:numId w:val="35"/>
+          <w:numId w:val="36"/>
         </w:numPr>
         <w:rPr>
           <w:rFonts w:ascii="宋体" w:eastAsia="宋体" w:hAnsi="宋体" w:hint="eastAsia"/>
@@ -20869,61 +20110,13 @@
         <w:rPr>
           <w:rFonts w:ascii="宋体" w:eastAsia="宋体" w:hAnsi="宋体" w:hint="eastAsia"/>
         </w:rPr>
-        <w:t>部首次码</w:t>
-      </w:r>
-      <w:r>
-        <w:rPr>
-          <w:rFonts w:ascii="宋体" w:eastAsia="宋体" w:hAnsi="宋体"/>
-        </w:rPr>
-        <w:t>优先采用部件韵母对应的字母</w:t>
-      </w:r>
-    </w:p>
-    <w:p>
-      <w:pPr>
-        <w:numPr>
-          <w:ilvl w:val="0"/>
-          <w:numId w:val="35"/>
-        </w:numPr>
-        <w:rPr>
-          <w:rFonts w:ascii="宋体" w:eastAsia="宋体" w:hAnsi="宋体" w:hint="eastAsia"/>
-        </w:rPr>
-      </w:pPr>
-      <w:r>
-        <w:rPr>
-          <w:rFonts w:ascii="宋体" w:eastAsia="宋体" w:hAnsi="宋体"/>
-        </w:rPr>
-        <w:t>使编码具有一定提示性，便于人工识别</w:t>
-      </w:r>
-    </w:p>
-    <w:p>
-      <w:pPr>
-        <w:numPr>
-          <w:ilvl w:val="0"/>
-          <w:numId w:val="35"/>
-        </w:numPr>
-        <w:rPr>
-          <w:rFonts w:ascii="宋体" w:eastAsia="宋体" w:hAnsi="宋体" w:hint="eastAsia"/>
-        </w:rPr>
-      </w:pPr>
-      <w:r>
-        <w:rPr>
-          <w:rFonts w:ascii="宋体" w:eastAsia="宋体" w:hAnsi="宋体"/>
-        </w:rPr>
-        <w:t>如"白"→bl（韵母</w:t>
-      </w:r>
-      <w:proofErr w:type="spellStart"/>
-      <w:r>
-        <w:rPr>
-          <w:rFonts w:ascii="宋体" w:eastAsia="宋体" w:hAnsi="宋体"/>
-        </w:rPr>
-        <w:t>ai→l</w:t>
-      </w:r>
-      <w:proofErr w:type="spellEnd"/>
-      <w:r>
-        <w:rPr>
-          <w:rFonts w:ascii="宋体" w:eastAsia="宋体" w:hAnsi="宋体"/>
-        </w:rPr>
-        <w:t>）与拼音关联</w:t>
+        <w:t>扩展</w:t>
+      </w:r>
+      <w:r>
+        <w:rPr>
+          <w:rFonts w:ascii="宋体" w:eastAsia="宋体" w:hAnsi="宋体"/>
+        </w:rPr>
+        <w:t>字根表和规则可根据实际使用情况持续优化</w:t>
       </w:r>
     </w:p>
     <w:p>
@@ -20981,6 +20174,18 @@
         </w:rPr>
         <w:t>而非输入编码</w:t>
       </w:r>
+      <w:r>
+        <w:rPr>
+          <w:rFonts w:ascii="宋体" w:eastAsia="宋体" w:hAnsi="宋体" w:hint="eastAsia"/>
+        </w:rPr>
+        <w:t>，</w:t>
+      </w:r>
+      <w:r>
+        <w:rPr>
+          <w:rFonts w:ascii="宋体" w:eastAsia="宋体" w:hAnsi="宋体"/>
+        </w:rPr>
+        <w:t>当规则冲突时，以人工判断的合理拆分优先</w:t>
+      </w:r>
     </w:p>
     <w:p>
       <w:pPr>
@@ -21180,96 +20385,14 @@
     </w:p>
     <w:p>
       <w:pPr>
-        <w:ind w:firstLineChars="200" w:firstLine="422"/>
-        <w:rPr>
-          <w:rFonts w:ascii="宋体" w:eastAsia="宋体" w:hAnsi="宋体" w:hint="eastAsia"/>
-          <w:b/>
-          <w:bCs/>
-        </w:rPr>
-      </w:pPr>
-      <w:r>
-        <w:rPr>
-          <w:rFonts w:ascii="宋体" w:eastAsia="宋体" w:hAnsi="宋体"/>
-          <w:b/>
-          <w:bCs/>
-        </w:rPr>
-        <w:t>注意事项</w:t>
-      </w:r>
-    </w:p>
-    <w:p>
-      <w:pPr>
-        <w:numPr>
-          <w:ilvl w:val="0"/>
-          <w:numId w:val="38"/>
-        </w:numPr>
-        <w:rPr>
-          <w:rFonts w:ascii="宋体" w:eastAsia="宋体" w:hAnsi="宋体" w:hint="eastAsia"/>
-        </w:rPr>
-      </w:pPr>
-      <w:r>
-        <w:rPr>
-          <w:rFonts w:ascii="宋体" w:eastAsia="宋体" w:hAnsi="宋体"/>
-          <w:b/>
-          <w:bCs/>
-        </w:rPr>
-        <w:t>人工判断优先</w:t>
-      </w:r>
-      <w:r>
-        <w:rPr>
-          <w:rFonts w:ascii="宋体" w:eastAsia="宋体" w:hAnsi="宋体"/>
-        </w:rPr>
-        <w:t>：当规则冲突时，以人工判断的合理拆分优先</w:t>
-      </w:r>
-    </w:p>
-    <w:p>
-      <w:pPr>
-        <w:numPr>
-          <w:ilvl w:val="0"/>
-          <w:numId w:val="38"/>
-        </w:numPr>
-        <w:rPr>
-          <w:rFonts w:ascii="宋体" w:eastAsia="宋体" w:hAnsi="宋体" w:hint="eastAsia"/>
-        </w:rPr>
-      </w:pPr>
-      <w:r>
-        <w:rPr>
-          <w:rFonts w:ascii="宋体" w:eastAsia="宋体" w:hAnsi="宋体"/>
-          <w:b/>
-          <w:bCs/>
-        </w:rPr>
-        <w:t>持续优化</w:t>
-      </w:r>
-      <w:r>
-        <w:rPr>
-          <w:rFonts w:ascii="宋体" w:eastAsia="宋体" w:hAnsi="宋体"/>
-        </w:rPr>
-        <w:t>：</w:t>
-      </w:r>
-      <w:r>
-        <w:rPr>
-          <w:rFonts w:ascii="宋体" w:eastAsia="宋体" w:hAnsi="宋体" w:hint="eastAsia"/>
-        </w:rPr>
-        <w:t>扩展</w:t>
-      </w:r>
-      <w:r>
-        <w:rPr>
-          <w:rFonts w:ascii="宋体" w:eastAsia="宋体" w:hAnsi="宋体"/>
-        </w:rPr>
-        <w:t>字根表和规则可根据实际使用情况持续优化</w:t>
-      </w:r>
-    </w:p>
-    <w:p>
-      <w:pPr>
-        <w:ind w:firstLineChars="200" w:firstLine="420"/>
-        <w:rPr>
-          <w:rFonts w:ascii="宋体" w:eastAsia="宋体" w:hAnsi="宋体" w:hint="eastAsia"/>
-        </w:rPr>
-      </w:pPr>
-      <w:r>
-        <w:rPr>
-          <w:rFonts w:ascii="宋体" w:eastAsia="宋体" w:hAnsi="宋体" w:hint="eastAsia"/>
-        </w:rPr>
-        <w:lastRenderedPageBreak/>
+        <w:rPr>
+          <w:rFonts w:ascii="宋体" w:eastAsia="宋体" w:hAnsi="宋体" w:hint="eastAsia"/>
+        </w:rPr>
+      </w:pPr>
+      <w:r>
+        <w:rPr>
+          <w:rFonts w:ascii="宋体" w:eastAsia="宋体" w:hAnsi="宋体" w:hint="eastAsia"/>
+        </w:rPr>
         <w:t>解书拆分</w:t>
       </w:r>
       <w:r>
@@ -21334,6 +20457,7 @@
           <w:sz w:val="32"/>
           <w:szCs w:val="36"/>
         </w:rPr>
+        <w:lastRenderedPageBreak/>
         <w:t>六</w:t>
       </w:r>
       <w:r>
@@ -22681,7 +21805,6 @@
           <w:rFonts w:ascii="宋体" w:eastAsia="宋体" w:hAnsi="宋体" w:hint="eastAsia"/>
           <w:szCs w:val="21"/>
         </w:rPr>
-        <w:lastRenderedPageBreak/>
         <w:t>类型符</w:t>
       </w:r>
       <w:r>
@@ -22775,6 +21898,7 @@
                 <w:rFonts w:ascii="宋体" w:eastAsia="宋体" w:hAnsi="宋体" w:hint="eastAsia"/>
                 <w:szCs w:val="21"/>
               </w:rPr>
+              <w:lastRenderedPageBreak/>
               <w:t>类型</w:t>
             </w:r>
             <w:r>
@@ -22920,21 +22044,12 @@
                 <w:szCs w:val="21"/>
               </w:rPr>
             </w:pPr>
-            <w:proofErr w:type="spellStart"/>
             <w:r>
               <w:rPr>
                 <w:rFonts w:ascii="宋体" w:eastAsia="宋体" w:hAnsi="宋体"/>
                 <w:szCs w:val="21"/>
               </w:rPr>
-              <w:t>bdh</w:t>
-            </w:r>
-            <w:proofErr w:type="spellEnd"/>
-            <w:r>
-              <w:rPr>
-                <w:rFonts w:ascii="宋体" w:eastAsia="宋体" w:hAnsi="宋体"/>
-                <w:szCs w:val="21"/>
-              </w:rPr>
-              <w:t xml:space="preserve"> → 亠</w:t>
+              <w:t>bdh → 亠</w:t>
             </w:r>
           </w:p>
         </w:tc>
@@ -23012,21 +22127,12 @@
                 <w:szCs w:val="21"/>
               </w:rPr>
             </w:pPr>
-            <w:proofErr w:type="spellStart"/>
             <w:r>
               <w:rPr>
                 <w:rFonts w:ascii="宋体" w:eastAsia="宋体" w:hAnsi="宋体"/>
                 <w:szCs w:val="21"/>
               </w:rPr>
-              <w:t>rka</w:t>
-            </w:r>
-            <w:proofErr w:type="spellEnd"/>
-            <w:r>
-              <w:rPr>
-                <w:rFonts w:ascii="宋体" w:eastAsia="宋体" w:hAnsi="宋体"/>
-                <w:szCs w:val="21"/>
-              </w:rPr>
-              <w:t xml:space="preserve"> → か</w:t>
+              <w:t>rka → か</w:t>
             </w:r>
           </w:p>
         </w:tc>
@@ -23187,21 +22293,12 @@
                 <w:szCs w:val="21"/>
               </w:rPr>
             </w:pPr>
-            <w:proofErr w:type="spellStart"/>
             <w:r>
               <w:rPr>
                 <w:rFonts w:ascii="宋体" w:eastAsia="宋体" w:hAnsi="宋体" w:hint="eastAsia"/>
                 <w:szCs w:val="21"/>
               </w:rPr>
-              <w:t>tzo</w:t>
-            </w:r>
-            <w:proofErr w:type="spellEnd"/>
-            <w:r>
-              <w:rPr>
-                <w:rFonts w:ascii="宋体" w:eastAsia="宋体" w:hAnsi="宋体" w:hint="eastAsia"/>
-                <w:szCs w:val="21"/>
-              </w:rPr>
-              <w:t>→“←”</w:t>
+              <w:t>tzo→“←”</w:t>
             </w:r>
           </w:p>
         </w:tc>
@@ -23369,21 +22466,12 @@
                 <w:szCs w:val="21"/>
               </w:rPr>
             </w:pPr>
-            <w:proofErr w:type="spellStart"/>
             <w:r>
               <w:rPr>
                 <w:rFonts w:ascii="宋体" w:eastAsia="宋体" w:hAnsi="宋体" w:hint="eastAsia"/>
                 <w:szCs w:val="21"/>
               </w:rPr>
-              <w:t>uqh</w:t>
-            </w:r>
-            <w:proofErr w:type="spellEnd"/>
-            <w:r>
-              <w:rPr>
-                <w:rFonts w:ascii="宋体" w:eastAsia="宋体" w:hAnsi="宋体" w:hint="eastAsia"/>
-                <w:szCs w:val="21"/>
-              </w:rPr>
-              <w:t>→∑</w:t>
+              <w:t>uqh→∑</w:t>
             </w:r>
           </w:p>
         </w:tc>
@@ -23466,23 +22554,7 @@
           <w:rFonts w:ascii="宋体" w:eastAsia="宋体" w:hAnsi="宋体"/>
           <w:szCs w:val="21"/>
         </w:rPr>
-        <w:t xml:space="preserve">码，如"亠"→ </w:t>
-      </w:r>
-      <w:proofErr w:type="spellStart"/>
-      <w:r>
-        <w:rPr>
-          <w:rFonts w:ascii="宋体" w:eastAsia="宋体" w:hAnsi="宋体"/>
-          <w:szCs w:val="21"/>
-        </w:rPr>
-        <w:t>bdh</w:t>
-      </w:r>
-      <w:proofErr w:type="spellEnd"/>
-      <w:r>
-        <w:rPr>
-          <w:rFonts w:ascii="宋体" w:eastAsia="宋体" w:hAnsi="宋体"/>
-          <w:szCs w:val="21"/>
-        </w:rPr>
-        <w:t>（b</w:t>
+        <w:t>码，如"亠"→ bdh（b</w:t>
       </w:r>
       <w:r>
         <w:rPr>
@@ -23545,17 +22617,8 @@
           <w:rFonts w:ascii="宋体" w:eastAsia="宋体" w:hAnsi="宋体"/>
           <w:szCs w:val="21"/>
         </w:rPr>
-        <w:t xml:space="preserve">：罗马字转写，如"か"→ </w:t>
-      </w:r>
-      <w:proofErr w:type="spellStart"/>
-      <w:r>
-        <w:rPr>
-          <w:rFonts w:ascii="宋体" w:eastAsia="宋体" w:hAnsi="宋体"/>
-          <w:szCs w:val="21"/>
-        </w:rPr>
-        <w:t>rka</w:t>
-      </w:r>
-      <w:proofErr w:type="spellEnd"/>
+        <w:t>：罗马字转写，如"か"→ rka</w:t>
+      </w:r>
     </w:p>
     <w:p>
       <w:pPr>
@@ -23620,23 +22683,7 @@
           <w:rFonts w:ascii="宋体" w:eastAsia="宋体" w:hAnsi="宋体"/>
           <w:szCs w:val="21"/>
         </w:rPr>
-        <w:t>：如"bb"（</w:t>
-      </w:r>
-      <w:proofErr w:type="spellStart"/>
-      <w:r>
-        <w:rPr>
-          <w:rFonts w:ascii="宋体" w:eastAsia="宋体" w:hAnsi="宋体"/>
-          <w:szCs w:val="21"/>
-        </w:rPr>
-        <w:t>bou</w:t>
-      </w:r>
-      <w:proofErr w:type="spellEnd"/>
-      <w:r>
-        <w:rPr>
-          <w:rFonts w:ascii="宋体" w:eastAsia="宋体" w:hAnsi="宋体"/>
-          <w:szCs w:val="21"/>
-        </w:rPr>
-        <w:t>不存在）、"</w:t>
+        <w:t>：如"bb"（bou不存在）、"</w:t>
       </w:r>
       <w:r>
         <w:rPr>
@@ -23739,23 +22786,7 @@
           <w:rFonts w:ascii="宋体" w:eastAsia="宋体" w:hAnsi="宋体"/>
           <w:szCs w:val="21"/>
         </w:rPr>
-        <w:t>："bb0"用于无拼音汉字（已在</w:t>
-      </w:r>
-      <w:proofErr w:type="spellStart"/>
-      <w:r>
-        <w:rPr>
-          <w:rFonts w:ascii="宋体" w:eastAsia="宋体" w:hAnsi="宋体"/>
-          <w:szCs w:val="21"/>
-        </w:rPr>
-        <w:t>newedit</w:t>
-      </w:r>
-      <w:proofErr w:type="spellEnd"/>
-      <w:r>
-        <w:rPr>
-          <w:rFonts w:ascii="宋体" w:eastAsia="宋体" w:hAnsi="宋体"/>
-          <w:szCs w:val="21"/>
-        </w:rPr>
-        <w:t>中使用）</w:t>
+        <w:t>："bb0"用于无拼音汉字（已在newedit中使用）</w:t>
       </w:r>
     </w:p>
     <w:p>
@@ -24035,182 +23066,22 @@
           <w:rFonts w:ascii="宋体" w:eastAsia="宋体" w:hAnsi="宋体" w:hint="eastAsia"/>
           <w:szCs w:val="21"/>
         </w:rPr>
-        <w:t xml:space="preserve">    前面双拼两位基本不变，除了</w:t>
-      </w:r>
-      <w:proofErr w:type="spellStart"/>
-      <w:r>
-        <w:rPr>
-          <w:rFonts w:ascii="宋体" w:eastAsia="宋体" w:hAnsi="宋体" w:hint="eastAsia"/>
-          <w:szCs w:val="21"/>
-        </w:rPr>
-        <w:t>ing</w:t>
-      </w:r>
-      <w:proofErr w:type="spellEnd"/>
-      <w:r>
-        <w:rPr>
-          <w:rFonts w:ascii="宋体" w:eastAsia="宋体" w:hAnsi="宋体" w:hint="eastAsia"/>
-          <w:szCs w:val="21"/>
-        </w:rPr>
-        <w:t>适配：</w:t>
-      </w:r>
-      <w:proofErr w:type="spellStart"/>
-      <w:r>
-        <w:rPr>
-          <w:rFonts w:ascii="宋体" w:eastAsia="宋体" w:hAnsi="宋体" w:hint="eastAsia"/>
-          <w:szCs w:val="21"/>
-        </w:rPr>
-        <w:t>b,d,p,t</w:t>
-      </w:r>
-      <w:proofErr w:type="spellEnd"/>
-      <w:r>
-        <w:rPr>
-          <w:rFonts w:ascii="宋体" w:eastAsia="宋体" w:hAnsi="宋体" w:hint="eastAsia"/>
-          <w:szCs w:val="21"/>
-        </w:rPr>
-        <w:t>和y的</w:t>
-      </w:r>
-      <w:proofErr w:type="spellStart"/>
-      <w:r>
-        <w:rPr>
-          <w:rFonts w:ascii="宋体" w:eastAsia="宋体" w:hAnsi="宋体" w:hint="eastAsia"/>
-          <w:szCs w:val="21"/>
-        </w:rPr>
-        <w:t>ing</w:t>
-      </w:r>
-      <w:proofErr w:type="spellEnd"/>
-      <w:r>
-        <w:rPr>
-          <w:rFonts w:ascii="宋体" w:eastAsia="宋体" w:hAnsi="宋体" w:hint="eastAsia"/>
-          <w:szCs w:val="21"/>
-        </w:rPr>
-        <w:t>为d。</w:t>
-      </w:r>
-      <w:proofErr w:type="spellStart"/>
-      <w:r>
-        <w:rPr>
-          <w:rFonts w:ascii="宋体" w:eastAsia="宋体" w:hAnsi="宋体" w:hint="eastAsia"/>
-          <w:szCs w:val="21"/>
-        </w:rPr>
-        <w:t>jqx</w:t>
-      </w:r>
-      <w:proofErr w:type="spellEnd"/>
-      <w:r>
-        <w:rPr>
-          <w:rFonts w:ascii="宋体" w:eastAsia="宋体" w:hAnsi="宋体" w:hint="eastAsia"/>
-          <w:szCs w:val="21"/>
-        </w:rPr>
-        <w:t>的</w:t>
-      </w:r>
-      <w:proofErr w:type="spellStart"/>
-      <w:r>
-        <w:rPr>
-          <w:rFonts w:ascii="宋体" w:eastAsia="宋体" w:hAnsi="宋体" w:hint="eastAsia"/>
-          <w:szCs w:val="21"/>
-        </w:rPr>
-        <w:t>ing</w:t>
-      </w:r>
-      <w:proofErr w:type="spellEnd"/>
-      <w:r>
-        <w:rPr>
-          <w:rFonts w:ascii="宋体" w:eastAsia="宋体" w:hAnsi="宋体" w:hint="eastAsia"/>
-          <w:szCs w:val="21"/>
-        </w:rPr>
-        <w:t>为a。</w:t>
-      </w:r>
-      <w:proofErr w:type="spellStart"/>
-      <w:r>
-        <w:rPr>
-          <w:rFonts w:ascii="宋体" w:eastAsia="宋体" w:hAnsi="宋体" w:hint="eastAsia"/>
-          <w:szCs w:val="21"/>
-        </w:rPr>
-        <w:t>lmn</w:t>
-      </w:r>
-      <w:proofErr w:type="spellEnd"/>
-      <w:r>
-        <w:rPr>
-          <w:rFonts w:ascii="宋体" w:eastAsia="宋体" w:hAnsi="宋体" w:hint="eastAsia"/>
-          <w:szCs w:val="21"/>
-        </w:rPr>
-        <w:t>的</w:t>
-      </w:r>
-      <w:proofErr w:type="spellStart"/>
-      <w:r>
-        <w:rPr>
-          <w:rFonts w:ascii="宋体" w:eastAsia="宋体" w:hAnsi="宋体" w:hint="eastAsia"/>
-          <w:szCs w:val="21"/>
-        </w:rPr>
-        <w:t>ing</w:t>
-      </w:r>
-      <w:proofErr w:type="spellEnd"/>
-      <w:r>
-        <w:rPr>
-          <w:rFonts w:ascii="宋体" w:eastAsia="宋体" w:hAnsi="宋体" w:hint="eastAsia"/>
-          <w:szCs w:val="21"/>
-        </w:rPr>
-        <w:t>为v。</w:t>
-      </w:r>
-    </w:p>
-    <w:p>
-      <w:pPr>
-        <w:rPr>
-          <w:rFonts w:ascii="宋体" w:eastAsia="宋体" w:hAnsi="宋体" w:hint="eastAsia"/>
-          <w:szCs w:val="21"/>
-        </w:rPr>
-      </w:pPr>
-      <w:r>
-        <w:rPr>
-          <w:rFonts w:ascii="宋体" w:eastAsia="宋体" w:hAnsi="宋体" w:hint="eastAsia"/>
-          <w:szCs w:val="21"/>
-        </w:rPr>
-        <w:t xml:space="preserve">    独体字：先平仄，再字形。每个平仄又分两到三声，第一声（平声中的阴平，仄声中的上声）字形字母（0-9）为</w:t>
-      </w:r>
-      <w:proofErr w:type="spellStart"/>
-      <w:r>
-        <w:rPr>
-          <w:rFonts w:ascii="宋体" w:eastAsia="宋体" w:hAnsi="宋体" w:hint="eastAsia"/>
-          <w:szCs w:val="21"/>
-        </w:rPr>
-        <w:t>pqwertyuio</w:t>
-      </w:r>
-      <w:proofErr w:type="spellEnd"/>
-      <w:r>
-        <w:rPr>
-          <w:rFonts w:ascii="宋体" w:eastAsia="宋体" w:hAnsi="宋体" w:hint="eastAsia"/>
-          <w:szCs w:val="21"/>
-        </w:rPr>
-        <w:t>。第二声（平声中的阳平，仄声中的去声）字形字母为</w:t>
-      </w:r>
-      <w:proofErr w:type="spellStart"/>
-      <w:r>
-        <w:rPr>
-          <w:rFonts w:ascii="宋体" w:eastAsia="宋体" w:hAnsi="宋体" w:hint="eastAsia"/>
-          <w:szCs w:val="21"/>
-        </w:rPr>
-        <w:t>masdfghjkl</w:t>
-      </w:r>
-      <w:proofErr w:type="spellEnd"/>
-      <w:r>
-        <w:rPr>
-          <w:rFonts w:ascii="宋体" w:eastAsia="宋体" w:hAnsi="宋体" w:hint="eastAsia"/>
-          <w:szCs w:val="21"/>
-        </w:rPr>
-        <w:t>。第三声（即仄声中的轻声）字形字母为</w:t>
-      </w:r>
-      <w:proofErr w:type="spellStart"/>
-      <w:r>
-        <w:rPr>
-          <w:rFonts w:ascii="宋体" w:eastAsia="宋体" w:hAnsi="宋体" w:hint="eastAsia"/>
-          <w:szCs w:val="21"/>
-        </w:rPr>
-        <w:t>zxcvbncvbn</w:t>
-      </w:r>
-      <w:proofErr w:type="spellEnd"/>
-      <w:r>
-        <w:rPr>
-          <w:rFonts w:ascii="宋体" w:eastAsia="宋体" w:hAnsi="宋体" w:hint="eastAsia"/>
-          <w:szCs w:val="21"/>
-        </w:rPr>
-        <w:t>。</w:t>
+        <w:t xml:space="preserve">    前面双拼两位基本不变，除了ing适配：b,d,p,t和y的ing为d。jqx的ing为a。lmn的ing为v。</w:t>
+      </w:r>
+    </w:p>
+    <w:p>
+      <w:pPr>
+        <w:rPr>
+          <w:rFonts w:ascii="宋体" w:eastAsia="宋体" w:hAnsi="宋体" w:hint="eastAsia"/>
+          <w:szCs w:val="21"/>
+        </w:rPr>
+      </w:pPr>
+      <w:r>
+        <w:rPr>
+          <w:rFonts w:ascii="宋体" w:eastAsia="宋体" w:hAnsi="宋体" w:hint="eastAsia"/>
+          <w:szCs w:val="21"/>
+        </w:rPr>
+        <w:t xml:space="preserve">    独体字：先平仄，再字形。每个平仄又分两到三声，第一声（平声中的阴平，仄声中的上声）字形字母（0-9）为pqwertyuio。第二声（平声中的阳平，仄声中的去声）字形字母为masdfghjkl。第三声（即仄声中的轻声）字形字母为zxcvbncvbn。</w:t>
       </w:r>
     </w:p>
     <w:p>
@@ -32385,6 +31256,7 @@
   <w:style w:type="character" w:default="1" w:styleId="a0">
     <w:name w:val="Default Paragraph Font"/>
     <w:uiPriority w:val="1"/>
+    <w:semiHidden/>
     <w:unhideWhenUsed/>
   </w:style>
   <w:style w:type="table" w:default="1" w:styleId="a1">

--- a/help/解书音形规则文本.docx
+++ b/help/解书音形规则文本.docx
@@ -81,75 +81,54 @@
       </w:pPr>
       <w:r>
         <w:rPr>
-          <w:rFonts w:ascii="宋体" w:eastAsia="宋体" w:hAnsi="宋体"/>
-          <w:b/>
-          <w:bCs/>
-          <w:szCs w:val="21"/>
-        </w:rPr>
-        <w:t>运行：</w:t>
-      </w:r>
-      <w:r>
-        <w:rPr>
-          <w:rFonts w:ascii="宋体" w:eastAsia="宋体" w:hAnsi="宋体"/>
-          <w:szCs w:val="21"/>
-        </w:rPr>
-        <w:t>输入法前端：输入法6.py。管理工具： newedit.py。码表整理工具：vgli.py。</w:t>
-      </w:r>
-    </w:p>
-    <w:p>
-      <w:pPr>
-        <w:rPr>
-          <w:rFonts w:ascii="宋体" w:eastAsia="宋体" w:hAnsi="宋体" w:hint="eastAsia"/>
-          <w:szCs w:val="21"/>
-        </w:rPr>
-      </w:pPr>
-      <w:r>
-        <w:rPr>
-          <w:rFonts w:ascii="宋体" w:eastAsia="宋体" w:hAnsi="宋体"/>
-          <w:szCs w:val="21"/>
-        </w:rPr>
-        <w:t>newedit.py可以运行输入法前端和整理工具，建议以管理工具为主要运行项。</w:t>
-      </w:r>
-    </w:p>
-    <w:p>
-      <w:pPr>
-        <w:rPr>
-          <w:rFonts w:ascii="宋体" w:eastAsia="宋体" w:hAnsi="宋体" w:hint="eastAsia"/>
-          <w:szCs w:val="21"/>
-        </w:rPr>
-      </w:pPr>
-    </w:p>
-    <w:p>
-      <w:pPr>
-        <w:rPr>
-          <w:rFonts w:ascii="宋体" w:eastAsia="宋体" w:hAnsi="宋体" w:hint="eastAsia"/>
-          <w:szCs w:val="21"/>
-        </w:rPr>
-      </w:pPr>
-      <w:r>
-        <w:rPr>
-          <w:rFonts w:ascii="宋体" w:eastAsia="宋体" w:hAnsi="宋体"/>
-          <w:b/>
-          <w:bCs/>
-          <w:szCs w:val="21"/>
-        </w:rPr>
-        <w:t>其他：</w:t>
-      </w:r>
-      <w:r>
-        <w:rPr>
-          <w:rFonts w:ascii="宋体" w:eastAsia="宋体" w:hAnsi="宋体"/>
-          <w:szCs w:val="21"/>
-        </w:rPr>
-        <w:t>帮助文档：help文件夹。管理工具附加功能：addition.py。汉字码表：dictionary.txt。词语码表：ciyu.txt。</w:t>
-      </w:r>
-    </w:p>
-    <w:p>
-      <w:pPr>
-        <w:rPr>
-          <w:rFonts w:ascii="宋体" w:eastAsia="宋体" w:hAnsi="宋体" w:hint="eastAsia"/>
-          <w:szCs w:val="21"/>
-        </w:rPr>
-      </w:pPr>
+          <w:rFonts w:ascii="宋体" w:eastAsia="宋体" w:hAnsi="宋体" w:hint="eastAsia"/>
+          <w:b/>
+          <w:bCs/>
+          <w:szCs w:val="21"/>
+        </w:rPr>
+        <w:t>运行</w:t>
+      </w:r>
+      <w:r>
+        <w:rPr>
+          <w:rFonts w:ascii="宋体" w:eastAsia="宋体" w:hAnsi="宋体" w:hint="eastAsia"/>
+          <w:szCs w:val="21"/>
+        </w:rPr>
+        <w:t>：输入法前端：ime.py。管理工具： main.py。main.py可以运行输入法前端和整理工具，建议以管理工具为主要运行项。</w:t>
+      </w:r>
+    </w:p>
+    <w:p>
+      <w:pPr>
+        <w:rPr>
+          <w:rFonts w:ascii="宋体" w:eastAsia="宋体" w:hAnsi="宋体" w:hint="eastAsia"/>
+          <w:b/>
+          <w:bCs/>
+          <w:szCs w:val="21"/>
+        </w:rPr>
+      </w:pPr>
+    </w:p>
+    <w:p>
+      <w:pPr>
+        <w:rPr>
+          <w:rFonts w:ascii="宋体" w:eastAsia="宋体" w:hAnsi="宋体" w:hint="eastAsia"/>
+          <w:szCs w:val="21"/>
+        </w:rPr>
+      </w:pPr>
+      <w:r>
+        <w:rPr>
+          <w:rFonts w:ascii="宋体" w:eastAsia="宋体" w:hAnsi="宋体" w:hint="eastAsia"/>
+          <w:b/>
+          <w:bCs/>
+          <w:szCs w:val="21"/>
+        </w:rPr>
+        <w:t>其他</w:t>
+      </w:r>
+      <w:r>
+        <w:rPr>
+          <w:rFonts w:ascii="宋体" w:eastAsia="宋体" w:hAnsi="宋体" w:hint="eastAsia"/>
+          <w:szCs w:val="21"/>
+        </w:rPr>
+        <w:t>：帮助文档：help/。汉字码表：dictionary.txt。词语码表：ciyu.txt。功能模块包：manager/。文件路径与常量配置：config.py。</w:t>
+      </w:r>
     </w:p>
     <w:p>
       <w:pPr>
@@ -860,7 +839,6 @@
           <w:rFonts w:ascii="宋体" w:eastAsia="宋体" w:hAnsi="宋体"/>
           <w:szCs w:val="21"/>
         </w:rPr>
-        <w:lastRenderedPageBreak/>
         <w:t>= 切换到下一个字的选择</w:t>
       </w:r>
     </w:p>
@@ -880,6 +858,7 @@
           <w:rFonts w:ascii="宋体" w:eastAsia="宋体" w:hAnsi="宋体"/>
           <w:szCs w:val="21"/>
         </w:rPr>
+        <w:lastRenderedPageBreak/>
         <w:t>- 切换到上一个字的选择</w:t>
       </w:r>
     </w:p>
@@ -1907,7 +1886,6 @@
           <w:rFonts w:ascii="宋体" w:eastAsia="宋体" w:hAnsi="宋体"/>
           <w:szCs w:val="21"/>
         </w:rPr>
-        <w:lastRenderedPageBreak/>
         <w:t>7. 查</w:t>
       </w:r>
       <w:r>
@@ -1955,6 +1933,7 @@
           <w:rFonts w:ascii="宋体" w:eastAsia="宋体" w:hAnsi="宋体"/>
           <w:szCs w:val="21"/>
         </w:rPr>
+        <w:lastRenderedPageBreak/>
         <w:t>输入一串汉字</w:t>
       </w:r>
     </w:p>
@@ -2944,52 +2923,52 @@
           <w:bCs/>
           <w:szCs w:val="21"/>
         </w:rPr>
+        <w:t>零重码</w:t>
+      </w:r>
+      <w:r>
+        <w:rPr>
+          <w:rFonts w:ascii="宋体" w:eastAsia="宋体" w:hAnsi="宋体"/>
+          <w:szCs w:val="21"/>
+        </w:rPr>
+        <w:t>：每个</w:t>
+      </w:r>
+      <w:r>
+        <w:rPr>
+          <w:rFonts w:ascii="宋体" w:eastAsia="宋体" w:hAnsi="宋体" w:hint="eastAsia"/>
+          <w:szCs w:val="21"/>
+        </w:rPr>
+        <w:t>编码</w:t>
+      </w:r>
+      <w:r>
+        <w:rPr>
+          <w:rFonts w:ascii="宋体" w:eastAsia="宋体" w:hAnsi="宋体"/>
+          <w:szCs w:val="21"/>
+        </w:rPr>
+        <w:t>都有唯一</w:t>
+      </w:r>
+      <w:r>
+        <w:rPr>
+          <w:rFonts w:ascii="宋体" w:eastAsia="宋体" w:hAnsi="宋体" w:hint="eastAsia"/>
+          <w:szCs w:val="21"/>
+        </w:rPr>
+        <w:t>汉字</w:t>
+      </w:r>
+    </w:p>
+    <w:p>
+      <w:pPr>
+        <w:rPr>
+          <w:rFonts w:ascii="宋体" w:eastAsia="宋体" w:hAnsi="宋体" w:hint="eastAsia"/>
+          <w:szCs w:val="21"/>
+        </w:rPr>
+      </w:pPr>
+      <w:r>
+        <w:rPr>
+          <w:rFonts w:ascii="宋体" w:eastAsia="宋体" w:hAnsi="宋体"/>
+          <w:b/>
+          <w:bCs/>
+          <w:szCs w:val="21"/>
+        </w:rPr>
         <w:lastRenderedPageBreak/>
-        <w:t>零重码</w:t>
-      </w:r>
-      <w:r>
-        <w:rPr>
-          <w:rFonts w:ascii="宋体" w:eastAsia="宋体" w:hAnsi="宋体"/>
-          <w:szCs w:val="21"/>
-        </w:rPr>
-        <w:t>：每个</w:t>
-      </w:r>
-      <w:r>
-        <w:rPr>
-          <w:rFonts w:ascii="宋体" w:eastAsia="宋体" w:hAnsi="宋体" w:hint="eastAsia"/>
-          <w:szCs w:val="21"/>
-        </w:rPr>
-        <w:t>编码</w:t>
-      </w:r>
-      <w:r>
-        <w:rPr>
-          <w:rFonts w:ascii="宋体" w:eastAsia="宋体" w:hAnsi="宋体"/>
-          <w:szCs w:val="21"/>
-        </w:rPr>
-        <w:t>都有唯一</w:t>
-      </w:r>
-      <w:r>
-        <w:rPr>
-          <w:rFonts w:ascii="宋体" w:eastAsia="宋体" w:hAnsi="宋体" w:hint="eastAsia"/>
-          <w:szCs w:val="21"/>
-        </w:rPr>
-        <w:t>汉字</w:t>
-      </w:r>
-    </w:p>
-    <w:p>
-      <w:pPr>
-        <w:rPr>
-          <w:rFonts w:ascii="宋体" w:eastAsia="宋体" w:hAnsi="宋体" w:hint="eastAsia"/>
-          <w:szCs w:val="21"/>
-        </w:rPr>
-      </w:pPr>
-      <w:r>
-        <w:rPr>
-          <w:rFonts w:ascii="宋体" w:eastAsia="宋体" w:hAnsi="宋体"/>
-          <w:b/>
-          <w:bCs/>
-          <w:szCs w:val="21"/>
-        </w:rPr>
         <w:t>音码</w:t>
       </w:r>
       <w:r>
@@ -4447,15 +4426,7 @@
           <w:rFonts w:ascii="宋体" w:eastAsia="宋体" w:hAnsi="宋体"/>
           <w:szCs w:val="21"/>
         </w:rPr>
-        <w:t>作用是帮助理解编码的内在逻辑和常见模式，而非机械地规定每个汉字必须如何编码。</w:t>
-      </w:r>
-      <w:r>
-        <w:rPr>
-          <w:rFonts w:ascii="宋体" w:eastAsia="宋体" w:hAnsi="宋体"/>
-          <w:szCs w:val="21"/>
-        </w:rPr>
-        <w:lastRenderedPageBreak/>
-        <w:t>当</w:t>
+        <w:t>作用是帮助理解编码的内在逻辑和常见模式，而非机械地规定每个汉字必须如何编码。当</w:t>
       </w:r>
       <w:r>
         <w:rPr>
@@ -4727,7 +4698,7 @@
           <w14:ligatures w14:val="none"/>
         </w:rPr>
         <w:drawing>
-          <wp:inline distT="0" distB="0" distL="0" distR="0" wp14:anchorId="021093D3" wp14:editId="50A258A2">
+          <wp:inline distT="0" distB="0" distL="0" distR="0" wp14:anchorId="021093D3" wp14:editId="3B375E35">
             <wp:extent cx="3864293" cy="1155659"/>
             <wp:effectExtent l="0" t="0" r="3175" b="6985"/>
             <wp:docPr id="876378149" name="图片 2"/>
@@ -9093,7 +9064,7 @@
       <w:pPr>
         <w:ind w:firstLineChars="200" w:firstLine="420"/>
         <w:rPr>
-          <w:rFonts w:ascii="宋体" w:eastAsia="宋体" w:hAnsi="宋体"/>
+          <w:rFonts w:ascii="宋体" w:eastAsia="宋体" w:hAnsi="宋体" w:hint="eastAsia"/>
         </w:rPr>
       </w:pPr>
       <w:r>
@@ -20032,7 +20003,7 @@
           <w:numId w:val="36"/>
         </w:numPr>
         <w:rPr>
-          <w:rFonts w:ascii="宋体" w:eastAsia="宋体" w:hAnsi="宋体"/>
+          <w:rFonts w:ascii="宋体" w:eastAsia="宋体" w:hAnsi="宋体" w:hint="eastAsia"/>
         </w:rPr>
       </w:pPr>
       <w:r>
@@ -31256,7 +31227,6 @@
   <w:style w:type="character" w:default="1" w:styleId="a0">
     <w:name w:val="Default Paragraph Font"/>
     <w:uiPriority w:val="1"/>
-    <w:semiHidden/>
     <w:unhideWhenUsed/>
   </w:style>
   <w:style w:type="table" w:default="1" w:styleId="a1">

--- a/help/解书音形规则文本.docx
+++ b/help/解书音形规则文本.docx
@@ -1117,7 +1117,27 @@
           <w:sz w:val="28"/>
           <w:szCs w:val="28"/>
         </w:rPr>
-        <w:t>、管理功能（newedit.py）</w:t>
+        <w:t>、管理功能（</w:t>
+      </w:r>
+      <w:r>
+        <w:rPr>
+          <w:rFonts w:ascii="宋体" w:eastAsia="宋体" w:hAnsi="宋体" w:hint="eastAsia"/>
+          <w:b/>
+          <w:bCs/>
+          <w:sz w:val="28"/>
+          <w:szCs w:val="28"/>
+        </w:rPr>
+        <w:t>main</w:t>
+      </w:r>
+      <w:r>
+        <w:rPr>
+          <w:rFonts w:ascii="宋体" w:eastAsia="宋体" w:hAnsi="宋体"/>
+          <w:b/>
+          <w:bCs/>
+          <w:sz w:val="28"/>
+          <w:szCs w:val="28"/>
+        </w:rPr>
+        <w:t>.py）</w:t>
       </w:r>
     </w:p>
     <w:p>
@@ -1671,13 +1691,6 @@
         </w:rPr>
         <w:t xml:space="preserve"> - 字典整理优化</w:t>
       </w:r>
-      <w:r>
-        <w:rPr>
-          <w:rFonts w:ascii="宋体" w:eastAsia="宋体" w:hAnsi="宋体" w:hint="eastAsia"/>
-          <w:szCs w:val="21"/>
-        </w:rPr>
-        <w:t xml:space="preserve"> (vgli.py)</w:t>
-      </w:r>
     </w:p>
     <w:p>
       <w:pPr>
@@ -1814,7 +1827,21 @@
           <w:rFonts w:ascii="宋体" w:eastAsia="宋体" w:hAnsi="宋体" w:hint="eastAsia"/>
           <w:szCs w:val="21"/>
         </w:rPr>
-        <w:t xml:space="preserve"> (输入法6.py)</w:t>
+        <w:t xml:space="preserve"> (</w:t>
+      </w:r>
+      <w:r>
+        <w:rPr>
+          <w:rFonts w:ascii="宋体" w:eastAsia="宋体" w:hAnsi="宋体" w:hint="eastAsia"/>
+          <w:szCs w:val="21"/>
+        </w:rPr>
+        <w:t>ime</w:t>
+      </w:r>
+      <w:r>
+        <w:rPr>
+          <w:rFonts w:ascii="宋体" w:eastAsia="宋体" w:hAnsi="宋体" w:hint="eastAsia"/>
+          <w:szCs w:val="21"/>
+        </w:rPr>
+        <w:t>.py)</w:t>
       </w:r>
     </w:p>
     <w:p>
@@ -4698,7 +4725,7 @@
           <w14:ligatures w14:val="none"/>
         </w:rPr>
         <w:drawing>
-          <wp:inline distT="0" distB="0" distL="0" distR="0" wp14:anchorId="021093D3" wp14:editId="3B375E35">
+          <wp:inline distT="0" distB="0" distL="0" distR="0" wp14:anchorId="021093D3" wp14:editId="284C2351">
             <wp:extent cx="3864293" cy="1155659"/>
             <wp:effectExtent l="0" t="0" r="3175" b="6985"/>
             <wp:docPr id="876378149" name="图片 2"/>
@@ -31227,6 +31254,7 @@
   <w:style w:type="character" w:default="1" w:styleId="a0">
     <w:name w:val="Default Paragraph Font"/>
     <w:uiPriority w:val="1"/>
+    <w:semiHidden/>
     <w:unhideWhenUsed/>
   </w:style>
   <w:style w:type="table" w:default="1" w:styleId="a1">

--- a/help/解书音形规则文本.docx
+++ b/help/解书音形规则文本.docx
@@ -4725,7 +4725,7 @@
           <w14:ligatures w14:val="none"/>
         </w:rPr>
         <w:drawing>
-          <wp:inline distT="0" distB="0" distL="0" distR="0" wp14:anchorId="021093D3" wp14:editId="284C2351">
+          <wp:inline distT="0" distB="0" distL="0" distR="0" wp14:anchorId="021093D3" wp14:editId="3A87713C">
             <wp:extent cx="3864293" cy="1155659"/>
             <wp:effectExtent l="0" t="0" r="3175" b="6985"/>
             <wp:docPr id="876378149" name="图片 2"/>
@@ -11807,16 +11807,16 @@
           <w:bCs/>
           <w:szCs w:val="21"/>
         </w:rPr>
-        <w:t>部首</w:t>
-      </w:r>
-      <w:r>
-        <w:rPr>
-          <w:rFonts w:ascii="宋体" w:eastAsia="宋体" w:hAnsi="宋体" w:hint="eastAsia"/>
-          <w:b/>
-          <w:bCs/>
-          <w:szCs w:val="21"/>
-        </w:rPr>
-        <w:t>传递</w:t>
+        <w:t>部</w:t>
+      </w:r>
+      <w:r>
+        <w:rPr>
+          <w:rFonts w:ascii="宋体" w:eastAsia="宋体" w:hAnsi="宋体" w:hint="eastAsia"/>
+          <w:b/>
+          <w:bCs/>
+          <w:szCs w:val="21"/>
+        </w:rPr>
+        <w:t>综合</w:t>
       </w:r>
       <w:r>
         <w:rPr>
@@ -11844,7 +11844,16 @@
           <w:bCs/>
           <w:szCs w:val="21"/>
         </w:rPr>
-        <w:t>1 基本</w:t>
+        <w:t xml:space="preserve">1 </w:t>
+      </w:r>
+      <w:r>
+        <w:rPr>
+          <w:rFonts w:ascii="宋体" w:eastAsia="宋体" w:hAnsi="宋体" w:hint="eastAsia"/>
+          <w:b/>
+          <w:bCs/>
+          <w:szCs w:val="21"/>
+        </w:rPr>
+        <w:t>余部首</w:t>
       </w:r>
       <w:r>
         <w:rPr>
@@ -12042,7 +12051,7 @@
           <w:numId w:val="28"/>
         </w:numPr>
         <w:rPr>
-          <w:rFonts w:ascii="宋体" w:eastAsia="宋体" w:hAnsi="宋体" w:hint="eastAsia"/>
+          <w:rFonts w:ascii="宋体" w:eastAsia="宋体" w:hAnsi="宋体"/>
           <w:szCs w:val="21"/>
         </w:rPr>
       </w:pPr>
@@ -12126,21 +12135,128 @@
     </w:p>
     <w:p>
       <w:pPr>
-        <w:rPr>
-          <w:rFonts w:ascii="宋体" w:eastAsia="宋体" w:hAnsi="宋体" w:hint="eastAsia"/>
-          <w:b/>
-          <w:bCs/>
-          <w:szCs w:val="21"/>
-        </w:rPr>
-      </w:pPr>
-      <w:r>
-        <w:rPr>
-          <w:rFonts w:ascii="宋体" w:eastAsia="宋体" w:hAnsi="宋体"/>
-          <w:b/>
-          <w:bCs/>
-          <w:szCs w:val="21"/>
-        </w:rPr>
-        <w:t>2 结构特殊规则</w:t>
+        <w:pStyle w:val="ad"/>
+        <w:numPr>
+          <w:ilvl w:val="0"/>
+          <w:numId w:val="56"/>
+        </w:numPr>
+        <w:rPr>
+          <w:rFonts w:ascii="宋体" w:eastAsia="宋体" w:hAnsi="宋体"/>
+          <w:szCs w:val="21"/>
+        </w:rPr>
+      </w:pPr>
+      <w:r>
+        <w:rPr>
+          <w:rFonts w:ascii="宋体" w:eastAsia="宋体" w:hAnsi="宋体"/>
+          <w:b/>
+          <w:bCs/>
+          <w:szCs w:val="21"/>
+        </w:rPr>
+        <w:t>一般余集合选取</w:t>
+      </w:r>
+    </w:p>
+    <w:p>
+      <w:pPr>
+        <w:ind w:firstLineChars="200" w:firstLine="420"/>
+        <w:rPr>
+          <w:rFonts w:ascii="宋体" w:eastAsia="宋体" w:hAnsi="宋体"/>
+          <w:szCs w:val="21"/>
+        </w:rPr>
+      </w:pPr>
+      <w:r>
+        <w:rPr>
+          <w:rFonts w:ascii="宋体" w:eastAsia="宋体" w:hAnsi="宋体"/>
+          <w:szCs w:val="21"/>
+        </w:rPr>
+        <w:t>余集合不成字时，按解书顺序（左上→左下→右上→右下）依次考察各非单笔画部件。</w:t>
+      </w:r>
+      <w:r>
+        <w:rPr>
+          <w:rFonts w:ascii="宋体" w:eastAsia="宋体" w:hAnsi="宋体"/>
+          <w:szCs w:val="21"/>
+        </w:rPr>
+        <w:lastRenderedPageBreak/>
+        <w:t>对每一部件，先查是否有部首别码；若无，则辨其初码是否与整字音似。无别码且音似者</w:t>
+      </w:r>
+      <w:r>
+        <w:rPr>
+          <w:rFonts w:ascii="宋体" w:eastAsia="宋体" w:hAnsi="宋体" w:hint="eastAsia"/>
+          <w:szCs w:val="21"/>
+        </w:rPr>
+        <w:t>先</w:t>
+      </w:r>
+      <w:r>
+        <w:rPr>
+          <w:rFonts w:ascii="宋体" w:eastAsia="宋体" w:hAnsi="宋体"/>
+          <w:szCs w:val="21"/>
+        </w:rPr>
+        <w:t>跳过，</w:t>
+      </w:r>
+      <w:r>
+        <w:rPr>
+          <w:rFonts w:ascii="宋体" w:eastAsia="宋体" w:hAnsi="宋体" w:hint="eastAsia"/>
+          <w:szCs w:val="21"/>
+        </w:rPr>
+        <w:t>优先</w:t>
+      </w:r>
+      <w:r>
+        <w:rPr>
+          <w:rFonts w:ascii="宋体" w:eastAsia="宋体" w:hAnsi="宋体"/>
+          <w:szCs w:val="21"/>
+        </w:rPr>
+        <w:t>取首个音异</w:t>
+      </w:r>
+      <w:r>
+        <w:rPr>
+          <w:rFonts w:ascii="宋体" w:eastAsia="宋体" w:hAnsi="宋体" w:hint="eastAsia"/>
+          <w:szCs w:val="21"/>
+        </w:rPr>
+        <w:t>(或别码)</w:t>
+      </w:r>
+      <w:r>
+        <w:rPr>
+          <w:rFonts w:ascii="宋体" w:eastAsia="宋体" w:hAnsi="宋体"/>
+          <w:szCs w:val="21"/>
+        </w:rPr>
+        <w:t>部件的部首码或初码为副码。必要时递归应用此流程。</w:t>
+      </w:r>
+    </w:p>
+    <w:p>
+      <w:pPr>
+        <w:rPr>
+          <w:rFonts w:ascii="宋体" w:eastAsia="宋体" w:hAnsi="宋体" w:hint="eastAsia"/>
+          <w:b/>
+          <w:bCs/>
+          <w:szCs w:val="21"/>
+        </w:rPr>
+      </w:pPr>
+    </w:p>
+    <w:p>
+      <w:pPr>
+        <w:rPr>
+          <w:rFonts w:ascii="宋体" w:eastAsia="宋体" w:hAnsi="宋体" w:hint="eastAsia"/>
+          <w:b/>
+          <w:bCs/>
+          <w:szCs w:val="21"/>
+        </w:rPr>
+      </w:pPr>
+      <w:r>
+        <w:rPr>
+          <w:rFonts w:ascii="宋体" w:eastAsia="宋体" w:hAnsi="宋体" w:hint="eastAsia"/>
+          <w:b/>
+          <w:bCs/>
+          <w:szCs w:val="21"/>
+        </w:rPr>
+        <w:t>3</w:t>
+      </w:r>
+      <w:r>
+        <w:rPr>
+          <w:rFonts w:ascii="宋体" w:eastAsia="宋体" w:hAnsi="宋体"/>
+          <w:b/>
+          <w:bCs/>
+          <w:szCs w:val="21"/>
+        </w:rPr>
+        <w:t xml:space="preserve"> 结构特殊规则</w:t>
       </w:r>
     </w:p>
     <w:p>
@@ -12189,7 +12305,6 @@
           <w:rFonts w:ascii="宋体" w:eastAsia="宋体" w:hAnsi="宋体"/>
           <w:szCs w:val="21"/>
         </w:rPr>
-        <w:lastRenderedPageBreak/>
         <w:t>下</w:t>
       </w:r>
       <w:r>
@@ -12312,7 +12427,7 @@
       <w:pPr>
         <w:ind w:firstLineChars="200" w:firstLine="420"/>
         <w:rPr>
-          <w:rFonts w:ascii="宋体" w:eastAsia="宋体" w:hAnsi="宋体" w:hint="eastAsia"/>
+          <w:rFonts w:ascii="宋体" w:eastAsia="宋体" w:hAnsi="宋体"/>
           <w:szCs w:val="21"/>
         </w:rPr>
       </w:pPr>
@@ -12394,6 +12509,14 @@
         </w:rPr>
         <w:t>内"。</w:t>
       </w:r>
+    </w:p>
+    <w:p>
+      <w:pPr>
+        <w:rPr>
+          <w:rFonts w:ascii="宋体" w:eastAsia="宋体" w:hAnsi="宋体" w:hint="eastAsia"/>
+          <w:szCs w:val="21"/>
+        </w:rPr>
+      </w:pPr>
     </w:p>
     <w:p>
       <w:pPr>
@@ -13288,7 +13411,15 @@
           <w:rFonts w:ascii="宋体" w:eastAsia="宋体" w:hAnsi="宋体"/>
           <w:szCs w:val="21"/>
         </w:rPr>
-        <w:t>汉字可分解为两个部件，至少其中一个部件不是单笔画且属于《部首表》，两个部件之间</w:t>
+        <w:t>汉字可分解为两个部件，至少其中一个部件不是单笔画且属于《部首表》，</w:t>
+      </w:r>
+      <w:r>
+        <w:rPr>
+          <w:rFonts w:ascii="宋体" w:eastAsia="宋体" w:hAnsi="宋体"/>
+          <w:szCs w:val="21"/>
+        </w:rPr>
+        <w:lastRenderedPageBreak/>
+        <w:t>两个部件之间</w:t>
       </w:r>
       <w:r>
         <w:rPr>
@@ -13565,15 +13696,7 @@
           <w:rFonts w:ascii="宋体" w:eastAsia="宋体" w:hAnsi="宋体"/>
           <w:szCs w:val="21"/>
         </w:rPr>
-        <w:t>：汉字以“勹”作为包围外框（其他半包围外框如</w:t>
-      </w:r>
-      <w:r>
-        <w:rPr>
-          <w:rFonts w:ascii="宋体" w:eastAsia="宋体" w:hAnsi="宋体"/>
-          <w:szCs w:val="21"/>
-        </w:rPr>
-        <w:lastRenderedPageBreak/>
-        <w:t>匚、凵、冂等均不适用）。</w:t>
+        <w:t>：汉字以“勹”作为包围外框（其他半包围外框如匚、凵、冂等均不适用）。</w:t>
       </w:r>
       <w:r>
         <w:rPr>
@@ -14819,6 +14942,7 @@
               <w:rPr>
                 <w:rFonts w:ascii="宋体" w:eastAsia="宋体" w:hAnsi="宋体"/>
               </w:rPr>
+              <w:lastRenderedPageBreak/>
               <w:t>独体字码</w:t>
             </w:r>
           </w:p>
@@ -15092,7 +15216,6 @@
               <w:rPr>
                 <w:rFonts w:ascii="宋体" w:eastAsia="宋体" w:hAnsi="宋体"/>
               </w:rPr>
-              <w:lastRenderedPageBreak/>
               <w:t>简化表示</w:t>
             </w:r>
           </w:p>
@@ -16182,6 +16305,7 @@
               <w:rPr>
                 <w:rFonts w:ascii="宋体" w:eastAsia="宋体" w:hAnsi="宋体"/>
               </w:rPr>
+              <w:lastRenderedPageBreak/>
               <w:t>4</w:t>
             </w:r>
           </w:p>
@@ -16297,7 +16421,6 @@
           <w:b/>
           <w:bCs/>
         </w:rPr>
-        <w:lastRenderedPageBreak/>
         <w:t>拆分原则</w:t>
       </w:r>
       <w:r>
@@ -18029,6 +18152,7 @@
               <w:rPr>
                 <w:rFonts w:ascii="宋体" w:eastAsia="宋体" w:hAnsi="宋体"/>
               </w:rPr>
+              <w:lastRenderedPageBreak/>
               <w:t>nd</w:t>
             </w:r>
           </w:p>
@@ -18655,7 +18779,6 @@
               <w:rPr>
                 <w:rFonts w:ascii="宋体" w:eastAsia="宋体" w:hAnsi="宋体"/>
               </w:rPr>
-              <w:lastRenderedPageBreak/>
               <w:t>kv</w:t>
             </w:r>
           </w:p>
@@ -20200,6 +20323,7 @@
         <w:rPr>
           <w:rFonts w:ascii="宋体" w:eastAsia="宋体" w:hAnsi="宋体"/>
         </w:rPr>
+        <w:lastRenderedPageBreak/>
         <w:t>通过</w:t>
       </w:r>
       <w:r>
@@ -20455,7 +20579,6 @@
           <w:sz w:val="32"/>
           <w:szCs w:val="36"/>
         </w:rPr>
-        <w:lastRenderedPageBreak/>
         <w:t>六</w:t>
       </w:r>
       <w:r>
@@ -21579,6 +21702,7 @@
           <w:bCs/>
           <w:szCs w:val="21"/>
         </w:rPr>
+        <w:lastRenderedPageBreak/>
         <w:t>4. 五字及以上</w:t>
       </w:r>
     </w:p>
@@ -21896,7 +22020,6 @@
                 <w:rFonts w:ascii="宋体" w:eastAsia="宋体" w:hAnsi="宋体" w:hint="eastAsia"/>
                 <w:szCs w:val="21"/>
               </w:rPr>
-              <w:lastRenderedPageBreak/>
               <w:t>类型</w:t>
             </w:r>
             <w:r>
@@ -23079,6 +23202,7 @@
           <w:rFonts w:ascii="宋体" w:eastAsia="宋体" w:hAnsi="宋体" w:hint="eastAsia"/>
           <w:szCs w:val="21"/>
         </w:rPr>
+        <w:lastRenderedPageBreak/>
         <w:t xml:space="preserve">    独体字：先平仄，再字形。每个平仄又分两到三声，第一声（平声中的阴平，仄声中的上声）字形字母（0-9）为pqwertyuio。第二声（平声中的阳平，仄声中的去声）字形字母为masdfghjkl。第三声（即仄声中的轻声）字形字母为zxcvbncvbn。</w:t>
       </w:r>
     </w:p>
@@ -23488,6 +23612,96 @@
     </w:lvl>
   </w:abstractNum>
   <w:abstractNum w:abstractNumId="2" w15:restartNumberingAfterBreak="0">
+    <w:nsid w:val="00C23DB6"/>
+    <w:multiLevelType w:val="hybridMultilevel"/>
+    <w:tmpl w:val="00CE346C"/>
+    <w:lvl w:ilvl="0" w:tplc="A31606B0">
+      <w:start w:val="2"/>
+      <w:numFmt w:val="decimal"/>
+      <w:lvlText w:val="%1"/>
+      <w:lvlJc w:val="left"/>
+      <w:pPr>
+        <w:ind w:left="360" w:hanging="360"/>
+      </w:pPr>
+      <w:rPr>
+        <w:rFonts w:hint="default"/>
+        <w:b/>
+      </w:rPr>
+    </w:lvl>
+    <w:lvl w:ilvl="1" w:tplc="04090019" w:tentative="1">
+      <w:start w:val="1"/>
+      <w:numFmt w:val="lowerLetter"/>
+      <w:lvlText w:val="%2)"/>
+      <w:lvlJc w:val="left"/>
+      <w:pPr>
+        <w:ind w:left="880" w:hanging="440"/>
+      </w:pPr>
+    </w:lvl>
+    <w:lvl w:ilvl="2" w:tplc="0409001B" w:tentative="1">
+      <w:start w:val="1"/>
+      <w:numFmt w:val="lowerRoman"/>
+      <w:lvlText w:val="%3."/>
+      <w:lvlJc w:val="right"/>
+      <w:pPr>
+        <w:ind w:left="1320" w:hanging="440"/>
+      </w:pPr>
+    </w:lvl>
+    <w:lvl w:ilvl="3" w:tplc="0409000F" w:tentative="1">
+      <w:start w:val="1"/>
+      <w:numFmt w:val="decimal"/>
+      <w:lvlText w:val="%4."/>
+      <w:lvlJc w:val="left"/>
+      <w:pPr>
+        <w:ind w:left="1760" w:hanging="440"/>
+      </w:pPr>
+    </w:lvl>
+    <w:lvl w:ilvl="4" w:tplc="04090019" w:tentative="1">
+      <w:start w:val="1"/>
+      <w:numFmt w:val="lowerLetter"/>
+      <w:lvlText w:val="%5)"/>
+      <w:lvlJc w:val="left"/>
+      <w:pPr>
+        <w:ind w:left="2200" w:hanging="440"/>
+      </w:pPr>
+    </w:lvl>
+    <w:lvl w:ilvl="5" w:tplc="0409001B" w:tentative="1">
+      <w:start w:val="1"/>
+      <w:numFmt w:val="lowerRoman"/>
+      <w:lvlText w:val="%6."/>
+      <w:lvlJc w:val="right"/>
+      <w:pPr>
+        <w:ind w:left="2640" w:hanging="440"/>
+      </w:pPr>
+    </w:lvl>
+    <w:lvl w:ilvl="6" w:tplc="0409000F" w:tentative="1">
+      <w:start w:val="1"/>
+      <w:numFmt w:val="decimal"/>
+      <w:lvlText w:val="%7."/>
+      <w:lvlJc w:val="left"/>
+      <w:pPr>
+        <w:ind w:left="3080" w:hanging="440"/>
+      </w:pPr>
+    </w:lvl>
+    <w:lvl w:ilvl="7" w:tplc="04090019" w:tentative="1">
+      <w:start w:val="1"/>
+      <w:numFmt w:val="lowerLetter"/>
+      <w:lvlText w:val="%8)"/>
+      <w:lvlJc w:val="left"/>
+      <w:pPr>
+        <w:ind w:left="3520" w:hanging="440"/>
+      </w:pPr>
+    </w:lvl>
+    <w:lvl w:ilvl="8" w:tplc="0409001B" w:tentative="1">
+      <w:start w:val="1"/>
+      <w:numFmt w:val="lowerRoman"/>
+      <w:lvlText w:val="%9."/>
+      <w:lvlJc w:val="right"/>
+      <w:pPr>
+        <w:ind w:left="3960" w:hanging="440"/>
+      </w:pPr>
+    </w:lvl>
+  </w:abstractNum>
+  <w:abstractNum w:abstractNumId="3" w15:restartNumberingAfterBreak="0">
     <w:nsid w:val="03A45611"/>
     <w:multiLevelType w:val="multilevel"/>
     <w:tmpl w:val="03A45611"/>
@@ -23604,7 +23818,7 @@
       </w:pPr>
     </w:lvl>
   </w:abstractNum>
-  <w:abstractNum w:abstractNumId="3" w15:restartNumberingAfterBreak="0">
+  <w:abstractNum w:abstractNumId="4" w15:restartNumberingAfterBreak="0">
     <w:nsid w:val="040560D8"/>
     <w:multiLevelType w:val="multilevel"/>
     <w:tmpl w:val="040560D8"/>
@@ -23753,7 +23967,7 @@
       </w:rPr>
     </w:lvl>
   </w:abstractNum>
-  <w:abstractNum w:abstractNumId="4" w15:restartNumberingAfterBreak="0">
+  <w:abstractNum w:abstractNumId="5" w15:restartNumberingAfterBreak="0">
     <w:nsid w:val="07464BBD"/>
     <w:multiLevelType w:val="multilevel"/>
     <w:tmpl w:val="07464BBD"/>
@@ -23866,7 +24080,7 @@
       </w:pPr>
     </w:lvl>
   </w:abstractNum>
-  <w:abstractNum w:abstractNumId="5" w15:restartNumberingAfterBreak="0">
+  <w:abstractNum w:abstractNumId="6" w15:restartNumberingAfterBreak="0">
     <w:nsid w:val="09BC2BA2"/>
     <w:multiLevelType w:val="multilevel"/>
     <w:tmpl w:val="09BC2BA2"/>
@@ -24015,7 +24229,7 @@
       </w:rPr>
     </w:lvl>
   </w:abstractNum>
-  <w:abstractNum w:abstractNumId="6" w15:restartNumberingAfterBreak="0">
+  <w:abstractNum w:abstractNumId="7" w15:restartNumberingAfterBreak="0">
     <w:nsid w:val="10A52FF2"/>
     <w:multiLevelType w:val="multilevel"/>
     <w:tmpl w:val="10A52FF2"/>
@@ -24164,7 +24378,7 @@
       </w:rPr>
     </w:lvl>
   </w:abstractNum>
-  <w:abstractNum w:abstractNumId="7" w15:restartNumberingAfterBreak="0">
+  <w:abstractNum w:abstractNumId="8" w15:restartNumberingAfterBreak="0">
     <w:nsid w:val="12894325"/>
     <w:multiLevelType w:val="multilevel"/>
     <w:tmpl w:val="12894325"/>
@@ -24281,7 +24495,7 @@
       </w:pPr>
     </w:lvl>
   </w:abstractNum>
-  <w:abstractNum w:abstractNumId="8" w15:restartNumberingAfterBreak="0">
+  <w:abstractNum w:abstractNumId="9" w15:restartNumberingAfterBreak="0">
     <w:nsid w:val="16A615E7"/>
     <w:multiLevelType w:val="multilevel"/>
     <w:tmpl w:val="16A615E7"/>
@@ -24430,7 +24644,7 @@
       </w:rPr>
     </w:lvl>
   </w:abstractNum>
-  <w:abstractNum w:abstractNumId="9" w15:restartNumberingAfterBreak="0">
+  <w:abstractNum w:abstractNumId="10" w15:restartNumberingAfterBreak="0">
     <w:nsid w:val="19E04E6A"/>
     <w:multiLevelType w:val="multilevel"/>
     <w:tmpl w:val="10A52FF2"/>
@@ -24579,7 +24793,7 @@
       </w:rPr>
     </w:lvl>
   </w:abstractNum>
-  <w:abstractNum w:abstractNumId="10" w15:restartNumberingAfterBreak="0">
+  <w:abstractNum w:abstractNumId="11" w15:restartNumberingAfterBreak="0">
     <w:nsid w:val="1EAE21AC"/>
     <w:multiLevelType w:val="multilevel"/>
     <w:tmpl w:val="1EAE21AC"/>
@@ -24692,7 +24906,7 @@
       </w:pPr>
     </w:lvl>
   </w:abstractNum>
-  <w:abstractNum w:abstractNumId="11" w15:restartNumberingAfterBreak="0">
+  <w:abstractNum w:abstractNumId="12" w15:restartNumberingAfterBreak="0">
     <w:nsid w:val="1F7A4A9D"/>
     <w:multiLevelType w:val="multilevel"/>
     <w:tmpl w:val="7D628D58"/>
@@ -24841,7 +25055,120 @@
       </w:rPr>
     </w:lvl>
   </w:abstractNum>
-  <w:abstractNum w:abstractNumId="12" w15:restartNumberingAfterBreak="0">
+  <w:abstractNum w:abstractNumId="13" w15:restartNumberingAfterBreak="0">
+    <w:nsid w:val="20952168"/>
+    <w:multiLevelType w:val="multilevel"/>
+    <w:tmpl w:val="77CE9B8C"/>
+    <w:lvl w:ilvl="0">
+      <w:start w:val="1"/>
+      <w:numFmt w:val="decimal"/>
+      <w:lvlText w:val="%1."/>
+      <w:lvlJc w:val="left"/>
+      <w:pPr>
+        <w:tabs>
+          <w:tab w:val="num" w:pos="720"/>
+        </w:tabs>
+        <w:ind w:left="720" w:hanging="360"/>
+      </w:pPr>
+    </w:lvl>
+    <w:lvl w:ilvl="1" w:tentative="1">
+      <w:start w:val="1"/>
+      <w:numFmt w:val="decimal"/>
+      <w:lvlText w:val="%2."/>
+      <w:lvlJc w:val="left"/>
+      <w:pPr>
+        <w:tabs>
+          <w:tab w:val="num" w:pos="1440"/>
+        </w:tabs>
+        <w:ind w:left="1440" w:hanging="360"/>
+      </w:pPr>
+    </w:lvl>
+    <w:lvl w:ilvl="2" w:tentative="1">
+      <w:start w:val="1"/>
+      <w:numFmt w:val="decimal"/>
+      <w:lvlText w:val="%3."/>
+      <w:lvlJc w:val="left"/>
+      <w:pPr>
+        <w:tabs>
+          <w:tab w:val="num" w:pos="2160"/>
+        </w:tabs>
+        <w:ind w:left="2160" w:hanging="360"/>
+      </w:pPr>
+    </w:lvl>
+    <w:lvl w:ilvl="3" w:tentative="1">
+      <w:start w:val="1"/>
+      <w:numFmt w:val="decimal"/>
+      <w:lvlText w:val="%4."/>
+      <w:lvlJc w:val="left"/>
+      <w:pPr>
+        <w:tabs>
+          <w:tab w:val="num" w:pos="2880"/>
+        </w:tabs>
+        <w:ind w:left="2880" w:hanging="360"/>
+      </w:pPr>
+    </w:lvl>
+    <w:lvl w:ilvl="4" w:tentative="1">
+      <w:start w:val="1"/>
+      <w:numFmt w:val="decimal"/>
+      <w:lvlText w:val="%5."/>
+      <w:lvlJc w:val="left"/>
+      <w:pPr>
+        <w:tabs>
+          <w:tab w:val="num" w:pos="3600"/>
+        </w:tabs>
+        <w:ind w:left="3600" w:hanging="360"/>
+      </w:pPr>
+    </w:lvl>
+    <w:lvl w:ilvl="5" w:tentative="1">
+      <w:start w:val="1"/>
+      <w:numFmt w:val="decimal"/>
+      <w:lvlText w:val="%6."/>
+      <w:lvlJc w:val="left"/>
+      <w:pPr>
+        <w:tabs>
+          <w:tab w:val="num" w:pos="4320"/>
+        </w:tabs>
+        <w:ind w:left="4320" w:hanging="360"/>
+      </w:pPr>
+    </w:lvl>
+    <w:lvl w:ilvl="6" w:tentative="1">
+      <w:start w:val="1"/>
+      <w:numFmt w:val="decimal"/>
+      <w:lvlText w:val="%7."/>
+      <w:lvlJc w:val="left"/>
+      <w:pPr>
+        <w:tabs>
+          <w:tab w:val="num" w:pos="5040"/>
+        </w:tabs>
+        <w:ind w:left="5040" w:hanging="360"/>
+      </w:pPr>
+    </w:lvl>
+    <w:lvl w:ilvl="7" w:tentative="1">
+      <w:start w:val="1"/>
+      <w:numFmt w:val="decimal"/>
+      <w:lvlText w:val="%8."/>
+      <w:lvlJc w:val="left"/>
+      <w:pPr>
+        <w:tabs>
+          <w:tab w:val="num" w:pos="5760"/>
+        </w:tabs>
+        <w:ind w:left="5760" w:hanging="360"/>
+      </w:pPr>
+    </w:lvl>
+    <w:lvl w:ilvl="8" w:tentative="1">
+      <w:start w:val="1"/>
+      <w:numFmt w:val="decimal"/>
+      <w:lvlText w:val="%9."/>
+      <w:lvlJc w:val="left"/>
+      <w:pPr>
+        <w:tabs>
+          <w:tab w:val="num" w:pos="6480"/>
+        </w:tabs>
+        <w:ind w:left="6480" w:hanging="360"/>
+      </w:pPr>
+    </w:lvl>
+  </w:abstractNum>
+  <w:abstractNum w:abstractNumId="14" w15:restartNumberingAfterBreak="0">
     <w:nsid w:val="2300765D"/>
     <w:multiLevelType w:val="multilevel"/>
     <w:tmpl w:val="2300765D"/>
@@ -24990,7 +25317,7 @@
       </w:rPr>
     </w:lvl>
   </w:abstractNum>
-  <w:abstractNum w:abstractNumId="13" w15:restartNumberingAfterBreak="0">
+  <w:abstractNum w:abstractNumId="15" w15:restartNumberingAfterBreak="0">
     <w:nsid w:val="26233B67"/>
     <w:multiLevelType w:val="multilevel"/>
     <w:tmpl w:val="26233B67"/>
@@ -25139,7 +25466,7 @@
       </w:rPr>
     </w:lvl>
   </w:abstractNum>
-  <w:abstractNum w:abstractNumId="14" w15:restartNumberingAfterBreak="0">
+  <w:abstractNum w:abstractNumId="16" w15:restartNumberingAfterBreak="0">
     <w:nsid w:val="292D5888"/>
     <w:multiLevelType w:val="multilevel"/>
     <w:tmpl w:val="292D5888"/>
@@ -25288,7 +25615,7 @@
       </w:rPr>
     </w:lvl>
   </w:abstractNum>
-  <w:abstractNum w:abstractNumId="15" w15:restartNumberingAfterBreak="0">
+  <w:abstractNum w:abstractNumId="17" w15:restartNumberingAfterBreak="0">
     <w:nsid w:val="2A011777"/>
     <w:multiLevelType w:val="multilevel"/>
     <w:tmpl w:val="2A011777"/>
@@ -25401,7 +25728,7 @@
       </w:pPr>
     </w:lvl>
   </w:abstractNum>
-  <w:abstractNum w:abstractNumId="16" w15:restartNumberingAfterBreak="0">
+  <w:abstractNum w:abstractNumId="18" w15:restartNumberingAfterBreak="0">
     <w:nsid w:val="2B0C1FF2"/>
     <w:multiLevelType w:val="multilevel"/>
     <w:tmpl w:val="2B0C1FF2"/>
@@ -25550,7 +25877,7 @@
       </w:rPr>
     </w:lvl>
   </w:abstractNum>
-  <w:abstractNum w:abstractNumId="17" w15:restartNumberingAfterBreak="0">
+  <w:abstractNum w:abstractNumId="19" w15:restartNumberingAfterBreak="0">
     <w:nsid w:val="2C0B6089"/>
     <w:multiLevelType w:val="multilevel"/>
     <w:tmpl w:val="2C0B6089"/>
@@ -25699,7 +26026,7 @@
       </w:rPr>
     </w:lvl>
   </w:abstractNum>
-  <w:abstractNum w:abstractNumId="18" w15:restartNumberingAfterBreak="0">
+  <w:abstractNum w:abstractNumId="20" w15:restartNumberingAfterBreak="0">
     <w:nsid w:val="2D5C526B"/>
     <w:multiLevelType w:val="multilevel"/>
     <w:tmpl w:val="23108A70"/>
@@ -25848,7 +26175,7 @@
       </w:rPr>
     </w:lvl>
   </w:abstractNum>
-  <w:abstractNum w:abstractNumId="19" w15:restartNumberingAfterBreak="0">
+  <w:abstractNum w:abstractNumId="21" w15:restartNumberingAfterBreak="0">
     <w:nsid w:val="2F047BA3"/>
     <w:multiLevelType w:val="multilevel"/>
     <w:tmpl w:val="2F047BA3"/>
@@ -25997,7 +26324,7 @@
       </w:rPr>
     </w:lvl>
   </w:abstractNum>
-  <w:abstractNum w:abstractNumId="20" w15:restartNumberingAfterBreak="0">
+  <w:abstractNum w:abstractNumId="22" w15:restartNumberingAfterBreak="0">
     <w:nsid w:val="2FE47B08"/>
     <w:multiLevelType w:val="multilevel"/>
     <w:tmpl w:val="2FE47B08"/>
@@ -26146,7 +26473,7 @@
       </w:rPr>
     </w:lvl>
   </w:abstractNum>
-  <w:abstractNum w:abstractNumId="21" w15:restartNumberingAfterBreak="0">
+  <w:abstractNum w:abstractNumId="23" w15:restartNumberingAfterBreak="0">
     <w:nsid w:val="30735F6A"/>
     <w:multiLevelType w:val="multilevel"/>
     <w:tmpl w:val="30735F6A"/>
@@ -26295,7 +26622,97 @@
       </w:rPr>
     </w:lvl>
   </w:abstractNum>
-  <w:abstractNum w:abstractNumId="22" w15:restartNumberingAfterBreak="0">
+  <w:abstractNum w:abstractNumId="24" w15:restartNumberingAfterBreak="0">
+    <w:nsid w:val="30B53E78"/>
+    <w:multiLevelType w:val="hybridMultilevel"/>
+    <w:tmpl w:val="1D080A7A"/>
+    <w:lvl w:ilvl="0" w:tplc="BA609906">
+      <w:start w:val="2"/>
+      <w:numFmt w:val="decimal"/>
+      <w:lvlText w:val="%1"/>
+      <w:lvlJc w:val="left"/>
+      <w:pPr>
+        <w:ind w:left="360" w:hanging="360"/>
+      </w:pPr>
+      <w:rPr>
+        <w:rFonts w:hint="default"/>
+        <w:b/>
+      </w:rPr>
+    </w:lvl>
+    <w:lvl w:ilvl="1" w:tplc="04090019" w:tentative="1">
+      <w:start w:val="1"/>
+      <w:numFmt w:val="lowerLetter"/>
+      <w:lvlText w:val="%2)"/>
+      <w:lvlJc w:val="left"/>
+      <w:pPr>
+        <w:ind w:left="880" w:hanging="440"/>
+      </w:pPr>
+    </w:lvl>
+    <w:lvl w:ilvl="2" w:tplc="0409001B" w:tentative="1">
+      <w:start w:val="1"/>
+      <w:numFmt w:val="lowerRoman"/>
+      <w:lvlText w:val="%3."/>
+      <w:lvlJc w:val="right"/>
+      <w:pPr>
+        <w:ind w:left="1320" w:hanging="440"/>
+      </w:pPr>
+    </w:lvl>
+    <w:lvl w:ilvl="3" w:tplc="0409000F" w:tentative="1">
+      <w:start w:val="1"/>
+      <w:numFmt w:val="decimal"/>
+      <w:lvlText w:val="%4."/>
+      <w:lvlJc w:val="left"/>
+      <w:pPr>
+        <w:ind w:left="1760" w:hanging="440"/>
+      </w:pPr>
+    </w:lvl>
+    <w:lvl w:ilvl="4" w:tplc="04090019" w:tentative="1">
+      <w:start w:val="1"/>
+      <w:numFmt w:val="lowerLetter"/>
+      <w:lvlText w:val="%5)"/>
+      <w:lvlJc w:val="left"/>
+      <w:pPr>
+        <w:ind w:left="2200" w:hanging="440"/>
+      </w:pPr>
+    </w:lvl>
+    <w:lvl w:ilvl="5" w:tplc="0409001B" w:tentative="1">
+      <w:start w:val="1"/>
+      <w:numFmt w:val="lowerRoman"/>
+      <w:lvlText w:val="%6."/>
+      <w:lvlJc w:val="right"/>
+      <w:pPr>
+        <w:ind w:left="2640" w:hanging="440"/>
+      </w:pPr>
+    </w:lvl>
+    <w:lvl w:ilvl="6" w:tplc="0409000F" w:tentative="1">
+      <w:start w:val="1"/>
+      <w:numFmt w:val="decimal"/>
+      <w:lvlText w:val="%7."/>
+      <w:lvlJc w:val="left"/>
+      <w:pPr>
+        <w:ind w:left="3080" w:hanging="440"/>
+      </w:pPr>
+    </w:lvl>
+    <w:lvl w:ilvl="7" w:tplc="04090019" w:tentative="1">
+      <w:start w:val="1"/>
+      <w:numFmt w:val="lowerLetter"/>
+      <w:lvlText w:val="%8)"/>
+      <w:lvlJc w:val="left"/>
+      <w:pPr>
+        <w:ind w:left="3520" w:hanging="440"/>
+      </w:pPr>
+    </w:lvl>
+    <w:lvl w:ilvl="8" w:tplc="0409001B" w:tentative="1">
+      <w:start w:val="1"/>
+      <w:numFmt w:val="lowerRoman"/>
+      <w:lvlText w:val="%9."/>
+      <w:lvlJc w:val="right"/>
+      <w:pPr>
+        <w:ind w:left="3960" w:hanging="440"/>
+      </w:pPr>
+    </w:lvl>
+  </w:abstractNum>
+  <w:abstractNum w:abstractNumId="25" w15:restartNumberingAfterBreak="0">
     <w:nsid w:val="3942536E"/>
     <w:multiLevelType w:val="multilevel"/>
     <w:tmpl w:val="3942536E"/>
@@ -26408,7 +26825,7 @@
       </w:pPr>
     </w:lvl>
   </w:abstractNum>
-  <w:abstractNum w:abstractNumId="23" w15:restartNumberingAfterBreak="0">
+  <w:abstractNum w:abstractNumId="26" w15:restartNumberingAfterBreak="0">
     <w:nsid w:val="3F8512AE"/>
     <w:multiLevelType w:val="multilevel"/>
     <w:tmpl w:val="3F8512AE"/>
@@ -26557,7 +26974,7 @@
       </w:rPr>
     </w:lvl>
   </w:abstractNum>
-  <w:abstractNum w:abstractNumId="24" w15:restartNumberingAfterBreak="0">
+  <w:abstractNum w:abstractNumId="27" w15:restartNumberingAfterBreak="0">
     <w:nsid w:val="3FAA0C31"/>
     <w:multiLevelType w:val="multilevel"/>
     <w:tmpl w:val="3FAA0C31"/>
@@ -26706,7 +27123,97 @@
       </w:rPr>
     </w:lvl>
   </w:abstractNum>
-  <w:abstractNum w:abstractNumId="25" w15:restartNumberingAfterBreak="0">
+  <w:abstractNum w:abstractNumId="28" w15:restartNumberingAfterBreak="0">
+    <w:nsid w:val="3FEA46A9"/>
+    <w:multiLevelType w:val="hybridMultilevel"/>
+    <w:tmpl w:val="25FA6C54"/>
+    <w:lvl w:ilvl="0" w:tplc="9E3AAAD4">
+      <w:start w:val="2"/>
+      <w:numFmt w:val="decimal"/>
+      <w:lvlText w:val="%1"/>
+      <w:lvlJc w:val="left"/>
+      <w:pPr>
+        <w:ind w:left="360" w:hanging="360"/>
+      </w:pPr>
+      <w:rPr>
+        <w:rFonts w:hint="default"/>
+        <w:b/>
+      </w:rPr>
+    </w:lvl>
+    <w:lvl w:ilvl="1" w:tplc="04090019" w:tentative="1">
+      <w:start w:val="1"/>
+      <w:numFmt w:val="lowerLetter"/>
+      <w:lvlText w:val="%2)"/>
+      <w:lvlJc w:val="left"/>
+      <w:pPr>
+        <w:ind w:left="880" w:hanging="440"/>
+      </w:pPr>
+    </w:lvl>
+    <w:lvl w:ilvl="2" w:tplc="0409001B" w:tentative="1">
+      <w:start w:val="1"/>
+      <w:numFmt w:val="lowerRoman"/>
+      <w:lvlText w:val="%3."/>
+      <w:lvlJc w:val="right"/>
+      <w:pPr>
+        <w:ind w:left="1320" w:hanging="440"/>
+      </w:pPr>
+    </w:lvl>
+    <w:lvl w:ilvl="3" w:tplc="0409000F" w:tentative="1">
+      <w:start w:val="1"/>
+      <w:numFmt w:val="decimal"/>
+      <w:lvlText w:val="%4."/>
+      <w:lvlJc w:val="left"/>
+      <w:pPr>
+        <w:ind w:left="1760" w:hanging="440"/>
+      </w:pPr>
+    </w:lvl>
+    <w:lvl w:ilvl="4" w:tplc="04090019" w:tentative="1">
+      <w:start w:val="1"/>
+      <w:numFmt w:val="lowerLetter"/>
+      <w:lvlText w:val="%5)"/>
+      <w:lvlJc w:val="left"/>
+      <w:pPr>
+        <w:ind w:left="2200" w:hanging="440"/>
+      </w:pPr>
+    </w:lvl>
+    <w:lvl w:ilvl="5" w:tplc="0409001B" w:tentative="1">
+      <w:start w:val="1"/>
+      <w:numFmt w:val="lowerRoman"/>
+      <w:lvlText w:val="%6."/>
+      <w:lvlJc w:val="right"/>
+      <w:pPr>
+        <w:ind w:left="2640" w:hanging="440"/>
+      </w:pPr>
+    </w:lvl>
+    <w:lvl w:ilvl="6" w:tplc="0409000F" w:tentative="1">
+      <w:start w:val="1"/>
+      <w:numFmt w:val="decimal"/>
+      <w:lvlText w:val="%7."/>
+      <w:lvlJc w:val="left"/>
+      <w:pPr>
+        <w:ind w:left="3080" w:hanging="440"/>
+      </w:pPr>
+    </w:lvl>
+    <w:lvl w:ilvl="7" w:tplc="04090019" w:tentative="1">
+      <w:start w:val="1"/>
+      <w:numFmt w:val="lowerLetter"/>
+      <w:lvlText w:val="%8)"/>
+      <w:lvlJc w:val="left"/>
+      <w:pPr>
+        <w:ind w:left="3520" w:hanging="440"/>
+      </w:pPr>
+    </w:lvl>
+    <w:lvl w:ilvl="8" w:tplc="0409001B" w:tentative="1">
+      <w:start w:val="1"/>
+      <w:numFmt w:val="lowerRoman"/>
+      <w:lvlText w:val="%9."/>
+      <w:lvlJc w:val="right"/>
+      <w:pPr>
+        <w:ind w:left="3960" w:hanging="440"/>
+      </w:pPr>
+    </w:lvl>
+  </w:abstractNum>
+  <w:abstractNum w:abstractNumId="29" w15:restartNumberingAfterBreak="0">
     <w:nsid w:val="43E97FA1"/>
     <w:multiLevelType w:val="multilevel"/>
     <w:tmpl w:val="43E97FA1"/>
@@ -26855,7 +27362,7 @@
       </w:rPr>
     </w:lvl>
   </w:abstractNum>
-  <w:abstractNum w:abstractNumId="26" w15:restartNumberingAfterBreak="0">
+  <w:abstractNum w:abstractNumId="30" w15:restartNumberingAfterBreak="0">
     <w:nsid w:val="484956A0"/>
     <w:multiLevelType w:val="multilevel"/>
     <w:tmpl w:val="484956A0"/>
@@ -27004,7 +27511,7 @@
       </w:rPr>
     </w:lvl>
   </w:abstractNum>
-  <w:abstractNum w:abstractNumId="27" w15:restartNumberingAfterBreak="0">
+  <w:abstractNum w:abstractNumId="31" w15:restartNumberingAfterBreak="0">
     <w:nsid w:val="4B1B1405"/>
     <w:multiLevelType w:val="hybridMultilevel"/>
     <w:tmpl w:val="5352C6C4"/>
@@ -27117,7 +27624,7 @@
       </w:rPr>
     </w:lvl>
   </w:abstractNum>
-  <w:abstractNum w:abstractNumId="28" w15:restartNumberingAfterBreak="0">
+  <w:abstractNum w:abstractNumId="32" w15:restartNumberingAfterBreak="0">
     <w:nsid w:val="50064692"/>
     <w:multiLevelType w:val="multilevel"/>
     <w:tmpl w:val="50064692"/>
@@ -27266,7 +27773,7 @@
       </w:rPr>
     </w:lvl>
   </w:abstractNum>
-  <w:abstractNum w:abstractNumId="29" w15:restartNumberingAfterBreak="0">
+  <w:abstractNum w:abstractNumId="33" w15:restartNumberingAfterBreak="0">
     <w:nsid w:val="50DD71F9"/>
     <w:multiLevelType w:val="multilevel"/>
     <w:tmpl w:val="50DD71F9"/>
@@ -27415,7 +27922,7 @@
       </w:rPr>
     </w:lvl>
   </w:abstractNum>
-  <w:abstractNum w:abstractNumId="30" w15:restartNumberingAfterBreak="0">
+  <w:abstractNum w:abstractNumId="34" w15:restartNumberingAfterBreak="0">
     <w:nsid w:val="52107ADF"/>
     <w:multiLevelType w:val="multilevel"/>
     <w:tmpl w:val="52107ADF"/>
@@ -27528,7 +28035,7 @@
       </w:pPr>
     </w:lvl>
   </w:abstractNum>
-  <w:abstractNum w:abstractNumId="31" w15:restartNumberingAfterBreak="0">
+  <w:abstractNum w:abstractNumId="35" w15:restartNumberingAfterBreak="0">
     <w:nsid w:val="54F75AFD"/>
     <w:multiLevelType w:val="multilevel"/>
     <w:tmpl w:val="54F75AFD"/>
@@ -27677,7 +28184,7 @@
       </w:rPr>
     </w:lvl>
   </w:abstractNum>
-  <w:abstractNum w:abstractNumId="32" w15:restartNumberingAfterBreak="0">
+  <w:abstractNum w:abstractNumId="36" w15:restartNumberingAfterBreak="0">
     <w:nsid w:val="596F4C65"/>
     <w:multiLevelType w:val="multilevel"/>
     <w:tmpl w:val="596F4C65"/>
@@ -27794,7 +28301,7 @@
       </w:pPr>
     </w:lvl>
   </w:abstractNum>
-  <w:abstractNum w:abstractNumId="33" w15:restartNumberingAfterBreak="0">
+  <w:abstractNum w:abstractNumId="37" w15:restartNumberingAfterBreak="0">
     <w:nsid w:val="59985B18"/>
     <w:multiLevelType w:val="hybridMultilevel"/>
     <w:tmpl w:val="0DF6F740"/>
@@ -27884,7 +28391,7 @@
       </w:pPr>
     </w:lvl>
   </w:abstractNum>
-  <w:abstractNum w:abstractNumId="34" w15:restartNumberingAfterBreak="0">
+  <w:abstractNum w:abstractNumId="38" w15:restartNumberingAfterBreak="0">
     <w:nsid w:val="5C0A2356"/>
     <w:multiLevelType w:val="multilevel"/>
     <w:tmpl w:val="5C0A2356"/>
@@ -28033,7 +28540,7 @@
       </w:rPr>
     </w:lvl>
   </w:abstractNum>
-  <w:abstractNum w:abstractNumId="35" w15:restartNumberingAfterBreak="0">
+  <w:abstractNum w:abstractNumId="39" w15:restartNumberingAfterBreak="0">
     <w:nsid w:val="5C585843"/>
     <w:multiLevelType w:val="multilevel"/>
     <w:tmpl w:val="5C585843"/>
@@ -28182,7 +28689,7 @@
       </w:rPr>
     </w:lvl>
   </w:abstractNum>
-  <w:abstractNum w:abstractNumId="36" w15:restartNumberingAfterBreak="0">
+  <w:abstractNum w:abstractNumId="40" w15:restartNumberingAfterBreak="0">
     <w:nsid w:val="5D7B06C8"/>
     <w:multiLevelType w:val="multilevel"/>
     <w:tmpl w:val="5D7B06C8"/>
@@ -28331,7 +28838,7 @@
       </w:rPr>
     </w:lvl>
   </w:abstractNum>
-  <w:abstractNum w:abstractNumId="37" w15:restartNumberingAfterBreak="0">
+  <w:abstractNum w:abstractNumId="41" w15:restartNumberingAfterBreak="0">
     <w:nsid w:val="5EEF3AA8"/>
     <w:multiLevelType w:val="multilevel"/>
     <w:tmpl w:val="5EEF3AA8"/>
@@ -28480,7 +28987,7 @@
       </w:rPr>
     </w:lvl>
   </w:abstractNum>
-  <w:abstractNum w:abstractNumId="38" w15:restartNumberingAfterBreak="0">
+  <w:abstractNum w:abstractNumId="42" w15:restartNumberingAfterBreak="0">
     <w:nsid w:val="5FFE595B"/>
     <w:multiLevelType w:val="multilevel"/>
     <w:tmpl w:val="5FFE595B"/>
@@ -28625,7 +29132,7 @@
       </w:rPr>
     </w:lvl>
   </w:abstractNum>
-  <w:abstractNum w:abstractNumId="39" w15:restartNumberingAfterBreak="0">
+  <w:abstractNum w:abstractNumId="43" w15:restartNumberingAfterBreak="0">
     <w:nsid w:val="682527DD"/>
     <w:multiLevelType w:val="multilevel"/>
     <w:tmpl w:val="682527DD"/>
@@ -28742,7 +29249,7 @@
       </w:pPr>
     </w:lvl>
   </w:abstractNum>
-  <w:abstractNum w:abstractNumId="40" w15:restartNumberingAfterBreak="0">
+  <w:abstractNum w:abstractNumId="44" w15:restartNumberingAfterBreak="0">
     <w:nsid w:val="6EDB2323"/>
     <w:multiLevelType w:val="multilevel"/>
     <w:tmpl w:val="6EDB2323"/>
@@ -28891,7 +29398,7 @@
       </w:rPr>
     </w:lvl>
   </w:abstractNum>
-  <w:abstractNum w:abstractNumId="41" w15:restartNumberingAfterBreak="0">
+  <w:abstractNum w:abstractNumId="45" w15:restartNumberingAfterBreak="0">
     <w:nsid w:val="6EF80006"/>
     <w:multiLevelType w:val="multilevel"/>
     <w:tmpl w:val="6EF80006"/>
@@ -29008,7 +29515,7 @@
       </w:pPr>
     </w:lvl>
   </w:abstractNum>
-  <w:abstractNum w:abstractNumId="42" w15:restartNumberingAfterBreak="0">
+  <w:abstractNum w:abstractNumId="46" w15:restartNumberingAfterBreak="0">
     <w:nsid w:val="717603EE"/>
     <w:multiLevelType w:val="multilevel"/>
     <w:tmpl w:val="717603EE"/>
@@ -29157,7 +29664,7 @@
       </w:rPr>
     </w:lvl>
   </w:abstractNum>
-  <w:abstractNum w:abstractNumId="43" w15:restartNumberingAfterBreak="0">
+  <w:abstractNum w:abstractNumId="47" w15:restartNumberingAfterBreak="0">
     <w:nsid w:val="71935241"/>
     <w:multiLevelType w:val="multilevel"/>
     <w:tmpl w:val="A160649A"/>
@@ -29306,7 +29813,7 @@
       </w:rPr>
     </w:lvl>
   </w:abstractNum>
-  <w:abstractNum w:abstractNumId="44" w15:restartNumberingAfterBreak="0">
+  <w:abstractNum w:abstractNumId="48" w15:restartNumberingAfterBreak="0">
     <w:nsid w:val="79AB734F"/>
     <w:multiLevelType w:val="multilevel"/>
     <w:tmpl w:val="79AB734F"/>
@@ -29455,7 +29962,7 @@
       </w:rPr>
     </w:lvl>
   </w:abstractNum>
-  <w:abstractNum w:abstractNumId="45" w15:restartNumberingAfterBreak="0">
+  <w:abstractNum w:abstractNumId="49" w15:restartNumberingAfterBreak="0">
     <w:nsid w:val="7CA3549B"/>
     <w:multiLevelType w:val="multilevel"/>
     <w:tmpl w:val="7CA3549B"/>
@@ -29604,7 +30111,7 @@
       </w:rPr>
     </w:lvl>
   </w:abstractNum>
-  <w:abstractNum w:abstractNumId="46" w15:restartNumberingAfterBreak="0">
+  <w:abstractNum w:abstractNumId="50" w15:restartNumberingAfterBreak="0">
     <w:nsid w:val="7CEF3160"/>
     <w:multiLevelType w:val="multilevel"/>
     <w:tmpl w:val="7CEF3160"/>
@@ -29753,7 +30260,7 @@
       </w:rPr>
     </w:lvl>
   </w:abstractNum>
-  <w:abstractNum w:abstractNumId="47" w15:restartNumberingAfterBreak="0">
+  <w:abstractNum w:abstractNumId="51" w15:restartNumberingAfterBreak="0">
     <w:nsid w:val="7CFB099B"/>
     <w:multiLevelType w:val="multilevel"/>
     <w:tmpl w:val="7CFB099B"/>
@@ -29902,7 +30409,7 @@
       </w:rPr>
     </w:lvl>
   </w:abstractNum>
-  <w:abstractNum w:abstractNumId="48" w15:restartNumberingAfterBreak="0">
+  <w:abstractNum w:abstractNumId="52" w15:restartNumberingAfterBreak="0">
     <w:nsid w:val="7D032C6C"/>
     <w:multiLevelType w:val="multilevel"/>
     <w:tmpl w:val="7D032C6C"/>
@@ -30051,7 +30558,7 @@
       </w:rPr>
     </w:lvl>
   </w:abstractNum>
-  <w:abstractNum w:abstractNumId="49" w15:restartNumberingAfterBreak="0">
+  <w:abstractNum w:abstractNumId="53" w15:restartNumberingAfterBreak="0">
     <w:nsid w:val="7D0A48A3"/>
     <w:multiLevelType w:val="multilevel"/>
     <w:tmpl w:val="7D0A48A3"/>
@@ -30200,7 +30707,7 @@
       </w:rPr>
     </w:lvl>
   </w:abstractNum>
-  <w:abstractNum w:abstractNumId="50" w15:restartNumberingAfterBreak="0">
+  <w:abstractNum w:abstractNumId="54" w15:restartNumberingAfterBreak="0">
     <w:nsid w:val="7E596A6B"/>
     <w:multiLevelType w:val="multilevel"/>
     <w:tmpl w:val="B9FEB568"/>
@@ -30349,7 +30856,7 @@
       </w:rPr>
     </w:lvl>
   </w:abstractNum>
-  <w:abstractNum w:abstractNumId="51" w15:restartNumberingAfterBreak="0">
+  <w:abstractNum w:abstractNumId="55" w15:restartNumberingAfterBreak="0">
     <w:nsid w:val="7F0414C5"/>
     <w:multiLevelType w:val="multilevel"/>
     <w:tmpl w:val="7F0414C5"/>
@@ -30499,160 +31006,172 @@
     </w:lvl>
   </w:abstractNum>
   <w:num w:numId="1" w16cid:durableId="1557859966">
-    <w:abstractNumId w:val="38"/>
+    <w:abstractNumId w:val="42"/>
   </w:num>
   <w:num w:numId="2" w16cid:durableId="1898466263">
-    <w:abstractNumId w:val="47"/>
+    <w:abstractNumId w:val="51"/>
   </w:num>
   <w:num w:numId="3" w16cid:durableId="869879360">
-    <w:abstractNumId w:val="12"/>
+    <w:abstractNumId w:val="14"/>
   </w:num>
   <w:num w:numId="4" w16cid:durableId="529803111">
+    <w:abstractNumId w:val="8"/>
+  </w:num>
+  <w:num w:numId="5" w16cid:durableId="446894633">
+    <w:abstractNumId w:val="43"/>
+  </w:num>
+  <w:num w:numId="6" w16cid:durableId="402411753">
+    <w:abstractNumId w:val="30"/>
+  </w:num>
+  <w:num w:numId="7" w16cid:durableId="390345503">
+    <w:abstractNumId w:val="49"/>
+  </w:num>
+  <w:num w:numId="8" w16cid:durableId="955062277">
+    <w:abstractNumId w:val="16"/>
+  </w:num>
+  <w:num w:numId="9" w16cid:durableId="695885004">
+    <w:abstractNumId w:val="44"/>
+  </w:num>
+  <w:num w:numId="10" w16cid:durableId="1497644927">
+    <w:abstractNumId w:val="18"/>
+  </w:num>
+  <w:num w:numId="11" w16cid:durableId="1572538453">
+    <w:abstractNumId w:val="19"/>
+  </w:num>
+  <w:num w:numId="12" w16cid:durableId="1810895716">
+    <w:abstractNumId w:val="33"/>
+  </w:num>
+  <w:num w:numId="13" w16cid:durableId="1976979802">
+    <w:abstractNumId w:val="46"/>
+  </w:num>
+  <w:num w:numId="14" w16cid:durableId="1820725203">
     <w:abstractNumId w:val="7"/>
   </w:num>
-  <w:num w:numId="5" w16cid:durableId="446894633">
+  <w:num w:numId="15" w16cid:durableId="856699432">
+    <w:abstractNumId w:val="52"/>
+  </w:num>
+  <w:num w:numId="16" w16cid:durableId="1382632786">
+    <w:abstractNumId w:val="55"/>
+  </w:num>
+  <w:num w:numId="17" w16cid:durableId="41951121">
+    <w:abstractNumId w:val="26"/>
+  </w:num>
+  <w:num w:numId="18" w16cid:durableId="636641402">
+    <w:abstractNumId w:val="9"/>
+  </w:num>
+  <w:num w:numId="19" w16cid:durableId="805122147">
+    <w:abstractNumId w:val="53"/>
+  </w:num>
+  <w:num w:numId="20" w16cid:durableId="1433666660">
+    <w:abstractNumId w:val="15"/>
+  </w:num>
+  <w:num w:numId="21" w16cid:durableId="921643225">
+    <w:abstractNumId w:val="32"/>
+  </w:num>
+  <w:num w:numId="22" w16cid:durableId="1950894768">
+    <w:abstractNumId w:val="40"/>
+  </w:num>
+  <w:num w:numId="23" w16cid:durableId="1573461906">
+    <w:abstractNumId w:val="5"/>
+  </w:num>
+  <w:num w:numId="24" w16cid:durableId="694963481">
+    <w:abstractNumId w:val="25"/>
+  </w:num>
+  <w:num w:numId="25" w16cid:durableId="1973901577">
     <w:abstractNumId w:val="39"/>
   </w:num>
-  <w:num w:numId="6" w16cid:durableId="402411753">
-    <w:abstractNumId w:val="26"/>
-  </w:num>
-  <w:num w:numId="7" w16cid:durableId="390345503">
-    <w:abstractNumId w:val="45"/>
-  </w:num>
-  <w:num w:numId="8" w16cid:durableId="955062277">
-    <w:abstractNumId w:val="14"/>
-  </w:num>
-  <w:num w:numId="9" w16cid:durableId="695885004">
-    <w:abstractNumId w:val="40"/>
-  </w:num>
-  <w:num w:numId="10" w16cid:durableId="1497644927">
-    <w:abstractNumId w:val="16"/>
-  </w:num>
-  <w:num w:numId="11" w16cid:durableId="1572538453">
-    <w:abstractNumId w:val="17"/>
-  </w:num>
-  <w:num w:numId="12" w16cid:durableId="1810895716">
-    <w:abstractNumId w:val="29"/>
-  </w:num>
-  <w:num w:numId="13" w16cid:durableId="1976979802">
-    <w:abstractNumId w:val="42"/>
-  </w:num>
-  <w:num w:numId="14" w16cid:durableId="1820725203">
-    <w:abstractNumId w:val="6"/>
-  </w:num>
-  <w:num w:numId="15" w16cid:durableId="856699432">
-    <w:abstractNumId w:val="48"/>
-  </w:num>
-  <w:num w:numId="16" w16cid:durableId="1382632786">
-    <w:abstractNumId w:val="51"/>
-  </w:num>
-  <w:num w:numId="17" w16cid:durableId="41951121">
-    <w:abstractNumId w:val="23"/>
-  </w:num>
-  <w:num w:numId="18" w16cid:durableId="636641402">
-    <w:abstractNumId w:val="8"/>
-  </w:num>
-  <w:num w:numId="19" w16cid:durableId="805122147">
-    <w:abstractNumId w:val="49"/>
-  </w:num>
-  <w:num w:numId="20" w16cid:durableId="1433666660">
-    <w:abstractNumId w:val="13"/>
-  </w:num>
-  <w:num w:numId="21" w16cid:durableId="921643225">
-    <w:abstractNumId w:val="28"/>
-  </w:num>
-  <w:num w:numId="22" w16cid:durableId="1950894768">
-    <w:abstractNumId w:val="36"/>
-  </w:num>
-  <w:num w:numId="23" w16cid:durableId="1573461906">
-    <w:abstractNumId w:val="4"/>
-  </w:num>
-  <w:num w:numId="24" w16cid:durableId="694963481">
-    <w:abstractNumId w:val="22"/>
-  </w:num>
-  <w:num w:numId="25" w16cid:durableId="1973901577">
-    <w:abstractNumId w:val="35"/>
-  </w:num>
   <w:num w:numId="26" w16cid:durableId="783962644">
-    <w:abstractNumId w:val="10"/>
+    <w:abstractNumId w:val="11"/>
   </w:num>
   <w:num w:numId="27" w16cid:durableId="187453573">
     <w:abstractNumId w:val="1"/>
   </w:num>
   <w:num w:numId="28" w16cid:durableId="40634343">
-    <w:abstractNumId w:val="25"/>
+    <w:abstractNumId w:val="29"/>
   </w:num>
   <w:num w:numId="29" w16cid:durableId="1343430125">
-    <w:abstractNumId w:val="30"/>
+    <w:abstractNumId w:val="34"/>
   </w:num>
   <w:num w:numId="30" w16cid:durableId="1852136156">
+    <w:abstractNumId w:val="45"/>
+  </w:num>
+  <w:num w:numId="31" w16cid:durableId="88433868">
+    <w:abstractNumId w:val="23"/>
+  </w:num>
+  <w:num w:numId="32" w16cid:durableId="1755122574">
+    <w:abstractNumId w:val="6"/>
+  </w:num>
+  <w:num w:numId="33" w16cid:durableId="826096728">
+    <w:abstractNumId w:val="36"/>
+  </w:num>
+  <w:num w:numId="34" w16cid:durableId="677197021">
+    <w:abstractNumId w:val="38"/>
+  </w:num>
+  <w:num w:numId="35" w16cid:durableId="1512063729">
+    <w:abstractNumId w:val="48"/>
+  </w:num>
+  <w:num w:numId="36" w16cid:durableId="1558515120">
+    <w:abstractNumId w:val="4"/>
+  </w:num>
+  <w:num w:numId="37" w16cid:durableId="1827086576">
+    <w:abstractNumId w:val="27"/>
+  </w:num>
+  <w:num w:numId="38" w16cid:durableId="1660426429">
+    <w:abstractNumId w:val="17"/>
+  </w:num>
+  <w:num w:numId="39" w16cid:durableId="274946135">
+    <w:abstractNumId w:val="3"/>
+  </w:num>
+  <w:num w:numId="40" w16cid:durableId="1203640839">
     <w:abstractNumId w:val="41"/>
   </w:num>
-  <w:num w:numId="31" w16cid:durableId="88433868">
-    <w:abstractNumId w:val="21"/>
-  </w:num>
-  <w:num w:numId="32" w16cid:durableId="1755122574">
-    <w:abstractNumId w:val="5"/>
-  </w:num>
-  <w:num w:numId="33" w16cid:durableId="826096728">
-    <w:abstractNumId w:val="32"/>
-  </w:num>
-  <w:num w:numId="34" w16cid:durableId="677197021">
-    <w:abstractNumId w:val="34"/>
-  </w:num>
-  <w:num w:numId="35" w16cid:durableId="1512063729">
-    <w:abstractNumId w:val="44"/>
-  </w:num>
-  <w:num w:numId="36" w16cid:durableId="1558515120">
-    <w:abstractNumId w:val="3"/>
-  </w:num>
-  <w:num w:numId="37" w16cid:durableId="1827086576">
-    <w:abstractNumId w:val="24"/>
-  </w:num>
-  <w:num w:numId="38" w16cid:durableId="1660426429">
-    <w:abstractNumId w:val="15"/>
-  </w:num>
-  <w:num w:numId="39" w16cid:durableId="274946135">
-    <w:abstractNumId w:val="2"/>
-  </w:num>
-  <w:num w:numId="40" w16cid:durableId="1203640839">
-    <w:abstractNumId w:val="37"/>
-  </w:num>
   <w:num w:numId="41" w16cid:durableId="1108891598">
-    <w:abstractNumId w:val="31"/>
+    <w:abstractNumId w:val="35"/>
   </w:num>
   <w:num w:numId="42" w16cid:durableId="1133330483">
-    <w:abstractNumId w:val="46"/>
+    <w:abstractNumId w:val="50"/>
   </w:num>
   <w:num w:numId="43" w16cid:durableId="1644970962">
     <w:abstractNumId w:val="0"/>
   </w:num>
   <w:num w:numId="44" w16cid:durableId="1219169421">
+    <w:abstractNumId w:val="22"/>
+  </w:num>
+  <w:num w:numId="45" w16cid:durableId="1869223286">
+    <w:abstractNumId w:val="21"/>
+  </w:num>
+  <w:num w:numId="46" w16cid:durableId="1841844763">
+    <w:abstractNumId w:val="10"/>
+  </w:num>
+  <w:num w:numId="47" w16cid:durableId="1347905110">
+    <w:abstractNumId w:val="31"/>
+  </w:num>
+  <w:num w:numId="48" w16cid:durableId="1121608820">
     <w:abstractNumId w:val="20"/>
   </w:num>
-  <w:num w:numId="45" w16cid:durableId="1869223286">
-    <w:abstractNumId w:val="19"/>
-  </w:num>
-  <w:num w:numId="46" w16cid:durableId="1841844763">
-    <w:abstractNumId w:val="9"/>
-  </w:num>
-  <w:num w:numId="47" w16cid:durableId="1347905110">
-    <w:abstractNumId w:val="27"/>
-  </w:num>
-  <w:num w:numId="48" w16cid:durableId="1121608820">
-    <w:abstractNumId w:val="18"/>
-  </w:num>
   <w:num w:numId="49" w16cid:durableId="1664046775">
-    <w:abstractNumId w:val="50"/>
+    <w:abstractNumId w:val="54"/>
   </w:num>
   <w:num w:numId="50" w16cid:durableId="1755200846">
-    <w:abstractNumId w:val="43"/>
+    <w:abstractNumId w:val="47"/>
   </w:num>
   <w:num w:numId="51" w16cid:durableId="1878738093">
-    <w:abstractNumId w:val="11"/>
+    <w:abstractNumId w:val="12"/>
   </w:num>
   <w:num w:numId="52" w16cid:durableId="1420177711">
-    <w:abstractNumId w:val="33"/>
+    <w:abstractNumId w:val="37"/>
+  </w:num>
+  <w:num w:numId="53" w16cid:durableId="1718117202">
+    <w:abstractNumId w:val="13"/>
+  </w:num>
+  <w:num w:numId="54" w16cid:durableId="472021242">
+    <w:abstractNumId w:val="28"/>
+  </w:num>
+  <w:num w:numId="55" w16cid:durableId="1452747420">
+    <w:abstractNumId w:val="2"/>
+  </w:num>
+  <w:num w:numId="56" w16cid:durableId="466121384">
+    <w:abstractNumId w:val="24"/>
   </w:num>
 </w:numbering>
 </file>
@@ -31254,7 +31773,6 @@
   <w:style w:type="character" w:default="1" w:styleId="a0">
     <w:name w:val="Default Paragraph Font"/>
     <w:uiPriority w:val="1"/>
-    <w:semiHidden/>
     <w:unhideWhenUsed/>
   </w:style>
   <w:style w:type="table" w:default="1" w:styleId="a1">

--- a/help/解书音形规则文本.docx
+++ b/help/解书音形规则文本.docx
@@ -61,39 +61,7 @@
           <w:rFonts w:ascii="宋体" w:eastAsia="宋体" w:hAnsi="宋体"/>
           <w:szCs w:val="21"/>
         </w:rPr>
-        <w:t xml:space="preserve">pip install </w:t>
-      </w:r>
-      <w:proofErr w:type="spellStart"/>
-      <w:r>
-        <w:rPr>
-          <w:rFonts w:ascii="宋体" w:eastAsia="宋体" w:hAnsi="宋体"/>
-          <w:szCs w:val="21"/>
-        </w:rPr>
-        <w:t>pypinyin</w:t>
-      </w:r>
-      <w:proofErr w:type="spellEnd"/>
-      <w:r>
-        <w:rPr>
-          <w:rFonts w:ascii="宋体" w:eastAsia="宋体" w:hAnsi="宋体"/>
-          <w:szCs w:val="21"/>
-        </w:rPr>
-        <w:t xml:space="preserve"> keyboard </w:t>
-      </w:r>
-      <w:proofErr w:type="spellStart"/>
-      <w:r>
-        <w:rPr>
-          <w:rFonts w:ascii="宋体" w:eastAsia="宋体" w:hAnsi="宋体"/>
-          <w:szCs w:val="21"/>
-        </w:rPr>
-        <w:t>pyperclip</w:t>
-      </w:r>
-      <w:proofErr w:type="spellEnd"/>
-      <w:r>
-        <w:rPr>
-          <w:rFonts w:ascii="宋体" w:eastAsia="宋体" w:hAnsi="宋体"/>
-          <w:szCs w:val="21"/>
-        </w:rPr>
-        <w:t xml:space="preserve"> pywin32。所有文件需放在同一目录下。</w:t>
+        <w:t>pip install pypinyin keyboard pyperclip pywin32。所有文件需放在同一目录下。</w:t>
       </w:r>
     </w:p>
     <w:p>
@@ -4628,61 +4596,11 @@
         </w:rPr>
         <w:br/>
       </w:r>
-      <w:proofErr w:type="spellStart"/>
-      <w:r>
-        <w:rPr>
-          <w:rFonts w:ascii="宋体" w:eastAsia="宋体" w:hAnsi="宋体" w:hint="eastAsia"/>
-        </w:rPr>
-        <w:t>zh</w:t>
-      </w:r>
-      <w:proofErr w:type="spellEnd"/>
-      <w:r>
-        <w:rPr>
-          <w:rFonts w:ascii="宋体" w:eastAsia="宋体" w:hAnsi="宋体" w:hint="eastAsia"/>
-        </w:rPr>
-        <w:t>，</w:t>
-      </w:r>
-      <w:proofErr w:type="spellStart"/>
-      <w:r>
-        <w:rPr>
-          <w:rFonts w:ascii="宋体" w:eastAsia="宋体" w:hAnsi="宋体" w:hint="eastAsia"/>
-        </w:rPr>
-        <w:t>ch</w:t>
-      </w:r>
-      <w:proofErr w:type="spellEnd"/>
-      <w:r>
-        <w:rPr>
-          <w:rFonts w:ascii="宋体" w:eastAsia="宋体" w:hAnsi="宋体" w:hint="eastAsia"/>
-        </w:rPr>
-        <w:t>，</w:t>
-      </w:r>
-      <w:proofErr w:type="spellStart"/>
-      <w:r>
-        <w:rPr>
-          <w:rFonts w:ascii="宋体" w:eastAsia="宋体" w:hAnsi="宋体" w:hint="eastAsia"/>
-        </w:rPr>
-        <w:t>sh</w:t>
-      </w:r>
-      <w:proofErr w:type="spellEnd"/>
-      <w:r>
-        <w:rPr>
-          <w:rFonts w:ascii="宋体" w:eastAsia="宋体" w:hAnsi="宋体" w:hint="eastAsia"/>
-        </w:rPr>
-        <w:t>→v，</w:t>
-      </w:r>
-      <w:proofErr w:type="spellStart"/>
-      <w:r>
-        <w:rPr>
-          <w:rFonts w:ascii="宋体" w:eastAsia="宋体" w:hAnsi="宋体" w:hint="eastAsia"/>
-        </w:rPr>
-        <w:t>i</w:t>
-      </w:r>
-      <w:proofErr w:type="spellEnd"/>
-      <w:r>
-        <w:rPr>
-          <w:rFonts w:ascii="宋体" w:eastAsia="宋体" w:hAnsi="宋体" w:hint="eastAsia"/>
-        </w:rPr>
-        <w:t>，u。</w:t>
+      <w:r>
+        <w:rPr>
+          <w:rFonts w:ascii="宋体" w:eastAsia="宋体" w:hAnsi="宋体" w:hint="eastAsia"/>
+        </w:rPr>
+        <w:t>zh，ch，sh→v，i，u。</w:t>
       </w:r>
     </w:p>
     <w:p>
@@ -4702,21 +4620,7 @@
         <w:rPr>
           <w:rFonts w:ascii="宋体" w:eastAsia="宋体" w:hAnsi="宋体" w:hint="eastAsia"/>
         </w:rPr>
-        <w:t>。全拼中不存在以</w:t>
-      </w:r>
-      <w:proofErr w:type="spellStart"/>
-      <w:r>
-        <w:rPr>
-          <w:rFonts w:ascii="宋体" w:eastAsia="宋体" w:hAnsi="宋体" w:hint="eastAsia"/>
-        </w:rPr>
-        <w:t>i,u</w:t>
-      </w:r>
-      <w:proofErr w:type="spellEnd"/>
-      <w:r>
-        <w:rPr>
-          <w:rFonts w:ascii="宋体" w:eastAsia="宋体" w:hAnsi="宋体" w:hint="eastAsia"/>
-        </w:rPr>
-        <w:t>,</w:t>
+        <w:t>。全拼中不存在以i,u,</w:t>
       </w:r>
       <w:r>
         <w:rPr>
@@ -4771,314 +4675,20 @@
         <w:rPr>
           <w:rFonts w:ascii="宋体" w:eastAsia="宋体" w:hAnsi="宋体" w:hint="eastAsia"/>
         </w:rPr>
-        <w:t xml:space="preserve">    a，e，</w:t>
-      </w:r>
-      <w:proofErr w:type="spellStart"/>
-      <w:r>
-        <w:rPr>
-          <w:rFonts w:ascii="宋体" w:eastAsia="宋体" w:hAnsi="宋体" w:hint="eastAsia"/>
-        </w:rPr>
-        <w:t>i</w:t>
-      </w:r>
-      <w:proofErr w:type="spellEnd"/>
-      <w:r>
-        <w:rPr>
-          <w:rFonts w:ascii="宋体" w:eastAsia="宋体" w:hAnsi="宋体" w:hint="eastAsia"/>
-        </w:rPr>
-        <w:t>，o，u同全拼。</w:t>
-      </w:r>
-    </w:p>
-    <w:p>
-      <w:pPr>
-        <w:rPr>
-          <w:rFonts w:ascii="宋体" w:eastAsia="宋体" w:hAnsi="宋体" w:hint="eastAsia"/>
-        </w:rPr>
-      </w:pPr>
-      <w:r>
-        <w:rPr>
-          <w:rFonts w:ascii="宋体" w:eastAsia="宋体" w:hAnsi="宋体" w:hint="eastAsia"/>
-        </w:rPr>
-        <w:t xml:space="preserve">    </w:t>
-      </w:r>
-      <w:proofErr w:type="spellStart"/>
-      <w:r>
-        <w:rPr>
-          <w:rFonts w:ascii="宋体" w:eastAsia="宋体" w:hAnsi="宋体" w:hint="eastAsia"/>
-        </w:rPr>
-        <w:t>iu</w:t>
-      </w:r>
-      <w:proofErr w:type="spellEnd"/>
-      <w:r>
-        <w:rPr>
-          <w:rFonts w:ascii="宋体" w:eastAsia="宋体" w:hAnsi="宋体" w:hint="eastAsia"/>
-        </w:rPr>
-        <w:t>→q，</w:t>
-      </w:r>
-      <w:proofErr w:type="spellStart"/>
-      <w:r>
-        <w:rPr>
-          <w:rFonts w:ascii="宋体" w:eastAsia="宋体" w:hAnsi="宋体" w:hint="eastAsia"/>
-        </w:rPr>
-        <w:t>ua</w:t>
-      </w:r>
-      <w:proofErr w:type="spellEnd"/>
-      <w:r>
-        <w:rPr>
-          <w:rFonts w:ascii="宋体" w:eastAsia="宋体" w:hAnsi="宋体" w:hint="eastAsia"/>
-        </w:rPr>
-        <w:t>/</w:t>
-      </w:r>
-      <w:proofErr w:type="spellStart"/>
-      <w:r>
-        <w:rPr>
-          <w:rFonts w:ascii="宋体" w:eastAsia="宋体" w:hAnsi="宋体" w:hint="eastAsia"/>
-        </w:rPr>
-        <w:t>ia</w:t>
-      </w:r>
-      <w:proofErr w:type="spellEnd"/>
-      <w:r>
-        <w:rPr>
-          <w:rFonts w:ascii="宋体" w:eastAsia="宋体" w:hAnsi="宋体" w:hint="eastAsia"/>
-        </w:rPr>
-        <w:t>→w，</w:t>
-      </w:r>
-      <w:proofErr w:type="spellStart"/>
-      <w:r>
-        <w:rPr>
-          <w:rFonts w:ascii="宋体" w:eastAsia="宋体" w:hAnsi="宋体" w:hint="eastAsia"/>
-        </w:rPr>
-        <w:t>uan</w:t>
-      </w:r>
-      <w:proofErr w:type="spellEnd"/>
-      <w:r>
-        <w:rPr>
-          <w:rFonts w:ascii="宋体" w:eastAsia="宋体" w:hAnsi="宋体" w:hint="eastAsia"/>
-        </w:rPr>
-        <w:t>/ü(v)an/er→r，ü(v)e→t，</w:t>
-      </w:r>
-      <w:proofErr w:type="spellStart"/>
-      <w:r>
-        <w:rPr>
-          <w:rFonts w:ascii="宋体" w:eastAsia="宋体" w:hAnsi="宋体" w:hint="eastAsia"/>
-        </w:rPr>
-        <w:t>uai</w:t>
-      </w:r>
-      <w:proofErr w:type="spellEnd"/>
-      <w:r>
-        <w:rPr>
-          <w:rFonts w:ascii="宋体" w:eastAsia="宋体" w:hAnsi="宋体" w:hint="eastAsia"/>
-        </w:rPr>
-        <w:t>/ü(v)→y（声母</w:t>
-      </w:r>
-      <w:proofErr w:type="spellStart"/>
-      <w:r>
-        <w:rPr>
-          <w:rFonts w:ascii="宋体" w:eastAsia="宋体" w:hAnsi="宋体" w:hint="eastAsia"/>
-        </w:rPr>
-        <w:t>jqxy</w:t>
-      </w:r>
-      <w:proofErr w:type="spellEnd"/>
-      <w:r>
-        <w:rPr>
-          <w:rFonts w:ascii="宋体" w:eastAsia="宋体" w:hAnsi="宋体" w:hint="eastAsia"/>
-        </w:rPr>
-        <w:t>的，ü(v)→u），</w:t>
-      </w:r>
-      <w:proofErr w:type="spellStart"/>
-      <w:r>
-        <w:rPr>
-          <w:rFonts w:ascii="宋体" w:eastAsia="宋体" w:hAnsi="宋体" w:hint="eastAsia"/>
-        </w:rPr>
-        <w:t>uo</w:t>
-      </w:r>
-      <w:proofErr w:type="spellEnd"/>
-      <w:r>
-        <w:rPr>
-          <w:rFonts w:ascii="宋体" w:eastAsia="宋体" w:hAnsi="宋体" w:hint="eastAsia"/>
-        </w:rPr>
-        <w:t>→o，un/ü(v)n→p，</w:t>
-      </w:r>
-      <w:proofErr w:type="spellStart"/>
-      <w:r>
-        <w:rPr>
-          <w:rFonts w:ascii="宋体" w:eastAsia="宋体" w:hAnsi="宋体" w:hint="eastAsia"/>
-        </w:rPr>
-        <w:t>ong</w:t>
-      </w:r>
-      <w:proofErr w:type="spellEnd"/>
-      <w:r>
-        <w:rPr>
-          <w:rFonts w:ascii="宋体" w:eastAsia="宋体" w:hAnsi="宋体" w:hint="eastAsia"/>
-        </w:rPr>
-        <w:t>/</w:t>
-      </w:r>
-      <w:proofErr w:type="spellStart"/>
-      <w:r>
-        <w:rPr>
-          <w:rFonts w:ascii="宋体" w:eastAsia="宋体" w:hAnsi="宋体" w:hint="eastAsia"/>
-        </w:rPr>
-        <w:t>iong</w:t>
-      </w:r>
-      <w:proofErr w:type="spellEnd"/>
-      <w:r>
-        <w:rPr>
-          <w:rFonts w:ascii="宋体" w:eastAsia="宋体" w:hAnsi="宋体" w:hint="eastAsia"/>
-        </w:rPr>
-        <w:t>→s，uang/</w:t>
-      </w:r>
-      <w:proofErr w:type="spellStart"/>
-      <w:r>
-        <w:rPr>
-          <w:rFonts w:ascii="宋体" w:eastAsia="宋体" w:hAnsi="宋体" w:hint="eastAsia"/>
-        </w:rPr>
-        <w:t>iang</w:t>
-      </w:r>
-      <w:proofErr w:type="spellEnd"/>
-      <w:r>
-        <w:rPr>
-          <w:rFonts w:ascii="宋体" w:eastAsia="宋体" w:hAnsi="宋体" w:hint="eastAsia"/>
-        </w:rPr>
-        <w:t>→d，</w:t>
-      </w:r>
-      <w:proofErr w:type="spellStart"/>
-      <w:r>
-        <w:rPr>
-          <w:rFonts w:ascii="宋体" w:eastAsia="宋体" w:hAnsi="宋体" w:hint="eastAsia"/>
-        </w:rPr>
-        <w:t>en</w:t>
-      </w:r>
-      <w:proofErr w:type="spellEnd"/>
-      <w:r>
-        <w:rPr>
-          <w:rFonts w:ascii="宋体" w:eastAsia="宋体" w:hAnsi="宋体" w:hint="eastAsia"/>
-        </w:rPr>
-        <w:t>→f，</w:t>
-      </w:r>
-      <w:proofErr w:type="spellStart"/>
-      <w:r>
-        <w:rPr>
-          <w:rFonts w:ascii="宋体" w:eastAsia="宋体" w:hAnsi="宋体" w:hint="eastAsia"/>
-        </w:rPr>
-        <w:t>eng</w:t>
-      </w:r>
-      <w:proofErr w:type="spellEnd"/>
-      <w:r>
-        <w:rPr>
-          <w:rFonts w:ascii="宋体" w:eastAsia="宋体" w:hAnsi="宋体" w:hint="eastAsia"/>
-        </w:rPr>
-        <w:t>→g，ang→h，an→j，</w:t>
-      </w:r>
-      <w:proofErr w:type="spellStart"/>
-      <w:r>
-        <w:rPr>
-          <w:rFonts w:ascii="宋体" w:eastAsia="宋体" w:hAnsi="宋体" w:hint="eastAsia"/>
-        </w:rPr>
-        <w:t>ao</w:t>
-      </w:r>
-      <w:proofErr w:type="spellEnd"/>
-      <w:r>
-        <w:rPr>
-          <w:rFonts w:ascii="宋体" w:eastAsia="宋体" w:hAnsi="宋体" w:hint="eastAsia"/>
-        </w:rPr>
-        <w:t>→k，ai→l，</w:t>
-      </w:r>
-      <w:proofErr w:type="spellStart"/>
-      <w:r>
-        <w:rPr>
-          <w:rFonts w:ascii="宋体" w:eastAsia="宋体" w:hAnsi="宋体" w:hint="eastAsia"/>
-        </w:rPr>
-        <w:t>ei</w:t>
-      </w:r>
-      <w:proofErr w:type="spellEnd"/>
-      <w:r>
-        <w:rPr>
-          <w:rFonts w:ascii="宋体" w:eastAsia="宋体" w:hAnsi="宋体" w:hint="eastAsia"/>
-        </w:rPr>
-        <w:t>→z，</w:t>
-      </w:r>
-      <w:proofErr w:type="spellStart"/>
-      <w:r>
-        <w:rPr>
-          <w:rFonts w:ascii="宋体" w:eastAsia="宋体" w:hAnsi="宋体" w:hint="eastAsia"/>
-        </w:rPr>
-        <w:t>ie</w:t>
-      </w:r>
-      <w:proofErr w:type="spellEnd"/>
-      <w:r>
-        <w:rPr>
-          <w:rFonts w:ascii="宋体" w:eastAsia="宋体" w:hAnsi="宋体" w:hint="eastAsia"/>
-        </w:rPr>
-        <w:t>→x，</w:t>
-      </w:r>
-      <w:proofErr w:type="spellStart"/>
-      <w:r>
-        <w:rPr>
-          <w:rFonts w:ascii="宋体" w:eastAsia="宋体" w:hAnsi="宋体" w:hint="eastAsia"/>
-        </w:rPr>
-        <w:t>iao</w:t>
-      </w:r>
-      <w:proofErr w:type="spellEnd"/>
-      <w:r>
-        <w:rPr>
-          <w:rFonts w:ascii="宋体" w:eastAsia="宋体" w:hAnsi="宋体" w:hint="eastAsia"/>
-        </w:rPr>
-        <w:t>→c，</w:t>
-      </w:r>
-      <w:proofErr w:type="spellStart"/>
-      <w:r>
-        <w:rPr>
-          <w:rFonts w:ascii="宋体" w:eastAsia="宋体" w:hAnsi="宋体" w:hint="eastAsia"/>
-        </w:rPr>
-        <w:t>ui</w:t>
-      </w:r>
-      <w:proofErr w:type="spellEnd"/>
-      <w:r>
-        <w:rPr>
-          <w:rFonts w:ascii="宋体" w:eastAsia="宋体" w:hAnsi="宋体" w:hint="eastAsia"/>
-        </w:rPr>
-        <w:t>→v，</w:t>
-      </w:r>
-      <w:proofErr w:type="spellStart"/>
-      <w:r>
-        <w:rPr>
-          <w:rFonts w:ascii="宋体" w:eastAsia="宋体" w:hAnsi="宋体" w:hint="eastAsia"/>
-        </w:rPr>
-        <w:t>ou</w:t>
-      </w:r>
-      <w:proofErr w:type="spellEnd"/>
-      <w:r>
-        <w:rPr>
-          <w:rFonts w:ascii="宋体" w:eastAsia="宋体" w:hAnsi="宋体" w:hint="eastAsia"/>
-        </w:rPr>
-        <w:t>→b，in→n，</w:t>
-      </w:r>
-      <w:proofErr w:type="spellStart"/>
-      <w:r>
-        <w:rPr>
-          <w:rFonts w:ascii="宋体" w:eastAsia="宋体" w:hAnsi="宋体" w:hint="eastAsia"/>
-        </w:rPr>
-        <w:t>ian</w:t>
-      </w:r>
-      <w:proofErr w:type="spellEnd"/>
-      <w:r>
-        <w:rPr>
-          <w:rFonts w:ascii="宋体" w:eastAsia="宋体" w:hAnsi="宋体" w:hint="eastAsia"/>
-        </w:rPr>
-        <w:t>→m，</w:t>
-      </w:r>
-      <w:proofErr w:type="spellStart"/>
-      <w:r>
-        <w:rPr>
-          <w:rFonts w:ascii="宋体" w:eastAsia="宋体" w:hAnsi="宋体" w:hint="eastAsia"/>
-        </w:rPr>
-        <w:t>ing</w:t>
-      </w:r>
-      <w:proofErr w:type="spellEnd"/>
-      <w:r>
-        <w:rPr>
-          <w:rFonts w:ascii="宋体" w:eastAsia="宋体" w:hAnsi="宋体" w:hint="eastAsia"/>
-        </w:rPr>
-        <w:t>→；</w:t>
+        <w:t xml:space="preserve">    a，e，i，o，u同全拼。</w:t>
+      </w:r>
+    </w:p>
+    <w:p>
+      <w:pPr>
+        <w:rPr>
+          <w:rFonts w:ascii="宋体" w:eastAsia="宋体" w:hAnsi="宋体" w:hint="eastAsia"/>
+        </w:rPr>
+      </w:pPr>
+      <w:r>
+        <w:rPr>
+          <w:rFonts w:ascii="宋体" w:eastAsia="宋体" w:hAnsi="宋体" w:hint="eastAsia"/>
+        </w:rPr>
+        <w:t xml:space="preserve">    iu→q，ua/ia→w，uan/ü(v)an/er→r，ü(v)e→t，uai/ü(v)→y（声母jqxy的，ü(v)→u），uo→o，un/ü(v)n→p，ong/iong→s，uang/iang→d，en→f，eng→g，ang→h，an→j，ao→k，ai→l，ei→z，ie→x，iao→c，ui→v，ou→b，in→n，ian→m，ing→；</w:t>
       </w:r>
     </w:p>
     <w:p>
@@ -5115,7 +4725,7 @@
           <w14:ligatures w14:val="none"/>
         </w:rPr>
         <w:drawing>
-          <wp:inline distT="0" distB="0" distL="0" distR="0" wp14:anchorId="021093D3" wp14:editId="0063E62A">
+          <wp:inline distT="0" distB="0" distL="0" distR="0" wp14:anchorId="021093D3" wp14:editId="656552EF">
             <wp:extent cx="3864293" cy="1155659"/>
             <wp:effectExtent l="0" t="0" r="3175" b="6985"/>
             <wp:docPr id="876378149" name="图片 2"/>
@@ -7795,7 +7405,6 @@
           <w:rFonts w:ascii="宋体" w:eastAsia="宋体" w:hAnsi="宋体" w:hint="eastAsia"/>
         </w:rPr>
       </w:pPr>
-      <w:proofErr w:type="spellStart"/>
       <w:r>
         <w:rPr>
           <w:rFonts w:ascii="宋体" w:eastAsia="宋体" w:hAnsi="宋体"/>
@@ -7803,7 +7412,6 @@
         <w:lastRenderedPageBreak/>
         <w:t>i</w:t>
       </w:r>
-      <w:proofErr w:type="spellEnd"/>
       <w:r>
         <w:rPr>
           <w:rFonts w:ascii="宋体" w:eastAsia="宋体" w:hAnsi="宋体" w:hint="eastAsia"/>
@@ -8543,84 +8151,33 @@
         <w:rPr>
           <w:rFonts w:ascii="宋体" w:eastAsia="宋体" w:hAnsi="宋体" w:hint="eastAsia"/>
         </w:rPr>
-        <w:t xml:space="preserve">a: </w:t>
-      </w:r>
-      <w:proofErr w:type="spellStart"/>
-      <w:r>
-        <w:rPr>
-          <w:rFonts w:ascii="宋体" w:eastAsia="宋体" w:hAnsi="宋体" w:hint="eastAsia"/>
-        </w:rPr>
-        <w:t>dhupygkwv</w:t>
-      </w:r>
-      <w:proofErr w:type="spellEnd"/>
-      <w:r>
-        <w:rPr>
-          <w:rFonts w:ascii="宋体" w:eastAsia="宋体" w:hAnsi="宋体" w:hint="eastAsia"/>
-        </w:rPr>
-        <w:t xml:space="preserve">                b: </w:t>
-      </w:r>
-      <w:proofErr w:type="spellStart"/>
-      <w:r>
-        <w:rPr>
-          <w:rFonts w:ascii="宋体" w:eastAsia="宋体" w:hAnsi="宋体" w:hint="eastAsia"/>
-        </w:rPr>
-        <w:t>ku;zglsaio</w:t>
-      </w:r>
-      <w:proofErr w:type="spellEnd"/>
-    </w:p>
-    <w:p>
-      <w:pPr>
-        <w:rPr>
-          <w:rFonts w:ascii="宋体" w:eastAsia="宋体" w:hAnsi="宋体" w:hint="eastAsia"/>
-        </w:rPr>
-      </w:pPr>
-      <w:r>
-        <w:rPr>
-          <w:rFonts w:ascii="宋体" w:eastAsia="宋体" w:hAnsi="宋体" w:hint="eastAsia"/>
-        </w:rPr>
-        <w:t xml:space="preserve">c: </w:t>
-      </w:r>
-      <w:proofErr w:type="spellStart"/>
-      <w:r>
-        <w:rPr>
-          <w:rFonts w:ascii="宋体" w:eastAsia="宋体" w:hAnsi="宋体" w:hint="eastAsia"/>
-        </w:rPr>
-        <w:t>ekhypgi</w:t>
-      </w:r>
-      <w:proofErr w:type="spellEnd"/>
-      <w:r>
-        <w:rPr>
-          <w:rFonts w:ascii="宋体" w:eastAsia="宋体" w:hAnsi="宋体" w:hint="eastAsia"/>
-        </w:rPr>
-        <w:t xml:space="preserve">                  d: </w:t>
-      </w:r>
-      <w:proofErr w:type="spellStart"/>
-      <w:r>
-        <w:rPr>
-          <w:rFonts w:ascii="宋体" w:eastAsia="宋体" w:hAnsi="宋体" w:hint="eastAsia"/>
-        </w:rPr>
-        <w:t>klahpmbu</w:t>
-      </w:r>
-      <w:proofErr w:type="spellEnd"/>
-    </w:p>
-    <w:p>
-      <w:pPr>
-        <w:rPr>
-          <w:rFonts w:ascii="宋体" w:eastAsia="宋体" w:hAnsi="宋体" w:hint="eastAsia"/>
-        </w:rPr>
-      </w:pPr>
-      <w:r>
-        <w:rPr>
-          <w:rFonts w:ascii="宋体" w:eastAsia="宋体" w:hAnsi="宋体" w:hint="eastAsia"/>
-        </w:rPr>
-        <w:t xml:space="preserve">e:                          f: </w:t>
-      </w:r>
-      <w:proofErr w:type="spellStart"/>
-      <w:r>
-        <w:rPr>
-          <w:rFonts w:ascii="宋体" w:eastAsia="宋体" w:hAnsi="宋体" w:hint="eastAsia"/>
-        </w:rPr>
-        <w:t>ghubqi</w:t>
+        <w:t>a: dhupygkwv                b: ku;zglsaio</w:t>
+      </w:r>
+    </w:p>
+    <w:p>
+      <w:pPr>
+        <w:rPr>
+          <w:rFonts w:ascii="宋体" w:eastAsia="宋体" w:hAnsi="宋体" w:hint="eastAsia"/>
+        </w:rPr>
+      </w:pPr>
+      <w:r>
+        <w:rPr>
+          <w:rFonts w:ascii="宋体" w:eastAsia="宋体" w:hAnsi="宋体" w:hint="eastAsia"/>
+        </w:rPr>
+        <w:t>c: ekhypgi                  d: klahpmbu</w:t>
+      </w:r>
+    </w:p>
+    <w:p>
+      <w:pPr>
+        <w:rPr>
+          <w:rFonts w:ascii="宋体" w:eastAsia="宋体" w:hAnsi="宋体" w:hint="eastAsia"/>
+        </w:rPr>
+      </w:pPr>
+      <w:r>
+        <w:rPr>
+          <w:rFonts w:ascii="宋体" w:eastAsia="宋体" w:hAnsi="宋体" w:hint="eastAsia"/>
+        </w:rPr>
+        <w:t>e:                          f: ghubqi</w:t>
       </w:r>
       <w:r>
         <w:rPr>
@@ -8628,26 +8185,18 @@
         </w:rPr>
         <w:t>z</w:t>
       </w:r>
-      <w:proofErr w:type="spellEnd"/>
-    </w:p>
-    <w:p>
-      <w:pPr>
-        <w:rPr>
-          <w:rFonts w:ascii="宋体" w:eastAsia="宋体" w:hAnsi="宋体" w:hint="eastAsia"/>
-        </w:rPr>
-      </w:pPr>
-      <w:r>
-        <w:rPr>
-          <w:rFonts w:ascii="宋体" w:eastAsia="宋体" w:hAnsi="宋体" w:hint="eastAsia"/>
-        </w:rPr>
-        <w:t xml:space="preserve">g: </w:t>
-      </w:r>
-      <w:proofErr w:type="spellStart"/>
-      <w:r>
-        <w:rPr>
-          <w:rFonts w:ascii="宋体" w:eastAsia="宋体" w:hAnsi="宋体" w:hint="eastAsia"/>
-        </w:rPr>
-        <w:t>sdvmoexwf</w:t>
+    </w:p>
+    <w:p>
+      <w:pPr>
+        <w:rPr>
+          <w:rFonts w:ascii="宋体" w:eastAsia="宋体" w:hAnsi="宋体" w:hint="eastAsia"/>
+        </w:rPr>
+      </w:pPr>
+      <w:r>
+        <w:rPr>
+          <w:rFonts w:ascii="宋体" w:eastAsia="宋体" w:hAnsi="宋体" w:hint="eastAsia"/>
+        </w:rPr>
+        <w:t>g: sdvmoexwf</w:t>
       </w:r>
       <w:r>
         <w:rPr>
@@ -8659,14 +8208,102 @@
         <w:rPr>
           <w:rFonts w:ascii="宋体" w:eastAsia="宋体" w:hAnsi="宋体" w:hint="eastAsia"/>
         </w:rPr>
+        <w:t xml:space="preserve">r  </w:t>
+      </w:r>
+      <w:r>
+        <w:rPr>
+          <w:rFonts w:ascii="宋体" w:eastAsia="宋体" w:hAnsi="宋体" w:hint="eastAsia"/>
+        </w:rPr>
+        <w:t xml:space="preserve"> </w:t>
+      </w:r>
+      <w:r>
+        <w:rPr>
+          <w:rFonts w:ascii="宋体" w:eastAsia="宋体" w:hAnsi="宋体" w:hint="eastAsia"/>
+        </w:rPr>
+        <w:t xml:space="preserve">           h: ouedylz</w:t>
+      </w:r>
+    </w:p>
+    <w:p>
+      <w:pPr>
+        <w:rPr>
+          <w:rFonts w:ascii="宋体" w:eastAsia="宋体" w:hAnsi="宋体" w:hint="eastAsia"/>
+        </w:rPr>
+      </w:pPr>
+      <w:r>
+        <w:rPr>
+          <w:rFonts w:ascii="宋体" w:eastAsia="宋体" w:hAnsi="宋体" w:hint="eastAsia"/>
+        </w:rPr>
+        <w:t>i: seuxohftp</w:t>
+      </w:r>
+      <w:r>
+        <w:rPr>
+          <w:rFonts w:ascii="宋体" w:eastAsia="宋体" w:hAnsi="宋体" w:hint="eastAsia"/>
+        </w:rPr>
+        <w:t>i</w:t>
+      </w:r>
+      <w:r>
+        <w:rPr>
+          <w:rFonts w:ascii="宋体" w:eastAsia="宋体" w:hAnsi="宋体" w:hint="eastAsia"/>
+        </w:rPr>
+        <w:t xml:space="preserve">               j: rnztifswmpd</w:t>
+      </w:r>
+    </w:p>
+    <w:p>
+      <w:pPr>
+        <w:rPr>
+          <w:rFonts w:ascii="宋体" w:eastAsia="宋体" w:hAnsi="宋体" w:hint="eastAsia"/>
+        </w:rPr>
+      </w:pPr>
+      <w:r>
+        <w:rPr>
+          <w:rFonts w:ascii="宋体" w:eastAsia="宋体" w:hAnsi="宋体" w:hint="eastAsia"/>
+        </w:rPr>
+        <w:t>k: byusj                    l: bypiskut</w:t>
+      </w:r>
+      <w:r>
+        <w:rPr>
+          <w:rFonts w:ascii="宋体" w:eastAsia="宋体" w:hAnsi="宋体" w:hint="eastAsia"/>
+        </w:rPr>
         <w:t>r</w:t>
       </w:r>
-      <w:proofErr w:type="spellEnd"/>
-      <w:r>
-        <w:rPr>
-          <w:rFonts w:ascii="宋体" w:eastAsia="宋体" w:hAnsi="宋体" w:hint="eastAsia"/>
-        </w:rPr>
-        <w:t xml:space="preserve">  </w:t>
+    </w:p>
+    <w:p>
+      <w:pPr>
+        <w:rPr>
+          <w:rFonts w:ascii="宋体" w:eastAsia="宋体" w:hAnsi="宋体" w:hint="eastAsia"/>
+        </w:rPr>
+      </w:pPr>
+      <w:r>
+        <w:rPr>
+          <w:rFonts w:ascii="宋体" w:eastAsia="宋体" w:hAnsi="宋体" w:hint="eastAsia"/>
+        </w:rPr>
+        <w:t>m: usbafnkoyil              n: yqcli</w:t>
+      </w:r>
+    </w:p>
+    <w:p>
+      <w:pPr>
+        <w:rPr>
+          <w:rFonts w:ascii="宋体" w:eastAsia="宋体" w:hAnsi="宋体" w:hint="eastAsia"/>
+        </w:rPr>
+      </w:pPr>
+      <w:r>
+        <w:rPr>
+          <w:rFonts w:ascii="宋体" w:eastAsia="宋体" w:hAnsi="宋体" w:hint="eastAsia"/>
+        </w:rPr>
+        <w:t>o: rbhpe                    p: umyjibn</w:t>
+      </w:r>
+    </w:p>
+    <w:p>
+      <w:pPr>
+        <w:rPr>
+          <w:rFonts w:ascii="宋体" w:eastAsia="宋体" w:hAnsi="宋体" w:hint="eastAsia"/>
+        </w:rPr>
+      </w:pPr>
+      <w:r>
+        <w:rPr>
+          <w:rFonts w:ascii="宋体" w:eastAsia="宋体" w:hAnsi="宋体" w:hint="eastAsia"/>
+        </w:rPr>
+        <w:t>q: irvm;</w:t>
       </w:r>
       <w:r>
         <w:rPr>
@@ -8678,194 +8315,65 @@
         <w:rPr>
           <w:rFonts w:ascii="宋体" w:eastAsia="宋体" w:hAnsi="宋体" w:hint="eastAsia"/>
         </w:rPr>
-        <w:t xml:space="preserve">           h: </w:t>
-      </w:r>
-      <w:proofErr w:type="spellStart"/>
-      <w:r>
-        <w:rPr>
-          <w:rFonts w:ascii="宋体" w:eastAsia="宋体" w:hAnsi="宋体" w:hint="eastAsia"/>
-        </w:rPr>
-        <w:t>ouedylz</w:t>
-      </w:r>
-      <w:proofErr w:type="spellEnd"/>
-    </w:p>
-    <w:p>
-      <w:pPr>
-        <w:rPr>
-          <w:rFonts w:ascii="宋体" w:eastAsia="宋体" w:hAnsi="宋体" w:hint="eastAsia"/>
-        </w:rPr>
-      </w:pPr>
-      <w:r>
-        <w:rPr>
-          <w:rFonts w:ascii="宋体" w:eastAsia="宋体" w:hAnsi="宋体" w:hint="eastAsia"/>
-        </w:rPr>
-        <w:t xml:space="preserve">i: </w:t>
-      </w:r>
-      <w:proofErr w:type="spellStart"/>
-      <w:r>
-        <w:rPr>
-          <w:rFonts w:ascii="宋体" w:eastAsia="宋体" w:hAnsi="宋体" w:hint="eastAsia"/>
-        </w:rPr>
-        <w:t>seuxohftp</w:t>
-      </w:r>
-      <w:r>
-        <w:rPr>
-          <w:rFonts w:ascii="宋体" w:eastAsia="宋体" w:hAnsi="宋体" w:hint="eastAsia"/>
-        </w:rPr>
-        <w:t>i</w:t>
-      </w:r>
-      <w:proofErr w:type="spellEnd"/>
-      <w:r>
-        <w:rPr>
-          <w:rFonts w:ascii="宋体" w:eastAsia="宋体" w:hAnsi="宋体" w:hint="eastAsia"/>
-        </w:rPr>
-        <w:t xml:space="preserve">               j: </w:t>
-      </w:r>
-      <w:proofErr w:type="spellStart"/>
-      <w:r>
-        <w:rPr>
-          <w:rFonts w:ascii="宋体" w:eastAsia="宋体" w:hAnsi="宋体" w:hint="eastAsia"/>
-        </w:rPr>
-        <w:t>rnztifswmpd</w:t>
-      </w:r>
-      <w:proofErr w:type="spellEnd"/>
-    </w:p>
-    <w:p>
-      <w:pPr>
-        <w:rPr>
-          <w:rFonts w:ascii="宋体" w:eastAsia="宋体" w:hAnsi="宋体" w:hint="eastAsia"/>
-        </w:rPr>
-      </w:pPr>
-      <w:r>
-        <w:rPr>
-          <w:rFonts w:ascii="宋体" w:eastAsia="宋体" w:hAnsi="宋体" w:hint="eastAsia"/>
-        </w:rPr>
-        <w:t xml:space="preserve">k: </w:t>
-      </w:r>
-      <w:proofErr w:type="spellStart"/>
-      <w:r>
-        <w:rPr>
-          <w:rFonts w:ascii="宋体" w:eastAsia="宋体" w:hAnsi="宋体" w:hint="eastAsia"/>
-        </w:rPr>
-        <w:t>byusj</w:t>
-      </w:r>
-      <w:proofErr w:type="spellEnd"/>
-      <w:r>
-        <w:rPr>
-          <w:rFonts w:ascii="宋体" w:eastAsia="宋体" w:hAnsi="宋体" w:hint="eastAsia"/>
-        </w:rPr>
-        <w:t xml:space="preserve">                    l: </w:t>
-      </w:r>
-      <w:proofErr w:type="spellStart"/>
-      <w:r>
-        <w:rPr>
-          <w:rFonts w:ascii="宋体" w:eastAsia="宋体" w:hAnsi="宋体" w:hint="eastAsia"/>
-        </w:rPr>
-        <w:t>bypiskut</w:t>
-      </w:r>
-      <w:r>
-        <w:rPr>
-          <w:rFonts w:ascii="宋体" w:eastAsia="宋体" w:hAnsi="宋体" w:hint="eastAsia"/>
-        </w:rPr>
-        <w:t>r</w:t>
-      </w:r>
-      <w:proofErr w:type="spellEnd"/>
-    </w:p>
-    <w:p>
-      <w:pPr>
-        <w:rPr>
-          <w:rFonts w:ascii="宋体" w:eastAsia="宋体" w:hAnsi="宋体" w:hint="eastAsia"/>
-        </w:rPr>
-      </w:pPr>
-      <w:r>
-        <w:rPr>
-          <w:rFonts w:ascii="宋体" w:eastAsia="宋体" w:hAnsi="宋体" w:hint="eastAsia"/>
-        </w:rPr>
-        <w:t xml:space="preserve">m: </w:t>
-      </w:r>
-      <w:proofErr w:type="spellStart"/>
-      <w:r>
-        <w:rPr>
-          <w:rFonts w:ascii="宋体" w:eastAsia="宋体" w:hAnsi="宋体" w:hint="eastAsia"/>
-        </w:rPr>
-        <w:t>usbafnkoyil</w:t>
-      </w:r>
-      <w:proofErr w:type="spellEnd"/>
-      <w:r>
-        <w:rPr>
-          <w:rFonts w:ascii="宋体" w:eastAsia="宋体" w:hAnsi="宋体" w:hint="eastAsia"/>
-        </w:rPr>
-        <w:t xml:space="preserve">              n: </w:t>
-      </w:r>
-      <w:proofErr w:type="spellStart"/>
-      <w:r>
-        <w:rPr>
-          <w:rFonts w:ascii="宋体" w:eastAsia="宋体" w:hAnsi="宋体" w:hint="eastAsia"/>
-        </w:rPr>
-        <w:t>yqcli</w:t>
-      </w:r>
-      <w:proofErr w:type="spellEnd"/>
-    </w:p>
-    <w:p>
-      <w:pPr>
-        <w:rPr>
-          <w:rFonts w:ascii="宋体" w:eastAsia="宋体" w:hAnsi="宋体" w:hint="eastAsia"/>
-        </w:rPr>
-      </w:pPr>
-      <w:r>
-        <w:rPr>
-          <w:rFonts w:ascii="宋体" w:eastAsia="宋体" w:hAnsi="宋体" w:hint="eastAsia"/>
-        </w:rPr>
-        <w:t xml:space="preserve">o: </w:t>
-      </w:r>
-      <w:proofErr w:type="spellStart"/>
-      <w:r>
-        <w:rPr>
-          <w:rFonts w:ascii="宋体" w:eastAsia="宋体" w:hAnsi="宋体" w:hint="eastAsia"/>
-        </w:rPr>
-        <w:t>rbhpe</w:t>
-      </w:r>
-      <w:proofErr w:type="spellEnd"/>
-      <w:r>
-        <w:rPr>
-          <w:rFonts w:ascii="宋体" w:eastAsia="宋体" w:hAnsi="宋体" w:hint="eastAsia"/>
-        </w:rPr>
-        <w:t xml:space="preserve">                    p: </w:t>
-      </w:r>
-      <w:proofErr w:type="spellStart"/>
-      <w:r>
-        <w:rPr>
-          <w:rFonts w:ascii="宋体" w:eastAsia="宋体" w:hAnsi="宋体" w:hint="eastAsia"/>
-        </w:rPr>
-        <w:t>umyjibn</w:t>
-      </w:r>
-      <w:proofErr w:type="spellEnd"/>
-    </w:p>
-    <w:p>
-      <w:pPr>
-        <w:rPr>
-          <w:rFonts w:ascii="宋体" w:eastAsia="宋体" w:hAnsi="宋体" w:hint="eastAsia"/>
-        </w:rPr>
-      </w:pPr>
-      <w:r>
-        <w:rPr>
-          <w:rFonts w:ascii="宋体" w:eastAsia="宋体" w:hAnsi="宋体" w:hint="eastAsia"/>
-        </w:rPr>
-        <w:t xml:space="preserve">q: </w:t>
-      </w:r>
-      <w:proofErr w:type="spellStart"/>
-      <w:r>
-        <w:rPr>
-          <w:rFonts w:ascii="宋体" w:eastAsia="宋体" w:hAnsi="宋体" w:hint="eastAsia"/>
-        </w:rPr>
-        <w:t>irvm</w:t>
-      </w:r>
-      <w:proofErr w:type="spellEnd"/>
-      <w:r>
-        <w:rPr>
-          <w:rFonts w:ascii="宋体" w:eastAsia="宋体" w:hAnsi="宋体" w:hint="eastAsia"/>
-        </w:rPr>
-        <w:t>;</w:t>
+        <w:t xml:space="preserve">                   r: fbuil</w:t>
+      </w:r>
+    </w:p>
+    <w:p>
+      <w:pPr>
+        <w:rPr>
+          <w:rFonts w:ascii="宋体" w:eastAsia="宋体" w:hAnsi="宋体" w:hint="eastAsia"/>
+        </w:rPr>
+      </w:pPr>
+      <w:r>
+        <w:rPr>
+          <w:rFonts w:ascii="宋体" w:eastAsia="宋体" w:hAnsi="宋体" w:hint="eastAsia"/>
+        </w:rPr>
+        <w:t>s: uikpjmw                  t: uiyxm</w:t>
+      </w:r>
+    </w:p>
+    <w:p>
+      <w:pPr>
+        <w:rPr>
+          <w:rFonts w:ascii="宋体" w:eastAsia="宋体" w:hAnsi="宋体" w:hint="eastAsia"/>
+        </w:rPr>
+      </w:pPr>
+      <w:r>
+        <w:rPr>
+          <w:rFonts w:ascii="宋体" w:eastAsia="宋体" w:hAnsi="宋体" w:hint="eastAsia"/>
+        </w:rPr>
+        <w:t>u: wvibrjhnf                v: sgbiwmk</w:t>
+      </w:r>
+    </w:p>
+    <w:p>
+      <w:pPr>
+        <w:rPr>
+          <w:rFonts w:ascii="宋体" w:eastAsia="宋体" w:hAnsi="宋体" w:hint="eastAsia"/>
+        </w:rPr>
+      </w:pPr>
+      <w:r>
+        <w:rPr>
+          <w:rFonts w:ascii="宋体" w:eastAsia="宋体" w:hAnsi="宋体" w:hint="eastAsia"/>
+        </w:rPr>
+        <w:t>w: hxazvf                   x: tdnicpms</w:t>
+      </w:r>
+      <w:r>
+        <w:rPr>
+          <w:rFonts w:ascii="宋体" w:eastAsia="宋体" w:hAnsi="宋体" w:hint="eastAsia"/>
+        </w:rPr>
+        <w:t>b</w:t>
+      </w:r>
+    </w:p>
+    <w:p>
+      <w:pPr>
+        <w:rPr>
+          <w:rFonts w:ascii="宋体" w:eastAsia="宋体" w:hAnsi="宋体" w:hint="eastAsia"/>
+        </w:rPr>
+      </w:pPr>
+      <w:r>
+        <w:rPr>
+          <w:rFonts w:ascii="宋体" w:eastAsia="宋体" w:hAnsi="宋体" w:hint="eastAsia"/>
+        </w:rPr>
+        <w:t>y: jbtuihlexkn</w:t>
       </w:r>
       <w:r>
         <w:rPr>
@@ -8877,168 +8385,8 @@
         <w:rPr>
           <w:rFonts w:ascii="宋体" w:eastAsia="宋体" w:hAnsi="宋体" w:hint="eastAsia"/>
         </w:rPr>
-        <w:t xml:space="preserve">                   r: </w:t>
-      </w:r>
-      <w:proofErr w:type="spellStart"/>
-      <w:r>
-        <w:rPr>
-          <w:rFonts w:ascii="宋体" w:eastAsia="宋体" w:hAnsi="宋体" w:hint="eastAsia"/>
-        </w:rPr>
-        <w:t>fbuil</w:t>
-      </w:r>
-      <w:proofErr w:type="spellEnd"/>
-    </w:p>
-    <w:p>
-      <w:pPr>
-        <w:rPr>
-          <w:rFonts w:ascii="宋体" w:eastAsia="宋体" w:hAnsi="宋体" w:hint="eastAsia"/>
-        </w:rPr>
-      </w:pPr>
-      <w:r>
-        <w:rPr>
-          <w:rFonts w:ascii="宋体" w:eastAsia="宋体" w:hAnsi="宋体" w:hint="eastAsia"/>
-        </w:rPr>
-        <w:t xml:space="preserve">s: </w:t>
-      </w:r>
-      <w:proofErr w:type="spellStart"/>
-      <w:r>
-        <w:rPr>
-          <w:rFonts w:ascii="宋体" w:eastAsia="宋体" w:hAnsi="宋体" w:hint="eastAsia"/>
-        </w:rPr>
-        <w:t>uikpjmw</w:t>
-      </w:r>
-      <w:proofErr w:type="spellEnd"/>
-      <w:r>
-        <w:rPr>
-          <w:rFonts w:ascii="宋体" w:eastAsia="宋体" w:hAnsi="宋体" w:hint="eastAsia"/>
-        </w:rPr>
-        <w:t xml:space="preserve">                  t: </w:t>
-      </w:r>
-      <w:proofErr w:type="spellStart"/>
-      <w:r>
-        <w:rPr>
-          <w:rFonts w:ascii="宋体" w:eastAsia="宋体" w:hAnsi="宋体" w:hint="eastAsia"/>
-        </w:rPr>
-        <w:t>uiyxm</w:t>
-      </w:r>
-      <w:proofErr w:type="spellEnd"/>
-    </w:p>
-    <w:p>
-      <w:pPr>
-        <w:rPr>
-          <w:rFonts w:ascii="宋体" w:eastAsia="宋体" w:hAnsi="宋体" w:hint="eastAsia"/>
-        </w:rPr>
-      </w:pPr>
-      <w:r>
-        <w:rPr>
-          <w:rFonts w:ascii="宋体" w:eastAsia="宋体" w:hAnsi="宋体" w:hint="eastAsia"/>
-        </w:rPr>
-        <w:t xml:space="preserve">u: </w:t>
-      </w:r>
-      <w:proofErr w:type="spellStart"/>
-      <w:r>
-        <w:rPr>
-          <w:rFonts w:ascii="宋体" w:eastAsia="宋体" w:hAnsi="宋体" w:hint="eastAsia"/>
-        </w:rPr>
-        <w:t>wvibrjhnf</w:t>
-      </w:r>
-      <w:proofErr w:type="spellEnd"/>
-      <w:r>
-        <w:rPr>
-          <w:rFonts w:ascii="宋体" w:eastAsia="宋体" w:hAnsi="宋体" w:hint="eastAsia"/>
-        </w:rPr>
-        <w:t xml:space="preserve">                v: </w:t>
-      </w:r>
-      <w:proofErr w:type="spellStart"/>
-      <w:r>
-        <w:rPr>
-          <w:rFonts w:ascii="宋体" w:eastAsia="宋体" w:hAnsi="宋体" w:hint="eastAsia"/>
-        </w:rPr>
-        <w:t>sgbiwmk</w:t>
-      </w:r>
-      <w:proofErr w:type="spellEnd"/>
-    </w:p>
-    <w:p>
-      <w:pPr>
-        <w:rPr>
-          <w:rFonts w:ascii="宋体" w:eastAsia="宋体" w:hAnsi="宋体" w:hint="eastAsia"/>
-        </w:rPr>
-      </w:pPr>
-      <w:r>
-        <w:rPr>
-          <w:rFonts w:ascii="宋体" w:eastAsia="宋体" w:hAnsi="宋体" w:hint="eastAsia"/>
-        </w:rPr>
-        <w:t xml:space="preserve">w: </w:t>
-      </w:r>
-      <w:proofErr w:type="spellStart"/>
-      <w:r>
-        <w:rPr>
-          <w:rFonts w:ascii="宋体" w:eastAsia="宋体" w:hAnsi="宋体" w:hint="eastAsia"/>
-        </w:rPr>
-        <w:t>hxazvf</w:t>
-      </w:r>
-      <w:proofErr w:type="spellEnd"/>
-      <w:r>
-        <w:rPr>
-          <w:rFonts w:ascii="宋体" w:eastAsia="宋体" w:hAnsi="宋体" w:hint="eastAsia"/>
-        </w:rPr>
-        <w:t xml:space="preserve">                   x: </w:t>
-      </w:r>
-      <w:proofErr w:type="spellStart"/>
-      <w:r>
-        <w:rPr>
-          <w:rFonts w:ascii="宋体" w:eastAsia="宋体" w:hAnsi="宋体" w:hint="eastAsia"/>
-        </w:rPr>
-        <w:t>tdnicpms</w:t>
-      </w:r>
-      <w:r>
-        <w:rPr>
-          <w:rFonts w:ascii="宋体" w:eastAsia="宋体" w:hAnsi="宋体" w:hint="eastAsia"/>
-        </w:rPr>
-        <w:t>b</w:t>
-      </w:r>
-      <w:proofErr w:type="spellEnd"/>
-    </w:p>
-    <w:p>
-      <w:pPr>
-        <w:rPr>
-          <w:rFonts w:ascii="宋体" w:eastAsia="宋体" w:hAnsi="宋体" w:hint="eastAsia"/>
-        </w:rPr>
-      </w:pPr>
-      <w:r>
-        <w:rPr>
-          <w:rFonts w:ascii="宋体" w:eastAsia="宋体" w:hAnsi="宋体" w:hint="eastAsia"/>
-        </w:rPr>
-        <w:t xml:space="preserve">y: </w:t>
-      </w:r>
-      <w:proofErr w:type="spellStart"/>
-      <w:r>
-        <w:rPr>
-          <w:rFonts w:ascii="宋体" w:eastAsia="宋体" w:hAnsi="宋体" w:hint="eastAsia"/>
-        </w:rPr>
-        <w:t>jbtuihlexkn</w:t>
-      </w:r>
-      <w:proofErr w:type="spellEnd"/>
-      <w:r>
-        <w:rPr>
-          <w:rFonts w:ascii="宋体" w:eastAsia="宋体" w:hAnsi="宋体" w:hint="eastAsia"/>
-        </w:rPr>
-        <w:t xml:space="preserve"> </w:t>
-      </w:r>
-      <w:r>
-        <w:rPr>
-          <w:rFonts w:ascii="宋体" w:eastAsia="宋体" w:hAnsi="宋体" w:hint="eastAsia"/>
-        </w:rPr>
-        <w:t xml:space="preserve">             z: </w:t>
-      </w:r>
-      <w:proofErr w:type="spellStart"/>
-      <w:r>
-        <w:rPr>
-          <w:rFonts w:ascii="宋体" w:eastAsia="宋体" w:hAnsi="宋体" w:hint="eastAsia"/>
-        </w:rPr>
-        <w:t>vruipb</w:t>
-      </w:r>
-      <w:proofErr w:type="spellEnd"/>
+        <w:t xml:space="preserve">             z: vruipb</w:t>
+      </w:r>
     </w:p>
     <w:p>
       <w:pPr>
@@ -9750,21 +9098,7 @@
         <w:rPr>
           <w:rFonts w:ascii="宋体" w:eastAsia="宋体" w:hAnsi="宋体"/>
         </w:rPr>
-        <w:t>巨5 平5 养d 就d 利h 临</w:t>
-      </w:r>
-      <w:proofErr w:type="spellStart"/>
-      <w:r>
-        <w:rPr>
-          <w:rFonts w:ascii="宋体" w:eastAsia="宋体" w:hAnsi="宋体"/>
-        </w:rPr>
-        <w:t>i</w:t>
-      </w:r>
-      <w:proofErr w:type="spellEnd"/>
-      <w:r>
-        <w:rPr>
-          <w:rFonts w:ascii="宋体" w:eastAsia="宋体" w:hAnsi="宋体"/>
-        </w:rPr>
-        <w:t xml:space="preserve"> 所j</w:t>
+        <w:t>巨5 平5 养d 就d 利h 临i 所j</w:t>
       </w:r>
       <w:r>
         <w:rPr>
@@ -13149,7 +12483,14 @@
           <w:rFonts w:ascii="宋体" w:eastAsia="宋体" w:hAnsi="宋体"/>
           <w:szCs w:val="21"/>
         </w:rPr>
-        <w:t>："意"字的编码分析</w:t>
+        <w:t>：</w:t>
+      </w:r>
+      <w:r>
+        <w:rPr>
+          <w:rFonts w:ascii="宋体" w:eastAsia="宋体" w:hAnsi="宋体" w:hint="eastAsia"/>
+          <w:szCs w:val="21"/>
+        </w:rPr>
+        <w:t xml:space="preserve"> </w:t>
       </w:r>
     </w:p>
     <w:p>
@@ -13165,10 +12506,17 @@
       </w:pPr>
       <w:r>
         <w:rPr>
-          <w:rFonts w:ascii="宋体" w:eastAsia="宋体" w:hAnsi="宋体"/>
-          <w:szCs w:val="21"/>
-        </w:rPr>
-        <w:t>部首分析：</w:t>
+          <w:rFonts w:ascii="宋体" w:eastAsia="宋体" w:hAnsi="宋体" w:hint="eastAsia"/>
+          <w:szCs w:val="21"/>
+        </w:rPr>
+        <w:t>“音”主码</w:t>
+      </w:r>
+      <w:r>
+        <w:rPr>
+          <w:rFonts w:ascii="宋体" w:eastAsia="宋体" w:hAnsi="宋体"/>
+          <w:szCs w:val="21"/>
+        </w:rPr>
+        <w:t>分析：</w:t>
       </w:r>
     </w:p>
     <w:p>
@@ -13225,7 +12573,21 @@
           <w:rFonts w:ascii="宋体" w:eastAsia="宋体" w:hAnsi="宋体"/>
           <w:szCs w:val="21"/>
         </w:rPr>
-        <w:t>"立"是简并部首（立→亠），"日"是正宗部首</w:t>
+        <w:t>"立"是简并部首（立→亠），"日"是</w:t>
+      </w:r>
+      <w:r>
+        <w:rPr>
+          <w:rFonts w:ascii="宋体" w:eastAsia="宋体" w:hAnsi="宋体" w:hint="eastAsia"/>
+          <w:szCs w:val="21"/>
+        </w:rPr>
+        <w:t>表内</w:t>
+      </w:r>
+      <w:r>
+        <w:rPr>
+          <w:rFonts w:ascii="宋体" w:eastAsia="宋体" w:hAnsi="宋体"/>
+          <w:szCs w:val="21"/>
+        </w:rPr>
+        <w:t>部首</w:t>
       </w:r>
     </w:p>
     <w:p>
@@ -13277,14 +12639,14 @@
           <w:rFonts w:ascii="宋体" w:eastAsia="宋体" w:hAnsi="宋体" w:hint="eastAsia"/>
           <w:szCs w:val="21"/>
         </w:rPr>
-        <w:t>余</w:t>
-      </w:r>
-      <w:r>
-        <w:rPr>
-          <w:rFonts w:ascii="宋体" w:eastAsia="宋体" w:hAnsi="宋体"/>
-          <w:szCs w:val="21"/>
-        </w:rPr>
-        <w:t>字分析：</w:t>
+        <w:t>“意”副码</w:t>
+      </w:r>
+      <w:r>
+        <w:rPr>
+          <w:rFonts w:ascii="宋体" w:eastAsia="宋体" w:hAnsi="宋体"/>
+          <w:szCs w:val="21"/>
+        </w:rPr>
+        <w:t>分析：</w:t>
       </w:r>
     </w:p>
     <w:p>
@@ -13408,32 +12770,6 @@
     <w:p>
       <w:pPr>
         <w:numPr>
-          <w:ilvl w:val="0"/>
-          <w:numId w:val="30"/>
-        </w:numPr>
-        <w:rPr>
-          <w:rFonts w:ascii="宋体" w:eastAsia="宋体" w:hAnsi="宋体" w:hint="eastAsia"/>
-          <w:szCs w:val="21"/>
-        </w:rPr>
-      </w:pPr>
-      <w:r>
-        <w:rPr>
-          <w:rFonts w:ascii="宋体" w:eastAsia="宋体" w:hAnsi="宋体" w:hint="eastAsia"/>
-          <w:szCs w:val="21"/>
-        </w:rPr>
-        <w:t>副</w:t>
-      </w:r>
-      <w:r>
-        <w:rPr>
-          <w:rFonts w:ascii="宋体" w:eastAsia="宋体" w:hAnsi="宋体"/>
-          <w:szCs w:val="21"/>
-        </w:rPr>
-        <w:t>码确定：</w:t>
-      </w:r>
-    </w:p>
-    <w:p>
-      <w:pPr>
-        <w:numPr>
           <w:ilvl w:val="1"/>
           <w:numId w:val="30"/>
         </w:numPr>
@@ -13896,23 +13232,7 @@
           <w:rFonts w:ascii="宋体" w:eastAsia="宋体" w:hAnsi="宋体"/>
           <w:szCs w:val="21"/>
         </w:rPr>
-        <w:t>”分别对应“</w:t>
-      </w:r>
-      <w:proofErr w:type="spellStart"/>
-      <w:r>
-        <w:rPr>
-          <w:rFonts w:ascii="宋体" w:eastAsia="宋体" w:hAnsi="宋体"/>
-          <w:szCs w:val="21"/>
-        </w:rPr>
-        <w:t>dhupygkwv</w:t>
-      </w:r>
-      <w:proofErr w:type="spellEnd"/>
-      <w:r>
-        <w:rPr>
-          <w:rFonts w:ascii="宋体" w:eastAsia="宋体" w:hAnsi="宋体"/>
-          <w:szCs w:val="21"/>
-        </w:rPr>
-        <w:t>”。</w:t>
+        <w:t>”分别对应“dhupygkwv”。</w:t>
       </w:r>
     </w:p>
     <w:p>
@@ -14021,24 +13341,31 @@
           <w:bCs/>
           <w:szCs w:val="21"/>
         </w:rPr>
+        <w:t>分离性可拆</w:t>
+      </w:r>
+      <w:r>
+        <w:rPr>
+          <w:rFonts w:ascii="宋体" w:eastAsia="宋体" w:hAnsi="宋体" w:hint="eastAsia"/>
+          <w:b/>
+          <w:bCs/>
+          <w:szCs w:val="21"/>
+        </w:rPr>
+        <w:t>：</w:t>
+      </w:r>
+      <w:r>
+        <w:rPr>
+          <w:rFonts w:ascii="宋体" w:eastAsia="宋体" w:hAnsi="宋体"/>
+          <w:szCs w:val="21"/>
+        </w:rPr>
+        <w:t>汉字可分解为两个部件，至少其中一个部件不是单笔画且属于《部首表》，</w:t>
+      </w:r>
+      <w:r>
+        <w:rPr>
+          <w:rFonts w:ascii="宋体" w:eastAsia="宋体" w:hAnsi="宋体"/>
+          <w:szCs w:val="21"/>
+        </w:rPr>
         <w:lastRenderedPageBreak/>
-        <w:t>分离性可拆</w:t>
-      </w:r>
-      <w:r>
-        <w:rPr>
-          <w:rFonts w:ascii="宋体" w:eastAsia="宋体" w:hAnsi="宋体" w:hint="eastAsia"/>
-          <w:b/>
-          <w:bCs/>
-          <w:szCs w:val="21"/>
-        </w:rPr>
-        <w:t>：</w:t>
-      </w:r>
-      <w:r>
-        <w:rPr>
-          <w:rFonts w:ascii="宋体" w:eastAsia="宋体" w:hAnsi="宋体"/>
-          <w:szCs w:val="21"/>
-        </w:rPr>
-        <w:t>汉字可分解为两个部件，至少其中一个部件不是单笔画且属于《部首表》，两个部件之间</w:t>
+        <w:t>两个部件之间</w:t>
       </w:r>
       <w:r>
         <w:rPr>
@@ -14533,23 +13860,7 @@
           <w:rFonts w:ascii="宋体" w:eastAsia="宋体" w:hAnsi="宋体" w:hint="eastAsia"/>
           <w:color w:val="000000" w:themeColor="text1"/>
         </w:rPr>
-        <w:t xml:space="preserve">    类似主码，副码也有适当优化分配。需要理解的字例有：进</w:t>
-      </w:r>
-      <w:proofErr w:type="spellStart"/>
-      <w:r>
-        <w:rPr>
-          <w:rFonts w:ascii="宋体" w:eastAsia="宋体" w:hAnsi="宋体" w:hint="eastAsia"/>
-          <w:color w:val="000000" w:themeColor="text1"/>
-        </w:rPr>
-        <w:t>zw</w:t>
-      </w:r>
-      <w:proofErr w:type="spellEnd"/>
-      <w:r>
-        <w:rPr>
-          <w:rFonts w:ascii="宋体" w:eastAsia="宋体" w:hAnsi="宋体" w:hint="eastAsia"/>
-          <w:color w:val="000000" w:themeColor="text1"/>
-        </w:rPr>
-        <w:t>。</w:t>
+        <w:t xml:space="preserve">    类似主码，副码也有适当优化分配。需要理解的字例有：进zw。</w:t>
       </w:r>
     </w:p>
     <w:p>
@@ -14918,19 +14229,11 @@
                 <w:rFonts w:ascii="宋体" w:eastAsia="宋体" w:hAnsi="宋体" w:hint="eastAsia"/>
               </w:rPr>
             </w:pPr>
-            <w:proofErr w:type="spellStart"/>
             <w:r>
               <w:rPr>
                 <w:rFonts w:ascii="宋体" w:eastAsia="宋体" w:hAnsi="宋体"/>
               </w:rPr>
-              <w:t>rr</w:t>
-            </w:r>
-            <w:proofErr w:type="spellEnd"/>
-            <w:r>
-              <w:rPr>
-                <w:rFonts w:ascii="宋体" w:eastAsia="宋体" w:hAnsi="宋体"/>
-              </w:rPr>
-              <w:t>.</w:t>
+              <w:t>rr.</w:t>
             </w:r>
           </w:p>
         </w:tc>
@@ -15003,19 +14306,11 @@
                 <w:rFonts w:ascii="宋体" w:eastAsia="宋体" w:hAnsi="宋体" w:hint="eastAsia"/>
               </w:rPr>
             </w:pPr>
-            <w:proofErr w:type="spellStart"/>
             <w:r>
               <w:rPr>
                 <w:rFonts w:ascii="宋体" w:eastAsia="宋体" w:hAnsi="宋体"/>
               </w:rPr>
-              <w:t>i</w:t>
-            </w:r>
-            <w:proofErr w:type="spellEnd"/>
-            <w:r>
-              <w:rPr>
-                <w:rFonts w:ascii="宋体" w:eastAsia="宋体" w:hAnsi="宋体"/>
-              </w:rPr>
-              <w:t>.</w:t>
+              <w:t>i.</w:t>
             </w:r>
           </w:p>
         </w:tc>
@@ -15498,14 +14793,7 @@
               <w:rPr>
                 <w:rFonts w:ascii="宋体" w:eastAsia="宋体" w:hAnsi="宋体" w:hint="eastAsia"/>
               </w:rPr>
-              <w:t>部首次</w:t>
-            </w:r>
-            <w:r>
-              <w:rPr>
-                <w:rFonts w:ascii="宋体" w:eastAsia="宋体" w:hAnsi="宋体" w:hint="eastAsia"/>
-              </w:rPr>
-              <w:lastRenderedPageBreak/>
-              <w:t>码</w:t>
+              <w:t>部首次码</w:t>
             </w:r>
           </w:p>
         </w:tc>
@@ -15530,7 +14818,6 @@
               <w:rPr>
                 <w:rFonts w:ascii="宋体" w:eastAsia="宋体" w:hAnsi="宋体"/>
               </w:rPr>
-              <w:lastRenderedPageBreak/>
               <w:t>部首在</w:t>
             </w:r>
             <w:r>
@@ -15549,7 +14836,6 @@
               <w:rPr>
                 <w:rFonts w:ascii="宋体" w:eastAsia="宋体" w:hAnsi="宋体" w:hint="eastAsia"/>
               </w:rPr>
-              <w:lastRenderedPageBreak/>
               <w:t>部首次码</w:t>
             </w:r>
           </w:p>
@@ -15575,17 +14861,8 @@
               <w:rPr>
                 <w:rFonts w:ascii="宋体" w:eastAsia="宋体" w:hAnsi="宋体"/>
               </w:rPr>
-              <w:lastRenderedPageBreak/>
-              <w:t xml:space="preserve">贝 → </w:t>
-            </w:r>
-            <w:proofErr w:type="spellStart"/>
-            <w:r>
-              <w:rPr>
-                <w:rFonts w:ascii="宋体" w:eastAsia="宋体" w:hAnsi="宋体"/>
-              </w:rPr>
-              <w:t>bz</w:t>
-            </w:r>
-            <w:proofErr w:type="spellEnd"/>
+              <w:t>贝 → bz</w:t>
+            </w:r>
           </w:p>
         </w:tc>
       </w:tr>
@@ -15611,6 +14888,7 @@
               <w:rPr>
                 <w:rFonts w:ascii="宋体" w:eastAsia="宋体" w:hAnsi="宋体"/>
               </w:rPr>
+              <w:lastRenderedPageBreak/>
               <w:t>独体字码</w:t>
             </w:r>
           </w:p>
@@ -15857,18 +15135,8 @@
                 <w:b/>
                 <w:bCs/>
               </w:rPr>
-              <w:t xml:space="preserve">立 → </w:t>
-            </w:r>
-            <w:proofErr w:type="spellStart"/>
-            <w:r>
-              <w:rPr>
-                <w:rFonts w:ascii="宋体" w:eastAsia="宋体" w:hAnsi="宋体"/>
-                <w:b/>
-                <w:bCs/>
-              </w:rPr>
-              <w:t>ld</w:t>
-            </w:r>
-            <w:proofErr w:type="spellEnd"/>
+              <w:t>立 → ld</w:t>
+            </w:r>
           </w:p>
         </w:tc>
       </w:tr>
@@ -15975,30 +15243,14 @@
               <w:rPr>
                 <w:rFonts w:ascii="宋体" w:eastAsia="宋体" w:hAnsi="宋体"/>
               </w:rPr>
-              <w:t xml:space="preserve">贝 → bb，立 → </w:t>
-            </w:r>
-            <w:proofErr w:type="spellStart"/>
-            <w:r>
-              <w:rPr>
-                <w:rFonts w:ascii="宋体" w:eastAsia="宋体" w:hAnsi="宋体"/>
-              </w:rPr>
-              <w:t>dj</w:t>
-            </w:r>
-            <w:proofErr w:type="spellEnd"/>
-            <w:r>
-              <w:rPr>
-                <w:rFonts w:ascii="宋体" w:eastAsia="宋体" w:hAnsi="宋体" w:hint="eastAsia"/>
-              </w:rPr>
-              <w:t>/</w:t>
-            </w:r>
-            <w:proofErr w:type="spellStart"/>
-            <w:r>
-              <w:rPr>
-                <w:rFonts w:ascii="宋体" w:eastAsia="宋体" w:hAnsi="宋体" w:hint="eastAsia"/>
-              </w:rPr>
-              <w:t>lh</w:t>
-            </w:r>
-            <w:proofErr w:type="spellEnd"/>
+              <w:t>贝 → bb，立 → dj</w:t>
+            </w:r>
+            <w:r>
+              <w:rPr>
+                <w:rFonts w:ascii="宋体" w:eastAsia="宋体" w:hAnsi="宋体" w:hint="eastAsia"/>
+              </w:rPr>
+              <w:t>/lh</w:t>
+            </w:r>
           </w:p>
         </w:tc>
       </w:tr>
@@ -16668,35 +15920,7 @@
               <w:rPr>
                 <w:rFonts w:ascii="宋体" w:eastAsia="宋体" w:hAnsi="宋体"/>
               </w:rPr>
-              <w:t>[</w:t>
-            </w:r>
-            <w:proofErr w:type="spellStart"/>
-            <w:r>
-              <w:rPr>
-                <w:rFonts w:ascii="宋体" w:eastAsia="宋体" w:hAnsi="宋体"/>
-              </w:rPr>
-              <w:t>i</w:t>
-            </w:r>
-            <w:proofErr w:type="spellEnd"/>
-            <w:r>
-              <w:rPr>
-                <w:rFonts w:ascii="宋体" w:eastAsia="宋体" w:hAnsi="宋体"/>
-              </w:rPr>
-              <w:t xml:space="preserve">. </w:t>
-            </w:r>
-            <w:proofErr w:type="spellStart"/>
-            <w:r>
-              <w:rPr>
-                <w:rFonts w:ascii="宋体" w:eastAsia="宋体" w:hAnsi="宋体"/>
-              </w:rPr>
-              <w:t>sj</w:t>
-            </w:r>
-            <w:proofErr w:type="spellEnd"/>
-            <w:r>
-              <w:rPr>
-                <w:rFonts w:ascii="宋体" w:eastAsia="宋体" w:hAnsi="宋体"/>
-              </w:rPr>
-              <w:t xml:space="preserve"> kb 4] 表示一个上下结构</w:t>
+              <w:t>[i. sj kb 4] 表示一个上下结构</w:t>
             </w:r>
           </w:p>
         </w:tc>
@@ -16975,7 +16199,6 @@
               <w:rPr>
                 <w:rFonts w:ascii="宋体" w:eastAsia="宋体" w:hAnsi="宋体"/>
               </w:rPr>
-              <w:lastRenderedPageBreak/>
               <w:t>3</w:t>
             </w:r>
           </w:p>
@@ -17028,6 +16251,7 @@
               <w:rPr>
                 <w:rFonts w:ascii="宋体" w:eastAsia="宋体" w:hAnsi="宋体"/>
               </w:rPr>
+              <w:lastRenderedPageBreak/>
               <w:t>4</w:t>
             </w:r>
           </w:p>
@@ -17333,16 +16557,8 @@
         <w:rPr>
           <w:rFonts w:ascii="宋体" w:eastAsia="宋体" w:hAnsi="宋体"/>
         </w:rPr>
-        <w:t>表中x的第三个字母n，组合为</w:t>
-      </w:r>
-      <w:proofErr w:type="spellStart"/>
-      <w:r>
-        <w:rPr>
-          <w:rFonts w:ascii="宋体" w:eastAsia="宋体" w:hAnsi="宋体"/>
-        </w:rPr>
-        <w:t>xn</w:t>
-      </w:r>
-      <w:proofErr w:type="spellEnd"/>
+        <w:t>表中x的第三个字母n，组合为xn</w:t>
+      </w:r>
     </w:p>
     <w:p>
       <w:pPr>
@@ -17460,21 +16676,7 @@
         <w:rPr>
           <w:rFonts w:ascii="宋体" w:eastAsia="宋体" w:hAnsi="宋体"/>
         </w:rPr>
-        <w:t xml:space="preserve">"对"：r. </w:t>
-      </w:r>
-      <w:proofErr w:type="spellStart"/>
-      <w:r>
-        <w:rPr>
-          <w:rFonts w:ascii="宋体" w:eastAsia="宋体" w:hAnsi="宋体"/>
-        </w:rPr>
-        <w:t>ky</w:t>
-      </w:r>
-      <w:proofErr w:type="spellEnd"/>
-      <w:r>
-        <w:rPr>
-          <w:rFonts w:ascii="宋体" w:eastAsia="宋体" w:hAnsi="宋体"/>
-        </w:rPr>
-        <w:t xml:space="preserve"> cp</w:t>
+        <w:t>"对"：r. ky cp</w:t>
       </w:r>
     </w:p>
     <w:p>
@@ -17498,19 +16700,11 @@
           <w:rFonts w:ascii="宋体" w:eastAsia="宋体" w:hAnsi="宋体" w:hint="eastAsia"/>
         </w:rPr>
       </w:pPr>
-      <w:proofErr w:type="spellStart"/>
-      <w:r>
-        <w:rPr>
-          <w:rFonts w:ascii="宋体" w:eastAsia="宋体" w:hAnsi="宋体"/>
-        </w:rPr>
-        <w:t>ky</w:t>
-      </w:r>
-      <w:proofErr w:type="spellEnd"/>
-      <w:r>
-        <w:rPr>
-          <w:rFonts w:ascii="宋体" w:eastAsia="宋体" w:hAnsi="宋体"/>
-        </w:rPr>
-        <w:t>："又"的</w:t>
+      <w:r>
+        <w:rPr>
+          <w:rFonts w:ascii="宋体" w:eastAsia="宋体" w:hAnsi="宋体"/>
+        </w:rPr>
+        <w:t>ky："又"的</w:t>
       </w:r>
       <w:r>
         <w:rPr>
@@ -17936,14 +17130,12 @@
                 <w:rFonts w:ascii="宋体" w:eastAsia="宋体" w:hAnsi="宋体" w:hint="eastAsia"/>
               </w:rPr>
             </w:pPr>
-            <w:proofErr w:type="spellStart"/>
             <w:r>
               <w:rPr>
                 <w:rFonts w:ascii="宋体" w:eastAsia="宋体" w:hAnsi="宋体"/>
               </w:rPr>
               <w:t>oj</w:t>
             </w:r>
-            <w:proofErr w:type="spellEnd"/>
           </w:p>
         </w:tc>
         <w:tc>
@@ -17990,14 +17182,12 @@
                 <w:rFonts w:ascii="宋体" w:eastAsia="宋体" w:hAnsi="宋体" w:hint="eastAsia"/>
               </w:rPr>
             </w:pPr>
-            <w:proofErr w:type="spellStart"/>
             <w:r>
               <w:rPr>
                 <w:rFonts w:ascii="宋体" w:eastAsia="宋体" w:hAnsi="宋体"/>
               </w:rPr>
               <w:t>ld</w:t>
             </w:r>
-            <w:proofErr w:type="spellEnd"/>
           </w:p>
         </w:tc>
         <w:tc>
@@ -18042,14 +17232,12 @@
                 <w:rFonts w:ascii="宋体" w:eastAsia="宋体" w:hAnsi="宋体" w:hint="eastAsia"/>
               </w:rPr>
             </w:pPr>
-            <w:proofErr w:type="spellStart"/>
             <w:r>
               <w:rPr>
                 <w:rFonts w:ascii="宋体" w:eastAsia="宋体" w:hAnsi="宋体"/>
               </w:rPr>
               <w:t>gc</w:t>
             </w:r>
-            <w:proofErr w:type="spellEnd"/>
           </w:p>
         </w:tc>
         <w:tc>
@@ -18094,14 +17282,12 @@
                 <w:rFonts w:ascii="宋体" w:eastAsia="宋体" w:hAnsi="宋体" w:hint="eastAsia"/>
               </w:rPr>
             </w:pPr>
-            <w:proofErr w:type="spellStart"/>
             <w:r>
               <w:rPr>
                 <w:rFonts w:ascii="宋体" w:eastAsia="宋体" w:hAnsi="宋体"/>
               </w:rPr>
               <w:t>bh</w:t>
             </w:r>
-            <w:proofErr w:type="spellEnd"/>
           </w:p>
         </w:tc>
         <w:tc>
@@ -18248,14 +17434,12 @@
                 <w:rFonts w:ascii="宋体" w:eastAsia="宋体" w:hAnsi="宋体" w:hint="eastAsia"/>
               </w:rPr>
             </w:pPr>
-            <w:proofErr w:type="spellStart"/>
             <w:r>
               <w:rPr>
                 <w:rFonts w:ascii="宋体" w:eastAsia="宋体" w:hAnsi="宋体"/>
               </w:rPr>
               <w:t>hh</w:t>
             </w:r>
-            <w:proofErr w:type="spellEnd"/>
           </w:p>
         </w:tc>
         <w:tc>
@@ -18302,14 +17486,12 @@
                 <w:rFonts w:ascii="宋体" w:eastAsia="宋体" w:hAnsi="宋体" w:hint="eastAsia"/>
               </w:rPr>
             </w:pPr>
-            <w:proofErr w:type="spellStart"/>
             <w:r>
               <w:rPr>
                 <w:rFonts w:ascii="宋体" w:eastAsia="宋体" w:hAnsi="宋体"/>
               </w:rPr>
               <w:t>ju</w:t>
             </w:r>
-            <w:proofErr w:type="spellEnd"/>
           </w:p>
         </w:tc>
         <w:tc>
@@ -18456,14 +17638,12 @@
                 <w:rFonts w:ascii="宋体" w:eastAsia="宋体" w:hAnsi="宋体" w:hint="eastAsia"/>
               </w:rPr>
             </w:pPr>
-            <w:proofErr w:type="spellStart"/>
             <w:r>
               <w:rPr>
                 <w:rFonts w:ascii="宋体" w:eastAsia="宋体" w:hAnsi="宋体"/>
               </w:rPr>
               <w:t>fd</w:t>
             </w:r>
-            <w:proofErr w:type="spellEnd"/>
           </w:p>
         </w:tc>
         <w:tc>
@@ -18558,14 +17738,12 @@
                 <w:rFonts w:ascii="宋体" w:eastAsia="宋体" w:hAnsi="宋体" w:hint="eastAsia"/>
               </w:rPr>
             </w:pPr>
-            <w:proofErr w:type="spellStart"/>
             <w:r>
               <w:rPr>
                 <w:rFonts w:ascii="宋体" w:eastAsia="宋体" w:hAnsi="宋体"/>
               </w:rPr>
               <w:t>nt</w:t>
             </w:r>
-            <w:proofErr w:type="spellEnd"/>
           </w:p>
         </w:tc>
         <w:tc>
@@ -18612,14 +17790,12 @@
                 <w:rFonts w:ascii="宋体" w:eastAsia="宋体" w:hAnsi="宋体" w:hint="eastAsia"/>
               </w:rPr>
             </w:pPr>
-            <w:proofErr w:type="spellStart"/>
             <w:r>
               <w:rPr>
                 <w:rFonts w:ascii="宋体" w:eastAsia="宋体" w:hAnsi="宋体"/>
               </w:rPr>
               <w:t>hb</w:t>
             </w:r>
-            <w:proofErr w:type="spellEnd"/>
           </w:p>
         </w:tc>
         <w:tc>
@@ -18664,14 +17840,12 @@
                 <w:rFonts w:ascii="宋体" w:eastAsia="宋体" w:hAnsi="宋体" w:hint="eastAsia"/>
               </w:rPr>
             </w:pPr>
-            <w:proofErr w:type="spellStart"/>
             <w:r>
               <w:rPr>
                 <w:rFonts w:ascii="宋体" w:eastAsia="宋体" w:hAnsi="宋体"/>
               </w:rPr>
               <w:t>wu</w:t>
             </w:r>
-            <w:proofErr w:type="spellEnd"/>
           </w:p>
         </w:tc>
         <w:tc>
@@ -18772,7 +17946,6 @@
               <w:rPr>
                 <w:rFonts w:ascii="宋体" w:eastAsia="宋体" w:hAnsi="宋体"/>
               </w:rPr>
-              <w:lastRenderedPageBreak/>
               <w:t>md</w:t>
             </w:r>
           </w:p>
@@ -18819,14 +17992,12 @@
                 <w:rFonts w:ascii="宋体" w:eastAsia="宋体" w:hAnsi="宋体" w:hint="eastAsia"/>
               </w:rPr>
             </w:pPr>
-            <w:proofErr w:type="spellStart"/>
             <w:r>
               <w:rPr>
                 <w:rFonts w:ascii="宋体" w:eastAsia="宋体" w:hAnsi="宋体"/>
               </w:rPr>
               <w:t>jq</w:t>
             </w:r>
-            <w:proofErr w:type="spellEnd"/>
           </w:p>
         </w:tc>
         <w:tc>
@@ -18871,14 +18042,12 @@
                 <w:rFonts w:ascii="宋体" w:eastAsia="宋体" w:hAnsi="宋体" w:hint="eastAsia"/>
               </w:rPr>
             </w:pPr>
-            <w:proofErr w:type="spellStart"/>
             <w:r>
               <w:rPr>
                 <w:rFonts w:ascii="宋体" w:eastAsia="宋体" w:hAnsi="宋体"/>
               </w:rPr>
               <w:t>yw</w:t>
             </w:r>
-            <w:proofErr w:type="spellEnd"/>
           </w:p>
         </w:tc>
         <w:tc>
@@ -18925,14 +18094,13 @@
                 <w:rFonts w:ascii="宋体" w:eastAsia="宋体" w:hAnsi="宋体" w:hint="eastAsia"/>
               </w:rPr>
             </w:pPr>
-            <w:proofErr w:type="spellStart"/>
             <w:r>
               <w:rPr>
                 <w:rFonts w:ascii="宋体" w:eastAsia="宋体" w:hAnsi="宋体"/>
               </w:rPr>
+              <w:lastRenderedPageBreak/>
               <w:t>nd</w:t>
             </w:r>
-            <w:proofErr w:type="spellEnd"/>
           </w:p>
         </w:tc>
         <w:tc>
@@ -18977,14 +18145,12 @@
                 <w:rFonts w:ascii="宋体" w:eastAsia="宋体" w:hAnsi="宋体" w:hint="eastAsia"/>
               </w:rPr>
             </w:pPr>
-            <w:proofErr w:type="spellStart"/>
             <w:r>
               <w:rPr>
                 <w:rFonts w:ascii="宋体" w:eastAsia="宋体" w:hAnsi="宋体"/>
               </w:rPr>
               <w:t>mz</w:t>
             </w:r>
-            <w:proofErr w:type="spellEnd"/>
           </w:p>
         </w:tc>
         <w:tc>
@@ -19093,14 +18259,12 @@
                 <w:rFonts w:ascii="宋体" w:eastAsia="宋体" w:hAnsi="宋体" w:hint="eastAsia"/>
               </w:rPr>
             </w:pPr>
-            <w:proofErr w:type="spellStart"/>
             <w:r>
               <w:rPr>
                 <w:rFonts w:ascii="宋体" w:eastAsia="宋体" w:hAnsi="宋体"/>
               </w:rPr>
               <w:t>mh</w:t>
             </w:r>
-            <w:proofErr w:type="spellEnd"/>
           </w:p>
         </w:tc>
         <w:tc>
@@ -19145,14 +18309,12 @@
                 <w:rFonts w:ascii="宋体" w:eastAsia="宋体" w:hAnsi="宋体" w:hint="eastAsia"/>
               </w:rPr>
             </w:pPr>
-            <w:proofErr w:type="spellStart"/>
             <w:r>
               <w:rPr>
                 <w:rFonts w:ascii="宋体" w:eastAsia="宋体" w:hAnsi="宋体"/>
               </w:rPr>
               <w:t>cj</w:t>
             </w:r>
-            <w:proofErr w:type="spellEnd"/>
           </w:p>
         </w:tc>
         <w:tc>
@@ -19197,14 +18359,12 @@
                 <w:rFonts w:ascii="宋体" w:eastAsia="宋体" w:hAnsi="宋体" w:hint="eastAsia"/>
               </w:rPr>
             </w:pPr>
-            <w:proofErr w:type="spellStart"/>
             <w:r>
               <w:rPr>
                 <w:rFonts w:ascii="宋体" w:eastAsia="宋体" w:hAnsi="宋体"/>
               </w:rPr>
               <w:t>ib</w:t>
             </w:r>
-            <w:proofErr w:type="spellEnd"/>
           </w:p>
         </w:tc>
         <w:tc>
@@ -19251,14 +18411,12 @@
                 <w:rFonts w:ascii="宋体" w:eastAsia="宋体" w:hAnsi="宋体" w:hint="eastAsia"/>
               </w:rPr>
             </w:pPr>
-            <w:proofErr w:type="spellStart"/>
             <w:r>
               <w:rPr>
                 <w:rFonts w:ascii="宋体" w:eastAsia="宋体" w:hAnsi="宋体"/>
               </w:rPr>
               <w:t>ll</w:t>
             </w:r>
-            <w:proofErr w:type="spellEnd"/>
           </w:p>
         </w:tc>
         <w:tc>
@@ -19411,14 +18569,12 @@
                 <w:rFonts w:ascii="宋体" w:eastAsia="宋体" w:hAnsi="宋体" w:hint="eastAsia"/>
               </w:rPr>
             </w:pPr>
-            <w:proofErr w:type="spellStart"/>
             <w:r>
               <w:rPr>
                 <w:rFonts w:ascii="宋体" w:eastAsia="宋体" w:hAnsi="宋体"/>
               </w:rPr>
               <w:t>jk</w:t>
             </w:r>
-            <w:proofErr w:type="spellEnd"/>
           </w:p>
         </w:tc>
         <w:tc>
@@ -19463,14 +18619,12 @@
                 <w:rFonts w:ascii="宋体" w:eastAsia="宋体" w:hAnsi="宋体" w:hint="eastAsia"/>
               </w:rPr>
             </w:pPr>
-            <w:proofErr w:type="spellStart"/>
             <w:r>
               <w:rPr>
                 <w:rFonts w:ascii="宋体" w:eastAsia="宋体" w:hAnsi="宋体"/>
               </w:rPr>
               <w:t>bj</w:t>
             </w:r>
-            <w:proofErr w:type="spellEnd"/>
           </w:p>
         </w:tc>
         <w:tc>
@@ -19515,14 +18669,12 @@
                 <w:rFonts w:ascii="宋体" w:eastAsia="宋体" w:hAnsi="宋体" w:hint="eastAsia"/>
               </w:rPr>
             </w:pPr>
-            <w:proofErr w:type="spellStart"/>
             <w:r>
               <w:rPr>
                 <w:rFonts w:ascii="宋体" w:eastAsia="宋体" w:hAnsi="宋体"/>
               </w:rPr>
               <w:t>ts</w:t>
             </w:r>
-            <w:proofErr w:type="spellEnd"/>
           </w:p>
         </w:tc>
         <w:tc>
@@ -19569,14 +18721,12 @@
                 <w:rFonts w:ascii="宋体" w:eastAsia="宋体" w:hAnsi="宋体" w:hint="eastAsia"/>
               </w:rPr>
             </w:pPr>
-            <w:proofErr w:type="spellStart"/>
             <w:r>
               <w:rPr>
                 <w:rFonts w:ascii="宋体" w:eastAsia="宋体" w:hAnsi="宋体"/>
               </w:rPr>
               <w:t>kv</w:t>
             </w:r>
-            <w:proofErr w:type="spellEnd"/>
           </w:p>
         </w:tc>
         <w:tc>
@@ -19621,14 +18771,12 @@
                 <w:rFonts w:ascii="宋体" w:eastAsia="宋体" w:hAnsi="宋体" w:hint="eastAsia"/>
               </w:rPr>
             </w:pPr>
-            <w:proofErr w:type="spellStart"/>
             <w:r>
               <w:rPr>
                 <w:rFonts w:ascii="宋体" w:eastAsia="宋体" w:hAnsi="宋体"/>
               </w:rPr>
               <w:t>jj</w:t>
             </w:r>
-            <w:proofErr w:type="spellEnd"/>
           </w:p>
         </w:tc>
         <w:tc>
@@ -19725,14 +18873,12 @@
                 <w:rFonts w:ascii="宋体" w:eastAsia="宋体" w:hAnsi="宋体" w:hint="eastAsia"/>
               </w:rPr>
             </w:pPr>
-            <w:proofErr w:type="spellStart"/>
             <w:r>
               <w:rPr>
                 <w:rFonts w:ascii="宋体" w:eastAsia="宋体" w:hAnsi="宋体"/>
               </w:rPr>
               <w:t>wm</w:t>
             </w:r>
-            <w:proofErr w:type="spellEnd"/>
           </w:p>
         </w:tc>
         <w:tc>
@@ -19827,14 +18973,12 @@
                 <w:rFonts w:ascii="宋体" w:eastAsia="宋体" w:hAnsi="宋体" w:hint="eastAsia"/>
               </w:rPr>
             </w:pPr>
-            <w:proofErr w:type="spellStart"/>
             <w:r>
               <w:rPr>
                 <w:rFonts w:ascii="宋体" w:eastAsia="宋体" w:hAnsi="宋体"/>
               </w:rPr>
               <w:t>bt</w:t>
             </w:r>
-            <w:proofErr w:type="spellEnd"/>
           </w:p>
         </w:tc>
         <w:tc>
@@ -19931,14 +19075,12 @@
                 <w:rFonts w:ascii="宋体" w:eastAsia="宋体" w:hAnsi="宋体" w:hint="eastAsia"/>
               </w:rPr>
             </w:pPr>
-            <w:proofErr w:type="spellStart"/>
             <w:r>
               <w:rPr>
                 <w:rFonts w:ascii="宋体" w:eastAsia="宋体" w:hAnsi="宋体"/>
               </w:rPr>
               <w:t>sd</w:t>
             </w:r>
-            <w:proofErr w:type="spellEnd"/>
           </w:p>
         </w:tc>
         <w:tc>
@@ -19983,14 +19125,12 @@
                 <w:rFonts w:ascii="宋体" w:eastAsia="宋体" w:hAnsi="宋体" w:hint="eastAsia"/>
               </w:rPr>
             </w:pPr>
-            <w:proofErr w:type="spellStart"/>
             <w:r>
               <w:rPr>
                 <w:rFonts w:ascii="宋体" w:eastAsia="宋体" w:hAnsi="宋体"/>
               </w:rPr>
               <w:t>cn</w:t>
             </w:r>
-            <w:proofErr w:type="spellEnd"/>
           </w:p>
         </w:tc>
         <w:tc>
@@ -20037,14 +19177,12 @@
                 <w:rFonts w:ascii="宋体" w:eastAsia="宋体" w:hAnsi="宋体" w:hint="eastAsia"/>
               </w:rPr>
             </w:pPr>
-            <w:proofErr w:type="spellStart"/>
             <w:r>
               <w:rPr>
                 <w:rFonts w:ascii="宋体" w:eastAsia="宋体" w:hAnsi="宋体"/>
               </w:rPr>
               <w:t>na</w:t>
             </w:r>
-            <w:proofErr w:type="spellEnd"/>
           </w:p>
         </w:tc>
         <w:tc>
@@ -20089,14 +19227,12 @@
                 <w:rFonts w:ascii="宋体" w:eastAsia="宋体" w:hAnsi="宋体" w:hint="eastAsia"/>
               </w:rPr>
             </w:pPr>
-            <w:proofErr w:type="spellStart"/>
             <w:r>
               <w:rPr>
                 <w:rFonts w:ascii="宋体" w:eastAsia="宋体" w:hAnsi="宋体"/>
               </w:rPr>
               <w:t>ir</w:t>
             </w:r>
-            <w:proofErr w:type="spellEnd"/>
           </w:p>
         </w:tc>
         <w:tc>
@@ -20141,14 +19277,12 @@
                 <w:rFonts w:ascii="宋体" w:eastAsia="宋体" w:hAnsi="宋体" w:hint="eastAsia"/>
               </w:rPr>
             </w:pPr>
-            <w:proofErr w:type="spellStart"/>
             <w:r>
               <w:rPr>
                 <w:rFonts w:ascii="宋体" w:eastAsia="宋体" w:hAnsi="宋体"/>
               </w:rPr>
               <w:t>qw</w:t>
             </w:r>
-            <w:proofErr w:type="spellEnd"/>
           </w:p>
         </w:tc>
         <w:tc>
@@ -20195,14 +19329,12 @@
                 <w:rFonts w:ascii="宋体" w:eastAsia="宋体" w:hAnsi="宋体" w:hint="eastAsia"/>
               </w:rPr>
             </w:pPr>
-            <w:proofErr w:type="spellStart"/>
             <w:r>
               <w:rPr>
                 <w:rFonts w:ascii="宋体" w:eastAsia="宋体" w:hAnsi="宋体"/>
               </w:rPr>
               <w:t>vc</w:t>
             </w:r>
-            <w:proofErr w:type="spellEnd"/>
           </w:p>
         </w:tc>
         <w:tc>
@@ -20337,14 +19469,12 @@
                 <w:rFonts w:ascii="宋体" w:eastAsia="宋体" w:hAnsi="宋体" w:hint="eastAsia"/>
               </w:rPr>
             </w:pPr>
-            <w:proofErr w:type="spellStart"/>
             <w:r>
               <w:rPr>
                 <w:rFonts w:ascii="宋体" w:eastAsia="宋体" w:hAnsi="宋体"/>
               </w:rPr>
               <w:t>vp</w:t>
             </w:r>
-            <w:proofErr w:type="spellEnd"/>
           </w:p>
         </w:tc>
         <w:tc>
@@ -21089,7 +20219,6 @@
         <w:rPr>
           <w:rFonts w:ascii="宋体" w:eastAsia="宋体" w:hAnsi="宋体" w:hint="eastAsia"/>
         </w:rPr>
-        <w:lastRenderedPageBreak/>
         <w:t>解书拆分</w:t>
       </w:r>
       <w:r>
@@ -21140,6 +20269,7 @@
         <w:rPr>
           <w:rFonts w:ascii="宋体" w:eastAsia="宋体" w:hAnsi="宋体"/>
         </w:rPr>
+        <w:lastRenderedPageBreak/>
         <w:t>通过</w:t>
       </w:r>
       <w:r>
@@ -22386,139 +21516,139 @@
           <w:rFonts w:ascii="宋体" w:eastAsia="宋体" w:hAnsi="宋体"/>
           <w:szCs w:val="21"/>
         </w:rPr>
+        <w:t>方案2（</w:t>
+      </w:r>
+      <w:r>
+        <w:rPr>
+          <w:rFonts w:ascii="宋体" w:eastAsia="宋体" w:hAnsi="宋体" w:hint="eastAsia"/>
+          <w:szCs w:val="21"/>
+        </w:rPr>
+        <w:t>常用</w:t>
+      </w:r>
+      <w:r>
+        <w:rPr>
+          <w:rFonts w:ascii="宋体" w:eastAsia="宋体" w:hAnsi="宋体"/>
+          <w:szCs w:val="21"/>
+        </w:rPr>
+        <w:t>）：四个字各取</w:t>
+      </w:r>
+      <w:r>
+        <w:rPr>
+          <w:rFonts w:ascii="宋体" w:eastAsia="宋体" w:hAnsi="宋体" w:hint="eastAsia"/>
+          <w:szCs w:val="21"/>
+        </w:rPr>
+        <w:t>初</w:t>
+      </w:r>
+      <w:r>
+        <w:rPr>
+          <w:rFonts w:ascii="宋体" w:eastAsia="宋体" w:hAnsi="宋体"/>
+          <w:szCs w:val="21"/>
+        </w:rPr>
+        <w:t>码</w:t>
+      </w:r>
+    </w:p>
+    <w:p>
+      <w:pPr>
+        <w:rPr>
+          <w:rFonts w:ascii="宋体" w:eastAsia="宋体" w:hAnsi="宋体" w:hint="eastAsia"/>
+          <w:szCs w:val="21"/>
+        </w:rPr>
+      </w:pPr>
+      <w:r>
+        <w:rPr>
+          <w:rFonts w:ascii="宋体" w:eastAsia="宋体" w:hAnsi="宋体"/>
+          <w:szCs w:val="21"/>
+        </w:rPr>
+        <w:t>扩展顺序：补前三字</w:t>
+      </w:r>
+      <w:r>
+        <w:rPr>
+          <w:rFonts w:ascii="宋体" w:eastAsia="宋体" w:hAnsi="宋体" w:hint="eastAsia"/>
+          <w:szCs w:val="21"/>
+        </w:rPr>
+        <w:t>韵</w:t>
+      </w:r>
+      <w:r>
+        <w:rPr>
+          <w:rFonts w:ascii="宋体" w:eastAsia="宋体" w:hAnsi="宋体"/>
+          <w:szCs w:val="21"/>
+        </w:rPr>
+        <w:t>码</w:t>
+      </w:r>
+      <w:r>
+        <w:rPr>
+          <w:rFonts w:ascii="宋体" w:eastAsia="宋体" w:hAnsi="宋体" w:hint="eastAsia"/>
+          <w:szCs w:val="21"/>
+        </w:rPr>
+        <w:t>（常用）</w:t>
+      </w:r>
+      <w:r>
+        <w:rPr>
+          <w:rFonts w:ascii="宋体" w:eastAsia="宋体" w:hAnsi="宋体"/>
+          <w:szCs w:val="21"/>
+        </w:rPr>
+        <w:t xml:space="preserve"> → 补第四字</w:t>
+      </w:r>
+      <w:r>
+        <w:rPr>
+          <w:rFonts w:ascii="宋体" w:eastAsia="宋体" w:hAnsi="宋体" w:hint="eastAsia"/>
+          <w:szCs w:val="21"/>
+        </w:rPr>
+        <w:t>韵</w:t>
+      </w:r>
+      <w:r>
+        <w:rPr>
+          <w:rFonts w:ascii="宋体" w:eastAsia="宋体" w:hAnsi="宋体"/>
+          <w:szCs w:val="21"/>
+        </w:rPr>
+        <w:t>码 → 补第四字</w:t>
+      </w:r>
+      <w:r>
+        <w:rPr>
+          <w:rFonts w:ascii="宋体" w:eastAsia="宋体" w:hAnsi="宋体" w:hint="eastAsia"/>
+          <w:szCs w:val="21"/>
+        </w:rPr>
+        <w:t>调</w:t>
+      </w:r>
+      <w:r>
+        <w:rPr>
+          <w:rFonts w:ascii="宋体" w:eastAsia="宋体" w:hAnsi="宋体"/>
+          <w:szCs w:val="21"/>
+        </w:rPr>
+        <w:t>/</w:t>
+      </w:r>
+      <w:r>
+        <w:rPr>
+          <w:rFonts w:ascii="宋体" w:eastAsia="宋体" w:hAnsi="宋体" w:hint="eastAsia"/>
+          <w:szCs w:val="21"/>
+        </w:rPr>
+        <w:t>主</w:t>
+      </w:r>
+      <w:r>
+        <w:rPr>
+          <w:rFonts w:ascii="宋体" w:eastAsia="宋体" w:hAnsi="宋体"/>
+          <w:szCs w:val="21"/>
+        </w:rPr>
+        <w:t>码</w:t>
+      </w:r>
+    </w:p>
+    <w:p>
+      <w:pPr>
+        <w:rPr>
+          <w:rFonts w:ascii="宋体" w:eastAsia="宋体" w:hAnsi="宋体" w:hint="eastAsia"/>
+          <w:b/>
+          <w:bCs/>
+          <w:szCs w:val="21"/>
+        </w:rPr>
+      </w:pPr>
+      <w:r>
+        <w:rPr>
+          <w:rFonts w:ascii="宋体" w:eastAsia="宋体" w:hAnsi="宋体"/>
+          <w:b/>
+          <w:bCs/>
+          <w:szCs w:val="21"/>
+        </w:rPr>
         <w:lastRenderedPageBreak/>
-        <w:t>方案2（</w:t>
-      </w:r>
-      <w:r>
-        <w:rPr>
-          <w:rFonts w:ascii="宋体" w:eastAsia="宋体" w:hAnsi="宋体" w:hint="eastAsia"/>
-          <w:szCs w:val="21"/>
-        </w:rPr>
-        <w:t>常用</w:t>
-      </w:r>
-      <w:r>
-        <w:rPr>
-          <w:rFonts w:ascii="宋体" w:eastAsia="宋体" w:hAnsi="宋体"/>
-          <w:szCs w:val="21"/>
-        </w:rPr>
-        <w:t>）：四个字各取</w:t>
-      </w:r>
-      <w:r>
-        <w:rPr>
-          <w:rFonts w:ascii="宋体" w:eastAsia="宋体" w:hAnsi="宋体" w:hint="eastAsia"/>
-          <w:szCs w:val="21"/>
-        </w:rPr>
-        <w:t>初</w:t>
-      </w:r>
-      <w:r>
-        <w:rPr>
-          <w:rFonts w:ascii="宋体" w:eastAsia="宋体" w:hAnsi="宋体"/>
-          <w:szCs w:val="21"/>
-        </w:rPr>
-        <w:t>码</w:t>
-      </w:r>
-    </w:p>
-    <w:p>
-      <w:pPr>
-        <w:rPr>
-          <w:rFonts w:ascii="宋体" w:eastAsia="宋体" w:hAnsi="宋体" w:hint="eastAsia"/>
-          <w:szCs w:val="21"/>
-        </w:rPr>
-      </w:pPr>
-      <w:r>
-        <w:rPr>
-          <w:rFonts w:ascii="宋体" w:eastAsia="宋体" w:hAnsi="宋体"/>
-          <w:szCs w:val="21"/>
-        </w:rPr>
-        <w:t>扩展顺序：补前三字</w:t>
-      </w:r>
-      <w:r>
-        <w:rPr>
-          <w:rFonts w:ascii="宋体" w:eastAsia="宋体" w:hAnsi="宋体" w:hint="eastAsia"/>
-          <w:szCs w:val="21"/>
-        </w:rPr>
-        <w:t>韵</w:t>
-      </w:r>
-      <w:r>
-        <w:rPr>
-          <w:rFonts w:ascii="宋体" w:eastAsia="宋体" w:hAnsi="宋体"/>
-          <w:szCs w:val="21"/>
-        </w:rPr>
-        <w:t>码</w:t>
-      </w:r>
-      <w:r>
-        <w:rPr>
-          <w:rFonts w:ascii="宋体" w:eastAsia="宋体" w:hAnsi="宋体" w:hint="eastAsia"/>
-          <w:szCs w:val="21"/>
-        </w:rPr>
-        <w:t>（常用）</w:t>
-      </w:r>
-      <w:r>
-        <w:rPr>
-          <w:rFonts w:ascii="宋体" w:eastAsia="宋体" w:hAnsi="宋体"/>
-          <w:szCs w:val="21"/>
-        </w:rPr>
-        <w:t xml:space="preserve"> → 补第四字</w:t>
-      </w:r>
-      <w:r>
-        <w:rPr>
-          <w:rFonts w:ascii="宋体" w:eastAsia="宋体" w:hAnsi="宋体" w:hint="eastAsia"/>
-          <w:szCs w:val="21"/>
-        </w:rPr>
-        <w:t>韵</w:t>
-      </w:r>
-      <w:r>
-        <w:rPr>
-          <w:rFonts w:ascii="宋体" w:eastAsia="宋体" w:hAnsi="宋体"/>
-          <w:szCs w:val="21"/>
-        </w:rPr>
-        <w:t>码 → 补第四字</w:t>
-      </w:r>
-      <w:r>
-        <w:rPr>
-          <w:rFonts w:ascii="宋体" w:eastAsia="宋体" w:hAnsi="宋体" w:hint="eastAsia"/>
-          <w:szCs w:val="21"/>
-        </w:rPr>
-        <w:t>调</w:t>
-      </w:r>
-      <w:r>
-        <w:rPr>
-          <w:rFonts w:ascii="宋体" w:eastAsia="宋体" w:hAnsi="宋体"/>
-          <w:szCs w:val="21"/>
-        </w:rPr>
-        <w:t>/</w:t>
-      </w:r>
-      <w:r>
-        <w:rPr>
-          <w:rFonts w:ascii="宋体" w:eastAsia="宋体" w:hAnsi="宋体" w:hint="eastAsia"/>
-          <w:szCs w:val="21"/>
-        </w:rPr>
-        <w:t>主</w:t>
-      </w:r>
-      <w:r>
-        <w:rPr>
-          <w:rFonts w:ascii="宋体" w:eastAsia="宋体" w:hAnsi="宋体"/>
-          <w:szCs w:val="21"/>
-        </w:rPr>
-        <w:t>码</w:t>
-      </w:r>
-    </w:p>
-    <w:p>
-      <w:pPr>
-        <w:rPr>
-          <w:rFonts w:ascii="宋体" w:eastAsia="宋体" w:hAnsi="宋体" w:hint="eastAsia"/>
-          <w:b/>
-          <w:bCs/>
-          <w:szCs w:val="21"/>
-        </w:rPr>
-      </w:pPr>
-      <w:r>
-        <w:rPr>
-          <w:rFonts w:ascii="宋体" w:eastAsia="宋体" w:hAnsi="宋体"/>
-          <w:b/>
-          <w:bCs/>
-          <w:szCs w:val="21"/>
-        </w:rPr>
         <w:t>4. 五字及以上</w:t>
       </w:r>
     </w:p>
@@ -22981,21 +22111,12 @@
                 <w:szCs w:val="21"/>
               </w:rPr>
             </w:pPr>
-            <w:proofErr w:type="spellStart"/>
             <w:r>
               <w:rPr>
                 <w:rFonts w:ascii="宋体" w:eastAsia="宋体" w:hAnsi="宋体"/>
                 <w:szCs w:val="21"/>
               </w:rPr>
-              <w:t>bdh</w:t>
-            </w:r>
-            <w:proofErr w:type="spellEnd"/>
-            <w:r>
-              <w:rPr>
-                <w:rFonts w:ascii="宋体" w:eastAsia="宋体" w:hAnsi="宋体"/>
-                <w:szCs w:val="21"/>
-              </w:rPr>
-              <w:t xml:space="preserve"> → 亠</w:t>
+              <w:t>bdh → 亠</w:t>
             </w:r>
           </w:p>
         </w:tc>
@@ -23073,21 +22194,12 @@
                 <w:szCs w:val="21"/>
               </w:rPr>
             </w:pPr>
-            <w:proofErr w:type="spellStart"/>
             <w:r>
               <w:rPr>
                 <w:rFonts w:ascii="宋体" w:eastAsia="宋体" w:hAnsi="宋体"/>
                 <w:szCs w:val="21"/>
               </w:rPr>
-              <w:t>rka</w:t>
-            </w:r>
-            <w:proofErr w:type="spellEnd"/>
-            <w:r>
-              <w:rPr>
-                <w:rFonts w:ascii="宋体" w:eastAsia="宋体" w:hAnsi="宋体"/>
-                <w:szCs w:val="21"/>
-              </w:rPr>
-              <w:t xml:space="preserve"> → か</w:t>
+              <w:t>rka → か</w:t>
             </w:r>
           </w:p>
         </w:tc>
@@ -23248,21 +22360,12 @@
                 <w:szCs w:val="21"/>
               </w:rPr>
             </w:pPr>
-            <w:proofErr w:type="spellStart"/>
             <w:r>
               <w:rPr>
                 <w:rFonts w:ascii="宋体" w:eastAsia="宋体" w:hAnsi="宋体" w:hint="eastAsia"/>
                 <w:szCs w:val="21"/>
               </w:rPr>
-              <w:t>tzo</w:t>
-            </w:r>
-            <w:proofErr w:type="spellEnd"/>
-            <w:r>
-              <w:rPr>
-                <w:rFonts w:ascii="宋体" w:eastAsia="宋体" w:hAnsi="宋体" w:hint="eastAsia"/>
-                <w:szCs w:val="21"/>
-              </w:rPr>
-              <w:t>→“←”</w:t>
+              <w:t>tzo→“←”</w:t>
             </w:r>
           </w:p>
         </w:tc>
@@ -23430,21 +22533,12 @@
                 <w:szCs w:val="21"/>
               </w:rPr>
             </w:pPr>
-            <w:proofErr w:type="spellStart"/>
             <w:r>
               <w:rPr>
                 <w:rFonts w:ascii="宋体" w:eastAsia="宋体" w:hAnsi="宋体" w:hint="eastAsia"/>
                 <w:szCs w:val="21"/>
               </w:rPr>
-              <w:t>uqh</w:t>
-            </w:r>
-            <w:proofErr w:type="spellEnd"/>
-            <w:r>
-              <w:rPr>
-                <w:rFonts w:ascii="宋体" w:eastAsia="宋体" w:hAnsi="宋体" w:hint="eastAsia"/>
-                <w:szCs w:val="21"/>
-              </w:rPr>
-              <w:t>→∑</w:t>
+              <w:t>uqh→∑</w:t>
             </w:r>
           </w:p>
         </w:tc>
@@ -23527,23 +22621,7 @@
           <w:rFonts w:ascii="宋体" w:eastAsia="宋体" w:hAnsi="宋体"/>
           <w:szCs w:val="21"/>
         </w:rPr>
-        <w:t xml:space="preserve">码，如"亠"→ </w:t>
-      </w:r>
-      <w:proofErr w:type="spellStart"/>
-      <w:r>
-        <w:rPr>
-          <w:rFonts w:ascii="宋体" w:eastAsia="宋体" w:hAnsi="宋体"/>
-          <w:szCs w:val="21"/>
-        </w:rPr>
-        <w:t>bdh</w:t>
-      </w:r>
-      <w:proofErr w:type="spellEnd"/>
-      <w:r>
-        <w:rPr>
-          <w:rFonts w:ascii="宋体" w:eastAsia="宋体" w:hAnsi="宋体"/>
-          <w:szCs w:val="21"/>
-        </w:rPr>
-        <w:t>（b</w:t>
+        <w:t>码，如"亠"→ bdh（b</w:t>
       </w:r>
       <w:r>
         <w:rPr>
@@ -23606,17 +22684,8 @@
           <w:rFonts w:ascii="宋体" w:eastAsia="宋体" w:hAnsi="宋体"/>
           <w:szCs w:val="21"/>
         </w:rPr>
-        <w:t xml:space="preserve">：罗马字转写，如"か"→ </w:t>
-      </w:r>
-      <w:proofErr w:type="spellStart"/>
-      <w:r>
-        <w:rPr>
-          <w:rFonts w:ascii="宋体" w:eastAsia="宋体" w:hAnsi="宋体"/>
-          <w:szCs w:val="21"/>
-        </w:rPr>
-        <w:t>rka</w:t>
-      </w:r>
-      <w:proofErr w:type="spellEnd"/>
+        <w:t>：罗马字转写，如"か"→ rka</w:t>
+      </w:r>
     </w:p>
     <w:p>
       <w:pPr>
@@ -23681,23 +22750,7 @@
           <w:rFonts w:ascii="宋体" w:eastAsia="宋体" w:hAnsi="宋体"/>
           <w:szCs w:val="21"/>
         </w:rPr>
-        <w:t>：如"bb"（</w:t>
-      </w:r>
-      <w:proofErr w:type="spellStart"/>
-      <w:r>
-        <w:rPr>
-          <w:rFonts w:ascii="宋体" w:eastAsia="宋体" w:hAnsi="宋体"/>
-          <w:szCs w:val="21"/>
-        </w:rPr>
-        <w:t>bou</w:t>
-      </w:r>
-      <w:proofErr w:type="spellEnd"/>
-      <w:r>
-        <w:rPr>
-          <w:rFonts w:ascii="宋体" w:eastAsia="宋体" w:hAnsi="宋体"/>
-          <w:szCs w:val="21"/>
-        </w:rPr>
-        <w:t>不存在）、"</w:t>
+        <w:t>：如"bb"（bou不存在）、"</w:t>
       </w:r>
       <w:r>
         <w:rPr>
@@ -23800,23 +22853,7 @@
           <w:rFonts w:ascii="宋体" w:eastAsia="宋体" w:hAnsi="宋体"/>
           <w:szCs w:val="21"/>
         </w:rPr>
-        <w:t>："bb0"用于无拼音汉字（已在</w:t>
-      </w:r>
-      <w:proofErr w:type="spellStart"/>
-      <w:r>
-        <w:rPr>
-          <w:rFonts w:ascii="宋体" w:eastAsia="宋体" w:hAnsi="宋体"/>
-          <w:szCs w:val="21"/>
-        </w:rPr>
-        <w:t>newedit</w:t>
-      </w:r>
-      <w:proofErr w:type="spellEnd"/>
-      <w:r>
-        <w:rPr>
-          <w:rFonts w:ascii="宋体" w:eastAsia="宋体" w:hAnsi="宋体"/>
-          <w:szCs w:val="21"/>
-        </w:rPr>
-        <w:t>中使用）</w:t>
+        <w:t>："bb0"用于无拼音汉字（已在newedit中使用）</w:t>
       </w:r>
     </w:p>
     <w:p>
@@ -24096,183 +23133,23 @@
           <w:rFonts w:ascii="宋体" w:eastAsia="宋体" w:hAnsi="宋体" w:hint="eastAsia"/>
           <w:szCs w:val="21"/>
         </w:rPr>
+        <w:t xml:space="preserve">    前面双拼两位基本不变，除了ing适配：b,d,p,t和y的ing为d。jqx的ing为a。lmn的ing为v。</w:t>
+      </w:r>
+    </w:p>
+    <w:p>
+      <w:pPr>
+        <w:rPr>
+          <w:rFonts w:ascii="宋体" w:eastAsia="宋体" w:hAnsi="宋体" w:hint="eastAsia"/>
+          <w:szCs w:val="21"/>
+        </w:rPr>
+      </w:pPr>
+      <w:r>
+        <w:rPr>
+          <w:rFonts w:ascii="宋体" w:eastAsia="宋体" w:hAnsi="宋体" w:hint="eastAsia"/>
+          <w:szCs w:val="21"/>
+        </w:rPr>
         <w:lastRenderedPageBreak/>
-        <w:t xml:space="preserve">    前面双拼两位基本不变，除了</w:t>
-      </w:r>
-      <w:proofErr w:type="spellStart"/>
-      <w:r>
-        <w:rPr>
-          <w:rFonts w:ascii="宋体" w:eastAsia="宋体" w:hAnsi="宋体" w:hint="eastAsia"/>
-          <w:szCs w:val="21"/>
-        </w:rPr>
-        <w:t>ing</w:t>
-      </w:r>
-      <w:proofErr w:type="spellEnd"/>
-      <w:r>
-        <w:rPr>
-          <w:rFonts w:ascii="宋体" w:eastAsia="宋体" w:hAnsi="宋体" w:hint="eastAsia"/>
-          <w:szCs w:val="21"/>
-        </w:rPr>
-        <w:t>适配：</w:t>
-      </w:r>
-      <w:proofErr w:type="spellStart"/>
-      <w:r>
-        <w:rPr>
-          <w:rFonts w:ascii="宋体" w:eastAsia="宋体" w:hAnsi="宋体" w:hint="eastAsia"/>
-          <w:szCs w:val="21"/>
-        </w:rPr>
-        <w:t>b,d,p,t</w:t>
-      </w:r>
-      <w:proofErr w:type="spellEnd"/>
-      <w:r>
-        <w:rPr>
-          <w:rFonts w:ascii="宋体" w:eastAsia="宋体" w:hAnsi="宋体" w:hint="eastAsia"/>
-          <w:szCs w:val="21"/>
-        </w:rPr>
-        <w:t>和y的</w:t>
-      </w:r>
-      <w:proofErr w:type="spellStart"/>
-      <w:r>
-        <w:rPr>
-          <w:rFonts w:ascii="宋体" w:eastAsia="宋体" w:hAnsi="宋体" w:hint="eastAsia"/>
-          <w:szCs w:val="21"/>
-        </w:rPr>
-        <w:t>ing</w:t>
-      </w:r>
-      <w:proofErr w:type="spellEnd"/>
-      <w:r>
-        <w:rPr>
-          <w:rFonts w:ascii="宋体" w:eastAsia="宋体" w:hAnsi="宋体" w:hint="eastAsia"/>
-          <w:szCs w:val="21"/>
-        </w:rPr>
-        <w:t>为d。</w:t>
-      </w:r>
-      <w:proofErr w:type="spellStart"/>
-      <w:r>
-        <w:rPr>
-          <w:rFonts w:ascii="宋体" w:eastAsia="宋体" w:hAnsi="宋体" w:hint="eastAsia"/>
-          <w:szCs w:val="21"/>
-        </w:rPr>
-        <w:t>jqx</w:t>
-      </w:r>
-      <w:proofErr w:type="spellEnd"/>
-      <w:r>
-        <w:rPr>
-          <w:rFonts w:ascii="宋体" w:eastAsia="宋体" w:hAnsi="宋体" w:hint="eastAsia"/>
-          <w:szCs w:val="21"/>
-        </w:rPr>
-        <w:t>的</w:t>
-      </w:r>
-      <w:proofErr w:type="spellStart"/>
-      <w:r>
-        <w:rPr>
-          <w:rFonts w:ascii="宋体" w:eastAsia="宋体" w:hAnsi="宋体" w:hint="eastAsia"/>
-          <w:szCs w:val="21"/>
-        </w:rPr>
-        <w:t>ing</w:t>
-      </w:r>
-      <w:proofErr w:type="spellEnd"/>
-      <w:r>
-        <w:rPr>
-          <w:rFonts w:ascii="宋体" w:eastAsia="宋体" w:hAnsi="宋体" w:hint="eastAsia"/>
-          <w:szCs w:val="21"/>
-        </w:rPr>
-        <w:t>为a。</w:t>
-      </w:r>
-      <w:proofErr w:type="spellStart"/>
-      <w:r>
-        <w:rPr>
-          <w:rFonts w:ascii="宋体" w:eastAsia="宋体" w:hAnsi="宋体" w:hint="eastAsia"/>
-          <w:szCs w:val="21"/>
-        </w:rPr>
-        <w:t>lmn</w:t>
-      </w:r>
-      <w:proofErr w:type="spellEnd"/>
-      <w:r>
-        <w:rPr>
-          <w:rFonts w:ascii="宋体" w:eastAsia="宋体" w:hAnsi="宋体" w:hint="eastAsia"/>
-          <w:szCs w:val="21"/>
-        </w:rPr>
-        <w:t>的</w:t>
-      </w:r>
-      <w:proofErr w:type="spellStart"/>
-      <w:r>
-        <w:rPr>
-          <w:rFonts w:ascii="宋体" w:eastAsia="宋体" w:hAnsi="宋体" w:hint="eastAsia"/>
-          <w:szCs w:val="21"/>
-        </w:rPr>
-        <w:t>ing</w:t>
-      </w:r>
-      <w:proofErr w:type="spellEnd"/>
-      <w:r>
-        <w:rPr>
-          <w:rFonts w:ascii="宋体" w:eastAsia="宋体" w:hAnsi="宋体" w:hint="eastAsia"/>
-          <w:szCs w:val="21"/>
-        </w:rPr>
-        <w:t>为v。</w:t>
-      </w:r>
-    </w:p>
-    <w:p>
-      <w:pPr>
-        <w:rPr>
-          <w:rFonts w:ascii="宋体" w:eastAsia="宋体" w:hAnsi="宋体" w:hint="eastAsia"/>
-          <w:szCs w:val="21"/>
-        </w:rPr>
-      </w:pPr>
-      <w:r>
-        <w:rPr>
-          <w:rFonts w:ascii="宋体" w:eastAsia="宋体" w:hAnsi="宋体" w:hint="eastAsia"/>
-          <w:szCs w:val="21"/>
-        </w:rPr>
-        <w:t xml:space="preserve">    独体字：先平仄，再字形。每个平仄又分两到三声，第一声（平声中的阴平，仄声中的上声）字形字母（0-9）为</w:t>
-      </w:r>
-      <w:proofErr w:type="spellStart"/>
-      <w:r>
-        <w:rPr>
-          <w:rFonts w:ascii="宋体" w:eastAsia="宋体" w:hAnsi="宋体" w:hint="eastAsia"/>
-          <w:szCs w:val="21"/>
-        </w:rPr>
-        <w:t>pqwertyuio</w:t>
-      </w:r>
-      <w:proofErr w:type="spellEnd"/>
-      <w:r>
-        <w:rPr>
-          <w:rFonts w:ascii="宋体" w:eastAsia="宋体" w:hAnsi="宋体" w:hint="eastAsia"/>
-          <w:szCs w:val="21"/>
-        </w:rPr>
-        <w:t>。第二声（平声中的阳平，仄声中的去声）字形字母为</w:t>
-      </w:r>
-      <w:proofErr w:type="spellStart"/>
-      <w:r>
-        <w:rPr>
-          <w:rFonts w:ascii="宋体" w:eastAsia="宋体" w:hAnsi="宋体" w:hint="eastAsia"/>
-          <w:szCs w:val="21"/>
-        </w:rPr>
-        <w:t>masdfghjkl</w:t>
-      </w:r>
-      <w:proofErr w:type="spellEnd"/>
-      <w:r>
-        <w:rPr>
-          <w:rFonts w:ascii="宋体" w:eastAsia="宋体" w:hAnsi="宋体" w:hint="eastAsia"/>
-          <w:szCs w:val="21"/>
-        </w:rPr>
-        <w:t>。第三声（即仄声中的轻声）字形字母为</w:t>
-      </w:r>
-      <w:proofErr w:type="spellStart"/>
-      <w:r>
-        <w:rPr>
-          <w:rFonts w:ascii="宋体" w:eastAsia="宋体" w:hAnsi="宋体" w:hint="eastAsia"/>
-          <w:szCs w:val="21"/>
-        </w:rPr>
-        <w:t>zxcvbncvbn</w:t>
-      </w:r>
-      <w:proofErr w:type="spellEnd"/>
-      <w:r>
-        <w:rPr>
-          <w:rFonts w:ascii="宋体" w:eastAsia="宋体" w:hAnsi="宋体" w:hint="eastAsia"/>
-          <w:szCs w:val="21"/>
-        </w:rPr>
-        <w:t>。</w:t>
+        <w:t xml:space="preserve">    独体字：先平仄，再字形。每个平仄又分两到三声，第一声（平声中的阴平，仄声中的上声）字形字母（0-9）为pqwertyuio。第二声（平声中的阳平，仄声中的去声）字形字母为masdfghjkl。第三声（即仄声中的轻声）字形字母为zxcvbncvbn。</w:t>
       </w:r>
     </w:p>
     <w:p>
@@ -31429,6 +30306,7 @@
   <w:style w:type="character" w:default="1" w:styleId="a0">
     <w:name w:val="Default Paragraph Font"/>
     <w:uiPriority w:val="1"/>
+    <w:semiHidden/>
     <w:unhideWhenUsed/>
   </w:style>
   <w:style w:type="table" w:default="1" w:styleId="a1">

--- a/help/解书音形规则文本.docx
+++ b/help/解书音形规则文本.docx
@@ -3796,7 +3796,7 @@
     <w:p>
       <w:pPr>
         <w:rPr>
-          <w:rFonts w:ascii="宋体" w:eastAsia="宋体" w:hAnsi="宋体"/>
+          <w:rFonts w:ascii="宋体" w:eastAsia="宋体" w:hAnsi="宋体" w:hint="eastAsia"/>
           <w:szCs w:val="21"/>
         </w:rPr>
       </w:pPr>
@@ -3848,7 +3848,7 @@
     <w:p>
       <w:pPr>
         <w:rPr>
-          <w:rFonts w:ascii="宋体" w:eastAsia="宋体" w:hAnsi="宋体"/>
+          <w:rFonts w:ascii="宋体" w:eastAsia="宋体" w:hAnsi="宋体" w:hint="eastAsia"/>
           <w:b/>
           <w:bCs/>
           <w:szCs w:val="21"/>
@@ -3867,16 +3867,30 @@
     <w:p>
       <w:pPr>
         <w:rPr>
-          <w:rFonts w:ascii="宋体" w:eastAsia="宋体" w:hAnsi="宋体"/>
-          <w:szCs w:val="21"/>
-        </w:rPr>
-      </w:pPr>
-      <w:r>
-        <w:rPr>
-          <w:rFonts w:ascii="宋体" w:eastAsia="宋体" w:hAnsi="宋体"/>
-          <w:szCs w:val="21"/>
-        </w:rPr>
-        <w:t>表内取部首码，表外取余音</w:t>
+          <w:rFonts w:ascii="宋体" w:eastAsia="宋体" w:hAnsi="宋体" w:hint="eastAsia"/>
+          <w:szCs w:val="21"/>
+        </w:rPr>
+      </w:pPr>
+      <w:r>
+        <w:rPr>
+          <w:rFonts w:ascii="宋体" w:eastAsia="宋体" w:hAnsi="宋体" w:hint="eastAsia"/>
+          <w:szCs w:val="21"/>
+        </w:rPr>
+        <w:t>部件在部首</w:t>
+      </w:r>
+      <w:r>
+        <w:rPr>
+          <w:rFonts w:ascii="宋体" w:eastAsia="宋体" w:hAnsi="宋体"/>
+          <w:szCs w:val="21"/>
+        </w:rPr>
+        <w:t>表内取部首码，表外取</w:t>
+      </w:r>
+      <w:r>
+        <w:rPr>
+          <w:rFonts w:ascii="宋体" w:eastAsia="宋体" w:hAnsi="宋体" w:hint="eastAsia"/>
+          <w:szCs w:val="21"/>
+        </w:rPr>
+        <w:t>初码</w:t>
       </w:r>
     </w:p>
     <w:p>
@@ -5464,7 +5478,7 @@
           <w14:ligatures w14:val="none"/>
         </w:rPr>
         <w:drawing>
-          <wp:inline distT="0" distB="0" distL="0" distR="0" wp14:anchorId="021093D3" wp14:editId="32C41057">
+          <wp:inline distT="0" distB="0" distL="0" distR="0" wp14:anchorId="021093D3" wp14:editId="7D58E68C">
             <wp:extent cx="3864293" cy="1155659"/>
             <wp:effectExtent l="0" t="0" r="3175" b="6985"/>
             <wp:docPr id="876378149" name="图片 2"/>
@@ -34327,6 +34341,7 @@
   <w:style w:type="character" w:default="1" w:styleId="a0">
     <w:name w:val="Default Paragraph Font"/>
     <w:uiPriority w:val="1"/>
+    <w:semiHidden/>
     <w:unhideWhenUsed/>
   </w:style>
   <w:style w:type="table" w:default="1" w:styleId="a1">

--- a/help/解书音形规则文本.docx
+++ b/help/解书音形规则文本.docx
@@ -61,7 +61,39 @@
           <w:rFonts w:ascii="宋体" w:eastAsia="宋体" w:hAnsi="宋体"/>
           <w:szCs w:val="21"/>
         </w:rPr>
-        <w:t>pip install pypinyin keyboard pyperclip pywin32。所有文件需放在同一目录下。</w:t>
+        <w:t xml:space="preserve">pip install </w:t>
+      </w:r>
+      <w:proofErr w:type="spellStart"/>
+      <w:r>
+        <w:rPr>
+          <w:rFonts w:ascii="宋体" w:eastAsia="宋体" w:hAnsi="宋体"/>
+          <w:szCs w:val="21"/>
+        </w:rPr>
+        <w:t>pypinyin</w:t>
+      </w:r>
+      <w:proofErr w:type="spellEnd"/>
+      <w:r>
+        <w:rPr>
+          <w:rFonts w:ascii="宋体" w:eastAsia="宋体" w:hAnsi="宋体"/>
+          <w:szCs w:val="21"/>
+        </w:rPr>
+        <w:t xml:space="preserve"> keyboard </w:t>
+      </w:r>
+      <w:proofErr w:type="spellStart"/>
+      <w:r>
+        <w:rPr>
+          <w:rFonts w:ascii="宋体" w:eastAsia="宋体" w:hAnsi="宋体"/>
+          <w:szCs w:val="21"/>
+        </w:rPr>
+        <w:t>pyperclip</w:t>
+      </w:r>
+      <w:proofErr w:type="spellEnd"/>
+      <w:r>
+        <w:rPr>
+          <w:rFonts w:ascii="宋体" w:eastAsia="宋体" w:hAnsi="宋体"/>
+          <w:szCs w:val="21"/>
+        </w:rPr>
+        <w:t xml:space="preserve"> pywin32。所有文件需放在同一目录下。</w:t>
       </w:r>
     </w:p>
     <w:p>
@@ -918,14 +950,30 @@
           <w:rFonts w:ascii="宋体" w:eastAsia="宋体" w:hAnsi="宋体"/>
           <w:szCs w:val="21"/>
         </w:rPr>
-        <w:t>按空格上屏</w:t>
-      </w:r>
-      <w:r>
-        <w:rPr>
-          <w:rFonts w:ascii="宋体" w:eastAsia="宋体" w:hAnsi="宋体" w:hint="eastAsia"/>
-          <w:szCs w:val="21"/>
-        </w:rPr>
-        <w:t>所有首选字（若优先上词开启,则为词语）</w:t>
+        <w:t>按空格上</w:t>
+      </w:r>
+      <w:proofErr w:type="gramStart"/>
+      <w:r>
+        <w:rPr>
+          <w:rFonts w:ascii="宋体" w:eastAsia="宋体" w:hAnsi="宋体"/>
+          <w:szCs w:val="21"/>
+        </w:rPr>
+        <w:t>屏</w:t>
+      </w:r>
+      <w:r>
+        <w:rPr>
+          <w:rFonts w:ascii="宋体" w:eastAsia="宋体" w:hAnsi="宋体" w:hint="eastAsia"/>
+          <w:szCs w:val="21"/>
+        </w:rPr>
+        <w:t>所有</w:t>
+      </w:r>
+      <w:proofErr w:type="gramEnd"/>
+      <w:r>
+        <w:rPr>
+          <w:rFonts w:ascii="宋体" w:eastAsia="宋体" w:hAnsi="宋体" w:hint="eastAsia"/>
+          <w:szCs w:val="21"/>
+        </w:rPr>
+        <w:t>首选字（若优先上词开启,则为词语）</w:t>
       </w:r>
     </w:p>
     <w:p>
@@ -1014,16 +1062,25 @@
           <w:numId w:val="6"/>
         </w:numPr>
         <w:rPr>
-          <w:rFonts w:ascii="宋体" w:eastAsia="宋体" w:hAnsi="宋体"/>
-          <w:szCs w:val="21"/>
-        </w:rPr>
-      </w:pPr>
-      <w:r>
-        <w:rPr>
-          <w:rFonts w:ascii="宋体" w:eastAsia="宋体" w:hAnsi="宋体" w:hint="eastAsia"/>
-          <w:szCs w:val="21"/>
-        </w:rPr>
-        <w:t>内输/外输：仅在输入法程序预设的框内输入/在任意全局输入框输入，用←</w:t>
+          <w:rFonts w:ascii="宋体" w:eastAsia="宋体" w:hAnsi="宋体" w:hint="eastAsia"/>
+          <w:szCs w:val="21"/>
+        </w:rPr>
+      </w:pPr>
+      <w:proofErr w:type="gramStart"/>
+      <w:r>
+        <w:rPr>
+          <w:rFonts w:ascii="宋体" w:eastAsia="宋体" w:hAnsi="宋体" w:hint="eastAsia"/>
+          <w:szCs w:val="21"/>
+        </w:rPr>
+        <w:t>内输</w:t>
+      </w:r>
+      <w:proofErr w:type="gramEnd"/>
+      <w:r>
+        <w:rPr>
+          <w:rFonts w:ascii="宋体" w:eastAsia="宋体" w:hAnsi="宋体" w:hint="eastAsia"/>
+          <w:szCs w:val="21"/>
+        </w:rPr>
+        <w:t>/外输：仅在输入法程序预设的框内输入/在任意全局输入框输入，用←</w:t>
       </w:r>
       <w:r>
         <w:rPr>
@@ -1074,6 +1131,7 @@
         </w:rPr>
         <w:t>+1</w:t>
       </w:r>
+      <w:proofErr w:type="gramStart"/>
       <w:r>
         <w:rPr>
           <w:rFonts w:ascii="宋体" w:eastAsia="宋体" w:hAnsi="宋体" w:hint="eastAsia"/>
@@ -1086,7 +1144,15 @@
           <w:rFonts w:ascii="宋体" w:eastAsia="宋体" w:hAnsi="宋体" w:hint="eastAsia"/>
           <w:szCs w:val="21"/>
         </w:rPr>
-        <w:t>内输外输切换功能，此时仅支持内输</w:t>
+        <w:t>内输外</w:t>
+      </w:r>
+      <w:proofErr w:type="gramEnd"/>
+      <w:r>
+        <w:rPr>
+          <w:rFonts w:ascii="宋体" w:eastAsia="宋体" w:hAnsi="宋体" w:hint="eastAsia"/>
+          <w:szCs w:val="21"/>
+        </w:rPr>
+        <w:t>输切换功能，此时仅支持内输</w:t>
       </w:r>
       <w:r>
         <w:rPr>
@@ -1126,7 +1192,23 @@
           <w:rFonts w:ascii="宋体" w:eastAsia="宋体" w:hAnsi="宋体" w:hint="eastAsia"/>
           <w:szCs w:val="21"/>
         </w:rPr>
-        <w:t>外输模式下，如果按enter键，则保留原来的编码上屏，不替代为相应汉字等字符。</w:t>
+        <w:t>外</w:t>
+      </w:r>
+      <w:proofErr w:type="gramStart"/>
+      <w:r>
+        <w:rPr>
+          <w:rFonts w:ascii="宋体" w:eastAsia="宋体" w:hAnsi="宋体" w:hint="eastAsia"/>
+          <w:szCs w:val="21"/>
+        </w:rPr>
+        <w:t>输模式</w:t>
+      </w:r>
+      <w:proofErr w:type="gramEnd"/>
+      <w:r>
+        <w:rPr>
+          <w:rFonts w:ascii="宋体" w:eastAsia="宋体" w:hAnsi="宋体" w:hint="eastAsia"/>
+          <w:szCs w:val="21"/>
+        </w:rPr>
+        <w:t>下，如果按enter键，则保留原来的编码上屏，不替代为相应汉字等字符。</w:t>
       </w:r>
     </w:p>
     <w:p>
@@ -1547,8 +1629,17 @@
           <w:rFonts w:ascii="宋体" w:eastAsia="宋体" w:hAnsi="宋体" w:hint="eastAsia"/>
           <w:szCs w:val="21"/>
         </w:rPr>
-        <w:t>音码码</w:t>
-      </w:r>
+        <w:t>音码</w:t>
+      </w:r>
+      <w:proofErr w:type="gramStart"/>
+      <w:r>
+        <w:rPr>
+          <w:rFonts w:ascii="宋体" w:eastAsia="宋体" w:hAnsi="宋体" w:hint="eastAsia"/>
+          <w:szCs w:val="21"/>
+        </w:rPr>
+        <w:t>码</w:t>
+      </w:r>
+      <w:proofErr w:type="gramEnd"/>
       <w:r>
         <w:rPr>
           <w:rFonts w:ascii="宋体" w:eastAsia="宋体" w:hAnsi="宋体"/>
@@ -1627,6 +1718,7 @@
         </w:rPr>
         <w:t>统计独体率、</w:t>
       </w:r>
+      <w:proofErr w:type="gramStart"/>
       <w:r>
         <w:rPr>
           <w:rFonts w:ascii="宋体" w:eastAsia="宋体" w:hAnsi="宋体" w:hint="eastAsia"/>
@@ -1639,7 +1731,15 @@
           <w:rFonts w:ascii="宋体" w:eastAsia="宋体" w:hAnsi="宋体"/>
           <w:szCs w:val="21"/>
         </w:rPr>
-        <w:t>码分布、</w:t>
+        <w:t>码分布</w:t>
+      </w:r>
+      <w:proofErr w:type="gramEnd"/>
+      <w:r>
+        <w:rPr>
+          <w:rFonts w:ascii="宋体" w:eastAsia="宋体" w:hAnsi="宋体"/>
+          <w:szCs w:val="21"/>
+        </w:rPr>
+        <w:t>、</w:t>
       </w:r>
       <w:r>
         <w:rPr>
@@ -1793,7 +1893,23 @@
           <w:rFonts w:ascii="宋体" w:eastAsia="宋体" w:hAnsi="宋体"/>
           <w:szCs w:val="21"/>
         </w:rPr>
-        <w:t>创建无数字简码版本</w:t>
+        <w:t>创建</w:t>
+      </w:r>
+      <w:proofErr w:type="gramStart"/>
+      <w:r>
+        <w:rPr>
+          <w:rFonts w:ascii="宋体" w:eastAsia="宋体" w:hAnsi="宋体"/>
+          <w:szCs w:val="21"/>
+        </w:rPr>
+        <w:t>无数字</w:t>
+      </w:r>
+      <w:proofErr w:type="gramEnd"/>
+      <w:r>
+        <w:rPr>
+          <w:rFonts w:ascii="宋体" w:eastAsia="宋体" w:hAnsi="宋体"/>
+          <w:szCs w:val="21"/>
+        </w:rPr>
+        <w:t>简码版本</w:t>
       </w:r>
     </w:p>
     <w:p>
@@ -2256,6 +2372,7 @@
           <w:szCs w:val="21"/>
         </w:rPr>
       </w:pPr>
+      <w:proofErr w:type="gramStart"/>
       <w:r>
         <w:rPr>
           <w:rFonts w:ascii="宋体" w:eastAsia="宋体" w:hAnsi="宋体"/>
@@ -2263,6 +2380,7 @@
         </w:rPr>
         <w:t>猜主码</w:t>
       </w:r>
+      <w:proofErr w:type="gramEnd"/>
       <w:r>
         <w:rPr>
           <w:rFonts w:ascii="宋体" w:eastAsia="宋体" w:hAnsi="宋体" w:hint="eastAsia"/>
@@ -2290,6 +2408,7 @@
           <w:szCs w:val="21"/>
         </w:rPr>
       </w:pPr>
+      <w:proofErr w:type="gramStart"/>
       <w:r>
         <w:rPr>
           <w:rFonts w:ascii="宋体" w:eastAsia="宋体" w:hAnsi="宋体"/>
@@ -2297,6 +2416,7 @@
         </w:rPr>
         <w:t>猜副码</w:t>
       </w:r>
+      <w:proofErr w:type="gramEnd"/>
       <w:r>
         <w:rPr>
           <w:rFonts w:ascii="宋体" w:eastAsia="宋体" w:hAnsi="宋体" w:hint="eastAsia"/>
@@ -2309,7 +2429,23 @@
           <w:rFonts w:ascii="宋体" w:eastAsia="宋体" w:hAnsi="宋体"/>
           <w:szCs w:val="21"/>
         </w:rPr>
-        <w:t>显示汉字和音码，输入副码，若多次错误会提示主码作为辅助</w:t>
+        <w:t>显示汉字和音码，输入副码，若多次错误会</w:t>
+      </w:r>
+      <w:proofErr w:type="gramStart"/>
+      <w:r>
+        <w:rPr>
+          <w:rFonts w:ascii="宋体" w:eastAsia="宋体" w:hAnsi="宋体"/>
+          <w:szCs w:val="21"/>
+        </w:rPr>
+        <w:t>提示主码作为</w:t>
+      </w:r>
+      <w:proofErr w:type="gramEnd"/>
+      <w:r>
+        <w:rPr>
+          <w:rFonts w:ascii="宋体" w:eastAsia="宋体" w:hAnsi="宋体"/>
+          <w:szCs w:val="21"/>
+        </w:rPr>
+        <w:t>辅助</w:t>
       </w:r>
     </w:p>
     <w:p>
@@ -2597,7 +2733,25 @@
           <w:sz w:val="28"/>
           <w:szCs w:val="28"/>
         </w:rPr>
-        <w:t>ABCD(E)(.F)</w:t>
+        <w:t>ABCD(E)</w:t>
+      </w:r>
+      <w:proofErr w:type="gramStart"/>
+      <w:r>
+        <w:rPr>
+          <w:rFonts w:ascii="华文中宋" w:eastAsia="华文中宋" w:hAnsi="华文中宋" w:hint="eastAsia"/>
+          <w:sz w:val="28"/>
+          <w:szCs w:val="28"/>
+        </w:rPr>
+        <w:t>(.F</w:t>
+      </w:r>
+      <w:proofErr w:type="gramEnd"/>
+      <w:r>
+        <w:rPr>
+          <w:rFonts w:ascii="华文中宋" w:eastAsia="华文中宋" w:hAnsi="华文中宋" w:hint="eastAsia"/>
+          <w:sz w:val="28"/>
+          <w:szCs w:val="28"/>
+        </w:rPr>
+        <w:t>)</w:t>
       </w:r>
     </w:p>
     <w:p>
@@ -2773,8 +2927,17 @@
           <w:rFonts w:ascii="宋体" w:eastAsia="宋体" w:hAnsi="宋体" w:hint="eastAsia"/>
           <w:szCs w:val="21"/>
         </w:rPr>
-        <w:t>副码：余部/查重注释</w:t>
-      </w:r>
+        <w:t>副码：余部/</w:t>
+      </w:r>
+      <w:proofErr w:type="gramStart"/>
+      <w:r>
+        <w:rPr>
+          <w:rFonts w:ascii="宋体" w:eastAsia="宋体" w:hAnsi="宋体" w:hint="eastAsia"/>
+          <w:szCs w:val="21"/>
+        </w:rPr>
+        <w:t>查重注释</w:t>
+      </w:r>
+      <w:proofErr w:type="gramEnd"/>
       <w:r>
         <w:rPr>
           <w:rFonts w:ascii="宋体" w:eastAsia="宋体" w:hAnsi="宋体"/>
@@ -2814,6 +2977,7 @@
         </w:rPr>
         <w:t>补码：</w:t>
       </w:r>
+      <w:proofErr w:type="gramStart"/>
       <w:r>
         <w:rPr>
           <w:rFonts w:ascii="宋体" w:eastAsia="宋体" w:hAnsi="宋体"/>
@@ -2821,6 +2985,7 @@
         </w:rPr>
         <w:t>繁异</w:t>
       </w:r>
+      <w:proofErr w:type="gramEnd"/>
       <w:r>
         <w:rPr>
           <w:rFonts w:ascii="宋体" w:eastAsia="宋体" w:hAnsi="宋体" w:hint="eastAsia"/>
@@ -2902,14 +3067,25 @@
           <w:szCs w:val="21"/>
         </w:rPr>
       </w:pPr>
-      <w:r>
-        <w:rPr>
-          <w:rFonts w:ascii="宋体" w:eastAsia="宋体" w:hAnsi="宋体"/>
-          <w:b/>
-          <w:bCs/>
-          <w:szCs w:val="21"/>
-        </w:rPr>
-        <w:t>先音后形</w:t>
+      <w:proofErr w:type="gramStart"/>
+      <w:r>
+        <w:rPr>
+          <w:rFonts w:ascii="宋体" w:eastAsia="宋体" w:hAnsi="宋体"/>
+          <w:b/>
+          <w:bCs/>
+          <w:szCs w:val="21"/>
+        </w:rPr>
+        <w:t>先音后</w:t>
+      </w:r>
+      <w:proofErr w:type="gramEnd"/>
+      <w:r>
+        <w:rPr>
+          <w:rFonts w:ascii="宋体" w:eastAsia="宋体" w:hAnsi="宋体"/>
+          <w:b/>
+          <w:bCs/>
+          <w:szCs w:val="21"/>
+        </w:rPr>
+        <w:t>形</w:t>
       </w:r>
       <w:r>
         <w:rPr>
@@ -3045,7 +3221,27 @@
           <w:bCs/>
           <w:szCs w:val="21"/>
         </w:rPr>
-        <w:t>：搜狗双拼+声调，0轻声。</w:t>
+        <w:t>：</w:t>
+      </w:r>
+      <w:proofErr w:type="gramStart"/>
+      <w:r>
+        <w:rPr>
+          <w:rFonts w:ascii="宋体" w:eastAsia="宋体" w:hAnsi="宋体" w:hint="eastAsia"/>
+          <w:b/>
+          <w:bCs/>
+          <w:szCs w:val="21"/>
+        </w:rPr>
+        <w:t>搜狗双拼</w:t>
+      </w:r>
+      <w:proofErr w:type="gramEnd"/>
+      <w:r>
+        <w:rPr>
+          <w:rFonts w:ascii="宋体" w:eastAsia="宋体" w:hAnsi="宋体" w:hint="eastAsia"/>
+          <w:b/>
+          <w:bCs/>
+          <w:szCs w:val="21"/>
+        </w:rPr>
+        <w:t>+声调，0轻声。</w:t>
       </w:r>
     </w:p>
     <w:p>
@@ -3126,8 +3322,25 @@
           <w:rFonts w:ascii="宋体" w:eastAsia="宋体" w:hAnsi="宋体"/>
           <w:szCs w:val="21"/>
         </w:rPr>
-        <w:t>3开形(八) &gt; 6大形(大) &gt; 0闭形(口) &gt; 5</w:t>
-      </w:r>
+        <w:t>3开形(八) &gt; 6大形(大) &gt; 0</w:t>
+      </w:r>
+      <w:proofErr w:type="gramStart"/>
+      <w:r>
+        <w:rPr>
+          <w:rFonts w:ascii="宋体" w:eastAsia="宋体" w:hAnsi="宋体"/>
+          <w:szCs w:val="21"/>
+        </w:rPr>
+        <w:t>闭形</w:t>
+      </w:r>
+      <w:proofErr w:type="gramEnd"/>
+      <w:r>
+        <w:rPr>
+          <w:rFonts w:ascii="宋体" w:eastAsia="宋体" w:hAnsi="宋体"/>
+          <w:szCs w:val="21"/>
+        </w:rPr>
+        <w:t>(口) &gt; 5</w:t>
+      </w:r>
+      <w:proofErr w:type="gramStart"/>
       <w:r>
         <w:rPr>
           <w:rFonts w:ascii="宋体" w:eastAsia="宋体" w:hAnsi="宋体" w:hint="eastAsia"/>
@@ -3140,7 +3353,15 @@
           <w:rFonts w:ascii="宋体" w:eastAsia="宋体" w:hAnsi="宋体"/>
           <w:szCs w:val="21"/>
         </w:rPr>
-        <w:t>形(中) &gt; 1竖形(</w:t>
+        <w:t>形</w:t>
+      </w:r>
+      <w:proofErr w:type="gramEnd"/>
+      <w:r>
+        <w:rPr>
+          <w:rFonts w:ascii="宋体" w:eastAsia="宋体" w:hAnsi="宋体"/>
+          <w:szCs w:val="21"/>
+        </w:rPr>
+        <w:t>(中) &gt; 1竖形(</w:t>
       </w:r>
       <w:r>
         <w:rPr>
@@ -3179,6 +3400,7 @@
         </w:rPr>
         <w:t xml:space="preserve"> 2横形(</w:t>
       </w:r>
+      <w:proofErr w:type="gramStart"/>
       <w:r>
         <w:rPr>
           <w:rFonts w:ascii="宋体" w:eastAsia="宋体" w:hAnsi="宋体" w:hint="eastAsia"/>
@@ -3186,12 +3408,29 @@
         </w:rPr>
         <w:t>一</w:t>
       </w:r>
-      <w:r>
-        <w:rPr>
-          <w:rFonts w:ascii="宋体" w:eastAsia="宋体" w:hAnsi="宋体"/>
-          <w:szCs w:val="21"/>
-        </w:rPr>
-        <w:t>) &gt; 4错形(</w:t>
+      <w:proofErr w:type="gramEnd"/>
+      <w:r>
+        <w:rPr>
+          <w:rFonts w:ascii="宋体" w:eastAsia="宋体" w:hAnsi="宋体"/>
+          <w:szCs w:val="21"/>
+        </w:rPr>
+        <w:t>) &gt; 4</w:t>
+      </w:r>
+      <w:proofErr w:type="gramStart"/>
+      <w:r>
+        <w:rPr>
+          <w:rFonts w:ascii="宋体" w:eastAsia="宋体" w:hAnsi="宋体"/>
+          <w:szCs w:val="21"/>
+        </w:rPr>
+        <w:t>错形</w:t>
+      </w:r>
+      <w:proofErr w:type="gramEnd"/>
+      <w:r>
+        <w:rPr>
+          <w:rFonts w:ascii="宋体" w:eastAsia="宋体" w:hAnsi="宋体"/>
+          <w:szCs w:val="21"/>
+        </w:rPr>
+        <w:t>(</w:t>
       </w:r>
       <w:r>
         <w:rPr>
@@ -3205,7 +3444,23 @@
           <w:rFonts w:ascii="宋体" w:eastAsia="宋体" w:hAnsi="宋体"/>
           <w:szCs w:val="21"/>
         </w:rPr>
-        <w:t>) &gt; 7偏形(</w:t>
+        <w:t>) &gt; 7</w:t>
+      </w:r>
+      <w:proofErr w:type="gramStart"/>
+      <w:r>
+        <w:rPr>
+          <w:rFonts w:ascii="宋体" w:eastAsia="宋体" w:hAnsi="宋体"/>
+          <w:szCs w:val="21"/>
+        </w:rPr>
+        <w:t>偏形</w:t>
+      </w:r>
+      <w:proofErr w:type="gramEnd"/>
+      <w:r>
+        <w:rPr>
+          <w:rFonts w:ascii="宋体" w:eastAsia="宋体" w:hAnsi="宋体"/>
+          <w:szCs w:val="21"/>
+        </w:rPr>
+        <w:t>(</w:t>
       </w:r>
       <w:r>
         <w:rPr>
@@ -3573,14 +3828,25 @@
         </w:rPr>
         <w:t>副</w:t>
       </w:r>
-      <w:r>
-        <w:rPr>
-          <w:rFonts w:ascii="宋体" w:eastAsia="宋体" w:hAnsi="宋体"/>
-          <w:b/>
-          <w:bCs/>
-          <w:szCs w:val="21"/>
-        </w:rPr>
-        <w:t>码选择顺序</w:t>
+      <w:proofErr w:type="gramStart"/>
+      <w:r>
+        <w:rPr>
+          <w:rFonts w:ascii="宋体" w:eastAsia="宋体" w:hAnsi="宋体"/>
+          <w:b/>
+          <w:bCs/>
+          <w:szCs w:val="21"/>
+        </w:rPr>
+        <w:t>码选择</w:t>
+      </w:r>
+      <w:proofErr w:type="gramEnd"/>
+      <w:r>
+        <w:rPr>
+          <w:rFonts w:ascii="宋体" w:eastAsia="宋体" w:hAnsi="宋体"/>
+          <w:b/>
+          <w:bCs/>
+          <w:szCs w:val="21"/>
+        </w:rPr>
+        <w:t>顺序</w:t>
       </w:r>
     </w:p>
     <w:p>
@@ -3597,6 +3863,7 @@
         </w:rPr>
         <w:t xml:space="preserve">空 &gt; </w:t>
       </w:r>
+      <w:proofErr w:type="gramStart"/>
       <w:r>
         <w:rPr>
           <w:rFonts w:ascii="宋体" w:eastAsia="宋体" w:hAnsi="宋体" w:hint="eastAsia"/>
@@ -3609,7 +3876,15 @@
           <w:rFonts w:ascii="宋体" w:eastAsia="宋体" w:hAnsi="宋体"/>
           <w:szCs w:val="21"/>
         </w:rPr>
-        <w:t xml:space="preserve">码 &gt; </w:t>
+        <w:t>码</w:t>
+      </w:r>
+      <w:proofErr w:type="gramEnd"/>
+      <w:r>
+        <w:rPr>
+          <w:rFonts w:ascii="宋体" w:eastAsia="宋体" w:hAnsi="宋体"/>
+          <w:szCs w:val="21"/>
+        </w:rPr>
+        <w:t xml:space="preserve"> &gt; </w:t>
       </w:r>
       <w:r>
         <w:rPr>
@@ -3886,7 +4161,15 @@
           <w:rFonts w:ascii="宋体" w:eastAsia="宋体" w:hAnsi="宋体"/>
           <w:szCs w:val="21"/>
         </w:rPr>
-        <w:t>未简字</w:t>
+        <w:t>未简</w:t>
+      </w:r>
+      <w:proofErr w:type="gramStart"/>
+      <w:r>
+        <w:rPr>
+          <w:rFonts w:ascii="宋体" w:eastAsia="宋体" w:hAnsi="宋体"/>
+          <w:szCs w:val="21"/>
+        </w:rPr>
+        <w:t>字</w:t>
       </w:r>
       <w:r>
         <w:rPr>
@@ -3900,7 +4183,15 @@
           <w:rFonts w:ascii="宋体" w:eastAsia="宋体" w:hAnsi="宋体"/>
           <w:szCs w:val="21"/>
         </w:rPr>
-        <w:t>码固定为;</w:t>
+        <w:t>码固定</w:t>
+      </w:r>
+      <w:proofErr w:type="gramEnd"/>
+      <w:r>
+        <w:rPr>
+          <w:rFonts w:ascii="宋体" w:eastAsia="宋体" w:hAnsi="宋体"/>
+          <w:szCs w:val="21"/>
+        </w:rPr>
+        <w:t>为;</w:t>
       </w:r>
     </w:p>
     <w:p>
@@ -3914,6 +4205,7 @@
           <w:szCs w:val="21"/>
         </w:rPr>
       </w:pPr>
+      <w:proofErr w:type="gramStart"/>
       <w:r>
         <w:rPr>
           <w:rFonts w:ascii="宋体" w:eastAsia="宋体" w:hAnsi="宋体" w:hint="eastAsia"/>
@@ -3926,7 +4218,15 @@
           <w:rFonts w:ascii="宋体" w:eastAsia="宋体" w:hAnsi="宋体"/>
           <w:szCs w:val="21"/>
         </w:rPr>
-        <w:t>单笔画有特殊编码</w:t>
+        <w:t>单笔画</w:t>
+      </w:r>
+      <w:proofErr w:type="gramEnd"/>
+      <w:r>
+        <w:rPr>
+          <w:rFonts w:ascii="宋体" w:eastAsia="宋体" w:hAnsi="宋体"/>
+          <w:szCs w:val="21"/>
+        </w:rPr>
+        <w:t>有特殊编码</w:t>
       </w:r>
     </w:p>
     <w:p>
@@ -4000,7 +4300,17 @@
           <w:bCs/>
           <w:szCs w:val="21"/>
         </w:rPr>
-        <w:t>第2步：掌握</w:t>
+        <w:t>第2步：</w:t>
+      </w:r>
+      <w:proofErr w:type="gramStart"/>
+      <w:r>
+        <w:rPr>
+          <w:rFonts w:ascii="宋体" w:eastAsia="宋体" w:hAnsi="宋体"/>
+          <w:b/>
+          <w:bCs/>
+          <w:szCs w:val="21"/>
+        </w:rPr>
+        <w:t>掌握</w:t>
       </w:r>
       <w:r>
         <w:rPr>
@@ -4020,6 +4330,7 @@
         </w:rPr>
         <w:t>码基础</w:t>
       </w:r>
+      <w:proofErr w:type="gramEnd"/>
       <w:r>
         <w:rPr>
           <w:rFonts w:ascii="宋体" w:eastAsia="宋体" w:hAnsi="宋体" w:hint="eastAsia"/>
@@ -4155,6 +4466,7 @@
         </w:rPr>
         <w:t xml:space="preserve">音码(ABC) → </w:t>
       </w:r>
+      <w:proofErr w:type="gramStart"/>
       <w:r>
         <w:rPr>
           <w:rFonts w:ascii="宋体" w:eastAsia="宋体" w:hAnsi="宋体" w:hint="eastAsia"/>
@@ -4162,6 +4474,7 @@
         </w:rPr>
         <w:t>形部</w:t>
       </w:r>
+      <w:proofErr w:type="gramEnd"/>
       <w:r>
         <w:rPr>
           <w:rFonts w:ascii="宋体" w:eastAsia="宋体" w:hAnsi="宋体"/>
@@ -4283,7 +4596,15 @@
           <w:rFonts w:ascii="宋体" w:eastAsia="宋体" w:hAnsi="宋体"/>
           <w:szCs w:val="21"/>
         </w:rPr>
-        <w:t>中期：加</w:t>
+        <w:t>中期：</w:t>
+      </w:r>
+      <w:proofErr w:type="gramStart"/>
+      <w:r>
+        <w:rPr>
+          <w:rFonts w:ascii="宋体" w:eastAsia="宋体" w:hAnsi="宋体"/>
+          <w:szCs w:val="21"/>
+        </w:rPr>
+        <w:t>加</w:t>
       </w:r>
       <w:r>
         <w:rPr>
@@ -4297,7 +4618,15 @@
           <w:rFonts w:ascii="宋体" w:eastAsia="宋体" w:hAnsi="宋体"/>
           <w:szCs w:val="21"/>
         </w:rPr>
-        <w:t>码区分重码</w:t>
+        <w:t>码</w:t>
+      </w:r>
+      <w:proofErr w:type="gramEnd"/>
+      <w:r>
+        <w:rPr>
+          <w:rFonts w:ascii="宋体" w:eastAsia="宋体" w:hAnsi="宋体"/>
+          <w:szCs w:val="21"/>
+        </w:rPr>
+        <w:t>区分重码</w:t>
       </w:r>
     </w:p>
     <w:p>
@@ -4582,6 +4911,55 @@
           <w:szCs w:val="21"/>
         </w:rPr>
       </w:pPr>
+      <w:r>
+        <w:rPr>
+          <w:rFonts w:ascii="宋体" w:eastAsia="宋体" w:hAnsi="宋体" w:hint="eastAsia"/>
+          <w:szCs w:val="21"/>
+        </w:rPr>
+        <w:t>键位表：</w:t>
+      </w:r>
+      <w:r>
+        <w:rPr>
+          <w:rFonts w:ascii="宋体" w:eastAsia="宋体" w:hAnsi="宋体"/>
+          <w:szCs w:val="21"/>
+        </w:rPr>
+        <w:fldChar w:fldCharType="begin"/>
+      </w:r>
+      <w:r>
+        <w:rPr>
+          <w:rFonts w:ascii="宋体" w:eastAsia="宋体" w:hAnsi="宋体"/>
+          <w:szCs w:val="21"/>
+        </w:rPr>
+        <w:instrText>HYPERLINK "https://jmwztu.netlify.app/"</w:instrText>
+      </w:r>
+      <w:r>
+        <w:rPr>
+          <w:rFonts w:ascii="宋体" w:eastAsia="宋体" w:hAnsi="宋体"/>
+          <w:szCs w:val="21"/>
+        </w:rPr>
+      </w:r>
+      <w:r>
+        <w:rPr>
+          <w:rFonts w:ascii="宋体" w:eastAsia="宋体" w:hAnsi="宋体"/>
+          <w:szCs w:val="21"/>
+        </w:rPr>
+        <w:fldChar w:fldCharType="separate"/>
+      </w:r>
+      <w:r>
+        <w:rPr>
+          <w:rStyle w:val="af1"/>
+          <w:rFonts w:ascii="宋体" w:eastAsia="宋体" w:hAnsi="宋体"/>
+          <w:szCs w:val="21"/>
+        </w:rPr>
+        <w:t>解书音形 · 交互式键位图</w:t>
+      </w:r>
+      <w:r>
+        <w:rPr>
+          <w:rFonts w:ascii="宋体" w:eastAsia="宋体" w:hAnsi="宋体"/>
+          <w:szCs w:val="21"/>
+        </w:rPr>
+        <w:fldChar w:fldCharType="end"/>
+      </w:r>
     </w:p>
     <w:p>
       <w:pPr>
@@ -4675,7 +5053,21 @@
         <w:rPr>
           <w:rFonts w:ascii="宋体" w:eastAsia="宋体" w:hAnsi="宋体"/>
         </w:rPr>
-        <w:t>（严格使用搜狗双拼）</w:t>
+        <w:t>（严格</w:t>
+      </w:r>
+      <w:proofErr w:type="gramStart"/>
+      <w:r>
+        <w:rPr>
+          <w:rFonts w:ascii="宋体" w:eastAsia="宋体" w:hAnsi="宋体"/>
+        </w:rPr>
+        <w:t>使用搜狗双拼</w:t>
+      </w:r>
+      <w:proofErr w:type="gramEnd"/>
+      <w:r>
+        <w:rPr>
+          <w:rFonts w:ascii="宋体" w:eastAsia="宋体" w:hAnsi="宋体"/>
+        </w:rPr>
+        <w:t>）</w:t>
       </w:r>
     </w:p>
     <w:p>
@@ -4699,11 +5091,61 @@
         </w:rPr>
         <w:br/>
       </w:r>
-      <w:r>
-        <w:rPr>
-          <w:rFonts w:ascii="宋体" w:eastAsia="宋体" w:hAnsi="宋体" w:hint="eastAsia"/>
-        </w:rPr>
-        <w:t>zh，ch，sh→v，i，u。</w:t>
+      <w:proofErr w:type="spellStart"/>
+      <w:r>
+        <w:rPr>
+          <w:rFonts w:ascii="宋体" w:eastAsia="宋体" w:hAnsi="宋体" w:hint="eastAsia"/>
+        </w:rPr>
+        <w:t>zh</w:t>
+      </w:r>
+      <w:proofErr w:type="spellEnd"/>
+      <w:r>
+        <w:rPr>
+          <w:rFonts w:ascii="宋体" w:eastAsia="宋体" w:hAnsi="宋体" w:hint="eastAsia"/>
+        </w:rPr>
+        <w:t>，</w:t>
+      </w:r>
+      <w:proofErr w:type="spellStart"/>
+      <w:r>
+        <w:rPr>
+          <w:rFonts w:ascii="宋体" w:eastAsia="宋体" w:hAnsi="宋体" w:hint="eastAsia"/>
+        </w:rPr>
+        <w:t>ch</w:t>
+      </w:r>
+      <w:proofErr w:type="spellEnd"/>
+      <w:r>
+        <w:rPr>
+          <w:rFonts w:ascii="宋体" w:eastAsia="宋体" w:hAnsi="宋体" w:hint="eastAsia"/>
+        </w:rPr>
+        <w:t>，</w:t>
+      </w:r>
+      <w:proofErr w:type="spellStart"/>
+      <w:r>
+        <w:rPr>
+          <w:rFonts w:ascii="宋体" w:eastAsia="宋体" w:hAnsi="宋体" w:hint="eastAsia"/>
+        </w:rPr>
+        <w:t>sh</w:t>
+      </w:r>
+      <w:proofErr w:type="spellEnd"/>
+      <w:r>
+        <w:rPr>
+          <w:rFonts w:ascii="宋体" w:eastAsia="宋体" w:hAnsi="宋体" w:hint="eastAsia"/>
+        </w:rPr>
+        <w:t>→v，</w:t>
+      </w:r>
+      <w:proofErr w:type="spellStart"/>
+      <w:r>
+        <w:rPr>
+          <w:rFonts w:ascii="宋体" w:eastAsia="宋体" w:hAnsi="宋体" w:hint="eastAsia"/>
+        </w:rPr>
+        <w:t>i</w:t>
+      </w:r>
+      <w:proofErr w:type="spellEnd"/>
+      <w:r>
+        <w:rPr>
+          <w:rFonts w:ascii="宋体" w:eastAsia="宋体" w:hAnsi="宋体" w:hint="eastAsia"/>
+        </w:rPr>
+        <w:t>，u。</w:t>
       </w:r>
     </w:p>
     <w:p>
@@ -4723,7 +5165,21 @@
         <w:rPr>
           <w:rFonts w:ascii="宋体" w:eastAsia="宋体" w:hAnsi="宋体" w:hint="eastAsia"/>
         </w:rPr>
-        <w:t>。全拼中不存在以i,u,</w:t>
+        <w:t>。全拼中不存在以</w:t>
+      </w:r>
+      <w:proofErr w:type="spellStart"/>
+      <w:r>
+        <w:rPr>
+          <w:rFonts w:ascii="宋体" w:eastAsia="宋体" w:hAnsi="宋体" w:hint="eastAsia"/>
+        </w:rPr>
+        <w:t>i,u</w:t>
+      </w:r>
+      <w:proofErr w:type="spellEnd"/>
+      <w:r>
+        <w:rPr>
+          <w:rFonts w:ascii="宋体" w:eastAsia="宋体" w:hAnsi="宋体" w:hint="eastAsia"/>
+        </w:rPr>
+        <w:t>,</w:t>
       </w:r>
       <w:r>
         <w:rPr>
@@ -4778,20 +5234,314 @@
         <w:rPr>
           <w:rFonts w:ascii="宋体" w:eastAsia="宋体" w:hAnsi="宋体" w:hint="eastAsia"/>
         </w:rPr>
-        <w:t xml:space="preserve">    a，e，i，o，u同全拼。</w:t>
-      </w:r>
-    </w:p>
-    <w:p>
-      <w:pPr>
-        <w:rPr>
-          <w:rFonts w:ascii="宋体" w:eastAsia="宋体" w:hAnsi="宋体" w:hint="eastAsia"/>
-        </w:rPr>
-      </w:pPr>
-      <w:r>
-        <w:rPr>
-          <w:rFonts w:ascii="宋体" w:eastAsia="宋体" w:hAnsi="宋体" w:hint="eastAsia"/>
-        </w:rPr>
-        <w:t xml:space="preserve">    iu→q，ua/ia→w，uan/ü(v)an/er→r，ü(v)e→t，uai/ü(v)→y（声母jqxy的，ü(v)→u），uo→o，un/ü(v)n→p，ong/iong→s，uang/iang→d，en→f，eng→g，ang→h，an→j，ao→k，ai→l，ei→z，ie→x，iao→c，ui→v，ou→b，in→n，ian→m，ing→；</w:t>
+        <w:t xml:space="preserve">    a，e，</w:t>
+      </w:r>
+      <w:proofErr w:type="spellStart"/>
+      <w:r>
+        <w:rPr>
+          <w:rFonts w:ascii="宋体" w:eastAsia="宋体" w:hAnsi="宋体" w:hint="eastAsia"/>
+        </w:rPr>
+        <w:t>i</w:t>
+      </w:r>
+      <w:proofErr w:type="spellEnd"/>
+      <w:r>
+        <w:rPr>
+          <w:rFonts w:ascii="宋体" w:eastAsia="宋体" w:hAnsi="宋体" w:hint="eastAsia"/>
+        </w:rPr>
+        <w:t>，o，u同全拼。</w:t>
+      </w:r>
+    </w:p>
+    <w:p>
+      <w:pPr>
+        <w:rPr>
+          <w:rFonts w:ascii="宋体" w:eastAsia="宋体" w:hAnsi="宋体" w:hint="eastAsia"/>
+        </w:rPr>
+      </w:pPr>
+      <w:r>
+        <w:rPr>
+          <w:rFonts w:ascii="宋体" w:eastAsia="宋体" w:hAnsi="宋体" w:hint="eastAsia"/>
+        </w:rPr>
+        <w:t xml:space="preserve">    </w:t>
+      </w:r>
+      <w:proofErr w:type="spellStart"/>
+      <w:r>
+        <w:rPr>
+          <w:rFonts w:ascii="宋体" w:eastAsia="宋体" w:hAnsi="宋体" w:hint="eastAsia"/>
+        </w:rPr>
+        <w:t>iu</w:t>
+      </w:r>
+      <w:proofErr w:type="spellEnd"/>
+      <w:r>
+        <w:rPr>
+          <w:rFonts w:ascii="宋体" w:eastAsia="宋体" w:hAnsi="宋体" w:hint="eastAsia"/>
+        </w:rPr>
+        <w:t>→q，</w:t>
+      </w:r>
+      <w:proofErr w:type="spellStart"/>
+      <w:r>
+        <w:rPr>
+          <w:rFonts w:ascii="宋体" w:eastAsia="宋体" w:hAnsi="宋体" w:hint="eastAsia"/>
+        </w:rPr>
+        <w:t>ua</w:t>
+      </w:r>
+      <w:proofErr w:type="spellEnd"/>
+      <w:r>
+        <w:rPr>
+          <w:rFonts w:ascii="宋体" w:eastAsia="宋体" w:hAnsi="宋体" w:hint="eastAsia"/>
+        </w:rPr>
+        <w:t>/</w:t>
+      </w:r>
+      <w:proofErr w:type="spellStart"/>
+      <w:r>
+        <w:rPr>
+          <w:rFonts w:ascii="宋体" w:eastAsia="宋体" w:hAnsi="宋体" w:hint="eastAsia"/>
+        </w:rPr>
+        <w:t>ia</w:t>
+      </w:r>
+      <w:proofErr w:type="spellEnd"/>
+      <w:r>
+        <w:rPr>
+          <w:rFonts w:ascii="宋体" w:eastAsia="宋体" w:hAnsi="宋体" w:hint="eastAsia"/>
+        </w:rPr>
+        <w:t>→w，</w:t>
+      </w:r>
+      <w:proofErr w:type="spellStart"/>
+      <w:r>
+        <w:rPr>
+          <w:rFonts w:ascii="宋体" w:eastAsia="宋体" w:hAnsi="宋体" w:hint="eastAsia"/>
+        </w:rPr>
+        <w:t>uan</w:t>
+      </w:r>
+      <w:proofErr w:type="spellEnd"/>
+      <w:r>
+        <w:rPr>
+          <w:rFonts w:ascii="宋体" w:eastAsia="宋体" w:hAnsi="宋体" w:hint="eastAsia"/>
+        </w:rPr>
+        <w:t>/ü(v)an/er→r，ü(v)e→t，</w:t>
+      </w:r>
+      <w:proofErr w:type="spellStart"/>
+      <w:r>
+        <w:rPr>
+          <w:rFonts w:ascii="宋体" w:eastAsia="宋体" w:hAnsi="宋体" w:hint="eastAsia"/>
+        </w:rPr>
+        <w:t>uai</w:t>
+      </w:r>
+      <w:proofErr w:type="spellEnd"/>
+      <w:r>
+        <w:rPr>
+          <w:rFonts w:ascii="宋体" w:eastAsia="宋体" w:hAnsi="宋体" w:hint="eastAsia"/>
+        </w:rPr>
+        <w:t>/ü(v)→y（声母</w:t>
+      </w:r>
+      <w:proofErr w:type="spellStart"/>
+      <w:r>
+        <w:rPr>
+          <w:rFonts w:ascii="宋体" w:eastAsia="宋体" w:hAnsi="宋体" w:hint="eastAsia"/>
+        </w:rPr>
+        <w:t>jqxy</w:t>
+      </w:r>
+      <w:proofErr w:type="spellEnd"/>
+      <w:r>
+        <w:rPr>
+          <w:rFonts w:ascii="宋体" w:eastAsia="宋体" w:hAnsi="宋体" w:hint="eastAsia"/>
+        </w:rPr>
+        <w:t>的，ü(v)→u），</w:t>
+      </w:r>
+      <w:proofErr w:type="spellStart"/>
+      <w:r>
+        <w:rPr>
+          <w:rFonts w:ascii="宋体" w:eastAsia="宋体" w:hAnsi="宋体" w:hint="eastAsia"/>
+        </w:rPr>
+        <w:t>uo</w:t>
+      </w:r>
+      <w:proofErr w:type="spellEnd"/>
+      <w:r>
+        <w:rPr>
+          <w:rFonts w:ascii="宋体" w:eastAsia="宋体" w:hAnsi="宋体" w:hint="eastAsia"/>
+        </w:rPr>
+        <w:t>→o，un/ü(v)n→p，</w:t>
+      </w:r>
+      <w:proofErr w:type="spellStart"/>
+      <w:r>
+        <w:rPr>
+          <w:rFonts w:ascii="宋体" w:eastAsia="宋体" w:hAnsi="宋体" w:hint="eastAsia"/>
+        </w:rPr>
+        <w:t>ong</w:t>
+      </w:r>
+      <w:proofErr w:type="spellEnd"/>
+      <w:r>
+        <w:rPr>
+          <w:rFonts w:ascii="宋体" w:eastAsia="宋体" w:hAnsi="宋体" w:hint="eastAsia"/>
+        </w:rPr>
+        <w:t>/</w:t>
+      </w:r>
+      <w:proofErr w:type="spellStart"/>
+      <w:r>
+        <w:rPr>
+          <w:rFonts w:ascii="宋体" w:eastAsia="宋体" w:hAnsi="宋体" w:hint="eastAsia"/>
+        </w:rPr>
+        <w:t>iong</w:t>
+      </w:r>
+      <w:proofErr w:type="spellEnd"/>
+      <w:r>
+        <w:rPr>
+          <w:rFonts w:ascii="宋体" w:eastAsia="宋体" w:hAnsi="宋体" w:hint="eastAsia"/>
+        </w:rPr>
+        <w:t>→s，uang/</w:t>
+      </w:r>
+      <w:proofErr w:type="spellStart"/>
+      <w:r>
+        <w:rPr>
+          <w:rFonts w:ascii="宋体" w:eastAsia="宋体" w:hAnsi="宋体" w:hint="eastAsia"/>
+        </w:rPr>
+        <w:t>iang</w:t>
+      </w:r>
+      <w:proofErr w:type="spellEnd"/>
+      <w:r>
+        <w:rPr>
+          <w:rFonts w:ascii="宋体" w:eastAsia="宋体" w:hAnsi="宋体" w:hint="eastAsia"/>
+        </w:rPr>
+        <w:t>→d，</w:t>
+      </w:r>
+      <w:proofErr w:type="spellStart"/>
+      <w:r>
+        <w:rPr>
+          <w:rFonts w:ascii="宋体" w:eastAsia="宋体" w:hAnsi="宋体" w:hint="eastAsia"/>
+        </w:rPr>
+        <w:t>en</w:t>
+      </w:r>
+      <w:proofErr w:type="spellEnd"/>
+      <w:r>
+        <w:rPr>
+          <w:rFonts w:ascii="宋体" w:eastAsia="宋体" w:hAnsi="宋体" w:hint="eastAsia"/>
+        </w:rPr>
+        <w:t>→f，</w:t>
+      </w:r>
+      <w:proofErr w:type="spellStart"/>
+      <w:r>
+        <w:rPr>
+          <w:rFonts w:ascii="宋体" w:eastAsia="宋体" w:hAnsi="宋体" w:hint="eastAsia"/>
+        </w:rPr>
+        <w:t>eng</w:t>
+      </w:r>
+      <w:proofErr w:type="spellEnd"/>
+      <w:r>
+        <w:rPr>
+          <w:rFonts w:ascii="宋体" w:eastAsia="宋体" w:hAnsi="宋体" w:hint="eastAsia"/>
+        </w:rPr>
+        <w:t>→g，ang→h，an→j，</w:t>
+      </w:r>
+      <w:proofErr w:type="spellStart"/>
+      <w:r>
+        <w:rPr>
+          <w:rFonts w:ascii="宋体" w:eastAsia="宋体" w:hAnsi="宋体" w:hint="eastAsia"/>
+        </w:rPr>
+        <w:t>ao</w:t>
+      </w:r>
+      <w:proofErr w:type="spellEnd"/>
+      <w:r>
+        <w:rPr>
+          <w:rFonts w:ascii="宋体" w:eastAsia="宋体" w:hAnsi="宋体" w:hint="eastAsia"/>
+        </w:rPr>
+        <w:t>→k，ai→l，</w:t>
+      </w:r>
+      <w:proofErr w:type="spellStart"/>
+      <w:r>
+        <w:rPr>
+          <w:rFonts w:ascii="宋体" w:eastAsia="宋体" w:hAnsi="宋体" w:hint="eastAsia"/>
+        </w:rPr>
+        <w:t>ei</w:t>
+      </w:r>
+      <w:proofErr w:type="spellEnd"/>
+      <w:r>
+        <w:rPr>
+          <w:rFonts w:ascii="宋体" w:eastAsia="宋体" w:hAnsi="宋体" w:hint="eastAsia"/>
+        </w:rPr>
+        <w:t>→z，</w:t>
+      </w:r>
+      <w:proofErr w:type="spellStart"/>
+      <w:r>
+        <w:rPr>
+          <w:rFonts w:ascii="宋体" w:eastAsia="宋体" w:hAnsi="宋体" w:hint="eastAsia"/>
+        </w:rPr>
+        <w:t>ie</w:t>
+      </w:r>
+      <w:proofErr w:type="spellEnd"/>
+      <w:r>
+        <w:rPr>
+          <w:rFonts w:ascii="宋体" w:eastAsia="宋体" w:hAnsi="宋体" w:hint="eastAsia"/>
+        </w:rPr>
+        <w:t>→x，</w:t>
+      </w:r>
+      <w:proofErr w:type="spellStart"/>
+      <w:r>
+        <w:rPr>
+          <w:rFonts w:ascii="宋体" w:eastAsia="宋体" w:hAnsi="宋体" w:hint="eastAsia"/>
+        </w:rPr>
+        <w:t>iao</w:t>
+      </w:r>
+      <w:proofErr w:type="spellEnd"/>
+      <w:r>
+        <w:rPr>
+          <w:rFonts w:ascii="宋体" w:eastAsia="宋体" w:hAnsi="宋体" w:hint="eastAsia"/>
+        </w:rPr>
+        <w:t>→c，</w:t>
+      </w:r>
+      <w:proofErr w:type="spellStart"/>
+      <w:r>
+        <w:rPr>
+          <w:rFonts w:ascii="宋体" w:eastAsia="宋体" w:hAnsi="宋体" w:hint="eastAsia"/>
+        </w:rPr>
+        <w:t>ui</w:t>
+      </w:r>
+      <w:proofErr w:type="spellEnd"/>
+      <w:r>
+        <w:rPr>
+          <w:rFonts w:ascii="宋体" w:eastAsia="宋体" w:hAnsi="宋体" w:hint="eastAsia"/>
+        </w:rPr>
+        <w:t>→v，</w:t>
+      </w:r>
+      <w:proofErr w:type="spellStart"/>
+      <w:r>
+        <w:rPr>
+          <w:rFonts w:ascii="宋体" w:eastAsia="宋体" w:hAnsi="宋体" w:hint="eastAsia"/>
+        </w:rPr>
+        <w:t>ou</w:t>
+      </w:r>
+      <w:proofErr w:type="spellEnd"/>
+      <w:r>
+        <w:rPr>
+          <w:rFonts w:ascii="宋体" w:eastAsia="宋体" w:hAnsi="宋体" w:hint="eastAsia"/>
+        </w:rPr>
+        <w:t>→b，in→n，</w:t>
+      </w:r>
+      <w:proofErr w:type="spellStart"/>
+      <w:r>
+        <w:rPr>
+          <w:rFonts w:ascii="宋体" w:eastAsia="宋体" w:hAnsi="宋体" w:hint="eastAsia"/>
+        </w:rPr>
+        <w:t>ian</w:t>
+      </w:r>
+      <w:proofErr w:type="spellEnd"/>
+      <w:r>
+        <w:rPr>
+          <w:rFonts w:ascii="宋体" w:eastAsia="宋体" w:hAnsi="宋体" w:hint="eastAsia"/>
+        </w:rPr>
+        <w:t>→m，</w:t>
+      </w:r>
+      <w:proofErr w:type="spellStart"/>
+      <w:r>
+        <w:rPr>
+          <w:rFonts w:ascii="宋体" w:eastAsia="宋体" w:hAnsi="宋体" w:hint="eastAsia"/>
+        </w:rPr>
+        <w:t>ing</w:t>
+      </w:r>
+      <w:proofErr w:type="spellEnd"/>
+      <w:r>
+        <w:rPr>
+          <w:rFonts w:ascii="宋体" w:eastAsia="宋体" w:hAnsi="宋体" w:hint="eastAsia"/>
+        </w:rPr>
+        <w:t>→；</w:t>
       </w:r>
     </w:p>
     <w:p>
@@ -4808,7 +5558,25 @@
           <w:i/>
           <w:iCs/>
         </w:rPr>
-        <w:t>以下是搜狗双拼对照表</w:t>
+        <w:t>以下</w:t>
+      </w:r>
+      <w:proofErr w:type="gramStart"/>
+      <w:r>
+        <w:rPr>
+          <w:rFonts w:ascii="宋体" w:eastAsia="宋体" w:hAnsi="宋体" w:hint="eastAsia"/>
+          <w:i/>
+          <w:iCs/>
+        </w:rPr>
+        <w:t>是搜狗双拼</w:t>
+      </w:r>
+      <w:proofErr w:type="gramEnd"/>
+      <w:r>
+        <w:rPr>
+          <w:rFonts w:ascii="宋体" w:eastAsia="宋体" w:hAnsi="宋体" w:hint="eastAsia"/>
+          <w:i/>
+          <w:iCs/>
+        </w:rPr>
+        <w:t>对照表</w:t>
       </w:r>
     </w:p>
     <w:p>
@@ -4828,7 +5596,7 @@
           <w14:ligatures w14:val="none"/>
         </w:rPr>
         <w:drawing>
-          <wp:inline distT="0" distB="0" distL="0" distR="0" wp14:anchorId="021093D3" wp14:editId="251BF0C8">
+          <wp:inline distT="0" distB="0" distL="0" distR="0" wp14:anchorId="021093D3" wp14:editId="4B4A7FE2">
             <wp:extent cx="3864293" cy="1155659"/>
             <wp:effectExtent l="0" t="0" r="3175" b="6985"/>
             <wp:docPr id="876378149" name="图片 2"/>
@@ -4976,11 +5744,47 @@
           <w:rFonts w:ascii="宋体" w:eastAsia="宋体" w:hAnsi="宋体" w:hint="eastAsia"/>
         </w:rPr>
       </w:pPr>
-      <w:r>
-        <w:rPr>
-          <w:rFonts w:ascii="宋体" w:eastAsia="宋体" w:hAnsi="宋体" w:hint="eastAsia"/>
-        </w:rPr>
-        <w:t>hng→hn，hm→hm，ng→nv，m→mv。</w:t>
+      <w:proofErr w:type="spellStart"/>
+      <w:r>
+        <w:rPr>
+          <w:rFonts w:ascii="宋体" w:eastAsia="宋体" w:hAnsi="宋体" w:hint="eastAsia"/>
+        </w:rPr>
+        <w:t>hng</w:t>
+      </w:r>
+      <w:proofErr w:type="spellEnd"/>
+      <w:r>
+        <w:rPr>
+          <w:rFonts w:ascii="宋体" w:eastAsia="宋体" w:hAnsi="宋体" w:hint="eastAsia"/>
+        </w:rPr>
+        <w:t>→</w:t>
+      </w:r>
+      <w:proofErr w:type="spellStart"/>
+      <w:r>
+        <w:rPr>
+          <w:rFonts w:ascii="宋体" w:eastAsia="宋体" w:hAnsi="宋体" w:hint="eastAsia"/>
+        </w:rPr>
+        <w:t>hn</w:t>
+      </w:r>
+      <w:proofErr w:type="spellEnd"/>
+      <w:r>
+        <w:rPr>
+          <w:rFonts w:ascii="宋体" w:eastAsia="宋体" w:hAnsi="宋体" w:hint="eastAsia"/>
+        </w:rPr>
+        <w:t>，hm→hm，ng→</w:t>
+      </w:r>
+      <w:proofErr w:type="spellStart"/>
+      <w:r>
+        <w:rPr>
+          <w:rFonts w:ascii="宋体" w:eastAsia="宋体" w:hAnsi="宋体" w:hint="eastAsia"/>
+        </w:rPr>
+        <w:t>nv</w:t>
+      </w:r>
+      <w:proofErr w:type="spellEnd"/>
+      <w:r>
+        <w:rPr>
+          <w:rFonts w:ascii="宋体" w:eastAsia="宋体" w:hAnsi="宋体" w:hint="eastAsia"/>
+        </w:rPr>
+        <w:t>，m→mv。</w:t>
       </w:r>
     </w:p>
     <w:p>
@@ -5001,17 +5805,39 @@
           <w:sz w:val="32"/>
           <w:szCs w:val="32"/>
         </w:rPr>
-        <w:t>三、主</w:t>
-      </w:r>
-      <w:r>
-        <w:rPr>
-          <w:rFonts w:ascii="宋体" w:eastAsia="宋体" w:hAnsi="宋体"/>
+        <w:t>三、</w:t>
+      </w:r>
+      <w:proofErr w:type="gramStart"/>
+      <w:r>
+        <w:rPr>
+          <w:rFonts w:ascii="宋体" w:eastAsia="宋体" w:hAnsi="宋体" w:hint="eastAsia"/>
           <w:b/>
           <w:bCs/>
           <w:sz w:val="32"/>
           <w:szCs w:val="32"/>
         </w:rPr>
-        <w:t>码编码规则</w:t>
+        <w:t>主</w:t>
+      </w:r>
+      <w:r>
+        <w:rPr>
+          <w:rFonts w:ascii="宋体" w:eastAsia="宋体" w:hAnsi="宋体"/>
+          <w:b/>
+          <w:bCs/>
+          <w:sz w:val="32"/>
+          <w:szCs w:val="32"/>
+        </w:rPr>
+        <w:t>码编码</w:t>
+      </w:r>
+      <w:proofErr w:type="gramEnd"/>
+      <w:r>
+        <w:rPr>
+          <w:rFonts w:ascii="宋体" w:eastAsia="宋体" w:hAnsi="宋体"/>
+          <w:b/>
+          <w:bCs/>
+          <w:sz w:val="32"/>
+          <w:szCs w:val="32"/>
+        </w:rPr>
+        <w:t>规则</w:t>
       </w:r>
     </w:p>
     <w:p>
@@ -5022,6 +5848,7 @@
           <w:szCs w:val="21"/>
         </w:rPr>
       </w:pPr>
+      <w:proofErr w:type="gramStart"/>
       <w:r>
         <w:rPr>
           <w:rFonts w:ascii="宋体" w:eastAsia="宋体" w:hAnsi="宋体" w:hint="eastAsia"/>
@@ -5034,7 +5861,15 @@
           <w:rFonts w:ascii="宋体" w:eastAsia="宋体" w:hAnsi="宋体"/>
           <w:szCs w:val="21"/>
         </w:rPr>
-        <w:t>码是编码中的第四位，用于区分同音字。它根据汉字的字形结构，将汉字分为</w:t>
+        <w:t>码是</w:t>
+      </w:r>
+      <w:proofErr w:type="gramEnd"/>
+      <w:r>
+        <w:rPr>
+          <w:rFonts w:ascii="宋体" w:eastAsia="宋体" w:hAnsi="宋体"/>
+          <w:szCs w:val="21"/>
+        </w:rPr>
+        <w:t>编码中的第四位，用于区分同音字。它根据汉字的字形结构，将汉字分为</w:t>
       </w:r>
       <w:r>
         <w:rPr>
@@ -5073,7 +5908,23 @@
           <w:rFonts w:ascii="宋体" w:eastAsia="宋体" w:hAnsi="宋体" w:hint="eastAsia"/>
           <w:szCs w:val="21"/>
         </w:rPr>
-        <w:t>。因此，主码又称“形部码”。</w:t>
+        <w:t>。因此，</w:t>
+      </w:r>
+      <w:proofErr w:type="gramStart"/>
+      <w:r>
+        <w:rPr>
+          <w:rFonts w:ascii="宋体" w:eastAsia="宋体" w:hAnsi="宋体" w:hint="eastAsia"/>
+          <w:szCs w:val="21"/>
+        </w:rPr>
+        <w:t>主码又</w:t>
+      </w:r>
+      <w:proofErr w:type="gramEnd"/>
+      <w:r>
+        <w:rPr>
+          <w:rFonts w:ascii="宋体" w:eastAsia="宋体" w:hAnsi="宋体" w:hint="eastAsia"/>
+          <w:szCs w:val="21"/>
+        </w:rPr>
+        <w:t>称“形部码”。</w:t>
       </w:r>
     </w:p>
     <w:p>
@@ -5158,7 +6009,23 @@
           <w:rFonts w:ascii="宋体" w:eastAsia="宋体" w:hAnsi="宋体"/>
           <w:szCs w:val="21"/>
         </w:rPr>
-        <w:t>的字，视为合体字；否则为独体字。"拆"要求独立明显，不交错、不穿插、不粘连。取完部首后，剩下的部件应尽量成字，避免拆分出无意义的部件。</w:t>
+        <w:t>的字，视为合体字；否则为独体字。"拆"要求独立明显，不交错、</w:t>
+      </w:r>
+      <w:proofErr w:type="gramStart"/>
+      <w:r>
+        <w:rPr>
+          <w:rFonts w:ascii="宋体" w:eastAsia="宋体" w:hAnsi="宋体"/>
+          <w:szCs w:val="21"/>
+        </w:rPr>
+        <w:t>不</w:t>
+      </w:r>
+      <w:proofErr w:type="gramEnd"/>
+      <w:r>
+        <w:rPr>
+          <w:rFonts w:ascii="宋体" w:eastAsia="宋体" w:hAnsi="宋体"/>
+          <w:szCs w:val="21"/>
+        </w:rPr>
+        <w:t>穿插、不粘连。取完部首后，剩下的部件应尽量成字，避免拆分出无意义的部件。</w:t>
       </w:r>
     </w:p>
     <w:p>
@@ -5380,6 +6247,7 @@
                 <w:szCs w:val="21"/>
               </w:rPr>
             </w:pPr>
+            <w:proofErr w:type="gramStart"/>
             <w:r>
               <w:rPr>
                 <w:rFonts w:ascii="宋体" w:eastAsia="宋体" w:hAnsi="宋体" w:hint="eastAsia"/>
@@ -5394,6 +6262,7 @@
               </w:rPr>
               <w:t>码</w:t>
             </w:r>
+            <w:proofErr w:type="gramEnd"/>
           </w:p>
         </w:tc>
         <w:tc>
@@ -5646,6 +6515,7 @@
               </w:rPr>
               <w:t>横、撇、</w:t>
             </w:r>
+            <w:proofErr w:type="gramStart"/>
             <w:r>
               <w:rPr>
                 <w:rFonts w:ascii="宋体" w:eastAsia="宋体" w:hAnsi="宋体" w:hint="eastAsia"/>
@@ -5658,7 +6528,15 @@
                 <w:rFonts w:ascii="宋体" w:eastAsia="宋体" w:hAnsi="宋体"/>
                 <w:szCs w:val="21"/>
               </w:rPr>
-              <w:t>构成汉字主要框架</w:t>
+              <w:t>构成</w:t>
+            </w:r>
+            <w:proofErr w:type="gramEnd"/>
+            <w:r>
+              <w:rPr>
+                <w:rFonts w:ascii="宋体" w:eastAsia="宋体" w:hAnsi="宋体"/>
+                <w:szCs w:val="21"/>
+              </w:rPr>
+              <w:t>汉字主要框架</w:t>
             </w:r>
           </w:p>
         </w:tc>
@@ -5680,12 +6558,28 @@
                 <w:szCs w:val="21"/>
               </w:rPr>
             </w:pPr>
-            <w:r>
-              <w:rPr>
-                <w:rFonts w:ascii="宋体" w:eastAsia="宋体" w:hAnsi="宋体" w:hint="eastAsia"/>
-              </w:rPr>
-              <w:t>矢水米乘求</w:t>
-            </w:r>
+            <w:proofErr w:type="gramStart"/>
+            <w:r>
+              <w:rPr>
+                <w:rFonts w:ascii="宋体" w:eastAsia="宋体" w:hAnsi="宋体" w:hint="eastAsia"/>
+              </w:rPr>
+              <w:t>矢</w:t>
+            </w:r>
+            <w:proofErr w:type="gramEnd"/>
+            <w:r>
+              <w:rPr>
+                <w:rFonts w:ascii="宋体" w:eastAsia="宋体" w:hAnsi="宋体" w:hint="eastAsia"/>
+              </w:rPr>
+              <w:t>水</w:t>
+            </w:r>
+            <w:proofErr w:type="gramStart"/>
+            <w:r>
+              <w:rPr>
+                <w:rFonts w:ascii="宋体" w:eastAsia="宋体" w:hAnsi="宋体" w:hint="eastAsia"/>
+              </w:rPr>
+              <w:t>米乘求</w:t>
+            </w:r>
+            <w:proofErr w:type="gramEnd"/>
           </w:p>
         </w:tc>
       </w:tr>
@@ -5708,6 +6602,7 @@
                 <w:szCs w:val="21"/>
               </w:rPr>
             </w:pPr>
+            <w:proofErr w:type="gramStart"/>
             <w:r>
               <w:rPr>
                 <w:rFonts w:ascii="宋体" w:eastAsia="宋体" w:hAnsi="宋体"/>
@@ -5715,6 +6610,7 @@
               </w:rPr>
               <w:t>闭形</w:t>
             </w:r>
+            <w:proofErr w:type="gramEnd"/>
           </w:p>
         </w:tc>
         <w:tc>
@@ -5793,7 +6689,35 @@
               <w:rPr>
                 <w:rFonts w:ascii="宋体" w:eastAsia="宋体" w:hAnsi="宋体" w:hint="eastAsia"/>
               </w:rPr>
-              <w:t>自酉曲凸甘</w:t>
+              <w:t>自</w:t>
+            </w:r>
+            <w:proofErr w:type="gramStart"/>
+            <w:r>
+              <w:rPr>
+                <w:rFonts w:ascii="宋体" w:eastAsia="宋体" w:hAnsi="宋体" w:hint="eastAsia"/>
+              </w:rPr>
+              <w:t>酉</w:t>
+            </w:r>
+            <w:proofErr w:type="gramEnd"/>
+            <w:r>
+              <w:rPr>
+                <w:rFonts w:ascii="宋体" w:eastAsia="宋体" w:hAnsi="宋体" w:hint="eastAsia"/>
+              </w:rPr>
+              <w:t>曲</w:t>
+            </w:r>
+            <w:proofErr w:type="gramStart"/>
+            <w:r>
+              <w:rPr>
+                <w:rFonts w:ascii="宋体" w:eastAsia="宋体" w:hAnsi="宋体" w:hint="eastAsia"/>
+              </w:rPr>
+              <w:t>凸</w:t>
+            </w:r>
+            <w:proofErr w:type="gramEnd"/>
+            <w:r>
+              <w:rPr>
+                <w:rFonts w:ascii="宋体" w:eastAsia="宋体" w:hAnsi="宋体" w:hint="eastAsia"/>
+              </w:rPr>
+              <w:t>甘</w:t>
             </w:r>
           </w:p>
         </w:tc>
@@ -5817,6 +6741,7 @@
                 <w:szCs w:val="21"/>
               </w:rPr>
             </w:pPr>
+            <w:proofErr w:type="gramStart"/>
             <w:r>
               <w:rPr>
                 <w:rFonts w:ascii="宋体" w:eastAsia="宋体" w:hAnsi="宋体" w:hint="eastAsia"/>
@@ -5831,6 +6756,7 @@
               </w:rPr>
               <w:t>形</w:t>
             </w:r>
+            <w:proofErr w:type="gramEnd"/>
           </w:p>
         </w:tc>
         <w:tc>
@@ -5909,7 +6835,21 @@
               <w:rPr>
                 <w:rFonts w:ascii="宋体" w:eastAsia="宋体" w:hAnsi="宋体" w:hint="eastAsia"/>
               </w:rPr>
-              <w:t>中且臣丞丽</w:t>
+              <w:t>中且臣</w:t>
+            </w:r>
+            <w:proofErr w:type="gramStart"/>
+            <w:r>
+              <w:rPr>
+                <w:rFonts w:ascii="宋体" w:eastAsia="宋体" w:hAnsi="宋体" w:hint="eastAsia"/>
+              </w:rPr>
+              <w:t>丞</w:t>
+            </w:r>
+            <w:proofErr w:type="gramEnd"/>
+            <w:r>
+              <w:rPr>
+                <w:rFonts w:ascii="宋体" w:eastAsia="宋体" w:hAnsi="宋体" w:hint="eastAsia"/>
+              </w:rPr>
+              <w:t>丽</w:t>
             </w:r>
           </w:p>
         </w:tc>
@@ -6021,8 +6961,16 @@
               <w:rPr>
                 <w:rFonts w:ascii="宋体" w:eastAsia="宋体" w:hAnsi="宋体" w:hint="eastAsia"/>
               </w:rPr>
-              <w:t>生主已幺毛</w:t>
-            </w:r>
+              <w:t>生主</w:t>
+            </w:r>
+            <w:proofErr w:type="gramStart"/>
+            <w:r>
+              <w:rPr>
+                <w:rFonts w:ascii="宋体" w:eastAsia="宋体" w:hAnsi="宋体" w:hint="eastAsia"/>
+              </w:rPr>
+              <w:t>已幺毛</w:t>
+            </w:r>
+            <w:proofErr w:type="gramEnd"/>
           </w:p>
         </w:tc>
       </w:tr>
@@ -6130,8 +7078,16 @@
               <w:rPr>
                 <w:rFonts w:ascii="宋体" w:eastAsia="宋体" w:hAnsi="宋体" w:hint="eastAsia"/>
               </w:rPr>
-              <w:t>人之而瓜也</w:t>
-            </w:r>
+              <w:t>人</w:t>
+            </w:r>
+            <w:proofErr w:type="gramStart"/>
+            <w:r>
+              <w:rPr>
+                <w:rFonts w:ascii="宋体" w:eastAsia="宋体" w:hAnsi="宋体" w:hint="eastAsia"/>
+              </w:rPr>
+              <w:t>之而瓜也</w:t>
+            </w:r>
+            <w:proofErr w:type="gramEnd"/>
           </w:p>
         </w:tc>
       </w:tr>
@@ -6154,6 +7110,7 @@
                 <w:szCs w:val="21"/>
               </w:rPr>
             </w:pPr>
+            <w:proofErr w:type="gramStart"/>
             <w:r>
               <w:rPr>
                 <w:rFonts w:ascii="宋体" w:eastAsia="宋体" w:hAnsi="宋体"/>
@@ -6161,6 +7118,7 @@
               </w:rPr>
               <w:t>错形</w:t>
             </w:r>
+            <w:proofErr w:type="gramEnd"/>
           </w:p>
         </w:tc>
         <w:tc>
@@ -6235,6 +7193,7 @@
                 <w:szCs w:val="21"/>
               </w:rPr>
             </w:pPr>
+            <w:proofErr w:type="gramStart"/>
             <w:r>
               <w:rPr>
                 <w:rFonts w:ascii="宋体" w:eastAsia="宋体" w:hAnsi="宋体" w:hint="eastAsia"/>
@@ -6259,7 +7218,14 @@
               <w:rPr>
                 <w:rFonts w:ascii="宋体" w:eastAsia="宋体" w:hAnsi="宋体" w:hint="eastAsia"/>
               </w:rPr>
-              <w:t>不壬</w:t>
+              <w:t>不</w:t>
+            </w:r>
+            <w:proofErr w:type="gramEnd"/>
+            <w:r>
+              <w:rPr>
+                <w:rFonts w:ascii="宋体" w:eastAsia="宋体" w:hAnsi="宋体" w:hint="eastAsia"/>
+              </w:rPr>
+              <w:t>壬</w:t>
             </w:r>
           </w:p>
         </w:tc>
@@ -6283,6 +7249,7 @@
                 <w:szCs w:val="21"/>
               </w:rPr>
             </w:pPr>
+            <w:proofErr w:type="gramStart"/>
             <w:r>
               <w:rPr>
                 <w:rFonts w:ascii="宋体" w:eastAsia="宋体" w:hAnsi="宋体"/>
@@ -6290,6 +7257,7 @@
               </w:rPr>
               <w:t>偏形</w:t>
             </w:r>
+            <w:proofErr w:type="gramEnd"/>
           </w:p>
         </w:tc>
         <w:tc>
@@ -6368,7 +7336,21 @@
               <w:rPr>
                 <w:rFonts w:ascii="宋体" w:eastAsia="宋体" w:hAnsi="宋体" w:hint="eastAsia"/>
               </w:rPr>
-              <w:t>产勿今母耳</w:t>
+              <w:t>产</w:t>
+            </w:r>
+            <w:proofErr w:type="gramStart"/>
+            <w:r>
+              <w:rPr>
+                <w:rFonts w:ascii="宋体" w:eastAsia="宋体" w:hAnsi="宋体" w:hint="eastAsia"/>
+              </w:rPr>
+              <w:t>勿今母</w:t>
+            </w:r>
+            <w:proofErr w:type="gramEnd"/>
+            <w:r>
+              <w:rPr>
+                <w:rFonts w:ascii="宋体" w:eastAsia="宋体" w:hAnsi="宋体" w:hint="eastAsia"/>
+              </w:rPr>
+              <w:t>耳</w:t>
             </w:r>
           </w:p>
         </w:tc>
@@ -6451,7 +7433,23 @@
                 <w:rFonts w:ascii="宋体" w:eastAsia="宋体" w:hAnsi="宋体"/>
                 <w:szCs w:val="21"/>
               </w:rPr>
-              <w:t>结构复杂，包含多个符合上述形状的结构；或隶变后无法辨认拆形而导致的独体字</w:t>
+              <w:t>结构复杂，包含多个符合上述形状的结构；或隶变后无法</w:t>
+            </w:r>
+            <w:proofErr w:type="gramStart"/>
+            <w:r>
+              <w:rPr>
+                <w:rFonts w:ascii="宋体" w:eastAsia="宋体" w:hAnsi="宋体"/>
+                <w:szCs w:val="21"/>
+              </w:rPr>
+              <w:t>辨认拆形而</w:t>
+            </w:r>
+            <w:proofErr w:type="gramEnd"/>
+            <w:r>
+              <w:rPr>
+                <w:rFonts w:ascii="宋体" w:eastAsia="宋体" w:hAnsi="宋体"/>
+                <w:szCs w:val="21"/>
+              </w:rPr>
+              <w:t>导致的独体字</w:t>
             </w:r>
           </w:p>
         </w:tc>
@@ -6477,7 +7475,21 @@
               <w:rPr>
                 <w:rFonts w:ascii="宋体" w:eastAsia="宋体" w:hAnsi="宋体" w:hint="eastAsia"/>
               </w:rPr>
-              <w:t>南先弗巳重</w:t>
+              <w:t>南先</w:t>
+            </w:r>
+            <w:proofErr w:type="gramStart"/>
+            <w:r>
+              <w:rPr>
+                <w:rFonts w:ascii="宋体" w:eastAsia="宋体" w:hAnsi="宋体" w:hint="eastAsia"/>
+              </w:rPr>
+              <w:t>弗巳</w:t>
+            </w:r>
+            <w:proofErr w:type="gramEnd"/>
+            <w:r>
+              <w:rPr>
+                <w:rFonts w:ascii="宋体" w:eastAsia="宋体" w:hAnsi="宋体" w:hint="eastAsia"/>
+              </w:rPr>
+              <w:t>重</w:t>
             </w:r>
           </w:p>
         </w:tc>
@@ -6591,6 +7603,7 @@
               </w:rPr>
               <w:t>乙</w:t>
             </w:r>
+            <w:proofErr w:type="gramStart"/>
             <w:r>
               <w:rPr>
                 <w:rFonts w:ascii="宋体" w:eastAsia="宋体" w:hAnsi="宋体"/>
@@ -6599,6 +7612,7 @@
               </w:rPr>
               <w:t>乂</w:t>
             </w:r>
+            <w:proofErr w:type="gramEnd"/>
           </w:p>
         </w:tc>
       </w:tr>
@@ -6658,6 +7672,7 @@
           <w:szCs w:val="21"/>
         </w:rPr>
       </w:pPr>
+      <w:proofErr w:type="gramStart"/>
       <w:r>
         <w:rPr>
           <w:rFonts w:ascii="宋体" w:eastAsia="宋体" w:hAnsi="宋体" w:hint="eastAsia"/>
@@ -6670,7 +7685,15 @@
           <w:rFonts w:ascii="宋体" w:eastAsia="宋体" w:hAnsi="宋体"/>
           <w:szCs w:val="21"/>
         </w:rPr>
-        <w:t>码为数字0-9，分别对应上述类别。</w:t>
+        <w:t>码为</w:t>
+      </w:r>
+      <w:proofErr w:type="gramEnd"/>
+      <w:r>
+        <w:rPr>
+          <w:rFonts w:ascii="宋体" w:eastAsia="宋体" w:hAnsi="宋体"/>
+          <w:szCs w:val="21"/>
+        </w:rPr>
+        <w:t>数字0-9，分别对应上述类别。</w:t>
       </w:r>
       <w:r>
         <w:rPr>
@@ -6693,7 +7716,23 @@
           <w:rFonts w:ascii="宋体" w:eastAsia="宋体" w:hAnsi="宋体"/>
           <w:szCs w:val="21"/>
         </w:rPr>
-        <w:t>独体字现代字形必须像独体字——这是判断复形独体字的重要标准。</w:t>
+        <w:t>独体</w:t>
+      </w:r>
+      <w:proofErr w:type="gramStart"/>
+      <w:r>
+        <w:rPr>
+          <w:rFonts w:ascii="宋体" w:eastAsia="宋体" w:hAnsi="宋体"/>
+          <w:szCs w:val="21"/>
+        </w:rPr>
+        <w:t>字现代</w:t>
+      </w:r>
+      <w:proofErr w:type="gramEnd"/>
+      <w:r>
+        <w:rPr>
+          <w:rFonts w:ascii="宋体" w:eastAsia="宋体" w:hAnsi="宋体"/>
+          <w:szCs w:val="21"/>
+        </w:rPr>
+        <w:t>字形必须像独体字——这是判断复形独体字的重要标准。</w:t>
       </w:r>
     </w:p>
     <w:p>
@@ -6728,7 +7767,15 @@
           <w:rFonts w:ascii="宋体" w:eastAsia="宋体" w:hAnsi="宋体"/>
           <w:szCs w:val="21"/>
         </w:rPr>
-        <w:t>合体字的</w:t>
+        <w:t>合体字</w:t>
+      </w:r>
+      <w:proofErr w:type="gramStart"/>
+      <w:r>
+        <w:rPr>
+          <w:rFonts w:ascii="宋体" w:eastAsia="宋体" w:hAnsi="宋体"/>
+          <w:szCs w:val="21"/>
+        </w:rPr>
+        <w:t>的</w:t>
       </w:r>
       <w:r>
         <w:rPr>
@@ -6742,7 +7789,15 @@
           <w:rFonts w:ascii="宋体" w:eastAsia="宋体" w:hAnsi="宋体"/>
           <w:szCs w:val="21"/>
         </w:rPr>
-        <w:t>码为其</w:t>
+        <w:t>码为</w:t>
+      </w:r>
+      <w:proofErr w:type="gramEnd"/>
+      <w:r>
+        <w:rPr>
+          <w:rFonts w:ascii="宋体" w:eastAsia="宋体" w:hAnsi="宋体"/>
+          <w:szCs w:val="21"/>
+        </w:rPr>
+        <w:t>其</w:t>
       </w:r>
       <w:r>
         <w:rPr>
@@ -7214,7 +8269,21 @@
         <w:rPr>
           <w:rFonts w:ascii="宋体" w:eastAsia="宋体" w:hAnsi="宋体" w:hint="eastAsia"/>
         </w:rPr>
-        <w:t>：丶一丨丿乙</w:t>
+        <w:t>：</w:t>
+      </w:r>
+      <w:proofErr w:type="gramStart"/>
+      <w:r>
+        <w:rPr>
+          <w:rFonts w:ascii="宋体" w:eastAsia="宋体" w:hAnsi="宋体" w:hint="eastAsia"/>
+        </w:rPr>
+        <w:t>丶一丨丿</w:t>
+      </w:r>
+      <w:proofErr w:type="gramEnd"/>
+      <w:r>
+        <w:rPr>
+          <w:rFonts w:ascii="宋体" w:eastAsia="宋体" w:hAnsi="宋体" w:hint="eastAsia"/>
+        </w:rPr>
+        <w:t>乙</w:t>
       </w:r>
       <w:r>
         <w:rPr>
@@ -7258,6 +8327,7 @@
         </w:rPr>
         <w:t>：</w:t>
       </w:r>
+      <w:proofErr w:type="gramStart"/>
       <w:r>
         <w:rPr>
           <w:rFonts w:ascii="宋体" w:eastAsia="宋体" w:hAnsi="宋体" w:hint="eastAsia"/>
@@ -7278,8 +8348,16 @@
         <w:rPr>
           <w:rFonts w:ascii="宋体" w:eastAsia="宋体" w:hAnsi="宋体" w:hint="eastAsia"/>
         </w:rPr>
-        <w:t>冫贝</w:t>
-      </w:r>
+        <w:t>冫</w:t>
+      </w:r>
+      <w:proofErr w:type="gramEnd"/>
+      <w:r>
+        <w:rPr>
+          <w:rFonts w:ascii="宋体" w:eastAsia="宋体" w:hAnsi="宋体" w:hint="eastAsia"/>
+        </w:rPr>
+        <w:t>贝</w:t>
+      </w:r>
+      <w:proofErr w:type="gramStart"/>
       <w:r>
         <w:rPr>
           <w:rFonts w:ascii="宋体" w:eastAsia="宋体" w:hAnsi="宋体" w:hint="eastAsia"/>
@@ -7293,6 +8371,7 @@
         </w:rPr>
         <w:t>白卜八匕</w:t>
       </w:r>
+      <w:proofErr w:type="gramEnd"/>
       <w:r>
         <w:rPr>
           <w:rFonts w:ascii="宋体" w:eastAsia="宋体" w:hAnsi="宋体" w:cs="宋体" w:hint="eastAsia"/>
@@ -7328,12 +8407,14 @@
         </w:rPr>
         <w:t>车</w:t>
       </w:r>
+      <w:proofErr w:type="gramStart"/>
       <w:r>
         <w:rPr>
           <w:rFonts w:ascii="宋体" w:eastAsia="宋体" w:hAnsi="宋体" w:hint="eastAsia"/>
         </w:rPr>
         <w:t>艹</w:t>
       </w:r>
+      <w:proofErr w:type="gramEnd"/>
       <w:r>
         <w:rPr>
           <w:rFonts w:ascii="宋体" w:eastAsia="宋体" w:hAnsi="宋体" w:hint="eastAsia"/>
@@ -7341,8 +8422,19 @@
           <w:bCs/>
           <w:color w:val="EE0000"/>
         </w:rPr>
-        <w:t>厂凵</w:t>
-      </w:r>
+        <w:t>厂</w:t>
+      </w:r>
+      <w:proofErr w:type="gramStart"/>
+      <w:r>
+        <w:rPr>
+          <w:rFonts w:ascii="宋体" w:eastAsia="宋体" w:hAnsi="宋体" w:hint="eastAsia"/>
+          <w:b/>
+          <w:bCs/>
+          <w:color w:val="EE0000"/>
+        </w:rPr>
+        <w:t>凵</w:t>
+      </w:r>
+      <w:proofErr w:type="gramEnd"/>
       <w:r>
         <w:rPr>
           <w:rFonts w:ascii="宋体" w:eastAsia="宋体" w:hAnsi="宋体" w:hint="eastAsia"/>
@@ -7356,11 +8448,19 @@
         </w:rPr>
         <w:t>卄</w:t>
       </w:r>
+      <w:proofErr w:type="gramStart"/>
       <w:r>
         <w:rPr>
           <w:rFonts w:ascii="宋体" w:eastAsia="宋体" w:hAnsi="宋体" w:cs="华文新魏" w:hint="eastAsia"/>
         </w:rPr>
-        <w:t xml:space="preserve">屮           </w:t>
+        <w:t>屮</w:t>
+      </w:r>
+      <w:proofErr w:type="gramEnd"/>
+      <w:r>
+        <w:rPr>
+          <w:rFonts w:ascii="宋体" w:eastAsia="宋体" w:hAnsi="宋体" w:cs="华文新魏" w:hint="eastAsia"/>
+        </w:rPr>
+        <w:t xml:space="preserve">           </w:t>
       </w:r>
       <w:r>
         <w:rPr>
@@ -7372,8 +8472,23 @@
         <w:rPr>
           <w:rFonts w:ascii="宋体" w:eastAsia="宋体" w:hAnsi="宋体" w:hint="eastAsia"/>
         </w:rPr>
-        <w:t>：刀歹大</w:t>
-      </w:r>
+        <w:t>：刀</w:t>
+      </w:r>
+      <w:proofErr w:type="gramStart"/>
+      <w:r>
+        <w:rPr>
+          <w:rFonts w:ascii="宋体" w:eastAsia="宋体" w:hAnsi="宋体" w:hint="eastAsia"/>
+        </w:rPr>
+        <w:t>歹</w:t>
+      </w:r>
+      <w:proofErr w:type="gramEnd"/>
+      <w:r>
+        <w:rPr>
+          <w:rFonts w:ascii="宋体" w:eastAsia="宋体" w:hAnsi="宋体" w:hint="eastAsia"/>
+        </w:rPr>
+        <w:t>大</w:t>
+      </w:r>
+      <w:proofErr w:type="gramStart"/>
       <w:r>
         <w:rPr>
           <w:rFonts w:ascii="宋体" w:eastAsia="宋体" w:hAnsi="宋体" w:hint="eastAsia"/>
@@ -7383,6 +8498,7 @@
         </w:rPr>
         <w:t>亠冖</w:t>
       </w:r>
+      <w:proofErr w:type="gramEnd"/>
       <w:r>
         <w:rPr>
           <w:rFonts w:ascii="宋体" w:eastAsia="宋体" w:hAnsi="宋体" w:cs="宋体" w:hint="eastAsia"/>
@@ -7457,8 +8573,16 @@
         <w:rPr>
           <w:rFonts w:ascii="宋体" w:eastAsia="宋体" w:hAnsi="宋体" w:hint="eastAsia"/>
         </w:rPr>
-        <w:t>：风方父缶</w:t>
-      </w:r>
+        <w:t>：</w:t>
+      </w:r>
+      <w:proofErr w:type="gramStart"/>
+      <w:r>
+        <w:rPr>
+          <w:rFonts w:ascii="宋体" w:eastAsia="宋体" w:hAnsi="宋体" w:hint="eastAsia"/>
+        </w:rPr>
+        <w:t>风方父缶</w:t>
+      </w:r>
+      <w:proofErr w:type="gramEnd"/>
       <w:r>
         <w:rPr>
           <w:rFonts w:ascii="宋体" w:eastAsia="宋体" w:hAnsi="宋体" w:hint="eastAsia"/>
@@ -7492,8 +8616,16 @@
         <w:rPr>
           <w:rFonts w:ascii="宋体" w:eastAsia="宋体" w:hAnsi="宋体" w:hint="eastAsia"/>
         </w:rPr>
-        <w:t>：工广弓光囗革戈瓜艮谷骨</w:t>
-      </w:r>
+        <w:t>：</w:t>
+      </w:r>
+      <w:proofErr w:type="gramStart"/>
+      <w:r>
+        <w:rPr>
+          <w:rFonts w:ascii="宋体" w:eastAsia="宋体" w:hAnsi="宋体" w:hint="eastAsia"/>
+        </w:rPr>
+        <w:t>工广弓光囗革戈瓜艮谷骨</w:t>
+      </w:r>
+      <w:proofErr w:type="gramEnd"/>
       <w:r>
         <w:rPr>
           <w:rFonts w:ascii="宋体" w:eastAsia="宋体" w:hAnsi="宋体" w:hint="eastAsia"/>
@@ -7516,8 +8648,16 @@
         <w:rPr>
           <w:rFonts w:ascii="宋体" w:eastAsia="宋体" w:hAnsi="宋体" w:hint="eastAsia"/>
         </w:rPr>
-        <w:t>：火户禾</w:t>
-      </w:r>
+        <w:t>：</w:t>
+      </w:r>
+      <w:proofErr w:type="gramStart"/>
+      <w:r>
+        <w:rPr>
+          <w:rFonts w:ascii="宋体" w:eastAsia="宋体" w:hAnsi="宋体" w:hint="eastAsia"/>
+        </w:rPr>
+        <w:t>火户禾</w:t>
+      </w:r>
+      <w:proofErr w:type="gramEnd"/>
       <w:r>
         <w:rPr>
           <w:rFonts w:ascii="宋体" w:eastAsia="宋体" w:hAnsi="宋体" w:cs="宋体" w:hint="eastAsia"/>
@@ -7536,30 +8676,47 @@
         </w:rPr>
         <w:t>羊</w:t>
       </w:r>
+      <w:proofErr w:type="gramStart"/>
       <w:r>
         <w:rPr>
           <w:rFonts w:ascii="宋体" w:eastAsia="宋体" w:hAnsi="宋体" w:cs="华文新魏" w:hint="eastAsia"/>
         </w:rPr>
-        <w:t>虍黑</w:t>
-      </w:r>
-    </w:p>
-    <w:p>
-      <w:pPr>
-        <w:rPr>
-          <w:rFonts w:ascii="宋体" w:eastAsia="宋体" w:hAnsi="宋体" w:hint="eastAsia"/>
-        </w:rPr>
-      </w:pPr>
+        <w:t>虍</w:t>
+      </w:r>
+      <w:proofErr w:type="gramEnd"/>
+      <w:r>
+        <w:rPr>
+          <w:rFonts w:ascii="宋体" w:eastAsia="宋体" w:hAnsi="宋体" w:cs="华文新魏" w:hint="eastAsia"/>
+        </w:rPr>
+        <w:t>黑</w:t>
+      </w:r>
+    </w:p>
+    <w:p>
+      <w:pPr>
+        <w:rPr>
+          <w:rFonts w:ascii="宋体" w:eastAsia="宋体" w:hAnsi="宋体" w:hint="eastAsia"/>
+        </w:rPr>
+      </w:pPr>
+      <w:proofErr w:type="spellStart"/>
       <w:r>
         <w:rPr>
           <w:rFonts w:ascii="宋体" w:eastAsia="宋体" w:hAnsi="宋体"/>
         </w:rPr>
         <w:t>i</w:t>
       </w:r>
-      <w:r>
-        <w:rPr>
-          <w:rFonts w:ascii="宋体" w:eastAsia="宋体" w:hAnsi="宋体" w:hint="eastAsia"/>
-        </w:rPr>
-        <w:t>：虫</w:t>
+      <w:proofErr w:type="spellEnd"/>
+      <w:r>
+        <w:rPr>
+          <w:rFonts w:ascii="宋体" w:eastAsia="宋体" w:hAnsi="宋体" w:hint="eastAsia"/>
+        </w:rPr>
+        <w:t>：</w:t>
+      </w:r>
+      <w:proofErr w:type="gramStart"/>
+      <w:r>
+        <w:rPr>
+          <w:rFonts w:ascii="宋体" w:eastAsia="宋体" w:hAnsi="宋体" w:hint="eastAsia"/>
+        </w:rPr>
+        <w:t>虫</w:t>
       </w:r>
       <w:r>
         <w:rPr>
@@ -7570,6 +8727,7 @@
         </w:rPr>
         <w:t>页雨弋彐</w:t>
       </w:r>
+      <w:proofErr w:type="gramEnd"/>
       <w:r>
         <w:rPr>
           <w:rFonts w:ascii="宋体" w:eastAsia="宋体" w:hAnsi="宋体" w:cs="宋体" w:hint="eastAsia"/>
@@ -7583,12 +8741,26 @@
         <w:rPr>
           <w:rFonts w:ascii="宋体" w:eastAsia="宋体" w:hAnsi="宋体" w:cs="华文新魏" w:hint="eastAsia"/>
         </w:rPr>
-        <w:t>臣赤</w:t>
-      </w:r>
+        <w:t>臣</w:t>
+      </w:r>
+      <w:proofErr w:type="gramStart"/>
       <w:r>
         <w:rPr>
           <w:rFonts w:ascii="宋体" w:eastAsia="宋体" w:hAnsi="宋体" w:cs="华文新魏" w:hint="eastAsia"/>
         </w:rPr>
+        <w:t>赤</w:t>
+      </w:r>
+      <w:proofErr w:type="gramEnd"/>
+      <w:r>
+        <w:rPr>
+          <w:rFonts w:ascii="宋体" w:eastAsia="宋体" w:hAnsi="宋体" w:cs="华文新魏" w:hint="eastAsia"/>
+        </w:rPr>
+        <w:t></w:t>
+      </w:r>
+      <w:r>
+        <w:rPr>
+          <w:rFonts w:ascii="宋体" w:eastAsia="宋体" w:hAnsi="宋体" w:cs="华文新魏" w:hint="eastAsia"/>
+        </w:rPr>
         <w:t>尺</w:t>
       </w:r>
       <w:r>
@@ -7607,7 +8779,14 @@
         <w:rPr>
           <w:rFonts w:ascii="宋体" w:eastAsia="宋体" w:hAnsi="宋体" w:hint="eastAsia"/>
         </w:rPr>
-        <w:t>：金巾廴</w:t>
+        <w:t>：金巾</w:t>
+      </w:r>
+      <w:proofErr w:type="gramStart"/>
+      <w:r>
+        <w:rPr>
+          <w:rFonts w:ascii="宋体" w:eastAsia="宋体" w:hAnsi="宋体" w:hint="eastAsia"/>
+        </w:rPr>
+        <w:t>廴</w:t>
       </w:r>
       <w:r>
         <w:rPr>
@@ -7615,6 +8794,7 @@
         </w:rPr>
         <w:t>冂</w:t>
       </w:r>
+      <w:proofErr w:type="gramEnd"/>
       <w:r>
         <w:rPr>
           <w:rFonts w:ascii="宋体" w:eastAsia="宋体" w:hAnsi="宋体" w:cs="华文新魏" w:hint="eastAsia"/>
@@ -7628,6 +8808,7 @@
         </w:rPr>
         <w:t>𠘨</w:t>
       </w:r>
+      <w:proofErr w:type="gramStart"/>
       <w:r>
         <w:rPr>
           <w:rFonts w:ascii="宋体" w:eastAsia="宋体" w:hAnsi="宋体" w:hint="eastAsia"/>
@@ -7635,6 +8816,7 @@
         </w:rPr>
         <w:t>卩</w:t>
       </w:r>
+      <w:proofErr w:type="gramEnd"/>
       <w:r>
         <w:rPr>
           <w:rFonts w:ascii="宋体" w:eastAsia="宋体" w:hAnsi="宋体" w:hint="eastAsia"/>
@@ -7701,20 +8883,33 @@
           <w:bCs/>
           <w:color w:val="EE0000"/>
         </w:rPr>
-        <w:t>云勹</w:t>
-      </w:r>
+        <w:t>云</w:t>
+      </w:r>
+      <w:proofErr w:type="gramStart"/>
+      <w:r>
+        <w:rPr>
+          <w:rFonts w:ascii="宋体" w:eastAsia="宋体" w:hAnsi="宋体" w:hint="eastAsia"/>
+          <w:b/>
+          <w:bCs/>
+          <w:color w:val="EE0000"/>
+        </w:rPr>
+        <w:t>勹</w:t>
+      </w:r>
+      <w:proofErr w:type="gramEnd"/>
       <w:r>
         <w:rPr>
           <w:rFonts w:ascii="宋体" w:eastAsia="宋体" w:hAnsi="宋体" w:hint="eastAsia"/>
         </w:rPr>
         <w:t>力龙老卤里</w:t>
       </w:r>
+      <w:proofErr w:type="gramStart"/>
       <w:r>
         <w:rPr>
           <w:rFonts w:ascii="宋体" w:eastAsia="宋体" w:hAnsi="宋体" w:hint="eastAsia"/>
         </w:rPr>
         <w:t>卵</w:t>
       </w:r>
+      <w:proofErr w:type="gramEnd"/>
     </w:p>
     <w:p>
       <w:pPr>
@@ -7734,6 +8929,7 @@
         </w:rPr>
         <w:t>：木</w:t>
       </w:r>
+      <w:proofErr w:type="gramStart"/>
       <w:r>
         <w:rPr>
           <w:rFonts w:ascii="宋体" w:eastAsia="宋体" w:hAnsi="宋体" w:hint="eastAsia"/>
@@ -7743,6 +8939,7 @@
         </w:rPr>
         <w:t>彡</w:t>
       </w:r>
+      <w:proofErr w:type="gramEnd"/>
       <w:r>
         <w:rPr>
           <w:rFonts w:ascii="宋体" w:eastAsia="宋体" w:hAnsi="宋体" w:cs="宋体" w:hint="eastAsia"/>
@@ -7756,13 +8953,27 @@
         <w:rPr>
           <w:rFonts w:ascii="宋体" w:eastAsia="宋体" w:hAnsi="宋体" w:cs="华文新魏" w:hint="eastAsia"/>
         </w:rPr>
-        <w:t>马门皿毛目矛米</w:t>
-      </w:r>
-      <w:r>
-        <w:rPr>
-          <w:rFonts w:ascii="宋体" w:eastAsia="宋体" w:hAnsi="宋体" w:hint="eastAsia"/>
-        </w:rPr>
-        <w:t xml:space="preserve">麦   </w:t>
+        <w:t>马门</w:t>
+      </w:r>
+      <w:proofErr w:type="gramStart"/>
+      <w:r>
+        <w:rPr>
+          <w:rFonts w:ascii="宋体" w:eastAsia="宋体" w:hAnsi="宋体" w:cs="华文新魏" w:hint="eastAsia"/>
+        </w:rPr>
+        <w:t>皿毛目矛米</w:t>
+      </w:r>
+      <w:r>
+        <w:rPr>
+          <w:rFonts w:ascii="宋体" w:eastAsia="宋体" w:hAnsi="宋体" w:hint="eastAsia"/>
+        </w:rPr>
+        <w:t>麦</w:t>
+      </w:r>
+      <w:proofErr w:type="gramEnd"/>
+      <w:r>
+        <w:rPr>
+          <w:rFonts w:ascii="宋体" w:eastAsia="宋体" w:hAnsi="宋体" w:hint="eastAsia"/>
+        </w:rPr>
+        <w:t xml:space="preserve">   </w:t>
       </w:r>
       <w:r>
         <w:rPr>
@@ -7774,7 +8985,14 @@
         <w:rPr>
           <w:rFonts w:ascii="宋体" w:eastAsia="宋体" w:hAnsi="宋体" w:hint="eastAsia"/>
         </w:rPr>
-        <w:t>：女牛鸟</w:t>
+        <w:t>：</w:t>
+      </w:r>
+      <w:proofErr w:type="gramStart"/>
+      <w:r>
+        <w:rPr>
+          <w:rFonts w:ascii="宋体" w:eastAsia="宋体" w:hAnsi="宋体" w:hint="eastAsia"/>
+        </w:rPr>
+        <w:t>女牛鸟</w:t>
       </w:r>
       <w:r>
         <w:rPr>
@@ -7783,7 +9001,17 @@
           <w:bCs/>
           <w:color w:val="EE0000"/>
         </w:rPr>
-        <w:t>耒齿</w:t>
+        <w:t>耒</w:t>
+      </w:r>
+      <w:proofErr w:type="gramEnd"/>
+      <w:r>
+        <w:rPr>
+          <w:rFonts w:ascii="宋体" w:eastAsia="宋体" w:hAnsi="宋体" w:hint="eastAsia"/>
+          <w:b/>
+          <w:bCs/>
+          <w:color w:val="EE0000"/>
+        </w:rPr>
+        <w:t>齿</w:t>
       </w:r>
       <w:r>
         <w:rPr>
@@ -7811,6 +9039,7 @@
         </w:rPr>
         <w:t>：耳</w:t>
       </w:r>
+      <w:proofErr w:type="gramStart"/>
       <w:r>
         <w:rPr>
           <w:rFonts w:ascii="宋体" w:eastAsia="宋体" w:hAnsi="宋体" w:hint="eastAsia"/>
@@ -7820,6 +9049,7 @@
         </w:rPr>
         <w:t>匚</w:t>
       </w:r>
+      <w:proofErr w:type="gramEnd"/>
       <w:r>
         <w:rPr>
           <w:rFonts w:ascii="宋体" w:eastAsia="宋体" w:hAnsi="宋体" w:hint="eastAsia"/>
@@ -7851,6 +9081,7 @@
         </w:rPr>
         <w:t>：</w:t>
       </w:r>
+      <w:proofErr w:type="gramStart"/>
       <w:r>
         <w:rPr>
           <w:rFonts w:ascii="宋体" w:eastAsia="宋体" w:hAnsi="宋体" w:hint="eastAsia"/>
@@ -7858,12 +9089,14 @@
         </w:rPr>
         <w:t>攴</w:t>
       </w:r>
+      <w:proofErr w:type="gramEnd"/>
       <w:r>
         <w:rPr>
           <w:rFonts w:ascii="宋体" w:eastAsia="宋体" w:hAnsi="宋体" w:hint="eastAsia"/>
         </w:rPr>
         <w:t>片</w:t>
       </w:r>
+      <w:proofErr w:type="gramStart"/>
       <w:r>
         <w:rPr>
           <w:rFonts w:ascii="宋体" w:eastAsia="宋体" w:hAnsi="宋体" w:hint="eastAsia"/>
@@ -7879,6 +9112,7 @@
         </w:rPr>
         <w:t>丬</w:t>
       </w:r>
+      <w:proofErr w:type="gramEnd"/>
       <w:r>
         <w:rPr>
           <w:rFonts w:ascii="宋体" w:eastAsia="宋体" w:hAnsi="宋体" w:hint="eastAsia"/>
@@ -7886,6 +9120,7 @@
         </w:rPr>
         <w:t>皮</w:t>
       </w:r>
+      <w:proofErr w:type="gramStart"/>
       <w:r>
         <w:rPr>
           <w:rFonts w:ascii="宋体" w:eastAsia="宋体" w:hAnsi="宋体" w:hint="eastAsia"/>
@@ -7893,7 +9128,17 @@
           <w:bCs/>
           <w:color w:val="EE0000"/>
         </w:rPr>
-        <w:t>髟㐅</w:t>
+        <w:t>髟</w:t>
+      </w:r>
+      <w:proofErr w:type="gramEnd"/>
+      <w:r>
+        <w:rPr>
+          <w:rFonts w:ascii="宋体" w:eastAsia="宋体" w:hAnsi="宋体" w:hint="eastAsia"/>
+          <w:b/>
+          <w:bCs/>
+          <w:color w:val="EE0000"/>
+        </w:rPr>
+        <w:t>㐅</w:t>
       </w:r>
     </w:p>
     <w:p>
@@ -7991,6 +9236,7 @@
         </w:rPr>
         <w:t>：</w:t>
       </w:r>
+      <w:proofErr w:type="gramStart"/>
       <w:r>
         <w:rPr>
           <w:rFonts w:ascii="宋体" w:eastAsia="宋体" w:hAnsi="宋体" w:hint="eastAsia"/>
@@ -8019,7 +9265,14 @@
         <w:rPr>
           <w:rFonts w:ascii="宋体" w:eastAsia="宋体" w:hAnsi="宋体" w:hint="eastAsia"/>
         </w:rPr>
-        <w:t xml:space="preserve">厶巳           </w:t>
+        <w:t>厶巳</w:t>
+      </w:r>
+      <w:proofErr w:type="gramEnd"/>
+      <w:r>
+        <w:rPr>
+          <w:rFonts w:ascii="宋体" w:eastAsia="宋体" w:hAnsi="宋体" w:hint="eastAsia"/>
+        </w:rPr>
+        <w:t xml:space="preserve">           </w:t>
       </w:r>
       <w:r>
         <w:rPr>
@@ -8033,6 +9286,7 @@
         </w:rPr>
         <w:t>：土</w:t>
       </w:r>
+      <w:proofErr w:type="gramStart"/>
       <w:r>
         <w:rPr>
           <w:rFonts w:ascii="宋体" w:eastAsia="宋体" w:hAnsi="宋体" w:hint="eastAsia"/>
@@ -8048,6 +9302,7 @@
         </w:rPr>
         <w:t>田</w:t>
       </w:r>
+      <w:proofErr w:type="gramEnd"/>
     </w:p>
     <w:p>
       <w:pPr>
@@ -8067,6 +9322,7 @@
         </w:rPr>
         <w:t>：</w:t>
       </w:r>
+      <w:proofErr w:type="gramStart"/>
       <w:r>
         <w:rPr>
           <w:rFonts w:ascii="宋体" w:eastAsia="宋体" w:hAnsi="宋体" w:hint="eastAsia"/>
@@ -8076,11 +9332,40 @@
         </w:rPr>
         <w:t>攵</w:t>
       </w:r>
-      <w:r>
-        <w:rPr>
-          <w:rFonts w:ascii="宋体" w:eastAsia="宋体" w:hAnsi="宋体" w:hint="eastAsia"/>
-        </w:rPr>
-        <w:t xml:space="preserve">水矢手食山士豕身       </w:t>
+      <w:proofErr w:type="gramEnd"/>
+      <w:r>
+        <w:rPr>
+          <w:rFonts w:ascii="宋体" w:eastAsia="宋体" w:hAnsi="宋体" w:hint="eastAsia"/>
+        </w:rPr>
+        <w:t>水</w:t>
+      </w:r>
+      <w:proofErr w:type="gramStart"/>
+      <w:r>
+        <w:rPr>
+          <w:rFonts w:ascii="宋体" w:eastAsia="宋体" w:hAnsi="宋体" w:hint="eastAsia"/>
+        </w:rPr>
+        <w:t>矢</w:t>
+      </w:r>
+      <w:proofErr w:type="gramEnd"/>
+      <w:r>
+        <w:rPr>
+          <w:rFonts w:ascii="宋体" w:eastAsia="宋体" w:hAnsi="宋体" w:hint="eastAsia"/>
+        </w:rPr>
+        <w:t>手</w:t>
+      </w:r>
+      <w:proofErr w:type="gramStart"/>
+      <w:r>
+        <w:rPr>
+          <w:rFonts w:ascii="宋体" w:eastAsia="宋体" w:hAnsi="宋体" w:hint="eastAsia"/>
+        </w:rPr>
+        <w:t>食山士豕身</w:t>
+      </w:r>
+      <w:proofErr w:type="gramEnd"/>
+      <w:r>
+        <w:rPr>
+          <w:rFonts w:ascii="宋体" w:eastAsia="宋体" w:hAnsi="宋体" w:hint="eastAsia"/>
+        </w:rPr>
+        <w:t xml:space="preserve">       </w:t>
       </w:r>
       <w:r>
         <w:rPr>
@@ -8103,6 +9388,7 @@
         </w:rPr>
         <w:t>乑</w:t>
       </w:r>
+      <w:proofErr w:type="gramStart"/>
       <w:r>
         <w:rPr>
           <w:rFonts w:ascii="宋体" w:eastAsia="宋体" w:hAnsi="宋体" w:hint="eastAsia"/>
@@ -8124,6 +9410,7 @@
         </w:rPr>
         <w:t>支</w:t>
       </w:r>
+      <w:proofErr w:type="gramEnd"/>
     </w:p>
     <w:p>
       <w:pPr>
@@ -8141,7 +9428,14 @@
         <w:rPr>
           <w:rFonts w:ascii="宋体" w:eastAsia="宋体" w:hAnsi="宋体" w:hint="eastAsia"/>
         </w:rPr>
-        <w:t>：王网瓦韦</w:t>
+        <w:t>：</w:t>
+      </w:r>
+      <w:proofErr w:type="gramStart"/>
+      <w:r>
+        <w:rPr>
+          <w:rFonts w:ascii="宋体" w:eastAsia="宋体" w:hAnsi="宋体" w:hint="eastAsia"/>
+        </w:rPr>
+        <w:t>王网瓦韦</w:t>
       </w:r>
       <w:r>
         <w:rPr>
@@ -8152,6 +9446,7 @@
         </w:rPr>
         <w:t>隹</w:t>
       </w:r>
+      <w:proofErr w:type="gramEnd"/>
       <w:r>
         <w:rPr>
           <w:rFonts w:ascii="宋体" w:eastAsia="宋体" w:hAnsi="宋体" w:hint="eastAsia"/>
@@ -8168,14 +9463,23 @@
         <w:rPr>
           <w:rFonts w:ascii="宋体" w:eastAsia="宋体" w:hAnsi="宋体" w:hint="eastAsia"/>
         </w:rPr>
-        <w:t>：穴</w:t>
-      </w:r>
+        <w:t>：</w:t>
+      </w:r>
+      <w:proofErr w:type="gramStart"/>
+      <w:r>
+        <w:rPr>
+          <w:rFonts w:ascii="宋体" w:eastAsia="宋体" w:hAnsi="宋体" w:hint="eastAsia"/>
+        </w:rPr>
+        <w:t>穴</w:t>
+      </w:r>
+      <w:proofErr w:type="gramEnd"/>
       <w:r>
         <w:rPr>
           <w:rFonts w:ascii="SimSun-ExtG" w:eastAsia="SimSun-ExtG" w:hAnsi="SimSun-ExtG" w:cs="SimSun-ExtG" w:hint="eastAsia"/>
         </w:rPr>
         <w:t>𰃮</w:t>
       </w:r>
+      <w:proofErr w:type="gramStart"/>
       <w:r>
         <w:rPr>
           <w:rFonts w:ascii="宋体" w:eastAsia="宋体" w:hAnsi="宋体" w:hint="eastAsia"/>
@@ -8203,6 +9507,7 @@
         </w:rPr>
         <w:t>习</w:t>
       </w:r>
+      <w:proofErr w:type="gramEnd"/>
     </w:p>
     <w:p>
       <w:pPr>
@@ -8220,8 +9525,37 @@
         <w:rPr>
           <w:rFonts w:ascii="宋体" w:eastAsia="宋体" w:hAnsi="宋体" w:hint="eastAsia"/>
         </w:rPr>
-        <w:t>：言酉月鱼衣尢聿业羽</w:t>
-      </w:r>
+        <w:t>：言</w:t>
+      </w:r>
+      <w:proofErr w:type="gramStart"/>
+      <w:r>
+        <w:rPr>
+          <w:rFonts w:ascii="宋体" w:eastAsia="宋体" w:hAnsi="宋体" w:hint="eastAsia"/>
+        </w:rPr>
+        <w:t>酉</w:t>
+      </w:r>
+      <w:proofErr w:type="gramEnd"/>
+      <w:r>
+        <w:rPr>
+          <w:rFonts w:ascii="宋体" w:eastAsia="宋体" w:hAnsi="宋体" w:hint="eastAsia"/>
+        </w:rPr>
+        <w:t>月鱼衣</w:t>
+      </w:r>
+      <w:proofErr w:type="gramStart"/>
+      <w:r>
+        <w:rPr>
+          <w:rFonts w:ascii="宋体" w:eastAsia="宋体" w:hAnsi="宋体" w:hint="eastAsia"/>
+        </w:rPr>
+        <w:t>尢聿</w:t>
+      </w:r>
+      <w:proofErr w:type="gramEnd"/>
+      <w:r>
+        <w:rPr>
+          <w:rFonts w:ascii="宋体" w:eastAsia="宋体" w:hAnsi="宋体" w:hint="eastAsia"/>
+        </w:rPr>
+        <w:t>业羽</w:t>
+      </w:r>
+      <w:proofErr w:type="gramStart"/>
       <w:r>
         <w:rPr>
           <w:rFonts w:ascii="宋体" w:eastAsia="宋体" w:hAnsi="宋体" w:hint="eastAsia"/>
@@ -8231,6 +9565,7 @@
         </w:rPr>
         <w:t>黾</w:t>
       </w:r>
+      <w:proofErr w:type="gramEnd"/>
       <w:r>
         <w:rPr>
           <w:rFonts w:ascii="宋体" w:eastAsia="宋体" w:hAnsi="宋体" w:hint="eastAsia"/>
@@ -8261,6 +9596,7 @@
         </w:rPr>
         <w:t>：</w:t>
       </w:r>
+      <w:proofErr w:type="gramStart"/>
       <w:r>
         <w:rPr>
           <w:rFonts w:ascii="宋体" w:eastAsia="宋体" w:hAnsi="宋体" w:hint="eastAsia"/>
@@ -8274,53 +9610,113 @@
         <w:rPr>
           <w:rFonts w:ascii="宋体" w:eastAsia="宋体" w:hAnsi="宋体" w:hint="eastAsia"/>
         </w:rPr>
-        <w:t>足子自走</w:t>
-      </w:r>
-    </w:p>
-    <w:p>
-      <w:pPr>
-        <w:rPr>
-          <w:rFonts w:ascii="宋体" w:eastAsia="宋体" w:hAnsi="宋体" w:hint="eastAsia"/>
-        </w:rPr>
-      </w:pPr>
-    </w:p>
-    <w:p>
-      <w:pPr>
-        <w:rPr>
-          <w:rFonts w:ascii="宋体" w:eastAsia="宋体" w:hAnsi="宋体" w:hint="eastAsia"/>
-        </w:rPr>
-      </w:pPr>
-      <w:r>
-        <w:rPr>
-          <w:rFonts w:ascii="宋体" w:eastAsia="宋体" w:hAnsi="宋体" w:hint="eastAsia"/>
-        </w:rPr>
-        <w:t>a: dhupygkwv                b: ku;zglsaio</w:t>
-      </w:r>
-    </w:p>
-    <w:p>
-      <w:pPr>
-        <w:rPr>
-          <w:rFonts w:ascii="宋体" w:eastAsia="宋体" w:hAnsi="宋体" w:hint="eastAsia"/>
-        </w:rPr>
-      </w:pPr>
-      <w:r>
-        <w:rPr>
-          <w:rFonts w:ascii="宋体" w:eastAsia="宋体" w:hAnsi="宋体" w:hint="eastAsia"/>
-        </w:rPr>
-        <w:t>c: ekhypgi                  d: klahpmbu</w:t>
-      </w:r>
-    </w:p>
-    <w:p>
-      <w:pPr>
-        <w:rPr>
-          <w:rFonts w:ascii="宋体" w:eastAsia="宋体" w:hAnsi="宋体" w:hint="eastAsia"/>
-        </w:rPr>
-      </w:pPr>
-      <w:r>
-        <w:rPr>
-          <w:rFonts w:ascii="宋体" w:eastAsia="宋体" w:hAnsi="宋体" w:hint="eastAsia"/>
-        </w:rPr>
-        <w:t>e:                          f: ghubqi</w:t>
+        <w:t>足子</w:t>
+      </w:r>
+      <w:proofErr w:type="gramEnd"/>
+      <w:r>
+        <w:rPr>
+          <w:rFonts w:ascii="宋体" w:eastAsia="宋体" w:hAnsi="宋体" w:hint="eastAsia"/>
+        </w:rPr>
+        <w:t>自走</w:t>
+      </w:r>
+    </w:p>
+    <w:p>
+      <w:pPr>
+        <w:rPr>
+          <w:rFonts w:ascii="宋体" w:eastAsia="宋体" w:hAnsi="宋体" w:hint="eastAsia"/>
+        </w:rPr>
+      </w:pPr>
+    </w:p>
+    <w:p>
+      <w:pPr>
+        <w:rPr>
+          <w:rFonts w:ascii="宋体" w:eastAsia="宋体" w:hAnsi="宋体" w:hint="eastAsia"/>
+        </w:rPr>
+      </w:pPr>
+      <w:r>
+        <w:rPr>
+          <w:rFonts w:ascii="宋体" w:eastAsia="宋体" w:hAnsi="宋体" w:hint="eastAsia"/>
+        </w:rPr>
+        <w:t xml:space="preserve">a: </w:t>
+      </w:r>
+      <w:proofErr w:type="spellStart"/>
+      <w:r>
+        <w:rPr>
+          <w:rFonts w:ascii="宋体" w:eastAsia="宋体" w:hAnsi="宋体" w:hint="eastAsia"/>
+        </w:rPr>
+        <w:t>dhupygkwv</w:t>
+      </w:r>
+      <w:proofErr w:type="spellEnd"/>
+      <w:r>
+        <w:rPr>
+          <w:rFonts w:ascii="宋体" w:eastAsia="宋体" w:hAnsi="宋体" w:hint="eastAsia"/>
+        </w:rPr>
+        <w:t xml:space="preserve">                b: </w:t>
+      </w:r>
+      <w:proofErr w:type="spellStart"/>
+      <w:proofErr w:type="gramStart"/>
+      <w:r>
+        <w:rPr>
+          <w:rFonts w:ascii="宋体" w:eastAsia="宋体" w:hAnsi="宋体" w:hint="eastAsia"/>
+        </w:rPr>
+        <w:t>ku;zglsaio</w:t>
+      </w:r>
+      <w:proofErr w:type="spellEnd"/>
+      <w:proofErr w:type="gramEnd"/>
+    </w:p>
+    <w:p>
+      <w:pPr>
+        <w:rPr>
+          <w:rFonts w:ascii="宋体" w:eastAsia="宋体" w:hAnsi="宋体" w:hint="eastAsia"/>
+        </w:rPr>
+      </w:pPr>
+      <w:r>
+        <w:rPr>
+          <w:rFonts w:ascii="宋体" w:eastAsia="宋体" w:hAnsi="宋体" w:hint="eastAsia"/>
+        </w:rPr>
+        <w:t xml:space="preserve">c: </w:t>
+      </w:r>
+      <w:proofErr w:type="spellStart"/>
+      <w:r>
+        <w:rPr>
+          <w:rFonts w:ascii="宋体" w:eastAsia="宋体" w:hAnsi="宋体" w:hint="eastAsia"/>
+        </w:rPr>
+        <w:t>ekhypgi</w:t>
+      </w:r>
+      <w:proofErr w:type="spellEnd"/>
+      <w:r>
+        <w:rPr>
+          <w:rFonts w:ascii="宋体" w:eastAsia="宋体" w:hAnsi="宋体" w:hint="eastAsia"/>
+        </w:rPr>
+        <w:t xml:space="preserve">                  d: </w:t>
+      </w:r>
+      <w:proofErr w:type="spellStart"/>
+      <w:r>
+        <w:rPr>
+          <w:rFonts w:ascii="宋体" w:eastAsia="宋体" w:hAnsi="宋体" w:hint="eastAsia"/>
+        </w:rPr>
+        <w:t>klahpmbu</w:t>
+      </w:r>
+      <w:proofErr w:type="spellEnd"/>
+    </w:p>
+    <w:p>
+      <w:pPr>
+        <w:rPr>
+          <w:rFonts w:ascii="宋体" w:eastAsia="宋体" w:hAnsi="宋体" w:hint="eastAsia"/>
+        </w:rPr>
+      </w:pPr>
+      <w:r>
+        <w:rPr>
+          <w:rFonts w:ascii="宋体" w:eastAsia="宋体" w:hAnsi="宋体" w:hint="eastAsia"/>
+        </w:rPr>
+        <w:t xml:space="preserve">e:                          f: </w:t>
+      </w:r>
+      <w:proofErr w:type="spellStart"/>
+      <w:r>
+        <w:rPr>
+          <w:rFonts w:ascii="宋体" w:eastAsia="宋体" w:hAnsi="宋体" w:hint="eastAsia"/>
+        </w:rPr>
+        <w:t>ghubqi</w:t>
       </w:r>
       <w:r>
         <w:rPr>
@@ -8328,18 +9724,26 @@
         </w:rPr>
         <w:t>z</w:t>
       </w:r>
-    </w:p>
-    <w:p>
-      <w:pPr>
-        <w:rPr>
-          <w:rFonts w:ascii="宋体" w:eastAsia="宋体" w:hAnsi="宋体" w:hint="eastAsia"/>
-        </w:rPr>
-      </w:pPr>
-      <w:r>
-        <w:rPr>
-          <w:rFonts w:ascii="宋体" w:eastAsia="宋体" w:hAnsi="宋体" w:hint="eastAsia"/>
-        </w:rPr>
-        <w:t>g: sdvmoexwf</w:t>
+      <w:proofErr w:type="spellEnd"/>
+    </w:p>
+    <w:p>
+      <w:pPr>
+        <w:rPr>
+          <w:rFonts w:ascii="宋体" w:eastAsia="宋体" w:hAnsi="宋体" w:hint="eastAsia"/>
+        </w:rPr>
+      </w:pPr>
+      <w:r>
+        <w:rPr>
+          <w:rFonts w:ascii="宋体" w:eastAsia="宋体" w:hAnsi="宋体" w:hint="eastAsia"/>
+        </w:rPr>
+        <w:t xml:space="preserve">g: </w:t>
+      </w:r>
+      <w:proofErr w:type="spellStart"/>
+      <w:r>
+        <w:rPr>
+          <w:rFonts w:ascii="宋体" w:eastAsia="宋体" w:hAnsi="宋体" w:hint="eastAsia"/>
+        </w:rPr>
+        <w:t>sdvmoexwf</w:t>
       </w:r>
       <w:r>
         <w:rPr>
@@ -8351,7 +9755,14 @@
         <w:rPr>
           <w:rFonts w:ascii="宋体" w:eastAsia="宋体" w:hAnsi="宋体" w:hint="eastAsia"/>
         </w:rPr>
-        <w:t xml:space="preserve">r  </w:t>
+        <w:t>r</w:t>
+      </w:r>
+      <w:proofErr w:type="spellEnd"/>
+      <w:r>
+        <w:rPr>
+          <w:rFonts w:ascii="宋体" w:eastAsia="宋体" w:hAnsi="宋体" w:hint="eastAsia"/>
+        </w:rPr>
+        <w:t xml:space="preserve">  </w:t>
       </w:r>
       <w:r>
         <w:rPr>
@@ -8363,20 +9774,35 @@
         <w:rPr>
           <w:rFonts w:ascii="宋体" w:eastAsia="宋体" w:hAnsi="宋体" w:hint="eastAsia"/>
         </w:rPr>
-        <w:t xml:space="preserve">           h: ouedylz</w:t>
-      </w:r>
-    </w:p>
-    <w:p>
-      <w:pPr>
-        <w:rPr>
-          <w:rFonts w:ascii="宋体" w:eastAsia="宋体" w:hAnsi="宋体" w:hint="eastAsia"/>
-        </w:rPr>
-      </w:pPr>
-      <w:r>
-        <w:rPr>
-          <w:rFonts w:ascii="宋体" w:eastAsia="宋体" w:hAnsi="宋体" w:hint="eastAsia"/>
-        </w:rPr>
-        <w:t>i: seuxohftp</w:t>
+        <w:t xml:space="preserve">           h: </w:t>
+      </w:r>
+      <w:proofErr w:type="spellStart"/>
+      <w:r>
+        <w:rPr>
+          <w:rFonts w:ascii="宋体" w:eastAsia="宋体" w:hAnsi="宋体" w:hint="eastAsia"/>
+        </w:rPr>
+        <w:t>ouedylz</w:t>
+      </w:r>
+      <w:proofErr w:type="spellEnd"/>
+    </w:p>
+    <w:p>
+      <w:pPr>
+        <w:rPr>
+          <w:rFonts w:ascii="宋体" w:eastAsia="宋体" w:hAnsi="宋体" w:hint="eastAsia"/>
+        </w:rPr>
+      </w:pPr>
+      <w:r>
+        <w:rPr>
+          <w:rFonts w:ascii="宋体" w:eastAsia="宋体" w:hAnsi="宋体" w:hint="eastAsia"/>
+        </w:rPr>
+        <w:t xml:space="preserve">i: </w:t>
+      </w:r>
+      <w:proofErr w:type="spellStart"/>
+      <w:r>
+        <w:rPr>
+          <w:rFonts w:ascii="宋体" w:eastAsia="宋体" w:hAnsi="宋体" w:hint="eastAsia"/>
+        </w:rPr>
+        <w:t>seuxohftp</w:t>
       </w:r>
       <w:r>
         <w:rPr>
@@ -8384,24 +9810,54 @@
         </w:rPr>
         <w:t>i</w:t>
       </w:r>
-      <w:r>
-        <w:rPr>
-          <w:rFonts w:ascii="宋体" w:eastAsia="宋体" w:hAnsi="宋体" w:hint="eastAsia"/>
-        </w:rPr>
-        <w:t xml:space="preserve">               j: rnztifswmpd</w:t>
-      </w:r>
-    </w:p>
-    <w:p>
-      <w:pPr>
-        <w:rPr>
-          <w:rFonts w:ascii="宋体" w:eastAsia="宋体" w:hAnsi="宋体" w:hint="eastAsia"/>
-        </w:rPr>
-      </w:pPr>
-      <w:r>
-        <w:rPr>
-          <w:rFonts w:ascii="宋体" w:eastAsia="宋体" w:hAnsi="宋体" w:hint="eastAsia"/>
-        </w:rPr>
-        <w:t>k: byusj                    l: bypiskut</w:t>
+      <w:proofErr w:type="spellEnd"/>
+      <w:r>
+        <w:rPr>
+          <w:rFonts w:ascii="宋体" w:eastAsia="宋体" w:hAnsi="宋体" w:hint="eastAsia"/>
+        </w:rPr>
+        <w:t xml:space="preserve">               j: </w:t>
+      </w:r>
+      <w:proofErr w:type="spellStart"/>
+      <w:r>
+        <w:rPr>
+          <w:rFonts w:ascii="宋体" w:eastAsia="宋体" w:hAnsi="宋体" w:hint="eastAsia"/>
+        </w:rPr>
+        <w:t>rnztifswmpd</w:t>
+      </w:r>
+      <w:proofErr w:type="spellEnd"/>
+    </w:p>
+    <w:p>
+      <w:pPr>
+        <w:rPr>
+          <w:rFonts w:ascii="宋体" w:eastAsia="宋体" w:hAnsi="宋体" w:hint="eastAsia"/>
+        </w:rPr>
+      </w:pPr>
+      <w:r>
+        <w:rPr>
+          <w:rFonts w:ascii="宋体" w:eastAsia="宋体" w:hAnsi="宋体" w:hint="eastAsia"/>
+        </w:rPr>
+        <w:t xml:space="preserve">k: </w:t>
+      </w:r>
+      <w:proofErr w:type="spellStart"/>
+      <w:r>
+        <w:rPr>
+          <w:rFonts w:ascii="宋体" w:eastAsia="宋体" w:hAnsi="宋体" w:hint="eastAsia"/>
+        </w:rPr>
+        <w:t>byusj</w:t>
+      </w:r>
+      <w:proofErr w:type="spellEnd"/>
+      <w:r>
+        <w:rPr>
+          <w:rFonts w:ascii="宋体" w:eastAsia="宋体" w:hAnsi="宋体" w:hint="eastAsia"/>
+        </w:rPr>
+        <w:t xml:space="preserve">                    l: </w:t>
+      </w:r>
+      <w:proofErr w:type="spellStart"/>
+      <w:r>
+        <w:rPr>
+          <w:rFonts w:ascii="宋体" w:eastAsia="宋体" w:hAnsi="宋体" w:hint="eastAsia"/>
+        </w:rPr>
+        <w:t>bypiskut</w:t>
       </w:r>
       <w:r>
         <w:rPr>
@@ -8409,44 +9865,104 @@
         </w:rPr>
         <w:t>r</w:t>
       </w:r>
-    </w:p>
-    <w:p>
-      <w:pPr>
-        <w:rPr>
-          <w:rFonts w:ascii="宋体" w:eastAsia="宋体" w:hAnsi="宋体" w:hint="eastAsia"/>
-        </w:rPr>
-      </w:pPr>
-      <w:r>
-        <w:rPr>
-          <w:rFonts w:ascii="宋体" w:eastAsia="宋体" w:hAnsi="宋体" w:hint="eastAsia"/>
-        </w:rPr>
-        <w:t>m: usbafnkoyil              n: yqcli</w:t>
-      </w:r>
-    </w:p>
-    <w:p>
-      <w:pPr>
-        <w:rPr>
-          <w:rFonts w:ascii="宋体" w:eastAsia="宋体" w:hAnsi="宋体" w:hint="eastAsia"/>
-        </w:rPr>
-      </w:pPr>
-      <w:r>
-        <w:rPr>
-          <w:rFonts w:ascii="宋体" w:eastAsia="宋体" w:hAnsi="宋体" w:hint="eastAsia"/>
-        </w:rPr>
-        <w:t>o: rbhpe                    p: umyjibn</w:t>
-      </w:r>
-    </w:p>
-    <w:p>
-      <w:pPr>
-        <w:rPr>
-          <w:rFonts w:ascii="宋体" w:eastAsia="宋体" w:hAnsi="宋体" w:hint="eastAsia"/>
-        </w:rPr>
-      </w:pPr>
-      <w:r>
-        <w:rPr>
-          <w:rFonts w:ascii="宋体" w:eastAsia="宋体" w:hAnsi="宋体" w:hint="eastAsia"/>
-        </w:rPr>
-        <w:t>q: irvm;</w:t>
+      <w:proofErr w:type="spellEnd"/>
+    </w:p>
+    <w:p>
+      <w:pPr>
+        <w:rPr>
+          <w:rFonts w:ascii="宋体" w:eastAsia="宋体" w:hAnsi="宋体" w:hint="eastAsia"/>
+        </w:rPr>
+      </w:pPr>
+      <w:r>
+        <w:rPr>
+          <w:rFonts w:ascii="宋体" w:eastAsia="宋体" w:hAnsi="宋体" w:hint="eastAsia"/>
+        </w:rPr>
+        <w:t xml:space="preserve">m: </w:t>
+      </w:r>
+      <w:proofErr w:type="spellStart"/>
+      <w:r>
+        <w:rPr>
+          <w:rFonts w:ascii="宋体" w:eastAsia="宋体" w:hAnsi="宋体" w:hint="eastAsia"/>
+        </w:rPr>
+        <w:t>usbafnkoyil</w:t>
+      </w:r>
+      <w:proofErr w:type="spellEnd"/>
+      <w:r>
+        <w:rPr>
+          <w:rFonts w:ascii="宋体" w:eastAsia="宋体" w:hAnsi="宋体" w:hint="eastAsia"/>
+        </w:rPr>
+        <w:t xml:space="preserve">              n: </w:t>
+      </w:r>
+      <w:proofErr w:type="spellStart"/>
+      <w:r>
+        <w:rPr>
+          <w:rFonts w:ascii="宋体" w:eastAsia="宋体" w:hAnsi="宋体" w:hint="eastAsia"/>
+        </w:rPr>
+        <w:t>yqcli</w:t>
+      </w:r>
+      <w:proofErr w:type="spellEnd"/>
+    </w:p>
+    <w:p>
+      <w:pPr>
+        <w:rPr>
+          <w:rFonts w:ascii="宋体" w:eastAsia="宋体" w:hAnsi="宋体" w:hint="eastAsia"/>
+        </w:rPr>
+      </w:pPr>
+      <w:r>
+        <w:rPr>
+          <w:rFonts w:ascii="宋体" w:eastAsia="宋体" w:hAnsi="宋体" w:hint="eastAsia"/>
+        </w:rPr>
+        <w:t xml:space="preserve">o: </w:t>
+      </w:r>
+      <w:proofErr w:type="spellStart"/>
+      <w:r>
+        <w:rPr>
+          <w:rFonts w:ascii="宋体" w:eastAsia="宋体" w:hAnsi="宋体" w:hint="eastAsia"/>
+        </w:rPr>
+        <w:t>rbhpe</w:t>
+      </w:r>
+      <w:proofErr w:type="spellEnd"/>
+      <w:r>
+        <w:rPr>
+          <w:rFonts w:ascii="宋体" w:eastAsia="宋体" w:hAnsi="宋体" w:hint="eastAsia"/>
+        </w:rPr>
+        <w:t xml:space="preserve">                    p: </w:t>
+      </w:r>
+      <w:proofErr w:type="spellStart"/>
+      <w:r>
+        <w:rPr>
+          <w:rFonts w:ascii="宋体" w:eastAsia="宋体" w:hAnsi="宋体" w:hint="eastAsia"/>
+        </w:rPr>
+        <w:t>umyjibn</w:t>
+      </w:r>
+      <w:proofErr w:type="spellEnd"/>
+    </w:p>
+    <w:p>
+      <w:pPr>
+        <w:rPr>
+          <w:rFonts w:ascii="宋体" w:eastAsia="宋体" w:hAnsi="宋体" w:hint="eastAsia"/>
+        </w:rPr>
+      </w:pPr>
+      <w:r>
+        <w:rPr>
+          <w:rFonts w:ascii="宋体" w:eastAsia="宋体" w:hAnsi="宋体" w:hint="eastAsia"/>
+        </w:rPr>
+        <w:t xml:space="preserve">q: </w:t>
+      </w:r>
+      <w:proofErr w:type="spellStart"/>
+      <w:proofErr w:type="gramStart"/>
+      <w:r>
+        <w:rPr>
+          <w:rFonts w:ascii="宋体" w:eastAsia="宋体" w:hAnsi="宋体" w:hint="eastAsia"/>
+        </w:rPr>
+        <w:t>irvm</w:t>
+      </w:r>
+      <w:proofErr w:type="spellEnd"/>
+      <w:r>
+        <w:rPr>
+          <w:rFonts w:ascii="宋体" w:eastAsia="宋体" w:hAnsi="宋体" w:hint="eastAsia"/>
+        </w:rPr>
+        <w:t>;</w:t>
       </w:r>
       <w:r>
         <w:rPr>
@@ -8458,46 +9974,126 @@
         <w:rPr>
           <w:rFonts w:ascii="宋体" w:eastAsia="宋体" w:hAnsi="宋体" w:hint="eastAsia"/>
         </w:rPr>
-        <w:t xml:space="preserve">                   r: fbuil</w:t>
-      </w:r>
-    </w:p>
-    <w:p>
-      <w:pPr>
-        <w:rPr>
-          <w:rFonts w:ascii="宋体" w:eastAsia="宋体" w:hAnsi="宋体" w:hint="eastAsia"/>
-        </w:rPr>
-      </w:pPr>
-      <w:r>
-        <w:rPr>
-          <w:rFonts w:ascii="宋体" w:eastAsia="宋体" w:hAnsi="宋体" w:hint="eastAsia"/>
-        </w:rPr>
-        <w:t>s: uikpjmw                  t: uiyxm</w:t>
-      </w:r>
-    </w:p>
-    <w:p>
-      <w:pPr>
-        <w:rPr>
-          <w:rFonts w:ascii="宋体" w:eastAsia="宋体" w:hAnsi="宋体" w:hint="eastAsia"/>
-        </w:rPr>
-      </w:pPr>
-      <w:r>
-        <w:rPr>
-          <w:rFonts w:ascii="宋体" w:eastAsia="宋体" w:hAnsi="宋体" w:hint="eastAsia"/>
-        </w:rPr>
-        <w:t>u: wvibrjhnf                v: sgbiwmk</w:t>
-      </w:r>
-    </w:p>
-    <w:p>
-      <w:pPr>
-        <w:rPr>
-          <w:rFonts w:ascii="宋体" w:eastAsia="宋体" w:hAnsi="宋体" w:hint="eastAsia"/>
-        </w:rPr>
-      </w:pPr>
-      <w:r>
-        <w:rPr>
-          <w:rFonts w:ascii="宋体" w:eastAsia="宋体" w:hAnsi="宋体" w:hint="eastAsia"/>
-        </w:rPr>
-        <w:t>w: hxazvf                   x: tdnicpms</w:t>
+        <w:t xml:space="preserve">  </w:t>
+      </w:r>
+      <w:proofErr w:type="gramEnd"/>
+      <w:r>
+        <w:rPr>
+          <w:rFonts w:ascii="宋体" w:eastAsia="宋体" w:hAnsi="宋体" w:hint="eastAsia"/>
+        </w:rPr>
+        <w:t xml:space="preserve">                 r: </w:t>
+      </w:r>
+      <w:proofErr w:type="spellStart"/>
+      <w:r>
+        <w:rPr>
+          <w:rFonts w:ascii="宋体" w:eastAsia="宋体" w:hAnsi="宋体" w:hint="eastAsia"/>
+        </w:rPr>
+        <w:t>fbuil</w:t>
+      </w:r>
+      <w:proofErr w:type="spellEnd"/>
+    </w:p>
+    <w:p>
+      <w:pPr>
+        <w:rPr>
+          <w:rFonts w:ascii="宋体" w:eastAsia="宋体" w:hAnsi="宋体" w:hint="eastAsia"/>
+        </w:rPr>
+      </w:pPr>
+      <w:r>
+        <w:rPr>
+          <w:rFonts w:ascii="宋体" w:eastAsia="宋体" w:hAnsi="宋体" w:hint="eastAsia"/>
+        </w:rPr>
+        <w:t xml:space="preserve">s: </w:t>
+      </w:r>
+      <w:proofErr w:type="spellStart"/>
+      <w:r>
+        <w:rPr>
+          <w:rFonts w:ascii="宋体" w:eastAsia="宋体" w:hAnsi="宋体" w:hint="eastAsia"/>
+        </w:rPr>
+        <w:t>uikpjmw</w:t>
+      </w:r>
+      <w:proofErr w:type="spellEnd"/>
+      <w:r>
+        <w:rPr>
+          <w:rFonts w:ascii="宋体" w:eastAsia="宋体" w:hAnsi="宋体" w:hint="eastAsia"/>
+        </w:rPr>
+        <w:t xml:space="preserve">                  t: </w:t>
+      </w:r>
+      <w:proofErr w:type="spellStart"/>
+      <w:r>
+        <w:rPr>
+          <w:rFonts w:ascii="宋体" w:eastAsia="宋体" w:hAnsi="宋体" w:hint="eastAsia"/>
+        </w:rPr>
+        <w:t>uiyxm</w:t>
+      </w:r>
+      <w:proofErr w:type="spellEnd"/>
+    </w:p>
+    <w:p>
+      <w:pPr>
+        <w:rPr>
+          <w:rFonts w:ascii="宋体" w:eastAsia="宋体" w:hAnsi="宋体" w:hint="eastAsia"/>
+        </w:rPr>
+      </w:pPr>
+      <w:r>
+        <w:rPr>
+          <w:rFonts w:ascii="宋体" w:eastAsia="宋体" w:hAnsi="宋体" w:hint="eastAsia"/>
+        </w:rPr>
+        <w:t xml:space="preserve">u: </w:t>
+      </w:r>
+      <w:proofErr w:type="spellStart"/>
+      <w:r>
+        <w:rPr>
+          <w:rFonts w:ascii="宋体" w:eastAsia="宋体" w:hAnsi="宋体" w:hint="eastAsia"/>
+        </w:rPr>
+        <w:t>wvibrjhnf</w:t>
+      </w:r>
+      <w:proofErr w:type="spellEnd"/>
+      <w:r>
+        <w:rPr>
+          <w:rFonts w:ascii="宋体" w:eastAsia="宋体" w:hAnsi="宋体" w:hint="eastAsia"/>
+        </w:rPr>
+        <w:t xml:space="preserve">                v: </w:t>
+      </w:r>
+      <w:proofErr w:type="spellStart"/>
+      <w:r>
+        <w:rPr>
+          <w:rFonts w:ascii="宋体" w:eastAsia="宋体" w:hAnsi="宋体" w:hint="eastAsia"/>
+        </w:rPr>
+        <w:t>sgbiwmk</w:t>
+      </w:r>
+      <w:proofErr w:type="spellEnd"/>
+    </w:p>
+    <w:p>
+      <w:pPr>
+        <w:rPr>
+          <w:rFonts w:ascii="宋体" w:eastAsia="宋体" w:hAnsi="宋体" w:hint="eastAsia"/>
+        </w:rPr>
+      </w:pPr>
+      <w:r>
+        <w:rPr>
+          <w:rFonts w:ascii="宋体" w:eastAsia="宋体" w:hAnsi="宋体" w:hint="eastAsia"/>
+        </w:rPr>
+        <w:t xml:space="preserve">w: </w:t>
+      </w:r>
+      <w:proofErr w:type="spellStart"/>
+      <w:r>
+        <w:rPr>
+          <w:rFonts w:ascii="宋体" w:eastAsia="宋体" w:hAnsi="宋体" w:hint="eastAsia"/>
+        </w:rPr>
+        <w:t>hxazvf</w:t>
+      </w:r>
+      <w:proofErr w:type="spellEnd"/>
+      <w:r>
+        <w:rPr>
+          <w:rFonts w:ascii="宋体" w:eastAsia="宋体" w:hAnsi="宋体" w:hint="eastAsia"/>
+        </w:rPr>
+        <w:t xml:space="preserve">                   x: </w:t>
+      </w:r>
+      <w:proofErr w:type="spellStart"/>
+      <w:r>
+        <w:rPr>
+          <w:rFonts w:ascii="宋体" w:eastAsia="宋体" w:hAnsi="宋体" w:hint="eastAsia"/>
+        </w:rPr>
+        <w:t>tdnicpms</w:t>
       </w:r>
       <w:r>
         <w:rPr>
@@ -8505,19 +10101,28 @@
         </w:rPr>
         <w:t>b</w:t>
       </w:r>
-    </w:p>
-    <w:p>
-      <w:pPr>
-        <w:rPr>
-          <w:rFonts w:ascii="宋体" w:eastAsia="宋体" w:hAnsi="宋体" w:hint="eastAsia"/>
-        </w:rPr>
-      </w:pPr>
-      <w:r>
-        <w:rPr>
-          <w:rFonts w:ascii="宋体" w:eastAsia="宋体" w:hAnsi="宋体" w:hint="eastAsia"/>
-        </w:rPr>
-        <w:t>y: jbtuihlexkn</w:t>
-      </w:r>
+      <w:proofErr w:type="spellEnd"/>
+    </w:p>
+    <w:p>
+      <w:pPr>
+        <w:rPr>
+          <w:rFonts w:ascii="宋体" w:eastAsia="宋体" w:hAnsi="宋体" w:hint="eastAsia"/>
+        </w:rPr>
+      </w:pPr>
+      <w:r>
+        <w:rPr>
+          <w:rFonts w:ascii="宋体" w:eastAsia="宋体" w:hAnsi="宋体" w:hint="eastAsia"/>
+        </w:rPr>
+        <w:t xml:space="preserve">y: </w:t>
+      </w:r>
+      <w:proofErr w:type="spellStart"/>
+      <w:r>
+        <w:rPr>
+          <w:rFonts w:ascii="宋体" w:eastAsia="宋体" w:hAnsi="宋体" w:hint="eastAsia"/>
+        </w:rPr>
+        <w:t>jbtuihlexkn</w:t>
+      </w:r>
+      <w:proofErr w:type="spellEnd"/>
       <w:r>
         <w:rPr>
           <w:rFonts w:ascii="宋体" w:eastAsia="宋体" w:hAnsi="宋体" w:hint="eastAsia"/>
@@ -8528,8 +10133,16 @@
         <w:rPr>
           <w:rFonts w:ascii="宋体" w:eastAsia="宋体" w:hAnsi="宋体" w:hint="eastAsia"/>
         </w:rPr>
-        <w:t xml:space="preserve">             z: vruipb</w:t>
-      </w:r>
+        <w:t xml:space="preserve">             z: </w:t>
+      </w:r>
+      <w:proofErr w:type="spellStart"/>
+      <w:r>
+        <w:rPr>
+          <w:rFonts w:ascii="宋体" w:eastAsia="宋体" w:hAnsi="宋体" w:hint="eastAsia"/>
+        </w:rPr>
+        <w:t>vruipb</w:t>
+      </w:r>
+      <w:proofErr w:type="spellEnd"/>
     </w:p>
     <w:p>
       <w:pPr>
@@ -8730,6 +10343,7 @@
           <w:szCs w:val="21"/>
         </w:rPr>
       </w:pPr>
+      <w:proofErr w:type="gramStart"/>
       <w:r>
         <w:rPr>
           <w:rFonts w:ascii="宋体" w:eastAsia="宋体" w:hAnsi="宋体" w:hint="eastAsia"/>
@@ -8748,6 +10362,7 @@
         </w:rPr>
         <w:t>码冲突</w:t>
       </w:r>
+      <w:proofErr w:type="gramEnd"/>
       <w:r>
         <w:rPr>
           <w:rFonts w:ascii="宋体" w:eastAsia="宋体" w:hAnsi="宋体"/>
@@ -8858,8 +10473,65 @@
           <w:rFonts w:ascii="宋体" w:eastAsia="宋体" w:hAnsi="宋体" w:hint="eastAsia"/>
           <w:szCs w:val="21"/>
         </w:rPr>
-        <w:t>如含彳取彳，含廾取廾</w:t>
-      </w:r>
+        <w:t>如含</w:t>
+      </w:r>
+      <w:proofErr w:type="gramStart"/>
+      <w:r>
+        <w:rPr>
+          <w:rFonts w:ascii="宋体" w:eastAsia="宋体" w:hAnsi="宋体" w:hint="eastAsia"/>
+          <w:szCs w:val="21"/>
+        </w:rPr>
+        <w:t>彳</w:t>
+      </w:r>
+      <w:proofErr w:type="gramEnd"/>
+      <w:r>
+        <w:rPr>
+          <w:rFonts w:ascii="宋体" w:eastAsia="宋体" w:hAnsi="宋体" w:hint="eastAsia"/>
+          <w:szCs w:val="21"/>
+        </w:rPr>
+        <w:t>取</w:t>
+      </w:r>
+      <w:proofErr w:type="gramStart"/>
+      <w:r>
+        <w:rPr>
+          <w:rFonts w:ascii="宋体" w:eastAsia="宋体" w:hAnsi="宋体" w:hint="eastAsia"/>
+          <w:szCs w:val="21"/>
+        </w:rPr>
+        <w:t>彳</w:t>
+      </w:r>
+      <w:proofErr w:type="gramEnd"/>
+      <w:r>
+        <w:rPr>
+          <w:rFonts w:ascii="宋体" w:eastAsia="宋体" w:hAnsi="宋体" w:hint="eastAsia"/>
+          <w:szCs w:val="21"/>
+        </w:rPr>
+        <w:t>，含</w:t>
+      </w:r>
+      <w:proofErr w:type="gramStart"/>
+      <w:r>
+        <w:rPr>
+          <w:rFonts w:ascii="宋体" w:eastAsia="宋体" w:hAnsi="宋体" w:hint="eastAsia"/>
+          <w:szCs w:val="21"/>
+        </w:rPr>
+        <w:t>廾</w:t>
+      </w:r>
+      <w:proofErr w:type="gramEnd"/>
+      <w:r>
+        <w:rPr>
+          <w:rFonts w:ascii="宋体" w:eastAsia="宋体" w:hAnsi="宋体" w:hint="eastAsia"/>
+          <w:szCs w:val="21"/>
+        </w:rPr>
+        <w:t>取</w:t>
+      </w:r>
+      <w:proofErr w:type="gramStart"/>
+      <w:r>
+        <w:rPr>
+          <w:rFonts w:ascii="宋体" w:eastAsia="宋体" w:hAnsi="宋体" w:hint="eastAsia"/>
+          <w:szCs w:val="21"/>
+        </w:rPr>
+        <w:t>廾</w:t>
+      </w:r>
+      <w:proofErr w:type="gramEnd"/>
       <w:r>
         <w:rPr>
           <w:rFonts w:ascii="宋体" w:eastAsia="宋体" w:hAnsi="宋体"/>
@@ -9109,16 +10781,36 @@
           <w:bCs/>
           <w:szCs w:val="21"/>
         </w:rPr>
-        <w:t>/非部首字</w:t>
-      </w:r>
-      <w:r>
-        <w:rPr>
-          <w:rFonts w:ascii="宋体" w:eastAsia="宋体" w:hAnsi="宋体"/>
-          <w:b/>
-          <w:bCs/>
-          <w:szCs w:val="21"/>
-        </w:rPr>
-        <w:t>合理跳过</w:t>
+        <w:t>/非部首</w:t>
+      </w:r>
+      <w:proofErr w:type="gramStart"/>
+      <w:r>
+        <w:rPr>
+          <w:rFonts w:ascii="宋体" w:eastAsia="宋体" w:hAnsi="宋体" w:hint="eastAsia"/>
+          <w:b/>
+          <w:bCs/>
+          <w:szCs w:val="21"/>
+        </w:rPr>
+        <w:t>字</w:t>
+      </w:r>
+      <w:r>
+        <w:rPr>
+          <w:rFonts w:ascii="宋体" w:eastAsia="宋体" w:hAnsi="宋体"/>
+          <w:b/>
+          <w:bCs/>
+          <w:szCs w:val="21"/>
+        </w:rPr>
+        <w:t>合理</w:t>
+      </w:r>
+      <w:proofErr w:type="gramEnd"/>
+      <w:r>
+        <w:rPr>
+          <w:rFonts w:ascii="宋体" w:eastAsia="宋体" w:hAnsi="宋体"/>
+          <w:b/>
+          <w:bCs/>
+          <w:szCs w:val="21"/>
+        </w:rPr>
+        <w:t>跳过</w:t>
       </w:r>
       <w:r>
         <w:rPr>
@@ -9242,7 +10934,21 @@
         <w:rPr>
           <w:rFonts w:ascii="宋体" w:eastAsia="宋体" w:hAnsi="宋体"/>
         </w:rPr>
-        <w:t>巨5 平5 养d 就d 利h 临i 所j</w:t>
+        <w:t>巨5 平5 养d 就d 利h 临</w:t>
+      </w:r>
+      <w:proofErr w:type="spellStart"/>
+      <w:r>
+        <w:rPr>
+          <w:rFonts w:ascii="宋体" w:eastAsia="宋体" w:hAnsi="宋体"/>
+        </w:rPr>
+        <w:t>i</w:t>
+      </w:r>
+      <w:proofErr w:type="spellEnd"/>
+      <w:r>
+        <w:rPr>
+          <w:rFonts w:ascii="宋体" w:eastAsia="宋体" w:hAnsi="宋体"/>
+        </w:rPr>
+        <w:t xml:space="preserve"> 所j</w:t>
       </w:r>
       <w:r>
         <w:rPr>
@@ -9280,7 +10986,21 @@
         <w:rPr>
           <w:rFonts w:ascii="宋体" w:eastAsia="宋体" w:hAnsi="宋体"/>
         </w:rPr>
-        <w:t>音r 有r 旧r 旦r 更</w:t>
+        <w:t xml:space="preserve">音r 有r 旧r </w:t>
+      </w:r>
+      <w:proofErr w:type="gramStart"/>
+      <w:r>
+        <w:rPr>
+          <w:rFonts w:ascii="宋体" w:eastAsia="宋体" w:hAnsi="宋体"/>
+        </w:rPr>
+        <w:t>旦</w:t>
+      </w:r>
+      <w:proofErr w:type="gramEnd"/>
+      <w:r>
+        <w:rPr>
+          <w:rFonts w:ascii="宋体" w:eastAsia="宋体" w:hAnsi="宋体"/>
+        </w:rPr>
+        <w:t>r 更</w:t>
       </w:r>
       <w:r>
         <w:rPr>
@@ -9365,8 +11085,97 @@
           <w:rFonts w:ascii="宋体" w:eastAsia="宋体" w:hAnsi="宋体"/>
           <w:szCs w:val="21"/>
         </w:rPr>
-        <w:t>亅→丨，夊夂→攵，廾→卄，⺈→刀，冃→日，疋</w:t>
-      </w:r>
+        <w:t>亅→</w:t>
+      </w:r>
+      <w:proofErr w:type="gramStart"/>
+      <w:r>
+        <w:rPr>
+          <w:rFonts w:ascii="宋体" w:eastAsia="宋体" w:hAnsi="宋体"/>
+          <w:szCs w:val="21"/>
+        </w:rPr>
+        <w:t>丨</w:t>
+      </w:r>
+      <w:proofErr w:type="gramEnd"/>
+      <w:r>
+        <w:rPr>
+          <w:rFonts w:ascii="宋体" w:eastAsia="宋体" w:hAnsi="宋体"/>
+          <w:szCs w:val="21"/>
+        </w:rPr>
+        <w:t>，</w:t>
+      </w:r>
+      <w:proofErr w:type="gramStart"/>
+      <w:r>
+        <w:rPr>
+          <w:rFonts w:ascii="宋体" w:eastAsia="宋体" w:hAnsi="宋体"/>
+          <w:szCs w:val="21"/>
+        </w:rPr>
+        <w:t>夊夂</w:t>
+      </w:r>
+      <w:proofErr w:type="gramEnd"/>
+      <w:r>
+        <w:rPr>
+          <w:rFonts w:ascii="宋体" w:eastAsia="宋体" w:hAnsi="宋体"/>
+          <w:szCs w:val="21"/>
+        </w:rPr>
+        <w:t>→</w:t>
+      </w:r>
+      <w:proofErr w:type="gramStart"/>
+      <w:r>
+        <w:rPr>
+          <w:rFonts w:ascii="宋体" w:eastAsia="宋体" w:hAnsi="宋体"/>
+          <w:szCs w:val="21"/>
+        </w:rPr>
+        <w:t>攵</w:t>
+      </w:r>
+      <w:proofErr w:type="gramEnd"/>
+      <w:r>
+        <w:rPr>
+          <w:rFonts w:ascii="宋体" w:eastAsia="宋体" w:hAnsi="宋体"/>
+          <w:szCs w:val="21"/>
+        </w:rPr>
+        <w:t>，</w:t>
+      </w:r>
+      <w:proofErr w:type="gramStart"/>
+      <w:r>
+        <w:rPr>
+          <w:rFonts w:ascii="宋体" w:eastAsia="宋体" w:hAnsi="宋体"/>
+          <w:szCs w:val="21"/>
+        </w:rPr>
+        <w:t>廾</w:t>
+      </w:r>
+      <w:proofErr w:type="gramEnd"/>
+      <w:r>
+        <w:rPr>
+          <w:rFonts w:ascii="宋体" w:eastAsia="宋体" w:hAnsi="宋体"/>
+          <w:szCs w:val="21"/>
+        </w:rPr>
+        <w:t>→卄，⺈→刀，</w:t>
+      </w:r>
+      <w:proofErr w:type="gramStart"/>
+      <w:r>
+        <w:rPr>
+          <w:rFonts w:ascii="宋体" w:eastAsia="宋体" w:hAnsi="宋体"/>
+          <w:szCs w:val="21"/>
+        </w:rPr>
+        <w:t>冃</w:t>
+      </w:r>
+      <w:proofErr w:type="gramEnd"/>
+      <w:r>
+        <w:rPr>
+          <w:rFonts w:ascii="宋体" w:eastAsia="宋体" w:hAnsi="宋体"/>
+          <w:szCs w:val="21"/>
+        </w:rPr>
+        <w:t>→日，</w:t>
+      </w:r>
+      <w:proofErr w:type="gramStart"/>
+      <w:r>
+        <w:rPr>
+          <w:rFonts w:ascii="宋体" w:eastAsia="宋体" w:hAnsi="宋体"/>
+          <w:szCs w:val="21"/>
+        </w:rPr>
+        <w:t>疋</w:t>
+      </w:r>
+      <w:proofErr w:type="gramEnd"/>
       <w:r>
         <w:rPr>
           <w:rFonts w:ascii="SimSun-ExtB" w:eastAsia="SimSun-ExtB" w:hAnsi="SimSun-ExtB" w:cs="SimSun-ExtB" w:hint="eastAsia"/>
@@ -9379,7 +11188,39 @@
           <w:rFonts w:ascii="宋体" w:eastAsia="宋体" w:hAnsi="宋体"/>
           <w:szCs w:val="21"/>
         </w:rPr>
-        <w:t>龰→止，匸→匚，襾→西，龶→青，耂→老，灬→火......</w:t>
+        <w:t>龰→止，匸→</w:t>
+      </w:r>
+      <w:proofErr w:type="gramStart"/>
+      <w:r>
+        <w:rPr>
+          <w:rFonts w:ascii="宋体" w:eastAsia="宋体" w:hAnsi="宋体"/>
+          <w:szCs w:val="21"/>
+        </w:rPr>
+        <w:t>匚</w:t>
+      </w:r>
+      <w:proofErr w:type="gramEnd"/>
+      <w:r>
+        <w:rPr>
+          <w:rFonts w:ascii="宋体" w:eastAsia="宋体" w:hAnsi="宋体"/>
+          <w:szCs w:val="21"/>
+        </w:rPr>
+        <w:t>，襾→西，龶→青，耂→老，</w:t>
+      </w:r>
+      <w:proofErr w:type="gramStart"/>
+      <w:r>
+        <w:rPr>
+          <w:rFonts w:ascii="宋体" w:eastAsia="宋体" w:hAnsi="宋体"/>
+          <w:szCs w:val="21"/>
+        </w:rPr>
+        <w:t>灬</w:t>
+      </w:r>
+      <w:proofErr w:type="gramEnd"/>
+      <w:r>
+        <w:rPr>
+          <w:rFonts w:ascii="宋体" w:eastAsia="宋体" w:hAnsi="宋体"/>
+          <w:szCs w:val="21"/>
+        </w:rPr>
+        <w:t>→火......</w:t>
       </w:r>
     </w:p>
     <w:p>
@@ -9440,7 +11281,119 @@
           <w:rFonts w:ascii="宋体" w:eastAsia="宋体" w:hAnsi="宋体"/>
           <w:szCs w:val="21"/>
         </w:rPr>
-        <w:t>夫→矢，正→止，长長镸→髟，玉→王，曰→日，申→田，干→十，无→二，牙→寸，甘→革，生→青，隶→聿，面→囗，韭→耒，飞→疒，鬥→门......</w:t>
+        <w:t>夫→</w:t>
+      </w:r>
+      <w:proofErr w:type="gramStart"/>
+      <w:r>
+        <w:rPr>
+          <w:rFonts w:ascii="宋体" w:eastAsia="宋体" w:hAnsi="宋体"/>
+          <w:szCs w:val="21"/>
+        </w:rPr>
+        <w:t>矢</w:t>
+      </w:r>
+      <w:proofErr w:type="gramEnd"/>
+      <w:r>
+        <w:rPr>
+          <w:rFonts w:ascii="宋体" w:eastAsia="宋体" w:hAnsi="宋体"/>
+          <w:szCs w:val="21"/>
+        </w:rPr>
+        <w:t>，正→止，长長镸→</w:t>
+      </w:r>
+      <w:proofErr w:type="gramStart"/>
+      <w:r>
+        <w:rPr>
+          <w:rFonts w:ascii="宋体" w:eastAsia="宋体" w:hAnsi="宋体"/>
+          <w:szCs w:val="21"/>
+        </w:rPr>
+        <w:t>髟</w:t>
+      </w:r>
+      <w:proofErr w:type="gramEnd"/>
+      <w:r>
+        <w:rPr>
+          <w:rFonts w:ascii="宋体" w:eastAsia="宋体" w:hAnsi="宋体"/>
+          <w:szCs w:val="21"/>
+        </w:rPr>
+        <w:t>，玉→王，曰→日，申→田，干→十，无→二，牙→寸，甘→革，生→青，隶→</w:t>
+      </w:r>
+      <w:proofErr w:type="gramStart"/>
+      <w:r>
+        <w:rPr>
+          <w:rFonts w:ascii="宋体" w:eastAsia="宋体" w:hAnsi="宋体"/>
+          <w:szCs w:val="21"/>
+        </w:rPr>
+        <w:t>聿</w:t>
+      </w:r>
+      <w:proofErr w:type="gramEnd"/>
+      <w:r>
+        <w:rPr>
+          <w:rFonts w:ascii="宋体" w:eastAsia="宋体" w:hAnsi="宋体"/>
+          <w:szCs w:val="21"/>
+        </w:rPr>
+        <w:t>，面→</w:t>
+      </w:r>
+      <w:proofErr w:type="gramStart"/>
+      <w:r>
+        <w:rPr>
+          <w:rFonts w:ascii="宋体" w:eastAsia="宋体" w:hAnsi="宋体"/>
+          <w:szCs w:val="21"/>
+        </w:rPr>
+        <w:t>囗</w:t>
+      </w:r>
+      <w:proofErr w:type="gramEnd"/>
+      <w:r>
+        <w:rPr>
+          <w:rFonts w:ascii="宋体" w:eastAsia="宋体" w:hAnsi="宋体"/>
+          <w:szCs w:val="21"/>
+        </w:rPr>
+        <w:t>，</w:t>
+      </w:r>
+      <w:proofErr w:type="gramStart"/>
+      <w:r>
+        <w:rPr>
+          <w:rFonts w:ascii="宋体" w:eastAsia="宋体" w:hAnsi="宋体"/>
+          <w:szCs w:val="21"/>
+        </w:rPr>
+        <w:t>韭</w:t>
+      </w:r>
+      <w:proofErr w:type="gramEnd"/>
+      <w:r>
+        <w:rPr>
+          <w:rFonts w:ascii="宋体" w:eastAsia="宋体" w:hAnsi="宋体"/>
+          <w:szCs w:val="21"/>
+        </w:rPr>
+        <w:t>→</w:t>
+      </w:r>
+      <w:proofErr w:type="gramStart"/>
+      <w:r>
+        <w:rPr>
+          <w:rFonts w:ascii="宋体" w:eastAsia="宋体" w:hAnsi="宋体"/>
+          <w:szCs w:val="21"/>
+        </w:rPr>
+        <w:t>耒</w:t>
+      </w:r>
+      <w:proofErr w:type="gramEnd"/>
+      <w:r>
+        <w:rPr>
+          <w:rFonts w:ascii="宋体" w:eastAsia="宋体" w:hAnsi="宋体"/>
+          <w:szCs w:val="21"/>
+        </w:rPr>
+        <w:t>，飞→</w:t>
+      </w:r>
+      <w:proofErr w:type="gramStart"/>
+      <w:r>
+        <w:rPr>
+          <w:rFonts w:ascii="宋体" w:eastAsia="宋体" w:hAnsi="宋体"/>
+          <w:szCs w:val="21"/>
+        </w:rPr>
+        <w:t>疒</w:t>
+      </w:r>
+      <w:proofErr w:type="gramEnd"/>
+      <w:r>
+        <w:rPr>
+          <w:rFonts w:ascii="宋体" w:eastAsia="宋体" w:hAnsi="宋体"/>
+          <w:szCs w:val="21"/>
+        </w:rPr>
+        <w:t>，鬥→门......</w:t>
       </w:r>
     </w:p>
     <w:p>
@@ -9501,7 +11454,39 @@
           <w:rFonts w:ascii="宋体" w:eastAsia="宋体" w:hAnsi="宋体"/>
           <w:szCs w:val="21"/>
         </w:rPr>
-        <w:t>立→亠，鼠→臼，舛→夕，㫃→方，卧→臣，</w:t>
+        <w:t>立→</w:t>
+      </w:r>
+      <w:proofErr w:type="gramStart"/>
+      <w:r>
+        <w:rPr>
+          <w:rFonts w:ascii="宋体" w:eastAsia="宋体" w:hAnsi="宋体"/>
+          <w:szCs w:val="21"/>
+        </w:rPr>
+        <w:t>亠</w:t>
+      </w:r>
+      <w:proofErr w:type="gramEnd"/>
+      <w:r>
+        <w:rPr>
+          <w:rFonts w:ascii="宋体" w:eastAsia="宋体" w:hAnsi="宋体"/>
+          <w:szCs w:val="21"/>
+        </w:rPr>
+        <w:t>，鼠→臼，</w:t>
+      </w:r>
+      <w:proofErr w:type="gramStart"/>
+      <w:r>
+        <w:rPr>
+          <w:rFonts w:ascii="宋体" w:eastAsia="宋体" w:hAnsi="宋体"/>
+          <w:szCs w:val="21"/>
+        </w:rPr>
+        <w:t>舛</w:t>
+      </w:r>
+      <w:proofErr w:type="gramEnd"/>
+      <w:r>
+        <w:rPr>
+          <w:rFonts w:ascii="宋体" w:eastAsia="宋体" w:hAnsi="宋体"/>
+          <w:szCs w:val="21"/>
+        </w:rPr>
+        <w:t>→夕，㫃→方，卧→臣，</w:t>
       </w:r>
       <w:r>
         <w:rPr>
@@ -9515,7 +11500,23 @@
           <w:rFonts w:ascii="宋体" w:eastAsia="宋体" w:hAnsi="宋体"/>
           <w:szCs w:val="21"/>
         </w:rPr>
-        <w:t>→禾，行→彳，</w:t>
+        <w:t>→禾，行→</w:t>
+      </w:r>
+      <w:proofErr w:type="gramStart"/>
+      <w:r>
+        <w:rPr>
+          <w:rFonts w:ascii="宋体" w:eastAsia="宋体" w:hAnsi="宋体"/>
+          <w:szCs w:val="21"/>
+        </w:rPr>
+        <w:t>彳</w:t>
+      </w:r>
+      <w:proofErr w:type="gramEnd"/>
+      <w:r>
+        <w:rPr>
+          <w:rFonts w:ascii="宋体" w:eastAsia="宋体" w:hAnsi="宋体"/>
+          <w:szCs w:val="21"/>
+        </w:rPr>
+        <w:t>，</w:t>
       </w:r>
       <w:r>
         <w:rPr>
@@ -9529,24 +11530,249 @@
           <w:rFonts w:ascii="宋体" w:eastAsia="宋体" w:hAnsi="宋体"/>
           <w:szCs w:val="21"/>
         </w:rPr>
-        <w:t>→宀，亼→人，龠→人，鼻→自，齐（齊）→文，林→木，舍→人，多→夕，男→田，死→歹，比→匕，爻→㐅，玄→亠，禸→冂，至→土，色→刀，首→丷，香→禾，高→亠，鬯→匕，鬲→口，鹿→广，麻→广，黄黃→八，黍→禾，黹→业，鼎→目，鼓→支，龟→刀，厄→厂......</w:t>
-      </w:r>
-    </w:p>
-    <w:p>
-      <w:pPr>
-        <w:rPr>
-          <w:rFonts w:ascii="宋体" w:eastAsia="宋体" w:hAnsi="宋体" w:hint="eastAsia"/>
-          <w:szCs w:val="21"/>
-        </w:rPr>
-      </w:pPr>
-    </w:p>
-    <w:p>
-      <w:pPr>
-        <w:rPr>
-          <w:rFonts w:ascii="宋体" w:eastAsia="宋体" w:hAnsi="宋体" w:hint="eastAsia"/>
-          <w:szCs w:val="21"/>
-        </w:rPr>
-      </w:pPr>
+        <w:t>→</w:t>
+      </w:r>
+      <w:proofErr w:type="gramStart"/>
+      <w:r>
+        <w:rPr>
+          <w:rFonts w:ascii="宋体" w:eastAsia="宋体" w:hAnsi="宋体"/>
+          <w:szCs w:val="21"/>
+        </w:rPr>
+        <w:t>宀</w:t>
+      </w:r>
+      <w:proofErr w:type="gramEnd"/>
+      <w:r>
+        <w:rPr>
+          <w:rFonts w:ascii="宋体" w:eastAsia="宋体" w:hAnsi="宋体"/>
+          <w:szCs w:val="21"/>
+        </w:rPr>
+        <w:t>，亼→人，</w:t>
+      </w:r>
+      <w:proofErr w:type="gramStart"/>
+      <w:r>
+        <w:rPr>
+          <w:rFonts w:ascii="宋体" w:eastAsia="宋体" w:hAnsi="宋体"/>
+          <w:szCs w:val="21"/>
+        </w:rPr>
+        <w:t>龠</w:t>
+      </w:r>
+      <w:proofErr w:type="gramEnd"/>
+      <w:r>
+        <w:rPr>
+          <w:rFonts w:ascii="宋体" w:eastAsia="宋体" w:hAnsi="宋体"/>
+          <w:szCs w:val="21"/>
+        </w:rPr>
+        <w:t>→人，鼻→自，齐（齊）→文，林→木，舍→人，多→夕，男→田，死→</w:t>
+      </w:r>
+      <w:proofErr w:type="gramStart"/>
+      <w:r>
+        <w:rPr>
+          <w:rFonts w:ascii="宋体" w:eastAsia="宋体" w:hAnsi="宋体"/>
+          <w:szCs w:val="21"/>
+        </w:rPr>
+        <w:t>歹</w:t>
+      </w:r>
+      <w:proofErr w:type="gramEnd"/>
+      <w:r>
+        <w:rPr>
+          <w:rFonts w:ascii="宋体" w:eastAsia="宋体" w:hAnsi="宋体"/>
+          <w:szCs w:val="21"/>
+        </w:rPr>
+        <w:t>，比→</w:t>
+      </w:r>
+      <w:proofErr w:type="gramStart"/>
+      <w:r>
+        <w:rPr>
+          <w:rFonts w:ascii="宋体" w:eastAsia="宋体" w:hAnsi="宋体"/>
+          <w:szCs w:val="21"/>
+        </w:rPr>
+        <w:t>匕</w:t>
+      </w:r>
+      <w:proofErr w:type="gramEnd"/>
+      <w:r>
+        <w:rPr>
+          <w:rFonts w:ascii="宋体" w:eastAsia="宋体" w:hAnsi="宋体"/>
+          <w:szCs w:val="21"/>
+        </w:rPr>
+        <w:t>，</w:t>
+      </w:r>
+      <w:proofErr w:type="gramStart"/>
+      <w:r>
+        <w:rPr>
+          <w:rFonts w:ascii="宋体" w:eastAsia="宋体" w:hAnsi="宋体"/>
+          <w:szCs w:val="21"/>
+        </w:rPr>
+        <w:t>爻</w:t>
+      </w:r>
+      <w:proofErr w:type="gramEnd"/>
+      <w:r>
+        <w:rPr>
+          <w:rFonts w:ascii="宋体" w:eastAsia="宋体" w:hAnsi="宋体"/>
+          <w:szCs w:val="21"/>
+        </w:rPr>
+        <w:t>→㐅，玄→</w:t>
+      </w:r>
+      <w:proofErr w:type="gramStart"/>
+      <w:r>
+        <w:rPr>
+          <w:rFonts w:ascii="宋体" w:eastAsia="宋体" w:hAnsi="宋体"/>
+          <w:szCs w:val="21"/>
+        </w:rPr>
+        <w:t>亠</w:t>
+      </w:r>
+      <w:proofErr w:type="gramEnd"/>
+      <w:r>
+        <w:rPr>
+          <w:rFonts w:ascii="宋体" w:eastAsia="宋体" w:hAnsi="宋体"/>
+          <w:szCs w:val="21"/>
+        </w:rPr>
+        <w:t>，禸→</w:t>
+      </w:r>
+      <w:proofErr w:type="gramStart"/>
+      <w:r>
+        <w:rPr>
+          <w:rFonts w:ascii="宋体" w:eastAsia="宋体" w:hAnsi="宋体"/>
+          <w:szCs w:val="21"/>
+        </w:rPr>
+        <w:t>冂</w:t>
+      </w:r>
+      <w:proofErr w:type="gramEnd"/>
+      <w:r>
+        <w:rPr>
+          <w:rFonts w:ascii="宋体" w:eastAsia="宋体" w:hAnsi="宋体"/>
+          <w:szCs w:val="21"/>
+        </w:rPr>
+        <w:t>，至→土，色→刀，首→丷，香→禾，高→</w:t>
+      </w:r>
+      <w:proofErr w:type="gramStart"/>
+      <w:r>
+        <w:rPr>
+          <w:rFonts w:ascii="宋体" w:eastAsia="宋体" w:hAnsi="宋体"/>
+          <w:szCs w:val="21"/>
+        </w:rPr>
+        <w:t>亠</w:t>
+      </w:r>
+      <w:proofErr w:type="gramEnd"/>
+      <w:r>
+        <w:rPr>
+          <w:rFonts w:ascii="宋体" w:eastAsia="宋体" w:hAnsi="宋体"/>
+          <w:szCs w:val="21"/>
+        </w:rPr>
+        <w:t>，</w:t>
+      </w:r>
+      <w:proofErr w:type="gramStart"/>
+      <w:r>
+        <w:rPr>
+          <w:rFonts w:ascii="宋体" w:eastAsia="宋体" w:hAnsi="宋体"/>
+          <w:szCs w:val="21"/>
+        </w:rPr>
+        <w:t>鬯</w:t>
+      </w:r>
+      <w:proofErr w:type="gramEnd"/>
+      <w:r>
+        <w:rPr>
+          <w:rFonts w:ascii="宋体" w:eastAsia="宋体" w:hAnsi="宋体"/>
+          <w:szCs w:val="21"/>
+        </w:rPr>
+        <w:t>→</w:t>
+      </w:r>
+      <w:proofErr w:type="gramStart"/>
+      <w:r>
+        <w:rPr>
+          <w:rFonts w:ascii="宋体" w:eastAsia="宋体" w:hAnsi="宋体"/>
+          <w:szCs w:val="21"/>
+        </w:rPr>
+        <w:t>匕</w:t>
+      </w:r>
+      <w:proofErr w:type="gramEnd"/>
+      <w:r>
+        <w:rPr>
+          <w:rFonts w:ascii="宋体" w:eastAsia="宋体" w:hAnsi="宋体"/>
+          <w:szCs w:val="21"/>
+        </w:rPr>
+        <w:t>，</w:t>
+      </w:r>
+      <w:proofErr w:type="gramStart"/>
+      <w:r>
+        <w:rPr>
+          <w:rFonts w:ascii="宋体" w:eastAsia="宋体" w:hAnsi="宋体"/>
+          <w:szCs w:val="21"/>
+        </w:rPr>
+        <w:t>鬲</w:t>
+      </w:r>
+      <w:proofErr w:type="gramEnd"/>
+      <w:r>
+        <w:rPr>
+          <w:rFonts w:ascii="宋体" w:eastAsia="宋体" w:hAnsi="宋体"/>
+          <w:szCs w:val="21"/>
+        </w:rPr>
+        <w:t>→口，鹿→广，麻→广，黄黃→八，</w:t>
+      </w:r>
+      <w:proofErr w:type="gramStart"/>
+      <w:r>
+        <w:rPr>
+          <w:rFonts w:ascii="宋体" w:eastAsia="宋体" w:hAnsi="宋体"/>
+          <w:szCs w:val="21"/>
+        </w:rPr>
+        <w:t>黍</w:t>
+      </w:r>
+      <w:proofErr w:type="gramEnd"/>
+      <w:r>
+        <w:rPr>
+          <w:rFonts w:ascii="宋体" w:eastAsia="宋体" w:hAnsi="宋体"/>
+          <w:szCs w:val="21"/>
+        </w:rPr>
+        <w:t>→禾，</w:t>
+      </w:r>
+      <w:proofErr w:type="gramStart"/>
+      <w:r>
+        <w:rPr>
+          <w:rFonts w:ascii="宋体" w:eastAsia="宋体" w:hAnsi="宋体"/>
+          <w:szCs w:val="21"/>
+        </w:rPr>
+        <w:t>黹</w:t>
+      </w:r>
+      <w:proofErr w:type="gramEnd"/>
+      <w:r>
+        <w:rPr>
+          <w:rFonts w:ascii="宋体" w:eastAsia="宋体" w:hAnsi="宋体"/>
+          <w:szCs w:val="21"/>
+        </w:rPr>
+        <w:t>→业，鼎→目，鼓→支，龟→刀，</w:t>
+      </w:r>
+      <w:proofErr w:type="gramStart"/>
+      <w:r>
+        <w:rPr>
+          <w:rFonts w:ascii="宋体" w:eastAsia="宋体" w:hAnsi="宋体"/>
+          <w:szCs w:val="21"/>
+        </w:rPr>
+        <w:t>厄</w:t>
+      </w:r>
+      <w:proofErr w:type="gramEnd"/>
+      <w:r>
+        <w:rPr>
+          <w:rFonts w:ascii="宋体" w:eastAsia="宋体" w:hAnsi="宋体"/>
+          <w:szCs w:val="21"/>
+        </w:rPr>
+        <w:t>→厂......</w:t>
+      </w:r>
+    </w:p>
+    <w:p>
+      <w:pPr>
+        <w:rPr>
+          <w:rFonts w:ascii="宋体" w:eastAsia="宋体" w:hAnsi="宋体" w:hint="eastAsia"/>
+          <w:szCs w:val="21"/>
+        </w:rPr>
+      </w:pPr>
+    </w:p>
+    <w:p>
+      <w:pPr>
+        <w:rPr>
+          <w:rFonts w:ascii="宋体" w:eastAsia="宋体" w:hAnsi="宋体" w:hint="eastAsia"/>
+          <w:szCs w:val="21"/>
+        </w:rPr>
+      </w:pPr>
+      <w:proofErr w:type="gramStart"/>
       <w:r>
         <w:rPr>
           <w:rFonts w:ascii="宋体" w:eastAsia="宋体" w:hAnsi="宋体"/>
@@ -9556,6 +11782,7 @@
         </w:rPr>
         <w:t>罕部跳过</w:t>
       </w:r>
+      <w:proofErr w:type="gramEnd"/>
       <w:r>
         <w:rPr>
           <w:rFonts w:ascii="宋体" w:eastAsia="宋体" w:hAnsi="宋体"/>
@@ -9576,7 +11803,23 @@
           <w:rFonts w:ascii="宋体" w:eastAsia="宋体" w:hAnsi="宋体"/>
           <w:szCs w:val="21"/>
         </w:rPr>
-        <w:t>毋（母），氏，而。</w:t>
+        <w:t>毋（母），氏，</w:t>
+      </w:r>
+      <w:proofErr w:type="gramStart"/>
+      <w:r>
+        <w:rPr>
+          <w:rFonts w:ascii="宋体" w:eastAsia="宋体" w:hAnsi="宋体"/>
+          <w:szCs w:val="21"/>
+        </w:rPr>
+        <w:t>而</w:t>
+      </w:r>
+      <w:proofErr w:type="gramEnd"/>
+      <w:r>
+        <w:rPr>
+          <w:rFonts w:ascii="宋体" w:eastAsia="宋体" w:hAnsi="宋体"/>
+          <w:szCs w:val="21"/>
+        </w:rPr>
+        <w:t>。</w:t>
       </w:r>
     </w:p>
     <w:p>
@@ -9605,6 +11848,7 @@
         </w:rPr>
         <w:t xml:space="preserve">4 </w:t>
       </w:r>
+      <w:proofErr w:type="gramStart"/>
       <w:r>
         <w:rPr>
           <w:rFonts w:ascii="宋体" w:eastAsia="宋体" w:hAnsi="宋体" w:hint="eastAsia"/>
@@ -9621,7 +11865,17 @@
           <w:bCs/>
           <w:szCs w:val="21"/>
         </w:rPr>
-        <w:t>码编码总结</w:t>
+        <w:t>码编码</w:t>
+      </w:r>
+      <w:proofErr w:type="gramEnd"/>
+      <w:r>
+        <w:rPr>
+          <w:rFonts w:ascii="宋体" w:eastAsia="宋体" w:hAnsi="宋体"/>
+          <w:b/>
+          <w:bCs/>
+          <w:szCs w:val="21"/>
+        </w:rPr>
+        <w:t>总结</w:t>
       </w:r>
     </w:p>
     <w:p>
@@ -9651,6 +11905,7 @@
         </w:rPr>
         <w:t>：</w:t>
       </w:r>
+      <w:proofErr w:type="gramStart"/>
       <w:r>
         <w:rPr>
           <w:rFonts w:ascii="宋体" w:eastAsia="宋体" w:hAnsi="宋体" w:hint="eastAsia"/>
@@ -9663,7 +11918,15 @@
           <w:rFonts w:ascii="宋体" w:eastAsia="宋体" w:hAnsi="宋体"/>
           <w:szCs w:val="21"/>
         </w:rPr>
-        <w:t>码为数字（0-9），根据字形特征按优先级选取。</w:t>
+        <w:t>码为</w:t>
+      </w:r>
+      <w:proofErr w:type="gramEnd"/>
+      <w:r>
+        <w:rPr>
+          <w:rFonts w:ascii="宋体" w:eastAsia="宋体" w:hAnsi="宋体"/>
+          <w:szCs w:val="21"/>
+        </w:rPr>
+        <w:t>数字（0-9），根据字形特征按优先级选取。</w:t>
       </w:r>
     </w:p>
     <w:p>
@@ -9693,6 +11956,7 @@
         </w:rPr>
         <w:t>：</w:t>
       </w:r>
+      <w:proofErr w:type="gramStart"/>
       <w:r>
         <w:rPr>
           <w:rFonts w:ascii="宋体" w:eastAsia="宋体" w:hAnsi="宋体" w:hint="eastAsia"/>
@@ -9705,7 +11969,15 @@
           <w:rFonts w:ascii="宋体" w:eastAsia="宋体" w:hAnsi="宋体"/>
           <w:szCs w:val="21"/>
         </w:rPr>
-        <w:t>码为字母（b-z，不含a、e、;），对应</w:t>
+        <w:t>码为</w:t>
+      </w:r>
+      <w:proofErr w:type="gramEnd"/>
+      <w:r>
+        <w:rPr>
+          <w:rFonts w:ascii="宋体" w:eastAsia="宋体" w:hAnsi="宋体"/>
+          <w:szCs w:val="21"/>
+        </w:rPr>
+        <w:t>字母（b-z，不含a、e、;），对应</w:t>
       </w:r>
       <w:r>
         <w:rPr>
@@ -9985,7 +12257,23 @@
           <w:rFonts w:ascii="宋体" w:eastAsia="宋体" w:hAnsi="宋体"/>
           <w:szCs w:val="21"/>
         </w:rPr>
-        <w:t>：为缩短码长，最常用字</w:t>
+        <w:t>：为缩短码长，</w:t>
+      </w:r>
+      <w:proofErr w:type="gramStart"/>
+      <w:r>
+        <w:rPr>
+          <w:rFonts w:ascii="宋体" w:eastAsia="宋体" w:hAnsi="宋体"/>
+          <w:szCs w:val="21"/>
+        </w:rPr>
+        <w:t>最</w:t>
+      </w:r>
+      <w:proofErr w:type="gramEnd"/>
+      <w:r>
+        <w:rPr>
+          <w:rFonts w:ascii="宋体" w:eastAsia="宋体" w:hAnsi="宋体"/>
+          <w:szCs w:val="21"/>
+        </w:rPr>
+        <w:t>常用字</w:t>
       </w:r>
       <w:r>
         <w:rPr>
@@ -10019,7 +12307,15 @@
           <w:rFonts w:ascii="宋体" w:eastAsia="宋体" w:hAnsi="宋体"/>
           <w:szCs w:val="21"/>
         </w:rPr>
-        <w:t>（即空</w:t>
+        <w:t>（</w:t>
+      </w:r>
+      <w:proofErr w:type="gramStart"/>
+      <w:r>
+        <w:rPr>
+          <w:rFonts w:ascii="宋体" w:eastAsia="宋体" w:hAnsi="宋体"/>
+          <w:szCs w:val="21"/>
+        </w:rPr>
+        <w:t>即空</w:t>
       </w:r>
       <w:r>
         <w:rPr>
@@ -10033,7 +12329,15 @@
           <w:rFonts w:ascii="宋体" w:eastAsia="宋体" w:hAnsi="宋体"/>
           <w:szCs w:val="21"/>
         </w:rPr>
-        <w:t>码）。为统一码长，需要</w:t>
+        <w:t>码</w:t>
+      </w:r>
+      <w:proofErr w:type="gramEnd"/>
+      <w:r>
+        <w:rPr>
+          <w:rFonts w:ascii="宋体" w:eastAsia="宋体" w:hAnsi="宋体"/>
+          <w:szCs w:val="21"/>
+        </w:rPr>
+        <w:t>）。为统一码长，需要</w:t>
       </w:r>
       <w:r>
         <w:rPr>
@@ -10061,7 +12365,23 @@
           <w:rFonts w:ascii="宋体" w:eastAsia="宋体" w:hAnsi="宋体"/>
           <w:szCs w:val="21"/>
         </w:rPr>
-        <w:t>作为占空码，在码表中省略不写。</w:t>
+        <w:t>作为</w:t>
+      </w:r>
+      <w:proofErr w:type="gramStart"/>
+      <w:r>
+        <w:rPr>
+          <w:rFonts w:ascii="宋体" w:eastAsia="宋体" w:hAnsi="宋体"/>
+          <w:szCs w:val="21"/>
+        </w:rPr>
+        <w:t>占空码</w:t>
+      </w:r>
+      <w:proofErr w:type="gramEnd"/>
+      <w:r>
+        <w:rPr>
+          <w:rFonts w:ascii="宋体" w:eastAsia="宋体" w:hAnsi="宋体"/>
+          <w:szCs w:val="21"/>
+        </w:rPr>
+        <w:t>，在码表中省略不写。</w:t>
       </w:r>
       <w:r>
         <w:rPr>
@@ -10091,7 +12411,15 @@
           <w:rFonts w:ascii="宋体" w:eastAsia="宋体" w:hAnsi="宋体"/>
           <w:szCs w:val="21"/>
         </w:rPr>
-        <w:t>码一律为空，依靠</w:t>
+        <w:t>码一律为空，</w:t>
+      </w:r>
+      <w:proofErr w:type="gramStart"/>
+      <w:r>
+        <w:rPr>
+          <w:rFonts w:ascii="宋体" w:eastAsia="宋体" w:hAnsi="宋体"/>
+          <w:szCs w:val="21"/>
+        </w:rPr>
+        <w:t>依靠</w:t>
       </w:r>
       <w:r>
         <w:rPr>
@@ -10105,7 +12433,15 @@
           <w:rFonts w:ascii="宋体" w:eastAsia="宋体" w:hAnsi="宋体"/>
           <w:szCs w:val="21"/>
         </w:rPr>
-        <w:t>码数字区分实现零重码。</w:t>
+        <w:t>码数字</w:t>
+      </w:r>
+      <w:proofErr w:type="gramEnd"/>
+      <w:r>
+        <w:rPr>
+          <w:rFonts w:ascii="宋体" w:eastAsia="宋体" w:hAnsi="宋体"/>
+          <w:szCs w:val="21"/>
+        </w:rPr>
+        <w:t>区分实现零重码。</w:t>
       </w:r>
     </w:p>
     <w:p>
@@ -10160,7 +12496,15 @@
           <w:rFonts w:ascii="宋体" w:eastAsia="宋体" w:hAnsi="宋体"/>
           <w:szCs w:val="21"/>
         </w:rPr>
-        <w:t>最常用字：空</w:t>
+        <w:t>最常用字：</w:t>
+      </w:r>
+      <w:proofErr w:type="gramStart"/>
+      <w:r>
+        <w:rPr>
+          <w:rFonts w:ascii="宋体" w:eastAsia="宋体" w:hAnsi="宋体"/>
+          <w:szCs w:val="21"/>
+        </w:rPr>
+        <w:t>空</w:t>
       </w:r>
       <w:r>
         <w:rPr>
@@ -10176,6 +12520,7 @@
         </w:rPr>
         <w:t>码</w:t>
       </w:r>
+      <w:proofErr w:type="gramEnd"/>
     </w:p>
     <w:p>
       <w:pPr>
@@ -10403,21 +12748,37 @@
                 <w:rFonts w:ascii="宋体" w:eastAsia="宋体" w:hAnsi="宋体"/>
                 <w:szCs w:val="21"/>
               </w:rPr>
-              <w:t>汉字去除</w:t>
-            </w:r>
-            <w:r>
-              <w:rPr>
-                <w:rFonts w:ascii="宋体" w:eastAsia="宋体" w:hAnsi="宋体" w:hint="eastAsia"/>
-                <w:szCs w:val="21"/>
-              </w:rPr>
-              <w:t>主</w:t>
-            </w:r>
+              <w:t>汉字</w:t>
+            </w:r>
+            <w:proofErr w:type="gramStart"/>
             <w:r>
               <w:rPr>
                 <w:rFonts w:ascii="宋体" w:eastAsia="宋体" w:hAnsi="宋体"/>
                 <w:szCs w:val="21"/>
               </w:rPr>
-              <w:t>码部首后剩余的部分</w:t>
+              <w:t>去除</w:t>
+            </w:r>
+            <w:r>
+              <w:rPr>
+                <w:rFonts w:ascii="宋体" w:eastAsia="宋体" w:hAnsi="宋体" w:hint="eastAsia"/>
+                <w:szCs w:val="21"/>
+              </w:rPr>
+              <w:t>主</w:t>
+            </w:r>
+            <w:r>
+              <w:rPr>
+                <w:rFonts w:ascii="宋体" w:eastAsia="宋体" w:hAnsi="宋体"/>
+                <w:szCs w:val="21"/>
+              </w:rPr>
+              <w:t>码部首</w:t>
+            </w:r>
+            <w:proofErr w:type="gramEnd"/>
+            <w:r>
+              <w:rPr>
+                <w:rFonts w:ascii="宋体" w:eastAsia="宋体" w:hAnsi="宋体"/>
+                <w:szCs w:val="21"/>
+              </w:rPr>
+              <w:t>后剩余的部分</w:t>
             </w:r>
             <w:r>
               <w:rPr>
@@ -10561,14 +12922,30 @@
                 <w:rFonts w:ascii="宋体" w:eastAsia="宋体" w:hAnsi="宋体" w:hint="eastAsia"/>
                 <w:szCs w:val="21"/>
               </w:rPr>
-              <w:t>余集合</w:t>
+              <w:t>余</w:t>
+            </w:r>
+            <w:proofErr w:type="gramStart"/>
+            <w:r>
+              <w:rPr>
+                <w:rFonts w:ascii="宋体" w:eastAsia="宋体" w:hAnsi="宋体" w:hint="eastAsia"/>
+                <w:szCs w:val="21"/>
+              </w:rPr>
+              <w:t>集合</w:t>
             </w:r>
             <w:r>
               <w:rPr>
                 <w:rFonts w:ascii="宋体" w:eastAsia="宋体" w:hAnsi="宋体"/>
                 <w:szCs w:val="21"/>
               </w:rPr>
-              <w:t>按"</w:t>
+              <w:t>按</w:t>
+            </w:r>
+            <w:proofErr w:type="gramEnd"/>
+            <w:r>
+              <w:rPr>
+                <w:rFonts w:ascii="宋体" w:eastAsia="宋体" w:hAnsi="宋体"/>
+                <w:szCs w:val="21"/>
+              </w:rPr>
+              <w:t>"</w:t>
             </w:r>
             <w:r>
               <w:rPr>
@@ -10707,7 +13084,23 @@
                 <w:rFonts w:ascii="宋体" w:eastAsia="宋体" w:hAnsi="宋体"/>
                 <w:szCs w:val="21"/>
               </w:rPr>
-              <w:t>余字的其中一个初码与整字相同为音似，否则为音异</w:t>
+              <w:t>余字的其中</w:t>
+            </w:r>
+            <w:proofErr w:type="gramStart"/>
+            <w:r>
+              <w:rPr>
+                <w:rFonts w:ascii="宋体" w:eastAsia="宋体" w:hAnsi="宋体"/>
+                <w:szCs w:val="21"/>
+              </w:rPr>
+              <w:t>一个初码与</w:t>
+            </w:r>
+            <w:proofErr w:type="gramEnd"/>
+            <w:r>
+              <w:rPr>
+                <w:rFonts w:ascii="宋体" w:eastAsia="宋体" w:hAnsi="宋体"/>
+                <w:szCs w:val="21"/>
+              </w:rPr>
+              <w:t>整字相同为音似，否则为音异</w:t>
             </w:r>
           </w:p>
         </w:tc>
@@ -10741,14 +13134,25 @@
         </w:rPr>
         <w:t>副</w:t>
       </w:r>
-      <w:r>
-        <w:rPr>
-          <w:rFonts w:ascii="宋体" w:eastAsia="宋体" w:hAnsi="宋体"/>
-          <w:b/>
-          <w:bCs/>
-          <w:szCs w:val="21"/>
-        </w:rPr>
-        <w:t>码选择优先级</w:t>
+      <w:proofErr w:type="gramStart"/>
+      <w:r>
+        <w:rPr>
+          <w:rFonts w:ascii="宋体" w:eastAsia="宋体" w:hAnsi="宋体"/>
+          <w:b/>
+          <w:bCs/>
+          <w:szCs w:val="21"/>
+        </w:rPr>
+        <w:t>码选择</w:t>
+      </w:r>
+      <w:proofErr w:type="gramEnd"/>
+      <w:r>
+        <w:rPr>
+          <w:rFonts w:ascii="宋体" w:eastAsia="宋体" w:hAnsi="宋体"/>
+          <w:b/>
+          <w:bCs/>
+          <w:szCs w:val="21"/>
+        </w:rPr>
+        <w:t>优先级</w:t>
       </w:r>
     </w:p>
     <w:p>
@@ -10785,6 +13189,7 @@
           <w:szCs w:val="21"/>
         </w:rPr>
       </w:pPr>
+      <w:proofErr w:type="gramStart"/>
       <w:r>
         <w:rPr>
           <w:rFonts w:ascii="宋体" w:eastAsia="宋体" w:hAnsi="宋体"/>
@@ -10813,16 +13218,28 @@
           <w:color w:val="EE0000"/>
           <w:szCs w:val="21"/>
         </w:rPr>
-        <w:t xml:space="preserve">码 &gt; </w:t>
-      </w:r>
-      <w:r>
-        <w:rPr>
-          <w:rFonts w:ascii="宋体" w:eastAsia="宋体" w:hAnsi="宋体" w:hint="eastAsia"/>
+        <w:t>码</w:t>
+      </w:r>
+      <w:proofErr w:type="gramEnd"/>
+      <w:r>
+        <w:rPr>
+          <w:rFonts w:ascii="宋体" w:eastAsia="宋体" w:hAnsi="宋体"/>
           <w:b/>
           <w:bCs/>
           <w:color w:val="EE0000"/>
           <w:szCs w:val="21"/>
         </w:rPr>
+        <w:t xml:space="preserve"> &gt; </w:t>
+      </w:r>
+      <w:proofErr w:type="gramStart"/>
+      <w:r>
+        <w:rPr>
+          <w:rFonts w:ascii="宋体" w:eastAsia="宋体" w:hAnsi="宋体" w:hint="eastAsia"/>
+          <w:b/>
+          <w:bCs/>
+          <w:color w:val="EE0000"/>
+          <w:szCs w:val="21"/>
+        </w:rPr>
         <w:t>部首别</w:t>
       </w:r>
       <w:r>
@@ -10833,16 +13250,27 @@
           <w:color w:val="EE0000"/>
           <w:szCs w:val="21"/>
         </w:rPr>
-        <w:t xml:space="preserve">码 &gt; </w:t>
-      </w:r>
-      <w:r>
-        <w:rPr>
-          <w:rFonts w:ascii="宋体" w:eastAsia="宋体" w:hAnsi="宋体" w:hint="eastAsia"/>
+        <w:t>码</w:t>
+      </w:r>
+      <w:proofErr w:type="gramEnd"/>
+      <w:r>
+        <w:rPr>
+          <w:rFonts w:ascii="宋体" w:eastAsia="宋体" w:hAnsi="宋体"/>
           <w:b/>
           <w:bCs/>
           <w:color w:val="EE0000"/>
           <w:szCs w:val="21"/>
         </w:rPr>
+        <w:t xml:space="preserve"> &gt; </w:t>
+      </w:r>
+      <w:r>
+        <w:rPr>
+          <w:rFonts w:ascii="宋体" w:eastAsia="宋体" w:hAnsi="宋体" w:hint="eastAsia"/>
+          <w:b/>
+          <w:bCs/>
+          <w:color w:val="EE0000"/>
+          <w:szCs w:val="21"/>
+        </w:rPr>
         <w:t>余字解析码</w:t>
       </w:r>
       <w:r>
@@ -11033,14 +13461,46 @@
           <w:rFonts w:ascii="宋体" w:eastAsia="宋体" w:hAnsi="宋体" w:hint="eastAsia"/>
           <w:szCs w:val="21"/>
         </w:rPr>
-        <w:t>则其部首码亦称为部首别码。反之</w:t>
-      </w:r>
-      <w:r>
-        <w:rPr>
-          <w:rFonts w:ascii="宋体" w:eastAsia="宋体" w:hAnsi="宋体" w:hint="eastAsia"/>
-          <w:szCs w:val="21"/>
-        </w:rPr>
-        <w:t>若部首码与初码相同，</w:t>
+        <w:t>则其</w:t>
+      </w:r>
+      <w:proofErr w:type="gramStart"/>
+      <w:r>
+        <w:rPr>
+          <w:rFonts w:ascii="宋体" w:eastAsia="宋体" w:hAnsi="宋体" w:hint="eastAsia"/>
+          <w:szCs w:val="21"/>
+        </w:rPr>
+        <w:t>部首码亦称为</w:t>
+      </w:r>
+      <w:proofErr w:type="gramEnd"/>
+      <w:r>
+        <w:rPr>
+          <w:rFonts w:ascii="宋体" w:eastAsia="宋体" w:hAnsi="宋体" w:hint="eastAsia"/>
+          <w:szCs w:val="21"/>
+        </w:rPr>
+        <w:t>部首别码。反之</w:t>
+      </w:r>
+      <w:r>
+        <w:rPr>
+          <w:rFonts w:ascii="宋体" w:eastAsia="宋体" w:hAnsi="宋体" w:hint="eastAsia"/>
+          <w:szCs w:val="21"/>
+        </w:rPr>
+        <w:t>若部首码</w:t>
+      </w:r>
+      <w:proofErr w:type="gramStart"/>
+      <w:r>
+        <w:rPr>
+          <w:rFonts w:ascii="宋体" w:eastAsia="宋体" w:hAnsi="宋体" w:hint="eastAsia"/>
+          <w:szCs w:val="21"/>
+        </w:rPr>
+        <w:t>与初码相同</w:t>
+      </w:r>
+      <w:proofErr w:type="gramEnd"/>
+      <w:r>
+        <w:rPr>
+          <w:rFonts w:ascii="宋体" w:eastAsia="宋体" w:hAnsi="宋体" w:hint="eastAsia"/>
+          <w:szCs w:val="21"/>
+        </w:rPr>
+        <w:t>，</w:t>
       </w:r>
       <w:r>
         <w:rPr>
@@ -11054,7 +13514,23 @@
           <w:rFonts w:ascii="宋体" w:eastAsia="宋体" w:hAnsi="宋体" w:hint="eastAsia"/>
           <w:szCs w:val="21"/>
         </w:rPr>
-        <w:t>对于有部首别码的部首，称为“别码部首”，需要着重记忆。</w:t>
+        <w:t>对于有</w:t>
+      </w:r>
+      <w:proofErr w:type="gramStart"/>
+      <w:r>
+        <w:rPr>
+          <w:rFonts w:ascii="宋体" w:eastAsia="宋体" w:hAnsi="宋体" w:hint="eastAsia"/>
+          <w:szCs w:val="21"/>
+        </w:rPr>
+        <w:t>部首别码的</w:t>
+      </w:r>
+      <w:proofErr w:type="gramEnd"/>
+      <w:r>
+        <w:rPr>
+          <w:rFonts w:ascii="宋体" w:eastAsia="宋体" w:hAnsi="宋体" w:hint="eastAsia"/>
+          <w:szCs w:val="21"/>
+        </w:rPr>
+        <w:t>部首，称为“别码部首”，需要着重记忆。</w:t>
       </w:r>
     </w:p>
     <w:p>
@@ -11104,7 +13580,23 @@
           <w:rFonts w:ascii="宋体" w:eastAsia="宋体" w:hAnsi="宋体"/>
           <w:szCs w:val="21"/>
         </w:rPr>
-        <w:t>（如夫→矢）不在</w:t>
+        <w:t>（如夫→</w:t>
+      </w:r>
+      <w:proofErr w:type="gramStart"/>
+      <w:r>
+        <w:rPr>
+          <w:rFonts w:ascii="宋体" w:eastAsia="宋体" w:hAnsi="宋体"/>
+          <w:szCs w:val="21"/>
+        </w:rPr>
+        <w:t>矢</w:t>
+      </w:r>
+      <w:proofErr w:type="gramEnd"/>
+      <w:r>
+        <w:rPr>
+          <w:rFonts w:ascii="宋体" w:eastAsia="宋体" w:hAnsi="宋体"/>
+          <w:szCs w:val="21"/>
+        </w:rPr>
+        <w:t>）不在</w:t>
       </w:r>
       <w:r>
         <w:rPr>
@@ -11239,6 +13731,7 @@
         </w:rPr>
         <w:t>当无</w:t>
       </w:r>
+      <w:proofErr w:type="gramStart"/>
       <w:r>
         <w:rPr>
           <w:rFonts w:ascii="宋体" w:eastAsia="宋体" w:hAnsi="宋体" w:hint="eastAsia"/>
@@ -11251,7 +13744,15 @@
           <w:rFonts w:ascii="宋体" w:eastAsia="宋体" w:hAnsi="宋体"/>
           <w:szCs w:val="21"/>
         </w:rPr>
-        <w:t>码时，按以下逻辑选择：</w:t>
+        <w:t>码时</w:t>
+      </w:r>
+      <w:proofErr w:type="gramEnd"/>
+      <w:r>
+        <w:rPr>
+          <w:rFonts w:ascii="宋体" w:eastAsia="宋体" w:hAnsi="宋体"/>
+          <w:szCs w:val="21"/>
+        </w:rPr>
+        <w:t>，按以下逻辑选择：</w:t>
       </w:r>
       <w:r>
         <w:rPr>
@@ -11374,6 +13875,7 @@
                 <w:szCs w:val="21"/>
               </w:rPr>
             </w:pPr>
+            <w:proofErr w:type="gramStart"/>
             <w:r>
               <w:rPr>
                 <w:rFonts w:ascii="宋体" w:eastAsia="宋体" w:hAnsi="宋体" w:hint="eastAsia"/>
@@ -11381,7 +13883,17 @@
                 <w:bCs/>
                 <w:szCs w:val="21"/>
               </w:rPr>
-              <w:t>余集合音似</w:t>
+              <w:t>余集合音</w:t>
+            </w:r>
+            <w:proofErr w:type="gramEnd"/>
+            <w:r>
+              <w:rPr>
+                <w:rFonts w:ascii="宋体" w:eastAsia="宋体" w:hAnsi="宋体" w:hint="eastAsia"/>
+                <w:b/>
+                <w:bCs/>
+                <w:szCs w:val="21"/>
+              </w:rPr>
+              <w:t>似</w:t>
             </w:r>
             <w:r>
               <w:rPr>
@@ -11469,7 +13981,17 @@
                 <w:bCs/>
                 <w:szCs w:val="21"/>
               </w:rPr>
-              <w:t>余字音异</w:t>
+              <w:t>余字音</w:t>
+            </w:r>
+            <w:proofErr w:type="gramStart"/>
+            <w:r>
+              <w:rPr>
+                <w:rFonts w:ascii="宋体" w:eastAsia="宋体" w:hAnsi="宋体" w:hint="eastAsia"/>
+                <w:b/>
+                <w:bCs/>
+                <w:szCs w:val="21"/>
+              </w:rPr>
+              <w:t>异</w:t>
             </w:r>
             <w:r>
               <w:rPr>
@@ -11480,6 +14002,7 @@
               </w:rPr>
               <w:t>且易读</w:t>
             </w:r>
+            <w:proofErr w:type="gramEnd"/>
           </w:p>
         </w:tc>
         <w:tc>
@@ -11550,17 +14073,9 @@
                 <w:bCs/>
                 <w:szCs w:val="21"/>
               </w:rPr>
-              <w:t>独体字作</w:t>
-            </w:r>
-            <w:r>
-              <w:rPr>
-                <w:rFonts w:ascii="宋体" w:eastAsia="宋体" w:hAnsi="宋体" w:hint="eastAsia"/>
-                <w:b/>
-                <w:bCs/>
-                <w:szCs w:val="21"/>
-              </w:rPr>
-              <w:t>余</w:t>
-            </w:r>
+              <w:t>独体</w:t>
+            </w:r>
+            <w:proofErr w:type="gramStart"/>
             <w:r>
               <w:rPr>
                 <w:rFonts w:ascii="宋体" w:eastAsia="宋体" w:hAnsi="宋体"/>
@@ -11568,8 +14083,27 @@
                 <w:bCs/>
                 <w:szCs w:val="21"/>
               </w:rPr>
+              <w:t>字作</w:t>
+            </w:r>
+            <w:r>
+              <w:rPr>
+                <w:rFonts w:ascii="宋体" w:eastAsia="宋体" w:hAnsi="宋体" w:hint="eastAsia"/>
+                <w:b/>
+                <w:bCs/>
+                <w:szCs w:val="21"/>
+              </w:rPr>
+              <w:t>余</w:t>
+            </w:r>
+            <w:r>
+              <w:rPr>
+                <w:rFonts w:ascii="宋体" w:eastAsia="宋体" w:hAnsi="宋体"/>
+                <w:b/>
+                <w:bCs/>
+                <w:szCs w:val="21"/>
+              </w:rPr>
               <w:t>字</w:t>
             </w:r>
+            <w:proofErr w:type="gramEnd"/>
           </w:p>
         </w:tc>
         <w:tc>
@@ -11602,7 +14136,23 @@
                 <w:rFonts w:ascii="宋体" w:eastAsia="宋体" w:hAnsi="宋体" w:hint="eastAsia"/>
                 <w:szCs w:val="21"/>
               </w:rPr>
-              <w:t>（见特殊规则3）</w:t>
+              <w:t>（</w:t>
+            </w:r>
+            <w:proofErr w:type="gramStart"/>
+            <w:r>
+              <w:rPr>
+                <w:rFonts w:ascii="宋体" w:eastAsia="宋体" w:hAnsi="宋体" w:hint="eastAsia"/>
+                <w:szCs w:val="21"/>
+              </w:rPr>
+              <w:t>见特殊</w:t>
+            </w:r>
+            <w:proofErr w:type="gramEnd"/>
+            <w:r>
+              <w:rPr>
+                <w:rFonts w:ascii="宋体" w:eastAsia="宋体" w:hAnsi="宋体" w:hint="eastAsia"/>
+                <w:szCs w:val="21"/>
+              </w:rPr>
+              <w:t>规则3）</w:t>
             </w:r>
             <w:r>
               <w:rPr>
@@ -11623,7 +14173,23 @@
                 <w:rFonts w:ascii="宋体" w:eastAsia="宋体" w:hAnsi="宋体" w:hint="eastAsia"/>
                 <w:szCs w:val="21"/>
               </w:rPr>
-              <w:t>进入音似性+易读性判断，</w:t>
+              <w:t>进入</w:t>
+            </w:r>
+            <w:proofErr w:type="gramStart"/>
+            <w:r>
+              <w:rPr>
+                <w:rFonts w:ascii="宋体" w:eastAsia="宋体" w:hAnsi="宋体" w:hint="eastAsia"/>
+                <w:szCs w:val="21"/>
+              </w:rPr>
+              <w:t>音似性</w:t>
+            </w:r>
+            <w:proofErr w:type="gramEnd"/>
+            <w:r>
+              <w:rPr>
+                <w:rFonts w:ascii="宋体" w:eastAsia="宋体" w:hAnsi="宋体" w:hint="eastAsia"/>
+                <w:szCs w:val="21"/>
+              </w:rPr>
+              <w:t>+易读性判断，</w:t>
             </w:r>
             <w:r>
               <w:rPr>
@@ -11761,7 +14327,23 @@
           <w:rFonts w:ascii="宋体" w:eastAsia="宋体" w:hAnsi="宋体"/>
           <w:szCs w:val="21"/>
         </w:rPr>
-        <w:t>部"亠"，</w:t>
+        <w:t>部"</w:t>
+      </w:r>
+      <w:proofErr w:type="gramStart"/>
+      <w:r>
+        <w:rPr>
+          <w:rFonts w:ascii="宋体" w:eastAsia="宋体" w:hAnsi="宋体"/>
+          <w:szCs w:val="21"/>
+        </w:rPr>
+        <w:t>亠</w:t>
+      </w:r>
+      <w:proofErr w:type="gramEnd"/>
+      <w:r>
+        <w:rPr>
+          <w:rFonts w:ascii="宋体" w:eastAsia="宋体" w:hAnsi="宋体"/>
+          <w:szCs w:val="21"/>
+        </w:rPr>
+        <w:t>"，</w:t>
       </w:r>
       <w:r>
         <w:rPr>
@@ -11838,6 +14420,7 @@
         </w:rPr>
         <w:t xml:space="preserve">字 → </w:t>
       </w:r>
+      <w:proofErr w:type="gramStart"/>
       <w:r>
         <w:rPr>
           <w:rFonts w:ascii="宋体" w:eastAsia="宋体" w:hAnsi="宋体" w:hint="eastAsia"/>
@@ -11850,7 +14433,15 @@
           <w:rFonts w:ascii="宋体" w:eastAsia="宋体" w:hAnsi="宋体"/>
           <w:szCs w:val="21"/>
         </w:rPr>
-        <w:t>码t，</w:t>
+        <w:t>码</w:t>
+      </w:r>
+      <w:proofErr w:type="gramEnd"/>
+      <w:r>
+        <w:rPr>
+          <w:rFonts w:ascii="宋体" w:eastAsia="宋体" w:hAnsi="宋体"/>
+          <w:szCs w:val="21"/>
+        </w:rPr>
+        <w:t>t，</w:t>
       </w:r>
       <w:r>
         <w:rPr>
@@ -11972,7 +14563,23 @@
           <w:rFonts w:ascii="宋体" w:eastAsia="宋体" w:hAnsi="宋体" w:hint="eastAsia"/>
           <w:szCs w:val="21"/>
         </w:rPr>
-        <w:t>取余部时，如果余集合成字，则通常优先取余字的部首作为副码来源</w:t>
+        <w:t>取余部时，如果余集合成字，则通常</w:t>
+      </w:r>
+      <w:proofErr w:type="gramStart"/>
+      <w:r>
+        <w:rPr>
+          <w:rFonts w:ascii="宋体" w:eastAsia="宋体" w:hAnsi="宋体" w:hint="eastAsia"/>
+          <w:szCs w:val="21"/>
+        </w:rPr>
+        <w:t>优先取余字</w:t>
+      </w:r>
+      <w:proofErr w:type="gramEnd"/>
+      <w:r>
+        <w:rPr>
+          <w:rFonts w:ascii="宋体" w:eastAsia="宋体" w:hAnsi="宋体" w:hint="eastAsia"/>
+          <w:szCs w:val="21"/>
+        </w:rPr>
+        <w:t>的部首作为副码来源</w:t>
       </w:r>
       <w:r>
         <w:rPr>
@@ -12047,6 +14654,7 @@
         </w:rPr>
         <w:t>"：部首"</w:t>
       </w:r>
+      <w:proofErr w:type="gramStart"/>
       <w:r>
         <w:rPr>
           <w:rFonts w:ascii="宋体" w:eastAsia="宋体" w:hAnsi="宋体" w:hint="eastAsia"/>
@@ -12054,6 +14662,7 @@
         </w:rPr>
         <w:t>钅</w:t>
       </w:r>
+      <w:proofErr w:type="gramEnd"/>
       <w:r>
         <w:rPr>
           <w:rFonts w:ascii="宋体" w:eastAsia="宋体" w:hAnsi="宋体"/>
@@ -12075,6 +14684,7 @@
         </w:rPr>
         <w:t xml:space="preserve">）→ </w:t>
       </w:r>
+      <w:proofErr w:type="gramStart"/>
       <w:r>
         <w:rPr>
           <w:rFonts w:ascii="宋体" w:eastAsia="宋体" w:hAnsi="宋体" w:hint="eastAsia"/>
@@ -12089,6 +14699,7 @@
         </w:rPr>
         <w:t>码</w:t>
       </w:r>
+      <w:proofErr w:type="gramEnd"/>
       <w:r>
         <w:rPr>
           <w:rFonts w:ascii="宋体" w:eastAsia="宋体" w:hAnsi="宋体" w:hint="eastAsia"/>
@@ -12171,6 +14782,7 @@
         </w:rPr>
         <w:t>"的</w:t>
       </w:r>
+      <w:proofErr w:type="gramStart"/>
       <w:r>
         <w:rPr>
           <w:rFonts w:ascii="宋体" w:eastAsia="宋体" w:hAnsi="宋体" w:hint="eastAsia"/>
@@ -12185,6 +14797,7 @@
         </w:rPr>
         <w:t>码取</w:t>
       </w:r>
+      <w:proofErr w:type="gramEnd"/>
       <w:r>
         <w:rPr>
           <w:rFonts w:ascii="宋体" w:eastAsia="宋体" w:hAnsi="宋体" w:hint="eastAsia"/>
@@ -12263,7 +14876,55 @@
           <w:rFonts w:ascii="宋体" w:eastAsia="宋体" w:hAnsi="宋体"/>
           <w:szCs w:val="21"/>
         </w:rPr>
-        <w:t>余集合不成字时，按解书顺序（左上→左下→右上→右下）依次考察各非单笔画部件。对每一部件，先查是否有部首别码；若无，则辨其初码是否与整字音似。无别码且音似者</w:t>
+        <w:t>余集合不成字时，按解书顺序（左上→左下→右上→右下）依次考察各非单笔画部件。对每一部件，先查是否有部首别码；若无，</w:t>
+      </w:r>
+      <w:proofErr w:type="gramStart"/>
+      <w:r>
+        <w:rPr>
+          <w:rFonts w:ascii="宋体" w:eastAsia="宋体" w:hAnsi="宋体"/>
+          <w:szCs w:val="21"/>
+        </w:rPr>
+        <w:t>则辨其初码是否</w:t>
+      </w:r>
+      <w:proofErr w:type="gramEnd"/>
+      <w:r>
+        <w:rPr>
+          <w:rFonts w:ascii="宋体" w:eastAsia="宋体" w:hAnsi="宋体"/>
+          <w:szCs w:val="21"/>
+        </w:rPr>
+        <w:t>与整字音</w:t>
+      </w:r>
+      <w:proofErr w:type="gramStart"/>
+      <w:r>
+        <w:rPr>
+          <w:rFonts w:ascii="宋体" w:eastAsia="宋体" w:hAnsi="宋体"/>
+          <w:szCs w:val="21"/>
+        </w:rPr>
+        <w:t>似</w:t>
+      </w:r>
+      <w:proofErr w:type="gramEnd"/>
+      <w:r>
+        <w:rPr>
+          <w:rFonts w:ascii="宋体" w:eastAsia="宋体" w:hAnsi="宋体"/>
+          <w:szCs w:val="21"/>
+        </w:rPr>
+        <w:t>。无</w:t>
+      </w:r>
+      <w:proofErr w:type="gramStart"/>
+      <w:r>
+        <w:rPr>
+          <w:rFonts w:ascii="宋体" w:eastAsia="宋体" w:hAnsi="宋体"/>
+          <w:szCs w:val="21"/>
+        </w:rPr>
+        <w:t>别码且音</w:t>
+      </w:r>
+      <w:proofErr w:type="gramEnd"/>
+      <w:r>
+        <w:rPr>
+          <w:rFonts w:ascii="宋体" w:eastAsia="宋体" w:hAnsi="宋体"/>
+          <w:szCs w:val="21"/>
+        </w:rPr>
+        <w:t>似者</w:t>
       </w:r>
       <w:r>
         <w:rPr>
@@ -12299,14 +14960,46 @@
           <w:rFonts w:ascii="宋体" w:eastAsia="宋体" w:hAnsi="宋体" w:hint="eastAsia"/>
           <w:szCs w:val="21"/>
         </w:rPr>
-        <w:t>(或别码)</w:t>
-      </w:r>
-      <w:r>
-        <w:rPr>
-          <w:rFonts w:ascii="宋体" w:eastAsia="宋体" w:hAnsi="宋体"/>
-          <w:szCs w:val="21"/>
-        </w:rPr>
-        <w:t>部件的部首码或初码为副码。</w:t>
+        <w:t>(</w:t>
+      </w:r>
+      <w:proofErr w:type="gramStart"/>
+      <w:r>
+        <w:rPr>
+          <w:rFonts w:ascii="宋体" w:eastAsia="宋体" w:hAnsi="宋体" w:hint="eastAsia"/>
+          <w:szCs w:val="21"/>
+        </w:rPr>
+        <w:t>或别码</w:t>
+      </w:r>
+      <w:proofErr w:type="gramEnd"/>
+      <w:r>
+        <w:rPr>
+          <w:rFonts w:ascii="宋体" w:eastAsia="宋体" w:hAnsi="宋体" w:hint="eastAsia"/>
+          <w:szCs w:val="21"/>
+        </w:rPr>
+        <w:t>)</w:t>
+      </w:r>
+      <w:r>
+        <w:rPr>
+          <w:rFonts w:ascii="宋体" w:eastAsia="宋体" w:hAnsi="宋体"/>
+          <w:szCs w:val="21"/>
+        </w:rPr>
+        <w:t>部件的部首码</w:t>
+      </w:r>
+      <w:proofErr w:type="gramStart"/>
+      <w:r>
+        <w:rPr>
+          <w:rFonts w:ascii="宋体" w:eastAsia="宋体" w:hAnsi="宋体"/>
+          <w:szCs w:val="21"/>
+        </w:rPr>
+        <w:t>或初码为</w:t>
+      </w:r>
+      <w:proofErr w:type="gramEnd"/>
+      <w:r>
+        <w:rPr>
+          <w:rFonts w:ascii="宋体" w:eastAsia="宋体" w:hAnsi="宋体"/>
+          <w:szCs w:val="21"/>
+        </w:rPr>
+        <w:t>副码。</w:t>
       </w:r>
       <w:bookmarkEnd w:id="0"/>
       <w:r>
@@ -12450,6 +15143,7 @@
         </w:rPr>
         <w:t>部为</w:t>
       </w:r>
+      <w:proofErr w:type="gramStart"/>
       <w:r>
         <w:rPr>
           <w:rFonts w:ascii="宋体" w:eastAsia="宋体" w:hAnsi="宋体" w:hint="eastAsia"/>
@@ -12464,6 +15158,7 @@
         </w:rPr>
         <w:t>字</w:t>
       </w:r>
+      <w:proofErr w:type="gramEnd"/>
     </w:p>
     <w:p>
       <w:pPr>
@@ -12527,6 +15222,7 @@
           <w:szCs w:val="21"/>
         </w:rPr>
       </w:pPr>
+      <w:proofErr w:type="gramStart"/>
       <w:r>
         <w:rPr>
           <w:rFonts w:ascii="宋体" w:eastAsia="宋体" w:hAnsi="宋体"/>
@@ -12550,7 +15246,17 @@
           <w:bCs/>
           <w:szCs w:val="21"/>
         </w:rPr>
-        <w:t>字上</w:t>
+        <w:t>字</w:t>
+      </w:r>
+      <w:proofErr w:type="gramEnd"/>
+      <w:r>
+        <w:rPr>
+          <w:rFonts w:ascii="宋体" w:eastAsia="宋体" w:hAnsi="宋体"/>
+          <w:b/>
+          <w:bCs/>
+          <w:szCs w:val="21"/>
+        </w:rPr>
+        <w:t>上</w:t>
       </w:r>
       <w:r>
         <w:rPr>
@@ -12656,6 +15362,7 @@
           <w:szCs w:val="21"/>
         </w:rPr>
       </w:pPr>
+      <w:proofErr w:type="gramStart"/>
       <w:r>
         <w:rPr>
           <w:rFonts w:ascii="宋体" w:eastAsia="宋体" w:hAnsi="宋体" w:hint="eastAsia"/>
@@ -12668,7 +15375,15 @@
           <w:rFonts w:ascii="宋体" w:eastAsia="宋体" w:hAnsi="宋体"/>
           <w:szCs w:val="21"/>
         </w:rPr>
-        <w:t>分析：</w:t>
+        <w:t>分析</w:t>
+      </w:r>
+      <w:proofErr w:type="gramEnd"/>
+      <w:r>
+        <w:rPr>
+          <w:rFonts w:ascii="宋体" w:eastAsia="宋体" w:hAnsi="宋体"/>
+          <w:szCs w:val="21"/>
+        </w:rPr>
+        <w:t>：</w:t>
       </w:r>
     </w:p>
     <w:p>
@@ -12725,7 +15440,23 @@
           <w:rFonts w:ascii="宋体" w:eastAsia="宋体" w:hAnsi="宋体"/>
           <w:szCs w:val="21"/>
         </w:rPr>
-        <w:t>"立"是简并部首（立→亠），"日"是</w:t>
+        <w:t>"立"是简并部首（立→</w:t>
+      </w:r>
+      <w:proofErr w:type="gramStart"/>
+      <w:r>
+        <w:rPr>
+          <w:rFonts w:ascii="宋体" w:eastAsia="宋体" w:hAnsi="宋体"/>
+          <w:szCs w:val="21"/>
+        </w:rPr>
+        <w:t>亠</w:t>
+      </w:r>
+      <w:proofErr w:type="gramEnd"/>
+      <w:r>
+        <w:rPr>
+          <w:rFonts w:ascii="宋体" w:eastAsia="宋体" w:hAnsi="宋体"/>
+          <w:szCs w:val="21"/>
+        </w:rPr>
+        <w:t>），"日"是</w:t>
       </w:r>
       <w:r>
         <w:rPr>
@@ -12760,6 +15491,7 @@
         </w:rPr>
         <w:t xml:space="preserve">根据"简并部首跳过"原则，取"日"为部首 → </w:t>
       </w:r>
+      <w:proofErr w:type="gramStart"/>
       <w:r>
         <w:rPr>
           <w:rFonts w:ascii="宋体" w:eastAsia="宋体" w:hAnsi="宋体" w:hint="eastAsia"/>
@@ -12772,7 +15504,15 @@
           <w:rFonts w:ascii="宋体" w:eastAsia="宋体" w:hAnsi="宋体"/>
           <w:szCs w:val="21"/>
         </w:rPr>
-        <w:t>码r</w:t>
+        <w:t>码</w:t>
+      </w:r>
+      <w:proofErr w:type="gramEnd"/>
+      <w:r>
+        <w:rPr>
+          <w:rFonts w:ascii="宋体" w:eastAsia="宋体" w:hAnsi="宋体"/>
+          <w:szCs w:val="21"/>
+        </w:rPr>
+        <w:t>r</w:t>
       </w:r>
     </w:p>
     <w:p>
@@ -12883,7 +15623,23 @@
           <w:rFonts w:ascii="宋体" w:eastAsia="宋体" w:hAnsi="宋体"/>
           <w:szCs w:val="21"/>
         </w:rPr>
-        <w:t>为"立"+"日"，取上部"立"</w:t>
+        <w:t>为"立"+"日"，取</w:t>
+      </w:r>
+      <w:proofErr w:type="gramStart"/>
+      <w:r>
+        <w:rPr>
+          <w:rFonts w:ascii="宋体" w:eastAsia="宋体" w:hAnsi="宋体"/>
+          <w:szCs w:val="21"/>
+        </w:rPr>
+        <w:t>上部"</w:t>
+      </w:r>
+      <w:proofErr w:type="gramEnd"/>
+      <w:r>
+        <w:rPr>
+          <w:rFonts w:ascii="宋体" w:eastAsia="宋体" w:hAnsi="宋体"/>
+          <w:szCs w:val="21"/>
+        </w:rPr>
+        <w:t>立"</w:t>
       </w:r>
     </w:p>
     <w:p>
@@ -12937,6 +15693,7 @@
         </w:rPr>
         <w:t>"意"的</w:t>
       </w:r>
+      <w:proofErr w:type="gramStart"/>
       <w:r>
         <w:rPr>
           <w:rFonts w:ascii="宋体" w:eastAsia="宋体" w:hAnsi="宋体" w:hint="eastAsia"/>
@@ -12949,7 +15706,15 @@
           <w:rFonts w:ascii="宋体" w:eastAsia="宋体" w:hAnsi="宋体"/>
           <w:szCs w:val="21"/>
         </w:rPr>
-        <w:t>码取l（"立"的</w:t>
+        <w:t>码取</w:t>
+      </w:r>
+      <w:proofErr w:type="gramEnd"/>
+      <w:r>
+        <w:rPr>
+          <w:rFonts w:ascii="宋体" w:eastAsia="宋体" w:hAnsi="宋体"/>
+          <w:szCs w:val="21"/>
+        </w:rPr>
+        <w:t>l（"立"的</w:t>
       </w:r>
       <w:r>
         <w:rPr>
@@ -13269,6 +16034,7 @@
         </w:rPr>
         <w:t xml:space="preserve">2 </w:t>
       </w:r>
+      <w:proofErr w:type="gramStart"/>
       <w:r>
         <w:rPr>
           <w:rFonts w:ascii="宋体" w:eastAsia="宋体" w:hAnsi="宋体" w:hint="eastAsia"/>
@@ -13285,7 +16051,17 @@
           <w:bCs/>
           <w:szCs w:val="21"/>
         </w:rPr>
-        <w:t>单笔画处理</w:t>
+        <w:t>单笔画</w:t>
+      </w:r>
+      <w:proofErr w:type="gramEnd"/>
+      <w:r>
+        <w:rPr>
+          <w:rFonts w:ascii="宋体" w:eastAsia="宋体" w:hAnsi="宋体"/>
+          <w:b/>
+          <w:bCs/>
+          <w:szCs w:val="21"/>
+        </w:rPr>
+        <w:t>处理</w:t>
       </w:r>
     </w:p>
     <w:p>
@@ -13303,6 +16079,7 @@
         </w:rPr>
         <w:t>当一个字取完部首后</w:t>
       </w:r>
+      <w:proofErr w:type="gramStart"/>
       <w:r>
         <w:rPr>
           <w:rFonts w:ascii="宋体" w:eastAsia="宋体" w:hAnsi="宋体"/>
@@ -13312,6 +16089,7 @@
         </w:rPr>
         <w:t>仅剩单笔画</w:t>
       </w:r>
+      <w:proofErr w:type="gramEnd"/>
       <w:r>
         <w:rPr>
           <w:rFonts w:ascii="宋体" w:eastAsia="宋体" w:hAnsi="宋体"/>
@@ -13356,7 +16134,23 @@
           <w:rFonts w:ascii="宋体" w:eastAsia="宋体" w:hAnsi="宋体"/>
           <w:szCs w:val="21"/>
         </w:rPr>
-        <w:t>：“丶一丨丿乙乛</w:t>
+        <w:t>：“</w:t>
+      </w:r>
+      <w:proofErr w:type="gramStart"/>
+      <w:r>
+        <w:rPr>
+          <w:rFonts w:ascii="宋体" w:eastAsia="宋体" w:hAnsi="宋体"/>
+          <w:szCs w:val="21"/>
+        </w:rPr>
+        <w:t>丶一丨丿</w:t>
+      </w:r>
+      <w:proofErr w:type="gramEnd"/>
+      <w:r>
+        <w:rPr>
+          <w:rFonts w:ascii="宋体" w:eastAsia="宋体" w:hAnsi="宋体"/>
+          <w:szCs w:val="21"/>
+        </w:rPr>
+        <w:t>乙乛</w:t>
       </w:r>
       <w:r>
         <w:rPr>
@@ -13384,7 +16178,23 @@
           <w:rFonts w:ascii="宋体" w:eastAsia="宋体" w:hAnsi="宋体"/>
           <w:szCs w:val="21"/>
         </w:rPr>
-        <w:t>”分别对应“dhupygkwv”。</w:t>
+        <w:t>”分别对应“</w:t>
+      </w:r>
+      <w:proofErr w:type="spellStart"/>
+      <w:r>
+        <w:rPr>
+          <w:rFonts w:ascii="宋体" w:eastAsia="宋体" w:hAnsi="宋体"/>
+          <w:szCs w:val="21"/>
+        </w:rPr>
+        <w:t>dhupygkwv</w:t>
+      </w:r>
+      <w:proofErr w:type="spellEnd"/>
+      <w:r>
+        <w:rPr>
+          <w:rFonts w:ascii="宋体" w:eastAsia="宋体" w:hAnsi="宋体"/>
+          <w:szCs w:val="21"/>
+        </w:rPr>
+        <w:t>”。</w:t>
       </w:r>
     </w:p>
     <w:p>
@@ -13418,7 +16228,27 @@
           <w:szCs w:val="21"/>
         </w:rPr>
         <w:lastRenderedPageBreak/>
-        <w:t>3 独体字余字拆分</w:t>
+        <w:t xml:space="preserve">3 </w:t>
+      </w:r>
+      <w:proofErr w:type="gramStart"/>
+      <w:r>
+        <w:rPr>
+          <w:rFonts w:ascii="宋体" w:eastAsia="宋体" w:hAnsi="宋体"/>
+          <w:b/>
+          <w:bCs/>
+          <w:szCs w:val="21"/>
+        </w:rPr>
+        <w:t>独体字余字</w:t>
+      </w:r>
+      <w:proofErr w:type="gramEnd"/>
+      <w:r>
+        <w:rPr>
+          <w:rFonts w:ascii="宋体" w:eastAsia="宋体" w:hAnsi="宋体"/>
+          <w:b/>
+          <w:bCs/>
+          <w:szCs w:val="21"/>
+        </w:rPr>
+        <w:t>拆分</w:t>
       </w:r>
     </w:p>
     <w:p>
@@ -13465,7 +16295,23 @@
           <w:rFonts w:ascii="宋体" w:eastAsia="宋体" w:hAnsi="宋体"/>
           <w:szCs w:val="21"/>
         </w:rPr>
-        <w:t>关系，满足任意一条即可判定为可拆分。若某字同时满足多条规则，以最先满足的规则为准，结果一致。</w:t>
+        <w:t>关系，满足任意一条即可判定为可拆分。若某</w:t>
+      </w:r>
+      <w:proofErr w:type="gramStart"/>
+      <w:r>
+        <w:rPr>
+          <w:rFonts w:ascii="宋体" w:eastAsia="宋体" w:hAnsi="宋体"/>
+          <w:szCs w:val="21"/>
+        </w:rPr>
+        <w:t>字同时</w:t>
+      </w:r>
+      <w:proofErr w:type="gramEnd"/>
+      <w:r>
+        <w:rPr>
+          <w:rFonts w:ascii="宋体" w:eastAsia="宋体" w:hAnsi="宋体"/>
+          <w:szCs w:val="21"/>
+        </w:rPr>
+        <w:t>满足多条规则，以最先满足的规则为准，结果一致。</w:t>
       </w:r>
       <w:r>
         <w:rPr>
@@ -13649,12 +16495,21 @@
         </w:rPr>
         <w:t>（</w:t>
       </w:r>
-      <w:r>
-        <w:rPr>
-          <w:rFonts w:ascii="宋体" w:eastAsia="宋体" w:hAnsi="宋体"/>
-          <w:szCs w:val="21"/>
-        </w:rPr>
-        <w:t>主码为6</w:t>
+      <w:proofErr w:type="gramStart"/>
+      <w:r>
+        <w:rPr>
+          <w:rFonts w:ascii="宋体" w:eastAsia="宋体" w:hAnsi="宋体"/>
+          <w:szCs w:val="21"/>
+        </w:rPr>
+        <w:t>主码为</w:t>
+      </w:r>
+      <w:proofErr w:type="gramEnd"/>
+      <w:r>
+        <w:rPr>
+          <w:rFonts w:ascii="宋体" w:eastAsia="宋体" w:hAnsi="宋体"/>
+          <w:szCs w:val="21"/>
+        </w:rPr>
+        <w:t>6</w:t>
       </w:r>
       <w:r>
         <w:rPr>
@@ -13787,7 +16642,55 @@
           <w:rFonts w:ascii="宋体" w:eastAsia="宋体" w:hAnsi="宋体"/>
           <w:szCs w:val="21"/>
         </w:rPr>
-        <w:t>：汉字以“勹”作为包围外框（其他半包围外框如匚、凵、冂等均不适用）。</w:t>
+        <w:t>：汉字以“勹”作为包围外框（其他半包围外框如</w:t>
+      </w:r>
+      <w:proofErr w:type="gramStart"/>
+      <w:r>
+        <w:rPr>
+          <w:rFonts w:ascii="宋体" w:eastAsia="宋体" w:hAnsi="宋体"/>
+          <w:szCs w:val="21"/>
+        </w:rPr>
+        <w:t>匚</w:t>
+      </w:r>
+      <w:proofErr w:type="gramEnd"/>
+      <w:r>
+        <w:rPr>
+          <w:rFonts w:ascii="宋体" w:eastAsia="宋体" w:hAnsi="宋体"/>
+          <w:szCs w:val="21"/>
+        </w:rPr>
+        <w:t>、</w:t>
+      </w:r>
+      <w:proofErr w:type="gramStart"/>
+      <w:r>
+        <w:rPr>
+          <w:rFonts w:ascii="宋体" w:eastAsia="宋体" w:hAnsi="宋体"/>
+          <w:szCs w:val="21"/>
+        </w:rPr>
+        <w:t>凵</w:t>
+      </w:r>
+      <w:proofErr w:type="gramEnd"/>
+      <w:r>
+        <w:rPr>
+          <w:rFonts w:ascii="宋体" w:eastAsia="宋体" w:hAnsi="宋体"/>
+          <w:szCs w:val="21"/>
+        </w:rPr>
+        <w:t>、</w:t>
+      </w:r>
+      <w:proofErr w:type="gramStart"/>
+      <w:r>
+        <w:rPr>
+          <w:rFonts w:ascii="宋体" w:eastAsia="宋体" w:hAnsi="宋体"/>
+          <w:szCs w:val="21"/>
+        </w:rPr>
+        <w:t>冂</w:t>
+      </w:r>
+      <w:proofErr w:type="gramEnd"/>
+      <w:r>
+        <w:rPr>
+          <w:rFonts w:ascii="宋体" w:eastAsia="宋体" w:hAnsi="宋体"/>
+          <w:szCs w:val="21"/>
+        </w:rPr>
+        <w:t>等均不适用）。</w:t>
       </w:r>
       <w:r>
         <w:rPr>
@@ -13810,7 +16713,23 @@
           <w:rFonts w:ascii="宋体" w:eastAsia="宋体" w:hAnsi="宋体"/>
           <w:szCs w:val="21"/>
         </w:rPr>
-        <w:t>满足任一结构特征即可拆分</w:t>
+        <w:t>满足任</w:t>
+      </w:r>
+      <w:proofErr w:type="gramStart"/>
+      <w:r>
+        <w:rPr>
+          <w:rFonts w:ascii="宋体" w:eastAsia="宋体" w:hAnsi="宋体"/>
+          <w:szCs w:val="21"/>
+        </w:rPr>
+        <w:t>一</w:t>
+      </w:r>
+      <w:proofErr w:type="gramEnd"/>
+      <w:r>
+        <w:rPr>
+          <w:rFonts w:ascii="宋体" w:eastAsia="宋体" w:hAnsi="宋体"/>
+          <w:szCs w:val="21"/>
+        </w:rPr>
+        <w:t>结构特征即可拆分</w:t>
       </w:r>
     </w:p>
     <w:p>
@@ -13971,7 +16890,23 @@
           <w:rFonts w:ascii="宋体" w:eastAsia="宋体" w:hAnsi="宋体"/>
           <w:szCs w:val="21"/>
         </w:rPr>
-        <w:t>在规则冲突时，以实际编码效果和用户记忆负担为最终考量。</w:t>
+        <w:t>在规则冲突时，以实际编码效果和用户记忆负担为最终</w:t>
+      </w:r>
+      <w:proofErr w:type="gramStart"/>
+      <w:r>
+        <w:rPr>
+          <w:rFonts w:ascii="宋体" w:eastAsia="宋体" w:hAnsi="宋体"/>
+          <w:szCs w:val="21"/>
+        </w:rPr>
+        <w:t>考量</w:t>
+      </w:r>
+      <w:proofErr w:type="gramEnd"/>
+      <w:r>
+        <w:rPr>
+          <w:rFonts w:ascii="宋体" w:eastAsia="宋体" w:hAnsi="宋体"/>
+          <w:szCs w:val="21"/>
+        </w:rPr>
+        <w:t>。</w:t>
       </w:r>
     </w:p>
     <w:p>
@@ -14005,7 +16940,23 @@
           <w:rFonts w:ascii="宋体" w:eastAsia="宋体" w:hAnsi="宋体" w:hint="eastAsia"/>
           <w:color w:val="000000" w:themeColor="text1"/>
         </w:rPr>
-        <w:t xml:space="preserve">    类似主码，副码也有适当优化分配。需要理解的字例有：进zw。</w:t>
+        <w:t xml:space="preserve">    类似主码，副码也有适当优化分配。需要理解的字例有：进</w:t>
+      </w:r>
+      <w:proofErr w:type="spellStart"/>
+      <w:r>
+        <w:rPr>
+          <w:rFonts w:ascii="宋体" w:eastAsia="宋体" w:hAnsi="宋体" w:hint="eastAsia"/>
+          <w:color w:val="000000" w:themeColor="text1"/>
+        </w:rPr>
+        <w:t>zw</w:t>
+      </w:r>
+      <w:proofErr w:type="spellEnd"/>
+      <w:r>
+        <w:rPr>
+          <w:rFonts w:ascii="宋体" w:eastAsia="宋体" w:hAnsi="宋体" w:hint="eastAsia"/>
+          <w:color w:val="000000" w:themeColor="text1"/>
+        </w:rPr>
+        <w:t>。</w:t>
       </w:r>
     </w:p>
     <w:p>
@@ -14374,11 +17325,19 @@
                 <w:rFonts w:ascii="宋体" w:eastAsia="宋体" w:hAnsi="宋体" w:hint="eastAsia"/>
               </w:rPr>
             </w:pPr>
+            <w:proofErr w:type="spellStart"/>
             <w:r>
               <w:rPr>
                 <w:rFonts w:ascii="宋体" w:eastAsia="宋体" w:hAnsi="宋体"/>
               </w:rPr>
-              <w:t>rr.</w:t>
+              <w:t>rr</w:t>
+            </w:r>
+            <w:proofErr w:type="spellEnd"/>
+            <w:r>
+              <w:rPr>
+                <w:rFonts w:ascii="宋体" w:eastAsia="宋体" w:hAnsi="宋体"/>
+              </w:rPr>
+              <w:t>.</w:t>
             </w:r>
           </w:p>
         </w:tc>
@@ -14451,11 +17410,19 @@
                 <w:rFonts w:ascii="宋体" w:eastAsia="宋体" w:hAnsi="宋体" w:hint="eastAsia"/>
               </w:rPr>
             </w:pPr>
+            <w:proofErr w:type="spellStart"/>
             <w:r>
               <w:rPr>
                 <w:rFonts w:ascii="宋体" w:eastAsia="宋体" w:hAnsi="宋体"/>
               </w:rPr>
-              <w:t>i.</w:t>
+              <w:t>i</w:t>
+            </w:r>
+            <w:proofErr w:type="spellEnd"/>
+            <w:r>
+              <w:rPr>
+                <w:rFonts w:ascii="宋体" w:eastAsia="宋体" w:hAnsi="宋体"/>
+              </w:rPr>
+              <w:t>.</w:t>
             </w:r>
           </w:p>
         </w:tc>
@@ -14892,6 +17859,7 @@
                 <w:rFonts w:ascii="宋体" w:eastAsia="宋体" w:hAnsi="宋体" w:hint="eastAsia"/>
               </w:rPr>
             </w:pPr>
+            <w:proofErr w:type="gramStart"/>
             <w:r>
               <w:rPr>
                 <w:rFonts w:ascii="宋体" w:eastAsia="宋体" w:hAnsi="宋体" w:hint="eastAsia"/>
@@ -14904,6 +17872,7 @@
               </w:rPr>
               <w:t>码</w:t>
             </w:r>
+            <w:proofErr w:type="gramEnd"/>
           </w:p>
         </w:tc>
         <w:tc>
@@ -14976,13 +17945,27 @@
               <w:rPr>
                 <w:rFonts w:ascii="宋体" w:eastAsia="宋体" w:hAnsi="宋体"/>
               </w:rPr>
-              <w:t>表中的位置对应</w:t>
-            </w:r>
-            <w:r>
-              <w:rPr>
-                <w:rFonts w:ascii="宋体" w:eastAsia="宋体" w:hAnsi="宋体" w:hint="eastAsia"/>
-              </w:rPr>
-              <w:t>部首次码</w:t>
+              <w:t>表中的位置</w:t>
+            </w:r>
+            <w:proofErr w:type="gramStart"/>
+            <w:r>
+              <w:rPr>
+                <w:rFonts w:ascii="宋体" w:eastAsia="宋体" w:hAnsi="宋体"/>
+              </w:rPr>
+              <w:t>对应</w:t>
+            </w:r>
+            <w:r>
+              <w:rPr>
+                <w:rFonts w:ascii="宋体" w:eastAsia="宋体" w:hAnsi="宋体" w:hint="eastAsia"/>
+              </w:rPr>
+              <w:t>部</w:t>
+            </w:r>
+            <w:proofErr w:type="gramEnd"/>
+            <w:r>
+              <w:rPr>
+                <w:rFonts w:ascii="宋体" w:eastAsia="宋体" w:hAnsi="宋体" w:hint="eastAsia"/>
+              </w:rPr>
+              <w:t>首次码</w:t>
             </w:r>
           </w:p>
         </w:tc>
@@ -15007,8 +17990,16 @@
               <w:rPr>
                 <w:rFonts w:ascii="宋体" w:eastAsia="宋体" w:hAnsi="宋体"/>
               </w:rPr>
-              <w:t>贝 → bz</w:t>
-            </w:r>
+              <w:t xml:space="preserve">贝 → </w:t>
+            </w:r>
+            <w:proofErr w:type="spellStart"/>
+            <w:r>
+              <w:rPr>
+                <w:rFonts w:ascii="宋体" w:eastAsia="宋体" w:hAnsi="宋体"/>
+              </w:rPr>
+              <w:t>bz</w:t>
+            </w:r>
+            <w:proofErr w:type="spellEnd"/>
           </w:p>
         </w:tc>
       </w:tr>
@@ -15280,8 +18271,18 @@
                 <w:b/>
                 <w:bCs/>
               </w:rPr>
-              <w:t>立 → ld</w:t>
-            </w:r>
+              <w:t xml:space="preserve">立 → </w:t>
+            </w:r>
+            <w:proofErr w:type="spellStart"/>
+            <w:r>
+              <w:rPr>
+                <w:rFonts w:ascii="宋体" w:eastAsia="宋体" w:hAnsi="宋体"/>
+                <w:b/>
+                <w:bCs/>
+              </w:rPr>
+              <w:t>ld</w:t>
+            </w:r>
+            <w:proofErr w:type="spellEnd"/>
           </w:p>
         </w:tc>
       </w:tr>
@@ -15388,14 +18389,30 @@
               <w:rPr>
                 <w:rFonts w:ascii="宋体" w:eastAsia="宋体" w:hAnsi="宋体"/>
               </w:rPr>
-              <w:t>贝 → bb，立 → dj</w:t>
-            </w:r>
-            <w:r>
-              <w:rPr>
-                <w:rFonts w:ascii="宋体" w:eastAsia="宋体" w:hAnsi="宋体" w:hint="eastAsia"/>
-              </w:rPr>
-              <w:t>/lh</w:t>
-            </w:r>
+              <w:t xml:space="preserve">贝 → bb，立 → </w:t>
+            </w:r>
+            <w:proofErr w:type="spellStart"/>
+            <w:r>
+              <w:rPr>
+                <w:rFonts w:ascii="宋体" w:eastAsia="宋体" w:hAnsi="宋体"/>
+              </w:rPr>
+              <w:t>dj</w:t>
+            </w:r>
+            <w:proofErr w:type="spellEnd"/>
+            <w:r>
+              <w:rPr>
+                <w:rFonts w:ascii="宋体" w:eastAsia="宋体" w:hAnsi="宋体" w:hint="eastAsia"/>
+              </w:rPr>
+              <w:t>/</w:t>
+            </w:r>
+            <w:proofErr w:type="spellStart"/>
+            <w:r>
+              <w:rPr>
+                <w:rFonts w:ascii="宋体" w:eastAsia="宋体" w:hAnsi="宋体" w:hint="eastAsia"/>
+              </w:rPr>
+              <w:t>lh</w:t>
+            </w:r>
+            <w:proofErr w:type="spellEnd"/>
           </w:p>
         </w:tc>
       </w:tr>
@@ -16065,7 +19082,35 @@
               <w:rPr>
                 <w:rFonts w:ascii="宋体" w:eastAsia="宋体" w:hAnsi="宋体"/>
               </w:rPr>
-              <w:t>[i. sj kb 4] 表示一个上下结构</w:t>
+              <w:t>[</w:t>
+            </w:r>
+            <w:proofErr w:type="spellStart"/>
+            <w:r>
+              <w:rPr>
+                <w:rFonts w:ascii="宋体" w:eastAsia="宋体" w:hAnsi="宋体"/>
+              </w:rPr>
+              <w:t>i</w:t>
+            </w:r>
+            <w:proofErr w:type="spellEnd"/>
+            <w:r>
+              <w:rPr>
+                <w:rFonts w:ascii="宋体" w:eastAsia="宋体" w:hAnsi="宋体"/>
+              </w:rPr>
+              <w:t xml:space="preserve">. </w:t>
+            </w:r>
+            <w:proofErr w:type="spellStart"/>
+            <w:r>
+              <w:rPr>
+                <w:rFonts w:ascii="宋体" w:eastAsia="宋体" w:hAnsi="宋体"/>
+              </w:rPr>
+              <w:t>sj</w:t>
+            </w:r>
+            <w:proofErr w:type="spellEnd"/>
+            <w:r>
+              <w:rPr>
+                <w:rFonts w:ascii="宋体" w:eastAsia="宋体" w:hAnsi="宋体"/>
+              </w:rPr>
+              <w:t xml:space="preserve"> kb 4] 表示一个上下结构</w:t>
             </w:r>
           </w:p>
         </w:tc>
@@ -16473,14 +19518,30 @@
         <w:rPr>
           <w:rFonts w:ascii="宋体" w:eastAsia="宋体" w:hAnsi="宋体"/>
         </w:rPr>
-        <w:t>按结构码递归拆分汉字至基础部件，直到所有部件都可用</w:t>
-      </w:r>
+        <w:t>按结构码递归拆分汉字</w:t>
+      </w:r>
+      <w:proofErr w:type="gramStart"/>
+      <w:r>
+        <w:rPr>
+          <w:rFonts w:ascii="宋体" w:eastAsia="宋体" w:hAnsi="宋体"/>
+        </w:rPr>
+        <w:t>至基础</w:t>
+      </w:r>
+      <w:proofErr w:type="gramEnd"/>
+      <w:r>
+        <w:rPr>
+          <w:rFonts w:ascii="宋体" w:eastAsia="宋体" w:hAnsi="宋体"/>
+        </w:rPr>
+        <w:t>部件，直到所有部件都可用</w:t>
+      </w:r>
+      <w:proofErr w:type="gramStart"/>
       <w:r>
         <w:rPr>
           <w:rFonts w:ascii="宋体" w:eastAsia="宋体" w:hAnsi="宋体" w:hint="eastAsia"/>
         </w:rPr>
         <w:t>部首双码</w:t>
       </w:r>
+      <w:proofErr w:type="gramEnd"/>
       <w:r>
         <w:rPr>
           <w:rFonts w:ascii="宋体" w:eastAsia="宋体" w:hAnsi="宋体"/>
@@ -16535,7 +19596,21 @@
         <w:rPr>
           <w:rFonts w:ascii="宋体" w:eastAsia="宋体" w:hAnsi="宋体"/>
         </w:rPr>
-        <w:t>优先按明显结构拆分（左右→上下→包围）</w:t>
+        <w:t>优先</w:t>
+      </w:r>
+      <w:proofErr w:type="gramStart"/>
+      <w:r>
+        <w:rPr>
+          <w:rFonts w:ascii="宋体" w:eastAsia="宋体" w:hAnsi="宋体"/>
+        </w:rPr>
+        <w:t>按明显</w:t>
+      </w:r>
+      <w:proofErr w:type="gramEnd"/>
+      <w:r>
+        <w:rPr>
+          <w:rFonts w:ascii="宋体" w:eastAsia="宋体" w:hAnsi="宋体"/>
+        </w:rPr>
+        <w:t>结构拆分（左右→上下→包围）</w:t>
       </w:r>
     </w:p>
     <w:p>
@@ -16627,12 +19702,14 @@
         </w:rPr>
         <w:t>：用</w:t>
       </w:r>
+      <w:proofErr w:type="gramStart"/>
       <w:r>
         <w:rPr>
           <w:rFonts w:ascii="宋体" w:eastAsia="宋体" w:hAnsi="宋体" w:hint="eastAsia"/>
         </w:rPr>
         <w:t>部首双码</w:t>
       </w:r>
+      <w:proofErr w:type="gramEnd"/>
       <w:r>
         <w:rPr>
           <w:rFonts w:ascii="宋体" w:eastAsia="宋体" w:hAnsi="宋体"/>
@@ -16690,20 +19767,42 @@
         <w:rPr>
           <w:rFonts w:ascii="宋体" w:eastAsia="宋体" w:hAnsi="宋体"/>
         </w:rPr>
-        <w:t>表中x的第三个部首，对应</w:t>
-      </w:r>
-      <w:r>
-        <w:rPr>
-          <w:rFonts w:ascii="宋体" w:eastAsia="宋体" w:hAnsi="宋体" w:hint="eastAsia"/>
-        </w:rPr>
-        <w:t>部首次</w:t>
-      </w:r>
-      <w:r>
-        <w:rPr>
-          <w:rFonts w:ascii="宋体" w:eastAsia="宋体" w:hAnsi="宋体"/>
-        </w:rPr>
-        <w:t>表中x的第三个字母n，组合为xn</w:t>
-      </w:r>
+        <w:t>表中x的第三个部首，</w:t>
+      </w:r>
+      <w:proofErr w:type="gramStart"/>
+      <w:r>
+        <w:rPr>
+          <w:rFonts w:ascii="宋体" w:eastAsia="宋体" w:hAnsi="宋体"/>
+        </w:rPr>
+        <w:t>对应</w:t>
+      </w:r>
+      <w:r>
+        <w:rPr>
+          <w:rFonts w:ascii="宋体" w:eastAsia="宋体" w:hAnsi="宋体" w:hint="eastAsia"/>
+        </w:rPr>
+        <w:t>部</w:t>
+      </w:r>
+      <w:proofErr w:type="gramEnd"/>
+      <w:r>
+        <w:rPr>
+          <w:rFonts w:ascii="宋体" w:eastAsia="宋体" w:hAnsi="宋体" w:hint="eastAsia"/>
+        </w:rPr>
+        <w:t>首次</w:t>
+      </w:r>
+      <w:r>
+        <w:rPr>
+          <w:rFonts w:ascii="宋体" w:eastAsia="宋体" w:hAnsi="宋体"/>
+        </w:rPr>
+        <w:t>表中x的第三个字母n，组合为</w:t>
+      </w:r>
+      <w:proofErr w:type="spellStart"/>
+      <w:r>
+        <w:rPr>
+          <w:rFonts w:ascii="宋体" w:eastAsia="宋体" w:hAnsi="宋体"/>
+        </w:rPr>
+        <w:t>xn</w:t>
+      </w:r>
+      <w:proofErr w:type="spellEnd"/>
     </w:p>
     <w:p>
       <w:pPr>
@@ -16821,7 +19920,21 @@
         <w:rPr>
           <w:rFonts w:ascii="宋体" w:eastAsia="宋体" w:hAnsi="宋体"/>
         </w:rPr>
-        <w:t>"对"：r. ky cp</w:t>
+        <w:t xml:space="preserve">"对"：r. </w:t>
+      </w:r>
+      <w:proofErr w:type="spellStart"/>
+      <w:r>
+        <w:rPr>
+          <w:rFonts w:ascii="宋体" w:eastAsia="宋体" w:hAnsi="宋体"/>
+        </w:rPr>
+        <w:t>ky</w:t>
+      </w:r>
+      <w:proofErr w:type="spellEnd"/>
+      <w:r>
+        <w:rPr>
+          <w:rFonts w:ascii="宋体" w:eastAsia="宋体" w:hAnsi="宋体"/>
+        </w:rPr>
+        <w:t xml:space="preserve"> cp</w:t>
       </w:r>
     </w:p>
     <w:p>
@@ -16845,12 +19958,21 @@
           <w:rFonts w:ascii="宋体" w:eastAsia="宋体" w:hAnsi="宋体" w:hint="eastAsia"/>
         </w:rPr>
       </w:pPr>
-      <w:r>
-        <w:rPr>
-          <w:rFonts w:ascii="宋体" w:eastAsia="宋体" w:hAnsi="宋体"/>
-        </w:rPr>
-        <w:t>ky："又"的</w:t>
-      </w:r>
+      <w:proofErr w:type="spellStart"/>
+      <w:r>
+        <w:rPr>
+          <w:rFonts w:ascii="宋体" w:eastAsia="宋体" w:hAnsi="宋体"/>
+        </w:rPr>
+        <w:t>ky</w:t>
+      </w:r>
+      <w:proofErr w:type="spellEnd"/>
+      <w:r>
+        <w:rPr>
+          <w:rFonts w:ascii="宋体" w:eastAsia="宋体" w:hAnsi="宋体"/>
+        </w:rPr>
+        <w:t>："又"的</w:t>
+      </w:r>
+      <w:proofErr w:type="gramStart"/>
       <w:r>
         <w:rPr>
           <w:rFonts w:ascii="宋体" w:eastAsia="宋体" w:hAnsi="宋体" w:hint="eastAsia"/>
@@ -16863,6 +19985,7 @@
         </w:rPr>
         <w:t>码</w:t>
       </w:r>
+      <w:proofErr w:type="gramEnd"/>
     </w:p>
     <w:p>
       <w:pPr>
@@ -16877,6 +20000,7 @@
         </w:rPr>
         <w:t>cp："寸"的</w:t>
       </w:r>
+      <w:proofErr w:type="gramStart"/>
       <w:r>
         <w:rPr>
           <w:rFonts w:ascii="宋体" w:eastAsia="宋体" w:hAnsi="宋体" w:hint="eastAsia"/>
@@ -16889,6 +20013,7 @@
         </w:rPr>
         <w:t>码</w:t>
       </w:r>
+      <w:proofErr w:type="gramEnd"/>
     </w:p>
     <w:p>
       <w:pPr>
@@ -17275,12 +20400,14 @@
                 <w:rFonts w:ascii="宋体" w:eastAsia="宋体" w:hAnsi="宋体" w:hint="eastAsia"/>
               </w:rPr>
             </w:pPr>
+            <w:proofErr w:type="spellStart"/>
             <w:r>
               <w:rPr>
                 <w:rFonts w:ascii="宋体" w:eastAsia="宋体" w:hAnsi="宋体"/>
               </w:rPr>
               <w:t>oj</w:t>
             </w:r>
+            <w:proofErr w:type="spellEnd"/>
           </w:p>
         </w:tc>
         <w:tc>
@@ -17327,12 +20454,14 @@
                 <w:rFonts w:ascii="宋体" w:eastAsia="宋体" w:hAnsi="宋体" w:hint="eastAsia"/>
               </w:rPr>
             </w:pPr>
+            <w:proofErr w:type="spellStart"/>
             <w:r>
               <w:rPr>
                 <w:rFonts w:ascii="宋体" w:eastAsia="宋体" w:hAnsi="宋体"/>
               </w:rPr>
               <w:t>ld</w:t>
             </w:r>
+            <w:proofErr w:type="spellEnd"/>
           </w:p>
         </w:tc>
         <w:tc>
@@ -17377,12 +20506,14 @@
                 <w:rFonts w:ascii="宋体" w:eastAsia="宋体" w:hAnsi="宋体" w:hint="eastAsia"/>
               </w:rPr>
             </w:pPr>
+            <w:proofErr w:type="spellStart"/>
             <w:r>
               <w:rPr>
                 <w:rFonts w:ascii="宋体" w:eastAsia="宋体" w:hAnsi="宋体"/>
               </w:rPr>
               <w:t>gc</w:t>
             </w:r>
+            <w:proofErr w:type="spellEnd"/>
           </w:p>
         </w:tc>
         <w:tc>
@@ -17427,12 +20558,14 @@
                 <w:rFonts w:ascii="宋体" w:eastAsia="宋体" w:hAnsi="宋体" w:hint="eastAsia"/>
               </w:rPr>
             </w:pPr>
+            <w:proofErr w:type="spellStart"/>
             <w:r>
               <w:rPr>
                 <w:rFonts w:ascii="宋体" w:eastAsia="宋体" w:hAnsi="宋体"/>
               </w:rPr>
               <w:t>bh</w:t>
             </w:r>
+            <w:proofErr w:type="spellEnd"/>
           </w:p>
         </w:tc>
         <w:tc>
@@ -17579,12 +20712,14 @@
                 <w:rFonts w:ascii="宋体" w:eastAsia="宋体" w:hAnsi="宋体" w:hint="eastAsia"/>
               </w:rPr>
             </w:pPr>
+            <w:proofErr w:type="spellStart"/>
             <w:r>
               <w:rPr>
                 <w:rFonts w:ascii="宋体" w:eastAsia="宋体" w:hAnsi="宋体"/>
               </w:rPr>
               <w:t>hh</w:t>
             </w:r>
+            <w:proofErr w:type="spellEnd"/>
           </w:p>
         </w:tc>
         <w:tc>
@@ -17631,12 +20766,14 @@
                 <w:rFonts w:ascii="宋体" w:eastAsia="宋体" w:hAnsi="宋体" w:hint="eastAsia"/>
               </w:rPr>
             </w:pPr>
+            <w:proofErr w:type="spellStart"/>
             <w:r>
               <w:rPr>
                 <w:rFonts w:ascii="宋体" w:eastAsia="宋体" w:hAnsi="宋体"/>
               </w:rPr>
               <w:t>ju</w:t>
             </w:r>
+            <w:proofErr w:type="spellEnd"/>
           </w:p>
         </w:tc>
         <w:tc>
@@ -17783,12 +20920,14 @@
                 <w:rFonts w:ascii="宋体" w:eastAsia="宋体" w:hAnsi="宋体" w:hint="eastAsia"/>
               </w:rPr>
             </w:pPr>
+            <w:proofErr w:type="spellStart"/>
             <w:r>
               <w:rPr>
                 <w:rFonts w:ascii="宋体" w:eastAsia="宋体" w:hAnsi="宋体"/>
               </w:rPr>
               <w:t>fd</w:t>
             </w:r>
+            <w:proofErr w:type="spellEnd"/>
           </w:p>
         </w:tc>
         <w:tc>
@@ -17883,12 +21022,14 @@
                 <w:rFonts w:ascii="宋体" w:eastAsia="宋体" w:hAnsi="宋体" w:hint="eastAsia"/>
               </w:rPr>
             </w:pPr>
+            <w:proofErr w:type="spellStart"/>
             <w:r>
               <w:rPr>
                 <w:rFonts w:ascii="宋体" w:eastAsia="宋体" w:hAnsi="宋体"/>
               </w:rPr>
               <w:t>nt</w:t>
             </w:r>
+            <w:proofErr w:type="spellEnd"/>
           </w:p>
         </w:tc>
         <w:tc>
@@ -17935,12 +21076,14 @@
                 <w:rFonts w:ascii="宋体" w:eastAsia="宋体" w:hAnsi="宋体" w:hint="eastAsia"/>
               </w:rPr>
             </w:pPr>
+            <w:proofErr w:type="spellStart"/>
             <w:r>
               <w:rPr>
                 <w:rFonts w:ascii="宋体" w:eastAsia="宋体" w:hAnsi="宋体"/>
               </w:rPr>
               <w:t>hb</w:t>
             </w:r>
+            <w:proofErr w:type="spellEnd"/>
           </w:p>
         </w:tc>
         <w:tc>
@@ -17960,12 +21103,14 @@
                 <w:rFonts w:ascii="宋体" w:eastAsia="宋体" w:hAnsi="宋体" w:hint="eastAsia"/>
               </w:rPr>
             </w:pPr>
+            <w:proofErr w:type="gramStart"/>
             <w:r>
               <w:rPr>
                 <w:rFonts w:ascii="宋体" w:eastAsia="宋体" w:hAnsi="宋体"/>
               </w:rPr>
               <w:t>丌</w:t>
             </w:r>
+            <w:proofErr w:type="gramEnd"/>
           </w:p>
         </w:tc>
         <w:tc>
@@ -17985,12 +21130,14 @@
                 <w:rFonts w:ascii="宋体" w:eastAsia="宋体" w:hAnsi="宋体" w:hint="eastAsia"/>
               </w:rPr>
             </w:pPr>
+            <w:proofErr w:type="spellStart"/>
             <w:r>
               <w:rPr>
                 <w:rFonts w:ascii="宋体" w:eastAsia="宋体" w:hAnsi="宋体"/>
               </w:rPr>
               <w:t>wu</w:t>
             </w:r>
+            <w:proofErr w:type="spellEnd"/>
           </w:p>
         </w:tc>
         <w:tc>
@@ -18138,12 +21285,14 @@
                 <w:rFonts w:ascii="宋体" w:eastAsia="宋体" w:hAnsi="宋体" w:hint="eastAsia"/>
               </w:rPr>
             </w:pPr>
+            <w:proofErr w:type="spellStart"/>
             <w:r>
               <w:rPr>
                 <w:rFonts w:ascii="宋体" w:eastAsia="宋体" w:hAnsi="宋体"/>
               </w:rPr>
               <w:t>jq</w:t>
             </w:r>
+            <w:proofErr w:type="spellEnd"/>
           </w:p>
         </w:tc>
         <w:tc>
@@ -18163,12 +21312,14 @@
                 <w:rFonts w:ascii="宋体" w:eastAsia="宋体" w:hAnsi="宋体" w:hint="eastAsia"/>
               </w:rPr>
             </w:pPr>
+            <w:proofErr w:type="gramStart"/>
             <w:r>
               <w:rPr>
                 <w:rFonts w:ascii="宋体" w:eastAsia="宋体" w:hAnsi="宋体"/>
               </w:rPr>
               <w:t>介</w:t>
             </w:r>
+            <w:proofErr w:type="gramEnd"/>
           </w:p>
         </w:tc>
         <w:tc>
@@ -18188,12 +21339,14 @@
                 <w:rFonts w:ascii="宋体" w:eastAsia="宋体" w:hAnsi="宋体" w:hint="eastAsia"/>
               </w:rPr>
             </w:pPr>
+            <w:proofErr w:type="spellStart"/>
             <w:r>
               <w:rPr>
                 <w:rFonts w:ascii="宋体" w:eastAsia="宋体" w:hAnsi="宋体"/>
               </w:rPr>
               <w:t>yw</w:t>
             </w:r>
+            <w:proofErr w:type="spellEnd"/>
           </w:p>
         </w:tc>
         <w:tc>
@@ -18240,12 +21393,14 @@
                 <w:rFonts w:ascii="宋体" w:eastAsia="宋体" w:hAnsi="宋体" w:hint="eastAsia"/>
               </w:rPr>
             </w:pPr>
+            <w:proofErr w:type="spellStart"/>
             <w:r>
               <w:rPr>
                 <w:rFonts w:ascii="宋体" w:eastAsia="宋体" w:hAnsi="宋体"/>
               </w:rPr>
               <w:t>nd</w:t>
             </w:r>
+            <w:proofErr w:type="spellEnd"/>
           </w:p>
         </w:tc>
         <w:tc>
@@ -18265,12 +21420,14 @@
                 <w:rFonts w:ascii="宋体" w:eastAsia="宋体" w:hAnsi="宋体" w:hint="eastAsia"/>
               </w:rPr>
             </w:pPr>
+            <w:proofErr w:type="gramStart"/>
             <w:r>
               <w:rPr>
                 <w:rFonts w:ascii="宋体" w:eastAsia="宋体" w:hAnsi="宋体"/>
               </w:rPr>
               <w:t>犮</w:t>
             </w:r>
+            <w:proofErr w:type="gramEnd"/>
           </w:p>
         </w:tc>
         <w:tc>
@@ -18290,12 +21447,14 @@
                 <w:rFonts w:ascii="宋体" w:eastAsia="宋体" w:hAnsi="宋体" w:hint="eastAsia"/>
               </w:rPr>
             </w:pPr>
+            <w:proofErr w:type="spellStart"/>
             <w:r>
               <w:rPr>
                 <w:rFonts w:ascii="宋体" w:eastAsia="宋体" w:hAnsi="宋体"/>
               </w:rPr>
               <w:t>mz</w:t>
             </w:r>
+            <w:proofErr w:type="spellEnd"/>
           </w:p>
         </w:tc>
         <w:tc>
@@ -18404,12 +21563,14 @@
                 <w:rFonts w:ascii="宋体" w:eastAsia="宋体" w:hAnsi="宋体" w:hint="eastAsia"/>
               </w:rPr>
             </w:pPr>
+            <w:proofErr w:type="spellStart"/>
             <w:r>
               <w:rPr>
                 <w:rFonts w:ascii="宋体" w:eastAsia="宋体" w:hAnsi="宋体"/>
               </w:rPr>
               <w:t>mh</w:t>
             </w:r>
+            <w:proofErr w:type="spellEnd"/>
           </w:p>
         </w:tc>
         <w:tc>
@@ -18454,12 +21615,14 @@
                 <w:rFonts w:ascii="宋体" w:eastAsia="宋体" w:hAnsi="宋体" w:hint="eastAsia"/>
               </w:rPr>
             </w:pPr>
+            <w:proofErr w:type="spellStart"/>
             <w:r>
               <w:rPr>
                 <w:rFonts w:ascii="宋体" w:eastAsia="宋体" w:hAnsi="宋体"/>
               </w:rPr>
               <w:t>cj</w:t>
             </w:r>
+            <w:proofErr w:type="spellEnd"/>
           </w:p>
         </w:tc>
         <w:tc>
@@ -18504,12 +21667,14 @@
                 <w:rFonts w:ascii="宋体" w:eastAsia="宋体" w:hAnsi="宋体" w:hint="eastAsia"/>
               </w:rPr>
             </w:pPr>
+            <w:proofErr w:type="spellStart"/>
             <w:r>
               <w:rPr>
                 <w:rFonts w:ascii="宋体" w:eastAsia="宋体" w:hAnsi="宋体"/>
               </w:rPr>
               <w:t>ib</w:t>
             </w:r>
+            <w:proofErr w:type="spellEnd"/>
           </w:p>
         </w:tc>
         <w:tc>
@@ -18556,12 +21721,14 @@
                 <w:rFonts w:ascii="宋体" w:eastAsia="宋体" w:hAnsi="宋体" w:hint="eastAsia"/>
               </w:rPr>
             </w:pPr>
+            <w:proofErr w:type="spellStart"/>
             <w:r>
               <w:rPr>
                 <w:rFonts w:ascii="宋体" w:eastAsia="宋体" w:hAnsi="宋体"/>
               </w:rPr>
               <w:t>ll</w:t>
             </w:r>
+            <w:proofErr w:type="spellEnd"/>
           </w:p>
         </w:tc>
         <w:tc>
@@ -18714,12 +21881,14 @@
                 <w:rFonts w:ascii="宋体" w:eastAsia="宋体" w:hAnsi="宋体" w:hint="eastAsia"/>
               </w:rPr>
             </w:pPr>
+            <w:proofErr w:type="spellStart"/>
             <w:r>
               <w:rPr>
                 <w:rFonts w:ascii="宋体" w:eastAsia="宋体" w:hAnsi="宋体"/>
               </w:rPr>
               <w:t>jk</w:t>
             </w:r>
+            <w:proofErr w:type="spellEnd"/>
           </w:p>
         </w:tc>
         <w:tc>
@@ -18739,12 +21908,14 @@
                 <w:rFonts w:ascii="宋体" w:eastAsia="宋体" w:hAnsi="宋体" w:hint="eastAsia"/>
               </w:rPr>
             </w:pPr>
+            <w:proofErr w:type="gramStart"/>
             <w:r>
               <w:rPr>
                 <w:rFonts w:ascii="宋体" w:eastAsia="宋体" w:hAnsi="宋体"/>
               </w:rPr>
               <w:t>叚</w:t>
             </w:r>
+            <w:proofErr w:type="gramEnd"/>
           </w:p>
         </w:tc>
         <w:tc>
@@ -18764,12 +21935,14 @@
                 <w:rFonts w:ascii="宋体" w:eastAsia="宋体" w:hAnsi="宋体" w:hint="eastAsia"/>
               </w:rPr>
             </w:pPr>
+            <w:proofErr w:type="spellStart"/>
             <w:r>
               <w:rPr>
                 <w:rFonts w:ascii="宋体" w:eastAsia="宋体" w:hAnsi="宋体"/>
               </w:rPr>
               <w:t>bj</w:t>
             </w:r>
+            <w:proofErr w:type="spellEnd"/>
           </w:p>
         </w:tc>
         <w:tc>
@@ -18814,12 +21987,14 @@
                 <w:rFonts w:ascii="宋体" w:eastAsia="宋体" w:hAnsi="宋体" w:hint="eastAsia"/>
               </w:rPr>
             </w:pPr>
+            <w:proofErr w:type="spellStart"/>
             <w:r>
               <w:rPr>
                 <w:rFonts w:ascii="宋体" w:eastAsia="宋体" w:hAnsi="宋体"/>
               </w:rPr>
               <w:t>ts</w:t>
             </w:r>
+            <w:proofErr w:type="spellEnd"/>
           </w:p>
         </w:tc>
         <w:tc>
@@ -18866,12 +22041,14 @@
                 <w:rFonts w:ascii="宋体" w:eastAsia="宋体" w:hAnsi="宋体" w:hint="eastAsia"/>
               </w:rPr>
             </w:pPr>
+            <w:proofErr w:type="spellStart"/>
             <w:r>
               <w:rPr>
                 <w:rFonts w:ascii="宋体" w:eastAsia="宋体" w:hAnsi="宋体"/>
               </w:rPr>
               <w:t>kv</w:t>
             </w:r>
+            <w:proofErr w:type="spellEnd"/>
           </w:p>
         </w:tc>
         <w:tc>
@@ -18916,12 +22093,14 @@
                 <w:rFonts w:ascii="宋体" w:eastAsia="宋体" w:hAnsi="宋体" w:hint="eastAsia"/>
               </w:rPr>
             </w:pPr>
+            <w:proofErr w:type="spellStart"/>
             <w:r>
               <w:rPr>
                 <w:rFonts w:ascii="宋体" w:eastAsia="宋体" w:hAnsi="宋体"/>
               </w:rPr>
               <w:t>jj</w:t>
             </w:r>
+            <w:proofErr w:type="spellEnd"/>
           </w:p>
         </w:tc>
         <w:tc>
@@ -19018,12 +22197,14 @@
                 <w:rFonts w:ascii="宋体" w:eastAsia="宋体" w:hAnsi="宋体" w:hint="eastAsia"/>
               </w:rPr>
             </w:pPr>
+            <w:proofErr w:type="spellStart"/>
             <w:r>
               <w:rPr>
                 <w:rFonts w:ascii="宋体" w:eastAsia="宋体" w:hAnsi="宋体"/>
               </w:rPr>
               <w:t>wm</w:t>
             </w:r>
+            <w:proofErr w:type="spellEnd"/>
           </w:p>
         </w:tc>
         <w:tc>
@@ -19093,12 +22274,14 @@
                 <w:rFonts w:ascii="宋体" w:eastAsia="宋体" w:hAnsi="宋体" w:hint="eastAsia"/>
               </w:rPr>
             </w:pPr>
+            <w:proofErr w:type="gramStart"/>
             <w:r>
               <w:rPr>
                 <w:rFonts w:ascii="宋体" w:eastAsia="宋体" w:hAnsi="宋体"/>
               </w:rPr>
               <w:t>囟</w:t>
             </w:r>
+            <w:proofErr w:type="gramEnd"/>
           </w:p>
         </w:tc>
         <w:tc>
@@ -19118,12 +22301,14 @@
                 <w:rFonts w:ascii="宋体" w:eastAsia="宋体" w:hAnsi="宋体" w:hint="eastAsia"/>
               </w:rPr>
             </w:pPr>
+            <w:proofErr w:type="spellStart"/>
             <w:r>
               <w:rPr>
                 <w:rFonts w:ascii="宋体" w:eastAsia="宋体" w:hAnsi="宋体"/>
               </w:rPr>
               <w:t>bt</w:t>
             </w:r>
+            <w:proofErr w:type="spellEnd"/>
           </w:p>
         </w:tc>
         <w:tc>
@@ -19220,12 +22405,14 @@
                 <w:rFonts w:ascii="宋体" w:eastAsia="宋体" w:hAnsi="宋体" w:hint="eastAsia"/>
               </w:rPr>
             </w:pPr>
+            <w:proofErr w:type="spellStart"/>
             <w:r>
               <w:rPr>
                 <w:rFonts w:ascii="宋体" w:eastAsia="宋体" w:hAnsi="宋体"/>
               </w:rPr>
               <w:t>sd</w:t>
             </w:r>
+            <w:proofErr w:type="spellEnd"/>
           </w:p>
         </w:tc>
         <w:tc>
@@ -19270,12 +22457,14 @@
                 <w:rFonts w:ascii="宋体" w:eastAsia="宋体" w:hAnsi="宋体" w:hint="eastAsia"/>
               </w:rPr>
             </w:pPr>
+            <w:proofErr w:type="spellStart"/>
             <w:r>
               <w:rPr>
                 <w:rFonts w:ascii="宋体" w:eastAsia="宋体" w:hAnsi="宋体"/>
               </w:rPr>
               <w:t>cn</w:t>
             </w:r>
+            <w:proofErr w:type="spellEnd"/>
           </w:p>
         </w:tc>
         <w:tc>
@@ -19322,12 +22511,14 @@
                 <w:rFonts w:ascii="宋体" w:eastAsia="宋体" w:hAnsi="宋体" w:hint="eastAsia"/>
               </w:rPr>
             </w:pPr>
+            <w:proofErr w:type="spellStart"/>
             <w:r>
               <w:rPr>
                 <w:rFonts w:ascii="宋体" w:eastAsia="宋体" w:hAnsi="宋体"/>
               </w:rPr>
               <w:t>na</w:t>
             </w:r>
+            <w:proofErr w:type="spellEnd"/>
           </w:p>
         </w:tc>
         <w:tc>
@@ -19372,12 +22563,14 @@
                 <w:rFonts w:ascii="宋体" w:eastAsia="宋体" w:hAnsi="宋体" w:hint="eastAsia"/>
               </w:rPr>
             </w:pPr>
+            <w:proofErr w:type="spellStart"/>
             <w:r>
               <w:rPr>
                 <w:rFonts w:ascii="宋体" w:eastAsia="宋体" w:hAnsi="宋体"/>
               </w:rPr>
               <w:t>ir</w:t>
             </w:r>
+            <w:proofErr w:type="spellEnd"/>
           </w:p>
         </w:tc>
         <w:tc>
@@ -19422,12 +22615,14 @@
                 <w:rFonts w:ascii="宋体" w:eastAsia="宋体" w:hAnsi="宋体" w:hint="eastAsia"/>
               </w:rPr>
             </w:pPr>
+            <w:proofErr w:type="spellStart"/>
             <w:r>
               <w:rPr>
                 <w:rFonts w:ascii="宋体" w:eastAsia="宋体" w:hAnsi="宋体"/>
               </w:rPr>
               <w:t>qw</w:t>
             </w:r>
+            <w:proofErr w:type="spellEnd"/>
           </w:p>
         </w:tc>
         <w:tc>
@@ -19474,12 +22669,14 @@
                 <w:rFonts w:ascii="宋体" w:eastAsia="宋体" w:hAnsi="宋体" w:hint="eastAsia"/>
               </w:rPr>
             </w:pPr>
+            <w:proofErr w:type="spellStart"/>
             <w:r>
               <w:rPr>
                 <w:rFonts w:ascii="宋体" w:eastAsia="宋体" w:hAnsi="宋体"/>
               </w:rPr>
               <w:t>vc</w:t>
             </w:r>
+            <w:proofErr w:type="spellEnd"/>
           </w:p>
         </w:tc>
         <w:tc>
@@ -19614,12 +22811,14 @@
                 <w:rFonts w:ascii="宋体" w:eastAsia="宋体" w:hAnsi="宋体" w:hint="eastAsia"/>
               </w:rPr>
             </w:pPr>
+            <w:proofErr w:type="spellStart"/>
             <w:r>
               <w:rPr>
                 <w:rFonts w:ascii="宋体" w:eastAsia="宋体" w:hAnsi="宋体"/>
               </w:rPr>
               <w:t>vp</w:t>
             </w:r>
+            <w:proofErr w:type="spellEnd"/>
           </w:p>
         </w:tc>
         <w:tc>
@@ -19824,7 +23023,76 @@
           <w:b/>
           <w:bCs/>
         </w:rPr>
-        <w:t>1.部首双</w:t>
+        <w:t>1.</w:t>
+      </w:r>
+      <w:proofErr w:type="gramStart"/>
+      <w:r>
+        <w:rPr>
+          <w:rFonts w:ascii="宋体" w:eastAsia="宋体" w:hAnsi="宋体" w:hint="eastAsia"/>
+          <w:b/>
+          <w:bCs/>
+        </w:rPr>
+        <w:t>部首双</w:t>
+      </w:r>
+      <w:r>
+        <w:rPr>
+          <w:rFonts w:ascii="宋体" w:eastAsia="宋体" w:hAnsi="宋体"/>
+          <w:b/>
+          <w:bCs/>
+        </w:rPr>
+        <w:t>码</w:t>
+      </w:r>
+      <w:proofErr w:type="gramEnd"/>
+      <w:r>
+        <w:rPr>
+          <w:rFonts w:ascii="宋体" w:eastAsia="宋体" w:hAnsi="宋体"/>
+          <w:b/>
+          <w:bCs/>
+        </w:rPr>
+        <w:t>简化</w:t>
+      </w:r>
+      <w:r>
+        <w:rPr>
+          <w:rFonts w:ascii="宋体" w:eastAsia="宋体" w:hAnsi="宋体" w:hint="eastAsia"/>
+          <w:b/>
+          <w:bCs/>
+        </w:rPr>
+        <w:t>：</w:t>
+      </w:r>
+      <w:r>
+        <w:rPr>
+          <w:rFonts w:ascii="宋体" w:eastAsia="宋体" w:hAnsi="宋体"/>
+        </w:rPr>
+        <w:t>部首</w:t>
+      </w:r>
+      <w:r>
+        <w:rPr>
+          <w:rFonts w:ascii="宋体" w:eastAsia="宋体" w:hAnsi="宋体" w:hint="eastAsia"/>
+        </w:rPr>
+        <w:t>码</w:t>
+      </w:r>
+      <w:r>
+        <w:rPr>
+          <w:rFonts w:ascii="宋体" w:eastAsia="宋体" w:hAnsi="宋体"/>
+        </w:rPr>
+        <w:t xml:space="preserve"> + b（作为部首提示）</w:t>
+      </w:r>
+    </w:p>
+    <w:p>
+      <w:pPr>
+        <w:rPr>
+          <w:rFonts w:ascii="宋体" w:eastAsia="宋体" w:hAnsi="宋体" w:hint="eastAsia"/>
+          <w:b/>
+          <w:bCs/>
+        </w:rPr>
+      </w:pPr>
+      <w:r>
+        <w:rPr>
+          <w:rFonts w:ascii="宋体" w:eastAsia="宋体" w:hAnsi="宋体" w:hint="eastAsia"/>
+          <w:b/>
+          <w:bCs/>
+        </w:rPr>
+        <w:t>2.前四</w:t>
       </w:r>
       <w:r>
         <w:rPr>
@@ -19846,44 +23114,75 @@
         <w:rPr>
           <w:rFonts w:ascii="宋体" w:eastAsia="宋体" w:hAnsi="宋体"/>
         </w:rPr>
-        <w:t>部首</w:t>
-      </w:r>
-      <w:r>
-        <w:rPr>
-          <w:rFonts w:ascii="宋体" w:eastAsia="宋体" w:hAnsi="宋体" w:hint="eastAsia"/>
+        <w:t>独体字：</w:t>
+      </w:r>
+      <w:proofErr w:type="gramStart"/>
+      <w:r>
+        <w:rPr>
+          <w:rFonts w:ascii="宋体" w:eastAsia="宋体" w:hAnsi="宋体"/>
+        </w:rPr>
+        <w:t>取</w:t>
+      </w:r>
+      <w:r>
+        <w:rPr>
+          <w:rFonts w:ascii="宋体" w:eastAsia="宋体" w:hAnsi="宋体" w:hint="eastAsia"/>
+        </w:rPr>
+        <w:t>初</w:t>
+      </w:r>
+      <w:r>
+        <w:rPr>
+          <w:rFonts w:ascii="宋体" w:eastAsia="宋体" w:hAnsi="宋体"/>
         </w:rPr>
         <w:t>码</w:t>
       </w:r>
-      <w:r>
-        <w:rPr>
-          <w:rFonts w:ascii="宋体" w:eastAsia="宋体" w:hAnsi="宋体"/>
-        </w:rPr>
-        <w:t xml:space="preserve"> + b（作为部首提示）</w:t>
-      </w:r>
-    </w:p>
-    <w:p>
-      <w:pPr>
-        <w:rPr>
-          <w:rFonts w:ascii="宋体" w:eastAsia="宋体" w:hAnsi="宋体" w:hint="eastAsia"/>
-          <w:b/>
-          <w:bCs/>
-        </w:rPr>
-      </w:pPr>
-      <w:r>
-        <w:rPr>
-          <w:rFonts w:ascii="宋体" w:eastAsia="宋体" w:hAnsi="宋体" w:hint="eastAsia"/>
-          <w:b/>
-          <w:bCs/>
-        </w:rPr>
-        <w:t>2.前四</w:t>
-      </w:r>
-      <w:r>
-        <w:rPr>
-          <w:rFonts w:ascii="宋体" w:eastAsia="宋体" w:hAnsi="宋体"/>
-          <w:b/>
-          <w:bCs/>
-        </w:rPr>
-        <w:t>码简化</w:t>
+      <w:proofErr w:type="gramEnd"/>
+      <w:r>
+        <w:rPr>
+          <w:rFonts w:ascii="宋体" w:eastAsia="宋体" w:hAnsi="宋体"/>
+        </w:rPr>
+        <w:t xml:space="preserve"> + d（独体标记）合体字作部件：</w:t>
+      </w:r>
+      <w:proofErr w:type="gramStart"/>
+      <w:r>
+        <w:rPr>
+          <w:rFonts w:ascii="宋体" w:eastAsia="宋体" w:hAnsi="宋体"/>
+        </w:rPr>
+        <w:t>取</w:t>
+      </w:r>
+      <w:r>
+        <w:rPr>
+          <w:rFonts w:ascii="宋体" w:eastAsia="宋体" w:hAnsi="宋体" w:hint="eastAsia"/>
+        </w:rPr>
+        <w:t>初</w:t>
+      </w:r>
+      <w:r>
+        <w:rPr>
+          <w:rFonts w:ascii="宋体" w:eastAsia="宋体" w:hAnsi="宋体"/>
+        </w:rPr>
+        <w:t>码</w:t>
+      </w:r>
+      <w:proofErr w:type="gramEnd"/>
+      <w:r>
+        <w:rPr>
+          <w:rFonts w:ascii="宋体" w:eastAsia="宋体" w:hAnsi="宋体"/>
+        </w:rPr>
+        <w:t xml:space="preserve"> + h（合体标记）</w:t>
+      </w:r>
+      <w:r>
+        <w:rPr>
+          <w:rFonts w:ascii="宋体" w:eastAsia="宋体" w:hAnsi="宋体" w:hint="eastAsia"/>
+          <w:b/>
+          <w:bCs/>
+        </w:rPr>
+        <w:t>3.扩展</w:t>
+      </w:r>
+      <w:r>
+        <w:rPr>
+          <w:rFonts w:ascii="宋体" w:eastAsia="宋体" w:hAnsi="宋体"/>
+          <w:b/>
+          <w:bCs/>
+        </w:rPr>
+        <w:t>字根简化</w:t>
       </w:r>
       <w:r>
         <w:rPr>
@@ -19893,60 +23192,6 @@
         </w:rPr>
         <w:t>：</w:t>
       </w:r>
-      <w:r>
-        <w:rPr>
-          <w:rFonts w:ascii="宋体" w:eastAsia="宋体" w:hAnsi="宋体"/>
-        </w:rPr>
-        <w:t>独体字：取</w:t>
-      </w:r>
-      <w:r>
-        <w:rPr>
-          <w:rFonts w:ascii="宋体" w:eastAsia="宋体" w:hAnsi="宋体" w:hint="eastAsia"/>
-        </w:rPr>
-        <w:t>初</w:t>
-      </w:r>
-      <w:r>
-        <w:rPr>
-          <w:rFonts w:ascii="宋体" w:eastAsia="宋体" w:hAnsi="宋体"/>
-        </w:rPr>
-        <w:t>码 + d（独体标记）合体字作部件：取</w:t>
-      </w:r>
-      <w:r>
-        <w:rPr>
-          <w:rFonts w:ascii="宋体" w:eastAsia="宋体" w:hAnsi="宋体" w:hint="eastAsia"/>
-        </w:rPr>
-        <w:t>初</w:t>
-      </w:r>
-      <w:r>
-        <w:rPr>
-          <w:rFonts w:ascii="宋体" w:eastAsia="宋体" w:hAnsi="宋体"/>
-        </w:rPr>
-        <w:t>码 + h（合体标记）</w:t>
-      </w:r>
-      <w:r>
-        <w:rPr>
-          <w:rFonts w:ascii="宋体" w:eastAsia="宋体" w:hAnsi="宋体" w:hint="eastAsia"/>
-          <w:b/>
-          <w:bCs/>
-        </w:rPr>
-        <w:t>3.扩展</w:t>
-      </w:r>
-      <w:r>
-        <w:rPr>
-          <w:rFonts w:ascii="宋体" w:eastAsia="宋体" w:hAnsi="宋体"/>
-          <w:b/>
-          <w:bCs/>
-        </w:rPr>
-        <w:t>字根简化</w:t>
-      </w:r>
-      <w:r>
-        <w:rPr>
-          <w:rFonts w:ascii="宋体" w:eastAsia="宋体" w:hAnsi="宋体" w:hint="eastAsia"/>
-          <w:b/>
-          <w:bCs/>
-        </w:rPr>
-        <w:t>：</w:t>
-      </w:r>
     </w:p>
     <w:p>
       <w:pPr>
@@ -19969,7 +23214,21 @@
         <w:rPr>
           <w:rFonts w:ascii="宋体" w:eastAsia="宋体" w:hAnsi="宋体"/>
         </w:rPr>
-        <w:t>：用简并部母 + j</w:t>
+        <w:t>：用</w:t>
+      </w:r>
+      <w:proofErr w:type="gramStart"/>
+      <w:r>
+        <w:rPr>
+          <w:rFonts w:ascii="宋体" w:eastAsia="宋体" w:hAnsi="宋体"/>
+        </w:rPr>
+        <w:t>简并部母</w:t>
+      </w:r>
+      <w:proofErr w:type="gramEnd"/>
+      <w:r>
+        <w:rPr>
+          <w:rFonts w:ascii="宋体" w:eastAsia="宋体" w:hAnsi="宋体"/>
+        </w:rPr>
+        <w:t xml:space="preserve"> + j</w:t>
       </w:r>
     </w:p>
     <w:p>
@@ -19981,6 +23240,7 @@
           <w:bCs/>
         </w:rPr>
       </w:pPr>
+      <w:proofErr w:type="gramStart"/>
       <w:r>
         <w:rPr>
           <w:rFonts w:ascii="宋体" w:eastAsia="宋体" w:hAnsi="宋体"/>
@@ -19997,6 +23257,7 @@
         </w:rPr>
         <w:t>跳过</w:t>
       </w:r>
+      <w:proofErr w:type="gramEnd"/>
       <w:r>
         <w:rPr>
           <w:rFonts w:ascii="宋体" w:eastAsia="宋体" w:hAnsi="宋体"/>
@@ -20427,7 +23688,14 @@
         <w:rPr>
           <w:rFonts w:ascii="宋体" w:eastAsia="宋体" w:hAnsi="宋体"/>
         </w:rPr>
-        <w:t>拆分识别"可再分、表意强"的部首，为合体字的</w:t>
+        <w:t>拆分识别"可再分、表意强"的部首，为合体字</w:t>
+      </w:r>
+      <w:proofErr w:type="gramStart"/>
+      <w:r>
+        <w:rPr>
+          <w:rFonts w:ascii="宋体" w:eastAsia="宋体" w:hAnsi="宋体"/>
+        </w:rPr>
+        <w:t>的</w:t>
       </w:r>
       <w:r>
         <w:rPr>
@@ -20439,7 +23707,14 @@
         <w:rPr>
           <w:rFonts w:ascii="宋体" w:eastAsia="宋体" w:hAnsi="宋体"/>
         </w:rPr>
-        <w:t>码选取提供依据</w:t>
+        <w:t>码选取</w:t>
+      </w:r>
+      <w:proofErr w:type="gramEnd"/>
+      <w:r>
+        <w:rPr>
+          <w:rFonts w:ascii="宋体" w:eastAsia="宋体" w:hAnsi="宋体"/>
+        </w:rPr>
+        <w:t>提供依据</w:t>
       </w:r>
     </w:p>
     <w:p>
@@ -20593,7 +23868,21 @@
         <w:rPr>
           <w:rFonts w:ascii="宋体" w:eastAsia="宋体" w:hAnsi="宋体"/>
         </w:rPr>
-        <w:t>相似结构的字采用相似的拆分方式</w:t>
+        <w:t>相似结构的</w:t>
+      </w:r>
+      <w:proofErr w:type="gramStart"/>
+      <w:r>
+        <w:rPr>
+          <w:rFonts w:ascii="宋体" w:eastAsia="宋体" w:hAnsi="宋体"/>
+        </w:rPr>
+        <w:t>字采用</w:t>
+      </w:r>
+      <w:proofErr w:type="gramEnd"/>
+      <w:r>
+        <w:rPr>
+          <w:rFonts w:ascii="宋体" w:eastAsia="宋体" w:hAnsi="宋体"/>
+        </w:rPr>
+        <w:t>相似的拆分方式</w:t>
       </w:r>
     </w:p>
     <w:p>
@@ -20624,7 +23913,14 @@
         <w:rPr>
           <w:rFonts w:ascii="宋体" w:eastAsia="宋体" w:hAnsi="宋体"/>
         </w:rPr>
-        <w:t>提供了坚实的字形分析基础，使</w:t>
+        <w:t>提供了坚实的字形分析基础，</w:t>
+      </w:r>
+      <w:proofErr w:type="gramStart"/>
+      <w:r>
+        <w:rPr>
+          <w:rFonts w:ascii="宋体" w:eastAsia="宋体" w:hAnsi="宋体"/>
+        </w:rPr>
+        <w:t>使</w:t>
       </w:r>
       <w:r>
         <w:rPr>
@@ -20638,6 +23934,7 @@
         </w:rPr>
         <w:t>码和</w:t>
       </w:r>
+      <w:proofErr w:type="gramEnd"/>
       <w:r>
         <w:rPr>
           <w:rFonts w:ascii="宋体" w:eastAsia="宋体" w:hAnsi="宋体" w:hint="eastAsia"/>
@@ -20951,6 +24248,7 @@
         </w:rPr>
         <w:t>：ABCDE.F形式的</w:t>
       </w:r>
+      <w:proofErr w:type="gramStart"/>
       <w:r>
         <w:rPr>
           <w:rFonts w:ascii="宋体" w:eastAsia="宋体" w:hAnsi="宋体" w:hint="eastAsia"/>
@@ -20971,7 +24269,28 @@
         <w:rPr>
           <w:rFonts w:ascii="宋体" w:eastAsia="宋体" w:hAnsi="宋体"/>
         </w:rPr>
-        <w:t>可覆盖Unicode收录的所有汉字（不包括喃字等独立文字系统），并保持全局零重码。</w:t>
+        <w:t>可覆盖</w:t>
+      </w:r>
+      <w:proofErr w:type="gramEnd"/>
+      <w:r>
+        <w:rPr>
+          <w:rFonts w:ascii="宋体" w:eastAsia="宋体" w:hAnsi="宋体"/>
+        </w:rPr>
+        <w:t>Unicode收录的所有汉字（不包括</w:t>
+      </w:r>
+      <w:proofErr w:type="gramStart"/>
+      <w:r>
+        <w:rPr>
+          <w:rFonts w:ascii="宋体" w:eastAsia="宋体" w:hAnsi="宋体"/>
+        </w:rPr>
+        <w:t>喃</w:t>
+      </w:r>
+      <w:proofErr w:type="gramEnd"/>
+      <w:r>
+        <w:rPr>
+          <w:rFonts w:ascii="宋体" w:eastAsia="宋体" w:hAnsi="宋体"/>
+        </w:rPr>
+        <w:t>字等独立文字系统），并保持全局零重码。</w:t>
       </w:r>
     </w:p>
     <w:p>
@@ -21200,7 +24519,23 @@
           <w:rFonts w:ascii="宋体" w:eastAsia="宋体" w:hAnsi="宋体"/>
           <w:szCs w:val="21"/>
         </w:rPr>
-        <w:t>：一个编码仅对应一个词语（但一个词语可对应多个编码）</w:t>
+        <w:t>：一个</w:t>
+      </w:r>
+      <w:proofErr w:type="gramStart"/>
+      <w:r>
+        <w:rPr>
+          <w:rFonts w:ascii="宋体" w:eastAsia="宋体" w:hAnsi="宋体"/>
+          <w:szCs w:val="21"/>
+        </w:rPr>
+        <w:t>编码仅</w:t>
+      </w:r>
+      <w:proofErr w:type="gramEnd"/>
+      <w:r>
+        <w:rPr>
+          <w:rFonts w:ascii="宋体" w:eastAsia="宋体" w:hAnsi="宋体"/>
+          <w:szCs w:val="21"/>
+        </w:rPr>
+        <w:t>对应一个词语（但一个词语可对应多个编码）</w:t>
       </w:r>
     </w:p>
     <w:p>
@@ -21302,14 +24637,38 @@
           <w:rFonts w:ascii="宋体" w:eastAsia="宋体" w:hAnsi="宋体" w:hint="eastAsia"/>
           <w:szCs w:val="21"/>
         </w:rPr>
-        <w:t>（即初码+韵码组合）</w:t>
-      </w:r>
-      <w:r>
-        <w:rPr>
-          <w:rFonts w:ascii="宋体" w:eastAsia="宋体" w:hAnsi="宋体"/>
-          <w:szCs w:val="21"/>
-        </w:rPr>
-        <w:t xml:space="preserve"> + 第二字</w:t>
+        <w:t>（</w:t>
+      </w:r>
+      <w:proofErr w:type="gramStart"/>
+      <w:r>
+        <w:rPr>
+          <w:rFonts w:ascii="宋体" w:eastAsia="宋体" w:hAnsi="宋体" w:hint="eastAsia"/>
+          <w:szCs w:val="21"/>
+        </w:rPr>
+        <w:t>即初码</w:t>
+      </w:r>
+      <w:proofErr w:type="gramEnd"/>
+      <w:r>
+        <w:rPr>
+          <w:rFonts w:ascii="宋体" w:eastAsia="宋体" w:hAnsi="宋体" w:hint="eastAsia"/>
+          <w:szCs w:val="21"/>
+        </w:rPr>
+        <w:t>+韵码组合）</w:t>
+      </w:r>
+      <w:r>
+        <w:rPr>
+          <w:rFonts w:ascii="宋体" w:eastAsia="宋体" w:hAnsi="宋体"/>
+          <w:szCs w:val="21"/>
+        </w:rPr>
+        <w:t xml:space="preserve"> + 第二</w:t>
+      </w:r>
+      <w:proofErr w:type="gramStart"/>
+      <w:r>
+        <w:rPr>
+          <w:rFonts w:ascii="宋体" w:eastAsia="宋体" w:hAnsi="宋体"/>
+          <w:szCs w:val="21"/>
+        </w:rPr>
+        <w:t>字</w:t>
       </w:r>
       <w:r>
         <w:rPr>
@@ -21325,6 +24684,7 @@
         </w:rPr>
         <w:t>码</w:t>
       </w:r>
+      <w:proofErr w:type="gramEnd"/>
     </w:p>
     <w:p>
       <w:pPr>
@@ -21366,6 +24726,36 @@
           <w:rFonts w:ascii="宋体" w:eastAsia="宋体" w:hAnsi="宋体"/>
           <w:szCs w:val="21"/>
         </w:rPr>
+        <w:t xml:space="preserve"> → 补充第二字</w:t>
+      </w:r>
+      <w:proofErr w:type="gramStart"/>
+      <w:r>
+        <w:rPr>
+          <w:rFonts w:ascii="宋体" w:eastAsia="宋体" w:hAnsi="宋体"/>
+          <w:szCs w:val="21"/>
+        </w:rPr>
+        <w:t>的</w:t>
+      </w:r>
+      <w:r>
+        <w:rPr>
+          <w:rFonts w:ascii="宋体" w:eastAsia="宋体" w:hAnsi="宋体" w:hint="eastAsia"/>
+          <w:szCs w:val="21"/>
+        </w:rPr>
+        <w:t>调</w:t>
+      </w:r>
+      <w:r>
+        <w:rPr>
+          <w:rFonts w:ascii="宋体" w:eastAsia="宋体" w:hAnsi="宋体"/>
+          <w:szCs w:val="21"/>
+        </w:rPr>
+        <w:t>码</w:t>
+      </w:r>
+      <w:proofErr w:type="gramEnd"/>
+      <w:r>
+        <w:rPr>
+          <w:rFonts w:ascii="宋体" w:eastAsia="宋体" w:hAnsi="宋体"/>
+          <w:szCs w:val="21"/>
+        </w:rPr>
         <w:t xml:space="preserve"> → 补充第二字的</w:t>
       </w:r>
       <w:r>
@@ -21373,20 +24763,6 @@
           <w:rFonts w:ascii="宋体" w:eastAsia="宋体" w:hAnsi="宋体" w:hint="eastAsia"/>
           <w:szCs w:val="21"/>
         </w:rPr>
-        <w:t>调</w:t>
-      </w:r>
-      <w:r>
-        <w:rPr>
-          <w:rFonts w:ascii="宋体" w:eastAsia="宋体" w:hAnsi="宋体"/>
-          <w:szCs w:val="21"/>
-        </w:rPr>
-        <w:t>码 → 补充第二字的</w:t>
-      </w:r>
-      <w:r>
-        <w:rPr>
-          <w:rFonts w:ascii="宋体" w:eastAsia="宋体" w:hAnsi="宋体" w:hint="eastAsia"/>
-          <w:szCs w:val="21"/>
-        </w:rPr>
         <w:t>主</w:t>
       </w:r>
       <w:r>
@@ -21428,7 +24804,15 @@
           <w:rFonts w:ascii="宋体" w:eastAsia="宋体" w:hAnsi="宋体"/>
           <w:szCs w:val="21"/>
         </w:rPr>
-        <w:t>最简码 = 第一字</w:t>
+        <w:t>最简码 = 第一</w:t>
+      </w:r>
+      <w:proofErr w:type="gramStart"/>
+      <w:r>
+        <w:rPr>
+          <w:rFonts w:ascii="宋体" w:eastAsia="宋体" w:hAnsi="宋体"/>
+          <w:szCs w:val="21"/>
+        </w:rPr>
+        <w:t>字</w:t>
       </w:r>
       <w:r>
         <w:rPr>
@@ -21442,7 +24826,23 @@
           <w:rFonts w:ascii="宋体" w:eastAsia="宋体" w:hAnsi="宋体"/>
           <w:szCs w:val="21"/>
         </w:rPr>
-        <w:t>码 + 第二字</w:t>
+        <w:t>码</w:t>
+      </w:r>
+      <w:proofErr w:type="gramEnd"/>
+      <w:r>
+        <w:rPr>
+          <w:rFonts w:ascii="宋体" w:eastAsia="宋体" w:hAnsi="宋体"/>
+          <w:szCs w:val="21"/>
+        </w:rPr>
+        <w:t xml:space="preserve"> + 第二</w:t>
+      </w:r>
+      <w:proofErr w:type="gramStart"/>
+      <w:r>
+        <w:rPr>
+          <w:rFonts w:ascii="宋体" w:eastAsia="宋体" w:hAnsi="宋体"/>
+          <w:szCs w:val="21"/>
+        </w:rPr>
+        <w:t>字</w:t>
       </w:r>
       <w:r>
         <w:rPr>
@@ -21456,7 +24856,23 @@
           <w:rFonts w:ascii="宋体" w:eastAsia="宋体" w:hAnsi="宋体"/>
           <w:szCs w:val="21"/>
         </w:rPr>
-        <w:t>码 + 第三字</w:t>
+        <w:t>码</w:t>
+      </w:r>
+      <w:proofErr w:type="gramEnd"/>
+      <w:r>
+        <w:rPr>
+          <w:rFonts w:ascii="宋体" w:eastAsia="宋体" w:hAnsi="宋体"/>
+          <w:szCs w:val="21"/>
+        </w:rPr>
+        <w:t xml:space="preserve"> + 第三</w:t>
+      </w:r>
+      <w:proofErr w:type="gramStart"/>
+      <w:r>
+        <w:rPr>
+          <w:rFonts w:ascii="宋体" w:eastAsia="宋体" w:hAnsi="宋体"/>
+          <w:szCs w:val="21"/>
+        </w:rPr>
+        <w:t>字</w:t>
       </w:r>
       <w:r>
         <w:rPr>
@@ -21472,20 +24888,29 @@
         </w:rPr>
         <w:t>码</w:t>
       </w:r>
-    </w:p>
-    <w:p>
-      <w:pPr>
-        <w:rPr>
-          <w:rFonts w:ascii="宋体" w:eastAsia="宋体" w:hAnsi="宋体" w:hint="eastAsia"/>
-          <w:szCs w:val="21"/>
-        </w:rPr>
-      </w:pPr>
-      <w:r>
-        <w:rPr>
-          <w:rFonts w:ascii="宋体" w:eastAsia="宋体" w:hAnsi="宋体"/>
-          <w:szCs w:val="21"/>
-        </w:rPr>
-        <w:t>扩展顺序：补第一字</w:t>
+      <w:proofErr w:type="gramEnd"/>
+    </w:p>
+    <w:p>
+      <w:pPr>
+        <w:rPr>
+          <w:rFonts w:ascii="宋体" w:eastAsia="宋体" w:hAnsi="宋体" w:hint="eastAsia"/>
+          <w:szCs w:val="21"/>
+        </w:rPr>
+      </w:pPr>
+      <w:r>
+        <w:rPr>
+          <w:rFonts w:ascii="宋体" w:eastAsia="宋体" w:hAnsi="宋体"/>
+          <w:szCs w:val="21"/>
+        </w:rPr>
+        <w:t>扩展顺序：补第一</w:t>
+      </w:r>
+      <w:proofErr w:type="gramStart"/>
+      <w:r>
+        <w:rPr>
+          <w:rFonts w:ascii="宋体" w:eastAsia="宋体" w:hAnsi="宋体"/>
+          <w:szCs w:val="21"/>
+        </w:rPr>
+        <w:t>字</w:t>
       </w:r>
       <w:r>
         <w:rPr>
@@ -21499,7 +24924,15 @@
           <w:rFonts w:ascii="宋体" w:eastAsia="宋体" w:hAnsi="宋体"/>
           <w:szCs w:val="21"/>
         </w:rPr>
-        <w:t>码 → 补第二字</w:t>
+        <w:t>码</w:t>
+      </w:r>
+      <w:proofErr w:type="gramEnd"/>
+      <w:r>
+        <w:rPr>
+          <w:rFonts w:ascii="宋体" w:eastAsia="宋体" w:hAnsi="宋体"/>
+          <w:szCs w:val="21"/>
+        </w:rPr>
+        <w:t xml:space="preserve"> → 补第二字</w:t>
       </w:r>
       <w:r>
         <w:rPr>
@@ -21527,6 +24960,36 @@
           <w:rFonts w:ascii="宋体" w:eastAsia="宋体" w:hAnsi="宋体"/>
           <w:szCs w:val="21"/>
         </w:rPr>
+        <w:t xml:space="preserve"> → 补第三</w:t>
+      </w:r>
+      <w:proofErr w:type="gramStart"/>
+      <w:r>
+        <w:rPr>
+          <w:rFonts w:ascii="宋体" w:eastAsia="宋体" w:hAnsi="宋体"/>
+          <w:szCs w:val="21"/>
+        </w:rPr>
+        <w:t>字</w:t>
+      </w:r>
+      <w:r>
+        <w:rPr>
+          <w:rFonts w:ascii="宋体" w:eastAsia="宋体" w:hAnsi="宋体" w:hint="eastAsia"/>
+          <w:szCs w:val="21"/>
+        </w:rPr>
+        <w:t>韵</w:t>
+      </w:r>
+      <w:r>
+        <w:rPr>
+          <w:rFonts w:ascii="宋体" w:eastAsia="宋体" w:hAnsi="宋体"/>
+          <w:szCs w:val="21"/>
+        </w:rPr>
+        <w:t>码</w:t>
+      </w:r>
+      <w:proofErr w:type="gramEnd"/>
+      <w:r>
+        <w:rPr>
+          <w:rFonts w:ascii="宋体" w:eastAsia="宋体" w:hAnsi="宋体"/>
+          <w:szCs w:val="21"/>
+        </w:rPr>
         <w:t xml:space="preserve"> → 补第三字</w:t>
       </w:r>
       <w:r>
@@ -21534,20 +24997,6 @@
           <w:rFonts w:ascii="宋体" w:eastAsia="宋体" w:hAnsi="宋体" w:hint="eastAsia"/>
           <w:szCs w:val="21"/>
         </w:rPr>
-        <w:t>韵</w:t>
-      </w:r>
-      <w:r>
-        <w:rPr>
-          <w:rFonts w:ascii="宋体" w:eastAsia="宋体" w:hAnsi="宋体"/>
-          <w:szCs w:val="21"/>
-        </w:rPr>
-        <w:t>码 → 补第三字</w:t>
-      </w:r>
-      <w:r>
-        <w:rPr>
-          <w:rFonts w:ascii="宋体" w:eastAsia="宋体" w:hAnsi="宋体" w:hint="eastAsia"/>
-          <w:szCs w:val="21"/>
-        </w:rPr>
         <w:t>调/主</w:t>
       </w:r>
       <w:r>
@@ -21603,7 +25052,15 @@
           <w:rFonts w:ascii="宋体" w:eastAsia="宋体" w:hAnsi="宋体"/>
           <w:szCs w:val="21"/>
         </w:rPr>
-        <w:t>）：第一字</w:t>
+        <w:t>）：第一</w:t>
+      </w:r>
+      <w:proofErr w:type="gramStart"/>
+      <w:r>
+        <w:rPr>
+          <w:rFonts w:ascii="宋体" w:eastAsia="宋体" w:hAnsi="宋体"/>
+          <w:szCs w:val="21"/>
+        </w:rPr>
+        <w:t>字</w:t>
       </w:r>
       <w:r>
         <w:rPr>
@@ -21617,7 +25074,23 @@
           <w:rFonts w:ascii="宋体" w:eastAsia="宋体" w:hAnsi="宋体"/>
           <w:szCs w:val="21"/>
         </w:rPr>
-        <w:t>码 + 第二字</w:t>
+        <w:t>码</w:t>
+      </w:r>
+      <w:proofErr w:type="gramEnd"/>
+      <w:r>
+        <w:rPr>
+          <w:rFonts w:ascii="宋体" w:eastAsia="宋体" w:hAnsi="宋体"/>
+          <w:szCs w:val="21"/>
+        </w:rPr>
+        <w:t xml:space="preserve"> + 第二</w:t>
+      </w:r>
+      <w:proofErr w:type="gramStart"/>
+      <w:r>
+        <w:rPr>
+          <w:rFonts w:ascii="宋体" w:eastAsia="宋体" w:hAnsi="宋体"/>
+          <w:szCs w:val="21"/>
+        </w:rPr>
+        <w:t>字</w:t>
       </w:r>
       <w:r>
         <w:rPr>
@@ -21631,7 +25104,23 @@
           <w:rFonts w:ascii="宋体" w:eastAsia="宋体" w:hAnsi="宋体"/>
           <w:szCs w:val="21"/>
         </w:rPr>
-        <w:t>码 + 第四字</w:t>
+        <w:t>码</w:t>
+      </w:r>
+      <w:proofErr w:type="gramEnd"/>
+      <w:r>
+        <w:rPr>
+          <w:rFonts w:ascii="宋体" w:eastAsia="宋体" w:hAnsi="宋体"/>
+          <w:szCs w:val="21"/>
+        </w:rPr>
+        <w:t xml:space="preserve"> + 第四</w:t>
+      </w:r>
+      <w:proofErr w:type="gramStart"/>
+      <w:r>
+        <w:rPr>
+          <w:rFonts w:ascii="宋体" w:eastAsia="宋体" w:hAnsi="宋体"/>
+          <w:szCs w:val="21"/>
+        </w:rPr>
+        <w:t>字</w:t>
       </w:r>
       <w:r>
         <w:rPr>
@@ -21647,6 +25136,7 @@
         </w:rPr>
         <w:t>码</w:t>
       </w:r>
+      <w:proofErr w:type="gramEnd"/>
     </w:p>
     <w:p>
       <w:pPr>
@@ -21704,7 +25194,23 @@
           <w:rFonts w:ascii="宋体" w:eastAsia="宋体" w:hAnsi="宋体"/>
           <w:szCs w:val="21"/>
         </w:rPr>
-        <w:t>扩展顺序：补前三字</w:t>
+        <w:t>扩展顺序：</w:t>
+      </w:r>
+      <w:proofErr w:type="gramStart"/>
+      <w:r>
+        <w:rPr>
+          <w:rFonts w:ascii="宋体" w:eastAsia="宋体" w:hAnsi="宋体"/>
+          <w:szCs w:val="21"/>
+        </w:rPr>
+        <w:t>补前三</w:t>
+      </w:r>
+      <w:proofErr w:type="gramEnd"/>
+      <w:r>
+        <w:rPr>
+          <w:rFonts w:ascii="宋体" w:eastAsia="宋体" w:hAnsi="宋体"/>
+          <w:szCs w:val="21"/>
+        </w:rPr>
+        <w:t>字</w:t>
       </w:r>
       <w:r>
         <w:rPr>
@@ -21732,6 +25238,36 @@
           <w:rFonts w:ascii="宋体" w:eastAsia="宋体" w:hAnsi="宋体"/>
           <w:szCs w:val="21"/>
         </w:rPr>
+        <w:t xml:space="preserve"> → 补第四</w:t>
+      </w:r>
+      <w:proofErr w:type="gramStart"/>
+      <w:r>
+        <w:rPr>
+          <w:rFonts w:ascii="宋体" w:eastAsia="宋体" w:hAnsi="宋体"/>
+          <w:szCs w:val="21"/>
+        </w:rPr>
+        <w:t>字</w:t>
+      </w:r>
+      <w:r>
+        <w:rPr>
+          <w:rFonts w:ascii="宋体" w:eastAsia="宋体" w:hAnsi="宋体" w:hint="eastAsia"/>
+          <w:szCs w:val="21"/>
+        </w:rPr>
+        <w:t>韵</w:t>
+      </w:r>
+      <w:r>
+        <w:rPr>
+          <w:rFonts w:ascii="宋体" w:eastAsia="宋体" w:hAnsi="宋体"/>
+          <w:szCs w:val="21"/>
+        </w:rPr>
+        <w:t>码</w:t>
+      </w:r>
+      <w:proofErr w:type="gramEnd"/>
+      <w:r>
+        <w:rPr>
+          <w:rFonts w:ascii="宋体" w:eastAsia="宋体" w:hAnsi="宋体"/>
+          <w:szCs w:val="21"/>
+        </w:rPr>
         <w:t xml:space="preserve"> → 补第四字</w:t>
       </w:r>
       <w:r>
@@ -21739,6 +25275,309 @@
           <w:rFonts w:ascii="宋体" w:eastAsia="宋体" w:hAnsi="宋体" w:hint="eastAsia"/>
           <w:szCs w:val="21"/>
         </w:rPr>
+        <w:t>调</w:t>
+      </w:r>
+      <w:r>
+        <w:rPr>
+          <w:rFonts w:ascii="宋体" w:eastAsia="宋体" w:hAnsi="宋体"/>
+          <w:szCs w:val="21"/>
+        </w:rPr>
+        <w:t>/</w:t>
+      </w:r>
+      <w:r>
+        <w:rPr>
+          <w:rFonts w:ascii="宋体" w:eastAsia="宋体" w:hAnsi="宋体" w:hint="eastAsia"/>
+          <w:szCs w:val="21"/>
+        </w:rPr>
+        <w:t>主</w:t>
+      </w:r>
+      <w:r>
+        <w:rPr>
+          <w:rFonts w:ascii="宋体" w:eastAsia="宋体" w:hAnsi="宋体"/>
+          <w:szCs w:val="21"/>
+        </w:rPr>
+        <w:t>码</w:t>
+      </w:r>
+    </w:p>
+    <w:p>
+      <w:pPr>
+        <w:rPr>
+          <w:rFonts w:ascii="宋体" w:eastAsia="宋体" w:hAnsi="宋体" w:hint="eastAsia"/>
+          <w:b/>
+          <w:bCs/>
+          <w:szCs w:val="21"/>
+        </w:rPr>
+      </w:pPr>
+      <w:r>
+        <w:rPr>
+          <w:rFonts w:ascii="宋体" w:eastAsia="宋体" w:hAnsi="宋体"/>
+          <w:b/>
+          <w:bCs/>
+          <w:szCs w:val="21"/>
+        </w:rPr>
+        <w:t>4. 五字及以上</w:t>
+      </w:r>
+    </w:p>
+    <w:p>
+      <w:pPr>
+        <w:rPr>
+          <w:rFonts w:ascii="宋体" w:eastAsia="宋体" w:hAnsi="宋体" w:hint="eastAsia"/>
+          <w:szCs w:val="21"/>
+        </w:rPr>
+      </w:pPr>
+      <w:r>
+        <w:rPr>
+          <w:rFonts w:ascii="宋体" w:eastAsia="宋体" w:hAnsi="宋体"/>
+          <w:szCs w:val="21"/>
+        </w:rPr>
+        <w:t>方案1：第一</w:t>
+      </w:r>
+      <w:proofErr w:type="gramStart"/>
+      <w:r>
+        <w:rPr>
+          <w:rFonts w:ascii="宋体" w:eastAsia="宋体" w:hAnsi="宋体"/>
+          <w:szCs w:val="21"/>
+        </w:rPr>
+        <w:t>字</w:t>
+      </w:r>
+      <w:r>
+        <w:rPr>
+          <w:rFonts w:ascii="宋体" w:eastAsia="宋体" w:hAnsi="宋体" w:hint="eastAsia"/>
+          <w:szCs w:val="21"/>
+        </w:rPr>
+        <w:t>初</w:t>
+      </w:r>
+      <w:r>
+        <w:rPr>
+          <w:rFonts w:ascii="宋体" w:eastAsia="宋体" w:hAnsi="宋体"/>
+          <w:szCs w:val="21"/>
+        </w:rPr>
+        <w:t>码</w:t>
+      </w:r>
+      <w:proofErr w:type="gramEnd"/>
+      <w:r>
+        <w:rPr>
+          <w:rFonts w:ascii="宋体" w:eastAsia="宋体" w:hAnsi="宋体"/>
+          <w:szCs w:val="21"/>
+        </w:rPr>
+        <w:t xml:space="preserve"> + 第二</w:t>
+      </w:r>
+      <w:proofErr w:type="gramStart"/>
+      <w:r>
+        <w:rPr>
+          <w:rFonts w:ascii="宋体" w:eastAsia="宋体" w:hAnsi="宋体"/>
+          <w:szCs w:val="21"/>
+        </w:rPr>
+        <w:t>字</w:t>
+      </w:r>
+      <w:r>
+        <w:rPr>
+          <w:rFonts w:ascii="宋体" w:eastAsia="宋体" w:hAnsi="宋体" w:hint="eastAsia"/>
+          <w:szCs w:val="21"/>
+        </w:rPr>
+        <w:t>初</w:t>
+      </w:r>
+      <w:r>
+        <w:rPr>
+          <w:rFonts w:ascii="宋体" w:eastAsia="宋体" w:hAnsi="宋体"/>
+          <w:szCs w:val="21"/>
+        </w:rPr>
+        <w:t>码</w:t>
+      </w:r>
+      <w:proofErr w:type="gramEnd"/>
+      <w:r>
+        <w:rPr>
+          <w:rFonts w:ascii="宋体" w:eastAsia="宋体" w:hAnsi="宋体"/>
+          <w:szCs w:val="21"/>
+        </w:rPr>
+        <w:t xml:space="preserve"> + </w:t>
+      </w:r>
+      <w:proofErr w:type="gramStart"/>
+      <w:r>
+        <w:rPr>
+          <w:rFonts w:ascii="宋体" w:eastAsia="宋体" w:hAnsi="宋体"/>
+          <w:szCs w:val="21"/>
+        </w:rPr>
+        <w:t>最后字</w:t>
+      </w:r>
+      <w:r>
+        <w:rPr>
+          <w:rFonts w:ascii="宋体" w:eastAsia="宋体" w:hAnsi="宋体" w:hint="eastAsia"/>
+          <w:szCs w:val="21"/>
+        </w:rPr>
+        <w:t>初</w:t>
+      </w:r>
+      <w:r>
+        <w:rPr>
+          <w:rFonts w:ascii="宋体" w:eastAsia="宋体" w:hAnsi="宋体"/>
+          <w:szCs w:val="21"/>
+        </w:rPr>
+        <w:t>码</w:t>
+      </w:r>
+      <w:proofErr w:type="gramEnd"/>
+    </w:p>
+    <w:p>
+      <w:pPr>
+        <w:rPr>
+          <w:rFonts w:ascii="宋体" w:eastAsia="宋体" w:hAnsi="宋体" w:hint="eastAsia"/>
+          <w:szCs w:val="21"/>
+        </w:rPr>
+      </w:pPr>
+      <w:r>
+        <w:rPr>
+          <w:rFonts w:ascii="宋体" w:eastAsia="宋体" w:hAnsi="宋体"/>
+          <w:szCs w:val="21"/>
+        </w:rPr>
+        <w:t>方案2（适应习惯</w:t>
+      </w:r>
+      <w:r>
+        <w:rPr>
+          <w:rFonts w:ascii="宋体" w:eastAsia="宋体" w:hAnsi="宋体" w:hint="eastAsia"/>
+          <w:szCs w:val="21"/>
+        </w:rPr>
+        <w:t>，常用</w:t>
+      </w:r>
+      <w:r>
+        <w:rPr>
+          <w:rFonts w:ascii="宋体" w:eastAsia="宋体" w:hAnsi="宋体"/>
+          <w:szCs w:val="21"/>
+        </w:rPr>
+        <w:t>）：前三</w:t>
+      </w:r>
+      <w:proofErr w:type="gramStart"/>
+      <w:r>
+        <w:rPr>
+          <w:rFonts w:ascii="宋体" w:eastAsia="宋体" w:hAnsi="宋体"/>
+          <w:szCs w:val="21"/>
+        </w:rPr>
+        <w:t>字</w:t>
+      </w:r>
+      <w:r>
+        <w:rPr>
+          <w:rFonts w:ascii="宋体" w:eastAsia="宋体" w:hAnsi="宋体" w:hint="eastAsia"/>
+          <w:szCs w:val="21"/>
+        </w:rPr>
+        <w:t>初</w:t>
+      </w:r>
+      <w:r>
+        <w:rPr>
+          <w:rFonts w:ascii="宋体" w:eastAsia="宋体" w:hAnsi="宋体"/>
+          <w:szCs w:val="21"/>
+        </w:rPr>
+        <w:t>码</w:t>
+      </w:r>
+      <w:proofErr w:type="gramEnd"/>
+      <w:r>
+        <w:rPr>
+          <w:rFonts w:ascii="宋体" w:eastAsia="宋体" w:hAnsi="宋体"/>
+          <w:szCs w:val="21"/>
+        </w:rPr>
+        <w:t xml:space="preserve"> + </w:t>
+      </w:r>
+      <w:proofErr w:type="gramStart"/>
+      <w:r>
+        <w:rPr>
+          <w:rFonts w:ascii="宋体" w:eastAsia="宋体" w:hAnsi="宋体"/>
+          <w:szCs w:val="21"/>
+        </w:rPr>
+        <w:t>最后字</w:t>
+      </w:r>
+      <w:r>
+        <w:rPr>
+          <w:rFonts w:ascii="宋体" w:eastAsia="宋体" w:hAnsi="宋体" w:hint="eastAsia"/>
+          <w:szCs w:val="21"/>
+        </w:rPr>
+        <w:t>初</w:t>
+      </w:r>
+      <w:r>
+        <w:rPr>
+          <w:rFonts w:ascii="宋体" w:eastAsia="宋体" w:hAnsi="宋体"/>
+          <w:szCs w:val="21"/>
+        </w:rPr>
+        <w:t>码</w:t>
+      </w:r>
+      <w:proofErr w:type="gramEnd"/>
+    </w:p>
+    <w:p>
+      <w:pPr>
+        <w:rPr>
+          <w:rFonts w:ascii="宋体" w:eastAsia="宋体" w:hAnsi="宋体" w:hint="eastAsia"/>
+          <w:szCs w:val="21"/>
+        </w:rPr>
+      </w:pPr>
+      <w:r>
+        <w:rPr>
+          <w:rFonts w:ascii="宋体" w:eastAsia="宋体" w:hAnsi="宋体"/>
+          <w:szCs w:val="21"/>
+        </w:rPr>
+        <w:t>扩展顺序：</w:t>
+      </w:r>
+      <w:proofErr w:type="gramStart"/>
+      <w:r>
+        <w:rPr>
+          <w:rFonts w:ascii="宋体" w:eastAsia="宋体" w:hAnsi="宋体"/>
+          <w:szCs w:val="21"/>
+        </w:rPr>
+        <w:t>补所有字</w:t>
+      </w:r>
+      <w:r>
+        <w:rPr>
+          <w:rFonts w:ascii="宋体" w:eastAsia="宋体" w:hAnsi="宋体" w:hint="eastAsia"/>
+          <w:szCs w:val="21"/>
+        </w:rPr>
+        <w:t>初</w:t>
+      </w:r>
+      <w:r>
+        <w:rPr>
+          <w:rFonts w:ascii="宋体" w:eastAsia="宋体" w:hAnsi="宋体"/>
+          <w:szCs w:val="21"/>
+        </w:rPr>
+        <w:t>码</w:t>
+      </w:r>
+      <w:proofErr w:type="gramEnd"/>
+      <w:r>
+        <w:rPr>
+          <w:rFonts w:ascii="宋体" w:eastAsia="宋体" w:hAnsi="宋体" w:hint="eastAsia"/>
+          <w:szCs w:val="21"/>
+        </w:rPr>
+        <w:t>（常用）</w:t>
+      </w:r>
+      <w:r>
+        <w:rPr>
+          <w:rFonts w:ascii="宋体" w:eastAsia="宋体" w:hAnsi="宋体"/>
+          <w:szCs w:val="21"/>
+        </w:rPr>
+        <w:t xml:space="preserve"> → </w:t>
+      </w:r>
+      <w:proofErr w:type="gramStart"/>
+      <w:r>
+        <w:rPr>
+          <w:rFonts w:ascii="宋体" w:eastAsia="宋体" w:hAnsi="宋体"/>
+          <w:szCs w:val="21"/>
+        </w:rPr>
+        <w:t>补最后</w:t>
+      </w:r>
+      <w:proofErr w:type="gramEnd"/>
+      <w:r>
+        <w:rPr>
+          <w:rFonts w:ascii="宋体" w:eastAsia="宋体" w:hAnsi="宋体"/>
+          <w:szCs w:val="21"/>
+        </w:rPr>
+        <w:t>字外</w:t>
+      </w:r>
+      <w:proofErr w:type="gramStart"/>
+      <w:r>
+        <w:rPr>
+          <w:rFonts w:ascii="宋体" w:eastAsia="宋体" w:hAnsi="宋体"/>
+          <w:szCs w:val="21"/>
+        </w:rPr>
+        <w:t>的</w:t>
+      </w:r>
+      <w:r>
+        <w:rPr>
+          <w:rFonts w:ascii="宋体" w:eastAsia="宋体" w:hAnsi="宋体" w:hint="eastAsia"/>
+          <w:szCs w:val="21"/>
+        </w:rPr>
         <w:t>韵</w:t>
       </w:r>
       <w:r>
@@ -21746,225 +25585,31 @@
           <w:rFonts w:ascii="宋体" w:eastAsia="宋体" w:hAnsi="宋体"/>
           <w:szCs w:val="21"/>
         </w:rPr>
-        <w:t>码 → 补第四字</w:t>
-      </w:r>
-      <w:r>
-        <w:rPr>
-          <w:rFonts w:ascii="宋体" w:eastAsia="宋体" w:hAnsi="宋体" w:hint="eastAsia"/>
-          <w:szCs w:val="21"/>
-        </w:rPr>
-        <w:t>调</w:t>
-      </w:r>
-      <w:r>
-        <w:rPr>
-          <w:rFonts w:ascii="宋体" w:eastAsia="宋体" w:hAnsi="宋体"/>
-          <w:szCs w:val="21"/>
-        </w:rPr>
-        <w:t>/</w:t>
-      </w:r>
-      <w:r>
-        <w:rPr>
-          <w:rFonts w:ascii="宋体" w:eastAsia="宋体" w:hAnsi="宋体" w:hint="eastAsia"/>
-          <w:szCs w:val="21"/>
-        </w:rPr>
-        <w:t>主</w:t>
-      </w:r>
-      <w:r>
-        <w:rPr>
-          <w:rFonts w:ascii="宋体" w:eastAsia="宋体" w:hAnsi="宋体"/>
-          <w:szCs w:val="21"/>
-        </w:rPr>
         <w:t>码</w:t>
       </w:r>
-    </w:p>
-    <w:p>
-      <w:pPr>
-        <w:rPr>
-          <w:rFonts w:ascii="宋体" w:eastAsia="宋体" w:hAnsi="宋体" w:hint="eastAsia"/>
-          <w:b/>
-          <w:bCs/>
-          <w:szCs w:val="21"/>
-        </w:rPr>
-      </w:pPr>
-      <w:r>
-        <w:rPr>
-          <w:rFonts w:ascii="宋体" w:eastAsia="宋体" w:hAnsi="宋体"/>
-          <w:b/>
-          <w:bCs/>
-          <w:szCs w:val="21"/>
-        </w:rPr>
-        <w:t>4. 五字及以上</w:t>
-      </w:r>
-    </w:p>
-    <w:p>
-      <w:pPr>
-        <w:rPr>
-          <w:rFonts w:ascii="宋体" w:eastAsia="宋体" w:hAnsi="宋体" w:hint="eastAsia"/>
-          <w:szCs w:val="21"/>
-        </w:rPr>
-      </w:pPr>
-      <w:r>
-        <w:rPr>
-          <w:rFonts w:ascii="宋体" w:eastAsia="宋体" w:hAnsi="宋体"/>
-          <w:szCs w:val="21"/>
-        </w:rPr>
-        <w:t>方案1：第一字</w:t>
-      </w:r>
-      <w:r>
-        <w:rPr>
-          <w:rFonts w:ascii="宋体" w:eastAsia="宋体" w:hAnsi="宋体" w:hint="eastAsia"/>
-          <w:szCs w:val="21"/>
-        </w:rPr>
-        <w:t>初</w:t>
-      </w:r>
-      <w:r>
-        <w:rPr>
-          <w:rFonts w:ascii="宋体" w:eastAsia="宋体" w:hAnsi="宋体"/>
-          <w:szCs w:val="21"/>
-        </w:rPr>
-        <w:t>码 + 第二字</w:t>
-      </w:r>
-      <w:r>
-        <w:rPr>
-          <w:rFonts w:ascii="宋体" w:eastAsia="宋体" w:hAnsi="宋体" w:hint="eastAsia"/>
-          <w:szCs w:val="21"/>
-        </w:rPr>
-        <w:t>初</w:t>
-      </w:r>
-      <w:r>
-        <w:rPr>
-          <w:rFonts w:ascii="宋体" w:eastAsia="宋体" w:hAnsi="宋体"/>
-          <w:szCs w:val="21"/>
-        </w:rPr>
-        <w:t>码 + 最后字</w:t>
-      </w:r>
-      <w:r>
-        <w:rPr>
-          <w:rFonts w:ascii="宋体" w:eastAsia="宋体" w:hAnsi="宋体" w:hint="eastAsia"/>
-          <w:szCs w:val="21"/>
-        </w:rPr>
-        <w:t>初</w:t>
-      </w:r>
-      <w:r>
-        <w:rPr>
-          <w:rFonts w:ascii="宋体" w:eastAsia="宋体" w:hAnsi="宋体"/>
-          <w:szCs w:val="21"/>
-        </w:rPr>
-        <w:t>码</w:t>
-      </w:r>
-    </w:p>
-    <w:p>
-      <w:pPr>
-        <w:rPr>
-          <w:rFonts w:ascii="宋体" w:eastAsia="宋体" w:hAnsi="宋体" w:hint="eastAsia"/>
-          <w:szCs w:val="21"/>
-        </w:rPr>
-      </w:pPr>
-      <w:r>
-        <w:rPr>
-          <w:rFonts w:ascii="宋体" w:eastAsia="宋体" w:hAnsi="宋体"/>
-          <w:szCs w:val="21"/>
-        </w:rPr>
-        <w:t>方案2（适应习惯</w:t>
-      </w:r>
-      <w:r>
-        <w:rPr>
-          <w:rFonts w:ascii="宋体" w:eastAsia="宋体" w:hAnsi="宋体" w:hint="eastAsia"/>
-          <w:szCs w:val="21"/>
-        </w:rPr>
-        <w:t>，常用</w:t>
-      </w:r>
-      <w:r>
-        <w:rPr>
-          <w:rFonts w:ascii="宋体" w:eastAsia="宋体" w:hAnsi="宋体"/>
-          <w:szCs w:val="21"/>
-        </w:rPr>
-        <w:t>）：前三字</w:t>
-      </w:r>
-      <w:r>
-        <w:rPr>
-          <w:rFonts w:ascii="宋体" w:eastAsia="宋体" w:hAnsi="宋体" w:hint="eastAsia"/>
-          <w:szCs w:val="21"/>
-        </w:rPr>
-        <w:t>初</w:t>
-      </w:r>
-      <w:r>
-        <w:rPr>
-          <w:rFonts w:ascii="宋体" w:eastAsia="宋体" w:hAnsi="宋体"/>
-          <w:szCs w:val="21"/>
-        </w:rPr>
-        <w:t>码 + 最后字</w:t>
-      </w:r>
-      <w:r>
-        <w:rPr>
-          <w:rFonts w:ascii="宋体" w:eastAsia="宋体" w:hAnsi="宋体" w:hint="eastAsia"/>
-          <w:szCs w:val="21"/>
-        </w:rPr>
-        <w:t>初</w:t>
-      </w:r>
-      <w:r>
-        <w:rPr>
-          <w:rFonts w:ascii="宋体" w:eastAsia="宋体" w:hAnsi="宋体"/>
-          <w:szCs w:val="21"/>
-        </w:rPr>
-        <w:t>码</w:t>
-      </w:r>
-    </w:p>
-    <w:p>
-      <w:pPr>
-        <w:rPr>
-          <w:rFonts w:ascii="宋体" w:eastAsia="宋体" w:hAnsi="宋体" w:hint="eastAsia"/>
-          <w:szCs w:val="21"/>
-        </w:rPr>
-      </w:pPr>
-      <w:r>
-        <w:rPr>
-          <w:rFonts w:ascii="宋体" w:eastAsia="宋体" w:hAnsi="宋体"/>
-          <w:szCs w:val="21"/>
-        </w:rPr>
-        <w:t>扩展顺序：补所有字</w:t>
-      </w:r>
-      <w:r>
-        <w:rPr>
-          <w:rFonts w:ascii="宋体" w:eastAsia="宋体" w:hAnsi="宋体" w:hint="eastAsia"/>
-          <w:szCs w:val="21"/>
-        </w:rPr>
-        <w:t>初</w:t>
-      </w:r>
-      <w:r>
-        <w:rPr>
-          <w:rFonts w:ascii="宋体" w:eastAsia="宋体" w:hAnsi="宋体"/>
-          <w:szCs w:val="21"/>
-        </w:rPr>
-        <w:t>码</w:t>
-      </w:r>
-      <w:r>
-        <w:rPr>
-          <w:rFonts w:ascii="宋体" w:eastAsia="宋体" w:hAnsi="宋体" w:hint="eastAsia"/>
-          <w:szCs w:val="21"/>
-        </w:rPr>
-        <w:t>（常用）</w:t>
-      </w:r>
-      <w:r>
-        <w:rPr>
-          <w:rFonts w:ascii="宋体" w:eastAsia="宋体" w:hAnsi="宋体"/>
-          <w:szCs w:val="21"/>
-        </w:rPr>
-        <w:t xml:space="preserve"> → 补最后字外的</w:t>
-      </w:r>
-      <w:r>
-        <w:rPr>
-          <w:rFonts w:ascii="宋体" w:eastAsia="宋体" w:hAnsi="宋体" w:hint="eastAsia"/>
-          <w:szCs w:val="21"/>
-        </w:rPr>
-        <w:t>韵</w:t>
-      </w:r>
-      <w:r>
-        <w:rPr>
-          <w:rFonts w:ascii="宋体" w:eastAsia="宋体" w:hAnsi="宋体"/>
-          <w:szCs w:val="21"/>
-        </w:rPr>
-        <w:t>码 → 补最后字编码</w:t>
+      <w:proofErr w:type="gramEnd"/>
+      <w:r>
+        <w:rPr>
+          <w:rFonts w:ascii="宋体" w:eastAsia="宋体" w:hAnsi="宋体"/>
+          <w:szCs w:val="21"/>
+        </w:rPr>
+        <w:t xml:space="preserve"> → </w:t>
+      </w:r>
+      <w:proofErr w:type="gramStart"/>
+      <w:r>
+        <w:rPr>
+          <w:rFonts w:ascii="宋体" w:eastAsia="宋体" w:hAnsi="宋体"/>
+          <w:szCs w:val="21"/>
+        </w:rPr>
+        <w:t>补最后字</w:t>
+      </w:r>
+      <w:proofErr w:type="gramEnd"/>
+      <w:r>
+        <w:rPr>
+          <w:rFonts w:ascii="宋体" w:eastAsia="宋体" w:hAnsi="宋体"/>
+          <w:szCs w:val="21"/>
+        </w:rPr>
+        <w:t>编码</w:t>
       </w:r>
     </w:p>
     <w:p>
@@ -22255,13 +25900,31 @@
                 <w:szCs w:val="21"/>
               </w:rPr>
             </w:pPr>
+            <w:proofErr w:type="spellStart"/>
             <w:r>
               <w:rPr>
                 <w:rFonts w:ascii="宋体" w:eastAsia="宋体" w:hAnsi="宋体"/>
                 <w:szCs w:val="21"/>
               </w:rPr>
-              <w:t>bdh → 亠</w:t>
-            </w:r>
+              <w:t>bdh</w:t>
+            </w:r>
+            <w:proofErr w:type="spellEnd"/>
+            <w:r>
+              <w:rPr>
+                <w:rFonts w:ascii="宋体" w:eastAsia="宋体" w:hAnsi="宋体"/>
+                <w:szCs w:val="21"/>
+              </w:rPr>
+              <w:t xml:space="preserve"> → </w:t>
+            </w:r>
+            <w:proofErr w:type="gramStart"/>
+            <w:r>
+              <w:rPr>
+                <w:rFonts w:ascii="宋体" w:eastAsia="宋体" w:hAnsi="宋体"/>
+                <w:szCs w:val="21"/>
+              </w:rPr>
+              <w:t>亠</w:t>
+            </w:r>
+            <w:proofErr w:type="gramEnd"/>
           </w:p>
         </w:tc>
       </w:tr>
@@ -22338,12 +26001,21 @@
                 <w:szCs w:val="21"/>
               </w:rPr>
             </w:pPr>
+            <w:proofErr w:type="spellStart"/>
             <w:r>
               <w:rPr>
                 <w:rFonts w:ascii="宋体" w:eastAsia="宋体" w:hAnsi="宋体"/>
                 <w:szCs w:val="21"/>
               </w:rPr>
-              <w:t>rka → か</w:t>
+              <w:t>rka</w:t>
+            </w:r>
+            <w:proofErr w:type="spellEnd"/>
+            <w:r>
+              <w:rPr>
+                <w:rFonts w:ascii="宋体" w:eastAsia="宋体" w:hAnsi="宋体"/>
+                <w:szCs w:val="21"/>
+              </w:rPr>
+              <w:t xml:space="preserve"> → か</w:t>
             </w:r>
           </w:p>
         </w:tc>
@@ -22504,12 +26176,21 @@
                 <w:szCs w:val="21"/>
               </w:rPr>
             </w:pPr>
+            <w:proofErr w:type="spellStart"/>
             <w:r>
               <w:rPr>
                 <w:rFonts w:ascii="宋体" w:eastAsia="宋体" w:hAnsi="宋体" w:hint="eastAsia"/>
                 <w:szCs w:val="21"/>
               </w:rPr>
-              <w:t>tzo→“←”</w:t>
+              <w:t>tzo</w:t>
+            </w:r>
+            <w:proofErr w:type="spellEnd"/>
+            <w:r>
+              <w:rPr>
+                <w:rFonts w:ascii="宋体" w:eastAsia="宋体" w:hAnsi="宋体" w:hint="eastAsia"/>
+                <w:szCs w:val="21"/>
+              </w:rPr>
+              <w:t>→“←”</w:t>
             </w:r>
           </w:p>
         </w:tc>
@@ -22677,12 +26358,21 @@
                 <w:szCs w:val="21"/>
               </w:rPr>
             </w:pPr>
+            <w:proofErr w:type="spellStart"/>
             <w:r>
               <w:rPr>
                 <w:rFonts w:ascii="宋体" w:eastAsia="宋体" w:hAnsi="宋体" w:hint="eastAsia"/>
                 <w:szCs w:val="21"/>
               </w:rPr>
-              <w:t>uqh→∑</w:t>
+              <w:t>uqh</w:t>
+            </w:r>
+            <w:proofErr w:type="spellEnd"/>
+            <w:r>
+              <w:rPr>
+                <w:rFonts w:ascii="宋体" w:eastAsia="宋体" w:hAnsi="宋体" w:hint="eastAsia"/>
+                <w:szCs w:val="21"/>
+              </w:rPr>
+              <w:t>→∑</w:t>
             </w:r>
           </w:p>
         </w:tc>
@@ -22753,6 +26443,7 @@
         </w:rPr>
         <w:t>：</w:t>
       </w:r>
+      <w:proofErr w:type="gramStart"/>
       <w:r>
         <w:rPr>
           <w:rFonts w:ascii="宋体" w:eastAsia="宋体" w:hAnsi="宋体" w:hint="eastAsia"/>
@@ -22765,7 +26456,47 @@
           <w:rFonts w:ascii="宋体" w:eastAsia="宋体" w:hAnsi="宋体"/>
           <w:szCs w:val="21"/>
         </w:rPr>
-        <w:t>码，如"亠"→ bdh（b</w:t>
+        <w:t>码</w:t>
+      </w:r>
+      <w:proofErr w:type="gramEnd"/>
+      <w:r>
+        <w:rPr>
+          <w:rFonts w:ascii="宋体" w:eastAsia="宋体" w:hAnsi="宋体"/>
+          <w:szCs w:val="21"/>
+        </w:rPr>
+        <w:t>，如"</w:t>
+      </w:r>
+      <w:proofErr w:type="gramStart"/>
+      <w:r>
+        <w:rPr>
+          <w:rFonts w:ascii="宋体" w:eastAsia="宋体" w:hAnsi="宋体"/>
+          <w:szCs w:val="21"/>
+        </w:rPr>
+        <w:t>亠</w:t>
+      </w:r>
+      <w:proofErr w:type="gramEnd"/>
+      <w:r>
+        <w:rPr>
+          <w:rFonts w:ascii="宋体" w:eastAsia="宋体" w:hAnsi="宋体"/>
+          <w:szCs w:val="21"/>
+        </w:rPr>
+        <w:t xml:space="preserve">"→ </w:t>
+      </w:r>
+      <w:proofErr w:type="spellStart"/>
+      <w:r>
+        <w:rPr>
+          <w:rFonts w:ascii="宋体" w:eastAsia="宋体" w:hAnsi="宋体"/>
+          <w:szCs w:val="21"/>
+        </w:rPr>
+        <w:t>bdh</w:t>
+      </w:r>
+      <w:proofErr w:type="spellEnd"/>
+      <w:r>
+        <w:rPr>
+          <w:rFonts w:ascii="宋体" w:eastAsia="宋体" w:hAnsi="宋体"/>
+          <w:szCs w:val="21"/>
+        </w:rPr>
+        <w:t>（b</w:t>
       </w:r>
       <w:r>
         <w:rPr>
@@ -22779,7 +26510,23 @@
           <w:rFonts w:ascii="宋体" w:eastAsia="宋体" w:hAnsi="宋体"/>
           <w:szCs w:val="21"/>
         </w:rPr>
-        <w:t>，d为"亠"在b</w:t>
+        <w:t>，d为"</w:t>
+      </w:r>
+      <w:proofErr w:type="gramStart"/>
+      <w:r>
+        <w:rPr>
+          <w:rFonts w:ascii="宋体" w:eastAsia="宋体" w:hAnsi="宋体"/>
+          <w:szCs w:val="21"/>
+        </w:rPr>
+        <w:t>亠</w:t>
+      </w:r>
+      <w:proofErr w:type="gramEnd"/>
+      <w:r>
+        <w:rPr>
+          <w:rFonts w:ascii="宋体" w:eastAsia="宋体" w:hAnsi="宋体"/>
+          <w:szCs w:val="21"/>
+        </w:rPr>
+        <w:t>"在b</w:t>
       </w:r>
       <w:r>
         <w:rPr>
@@ -22828,45 +26575,94 @@
           <w:rFonts w:ascii="宋体" w:eastAsia="宋体" w:hAnsi="宋体"/>
           <w:szCs w:val="21"/>
         </w:rPr>
-        <w:t>：罗马字转写，如"か"→ rka</w:t>
-      </w:r>
-    </w:p>
-    <w:p>
-      <w:pPr>
-        <w:rPr>
-          <w:rFonts w:ascii="宋体" w:eastAsia="宋体" w:hAnsi="宋体" w:hint="eastAsia"/>
-          <w:b/>
-          <w:bCs/>
-          <w:szCs w:val="21"/>
-        </w:rPr>
-      </w:pPr>
-      <w:r>
-        <w:rPr>
-          <w:rFonts w:ascii="宋体" w:eastAsia="宋体" w:hAnsi="宋体"/>
-          <w:b/>
-          <w:bCs/>
-          <w:szCs w:val="21"/>
-        </w:rPr>
-        <w:t>四、空码区的利用策略</w:t>
-      </w:r>
-    </w:p>
-    <w:p>
-      <w:pPr>
-        <w:rPr>
-          <w:rFonts w:ascii="宋体" w:eastAsia="宋体" w:hAnsi="宋体" w:hint="eastAsia"/>
-          <w:b/>
-          <w:bCs/>
-          <w:szCs w:val="21"/>
-        </w:rPr>
-      </w:pPr>
-      <w:r>
-        <w:rPr>
-          <w:rFonts w:ascii="宋体" w:eastAsia="宋体" w:hAnsi="宋体"/>
-          <w:b/>
-          <w:bCs/>
-          <w:szCs w:val="21"/>
-        </w:rPr>
-        <w:t>1. 空码区类型</w:t>
+        <w:t xml:space="preserve">：罗马字转写，如"か"→ </w:t>
+      </w:r>
+      <w:proofErr w:type="spellStart"/>
+      <w:r>
+        <w:rPr>
+          <w:rFonts w:ascii="宋体" w:eastAsia="宋体" w:hAnsi="宋体"/>
+          <w:szCs w:val="21"/>
+        </w:rPr>
+        <w:t>rka</w:t>
+      </w:r>
+      <w:proofErr w:type="spellEnd"/>
+    </w:p>
+    <w:p>
+      <w:pPr>
+        <w:rPr>
+          <w:rFonts w:ascii="宋体" w:eastAsia="宋体" w:hAnsi="宋体" w:hint="eastAsia"/>
+          <w:b/>
+          <w:bCs/>
+          <w:szCs w:val="21"/>
+        </w:rPr>
+      </w:pPr>
+      <w:r>
+        <w:rPr>
+          <w:rFonts w:ascii="宋体" w:eastAsia="宋体" w:hAnsi="宋体"/>
+          <w:b/>
+          <w:bCs/>
+          <w:szCs w:val="21"/>
+        </w:rPr>
+        <w:t>四、</w:t>
+      </w:r>
+      <w:proofErr w:type="gramStart"/>
+      <w:r>
+        <w:rPr>
+          <w:rFonts w:ascii="宋体" w:eastAsia="宋体" w:hAnsi="宋体"/>
+          <w:b/>
+          <w:bCs/>
+          <w:szCs w:val="21"/>
+        </w:rPr>
+        <w:t>空码区</w:t>
+      </w:r>
+      <w:proofErr w:type="gramEnd"/>
+      <w:r>
+        <w:rPr>
+          <w:rFonts w:ascii="宋体" w:eastAsia="宋体" w:hAnsi="宋体"/>
+          <w:b/>
+          <w:bCs/>
+          <w:szCs w:val="21"/>
+        </w:rPr>
+        <w:t>的利用策略</w:t>
+      </w:r>
+    </w:p>
+    <w:p>
+      <w:pPr>
+        <w:rPr>
+          <w:rFonts w:ascii="宋体" w:eastAsia="宋体" w:hAnsi="宋体" w:hint="eastAsia"/>
+          <w:b/>
+          <w:bCs/>
+          <w:szCs w:val="21"/>
+        </w:rPr>
+      </w:pPr>
+      <w:r>
+        <w:rPr>
+          <w:rFonts w:ascii="宋体" w:eastAsia="宋体" w:hAnsi="宋体"/>
+          <w:b/>
+          <w:bCs/>
+          <w:szCs w:val="21"/>
+        </w:rPr>
+        <w:t>1. </w:t>
+      </w:r>
+      <w:proofErr w:type="gramStart"/>
+      <w:r>
+        <w:rPr>
+          <w:rFonts w:ascii="宋体" w:eastAsia="宋体" w:hAnsi="宋体"/>
+          <w:b/>
+          <w:bCs/>
+          <w:szCs w:val="21"/>
+        </w:rPr>
+        <w:t>空码区</w:t>
+      </w:r>
+      <w:proofErr w:type="gramEnd"/>
+      <w:r>
+        <w:rPr>
+          <w:rFonts w:ascii="宋体" w:eastAsia="宋体" w:hAnsi="宋体"/>
+          <w:b/>
+          <w:bCs/>
+          <w:szCs w:val="21"/>
+        </w:rPr>
+        <w:t>类型</w:t>
       </w:r>
     </w:p>
     <w:p>
@@ -22894,7 +26690,23 @@
           <w:rFonts w:ascii="宋体" w:eastAsia="宋体" w:hAnsi="宋体"/>
           <w:szCs w:val="21"/>
         </w:rPr>
-        <w:t>：如"bb"（bou不存在）、"</w:t>
+        <w:t>：如"bb"（</w:t>
+      </w:r>
+      <w:proofErr w:type="spellStart"/>
+      <w:r>
+        <w:rPr>
+          <w:rFonts w:ascii="宋体" w:eastAsia="宋体" w:hAnsi="宋体"/>
+          <w:szCs w:val="21"/>
+        </w:rPr>
+        <w:t>bou</w:t>
+      </w:r>
+      <w:proofErr w:type="spellEnd"/>
+      <w:r>
+        <w:rPr>
+          <w:rFonts w:ascii="宋体" w:eastAsia="宋体" w:hAnsi="宋体"/>
+          <w:szCs w:val="21"/>
+        </w:rPr>
+        <w:t>不存在）、"</w:t>
       </w:r>
       <w:r>
         <w:rPr>
@@ -22938,6 +26750,7 @@
         </w:rPr>
         <w:t>：</w:t>
       </w:r>
+      <w:proofErr w:type="gramStart"/>
       <w:r>
         <w:rPr>
           <w:rFonts w:ascii="宋体" w:eastAsia="宋体" w:hAnsi="宋体" w:hint="eastAsia"/>
@@ -22950,7 +26763,15 @@
           <w:rFonts w:ascii="宋体" w:eastAsia="宋体" w:hAnsi="宋体"/>
           <w:szCs w:val="21"/>
         </w:rPr>
-        <w:t>码5-9（实际只有0-4）</w:t>
+        <w:t>码</w:t>
+      </w:r>
+      <w:proofErr w:type="gramEnd"/>
+      <w:r>
+        <w:rPr>
+          <w:rFonts w:ascii="宋体" w:eastAsia="宋体" w:hAnsi="宋体"/>
+          <w:szCs w:val="21"/>
+        </w:rPr>
+        <w:t>5-9（实际只有0-4）</w:t>
       </w:r>
     </w:p>
     <w:p>
@@ -23046,7 +26867,23 @@
           <w:rFonts w:ascii="宋体" w:eastAsia="宋体" w:hAnsi="宋体"/>
           <w:szCs w:val="21"/>
         </w:rPr>
-        <w:t>：其他空码区开放给用户自由定义</w:t>
+        <w:t>：其他</w:t>
+      </w:r>
+      <w:proofErr w:type="gramStart"/>
+      <w:r>
+        <w:rPr>
+          <w:rFonts w:ascii="宋体" w:eastAsia="宋体" w:hAnsi="宋体"/>
+          <w:szCs w:val="21"/>
+        </w:rPr>
+        <w:t>空码区开放</w:t>
+      </w:r>
+      <w:proofErr w:type="gramEnd"/>
+      <w:r>
+        <w:rPr>
+          <w:rFonts w:ascii="宋体" w:eastAsia="宋体" w:hAnsi="宋体"/>
+          <w:szCs w:val="21"/>
+        </w:rPr>
+        <w:t>给用户自由定义</w:t>
       </w:r>
     </w:p>
     <w:p>
@@ -23116,8 +26953,17 @@
           <w:rFonts w:ascii="宋体" w:eastAsia="宋体" w:hAnsi="宋体"/>
           <w:szCs w:val="21"/>
         </w:rPr>
-        <w:t>放入空码区</w:t>
-      </w:r>
+        <w:t>放入</w:t>
+      </w:r>
+      <w:proofErr w:type="gramStart"/>
+      <w:r>
+        <w:rPr>
+          <w:rFonts w:ascii="宋体" w:eastAsia="宋体" w:hAnsi="宋体"/>
+          <w:szCs w:val="21"/>
+        </w:rPr>
+        <w:t>空码区</w:t>
+      </w:r>
+      <w:proofErr w:type="gramEnd"/>
     </w:p>
     <w:p>
       <w:pPr>
@@ -23268,7 +27114,39 @@
           <w:rFonts w:ascii="宋体" w:eastAsia="宋体" w:hAnsi="宋体" w:hint="eastAsia"/>
           <w:szCs w:val="21"/>
         </w:rPr>
-        <w:t xml:space="preserve">    使用无数字版码表，便于主流输入法系统识别。无数字四位码实现如下：</w:t>
+        <w:t xml:space="preserve">    使用</w:t>
+      </w:r>
+      <w:proofErr w:type="gramStart"/>
+      <w:r>
+        <w:rPr>
+          <w:rFonts w:ascii="宋体" w:eastAsia="宋体" w:hAnsi="宋体" w:hint="eastAsia"/>
+          <w:szCs w:val="21"/>
+        </w:rPr>
+        <w:t>无数字版</w:t>
+      </w:r>
+      <w:proofErr w:type="gramEnd"/>
+      <w:r>
+        <w:rPr>
+          <w:rFonts w:ascii="宋体" w:eastAsia="宋体" w:hAnsi="宋体" w:hint="eastAsia"/>
+          <w:szCs w:val="21"/>
+        </w:rPr>
+        <w:t>码表，便于主流输入法系统识别。</w:t>
+      </w:r>
+      <w:proofErr w:type="gramStart"/>
+      <w:r>
+        <w:rPr>
+          <w:rFonts w:ascii="宋体" w:eastAsia="宋体" w:hAnsi="宋体" w:hint="eastAsia"/>
+          <w:szCs w:val="21"/>
+        </w:rPr>
+        <w:t>无数字四位码实现</w:t>
+      </w:r>
+      <w:proofErr w:type="gramEnd"/>
+      <w:r>
+        <w:rPr>
+          <w:rFonts w:ascii="宋体" w:eastAsia="宋体" w:hAnsi="宋体" w:hint="eastAsia"/>
+          <w:szCs w:val="21"/>
+        </w:rPr>
+        <w:t>如下：</w:t>
       </w:r>
     </w:p>
     <w:p>
@@ -23299,22 +27177,182 @@
           <w:szCs w:val="21"/>
         </w:rPr>
         <w:lastRenderedPageBreak/>
-        <w:t xml:space="preserve">    前面双拼两位基本不变，除了ing适配：b,d,p,t和y的ing为d。jqx的ing为a。lmn的ing为v。</w:t>
-      </w:r>
-    </w:p>
-    <w:p>
-      <w:pPr>
-        <w:rPr>
-          <w:rFonts w:ascii="宋体" w:eastAsia="宋体" w:hAnsi="宋体" w:hint="eastAsia"/>
-          <w:szCs w:val="21"/>
-        </w:rPr>
-      </w:pPr>
-      <w:r>
-        <w:rPr>
-          <w:rFonts w:ascii="宋体" w:eastAsia="宋体" w:hAnsi="宋体" w:hint="eastAsia"/>
-          <w:szCs w:val="21"/>
-        </w:rPr>
-        <w:t xml:space="preserve">    独体字：先平仄，再字形。每个平仄又分两到三声，第一声（平声中的阴平，仄声中的上声）字形字母（0-9）为pqwertyuio。第二声（平声中的阳平，仄声中的去声）字形字母为masdfghjkl。第三声（即仄声中的轻声）字形字母为zxcvbncvbn。</w:t>
+        <w:t xml:space="preserve">    前面双拼两位基本不变，除了</w:t>
+      </w:r>
+      <w:proofErr w:type="spellStart"/>
+      <w:r>
+        <w:rPr>
+          <w:rFonts w:ascii="宋体" w:eastAsia="宋体" w:hAnsi="宋体" w:hint="eastAsia"/>
+          <w:szCs w:val="21"/>
+        </w:rPr>
+        <w:t>ing</w:t>
+      </w:r>
+      <w:proofErr w:type="spellEnd"/>
+      <w:r>
+        <w:rPr>
+          <w:rFonts w:ascii="宋体" w:eastAsia="宋体" w:hAnsi="宋体" w:hint="eastAsia"/>
+          <w:szCs w:val="21"/>
+        </w:rPr>
+        <w:t>适配：</w:t>
+      </w:r>
+      <w:proofErr w:type="spellStart"/>
+      <w:r>
+        <w:rPr>
+          <w:rFonts w:ascii="宋体" w:eastAsia="宋体" w:hAnsi="宋体" w:hint="eastAsia"/>
+          <w:szCs w:val="21"/>
+        </w:rPr>
+        <w:t>b,d,p,t</w:t>
+      </w:r>
+      <w:proofErr w:type="spellEnd"/>
+      <w:r>
+        <w:rPr>
+          <w:rFonts w:ascii="宋体" w:eastAsia="宋体" w:hAnsi="宋体" w:hint="eastAsia"/>
+          <w:szCs w:val="21"/>
+        </w:rPr>
+        <w:t>和y的</w:t>
+      </w:r>
+      <w:proofErr w:type="spellStart"/>
+      <w:r>
+        <w:rPr>
+          <w:rFonts w:ascii="宋体" w:eastAsia="宋体" w:hAnsi="宋体" w:hint="eastAsia"/>
+          <w:szCs w:val="21"/>
+        </w:rPr>
+        <w:t>ing</w:t>
+      </w:r>
+      <w:proofErr w:type="spellEnd"/>
+      <w:r>
+        <w:rPr>
+          <w:rFonts w:ascii="宋体" w:eastAsia="宋体" w:hAnsi="宋体" w:hint="eastAsia"/>
+          <w:szCs w:val="21"/>
+        </w:rPr>
+        <w:t>为d。</w:t>
+      </w:r>
+      <w:proofErr w:type="spellStart"/>
+      <w:r>
+        <w:rPr>
+          <w:rFonts w:ascii="宋体" w:eastAsia="宋体" w:hAnsi="宋体" w:hint="eastAsia"/>
+          <w:szCs w:val="21"/>
+        </w:rPr>
+        <w:t>jqx</w:t>
+      </w:r>
+      <w:proofErr w:type="spellEnd"/>
+      <w:r>
+        <w:rPr>
+          <w:rFonts w:ascii="宋体" w:eastAsia="宋体" w:hAnsi="宋体" w:hint="eastAsia"/>
+          <w:szCs w:val="21"/>
+        </w:rPr>
+        <w:t>的</w:t>
+      </w:r>
+      <w:proofErr w:type="spellStart"/>
+      <w:r>
+        <w:rPr>
+          <w:rFonts w:ascii="宋体" w:eastAsia="宋体" w:hAnsi="宋体" w:hint="eastAsia"/>
+          <w:szCs w:val="21"/>
+        </w:rPr>
+        <w:t>ing</w:t>
+      </w:r>
+      <w:proofErr w:type="spellEnd"/>
+      <w:r>
+        <w:rPr>
+          <w:rFonts w:ascii="宋体" w:eastAsia="宋体" w:hAnsi="宋体" w:hint="eastAsia"/>
+          <w:szCs w:val="21"/>
+        </w:rPr>
+        <w:t>为a。</w:t>
+      </w:r>
+      <w:proofErr w:type="spellStart"/>
+      <w:r>
+        <w:rPr>
+          <w:rFonts w:ascii="宋体" w:eastAsia="宋体" w:hAnsi="宋体" w:hint="eastAsia"/>
+          <w:szCs w:val="21"/>
+        </w:rPr>
+        <w:t>lmn</w:t>
+      </w:r>
+      <w:proofErr w:type="spellEnd"/>
+      <w:r>
+        <w:rPr>
+          <w:rFonts w:ascii="宋体" w:eastAsia="宋体" w:hAnsi="宋体" w:hint="eastAsia"/>
+          <w:szCs w:val="21"/>
+        </w:rPr>
+        <w:t>的</w:t>
+      </w:r>
+      <w:proofErr w:type="spellStart"/>
+      <w:r>
+        <w:rPr>
+          <w:rFonts w:ascii="宋体" w:eastAsia="宋体" w:hAnsi="宋体" w:hint="eastAsia"/>
+          <w:szCs w:val="21"/>
+        </w:rPr>
+        <w:t>ing</w:t>
+      </w:r>
+      <w:proofErr w:type="spellEnd"/>
+      <w:r>
+        <w:rPr>
+          <w:rFonts w:ascii="宋体" w:eastAsia="宋体" w:hAnsi="宋体" w:hint="eastAsia"/>
+          <w:szCs w:val="21"/>
+        </w:rPr>
+        <w:t>为v。</w:t>
+      </w:r>
+    </w:p>
+    <w:p>
+      <w:pPr>
+        <w:rPr>
+          <w:rFonts w:ascii="宋体" w:eastAsia="宋体" w:hAnsi="宋体" w:hint="eastAsia"/>
+          <w:szCs w:val="21"/>
+        </w:rPr>
+      </w:pPr>
+      <w:r>
+        <w:rPr>
+          <w:rFonts w:ascii="宋体" w:eastAsia="宋体" w:hAnsi="宋体" w:hint="eastAsia"/>
+          <w:szCs w:val="21"/>
+        </w:rPr>
+        <w:t xml:space="preserve">    独体字：先平仄，再字形。每个平仄又分两到三声，第一声（平声中的阴平，仄声中的上声）字形字母（0-9）为</w:t>
+      </w:r>
+      <w:proofErr w:type="spellStart"/>
+      <w:r>
+        <w:rPr>
+          <w:rFonts w:ascii="宋体" w:eastAsia="宋体" w:hAnsi="宋体" w:hint="eastAsia"/>
+          <w:szCs w:val="21"/>
+        </w:rPr>
+        <w:t>pqwertyuio</w:t>
+      </w:r>
+      <w:proofErr w:type="spellEnd"/>
+      <w:r>
+        <w:rPr>
+          <w:rFonts w:ascii="宋体" w:eastAsia="宋体" w:hAnsi="宋体" w:hint="eastAsia"/>
+          <w:szCs w:val="21"/>
+        </w:rPr>
+        <w:t>。第二声（平声中的阳平，仄声中的去声）字形字母为</w:t>
+      </w:r>
+      <w:proofErr w:type="spellStart"/>
+      <w:r>
+        <w:rPr>
+          <w:rFonts w:ascii="宋体" w:eastAsia="宋体" w:hAnsi="宋体" w:hint="eastAsia"/>
+          <w:szCs w:val="21"/>
+        </w:rPr>
+        <w:t>masdfghjkl</w:t>
+      </w:r>
+      <w:proofErr w:type="spellEnd"/>
+      <w:r>
+        <w:rPr>
+          <w:rFonts w:ascii="宋体" w:eastAsia="宋体" w:hAnsi="宋体" w:hint="eastAsia"/>
+          <w:szCs w:val="21"/>
+        </w:rPr>
+        <w:t>。第三声（即仄声中的轻声）字形字母为</w:t>
+      </w:r>
+      <w:proofErr w:type="spellStart"/>
+      <w:r>
+        <w:rPr>
+          <w:rFonts w:ascii="宋体" w:eastAsia="宋体" w:hAnsi="宋体" w:hint="eastAsia"/>
+          <w:szCs w:val="21"/>
+        </w:rPr>
+        <w:t>zxcvbncvbn</w:t>
+      </w:r>
+      <w:proofErr w:type="spellEnd"/>
+      <w:r>
+        <w:rPr>
+          <w:rFonts w:ascii="宋体" w:eastAsia="宋体" w:hAnsi="宋体" w:hint="eastAsia"/>
+          <w:szCs w:val="21"/>
+        </w:rPr>
+        <w:t>。</w:t>
       </w:r>
     </w:p>
     <w:p>
@@ -23344,7 +27382,39 @@
           <w:rFonts w:ascii="宋体" w:eastAsia="宋体" w:hAnsi="宋体" w:hint="eastAsia"/>
           <w:szCs w:val="21"/>
         </w:rPr>
-        <w:t xml:space="preserve">    先部首码，再附加。附加分副码是否省略：省略副码：用平仄。副码不省略：用副码。</w:t>
+        <w:t xml:space="preserve">    先部首码，再附加。附加</w:t>
+      </w:r>
+      <w:proofErr w:type="gramStart"/>
+      <w:r>
+        <w:rPr>
+          <w:rFonts w:ascii="宋体" w:eastAsia="宋体" w:hAnsi="宋体" w:hint="eastAsia"/>
+          <w:szCs w:val="21"/>
+        </w:rPr>
+        <w:t>分副码是否</w:t>
+      </w:r>
+      <w:proofErr w:type="gramEnd"/>
+      <w:r>
+        <w:rPr>
+          <w:rFonts w:ascii="宋体" w:eastAsia="宋体" w:hAnsi="宋体" w:hint="eastAsia"/>
+          <w:szCs w:val="21"/>
+        </w:rPr>
+        <w:t>省略：省略副码：用平仄。</w:t>
+      </w:r>
+      <w:proofErr w:type="gramStart"/>
+      <w:r>
+        <w:rPr>
+          <w:rFonts w:ascii="宋体" w:eastAsia="宋体" w:hAnsi="宋体" w:hint="eastAsia"/>
+          <w:szCs w:val="21"/>
+        </w:rPr>
+        <w:t>副码不省略</w:t>
+      </w:r>
+      <w:proofErr w:type="gramEnd"/>
+      <w:r>
+        <w:rPr>
+          <w:rFonts w:ascii="宋体" w:eastAsia="宋体" w:hAnsi="宋体" w:hint="eastAsia"/>
+          <w:szCs w:val="21"/>
+        </w:rPr>
+        <w:t>：用副码。</w:t>
       </w:r>
     </w:p>
     <w:p>
@@ -30471,7 +34541,6 @@
   <w:style w:type="character" w:default="1" w:styleId="a0">
     <w:name w:val="Default Paragraph Font"/>
     <w:uiPriority w:val="1"/>
-    <w:semiHidden/>
     <w:unhideWhenUsed/>
   </w:style>
   <w:style w:type="table" w:default="1" w:styleId="a1">
@@ -30889,6 +34958,29 @@
       <w:szCs w:val="24"/>
     </w:rPr>
   </w:style>
+  <w:style w:type="character" w:styleId="af1">
+    <w:name w:val="Hyperlink"/>
+    <w:basedOn w:val="a0"/>
+    <w:uiPriority w:val="99"/>
+    <w:unhideWhenUsed/>
+    <w:rsid w:val="00966A7E"/>
+    <w:rPr>
+      <w:color w:val="467886" w:themeColor="hyperlink"/>
+      <w:u w:val="single"/>
+    </w:rPr>
+  </w:style>
+  <w:style w:type="character" w:styleId="af2">
+    <w:name w:val="Unresolved Mention"/>
+    <w:basedOn w:val="a0"/>
+    <w:uiPriority w:val="99"/>
+    <w:semiHidden/>
+    <w:unhideWhenUsed/>
+    <w:rsid w:val="00966A7E"/>
+    <w:rPr>
+      <w:color w:val="605E5C"/>
+      <w:shd w:val="clear" w:color="auto" w:fill="E1DFDD"/>
+    </w:rPr>
+  </w:style>
 </w:styles>
 </file>
 

--- a/help/解书音形规则文本.docx
+++ b/help/解书音形规则文本.docx
@@ -5596,7 +5596,7 @@
           <w14:ligatures w14:val="none"/>
         </w:rPr>
         <w:drawing>
-          <wp:inline distT="0" distB="0" distL="0" distR="0" wp14:anchorId="021093D3" wp14:editId="70916E8B">
+          <wp:inline distT="0" distB="0" distL="0" distR="0" wp14:anchorId="021093D3" wp14:editId="003AAAC1">
             <wp:extent cx="3864293" cy="1155659"/>
             <wp:effectExtent l="0" t="0" r="3175" b="6985"/>
             <wp:docPr id="876378149" name="图片 2"/>
@@ -26398,6 +26398,114 @@
           </w:p>
         </w:tc>
       </w:tr>
+      <w:tr>
+        <w:tc>
+          <w:tcPr>
+            <w:tcW w:w="0" w:type="auto"/>
+            <w:tcMar>
+              <w:top w:w="150" w:type="dxa"/>
+              <w:left w:w="0" w:type="dxa"/>
+              <w:bottom w:w="150" w:type="dxa"/>
+              <w:right w:w="240" w:type="dxa"/>
+            </w:tcMar>
+            <w:vAlign w:val="center"/>
+          </w:tcPr>
+          <w:p>
+            <w:pPr>
+              <w:rPr>
+                <w:rFonts w:ascii="宋体" w:eastAsia="宋体" w:hAnsi="宋体" w:hint="eastAsia"/>
+                <w:szCs w:val="21"/>
+              </w:rPr>
+            </w:pPr>
+            <w:r>
+              <w:rPr>
+                <w:rFonts w:ascii="宋体" w:eastAsia="宋体" w:hAnsi="宋体" w:hint="eastAsia"/>
+                <w:szCs w:val="21"/>
+              </w:rPr>
+              <w:t>v</w:t>
+            </w:r>
+          </w:p>
+        </w:tc>
+        <w:tc>
+          <w:tcPr>
+            <w:tcW w:w="0" w:type="auto"/>
+            <w:tcMar>
+              <w:top w:w="150" w:type="dxa"/>
+              <w:left w:w="240" w:type="dxa"/>
+              <w:bottom w:w="150" w:type="dxa"/>
+              <w:right w:w="240" w:type="dxa"/>
+            </w:tcMar>
+            <w:vAlign w:val="center"/>
+          </w:tcPr>
+          <w:p>
+            <w:pPr>
+              <w:rPr>
+                <w:rFonts w:ascii="宋体" w:eastAsia="宋体" w:hAnsi="宋体" w:hint="eastAsia"/>
+                <w:szCs w:val="21"/>
+              </w:rPr>
+            </w:pPr>
+            <w:r>
+              <w:rPr>
+                <w:rFonts w:ascii="宋体" w:eastAsia="宋体" w:hAnsi="宋体"/>
+                <w:szCs w:val="21"/>
+              </w:rPr>
+              <w:t>中文相关</w:t>
+            </w:r>
+          </w:p>
+        </w:tc>
+        <w:tc>
+          <w:tcPr>
+            <w:tcW w:w="0" w:type="auto"/>
+            <w:tcMar>
+              <w:top w:w="150" w:type="dxa"/>
+              <w:left w:w="240" w:type="dxa"/>
+              <w:bottom w:w="150" w:type="dxa"/>
+              <w:right w:w="0" w:type="dxa"/>
+            </w:tcMar>
+            <w:vAlign w:val="center"/>
+          </w:tcPr>
+          <w:p>
+            <w:pPr>
+              <w:rPr>
+                <w:rFonts w:ascii="宋体" w:eastAsia="宋体" w:hAnsi="宋体" w:hint="eastAsia"/>
+                <w:szCs w:val="21"/>
+              </w:rPr>
+            </w:pPr>
+            <w:proofErr w:type="spellStart"/>
+            <w:proofErr w:type="gramStart"/>
+            <w:r>
+              <w:rPr>
+                <w:rFonts w:ascii="宋体" w:eastAsia="宋体" w:hAnsi="宋体" w:hint="eastAsia"/>
+                <w:szCs w:val="21"/>
+              </w:rPr>
+              <w:t>vr</w:t>
+            </w:r>
+            <w:proofErr w:type="spellEnd"/>
+            <w:r>
+              <w:rPr>
+                <w:rFonts w:ascii="宋体" w:eastAsia="宋体" w:hAnsi="宋体" w:hint="eastAsia"/>
+                <w:szCs w:val="21"/>
+              </w:rPr>
+              <w:t>.</w:t>
+            </w:r>
+            <w:r>
+              <w:rPr>
+                <w:rFonts w:ascii="宋体" w:eastAsia="宋体" w:hAnsi="宋体"/>
+                <w:szCs w:val="21"/>
+              </w:rPr>
+              <w:t>→</w:t>
+            </w:r>
+            <w:proofErr w:type="gramEnd"/>
+            <w:r>
+              <w:rPr>
+                <w:rFonts w:ascii="宋体" w:eastAsia="宋体" w:hAnsi="宋体"/>
+                <w:szCs w:val="21"/>
+              </w:rPr>
+              <w:t>⿰</w:t>
+            </w:r>
+          </w:p>
+        </w:tc>
+      </w:tr>
     </w:tbl>
     <w:p>
       <w:pPr>
@@ -27135,6 +27243,7 @@
           <w:rFonts w:ascii="宋体" w:eastAsia="宋体" w:hAnsi="宋体" w:hint="eastAsia"/>
           <w:szCs w:val="21"/>
         </w:rPr>
+        <w:lastRenderedPageBreak/>
         <w:t xml:space="preserve">    使用</w:t>
       </w:r>
       <w:proofErr w:type="gramStart"/>
@@ -27197,7 +27306,6 @@
           <w:rFonts w:ascii="宋体" w:eastAsia="宋体" w:hAnsi="宋体" w:hint="eastAsia"/>
           <w:szCs w:val="21"/>
         </w:rPr>
-        <w:lastRenderedPageBreak/>
         <w:t xml:space="preserve">    前面双拼两位基本不变，除了</w:t>
       </w:r>
       <w:proofErr w:type="spellStart"/>
@@ -34562,6 +34670,7 @@
   <w:style w:type="character" w:default="1" w:styleId="a0">
     <w:name w:val="Default Paragraph Font"/>
     <w:uiPriority w:val="1"/>
+    <w:semiHidden/>
     <w:unhideWhenUsed/>
   </w:style>
   <w:style w:type="table" w:default="1" w:styleId="a1">
